--- a/docs/manuals/Role_Guide_1_PI_Admin.docx
+++ b/docs/manuals/Role_Guide_1_PI_Admin.docx
@@ -538,7 +538,7 @@
     <w:sdt>
       <w:sdtPr>
         <w:alias w:val="Contents"/>
-        <w:id w:val="-1989850163"/>
+        <w:id w:val="1063995378"/>
       </w:sdtPr>
       <w:sdtEndPr/>
       <w:sdtContent>
@@ -567,7 +567,7 @@
           <w:r>
             <w:fldChar w:fldCharType="separate"/>
           </w:r>
-          <w:hyperlink w:anchor="_Toc240395053" w:history="1">
+          <w:hyperlink w:anchor="_Toc240405825" w:history="1">
             <w:r>
               <w:rPr>
                 <w:rStyle w:val="Hyperlink"/>
@@ -591,7 +591,7 @@
               <w:rPr>
                 <w:noProof/>
               </w:rPr>
-              <w:instrText xml:space="preserve"> PAGEREF _Toc240395053 \h </w:instrText>
+              <w:instrText xml:space="preserve"> PAGEREF _Toc240405825 \h </w:instrText>
             </w:r>
             <w:r>
               <w:rPr>
@@ -634,7 +634,7 @@
               <w14:ligatures w14:val="standardContextual"/>
             </w:rPr>
           </w:pPr>
-          <w:hyperlink w:anchor="_Toc240395054" w:history="1">
+          <w:hyperlink w:anchor="_Toc240405826" w:history="1">
             <w:r>
               <w:rPr>
                 <w:rStyle w:val="Hyperlink"/>
@@ -658,7 +658,7 @@
               <w:rPr>
                 <w:noProof/>
               </w:rPr>
-              <w:instrText xml:space="preserve"> PAGEREF _Toc240395054 \h </w:instrText>
+              <w:instrText xml:space="preserve"> PAGEREF _Toc240405826 \h </w:instrText>
             </w:r>
             <w:r>
               <w:rPr>
@@ -701,7 +701,7 @@
               <w14:ligatures w14:val="standardContextual"/>
             </w:rPr>
           </w:pPr>
-          <w:hyperlink w:anchor="_Toc240395055" w:history="1">
+          <w:hyperlink w:anchor="_Toc240405827" w:history="1">
             <w:r>
               <w:rPr>
                 <w:rStyle w:val="Hyperlink"/>
@@ -725,7 +725,7 @@
               <w:rPr>
                 <w:noProof/>
               </w:rPr>
-              <w:instrText xml:space="preserve"> PAGEREF _Toc240395055 \h </w:instrText>
+              <w:instrText xml:space="preserve"> PAGEREF _Toc240405827 \h </w:instrText>
             </w:r>
             <w:r>
               <w:rPr>
@@ -768,7 +768,7 @@
               <w14:ligatures w14:val="standardContextual"/>
             </w:rPr>
           </w:pPr>
-          <w:hyperlink w:anchor="_Toc240395056" w:history="1">
+          <w:hyperlink w:anchor="_Toc240405828" w:history="1">
             <w:r>
               <w:rPr>
                 <w:rStyle w:val="Hyperlink"/>
@@ -792,7 +792,7 @@
               <w:rPr>
                 <w:noProof/>
               </w:rPr>
-              <w:instrText xml:space="preserve"> PAGEREF _Toc240395056 \h </w:instrText>
+              <w:instrText xml:space="preserve"> PAGEREF _Toc240405828 \h </w:instrText>
             </w:r>
             <w:r>
               <w:rPr>
@@ -835,7 +835,7 @@
               <w14:ligatures w14:val="standardContextual"/>
             </w:rPr>
           </w:pPr>
-          <w:hyperlink w:anchor="_Toc240395057" w:history="1">
+          <w:hyperlink w:anchor="_Toc240405829" w:history="1">
             <w:r>
               <w:rPr>
                 <w:rStyle w:val="Hyperlink"/>
@@ -859,7 +859,7 @@
               <w:rPr>
                 <w:noProof/>
               </w:rPr>
-              <w:instrText xml:space="preserve"> PAGEREF _Toc240395057 \h </w:instrText>
+              <w:instrText xml:space="preserve"> PAGEREF _Toc240405829 \h </w:instrText>
             </w:r>
             <w:r>
               <w:rPr>
@@ -902,7 +902,7 @@
               <w14:ligatures w14:val="standardContextual"/>
             </w:rPr>
           </w:pPr>
-          <w:hyperlink w:anchor="_Toc240395058" w:history="1">
+          <w:hyperlink w:anchor="_Toc240405830" w:history="1">
             <w:r>
               <w:rPr>
                 <w:rStyle w:val="Hyperlink"/>
@@ -926,7 +926,7 @@
               <w:rPr>
                 <w:noProof/>
               </w:rPr>
-              <w:instrText xml:space="preserve"> PAGEREF _Toc240395058 \h </w:instrText>
+              <w:instrText xml:space="preserve"> PAGEREF _Toc240405830 \h </w:instrText>
             </w:r>
             <w:r>
               <w:rPr>
@@ -969,7 +969,7 @@
               <w14:ligatures w14:val="standardContextual"/>
             </w:rPr>
           </w:pPr>
-          <w:hyperlink w:anchor="_Toc240395059" w:history="1">
+          <w:hyperlink w:anchor="_Toc240405831" w:history="1">
             <w:r>
               <w:rPr>
                 <w:rStyle w:val="Hyperlink"/>
@@ -993,7 +993,7 @@
               <w:rPr>
                 <w:noProof/>
               </w:rPr>
-              <w:instrText xml:space="preserve"> PAGEREF _Toc240395059 \h </w:instrText>
+              <w:instrText xml:space="preserve"> PAGEREF _Toc240405831 \h </w:instrText>
             </w:r>
             <w:r>
               <w:rPr>
@@ -1036,7 +1036,7 @@
               <w14:ligatures w14:val="standardContextual"/>
             </w:rPr>
           </w:pPr>
-          <w:hyperlink w:anchor="_Toc240395060" w:history="1">
+          <w:hyperlink w:anchor="_Toc240405832" w:history="1">
             <w:r>
               <w:rPr>
                 <w:rStyle w:val="Hyperlink"/>
@@ -1060,7 +1060,7 @@
               <w:rPr>
                 <w:noProof/>
               </w:rPr>
-              <w:instrText xml:space="preserve"> PAGEREF _Toc240395060 \h </w:instrText>
+              <w:instrText xml:space="preserve"> PAGEREF _Toc240405832 \h </w:instrText>
             </w:r>
             <w:r>
               <w:rPr>
@@ -1103,13 +1103,13 @@
               <w14:ligatures w14:val="standardContextual"/>
             </w:rPr>
           </w:pPr>
-          <w:hyperlink w:anchor="_Toc240395061" w:history="1">
+          <w:hyperlink w:anchor="_Toc240405833" w:history="1">
             <w:r>
               <w:rPr>
                 <w:rStyle w:val="Hyperlink"/>
                 <w:noProof/>
               </w:rPr>
-              <w:t>4.1 Creating staff accounts</w:t>
+              <w:t>4.1 Creating staff accounts for the whole team</w:t>
             </w:r>
             <w:r>
               <w:rPr>
@@ -1127,7 +1127,7 @@
               <w:rPr>
                 <w:noProof/>
               </w:rPr>
-              <w:instrText xml:space="preserve"> PAGEREF _Toc240395061 \h </w:instrText>
+              <w:instrText xml:space="preserve"> PAGEREF _Toc240405833 \h </w:instrText>
             </w:r>
             <w:r>
               <w:rPr>
@@ -1170,7 +1170,7 @@
               <w14:ligatures w14:val="standardContextual"/>
             </w:rPr>
           </w:pPr>
-          <w:hyperlink w:anchor="_Toc240395062" w:history="1">
+          <w:hyperlink w:anchor="_Toc240405834" w:history="1">
             <w:r>
               <w:rPr>
                 <w:rStyle w:val="Hyperlink"/>
@@ -1194,7 +1194,7 @@
               <w:rPr>
                 <w:noProof/>
               </w:rPr>
-              <w:instrText xml:space="preserve"> PAGEREF _Toc240395062 \h </w:instrText>
+              <w:instrText xml:space="preserve"> PAGEREF _Toc240405834 \h </w:instrText>
             </w:r>
             <w:r>
               <w:rPr>
@@ -1237,7 +1237,7 @@
               <w14:ligatures w14:val="standardContextual"/>
             </w:rPr>
           </w:pPr>
-          <w:hyperlink w:anchor="_Toc240395063" w:history="1">
+          <w:hyperlink w:anchor="_Toc240405835" w:history="1">
             <w:r>
               <w:rPr>
                 <w:rStyle w:val="Hyperlink"/>
@@ -1261,7 +1261,7 @@
               <w:rPr>
                 <w:noProof/>
               </w:rPr>
-              <w:instrText xml:space="preserve"> PAGEREF _Toc240395063 \h </w:instrText>
+              <w:instrText xml:space="preserve"> PAGEREF _Toc240405835 \h </w:instrText>
             </w:r>
             <w:r>
               <w:rPr>
@@ -1304,13 +1304,13 @@
               <w14:ligatures w14:val="standardContextual"/>
             </w:rPr>
           </w:pPr>
-          <w:hyperlink w:anchor="_Toc240395064" w:history="1">
+          <w:hyperlink w:anchor="_Toc240405836" w:history="1">
             <w:r>
               <w:rPr>
                 <w:rStyle w:val="Hyperlink"/>
                 <w:noProof/>
               </w:rPr>
-              <w:t>4.4 Assigning cases to named Contact RAs</w:t>
+              <w:t>4.4 Reassigning cases between Contact RAs</w:t>
             </w:r>
             <w:r>
               <w:rPr>
@@ -1328,7 +1328,7 @@
               <w:rPr>
                 <w:noProof/>
               </w:rPr>
-              <w:instrText xml:space="preserve"> PAGEREF _Toc240395064 \h </w:instrText>
+              <w:instrText xml:space="preserve"> PAGEREF _Toc240405836 \h </w:instrText>
             </w:r>
             <w:r>
               <w:rPr>
@@ -1371,7 +1371,7 @@
               <w14:ligatures w14:val="standardContextual"/>
             </w:rPr>
           </w:pPr>
-          <w:hyperlink w:anchor="_Toc240395065" w:history="1">
+          <w:hyperlink w:anchor="_Toc240405837" w:history="1">
             <w:r>
               <w:rPr>
                 <w:rStyle w:val="Hyperlink"/>
@@ -1395,7 +1395,7 @@
               <w:rPr>
                 <w:noProof/>
               </w:rPr>
-              <w:instrText xml:space="preserve"> PAGEREF _Toc240395065 \h </w:instrText>
+              <w:instrText xml:space="preserve"> PAGEREF _Toc240405837 \h </w:instrText>
             </w:r>
             <w:r>
               <w:rPr>
@@ -1412,7 +1412,7 @@
               <w:rPr>
                 <w:noProof/>
               </w:rPr>
-              <w:t>12</w:t>
+              <w:t>13</w:t>
             </w:r>
             <w:r>
               <w:rPr>
@@ -1438,7 +1438,7 @@
               <w14:ligatures w14:val="standardContextual"/>
             </w:rPr>
           </w:pPr>
-          <w:hyperlink w:anchor="_Toc240395066" w:history="1">
+          <w:hyperlink w:anchor="_Toc240405838" w:history="1">
             <w:r>
               <w:rPr>
                 <w:rStyle w:val="Hyperlink"/>
@@ -1462,7 +1462,7 @@
               <w:rPr>
                 <w:noProof/>
               </w:rPr>
-              <w:instrText xml:space="preserve"> PAGEREF _Toc240395066 \h </w:instrText>
+              <w:instrText xml:space="preserve"> PAGEREF _Toc240405838 \h </w:instrText>
             </w:r>
             <w:r>
               <w:rPr>
@@ -1505,7 +1505,7 @@
               <w14:ligatures w14:val="standardContextual"/>
             </w:rPr>
           </w:pPr>
-          <w:hyperlink w:anchor="_Toc240395067" w:history="1">
+          <w:hyperlink w:anchor="_Toc240405839" w:history="1">
             <w:r>
               <w:rPr>
                 <w:rStyle w:val="Hyperlink"/>
@@ -1529,7 +1529,7 @@
               <w:rPr>
                 <w:noProof/>
               </w:rPr>
-              <w:instrText xml:space="preserve"> PAGEREF _Toc240395067 \h </w:instrText>
+              <w:instrText xml:space="preserve"> PAGEREF _Toc240405839 \h </w:instrText>
             </w:r>
             <w:r>
               <w:rPr>
@@ -1546,7 +1546,7 @@
               <w:rPr>
                 <w:noProof/>
               </w:rPr>
-              <w:t>13</w:t>
+              <w:t>14</w:t>
             </w:r>
             <w:r>
               <w:rPr>
@@ -1572,7 +1572,7 @@
               <w14:ligatures w14:val="standardContextual"/>
             </w:rPr>
           </w:pPr>
-          <w:hyperlink w:anchor="_Toc240395068" w:history="1">
+          <w:hyperlink w:anchor="_Toc240405840" w:history="1">
             <w:r>
               <w:rPr>
                 <w:rStyle w:val="Hyperlink"/>
@@ -1596,7 +1596,7 @@
               <w:rPr>
                 <w:noProof/>
               </w:rPr>
-              <w:instrText xml:space="preserve"> PAGEREF _Toc240395068 \h </w:instrText>
+              <w:instrText xml:space="preserve"> PAGEREF _Toc240405840 \h </w:instrText>
             </w:r>
             <w:r>
               <w:rPr>
@@ -1613,7 +1613,7 @@
               <w:rPr>
                 <w:noProof/>
               </w:rPr>
-              <w:t>14</w:t>
+              <w:t>15</w:t>
             </w:r>
             <w:r>
               <w:rPr>
@@ -1639,7 +1639,7 @@
               <w14:ligatures w14:val="standardContextual"/>
             </w:rPr>
           </w:pPr>
-          <w:hyperlink w:anchor="_Toc240395069" w:history="1">
+          <w:hyperlink w:anchor="_Toc240405841" w:history="1">
             <w:r>
               <w:rPr>
                 <w:rStyle w:val="Hyperlink"/>
@@ -1663,7 +1663,7 @@
               <w:rPr>
                 <w:noProof/>
               </w:rPr>
-              <w:instrText xml:space="preserve"> PAGEREF _Toc240395069 \h </w:instrText>
+              <w:instrText xml:space="preserve"> PAGEREF _Toc240405841 \h </w:instrText>
             </w:r>
             <w:r>
               <w:rPr>
@@ -1680,7 +1680,7 @@
               <w:rPr>
                 <w:noProof/>
               </w:rPr>
-              <w:t>15</w:t>
+              <w:t>16</w:t>
             </w:r>
             <w:r>
               <w:rPr>
@@ -1706,7 +1706,7 @@
               <w14:ligatures w14:val="standardContextual"/>
             </w:rPr>
           </w:pPr>
-          <w:hyperlink w:anchor="_Toc240395070" w:history="1">
+          <w:hyperlink w:anchor="_Toc240405842" w:history="1">
             <w:r>
               <w:rPr>
                 <w:rStyle w:val="Hyperlink"/>
@@ -1730,7 +1730,7 @@
               <w:rPr>
                 <w:noProof/>
               </w:rPr>
-              <w:instrText xml:space="preserve"> PAGEREF _Toc240395070 \h </w:instrText>
+              <w:instrText xml:space="preserve"> PAGEREF _Toc240405842 \h </w:instrText>
             </w:r>
             <w:r>
               <w:rPr>
@@ -1773,7 +1773,7 @@
               <w14:ligatures w14:val="standardContextual"/>
             </w:rPr>
           </w:pPr>
-          <w:hyperlink w:anchor="_Toc240395071" w:history="1">
+          <w:hyperlink w:anchor="_Toc240405843" w:history="1">
             <w:r>
               <w:rPr>
                 <w:rStyle w:val="Hyperlink"/>
@@ -1797,7 +1797,7 @@
               <w:rPr>
                 <w:noProof/>
               </w:rPr>
-              <w:instrText xml:space="preserve"> PAGEREF _Toc240395071 \h </w:instrText>
+              <w:instrText xml:space="preserve"> PAGEREF _Toc240405843 \h </w:instrText>
             </w:r>
             <w:r>
               <w:rPr>
@@ -1814,7 +1814,7 @@
               <w:rPr>
                 <w:noProof/>
               </w:rPr>
-              <w:t>16</w:t>
+              <w:t>17</w:t>
             </w:r>
             <w:r>
               <w:rPr>
@@ -1840,7 +1840,7 @@
               <w14:ligatures w14:val="standardContextual"/>
             </w:rPr>
           </w:pPr>
-          <w:hyperlink w:anchor="_Toc240395072" w:history="1">
+          <w:hyperlink w:anchor="_Toc240405844" w:history="1">
             <w:r>
               <w:rPr>
                 <w:rStyle w:val="Hyperlink"/>
@@ -1864,7 +1864,7 @@
               <w:rPr>
                 <w:noProof/>
               </w:rPr>
-              <w:instrText xml:space="preserve"> PAGEREF _Toc240395072 \h </w:instrText>
+              <w:instrText xml:space="preserve"> PAGEREF _Toc240405844 \h </w:instrText>
             </w:r>
             <w:r>
               <w:rPr>
@@ -1907,7 +1907,7 @@
               <w14:ligatures w14:val="standardContextual"/>
             </w:rPr>
           </w:pPr>
-          <w:hyperlink w:anchor="_Toc240395073" w:history="1">
+          <w:hyperlink w:anchor="_Toc240405845" w:history="1">
             <w:r>
               <w:rPr>
                 <w:rStyle w:val="Hyperlink"/>
@@ -1931,7 +1931,7 @@
               <w:rPr>
                 <w:noProof/>
               </w:rPr>
-              <w:instrText xml:space="preserve"> PAGEREF _Toc240395073 \h </w:instrText>
+              <w:instrText xml:space="preserve"> PAGEREF _Toc240405845 \h </w:instrText>
             </w:r>
             <w:r>
               <w:rPr>
@@ -1948,7 +1948,7 @@
               <w:rPr>
                 <w:noProof/>
               </w:rPr>
-              <w:t>18</w:t>
+              <w:t>19</w:t>
             </w:r>
             <w:r>
               <w:rPr>
@@ -1974,7 +1974,7 @@
               <w14:ligatures w14:val="standardContextual"/>
             </w:rPr>
           </w:pPr>
-          <w:hyperlink w:anchor="_Toc240395074" w:history="1">
+          <w:hyperlink w:anchor="_Toc240405846" w:history="1">
             <w:r>
               <w:rPr>
                 <w:rStyle w:val="Hyperlink"/>
@@ -1998,7 +1998,7 @@
               <w:rPr>
                 <w:noProof/>
               </w:rPr>
-              <w:instrText xml:space="preserve"> PAGEREF _Toc240395074 \h </w:instrText>
+              <w:instrText xml:space="preserve"> PAGEREF _Toc240405846 \h </w:instrText>
             </w:r>
             <w:r>
               <w:rPr>
@@ -2041,7 +2041,7 @@
               <w14:ligatures w14:val="standardContextual"/>
             </w:rPr>
           </w:pPr>
-          <w:hyperlink w:anchor="_Toc240395075" w:history="1">
+          <w:hyperlink w:anchor="_Toc240405847" w:history="1">
             <w:r>
               <w:rPr>
                 <w:rStyle w:val="Hyperlink"/>
@@ -2065,7 +2065,7 @@
               <w:rPr>
                 <w:noProof/>
               </w:rPr>
-              <w:instrText xml:space="preserve"> PAGEREF _Toc240395075 \h </w:instrText>
+              <w:instrText xml:space="preserve"> PAGEREF _Toc240405847 \h </w:instrText>
             </w:r>
             <w:r>
               <w:rPr>
@@ -2108,7 +2108,7 @@
               <w14:ligatures w14:val="standardContextual"/>
             </w:rPr>
           </w:pPr>
-          <w:hyperlink w:anchor="_Toc240395076" w:history="1">
+          <w:hyperlink w:anchor="_Toc240405848" w:history="1">
             <w:r>
               <w:rPr>
                 <w:rStyle w:val="Hyperlink"/>
@@ -2132,7 +2132,7 @@
               <w:rPr>
                 <w:noProof/>
               </w:rPr>
-              <w:instrText xml:space="preserve"> PAGEREF _Toc240395076 \h </w:instrText>
+              <w:instrText xml:space="preserve"> PAGEREF _Toc240405848 \h </w:instrText>
             </w:r>
             <w:r>
               <w:rPr>
@@ -2149,7 +2149,7 @@
               <w:rPr>
                 <w:noProof/>
               </w:rPr>
-              <w:t>20</w:t>
+              <w:t>21</w:t>
             </w:r>
             <w:r>
               <w:rPr>
@@ -2175,7 +2175,7 @@
               <w14:ligatures w14:val="standardContextual"/>
             </w:rPr>
           </w:pPr>
-          <w:hyperlink w:anchor="_Toc240395077" w:history="1">
+          <w:hyperlink w:anchor="_Toc240405849" w:history="1">
             <w:r>
               <w:rPr>
                 <w:rStyle w:val="Hyperlink"/>
@@ -2199,7 +2199,7 @@
               <w:rPr>
                 <w:noProof/>
               </w:rPr>
-              <w:instrText xml:space="preserve"> PAGEREF _Toc240395077 \h </w:instrText>
+              <w:instrText xml:space="preserve"> PAGEREF _Toc240405849 \h </w:instrText>
             </w:r>
             <w:r>
               <w:rPr>
@@ -2216,7 +2216,7 @@
               <w:rPr>
                 <w:noProof/>
               </w:rPr>
-              <w:t>21</w:t>
+              <w:t>22</w:t>
             </w:r>
             <w:r>
               <w:rPr>
@@ -2242,7 +2242,7 @@
               <w14:ligatures w14:val="standardContextual"/>
             </w:rPr>
           </w:pPr>
-          <w:hyperlink w:anchor="_Toc240395078" w:history="1">
+          <w:hyperlink w:anchor="_Toc240405850" w:history="1">
             <w:r>
               <w:rPr>
                 <w:rStyle w:val="Hyperlink"/>
@@ -2266,7 +2266,7 @@
               <w:rPr>
                 <w:noProof/>
               </w:rPr>
-              <w:instrText xml:space="preserve"> PAGEREF _Toc240395078 \h </w:instrText>
+              <w:instrText xml:space="preserve"> PAGEREF _Toc240405850 \h </w:instrText>
             </w:r>
             <w:r>
               <w:rPr>
@@ -2283,7 +2283,7 @@
               <w:rPr>
                 <w:noProof/>
               </w:rPr>
-              <w:t>22</w:t>
+              <w:t>23</w:t>
             </w:r>
             <w:r>
               <w:rPr>
@@ -2305,7 +2305,7 @@
         <w:pStyle w:val="Heading1"/>
         <w:pageBreakBefore/>
       </w:pPr>
-      <w:bookmarkStart w:id="0" w:name="_Toc240395053"/>
+      <w:bookmarkStart w:id="0" w:name="_Toc240405825"/>
       <w:r>
         <w:lastRenderedPageBreak/>
         <w:t>1. Your role at a glance</w:t>
@@ -2525,7 +2525,7 @@
         <w:pStyle w:val="Heading1"/>
         <w:pageBreakBefore/>
       </w:pPr>
-      <w:bookmarkStart w:id="1" w:name="_Toc240395054"/>
+      <w:bookmarkStart w:id="1" w:name="_Toc240405826"/>
       <w:r>
         <w:lastRenderedPageBreak/>
         <w:t>2. Signing in and your screens</w:t>
@@ -2536,7 +2536,7 @@
       <w:pPr>
         <w:pStyle w:val="Heading2"/>
       </w:pPr>
-      <w:bookmarkStart w:id="2" w:name="_Toc240395055"/>
+      <w:bookmarkStart w:id="2" w:name="_Toc240405827"/>
       <w:r>
         <w:t>Signing in</w:t>
       </w:r>
@@ -2619,7 +2619,7 @@
           <w:noProof/>
         </w:rPr>
         <w:drawing>
-          <wp:inline distT="0" distB="0" distL="0" distR="0">
+          <wp:inline distT="0" distB="0" distL="0" distR="0" wp14:anchorId="1134F37D" wp14:editId="376DCE77">
             <wp:extent cx="5334000" cy="2333625"/>
             <wp:effectExtent l="0" t="0" r="0" b="0"/>
             <wp:docPr id="1" name="adm_login.jpg" descr="The sign-in screen for all internal staff." title="The sign-in screen for all internal staff."/>
@@ -2786,7 +2786,7 @@
       <w:pPr>
         <w:pStyle w:val="Heading2"/>
       </w:pPr>
-      <w:bookmarkStart w:id="3" w:name="_Toc240395056"/>
+      <w:bookmarkStart w:id="3" w:name="_Toc240405828"/>
       <w:r>
         <w:t>Finding your way around</w:t>
       </w:r>
@@ -2961,7 +2961,7 @@
         </w:rPr>
         <w:lastRenderedPageBreak/>
         <w:drawing>
-          <wp:inline distT="0" distB="0" distL="0" distR="0">
+          <wp:inline distT="0" distB="0" distL="0" distR="0" wp14:anchorId="0A966CB9" wp14:editId="47D59F3E">
             <wp:extent cx="5715000" cy="1876425"/>
             <wp:effectExtent l="0" t="0" r="0" b="0"/>
             <wp:docPr id="2" name="adm_not_your_role.jpg" descr="Opening a screen outside your role (for example from an old bookmark) shows this card instead of the screen." title="Opening a screen outside your role (for example from an old bookmark) shows this card instead of the screen."/>
@@ -3030,7 +3030,7 @@
       <w:pPr>
         <w:pStyle w:val="Heading2"/>
       </w:pPr>
-      <w:bookmarkStart w:id="4" w:name="_Toc240395057"/>
+      <w:bookmarkStart w:id="4" w:name="_Toc240405829"/>
       <w:r>
         <w:t>Your screens</w:t>
       </w:r>
@@ -3769,7 +3769,7 @@
       <w:pPr>
         <w:pStyle w:val="Heading2"/>
       </w:pPr>
-      <w:bookmarkStart w:id="5" w:name="_Toc240395058"/>
+      <w:bookmarkStart w:id="5" w:name="_Toc240405830"/>
       <w:r>
         <w:t>Changing your password</w:t>
       </w:r>
@@ -3853,7 +3853,7 @@
         </w:rPr>
         <w:lastRenderedPageBreak/>
         <w:drawing>
-          <wp:inline distT="0" distB="0" distL="0" distR="0">
+          <wp:inline distT="0" distB="0" distL="0" distR="0" wp14:anchorId="694AE38A" wp14:editId="7908130D">
             <wp:extent cx="5334000" cy="2171700"/>
             <wp:effectExtent l="0" t="0" r="0" b="0"/>
             <wp:docPr id="3" name="adm_account.jpg" descr="Change Password screen." title="Change Password screen."/>
@@ -3941,7 +3941,7 @@
         <w:pStyle w:val="Heading1"/>
         <w:pageBreakBefore/>
       </w:pPr>
-      <w:bookmarkStart w:id="6" w:name="_Toc240395059"/>
+      <w:bookmarkStart w:id="6" w:name="_Toc240405831"/>
       <w:r>
         <w:lastRenderedPageBreak/>
         <w:t>3. Your routine</w:t>
@@ -4285,7 +4285,7 @@
         <w:pStyle w:val="Heading1"/>
         <w:pageBreakBefore/>
       </w:pPr>
-      <w:bookmarkStart w:id="7" w:name="_Toc240395060"/>
+      <w:bookmarkStart w:id="7" w:name="_Toc240405832"/>
       <w:r>
         <w:lastRenderedPageBreak/>
         <w:t>4. Step-by-step tasks</w:t>
@@ -4296,9 +4296,9 @@
       <w:pPr>
         <w:pStyle w:val="Heading2"/>
       </w:pPr>
-      <w:bookmarkStart w:id="8" w:name="_Toc240395061"/>
-      <w:r>
-        <w:t>4.1 Creating staff accounts</w:t>
+      <w:bookmarkStart w:id="8" w:name="_Toc240405833"/>
+      <w:r>
+        <w:t>4.1 Creating staff accounts for the whole team</w:t>
       </w:r>
       <w:bookmarkEnd w:id="8"/>
     </w:p>
@@ -4319,10 +4319,20 @@
           <w:b/>
           <w:bCs/>
         </w:rPr>
-        <w:t>https://research.agribizframework.com/django-admin/</w:t>
-      </w:r>
-      <w:r>
-        <w:t xml:space="preserve"> and sign in with your PI account.</w:t>
+        <w:t>docs/templates/ABF-FST_Staff_Accounts_Template.xlsx</w:t>
+      </w:r>
+      <w:r>
+        <w:t xml:space="preserve">. On the </w:t>
+      </w:r>
+      <w:r>
+        <w:rPr>
+          <w:b/>
+          <w:bCs/>
+        </w:rPr>
+        <w:t>Staff</w:t>
+      </w:r>
+      <w:r>
+        <w:t xml:space="preserve"> sheet, type one person per row in the yellow cells: full name, email, role (drop-down), and for Contact RAs the provinces they cover (or All).</w:t>
       </w:r>
     </w:p>
     <w:p>
@@ -4335,17 +4345,19 @@
         <w:spacing w:after="80" w:line="276" w:lineRule="auto"/>
       </w:pPr>
       <w:r>
-        <w:t xml:space="preserve">Select </w:t>
-      </w:r>
-      <w:r>
-        <w:rPr>
-          <w:b/>
-          <w:bCs/>
-        </w:rPr>
-        <w:t>Users → Add user</w:t>
-      </w:r>
-      <w:r>
-        <w:t>. Enter a username (e.g. firstname.lastname) and a strong temporary password; save.</w:t>
+        <w:t xml:space="preserve">Send the file to the technical administrator. They check it with a dry run, then run </w:t>
+      </w:r>
+      <w:r>
+        <w:rPr>
+          <w:rFonts w:ascii="Consolas" w:eastAsia="Consolas" w:hAnsi="Consolas" w:cs="Consolas"/>
+          <w:color w:val="122238"/>
+          <w:sz w:val="19"/>
+          <w:szCs w:val="19"/>
+        </w:rPr>
+        <w:t>manage.py create_staff_accounts --file &lt;sheet&gt; --assign-cases</w:t>
+      </w:r>
+      <w:r>
+        <w:t>.</w:t>
       </w:r>
     </w:p>
     <w:p>
@@ -4358,37 +4370,7 @@
         <w:spacing w:after="80" w:line="276" w:lineRule="auto"/>
       </w:pPr>
       <w:r>
-        <w:t xml:space="preserve">Fill in the name and </w:t>
-      </w:r>
-      <w:r>
-        <w:rPr>
-          <w:b/>
-          <w:bCs/>
-        </w:rPr>
-        <w:t>email address</w:t>
-      </w:r>
-      <w:r>
-        <w:t xml:space="preserve">, choose the </w:t>
-      </w:r>
-      <w:r>
-        <w:rPr>
-          <w:b/>
-          <w:bCs/>
-        </w:rPr>
-        <w:t>Role</w:t>
-      </w:r>
-      <w:r>
-        <w:t xml:space="preserve"> under </w:t>
-      </w:r>
-      <w:r>
-        <w:rPr>
-          <w:b/>
-          <w:bCs/>
-        </w:rPr>
-        <w:t>ABF-FST role</w:t>
-      </w:r>
-      <w:r>
-        <w:t>, and save.</w:t>
+        <w:t>Every new account gets a random temporary password in a private credentials file. Give each person their own username and password separately (e.g. username by email, password by phone) and ask them to change it at first sign-in. Then delete the file.</w:t>
       </w:r>
     </w:p>
     <w:p>
@@ -4401,7 +4383,42 @@
         <w:spacing w:after="80" w:line="276" w:lineRule="auto"/>
       </w:pPr>
       <w:r>
-        <w:t>Give the username and temporary password to the person separately (e.g. username by email, password by phone) and ask them to change it at first sign-in.</w:t>
+        <w:t xml:space="preserve">With --assign-cases, Main cases still on the shared </w:t>
+      </w:r>
+      <w:r>
+        <w:rPr>
+          <w:rFonts w:ascii="Consolas" w:eastAsia="Consolas" w:hAnsi="Consolas" w:cs="Consolas"/>
+          <w:color w:val="122238"/>
+          <w:sz w:val="19"/>
+          <w:szCs w:val="19"/>
+        </w:rPr>
+        <w:t>contact_ra</w:t>
+      </w:r>
+      <w:r>
+        <w:t xml:space="preserve"> account are shared out evenly among the Contact RAs covering each province. Adjust later with </w:t>
+      </w:r>
+      <w:r>
+        <w:rPr>
+          <w:b/>
+          <w:bCs/>
+        </w:rPr>
+        <w:t>Reassign cases</w:t>
+      </w:r>
+      <w:r>
+        <w:t xml:space="preserve"> on the register.</w:t>
+      </w:r>
+    </w:p>
+    <w:p>
+      <w:pPr>
+        <w:spacing w:after="80"/>
+      </w:pPr>
+    </w:p>
+    <w:p>
+      <w:pPr>
+        <w:pStyle w:val="Heading3"/>
+      </w:pPr>
+      <w:r>
+        <w:t>One account at a time</w:t>
       </w:r>
     </w:p>
     <w:p>
@@ -4409,11 +4426,110 @@
         <w:pStyle w:val="ListParagraph"/>
         <w:numPr>
           <w:ilvl w:val="0"/>
-          <w:numId w:val="5"/>
+          <w:numId w:val="6"/>
         </w:numPr>
         <w:spacing w:after="80" w:line="276" w:lineRule="auto"/>
       </w:pPr>
       <w:r>
+        <w:t xml:space="preserve">Open </w:t>
+      </w:r>
+      <w:r>
+        <w:rPr>
+          <w:b/>
+          <w:bCs/>
+        </w:rPr>
+        <w:t>https://research.agribizframework.com/django-admin/</w:t>
+      </w:r>
+      <w:r>
+        <w:t xml:space="preserve"> and sign in with your PI account.</w:t>
+      </w:r>
+    </w:p>
+    <w:p>
+      <w:pPr>
+        <w:pStyle w:val="ListParagraph"/>
+        <w:numPr>
+          <w:ilvl w:val="0"/>
+          <w:numId w:val="6"/>
+        </w:numPr>
+        <w:spacing w:after="80" w:line="276" w:lineRule="auto"/>
+      </w:pPr>
+      <w:r>
+        <w:t xml:space="preserve">Select </w:t>
+      </w:r>
+      <w:r>
+        <w:rPr>
+          <w:b/>
+          <w:bCs/>
+        </w:rPr>
+        <w:t>Users → Add user</w:t>
+      </w:r>
+      <w:r>
+        <w:t>. Enter a username (e.g. firstname.lastname) and a strong temporary password; save.</w:t>
+      </w:r>
+    </w:p>
+    <w:p>
+      <w:pPr>
+        <w:pStyle w:val="ListParagraph"/>
+        <w:numPr>
+          <w:ilvl w:val="0"/>
+          <w:numId w:val="6"/>
+        </w:numPr>
+        <w:spacing w:after="80" w:line="276" w:lineRule="auto"/>
+      </w:pPr>
+      <w:r>
+        <w:t xml:space="preserve">Fill in the name and </w:t>
+      </w:r>
+      <w:r>
+        <w:rPr>
+          <w:b/>
+          <w:bCs/>
+        </w:rPr>
+        <w:t>email address</w:t>
+      </w:r>
+      <w:r>
+        <w:t xml:space="preserve">, choose the </w:t>
+      </w:r>
+      <w:r>
+        <w:rPr>
+          <w:b/>
+          <w:bCs/>
+        </w:rPr>
+        <w:t>Role</w:t>
+      </w:r>
+      <w:r>
+        <w:t xml:space="preserve"> under </w:t>
+      </w:r>
+      <w:r>
+        <w:rPr>
+          <w:b/>
+          <w:bCs/>
+        </w:rPr>
+        <w:t>ABF-FST role</w:t>
+      </w:r>
+      <w:r>
+        <w:t xml:space="preserve">, and save. Leave </w:t>
+      </w:r>
+      <w:r>
+        <w:rPr>
+          <w:b/>
+          <w:bCs/>
+        </w:rPr>
+        <w:t>Staff status</w:t>
+      </w:r>
+      <w:r>
+        <w:t xml:space="preserve"> unticked for everyone except the PI.</w:t>
+      </w:r>
+    </w:p>
+    <w:p>
+      <w:pPr>
+        <w:pStyle w:val="ListParagraph"/>
+        <w:numPr>
+          <w:ilvl w:val="0"/>
+          <w:numId w:val="6"/>
+        </w:numPr>
+        <w:spacing w:after="80" w:line="276" w:lineRule="auto"/>
+      </w:pPr>
+      <w:r>
         <w:t xml:space="preserve">To remove access, untick </w:t>
       </w:r>
       <w:r>
@@ -4436,7 +4552,7 @@
       <w:pPr>
         <w:pStyle w:val="Heading2"/>
       </w:pPr>
-      <w:bookmarkStart w:id="9" w:name="_Toc240395062"/>
+      <w:bookmarkStart w:id="9" w:name="_Toc240405834"/>
       <w:r>
         <w:t>4.2 Reading the dashboards</w:t>
       </w:r>
@@ -4460,8 +4576,9 @@
         <w:rPr>
           <w:noProof/>
         </w:rPr>
+        <w:lastRenderedPageBreak/>
         <w:drawing>
-          <wp:inline distT="0" distB="0" distL="0" distR="0">
+          <wp:inline distT="0" distB="0" distL="0" distR="0" wp14:anchorId="45CFC578" wp14:editId="4ED76E3A">
             <wp:extent cx="5715000" cy="3571875"/>
             <wp:effectExtent l="0" t="0" r="0" b="0"/>
             <wp:docPr id="4" name="adm_exec_dashboard.jpg" descr="Executive Dashboard: completions against the 400 / 60 / 50–75 targets, days to data lock, spend, and the lowest-filled strata." title="Executive Dashboard: completions against the 400 / 60 / 50–75 targets, days to data lock, spend, and the lowest-filled strata."/>
@@ -4832,7 +4949,6 @@
                 <w:sz w:val="19"/>
                 <w:szCs w:val="19"/>
               </w:rPr>
-              <w:lastRenderedPageBreak/>
               <w:t>Contact</w:t>
             </w:r>
           </w:p>
@@ -5127,7 +5243,7 @@
       <w:pPr>
         <w:pStyle w:val="Heading2"/>
       </w:pPr>
-      <w:bookmarkStart w:id="10" w:name="_Toc240395063"/>
+      <w:bookmarkStart w:id="10" w:name="_Toc240405835"/>
       <w:r>
         <w:t>4.3 Using Reports (analytics and charts)</w:t>
       </w:r>
@@ -5138,7 +5254,7 @@
         <w:pStyle w:val="ListParagraph"/>
         <w:numPr>
           <w:ilvl w:val="0"/>
-          <w:numId w:val="6"/>
+          <w:numId w:val="7"/>
         </w:numPr>
         <w:spacing w:after="80" w:line="276" w:lineRule="auto"/>
       </w:pPr>
@@ -5166,8 +5282,9 @@
         <w:rPr>
           <w:noProof/>
         </w:rPr>
+        <w:lastRenderedPageBreak/>
         <w:drawing>
-          <wp:inline distT="0" distB="0" distL="0" distR="0">
+          <wp:inline distT="0" distB="0" distL="0" distR="0" wp14:anchorId="39AC748C" wp14:editId="27FFF1A8">
             <wp:extent cx="5334000" cy="3333750"/>
             <wp:effectExtent l="0" t="0" r="0" b="0"/>
             <wp:docPr id="5" name="adm_reports_top.jpg" descr="Reports: headline figures for the chosen period." title="Reports: headline figures for the chosen period."/>
@@ -5237,7 +5354,7 @@
         <w:pStyle w:val="ListParagraph"/>
         <w:numPr>
           <w:ilvl w:val="0"/>
-          <w:numId w:val="6"/>
+          <w:numId w:val="7"/>
         </w:numPr>
         <w:spacing w:after="80" w:line="276" w:lineRule="auto"/>
       </w:pPr>
@@ -5290,7 +5407,7 @@
         <w:pStyle w:val="ListParagraph"/>
         <w:numPr>
           <w:ilvl w:val="0"/>
-          <w:numId w:val="6"/>
+          <w:numId w:val="7"/>
         </w:numPr>
         <w:spacing w:after="80" w:line="276" w:lineRule="auto"/>
       </w:pPr>
@@ -5308,9 +5425,8 @@
         <w:rPr>
           <w:noProof/>
         </w:rPr>
-        <w:lastRenderedPageBreak/>
         <w:drawing>
-          <wp:inline distT="0" distB="0" distL="0" distR="0">
+          <wp:inline distT="0" distB="0" distL="0" distR="0" wp14:anchorId="20E688DC" wp14:editId="471D16B2">
             <wp:extent cx="5334000" cy="3409950"/>
             <wp:effectExtent l="0" t="0" r="0" b="0"/>
             <wp:docPr id="6" name="adm_reports_funnel.jpg" descr="Case funnel: each case counted once at every stage it has reached." title="Case funnel: each case counted once at every stage it has reached."/>
@@ -5380,7 +5496,7 @@
         <w:pStyle w:val="ListParagraph"/>
         <w:numPr>
           <w:ilvl w:val="0"/>
-          <w:numId w:val="6"/>
+          <w:numId w:val="7"/>
         </w:numPr>
         <w:spacing w:after="80" w:line="276" w:lineRule="auto"/>
       </w:pPr>
@@ -5408,8 +5524,9 @@
         <w:rPr>
           <w:noProof/>
         </w:rPr>
+        <w:lastRenderedPageBreak/>
         <w:drawing>
-          <wp:inline distT="0" distB="0" distL="0" distR="0">
+          <wp:inline distT="0" distB="0" distL="0" distR="0" wp14:anchorId="41FC7C09" wp14:editId="0E2F4927">
             <wp:extent cx="5334000" cy="3248025"/>
             <wp:effectExtent l="0" t="0" r="0" b="0"/>
             <wp:docPr id="7" name="adm_reports_funnel_table.jpg" descr="The same chart as a table." title="The same chart as a table."/>
@@ -5479,7 +5596,7 @@
         <w:pStyle w:val="ListParagraph"/>
         <w:numPr>
           <w:ilvl w:val="0"/>
-          <w:numId w:val="6"/>
+          <w:numId w:val="7"/>
         </w:numPr>
         <w:spacing w:after="80" w:line="276" w:lineRule="auto"/>
       </w:pPr>
@@ -5507,9 +5624,8 @@
         <w:rPr>
           <w:noProof/>
         </w:rPr>
-        <w:lastRenderedPageBreak/>
         <w:drawing>
-          <wp:inline distT="0" distB="0" distL="0" distR="0">
+          <wp:inline distT="0" distB="0" distL="0" distR="0" wp14:anchorId="47161584" wp14:editId="35443335">
             <wp:extent cx="5334000" cy="2628900"/>
             <wp:effectExtent l="0" t="0" r="0" b="0"/>
             <wp:docPr id="8" name="adm_reports_coverage.jpg" descr="Coverage by group." title="Coverage by group."/>
@@ -5579,7 +5695,7 @@
         <w:pStyle w:val="ListParagraph"/>
         <w:numPr>
           <w:ilvl w:val="0"/>
-          <w:numId w:val="6"/>
+          <w:numId w:val="7"/>
         </w:numPr>
         <w:spacing w:after="80" w:line="276" w:lineRule="auto"/>
       </w:pPr>
@@ -5607,8 +5723,9 @@
         <w:rPr>
           <w:noProof/>
         </w:rPr>
+        <w:lastRenderedPageBreak/>
         <w:drawing>
-          <wp:inline distT="0" distB="0" distL="0" distR="0">
+          <wp:inline distT="0" distB="0" distL="0" distR="0" wp14:anchorId="146D5252" wp14:editId="40FBD401">
             <wp:extent cx="5334000" cy="2600325"/>
             <wp:effectExtent l="0" t="0" r="0" b="0"/>
             <wp:docPr id="9" name="adm_reports_modes.jpg" descr="Administration modes." title="Administration modes."/>
@@ -5678,7 +5795,7 @@
         <w:pStyle w:val="ListParagraph"/>
         <w:numPr>
           <w:ilvl w:val="0"/>
-          <w:numId w:val="6"/>
+          <w:numId w:val="7"/>
         </w:numPr>
         <w:spacing w:after="80" w:line="276" w:lineRule="auto"/>
       </w:pPr>
@@ -5716,9 +5833,8 @@
         <w:rPr>
           <w:noProof/>
         </w:rPr>
-        <w:lastRenderedPageBreak/>
         <w:drawing>
-          <wp:inline distT="0" distB="0" distL="0" distR="0">
+          <wp:inline distT="0" distB="0" distL="0" distR="0" wp14:anchorId="1800F764" wp14:editId="781F86AD">
             <wp:extent cx="5334000" cy="2905125"/>
             <wp:effectExtent l="0" t="0" r="0" b="0"/>
             <wp:docPr id="10" name="adm_reports_duration.jpg" descr="Completion-time distribution." title="Completion-time distribution."/>
@@ -5800,9 +5916,9 @@
       <w:pPr>
         <w:pStyle w:val="Heading2"/>
       </w:pPr>
-      <w:bookmarkStart w:id="11" w:name="_Toc240395064"/>
-      <w:r>
-        <w:t>4.4 Assigning cases to named Contact RAs</w:t>
+      <w:bookmarkStart w:id="11" w:name="_Toc240405836"/>
+      <w:r>
+        <w:t>4.4 Reassigning cases between Contact RAs</w:t>
       </w:r>
       <w:bookmarkEnd w:id="11"/>
     </w:p>
@@ -5811,19 +5927,17 @@
         <w:spacing w:after="120" w:line="288" w:lineRule="auto"/>
       </w:pPr>
       <w:r>
-        <w:t xml:space="preserve">All 400 Main cases are currently assigned to the shared </w:t>
-      </w:r>
-      <w:r>
-        <w:rPr>
-          <w:rFonts w:ascii="Consolas" w:eastAsia="Consolas" w:hAnsi="Consolas" w:cs="Consolas"/>
-          <w:color w:val="122238"/>
-          <w:sz w:val="19"/>
-          <w:szCs w:val="19"/>
-        </w:rPr>
-        <w:t>contact_ra</w:t>
-      </w:r>
-      <w:r>
-        <w:t xml:space="preserve"> account. Once individual Contact RA accounts exist, assign each case to its RA from the case page (</w:t>
+        <w:t xml:space="preserve">Use </w:t>
+      </w:r>
+      <w:r>
+        <w:rPr>
+          <w:b/>
+          <w:bCs/>
+        </w:rPr>
+        <w:t>Reassign cases</w:t>
+      </w:r>
+      <w:r>
+        <w:t xml:space="preserve"> on the Main-400 Register to hand many cases to a Contact RA at once — for example when new RAs start, or when an RA leaves. For a single case, use </w:t>
       </w:r>
       <w:r>
         <w:rPr>
@@ -5833,40 +5947,40 @@
         <w:t>Assigned Contact RA</w:t>
       </w:r>
       <w:r>
-        <w:t>), then deactivate the shared account.</w:t>
-      </w:r>
-    </w:p>
-    <w:p>
-      <w:pPr>
-        <w:pStyle w:val="Heading2"/>
-      </w:pPr>
-      <w:bookmarkStart w:id="12" w:name="_Toc240395065"/>
-      <w:r>
-        <w:t>4.5 Pairing a Main case with its Reserve, and assigning a Contact RA</w:t>
-      </w:r>
-      <w:bookmarkEnd w:id="12"/>
+        <w:t xml:space="preserve"> on the case page.</w:t>
+      </w:r>
     </w:p>
     <w:p>
       <w:pPr>
         <w:pStyle w:val="ListParagraph"/>
         <w:numPr>
           <w:ilvl w:val="0"/>
-          <w:numId w:val="7"/>
+          <w:numId w:val="8"/>
         </w:numPr>
         <w:spacing w:after="80" w:line="276" w:lineRule="auto"/>
       </w:pPr>
       <w:r>
-        <w:t>Open the Main case (</w:t>
-      </w:r>
-      <w:r>
-        <w:rPr>
-          <w:b/>
-          <w:bCs/>
-        </w:rPr>
-        <w:t>Main-400 Register → View</w:t>
-      </w:r>
-      <w:r>
-        <w:t>).</w:t>
+        <w:t xml:space="preserve">Open </w:t>
+      </w:r>
+      <w:r>
+        <w:rPr>
+          <w:b/>
+          <w:bCs/>
+        </w:rPr>
+        <w:t>Main-400 Register</w:t>
+      </w:r>
+      <w:r>
+        <w:t xml:space="preserve"> and find </w:t>
+      </w:r>
+      <w:r>
+        <w:rPr>
+          <w:b/>
+          <w:bCs/>
+        </w:rPr>
+        <w:t>Reassign cases</w:t>
+      </w:r>
+      <w:r>
+        <w:t xml:space="preserve"> (below the verification tool).</w:t>
       </w:r>
     </w:p>
     <w:p>
@@ -5874,32 +5988,42 @@
         <w:pStyle w:val="ListParagraph"/>
         <w:numPr>
           <w:ilvl w:val="0"/>
-          <w:numId w:val="7"/>
+          <w:numId w:val="8"/>
         </w:numPr>
         <w:spacing w:after="80" w:line="276" w:lineRule="auto"/>
       </w:pPr>
       <w:r>
-        <w:t xml:space="preserve">In </w:t>
-      </w:r>
-      <w:r>
-        <w:rPr>
-          <w:b/>
-          <w:bCs/>
-        </w:rPr>
-        <w:t>Assigned Contact RA</w:t>
-      </w:r>
-      <w:r>
-        <w:t xml:space="preserve">, choose the RA from the list. The change saves straight away and shows </w:t>
-      </w:r>
-      <w:r>
-        <w:rPr>
-          <w:b/>
-          <w:bCs/>
-        </w:rPr>
-        <w:t>Currently: &lt;name&gt;</w:t>
-      </w:r>
-      <w:r>
-        <w:t>. That RA now sees the case; other Contact RAs do not.</w:t>
+        <w:t xml:space="preserve">Choose </w:t>
+      </w:r>
+      <w:r>
+        <w:rPr>
+          <w:b/>
+          <w:bCs/>
+        </w:rPr>
+        <w:t>From</w:t>
+      </w:r>
+      <w:r>
+        <w:t xml:space="preserve"> (Anyone, Unassigned, or a Contact RA), a </w:t>
+      </w:r>
+      <w:r>
+        <w:rPr>
+          <w:b/>
+          <w:bCs/>
+        </w:rPr>
+        <w:t>Province</w:t>
+      </w:r>
+      <w:r>
+        <w:t xml:space="preserve"> or All provinces, and </w:t>
+      </w:r>
+      <w:r>
+        <w:rPr>
+          <w:b/>
+          <w:bCs/>
+        </w:rPr>
+        <w:t>To</w:t>
+      </w:r>
+      <w:r>
+        <w:t xml:space="preserve"> (the Contact RA receiving the cases, or Nobody to unassign).</w:t>
       </w:r>
     </w:p>
     <w:p>
@@ -5912,11 +6036,12 @@
         <w:rPr>
           <w:noProof/>
         </w:rPr>
+        <w:lastRenderedPageBreak/>
         <w:drawing>
-          <wp:inline distT="0" distB="0" distL="0" distR="0">
-            <wp:extent cx="5334000" cy="581025"/>
+          <wp:inline distT="0" distB="0" distL="0" distR="0" wp14:anchorId="6C7E8265" wp14:editId="4C5D5E18">
+            <wp:extent cx="5334000" cy="771525"/>
             <wp:effectExtent l="0" t="0" r="0" b="0"/>
-            <wp:docPr id="11" name="adm_case_assign.jpg" descr="Assigned Contact RA." title="Assigned Contact RA."/>
+            <wp:docPr id="11" name="adm_reassign.jpg" descr="Reassign cases: the button shows how many cases will move." title="Reassign cases: the button shows how many cases will move."/>
             <wp:cNvGraphicFramePr>
               <a:graphicFrameLocks xmlns:a="http://schemas.openxmlformats.org/drawingml/2006/main" noChangeAspect="1"/>
             </wp:cNvGraphicFramePr>
@@ -5939,7 +6064,7 @@
                   <pic:spPr bwMode="auto">
                     <a:xfrm>
                       <a:off x="0" y="0"/>
-                      <a:ext cx="5334000" cy="581025"/>
+                      <a:ext cx="5334000" cy="771525"/>
                     </a:xfrm>
                     <a:prstGeom prst="rect">
                       <a:avLst/>
@@ -5975,7 +6100,7 @@
           <w:sz w:val="17"/>
           <w:szCs w:val="17"/>
         </w:rPr>
-        <w:t>Assigned Contact RA.</w:t>
+        <w:t>Reassign cases: the button shows how many cases will move.</w:t>
       </w:r>
     </w:p>
     <w:p>
@@ -5983,11 +6108,165 @@
         <w:pStyle w:val="ListParagraph"/>
         <w:numPr>
           <w:ilvl w:val="0"/>
-          <w:numId w:val="7"/>
+          <w:numId w:val="8"/>
         </w:numPr>
         <w:spacing w:after="80" w:line="276" w:lineRule="auto"/>
       </w:pPr>
       <w:r>
+        <w:t xml:space="preserve">To split a large province, type a number in </w:t>
+      </w:r>
+      <w:r>
+        <w:rPr>
+          <w:b/>
+          <w:bCs/>
+        </w:rPr>
+        <w:t>How many</w:t>
+      </w:r>
+      <w:r>
+        <w:t>. Cases move in Sample ID order, so move part of the province to one RA, then the rest to the next.</w:t>
+      </w:r>
+    </w:p>
+    <w:p>
+      <w:pPr>
+        <w:pStyle w:val="ListParagraph"/>
+        <w:numPr>
+          <w:ilvl w:val="0"/>
+          <w:numId w:val="8"/>
+        </w:numPr>
+        <w:spacing w:after="80" w:line="276" w:lineRule="auto"/>
+      </w:pPr>
+      <w:r>
+        <w:t xml:space="preserve">Select </w:t>
+      </w:r>
+      <w:r>
+        <w:rPr>
+          <w:b/>
+          <w:bCs/>
+        </w:rPr>
+        <w:t>Move N cases</w:t>
+      </w:r>
+      <w:r>
+        <w:t xml:space="preserve"> and confirm. The move is written to the audit log with every Sample ID.</w:t>
+      </w:r>
+    </w:p>
+    <w:p>
+      <w:pPr>
+        <w:spacing w:after="80"/>
+      </w:pPr>
+    </w:p>
+    <w:tbl>
+      <w:tblPr>
+        <w:tblW w:w="9412" w:type="dxa"/>
+        <w:tblBorders>
+          <w:top w:val="single" w:sz="2" w:space="0" w:color="EAF2FA"/>
+          <w:left w:val="single" w:sz="24" w:space="0" w:color="2A6FB0"/>
+          <w:bottom w:val="single" w:sz="2" w:space="0" w:color="EAF2FA"/>
+          <w:right w:val="single" w:sz="2" w:space="0" w:color="EAF2FA"/>
+          <w:insideH w:val="single" w:sz="4" w:space="0" w:color="EAF2FA"/>
+          <w:insideV w:val="single" w:sz="4" w:space="0" w:color="EAF2FA"/>
+        </w:tblBorders>
+        <w:tblCellMar>
+          <w:left w:w="10" w:type="dxa"/>
+          <w:right w:w="10" w:type="dxa"/>
+        </w:tblCellMar>
+        <w:tblLook w:val="0000" w:firstRow="0" w:lastRow="0" w:firstColumn="0" w:lastColumn="0" w:noHBand="0" w:noVBand="0"/>
+      </w:tblPr>
+      <w:tblGrid>
+        <w:gridCol w:w="9412"/>
+      </w:tblGrid>
+      <w:tr>
+        <w:tblPrEx>
+          <w:tblCellMar>
+            <w:top w:w="0" w:type="dxa"/>
+            <w:bottom w:w="0" w:type="dxa"/>
+          </w:tblCellMar>
+        </w:tblPrEx>
+        <w:trPr>
+          <w:cantSplit/>
+        </w:trPr>
+        <w:tc>
+          <w:tcPr>
+            <w:tcW w:w="9412" w:type="dxa"/>
+            <w:shd w:val="clear" w:color="auto" w:fill="EAF2FA"/>
+            <w:tcMar>
+              <w:top w:w="100" w:type="dxa"/>
+              <w:left w:w="180" w:type="dxa"/>
+              <w:bottom w:w="100" w:type="dxa"/>
+              <w:right w:w="160" w:type="dxa"/>
+            </w:tcMar>
+          </w:tcPr>
+          <w:p>
+            <w:pPr>
+              <w:spacing w:after="40"/>
+            </w:pPr>
+            <w:r>
+              <w:rPr>
+                <w:b/>
+                <w:bCs/>
+                <w:sz w:val="20"/>
+                <w:szCs w:val="20"/>
+              </w:rPr>
+              <w:t>What the RA sees</w:t>
+            </w:r>
+          </w:p>
+          <w:p>
+            <w:pPr>
+              <w:spacing w:after="40" w:line="264" w:lineRule="auto"/>
+            </w:pPr>
+            <w:r>
+              <w:rPr>
+                <w:sz w:val="19"/>
+                <w:szCs w:val="19"/>
+              </w:rPr>
+              <w:t>A Contact RA sees only the cases assigned to them, including on Follow-ups. Reassigning a case moves its reminders with it.</w:t>
+            </w:r>
+          </w:p>
+        </w:tc>
+      </w:tr>
+    </w:tbl>
+    <w:p>
+      <w:pPr>
+        <w:pStyle w:val="Heading2"/>
+      </w:pPr>
+      <w:bookmarkStart w:id="12" w:name="_Toc240405837"/>
+      <w:r>
+        <w:t>4.5 Pairing a Main case with its Reserve, and assigning a Contact RA</w:t>
+      </w:r>
+      <w:bookmarkEnd w:id="12"/>
+    </w:p>
+    <w:p>
+      <w:pPr>
+        <w:pStyle w:val="ListParagraph"/>
+        <w:numPr>
+          <w:ilvl w:val="0"/>
+          <w:numId w:val="9"/>
+        </w:numPr>
+        <w:spacing w:after="80" w:line="276" w:lineRule="auto"/>
+      </w:pPr>
+      <w:r>
+        <w:t>Open the Main case (</w:t>
+      </w:r>
+      <w:r>
+        <w:rPr>
+          <w:b/>
+          <w:bCs/>
+        </w:rPr>
+        <w:t>Main-400 Register → View</w:t>
+      </w:r>
+      <w:r>
+        <w:t>).</w:t>
+      </w:r>
+    </w:p>
+    <w:p>
+      <w:pPr>
+        <w:pStyle w:val="ListParagraph"/>
+        <w:numPr>
+          <w:ilvl w:val="0"/>
+          <w:numId w:val="9"/>
+        </w:numPr>
+        <w:spacing w:after="80" w:line="276" w:lineRule="auto"/>
+      </w:pPr>
+      <w:r>
         <w:t xml:space="preserve">In </w:t>
       </w:r>
       <w:r>
@@ -5995,10 +6274,20 @@
           <w:b/>
           <w:bCs/>
         </w:rPr>
-        <w:t>Matched Reserve case</w:t>
-      </w:r>
-      <w:r>
-        <w:t>, choose the Reserve. Only locked Reserves not already paired are offered, same-stratum ones first. A cross-stratum choice is allowed but flagged in the audit log.</w:t>
+        <w:t>Assigned Contact RA</w:t>
+      </w:r>
+      <w:r>
+        <w:t xml:space="preserve">, choose the RA from the list. The change saves straight away and shows </w:t>
+      </w:r>
+      <w:r>
+        <w:rPr>
+          <w:b/>
+          <w:bCs/>
+        </w:rPr>
+        <w:t>Currently: &lt;name&gt;</w:t>
+      </w:r>
+      <w:r>
+        <w:t>. That RA now sees the case; other Contact RAs do not.</w:t>
       </w:r>
     </w:p>
     <w:p>
@@ -6012,10 +6301,10 @@
           <w:noProof/>
         </w:rPr>
         <w:drawing>
-          <wp:inline distT="0" distB="0" distL="0" distR="0">
-            <wp:extent cx="5334000" cy="685800"/>
+          <wp:inline distT="0" distB="0" distL="0" distR="0" wp14:anchorId="34EF8CDF" wp14:editId="64FC0BCB">
+            <wp:extent cx="5334000" cy="581025"/>
             <wp:effectExtent l="0" t="0" r="0" b="0"/>
-            <wp:docPr id="12" name="adm_case_reserve.jpg" descr="Matched Reserve case." title="Matched Reserve case."/>
+            <wp:docPr id="12" name="adm_case_assign.jpg" descr="Assigned Contact RA." title="Assigned Contact RA."/>
             <wp:cNvGraphicFramePr>
               <a:graphicFrameLocks xmlns:a="http://schemas.openxmlformats.org/drawingml/2006/main" noChangeAspect="1"/>
             </wp:cNvGraphicFramePr>
@@ -6038,7 +6327,7 @@
                   <pic:spPr bwMode="auto">
                     <a:xfrm>
                       <a:off x="0" y="0"/>
-                      <a:ext cx="5334000" cy="685800"/>
+                      <a:ext cx="5334000" cy="581025"/>
                     </a:xfrm>
                     <a:prstGeom prst="rect">
                       <a:avLst/>
@@ -6074,41 +6363,7 @@
           <w:sz w:val="17"/>
           <w:szCs w:val="17"/>
         </w:rPr>
-        <w:t>Matched Reserve case.</w:t>
-      </w:r>
-    </w:p>
-    <w:p>
-      <w:pPr>
-        <w:spacing w:after="80"/>
-      </w:pPr>
-    </w:p>
-    <w:p>
-      <w:pPr>
-        <w:pStyle w:val="Heading2"/>
-      </w:pPr>
-      <w:bookmarkStart w:id="13" w:name="_Toc240395066"/>
-      <w:r>
-        <w:lastRenderedPageBreak/>
-        <w:t>4.6 Moving cases through verification (bulk)</w:t>
-      </w:r>
-      <w:bookmarkEnd w:id="13"/>
-    </w:p>
-    <w:p>
-      <w:pPr>
-        <w:spacing w:after="120" w:line="288" w:lineRule="auto"/>
-      </w:pPr>
-      <w:r>
-        <w:t xml:space="preserve">Every Main case must reach </w:t>
-      </w:r>
-      <w:r>
-        <w:rPr>
-          <w:b/>
-          <w:bCs/>
-        </w:rPr>
-        <w:t>S03 Eligible respondent identified</w:t>
-      </w:r>
-      <w:r>
-        <w:t xml:space="preserve"> before it is invited, otherwise its status will not follow the respondent and no reminders are offered. Verification (S00 → S01 → S02 → S03) can be done for all cases at a step at once.</w:t>
+        <w:t>Assigned Contact RA.</w:t>
       </w:r>
     </w:p>
     <w:p>
@@ -6116,34 +6371,11 @@
         <w:pStyle w:val="ListParagraph"/>
         <w:numPr>
           <w:ilvl w:val="0"/>
-          <w:numId w:val="8"/>
+          <w:numId w:val="9"/>
         </w:numPr>
         <w:spacing w:after="80" w:line="276" w:lineRule="auto"/>
       </w:pPr>
       <w:r>
-        <w:t xml:space="preserve">Open </w:t>
-      </w:r>
-      <w:r>
-        <w:rPr>
-          <w:b/>
-          <w:bCs/>
-        </w:rPr>
-        <w:t>Main-400 Register</w:t>
-      </w:r>
-      <w:r>
-        <w:t>.</w:t>
-      </w:r>
-    </w:p>
-    <w:p>
-      <w:pPr>
-        <w:pStyle w:val="ListParagraph"/>
-        <w:numPr>
-          <w:ilvl w:val="0"/>
-          <w:numId w:val="8"/>
-        </w:numPr>
-        <w:spacing w:after="80" w:line="276" w:lineRule="auto"/>
-      </w:pPr>
-      <w:r>
         <w:t xml:space="preserve">In </w:t>
       </w:r>
       <w:r>
@@ -6151,30 +6383,10 @@
           <w:b/>
           <w:bCs/>
         </w:rPr>
-        <w:t>Move cases through verification</w:t>
-      </w:r>
-      <w:r>
-        <w:t xml:space="preserve">, choose the step, for example </w:t>
-      </w:r>
-      <w:r>
-        <w:rPr>
-          <w:b/>
-          <w:bCs/>
-        </w:rPr>
-        <w:t>S00 Selected → S01 Verification required</w:t>
-      </w:r>
-      <w:r>
-        <w:t xml:space="preserve">. The button shows how many Main cases are at that step, e.g. </w:t>
-      </w:r>
-      <w:r>
-        <w:rPr>
-          <w:b/>
-          <w:bCs/>
-        </w:rPr>
-        <w:t>Move all 48</w:t>
-      </w:r>
-      <w:r>
-        <w:t>.</w:t>
+        <w:t>Matched Reserve case</w:t>
+      </w:r>
+      <w:r>
+        <w:t>, choose the Reserve. Only locked Reserves not already paired are offered, same-stratum ones first. A cross-stratum choice is allowed but flagged in the audit log.</w:t>
       </w:r>
     </w:p>
     <w:p>
@@ -6188,10 +6400,10 @@
           <w:noProof/>
         </w:rPr>
         <w:drawing>
-          <wp:inline distT="0" distB="0" distL="0" distR="0">
-            <wp:extent cx="5334000" cy="609600"/>
+          <wp:inline distT="0" distB="0" distL="0" distR="0" wp14:anchorId="345D6135" wp14:editId="7D670EC2">
+            <wp:extent cx="5334000" cy="685800"/>
             <wp:effectExtent l="0" t="0" r="0" b="0"/>
-            <wp:docPr id="13" name="adm_bulk_verification.jpg" descr="The bulk verification tool on the register." title="The bulk verification tool on the register."/>
+            <wp:docPr id="13" name="adm_case_reserve.jpg" descr="Matched Reserve case." title="Matched Reserve case."/>
             <wp:cNvGraphicFramePr>
               <a:graphicFrameLocks xmlns:a="http://schemas.openxmlformats.org/drawingml/2006/main" noChangeAspect="1"/>
             </wp:cNvGraphicFramePr>
@@ -6214,6 +6426,181 @@
                   <pic:spPr bwMode="auto">
                     <a:xfrm>
                       <a:off x="0" y="0"/>
+                      <a:ext cx="5334000" cy="685800"/>
+                    </a:xfrm>
+                    <a:prstGeom prst="rect">
+                      <a:avLst/>
+                    </a:prstGeom>
+                  </pic:spPr>
+                </pic:pic>
+              </a:graphicData>
+            </a:graphic>
+          </wp:inline>
+        </w:drawing>
+      </w:r>
+    </w:p>
+    <w:p>
+      <w:pPr>
+        <w:spacing w:after="180"/>
+        <w:jc w:val="center"/>
+      </w:pPr>
+      <w:r>
+        <w:rPr>
+          <w:b/>
+          <w:bCs/>
+          <w:color w:val="5B6670"/>
+          <w:sz w:val="17"/>
+          <w:szCs w:val="17"/>
+        </w:rPr>
+        <w:t xml:space="preserve">Figure 13. </w:t>
+      </w:r>
+      <w:r>
+        <w:rPr>
+          <w:i/>
+          <w:iCs/>
+          <w:color w:val="5B6670"/>
+          <w:sz w:val="17"/>
+          <w:szCs w:val="17"/>
+        </w:rPr>
+        <w:t>Matched Reserve case.</w:t>
+      </w:r>
+    </w:p>
+    <w:p>
+      <w:pPr>
+        <w:spacing w:after="80"/>
+      </w:pPr>
+    </w:p>
+    <w:p>
+      <w:pPr>
+        <w:pStyle w:val="Heading2"/>
+      </w:pPr>
+      <w:bookmarkStart w:id="13" w:name="_Toc240405838"/>
+      <w:r>
+        <w:t>4.6 Moving cases through verification (bulk)</w:t>
+      </w:r>
+      <w:bookmarkEnd w:id="13"/>
+    </w:p>
+    <w:p>
+      <w:pPr>
+        <w:spacing w:after="120" w:line="288" w:lineRule="auto"/>
+      </w:pPr>
+      <w:r>
+        <w:t xml:space="preserve">Every Main case must reach </w:t>
+      </w:r>
+      <w:r>
+        <w:rPr>
+          <w:b/>
+          <w:bCs/>
+        </w:rPr>
+        <w:t>S03 Eligible respondent identified</w:t>
+      </w:r>
+      <w:r>
+        <w:t xml:space="preserve"> before it is invited, otherwise its status will not follow the respondent and no reminders are offered. Verification (S00 → S01 → S02 → S03) can be done for all cases at a step at once.</w:t>
+      </w:r>
+    </w:p>
+    <w:p>
+      <w:pPr>
+        <w:pStyle w:val="ListParagraph"/>
+        <w:numPr>
+          <w:ilvl w:val="0"/>
+          <w:numId w:val="10"/>
+        </w:numPr>
+        <w:spacing w:after="80" w:line="276" w:lineRule="auto"/>
+      </w:pPr>
+      <w:r>
+        <w:t xml:space="preserve">Open </w:t>
+      </w:r>
+      <w:r>
+        <w:rPr>
+          <w:b/>
+          <w:bCs/>
+        </w:rPr>
+        <w:t>Main-400 Register</w:t>
+      </w:r>
+      <w:r>
+        <w:t>.</w:t>
+      </w:r>
+    </w:p>
+    <w:p>
+      <w:pPr>
+        <w:pStyle w:val="ListParagraph"/>
+        <w:numPr>
+          <w:ilvl w:val="0"/>
+          <w:numId w:val="10"/>
+        </w:numPr>
+        <w:spacing w:after="80" w:line="276" w:lineRule="auto"/>
+      </w:pPr>
+      <w:r>
+        <w:t xml:space="preserve">In </w:t>
+      </w:r>
+      <w:r>
+        <w:rPr>
+          <w:b/>
+          <w:bCs/>
+        </w:rPr>
+        <w:t>Move cases through verification</w:t>
+      </w:r>
+      <w:r>
+        <w:t xml:space="preserve">, choose the step, for example </w:t>
+      </w:r>
+      <w:r>
+        <w:rPr>
+          <w:b/>
+          <w:bCs/>
+        </w:rPr>
+        <w:t>S00 Selected → S01 Verification required</w:t>
+      </w:r>
+      <w:r>
+        <w:t xml:space="preserve">. The button shows how many Main cases are at that step, e.g. </w:t>
+      </w:r>
+      <w:r>
+        <w:rPr>
+          <w:b/>
+          <w:bCs/>
+        </w:rPr>
+        <w:t>Move all 48</w:t>
+      </w:r>
+      <w:r>
+        <w:t>.</w:t>
+      </w:r>
+    </w:p>
+    <w:p>
+      <w:pPr>
+        <w:keepNext/>
+        <w:spacing w:before="80" w:after="40"/>
+        <w:jc w:val="center"/>
+      </w:pPr>
+      <w:r>
+        <w:rPr>
+          <w:noProof/>
+        </w:rPr>
+        <w:drawing>
+          <wp:inline distT="0" distB="0" distL="0" distR="0" wp14:anchorId="75AE26E1" wp14:editId="35167010">
+            <wp:extent cx="5334000" cy="609600"/>
+            <wp:effectExtent l="0" t="0" r="0" b="0"/>
+            <wp:docPr id="14" name="adm_bulk_verification.jpg" descr="The bulk verification tool on the register." title="The bulk verification tool on the register."/>
+            <wp:cNvGraphicFramePr>
+              <a:graphicFrameLocks xmlns:a="http://schemas.openxmlformats.org/drawingml/2006/main" noChangeAspect="1"/>
+            </wp:cNvGraphicFramePr>
+            <a:graphic xmlns:a="http://schemas.openxmlformats.org/drawingml/2006/main">
+              <a:graphicData uri="http://schemas.openxmlformats.org/drawingml/2006/picture">
+                <pic:pic xmlns:pic="http://schemas.openxmlformats.org/drawingml/2006/picture">
+                  <pic:nvPicPr>
+                    <pic:cNvPr id="0" name=""/>
+                    <pic:cNvPicPr>
+                      <a:picLocks noChangeAspect="1" noChangeArrowheads="1"/>
+                    </pic:cNvPicPr>
+                  </pic:nvPicPr>
+                  <pic:blipFill>
+                    <a:blip r:embed="rId20"/>
+                    <a:srcRect/>
+                    <a:stretch>
+                      <a:fillRect/>
+                    </a:stretch>
+                  </pic:blipFill>
+                  <pic:spPr bwMode="auto">
+                    <a:xfrm>
+                      <a:off x="0" y="0"/>
                       <a:ext cx="5334000" cy="609600"/>
                     </a:xfrm>
                     <a:prstGeom prst="rect">
@@ -6240,7 +6627,7 @@
           <w:sz w:val="17"/>
           <w:szCs w:val="17"/>
         </w:rPr>
-        <w:t xml:space="preserve">Figure 13. </w:t>
+        <w:t xml:space="preserve">Figure 14. </w:t>
       </w:r>
       <w:r>
         <w:rPr>
@@ -6258,11 +6645,12 @@
         <w:pStyle w:val="ListParagraph"/>
         <w:numPr>
           <w:ilvl w:val="0"/>
-          <w:numId w:val="8"/>
+          <w:numId w:val="10"/>
         </w:numPr>
         <w:spacing w:after="80" w:line="276" w:lineRule="auto"/>
       </w:pPr>
       <w:r>
+        <w:lastRenderedPageBreak/>
         <w:t>Select the button and confirm. Each case is moved individually and each move is written to the audit log under your name.</w:t>
       </w:r>
     </w:p>
@@ -6271,7 +6659,7 @@
         <w:pStyle w:val="ListParagraph"/>
         <w:numPr>
           <w:ilvl w:val="0"/>
-          <w:numId w:val="8"/>
+          <w:numId w:val="10"/>
         </w:numPr>
         <w:spacing w:after="80" w:line="276" w:lineRule="auto"/>
       </w:pPr>
@@ -6378,7 +6766,7 @@
       <w:pPr>
         <w:pStyle w:val="Heading2"/>
       </w:pPr>
-      <w:bookmarkStart w:id="14" w:name="_Toc240395067"/>
+      <w:bookmarkStart w:id="14" w:name="_Toc240405839"/>
       <w:r>
         <w:t>4.7 Downloading data</w:t>
       </w:r>
@@ -6395,10 +6783,10 @@
           <w:noProof/>
         </w:rPr>
         <w:drawing>
-          <wp:inline distT="0" distB="0" distL="0" distR="0">
+          <wp:inline distT="0" distB="0" distL="0" distR="0" wp14:anchorId="38D5E610" wp14:editId="00E7BBE6">
             <wp:extent cx="5715000" cy="3657600"/>
             <wp:effectExtent l="0" t="0" r="0" b="0"/>
-            <wp:docPr id="14" name="adm_export.jpg" descr="Data Export." title="Data Export."/>
+            <wp:docPr id="15" name="adm_export.jpg" descr="Data Export." title="Data Export."/>
             <wp:cNvGraphicFramePr>
               <a:graphicFrameLocks xmlns:a="http://schemas.openxmlformats.org/drawingml/2006/main" noChangeAspect="1"/>
             </wp:cNvGraphicFramePr>
@@ -6412,7 +6800,7 @@
                     </pic:cNvPicPr>
                   </pic:nvPicPr>
                   <pic:blipFill>
-                    <a:blip r:embed="rId20"/>
+                    <a:blip r:embed="rId21"/>
                     <a:srcRect/>
                     <a:stretch>
                       <a:fillRect/>
@@ -6447,7 +6835,7 @@
           <w:sz w:val="17"/>
           <w:szCs w:val="17"/>
         </w:rPr>
-        <w:t xml:space="preserve">Figure 14. </w:t>
+        <w:t xml:space="preserve">Figure 15. </w:t>
       </w:r>
       <w:r>
         <w:rPr>
@@ -6515,7 +6903,6 @@
                 <w:sz w:val="19"/>
                 <w:szCs w:val="19"/>
               </w:rPr>
-              <w:lastRenderedPageBreak/>
               <w:t>Download</w:t>
             </w:r>
           </w:p>
@@ -6627,87 +7014,7 @@
                 <w:sz w:val="19"/>
                 <w:szCs w:val="19"/>
               </w:rPr>
-              <w:t>One row per questionnaire: sample</w:t>
-            </w:r>
-            <w:r>
-              <w:rPr>
-                <w:i/>
-                <w:iCs/>
-                <w:sz w:val="19"/>
-                <w:szCs w:val="19"/>
-              </w:rPr>
-              <w:t>id, master</w:t>
-            </w:r>
-            <w:r>
-              <w:rPr>
-                <w:sz w:val="19"/>
-                <w:szCs w:val="19"/>
-              </w:rPr>
-              <w:t>id, province, actor</w:t>
-            </w:r>
-            <w:r>
-              <w:rPr>
-                <w:i/>
-                <w:iCs/>
-                <w:sz w:val="19"/>
-                <w:szCs w:val="19"/>
-              </w:rPr>
-              <w:t>family, value</w:t>
-            </w:r>
-            <w:r>
-              <w:rPr>
-                <w:sz w:val="19"/>
-                <w:szCs w:val="19"/>
-              </w:rPr>
-              <w:t>chain, size</w:t>
-            </w:r>
-            <w:r>
-              <w:rPr>
-                <w:i/>
-                <w:iCs/>
-                <w:sz w:val="19"/>
-                <w:szCs w:val="19"/>
-              </w:rPr>
-              <w:t>class, administration</w:t>
-            </w:r>
-            <w:r>
-              <w:rPr>
-                <w:sz w:val="19"/>
-                <w:szCs w:val="19"/>
-              </w:rPr>
-              <w:t>mode, qa</w:t>
-            </w:r>
-            <w:r>
-              <w:rPr>
-                <w:i/>
-                <w:iCs/>
-                <w:sz w:val="19"/>
-                <w:szCs w:val="19"/>
-              </w:rPr>
-              <w:t>status, submitted</w:t>
-            </w:r>
-            <w:r>
-              <w:rPr>
-                <w:sz w:val="19"/>
-                <w:szCs w:val="19"/>
-              </w:rPr>
-              <w:t>at, completion</w:t>
-            </w:r>
-            <w:r>
-              <w:rPr>
-                <w:i/>
-                <w:iCs/>
-                <w:sz w:val="19"/>
-                <w:szCs w:val="19"/>
-              </w:rPr>
-              <w:t>seconds, consent</w:t>
-            </w:r>
-            <w:r>
-              <w:rPr>
-                <w:sz w:val="19"/>
-                <w:szCs w:val="19"/>
-              </w:rPr>
-              <w:t>withdrawn. No names or contact details.</w:t>
+              <w:t>One row per questionnaire: sample_id, master_id, province, actor_family, value_chain, size_class, administration_mode, qa_status, submitted_at, completion_seconds. No names or contact details. Participants who withdrew are left out.</w:t>
             </w:r>
           </w:p>
         </w:tc>
@@ -6789,7 +7096,7 @@
                 <w:sz w:val="19"/>
                 <w:szCs w:val="19"/>
               </w:rPr>
-              <w:t>The same plus organisation name, respondent name, phone, email and gatekeeper details. Internal operations only.</w:t>
+              <w:t>Every questionnaire, including withdrawn ones (consent_withdrawn), plus organisation name, respondent name, phone, email and gatekeeper details. Internal operations only.</w:t>
             </w:r>
           </w:p>
         </w:tc>
@@ -6870,23 +7177,7 @@
                 <w:sz w:val="19"/>
                 <w:szCs w:val="19"/>
               </w:rPr>
-              <w:t>Every submission's answers for one form: data</w:t>
-            </w:r>
-            <w:r>
-              <w:rPr>
-                <w:i/>
-                <w:iCs/>
-                <w:sz w:val="19"/>
-                <w:szCs w:val="19"/>
-              </w:rPr>
-              <w:t>codes (codes for SPSS/Stata/R), data</w:t>
-            </w:r>
-            <w:r>
-              <w:rPr>
-                <w:sz w:val="19"/>
-                <w:szCs w:val="19"/>
-              </w:rPr>
-              <w:t>labels, a sheet per repeat group, the questions dictionary, the choices lists, and for the questionnaire the matched case, QA status, withdrawal flag and workflow status.</w:t>
+              <w:t>Every submission's answers for one form: data_codes (codes for SPSS/Stata/R), data_labels, a sheet per repeat group, the questions dictionary, the choices lists, and for the questionnaire the matched case, QA status, withdrawal flag and workflow status.</w:t>
             </w:r>
           </w:p>
         </w:tc>
@@ -7008,6 +7299,7 @@
         <w:pStyle w:val="Heading3"/>
       </w:pPr>
       <w:r>
+        <w:lastRenderedPageBreak/>
         <w:t>Getting all the data for cleaning and analysis</w:t>
       </w:r>
     </w:p>
@@ -7016,7 +7308,7 @@
         <w:pStyle w:val="ListParagraph"/>
         <w:numPr>
           <w:ilvl w:val="0"/>
-          <w:numId w:val="9"/>
+          <w:numId w:val="11"/>
         </w:numPr>
         <w:spacing w:after="80" w:line="276" w:lineRule="auto"/>
       </w:pPr>
@@ -7039,7 +7331,7 @@
         <w:pStyle w:val="ListParagraph"/>
         <w:numPr>
           <w:ilvl w:val="0"/>
-          <w:numId w:val="9"/>
+          <w:numId w:val="11"/>
         </w:numPr>
         <w:spacing w:after="80" w:line="276" w:lineRule="auto"/>
       </w:pPr>
@@ -7102,7 +7394,7 @@
         <w:pStyle w:val="ListParagraph"/>
         <w:numPr>
           <w:ilvl w:val="0"/>
-          <w:numId w:val="9"/>
+          <w:numId w:val="11"/>
         </w:numPr>
         <w:spacing w:after="80" w:line="276" w:lineRule="auto"/>
       </w:pPr>
@@ -7125,7 +7417,7 @@
         <w:pStyle w:val="ListParagraph"/>
         <w:numPr>
           <w:ilvl w:val="0"/>
-          <w:numId w:val="9"/>
+          <w:numId w:val="11"/>
         </w:numPr>
         <w:spacing w:after="80" w:line="276" w:lineRule="auto"/>
       </w:pPr>
@@ -7196,7 +7488,7 @@
         <w:pStyle w:val="ListParagraph"/>
         <w:numPr>
           <w:ilvl w:val="0"/>
-          <w:numId w:val="9"/>
+          <w:numId w:val="11"/>
         </w:numPr>
         <w:spacing w:after="80" w:line="276" w:lineRule="auto"/>
       </w:pPr>
@@ -7293,7 +7585,7 @@
       <w:pPr>
         <w:pStyle w:val="Heading2"/>
       </w:pPr>
-      <w:bookmarkStart w:id="15" w:name="_Toc240395068"/>
+      <w:bookmarkStart w:id="15" w:name="_Toc240405840"/>
       <w:r>
         <w:t>4.8 Checking the audit log</w:t>
       </w:r>
@@ -7304,7 +7596,7 @@
         <w:pStyle w:val="ListParagraph"/>
         <w:numPr>
           <w:ilvl w:val="0"/>
-          <w:numId w:val="10"/>
+          <w:numId w:val="12"/>
         </w:numPr>
         <w:spacing w:after="80" w:line="276" w:lineRule="auto"/>
       </w:pPr>
@@ -7380,220 +7672,11 @@
         <w:rPr>
           <w:noProof/>
         </w:rPr>
-        <w:lastRenderedPageBreak/>
         <w:drawing>
-          <wp:inline distT="0" distB="0" distL="0" distR="0">
+          <wp:inline distT="0" distB="0" distL="0" distR="0" wp14:anchorId="55200FFD" wp14:editId="4A1247E9">
             <wp:extent cx="5334000" cy="3333750"/>
             <wp:effectExtent l="0" t="0" r="0" b="0"/>
-            <wp:docPr id="15" name="adm_audit.jpg" descr="Audit Log, newest first." title="Audit Log, newest first."/>
-            <wp:cNvGraphicFramePr>
-              <a:graphicFrameLocks xmlns:a="http://schemas.openxmlformats.org/drawingml/2006/main" noChangeAspect="1"/>
-            </wp:cNvGraphicFramePr>
-            <a:graphic xmlns:a="http://schemas.openxmlformats.org/drawingml/2006/main">
-              <a:graphicData uri="http://schemas.openxmlformats.org/drawingml/2006/picture">
-                <pic:pic xmlns:pic="http://schemas.openxmlformats.org/drawingml/2006/picture">
-                  <pic:nvPicPr>
-                    <pic:cNvPr id="0" name=""/>
-                    <pic:cNvPicPr>
-                      <a:picLocks noChangeAspect="1" noChangeArrowheads="1"/>
-                    </pic:cNvPicPr>
-                  </pic:nvPicPr>
-                  <pic:blipFill>
-                    <a:blip r:embed="rId21"/>
-                    <a:srcRect/>
-                    <a:stretch>
-                      <a:fillRect/>
-                    </a:stretch>
-                  </pic:blipFill>
-                  <pic:spPr bwMode="auto">
-                    <a:xfrm>
-                      <a:off x="0" y="0"/>
-                      <a:ext cx="5334000" cy="3333750"/>
-                    </a:xfrm>
-                    <a:prstGeom prst="rect">
-                      <a:avLst/>
-                    </a:prstGeom>
-                  </pic:spPr>
-                </pic:pic>
-              </a:graphicData>
-            </a:graphic>
-          </wp:inline>
-        </w:drawing>
-      </w:r>
-    </w:p>
-    <w:p>
-      <w:pPr>
-        <w:spacing w:after="180"/>
-        <w:jc w:val="center"/>
-      </w:pPr>
-      <w:r>
-        <w:rPr>
-          <w:b/>
-          <w:bCs/>
-          <w:color w:val="5B6670"/>
-          <w:sz w:val="17"/>
-          <w:szCs w:val="17"/>
-        </w:rPr>
-        <w:t xml:space="preserve">Figure 15. </w:t>
-      </w:r>
-      <w:r>
-        <w:rPr>
-          <w:i/>
-          <w:iCs/>
-          <w:color w:val="5B6670"/>
-          <w:sz w:val="17"/>
-          <w:szCs w:val="17"/>
-        </w:rPr>
-        <w:t>Audit Log, newest first.</w:t>
-      </w:r>
-    </w:p>
-    <w:p>
-      <w:pPr>
-        <w:pStyle w:val="ListParagraph"/>
-        <w:numPr>
-          <w:ilvl w:val="0"/>
-          <w:numId w:val="10"/>
-        </w:numPr>
-        <w:spacing w:after="80" w:line="276" w:lineRule="auto"/>
-      </w:pPr>
-      <w:r>
-        <w:t xml:space="preserve">Page through with </w:t>
-      </w:r>
-      <w:r>
-        <w:rPr>
-          <w:b/>
-          <w:bCs/>
-        </w:rPr>
-        <w:t>Previous</w:t>
-      </w:r>
-      <w:r>
-        <w:t xml:space="preserve"> and </w:t>
-      </w:r>
-      <w:r>
-        <w:rPr>
-          <w:b/>
-          <w:bCs/>
-        </w:rPr>
-        <w:t>Next</w:t>
-      </w:r>
-      <w:r>
-        <w:t xml:space="preserve">. Actions taken by scheduled jobs or by respondents themselves show </w:t>
-      </w:r>
-      <w:r>
-        <w:rPr>
-          <w:b/>
-          <w:bCs/>
-        </w:rPr>
-        <w:t>system</w:t>
-      </w:r>
-      <w:r>
-        <w:t>.</w:t>
-      </w:r>
-    </w:p>
-    <w:p>
-      <w:pPr>
-        <w:spacing w:after="80"/>
-      </w:pPr>
-    </w:p>
-    <w:p>
-      <w:pPr>
-        <w:pStyle w:val="Heading2"/>
-      </w:pPr>
-      <w:bookmarkStart w:id="16" w:name="_Toc240395069"/>
-      <w:r>
-        <w:t>4.9 Recording a withdrawal</w:t>
-      </w:r>
-      <w:bookmarkEnd w:id="16"/>
-    </w:p>
-    <w:p>
-      <w:pPr>
-        <w:spacing w:after="120" w:line="288" w:lineRule="auto"/>
-      </w:pPr>
-      <w:r>
-        <w:t>A participant may withdraw at any time, for any reason, without giving one.</w:t>
-      </w:r>
-    </w:p>
-    <w:p>
-      <w:pPr>
-        <w:pStyle w:val="ListParagraph"/>
-        <w:numPr>
-          <w:ilvl w:val="0"/>
-          <w:numId w:val="11"/>
-        </w:numPr>
-        <w:spacing w:after="80" w:line="276" w:lineRule="auto"/>
-      </w:pPr>
-      <w:r>
-        <w:t>Stop contacting the person immediately.</w:t>
-      </w:r>
-    </w:p>
-    <w:p>
-      <w:pPr>
-        <w:pStyle w:val="ListParagraph"/>
-        <w:numPr>
-          <w:ilvl w:val="0"/>
-          <w:numId w:val="11"/>
-        </w:numPr>
-        <w:spacing w:after="80" w:line="276" w:lineRule="auto"/>
-      </w:pPr>
-      <w:r>
-        <w:t xml:space="preserve">On the case page, in </w:t>
-      </w:r>
-      <w:r>
-        <w:rPr>
-          <w:b/>
-          <w:bCs/>
-        </w:rPr>
-        <w:t>Record a withdrawal</w:t>
-      </w:r>
-      <w:r>
-        <w:t xml:space="preserve">, choose </w:t>
-      </w:r>
-      <w:r>
-        <w:rPr>
-          <w:b/>
-          <w:bCs/>
-        </w:rPr>
-        <w:t>How they told us</w:t>
-      </w:r>
-      <w:r>
-        <w:t xml:space="preserve"> — </w:t>
-      </w:r>
-      <w:r>
-        <w:rPr>
-          <w:b/>
-          <w:bCs/>
-        </w:rPr>
-        <w:t>By phone or in person</w:t>
-      </w:r>
-      <w:r>
-        <w:t xml:space="preserve">, or </w:t>
-      </w:r>
-      <w:r>
-        <w:rPr>
-          <w:b/>
-          <w:bCs/>
-        </w:rPr>
-        <w:t>In writing (WhatsApp, email, letter)</w:t>
-      </w:r>
-      <w:r>
-        <w:t xml:space="preserve"> — and type the reason or their own words.</w:t>
-      </w:r>
-    </w:p>
-    <w:p>
-      <w:pPr>
-        <w:keepNext/>
-        <w:spacing w:before="80" w:after="40"/>
-        <w:jc w:val="center"/>
-      </w:pPr>
-      <w:r>
-        <w:rPr>
-          <w:noProof/>
-        </w:rPr>
-        <w:drawing>
-          <wp:inline distT="0" distB="0" distL="0" distR="0">
-            <wp:extent cx="5334000" cy="1409700"/>
-            <wp:effectExtent l="0" t="0" r="0" b="0"/>
-            <wp:docPr id="16" name="adm_case_withdrawal.jpg" descr="Record a withdrawal." title="Record a withdrawal."/>
+            <wp:docPr id="16" name="adm_audit.jpg" descr="Audit Log, newest first." title="Audit Log, newest first."/>
             <wp:cNvGraphicFramePr>
               <a:graphicFrameLocks xmlns:a="http://schemas.openxmlformats.org/drawingml/2006/main" noChangeAspect="1"/>
             </wp:cNvGraphicFramePr>
@@ -7616,6 +7699,215 @@
                   <pic:spPr bwMode="auto">
                     <a:xfrm>
                       <a:off x="0" y="0"/>
+                      <a:ext cx="5334000" cy="3333750"/>
+                    </a:xfrm>
+                    <a:prstGeom prst="rect">
+                      <a:avLst/>
+                    </a:prstGeom>
+                  </pic:spPr>
+                </pic:pic>
+              </a:graphicData>
+            </a:graphic>
+          </wp:inline>
+        </w:drawing>
+      </w:r>
+    </w:p>
+    <w:p>
+      <w:pPr>
+        <w:spacing w:after="180"/>
+        <w:jc w:val="center"/>
+      </w:pPr>
+      <w:r>
+        <w:rPr>
+          <w:b/>
+          <w:bCs/>
+          <w:color w:val="5B6670"/>
+          <w:sz w:val="17"/>
+          <w:szCs w:val="17"/>
+        </w:rPr>
+        <w:t xml:space="preserve">Figure 16. </w:t>
+      </w:r>
+      <w:r>
+        <w:rPr>
+          <w:i/>
+          <w:iCs/>
+          <w:color w:val="5B6670"/>
+          <w:sz w:val="17"/>
+          <w:szCs w:val="17"/>
+        </w:rPr>
+        <w:t>Audit Log, newest first.</w:t>
+      </w:r>
+    </w:p>
+    <w:p>
+      <w:pPr>
+        <w:pStyle w:val="ListParagraph"/>
+        <w:numPr>
+          <w:ilvl w:val="0"/>
+          <w:numId w:val="12"/>
+        </w:numPr>
+        <w:spacing w:after="80" w:line="276" w:lineRule="auto"/>
+      </w:pPr>
+      <w:r>
+        <w:t xml:space="preserve">Page through with </w:t>
+      </w:r>
+      <w:r>
+        <w:rPr>
+          <w:b/>
+          <w:bCs/>
+        </w:rPr>
+        <w:t>Previous</w:t>
+      </w:r>
+      <w:r>
+        <w:t xml:space="preserve"> and </w:t>
+      </w:r>
+      <w:r>
+        <w:rPr>
+          <w:b/>
+          <w:bCs/>
+        </w:rPr>
+        <w:t>Next</w:t>
+      </w:r>
+      <w:r>
+        <w:t xml:space="preserve">. Actions taken by scheduled jobs or by respondents themselves show </w:t>
+      </w:r>
+      <w:r>
+        <w:rPr>
+          <w:b/>
+          <w:bCs/>
+        </w:rPr>
+        <w:t>system</w:t>
+      </w:r>
+      <w:r>
+        <w:t>.</w:t>
+      </w:r>
+    </w:p>
+    <w:p>
+      <w:pPr>
+        <w:spacing w:after="80"/>
+      </w:pPr>
+    </w:p>
+    <w:p>
+      <w:pPr>
+        <w:pStyle w:val="Heading2"/>
+      </w:pPr>
+      <w:bookmarkStart w:id="16" w:name="_Toc240405841"/>
+      <w:r>
+        <w:lastRenderedPageBreak/>
+        <w:t>4.9 Recording a withdrawal</w:t>
+      </w:r>
+      <w:bookmarkEnd w:id="16"/>
+    </w:p>
+    <w:p>
+      <w:pPr>
+        <w:spacing w:after="120" w:line="288" w:lineRule="auto"/>
+      </w:pPr>
+      <w:r>
+        <w:t>A participant may withdraw at any time, for any reason, without giving one.</w:t>
+      </w:r>
+    </w:p>
+    <w:p>
+      <w:pPr>
+        <w:pStyle w:val="ListParagraph"/>
+        <w:numPr>
+          <w:ilvl w:val="0"/>
+          <w:numId w:val="13"/>
+        </w:numPr>
+        <w:spacing w:after="80" w:line="276" w:lineRule="auto"/>
+      </w:pPr>
+      <w:r>
+        <w:t>Stop contacting the person immediately.</w:t>
+      </w:r>
+    </w:p>
+    <w:p>
+      <w:pPr>
+        <w:pStyle w:val="ListParagraph"/>
+        <w:numPr>
+          <w:ilvl w:val="0"/>
+          <w:numId w:val="13"/>
+        </w:numPr>
+        <w:spacing w:after="80" w:line="276" w:lineRule="auto"/>
+      </w:pPr>
+      <w:r>
+        <w:t xml:space="preserve">On the case page, in </w:t>
+      </w:r>
+      <w:r>
+        <w:rPr>
+          <w:b/>
+          <w:bCs/>
+        </w:rPr>
+        <w:t>Record a withdrawal</w:t>
+      </w:r>
+      <w:r>
+        <w:t xml:space="preserve">, choose </w:t>
+      </w:r>
+      <w:r>
+        <w:rPr>
+          <w:b/>
+          <w:bCs/>
+        </w:rPr>
+        <w:t>How they told us</w:t>
+      </w:r>
+      <w:r>
+        <w:t xml:space="preserve"> — </w:t>
+      </w:r>
+      <w:r>
+        <w:rPr>
+          <w:b/>
+          <w:bCs/>
+        </w:rPr>
+        <w:t>By phone or in person</w:t>
+      </w:r>
+      <w:r>
+        <w:t xml:space="preserve">, or </w:t>
+      </w:r>
+      <w:r>
+        <w:rPr>
+          <w:b/>
+          <w:bCs/>
+        </w:rPr>
+        <w:t>In writing (WhatsApp, email, letter)</w:t>
+      </w:r>
+      <w:r>
+        <w:t xml:space="preserve"> — and type the reason or their own words.</w:t>
+      </w:r>
+    </w:p>
+    <w:p>
+      <w:pPr>
+        <w:keepNext/>
+        <w:spacing w:before="80" w:after="40"/>
+        <w:jc w:val="center"/>
+      </w:pPr>
+      <w:r>
+        <w:rPr>
+          <w:noProof/>
+        </w:rPr>
+        <w:drawing>
+          <wp:inline distT="0" distB="0" distL="0" distR="0" wp14:anchorId="3A5D8345" wp14:editId="3081CECD">
+            <wp:extent cx="5334000" cy="1409700"/>
+            <wp:effectExtent l="0" t="0" r="0" b="0"/>
+            <wp:docPr id="17" name="adm_case_withdrawal.jpg" descr="Record a withdrawal." title="Record a withdrawal."/>
+            <wp:cNvGraphicFramePr>
+              <a:graphicFrameLocks xmlns:a="http://schemas.openxmlformats.org/drawingml/2006/main" noChangeAspect="1"/>
+            </wp:cNvGraphicFramePr>
+            <a:graphic xmlns:a="http://schemas.openxmlformats.org/drawingml/2006/main">
+              <a:graphicData uri="http://schemas.openxmlformats.org/drawingml/2006/picture">
+                <pic:pic xmlns:pic="http://schemas.openxmlformats.org/drawingml/2006/picture">
+                  <pic:nvPicPr>
+                    <pic:cNvPr id="0" name=""/>
+                    <pic:cNvPicPr>
+                      <a:picLocks noChangeAspect="1" noChangeArrowheads="1"/>
+                    </pic:cNvPicPr>
+                  </pic:nvPicPr>
+                  <pic:blipFill>
+                    <a:blip r:embed="rId23"/>
+                    <a:srcRect/>
+                    <a:stretch>
+                      <a:fillRect/>
+                    </a:stretch>
+                  </pic:blipFill>
+                  <pic:spPr bwMode="auto">
+                    <a:xfrm>
+                      <a:off x="0" y="0"/>
                       <a:ext cx="5334000" cy="1409700"/>
                     </a:xfrm>
                     <a:prstGeom prst="rect">
@@ -7642,7 +7934,7 @@
           <w:sz w:val="17"/>
           <w:szCs w:val="17"/>
         </w:rPr>
-        <w:t xml:space="preserve">Figure 16. </w:t>
+        <w:t xml:space="preserve">Figure 17. </w:t>
       </w:r>
       <w:r>
         <w:rPr>
@@ -7660,7 +7952,7 @@
         <w:pStyle w:val="ListParagraph"/>
         <w:numPr>
           <w:ilvl w:val="0"/>
-          <w:numId w:val="11"/>
+          <w:numId w:val="13"/>
         </w:numPr>
         <w:spacing w:after="80" w:line="276" w:lineRule="auto"/>
       </w:pPr>
@@ -7777,7 +8069,71 @@
                 <w:sz w:val="19"/>
                 <w:szCs w:val="19"/>
               </w:rPr>
-              <w:t>Withdrawal does not delete a questionnaire already in KoboToolbox. The PI decides how submitted data from a withdrawn participant is handled in analysis; the export flag makes such cases easy to find.</w:t>
+              <w:t xml:space="preserve">PI decision (15 September 2026): a questionnaire submitted before the withdrawal is </w:t>
+            </w:r>
+            <w:r>
+              <w:rPr>
+                <w:b/>
+                <w:bCs/>
+                <w:sz w:val="19"/>
+                <w:szCs w:val="19"/>
+              </w:rPr>
+              <w:t>kept for the audit trail but never analysed</w:t>
+            </w:r>
+            <w:r>
+              <w:rPr>
+                <w:sz w:val="19"/>
+                <w:szCs w:val="19"/>
+              </w:rPr>
+              <w:t xml:space="preserve">. It is left out of the de-identified analysis export automatically, flagged </w:t>
+            </w:r>
+            <w:r>
+              <w:rPr>
+                <w:rFonts w:ascii="Consolas" w:eastAsia="Consolas" w:hAnsi="Consolas" w:cs="Consolas"/>
+                <w:color w:val="122238"/>
+                <w:sz w:val="19"/>
+                <w:szCs w:val="19"/>
+              </w:rPr>
+              <w:t>consent_withdrawn</w:t>
+            </w:r>
+            <w:r>
+              <w:rPr>
+                <w:sz w:val="19"/>
+                <w:szCs w:val="19"/>
+              </w:rPr>
+              <w:t xml:space="preserve"> in the operational export, and marked in the PI's KoboToolbox workbook (README count and </w:t>
+            </w:r>
+            <w:r>
+              <w:rPr>
+                <w:rFonts w:ascii="Consolas" w:eastAsia="Consolas" w:hAnsi="Consolas" w:cs="Consolas"/>
+                <w:color w:val="122238"/>
+                <w:sz w:val="19"/>
+                <w:szCs w:val="19"/>
+              </w:rPr>
+              <w:t>portal_consent_withdrawn</w:t>
+            </w:r>
+            <w:r>
+              <w:rPr>
+                <w:sz w:val="19"/>
+                <w:szCs w:val="19"/>
+              </w:rPr>
+              <w:t xml:space="preserve"> = TRUE) and PDF ZIP (file name starts </w:t>
+            </w:r>
+            <w:r>
+              <w:rPr>
+                <w:rFonts w:ascii="Consolas" w:eastAsia="Consolas" w:hAnsi="Consolas" w:cs="Consolas"/>
+                <w:color w:val="122238"/>
+                <w:sz w:val="19"/>
+                <w:szCs w:val="19"/>
+              </w:rPr>
+              <w:t>WITHDRAWN-</w:t>
+            </w:r>
+            <w:r>
+              <w:rPr>
+                <w:sz w:val="19"/>
+                <w:szCs w:val="19"/>
+              </w:rPr>
+              <w:t>).</w:t>
             </w:r>
           </w:p>
         </w:tc>
@@ -7787,9 +8143,8 @@
       <w:pPr>
         <w:pStyle w:val="Heading2"/>
       </w:pPr>
-      <w:bookmarkStart w:id="17" w:name="_Toc240395070"/>
-      <w:r>
-        <w:lastRenderedPageBreak/>
+      <w:bookmarkStart w:id="17" w:name="_Toc240405842"/>
+      <w:r>
         <w:t>4.10 Activating a Reserve case</w:t>
       </w:r>
       <w:bookmarkEnd w:id="17"/>
@@ -7807,7 +8162,7 @@
         <w:pStyle w:val="ListParagraph"/>
         <w:numPr>
           <w:ilvl w:val="0"/>
-          <w:numId w:val="12"/>
+          <w:numId w:val="14"/>
         </w:numPr>
         <w:spacing w:after="80" w:line="276" w:lineRule="auto"/>
       </w:pPr>
@@ -7836,247 +8191,10 @@
           <w:noProof/>
         </w:rPr>
         <w:drawing>
-          <wp:inline distT="0" distB="0" distL="0" distR="0">
+          <wp:inline distT="0" distB="0" distL="0" distR="0" wp14:anchorId="7EE7550D" wp14:editId="0BB6D7FA">
             <wp:extent cx="5334000" cy="2505075"/>
             <wp:effectExtent l="0" t="0" r="0" b="0"/>
-            <wp:docPr id="17" name="adm_reserve.jpg" descr="Reserve Activation." title="Reserve Activation."/>
-            <wp:cNvGraphicFramePr>
-              <a:graphicFrameLocks xmlns:a="http://schemas.openxmlformats.org/drawingml/2006/main" noChangeAspect="1"/>
-            </wp:cNvGraphicFramePr>
-            <a:graphic xmlns:a="http://schemas.openxmlformats.org/drawingml/2006/main">
-              <a:graphicData uri="http://schemas.openxmlformats.org/drawingml/2006/picture">
-                <pic:pic xmlns:pic="http://schemas.openxmlformats.org/drawingml/2006/picture">
-                  <pic:nvPicPr>
-                    <pic:cNvPr id="0" name=""/>
-                    <pic:cNvPicPr>
-                      <a:picLocks noChangeAspect="1" noChangeArrowheads="1"/>
-                    </pic:cNvPicPr>
-                  </pic:nvPicPr>
-                  <pic:blipFill>
-                    <a:blip r:embed="rId23"/>
-                    <a:srcRect/>
-                    <a:stretch>
-                      <a:fillRect/>
-                    </a:stretch>
-                  </pic:blipFill>
-                  <pic:spPr bwMode="auto">
-                    <a:xfrm>
-                      <a:off x="0" y="0"/>
-                      <a:ext cx="5334000" cy="2505075"/>
-                    </a:xfrm>
-                    <a:prstGeom prst="rect">
-                      <a:avLst/>
-                    </a:prstGeom>
-                  </pic:spPr>
-                </pic:pic>
-              </a:graphicData>
-            </a:graphic>
-          </wp:inline>
-        </w:drawing>
-      </w:r>
-    </w:p>
-    <w:p>
-      <w:pPr>
-        <w:spacing w:after="180"/>
-        <w:jc w:val="center"/>
-      </w:pPr>
-      <w:r>
-        <w:rPr>
-          <w:b/>
-          <w:bCs/>
-          <w:color w:val="5B6670"/>
-          <w:sz w:val="17"/>
-          <w:szCs w:val="17"/>
-        </w:rPr>
-        <w:t xml:space="preserve">Figure 17. </w:t>
-      </w:r>
-      <w:r>
-        <w:rPr>
-          <w:i/>
-          <w:iCs/>
-          <w:color w:val="5B6670"/>
-          <w:sz w:val="17"/>
-          <w:szCs w:val="17"/>
-        </w:rPr>
-        <w:t>Reserve Activation.</w:t>
-      </w:r>
-    </w:p>
-    <w:p>
-      <w:pPr>
-        <w:pStyle w:val="ListParagraph"/>
-        <w:numPr>
-          <w:ilvl w:val="0"/>
-          <w:numId w:val="12"/>
-        </w:numPr>
-        <w:spacing w:after="80" w:line="276" w:lineRule="auto"/>
-      </w:pPr>
-      <w:r>
-        <w:t>Find the Reserve matched to the dropped Main case (the Main case page shows the pairing).</w:t>
-      </w:r>
-    </w:p>
-    <w:p>
-      <w:pPr>
-        <w:pStyle w:val="ListParagraph"/>
-        <w:numPr>
-          <w:ilvl w:val="0"/>
-          <w:numId w:val="12"/>
-        </w:numPr>
-        <w:spacing w:after="80" w:line="276" w:lineRule="auto"/>
-      </w:pPr>
-      <w:r>
-        <w:t xml:space="preserve">Choose the authorised reason: </w:t>
-      </w:r>
-      <w:r>
-        <w:rPr>
-          <w:b/>
-          <w:bCs/>
-        </w:rPr>
-        <w:t>Ineligible</w:t>
-      </w:r>
-      <w:r>
-        <w:t xml:space="preserve">, </w:t>
-      </w:r>
-      <w:r>
-        <w:rPr>
-          <w:b/>
-          <w:bCs/>
-        </w:rPr>
-        <w:t>Inactive</w:t>
-      </w:r>
-      <w:r>
-        <w:t xml:space="preserve">, </w:t>
-      </w:r>
-      <w:r>
-        <w:rPr>
-          <w:b/>
-          <w:bCs/>
-        </w:rPr>
-        <w:t>Duplicate</w:t>
-      </w:r>
-      <w:r>
-        <w:t xml:space="preserve">, </w:t>
-      </w:r>
-      <w:r>
-        <w:rPr>
-          <w:b/>
-          <w:bCs/>
-        </w:rPr>
-        <w:t>Refusal</w:t>
-      </w:r>
-      <w:r>
-        <w:t xml:space="preserve"> or </w:t>
-      </w:r>
-      <w:r>
-        <w:rPr>
-          <w:b/>
-          <w:bCs/>
-        </w:rPr>
-        <w:t>Nonresponse exhausted</w:t>
-      </w:r>
-      <w:r>
-        <w:t>. There is deliberately no "other".</w:t>
-      </w:r>
-    </w:p>
-    <w:p>
-      <w:pPr>
-        <w:pStyle w:val="ListParagraph"/>
-        <w:numPr>
-          <w:ilvl w:val="0"/>
-          <w:numId w:val="12"/>
-        </w:numPr>
-        <w:spacing w:after="80" w:line="276" w:lineRule="auto"/>
-      </w:pPr>
-      <w:r>
-        <w:t xml:space="preserve">Write the </w:t>
-      </w:r>
-      <w:r>
-        <w:rPr>
-          <w:b/>
-          <w:bCs/>
-        </w:rPr>
-        <w:t>Evidence note (required)</w:t>
-      </w:r>
-      <w:r>
-        <w:t>, e.g. "MD declined by phone 12 Sep, logged in contact timeline".</w:t>
-      </w:r>
-    </w:p>
-    <w:p>
-      <w:pPr>
-        <w:pStyle w:val="ListParagraph"/>
-        <w:numPr>
-          <w:ilvl w:val="0"/>
-          <w:numId w:val="12"/>
-        </w:numPr>
-        <w:spacing w:after="80" w:line="276" w:lineRule="auto"/>
-      </w:pPr>
-      <w:r>
-        <w:t xml:space="preserve">Select </w:t>
-      </w:r>
-      <w:r>
-        <w:rPr>
-          <w:b/>
-          <w:bCs/>
-        </w:rPr>
-        <w:t>Activate this reserve</w:t>
-      </w:r>
-      <w:r>
-        <w:t>. The Reserve becomes invitable and is worked like any Main case, starting with verification.</w:t>
-      </w:r>
-    </w:p>
-    <w:p>
-      <w:pPr>
-        <w:spacing w:after="80"/>
-      </w:pPr>
-    </w:p>
-    <w:p>
-      <w:pPr>
-        <w:pStyle w:val="Heading2"/>
-      </w:pPr>
-      <w:bookmarkStart w:id="18" w:name="_Toc240395071"/>
-      <w:r>
-        <w:t>4.11 Reviewing questionnaires in the QA Queue</w:t>
-      </w:r>
-      <w:bookmarkEnd w:id="18"/>
-    </w:p>
-    <w:p>
-      <w:pPr>
-        <w:pStyle w:val="ListParagraph"/>
-        <w:numPr>
-          <w:ilvl w:val="0"/>
-          <w:numId w:val="13"/>
-        </w:numPr>
-        <w:spacing w:after="80" w:line="276" w:lineRule="auto"/>
-      </w:pPr>
-      <w:r>
-        <w:t xml:space="preserve">Select </w:t>
-      </w:r>
-      <w:r>
-        <w:rPr>
-          <w:b/>
-          <w:bCs/>
-        </w:rPr>
-        <w:t>QA Queue</w:t>
-      </w:r>
-      <w:r>
-        <w:t>. Each submission shows the Sample ID, when it was submitted, the administration mode, the completion time in minutes and its QA status (PENDING or QUERY).</w:t>
-      </w:r>
-    </w:p>
-    <w:p>
-      <w:pPr>
-        <w:keepNext/>
-        <w:spacing w:before="80" w:after="40"/>
-        <w:jc w:val="center"/>
-      </w:pPr>
-      <w:r>
-        <w:rPr>
-          <w:noProof/>
-        </w:rPr>
-        <w:lastRenderedPageBreak/>
-        <w:drawing>
-          <wp:inline distT="0" distB="0" distL="0" distR="0">
-            <wp:extent cx="5334000" cy="3333750"/>
-            <wp:effectExtent l="0" t="0" r="0" b="0"/>
-            <wp:docPr id="18" name="qa_queue.jpg" descr="QUAN QA Queue with the KoboToolbox sync panel." title="QUAN QA Queue with the KoboToolbox sync panel."/>
+            <wp:docPr id="18" name="adm_reserve.jpg" descr="Reserve Activation." title="Reserve Activation."/>
             <wp:cNvGraphicFramePr>
               <a:graphicFrameLocks xmlns:a="http://schemas.openxmlformats.org/drawingml/2006/main" noChangeAspect="1"/>
             </wp:cNvGraphicFramePr>
@@ -8099,7 +8217,7 @@
                   <pic:spPr bwMode="auto">
                     <a:xfrm>
                       <a:off x="0" y="0"/>
-                      <a:ext cx="5334000" cy="3333750"/>
+                      <a:ext cx="5334000" cy="2505075"/>
                     </a:xfrm>
                     <a:prstGeom prst="rect">
                       <a:avLst/>
@@ -8135,688 +8253,8 @@
           <w:sz w:val="17"/>
           <w:szCs w:val="17"/>
         </w:rPr>
-        <w:t>QUAN QA Queue with the KoboToolbox sync panel.</w:t>
-      </w:r>
-    </w:p>
-    <w:p>
-      <w:pPr>
-        <w:pStyle w:val="ListParagraph"/>
-        <w:numPr>
-          <w:ilvl w:val="0"/>
-          <w:numId w:val="13"/>
-        </w:numPr>
-        <w:spacing w:after="80" w:line="276" w:lineRule="auto"/>
-      </w:pPr>
-      <w:r>
-        <w:t xml:space="preserve">Open the completed form to check the answers: </w:t>
-      </w:r>
-      <w:r>
-        <w:rPr>
-          <w:b/>
-          <w:bCs/>
-        </w:rPr>
-        <w:t>Form PDFs → Download PDF</w:t>
-      </w:r>
-      <w:r>
-        <w:t xml:space="preserve">, or the </w:t>
-      </w:r>
-      <w:r>
-        <w:rPr>
-          <w:b/>
-          <w:bCs/>
-        </w:rPr>
-        <w:t>Completed questionnaire</w:t>
-      </w:r>
-      <w:r>
-        <w:t xml:space="preserve"> panel on the case page.</w:t>
-      </w:r>
-    </w:p>
-    <w:p>
-      <w:pPr>
-        <w:pStyle w:val="ListParagraph"/>
-        <w:numPr>
-          <w:ilvl w:val="0"/>
-          <w:numId w:val="13"/>
-        </w:numPr>
-        <w:spacing w:after="80" w:line="276" w:lineRule="auto"/>
-      </w:pPr>
-      <w:r>
-        <w:t>Check it against the QA rules (table below) and any open QA exception for that case.</w:t>
-      </w:r>
-    </w:p>
-    <w:p>
-      <w:pPr>
-        <w:pStyle w:val="ListParagraph"/>
-        <w:numPr>
-          <w:ilvl w:val="0"/>
-          <w:numId w:val="13"/>
-        </w:numPr>
-        <w:spacing w:after="80" w:line="276" w:lineRule="auto"/>
-      </w:pPr>
-      <w:r>
-        <w:t xml:space="preserve">Write a </w:t>
-      </w:r>
-      <w:r>
-        <w:rPr>
-          <w:b/>
-          <w:bCs/>
-        </w:rPr>
-        <w:t>Note (required)</w:t>
-      </w:r>
-      <w:r>
-        <w:t xml:space="preserve"> explaining your decision.</w:t>
-      </w:r>
-    </w:p>
-    <w:p>
-      <w:pPr>
-        <w:pStyle w:val="ListParagraph"/>
-        <w:numPr>
-          <w:ilvl w:val="0"/>
-          <w:numId w:val="13"/>
-        </w:numPr>
-        <w:spacing w:after="80" w:line="276" w:lineRule="auto"/>
-      </w:pPr>
-      <w:r>
-        <w:t xml:space="preserve">Select </w:t>
-      </w:r>
-      <w:r>
-        <w:rPr>
-          <w:b/>
-          <w:bCs/>
-        </w:rPr>
-        <w:t>Accept</w:t>
-      </w:r>
-      <w:r>
-        <w:t xml:space="preserve"> (moves the case to S10 QA passed), </w:t>
-      </w:r>
-      <w:r>
-        <w:rPr>
-          <w:b/>
-          <w:bCs/>
-        </w:rPr>
-        <w:t>Re-query</w:t>
-      </w:r>
-      <w:r>
-        <w:t xml:space="preserve"> (S09 QA query — follow up with the respondent or the RA who administered it) or </w:t>
-      </w:r>
-      <w:r>
-        <w:rPr>
-          <w:b/>
-          <w:bCs/>
-        </w:rPr>
-        <w:t>Reject</w:t>
-      </w:r>
-      <w:r>
-        <w:t xml:space="preserve"> (not usable).</w:t>
-      </w:r>
-    </w:p>
-    <w:p>
-      <w:pPr>
-        <w:spacing w:after="80"/>
-      </w:pPr>
-    </w:p>
-    <w:tbl>
-      <w:tblPr>
-        <w:tblW w:w="9412" w:type="dxa"/>
-        <w:tblBorders>
-          <w:top w:val="single" w:sz="4" w:space="0" w:color="D5DAE0"/>
-          <w:left w:val="single" w:sz="4" w:space="0" w:color="D5DAE0"/>
-          <w:bottom w:val="single" w:sz="4" w:space="0" w:color="D5DAE0"/>
-          <w:right w:val="single" w:sz="4" w:space="0" w:color="D5DAE0"/>
-          <w:insideH w:val="single" w:sz="4" w:space="0" w:color="D5DAE0"/>
-          <w:insideV w:val="single" w:sz="4" w:space="0" w:color="D5DAE0"/>
-        </w:tblBorders>
-        <w:tblCellMar>
-          <w:left w:w="10" w:type="dxa"/>
-          <w:right w:w="10" w:type="dxa"/>
-        </w:tblCellMar>
-        <w:tblLook w:val="0000" w:firstRow="0" w:lastRow="0" w:firstColumn="0" w:lastColumn="0" w:noHBand="0" w:noVBand="0"/>
-      </w:tblPr>
-      <w:tblGrid>
-        <w:gridCol w:w="2353"/>
-        <w:gridCol w:w="3765"/>
-        <w:gridCol w:w="3294"/>
-      </w:tblGrid>
-      <w:tr>
-        <w:tblPrEx>
-          <w:tblCellMar>
-            <w:top w:w="0" w:type="dxa"/>
-            <w:bottom w:w="0" w:type="dxa"/>
-          </w:tblCellMar>
-        </w:tblPrEx>
-        <w:trPr>
-          <w:tblHeader/>
-        </w:trPr>
-        <w:tc>
-          <w:tcPr>
-            <w:tcW w:w="2353" w:type="dxa"/>
-            <w:shd w:val="clear" w:color="auto" w:fill="1B3350"/>
-            <w:tcMar>
-              <w:top w:w="70" w:type="dxa"/>
-              <w:left w:w="110" w:type="dxa"/>
-              <w:bottom w:w="70" w:type="dxa"/>
-              <w:right w:w="110" w:type="dxa"/>
-            </w:tcMar>
-          </w:tcPr>
-          <w:p>
-            <w:pPr>
-              <w:spacing w:after="40"/>
-            </w:pPr>
-            <w:r>
-              <w:rPr>
-                <w:b/>
-                <w:bCs/>
-                <w:color w:val="FFFFFF"/>
-                <w:sz w:val="19"/>
-                <w:szCs w:val="19"/>
-              </w:rPr>
-              <w:t>Rule</w:t>
-            </w:r>
-          </w:p>
-        </w:tc>
-        <w:tc>
-          <w:tcPr>
-            <w:tcW w:w="3765" w:type="dxa"/>
-            <w:shd w:val="clear" w:color="auto" w:fill="1B3350"/>
-            <w:tcMar>
-              <w:top w:w="70" w:type="dxa"/>
-              <w:left w:w="110" w:type="dxa"/>
-              <w:bottom w:w="70" w:type="dxa"/>
-              <w:right w:w="110" w:type="dxa"/>
-            </w:tcMar>
-          </w:tcPr>
-          <w:p>
-            <w:pPr>
-              <w:spacing w:after="40"/>
-            </w:pPr>
-            <w:r>
-              <w:rPr>
-                <w:b/>
-                <w:bCs/>
-                <w:color w:val="FFFFFF"/>
-                <w:sz w:val="19"/>
-                <w:szCs w:val="19"/>
-              </w:rPr>
-              <w:t>Setting</w:t>
-            </w:r>
-          </w:p>
-        </w:tc>
-        <w:tc>
-          <w:tcPr>
-            <w:tcW w:w="3294" w:type="dxa"/>
-            <w:shd w:val="clear" w:color="auto" w:fill="1B3350"/>
-            <w:tcMar>
-              <w:top w:w="70" w:type="dxa"/>
-              <w:left w:w="110" w:type="dxa"/>
-              <w:bottom w:w="70" w:type="dxa"/>
-              <w:right w:w="110" w:type="dxa"/>
-            </w:tcMar>
-          </w:tcPr>
-          <w:p>
-            <w:pPr>
-              <w:spacing w:after="40"/>
-            </w:pPr>
-            <w:r>
-              <w:rPr>
-                <w:b/>
-                <w:bCs/>
-                <w:color w:val="FFFFFF"/>
-                <w:sz w:val="19"/>
-                <w:szCs w:val="19"/>
-              </w:rPr>
-              <w:t>Effect</w:t>
-            </w:r>
-          </w:p>
-        </w:tc>
-      </w:tr>
-      <w:tr>
-        <w:tblPrEx>
-          <w:tblCellMar>
-            <w:top w:w="0" w:type="dxa"/>
-            <w:bottom w:w="0" w:type="dxa"/>
-          </w:tblCellMar>
-        </w:tblPrEx>
-        <w:trPr>
-          <w:cantSplit/>
-        </w:trPr>
-        <w:tc>
-          <w:tcPr>
-            <w:tcW w:w="2353" w:type="dxa"/>
-            <w:tcMar>
-              <w:top w:w="70" w:type="dxa"/>
-              <w:left w:w="110" w:type="dxa"/>
-              <w:bottom w:w="70" w:type="dxa"/>
-              <w:right w:w="110" w:type="dxa"/>
-            </w:tcMar>
-          </w:tcPr>
-          <w:p>
-            <w:pPr>
-              <w:spacing w:after="40"/>
-            </w:pPr>
-            <w:r>
-              <w:rPr>
-                <w:sz w:val="19"/>
-                <w:szCs w:val="19"/>
-              </w:rPr>
-              <w:t>Required answers missing</w:t>
-            </w:r>
-          </w:p>
-        </w:tc>
-        <w:tc>
-          <w:tcPr>
-            <w:tcW w:w="3765" w:type="dxa"/>
-            <w:tcMar>
-              <w:top w:w="70" w:type="dxa"/>
-              <w:left w:w="110" w:type="dxa"/>
-              <w:bottom w:w="70" w:type="dxa"/>
-              <w:right w:w="110" w:type="dxa"/>
-            </w:tcMar>
-          </w:tcPr>
-          <w:p>
-            <w:pPr>
-              <w:spacing w:after="40"/>
-            </w:pPr>
-            <w:r>
-              <w:rPr>
-                <w:sz w:val="19"/>
-                <w:szCs w:val="19"/>
-              </w:rPr>
-              <w:t>65 required fields from the live questionnaire</w:t>
-            </w:r>
-          </w:p>
-        </w:tc>
-        <w:tc>
-          <w:tcPr>
-            <w:tcW w:w="3294" w:type="dxa"/>
-            <w:tcMar>
-              <w:top w:w="70" w:type="dxa"/>
-              <w:left w:w="110" w:type="dxa"/>
-              <w:bottom w:w="70" w:type="dxa"/>
-              <w:right w:w="110" w:type="dxa"/>
-            </w:tcMar>
-          </w:tcPr>
-          <w:p>
-            <w:pPr>
-              <w:spacing w:after="40"/>
-            </w:pPr>
-            <w:r>
-              <w:rPr>
-                <w:sz w:val="19"/>
-                <w:szCs w:val="19"/>
-              </w:rPr>
-              <w:t>Hard stop: raises an exception; cannot pass without a human decision and note.</w:t>
-            </w:r>
-          </w:p>
-        </w:tc>
-      </w:tr>
-      <w:tr>
-        <w:tblPrEx>
-          <w:tblCellMar>
-            <w:top w:w="0" w:type="dxa"/>
-            <w:bottom w:w="0" w:type="dxa"/>
-          </w:tblCellMar>
-        </w:tblPrEx>
-        <w:trPr>
-          <w:cantSplit/>
-        </w:trPr>
-        <w:tc>
-          <w:tcPr>
-            <w:tcW w:w="2353" w:type="dxa"/>
-            <w:shd w:val="clear" w:color="auto" w:fill="F8FAFB"/>
-            <w:tcMar>
-              <w:top w:w="70" w:type="dxa"/>
-              <w:left w:w="110" w:type="dxa"/>
-              <w:bottom w:w="70" w:type="dxa"/>
-              <w:right w:w="110" w:type="dxa"/>
-            </w:tcMar>
-          </w:tcPr>
-          <w:p>
-            <w:pPr>
-              <w:spacing w:after="40"/>
-            </w:pPr>
-            <w:r>
-              <w:rPr>
-                <w:sz w:val="19"/>
-                <w:szCs w:val="19"/>
-              </w:rPr>
-              <w:t>Too quick</w:t>
-            </w:r>
-          </w:p>
-        </w:tc>
-        <w:tc>
-          <w:tcPr>
-            <w:tcW w:w="3765" w:type="dxa"/>
-            <w:shd w:val="clear" w:color="auto" w:fill="F8FAFB"/>
-            <w:tcMar>
-              <w:top w:w="70" w:type="dxa"/>
-              <w:left w:w="110" w:type="dxa"/>
-              <w:bottom w:w="70" w:type="dxa"/>
-              <w:right w:w="110" w:type="dxa"/>
-            </w:tcMar>
-          </w:tcPr>
-          <w:p>
-            <w:pPr>
-              <w:spacing w:after="40"/>
-            </w:pPr>
-            <w:r>
-              <w:rPr>
-                <w:sz w:val="19"/>
-                <w:szCs w:val="19"/>
-              </w:rPr>
-              <w:t>Completed in under 5 minutes (300 s)</w:t>
-            </w:r>
-          </w:p>
-        </w:tc>
-        <w:tc>
-          <w:tcPr>
-            <w:tcW w:w="3294" w:type="dxa"/>
-            <w:shd w:val="clear" w:color="auto" w:fill="F8FAFB"/>
-            <w:tcMar>
-              <w:top w:w="70" w:type="dxa"/>
-              <w:left w:w="110" w:type="dxa"/>
-              <w:bottom w:w="70" w:type="dxa"/>
-              <w:right w:w="110" w:type="dxa"/>
-            </w:tcMar>
-          </w:tcPr>
-          <w:p>
-            <w:pPr>
-              <w:spacing w:after="40"/>
-            </w:pPr>
-            <w:r>
-              <w:rPr>
-                <w:sz w:val="19"/>
-                <w:szCs w:val="19"/>
-              </w:rPr>
-              <w:t>Soft flag for review.</w:t>
-            </w:r>
-          </w:p>
-        </w:tc>
-      </w:tr>
-      <w:tr>
-        <w:tblPrEx>
-          <w:tblCellMar>
-            <w:top w:w="0" w:type="dxa"/>
-            <w:bottom w:w="0" w:type="dxa"/>
-          </w:tblCellMar>
-        </w:tblPrEx>
-        <w:trPr>
-          <w:cantSplit/>
-        </w:trPr>
-        <w:tc>
-          <w:tcPr>
-            <w:tcW w:w="2353" w:type="dxa"/>
-            <w:tcMar>
-              <w:top w:w="70" w:type="dxa"/>
-              <w:left w:w="110" w:type="dxa"/>
-              <w:bottom w:w="70" w:type="dxa"/>
-              <w:right w:w="110" w:type="dxa"/>
-            </w:tcMar>
-          </w:tcPr>
-          <w:p>
-            <w:pPr>
-              <w:spacing w:after="40"/>
-            </w:pPr>
-            <w:r>
-              <w:rPr>
-                <w:sz w:val="19"/>
-                <w:szCs w:val="19"/>
-              </w:rPr>
-              <w:t>Too slow</w:t>
-            </w:r>
-          </w:p>
-        </w:tc>
-        <w:tc>
-          <w:tcPr>
-            <w:tcW w:w="3765" w:type="dxa"/>
-            <w:tcMar>
-              <w:top w:w="70" w:type="dxa"/>
-              <w:left w:w="110" w:type="dxa"/>
-              <w:bottom w:w="70" w:type="dxa"/>
-              <w:right w:w="110" w:type="dxa"/>
-            </w:tcMar>
-          </w:tcPr>
-          <w:p>
-            <w:pPr>
-              <w:spacing w:after="40"/>
-            </w:pPr>
-            <w:r>
-              <w:rPr>
-                <w:sz w:val="19"/>
-                <w:szCs w:val="19"/>
-              </w:rPr>
-              <w:t>Completed in over 90 minutes (5400 s)</w:t>
-            </w:r>
-          </w:p>
-        </w:tc>
-        <w:tc>
-          <w:tcPr>
-            <w:tcW w:w="3294" w:type="dxa"/>
-            <w:tcMar>
-              <w:top w:w="70" w:type="dxa"/>
-              <w:left w:w="110" w:type="dxa"/>
-              <w:bottom w:w="70" w:type="dxa"/>
-              <w:right w:w="110" w:type="dxa"/>
-            </w:tcMar>
-          </w:tcPr>
-          <w:p>
-            <w:pPr>
-              <w:spacing w:after="40"/>
-            </w:pPr>
-            <w:r>
-              <w:rPr>
-                <w:sz w:val="19"/>
-                <w:szCs w:val="19"/>
-              </w:rPr>
-              <w:t>Soft flag for review.</w:t>
-            </w:r>
-          </w:p>
-        </w:tc>
-      </w:tr>
-      <w:tr>
-        <w:tblPrEx>
-          <w:tblCellMar>
-            <w:top w:w="0" w:type="dxa"/>
-            <w:bottom w:w="0" w:type="dxa"/>
-          </w:tblCellMar>
-        </w:tblPrEx>
-        <w:trPr>
-          <w:cantSplit/>
-        </w:trPr>
-        <w:tc>
-          <w:tcPr>
-            <w:tcW w:w="2353" w:type="dxa"/>
-            <w:shd w:val="clear" w:color="auto" w:fill="F8FAFB"/>
-            <w:tcMar>
-              <w:top w:w="70" w:type="dxa"/>
-              <w:left w:w="110" w:type="dxa"/>
-              <w:bottom w:w="70" w:type="dxa"/>
-              <w:right w:w="110" w:type="dxa"/>
-            </w:tcMar>
-          </w:tcPr>
-          <w:p>
-            <w:pPr>
-              <w:spacing w:after="40"/>
-            </w:pPr>
-            <w:r>
-              <w:rPr>
-                <w:sz w:val="19"/>
-                <w:szCs w:val="19"/>
-              </w:rPr>
-              <w:t>Possible duplicate</w:t>
-            </w:r>
-          </w:p>
-        </w:tc>
-        <w:tc>
-          <w:tcPr>
-            <w:tcW w:w="3765" w:type="dxa"/>
-            <w:shd w:val="clear" w:color="auto" w:fill="F8FAFB"/>
-            <w:tcMar>
-              <w:top w:w="70" w:type="dxa"/>
-              <w:left w:w="110" w:type="dxa"/>
-              <w:bottom w:w="70" w:type="dxa"/>
-              <w:right w:w="110" w:type="dxa"/>
-            </w:tcMar>
-          </w:tcPr>
-          <w:p>
-            <w:pPr>
-              <w:spacing w:after="40"/>
-            </w:pPr>
-            <w:r>
-              <w:rPr>
-                <w:sz w:val="19"/>
-                <w:szCs w:val="19"/>
-              </w:rPr>
-              <w:t>Another submission for the same organisation within 24 hours</w:t>
-            </w:r>
-          </w:p>
-        </w:tc>
-        <w:tc>
-          <w:tcPr>
-            <w:tcW w:w="3294" w:type="dxa"/>
-            <w:shd w:val="clear" w:color="auto" w:fill="F8FAFB"/>
-            <w:tcMar>
-              <w:top w:w="70" w:type="dxa"/>
-              <w:left w:w="110" w:type="dxa"/>
-              <w:bottom w:w="70" w:type="dxa"/>
-              <w:right w:w="110" w:type="dxa"/>
-            </w:tcMar>
-          </w:tcPr>
-          <w:p>
-            <w:pPr>
-              <w:spacing w:after="40"/>
-            </w:pPr>
-            <w:r>
-              <w:rPr>
-                <w:sz w:val="19"/>
-                <w:szCs w:val="19"/>
-              </w:rPr>
-              <w:t>Soft flag for review.</w:t>
-            </w:r>
-          </w:p>
-        </w:tc>
-      </w:tr>
-    </w:tbl>
-    <w:p>
-      <w:pPr>
-        <w:spacing w:after="120"/>
-      </w:pPr>
-    </w:p>
-    <w:tbl>
-      <w:tblPr>
-        <w:tblW w:w="9412" w:type="dxa"/>
-        <w:tblBorders>
-          <w:top w:val="single" w:sz="2" w:space="0" w:color="EAF2FA"/>
-          <w:left w:val="single" w:sz="24" w:space="0" w:color="2A6FB0"/>
-          <w:bottom w:val="single" w:sz="2" w:space="0" w:color="EAF2FA"/>
-          <w:right w:val="single" w:sz="2" w:space="0" w:color="EAF2FA"/>
-          <w:insideH w:val="single" w:sz="4" w:space="0" w:color="EAF2FA"/>
-          <w:insideV w:val="single" w:sz="4" w:space="0" w:color="EAF2FA"/>
-        </w:tblBorders>
-        <w:tblCellMar>
-          <w:left w:w="10" w:type="dxa"/>
-          <w:right w:w="10" w:type="dxa"/>
-        </w:tblCellMar>
-        <w:tblLook w:val="0000" w:firstRow="0" w:lastRow="0" w:firstColumn="0" w:lastColumn="0" w:noHBand="0" w:noVBand="0"/>
-      </w:tblPr>
-      <w:tblGrid>
-        <w:gridCol w:w="9412"/>
-      </w:tblGrid>
-      <w:tr>
-        <w:tblPrEx>
-          <w:tblCellMar>
-            <w:top w:w="0" w:type="dxa"/>
-            <w:bottom w:w="0" w:type="dxa"/>
-          </w:tblCellMar>
-        </w:tblPrEx>
-        <w:trPr>
-          <w:cantSplit/>
-        </w:trPr>
-        <w:tc>
-          <w:tcPr>
-            <w:tcW w:w="9412" w:type="dxa"/>
-            <w:shd w:val="clear" w:color="auto" w:fill="EAF2FA"/>
-            <w:tcMar>
-              <w:top w:w="100" w:type="dxa"/>
-              <w:left w:w="180" w:type="dxa"/>
-              <w:bottom w:w="100" w:type="dxa"/>
-              <w:right w:w="160" w:type="dxa"/>
-            </w:tcMar>
-          </w:tcPr>
-          <w:p>
-            <w:pPr>
-              <w:spacing w:after="40"/>
-            </w:pPr>
-            <w:r>
-              <w:rPr>
-                <w:b/>
-                <w:bCs/>
-                <w:sz w:val="20"/>
-                <w:szCs w:val="20"/>
-              </w:rPr>
-              <w:t>Nothing passes automatically</w:t>
-            </w:r>
-          </w:p>
-          <w:p>
-            <w:pPr>
-              <w:spacing w:after="40" w:line="264" w:lineRule="auto"/>
-            </w:pPr>
-            <w:r>
-              <w:rPr>
-                <w:sz w:val="19"/>
-                <w:szCs w:val="19"/>
-              </w:rPr>
-              <w:t>Even a submission with no flags needs a person to select Accept. Every decision and its note is audited.</w:t>
-            </w:r>
-          </w:p>
-        </w:tc>
-      </w:tr>
-    </w:tbl>
-    <w:p>
-      <w:pPr>
-        <w:pStyle w:val="Heading3"/>
-      </w:pPr>
-      <w:r>
-        <w:t>Pulling new submissions now</w:t>
-      </w:r>
-    </w:p>
-    <w:p>
-      <w:pPr>
-        <w:spacing w:after="120" w:line="288" w:lineRule="auto"/>
-      </w:pPr>
-      <w:r>
-        <w:t xml:space="preserve">Submissions arrive within seconds (KoboToolbox notifies the portal) and a full check runs every 15 minutes between 06:00 and 22:00 and hourly overnight. To check immediately, select </w:t>
-      </w:r>
-      <w:r>
-        <w:rPr>
-          <w:b/>
-          <w:bCs/>
-        </w:rPr>
-        <w:t>Sync now</w:t>
-      </w:r>
-      <w:r>
-        <w:t xml:space="preserve"> in </w:t>
-      </w:r>
-      <w:r>
-        <w:rPr>
-          <w:b/>
-          <w:bCs/>
-        </w:rPr>
-        <w:t>KoboToolbox sync</w:t>
-      </w:r>
-      <w:r>
-        <w:t>; the panel shows the last run, how many were pulled and how many were new or updated. An edited submission returns to the queue for review.</w:t>
-      </w:r>
-    </w:p>
-    <w:p>
-      <w:pPr>
-        <w:pStyle w:val="Heading2"/>
-      </w:pPr>
-      <w:bookmarkStart w:id="19" w:name="_Toc240395072"/>
-      <w:r>
-        <w:lastRenderedPageBreak/>
-        <w:t>4.12 Working QA exceptions</w:t>
-      </w:r>
-      <w:bookmarkEnd w:id="19"/>
+        <w:t>Reserve Activation.</w:t>
+      </w:r>
     </w:p>
     <w:p>
       <w:pPr>
@@ -8828,6 +8266,106 @@
         <w:spacing w:after="80" w:line="276" w:lineRule="auto"/>
       </w:pPr>
       <w:r>
+        <w:lastRenderedPageBreak/>
+        <w:t>Find the Reserve matched to the dropped Main case (the Main case page shows the pairing).</w:t>
+      </w:r>
+    </w:p>
+    <w:p>
+      <w:pPr>
+        <w:pStyle w:val="ListParagraph"/>
+        <w:numPr>
+          <w:ilvl w:val="0"/>
+          <w:numId w:val="14"/>
+        </w:numPr>
+        <w:spacing w:after="80" w:line="276" w:lineRule="auto"/>
+      </w:pPr>
+      <w:r>
+        <w:t xml:space="preserve">Choose the authorised reason: </w:t>
+      </w:r>
+      <w:r>
+        <w:rPr>
+          <w:b/>
+          <w:bCs/>
+        </w:rPr>
+        <w:t>Ineligible</w:t>
+      </w:r>
+      <w:r>
+        <w:t xml:space="preserve">, </w:t>
+      </w:r>
+      <w:r>
+        <w:rPr>
+          <w:b/>
+          <w:bCs/>
+        </w:rPr>
+        <w:t>Inactive</w:t>
+      </w:r>
+      <w:r>
+        <w:t xml:space="preserve">, </w:t>
+      </w:r>
+      <w:r>
+        <w:rPr>
+          <w:b/>
+          <w:bCs/>
+        </w:rPr>
+        <w:t>Duplicate</w:t>
+      </w:r>
+      <w:r>
+        <w:t xml:space="preserve">, </w:t>
+      </w:r>
+      <w:r>
+        <w:rPr>
+          <w:b/>
+          <w:bCs/>
+        </w:rPr>
+        <w:t>Refusal</w:t>
+      </w:r>
+      <w:r>
+        <w:t xml:space="preserve"> or </w:t>
+      </w:r>
+      <w:r>
+        <w:rPr>
+          <w:b/>
+          <w:bCs/>
+        </w:rPr>
+        <w:t>Nonresponse exhausted</w:t>
+      </w:r>
+      <w:r>
+        <w:t>. There is deliberately no "other".</w:t>
+      </w:r>
+    </w:p>
+    <w:p>
+      <w:pPr>
+        <w:pStyle w:val="ListParagraph"/>
+        <w:numPr>
+          <w:ilvl w:val="0"/>
+          <w:numId w:val="14"/>
+        </w:numPr>
+        <w:spacing w:after="80" w:line="276" w:lineRule="auto"/>
+      </w:pPr>
+      <w:r>
+        <w:t xml:space="preserve">Write the </w:t>
+      </w:r>
+      <w:r>
+        <w:rPr>
+          <w:b/>
+          <w:bCs/>
+        </w:rPr>
+        <w:t>Evidence note (required)</w:t>
+      </w:r>
+      <w:r>
+        <w:t>, e.g. "MD declined by phone 12 Sep, logged in contact timeline".</w:t>
+      </w:r>
+    </w:p>
+    <w:p>
+      <w:pPr>
+        <w:pStyle w:val="ListParagraph"/>
+        <w:numPr>
+          <w:ilvl w:val="0"/>
+          <w:numId w:val="14"/>
+        </w:numPr>
+        <w:spacing w:after="80" w:line="276" w:lineRule="auto"/>
+      </w:pPr>
+      <w:r>
         <w:t xml:space="preserve">Select </w:t>
       </w:r>
       <w:r>
@@ -8835,34 +8373,48 @@
           <w:b/>
           <w:bCs/>
         </w:rPr>
-        <w:t>QA Exceptions</w:t>
-      </w:r>
-      <w:r>
-        <w:t xml:space="preserve">. Each card shows the rule that fired (for example </w:t>
-      </w:r>
-      <w:r>
-        <w:rPr>
-          <w:rFonts w:ascii="Consolas" w:eastAsia="Consolas" w:hAnsi="Consolas" w:cs="Consolas"/>
-          <w:color w:val="122238"/>
-          <w:sz w:val="19"/>
-          <w:szCs w:val="19"/>
-        </w:rPr>
-        <w:t>hard_stop_missing_required_fields</w:t>
-      </w:r>
-      <w:r>
-        <w:t xml:space="preserve"> or </w:t>
-      </w:r>
-      <w:r>
-        <w:rPr>
-          <w:rFonts w:ascii="Consolas" w:eastAsia="Consolas" w:hAnsi="Consolas" w:cs="Consolas"/>
-          <w:color w:val="122238"/>
-          <w:sz w:val="19"/>
-          <w:szCs w:val="19"/>
-        </w:rPr>
-        <w:t>min_plausible_duration_seconds</w:t>
-      </w:r>
-      <w:r>
-        <w:t>), the Sample ID, when it was raised and its status. Oldest first.</w:t>
+        <w:t>Activate this reserve</w:t>
+      </w:r>
+      <w:r>
+        <w:t>. The Reserve becomes invitable and is worked like any Main case, starting with verification.</w:t>
+      </w:r>
+    </w:p>
+    <w:p>
+      <w:pPr>
+        <w:spacing w:after="80"/>
+      </w:pPr>
+    </w:p>
+    <w:p>
+      <w:pPr>
+        <w:pStyle w:val="Heading2"/>
+      </w:pPr>
+      <w:bookmarkStart w:id="18" w:name="_Toc240405843"/>
+      <w:r>
+        <w:t>4.11 Reviewing questionnaires in the QA Queue</w:t>
+      </w:r>
+      <w:bookmarkEnd w:id="18"/>
+    </w:p>
+    <w:p>
+      <w:pPr>
+        <w:pStyle w:val="ListParagraph"/>
+        <w:numPr>
+          <w:ilvl w:val="0"/>
+          <w:numId w:val="15"/>
+        </w:numPr>
+        <w:spacing w:after="80" w:line="276" w:lineRule="auto"/>
+      </w:pPr>
+      <w:r>
+        <w:t xml:space="preserve">Select </w:t>
+      </w:r>
+      <w:r>
+        <w:rPr>
+          <w:b/>
+          <w:bCs/>
+        </w:rPr>
+        <w:t>QA Queue</w:t>
+      </w:r>
+      <w:r>
+        <w:t>. Each submission shows the Sample ID, when it was submitted, the administration mode, the completion time in minutes and its QA status (PENDING or QUERY).</w:t>
       </w:r>
     </w:p>
     <w:p>
@@ -8876,10 +8428,10 @@
           <w:noProof/>
         </w:rPr>
         <w:drawing>
-          <wp:inline distT="0" distB="0" distL="0" distR="0">
+          <wp:inline distT="0" distB="0" distL="0" distR="0" wp14:anchorId="008835DD" wp14:editId="048720ED">
             <wp:extent cx="5334000" cy="3333750"/>
             <wp:effectExtent l="0" t="0" r="0" b="0"/>
-            <wp:docPr id="19" name="qa_exceptions.jpg" descr="QA Exception Queue." title="QA Exception Queue."/>
+            <wp:docPr id="19" name="qa_queue.jpg" descr="QUAN QA Queue with the KoboToolbox sync panel." title="QUAN QA Queue with the KoboToolbox sync panel."/>
             <wp:cNvGraphicFramePr>
               <a:graphicFrameLocks xmlns:a="http://schemas.openxmlformats.org/drawingml/2006/main" noChangeAspect="1"/>
             </wp:cNvGraphicFramePr>
@@ -8938,145 +8490,8 @@
           <w:sz w:val="17"/>
           <w:szCs w:val="17"/>
         </w:rPr>
-        <w:t>QA Exception Queue.</w:t>
-      </w:r>
-    </w:p>
-    <w:p>
-      <w:pPr>
-        <w:pStyle w:val="ListParagraph"/>
-        <w:numPr>
-          <w:ilvl w:val="0"/>
-          <w:numId w:val="14"/>
-        </w:numPr>
-        <w:spacing w:after="80" w:line="276" w:lineRule="auto"/>
-      </w:pPr>
-      <w:r>
-        <w:t xml:space="preserve">Tick </w:t>
-      </w:r>
-      <w:r>
-        <w:rPr>
-          <w:b/>
-          <w:bCs/>
-        </w:rPr>
-        <w:t>Only mine</w:t>
-      </w:r>
-      <w:r>
-        <w:t xml:space="preserve"> to see exceptions assigned to you; tick </w:t>
-      </w:r>
-      <w:r>
-        <w:rPr>
-          <w:b/>
-          <w:bCs/>
-        </w:rPr>
-        <w:t>Show closed</w:t>
-      </w:r>
-      <w:r>
-        <w:t xml:space="preserve"> to include resolved ones.</w:t>
-      </w:r>
-    </w:p>
-    <w:p>
-      <w:pPr>
-        <w:pStyle w:val="ListParagraph"/>
-        <w:numPr>
-          <w:ilvl w:val="0"/>
-          <w:numId w:val="14"/>
-        </w:numPr>
-        <w:spacing w:after="80" w:line="276" w:lineRule="auto"/>
-      </w:pPr>
-      <w:r>
-        <w:t xml:space="preserve">Use </w:t>
-      </w:r>
-      <w:r>
-        <w:rPr>
-          <w:b/>
-          <w:bCs/>
-        </w:rPr>
-        <w:t>Assign to</w:t>
-      </w:r>
-      <w:r>
-        <w:t xml:space="preserve"> to take ownership (or give it to a colleague). The status becomes </w:t>
-      </w:r>
-      <w:r>
-        <w:rPr>
-          <w:b/>
-          <w:bCs/>
-        </w:rPr>
-        <w:t>In progress</w:t>
-      </w:r>
-      <w:r>
-        <w:t>.</w:t>
-      </w:r>
-    </w:p>
-    <w:p>
-      <w:pPr>
-        <w:pStyle w:val="ListParagraph"/>
-        <w:numPr>
-          <w:ilvl w:val="0"/>
-          <w:numId w:val="14"/>
-        </w:numPr>
-        <w:spacing w:after="80" w:line="276" w:lineRule="auto"/>
-      </w:pPr>
-      <w:r>
-        <w:t>Investigate: open the form PDF, check the case timeline, contact the respondent if needed.</w:t>
-      </w:r>
-    </w:p>
-    <w:p>
-      <w:pPr>
-        <w:pStyle w:val="ListParagraph"/>
-        <w:numPr>
-          <w:ilvl w:val="0"/>
-          <w:numId w:val="14"/>
-        </w:numPr>
-        <w:spacing w:after="80" w:line="276" w:lineRule="auto"/>
-      </w:pPr>
-      <w:r>
-        <w:t xml:space="preserve">Type </w:t>
-      </w:r>
-      <w:r>
-        <w:rPr>
-          <w:b/>
-          <w:bCs/>
-        </w:rPr>
-        <w:t>What was done about it?</w:t>
-      </w:r>
-      <w:r>
-        <w:t xml:space="preserve"> and select </w:t>
-      </w:r>
-      <w:r>
-        <w:rPr>
-          <w:b/>
-          <w:bCs/>
-        </w:rPr>
-        <w:t>Resolved</w:t>
-      </w:r>
-      <w:r>
-        <w:t xml:space="preserve">, or </w:t>
-      </w:r>
-      <w:r>
-        <w:rPr>
-          <w:b/>
-          <w:bCs/>
-        </w:rPr>
-        <w:t>Not a real problem</w:t>
-      </w:r>
-      <w:r>
-        <w:t xml:space="preserve"> if the flag was a false alarm. A note is always required.</w:t>
-      </w:r>
-    </w:p>
-    <w:p>
-      <w:pPr>
-        <w:spacing w:after="80"/>
-      </w:pPr>
-    </w:p>
-    <w:p>
-      <w:pPr>
-        <w:pStyle w:val="Heading2"/>
-      </w:pPr>
-      <w:bookmarkStart w:id="20" w:name="_Toc240395073"/>
-      <w:r>
-        <w:t>4.13 Downloading or emailing completed forms (Form PDFs)</w:t>
-      </w:r>
-      <w:bookmarkEnd w:id="20"/>
+        <w:t>QUAN QA Queue with the KoboToolbox sync panel.</w:t>
+      </w:r>
     </w:p>
     <w:p>
       <w:pPr>
@@ -9088,6 +8503,75 @@
         <w:spacing w:after="80" w:line="276" w:lineRule="auto"/>
       </w:pPr>
       <w:r>
+        <w:t xml:space="preserve">Open the completed form to check the answers: </w:t>
+      </w:r>
+      <w:r>
+        <w:rPr>
+          <w:b/>
+          <w:bCs/>
+        </w:rPr>
+        <w:t>Form PDFs → Download PDF</w:t>
+      </w:r>
+      <w:r>
+        <w:t xml:space="preserve">, or the </w:t>
+      </w:r>
+      <w:r>
+        <w:rPr>
+          <w:b/>
+          <w:bCs/>
+        </w:rPr>
+        <w:t>Completed questionnaire</w:t>
+      </w:r>
+      <w:r>
+        <w:t xml:space="preserve"> panel on the case page.</w:t>
+      </w:r>
+    </w:p>
+    <w:p>
+      <w:pPr>
+        <w:pStyle w:val="ListParagraph"/>
+        <w:numPr>
+          <w:ilvl w:val="0"/>
+          <w:numId w:val="15"/>
+        </w:numPr>
+        <w:spacing w:after="80" w:line="276" w:lineRule="auto"/>
+      </w:pPr>
+      <w:r>
+        <w:t>Check it against the QA rules (table below) and any open QA exception for that case.</w:t>
+      </w:r>
+    </w:p>
+    <w:p>
+      <w:pPr>
+        <w:pStyle w:val="ListParagraph"/>
+        <w:numPr>
+          <w:ilvl w:val="0"/>
+          <w:numId w:val="15"/>
+        </w:numPr>
+        <w:spacing w:after="80" w:line="276" w:lineRule="auto"/>
+      </w:pPr>
+      <w:r>
+        <w:t xml:space="preserve">Write a </w:t>
+      </w:r>
+      <w:r>
+        <w:rPr>
+          <w:b/>
+          <w:bCs/>
+        </w:rPr>
+        <w:t>Note (required)</w:t>
+      </w:r>
+      <w:r>
+        <w:t xml:space="preserve"> explaining your decision.</w:t>
+      </w:r>
+    </w:p>
+    <w:p>
+      <w:pPr>
+        <w:pStyle w:val="ListParagraph"/>
+        <w:numPr>
+          <w:ilvl w:val="0"/>
+          <w:numId w:val="15"/>
+        </w:numPr>
+        <w:spacing w:after="80" w:line="276" w:lineRule="auto"/>
+      </w:pPr>
+      <w:r>
         <w:t xml:space="preserve">Select </w:t>
       </w:r>
       <w:r>
@@ -9095,10 +8579,645 @@
           <w:b/>
           <w:bCs/>
         </w:rPr>
-        <w:t>Form PDFs</w:t>
-      </w:r>
-      <w:r>
-        <w:t>. You see the completed questionnaire, KII Guide and document forms from KoboToolbox, newest first, 20 per page.</w:t>
+        <w:t>Accept</w:t>
+      </w:r>
+      <w:r>
+        <w:t xml:space="preserve"> (moves the case to S10 QA passed), </w:t>
+      </w:r>
+      <w:r>
+        <w:rPr>
+          <w:b/>
+          <w:bCs/>
+        </w:rPr>
+        <w:t>Re-query</w:t>
+      </w:r>
+      <w:r>
+        <w:t xml:space="preserve"> (S09 QA query — follow up with the respondent or the RA who administered it) or </w:t>
+      </w:r>
+      <w:r>
+        <w:rPr>
+          <w:b/>
+          <w:bCs/>
+        </w:rPr>
+        <w:t>Reject</w:t>
+      </w:r>
+      <w:r>
+        <w:t xml:space="preserve"> (not usable).</w:t>
+      </w:r>
+    </w:p>
+    <w:p>
+      <w:pPr>
+        <w:spacing w:after="80"/>
+      </w:pPr>
+    </w:p>
+    <w:tbl>
+      <w:tblPr>
+        <w:tblW w:w="9412" w:type="dxa"/>
+        <w:tblBorders>
+          <w:top w:val="single" w:sz="4" w:space="0" w:color="D5DAE0"/>
+          <w:left w:val="single" w:sz="4" w:space="0" w:color="D5DAE0"/>
+          <w:bottom w:val="single" w:sz="4" w:space="0" w:color="D5DAE0"/>
+          <w:right w:val="single" w:sz="4" w:space="0" w:color="D5DAE0"/>
+          <w:insideH w:val="single" w:sz="4" w:space="0" w:color="D5DAE0"/>
+          <w:insideV w:val="single" w:sz="4" w:space="0" w:color="D5DAE0"/>
+        </w:tblBorders>
+        <w:tblCellMar>
+          <w:left w:w="10" w:type="dxa"/>
+          <w:right w:w="10" w:type="dxa"/>
+        </w:tblCellMar>
+        <w:tblLook w:val="0000" w:firstRow="0" w:lastRow="0" w:firstColumn="0" w:lastColumn="0" w:noHBand="0" w:noVBand="0"/>
+      </w:tblPr>
+      <w:tblGrid>
+        <w:gridCol w:w="2353"/>
+        <w:gridCol w:w="3765"/>
+        <w:gridCol w:w="3294"/>
+      </w:tblGrid>
+      <w:tr>
+        <w:tblPrEx>
+          <w:tblCellMar>
+            <w:top w:w="0" w:type="dxa"/>
+            <w:bottom w:w="0" w:type="dxa"/>
+          </w:tblCellMar>
+        </w:tblPrEx>
+        <w:trPr>
+          <w:tblHeader/>
+        </w:trPr>
+        <w:tc>
+          <w:tcPr>
+            <w:tcW w:w="2353" w:type="dxa"/>
+            <w:shd w:val="clear" w:color="auto" w:fill="1B3350"/>
+            <w:tcMar>
+              <w:top w:w="70" w:type="dxa"/>
+              <w:left w:w="110" w:type="dxa"/>
+              <w:bottom w:w="70" w:type="dxa"/>
+              <w:right w:w="110" w:type="dxa"/>
+            </w:tcMar>
+          </w:tcPr>
+          <w:p>
+            <w:pPr>
+              <w:spacing w:after="40"/>
+            </w:pPr>
+            <w:r>
+              <w:rPr>
+                <w:b/>
+                <w:bCs/>
+                <w:color w:val="FFFFFF"/>
+                <w:sz w:val="19"/>
+                <w:szCs w:val="19"/>
+              </w:rPr>
+              <w:t>Rule</w:t>
+            </w:r>
+          </w:p>
+        </w:tc>
+        <w:tc>
+          <w:tcPr>
+            <w:tcW w:w="3765" w:type="dxa"/>
+            <w:shd w:val="clear" w:color="auto" w:fill="1B3350"/>
+            <w:tcMar>
+              <w:top w:w="70" w:type="dxa"/>
+              <w:left w:w="110" w:type="dxa"/>
+              <w:bottom w:w="70" w:type="dxa"/>
+              <w:right w:w="110" w:type="dxa"/>
+            </w:tcMar>
+          </w:tcPr>
+          <w:p>
+            <w:pPr>
+              <w:spacing w:after="40"/>
+            </w:pPr>
+            <w:r>
+              <w:rPr>
+                <w:b/>
+                <w:bCs/>
+                <w:color w:val="FFFFFF"/>
+                <w:sz w:val="19"/>
+                <w:szCs w:val="19"/>
+              </w:rPr>
+              <w:t>Setting</w:t>
+            </w:r>
+          </w:p>
+        </w:tc>
+        <w:tc>
+          <w:tcPr>
+            <w:tcW w:w="3294" w:type="dxa"/>
+            <w:shd w:val="clear" w:color="auto" w:fill="1B3350"/>
+            <w:tcMar>
+              <w:top w:w="70" w:type="dxa"/>
+              <w:left w:w="110" w:type="dxa"/>
+              <w:bottom w:w="70" w:type="dxa"/>
+              <w:right w:w="110" w:type="dxa"/>
+            </w:tcMar>
+          </w:tcPr>
+          <w:p>
+            <w:pPr>
+              <w:spacing w:after="40"/>
+            </w:pPr>
+            <w:r>
+              <w:rPr>
+                <w:b/>
+                <w:bCs/>
+                <w:color w:val="FFFFFF"/>
+                <w:sz w:val="19"/>
+                <w:szCs w:val="19"/>
+              </w:rPr>
+              <w:t>Effect</w:t>
+            </w:r>
+          </w:p>
+        </w:tc>
+      </w:tr>
+      <w:tr>
+        <w:tblPrEx>
+          <w:tblCellMar>
+            <w:top w:w="0" w:type="dxa"/>
+            <w:bottom w:w="0" w:type="dxa"/>
+          </w:tblCellMar>
+        </w:tblPrEx>
+        <w:trPr>
+          <w:cantSplit/>
+        </w:trPr>
+        <w:tc>
+          <w:tcPr>
+            <w:tcW w:w="2353" w:type="dxa"/>
+            <w:tcMar>
+              <w:top w:w="70" w:type="dxa"/>
+              <w:left w:w="110" w:type="dxa"/>
+              <w:bottom w:w="70" w:type="dxa"/>
+              <w:right w:w="110" w:type="dxa"/>
+            </w:tcMar>
+          </w:tcPr>
+          <w:p>
+            <w:pPr>
+              <w:spacing w:after="40"/>
+            </w:pPr>
+            <w:r>
+              <w:rPr>
+                <w:sz w:val="19"/>
+                <w:szCs w:val="19"/>
+              </w:rPr>
+              <w:t>Required answers missing</w:t>
+            </w:r>
+          </w:p>
+        </w:tc>
+        <w:tc>
+          <w:tcPr>
+            <w:tcW w:w="3765" w:type="dxa"/>
+            <w:tcMar>
+              <w:top w:w="70" w:type="dxa"/>
+              <w:left w:w="110" w:type="dxa"/>
+              <w:bottom w:w="70" w:type="dxa"/>
+              <w:right w:w="110" w:type="dxa"/>
+            </w:tcMar>
+          </w:tcPr>
+          <w:p>
+            <w:pPr>
+              <w:spacing w:after="40"/>
+            </w:pPr>
+            <w:r>
+              <w:rPr>
+                <w:sz w:val="19"/>
+                <w:szCs w:val="19"/>
+              </w:rPr>
+              <w:t>65 required fields from the live questionnaire</w:t>
+            </w:r>
+          </w:p>
+        </w:tc>
+        <w:tc>
+          <w:tcPr>
+            <w:tcW w:w="3294" w:type="dxa"/>
+            <w:tcMar>
+              <w:top w:w="70" w:type="dxa"/>
+              <w:left w:w="110" w:type="dxa"/>
+              <w:bottom w:w="70" w:type="dxa"/>
+              <w:right w:w="110" w:type="dxa"/>
+            </w:tcMar>
+          </w:tcPr>
+          <w:p>
+            <w:pPr>
+              <w:spacing w:after="40"/>
+            </w:pPr>
+            <w:r>
+              <w:rPr>
+                <w:sz w:val="19"/>
+                <w:szCs w:val="19"/>
+              </w:rPr>
+              <w:t>Hard stop: raises an exception; cannot pass without a human decision and note.</w:t>
+            </w:r>
+          </w:p>
+        </w:tc>
+      </w:tr>
+      <w:tr>
+        <w:tblPrEx>
+          <w:tblCellMar>
+            <w:top w:w="0" w:type="dxa"/>
+            <w:bottom w:w="0" w:type="dxa"/>
+          </w:tblCellMar>
+        </w:tblPrEx>
+        <w:trPr>
+          <w:cantSplit/>
+        </w:trPr>
+        <w:tc>
+          <w:tcPr>
+            <w:tcW w:w="2353" w:type="dxa"/>
+            <w:shd w:val="clear" w:color="auto" w:fill="F8FAFB"/>
+            <w:tcMar>
+              <w:top w:w="70" w:type="dxa"/>
+              <w:left w:w="110" w:type="dxa"/>
+              <w:bottom w:w="70" w:type="dxa"/>
+              <w:right w:w="110" w:type="dxa"/>
+            </w:tcMar>
+          </w:tcPr>
+          <w:p>
+            <w:pPr>
+              <w:spacing w:after="40"/>
+            </w:pPr>
+            <w:r>
+              <w:rPr>
+                <w:sz w:val="19"/>
+                <w:szCs w:val="19"/>
+              </w:rPr>
+              <w:t>Too quick</w:t>
+            </w:r>
+          </w:p>
+        </w:tc>
+        <w:tc>
+          <w:tcPr>
+            <w:tcW w:w="3765" w:type="dxa"/>
+            <w:shd w:val="clear" w:color="auto" w:fill="F8FAFB"/>
+            <w:tcMar>
+              <w:top w:w="70" w:type="dxa"/>
+              <w:left w:w="110" w:type="dxa"/>
+              <w:bottom w:w="70" w:type="dxa"/>
+              <w:right w:w="110" w:type="dxa"/>
+            </w:tcMar>
+          </w:tcPr>
+          <w:p>
+            <w:pPr>
+              <w:spacing w:after="40"/>
+            </w:pPr>
+            <w:r>
+              <w:rPr>
+                <w:sz w:val="19"/>
+                <w:szCs w:val="19"/>
+              </w:rPr>
+              <w:t>Completed in under 5 minutes (300 s)</w:t>
+            </w:r>
+          </w:p>
+        </w:tc>
+        <w:tc>
+          <w:tcPr>
+            <w:tcW w:w="3294" w:type="dxa"/>
+            <w:shd w:val="clear" w:color="auto" w:fill="F8FAFB"/>
+            <w:tcMar>
+              <w:top w:w="70" w:type="dxa"/>
+              <w:left w:w="110" w:type="dxa"/>
+              <w:bottom w:w="70" w:type="dxa"/>
+              <w:right w:w="110" w:type="dxa"/>
+            </w:tcMar>
+          </w:tcPr>
+          <w:p>
+            <w:pPr>
+              <w:spacing w:after="40"/>
+            </w:pPr>
+            <w:r>
+              <w:rPr>
+                <w:sz w:val="19"/>
+                <w:szCs w:val="19"/>
+              </w:rPr>
+              <w:t>Soft flag for review.</w:t>
+            </w:r>
+          </w:p>
+        </w:tc>
+      </w:tr>
+      <w:tr>
+        <w:tblPrEx>
+          <w:tblCellMar>
+            <w:top w:w="0" w:type="dxa"/>
+            <w:bottom w:w="0" w:type="dxa"/>
+          </w:tblCellMar>
+        </w:tblPrEx>
+        <w:trPr>
+          <w:cantSplit/>
+        </w:trPr>
+        <w:tc>
+          <w:tcPr>
+            <w:tcW w:w="2353" w:type="dxa"/>
+            <w:tcMar>
+              <w:top w:w="70" w:type="dxa"/>
+              <w:left w:w="110" w:type="dxa"/>
+              <w:bottom w:w="70" w:type="dxa"/>
+              <w:right w:w="110" w:type="dxa"/>
+            </w:tcMar>
+          </w:tcPr>
+          <w:p>
+            <w:pPr>
+              <w:spacing w:after="40"/>
+            </w:pPr>
+            <w:r>
+              <w:rPr>
+                <w:sz w:val="19"/>
+                <w:szCs w:val="19"/>
+              </w:rPr>
+              <w:t>Too slow</w:t>
+            </w:r>
+          </w:p>
+        </w:tc>
+        <w:tc>
+          <w:tcPr>
+            <w:tcW w:w="3765" w:type="dxa"/>
+            <w:tcMar>
+              <w:top w:w="70" w:type="dxa"/>
+              <w:left w:w="110" w:type="dxa"/>
+              <w:bottom w:w="70" w:type="dxa"/>
+              <w:right w:w="110" w:type="dxa"/>
+            </w:tcMar>
+          </w:tcPr>
+          <w:p>
+            <w:pPr>
+              <w:spacing w:after="40"/>
+            </w:pPr>
+            <w:r>
+              <w:rPr>
+                <w:sz w:val="19"/>
+                <w:szCs w:val="19"/>
+              </w:rPr>
+              <w:t>Completed in over 90 minutes (5400 s)</w:t>
+            </w:r>
+          </w:p>
+        </w:tc>
+        <w:tc>
+          <w:tcPr>
+            <w:tcW w:w="3294" w:type="dxa"/>
+            <w:tcMar>
+              <w:top w:w="70" w:type="dxa"/>
+              <w:left w:w="110" w:type="dxa"/>
+              <w:bottom w:w="70" w:type="dxa"/>
+              <w:right w:w="110" w:type="dxa"/>
+            </w:tcMar>
+          </w:tcPr>
+          <w:p>
+            <w:pPr>
+              <w:spacing w:after="40"/>
+            </w:pPr>
+            <w:r>
+              <w:rPr>
+                <w:sz w:val="19"/>
+                <w:szCs w:val="19"/>
+              </w:rPr>
+              <w:t>Soft flag for review.</w:t>
+            </w:r>
+          </w:p>
+        </w:tc>
+      </w:tr>
+      <w:tr>
+        <w:tblPrEx>
+          <w:tblCellMar>
+            <w:top w:w="0" w:type="dxa"/>
+            <w:bottom w:w="0" w:type="dxa"/>
+          </w:tblCellMar>
+        </w:tblPrEx>
+        <w:trPr>
+          <w:cantSplit/>
+        </w:trPr>
+        <w:tc>
+          <w:tcPr>
+            <w:tcW w:w="2353" w:type="dxa"/>
+            <w:shd w:val="clear" w:color="auto" w:fill="F8FAFB"/>
+            <w:tcMar>
+              <w:top w:w="70" w:type="dxa"/>
+              <w:left w:w="110" w:type="dxa"/>
+              <w:bottom w:w="70" w:type="dxa"/>
+              <w:right w:w="110" w:type="dxa"/>
+            </w:tcMar>
+          </w:tcPr>
+          <w:p>
+            <w:pPr>
+              <w:spacing w:after="40"/>
+            </w:pPr>
+            <w:r>
+              <w:rPr>
+                <w:sz w:val="19"/>
+                <w:szCs w:val="19"/>
+              </w:rPr>
+              <w:lastRenderedPageBreak/>
+              <w:t>Possible duplicate</w:t>
+            </w:r>
+          </w:p>
+        </w:tc>
+        <w:tc>
+          <w:tcPr>
+            <w:tcW w:w="3765" w:type="dxa"/>
+            <w:shd w:val="clear" w:color="auto" w:fill="F8FAFB"/>
+            <w:tcMar>
+              <w:top w:w="70" w:type="dxa"/>
+              <w:left w:w="110" w:type="dxa"/>
+              <w:bottom w:w="70" w:type="dxa"/>
+              <w:right w:w="110" w:type="dxa"/>
+            </w:tcMar>
+          </w:tcPr>
+          <w:p>
+            <w:pPr>
+              <w:spacing w:after="40"/>
+            </w:pPr>
+            <w:r>
+              <w:rPr>
+                <w:sz w:val="19"/>
+                <w:szCs w:val="19"/>
+              </w:rPr>
+              <w:t>Another submission for the same organisation within 24 hours</w:t>
+            </w:r>
+          </w:p>
+        </w:tc>
+        <w:tc>
+          <w:tcPr>
+            <w:tcW w:w="3294" w:type="dxa"/>
+            <w:shd w:val="clear" w:color="auto" w:fill="F8FAFB"/>
+            <w:tcMar>
+              <w:top w:w="70" w:type="dxa"/>
+              <w:left w:w="110" w:type="dxa"/>
+              <w:bottom w:w="70" w:type="dxa"/>
+              <w:right w:w="110" w:type="dxa"/>
+            </w:tcMar>
+          </w:tcPr>
+          <w:p>
+            <w:pPr>
+              <w:spacing w:after="40"/>
+            </w:pPr>
+            <w:r>
+              <w:rPr>
+                <w:sz w:val="19"/>
+                <w:szCs w:val="19"/>
+              </w:rPr>
+              <w:t>Soft flag for review.</w:t>
+            </w:r>
+          </w:p>
+        </w:tc>
+      </w:tr>
+    </w:tbl>
+    <w:p>
+      <w:pPr>
+        <w:spacing w:after="120"/>
+      </w:pPr>
+    </w:p>
+    <w:tbl>
+      <w:tblPr>
+        <w:tblW w:w="9412" w:type="dxa"/>
+        <w:tblBorders>
+          <w:top w:val="single" w:sz="2" w:space="0" w:color="EAF2FA"/>
+          <w:left w:val="single" w:sz="24" w:space="0" w:color="2A6FB0"/>
+          <w:bottom w:val="single" w:sz="2" w:space="0" w:color="EAF2FA"/>
+          <w:right w:val="single" w:sz="2" w:space="0" w:color="EAF2FA"/>
+          <w:insideH w:val="single" w:sz="4" w:space="0" w:color="EAF2FA"/>
+          <w:insideV w:val="single" w:sz="4" w:space="0" w:color="EAF2FA"/>
+        </w:tblBorders>
+        <w:tblCellMar>
+          <w:left w:w="10" w:type="dxa"/>
+          <w:right w:w="10" w:type="dxa"/>
+        </w:tblCellMar>
+        <w:tblLook w:val="0000" w:firstRow="0" w:lastRow="0" w:firstColumn="0" w:lastColumn="0" w:noHBand="0" w:noVBand="0"/>
+      </w:tblPr>
+      <w:tblGrid>
+        <w:gridCol w:w="9412"/>
+      </w:tblGrid>
+      <w:tr>
+        <w:tblPrEx>
+          <w:tblCellMar>
+            <w:top w:w="0" w:type="dxa"/>
+            <w:bottom w:w="0" w:type="dxa"/>
+          </w:tblCellMar>
+        </w:tblPrEx>
+        <w:trPr>
+          <w:cantSplit/>
+        </w:trPr>
+        <w:tc>
+          <w:tcPr>
+            <w:tcW w:w="9412" w:type="dxa"/>
+            <w:shd w:val="clear" w:color="auto" w:fill="EAF2FA"/>
+            <w:tcMar>
+              <w:top w:w="100" w:type="dxa"/>
+              <w:left w:w="180" w:type="dxa"/>
+              <w:bottom w:w="100" w:type="dxa"/>
+              <w:right w:w="160" w:type="dxa"/>
+            </w:tcMar>
+          </w:tcPr>
+          <w:p>
+            <w:pPr>
+              <w:spacing w:after="40"/>
+            </w:pPr>
+            <w:r>
+              <w:rPr>
+                <w:b/>
+                <w:bCs/>
+                <w:sz w:val="20"/>
+                <w:szCs w:val="20"/>
+              </w:rPr>
+              <w:t>Nothing passes automatically</w:t>
+            </w:r>
+          </w:p>
+          <w:p>
+            <w:pPr>
+              <w:spacing w:after="40" w:line="264" w:lineRule="auto"/>
+            </w:pPr>
+            <w:r>
+              <w:rPr>
+                <w:sz w:val="19"/>
+                <w:szCs w:val="19"/>
+              </w:rPr>
+              <w:t>Even a submission with no flags needs a person to select Accept. Every decision and its note is audited.</w:t>
+            </w:r>
+          </w:p>
+        </w:tc>
+      </w:tr>
+    </w:tbl>
+    <w:p>
+      <w:pPr>
+        <w:pStyle w:val="Heading3"/>
+      </w:pPr>
+      <w:r>
+        <w:t>Pulling new submissions now</w:t>
+      </w:r>
+    </w:p>
+    <w:p>
+      <w:pPr>
+        <w:spacing w:after="120" w:line="288" w:lineRule="auto"/>
+      </w:pPr>
+      <w:r>
+        <w:t xml:space="preserve">Submissions arrive within seconds (KoboToolbox notifies the portal) and a full check runs every 15 minutes between 06:00 and 22:00 and hourly overnight. To check immediately, select </w:t>
+      </w:r>
+      <w:r>
+        <w:rPr>
+          <w:b/>
+          <w:bCs/>
+        </w:rPr>
+        <w:t>Sync now</w:t>
+      </w:r>
+      <w:r>
+        <w:t xml:space="preserve"> in </w:t>
+      </w:r>
+      <w:r>
+        <w:rPr>
+          <w:b/>
+          <w:bCs/>
+        </w:rPr>
+        <w:t>KoboToolbox sync</w:t>
+      </w:r>
+      <w:r>
+        <w:t>; the panel shows the last run, how many were pulled and how many were new or updated. An edited submission returns to the queue for review.</w:t>
+      </w:r>
+    </w:p>
+    <w:p>
+      <w:pPr>
+        <w:pStyle w:val="Heading2"/>
+      </w:pPr>
+      <w:bookmarkStart w:id="19" w:name="_Toc240405844"/>
+      <w:r>
+        <w:t>4.12 Working QA exceptions</w:t>
+      </w:r>
+      <w:bookmarkEnd w:id="19"/>
+    </w:p>
+    <w:p>
+      <w:pPr>
+        <w:pStyle w:val="ListParagraph"/>
+        <w:numPr>
+          <w:ilvl w:val="0"/>
+          <w:numId w:val="16"/>
+        </w:numPr>
+        <w:spacing w:after="80" w:line="276" w:lineRule="auto"/>
+      </w:pPr>
+      <w:r>
+        <w:t xml:space="preserve">Select </w:t>
+      </w:r>
+      <w:r>
+        <w:rPr>
+          <w:b/>
+          <w:bCs/>
+        </w:rPr>
+        <w:t>QA Exceptions</w:t>
+      </w:r>
+      <w:r>
+        <w:t xml:space="preserve">. Each card shows the rule that fired (for example </w:t>
+      </w:r>
+      <w:r>
+        <w:rPr>
+          <w:rFonts w:ascii="Consolas" w:eastAsia="Consolas" w:hAnsi="Consolas" w:cs="Consolas"/>
+          <w:color w:val="122238"/>
+          <w:sz w:val="19"/>
+          <w:szCs w:val="19"/>
+        </w:rPr>
+        <w:t>hard_stop_missing_required_fields</w:t>
+      </w:r>
+      <w:r>
+        <w:t xml:space="preserve"> or </w:t>
+      </w:r>
+      <w:r>
+        <w:rPr>
+          <w:rFonts w:ascii="Consolas" w:eastAsia="Consolas" w:hAnsi="Consolas" w:cs="Consolas"/>
+          <w:color w:val="122238"/>
+          <w:sz w:val="19"/>
+          <w:szCs w:val="19"/>
+        </w:rPr>
+        <w:t>min_plausible_duration_seconds</w:t>
+      </w:r>
+      <w:r>
+        <w:t>), the Sample ID, when it was raised and its status. Oldest first.</w:t>
       </w:r>
     </w:p>
     <w:p>
@@ -9111,12 +9230,11 @@
         <w:rPr>
           <w:noProof/>
         </w:rPr>
-        <w:lastRenderedPageBreak/>
         <w:drawing>
-          <wp:inline distT="0" distB="0" distL="0" distR="0">
-            <wp:extent cx="5334000" cy="2581275"/>
+          <wp:inline distT="0" distB="0" distL="0" distR="0" wp14:anchorId="4F06DC12" wp14:editId="553577CF">
+            <wp:extent cx="5334000" cy="3333750"/>
             <wp:effectExtent l="0" t="0" r="0" b="0"/>
-            <wp:docPr id="20" name="adm_form_pdfs.jpg" descr="Completed form PDFs." title="Completed form PDFs."/>
+            <wp:docPr id="20" name="qa_exceptions.jpg" descr="QA Exception Queue." title="QA Exception Queue."/>
             <wp:cNvGraphicFramePr>
               <a:graphicFrameLocks xmlns:a="http://schemas.openxmlformats.org/drawingml/2006/main" noChangeAspect="1"/>
             </wp:cNvGraphicFramePr>
@@ -9139,6 +9257,243 @@
                   <pic:spPr bwMode="auto">
                     <a:xfrm>
                       <a:off x="0" y="0"/>
+                      <a:ext cx="5334000" cy="3333750"/>
+                    </a:xfrm>
+                    <a:prstGeom prst="rect">
+                      <a:avLst/>
+                    </a:prstGeom>
+                  </pic:spPr>
+                </pic:pic>
+              </a:graphicData>
+            </a:graphic>
+          </wp:inline>
+        </w:drawing>
+      </w:r>
+    </w:p>
+    <w:p>
+      <w:pPr>
+        <w:spacing w:after="180"/>
+        <w:jc w:val="center"/>
+      </w:pPr>
+      <w:r>
+        <w:rPr>
+          <w:b/>
+          <w:bCs/>
+          <w:color w:val="5B6670"/>
+          <w:sz w:val="17"/>
+          <w:szCs w:val="17"/>
+        </w:rPr>
+        <w:t xml:space="preserve">Figure 20. </w:t>
+      </w:r>
+      <w:r>
+        <w:rPr>
+          <w:i/>
+          <w:iCs/>
+          <w:color w:val="5B6670"/>
+          <w:sz w:val="17"/>
+          <w:szCs w:val="17"/>
+        </w:rPr>
+        <w:t>QA Exception Queue.</w:t>
+      </w:r>
+    </w:p>
+    <w:p>
+      <w:pPr>
+        <w:pStyle w:val="ListParagraph"/>
+        <w:numPr>
+          <w:ilvl w:val="0"/>
+          <w:numId w:val="16"/>
+        </w:numPr>
+        <w:spacing w:after="80" w:line="276" w:lineRule="auto"/>
+      </w:pPr>
+      <w:r>
+        <w:t xml:space="preserve">Tick </w:t>
+      </w:r>
+      <w:r>
+        <w:rPr>
+          <w:b/>
+          <w:bCs/>
+        </w:rPr>
+        <w:t>Only mine</w:t>
+      </w:r>
+      <w:r>
+        <w:t xml:space="preserve"> to see exceptions assigned to you; tick </w:t>
+      </w:r>
+      <w:r>
+        <w:rPr>
+          <w:b/>
+          <w:bCs/>
+        </w:rPr>
+        <w:t>Show closed</w:t>
+      </w:r>
+      <w:r>
+        <w:t xml:space="preserve"> to include resolved ones.</w:t>
+      </w:r>
+    </w:p>
+    <w:p>
+      <w:pPr>
+        <w:pStyle w:val="ListParagraph"/>
+        <w:numPr>
+          <w:ilvl w:val="0"/>
+          <w:numId w:val="16"/>
+        </w:numPr>
+        <w:spacing w:after="80" w:line="276" w:lineRule="auto"/>
+      </w:pPr>
+      <w:r>
+        <w:t xml:space="preserve">Use </w:t>
+      </w:r>
+      <w:r>
+        <w:rPr>
+          <w:b/>
+          <w:bCs/>
+        </w:rPr>
+        <w:t>Assign to</w:t>
+      </w:r>
+      <w:r>
+        <w:t xml:space="preserve"> to take ownership (or give it to a colleague). The status becomes </w:t>
+      </w:r>
+      <w:r>
+        <w:rPr>
+          <w:b/>
+          <w:bCs/>
+        </w:rPr>
+        <w:t>In progress</w:t>
+      </w:r>
+      <w:r>
+        <w:t>.</w:t>
+      </w:r>
+    </w:p>
+    <w:p>
+      <w:pPr>
+        <w:pStyle w:val="ListParagraph"/>
+        <w:numPr>
+          <w:ilvl w:val="0"/>
+          <w:numId w:val="16"/>
+        </w:numPr>
+        <w:spacing w:after="80" w:line="276" w:lineRule="auto"/>
+      </w:pPr>
+      <w:r>
+        <w:t>Investigate: open the form PDF, check the case timeline, contact the respondent if needed.</w:t>
+      </w:r>
+    </w:p>
+    <w:p>
+      <w:pPr>
+        <w:pStyle w:val="ListParagraph"/>
+        <w:numPr>
+          <w:ilvl w:val="0"/>
+          <w:numId w:val="16"/>
+        </w:numPr>
+        <w:spacing w:after="80" w:line="276" w:lineRule="auto"/>
+      </w:pPr>
+      <w:r>
+        <w:t xml:space="preserve">Type </w:t>
+      </w:r>
+      <w:r>
+        <w:rPr>
+          <w:b/>
+          <w:bCs/>
+        </w:rPr>
+        <w:t>What was done about it?</w:t>
+      </w:r>
+      <w:r>
+        <w:t xml:space="preserve"> and select </w:t>
+      </w:r>
+      <w:r>
+        <w:rPr>
+          <w:b/>
+          <w:bCs/>
+        </w:rPr>
+        <w:t>Resolved</w:t>
+      </w:r>
+      <w:r>
+        <w:t xml:space="preserve">, or </w:t>
+      </w:r>
+      <w:r>
+        <w:rPr>
+          <w:b/>
+          <w:bCs/>
+        </w:rPr>
+        <w:t>Not a real problem</w:t>
+      </w:r>
+      <w:r>
+        <w:t xml:space="preserve"> if the flag was a false alarm. A note is always required.</w:t>
+      </w:r>
+    </w:p>
+    <w:p>
+      <w:pPr>
+        <w:spacing w:after="80"/>
+      </w:pPr>
+    </w:p>
+    <w:p>
+      <w:pPr>
+        <w:pStyle w:val="Heading2"/>
+      </w:pPr>
+      <w:bookmarkStart w:id="20" w:name="_Toc240405845"/>
+      <w:r>
+        <w:lastRenderedPageBreak/>
+        <w:t>4.13 Downloading or emailing completed forms (Form PDFs)</w:t>
+      </w:r>
+      <w:bookmarkEnd w:id="20"/>
+    </w:p>
+    <w:p>
+      <w:pPr>
+        <w:pStyle w:val="ListParagraph"/>
+        <w:numPr>
+          <w:ilvl w:val="0"/>
+          <w:numId w:val="17"/>
+        </w:numPr>
+        <w:spacing w:after="80" w:line="276" w:lineRule="auto"/>
+      </w:pPr>
+      <w:r>
+        <w:t xml:space="preserve">Select </w:t>
+      </w:r>
+      <w:r>
+        <w:rPr>
+          <w:b/>
+          <w:bCs/>
+        </w:rPr>
+        <w:t>Form PDFs</w:t>
+      </w:r>
+      <w:r>
+        <w:t>. You see the completed questionnaire, KII Guide and document forms from KoboToolbox, newest first, 20 per page.</w:t>
+      </w:r>
+    </w:p>
+    <w:p>
+      <w:pPr>
+        <w:keepNext/>
+        <w:spacing w:before="80" w:after="40"/>
+        <w:jc w:val="center"/>
+      </w:pPr>
+      <w:r>
+        <w:rPr>
+          <w:noProof/>
+        </w:rPr>
+        <w:drawing>
+          <wp:inline distT="0" distB="0" distL="0" distR="0" wp14:anchorId="7F4235E8" wp14:editId="2A1B1332">
+            <wp:extent cx="5334000" cy="2581275"/>
+            <wp:effectExtent l="0" t="0" r="0" b="0"/>
+            <wp:docPr id="21" name="adm_form_pdfs.jpg" descr="Completed form PDFs." title="Completed form PDFs."/>
+            <wp:cNvGraphicFramePr>
+              <a:graphicFrameLocks xmlns:a="http://schemas.openxmlformats.org/drawingml/2006/main" noChangeAspect="1"/>
+            </wp:cNvGraphicFramePr>
+            <a:graphic xmlns:a="http://schemas.openxmlformats.org/drawingml/2006/main">
+              <a:graphicData uri="http://schemas.openxmlformats.org/drawingml/2006/picture">
+                <pic:pic xmlns:pic="http://schemas.openxmlformats.org/drawingml/2006/picture">
+                  <pic:nvPicPr>
+                    <pic:cNvPr id="0" name=""/>
+                    <pic:cNvPicPr>
+                      <a:picLocks noChangeAspect="1" noChangeArrowheads="1"/>
+                    </pic:cNvPicPr>
+                  </pic:nvPicPr>
+                  <pic:blipFill>
+                    <a:blip r:embed="rId27"/>
+                    <a:srcRect/>
+                    <a:stretch>
+                      <a:fillRect/>
+                    </a:stretch>
+                  </pic:blipFill>
+                  <pic:spPr bwMode="auto">
+                    <a:xfrm>
+                      <a:off x="0" y="0"/>
                       <a:ext cx="5334000" cy="2581275"/>
                     </a:xfrm>
                     <a:prstGeom prst="rect">
@@ -9165,7 +9520,7 @@
           <w:sz w:val="17"/>
           <w:szCs w:val="17"/>
         </w:rPr>
-        <w:t xml:space="preserve">Figure 20. </w:t>
+        <w:t xml:space="preserve">Figure 21. </w:t>
       </w:r>
       <w:r>
         <w:rPr>
@@ -9183,7 +9538,7 @@
         <w:pStyle w:val="ListParagraph"/>
         <w:numPr>
           <w:ilvl w:val="0"/>
-          <w:numId w:val="15"/>
+          <w:numId w:val="17"/>
         </w:numPr>
         <w:spacing w:after="80" w:line="276" w:lineRule="auto"/>
       </w:pPr>
@@ -9206,7 +9561,7 @@
         <w:pStyle w:val="ListParagraph"/>
         <w:numPr>
           <w:ilvl w:val="0"/>
-          <w:numId w:val="15"/>
+          <w:numId w:val="17"/>
         </w:numPr>
         <w:spacing w:after="80" w:line="276" w:lineRule="auto"/>
       </w:pPr>
@@ -9229,7 +9584,7 @@
         <w:pStyle w:val="ListParagraph"/>
         <w:numPr>
           <w:ilvl w:val="0"/>
-          <w:numId w:val="15"/>
+          <w:numId w:val="17"/>
         </w:numPr>
         <w:spacing w:after="80" w:line="276" w:lineRule="auto"/>
       </w:pPr>
@@ -9264,7 +9619,7 @@
       <w:pPr>
         <w:pStyle w:val="Heading2"/>
       </w:pPr>
-      <w:bookmarkStart w:id="21" w:name="_Toc240395074"/>
+      <w:bookmarkStart w:id="21" w:name="_Toc240405846"/>
       <w:r>
         <w:t>4.14 KoboToolbox: rotating credentials and changing forms</w:t>
       </w:r>
@@ -9275,7 +9630,7 @@
         <w:pStyle w:val="ListParagraph"/>
         <w:numPr>
           <w:ilvl w:val="0"/>
-          <w:numId w:val="16"/>
+          <w:numId w:val="18"/>
         </w:numPr>
         <w:spacing w:after="80" w:line="276" w:lineRule="auto"/>
       </w:pPr>
@@ -9298,7 +9653,7 @@
         <w:pStyle w:val="ListParagraph"/>
         <w:numPr>
           <w:ilvl w:val="0"/>
-          <w:numId w:val="16"/>
+          <w:numId w:val="18"/>
         </w:numPr>
         <w:spacing w:after="80" w:line="276" w:lineRule="auto"/>
       </w:pPr>
@@ -9323,7 +9678,7 @@
         <w:pStyle w:val="ListParagraph"/>
         <w:numPr>
           <w:ilvl w:val="0"/>
-          <w:numId w:val="16"/>
+          <w:numId w:val="18"/>
         </w:numPr>
         <w:spacing w:after="80" w:line="276" w:lineRule="auto"/>
       </w:pPr>
@@ -9356,7 +9711,7 @@
         <w:pStyle w:val="ListParagraph"/>
         <w:numPr>
           <w:ilvl w:val="0"/>
-          <w:numId w:val="16"/>
+          <w:numId w:val="18"/>
         </w:numPr>
         <w:spacing w:after="80" w:line="276" w:lineRule="auto"/>
       </w:pPr>
@@ -9373,7 +9728,7 @@
       <w:pPr>
         <w:pStyle w:val="Heading2"/>
       </w:pPr>
-      <w:bookmarkStart w:id="22" w:name="_Toc240395075"/>
+      <w:bookmarkStart w:id="22" w:name="_Toc240405847"/>
       <w:r>
         <w:t>4.15 Before the first live invitation</w:t>
       </w:r>
@@ -9463,6 +9818,7 @@
         <w:spacing w:after="60" w:line="276" w:lineRule="auto"/>
       </w:pPr>
       <w:r>
+        <w:lastRenderedPageBreak/>
         <w:t>Create named accounts for each RA and reassign cases.</w:t>
       </w:r>
     </w:p>
@@ -9489,7 +9845,7 @@
         <w:pStyle w:val="Heading1"/>
         <w:pageBreakBefore/>
       </w:pPr>
-      <w:bookmarkStart w:id="23" w:name="_Toc240395076"/>
+      <w:bookmarkStart w:id="23" w:name="_Toc240405848"/>
       <w:r>
         <w:lastRenderedPageBreak/>
         <w:t>5. Rules you must follow</w:t>
@@ -9640,7 +9996,7 @@
         <w:pStyle w:val="Heading1"/>
         <w:pageBreakBefore/>
       </w:pPr>
-      <w:bookmarkStart w:id="24" w:name="_Toc240395077"/>
+      <w:bookmarkStart w:id="24" w:name="_Toc240405849"/>
       <w:r>
         <w:lastRenderedPageBreak/>
         <w:t>6. Troubleshooting</w:t>
@@ -9886,39 +10242,7 @@
                 <w:sz w:val="19"/>
                 <w:szCs w:val="19"/>
               </w:rPr>
-              <w:t>Workbook shows NOT</w:t>
-            </w:r>
-            <w:r>
-              <w:rPr>
-                <w:i/>
-                <w:iCs/>
-                <w:sz w:val="19"/>
-                <w:szCs w:val="19"/>
-              </w:rPr>
-              <w:t>IN</w:t>
-            </w:r>
-            <w:r>
-              <w:rPr>
-                <w:sz w:val="19"/>
-                <w:szCs w:val="19"/>
-              </w:rPr>
-              <w:t>PORTAL in portal</w:t>
-            </w:r>
-            <w:r>
-              <w:rPr>
-                <w:i/>
-                <w:iCs/>
-                <w:sz w:val="19"/>
-                <w:szCs w:val="19"/>
-              </w:rPr>
-              <w:t>qa</w:t>
-            </w:r>
-            <w:r>
-              <w:rPr>
-                <w:sz w:val="19"/>
-                <w:szCs w:val="19"/>
-              </w:rPr>
-              <w:t>status</w:t>
+              <w:t>Workbook shows NOT_IN_PORTAL in portal_qa_status</w:t>
             </w:r>
           </w:p>
         </w:tc>
@@ -10471,7 +10795,7 @@
         <w:pStyle w:val="Heading1"/>
         <w:pageBreakBefore/>
       </w:pPr>
-      <w:bookmarkStart w:id="25" w:name="_Toc240395078"/>
+      <w:bookmarkStart w:id="25" w:name="_Toc240405850"/>
       <w:r>
         <w:lastRenderedPageBreak/>
         <w:t>7. Quick reference</w:t>
@@ -10866,10 +11190,10 @@
       </w:pPr>
     </w:p>
     <w:sectPr>
-      <w:headerReference w:type="default" r:id="rId27"/>
-      <w:footerReference w:type="default" r:id="rId28"/>
-      <w:headerReference w:type="first" r:id="rId29"/>
-      <w:footerReference w:type="first" r:id="rId30"/>
+      <w:headerReference w:type="default" r:id="rId28"/>
+      <w:footerReference w:type="default" r:id="rId29"/>
+      <w:headerReference w:type="first" r:id="rId30"/>
+      <w:footerReference w:type="first" r:id="rId31"/>
       <w:pgSz w:w="11906" w:h="16838"/>
       <w:pgMar w:top="1300" w:right="1247" w:bottom="1200" w:left="1247" w:header="708" w:footer="708" w:gutter="0"/>
       <w:cols w:space="720"/>
@@ -11086,10 +11410,10 @@
 <file path=word/numbering.xml><?xml version="1.0" encoding="utf-8"?>
 <w:numbering xmlns:wpc="http://schemas.microsoft.com/office/word/2010/wordprocessingCanvas" xmlns:cx="http://schemas.microsoft.com/office/drawing/2014/chartex" xmlns:cx1="http://schemas.microsoft.com/office/drawing/2015/9/8/chartex" xmlns:cx2="http://schemas.microsoft.com/office/drawing/2015/10/21/chartex" xmlns:cx3="http://schemas.microsoft.com/office/drawing/2016/5/9/chartex" xmlns:cx4="http://schemas.microsoft.com/office/drawing/2016/5/10/chartex" xmlns:cx5="http://schemas.microsoft.com/office/drawing/2016/5/11/chartex" xmlns:cx6="http://schemas.microsoft.com/office/drawing/2016/5/12/chartex" xmlns:cx7="http://schemas.microsoft.com/office/drawing/2016/5/13/chartex" xmlns:cx8="http://schemas.microsoft.com/office/drawing/2016/5/14/chartex" xmlns:mc="http://schemas.openxmlformats.org/markup-compatibility/2006" xmlns:aink="http://schemas.microsoft.com/office/drawing/2016/ink" xmlns:am3d="http://schemas.microsoft.com/office/drawing/2017/model3d" xmlns:o="urn:schemas-microsoft-com:office:office" xmlns:oel="http://schemas.microsoft.com/office/2019/extlst" xmlns:r="http://schemas.openxmlformats.org/officeDocument/2006/relationships" xmlns:m="http://schemas.openxmlformats.org/officeDocument/2006/math" xmlns:v="urn:schemas-microsoft-com:vml" xmlns:wp14="http://schemas.microsoft.com/office/word/2010/wordprocessingDrawing" xmlns:wp="http://schemas.openxmlformats.org/drawingml/2006/wordprocessingDrawing" xmlns:w10="urn:schemas-microsoft-com:office:word" xmlns:w="http://schemas.openxmlformats.org/wordprocessingml/2006/main" xmlns:w14="http://schemas.microsoft.com/office/word/2010/wordml" xmlns:w15="http://schemas.microsoft.com/office/word/2012/wordml" xmlns:w16cex="http://schemas.microsoft.com/office/word/2018/wordml/cex" xmlns:w16cid="http://schemas.microsoft.com/office/word/2016/wordml/cid" xmlns:w16="http://schemas.microsoft.com/office/word/2018/wordml" xmlns:w16sdtdh="http://schemas.microsoft.com/office/word/2020/wordml/sdtdatahash" xmlns:w16se="http://schemas.microsoft.com/office/word/2015/wordml/symex" xmlns:wpg="http://schemas.microsoft.com/office/word/2010/wordprocessingGroup" xmlns:wpi="http://schemas.microsoft.com/office/word/2010/wordprocessingInk" xmlns:wne="http://schemas.microsoft.com/office/word/2006/wordml" xmlns:wps="http://schemas.microsoft.com/office/word/2010/wordprocessingShape" mc:Ignorable="w14 w15 w16se w16cid w16 w16cex w16sdtdh wp14">
   <w:abstractNum w:abstractNumId="0" w15:restartNumberingAfterBreak="0">
-    <w:nsid w:val="04D16E48"/>
+    <w:nsid w:val="0DD569E7"/>
     <w:multiLevelType w:val="hybridMultilevel"/>
-    <w:tmpl w:val="FA0A0298"/>
-    <w:lvl w:ilvl="0" w:tplc="DE54F794">
+    <w:tmpl w:val="31525E2A"/>
+    <w:lvl w:ilvl="0" w:tplc="E264DB0E">
       <w:start w:val="1"/>
       <w:numFmt w:val="decimal"/>
       <w:lvlText w:val="%1."/>
@@ -11103,52 +11427,52 @@
         <w:color w:val="A67C27"/>
       </w:rPr>
     </w:lvl>
-    <w:lvl w:ilvl="1" w:tplc="7D0234C6">
+    <w:lvl w:ilvl="1" w:tplc="37169764">
       <w:numFmt w:val="decimal"/>
       <w:lvlText w:val=""/>
       <w:lvlJc w:val="left"/>
     </w:lvl>
-    <w:lvl w:ilvl="2" w:tplc="FDECDBBE">
+    <w:lvl w:ilvl="2" w:tplc="5412ABD0">
       <w:numFmt w:val="decimal"/>
       <w:lvlText w:val=""/>
       <w:lvlJc w:val="left"/>
     </w:lvl>
-    <w:lvl w:ilvl="3" w:tplc="CAB05C88">
+    <w:lvl w:ilvl="3" w:tplc="C32E3C1A">
       <w:numFmt w:val="decimal"/>
       <w:lvlText w:val=""/>
       <w:lvlJc w:val="left"/>
     </w:lvl>
-    <w:lvl w:ilvl="4" w:tplc="4FD294AA">
+    <w:lvl w:ilvl="4" w:tplc="1CAC6FCC">
       <w:numFmt w:val="decimal"/>
       <w:lvlText w:val=""/>
       <w:lvlJc w:val="left"/>
     </w:lvl>
-    <w:lvl w:ilvl="5" w:tplc="B2285206">
+    <w:lvl w:ilvl="5" w:tplc="5DC817D2">
       <w:numFmt w:val="decimal"/>
       <w:lvlText w:val=""/>
       <w:lvlJc w:val="left"/>
     </w:lvl>
-    <w:lvl w:ilvl="6" w:tplc="10E453B8">
+    <w:lvl w:ilvl="6" w:tplc="5ABE9E56">
       <w:numFmt w:val="decimal"/>
       <w:lvlText w:val=""/>
       <w:lvlJc w:val="left"/>
     </w:lvl>
-    <w:lvl w:ilvl="7" w:tplc="2008165A">
+    <w:lvl w:ilvl="7" w:tplc="F7E8005E">
       <w:numFmt w:val="decimal"/>
       <w:lvlText w:val=""/>
       <w:lvlJc w:val="left"/>
     </w:lvl>
-    <w:lvl w:ilvl="8" w:tplc="F8A2F498">
+    <w:lvl w:ilvl="8" w:tplc="5EC2C27A">
       <w:numFmt w:val="decimal"/>
       <w:lvlText w:val=""/>
       <w:lvlJc w:val="left"/>
     </w:lvl>
   </w:abstractNum>
   <w:abstractNum w:abstractNumId="1" w15:restartNumberingAfterBreak="0">
-    <w:nsid w:val="08722C49"/>
+    <w:nsid w:val="113D05BE"/>
     <w:multiLevelType w:val="hybridMultilevel"/>
-    <w:tmpl w:val="467A4602"/>
-    <w:lvl w:ilvl="0" w:tplc="17022BBE">
+    <w:tmpl w:val="F4DE9562"/>
+    <w:lvl w:ilvl="0" w:tplc="4620A53C">
       <w:start w:val="1"/>
       <w:numFmt w:val="decimal"/>
       <w:lvlText w:val="%1."/>
@@ -11162,52 +11486,52 @@
         <w:color w:val="A67C27"/>
       </w:rPr>
     </w:lvl>
-    <w:lvl w:ilvl="1" w:tplc="8B302AA8">
+    <w:lvl w:ilvl="1" w:tplc="73D8C4AA">
       <w:numFmt w:val="decimal"/>
       <w:lvlText w:val=""/>
       <w:lvlJc w:val="left"/>
     </w:lvl>
-    <w:lvl w:ilvl="2" w:tplc="BE262EE0">
+    <w:lvl w:ilvl="2" w:tplc="35A42264">
       <w:numFmt w:val="decimal"/>
       <w:lvlText w:val=""/>
       <w:lvlJc w:val="left"/>
     </w:lvl>
-    <w:lvl w:ilvl="3" w:tplc="C1B25BE8">
+    <w:lvl w:ilvl="3" w:tplc="E19CD454">
       <w:numFmt w:val="decimal"/>
       <w:lvlText w:val=""/>
       <w:lvlJc w:val="left"/>
     </w:lvl>
-    <w:lvl w:ilvl="4" w:tplc="6B1CA922">
+    <w:lvl w:ilvl="4" w:tplc="52920C44">
       <w:numFmt w:val="decimal"/>
       <w:lvlText w:val=""/>
       <w:lvlJc w:val="left"/>
     </w:lvl>
-    <w:lvl w:ilvl="5" w:tplc="F1AAA7F4">
+    <w:lvl w:ilvl="5" w:tplc="E44CB9AC">
       <w:numFmt w:val="decimal"/>
       <w:lvlText w:val=""/>
       <w:lvlJc w:val="left"/>
     </w:lvl>
-    <w:lvl w:ilvl="6" w:tplc="A9966ED2">
+    <w:lvl w:ilvl="6" w:tplc="963E4172">
       <w:numFmt w:val="decimal"/>
       <w:lvlText w:val=""/>
       <w:lvlJc w:val="left"/>
     </w:lvl>
-    <w:lvl w:ilvl="7" w:tplc="C63A2C2E">
+    <w:lvl w:ilvl="7" w:tplc="2C7C024A">
       <w:numFmt w:val="decimal"/>
       <w:lvlText w:val=""/>
       <w:lvlJc w:val="left"/>
     </w:lvl>
-    <w:lvl w:ilvl="8" w:tplc="332EFD16">
+    <w:lvl w:ilvl="8" w:tplc="239C9F0A">
       <w:numFmt w:val="decimal"/>
       <w:lvlText w:val=""/>
       <w:lvlJc w:val="left"/>
     </w:lvl>
   </w:abstractNum>
   <w:abstractNum w:abstractNumId="2" w15:restartNumberingAfterBreak="0">
-    <w:nsid w:val="08D458A1"/>
+    <w:nsid w:val="12405073"/>
     <w:multiLevelType w:val="hybridMultilevel"/>
-    <w:tmpl w:val="DC461316"/>
-    <w:lvl w:ilvl="0" w:tplc="A14C48BC">
+    <w:tmpl w:val="0816993C"/>
+    <w:lvl w:ilvl="0" w:tplc="38C6955A">
       <w:start w:val="1"/>
       <w:numFmt w:val="decimal"/>
       <w:lvlText w:val="%1."/>
@@ -11221,52 +11545,52 @@
         <w:color w:val="A67C27"/>
       </w:rPr>
     </w:lvl>
-    <w:lvl w:ilvl="1" w:tplc="BE58E0C4">
+    <w:lvl w:ilvl="1" w:tplc="0802A696">
       <w:numFmt w:val="decimal"/>
       <w:lvlText w:val=""/>
       <w:lvlJc w:val="left"/>
     </w:lvl>
-    <w:lvl w:ilvl="2" w:tplc="6FA6B976">
+    <w:lvl w:ilvl="2" w:tplc="76CAA7CA">
       <w:numFmt w:val="decimal"/>
       <w:lvlText w:val=""/>
       <w:lvlJc w:val="left"/>
     </w:lvl>
-    <w:lvl w:ilvl="3" w:tplc="77FC9288">
+    <w:lvl w:ilvl="3" w:tplc="89527D88">
       <w:numFmt w:val="decimal"/>
       <w:lvlText w:val=""/>
       <w:lvlJc w:val="left"/>
     </w:lvl>
-    <w:lvl w:ilvl="4" w:tplc="1472B538">
+    <w:lvl w:ilvl="4" w:tplc="6BAC00E0">
       <w:numFmt w:val="decimal"/>
       <w:lvlText w:val=""/>
       <w:lvlJc w:val="left"/>
     </w:lvl>
-    <w:lvl w:ilvl="5" w:tplc="BEE85E20">
+    <w:lvl w:ilvl="5" w:tplc="FAF66DF0">
       <w:numFmt w:val="decimal"/>
       <w:lvlText w:val=""/>
       <w:lvlJc w:val="left"/>
     </w:lvl>
-    <w:lvl w:ilvl="6" w:tplc="731C7818">
+    <w:lvl w:ilvl="6" w:tplc="2E864414">
       <w:numFmt w:val="decimal"/>
       <w:lvlText w:val=""/>
       <w:lvlJc w:val="left"/>
     </w:lvl>
-    <w:lvl w:ilvl="7" w:tplc="9E1E83D4">
+    <w:lvl w:ilvl="7" w:tplc="05B66A1A">
       <w:numFmt w:val="decimal"/>
       <w:lvlText w:val=""/>
       <w:lvlJc w:val="left"/>
     </w:lvl>
-    <w:lvl w:ilvl="8" w:tplc="F4AC261E">
+    <w:lvl w:ilvl="8" w:tplc="01706DE6">
       <w:numFmt w:val="decimal"/>
       <w:lvlText w:val=""/>
       <w:lvlJc w:val="left"/>
     </w:lvl>
   </w:abstractNum>
   <w:abstractNum w:abstractNumId="3" w15:restartNumberingAfterBreak="0">
-    <w:nsid w:val="0A6F6F49"/>
+    <w:nsid w:val="126443B9"/>
     <w:multiLevelType w:val="hybridMultilevel"/>
-    <w:tmpl w:val="3B3E199A"/>
-    <w:lvl w:ilvl="0" w:tplc="98D23632">
+    <w:tmpl w:val="9684ECFE"/>
+    <w:lvl w:ilvl="0" w:tplc="7CA07F4E">
       <w:start w:val="1"/>
       <w:numFmt w:val="decimal"/>
       <w:lvlText w:val="%1."/>
@@ -11280,52 +11604,52 @@
         <w:color w:val="A67C27"/>
       </w:rPr>
     </w:lvl>
-    <w:lvl w:ilvl="1" w:tplc="AEE0360C">
+    <w:lvl w:ilvl="1" w:tplc="715C7654">
       <w:numFmt w:val="decimal"/>
       <w:lvlText w:val=""/>
       <w:lvlJc w:val="left"/>
     </w:lvl>
-    <w:lvl w:ilvl="2" w:tplc="B4EC5576">
+    <w:lvl w:ilvl="2" w:tplc="04384394">
       <w:numFmt w:val="decimal"/>
       <w:lvlText w:val=""/>
       <w:lvlJc w:val="left"/>
     </w:lvl>
-    <w:lvl w:ilvl="3" w:tplc="FF7E406E">
+    <w:lvl w:ilvl="3" w:tplc="FC3E8B0C">
       <w:numFmt w:val="decimal"/>
       <w:lvlText w:val=""/>
       <w:lvlJc w:val="left"/>
     </w:lvl>
-    <w:lvl w:ilvl="4" w:tplc="16E23080">
+    <w:lvl w:ilvl="4" w:tplc="E9669E66">
       <w:numFmt w:val="decimal"/>
       <w:lvlText w:val=""/>
       <w:lvlJc w:val="left"/>
     </w:lvl>
-    <w:lvl w:ilvl="5" w:tplc="ECCA99F8">
+    <w:lvl w:ilvl="5" w:tplc="1C7C37FA">
       <w:numFmt w:val="decimal"/>
       <w:lvlText w:val=""/>
       <w:lvlJc w:val="left"/>
     </w:lvl>
-    <w:lvl w:ilvl="6" w:tplc="65A6F274">
+    <w:lvl w:ilvl="6" w:tplc="DA36099A">
       <w:numFmt w:val="decimal"/>
       <w:lvlText w:val=""/>
       <w:lvlJc w:val="left"/>
     </w:lvl>
-    <w:lvl w:ilvl="7" w:tplc="DBD4FC4A">
+    <w:lvl w:ilvl="7" w:tplc="DE00320E">
       <w:numFmt w:val="decimal"/>
       <w:lvlText w:val=""/>
       <w:lvlJc w:val="left"/>
     </w:lvl>
-    <w:lvl w:ilvl="8" w:tplc="3D369664">
+    <w:lvl w:ilvl="8" w:tplc="8DF2F5D4">
       <w:numFmt w:val="decimal"/>
       <w:lvlText w:val=""/>
       <w:lvlJc w:val="left"/>
     </w:lvl>
   </w:abstractNum>
   <w:abstractNum w:abstractNumId="4" w15:restartNumberingAfterBreak="0">
-    <w:nsid w:val="1F2A4D5F"/>
+    <w:nsid w:val="1B542C54"/>
     <w:multiLevelType w:val="hybridMultilevel"/>
-    <w:tmpl w:val="DF30F6C2"/>
-    <w:lvl w:ilvl="0" w:tplc="2EE0D466">
+    <w:tmpl w:val="B1F6D9FC"/>
+    <w:lvl w:ilvl="0" w:tplc="1E9CB128">
       <w:start w:val="1"/>
       <w:numFmt w:val="decimal"/>
       <w:lvlText w:val="%1."/>
@@ -11339,52 +11663,52 @@
         <w:color w:val="A67C27"/>
       </w:rPr>
     </w:lvl>
-    <w:lvl w:ilvl="1" w:tplc="DEB665AE">
+    <w:lvl w:ilvl="1" w:tplc="F48A0CE6">
       <w:numFmt w:val="decimal"/>
       <w:lvlText w:val=""/>
       <w:lvlJc w:val="left"/>
     </w:lvl>
-    <w:lvl w:ilvl="2" w:tplc="23106452">
+    <w:lvl w:ilvl="2" w:tplc="48228FDC">
       <w:numFmt w:val="decimal"/>
       <w:lvlText w:val=""/>
       <w:lvlJc w:val="left"/>
     </w:lvl>
-    <w:lvl w:ilvl="3" w:tplc="F4DAD060">
+    <w:lvl w:ilvl="3" w:tplc="6E402824">
       <w:numFmt w:val="decimal"/>
       <w:lvlText w:val=""/>
       <w:lvlJc w:val="left"/>
     </w:lvl>
-    <w:lvl w:ilvl="4" w:tplc="AB5C7DA2">
+    <w:lvl w:ilvl="4" w:tplc="4078BF6E">
       <w:numFmt w:val="decimal"/>
       <w:lvlText w:val=""/>
       <w:lvlJc w:val="left"/>
     </w:lvl>
-    <w:lvl w:ilvl="5" w:tplc="2632D0F2">
+    <w:lvl w:ilvl="5" w:tplc="7D382924">
       <w:numFmt w:val="decimal"/>
       <w:lvlText w:val=""/>
       <w:lvlJc w:val="left"/>
     </w:lvl>
-    <w:lvl w:ilvl="6" w:tplc="68A286F8">
+    <w:lvl w:ilvl="6" w:tplc="BD305880">
       <w:numFmt w:val="decimal"/>
       <w:lvlText w:val=""/>
       <w:lvlJc w:val="left"/>
     </w:lvl>
-    <w:lvl w:ilvl="7" w:tplc="3C1C5E0C">
+    <w:lvl w:ilvl="7" w:tplc="7EDC4670">
       <w:numFmt w:val="decimal"/>
       <w:lvlText w:val=""/>
       <w:lvlJc w:val="left"/>
     </w:lvl>
-    <w:lvl w:ilvl="8" w:tplc="61E4DB38">
+    <w:lvl w:ilvl="8" w:tplc="A7D05098">
       <w:numFmt w:val="decimal"/>
       <w:lvlText w:val=""/>
       <w:lvlJc w:val="left"/>
     </w:lvl>
   </w:abstractNum>
   <w:abstractNum w:abstractNumId="5" w15:restartNumberingAfterBreak="0">
-    <w:nsid w:val="24D70B10"/>
+    <w:nsid w:val="2CFF7FF8"/>
     <w:multiLevelType w:val="hybridMultilevel"/>
-    <w:tmpl w:val="0CB00CB0"/>
-    <w:lvl w:ilvl="0" w:tplc="F8B83E58">
+    <w:tmpl w:val="330CD684"/>
+    <w:lvl w:ilvl="0" w:tplc="218A34B4">
       <w:start w:val="1"/>
       <w:numFmt w:val="decimal"/>
       <w:lvlText w:val="%1."/>
@@ -11398,52 +11722,52 @@
         <w:color w:val="A67C27"/>
       </w:rPr>
     </w:lvl>
-    <w:lvl w:ilvl="1" w:tplc="3B882736">
+    <w:lvl w:ilvl="1" w:tplc="5AEA1D56">
       <w:numFmt w:val="decimal"/>
       <w:lvlText w:val=""/>
       <w:lvlJc w:val="left"/>
     </w:lvl>
-    <w:lvl w:ilvl="2" w:tplc="B4768C48">
+    <w:lvl w:ilvl="2" w:tplc="BF0247D8">
       <w:numFmt w:val="decimal"/>
       <w:lvlText w:val=""/>
       <w:lvlJc w:val="left"/>
     </w:lvl>
-    <w:lvl w:ilvl="3" w:tplc="356E30EA">
+    <w:lvl w:ilvl="3" w:tplc="B46C0BD6">
       <w:numFmt w:val="decimal"/>
       <w:lvlText w:val=""/>
       <w:lvlJc w:val="left"/>
     </w:lvl>
-    <w:lvl w:ilvl="4" w:tplc="C748CB4C">
+    <w:lvl w:ilvl="4" w:tplc="56B4AD76">
       <w:numFmt w:val="decimal"/>
       <w:lvlText w:val=""/>
       <w:lvlJc w:val="left"/>
     </w:lvl>
-    <w:lvl w:ilvl="5" w:tplc="B2A27D76">
+    <w:lvl w:ilvl="5" w:tplc="20085270">
       <w:numFmt w:val="decimal"/>
       <w:lvlText w:val=""/>
       <w:lvlJc w:val="left"/>
     </w:lvl>
-    <w:lvl w:ilvl="6" w:tplc="BE065D6C">
+    <w:lvl w:ilvl="6" w:tplc="0D48C7FE">
       <w:numFmt w:val="decimal"/>
       <w:lvlText w:val=""/>
       <w:lvlJc w:val="left"/>
     </w:lvl>
-    <w:lvl w:ilvl="7" w:tplc="814E29FE">
+    <w:lvl w:ilvl="7" w:tplc="D2FEFC80">
       <w:numFmt w:val="decimal"/>
       <w:lvlText w:val=""/>
       <w:lvlJc w:val="left"/>
     </w:lvl>
-    <w:lvl w:ilvl="8" w:tplc="63CC2518">
+    <w:lvl w:ilvl="8" w:tplc="70C6EE6A">
       <w:numFmt w:val="decimal"/>
       <w:lvlText w:val=""/>
       <w:lvlJc w:val="left"/>
     </w:lvl>
   </w:abstractNum>
   <w:abstractNum w:abstractNumId="6" w15:restartNumberingAfterBreak="0">
-    <w:nsid w:val="2C5C0AFE"/>
+    <w:nsid w:val="3DCF5C19"/>
     <w:multiLevelType w:val="hybridMultilevel"/>
-    <w:tmpl w:val="B3BE1CDE"/>
-    <w:lvl w:ilvl="0" w:tplc="E28EF3FA">
+    <w:tmpl w:val="D1E4D3BA"/>
+    <w:lvl w:ilvl="0" w:tplc="1F149564">
       <w:start w:val="1"/>
       <w:numFmt w:val="decimal"/>
       <w:lvlText w:val="%1."/>
@@ -11457,52 +11781,52 @@
         <w:color w:val="A67C27"/>
       </w:rPr>
     </w:lvl>
-    <w:lvl w:ilvl="1" w:tplc="4D7E43EE">
+    <w:lvl w:ilvl="1" w:tplc="928EE734">
       <w:numFmt w:val="decimal"/>
       <w:lvlText w:val=""/>
       <w:lvlJc w:val="left"/>
     </w:lvl>
-    <w:lvl w:ilvl="2" w:tplc="6B98410A">
+    <w:lvl w:ilvl="2" w:tplc="6C4282DA">
       <w:numFmt w:val="decimal"/>
       <w:lvlText w:val=""/>
       <w:lvlJc w:val="left"/>
     </w:lvl>
-    <w:lvl w:ilvl="3" w:tplc="A69AF3AE">
+    <w:lvl w:ilvl="3" w:tplc="787CC9BC">
       <w:numFmt w:val="decimal"/>
       <w:lvlText w:val=""/>
       <w:lvlJc w:val="left"/>
     </w:lvl>
-    <w:lvl w:ilvl="4" w:tplc="0C58DEBA">
+    <w:lvl w:ilvl="4" w:tplc="EE40CC44">
       <w:numFmt w:val="decimal"/>
       <w:lvlText w:val=""/>
       <w:lvlJc w:val="left"/>
     </w:lvl>
-    <w:lvl w:ilvl="5" w:tplc="2A428FCE">
+    <w:lvl w:ilvl="5" w:tplc="CFBA872E">
       <w:numFmt w:val="decimal"/>
       <w:lvlText w:val=""/>
       <w:lvlJc w:val="left"/>
     </w:lvl>
-    <w:lvl w:ilvl="6" w:tplc="5D2CDAA0">
+    <w:lvl w:ilvl="6" w:tplc="5086AE48">
       <w:numFmt w:val="decimal"/>
       <w:lvlText w:val=""/>
       <w:lvlJc w:val="left"/>
     </w:lvl>
-    <w:lvl w:ilvl="7" w:tplc="B7583E8C">
+    <w:lvl w:ilvl="7" w:tplc="8084E7DE">
       <w:numFmt w:val="decimal"/>
       <w:lvlText w:val=""/>
       <w:lvlJc w:val="left"/>
     </w:lvl>
-    <w:lvl w:ilvl="8" w:tplc="106A1414">
+    <w:lvl w:ilvl="8" w:tplc="E418170C">
       <w:numFmt w:val="decimal"/>
       <w:lvlText w:val=""/>
       <w:lvlJc w:val="left"/>
     </w:lvl>
   </w:abstractNum>
   <w:abstractNum w:abstractNumId="7" w15:restartNumberingAfterBreak="0">
-    <w:nsid w:val="3424005D"/>
+    <w:nsid w:val="45051740"/>
     <w:multiLevelType w:val="hybridMultilevel"/>
-    <w:tmpl w:val="3A52EB96"/>
-    <w:lvl w:ilvl="0" w:tplc="588E9C14">
+    <w:tmpl w:val="60BC72D0"/>
+    <w:lvl w:ilvl="0" w:tplc="3634C34A">
       <w:start w:val="1"/>
       <w:numFmt w:val="decimal"/>
       <w:lvlText w:val="%1."/>
@@ -11516,110 +11840,52 @@
         <w:color w:val="A67C27"/>
       </w:rPr>
     </w:lvl>
-    <w:lvl w:ilvl="1" w:tplc="4F027772">
+    <w:lvl w:ilvl="1" w:tplc="85A6D5FE">
       <w:numFmt w:val="decimal"/>
       <w:lvlText w:val=""/>
       <w:lvlJc w:val="left"/>
     </w:lvl>
-    <w:lvl w:ilvl="2" w:tplc="F168D198">
+    <w:lvl w:ilvl="2" w:tplc="FA6ED322">
       <w:numFmt w:val="decimal"/>
       <w:lvlText w:val=""/>
       <w:lvlJc w:val="left"/>
     </w:lvl>
-    <w:lvl w:ilvl="3" w:tplc="59E628FA">
+    <w:lvl w:ilvl="3" w:tplc="4DE6BF94">
       <w:numFmt w:val="decimal"/>
       <w:lvlText w:val=""/>
       <w:lvlJc w:val="left"/>
     </w:lvl>
-    <w:lvl w:ilvl="4" w:tplc="4EAC97BE">
+    <w:lvl w:ilvl="4" w:tplc="1820DEEA">
       <w:numFmt w:val="decimal"/>
       <w:lvlText w:val=""/>
       <w:lvlJc w:val="left"/>
     </w:lvl>
-    <w:lvl w:ilvl="5" w:tplc="E460EF28">
+    <w:lvl w:ilvl="5" w:tplc="5C440C50">
       <w:numFmt w:val="decimal"/>
       <w:lvlText w:val=""/>
       <w:lvlJc w:val="left"/>
     </w:lvl>
-    <w:lvl w:ilvl="6" w:tplc="8CD8A8AA">
+    <w:lvl w:ilvl="6" w:tplc="AAA28752">
       <w:numFmt w:val="decimal"/>
       <w:lvlText w:val=""/>
       <w:lvlJc w:val="left"/>
     </w:lvl>
-    <w:lvl w:ilvl="7" w:tplc="FD4AA1BC">
+    <w:lvl w:ilvl="7" w:tplc="D8642EBE">
       <w:numFmt w:val="decimal"/>
       <w:lvlText w:val=""/>
       <w:lvlJc w:val="left"/>
     </w:lvl>
-    <w:lvl w:ilvl="8" w:tplc="23F27592">
+    <w:lvl w:ilvl="8" w:tplc="BC6899C2">
       <w:numFmt w:val="decimal"/>
       <w:lvlText w:val=""/>
       <w:lvlJc w:val="left"/>
     </w:lvl>
   </w:abstractNum>
   <w:abstractNum w:abstractNumId="8" w15:restartNumberingAfterBreak="0">
-    <w:nsid w:val="37DE7111"/>
+    <w:nsid w:val="46F0260A"/>
     <w:multiLevelType w:val="hybridMultilevel"/>
-    <w:tmpl w:val="BE2401EC"/>
-    <w:lvl w:ilvl="0" w:tplc="14E88F0A">
-      <w:start w:val="1"/>
-      <w:numFmt w:val="bullet"/>
-      <w:lvlText w:val="•"/>
-      <w:lvlJc w:val="left"/>
-      <w:pPr>
-        <w:ind w:left="460" w:hanging="280"/>
-      </w:pPr>
-    </w:lvl>
-    <w:lvl w:ilvl="1" w:tplc="E280D952">
-      <w:start w:val="1"/>
-      <w:numFmt w:val="bullet"/>
-      <w:lvlText w:val="–"/>
-      <w:lvlJc w:val="left"/>
-      <w:pPr>
-        <w:ind w:left="900" w:hanging="280"/>
-      </w:pPr>
-    </w:lvl>
-    <w:lvl w:ilvl="2" w:tplc="C7F6B60C">
-      <w:numFmt w:val="decimal"/>
-      <w:lvlText w:val=""/>
-      <w:lvlJc w:val="left"/>
-    </w:lvl>
-    <w:lvl w:ilvl="3" w:tplc="69F41618">
-      <w:numFmt w:val="decimal"/>
-      <w:lvlText w:val=""/>
-      <w:lvlJc w:val="left"/>
-    </w:lvl>
-    <w:lvl w:ilvl="4" w:tplc="0DD03028">
-      <w:numFmt w:val="decimal"/>
-      <w:lvlText w:val=""/>
-      <w:lvlJc w:val="left"/>
-    </w:lvl>
-    <w:lvl w:ilvl="5" w:tplc="ED741206">
-      <w:numFmt w:val="decimal"/>
-      <w:lvlText w:val=""/>
-      <w:lvlJc w:val="left"/>
-    </w:lvl>
-    <w:lvl w:ilvl="6" w:tplc="D11CB6AC">
-      <w:numFmt w:val="decimal"/>
-      <w:lvlText w:val=""/>
-      <w:lvlJc w:val="left"/>
-    </w:lvl>
-    <w:lvl w:ilvl="7" w:tplc="7BAA9DCA">
-      <w:numFmt w:val="decimal"/>
-      <w:lvlText w:val=""/>
-      <w:lvlJc w:val="left"/>
-    </w:lvl>
-    <w:lvl w:ilvl="8" w:tplc="F5F8C45C">
-      <w:numFmt w:val="decimal"/>
-      <w:lvlText w:val=""/>
-      <w:lvlJc w:val="left"/>
-    </w:lvl>
-  </w:abstractNum>
-  <w:abstractNum w:abstractNumId="9" w15:restartNumberingAfterBreak="0">
-    <w:nsid w:val="39EF4B99"/>
-    <w:multiLevelType w:val="hybridMultilevel"/>
-    <w:tmpl w:val="DFF66040"/>
-    <w:lvl w:ilvl="0" w:tplc="DF0437EC">
+    <w:tmpl w:val="EA88137C"/>
+    <w:lvl w:ilvl="0" w:tplc="03B22504">
       <w:start w:val="1"/>
       <w:numFmt w:val="decimal"/>
       <w:lvlText w:val="%1."/>
@@ -11633,52 +11899,138 @@
         <w:color w:val="A67C27"/>
       </w:rPr>
     </w:lvl>
-    <w:lvl w:ilvl="1" w:tplc="E960AA54">
+    <w:lvl w:ilvl="1" w:tplc="897E156A">
       <w:numFmt w:val="decimal"/>
       <w:lvlText w:val=""/>
       <w:lvlJc w:val="left"/>
     </w:lvl>
-    <w:lvl w:ilvl="2" w:tplc="E434207C">
+    <w:lvl w:ilvl="2" w:tplc="E2ECF348">
       <w:numFmt w:val="decimal"/>
       <w:lvlText w:val=""/>
       <w:lvlJc w:val="left"/>
     </w:lvl>
-    <w:lvl w:ilvl="3" w:tplc="9BEE70A4">
+    <w:lvl w:ilvl="3" w:tplc="D6200E82">
       <w:numFmt w:val="decimal"/>
       <w:lvlText w:val=""/>
       <w:lvlJc w:val="left"/>
     </w:lvl>
-    <w:lvl w:ilvl="4" w:tplc="A2A6523C">
+    <w:lvl w:ilvl="4" w:tplc="CC464798">
       <w:numFmt w:val="decimal"/>
       <w:lvlText w:val=""/>
       <w:lvlJc w:val="left"/>
     </w:lvl>
-    <w:lvl w:ilvl="5" w:tplc="2788F370">
+    <w:lvl w:ilvl="5" w:tplc="0A104A6A">
       <w:numFmt w:val="decimal"/>
       <w:lvlText w:val=""/>
       <w:lvlJc w:val="left"/>
     </w:lvl>
-    <w:lvl w:ilvl="6" w:tplc="C6E608F6">
+    <w:lvl w:ilvl="6" w:tplc="1402DFAC">
       <w:numFmt w:val="decimal"/>
       <w:lvlText w:val=""/>
       <w:lvlJc w:val="left"/>
     </w:lvl>
-    <w:lvl w:ilvl="7" w:tplc="03949056">
+    <w:lvl w:ilvl="7" w:tplc="8CFAF3B4">
       <w:numFmt w:val="decimal"/>
       <w:lvlText w:val=""/>
       <w:lvlJc w:val="left"/>
     </w:lvl>
-    <w:lvl w:ilvl="8" w:tplc="D668E020">
+    <w:lvl w:ilvl="8" w:tplc="081451D4">
       <w:numFmt w:val="decimal"/>
       <w:lvlText w:val=""/>
       <w:lvlJc w:val="left"/>
+    </w:lvl>
+  </w:abstractNum>
+  <w:abstractNum w:abstractNumId="9" w15:restartNumberingAfterBreak="0">
+    <w:nsid w:val="48D14552"/>
+    <w:multiLevelType w:val="hybridMultilevel"/>
+    <w:tmpl w:val="367E0D16"/>
+    <w:lvl w:ilvl="0" w:tplc="762608EE">
+      <w:start w:val="1"/>
+      <w:numFmt w:val="bullet"/>
+      <w:lvlText w:val="●"/>
+      <w:lvlJc w:val="left"/>
+      <w:pPr>
+        <w:ind w:left="720" w:hanging="360"/>
+      </w:pPr>
+    </w:lvl>
+    <w:lvl w:ilvl="1" w:tplc="E012B3AA">
+      <w:start w:val="1"/>
+      <w:numFmt w:val="bullet"/>
+      <w:lvlText w:val="○"/>
+      <w:lvlJc w:val="left"/>
+      <w:pPr>
+        <w:ind w:left="1440" w:hanging="360"/>
+      </w:pPr>
+    </w:lvl>
+    <w:lvl w:ilvl="2" w:tplc="24F8C8A8">
+      <w:start w:val="1"/>
+      <w:numFmt w:val="bullet"/>
+      <w:lvlText w:val="■"/>
+      <w:lvlJc w:val="left"/>
+      <w:pPr>
+        <w:ind w:left="2160" w:hanging="360"/>
+      </w:pPr>
+    </w:lvl>
+    <w:lvl w:ilvl="3" w:tplc="5A840D64">
+      <w:start w:val="1"/>
+      <w:numFmt w:val="bullet"/>
+      <w:lvlText w:val="●"/>
+      <w:lvlJc w:val="left"/>
+      <w:pPr>
+        <w:ind w:left="2880" w:hanging="360"/>
+      </w:pPr>
+    </w:lvl>
+    <w:lvl w:ilvl="4" w:tplc="3260E3A4">
+      <w:start w:val="1"/>
+      <w:numFmt w:val="bullet"/>
+      <w:lvlText w:val="○"/>
+      <w:lvlJc w:val="left"/>
+      <w:pPr>
+        <w:ind w:left="3600" w:hanging="360"/>
+      </w:pPr>
+    </w:lvl>
+    <w:lvl w:ilvl="5" w:tplc="962EE000">
+      <w:start w:val="1"/>
+      <w:numFmt w:val="bullet"/>
+      <w:lvlText w:val="■"/>
+      <w:lvlJc w:val="left"/>
+      <w:pPr>
+        <w:ind w:left="4320" w:hanging="360"/>
+      </w:pPr>
+    </w:lvl>
+    <w:lvl w:ilvl="6" w:tplc="06CCFAAE">
+      <w:start w:val="1"/>
+      <w:numFmt w:val="bullet"/>
+      <w:lvlText w:val="●"/>
+      <w:lvlJc w:val="left"/>
+      <w:pPr>
+        <w:ind w:left="5040" w:hanging="360"/>
+      </w:pPr>
+    </w:lvl>
+    <w:lvl w:ilvl="7" w:tplc="AD7028D4">
+      <w:start w:val="1"/>
+      <w:numFmt w:val="bullet"/>
+      <w:lvlText w:val="●"/>
+      <w:lvlJc w:val="left"/>
+      <w:pPr>
+        <w:ind w:left="5760" w:hanging="360"/>
+      </w:pPr>
+    </w:lvl>
+    <w:lvl w:ilvl="8" w:tplc="A1BAC670">
+      <w:start w:val="1"/>
+      <w:numFmt w:val="bullet"/>
+      <w:lvlText w:val="●"/>
+      <w:lvlJc w:val="left"/>
+      <w:pPr>
+        <w:ind w:left="6480" w:hanging="360"/>
+      </w:pPr>
     </w:lvl>
   </w:abstractNum>
   <w:abstractNum w:abstractNumId="10" w15:restartNumberingAfterBreak="0">
-    <w:nsid w:val="3AA20C70"/>
+    <w:nsid w:val="5D9E2E34"/>
     <w:multiLevelType w:val="hybridMultilevel"/>
-    <w:tmpl w:val="9718D83A"/>
-    <w:lvl w:ilvl="0" w:tplc="ACA8156A">
+    <w:tmpl w:val="77F08E4A"/>
+    <w:lvl w:ilvl="0" w:tplc="2212954C">
       <w:start w:val="1"/>
       <w:numFmt w:val="decimal"/>
       <w:lvlText w:val="%1."/>
@@ -11692,52 +12044,52 @@
         <w:color w:val="A67C27"/>
       </w:rPr>
     </w:lvl>
-    <w:lvl w:ilvl="1" w:tplc="FA70658A">
+    <w:lvl w:ilvl="1" w:tplc="E810522A">
       <w:numFmt w:val="decimal"/>
       <w:lvlText w:val=""/>
       <w:lvlJc w:val="left"/>
     </w:lvl>
-    <w:lvl w:ilvl="2" w:tplc="C1EAD00E">
+    <w:lvl w:ilvl="2" w:tplc="835A8206">
       <w:numFmt w:val="decimal"/>
       <w:lvlText w:val=""/>
       <w:lvlJc w:val="left"/>
     </w:lvl>
-    <w:lvl w:ilvl="3" w:tplc="4FC0F23C">
+    <w:lvl w:ilvl="3" w:tplc="8758A29C">
       <w:numFmt w:val="decimal"/>
       <w:lvlText w:val=""/>
       <w:lvlJc w:val="left"/>
     </w:lvl>
-    <w:lvl w:ilvl="4" w:tplc="674661DA">
+    <w:lvl w:ilvl="4" w:tplc="E3ACDC70">
       <w:numFmt w:val="decimal"/>
       <w:lvlText w:val=""/>
       <w:lvlJc w:val="left"/>
     </w:lvl>
-    <w:lvl w:ilvl="5" w:tplc="8214A656">
+    <w:lvl w:ilvl="5" w:tplc="3AA66A4A">
       <w:numFmt w:val="decimal"/>
       <w:lvlText w:val=""/>
       <w:lvlJc w:val="left"/>
     </w:lvl>
-    <w:lvl w:ilvl="6" w:tplc="A7B678AC">
+    <w:lvl w:ilvl="6" w:tplc="F5DEE8A6">
       <w:numFmt w:val="decimal"/>
       <w:lvlText w:val=""/>
       <w:lvlJc w:val="left"/>
     </w:lvl>
-    <w:lvl w:ilvl="7" w:tplc="DBEEE4FC">
+    <w:lvl w:ilvl="7" w:tplc="D2325364">
       <w:numFmt w:val="decimal"/>
       <w:lvlText w:val=""/>
       <w:lvlJc w:val="left"/>
     </w:lvl>
-    <w:lvl w:ilvl="8" w:tplc="451A6380">
+    <w:lvl w:ilvl="8" w:tplc="A3F6A9B0">
       <w:numFmt w:val="decimal"/>
       <w:lvlText w:val=""/>
       <w:lvlJc w:val="left"/>
     </w:lvl>
   </w:abstractNum>
   <w:abstractNum w:abstractNumId="11" w15:restartNumberingAfterBreak="0">
-    <w:nsid w:val="432E107C"/>
+    <w:nsid w:val="5E71501B"/>
     <w:multiLevelType w:val="hybridMultilevel"/>
-    <w:tmpl w:val="1A8A8ECE"/>
-    <w:lvl w:ilvl="0" w:tplc="DD7EB0EC">
+    <w:tmpl w:val="E24E6CA4"/>
+    <w:lvl w:ilvl="0" w:tplc="678A7F4C">
       <w:start w:val="1"/>
       <w:numFmt w:val="decimal"/>
       <w:lvlText w:val="%1."/>
@@ -11751,52 +12103,52 @@
         <w:color w:val="A67C27"/>
       </w:rPr>
     </w:lvl>
-    <w:lvl w:ilvl="1" w:tplc="D23028A4">
+    <w:lvl w:ilvl="1" w:tplc="2D0A6604">
       <w:numFmt w:val="decimal"/>
       <w:lvlText w:val=""/>
       <w:lvlJc w:val="left"/>
     </w:lvl>
-    <w:lvl w:ilvl="2" w:tplc="85940340">
+    <w:lvl w:ilvl="2" w:tplc="1A1038A4">
       <w:numFmt w:val="decimal"/>
       <w:lvlText w:val=""/>
       <w:lvlJc w:val="left"/>
     </w:lvl>
-    <w:lvl w:ilvl="3" w:tplc="0F84B2B4">
+    <w:lvl w:ilvl="3" w:tplc="739A6B4E">
       <w:numFmt w:val="decimal"/>
       <w:lvlText w:val=""/>
       <w:lvlJc w:val="left"/>
     </w:lvl>
-    <w:lvl w:ilvl="4" w:tplc="3A4CEA56">
+    <w:lvl w:ilvl="4" w:tplc="02780D88">
       <w:numFmt w:val="decimal"/>
       <w:lvlText w:val=""/>
       <w:lvlJc w:val="left"/>
     </w:lvl>
-    <w:lvl w:ilvl="5" w:tplc="9E6C2836">
+    <w:lvl w:ilvl="5" w:tplc="5A328B68">
       <w:numFmt w:val="decimal"/>
       <w:lvlText w:val=""/>
       <w:lvlJc w:val="left"/>
     </w:lvl>
-    <w:lvl w:ilvl="6" w:tplc="244E444A">
+    <w:lvl w:ilvl="6" w:tplc="9E5A5578">
       <w:numFmt w:val="decimal"/>
       <w:lvlText w:val=""/>
       <w:lvlJc w:val="left"/>
     </w:lvl>
-    <w:lvl w:ilvl="7" w:tplc="2A624262">
+    <w:lvl w:ilvl="7" w:tplc="61741940">
       <w:numFmt w:val="decimal"/>
       <w:lvlText w:val=""/>
       <w:lvlJc w:val="left"/>
     </w:lvl>
-    <w:lvl w:ilvl="8" w:tplc="3334BE7E">
+    <w:lvl w:ilvl="8" w:tplc="0E66CB72">
       <w:numFmt w:val="decimal"/>
       <w:lvlText w:val=""/>
       <w:lvlJc w:val="left"/>
     </w:lvl>
   </w:abstractNum>
   <w:abstractNum w:abstractNumId="12" w15:restartNumberingAfterBreak="0">
-    <w:nsid w:val="44A82499"/>
+    <w:nsid w:val="63045D70"/>
     <w:multiLevelType w:val="hybridMultilevel"/>
-    <w:tmpl w:val="5B08B7AA"/>
-    <w:lvl w:ilvl="0" w:tplc="7BB8CEF0">
+    <w:tmpl w:val="C1C41B4C"/>
+    <w:lvl w:ilvl="0" w:tplc="BA5E47B8">
       <w:start w:val="1"/>
       <w:numFmt w:val="decimal"/>
       <w:lvlText w:val="%1."/>
@@ -11810,138 +12162,110 @@
         <w:color w:val="A67C27"/>
       </w:rPr>
     </w:lvl>
-    <w:lvl w:ilvl="1" w:tplc="4E6CDEFE">
+    <w:lvl w:ilvl="1" w:tplc="E198019C">
       <w:numFmt w:val="decimal"/>
       <w:lvlText w:val=""/>
       <w:lvlJc w:val="left"/>
     </w:lvl>
-    <w:lvl w:ilvl="2" w:tplc="3C10980E">
+    <w:lvl w:ilvl="2" w:tplc="3DEE5554">
       <w:numFmt w:val="decimal"/>
       <w:lvlText w:val=""/>
       <w:lvlJc w:val="left"/>
     </w:lvl>
-    <w:lvl w:ilvl="3" w:tplc="E7462DD8">
+    <w:lvl w:ilvl="3" w:tplc="FB2A03A6">
       <w:numFmt w:val="decimal"/>
       <w:lvlText w:val=""/>
       <w:lvlJc w:val="left"/>
     </w:lvl>
-    <w:lvl w:ilvl="4" w:tplc="3A182C46">
+    <w:lvl w:ilvl="4" w:tplc="6C7A0AA2">
       <w:numFmt w:val="decimal"/>
       <w:lvlText w:val=""/>
       <w:lvlJc w:val="left"/>
     </w:lvl>
-    <w:lvl w:ilvl="5" w:tplc="FF6A0A7A">
+    <w:lvl w:ilvl="5" w:tplc="60064E5E">
       <w:numFmt w:val="decimal"/>
       <w:lvlText w:val=""/>
       <w:lvlJc w:val="left"/>
     </w:lvl>
-    <w:lvl w:ilvl="6" w:tplc="4996537C">
+    <w:lvl w:ilvl="6" w:tplc="BB4616EA">
       <w:numFmt w:val="decimal"/>
       <w:lvlText w:val=""/>
       <w:lvlJc w:val="left"/>
     </w:lvl>
-    <w:lvl w:ilvl="7" w:tplc="4BFC89E0">
+    <w:lvl w:ilvl="7" w:tplc="7F28C366">
       <w:numFmt w:val="decimal"/>
       <w:lvlText w:val=""/>
       <w:lvlJc w:val="left"/>
     </w:lvl>
-    <w:lvl w:ilvl="8" w:tplc="CB086D9C">
+    <w:lvl w:ilvl="8" w:tplc="9C9C7486">
       <w:numFmt w:val="decimal"/>
       <w:lvlText w:val=""/>
       <w:lvlJc w:val="left"/>
     </w:lvl>
   </w:abstractNum>
   <w:abstractNum w:abstractNumId="13" w15:restartNumberingAfterBreak="0">
-    <w:nsid w:val="58771B78"/>
+    <w:nsid w:val="6765685A"/>
     <w:multiLevelType w:val="hybridMultilevel"/>
-    <w:tmpl w:val="09FA2C3A"/>
-    <w:lvl w:ilvl="0" w:tplc="0C9625C4">
+    <w:tmpl w:val="0D62C548"/>
+    <w:lvl w:ilvl="0" w:tplc="D9E010A6">
       <w:start w:val="1"/>
       <w:numFmt w:val="bullet"/>
-      <w:lvlText w:val="●"/>
-      <w:lvlJc w:val="left"/>
-      <w:pPr>
-        <w:ind w:left="720" w:hanging="360"/>
-      </w:pPr>
-    </w:lvl>
-    <w:lvl w:ilvl="1" w:tplc="4CEAFF4C">
+      <w:lvlText w:val="•"/>
+      <w:lvlJc w:val="left"/>
+      <w:pPr>
+        <w:ind w:left="460" w:hanging="280"/>
+      </w:pPr>
+    </w:lvl>
+    <w:lvl w:ilvl="1" w:tplc="32F8B77C">
       <w:start w:val="1"/>
       <w:numFmt w:val="bullet"/>
-      <w:lvlText w:val="○"/>
-      <w:lvlJc w:val="left"/>
-      <w:pPr>
-        <w:ind w:left="1440" w:hanging="360"/>
-      </w:pPr>
-    </w:lvl>
-    <w:lvl w:ilvl="2" w:tplc="B43CD3F6">
-      <w:start w:val="1"/>
-      <w:numFmt w:val="bullet"/>
-      <w:lvlText w:val="■"/>
-      <w:lvlJc w:val="left"/>
-      <w:pPr>
-        <w:ind w:left="2160" w:hanging="360"/>
-      </w:pPr>
-    </w:lvl>
-    <w:lvl w:ilvl="3" w:tplc="117E5476">
-      <w:start w:val="1"/>
-      <w:numFmt w:val="bullet"/>
-      <w:lvlText w:val="●"/>
-      <w:lvlJc w:val="left"/>
-      <w:pPr>
-        <w:ind w:left="2880" w:hanging="360"/>
-      </w:pPr>
-    </w:lvl>
-    <w:lvl w:ilvl="4" w:tplc="B7A009CC">
-      <w:start w:val="1"/>
-      <w:numFmt w:val="bullet"/>
-      <w:lvlText w:val="○"/>
-      <w:lvlJc w:val="left"/>
-      <w:pPr>
-        <w:ind w:left="3600" w:hanging="360"/>
-      </w:pPr>
-    </w:lvl>
-    <w:lvl w:ilvl="5" w:tplc="369A3568">
-      <w:start w:val="1"/>
-      <w:numFmt w:val="bullet"/>
-      <w:lvlText w:val="■"/>
-      <w:lvlJc w:val="left"/>
-      <w:pPr>
-        <w:ind w:left="4320" w:hanging="360"/>
-      </w:pPr>
-    </w:lvl>
-    <w:lvl w:ilvl="6" w:tplc="409E6808">
-      <w:start w:val="1"/>
-      <w:numFmt w:val="bullet"/>
-      <w:lvlText w:val="●"/>
-      <w:lvlJc w:val="left"/>
-      <w:pPr>
-        <w:ind w:left="5040" w:hanging="360"/>
-      </w:pPr>
-    </w:lvl>
-    <w:lvl w:ilvl="7" w:tplc="9CCEFB00">
-      <w:start w:val="1"/>
-      <w:numFmt w:val="bullet"/>
-      <w:lvlText w:val="●"/>
-      <w:lvlJc w:val="left"/>
-      <w:pPr>
-        <w:ind w:left="5760" w:hanging="360"/>
-      </w:pPr>
-    </w:lvl>
-    <w:lvl w:ilvl="8" w:tplc="E38CEEA0">
-      <w:start w:val="1"/>
-      <w:numFmt w:val="bullet"/>
-      <w:lvlText w:val="●"/>
-      <w:lvlJc w:val="left"/>
-      <w:pPr>
-        <w:ind w:left="6480" w:hanging="360"/>
-      </w:pPr>
+      <w:lvlText w:val="–"/>
+      <w:lvlJc w:val="left"/>
+      <w:pPr>
+        <w:ind w:left="900" w:hanging="280"/>
+      </w:pPr>
+    </w:lvl>
+    <w:lvl w:ilvl="2" w:tplc="C01CA6CE">
+      <w:numFmt w:val="decimal"/>
+      <w:lvlText w:val=""/>
+      <w:lvlJc w:val="left"/>
+    </w:lvl>
+    <w:lvl w:ilvl="3" w:tplc="9CBEB882">
+      <w:numFmt w:val="decimal"/>
+      <w:lvlText w:val=""/>
+      <w:lvlJc w:val="left"/>
+    </w:lvl>
+    <w:lvl w:ilvl="4" w:tplc="DF741FD6">
+      <w:numFmt w:val="decimal"/>
+      <w:lvlText w:val=""/>
+      <w:lvlJc w:val="left"/>
+    </w:lvl>
+    <w:lvl w:ilvl="5" w:tplc="9E9C58EC">
+      <w:numFmt w:val="decimal"/>
+      <w:lvlText w:val=""/>
+      <w:lvlJc w:val="left"/>
+    </w:lvl>
+    <w:lvl w:ilvl="6" w:tplc="ED64B904">
+      <w:numFmt w:val="decimal"/>
+      <w:lvlText w:val=""/>
+      <w:lvlJc w:val="left"/>
+    </w:lvl>
+    <w:lvl w:ilvl="7" w:tplc="49268C3E">
+      <w:numFmt w:val="decimal"/>
+      <w:lvlText w:val=""/>
+      <w:lvlJc w:val="left"/>
+    </w:lvl>
+    <w:lvl w:ilvl="8" w:tplc="8FF2C2A2">
+      <w:numFmt w:val="decimal"/>
+      <w:lvlText w:val=""/>
+      <w:lvlJc w:val="left"/>
     </w:lvl>
   </w:abstractNum>
   <w:abstractNum w:abstractNumId="14" w15:restartNumberingAfterBreak="0">
-    <w:nsid w:val="77AF43EB"/>
+    <w:nsid w:val="6ABE4E68"/>
     <w:multiLevelType w:val="hybridMultilevel"/>
-    <w:tmpl w:val="81F88C16"/>
-    <w:lvl w:ilvl="0" w:tplc="B51CAA20">
+    <w:tmpl w:val="427AC2EE"/>
+    <w:lvl w:ilvl="0" w:tplc="CA70B94C">
       <w:start w:val="1"/>
       <w:numFmt w:val="decimal"/>
       <w:lvlText w:val="%1."/>
@@ -11955,52 +12279,52 @@
         <w:color w:val="A67C27"/>
       </w:rPr>
     </w:lvl>
-    <w:lvl w:ilvl="1" w:tplc="034827F0">
+    <w:lvl w:ilvl="1" w:tplc="37B81664">
       <w:numFmt w:val="decimal"/>
       <w:lvlText w:val=""/>
       <w:lvlJc w:val="left"/>
     </w:lvl>
-    <w:lvl w:ilvl="2" w:tplc="6CAC745E">
+    <w:lvl w:ilvl="2" w:tplc="4F82A64E">
       <w:numFmt w:val="decimal"/>
       <w:lvlText w:val=""/>
       <w:lvlJc w:val="left"/>
     </w:lvl>
-    <w:lvl w:ilvl="3" w:tplc="B8728BD6">
+    <w:lvl w:ilvl="3" w:tplc="B0A8992C">
       <w:numFmt w:val="decimal"/>
       <w:lvlText w:val=""/>
       <w:lvlJc w:val="left"/>
     </w:lvl>
-    <w:lvl w:ilvl="4" w:tplc="377C1B92">
+    <w:lvl w:ilvl="4" w:tplc="ACDC0C3C">
       <w:numFmt w:val="decimal"/>
       <w:lvlText w:val=""/>
       <w:lvlJc w:val="left"/>
     </w:lvl>
-    <w:lvl w:ilvl="5" w:tplc="F2DA2E92">
+    <w:lvl w:ilvl="5" w:tplc="CF8CC922">
       <w:numFmt w:val="decimal"/>
       <w:lvlText w:val=""/>
       <w:lvlJc w:val="left"/>
     </w:lvl>
-    <w:lvl w:ilvl="6" w:tplc="0B4CD1A8">
+    <w:lvl w:ilvl="6" w:tplc="BF162C3A">
       <w:numFmt w:val="decimal"/>
       <w:lvlText w:val=""/>
       <w:lvlJc w:val="left"/>
     </w:lvl>
-    <w:lvl w:ilvl="7" w:tplc="C80AAB42">
+    <w:lvl w:ilvl="7" w:tplc="07A0F342">
       <w:numFmt w:val="decimal"/>
       <w:lvlText w:val=""/>
       <w:lvlJc w:val="left"/>
     </w:lvl>
-    <w:lvl w:ilvl="8" w:tplc="9C40C2A4">
+    <w:lvl w:ilvl="8" w:tplc="B618255A">
       <w:numFmt w:val="decimal"/>
       <w:lvlText w:val=""/>
       <w:lvlJc w:val="left"/>
     </w:lvl>
   </w:abstractNum>
   <w:abstractNum w:abstractNumId="15" w15:restartNumberingAfterBreak="0">
-    <w:nsid w:val="7EF722F7"/>
+    <w:nsid w:val="6F1678BB"/>
     <w:multiLevelType w:val="hybridMultilevel"/>
-    <w:tmpl w:val="28EEA1F4"/>
-    <w:lvl w:ilvl="0" w:tplc="9F422B24">
+    <w:tmpl w:val="F808F9CA"/>
+    <w:lvl w:ilvl="0" w:tplc="424CC46E">
       <w:start w:val="1"/>
       <w:numFmt w:val="decimal"/>
       <w:lvlText w:val="%1."/>
@@ -12014,139 +12338,269 @@
         <w:color w:val="A67C27"/>
       </w:rPr>
     </w:lvl>
-    <w:lvl w:ilvl="1" w:tplc="510455CA">
+    <w:lvl w:ilvl="1" w:tplc="3DD6C3CE">
       <w:numFmt w:val="decimal"/>
       <w:lvlText w:val=""/>
       <w:lvlJc w:val="left"/>
     </w:lvl>
-    <w:lvl w:ilvl="2" w:tplc="7FD6B5D8">
+    <w:lvl w:ilvl="2" w:tplc="63EE2998">
       <w:numFmt w:val="decimal"/>
       <w:lvlText w:val=""/>
       <w:lvlJc w:val="left"/>
     </w:lvl>
-    <w:lvl w:ilvl="3" w:tplc="A5E00EE2">
+    <w:lvl w:ilvl="3" w:tplc="FBAA45CC">
       <w:numFmt w:val="decimal"/>
       <w:lvlText w:val=""/>
       <w:lvlJc w:val="left"/>
     </w:lvl>
-    <w:lvl w:ilvl="4" w:tplc="36BAD606">
+    <w:lvl w:ilvl="4" w:tplc="2940069C">
       <w:numFmt w:val="decimal"/>
       <w:lvlText w:val=""/>
       <w:lvlJc w:val="left"/>
     </w:lvl>
-    <w:lvl w:ilvl="5" w:tplc="65DE5D56">
+    <w:lvl w:ilvl="5" w:tplc="E31AEE4C">
       <w:numFmt w:val="decimal"/>
       <w:lvlText w:val=""/>
       <w:lvlJc w:val="left"/>
     </w:lvl>
-    <w:lvl w:ilvl="6" w:tplc="136448C8">
+    <w:lvl w:ilvl="6" w:tplc="81A2A102">
       <w:numFmt w:val="decimal"/>
       <w:lvlText w:val=""/>
       <w:lvlJc w:val="left"/>
     </w:lvl>
-    <w:lvl w:ilvl="7" w:tplc="73748282">
+    <w:lvl w:ilvl="7" w:tplc="5074EB1C">
       <w:numFmt w:val="decimal"/>
       <w:lvlText w:val=""/>
       <w:lvlJc w:val="left"/>
     </w:lvl>
-    <w:lvl w:ilvl="8" w:tplc="1A6883C2">
+    <w:lvl w:ilvl="8" w:tplc="376CB094">
       <w:numFmt w:val="decimal"/>
       <w:lvlText w:val=""/>
       <w:lvlJc w:val="left"/>
     </w:lvl>
   </w:abstractNum>
-  <w:num w:numId="1" w16cid:durableId="1484004340">
+  <w:abstractNum w:abstractNumId="16" w15:restartNumberingAfterBreak="0">
+    <w:nsid w:val="71E10ED3"/>
+    <w:multiLevelType w:val="hybridMultilevel"/>
+    <w:tmpl w:val="AED25234"/>
+    <w:lvl w:ilvl="0" w:tplc="04D23CFE">
+      <w:start w:val="1"/>
+      <w:numFmt w:val="decimal"/>
+      <w:lvlText w:val="%1."/>
+      <w:lvlJc w:val="left"/>
+      <w:pPr>
+        <w:ind w:left="460" w:hanging="360"/>
+      </w:pPr>
+      <w:rPr>
+        <w:b/>
+        <w:bCs/>
+        <w:color w:val="A67C27"/>
+      </w:rPr>
+    </w:lvl>
+    <w:lvl w:ilvl="1" w:tplc="5B06920A">
+      <w:numFmt w:val="decimal"/>
+      <w:lvlText w:val=""/>
+      <w:lvlJc w:val="left"/>
+    </w:lvl>
+    <w:lvl w:ilvl="2" w:tplc="01C2E7A4">
+      <w:numFmt w:val="decimal"/>
+      <w:lvlText w:val=""/>
+      <w:lvlJc w:val="left"/>
+    </w:lvl>
+    <w:lvl w:ilvl="3" w:tplc="0A3E2FCC">
+      <w:numFmt w:val="decimal"/>
+      <w:lvlText w:val=""/>
+      <w:lvlJc w:val="left"/>
+    </w:lvl>
+    <w:lvl w:ilvl="4" w:tplc="F8CEC026">
+      <w:numFmt w:val="decimal"/>
+      <w:lvlText w:val=""/>
+      <w:lvlJc w:val="left"/>
+    </w:lvl>
+    <w:lvl w:ilvl="5" w:tplc="E9920580">
+      <w:numFmt w:val="decimal"/>
+      <w:lvlText w:val=""/>
+      <w:lvlJc w:val="left"/>
+    </w:lvl>
+    <w:lvl w:ilvl="6" w:tplc="46A0EB9E">
+      <w:numFmt w:val="decimal"/>
+      <w:lvlText w:val=""/>
+      <w:lvlJc w:val="left"/>
+    </w:lvl>
+    <w:lvl w:ilvl="7" w:tplc="89B2F5BE">
+      <w:numFmt w:val="decimal"/>
+      <w:lvlText w:val=""/>
+      <w:lvlJc w:val="left"/>
+    </w:lvl>
+    <w:lvl w:ilvl="8" w:tplc="0F20B35C">
+      <w:numFmt w:val="decimal"/>
+      <w:lvlText w:val=""/>
+      <w:lvlJc w:val="left"/>
+    </w:lvl>
+  </w:abstractNum>
+  <w:abstractNum w:abstractNumId="17" w15:restartNumberingAfterBreak="0">
+    <w:nsid w:val="7941013B"/>
+    <w:multiLevelType w:val="hybridMultilevel"/>
+    <w:tmpl w:val="DCE2683C"/>
+    <w:lvl w:ilvl="0" w:tplc="5C8863D2">
+      <w:start w:val="1"/>
+      <w:numFmt w:val="decimal"/>
+      <w:lvlText w:val="%1."/>
+      <w:lvlJc w:val="left"/>
+      <w:pPr>
+        <w:ind w:left="460" w:hanging="360"/>
+      </w:pPr>
+      <w:rPr>
+        <w:b/>
+        <w:bCs/>
+        <w:color w:val="A67C27"/>
+      </w:rPr>
+    </w:lvl>
+    <w:lvl w:ilvl="1" w:tplc="D4320DC6">
+      <w:numFmt w:val="decimal"/>
+      <w:lvlText w:val=""/>
+      <w:lvlJc w:val="left"/>
+    </w:lvl>
+    <w:lvl w:ilvl="2" w:tplc="E7D8DEC8">
+      <w:numFmt w:val="decimal"/>
+      <w:lvlText w:val=""/>
+      <w:lvlJc w:val="left"/>
+    </w:lvl>
+    <w:lvl w:ilvl="3" w:tplc="20548632">
+      <w:numFmt w:val="decimal"/>
+      <w:lvlText w:val=""/>
+      <w:lvlJc w:val="left"/>
+    </w:lvl>
+    <w:lvl w:ilvl="4" w:tplc="D42E9CBE">
+      <w:numFmt w:val="decimal"/>
+      <w:lvlText w:val=""/>
+      <w:lvlJc w:val="left"/>
+    </w:lvl>
+    <w:lvl w:ilvl="5" w:tplc="B4AA893C">
+      <w:numFmt w:val="decimal"/>
+      <w:lvlText w:val=""/>
+      <w:lvlJc w:val="left"/>
+    </w:lvl>
+    <w:lvl w:ilvl="6" w:tplc="561CFF70">
+      <w:numFmt w:val="decimal"/>
+      <w:lvlText w:val=""/>
+      <w:lvlJc w:val="left"/>
+    </w:lvl>
+    <w:lvl w:ilvl="7" w:tplc="0BCE22C6">
+      <w:numFmt w:val="decimal"/>
+      <w:lvlText w:val=""/>
+      <w:lvlJc w:val="left"/>
+    </w:lvl>
+    <w:lvl w:ilvl="8" w:tplc="80E425E0">
+      <w:numFmt w:val="decimal"/>
+      <w:lvlText w:val=""/>
+      <w:lvlJc w:val="left"/>
+    </w:lvl>
+  </w:abstractNum>
+  <w:num w:numId="1" w16cid:durableId="1934780643">
+    <w:abstractNumId w:val="9"/>
+    <w:lvlOverride w:ilvl="0">
+      <w:startOverride w:val="1"/>
+    </w:lvlOverride>
+  </w:num>
+  <w:num w:numId="2" w16cid:durableId="411005133">
     <w:abstractNumId w:val="13"/>
     <w:lvlOverride w:ilvl="0">
       <w:startOverride w:val="1"/>
     </w:lvlOverride>
   </w:num>
-  <w:num w:numId="2" w16cid:durableId="1643927236">
+  <w:num w:numId="3" w16cid:durableId="293219695">
+    <w:abstractNumId w:val="16"/>
+    <w:lvlOverride w:ilvl="0">
+      <w:startOverride w:val="1"/>
+    </w:lvlOverride>
+  </w:num>
+  <w:num w:numId="4" w16cid:durableId="707225097">
+    <w:abstractNumId w:val="12"/>
+    <w:lvlOverride w:ilvl="0">
+      <w:startOverride w:val="1"/>
+    </w:lvlOverride>
+  </w:num>
+  <w:num w:numId="5" w16cid:durableId="361328313">
+    <w:abstractNumId w:val="4"/>
+    <w:lvlOverride w:ilvl="0">
+      <w:startOverride w:val="1"/>
+    </w:lvlOverride>
+  </w:num>
+  <w:num w:numId="6" w16cid:durableId="895355220">
+    <w:abstractNumId w:val="10"/>
+    <w:lvlOverride w:ilvl="0">
+      <w:startOverride w:val="1"/>
+    </w:lvlOverride>
+  </w:num>
+  <w:num w:numId="7" w16cid:durableId="1358118586">
+    <w:abstractNumId w:val="17"/>
+    <w:lvlOverride w:ilvl="0">
+      <w:startOverride w:val="1"/>
+    </w:lvlOverride>
+  </w:num>
+  <w:num w:numId="8" w16cid:durableId="1501509074">
+    <w:abstractNumId w:val="15"/>
+    <w:lvlOverride w:ilvl="0">
+      <w:startOverride w:val="1"/>
+    </w:lvlOverride>
+  </w:num>
+  <w:num w:numId="9" w16cid:durableId="359011474">
     <w:abstractNumId w:val="8"/>
     <w:lvlOverride w:ilvl="0">
       <w:startOverride w:val="1"/>
     </w:lvlOverride>
   </w:num>
-  <w:num w:numId="3" w16cid:durableId="571549079">
+  <w:num w:numId="10" w16cid:durableId="1561793821">
+    <w:abstractNumId w:val="7"/>
+    <w:lvlOverride w:ilvl="0">
+      <w:startOverride w:val="1"/>
+    </w:lvlOverride>
+  </w:num>
+  <w:num w:numId="11" w16cid:durableId="2091074280">
+    <w:abstractNumId w:val="2"/>
+    <w:lvlOverride w:ilvl="0">
+      <w:startOverride w:val="1"/>
+    </w:lvlOverride>
+  </w:num>
+  <w:num w:numId="12" w16cid:durableId="607464503">
     <w:abstractNumId w:val="5"/>
     <w:lvlOverride w:ilvl="0">
       <w:startOverride w:val="1"/>
     </w:lvlOverride>
   </w:num>
-  <w:num w:numId="4" w16cid:durableId="1132870528">
-    <w:abstractNumId w:val="9"/>
-    <w:lvlOverride w:ilvl="0">
-      <w:startOverride w:val="1"/>
-    </w:lvlOverride>
-  </w:num>
-  <w:num w:numId="5" w16cid:durableId="921644176">
+  <w:num w:numId="13" w16cid:durableId="2034725069">
     <w:abstractNumId w:val="3"/>
     <w:lvlOverride w:ilvl="0">
       <w:startOverride w:val="1"/>
     </w:lvlOverride>
   </w:num>
-  <w:num w:numId="6" w16cid:durableId="870995294">
+  <w:num w:numId="14" w16cid:durableId="1884363909">
+    <w:abstractNumId w:val="1"/>
+    <w:lvlOverride w:ilvl="0">
+      <w:startOverride w:val="1"/>
+    </w:lvlOverride>
+  </w:num>
+  <w:num w:numId="15" w16cid:durableId="107966902">
+    <w:abstractNumId w:val="6"/>
+    <w:lvlOverride w:ilvl="0">
+      <w:startOverride w:val="1"/>
+    </w:lvlOverride>
+  </w:num>
+  <w:num w:numId="16" w16cid:durableId="1455758359">
+    <w:abstractNumId w:val="14"/>
+    <w:lvlOverride w:ilvl="0">
+      <w:startOverride w:val="1"/>
+    </w:lvlOverride>
+  </w:num>
+  <w:num w:numId="17" w16cid:durableId="174003301">
     <w:abstractNumId w:val="0"/>
     <w:lvlOverride w:ilvl="0">
       <w:startOverride w:val="1"/>
     </w:lvlOverride>
   </w:num>
-  <w:num w:numId="7" w16cid:durableId="509949194">
-    <w:abstractNumId w:val="6"/>
-    <w:lvlOverride w:ilvl="0">
-      <w:startOverride w:val="1"/>
-    </w:lvlOverride>
-  </w:num>
-  <w:num w:numId="8" w16cid:durableId="1482190688">
+  <w:num w:numId="18" w16cid:durableId="1109550231">
     <w:abstractNumId w:val="11"/>
-    <w:lvlOverride w:ilvl="0">
-      <w:startOverride w:val="1"/>
-    </w:lvlOverride>
-  </w:num>
-  <w:num w:numId="9" w16cid:durableId="333071339">
-    <w:abstractNumId w:val="15"/>
-    <w:lvlOverride w:ilvl="0">
-      <w:startOverride w:val="1"/>
-    </w:lvlOverride>
-  </w:num>
-  <w:num w:numId="10" w16cid:durableId="224679590">
-    <w:abstractNumId w:val="1"/>
-    <w:lvlOverride w:ilvl="0">
-      <w:startOverride w:val="1"/>
-    </w:lvlOverride>
-  </w:num>
-  <w:num w:numId="11" w16cid:durableId="1773162464">
-    <w:abstractNumId w:val="2"/>
-    <w:lvlOverride w:ilvl="0">
-      <w:startOverride w:val="1"/>
-    </w:lvlOverride>
-  </w:num>
-  <w:num w:numId="12" w16cid:durableId="40248408">
-    <w:abstractNumId w:val="14"/>
-    <w:lvlOverride w:ilvl="0">
-      <w:startOverride w:val="1"/>
-    </w:lvlOverride>
-  </w:num>
-  <w:num w:numId="13" w16cid:durableId="369499451">
-    <w:abstractNumId w:val="7"/>
-    <w:lvlOverride w:ilvl="0">
-      <w:startOverride w:val="1"/>
-    </w:lvlOverride>
-  </w:num>
-  <w:num w:numId="14" w16cid:durableId="974680878">
-    <w:abstractNumId w:val="4"/>
-    <w:lvlOverride w:ilvl="0">
-      <w:startOverride w:val="1"/>
-    </w:lvlOverride>
-  </w:num>
-  <w:num w:numId="15" w16cid:durableId="1619213387">
-    <w:abstractNumId w:val="10"/>
-    <w:lvlOverride w:ilvl="0">
-      <w:startOverride w:val="1"/>
-    </w:lvlOverride>
-  </w:num>
-  <w:num w:numId="16" w16cid:durableId="90706976">
-    <w:abstractNumId w:val="12"/>
     <w:lvlOverride w:ilvl="0">
       <w:startOverride w:val="1"/>
     </w:lvlOverride>
@@ -12771,7 +13225,7 @@
     <w:autoRedefine/>
     <w:uiPriority w:val="39"/>
     <w:unhideWhenUsed/>
-    <w:rsid w:val="004A2D05"/>
+    <w:rsid w:val="00836910"/>
     <w:pPr>
       <w:spacing w:after="100"/>
     </w:pPr>
@@ -12783,7 +13237,7 @@
     <w:autoRedefine/>
     <w:uiPriority w:val="39"/>
     <w:unhideWhenUsed/>
-    <w:rsid w:val="004A2D05"/>
+    <w:rsid w:val="00836910"/>
     <w:pPr>
       <w:spacing w:after="100"/>
       <w:ind w:left="210"/>

--- a/docs/manuals/Role_Guide_1_PI_Admin.docx
+++ b/docs/manuals/Role_Guide_1_PI_Admin.docx
@@ -69,7 +69,7 @@
           <w:left w:w="10" w:type="dxa"/>
           <w:right w:w="10" w:type="dxa"/>
         </w:tblCellMar>
-        <w:tblLook w:val="0000" w:firstRow="0" w:lastRow="0" w:firstColumn="0" w:lastColumn="0" w:noHBand="0" w:noVBand="0"/>
+        <w:tblLook w:val="04A0" w:firstRow="1" w:lastRow="0" w:firstColumn="1" w:lastColumn="0" w:noHBand="0" w:noVBand="1"/>
       </w:tblPr>
       <w:tblGrid>
         <w:gridCol w:w="2300"/>
@@ -538,7 +538,7 @@
     <w:sdt>
       <w:sdtPr>
         <w:alias w:val="Contents"/>
-        <w:id w:val="1063995378"/>
+        <w:id w:val="1507778314"/>
       </w:sdtPr>
       <w:sdtEndPr/>
       <w:sdtContent>
@@ -567,7 +567,7 @@
           <w:r>
             <w:fldChar w:fldCharType="separate"/>
           </w:r>
-          <w:hyperlink w:anchor="_Toc240405825" w:history="1">
+          <w:hyperlink w:anchor="_Toc240453458" w:history="1">
             <w:r>
               <w:rPr>
                 <w:rStyle w:val="Hyperlink"/>
@@ -591,7 +591,7 @@
               <w:rPr>
                 <w:noProof/>
               </w:rPr>
-              <w:instrText xml:space="preserve"> PAGEREF _Toc240405825 \h </w:instrText>
+              <w:instrText xml:space="preserve"> PAGEREF _Toc240453458 \h </w:instrText>
             </w:r>
             <w:r>
               <w:rPr>
@@ -634,7 +634,7 @@
               <w14:ligatures w14:val="standardContextual"/>
             </w:rPr>
           </w:pPr>
-          <w:hyperlink w:anchor="_Toc240405826" w:history="1">
+          <w:hyperlink w:anchor="_Toc240453459" w:history="1">
             <w:r>
               <w:rPr>
                 <w:rStyle w:val="Hyperlink"/>
@@ -658,7 +658,7 @@
               <w:rPr>
                 <w:noProof/>
               </w:rPr>
-              <w:instrText xml:space="preserve"> PAGEREF _Toc240405826 \h </w:instrText>
+              <w:instrText xml:space="preserve"> PAGEREF _Toc240453459 \h </w:instrText>
             </w:r>
             <w:r>
               <w:rPr>
@@ -701,7 +701,7 @@
               <w14:ligatures w14:val="standardContextual"/>
             </w:rPr>
           </w:pPr>
-          <w:hyperlink w:anchor="_Toc240405827" w:history="1">
+          <w:hyperlink w:anchor="_Toc240453460" w:history="1">
             <w:r>
               <w:rPr>
                 <w:rStyle w:val="Hyperlink"/>
@@ -725,7 +725,7 @@
               <w:rPr>
                 <w:noProof/>
               </w:rPr>
-              <w:instrText xml:space="preserve"> PAGEREF _Toc240405827 \h </w:instrText>
+              <w:instrText xml:space="preserve"> PAGEREF _Toc240453460 \h </w:instrText>
             </w:r>
             <w:r>
               <w:rPr>
@@ -768,7 +768,7 @@
               <w14:ligatures w14:val="standardContextual"/>
             </w:rPr>
           </w:pPr>
-          <w:hyperlink w:anchor="_Toc240405828" w:history="1">
+          <w:hyperlink w:anchor="_Toc240453461" w:history="1">
             <w:r>
               <w:rPr>
                 <w:rStyle w:val="Hyperlink"/>
@@ -792,7 +792,7 @@
               <w:rPr>
                 <w:noProof/>
               </w:rPr>
-              <w:instrText xml:space="preserve"> PAGEREF _Toc240405828 \h </w:instrText>
+              <w:instrText xml:space="preserve"> PAGEREF _Toc240453461 \h </w:instrText>
             </w:r>
             <w:r>
               <w:rPr>
@@ -835,7 +835,7 @@
               <w14:ligatures w14:val="standardContextual"/>
             </w:rPr>
           </w:pPr>
-          <w:hyperlink w:anchor="_Toc240405829" w:history="1">
+          <w:hyperlink w:anchor="_Toc240453462" w:history="1">
             <w:r>
               <w:rPr>
                 <w:rStyle w:val="Hyperlink"/>
@@ -859,7 +859,7 @@
               <w:rPr>
                 <w:noProof/>
               </w:rPr>
-              <w:instrText xml:space="preserve"> PAGEREF _Toc240405829 \h </w:instrText>
+              <w:instrText xml:space="preserve"> PAGEREF _Toc240453462 \h </w:instrText>
             </w:r>
             <w:r>
               <w:rPr>
@@ -902,7 +902,7 @@
               <w14:ligatures w14:val="standardContextual"/>
             </w:rPr>
           </w:pPr>
-          <w:hyperlink w:anchor="_Toc240405830" w:history="1">
+          <w:hyperlink w:anchor="_Toc240453463" w:history="1">
             <w:r>
               <w:rPr>
                 <w:rStyle w:val="Hyperlink"/>
@@ -926,7 +926,7 @@
               <w:rPr>
                 <w:noProof/>
               </w:rPr>
-              <w:instrText xml:space="preserve"> PAGEREF _Toc240405830 \h </w:instrText>
+              <w:instrText xml:space="preserve"> PAGEREF _Toc240453463 \h </w:instrText>
             </w:r>
             <w:r>
               <w:rPr>
@@ -969,7 +969,7 @@
               <w14:ligatures w14:val="standardContextual"/>
             </w:rPr>
           </w:pPr>
-          <w:hyperlink w:anchor="_Toc240405831" w:history="1">
+          <w:hyperlink w:anchor="_Toc240453464" w:history="1">
             <w:r>
               <w:rPr>
                 <w:rStyle w:val="Hyperlink"/>
@@ -993,7 +993,7 @@
               <w:rPr>
                 <w:noProof/>
               </w:rPr>
-              <w:instrText xml:space="preserve"> PAGEREF _Toc240405831 \h </w:instrText>
+              <w:instrText xml:space="preserve"> PAGEREF _Toc240453464 \h </w:instrText>
             </w:r>
             <w:r>
               <w:rPr>
@@ -1036,7 +1036,7 @@
               <w14:ligatures w14:val="standardContextual"/>
             </w:rPr>
           </w:pPr>
-          <w:hyperlink w:anchor="_Toc240405832" w:history="1">
+          <w:hyperlink w:anchor="_Toc240453465" w:history="1">
             <w:r>
               <w:rPr>
                 <w:rStyle w:val="Hyperlink"/>
@@ -1060,7 +1060,7 @@
               <w:rPr>
                 <w:noProof/>
               </w:rPr>
-              <w:instrText xml:space="preserve"> PAGEREF _Toc240405832 \h </w:instrText>
+              <w:instrText xml:space="preserve"> PAGEREF _Toc240453465 \h </w:instrText>
             </w:r>
             <w:r>
               <w:rPr>
@@ -1103,7 +1103,7 @@
               <w14:ligatures w14:val="standardContextual"/>
             </w:rPr>
           </w:pPr>
-          <w:hyperlink w:anchor="_Toc240405833" w:history="1">
+          <w:hyperlink w:anchor="_Toc240453466" w:history="1">
             <w:r>
               <w:rPr>
                 <w:rStyle w:val="Hyperlink"/>
@@ -1127,7 +1127,7 @@
               <w:rPr>
                 <w:noProof/>
               </w:rPr>
-              <w:instrText xml:space="preserve"> PAGEREF _Toc240405833 \h </w:instrText>
+              <w:instrText xml:space="preserve"> PAGEREF _Toc240453466 \h </w:instrText>
             </w:r>
             <w:r>
               <w:rPr>
@@ -1170,7 +1170,7 @@
               <w14:ligatures w14:val="standardContextual"/>
             </w:rPr>
           </w:pPr>
-          <w:hyperlink w:anchor="_Toc240405834" w:history="1">
+          <w:hyperlink w:anchor="_Toc240453467" w:history="1">
             <w:r>
               <w:rPr>
                 <w:rStyle w:val="Hyperlink"/>
@@ -1194,7 +1194,7 @@
               <w:rPr>
                 <w:noProof/>
               </w:rPr>
-              <w:instrText xml:space="preserve"> PAGEREF _Toc240405834 \h </w:instrText>
+              <w:instrText xml:space="preserve"> PAGEREF _Toc240453467 \h </w:instrText>
             </w:r>
             <w:r>
               <w:rPr>
@@ -1237,7 +1237,7 @@
               <w14:ligatures w14:val="standardContextual"/>
             </w:rPr>
           </w:pPr>
-          <w:hyperlink w:anchor="_Toc240405835" w:history="1">
+          <w:hyperlink w:anchor="_Toc240453468" w:history="1">
             <w:r>
               <w:rPr>
                 <w:rStyle w:val="Hyperlink"/>
@@ -1261,7 +1261,7 @@
               <w:rPr>
                 <w:noProof/>
               </w:rPr>
-              <w:instrText xml:space="preserve"> PAGEREF _Toc240405835 \h </w:instrText>
+              <w:instrText xml:space="preserve"> PAGEREF _Toc240453468 \h </w:instrText>
             </w:r>
             <w:r>
               <w:rPr>
@@ -1304,7 +1304,7 @@
               <w14:ligatures w14:val="standardContextual"/>
             </w:rPr>
           </w:pPr>
-          <w:hyperlink w:anchor="_Toc240405836" w:history="1">
+          <w:hyperlink w:anchor="_Toc240453469" w:history="1">
             <w:r>
               <w:rPr>
                 <w:rStyle w:val="Hyperlink"/>
@@ -1328,7 +1328,7 @@
               <w:rPr>
                 <w:noProof/>
               </w:rPr>
-              <w:instrText xml:space="preserve"> PAGEREF _Toc240405836 \h </w:instrText>
+              <w:instrText xml:space="preserve"> PAGEREF _Toc240453469 \h </w:instrText>
             </w:r>
             <w:r>
               <w:rPr>
@@ -1371,7 +1371,7 @@
               <w14:ligatures w14:val="standardContextual"/>
             </w:rPr>
           </w:pPr>
-          <w:hyperlink w:anchor="_Toc240405837" w:history="1">
+          <w:hyperlink w:anchor="_Toc240453470" w:history="1">
             <w:r>
               <w:rPr>
                 <w:rStyle w:val="Hyperlink"/>
@@ -1395,7 +1395,7 @@
               <w:rPr>
                 <w:noProof/>
               </w:rPr>
-              <w:instrText xml:space="preserve"> PAGEREF _Toc240405837 \h </w:instrText>
+              <w:instrText xml:space="preserve"> PAGEREF _Toc240453470 \h </w:instrText>
             </w:r>
             <w:r>
               <w:rPr>
@@ -1438,7 +1438,7 @@
               <w14:ligatures w14:val="standardContextual"/>
             </w:rPr>
           </w:pPr>
-          <w:hyperlink w:anchor="_Toc240405838" w:history="1">
+          <w:hyperlink w:anchor="_Toc240453471" w:history="1">
             <w:r>
               <w:rPr>
                 <w:rStyle w:val="Hyperlink"/>
@@ -1462,7 +1462,7 @@
               <w:rPr>
                 <w:noProof/>
               </w:rPr>
-              <w:instrText xml:space="preserve"> PAGEREF _Toc240405838 \h </w:instrText>
+              <w:instrText xml:space="preserve"> PAGEREF _Toc240453471 \h </w:instrText>
             </w:r>
             <w:r>
               <w:rPr>
@@ -1505,7 +1505,7 @@
               <w14:ligatures w14:val="standardContextual"/>
             </w:rPr>
           </w:pPr>
-          <w:hyperlink w:anchor="_Toc240405839" w:history="1">
+          <w:hyperlink w:anchor="_Toc240453472" w:history="1">
             <w:r>
               <w:rPr>
                 <w:rStyle w:val="Hyperlink"/>
@@ -1529,7 +1529,7 @@
               <w:rPr>
                 <w:noProof/>
               </w:rPr>
-              <w:instrText xml:space="preserve"> PAGEREF _Toc240405839 \h </w:instrText>
+              <w:instrText xml:space="preserve"> PAGEREF _Toc240453472 \h </w:instrText>
             </w:r>
             <w:r>
               <w:rPr>
@@ -1572,7 +1572,7 @@
               <w14:ligatures w14:val="standardContextual"/>
             </w:rPr>
           </w:pPr>
-          <w:hyperlink w:anchor="_Toc240405840" w:history="1">
+          <w:hyperlink w:anchor="_Toc240453473" w:history="1">
             <w:r>
               <w:rPr>
                 <w:rStyle w:val="Hyperlink"/>
@@ -1596,7 +1596,7 @@
               <w:rPr>
                 <w:noProof/>
               </w:rPr>
-              <w:instrText xml:space="preserve"> PAGEREF _Toc240405840 \h </w:instrText>
+              <w:instrText xml:space="preserve"> PAGEREF _Toc240453473 \h </w:instrText>
             </w:r>
             <w:r>
               <w:rPr>
@@ -1639,7 +1639,7 @@
               <w14:ligatures w14:val="standardContextual"/>
             </w:rPr>
           </w:pPr>
-          <w:hyperlink w:anchor="_Toc240405841" w:history="1">
+          <w:hyperlink w:anchor="_Toc240453474" w:history="1">
             <w:r>
               <w:rPr>
                 <w:rStyle w:val="Hyperlink"/>
@@ -1663,7 +1663,7 @@
               <w:rPr>
                 <w:noProof/>
               </w:rPr>
-              <w:instrText xml:space="preserve"> PAGEREF _Toc240405841 \h </w:instrText>
+              <w:instrText xml:space="preserve"> PAGEREF _Toc240453474 \h </w:instrText>
             </w:r>
             <w:r>
               <w:rPr>
@@ -1706,7 +1706,7 @@
               <w14:ligatures w14:val="standardContextual"/>
             </w:rPr>
           </w:pPr>
-          <w:hyperlink w:anchor="_Toc240405842" w:history="1">
+          <w:hyperlink w:anchor="_Toc240453475" w:history="1">
             <w:r>
               <w:rPr>
                 <w:rStyle w:val="Hyperlink"/>
@@ -1730,7 +1730,7 @@
               <w:rPr>
                 <w:noProof/>
               </w:rPr>
-              <w:instrText xml:space="preserve"> PAGEREF _Toc240405842 \h </w:instrText>
+              <w:instrText xml:space="preserve"> PAGEREF _Toc240453475 \h </w:instrText>
             </w:r>
             <w:r>
               <w:rPr>
@@ -1773,7 +1773,7 @@
               <w14:ligatures w14:val="standardContextual"/>
             </w:rPr>
           </w:pPr>
-          <w:hyperlink w:anchor="_Toc240405843" w:history="1">
+          <w:hyperlink w:anchor="_Toc240453476" w:history="1">
             <w:r>
               <w:rPr>
                 <w:rStyle w:val="Hyperlink"/>
@@ -1797,7 +1797,7 @@
               <w:rPr>
                 <w:noProof/>
               </w:rPr>
-              <w:instrText xml:space="preserve"> PAGEREF _Toc240405843 \h </w:instrText>
+              <w:instrText xml:space="preserve"> PAGEREF _Toc240453476 \h </w:instrText>
             </w:r>
             <w:r>
               <w:rPr>
@@ -1840,7 +1840,7 @@
               <w14:ligatures w14:val="standardContextual"/>
             </w:rPr>
           </w:pPr>
-          <w:hyperlink w:anchor="_Toc240405844" w:history="1">
+          <w:hyperlink w:anchor="_Toc240453477" w:history="1">
             <w:r>
               <w:rPr>
                 <w:rStyle w:val="Hyperlink"/>
@@ -1864,7 +1864,7 @@
               <w:rPr>
                 <w:noProof/>
               </w:rPr>
-              <w:instrText xml:space="preserve"> PAGEREF _Toc240405844 \h </w:instrText>
+              <w:instrText xml:space="preserve"> PAGEREF _Toc240453477 \h </w:instrText>
             </w:r>
             <w:r>
               <w:rPr>
@@ -1907,7 +1907,7 @@
               <w14:ligatures w14:val="standardContextual"/>
             </w:rPr>
           </w:pPr>
-          <w:hyperlink w:anchor="_Toc240405845" w:history="1">
+          <w:hyperlink w:anchor="_Toc240453478" w:history="1">
             <w:r>
               <w:rPr>
                 <w:rStyle w:val="Hyperlink"/>
@@ -1931,7 +1931,7 @@
               <w:rPr>
                 <w:noProof/>
               </w:rPr>
-              <w:instrText xml:space="preserve"> PAGEREF _Toc240405845 \h </w:instrText>
+              <w:instrText xml:space="preserve"> PAGEREF _Toc240453478 \h </w:instrText>
             </w:r>
             <w:r>
               <w:rPr>
@@ -1974,7 +1974,7 @@
               <w14:ligatures w14:val="standardContextual"/>
             </w:rPr>
           </w:pPr>
-          <w:hyperlink w:anchor="_Toc240405846" w:history="1">
+          <w:hyperlink w:anchor="_Toc240453479" w:history="1">
             <w:r>
               <w:rPr>
                 <w:rStyle w:val="Hyperlink"/>
@@ -1998,7 +1998,7 @@
               <w:rPr>
                 <w:noProof/>
               </w:rPr>
-              <w:instrText xml:space="preserve"> PAGEREF _Toc240405846 \h </w:instrText>
+              <w:instrText xml:space="preserve"> PAGEREF _Toc240453479 \h </w:instrText>
             </w:r>
             <w:r>
               <w:rPr>
@@ -2041,7 +2041,7 @@
               <w14:ligatures w14:val="standardContextual"/>
             </w:rPr>
           </w:pPr>
-          <w:hyperlink w:anchor="_Toc240405847" w:history="1">
+          <w:hyperlink w:anchor="_Toc240453480" w:history="1">
             <w:r>
               <w:rPr>
                 <w:rStyle w:val="Hyperlink"/>
@@ -2065,7 +2065,7 @@
               <w:rPr>
                 <w:noProof/>
               </w:rPr>
-              <w:instrText xml:space="preserve"> PAGEREF _Toc240405847 \h </w:instrText>
+              <w:instrText xml:space="preserve"> PAGEREF _Toc240453480 \h </w:instrText>
             </w:r>
             <w:r>
               <w:rPr>
@@ -2108,7 +2108,7 @@
               <w14:ligatures w14:val="standardContextual"/>
             </w:rPr>
           </w:pPr>
-          <w:hyperlink w:anchor="_Toc240405848" w:history="1">
+          <w:hyperlink w:anchor="_Toc240453481" w:history="1">
             <w:r>
               <w:rPr>
                 <w:rStyle w:val="Hyperlink"/>
@@ -2132,7 +2132,7 @@
               <w:rPr>
                 <w:noProof/>
               </w:rPr>
-              <w:instrText xml:space="preserve"> PAGEREF _Toc240405848 \h </w:instrText>
+              <w:instrText xml:space="preserve"> PAGEREF _Toc240453481 \h </w:instrText>
             </w:r>
             <w:r>
               <w:rPr>
@@ -2175,7 +2175,7 @@
               <w14:ligatures w14:val="standardContextual"/>
             </w:rPr>
           </w:pPr>
-          <w:hyperlink w:anchor="_Toc240405849" w:history="1">
+          <w:hyperlink w:anchor="_Toc240453482" w:history="1">
             <w:r>
               <w:rPr>
                 <w:rStyle w:val="Hyperlink"/>
@@ -2199,7 +2199,7 @@
               <w:rPr>
                 <w:noProof/>
               </w:rPr>
-              <w:instrText xml:space="preserve"> PAGEREF _Toc240405849 \h </w:instrText>
+              <w:instrText xml:space="preserve"> PAGEREF _Toc240453482 \h </w:instrText>
             </w:r>
             <w:r>
               <w:rPr>
@@ -2242,7 +2242,7 @@
               <w14:ligatures w14:val="standardContextual"/>
             </w:rPr>
           </w:pPr>
-          <w:hyperlink w:anchor="_Toc240405850" w:history="1">
+          <w:hyperlink w:anchor="_Toc240453483" w:history="1">
             <w:r>
               <w:rPr>
                 <w:rStyle w:val="Hyperlink"/>
@@ -2266,7 +2266,7 @@
               <w:rPr>
                 <w:noProof/>
               </w:rPr>
-              <w:instrText xml:space="preserve"> PAGEREF _Toc240405850 \h </w:instrText>
+              <w:instrText xml:space="preserve"> PAGEREF _Toc240453483 \h </w:instrText>
             </w:r>
             <w:r>
               <w:rPr>
@@ -2305,7 +2305,7 @@
         <w:pStyle w:val="Heading1"/>
         <w:pageBreakBefore/>
       </w:pPr>
-      <w:bookmarkStart w:id="0" w:name="_Toc240405825"/>
+      <w:bookmarkStart w:id="0" w:name="_Toc240453458"/>
       <w:r>
         <w:lastRenderedPageBreak/>
         <w:t>1. Your role at a glance</w:t>
@@ -2465,7 +2465,7 @@
           <w:left w:w="10" w:type="dxa"/>
           <w:right w:w="10" w:type="dxa"/>
         </w:tblCellMar>
-        <w:tblLook w:val="0000" w:firstRow="0" w:lastRow="0" w:firstColumn="0" w:lastColumn="0" w:noHBand="0" w:noVBand="0"/>
+        <w:tblLook w:val="04A0" w:firstRow="1" w:lastRow="0" w:firstColumn="1" w:lastColumn="0" w:noHBand="0" w:noVBand="1"/>
       </w:tblPr>
       <w:tblGrid>
         <w:gridCol w:w="9412"/>
@@ -2525,7 +2525,7 @@
         <w:pStyle w:val="Heading1"/>
         <w:pageBreakBefore/>
       </w:pPr>
-      <w:bookmarkStart w:id="1" w:name="_Toc240405826"/>
+      <w:bookmarkStart w:id="1" w:name="_Toc240453459"/>
       <w:r>
         <w:lastRenderedPageBreak/>
         <w:t>2. Signing in and your screens</w:t>
@@ -2536,7 +2536,7 @@
       <w:pPr>
         <w:pStyle w:val="Heading2"/>
       </w:pPr>
-      <w:bookmarkStart w:id="2" w:name="_Toc240405827"/>
+      <w:bookmarkStart w:id="2" w:name="_Toc240453460"/>
       <w:r>
         <w:t>Signing in</w:t>
       </w:r>
@@ -2619,7 +2619,7 @@
           <w:noProof/>
         </w:rPr>
         <w:drawing>
-          <wp:inline distT="0" distB="0" distL="0" distR="0" wp14:anchorId="1134F37D" wp14:editId="376DCE77">
+          <wp:inline distT="0" distB="0" distL="0" distR="0">
             <wp:extent cx="5334000" cy="2333625"/>
             <wp:effectExtent l="0" t="0" r="0" b="0"/>
             <wp:docPr id="1" name="adm_login.jpg" descr="The sign-in screen for all internal staff." title="The sign-in screen for all internal staff."/>
@@ -2727,7 +2727,7 @@
           <w:left w:w="10" w:type="dxa"/>
           <w:right w:w="10" w:type="dxa"/>
         </w:tblCellMar>
-        <w:tblLook w:val="0000" w:firstRow="0" w:lastRow="0" w:firstColumn="0" w:lastColumn="0" w:noHBand="0" w:noVBand="0"/>
+        <w:tblLook w:val="04A0" w:firstRow="1" w:lastRow="0" w:firstColumn="1" w:lastColumn="0" w:noHBand="0" w:noVBand="1"/>
       </w:tblPr>
       <w:tblGrid>
         <w:gridCol w:w="9412"/>
@@ -2786,7 +2786,7 @@
       <w:pPr>
         <w:pStyle w:val="Heading2"/>
       </w:pPr>
-      <w:bookmarkStart w:id="3" w:name="_Toc240405828"/>
+      <w:bookmarkStart w:id="3" w:name="_Toc240453461"/>
       <w:r>
         <w:t>Finding your way around</w:t>
       </w:r>
@@ -2961,7 +2961,7 @@
         </w:rPr>
         <w:lastRenderedPageBreak/>
         <w:drawing>
-          <wp:inline distT="0" distB="0" distL="0" distR="0" wp14:anchorId="0A966CB9" wp14:editId="47D59F3E">
+          <wp:inline distT="0" distB="0" distL="0" distR="0">
             <wp:extent cx="5715000" cy="1876425"/>
             <wp:effectExtent l="0" t="0" r="0" b="0"/>
             <wp:docPr id="2" name="adm_not_your_role.jpg" descr="Opening a screen outside your role (for example from an old bookmark) shows this card instead of the screen." title="Opening a screen outside your role (for example from an old bookmark) shows this card instead of the screen."/>
@@ -3030,7 +3030,7 @@
       <w:pPr>
         <w:pStyle w:val="Heading2"/>
       </w:pPr>
-      <w:bookmarkStart w:id="4" w:name="_Toc240405829"/>
+      <w:bookmarkStart w:id="4" w:name="_Toc240453462"/>
       <w:r>
         <w:t>Your screens</w:t>
       </w:r>
@@ -3051,7 +3051,7 @@
           <w:left w:w="10" w:type="dxa"/>
           <w:right w:w="10" w:type="dxa"/>
         </w:tblCellMar>
-        <w:tblLook w:val="0000" w:firstRow="0" w:lastRow="0" w:firstColumn="0" w:lastColumn="0" w:noHBand="0" w:noVBand="0"/>
+        <w:tblLook w:val="04A0" w:firstRow="1" w:lastRow="0" w:firstColumn="1" w:lastColumn="0" w:noHBand="0" w:noVBand="1"/>
       </w:tblPr>
       <w:tblGrid>
         <w:gridCol w:w="2824"/>
@@ -3769,7 +3769,7 @@
       <w:pPr>
         <w:pStyle w:val="Heading2"/>
       </w:pPr>
-      <w:bookmarkStart w:id="5" w:name="_Toc240405830"/>
+      <w:bookmarkStart w:id="5" w:name="_Toc240453463"/>
       <w:r>
         <w:t>Changing your password</w:t>
       </w:r>
@@ -3853,7 +3853,7 @@
         </w:rPr>
         <w:lastRenderedPageBreak/>
         <w:drawing>
-          <wp:inline distT="0" distB="0" distL="0" distR="0" wp14:anchorId="694AE38A" wp14:editId="7908130D">
+          <wp:inline distT="0" distB="0" distL="0" distR="0">
             <wp:extent cx="5334000" cy="2171700"/>
             <wp:effectExtent l="0" t="0" r="0" b="0"/>
             <wp:docPr id="3" name="adm_account.jpg" descr="Change Password screen." title="Change Password screen."/>
@@ -3941,7 +3941,7 @@
         <w:pStyle w:val="Heading1"/>
         <w:pageBreakBefore/>
       </w:pPr>
-      <w:bookmarkStart w:id="6" w:name="_Toc240405831"/>
+      <w:bookmarkStart w:id="6" w:name="_Toc240453464"/>
       <w:r>
         <w:lastRenderedPageBreak/>
         <w:t>3. Your routine</w:t>
@@ -3971,7 +3971,7 @@
           <w:left w:w="10" w:type="dxa"/>
           <w:right w:w="10" w:type="dxa"/>
         </w:tblCellMar>
-        <w:tblLook w:val="0000" w:firstRow="0" w:lastRow="0" w:firstColumn="0" w:lastColumn="0" w:noHBand="0" w:noVBand="0"/>
+        <w:tblLook w:val="04A0" w:firstRow="1" w:lastRow="0" w:firstColumn="1" w:lastColumn="0" w:noHBand="0" w:noVBand="1"/>
       </w:tblPr>
       <w:tblGrid>
         <w:gridCol w:w="2071"/>
@@ -4285,7 +4285,7 @@
         <w:pStyle w:val="Heading1"/>
         <w:pageBreakBefore/>
       </w:pPr>
-      <w:bookmarkStart w:id="7" w:name="_Toc240405832"/>
+      <w:bookmarkStart w:id="7" w:name="_Toc240453465"/>
       <w:r>
         <w:lastRenderedPageBreak/>
         <w:t>4. Step-by-step tasks</w:t>
@@ -4296,7 +4296,7 @@
       <w:pPr>
         <w:pStyle w:val="Heading2"/>
       </w:pPr>
-      <w:bookmarkStart w:id="8" w:name="_Toc240405833"/>
+      <w:bookmarkStart w:id="8" w:name="_Toc240453466"/>
       <w:r>
         <w:t>4.1 Creating staff accounts for the whole team</w:t>
       </w:r>
@@ -4552,7 +4552,7 @@
       <w:pPr>
         <w:pStyle w:val="Heading2"/>
       </w:pPr>
-      <w:bookmarkStart w:id="9" w:name="_Toc240405834"/>
+      <w:bookmarkStart w:id="9" w:name="_Toc240453467"/>
       <w:r>
         <w:t>4.2 Reading the dashboards</w:t>
       </w:r>
@@ -4578,7 +4578,7 @@
         </w:rPr>
         <w:lastRenderedPageBreak/>
         <w:drawing>
-          <wp:inline distT="0" distB="0" distL="0" distR="0" wp14:anchorId="45CFC578" wp14:editId="4ED76E3A">
+          <wp:inline distT="0" distB="0" distL="0" distR="0">
             <wp:extent cx="5715000" cy="3571875"/>
             <wp:effectExtent l="0" t="0" r="0" b="0"/>
             <wp:docPr id="4" name="adm_exec_dashboard.jpg" descr="Executive Dashboard: completions against the 400 / 60 / 50–75 targets, days to data lock, spend, and the lowest-filled strata." title="Executive Dashboard: completions against the 400 / 60 / 50–75 targets, days to data lock, spend, and the lowest-filled strata."/>
@@ -4658,7 +4658,7 @@
           <w:left w:w="10" w:type="dxa"/>
           <w:right w:w="10" w:type="dxa"/>
         </w:tblCellMar>
-        <w:tblLook w:val="0000" w:firstRow="0" w:lastRow="0" w:firstColumn="0" w:lastColumn="0" w:noHBand="0" w:noVBand="0"/>
+        <w:tblLook w:val="04A0" w:firstRow="1" w:lastRow="0" w:firstColumn="1" w:lastColumn="0" w:noHBand="0" w:noVBand="1"/>
       </w:tblPr>
       <w:tblGrid>
         <w:gridCol w:w="1694"/>
@@ -5184,7 +5184,7 @@
           <w:left w:w="10" w:type="dxa"/>
           <w:right w:w="10" w:type="dxa"/>
         </w:tblCellMar>
-        <w:tblLook w:val="0000" w:firstRow="0" w:lastRow="0" w:firstColumn="0" w:lastColumn="0" w:noHBand="0" w:noVBand="0"/>
+        <w:tblLook w:val="04A0" w:firstRow="1" w:lastRow="0" w:firstColumn="1" w:lastColumn="0" w:noHBand="0" w:noVBand="1"/>
       </w:tblPr>
       <w:tblGrid>
         <w:gridCol w:w="9412"/>
@@ -5243,7 +5243,7 @@
       <w:pPr>
         <w:pStyle w:val="Heading2"/>
       </w:pPr>
-      <w:bookmarkStart w:id="10" w:name="_Toc240405835"/>
+      <w:bookmarkStart w:id="10" w:name="_Toc240453468"/>
       <w:r>
         <w:t>4.3 Using Reports (analytics and charts)</w:t>
       </w:r>
@@ -5284,7 +5284,7 @@
         </w:rPr>
         <w:lastRenderedPageBreak/>
         <w:drawing>
-          <wp:inline distT="0" distB="0" distL="0" distR="0" wp14:anchorId="39AC748C" wp14:editId="27FFF1A8">
+          <wp:inline distT="0" distB="0" distL="0" distR="0">
             <wp:extent cx="5334000" cy="3333750"/>
             <wp:effectExtent l="0" t="0" r="0" b="0"/>
             <wp:docPr id="5" name="adm_reports_top.jpg" descr="Reports: headline figures for the chosen period." title="Reports: headline figures for the chosen period."/>
@@ -5426,7 +5426,7 @@
           <w:noProof/>
         </w:rPr>
         <w:drawing>
-          <wp:inline distT="0" distB="0" distL="0" distR="0" wp14:anchorId="20E688DC" wp14:editId="471D16B2">
+          <wp:inline distT="0" distB="0" distL="0" distR="0">
             <wp:extent cx="5334000" cy="3409950"/>
             <wp:effectExtent l="0" t="0" r="0" b="0"/>
             <wp:docPr id="6" name="adm_reports_funnel.jpg" descr="Case funnel: each case counted once at every stage it has reached." title="Case funnel: each case counted once at every stage it has reached."/>
@@ -5526,7 +5526,7 @@
         </w:rPr>
         <w:lastRenderedPageBreak/>
         <w:drawing>
-          <wp:inline distT="0" distB="0" distL="0" distR="0" wp14:anchorId="41FC7C09" wp14:editId="0E2F4927">
+          <wp:inline distT="0" distB="0" distL="0" distR="0">
             <wp:extent cx="5334000" cy="3248025"/>
             <wp:effectExtent l="0" t="0" r="0" b="0"/>
             <wp:docPr id="7" name="adm_reports_funnel_table.jpg" descr="The same chart as a table." title="The same chart as a table."/>
@@ -5625,7 +5625,7 @@
           <w:noProof/>
         </w:rPr>
         <w:drawing>
-          <wp:inline distT="0" distB="0" distL="0" distR="0" wp14:anchorId="47161584" wp14:editId="35443335">
+          <wp:inline distT="0" distB="0" distL="0" distR="0">
             <wp:extent cx="5334000" cy="2628900"/>
             <wp:effectExtent l="0" t="0" r="0" b="0"/>
             <wp:docPr id="8" name="adm_reports_coverage.jpg" descr="Coverage by group." title="Coverage by group."/>
@@ -5725,7 +5725,7 @@
         </w:rPr>
         <w:lastRenderedPageBreak/>
         <w:drawing>
-          <wp:inline distT="0" distB="0" distL="0" distR="0" wp14:anchorId="146D5252" wp14:editId="40FBD401">
+          <wp:inline distT="0" distB="0" distL="0" distR="0">
             <wp:extent cx="5334000" cy="2600325"/>
             <wp:effectExtent l="0" t="0" r="0" b="0"/>
             <wp:docPr id="9" name="adm_reports_modes.jpg" descr="Administration modes." title="Administration modes."/>
@@ -5834,7 +5834,7 @@
           <w:noProof/>
         </w:rPr>
         <w:drawing>
-          <wp:inline distT="0" distB="0" distL="0" distR="0" wp14:anchorId="1800F764" wp14:editId="781F86AD">
+          <wp:inline distT="0" distB="0" distL="0" distR="0">
             <wp:extent cx="5334000" cy="2905125"/>
             <wp:effectExtent l="0" t="0" r="0" b="0"/>
             <wp:docPr id="10" name="adm_reports_duration.jpg" descr="Completion-time distribution." title="Completion-time distribution."/>
@@ -5916,7 +5916,7 @@
       <w:pPr>
         <w:pStyle w:val="Heading2"/>
       </w:pPr>
-      <w:bookmarkStart w:id="11" w:name="_Toc240405836"/>
+      <w:bookmarkStart w:id="11" w:name="_Toc240453469"/>
       <w:r>
         <w:t>4.4 Reassigning cases between Contact RAs</w:t>
       </w:r>
@@ -6038,7 +6038,7 @@
         </w:rPr>
         <w:lastRenderedPageBreak/>
         <w:drawing>
-          <wp:inline distT="0" distB="0" distL="0" distR="0" wp14:anchorId="6C7E8265" wp14:editId="4C5D5E18">
+          <wp:inline distT="0" distB="0" distL="0" distR="0">
             <wp:extent cx="5334000" cy="771525"/>
             <wp:effectExtent l="0" t="0" r="0" b="0"/>
             <wp:docPr id="11" name="adm_reassign.jpg" descr="Reassign cases: the button shows how many cases will move." title="Reassign cases: the button shows how many cases will move."/>
@@ -6169,7 +6169,7 @@
           <w:left w:w="10" w:type="dxa"/>
           <w:right w:w="10" w:type="dxa"/>
         </w:tblCellMar>
-        <w:tblLook w:val="0000" w:firstRow="0" w:lastRow="0" w:firstColumn="0" w:lastColumn="0" w:noHBand="0" w:noVBand="0"/>
+        <w:tblLook w:val="04A0" w:firstRow="1" w:lastRow="0" w:firstColumn="1" w:lastColumn="0" w:noHBand="0" w:noVBand="1"/>
       </w:tblPr>
       <w:tblGrid>
         <w:gridCol w:w="9412"/>
@@ -6228,7 +6228,7 @@
       <w:pPr>
         <w:pStyle w:val="Heading2"/>
       </w:pPr>
-      <w:bookmarkStart w:id="12" w:name="_Toc240405837"/>
+      <w:bookmarkStart w:id="12" w:name="_Toc240453470"/>
       <w:r>
         <w:t>4.5 Pairing a Main case with its Reserve, and assigning a Contact RA</w:t>
       </w:r>
@@ -6301,7 +6301,7 @@
           <w:noProof/>
         </w:rPr>
         <w:drawing>
-          <wp:inline distT="0" distB="0" distL="0" distR="0" wp14:anchorId="34EF8CDF" wp14:editId="64FC0BCB">
+          <wp:inline distT="0" distB="0" distL="0" distR="0">
             <wp:extent cx="5334000" cy="581025"/>
             <wp:effectExtent l="0" t="0" r="0" b="0"/>
             <wp:docPr id="12" name="adm_case_assign.jpg" descr="Assigned Contact RA." title="Assigned Contact RA."/>
@@ -6400,7 +6400,7 @@
           <w:noProof/>
         </w:rPr>
         <w:drawing>
-          <wp:inline distT="0" distB="0" distL="0" distR="0" wp14:anchorId="345D6135" wp14:editId="7D670EC2">
+          <wp:inline distT="0" distB="0" distL="0" distR="0">
             <wp:extent cx="5334000" cy="685800"/>
             <wp:effectExtent l="0" t="0" r="0" b="0"/>
             <wp:docPr id="13" name="adm_case_reserve.jpg" descr="Matched Reserve case." title="Matched Reserve case."/>
@@ -6474,7 +6474,7 @@
       <w:pPr>
         <w:pStyle w:val="Heading2"/>
       </w:pPr>
-      <w:bookmarkStart w:id="13" w:name="_Toc240405838"/>
+      <w:bookmarkStart w:id="13" w:name="_Toc240453471"/>
       <w:r>
         <w:t>4.6 Moving cases through verification (bulk)</w:t>
       </w:r>
@@ -6575,7 +6575,7 @@
           <w:noProof/>
         </w:rPr>
         <w:drawing>
-          <wp:inline distT="0" distB="0" distL="0" distR="0" wp14:anchorId="75AE26E1" wp14:editId="35167010">
+          <wp:inline distT="0" distB="0" distL="0" distR="0">
             <wp:extent cx="5334000" cy="609600"/>
             <wp:effectExtent l="0" t="0" r="0" b="0"/>
             <wp:docPr id="14" name="adm_bulk_verification.jpg" descr="The bulk verification tool on the register." title="The bulk verification tool on the register."/>
@@ -6707,7 +6707,7 @@
           <w:left w:w="10" w:type="dxa"/>
           <w:right w:w="10" w:type="dxa"/>
         </w:tblCellMar>
-        <w:tblLook w:val="0000" w:firstRow="0" w:lastRow="0" w:firstColumn="0" w:lastColumn="0" w:noHBand="0" w:noVBand="0"/>
+        <w:tblLook w:val="04A0" w:firstRow="1" w:lastRow="0" w:firstColumn="1" w:lastColumn="0" w:noHBand="0" w:noVBand="1"/>
       </w:tblPr>
       <w:tblGrid>
         <w:gridCol w:w="9412"/>
@@ -6766,7 +6766,7 @@
       <w:pPr>
         <w:pStyle w:val="Heading2"/>
       </w:pPr>
-      <w:bookmarkStart w:id="14" w:name="_Toc240405839"/>
+      <w:bookmarkStart w:id="14" w:name="_Toc240453472"/>
       <w:r>
         <w:t>4.7 Downloading data</w:t>
       </w:r>
@@ -6783,7 +6783,7 @@
           <w:noProof/>
         </w:rPr>
         <w:drawing>
-          <wp:inline distT="0" distB="0" distL="0" distR="0" wp14:anchorId="38D5E610" wp14:editId="00E7BBE6">
+          <wp:inline distT="0" distB="0" distL="0" distR="0">
             <wp:extent cx="5715000" cy="3657600"/>
             <wp:effectExtent l="0" t="0" r="0" b="0"/>
             <wp:docPr id="15" name="adm_export.jpg" descr="Data Export." title="Data Export."/>
@@ -6863,7 +6863,7 @@
           <w:left w:w="10" w:type="dxa"/>
           <w:right w:w="10" w:type="dxa"/>
         </w:tblCellMar>
-        <w:tblLook w:val="0000" w:firstRow="0" w:lastRow="0" w:firstColumn="0" w:lastColumn="0" w:noHBand="0" w:noVBand="0"/>
+        <w:tblLook w:val="04A0" w:firstRow="1" w:lastRow="0" w:firstColumn="1" w:lastColumn="0" w:noHBand="0" w:noVBand="1"/>
       </w:tblPr>
       <w:tblGrid>
         <w:gridCol w:w="2541"/>
@@ -7526,7 +7526,7 @@
           <w:left w:w="10" w:type="dxa"/>
           <w:right w:w="10" w:type="dxa"/>
         </w:tblCellMar>
-        <w:tblLook w:val="0000" w:firstRow="0" w:lastRow="0" w:firstColumn="0" w:lastColumn="0" w:noHBand="0" w:noVBand="0"/>
+        <w:tblLook w:val="04A0" w:firstRow="1" w:lastRow="0" w:firstColumn="1" w:lastColumn="0" w:noHBand="0" w:noVBand="1"/>
       </w:tblPr>
       <w:tblGrid>
         <w:gridCol w:w="9412"/>
@@ -7585,7 +7585,7 @@
       <w:pPr>
         <w:pStyle w:val="Heading2"/>
       </w:pPr>
-      <w:bookmarkStart w:id="15" w:name="_Toc240405840"/>
+      <w:bookmarkStart w:id="15" w:name="_Toc240453473"/>
       <w:r>
         <w:t>4.8 Checking the audit log</w:t>
       </w:r>
@@ -7673,7 +7673,7 @@
           <w:noProof/>
         </w:rPr>
         <w:drawing>
-          <wp:inline distT="0" distB="0" distL="0" distR="0" wp14:anchorId="55200FFD" wp14:editId="4A1247E9">
+          <wp:inline distT="0" distB="0" distL="0" distR="0">
             <wp:extent cx="5334000" cy="3333750"/>
             <wp:effectExtent l="0" t="0" r="0" b="0"/>
             <wp:docPr id="16" name="adm_audit.jpg" descr="Audit Log, newest first." title="Audit Log, newest first."/>
@@ -7790,7 +7790,7 @@
       <w:pPr>
         <w:pStyle w:val="Heading2"/>
       </w:pPr>
-      <w:bookmarkStart w:id="16" w:name="_Toc240405841"/>
+      <w:bookmarkStart w:id="16" w:name="_Toc240453474"/>
       <w:r>
         <w:lastRenderedPageBreak/>
         <w:t>4.9 Recording a withdrawal</w:t>
@@ -7882,7 +7882,7 @@
           <w:noProof/>
         </w:rPr>
         <w:drawing>
-          <wp:inline distT="0" distB="0" distL="0" distR="0" wp14:anchorId="3A5D8345" wp14:editId="3081CECD">
+          <wp:inline distT="0" distB="0" distL="0" distR="0">
             <wp:extent cx="5334000" cy="1409700"/>
             <wp:effectExtent l="0" t="0" r="0" b="0"/>
             <wp:docPr id="17" name="adm_case_withdrawal.jpg" descr="Record a withdrawal." title="Record a withdrawal."/>
@@ -8020,7 +8020,7 @@
           <w:left w:w="10" w:type="dxa"/>
           <w:right w:w="10" w:type="dxa"/>
         </w:tblCellMar>
-        <w:tblLook w:val="0000" w:firstRow="0" w:lastRow="0" w:firstColumn="0" w:lastColumn="0" w:noHBand="0" w:noVBand="0"/>
+        <w:tblLook w:val="04A0" w:firstRow="1" w:lastRow="0" w:firstColumn="1" w:lastColumn="0" w:noHBand="0" w:noVBand="1"/>
       </w:tblPr>
       <w:tblGrid>
         <w:gridCol w:w="9412"/>
@@ -8143,7 +8143,7 @@
       <w:pPr>
         <w:pStyle w:val="Heading2"/>
       </w:pPr>
-      <w:bookmarkStart w:id="17" w:name="_Toc240405842"/>
+      <w:bookmarkStart w:id="17" w:name="_Toc240453475"/>
       <w:r>
         <w:t>4.10 Activating a Reserve case</w:t>
       </w:r>
@@ -8191,7 +8191,7 @@
           <w:noProof/>
         </w:rPr>
         <w:drawing>
-          <wp:inline distT="0" distB="0" distL="0" distR="0" wp14:anchorId="7EE7550D" wp14:editId="0BB6D7FA">
+          <wp:inline distT="0" distB="0" distL="0" distR="0">
             <wp:extent cx="5334000" cy="2505075"/>
             <wp:effectExtent l="0" t="0" r="0" b="0"/>
             <wp:docPr id="18" name="adm_reserve.jpg" descr="Reserve Activation." title="Reserve Activation."/>
@@ -8388,7 +8388,7 @@
       <w:pPr>
         <w:pStyle w:val="Heading2"/>
       </w:pPr>
-      <w:bookmarkStart w:id="18" w:name="_Toc240405843"/>
+      <w:bookmarkStart w:id="18" w:name="_Toc240453476"/>
       <w:r>
         <w:t>4.11 Reviewing questionnaires in the QA Queue</w:t>
       </w:r>
@@ -8428,7 +8428,7 @@
           <w:noProof/>
         </w:rPr>
         <w:drawing>
-          <wp:inline distT="0" distB="0" distL="0" distR="0" wp14:anchorId="008835DD" wp14:editId="048720ED">
+          <wp:inline distT="0" distB="0" distL="0" distR="0">
             <wp:extent cx="5334000" cy="3333750"/>
             <wp:effectExtent l="0" t="0" r="0" b="0"/>
             <wp:docPr id="19" name="qa_queue.jpg" descr="QUAN QA Queue with the KoboToolbox sync panel." title="QUAN QA Queue with the KoboToolbox sync panel."/>
@@ -8625,7 +8625,7 @@
           <w:left w:w="10" w:type="dxa"/>
           <w:right w:w="10" w:type="dxa"/>
         </w:tblCellMar>
-        <w:tblLook w:val="0000" w:firstRow="0" w:lastRow="0" w:firstColumn="0" w:lastColumn="0" w:noHBand="0" w:noVBand="0"/>
+        <w:tblLook w:val="04A0" w:firstRow="1" w:lastRow="0" w:firstColumn="1" w:lastColumn="0" w:noHBand="0" w:noVBand="1"/>
       </w:tblPr>
       <w:tblGrid>
         <w:gridCol w:w="2353"/>
@@ -9072,7 +9072,7 @@
           <w:left w:w="10" w:type="dxa"/>
           <w:right w:w="10" w:type="dxa"/>
         </w:tblCellMar>
-        <w:tblLook w:val="0000" w:firstRow="0" w:lastRow="0" w:firstColumn="0" w:lastColumn="0" w:noHBand="0" w:noVBand="0"/>
+        <w:tblLook w:val="04A0" w:firstRow="1" w:lastRow="0" w:firstColumn="1" w:lastColumn="0" w:noHBand="0" w:noVBand="1"/>
       </w:tblPr>
       <w:tblGrid>
         <w:gridCol w:w="9412"/>
@@ -9167,7 +9167,7 @@
       <w:pPr>
         <w:pStyle w:val="Heading2"/>
       </w:pPr>
-      <w:bookmarkStart w:id="19" w:name="_Toc240405844"/>
+      <w:bookmarkStart w:id="19" w:name="_Toc240453477"/>
       <w:r>
         <w:t>4.12 Working QA exceptions</w:t>
       </w:r>
@@ -9231,7 +9231,7 @@
           <w:noProof/>
         </w:rPr>
         <w:drawing>
-          <wp:inline distT="0" distB="0" distL="0" distR="0" wp14:anchorId="4F06DC12" wp14:editId="553577CF">
+          <wp:inline distT="0" distB="0" distL="0" distR="0">
             <wp:extent cx="5334000" cy="3333750"/>
             <wp:effectExtent l="0" t="0" r="0" b="0"/>
             <wp:docPr id="20" name="qa_exceptions.jpg" descr="QA Exception Queue." title="QA Exception Queue."/>
@@ -9427,7 +9427,7 @@
       <w:pPr>
         <w:pStyle w:val="Heading2"/>
       </w:pPr>
-      <w:bookmarkStart w:id="20" w:name="_Toc240405845"/>
+      <w:bookmarkStart w:id="20" w:name="_Toc240453478"/>
       <w:r>
         <w:lastRenderedPageBreak/>
         <w:t>4.13 Downloading or emailing completed forms (Form PDFs)</w:t>
@@ -9468,7 +9468,7 @@
           <w:noProof/>
         </w:rPr>
         <w:drawing>
-          <wp:inline distT="0" distB="0" distL="0" distR="0" wp14:anchorId="7F4235E8" wp14:editId="2A1B1332">
+          <wp:inline distT="0" distB="0" distL="0" distR="0">
             <wp:extent cx="5334000" cy="2581275"/>
             <wp:effectExtent l="0" t="0" r="0" b="0"/>
             <wp:docPr id="21" name="adm_form_pdfs.jpg" descr="Completed form PDFs." title="Completed form PDFs."/>
@@ -9619,7 +9619,7 @@
       <w:pPr>
         <w:pStyle w:val="Heading2"/>
       </w:pPr>
-      <w:bookmarkStart w:id="21" w:name="_Toc240405846"/>
+      <w:bookmarkStart w:id="21" w:name="_Toc240453479"/>
       <w:r>
         <w:t>4.14 KoboToolbox: rotating credentials and changing forms</w:t>
       </w:r>
@@ -9728,7 +9728,7 @@
       <w:pPr>
         <w:pStyle w:val="Heading2"/>
       </w:pPr>
-      <w:bookmarkStart w:id="22" w:name="_Toc240405847"/>
+      <w:bookmarkStart w:id="22" w:name="_Toc240453480"/>
       <w:r>
         <w:t>4.15 Before the first live invitation</w:t>
       </w:r>
@@ -9845,7 +9845,7 @@
         <w:pStyle w:val="Heading1"/>
         <w:pageBreakBefore/>
       </w:pPr>
-      <w:bookmarkStart w:id="23" w:name="_Toc240405848"/>
+      <w:bookmarkStart w:id="23" w:name="_Toc240453481"/>
       <w:r>
         <w:lastRenderedPageBreak/>
         <w:t>5. Rules you must follow</w:t>
@@ -9996,7 +9996,7 @@
         <w:pStyle w:val="Heading1"/>
         <w:pageBreakBefore/>
       </w:pPr>
-      <w:bookmarkStart w:id="24" w:name="_Toc240405849"/>
+      <w:bookmarkStart w:id="24" w:name="_Toc240453482"/>
       <w:r>
         <w:lastRenderedPageBreak/>
         <w:t>6. Troubleshooting</w:t>
@@ -10018,7 +10018,7 @@
           <w:left w:w="10" w:type="dxa"/>
           <w:right w:w="10" w:type="dxa"/>
         </w:tblCellMar>
-        <w:tblLook w:val="0000" w:firstRow="0" w:lastRow="0" w:firstColumn="0" w:lastColumn="0" w:noHBand="0" w:noVBand="0"/>
+        <w:tblLook w:val="04A0" w:firstRow="1" w:lastRow="0" w:firstColumn="1" w:lastColumn="0" w:noHBand="0" w:noVBand="1"/>
       </w:tblPr>
       <w:tblGrid>
         <w:gridCol w:w="2635"/>
@@ -10795,7 +10795,7 @@
         <w:pStyle w:val="Heading1"/>
         <w:pageBreakBefore/>
       </w:pPr>
-      <w:bookmarkStart w:id="25" w:name="_Toc240405850"/>
+      <w:bookmarkStart w:id="25" w:name="_Toc240453483"/>
       <w:r>
         <w:lastRenderedPageBreak/>
         <w:t>7. Quick reference</w:t>
@@ -10817,7 +10817,7 @@
           <w:left w:w="10" w:type="dxa"/>
           <w:right w:w="10" w:type="dxa"/>
         </w:tblCellMar>
-        <w:tblLook w:val="0000" w:firstRow="0" w:lastRow="0" w:firstColumn="0" w:lastColumn="0" w:noHBand="0" w:noVBand="0"/>
+        <w:tblLook w:val="04A0" w:firstRow="1" w:lastRow="0" w:firstColumn="1" w:lastColumn="0" w:noHBand="0" w:noVBand="1"/>
       </w:tblPr>
       <w:tblGrid>
         <w:gridCol w:w="2824"/>
@@ -11410,10 +11410,10 @@
 <file path=word/numbering.xml><?xml version="1.0" encoding="utf-8"?>
 <w:numbering xmlns:wpc="http://schemas.microsoft.com/office/word/2010/wordprocessingCanvas" xmlns:cx="http://schemas.microsoft.com/office/drawing/2014/chartex" xmlns:cx1="http://schemas.microsoft.com/office/drawing/2015/9/8/chartex" xmlns:cx2="http://schemas.microsoft.com/office/drawing/2015/10/21/chartex" xmlns:cx3="http://schemas.microsoft.com/office/drawing/2016/5/9/chartex" xmlns:cx4="http://schemas.microsoft.com/office/drawing/2016/5/10/chartex" xmlns:cx5="http://schemas.microsoft.com/office/drawing/2016/5/11/chartex" xmlns:cx6="http://schemas.microsoft.com/office/drawing/2016/5/12/chartex" xmlns:cx7="http://schemas.microsoft.com/office/drawing/2016/5/13/chartex" xmlns:cx8="http://schemas.microsoft.com/office/drawing/2016/5/14/chartex" xmlns:mc="http://schemas.openxmlformats.org/markup-compatibility/2006" xmlns:aink="http://schemas.microsoft.com/office/drawing/2016/ink" xmlns:am3d="http://schemas.microsoft.com/office/drawing/2017/model3d" xmlns:o="urn:schemas-microsoft-com:office:office" xmlns:oel="http://schemas.microsoft.com/office/2019/extlst" xmlns:r="http://schemas.openxmlformats.org/officeDocument/2006/relationships" xmlns:m="http://schemas.openxmlformats.org/officeDocument/2006/math" xmlns:v="urn:schemas-microsoft-com:vml" xmlns:wp14="http://schemas.microsoft.com/office/word/2010/wordprocessingDrawing" xmlns:wp="http://schemas.openxmlformats.org/drawingml/2006/wordprocessingDrawing" xmlns:w10="urn:schemas-microsoft-com:office:word" xmlns:w="http://schemas.openxmlformats.org/wordprocessingml/2006/main" xmlns:w14="http://schemas.microsoft.com/office/word/2010/wordml" xmlns:w15="http://schemas.microsoft.com/office/word/2012/wordml" xmlns:w16cex="http://schemas.microsoft.com/office/word/2018/wordml/cex" xmlns:w16cid="http://schemas.microsoft.com/office/word/2016/wordml/cid" xmlns:w16="http://schemas.microsoft.com/office/word/2018/wordml" xmlns:w16sdtdh="http://schemas.microsoft.com/office/word/2020/wordml/sdtdatahash" xmlns:w16se="http://schemas.microsoft.com/office/word/2015/wordml/symex" xmlns:wpg="http://schemas.microsoft.com/office/word/2010/wordprocessingGroup" xmlns:wpi="http://schemas.microsoft.com/office/word/2010/wordprocessingInk" xmlns:wne="http://schemas.microsoft.com/office/word/2006/wordml" xmlns:wps="http://schemas.microsoft.com/office/word/2010/wordprocessingShape" mc:Ignorable="w14 w15 w16se w16cid w16 w16cex w16sdtdh wp14">
   <w:abstractNum w:abstractNumId="0" w15:restartNumberingAfterBreak="0">
-    <w:nsid w:val="0DD569E7"/>
+    <w:nsid w:val="156579BB"/>
     <w:multiLevelType w:val="hybridMultilevel"/>
-    <w:tmpl w:val="31525E2A"/>
-    <w:lvl w:ilvl="0" w:tplc="E264DB0E">
+    <w:tmpl w:val="A94A0998"/>
+    <w:lvl w:ilvl="0" w:tplc="81B202F2">
       <w:start w:val="1"/>
       <w:numFmt w:val="decimal"/>
       <w:lvlText w:val="%1."/>
@@ -11427,52 +11427,52 @@
         <w:color w:val="A67C27"/>
       </w:rPr>
     </w:lvl>
-    <w:lvl w:ilvl="1" w:tplc="37169764">
+    <w:lvl w:ilvl="1" w:tplc="56BCD9C8">
       <w:numFmt w:val="decimal"/>
       <w:lvlText w:val=""/>
       <w:lvlJc w:val="left"/>
     </w:lvl>
-    <w:lvl w:ilvl="2" w:tplc="5412ABD0">
+    <w:lvl w:ilvl="2" w:tplc="6D249BDC">
       <w:numFmt w:val="decimal"/>
       <w:lvlText w:val=""/>
       <w:lvlJc w:val="left"/>
     </w:lvl>
-    <w:lvl w:ilvl="3" w:tplc="C32E3C1A">
+    <w:lvl w:ilvl="3" w:tplc="B7E2F724">
       <w:numFmt w:val="decimal"/>
       <w:lvlText w:val=""/>
       <w:lvlJc w:val="left"/>
     </w:lvl>
-    <w:lvl w:ilvl="4" w:tplc="1CAC6FCC">
+    <w:lvl w:ilvl="4" w:tplc="A2F87340">
       <w:numFmt w:val="decimal"/>
       <w:lvlText w:val=""/>
       <w:lvlJc w:val="left"/>
     </w:lvl>
-    <w:lvl w:ilvl="5" w:tplc="5DC817D2">
+    <w:lvl w:ilvl="5" w:tplc="C5FAB508">
       <w:numFmt w:val="decimal"/>
       <w:lvlText w:val=""/>
       <w:lvlJc w:val="left"/>
     </w:lvl>
-    <w:lvl w:ilvl="6" w:tplc="5ABE9E56">
+    <w:lvl w:ilvl="6" w:tplc="797E5D70">
       <w:numFmt w:val="decimal"/>
       <w:lvlText w:val=""/>
       <w:lvlJc w:val="left"/>
     </w:lvl>
-    <w:lvl w:ilvl="7" w:tplc="F7E8005E">
+    <w:lvl w:ilvl="7" w:tplc="0CC6457E">
       <w:numFmt w:val="decimal"/>
       <w:lvlText w:val=""/>
       <w:lvlJc w:val="left"/>
     </w:lvl>
-    <w:lvl w:ilvl="8" w:tplc="5EC2C27A">
+    <w:lvl w:ilvl="8" w:tplc="77FEBB7C">
       <w:numFmt w:val="decimal"/>
       <w:lvlText w:val=""/>
       <w:lvlJc w:val="left"/>
     </w:lvl>
   </w:abstractNum>
   <w:abstractNum w:abstractNumId="1" w15:restartNumberingAfterBreak="0">
-    <w:nsid w:val="113D05BE"/>
+    <w:nsid w:val="19C547F4"/>
     <w:multiLevelType w:val="hybridMultilevel"/>
-    <w:tmpl w:val="F4DE9562"/>
-    <w:lvl w:ilvl="0" w:tplc="4620A53C">
+    <w:tmpl w:val="275A1FE8"/>
+    <w:lvl w:ilvl="0" w:tplc="762E4C42">
       <w:start w:val="1"/>
       <w:numFmt w:val="decimal"/>
       <w:lvlText w:val="%1."/>
@@ -11486,52 +11486,52 @@
         <w:color w:val="A67C27"/>
       </w:rPr>
     </w:lvl>
-    <w:lvl w:ilvl="1" w:tplc="73D8C4AA">
+    <w:lvl w:ilvl="1" w:tplc="02C6BB38">
       <w:numFmt w:val="decimal"/>
       <w:lvlText w:val=""/>
       <w:lvlJc w:val="left"/>
     </w:lvl>
-    <w:lvl w:ilvl="2" w:tplc="35A42264">
+    <w:lvl w:ilvl="2" w:tplc="C7FA771A">
       <w:numFmt w:val="decimal"/>
       <w:lvlText w:val=""/>
       <w:lvlJc w:val="left"/>
     </w:lvl>
-    <w:lvl w:ilvl="3" w:tplc="E19CD454">
+    <w:lvl w:ilvl="3" w:tplc="8AB847E0">
       <w:numFmt w:val="decimal"/>
       <w:lvlText w:val=""/>
       <w:lvlJc w:val="left"/>
     </w:lvl>
-    <w:lvl w:ilvl="4" w:tplc="52920C44">
+    <w:lvl w:ilvl="4" w:tplc="EE921948">
       <w:numFmt w:val="decimal"/>
       <w:lvlText w:val=""/>
       <w:lvlJc w:val="left"/>
     </w:lvl>
-    <w:lvl w:ilvl="5" w:tplc="E44CB9AC">
+    <w:lvl w:ilvl="5" w:tplc="6600756A">
       <w:numFmt w:val="decimal"/>
       <w:lvlText w:val=""/>
       <w:lvlJc w:val="left"/>
     </w:lvl>
-    <w:lvl w:ilvl="6" w:tplc="963E4172">
+    <w:lvl w:ilvl="6" w:tplc="C704660A">
       <w:numFmt w:val="decimal"/>
       <w:lvlText w:val=""/>
       <w:lvlJc w:val="left"/>
     </w:lvl>
-    <w:lvl w:ilvl="7" w:tplc="2C7C024A">
+    <w:lvl w:ilvl="7" w:tplc="E4B8E436">
       <w:numFmt w:val="decimal"/>
       <w:lvlText w:val=""/>
       <w:lvlJc w:val="left"/>
     </w:lvl>
-    <w:lvl w:ilvl="8" w:tplc="239C9F0A">
+    <w:lvl w:ilvl="8" w:tplc="9D08A686">
       <w:numFmt w:val="decimal"/>
       <w:lvlText w:val=""/>
       <w:lvlJc w:val="left"/>
     </w:lvl>
   </w:abstractNum>
   <w:abstractNum w:abstractNumId="2" w15:restartNumberingAfterBreak="0">
-    <w:nsid w:val="12405073"/>
+    <w:nsid w:val="1A8E7542"/>
     <w:multiLevelType w:val="hybridMultilevel"/>
-    <w:tmpl w:val="0816993C"/>
-    <w:lvl w:ilvl="0" w:tplc="38C6955A">
+    <w:tmpl w:val="5694E556"/>
+    <w:lvl w:ilvl="0" w:tplc="AFCCB248">
       <w:start w:val="1"/>
       <w:numFmt w:val="decimal"/>
       <w:lvlText w:val="%1."/>
@@ -11545,52 +11545,52 @@
         <w:color w:val="A67C27"/>
       </w:rPr>
     </w:lvl>
-    <w:lvl w:ilvl="1" w:tplc="0802A696">
+    <w:lvl w:ilvl="1" w:tplc="F7506DA2">
       <w:numFmt w:val="decimal"/>
       <w:lvlText w:val=""/>
       <w:lvlJc w:val="left"/>
     </w:lvl>
-    <w:lvl w:ilvl="2" w:tplc="76CAA7CA">
+    <w:lvl w:ilvl="2" w:tplc="595A2EB8">
       <w:numFmt w:val="decimal"/>
       <w:lvlText w:val=""/>
       <w:lvlJc w:val="left"/>
     </w:lvl>
-    <w:lvl w:ilvl="3" w:tplc="89527D88">
+    <w:lvl w:ilvl="3" w:tplc="BE485ED0">
       <w:numFmt w:val="decimal"/>
       <w:lvlText w:val=""/>
       <w:lvlJc w:val="left"/>
     </w:lvl>
-    <w:lvl w:ilvl="4" w:tplc="6BAC00E0">
+    <w:lvl w:ilvl="4" w:tplc="D29665A6">
       <w:numFmt w:val="decimal"/>
       <w:lvlText w:val=""/>
       <w:lvlJc w:val="left"/>
     </w:lvl>
-    <w:lvl w:ilvl="5" w:tplc="FAF66DF0">
+    <w:lvl w:ilvl="5" w:tplc="F9FE3136">
       <w:numFmt w:val="decimal"/>
       <w:lvlText w:val=""/>
       <w:lvlJc w:val="left"/>
     </w:lvl>
-    <w:lvl w:ilvl="6" w:tplc="2E864414">
+    <w:lvl w:ilvl="6" w:tplc="4C00F40A">
       <w:numFmt w:val="decimal"/>
       <w:lvlText w:val=""/>
       <w:lvlJc w:val="left"/>
     </w:lvl>
-    <w:lvl w:ilvl="7" w:tplc="05B66A1A">
+    <w:lvl w:ilvl="7" w:tplc="BB3A3B84">
       <w:numFmt w:val="decimal"/>
       <w:lvlText w:val=""/>
       <w:lvlJc w:val="left"/>
     </w:lvl>
-    <w:lvl w:ilvl="8" w:tplc="01706DE6">
+    <w:lvl w:ilvl="8" w:tplc="8ACE639C">
       <w:numFmt w:val="decimal"/>
       <w:lvlText w:val=""/>
       <w:lvlJc w:val="left"/>
     </w:lvl>
   </w:abstractNum>
   <w:abstractNum w:abstractNumId="3" w15:restartNumberingAfterBreak="0">
-    <w:nsid w:val="126443B9"/>
+    <w:nsid w:val="237D2770"/>
     <w:multiLevelType w:val="hybridMultilevel"/>
-    <w:tmpl w:val="9684ECFE"/>
-    <w:lvl w:ilvl="0" w:tplc="7CA07F4E">
+    <w:tmpl w:val="533ED0A0"/>
+    <w:lvl w:ilvl="0" w:tplc="0E262AE6">
       <w:start w:val="1"/>
       <w:numFmt w:val="decimal"/>
       <w:lvlText w:val="%1."/>
@@ -11604,52 +11604,138 @@
         <w:color w:val="A67C27"/>
       </w:rPr>
     </w:lvl>
-    <w:lvl w:ilvl="1" w:tplc="715C7654">
+    <w:lvl w:ilvl="1" w:tplc="34947278">
       <w:numFmt w:val="decimal"/>
       <w:lvlText w:val=""/>
       <w:lvlJc w:val="left"/>
     </w:lvl>
-    <w:lvl w:ilvl="2" w:tplc="04384394">
+    <w:lvl w:ilvl="2" w:tplc="EC260002">
       <w:numFmt w:val="decimal"/>
       <w:lvlText w:val=""/>
       <w:lvlJc w:val="left"/>
     </w:lvl>
-    <w:lvl w:ilvl="3" w:tplc="FC3E8B0C">
+    <w:lvl w:ilvl="3" w:tplc="8BBE6048">
       <w:numFmt w:val="decimal"/>
       <w:lvlText w:val=""/>
       <w:lvlJc w:val="left"/>
     </w:lvl>
-    <w:lvl w:ilvl="4" w:tplc="E9669E66">
+    <w:lvl w:ilvl="4" w:tplc="101EC452">
       <w:numFmt w:val="decimal"/>
       <w:lvlText w:val=""/>
       <w:lvlJc w:val="left"/>
     </w:lvl>
-    <w:lvl w:ilvl="5" w:tplc="1C7C37FA">
+    <w:lvl w:ilvl="5" w:tplc="F65484DA">
       <w:numFmt w:val="decimal"/>
       <w:lvlText w:val=""/>
       <w:lvlJc w:val="left"/>
     </w:lvl>
-    <w:lvl w:ilvl="6" w:tplc="DA36099A">
+    <w:lvl w:ilvl="6" w:tplc="02DAB590">
       <w:numFmt w:val="decimal"/>
       <w:lvlText w:val=""/>
       <w:lvlJc w:val="left"/>
     </w:lvl>
-    <w:lvl w:ilvl="7" w:tplc="DE00320E">
+    <w:lvl w:ilvl="7" w:tplc="EAC8BA8C">
       <w:numFmt w:val="decimal"/>
       <w:lvlText w:val=""/>
       <w:lvlJc w:val="left"/>
     </w:lvl>
-    <w:lvl w:ilvl="8" w:tplc="8DF2F5D4">
+    <w:lvl w:ilvl="8" w:tplc="3C6AF7E8">
       <w:numFmt w:val="decimal"/>
       <w:lvlText w:val=""/>
       <w:lvlJc w:val="left"/>
     </w:lvl>
   </w:abstractNum>
   <w:abstractNum w:abstractNumId="4" w15:restartNumberingAfterBreak="0">
-    <w:nsid w:val="1B542C54"/>
+    <w:nsid w:val="2C5F00B4"/>
     <w:multiLevelType w:val="hybridMultilevel"/>
-    <w:tmpl w:val="B1F6D9FC"/>
-    <w:lvl w:ilvl="0" w:tplc="1E9CB128">
+    <w:tmpl w:val="42182466"/>
+    <w:lvl w:ilvl="0" w:tplc="EAAC50D2">
+      <w:start w:val="1"/>
+      <w:numFmt w:val="bullet"/>
+      <w:lvlText w:val="●"/>
+      <w:lvlJc w:val="left"/>
+      <w:pPr>
+        <w:ind w:left="720" w:hanging="360"/>
+      </w:pPr>
+    </w:lvl>
+    <w:lvl w:ilvl="1" w:tplc="EC7CD8A0">
+      <w:start w:val="1"/>
+      <w:numFmt w:val="bullet"/>
+      <w:lvlText w:val="○"/>
+      <w:lvlJc w:val="left"/>
+      <w:pPr>
+        <w:ind w:left="1440" w:hanging="360"/>
+      </w:pPr>
+    </w:lvl>
+    <w:lvl w:ilvl="2" w:tplc="1436B0B8">
+      <w:start w:val="1"/>
+      <w:numFmt w:val="bullet"/>
+      <w:lvlText w:val="■"/>
+      <w:lvlJc w:val="left"/>
+      <w:pPr>
+        <w:ind w:left="2160" w:hanging="360"/>
+      </w:pPr>
+    </w:lvl>
+    <w:lvl w:ilvl="3" w:tplc="EF4A9DDC">
+      <w:start w:val="1"/>
+      <w:numFmt w:val="bullet"/>
+      <w:lvlText w:val="●"/>
+      <w:lvlJc w:val="left"/>
+      <w:pPr>
+        <w:ind w:left="2880" w:hanging="360"/>
+      </w:pPr>
+    </w:lvl>
+    <w:lvl w:ilvl="4" w:tplc="A11AD156">
+      <w:start w:val="1"/>
+      <w:numFmt w:val="bullet"/>
+      <w:lvlText w:val="○"/>
+      <w:lvlJc w:val="left"/>
+      <w:pPr>
+        <w:ind w:left="3600" w:hanging="360"/>
+      </w:pPr>
+    </w:lvl>
+    <w:lvl w:ilvl="5" w:tplc="54AA579C">
+      <w:start w:val="1"/>
+      <w:numFmt w:val="bullet"/>
+      <w:lvlText w:val="■"/>
+      <w:lvlJc w:val="left"/>
+      <w:pPr>
+        <w:ind w:left="4320" w:hanging="360"/>
+      </w:pPr>
+    </w:lvl>
+    <w:lvl w:ilvl="6" w:tplc="67E65B10">
+      <w:start w:val="1"/>
+      <w:numFmt w:val="bullet"/>
+      <w:lvlText w:val="●"/>
+      <w:lvlJc w:val="left"/>
+      <w:pPr>
+        <w:ind w:left="5040" w:hanging="360"/>
+      </w:pPr>
+    </w:lvl>
+    <w:lvl w:ilvl="7" w:tplc="04EEA17A">
+      <w:start w:val="1"/>
+      <w:numFmt w:val="bullet"/>
+      <w:lvlText w:val="●"/>
+      <w:lvlJc w:val="left"/>
+      <w:pPr>
+        <w:ind w:left="5760" w:hanging="360"/>
+      </w:pPr>
+    </w:lvl>
+    <w:lvl w:ilvl="8" w:tplc="6BC6FD5E">
+      <w:start w:val="1"/>
+      <w:numFmt w:val="bullet"/>
+      <w:lvlText w:val="●"/>
+      <w:lvlJc w:val="left"/>
+      <w:pPr>
+        <w:ind w:left="6480" w:hanging="360"/>
+      </w:pPr>
+    </w:lvl>
+  </w:abstractNum>
+  <w:abstractNum w:abstractNumId="5" w15:restartNumberingAfterBreak="0">
+    <w:nsid w:val="2FD2457F"/>
+    <w:multiLevelType w:val="hybridMultilevel"/>
+    <w:tmpl w:val="D16CD598"/>
+    <w:lvl w:ilvl="0" w:tplc="D562A59C">
       <w:start w:val="1"/>
       <w:numFmt w:val="decimal"/>
       <w:lvlText w:val="%1."/>
@@ -11663,52 +11749,52 @@
         <w:color w:val="A67C27"/>
       </w:rPr>
     </w:lvl>
-    <w:lvl w:ilvl="1" w:tplc="F48A0CE6">
+    <w:lvl w:ilvl="1" w:tplc="BC42DC4A">
       <w:numFmt w:val="decimal"/>
       <w:lvlText w:val=""/>
       <w:lvlJc w:val="left"/>
     </w:lvl>
-    <w:lvl w:ilvl="2" w:tplc="48228FDC">
+    <w:lvl w:ilvl="2" w:tplc="C64AB97A">
       <w:numFmt w:val="decimal"/>
       <w:lvlText w:val=""/>
       <w:lvlJc w:val="left"/>
     </w:lvl>
-    <w:lvl w:ilvl="3" w:tplc="6E402824">
+    <w:lvl w:ilvl="3" w:tplc="2B7C82D6">
       <w:numFmt w:val="decimal"/>
       <w:lvlText w:val=""/>
       <w:lvlJc w:val="left"/>
     </w:lvl>
-    <w:lvl w:ilvl="4" w:tplc="4078BF6E">
+    <w:lvl w:ilvl="4" w:tplc="AED48D9C">
       <w:numFmt w:val="decimal"/>
       <w:lvlText w:val=""/>
       <w:lvlJc w:val="left"/>
     </w:lvl>
-    <w:lvl w:ilvl="5" w:tplc="7D382924">
+    <w:lvl w:ilvl="5" w:tplc="FFCC02A4">
       <w:numFmt w:val="decimal"/>
       <w:lvlText w:val=""/>
       <w:lvlJc w:val="left"/>
     </w:lvl>
-    <w:lvl w:ilvl="6" w:tplc="BD305880">
+    <w:lvl w:ilvl="6" w:tplc="B4A21DEA">
       <w:numFmt w:val="decimal"/>
       <w:lvlText w:val=""/>
       <w:lvlJc w:val="left"/>
     </w:lvl>
-    <w:lvl w:ilvl="7" w:tplc="7EDC4670">
+    <w:lvl w:ilvl="7" w:tplc="1586146A">
       <w:numFmt w:val="decimal"/>
       <w:lvlText w:val=""/>
       <w:lvlJc w:val="left"/>
     </w:lvl>
-    <w:lvl w:ilvl="8" w:tplc="A7D05098">
+    <w:lvl w:ilvl="8" w:tplc="8B0CDAF2">
       <w:numFmt w:val="decimal"/>
       <w:lvlText w:val=""/>
       <w:lvlJc w:val="left"/>
     </w:lvl>
   </w:abstractNum>
-  <w:abstractNum w:abstractNumId="5" w15:restartNumberingAfterBreak="0">
-    <w:nsid w:val="2CFF7FF8"/>
+  <w:abstractNum w:abstractNumId="6" w15:restartNumberingAfterBreak="0">
+    <w:nsid w:val="350374DC"/>
     <w:multiLevelType w:val="hybridMultilevel"/>
-    <w:tmpl w:val="330CD684"/>
-    <w:lvl w:ilvl="0" w:tplc="218A34B4">
+    <w:tmpl w:val="BFE661DA"/>
+    <w:lvl w:ilvl="0" w:tplc="7BF62154">
       <w:start w:val="1"/>
       <w:numFmt w:val="decimal"/>
       <w:lvlText w:val="%1."/>
@@ -11722,52 +11808,110 @@
         <w:color w:val="A67C27"/>
       </w:rPr>
     </w:lvl>
-    <w:lvl w:ilvl="1" w:tplc="5AEA1D56">
+    <w:lvl w:ilvl="1" w:tplc="D4D204EA">
       <w:numFmt w:val="decimal"/>
       <w:lvlText w:val=""/>
       <w:lvlJc w:val="left"/>
     </w:lvl>
-    <w:lvl w:ilvl="2" w:tplc="BF0247D8">
+    <w:lvl w:ilvl="2" w:tplc="BF42E32E">
       <w:numFmt w:val="decimal"/>
       <w:lvlText w:val=""/>
       <w:lvlJc w:val="left"/>
     </w:lvl>
-    <w:lvl w:ilvl="3" w:tplc="B46C0BD6">
+    <w:lvl w:ilvl="3" w:tplc="D9BA4E90">
       <w:numFmt w:val="decimal"/>
       <w:lvlText w:val=""/>
       <w:lvlJc w:val="left"/>
     </w:lvl>
-    <w:lvl w:ilvl="4" w:tplc="56B4AD76">
+    <w:lvl w:ilvl="4" w:tplc="7332D562">
       <w:numFmt w:val="decimal"/>
       <w:lvlText w:val=""/>
       <w:lvlJc w:val="left"/>
     </w:lvl>
-    <w:lvl w:ilvl="5" w:tplc="20085270">
+    <w:lvl w:ilvl="5" w:tplc="B51C6E2E">
       <w:numFmt w:val="decimal"/>
       <w:lvlText w:val=""/>
       <w:lvlJc w:val="left"/>
     </w:lvl>
-    <w:lvl w:ilvl="6" w:tplc="0D48C7FE">
+    <w:lvl w:ilvl="6" w:tplc="3AC60860">
       <w:numFmt w:val="decimal"/>
       <w:lvlText w:val=""/>
       <w:lvlJc w:val="left"/>
     </w:lvl>
-    <w:lvl w:ilvl="7" w:tplc="D2FEFC80">
+    <w:lvl w:ilvl="7" w:tplc="C0FAD120">
       <w:numFmt w:val="decimal"/>
       <w:lvlText w:val=""/>
       <w:lvlJc w:val="left"/>
     </w:lvl>
-    <w:lvl w:ilvl="8" w:tplc="70C6EE6A">
+    <w:lvl w:ilvl="8" w:tplc="755CE790">
       <w:numFmt w:val="decimal"/>
       <w:lvlText w:val=""/>
       <w:lvlJc w:val="left"/>
     </w:lvl>
   </w:abstractNum>
-  <w:abstractNum w:abstractNumId="6" w15:restartNumberingAfterBreak="0">
-    <w:nsid w:val="3DCF5C19"/>
+  <w:abstractNum w:abstractNumId="7" w15:restartNumberingAfterBreak="0">
+    <w:nsid w:val="36A04F6E"/>
     <w:multiLevelType w:val="hybridMultilevel"/>
-    <w:tmpl w:val="D1E4D3BA"/>
-    <w:lvl w:ilvl="0" w:tplc="1F149564">
+    <w:tmpl w:val="EBD4BB0A"/>
+    <w:lvl w:ilvl="0" w:tplc="0C02E5E2">
+      <w:start w:val="1"/>
+      <w:numFmt w:val="bullet"/>
+      <w:lvlText w:val="•"/>
+      <w:lvlJc w:val="left"/>
+      <w:pPr>
+        <w:ind w:left="460" w:hanging="280"/>
+      </w:pPr>
+    </w:lvl>
+    <w:lvl w:ilvl="1" w:tplc="B9F6980E">
+      <w:start w:val="1"/>
+      <w:numFmt w:val="bullet"/>
+      <w:lvlText w:val="–"/>
+      <w:lvlJc w:val="left"/>
+      <w:pPr>
+        <w:ind w:left="900" w:hanging="280"/>
+      </w:pPr>
+    </w:lvl>
+    <w:lvl w:ilvl="2" w:tplc="FFD658E4">
+      <w:numFmt w:val="decimal"/>
+      <w:lvlText w:val=""/>
+      <w:lvlJc w:val="left"/>
+    </w:lvl>
+    <w:lvl w:ilvl="3" w:tplc="7CB84342">
+      <w:numFmt w:val="decimal"/>
+      <w:lvlText w:val=""/>
+      <w:lvlJc w:val="left"/>
+    </w:lvl>
+    <w:lvl w:ilvl="4" w:tplc="B20870D0">
+      <w:numFmt w:val="decimal"/>
+      <w:lvlText w:val=""/>
+      <w:lvlJc w:val="left"/>
+    </w:lvl>
+    <w:lvl w:ilvl="5" w:tplc="5126A438">
+      <w:numFmt w:val="decimal"/>
+      <w:lvlText w:val=""/>
+      <w:lvlJc w:val="left"/>
+    </w:lvl>
+    <w:lvl w:ilvl="6" w:tplc="99200C60">
+      <w:numFmt w:val="decimal"/>
+      <w:lvlText w:val=""/>
+      <w:lvlJc w:val="left"/>
+    </w:lvl>
+    <w:lvl w:ilvl="7" w:tplc="082CF2E2">
+      <w:numFmt w:val="decimal"/>
+      <w:lvlText w:val=""/>
+      <w:lvlJc w:val="left"/>
+    </w:lvl>
+    <w:lvl w:ilvl="8" w:tplc="48FAF08C">
+      <w:numFmt w:val="decimal"/>
+      <w:lvlText w:val=""/>
+      <w:lvlJc w:val="left"/>
+    </w:lvl>
+  </w:abstractNum>
+  <w:abstractNum w:abstractNumId="8" w15:restartNumberingAfterBreak="0">
+    <w:nsid w:val="45D1342A"/>
+    <w:multiLevelType w:val="hybridMultilevel"/>
+    <w:tmpl w:val="FF7E33D2"/>
+    <w:lvl w:ilvl="0" w:tplc="70EEF1A4">
       <w:start w:val="1"/>
       <w:numFmt w:val="decimal"/>
       <w:lvlText w:val="%1."/>
@@ -11781,52 +11925,52 @@
         <w:color w:val="A67C27"/>
       </w:rPr>
     </w:lvl>
-    <w:lvl w:ilvl="1" w:tplc="928EE734">
+    <w:lvl w:ilvl="1" w:tplc="D2DA8966">
       <w:numFmt w:val="decimal"/>
       <w:lvlText w:val=""/>
       <w:lvlJc w:val="left"/>
     </w:lvl>
-    <w:lvl w:ilvl="2" w:tplc="6C4282DA">
+    <w:lvl w:ilvl="2" w:tplc="A6186D12">
       <w:numFmt w:val="decimal"/>
       <w:lvlText w:val=""/>
       <w:lvlJc w:val="left"/>
     </w:lvl>
-    <w:lvl w:ilvl="3" w:tplc="787CC9BC">
+    <w:lvl w:ilvl="3" w:tplc="B0123070">
       <w:numFmt w:val="decimal"/>
       <w:lvlText w:val=""/>
       <w:lvlJc w:val="left"/>
     </w:lvl>
-    <w:lvl w:ilvl="4" w:tplc="EE40CC44">
+    <w:lvl w:ilvl="4" w:tplc="A262303A">
       <w:numFmt w:val="decimal"/>
       <w:lvlText w:val=""/>
       <w:lvlJc w:val="left"/>
     </w:lvl>
-    <w:lvl w:ilvl="5" w:tplc="CFBA872E">
+    <w:lvl w:ilvl="5" w:tplc="A29E02F0">
       <w:numFmt w:val="decimal"/>
       <w:lvlText w:val=""/>
       <w:lvlJc w:val="left"/>
     </w:lvl>
-    <w:lvl w:ilvl="6" w:tplc="5086AE48">
+    <w:lvl w:ilvl="6" w:tplc="F99EE2E6">
       <w:numFmt w:val="decimal"/>
       <w:lvlText w:val=""/>
       <w:lvlJc w:val="left"/>
     </w:lvl>
-    <w:lvl w:ilvl="7" w:tplc="8084E7DE">
+    <w:lvl w:ilvl="7" w:tplc="22E8824A">
       <w:numFmt w:val="decimal"/>
       <w:lvlText w:val=""/>
       <w:lvlJc w:val="left"/>
     </w:lvl>
-    <w:lvl w:ilvl="8" w:tplc="E418170C">
+    <w:lvl w:ilvl="8" w:tplc="E36E8F74">
       <w:numFmt w:val="decimal"/>
       <w:lvlText w:val=""/>
       <w:lvlJc w:val="left"/>
     </w:lvl>
   </w:abstractNum>
-  <w:abstractNum w:abstractNumId="7" w15:restartNumberingAfterBreak="0">
-    <w:nsid w:val="45051740"/>
+  <w:abstractNum w:abstractNumId="9" w15:restartNumberingAfterBreak="0">
+    <w:nsid w:val="47444FC9"/>
     <w:multiLevelType w:val="hybridMultilevel"/>
-    <w:tmpl w:val="60BC72D0"/>
-    <w:lvl w:ilvl="0" w:tplc="3634C34A">
+    <w:tmpl w:val="4014C500"/>
+    <w:lvl w:ilvl="0" w:tplc="0CE06E1E">
       <w:start w:val="1"/>
       <w:numFmt w:val="decimal"/>
       <w:lvlText w:val="%1."/>
@@ -11840,52 +11984,52 @@
         <w:color w:val="A67C27"/>
       </w:rPr>
     </w:lvl>
-    <w:lvl w:ilvl="1" w:tplc="85A6D5FE">
+    <w:lvl w:ilvl="1" w:tplc="E048AD5A">
       <w:numFmt w:val="decimal"/>
       <w:lvlText w:val=""/>
       <w:lvlJc w:val="left"/>
     </w:lvl>
-    <w:lvl w:ilvl="2" w:tplc="FA6ED322">
+    <w:lvl w:ilvl="2" w:tplc="D5DCF4AE">
       <w:numFmt w:val="decimal"/>
       <w:lvlText w:val=""/>
       <w:lvlJc w:val="left"/>
     </w:lvl>
-    <w:lvl w:ilvl="3" w:tplc="4DE6BF94">
+    <w:lvl w:ilvl="3" w:tplc="7E54F844">
       <w:numFmt w:val="decimal"/>
       <w:lvlText w:val=""/>
       <w:lvlJc w:val="left"/>
     </w:lvl>
-    <w:lvl w:ilvl="4" w:tplc="1820DEEA">
+    <w:lvl w:ilvl="4" w:tplc="10ACEBC2">
       <w:numFmt w:val="decimal"/>
       <w:lvlText w:val=""/>
       <w:lvlJc w:val="left"/>
     </w:lvl>
-    <w:lvl w:ilvl="5" w:tplc="5C440C50">
+    <w:lvl w:ilvl="5" w:tplc="1902D840">
       <w:numFmt w:val="decimal"/>
       <w:lvlText w:val=""/>
       <w:lvlJc w:val="left"/>
     </w:lvl>
-    <w:lvl w:ilvl="6" w:tplc="AAA28752">
+    <w:lvl w:ilvl="6" w:tplc="BD4477FA">
       <w:numFmt w:val="decimal"/>
       <w:lvlText w:val=""/>
       <w:lvlJc w:val="left"/>
     </w:lvl>
-    <w:lvl w:ilvl="7" w:tplc="D8642EBE">
+    <w:lvl w:ilvl="7" w:tplc="1568A022">
       <w:numFmt w:val="decimal"/>
       <w:lvlText w:val=""/>
       <w:lvlJc w:val="left"/>
     </w:lvl>
-    <w:lvl w:ilvl="8" w:tplc="BC6899C2">
+    <w:lvl w:ilvl="8" w:tplc="AEE8742C">
       <w:numFmt w:val="decimal"/>
       <w:lvlText w:val=""/>
       <w:lvlJc w:val="left"/>
     </w:lvl>
   </w:abstractNum>
-  <w:abstractNum w:abstractNumId="8" w15:restartNumberingAfterBreak="0">
-    <w:nsid w:val="46F0260A"/>
+  <w:abstractNum w:abstractNumId="10" w15:restartNumberingAfterBreak="0">
+    <w:nsid w:val="581F5B03"/>
     <w:multiLevelType w:val="hybridMultilevel"/>
-    <w:tmpl w:val="EA88137C"/>
-    <w:lvl w:ilvl="0" w:tplc="03B22504">
+    <w:tmpl w:val="B224B096"/>
+    <w:lvl w:ilvl="0" w:tplc="F5181AE0">
       <w:start w:val="1"/>
       <w:numFmt w:val="decimal"/>
       <w:lvlText w:val="%1."/>
@@ -11899,138 +12043,52 @@
         <w:color w:val="A67C27"/>
       </w:rPr>
     </w:lvl>
-    <w:lvl w:ilvl="1" w:tplc="897E156A">
+    <w:lvl w:ilvl="1" w:tplc="5AC6F228">
       <w:numFmt w:val="decimal"/>
       <w:lvlText w:val=""/>
       <w:lvlJc w:val="left"/>
     </w:lvl>
-    <w:lvl w:ilvl="2" w:tplc="E2ECF348">
+    <w:lvl w:ilvl="2" w:tplc="A8FAF4E8">
       <w:numFmt w:val="decimal"/>
       <w:lvlText w:val=""/>
       <w:lvlJc w:val="left"/>
     </w:lvl>
-    <w:lvl w:ilvl="3" w:tplc="D6200E82">
+    <w:lvl w:ilvl="3" w:tplc="115A22EA">
       <w:numFmt w:val="decimal"/>
       <w:lvlText w:val=""/>
       <w:lvlJc w:val="left"/>
     </w:lvl>
-    <w:lvl w:ilvl="4" w:tplc="CC464798">
+    <w:lvl w:ilvl="4" w:tplc="D92C2F28">
       <w:numFmt w:val="decimal"/>
       <w:lvlText w:val=""/>
       <w:lvlJc w:val="left"/>
     </w:lvl>
-    <w:lvl w:ilvl="5" w:tplc="0A104A6A">
+    <w:lvl w:ilvl="5" w:tplc="886AD010">
       <w:numFmt w:val="decimal"/>
       <w:lvlText w:val=""/>
       <w:lvlJc w:val="left"/>
     </w:lvl>
-    <w:lvl w:ilvl="6" w:tplc="1402DFAC">
+    <w:lvl w:ilvl="6" w:tplc="A85E92D6">
       <w:numFmt w:val="decimal"/>
       <w:lvlText w:val=""/>
       <w:lvlJc w:val="left"/>
     </w:lvl>
-    <w:lvl w:ilvl="7" w:tplc="8CFAF3B4">
+    <w:lvl w:ilvl="7" w:tplc="7FD6A4BC">
       <w:numFmt w:val="decimal"/>
       <w:lvlText w:val=""/>
       <w:lvlJc w:val="left"/>
     </w:lvl>
-    <w:lvl w:ilvl="8" w:tplc="081451D4">
+    <w:lvl w:ilvl="8" w:tplc="7324B338">
       <w:numFmt w:val="decimal"/>
       <w:lvlText w:val=""/>
       <w:lvlJc w:val="left"/>
     </w:lvl>
   </w:abstractNum>
-  <w:abstractNum w:abstractNumId="9" w15:restartNumberingAfterBreak="0">
-    <w:nsid w:val="48D14552"/>
+  <w:abstractNum w:abstractNumId="11" w15:restartNumberingAfterBreak="0">
+    <w:nsid w:val="635335EE"/>
     <w:multiLevelType w:val="hybridMultilevel"/>
-    <w:tmpl w:val="367E0D16"/>
-    <w:lvl w:ilvl="0" w:tplc="762608EE">
-      <w:start w:val="1"/>
-      <w:numFmt w:val="bullet"/>
-      <w:lvlText w:val="●"/>
-      <w:lvlJc w:val="left"/>
-      <w:pPr>
-        <w:ind w:left="720" w:hanging="360"/>
-      </w:pPr>
-    </w:lvl>
-    <w:lvl w:ilvl="1" w:tplc="E012B3AA">
-      <w:start w:val="1"/>
-      <w:numFmt w:val="bullet"/>
-      <w:lvlText w:val="○"/>
-      <w:lvlJc w:val="left"/>
-      <w:pPr>
-        <w:ind w:left="1440" w:hanging="360"/>
-      </w:pPr>
-    </w:lvl>
-    <w:lvl w:ilvl="2" w:tplc="24F8C8A8">
-      <w:start w:val="1"/>
-      <w:numFmt w:val="bullet"/>
-      <w:lvlText w:val="■"/>
-      <w:lvlJc w:val="left"/>
-      <w:pPr>
-        <w:ind w:left="2160" w:hanging="360"/>
-      </w:pPr>
-    </w:lvl>
-    <w:lvl w:ilvl="3" w:tplc="5A840D64">
-      <w:start w:val="1"/>
-      <w:numFmt w:val="bullet"/>
-      <w:lvlText w:val="●"/>
-      <w:lvlJc w:val="left"/>
-      <w:pPr>
-        <w:ind w:left="2880" w:hanging="360"/>
-      </w:pPr>
-    </w:lvl>
-    <w:lvl w:ilvl="4" w:tplc="3260E3A4">
-      <w:start w:val="1"/>
-      <w:numFmt w:val="bullet"/>
-      <w:lvlText w:val="○"/>
-      <w:lvlJc w:val="left"/>
-      <w:pPr>
-        <w:ind w:left="3600" w:hanging="360"/>
-      </w:pPr>
-    </w:lvl>
-    <w:lvl w:ilvl="5" w:tplc="962EE000">
-      <w:start w:val="1"/>
-      <w:numFmt w:val="bullet"/>
-      <w:lvlText w:val="■"/>
-      <w:lvlJc w:val="left"/>
-      <w:pPr>
-        <w:ind w:left="4320" w:hanging="360"/>
-      </w:pPr>
-    </w:lvl>
-    <w:lvl w:ilvl="6" w:tplc="06CCFAAE">
-      <w:start w:val="1"/>
-      <w:numFmt w:val="bullet"/>
-      <w:lvlText w:val="●"/>
-      <w:lvlJc w:val="left"/>
-      <w:pPr>
-        <w:ind w:left="5040" w:hanging="360"/>
-      </w:pPr>
-    </w:lvl>
-    <w:lvl w:ilvl="7" w:tplc="AD7028D4">
-      <w:start w:val="1"/>
-      <w:numFmt w:val="bullet"/>
-      <w:lvlText w:val="●"/>
-      <w:lvlJc w:val="left"/>
-      <w:pPr>
-        <w:ind w:left="5760" w:hanging="360"/>
-      </w:pPr>
-    </w:lvl>
-    <w:lvl w:ilvl="8" w:tplc="A1BAC670">
-      <w:start w:val="1"/>
-      <w:numFmt w:val="bullet"/>
-      <w:lvlText w:val="●"/>
-      <w:lvlJc w:val="left"/>
-      <w:pPr>
-        <w:ind w:left="6480" w:hanging="360"/>
-      </w:pPr>
-    </w:lvl>
-  </w:abstractNum>
-  <w:abstractNum w:abstractNumId="10" w15:restartNumberingAfterBreak="0">
-    <w:nsid w:val="5D9E2E34"/>
-    <w:multiLevelType w:val="hybridMultilevel"/>
-    <w:tmpl w:val="77F08E4A"/>
-    <w:lvl w:ilvl="0" w:tplc="2212954C">
+    <w:tmpl w:val="39F49FF6"/>
+    <w:lvl w:ilvl="0" w:tplc="0E02DDCC">
       <w:start w:val="1"/>
       <w:numFmt w:val="decimal"/>
       <w:lvlText w:val="%1."/>
@@ -12044,52 +12102,52 @@
         <w:color w:val="A67C27"/>
       </w:rPr>
     </w:lvl>
-    <w:lvl w:ilvl="1" w:tplc="E810522A">
+    <w:lvl w:ilvl="1" w:tplc="9E06EA7E">
       <w:numFmt w:val="decimal"/>
       <w:lvlText w:val=""/>
       <w:lvlJc w:val="left"/>
     </w:lvl>
-    <w:lvl w:ilvl="2" w:tplc="835A8206">
+    <w:lvl w:ilvl="2" w:tplc="9120187E">
       <w:numFmt w:val="decimal"/>
       <w:lvlText w:val=""/>
       <w:lvlJc w:val="left"/>
     </w:lvl>
-    <w:lvl w:ilvl="3" w:tplc="8758A29C">
+    <w:lvl w:ilvl="3" w:tplc="0AB072BE">
       <w:numFmt w:val="decimal"/>
       <w:lvlText w:val=""/>
       <w:lvlJc w:val="left"/>
     </w:lvl>
-    <w:lvl w:ilvl="4" w:tplc="E3ACDC70">
+    <w:lvl w:ilvl="4" w:tplc="490846B6">
       <w:numFmt w:val="decimal"/>
       <w:lvlText w:val=""/>
       <w:lvlJc w:val="left"/>
     </w:lvl>
-    <w:lvl w:ilvl="5" w:tplc="3AA66A4A">
+    <w:lvl w:ilvl="5" w:tplc="457064F0">
       <w:numFmt w:val="decimal"/>
       <w:lvlText w:val=""/>
       <w:lvlJc w:val="left"/>
     </w:lvl>
-    <w:lvl w:ilvl="6" w:tplc="F5DEE8A6">
+    <w:lvl w:ilvl="6" w:tplc="D5C0C3A2">
       <w:numFmt w:val="decimal"/>
       <w:lvlText w:val=""/>
       <w:lvlJc w:val="left"/>
     </w:lvl>
-    <w:lvl w:ilvl="7" w:tplc="D2325364">
+    <w:lvl w:ilvl="7" w:tplc="C2720D1A">
       <w:numFmt w:val="decimal"/>
       <w:lvlText w:val=""/>
       <w:lvlJc w:val="left"/>
     </w:lvl>
-    <w:lvl w:ilvl="8" w:tplc="A3F6A9B0">
+    <w:lvl w:ilvl="8" w:tplc="0E24BC76">
       <w:numFmt w:val="decimal"/>
       <w:lvlText w:val=""/>
       <w:lvlJc w:val="left"/>
     </w:lvl>
   </w:abstractNum>
-  <w:abstractNum w:abstractNumId="11" w15:restartNumberingAfterBreak="0">
-    <w:nsid w:val="5E71501B"/>
+  <w:abstractNum w:abstractNumId="12" w15:restartNumberingAfterBreak="0">
+    <w:nsid w:val="69D25F3A"/>
     <w:multiLevelType w:val="hybridMultilevel"/>
-    <w:tmpl w:val="E24E6CA4"/>
-    <w:lvl w:ilvl="0" w:tplc="678A7F4C">
+    <w:tmpl w:val="E1B21798"/>
+    <w:lvl w:ilvl="0" w:tplc="A8C4E90A">
       <w:start w:val="1"/>
       <w:numFmt w:val="decimal"/>
       <w:lvlText w:val="%1."/>
@@ -12103,52 +12161,52 @@
         <w:color w:val="A67C27"/>
       </w:rPr>
     </w:lvl>
-    <w:lvl w:ilvl="1" w:tplc="2D0A6604">
+    <w:lvl w:ilvl="1" w:tplc="C12C4224">
       <w:numFmt w:val="decimal"/>
       <w:lvlText w:val=""/>
       <w:lvlJc w:val="left"/>
     </w:lvl>
-    <w:lvl w:ilvl="2" w:tplc="1A1038A4">
+    <w:lvl w:ilvl="2" w:tplc="EDB836BC">
       <w:numFmt w:val="decimal"/>
       <w:lvlText w:val=""/>
       <w:lvlJc w:val="left"/>
     </w:lvl>
-    <w:lvl w:ilvl="3" w:tplc="739A6B4E">
+    <w:lvl w:ilvl="3" w:tplc="4390648A">
       <w:numFmt w:val="decimal"/>
       <w:lvlText w:val=""/>
       <w:lvlJc w:val="left"/>
     </w:lvl>
-    <w:lvl w:ilvl="4" w:tplc="02780D88">
+    <w:lvl w:ilvl="4" w:tplc="95E85ECE">
       <w:numFmt w:val="decimal"/>
       <w:lvlText w:val=""/>
       <w:lvlJc w:val="left"/>
     </w:lvl>
-    <w:lvl w:ilvl="5" w:tplc="5A328B68">
+    <w:lvl w:ilvl="5" w:tplc="6DBE9540">
       <w:numFmt w:val="decimal"/>
       <w:lvlText w:val=""/>
       <w:lvlJc w:val="left"/>
     </w:lvl>
-    <w:lvl w:ilvl="6" w:tplc="9E5A5578">
+    <w:lvl w:ilvl="6" w:tplc="2660AFFC">
       <w:numFmt w:val="decimal"/>
       <w:lvlText w:val=""/>
       <w:lvlJc w:val="left"/>
     </w:lvl>
-    <w:lvl w:ilvl="7" w:tplc="61741940">
+    <w:lvl w:ilvl="7" w:tplc="0802A72A">
       <w:numFmt w:val="decimal"/>
       <w:lvlText w:val=""/>
       <w:lvlJc w:val="left"/>
     </w:lvl>
-    <w:lvl w:ilvl="8" w:tplc="0E66CB72">
+    <w:lvl w:ilvl="8" w:tplc="8F48252E">
       <w:numFmt w:val="decimal"/>
       <w:lvlText w:val=""/>
       <w:lvlJc w:val="left"/>
     </w:lvl>
   </w:abstractNum>
-  <w:abstractNum w:abstractNumId="12" w15:restartNumberingAfterBreak="0">
-    <w:nsid w:val="63045D70"/>
+  <w:abstractNum w:abstractNumId="13" w15:restartNumberingAfterBreak="0">
+    <w:nsid w:val="6A754D19"/>
     <w:multiLevelType w:val="hybridMultilevel"/>
-    <w:tmpl w:val="C1C41B4C"/>
-    <w:lvl w:ilvl="0" w:tplc="BA5E47B8">
+    <w:tmpl w:val="09DEDC42"/>
+    <w:lvl w:ilvl="0" w:tplc="5CF0BFCC">
       <w:start w:val="1"/>
       <w:numFmt w:val="decimal"/>
       <w:lvlText w:val="%1."/>
@@ -12162,110 +12220,52 @@
         <w:color w:val="A67C27"/>
       </w:rPr>
     </w:lvl>
-    <w:lvl w:ilvl="1" w:tplc="E198019C">
+    <w:lvl w:ilvl="1" w:tplc="6538B514">
       <w:numFmt w:val="decimal"/>
       <w:lvlText w:val=""/>
       <w:lvlJc w:val="left"/>
     </w:lvl>
-    <w:lvl w:ilvl="2" w:tplc="3DEE5554">
+    <w:lvl w:ilvl="2" w:tplc="374CA58C">
       <w:numFmt w:val="decimal"/>
       <w:lvlText w:val=""/>
       <w:lvlJc w:val="left"/>
     </w:lvl>
-    <w:lvl w:ilvl="3" w:tplc="FB2A03A6">
+    <w:lvl w:ilvl="3" w:tplc="8A72A678">
       <w:numFmt w:val="decimal"/>
       <w:lvlText w:val=""/>
       <w:lvlJc w:val="left"/>
     </w:lvl>
-    <w:lvl w:ilvl="4" w:tplc="6C7A0AA2">
+    <w:lvl w:ilvl="4" w:tplc="F266CB16">
       <w:numFmt w:val="decimal"/>
       <w:lvlText w:val=""/>
       <w:lvlJc w:val="left"/>
     </w:lvl>
-    <w:lvl w:ilvl="5" w:tplc="60064E5E">
+    <w:lvl w:ilvl="5" w:tplc="C52A4F06">
       <w:numFmt w:val="decimal"/>
       <w:lvlText w:val=""/>
       <w:lvlJc w:val="left"/>
     </w:lvl>
-    <w:lvl w:ilvl="6" w:tplc="BB4616EA">
+    <w:lvl w:ilvl="6" w:tplc="32CE7072">
       <w:numFmt w:val="decimal"/>
       <w:lvlText w:val=""/>
       <w:lvlJc w:val="left"/>
     </w:lvl>
-    <w:lvl w:ilvl="7" w:tplc="7F28C366">
+    <w:lvl w:ilvl="7" w:tplc="387C6EA2">
       <w:numFmt w:val="decimal"/>
       <w:lvlText w:val=""/>
       <w:lvlJc w:val="left"/>
     </w:lvl>
-    <w:lvl w:ilvl="8" w:tplc="9C9C7486">
-      <w:numFmt w:val="decimal"/>
-      <w:lvlText w:val=""/>
-      <w:lvlJc w:val="left"/>
-    </w:lvl>
-  </w:abstractNum>
-  <w:abstractNum w:abstractNumId="13" w15:restartNumberingAfterBreak="0">
-    <w:nsid w:val="6765685A"/>
-    <w:multiLevelType w:val="hybridMultilevel"/>
-    <w:tmpl w:val="0D62C548"/>
-    <w:lvl w:ilvl="0" w:tplc="D9E010A6">
-      <w:start w:val="1"/>
-      <w:numFmt w:val="bullet"/>
-      <w:lvlText w:val="•"/>
-      <w:lvlJc w:val="left"/>
-      <w:pPr>
-        <w:ind w:left="460" w:hanging="280"/>
-      </w:pPr>
-    </w:lvl>
-    <w:lvl w:ilvl="1" w:tplc="32F8B77C">
-      <w:start w:val="1"/>
-      <w:numFmt w:val="bullet"/>
-      <w:lvlText w:val="–"/>
-      <w:lvlJc w:val="left"/>
-      <w:pPr>
-        <w:ind w:left="900" w:hanging="280"/>
-      </w:pPr>
-    </w:lvl>
-    <w:lvl w:ilvl="2" w:tplc="C01CA6CE">
-      <w:numFmt w:val="decimal"/>
-      <w:lvlText w:val=""/>
-      <w:lvlJc w:val="left"/>
-    </w:lvl>
-    <w:lvl w:ilvl="3" w:tplc="9CBEB882">
-      <w:numFmt w:val="decimal"/>
-      <w:lvlText w:val=""/>
-      <w:lvlJc w:val="left"/>
-    </w:lvl>
-    <w:lvl w:ilvl="4" w:tplc="DF741FD6">
-      <w:numFmt w:val="decimal"/>
-      <w:lvlText w:val=""/>
-      <w:lvlJc w:val="left"/>
-    </w:lvl>
-    <w:lvl w:ilvl="5" w:tplc="9E9C58EC">
-      <w:numFmt w:val="decimal"/>
-      <w:lvlText w:val=""/>
-      <w:lvlJc w:val="left"/>
-    </w:lvl>
-    <w:lvl w:ilvl="6" w:tplc="ED64B904">
-      <w:numFmt w:val="decimal"/>
-      <w:lvlText w:val=""/>
-      <w:lvlJc w:val="left"/>
-    </w:lvl>
-    <w:lvl w:ilvl="7" w:tplc="49268C3E">
-      <w:numFmt w:val="decimal"/>
-      <w:lvlText w:val=""/>
-      <w:lvlJc w:val="left"/>
-    </w:lvl>
-    <w:lvl w:ilvl="8" w:tplc="8FF2C2A2">
+    <w:lvl w:ilvl="8" w:tplc="AC48BFE0">
       <w:numFmt w:val="decimal"/>
       <w:lvlText w:val=""/>
       <w:lvlJc w:val="left"/>
     </w:lvl>
   </w:abstractNum>
   <w:abstractNum w:abstractNumId="14" w15:restartNumberingAfterBreak="0">
-    <w:nsid w:val="6ABE4E68"/>
+    <w:nsid w:val="7251657D"/>
     <w:multiLevelType w:val="hybridMultilevel"/>
-    <w:tmpl w:val="427AC2EE"/>
-    <w:lvl w:ilvl="0" w:tplc="CA70B94C">
+    <w:tmpl w:val="912480C4"/>
+    <w:lvl w:ilvl="0" w:tplc="5E2E779E">
       <w:start w:val="1"/>
       <w:numFmt w:val="decimal"/>
       <w:lvlText w:val="%1."/>
@@ -12279,52 +12279,52 @@
         <w:color w:val="A67C27"/>
       </w:rPr>
     </w:lvl>
-    <w:lvl w:ilvl="1" w:tplc="37B81664">
+    <w:lvl w:ilvl="1" w:tplc="485C5C62">
       <w:numFmt w:val="decimal"/>
       <w:lvlText w:val=""/>
       <w:lvlJc w:val="left"/>
     </w:lvl>
-    <w:lvl w:ilvl="2" w:tplc="4F82A64E">
+    <w:lvl w:ilvl="2" w:tplc="7B307426">
       <w:numFmt w:val="decimal"/>
       <w:lvlText w:val=""/>
       <w:lvlJc w:val="left"/>
     </w:lvl>
-    <w:lvl w:ilvl="3" w:tplc="B0A8992C">
+    <w:lvl w:ilvl="3" w:tplc="69A43BA6">
       <w:numFmt w:val="decimal"/>
       <w:lvlText w:val=""/>
       <w:lvlJc w:val="left"/>
     </w:lvl>
-    <w:lvl w:ilvl="4" w:tplc="ACDC0C3C">
+    <w:lvl w:ilvl="4" w:tplc="C9A450DC">
       <w:numFmt w:val="decimal"/>
       <w:lvlText w:val=""/>
       <w:lvlJc w:val="left"/>
     </w:lvl>
-    <w:lvl w:ilvl="5" w:tplc="CF8CC922">
+    <w:lvl w:ilvl="5" w:tplc="91BC768E">
       <w:numFmt w:val="decimal"/>
       <w:lvlText w:val=""/>
       <w:lvlJc w:val="left"/>
     </w:lvl>
-    <w:lvl w:ilvl="6" w:tplc="BF162C3A">
+    <w:lvl w:ilvl="6" w:tplc="BBC4D3A6">
       <w:numFmt w:val="decimal"/>
       <w:lvlText w:val=""/>
       <w:lvlJc w:val="left"/>
     </w:lvl>
-    <w:lvl w:ilvl="7" w:tplc="07A0F342">
+    <w:lvl w:ilvl="7" w:tplc="202EE592">
       <w:numFmt w:val="decimal"/>
       <w:lvlText w:val=""/>
       <w:lvlJc w:val="left"/>
     </w:lvl>
-    <w:lvl w:ilvl="8" w:tplc="B618255A">
+    <w:lvl w:ilvl="8" w:tplc="B2F0212A">
       <w:numFmt w:val="decimal"/>
       <w:lvlText w:val=""/>
       <w:lvlJc w:val="left"/>
     </w:lvl>
   </w:abstractNum>
   <w:abstractNum w:abstractNumId="15" w15:restartNumberingAfterBreak="0">
-    <w:nsid w:val="6F1678BB"/>
+    <w:nsid w:val="782D1BCA"/>
     <w:multiLevelType w:val="hybridMultilevel"/>
-    <w:tmpl w:val="F808F9CA"/>
-    <w:lvl w:ilvl="0" w:tplc="424CC46E">
+    <w:tmpl w:val="B1EC237E"/>
+    <w:lvl w:ilvl="0" w:tplc="F99C8552">
       <w:start w:val="1"/>
       <w:numFmt w:val="decimal"/>
       <w:lvlText w:val="%1."/>
@@ -12338,52 +12338,52 @@
         <w:color w:val="A67C27"/>
       </w:rPr>
     </w:lvl>
-    <w:lvl w:ilvl="1" w:tplc="3DD6C3CE">
+    <w:lvl w:ilvl="1" w:tplc="188E762C">
       <w:numFmt w:val="decimal"/>
       <w:lvlText w:val=""/>
       <w:lvlJc w:val="left"/>
     </w:lvl>
-    <w:lvl w:ilvl="2" w:tplc="63EE2998">
+    <w:lvl w:ilvl="2" w:tplc="DAA82120">
       <w:numFmt w:val="decimal"/>
       <w:lvlText w:val=""/>
       <w:lvlJc w:val="left"/>
     </w:lvl>
-    <w:lvl w:ilvl="3" w:tplc="FBAA45CC">
+    <w:lvl w:ilvl="3" w:tplc="29589192">
       <w:numFmt w:val="decimal"/>
       <w:lvlText w:val=""/>
       <w:lvlJc w:val="left"/>
     </w:lvl>
-    <w:lvl w:ilvl="4" w:tplc="2940069C">
+    <w:lvl w:ilvl="4" w:tplc="21ECA3BC">
       <w:numFmt w:val="decimal"/>
       <w:lvlText w:val=""/>
       <w:lvlJc w:val="left"/>
     </w:lvl>
-    <w:lvl w:ilvl="5" w:tplc="E31AEE4C">
+    <w:lvl w:ilvl="5" w:tplc="135E5E52">
       <w:numFmt w:val="decimal"/>
       <w:lvlText w:val=""/>
       <w:lvlJc w:val="left"/>
     </w:lvl>
-    <w:lvl w:ilvl="6" w:tplc="81A2A102">
+    <w:lvl w:ilvl="6" w:tplc="C4F69DE6">
       <w:numFmt w:val="decimal"/>
       <w:lvlText w:val=""/>
       <w:lvlJc w:val="left"/>
     </w:lvl>
-    <w:lvl w:ilvl="7" w:tplc="5074EB1C">
+    <w:lvl w:ilvl="7" w:tplc="0DBE8268">
       <w:numFmt w:val="decimal"/>
       <w:lvlText w:val=""/>
       <w:lvlJc w:val="left"/>
     </w:lvl>
-    <w:lvl w:ilvl="8" w:tplc="376CB094">
+    <w:lvl w:ilvl="8" w:tplc="473A0064">
       <w:numFmt w:val="decimal"/>
       <w:lvlText w:val=""/>
       <w:lvlJc w:val="left"/>
     </w:lvl>
   </w:abstractNum>
   <w:abstractNum w:abstractNumId="16" w15:restartNumberingAfterBreak="0">
-    <w:nsid w:val="71E10ED3"/>
+    <w:nsid w:val="7DBC65C6"/>
     <w:multiLevelType w:val="hybridMultilevel"/>
-    <w:tmpl w:val="AED25234"/>
-    <w:lvl w:ilvl="0" w:tplc="04D23CFE">
+    <w:tmpl w:val="5478D578"/>
+    <w:lvl w:ilvl="0" w:tplc="DCFAE154">
       <w:start w:val="1"/>
       <w:numFmt w:val="decimal"/>
       <w:lvlText w:val="%1."/>
@@ -12397,52 +12397,52 @@
         <w:color w:val="A67C27"/>
       </w:rPr>
     </w:lvl>
-    <w:lvl w:ilvl="1" w:tplc="5B06920A">
+    <w:lvl w:ilvl="1" w:tplc="D410291E">
       <w:numFmt w:val="decimal"/>
       <w:lvlText w:val=""/>
       <w:lvlJc w:val="left"/>
     </w:lvl>
-    <w:lvl w:ilvl="2" w:tplc="01C2E7A4">
+    <w:lvl w:ilvl="2" w:tplc="E80A44E4">
       <w:numFmt w:val="decimal"/>
       <w:lvlText w:val=""/>
       <w:lvlJc w:val="left"/>
     </w:lvl>
-    <w:lvl w:ilvl="3" w:tplc="0A3E2FCC">
+    <w:lvl w:ilvl="3" w:tplc="4852E874">
       <w:numFmt w:val="decimal"/>
       <w:lvlText w:val=""/>
       <w:lvlJc w:val="left"/>
     </w:lvl>
-    <w:lvl w:ilvl="4" w:tplc="F8CEC026">
+    <w:lvl w:ilvl="4" w:tplc="6B587D54">
       <w:numFmt w:val="decimal"/>
       <w:lvlText w:val=""/>
       <w:lvlJc w:val="left"/>
     </w:lvl>
-    <w:lvl w:ilvl="5" w:tplc="E9920580">
+    <w:lvl w:ilvl="5" w:tplc="82662BB6">
       <w:numFmt w:val="decimal"/>
       <w:lvlText w:val=""/>
       <w:lvlJc w:val="left"/>
     </w:lvl>
-    <w:lvl w:ilvl="6" w:tplc="46A0EB9E">
+    <w:lvl w:ilvl="6" w:tplc="6DFCCAC6">
       <w:numFmt w:val="decimal"/>
       <w:lvlText w:val=""/>
       <w:lvlJc w:val="left"/>
     </w:lvl>
-    <w:lvl w:ilvl="7" w:tplc="89B2F5BE">
+    <w:lvl w:ilvl="7" w:tplc="931C31BE">
       <w:numFmt w:val="decimal"/>
       <w:lvlText w:val=""/>
       <w:lvlJc w:val="left"/>
     </w:lvl>
-    <w:lvl w:ilvl="8" w:tplc="0F20B35C">
+    <w:lvl w:ilvl="8" w:tplc="A2564488">
       <w:numFmt w:val="decimal"/>
       <w:lvlText w:val=""/>
       <w:lvlJc w:val="left"/>
     </w:lvl>
   </w:abstractNum>
   <w:abstractNum w:abstractNumId="17" w15:restartNumberingAfterBreak="0">
-    <w:nsid w:val="7941013B"/>
+    <w:nsid w:val="7EB77DB4"/>
     <w:multiLevelType w:val="hybridMultilevel"/>
-    <w:tmpl w:val="DCE2683C"/>
-    <w:lvl w:ilvl="0" w:tplc="5C8863D2">
+    <w:tmpl w:val="53FE946C"/>
+    <w:lvl w:ilvl="0" w:tplc="7884D3F6">
       <w:start w:val="1"/>
       <w:numFmt w:val="decimal"/>
       <w:lvlText w:val="%1."/>
@@ -12456,151 +12456,151 @@
         <w:color w:val="A67C27"/>
       </w:rPr>
     </w:lvl>
-    <w:lvl w:ilvl="1" w:tplc="D4320DC6">
+    <w:lvl w:ilvl="1" w:tplc="248A2D28">
       <w:numFmt w:val="decimal"/>
       <w:lvlText w:val=""/>
       <w:lvlJc w:val="left"/>
     </w:lvl>
-    <w:lvl w:ilvl="2" w:tplc="E7D8DEC8">
+    <w:lvl w:ilvl="2" w:tplc="B0D67F14">
       <w:numFmt w:val="decimal"/>
       <w:lvlText w:val=""/>
       <w:lvlJc w:val="left"/>
     </w:lvl>
-    <w:lvl w:ilvl="3" w:tplc="20548632">
+    <w:lvl w:ilvl="3" w:tplc="BC20C04A">
       <w:numFmt w:val="decimal"/>
       <w:lvlText w:val=""/>
       <w:lvlJc w:val="left"/>
     </w:lvl>
-    <w:lvl w:ilvl="4" w:tplc="D42E9CBE">
+    <w:lvl w:ilvl="4" w:tplc="673CF24E">
       <w:numFmt w:val="decimal"/>
       <w:lvlText w:val=""/>
       <w:lvlJc w:val="left"/>
     </w:lvl>
-    <w:lvl w:ilvl="5" w:tplc="B4AA893C">
+    <w:lvl w:ilvl="5" w:tplc="29B46B14">
       <w:numFmt w:val="decimal"/>
       <w:lvlText w:val=""/>
       <w:lvlJc w:val="left"/>
     </w:lvl>
-    <w:lvl w:ilvl="6" w:tplc="561CFF70">
+    <w:lvl w:ilvl="6" w:tplc="79704AB6">
       <w:numFmt w:val="decimal"/>
       <w:lvlText w:val=""/>
       <w:lvlJc w:val="left"/>
     </w:lvl>
-    <w:lvl w:ilvl="7" w:tplc="0BCE22C6">
+    <w:lvl w:ilvl="7" w:tplc="B1268740">
       <w:numFmt w:val="decimal"/>
       <w:lvlText w:val=""/>
       <w:lvlJc w:val="left"/>
     </w:lvl>
-    <w:lvl w:ilvl="8" w:tplc="80E425E0">
+    <w:lvl w:ilvl="8" w:tplc="0DAE4916">
       <w:numFmt w:val="decimal"/>
       <w:lvlText w:val=""/>
       <w:lvlJc w:val="left"/>
     </w:lvl>
   </w:abstractNum>
-  <w:num w:numId="1" w16cid:durableId="1934780643">
+  <w:num w:numId="1" w16cid:durableId="25493548">
+    <w:abstractNumId w:val="4"/>
+    <w:lvlOverride w:ilvl="0">
+      <w:startOverride w:val="1"/>
+    </w:lvlOverride>
+  </w:num>
+  <w:num w:numId="2" w16cid:durableId="1633096538">
+    <w:abstractNumId w:val="7"/>
+    <w:lvlOverride w:ilvl="0">
+      <w:startOverride w:val="1"/>
+    </w:lvlOverride>
+  </w:num>
+  <w:num w:numId="3" w16cid:durableId="2115978116">
+    <w:abstractNumId w:val="15"/>
+    <w:lvlOverride w:ilvl="0">
+      <w:startOverride w:val="1"/>
+    </w:lvlOverride>
+  </w:num>
+  <w:num w:numId="4" w16cid:durableId="390929774">
+    <w:abstractNumId w:val="1"/>
+    <w:lvlOverride w:ilvl="0">
+      <w:startOverride w:val="1"/>
+    </w:lvlOverride>
+  </w:num>
+  <w:num w:numId="5" w16cid:durableId="672150030">
+    <w:abstractNumId w:val="17"/>
+    <w:lvlOverride w:ilvl="0">
+      <w:startOverride w:val="1"/>
+    </w:lvlOverride>
+  </w:num>
+  <w:num w:numId="6" w16cid:durableId="1332221983">
+    <w:abstractNumId w:val="12"/>
+    <w:lvlOverride w:ilvl="0">
+      <w:startOverride w:val="1"/>
+    </w:lvlOverride>
+  </w:num>
+  <w:num w:numId="7" w16cid:durableId="1434322096">
+    <w:abstractNumId w:val="8"/>
+    <w:lvlOverride w:ilvl="0">
+      <w:startOverride w:val="1"/>
+    </w:lvlOverride>
+  </w:num>
+  <w:num w:numId="8" w16cid:durableId="1686517081">
+    <w:abstractNumId w:val="2"/>
+    <w:lvlOverride w:ilvl="0">
+      <w:startOverride w:val="1"/>
+    </w:lvlOverride>
+  </w:num>
+  <w:num w:numId="9" w16cid:durableId="1996837611">
+    <w:abstractNumId w:val="6"/>
+    <w:lvlOverride w:ilvl="0">
+      <w:startOverride w:val="1"/>
+    </w:lvlOverride>
+  </w:num>
+  <w:num w:numId="10" w16cid:durableId="1844316966">
+    <w:abstractNumId w:val="11"/>
+    <w:lvlOverride w:ilvl="0">
+      <w:startOverride w:val="1"/>
+    </w:lvlOverride>
+  </w:num>
+  <w:num w:numId="11" w16cid:durableId="86390245">
+    <w:abstractNumId w:val="14"/>
+    <w:lvlOverride w:ilvl="0">
+      <w:startOverride w:val="1"/>
+    </w:lvlOverride>
+  </w:num>
+  <w:num w:numId="12" w16cid:durableId="1346202696">
+    <w:abstractNumId w:val="13"/>
+    <w:lvlOverride w:ilvl="0">
+      <w:startOverride w:val="1"/>
+    </w:lvlOverride>
+  </w:num>
+  <w:num w:numId="13" w16cid:durableId="1616446666">
     <w:abstractNumId w:val="9"/>
     <w:lvlOverride w:ilvl="0">
       <w:startOverride w:val="1"/>
     </w:lvlOverride>
   </w:num>
-  <w:num w:numId="2" w16cid:durableId="411005133">
-    <w:abstractNumId w:val="13"/>
-    <w:lvlOverride w:ilvl="0">
-      <w:startOverride w:val="1"/>
-    </w:lvlOverride>
-  </w:num>
-  <w:num w:numId="3" w16cid:durableId="293219695">
+  <w:num w:numId="14" w16cid:durableId="562450454">
     <w:abstractNumId w:val="16"/>
     <w:lvlOverride w:ilvl="0">
       <w:startOverride w:val="1"/>
     </w:lvlOverride>
   </w:num>
-  <w:num w:numId="4" w16cid:durableId="707225097">
-    <w:abstractNumId w:val="12"/>
+  <w:num w:numId="15" w16cid:durableId="759302230">
+    <w:abstractNumId w:val="3"/>
     <w:lvlOverride w:ilvl="0">
       <w:startOverride w:val="1"/>
     </w:lvlOverride>
   </w:num>
-  <w:num w:numId="5" w16cid:durableId="361328313">
-    <w:abstractNumId w:val="4"/>
+  <w:num w:numId="16" w16cid:durableId="74598662">
+    <w:abstractNumId w:val="0"/>
     <w:lvlOverride w:ilvl="0">
       <w:startOverride w:val="1"/>
     </w:lvlOverride>
   </w:num>
-  <w:num w:numId="6" w16cid:durableId="895355220">
+  <w:num w:numId="17" w16cid:durableId="961502330">
     <w:abstractNumId w:val="10"/>
     <w:lvlOverride w:ilvl="0">
       <w:startOverride w:val="1"/>
     </w:lvlOverride>
   </w:num>
-  <w:num w:numId="7" w16cid:durableId="1358118586">
-    <w:abstractNumId w:val="17"/>
-    <w:lvlOverride w:ilvl="0">
-      <w:startOverride w:val="1"/>
-    </w:lvlOverride>
-  </w:num>
-  <w:num w:numId="8" w16cid:durableId="1501509074">
-    <w:abstractNumId w:val="15"/>
-    <w:lvlOverride w:ilvl="0">
-      <w:startOverride w:val="1"/>
-    </w:lvlOverride>
-  </w:num>
-  <w:num w:numId="9" w16cid:durableId="359011474">
-    <w:abstractNumId w:val="8"/>
-    <w:lvlOverride w:ilvl="0">
-      <w:startOverride w:val="1"/>
-    </w:lvlOverride>
-  </w:num>
-  <w:num w:numId="10" w16cid:durableId="1561793821">
-    <w:abstractNumId w:val="7"/>
-    <w:lvlOverride w:ilvl="0">
-      <w:startOverride w:val="1"/>
-    </w:lvlOverride>
-  </w:num>
-  <w:num w:numId="11" w16cid:durableId="2091074280">
-    <w:abstractNumId w:val="2"/>
-    <w:lvlOverride w:ilvl="0">
-      <w:startOverride w:val="1"/>
-    </w:lvlOverride>
-  </w:num>
-  <w:num w:numId="12" w16cid:durableId="607464503">
+  <w:num w:numId="18" w16cid:durableId="1153571261">
     <w:abstractNumId w:val="5"/>
-    <w:lvlOverride w:ilvl="0">
-      <w:startOverride w:val="1"/>
-    </w:lvlOverride>
-  </w:num>
-  <w:num w:numId="13" w16cid:durableId="2034725069">
-    <w:abstractNumId w:val="3"/>
-    <w:lvlOverride w:ilvl="0">
-      <w:startOverride w:val="1"/>
-    </w:lvlOverride>
-  </w:num>
-  <w:num w:numId="14" w16cid:durableId="1884363909">
-    <w:abstractNumId w:val="1"/>
-    <w:lvlOverride w:ilvl="0">
-      <w:startOverride w:val="1"/>
-    </w:lvlOverride>
-  </w:num>
-  <w:num w:numId="15" w16cid:durableId="107966902">
-    <w:abstractNumId w:val="6"/>
-    <w:lvlOverride w:ilvl="0">
-      <w:startOverride w:val="1"/>
-    </w:lvlOverride>
-  </w:num>
-  <w:num w:numId="16" w16cid:durableId="1455758359">
-    <w:abstractNumId w:val="14"/>
-    <w:lvlOverride w:ilvl="0">
-      <w:startOverride w:val="1"/>
-    </w:lvlOverride>
-  </w:num>
-  <w:num w:numId="17" w16cid:durableId="174003301">
-    <w:abstractNumId w:val="0"/>
-    <w:lvlOverride w:ilvl="0">
-      <w:startOverride w:val="1"/>
-    </w:lvlOverride>
-  </w:num>
-  <w:num w:numId="18" w16cid:durableId="1109550231">
-    <w:abstractNumId w:val="11"/>
     <w:lvlOverride w:ilvl="0">
       <w:startOverride w:val="1"/>
     </w:lvlOverride>
@@ -13225,7 +13225,7 @@
     <w:autoRedefine/>
     <w:uiPriority w:val="39"/>
     <w:unhideWhenUsed/>
-    <w:rsid w:val="00836910"/>
+    <w:rsid w:val="00EC7945"/>
     <w:pPr>
       <w:spacing w:after="100"/>
     </w:pPr>
@@ -13237,7 +13237,7 @@
     <w:autoRedefine/>
     <w:uiPriority w:val="39"/>
     <w:unhideWhenUsed/>
-    <w:rsid w:val="00836910"/>
+    <w:rsid w:val="00EC7945"/>
     <w:pPr>
       <w:spacing w:after="100"/>
       <w:ind w:left="210"/>

--- a/docs/manuals/Role_Guide_1_PI_Admin.docx
+++ b/docs/manuals/Role_Guide_1_PI_Admin.docx
@@ -69,7 +69,7 @@
           <w:left w:w="10" w:type="dxa"/>
           <w:right w:w="10" w:type="dxa"/>
         </w:tblCellMar>
-        <w:tblLook w:val="04A0" w:firstRow="1" w:lastRow="0" w:firstColumn="1" w:lastColumn="0" w:noHBand="0" w:noVBand="1"/>
+        <w:tblLook w:val="0000" w:firstRow="0" w:lastRow="0" w:firstColumn="0" w:lastColumn="0" w:noHBand="0" w:noVBand="0"/>
       </w:tblPr>
       <w:tblGrid>
         <w:gridCol w:w="2300"/>
@@ -538,7 +538,7 @@
     <w:sdt>
       <w:sdtPr>
         <w:alias w:val="Contents"/>
-        <w:id w:val="1507778314"/>
+        <w:id w:val="-949319486"/>
       </w:sdtPr>
       <w:sdtEndPr/>
       <w:sdtContent>
@@ -567,7 +567,7 @@
           <w:r>
             <w:fldChar w:fldCharType="separate"/>
           </w:r>
-          <w:hyperlink w:anchor="_Toc240453458" w:history="1">
+          <w:hyperlink w:anchor="_Toc240455115" w:history="1">
             <w:r>
               <w:rPr>
                 <w:rStyle w:val="Hyperlink"/>
@@ -591,7 +591,7 @@
               <w:rPr>
                 <w:noProof/>
               </w:rPr>
-              <w:instrText xml:space="preserve"> PAGEREF _Toc240453458 \h </w:instrText>
+              <w:instrText xml:space="preserve"> PAGEREF _Toc240455115 \h </w:instrText>
             </w:r>
             <w:r>
               <w:rPr>
@@ -634,7 +634,7 @@
               <w14:ligatures w14:val="standardContextual"/>
             </w:rPr>
           </w:pPr>
-          <w:hyperlink w:anchor="_Toc240453459" w:history="1">
+          <w:hyperlink w:anchor="_Toc240455116" w:history="1">
             <w:r>
               <w:rPr>
                 <w:rStyle w:val="Hyperlink"/>
@@ -658,7 +658,7 @@
               <w:rPr>
                 <w:noProof/>
               </w:rPr>
-              <w:instrText xml:space="preserve"> PAGEREF _Toc240453459 \h </w:instrText>
+              <w:instrText xml:space="preserve"> PAGEREF _Toc240455116 \h </w:instrText>
             </w:r>
             <w:r>
               <w:rPr>
@@ -701,7 +701,7 @@
               <w14:ligatures w14:val="standardContextual"/>
             </w:rPr>
           </w:pPr>
-          <w:hyperlink w:anchor="_Toc240453460" w:history="1">
+          <w:hyperlink w:anchor="_Toc240455117" w:history="1">
             <w:r>
               <w:rPr>
                 <w:rStyle w:val="Hyperlink"/>
@@ -725,7 +725,7 @@
               <w:rPr>
                 <w:noProof/>
               </w:rPr>
-              <w:instrText xml:space="preserve"> PAGEREF _Toc240453460 \h </w:instrText>
+              <w:instrText xml:space="preserve"> PAGEREF _Toc240455117 \h </w:instrText>
             </w:r>
             <w:r>
               <w:rPr>
@@ -768,7 +768,7 @@
               <w14:ligatures w14:val="standardContextual"/>
             </w:rPr>
           </w:pPr>
-          <w:hyperlink w:anchor="_Toc240453461" w:history="1">
+          <w:hyperlink w:anchor="_Toc240455118" w:history="1">
             <w:r>
               <w:rPr>
                 <w:rStyle w:val="Hyperlink"/>
@@ -792,7 +792,7 @@
               <w:rPr>
                 <w:noProof/>
               </w:rPr>
-              <w:instrText xml:space="preserve"> PAGEREF _Toc240453461 \h </w:instrText>
+              <w:instrText xml:space="preserve"> PAGEREF _Toc240455118 \h </w:instrText>
             </w:r>
             <w:r>
               <w:rPr>
@@ -835,7 +835,7 @@
               <w14:ligatures w14:val="standardContextual"/>
             </w:rPr>
           </w:pPr>
-          <w:hyperlink w:anchor="_Toc240453462" w:history="1">
+          <w:hyperlink w:anchor="_Toc240455119" w:history="1">
             <w:r>
               <w:rPr>
                 <w:rStyle w:val="Hyperlink"/>
@@ -859,7 +859,7 @@
               <w:rPr>
                 <w:noProof/>
               </w:rPr>
-              <w:instrText xml:space="preserve"> PAGEREF _Toc240453462 \h </w:instrText>
+              <w:instrText xml:space="preserve"> PAGEREF _Toc240455119 \h </w:instrText>
             </w:r>
             <w:r>
               <w:rPr>
@@ -902,7 +902,7 @@
               <w14:ligatures w14:val="standardContextual"/>
             </w:rPr>
           </w:pPr>
-          <w:hyperlink w:anchor="_Toc240453463" w:history="1">
+          <w:hyperlink w:anchor="_Toc240455120" w:history="1">
             <w:r>
               <w:rPr>
                 <w:rStyle w:val="Hyperlink"/>
@@ -926,7 +926,7 @@
               <w:rPr>
                 <w:noProof/>
               </w:rPr>
-              <w:instrText xml:space="preserve"> PAGEREF _Toc240453463 \h </w:instrText>
+              <w:instrText xml:space="preserve"> PAGEREF _Toc240455120 \h </w:instrText>
             </w:r>
             <w:r>
               <w:rPr>
@@ -969,7 +969,7 @@
               <w14:ligatures w14:val="standardContextual"/>
             </w:rPr>
           </w:pPr>
-          <w:hyperlink w:anchor="_Toc240453464" w:history="1">
+          <w:hyperlink w:anchor="_Toc240455121" w:history="1">
             <w:r>
               <w:rPr>
                 <w:rStyle w:val="Hyperlink"/>
@@ -993,7 +993,7 @@
               <w:rPr>
                 <w:noProof/>
               </w:rPr>
-              <w:instrText xml:space="preserve"> PAGEREF _Toc240453464 \h </w:instrText>
+              <w:instrText xml:space="preserve"> PAGEREF _Toc240455121 \h </w:instrText>
             </w:r>
             <w:r>
               <w:rPr>
@@ -1036,7 +1036,7 @@
               <w14:ligatures w14:val="standardContextual"/>
             </w:rPr>
           </w:pPr>
-          <w:hyperlink w:anchor="_Toc240453465" w:history="1">
+          <w:hyperlink w:anchor="_Toc240455122" w:history="1">
             <w:r>
               <w:rPr>
                 <w:rStyle w:val="Hyperlink"/>
@@ -1060,7 +1060,7 @@
               <w:rPr>
                 <w:noProof/>
               </w:rPr>
-              <w:instrText xml:space="preserve"> PAGEREF _Toc240453465 \h </w:instrText>
+              <w:instrText xml:space="preserve"> PAGEREF _Toc240455122 \h </w:instrText>
             </w:r>
             <w:r>
               <w:rPr>
@@ -1103,7 +1103,7 @@
               <w14:ligatures w14:val="standardContextual"/>
             </w:rPr>
           </w:pPr>
-          <w:hyperlink w:anchor="_Toc240453466" w:history="1">
+          <w:hyperlink w:anchor="_Toc240455123" w:history="1">
             <w:r>
               <w:rPr>
                 <w:rStyle w:val="Hyperlink"/>
@@ -1127,7 +1127,7 @@
               <w:rPr>
                 <w:noProof/>
               </w:rPr>
-              <w:instrText xml:space="preserve"> PAGEREF _Toc240453466 \h </w:instrText>
+              <w:instrText xml:space="preserve"> PAGEREF _Toc240455123 \h </w:instrText>
             </w:r>
             <w:r>
               <w:rPr>
@@ -1170,7 +1170,7 @@
               <w14:ligatures w14:val="standardContextual"/>
             </w:rPr>
           </w:pPr>
-          <w:hyperlink w:anchor="_Toc240453467" w:history="1">
+          <w:hyperlink w:anchor="_Toc240455124" w:history="1">
             <w:r>
               <w:rPr>
                 <w:rStyle w:val="Hyperlink"/>
@@ -1194,7 +1194,7 @@
               <w:rPr>
                 <w:noProof/>
               </w:rPr>
-              <w:instrText xml:space="preserve"> PAGEREF _Toc240453467 \h </w:instrText>
+              <w:instrText xml:space="preserve"> PAGEREF _Toc240455124 \h </w:instrText>
             </w:r>
             <w:r>
               <w:rPr>
@@ -1237,7 +1237,7 @@
               <w14:ligatures w14:val="standardContextual"/>
             </w:rPr>
           </w:pPr>
-          <w:hyperlink w:anchor="_Toc240453468" w:history="1">
+          <w:hyperlink w:anchor="_Toc240455125" w:history="1">
             <w:r>
               <w:rPr>
                 <w:rStyle w:val="Hyperlink"/>
@@ -1261,7 +1261,7 @@
               <w:rPr>
                 <w:noProof/>
               </w:rPr>
-              <w:instrText xml:space="preserve"> PAGEREF _Toc240453468 \h </w:instrText>
+              <w:instrText xml:space="preserve"> PAGEREF _Toc240455125 \h </w:instrText>
             </w:r>
             <w:r>
               <w:rPr>
@@ -1304,7 +1304,7 @@
               <w14:ligatures w14:val="standardContextual"/>
             </w:rPr>
           </w:pPr>
-          <w:hyperlink w:anchor="_Toc240453469" w:history="1">
+          <w:hyperlink w:anchor="_Toc240455126" w:history="1">
             <w:r>
               <w:rPr>
                 <w:rStyle w:val="Hyperlink"/>
@@ -1328,7 +1328,7 @@
               <w:rPr>
                 <w:noProof/>
               </w:rPr>
-              <w:instrText xml:space="preserve"> PAGEREF _Toc240453469 \h </w:instrText>
+              <w:instrText xml:space="preserve"> PAGEREF _Toc240455126 \h </w:instrText>
             </w:r>
             <w:r>
               <w:rPr>
@@ -1371,7 +1371,7 @@
               <w14:ligatures w14:val="standardContextual"/>
             </w:rPr>
           </w:pPr>
-          <w:hyperlink w:anchor="_Toc240453470" w:history="1">
+          <w:hyperlink w:anchor="_Toc240455127" w:history="1">
             <w:r>
               <w:rPr>
                 <w:rStyle w:val="Hyperlink"/>
@@ -1395,7 +1395,7 @@
               <w:rPr>
                 <w:noProof/>
               </w:rPr>
-              <w:instrText xml:space="preserve"> PAGEREF _Toc240453470 \h </w:instrText>
+              <w:instrText xml:space="preserve"> PAGEREF _Toc240455127 \h </w:instrText>
             </w:r>
             <w:r>
               <w:rPr>
@@ -1438,7 +1438,7 @@
               <w14:ligatures w14:val="standardContextual"/>
             </w:rPr>
           </w:pPr>
-          <w:hyperlink w:anchor="_Toc240453471" w:history="1">
+          <w:hyperlink w:anchor="_Toc240455128" w:history="1">
             <w:r>
               <w:rPr>
                 <w:rStyle w:val="Hyperlink"/>
@@ -1462,7 +1462,7 @@
               <w:rPr>
                 <w:noProof/>
               </w:rPr>
-              <w:instrText xml:space="preserve"> PAGEREF _Toc240453471 \h </w:instrText>
+              <w:instrText xml:space="preserve"> PAGEREF _Toc240455128 \h </w:instrText>
             </w:r>
             <w:r>
               <w:rPr>
@@ -1505,7 +1505,7 @@
               <w14:ligatures w14:val="standardContextual"/>
             </w:rPr>
           </w:pPr>
-          <w:hyperlink w:anchor="_Toc240453472" w:history="1">
+          <w:hyperlink w:anchor="_Toc240455129" w:history="1">
             <w:r>
               <w:rPr>
                 <w:rStyle w:val="Hyperlink"/>
@@ -1529,7 +1529,7 @@
               <w:rPr>
                 <w:noProof/>
               </w:rPr>
-              <w:instrText xml:space="preserve"> PAGEREF _Toc240453472 \h </w:instrText>
+              <w:instrText xml:space="preserve"> PAGEREF _Toc240455129 \h </w:instrText>
             </w:r>
             <w:r>
               <w:rPr>
@@ -1572,7 +1572,7 @@
               <w14:ligatures w14:val="standardContextual"/>
             </w:rPr>
           </w:pPr>
-          <w:hyperlink w:anchor="_Toc240453473" w:history="1">
+          <w:hyperlink w:anchor="_Toc240455130" w:history="1">
             <w:r>
               <w:rPr>
                 <w:rStyle w:val="Hyperlink"/>
@@ -1596,7 +1596,7 @@
               <w:rPr>
                 <w:noProof/>
               </w:rPr>
-              <w:instrText xml:space="preserve"> PAGEREF _Toc240453473 \h </w:instrText>
+              <w:instrText xml:space="preserve"> PAGEREF _Toc240455130 \h </w:instrText>
             </w:r>
             <w:r>
               <w:rPr>
@@ -1639,7 +1639,7 @@
               <w14:ligatures w14:val="standardContextual"/>
             </w:rPr>
           </w:pPr>
-          <w:hyperlink w:anchor="_Toc240453474" w:history="1">
+          <w:hyperlink w:anchor="_Toc240455131" w:history="1">
             <w:r>
               <w:rPr>
                 <w:rStyle w:val="Hyperlink"/>
@@ -1663,7 +1663,7 @@
               <w:rPr>
                 <w:noProof/>
               </w:rPr>
-              <w:instrText xml:space="preserve"> PAGEREF _Toc240453474 \h </w:instrText>
+              <w:instrText xml:space="preserve"> PAGEREF _Toc240455131 \h </w:instrText>
             </w:r>
             <w:r>
               <w:rPr>
@@ -1706,7 +1706,7 @@
               <w14:ligatures w14:val="standardContextual"/>
             </w:rPr>
           </w:pPr>
-          <w:hyperlink w:anchor="_Toc240453475" w:history="1">
+          <w:hyperlink w:anchor="_Toc240455132" w:history="1">
             <w:r>
               <w:rPr>
                 <w:rStyle w:val="Hyperlink"/>
@@ -1730,7 +1730,7 @@
               <w:rPr>
                 <w:noProof/>
               </w:rPr>
-              <w:instrText xml:space="preserve"> PAGEREF _Toc240453475 \h </w:instrText>
+              <w:instrText xml:space="preserve"> PAGEREF _Toc240455132 \h </w:instrText>
             </w:r>
             <w:r>
               <w:rPr>
@@ -1773,7 +1773,7 @@
               <w14:ligatures w14:val="standardContextual"/>
             </w:rPr>
           </w:pPr>
-          <w:hyperlink w:anchor="_Toc240453476" w:history="1">
+          <w:hyperlink w:anchor="_Toc240455133" w:history="1">
             <w:r>
               <w:rPr>
                 <w:rStyle w:val="Hyperlink"/>
@@ -1797,7 +1797,7 @@
               <w:rPr>
                 <w:noProof/>
               </w:rPr>
-              <w:instrText xml:space="preserve"> PAGEREF _Toc240453476 \h </w:instrText>
+              <w:instrText xml:space="preserve"> PAGEREF _Toc240455133 \h </w:instrText>
             </w:r>
             <w:r>
               <w:rPr>
@@ -1840,7 +1840,7 @@
               <w14:ligatures w14:val="standardContextual"/>
             </w:rPr>
           </w:pPr>
-          <w:hyperlink w:anchor="_Toc240453477" w:history="1">
+          <w:hyperlink w:anchor="_Toc240455134" w:history="1">
             <w:r>
               <w:rPr>
                 <w:rStyle w:val="Hyperlink"/>
@@ -1864,7 +1864,7 @@
               <w:rPr>
                 <w:noProof/>
               </w:rPr>
-              <w:instrText xml:space="preserve"> PAGEREF _Toc240453477 \h </w:instrText>
+              <w:instrText xml:space="preserve"> PAGEREF _Toc240455134 \h </w:instrText>
             </w:r>
             <w:r>
               <w:rPr>
@@ -1907,7 +1907,7 @@
               <w14:ligatures w14:val="standardContextual"/>
             </w:rPr>
           </w:pPr>
-          <w:hyperlink w:anchor="_Toc240453478" w:history="1">
+          <w:hyperlink w:anchor="_Toc240455135" w:history="1">
             <w:r>
               <w:rPr>
                 <w:rStyle w:val="Hyperlink"/>
@@ -1931,7 +1931,7 @@
               <w:rPr>
                 <w:noProof/>
               </w:rPr>
-              <w:instrText xml:space="preserve"> PAGEREF _Toc240453478 \h </w:instrText>
+              <w:instrText xml:space="preserve"> PAGEREF _Toc240455135 \h </w:instrText>
             </w:r>
             <w:r>
               <w:rPr>
@@ -1974,7 +1974,7 @@
               <w14:ligatures w14:val="standardContextual"/>
             </w:rPr>
           </w:pPr>
-          <w:hyperlink w:anchor="_Toc240453479" w:history="1">
+          <w:hyperlink w:anchor="_Toc240455136" w:history="1">
             <w:r>
               <w:rPr>
                 <w:rStyle w:val="Hyperlink"/>
@@ -1998,7 +1998,7 @@
               <w:rPr>
                 <w:noProof/>
               </w:rPr>
-              <w:instrText xml:space="preserve"> PAGEREF _Toc240453479 \h </w:instrText>
+              <w:instrText xml:space="preserve"> PAGEREF _Toc240455136 \h </w:instrText>
             </w:r>
             <w:r>
               <w:rPr>
@@ -2041,7 +2041,7 @@
               <w14:ligatures w14:val="standardContextual"/>
             </w:rPr>
           </w:pPr>
-          <w:hyperlink w:anchor="_Toc240453480" w:history="1">
+          <w:hyperlink w:anchor="_Toc240455137" w:history="1">
             <w:r>
               <w:rPr>
                 <w:rStyle w:val="Hyperlink"/>
@@ -2065,7 +2065,7 @@
               <w:rPr>
                 <w:noProof/>
               </w:rPr>
-              <w:instrText xml:space="preserve"> PAGEREF _Toc240453480 \h </w:instrText>
+              <w:instrText xml:space="preserve"> PAGEREF _Toc240455137 \h </w:instrText>
             </w:r>
             <w:r>
               <w:rPr>
@@ -2108,7 +2108,7 @@
               <w14:ligatures w14:val="standardContextual"/>
             </w:rPr>
           </w:pPr>
-          <w:hyperlink w:anchor="_Toc240453481" w:history="1">
+          <w:hyperlink w:anchor="_Toc240455138" w:history="1">
             <w:r>
               <w:rPr>
                 <w:rStyle w:val="Hyperlink"/>
@@ -2132,7 +2132,7 @@
               <w:rPr>
                 <w:noProof/>
               </w:rPr>
-              <w:instrText xml:space="preserve"> PAGEREF _Toc240453481 \h </w:instrText>
+              <w:instrText xml:space="preserve"> PAGEREF _Toc240455138 \h </w:instrText>
             </w:r>
             <w:r>
               <w:rPr>
@@ -2175,7 +2175,7 @@
               <w14:ligatures w14:val="standardContextual"/>
             </w:rPr>
           </w:pPr>
-          <w:hyperlink w:anchor="_Toc240453482" w:history="1">
+          <w:hyperlink w:anchor="_Toc240455139" w:history="1">
             <w:r>
               <w:rPr>
                 <w:rStyle w:val="Hyperlink"/>
@@ -2199,7 +2199,7 @@
               <w:rPr>
                 <w:noProof/>
               </w:rPr>
-              <w:instrText xml:space="preserve"> PAGEREF _Toc240453482 \h </w:instrText>
+              <w:instrText xml:space="preserve"> PAGEREF _Toc240455139 \h </w:instrText>
             </w:r>
             <w:r>
               <w:rPr>
@@ -2242,7 +2242,7 @@
               <w14:ligatures w14:val="standardContextual"/>
             </w:rPr>
           </w:pPr>
-          <w:hyperlink w:anchor="_Toc240453483" w:history="1">
+          <w:hyperlink w:anchor="_Toc240455140" w:history="1">
             <w:r>
               <w:rPr>
                 <w:rStyle w:val="Hyperlink"/>
@@ -2266,7 +2266,7 @@
               <w:rPr>
                 <w:noProof/>
               </w:rPr>
-              <w:instrText xml:space="preserve"> PAGEREF _Toc240453483 \h </w:instrText>
+              <w:instrText xml:space="preserve"> PAGEREF _Toc240455140 \h </w:instrText>
             </w:r>
             <w:r>
               <w:rPr>
@@ -2305,7 +2305,7 @@
         <w:pStyle w:val="Heading1"/>
         <w:pageBreakBefore/>
       </w:pPr>
-      <w:bookmarkStart w:id="0" w:name="_Toc240453458"/>
+      <w:bookmarkStart w:id="0" w:name="_Toc240455115"/>
       <w:r>
         <w:lastRenderedPageBreak/>
         <w:t>1. Your role at a glance</w:t>
@@ -2465,7 +2465,7 @@
           <w:left w:w="10" w:type="dxa"/>
           <w:right w:w="10" w:type="dxa"/>
         </w:tblCellMar>
-        <w:tblLook w:val="04A0" w:firstRow="1" w:lastRow="0" w:firstColumn="1" w:lastColumn="0" w:noHBand="0" w:noVBand="1"/>
+        <w:tblLook w:val="0000" w:firstRow="0" w:lastRow="0" w:firstColumn="0" w:lastColumn="0" w:noHBand="0" w:noVBand="0"/>
       </w:tblPr>
       <w:tblGrid>
         <w:gridCol w:w="9412"/>
@@ -2525,7 +2525,7 @@
         <w:pStyle w:val="Heading1"/>
         <w:pageBreakBefore/>
       </w:pPr>
-      <w:bookmarkStart w:id="1" w:name="_Toc240453459"/>
+      <w:bookmarkStart w:id="1" w:name="_Toc240455116"/>
       <w:r>
         <w:lastRenderedPageBreak/>
         <w:t>2. Signing in and your screens</w:t>
@@ -2536,7 +2536,7 @@
       <w:pPr>
         <w:pStyle w:val="Heading2"/>
       </w:pPr>
-      <w:bookmarkStart w:id="2" w:name="_Toc240453460"/>
+      <w:bookmarkStart w:id="2" w:name="_Toc240455117"/>
       <w:r>
         <w:t>Signing in</w:t>
       </w:r>
@@ -2619,7 +2619,7 @@
           <w:noProof/>
         </w:rPr>
         <w:drawing>
-          <wp:inline distT="0" distB="0" distL="0" distR="0">
+          <wp:inline distT="0" distB="0" distL="0" distR="0" wp14:anchorId="56E6EB48" wp14:editId="73DD1F64">
             <wp:extent cx="5334000" cy="2333625"/>
             <wp:effectExtent l="0" t="0" r="0" b="0"/>
             <wp:docPr id="1" name="adm_login.jpg" descr="The sign-in screen for all internal staff." title="The sign-in screen for all internal staff."/>
@@ -2727,7 +2727,7 @@
           <w:left w:w="10" w:type="dxa"/>
           <w:right w:w="10" w:type="dxa"/>
         </w:tblCellMar>
-        <w:tblLook w:val="04A0" w:firstRow="1" w:lastRow="0" w:firstColumn="1" w:lastColumn="0" w:noHBand="0" w:noVBand="1"/>
+        <w:tblLook w:val="0000" w:firstRow="0" w:lastRow="0" w:firstColumn="0" w:lastColumn="0" w:noHBand="0" w:noVBand="0"/>
       </w:tblPr>
       <w:tblGrid>
         <w:gridCol w:w="9412"/>
@@ -2786,7 +2786,7 @@
       <w:pPr>
         <w:pStyle w:val="Heading2"/>
       </w:pPr>
-      <w:bookmarkStart w:id="3" w:name="_Toc240453461"/>
+      <w:bookmarkStart w:id="3" w:name="_Toc240455118"/>
       <w:r>
         <w:t>Finding your way around</w:t>
       </w:r>
@@ -2961,7 +2961,7 @@
         </w:rPr>
         <w:lastRenderedPageBreak/>
         <w:drawing>
-          <wp:inline distT="0" distB="0" distL="0" distR="0">
+          <wp:inline distT="0" distB="0" distL="0" distR="0" wp14:anchorId="050A314C" wp14:editId="7311EEB9">
             <wp:extent cx="5715000" cy="1876425"/>
             <wp:effectExtent l="0" t="0" r="0" b="0"/>
             <wp:docPr id="2" name="adm_not_your_role.jpg" descr="Opening a screen outside your role (for example from an old bookmark) shows this card instead of the screen." title="Opening a screen outside your role (for example from an old bookmark) shows this card instead of the screen."/>
@@ -3030,7 +3030,7 @@
       <w:pPr>
         <w:pStyle w:val="Heading2"/>
       </w:pPr>
-      <w:bookmarkStart w:id="4" w:name="_Toc240453462"/>
+      <w:bookmarkStart w:id="4" w:name="_Toc240455119"/>
       <w:r>
         <w:t>Your screens</w:t>
       </w:r>
@@ -3051,7 +3051,7 @@
           <w:left w:w="10" w:type="dxa"/>
           <w:right w:w="10" w:type="dxa"/>
         </w:tblCellMar>
-        <w:tblLook w:val="04A0" w:firstRow="1" w:lastRow="0" w:firstColumn="1" w:lastColumn="0" w:noHBand="0" w:noVBand="1"/>
+        <w:tblLook w:val="0000" w:firstRow="0" w:lastRow="0" w:firstColumn="0" w:lastColumn="0" w:noHBand="0" w:noVBand="0"/>
       </w:tblPr>
       <w:tblGrid>
         <w:gridCol w:w="2824"/>
@@ -3769,7 +3769,7 @@
       <w:pPr>
         <w:pStyle w:val="Heading2"/>
       </w:pPr>
-      <w:bookmarkStart w:id="5" w:name="_Toc240453463"/>
+      <w:bookmarkStart w:id="5" w:name="_Toc240455120"/>
       <w:r>
         <w:t>Changing your password</w:t>
       </w:r>
@@ -3853,7 +3853,7 @@
         </w:rPr>
         <w:lastRenderedPageBreak/>
         <w:drawing>
-          <wp:inline distT="0" distB="0" distL="0" distR="0">
+          <wp:inline distT="0" distB="0" distL="0" distR="0" wp14:anchorId="12001F4E" wp14:editId="29BD9CA0">
             <wp:extent cx="5334000" cy="2171700"/>
             <wp:effectExtent l="0" t="0" r="0" b="0"/>
             <wp:docPr id="3" name="adm_account.jpg" descr="Change Password screen." title="Change Password screen."/>
@@ -3941,7 +3941,7 @@
         <w:pStyle w:val="Heading1"/>
         <w:pageBreakBefore/>
       </w:pPr>
-      <w:bookmarkStart w:id="6" w:name="_Toc240453464"/>
+      <w:bookmarkStart w:id="6" w:name="_Toc240455121"/>
       <w:r>
         <w:lastRenderedPageBreak/>
         <w:t>3. Your routine</w:t>
@@ -3971,7 +3971,7 @@
           <w:left w:w="10" w:type="dxa"/>
           <w:right w:w="10" w:type="dxa"/>
         </w:tblCellMar>
-        <w:tblLook w:val="04A0" w:firstRow="1" w:lastRow="0" w:firstColumn="1" w:lastColumn="0" w:noHBand="0" w:noVBand="1"/>
+        <w:tblLook w:val="0000" w:firstRow="0" w:lastRow="0" w:firstColumn="0" w:lastColumn="0" w:noHBand="0" w:noVBand="0"/>
       </w:tblPr>
       <w:tblGrid>
         <w:gridCol w:w="2071"/>
@@ -4285,7 +4285,7 @@
         <w:pStyle w:val="Heading1"/>
         <w:pageBreakBefore/>
       </w:pPr>
-      <w:bookmarkStart w:id="7" w:name="_Toc240453465"/>
+      <w:bookmarkStart w:id="7" w:name="_Toc240455122"/>
       <w:r>
         <w:lastRenderedPageBreak/>
         <w:t>4. Step-by-step tasks</w:t>
@@ -4296,7 +4296,7 @@
       <w:pPr>
         <w:pStyle w:val="Heading2"/>
       </w:pPr>
-      <w:bookmarkStart w:id="8" w:name="_Toc240453466"/>
+      <w:bookmarkStart w:id="8" w:name="_Toc240455123"/>
       <w:r>
         <w:t>4.1 Creating staff accounts for the whole team</w:t>
       </w:r>
@@ -4552,7 +4552,7 @@
       <w:pPr>
         <w:pStyle w:val="Heading2"/>
       </w:pPr>
-      <w:bookmarkStart w:id="9" w:name="_Toc240453467"/>
+      <w:bookmarkStart w:id="9" w:name="_Toc240455124"/>
       <w:r>
         <w:t>4.2 Reading the dashboards</w:t>
       </w:r>
@@ -4578,7 +4578,7 @@
         </w:rPr>
         <w:lastRenderedPageBreak/>
         <w:drawing>
-          <wp:inline distT="0" distB="0" distL="0" distR="0">
+          <wp:inline distT="0" distB="0" distL="0" distR="0" wp14:anchorId="6A2E5CD2" wp14:editId="0FABD50F">
             <wp:extent cx="5715000" cy="3571875"/>
             <wp:effectExtent l="0" t="0" r="0" b="0"/>
             <wp:docPr id="4" name="adm_exec_dashboard.jpg" descr="Executive Dashboard: completions against the 400 / 60 / 50–75 targets, days to data lock, spend, and the lowest-filled strata." title="Executive Dashboard: completions against the 400 / 60 / 50–75 targets, days to data lock, spend, and the lowest-filled strata."/>
@@ -4658,7 +4658,7 @@
           <w:left w:w="10" w:type="dxa"/>
           <w:right w:w="10" w:type="dxa"/>
         </w:tblCellMar>
-        <w:tblLook w:val="04A0" w:firstRow="1" w:lastRow="0" w:firstColumn="1" w:lastColumn="0" w:noHBand="0" w:noVBand="1"/>
+        <w:tblLook w:val="0000" w:firstRow="0" w:lastRow="0" w:firstColumn="0" w:lastColumn="0" w:noHBand="0" w:noVBand="0"/>
       </w:tblPr>
       <w:tblGrid>
         <w:gridCol w:w="1694"/>
@@ -5184,7 +5184,7 @@
           <w:left w:w="10" w:type="dxa"/>
           <w:right w:w="10" w:type="dxa"/>
         </w:tblCellMar>
-        <w:tblLook w:val="04A0" w:firstRow="1" w:lastRow="0" w:firstColumn="1" w:lastColumn="0" w:noHBand="0" w:noVBand="1"/>
+        <w:tblLook w:val="0000" w:firstRow="0" w:lastRow="0" w:firstColumn="0" w:lastColumn="0" w:noHBand="0" w:noVBand="0"/>
       </w:tblPr>
       <w:tblGrid>
         <w:gridCol w:w="9412"/>
@@ -5243,7 +5243,7 @@
       <w:pPr>
         <w:pStyle w:val="Heading2"/>
       </w:pPr>
-      <w:bookmarkStart w:id="10" w:name="_Toc240453468"/>
+      <w:bookmarkStart w:id="10" w:name="_Toc240455125"/>
       <w:r>
         <w:t>4.3 Using Reports (analytics and charts)</w:t>
       </w:r>
@@ -5284,7 +5284,7 @@
         </w:rPr>
         <w:lastRenderedPageBreak/>
         <w:drawing>
-          <wp:inline distT="0" distB="0" distL="0" distR="0">
+          <wp:inline distT="0" distB="0" distL="0" distR="0" wp14:anchorId="4E196216" wp14:editId="3ED4C454">
             <wp:extent cx="5334000" cy="3333750"/>
             <wp:effectExtent l="0" t="0" r="0" b="0"/>
             <wp:docPr id="5" name="adm_reports_top.jpg" descr="Reports: headline figures for the chosen period." title="Reports: headline figures for the chosen period."/>
@@ -5426,7 +5426,7 @@
           <w:noProof/>
         </w:rPr>
         <w:drawing>
-          <wp:inline distT="0" distB="0" distL="0" distR="0">
+          <wp:inline distT="0" distB="0" distL="0" distR="0" wp14:anchorId="037C984C" wp14:editId="5DEB3D8D">
             <wp:extent cx="5334000" cy="3409950"/>
             <wp:effectExtent l="0" t="0" r="0" b="0"/>
             <wp:docPr id="6" name="adm_reports_funnel.jpg" descr="Case funnel: each case counted once at every stage it has reached." title="Case funnel: each case counted once at every stage it has reached."/>
@@ -5526,7 +5526,7 @@
         </w:rPr>
         <w:lastRenderedPageBreak/>
         <w:drawing>
-          <wp:inline distT="0" distB="0" distL="0" distR="0">
+          <wp:inline distT="0" distB="0" distL="0" distR="0" wp14:anchorId="24A52EEE" wp14:editId="700618BB">
             <wp:extent cx="5334000" cy="3248025"/>
             <wp:effectExtent l="0" t="0" r="0" b="0"/>
             <wp:docPr id="7" name="adm_reports_funnel_table.jpg" descr="The same chart as a table." title="The same chart as a table."/>
@@ -5625,7 +5625,7 @@
           <w:noProof/>
         </w:rPr>
         <w:drawing>
-          <wp:inline distT="0" distB="0" distL="0" distR="0">
+          <wp:inline distT="0" distB="0" distL="0" distR="0" wp14:anchorId="34EFA795" wp14:editId="68FCDD76">
             <wp:extent cx="5334000" cy="2628900"/>
             <wp:effectExtent l="0" t="0" r="0" b="0"/>
             <wp:docPr id="8" name="adm_reports_coverage.jpg" descr="Coverage by group." title="Coverage by group."/>
@@ -5725,7 +5725,7 @@
         </w:rPr>
         <w:lastRenderedPageBreak/>
         <w:drawing>
-          <wp:inline distT="0" distB="0" distL="0" distR="0">
+          <wp:inline distT="0" distB="0" distL="0" distR="0" wp14:anchorId="47C8EC02" wp14:editId="0212D109">
             <wp:extent cx="5334000" cy="2600325"/>
             <wp:effectExtent l="0" t="0" r="0" b="0"/>
             <wp:docPr id="9" name="adm_reports_modes.jpg" descr="Administration modes." title="Administration modes."/>
@@ -5834,7 +5834,7 @@
           <w:noProof/>
         </w:rPr>
         <w:drawing>
-          <wp:inline distT="0" distB="0" distL="0" distR="0">
+          <wp:inline distT="0" distB="0" distL="0" distR="0" wp14:anchorId="26EA049D" wp14:editId="7ABFB34E">
             <wp:extent cx="5334000" cy="2905125"/>
             <wp:effectExtent l="0" t="0" r="0" b="0"/>
             <wp:docPr id="10" name="adm_reports_duration.jpg" descr="Completion-time distribution." title="Completion-time distribution."/>
@@ -5916,7 +5916,7 @@
       <w:pPr>
         <w:pStyle w:val="Heading2"/>
       </w:pPr>
-      <w:bookmarkStart w:id="11" w:name="_Toc240453469"/>
+      <w:bookmarkStart w:id="11" w:name="_Toc240455126"/>
       <w:r>
         <w:t>4.4 Reassigning cases between Contact RAs</w:t>
       </w:r>
@@ -6038,7 +6038,7 @@
         </w:rPr>
         <w:lastRenderedPageBreak/>
         <w:drawing>
-          <wp:inline distT="0" distB="0" distL="0" distR="0">
+          <wp:inline distT="0" distB="0" distL="0" distR="0" wp14:anchorId="274EB7FD" wp14:editId="11F53A1B">
             <wp:extent cx="5334000" cy="771525"/>
             <wp:effectExtent l="0" t="0" r="0" b="0"/>
             <wp:docPr id="11" name="adm_reassign.jpg" descr="Reassign cases: the button shows how many cases will move." title="Reassign cases: the button shows how many cases will move."/>
@@ -6169,7 +6169,7 @@
           <w:left w:w="10" w:type="dxa"/>
           <w:right w:w="10" w:type="dxa"/>
         </w:tblCellMar>
-        <w:tblLook w:val="04A0" w:firstRow="1" w:lastRow="0" w:firstColumn="1" w:lastColumn="0" w:noHBand="0" w:noVBand="1"/>
+        <w:tblLook w:val="0000" w:firstRow="0" w:lastRow="0" w:firstColumn="0" w:lastColumn="0" w:noHBand="0" w:noVBand="0"/>
       </w:tblPr>
       <w:tblGrid>
         <w:gridCol w:w="9412"/>
@@ -6228,7 +6228,7 @@
       <w:pPr>
         <w:pStyle w:val="Heading2"/>
       </w:pPr>
-      <w:bookmarkStart w:id="12" w:name="_Toc240453470"/>
+      <w:bookmarkStart w:id="12" w:name="_Toc240455127"/>
       <w:r>
         <w:t>4.5 Pairing a Main case with its Reserve, and assigning a Contact RA</w:t>
       </w:r>
@@ -6301,7 +6301,7 @@
           <w:noProof/>
         </w:rPr>
         <w:drawing>
-          <wp:inline distT="0" distB="0" distL="0" distR="0">
+          <wp:inline distT="0" distB="0" distL="0" distR="0" wp14:anchorId="07C2E572" wp14:editId="5AE8EC67">
             <wp:extent cx="5334000" cy="581025"/>
             <wp:effectExtent l="0" t="0" r="0" b="0"/>
             <wp:docPr id="12" name="adm_case_assign.jpg" descr="Assigned Contact RA." title="Assigned Contact RA."/>
@@ -6400,7 +6400,7 @@
           <w:noProof/>
         </w:rPr>
         <w:drawing>
-          <wp:inline distT="0" distB="0" distL="0" distR="0">
+          <wp:inline distT="0" distB="0" distL="0" distR="0" wp14:anchorId="34C208C8" wp14:editId="12D7A093">
             <wp:extent cx="5334000" cy="685800"/>
             <wp:effectExtent l="0" t="0" r="0" b="0"/>
             <wp:docPr id="13" name="adm_case_reserve.jpg" descr="Matched Reserve case." title="Matched Reserve case."/>
@@ -6474,7 +6474,7 @@
       <w:pPr>
         <w:pStyle w:val="Heading2"/>
       </w:pPr>
-      <w:bookmarkStart w:id="13" w:name="_Toc240453471"/>
+      <w:bookmarkStart w:id="13" w:name="_Toc240455128"/>
       <w:r>
         <w:t>4.6 Moving cases through verification (bulk)</w:t>
       </w:r>
@@ -6575,7 +6575,7 @@
           <w:noProof/>
         </w:rPr>
         <w:drawing>
-          <wp:inline distT="0" distB="0" distL="0" distR="0">
+          <wp:inline distT="0" distB="0" distL="0" distR="0" wp14:anchorId="7537D88D" wp14:editId="7A7B9F6A">
             <wp:extent cx="5334000" cy="609600"/>
             <wp:effectExtent l="0" t="0" r="0" b="0"/>
             <wp:docPr id="14" name="adm_bulk_verification.jpg" descr="The bulk verification tool on the register." title="The bulk verification tool on the register."/>
@@ -6707,7 +6707,7 @@
           <w:left w:w="10" w:type="dxa"/>
           <w:right w:w="10" w:type="dxa"/>
         </w:tblCellMar>
-        <w:tblLook w:val="04A0" w:firstRow="1" w:lastRow="0" w:firstColumn="1" w:lastColumn="0" w:noHBand="0" w:noVBand="1"/>
+        <w:tblLook w:val="0000" w:firstRow="0" w:lastRow="0" w:firstColumn="0" w:lastColumn="0" w:noHBand="0" w:noVBand="0"/>
       </w:tblPr>
       <w:tblGrid>
         <w:gridCol w:w="9412"/>
@@ -6766,7 +6766,7 @@
       <w:pPr>
         <w:pStyle w:val="Heading2"/>
       </w:pPr>
-      <w:bookmarkStart w:id="14" w:name="_Toc240453472"/>
+      <w:bookmarkStart w:id="14" w:name="_Toc240455129"/>
       <w:r>
         <w:t>4.7 Downloading data</w:t>
       </w:r>
@@ -6783,7 +6783,7 @@
           <w:noProof/>
         </w:rPr>
         <w:drawing>
-          <wp:inline distT="0" distB="0" distL="0" distR="0">
+          <wp:inline distT="0" distB="0" distL="0" distR="0" wp14:anchorId="739FB1FF" wp14:editId="507C73A7">
             <wp:extent cx="5715000" cy="3657600"/>
             <wp:effectExtent l="0" t="0" r="0" b="0"/>
             <wp:docPr id="15" name="adm_export.jpg" descr="Data Export." title="Data Export."/>
@@ -6863,7 +6863,7 @@
           <w:left w:w="10" w:type="dxa"/>
           <w:right w:w="10" w:type="dxa"/>
         </w:tblCellMar>
-        <w:tblLook w:val="04A0" w:firstRow="1" w:lastRow="0" w:firstColumn="1" w:lastColumn="0" w:noHBand="0" w:noVBand="1"/>
+        <w:tblLook w:val="0000" w:firstRow="0" w:lastRow="0" w:firstColumn="0" w:lastColumn="0" w:noHBand="0" w:noVBand="0"/>
       </w:tblPr>
       <w:tblGrid>
         <w:gridCol w:w="2541"/>
@@ -7526,7 +7526,7 @@
           <w:left w:w="10" w:type="dxa"/>
           <w:right w:w="10" w:type="dxa"/>
         </w:tblCellMar>
-        <w:tblLook w:val="04A0" w:firstRow="1" w:lastRow="0" w:firstColumn="1" w:lastColumn="0" w:noHBand="0" w:noVBand="1"/>
+        <w:tblLook w:val="0000" w:firstRow="0" w:lastRow="0" w:firstColumn="0" w:lastColumn="0" w:noHBand="0" w:noVBand="0"/>
       </w:tblPr>
       <w:tblGrid>
         <w:gridCol w:w="9412"/>
@@ -7585,7 +7585,7 @@
       <w:pPr>
         <w:pStyle w:val="Heading2"/>
       </w:pPr>
-      <w:bookmarkStart w:id="15" w:name="_Toc240453473"/>
+      <w:bookmarkStart w:id="15" w:name="_Toc240455130"/>
       <w:r>
         <w:t>4.8 Checking the audit log</w:t>
       </w:r>
@@ -7673,7 +7673,7 @@
           <w:noProof/>
         </w:rPr>
         <w:drawing>
-          <wp:inline distT="0" distB="0" distL="0" distR="0">
+          <wp:inline distT="0" distB="0" distL="0" distR="0" wp14:anchorId="516DBCC9" wp14:editId="79F0532B">
             <wp:extent cx="5334000" cy="3333750"/>
             <wp:effectExtent l="0" t="0" r="0" b="0"/>
             <wp:docPr id="16" name="adm_audit.jpg" descr="Audit Log, newest first." title="Audit Log, newest first."/>
@@ -7790,7 +7790,7 @@
       <w:pPr>
         <w:pStyle w:val="Heading2"/>
       </w:pPr>
-      <w:bookmarkStart w:id="16" w:name="_Toc240453474"/>
+      <w:bookmarkStart w:id="16" w:name="_Toc240455131"/>
       <w:r>
         <w:lastRenderedPageBreak/>
         <w:t>4.9 Recording a withdrawal</w:t>
@@ -7882,7 +7882,7 @@
           <w:noProof/>
         </w:rPr>
         <w:drawing>
-          <wp:inline distT="0" distB="0" distL="0" distR="0">
+          <wp:inline distT="0" distB="0" distL="0" distR="0" wp14:anchorId="13B384E5" wp14:editId="68FE0ACC">
             <wp:extent cx="5334000" cy="1409700"/>
             <wp:effectExtent l="0" t="0" r="0" b="0"/>
             <wp:docPr id="17" name="adm_case_withdrawal.jpg" descr="Record a withdrawal." title="Record a withdrawal."/>
@@ -8020,7 +8020,7 @@
           <w:left w:w="10" w:type="dxa"/>
           <w:right w:w="10" w:type="dxa"/>
         </w:tblCellMar>
-        <w:tblLook w:val="04A0" w:firstRow="1" w:lastRow="0" w:firstColumn="1" w:lastColumn="0" w:noHBand="0" w:noVBand="1"/>
+        <w:tblLook w:val="0000" w:firstRow="0" w:lastRow="0" w:firstColumn="0" w:lastColumn="0" w:noHBand="0" w:noVBand="0"/>
       </w:tblPr>
       <w:tblGrid>
         <w:gridCol w:w="9412"/>
@@ -8143,7 +8143,7 @@
       <w:pPr>
         <w:pStyle w:val="Heading2"/>
       </w:pPr>
-      <w:bookmarkStart w:id="17" w:name="_Toc240453475"/>
+      <w:bookmarkStart w:id="17" w:name="_Toc240455132"/>
       <w:r>
         <w:t>4.10 Activating a Reserve case</w:t>
       </w:r>
@@ -8191,7 +8191,7 @@
           <w:noProof/>
         </w:rPr>
         <w:drawing>
-          <wp:inline distT="0" distB="0" distL="0" distR="0">
+          <wp:inline distT="0" distB="0" distL="0" distR="0" wp14:anchorId="74F12A7E" wp14:editId="62F823AD">
             <wp:extent cx="5334000" cy="2505075"/>
             <wp:effectExtent l="0" t="0" r="0" b="0"/>
             <wp:docPr id="18" name="adm_reserve.jpg" descr="Reserve Activation." title="Reserve Activation."/>
@@ -8388,7 +8388,7 @@
       <w:pPr>
         <w:pStyle w:val="Heading2"/>
       </w:pPr>
-      <w:bookmarkStart w:id="18" w:name="_Toc240453476"/>
+      <w:bookmarkStart w:id="18" w:name="_Toc240455133"/>
       <w:r>
         <w:t>4.11 Reviewing questionnaires in the QA Queue</w:t>
       </w:r>
@@ -8428,7 +8428,7 @@
           <w:noProof/>
         </w:rPr>
         <w:drawing>
-          <wp:inline distT="0" distB="0" distL="0" distR="0">
+          <wp:inline distT="0" distB="0" distL="0" distR="0" wp14:anchorId="647D8015" wp14:editId="3DA79679">
             <wp:extent cx="5334000" cy="3333750"/>
             <wp:effectExtent l="0" t="0" r="0" b="0"/>
             <wp:docPr id="19" name="qa_queue.jpg" descr="QUAN QA Queue with the KoboToolbox sync panel." title="QUAN QA Queue with the KoboToolbox sync panel."/>
@@ -8625,7 +8625,7 @@
           <w:left w:w="10" w:type="dxa"/>
           <w:right w:w="10" w:type="dxa"/>
         </w:tblCellMar>
-        <w:tblLook w:val="04A0" w:firstRow="1" w:lastRow="0" w:firstColumn="1" w:lastColumn="0" w:noHBand="0" w:noVBand="1"/>
+        <w:tblLook w:val="0000" w:firstRow="0" w:lastRow="0" w:firstColumn="0" w:lastColumn="0" w:noHBand="0" w:noVBand="0"/>
       </w:tblPr>
       <w:tblGrid>
         <w:gridCol w:w="2353"/>
@@ -9072,7 +9072,7 @@
           <w:left w:w="10" w:type="dxa"/>
           <w:right w:w="10" w:type="dxa"/>
         </w:tblCellMar>
-        <w:tblLook w:val="04A0" w:firstRow="1" w:lastRow="0" w:firstColumn="1" w:lastColumn="0" w:noHBand="0" w:noVBand="1"/>
+        <w:tblLook w:val="0000" w:firstRow="0" w:lastRow="0" w:firstColumn="0" w:lastColumn="0" w:noHBand="0" w:noVBand="0"/>
       </w:tblPr>
       <w:tblGrid>
         <w:gridCol w:w="9412"/>
@@ -9167,7 +9167,7 @@
       <w:pPr>
         <w:pStyle w:val="Heading2"/>
       </w:pPr>
-      <w:bookmarkStart w:id="19" w:name="_Toc240453477"/>
+      <w:bookmarkStart w:id="19" w:name="_Toc240455134"/>
       <w:r>
         <w:t>4.12 Working QA exceptions</w:t>
       </w:r>
@@ -9231,7 +9231,7 @@
           <w:noProof/>
         </w:rPr>
         <w:drawing>
-          <wp:inline distT="0" distB="0" distL="0" distR="0">
+          <wp:inline distT="0" distB="0" distL="0" distR="0" wp14:anchorId="61446890" wp14:editId="186C3687">
             <wp:extent cx="5334000" cy="3333750"/>
             <wp:effectExtent l="0" t="0" r="0" b="0"/>
             <wp:docPr id="20" name="qa_exceptions.jpg" descr="QA Exception Queue." title="QA Exception Queue."/>
@@ -9427,7 +9427,7 @@
       <w:pPr>
         <w:pStyle w:val="Heading2"/>
       </w:pPr>
-      <w:bookmarkStart w:id="20" w:name="_Toc240453478"/>
+      <w:bookmarkStart w:id="20" w:name="_Toc240455135"/>
       <w:r>
         <w:lastRenderedPageBreak/>
         <w:t>4.13 Downloading or emailing completed forms (Form PDFs)</w:t>
@@ -9468,7 +9468,7 @@
           <w:noProof/>
         </w:rPr>
         <w:drawing>
-          <wp:inline distT="0" distB="0" distL="0" distR="0">
+          <wp:inline distT="0" distB="0" distL="0" distR="0" wp14:anchorId="0A74A732" wp14:editId="383EEDF3">
             <wp:extent cx="5334000" cy="2581275"/>
             <wp:effectExtent l="0" t="0" r="0" b="0"/>
             <wp:docPr id="21" name="adm_form_pdfs.jpg" descr="Completed form PDFs." title="Completed form PDFs."/>
@@ -9619,7 +9619,7 @@
       <w:pPr>
         <w:pStyle w:val="Heading2"/>
       </w:pPr>
-      <w:bookmarkStart w:id="21" w:name="_Toc240453479"/>
+      <w:bookmarkStart w:id="21" w:name="_Toc240455136"/>
       <w:r>
         <w:t>4.14 KoboToolbox: rotating credentials and changing forms</w:t>
       </w:r>
@@ -9728,7 +9728,7 @@
       <w:pPr>
         <w:pStyle w:val="Heading2"/>
       </w:pPr>
-      <w:bookmarkStart w:id="22" w:name="_Toc240453480"/>
+      <w:bookmarkStart w:id="22" w:name="_Toc240455137"/>
       <w:r>
         <w:t>4.15 Before the first live invitation</w:t>
       </w:r>
@@ -9845,7 +9845,7 @@
         <w:pStyle w:val="Heading1"/>
         <w:pageBreakBefore/>
       </w:pPr>
-      <w:bookmarkStart w:id="23" w:name="_Toc240453481"/>
+      <w:bookmarkStart w:id="23" w:name="_Toc240455138"/>
       <w:r>
         <w:lastRenderedPageBreak/>
         <w:t>5. Rules you must follow</w:t>
@@ -9996,7 +9996,7 @@
         <w:pStyle w:val="Heading1"/>
         <w:pageBreakBefore/>
       </w:pPr>
-      <w:bookmarkStart w:id="24" w:name="_Toc240453482"/>
+      <w:bookmarkStart w:id="24" w:name="_Toc240455139"/>
       <w:r>
         <w:lastRenderedPageBreak/>
         <w:t>6. Troubleshooting</w:t>
@@ -10018,7 +10018,7 @@
           <w:left w:w="10" w:type="dxa"/>
           <w:right w:w="10" w:type="dxa"/>
         </w:tblCellMar>
-        <w:tblLook w:val="04A0" w:firstRow="1" w:lastRow="0" w:firstColumn="1" w:lastColumn="0" w:noHBand="0" w:noVBand="1"/>
+        <w:tblLook w:val="0000" w:firstRow="0" w:lastRow="0" w:firstColumn="0" w:lastColumn="0" w:noHBand="0" w:noVBand="0"/>
       </w:tblPr>
       <w:tblGrid>
         <w:gridCol w:w="2635"/>
@@ -10795,7 +10795,7 @@
         <w:pStyle w:val="Heading1"/>
         <w:pageBreakBefore/>
       </w:pPr>
-      <w:bookmarkStart w:id="25" w:name="_Toc240453483"/>
+      <w:bookmarkStart w:id="25" w:name="_Toc240455140"/>
       <w:r>
         <w:lastRenderedPageBreak/>
         <w:t>7. Quick reference</w:t>
@@ -10817,7 +10817,7 @@
           <w:left w:w="10" w:type="dxa"/>
           <w:right w:w="10" w:type="dxa"/>
         </w:tblCellMar>
-        <w:tblLook w:val="04A0" w:firstRow="1" w:lastRow="0" w:firstColumn="1" w:lastColumn="0" w:noHBand="0" w:noVBand="1"/>
+        <w:tblLook w:val="0000" w:firstRow="0" w:lastRow="0" w:firstColumn="0" w:lastColumn="0" w:noHBand="0" w:noVBand="0"/>
       </w:tblPr>
       <w:tblGrid>
         <w:gridCol w:w="2824"/>
@@ -11410,10 +11410,96 @@
 <file path=word/numbering.xml><?xml version="1.0" encoding="utf-8"?>
 <w:numbering xmlns:wpc="http://schemas.microsoft.com/office/word/2010/wordprocessingCanvas" xmlns:cx="http://schemas.microsoft.com/office/drawing/2014/chartex" xmlns:cx1="http://schemas.microsoft.com/office/drawing/2015/9/8/chartex" xmlns:cx2="http://schemas.microsoft.com/office/drawing/2015/10/21/chartex" xmlns:cx3="http://schemas.microsoft.com/office/drawing/2016/5/9/chartex" xmlns:cx4="http://schemas.microsoft.com/office/drawing/2016/5/10/chartex" xmlns:cx5="http://schemas.microsoft.com/office/drawing/2016/5/11/chartex" xmlns:cx6="http://schemas.microsoft.com/office/drawing/2016/5/12/chartex" xmlns:cx7="http://schemas.microsoft.com/office/drawing/2016/5/13/chartex" xmlns:cx8="http://schemas.microsoft.com/office/drawing/2016/5/14/chartex" xmlns:mc="http://schemas.openxmlformats.org/markup-compatibility/2006" xmlns:aink="http://schemas.microsoft.com/office/drawing/2016/ink" xmlns:am3d="http://schemas.microsoft.com/office/drawing/2017/model3d" xmlns:o="urn:schemas-microsoft-com:office:office" xmlns:oel="http://schemas.microsoft.com/office/2019/extlst" xmlns:r="http://schemas.openxmlformats.org/officeDocument/2006/relationships" xmlns:m="http://schemas.openxmlformats.org/officeDocument/2006/math" xmlns:v="urn:schemas-microsoft-com:vml" xmlns:wp14="http://schemas.microsoft.com/office/word/2010/wordprocessingDrawing" xmlns:wp="http://schemas.openxmlformats.org/drawingml/2006/wordprocessingDrawing" xmlns:w10="urn:schemas-microsoft-com:office:word" xmlns:w="http://schemas.openxmlformats.org/wordprocessingml/2006/main" xmlns:w14="http://schemas.microsoft.com/office/word/2010/wordml" xmlns:w15="http://schemas.microsoft.com/office/word/2012/wordml" xmlns:w16cex="http://schemas.microsoft.com/office/word/2018/wordml/cex" xmlns:w16cid="http://schemas.microsoft.com/office/word/2016/wordml/cid" xmlns:w16="http://schemas.microsoft.com/office/word/2018/wordml" xmlns:w16sdtdh="http://schemas.microsoft.com/office/word/2020/wordml/sdtdatahash" xmlns:w16se="http://schemas.microsoft.com/office/word/2015/wordml/symex" xmlns:wpg="http://schemas.microsoft.com/office/word/2010/wordprocessingGroup" xmlns:wpi="http://schemas.microsoft.com/office/word/2010/wordprocessingInk" xmlns:wne="http://schemas.microsoft.com/office/word/2006/wordml" xmlns:wps="http://schemas.microsoft.com/office/word/2010/wordprocessingShape" mc:Ignorable="w14 w15 w16se w16cid w16 w16cex w16sdtdh wp14">
   <w:abstractNum w:abstractNumId="0" w15:restartNumberingAfterBreak="0">
-    <w:nsid w:val="156579BB"/>
+    <w:nsid w:val="03D817BA"/>
     <w:multiLevelType w:val="hybridMultilevel"/>
-    <w:tmpl w:val="A94A0998"/>
-    <w:lvl w:ilvl="0" w:tplc="81B202F2">
+    <w:tmpl w:val="E40C496C"/>
+    <w:lvl w:ilvl="0" w:tplc="3C04F22E">
+      <w:start w:val="1"/>
+      <w:numFmt w:val="bullet"/>
+      <w:lvlText w:val="●"/>
+      <w:lvlJc w:val="left"/>
+      <w:pPr>
+        <w:ind w:left="720" w:hanging="360"/>
+      </w:pPr>
+    </w:lvl>
+    <w:lvl w:ilvl="1" w:tplc="9546068E">
+      <w:start w:val="1"/>
+      <w:numFmt w:val="bullet"/>
+      <w:lvlText w:val="○"/>
+      <w:lvlJc w:val="left"/>
+      <w:pPr>
+        <w:ind w:left="1440" w:hanging="360"/>
+      </w:pPr>
+    </w:lvl>
+    <w:lvl w:ilvl="2" w:tplc="C72EC196">
+      <w:start w:val="1"/>
+      <w:numFmt w:val="bullet"/>
+      <w:lvlText w:val="■"/>
+      <w:lvlJc w:val="left"/>
+      <w:pPr>
+        <w:ind w:left="2160" w:hanging="360"/>
+      </w:pPr>
+    </w:lvl>
+    <w:lvl w:ilvl="3" w:tplc="257ED264">
+      <w:start w:val="1"/>
+      <w:numFmt w:val="bullet"/>
+      <w:lvlText w:val="●"/>
+      <w:lvlJc w:val="left"/>
+      <w:pPr>
+        <w:ind w:left="2880" w:hanging="360"/>
+      </w:pPr>
+    </w:lvl>
+    <w:lvl w:ilvl="4" w:tplc="F23CA1FC">
+      <w:start w:val="1"/>
+      <w:numFmt w:val="bullet"/>
+      <w:lvlText w:val="○"/>
+      <w:lvlJc w:val="left"/>
+      <w:pPr>
+        <w:ind w:left="3600" w:hanging="360"/>
+      </w:pPr>
+    </w:lvl>
+    <w:lvl w:ilvl="5" w:tplc="B87A97FE">
+      <w:start w:val="1"/>
+      <w:numFmt w:val="bullet"/>
+      <w:lvlText w:val="■"/>
+      <w:lvlJc w:val="left"/>
+      <w:pPr>
+        <w:ind w:left="4320" w:hanging="360"/>
+      </w:pPr>
+    </w:lvl>
+    <w:lvl w:ilvl="6" w:tplc="66842B08">
+      <w:start w:val="1"/>
+      <w:numFmt w:val="bullet"/>
+      <w:lvlText w:val="●"/>
+      <w:lvlJc w:val="left"/>
+      <w:pPr>
+        <w:ind w:left="5040" w:hanging="360"/>
+      </w:pPr>
+    </w:lvl>
+    <w:lvl w:ilvl="7" w:tplc="369C5102">
+      <w:start w:val="1"/>
+      <w:numFmt w:val="bullet"/>
+      <w:lvlText w:val="●"/>
+      <w:lvlJc w:val="left"/>
+      <w:pPr>
+        <w:ind w:left="5760" w:hanging="360"/>
+      </w:pPr>
+    </w:lvl>
+    <w:lvl w:ilvl="8" w:tplc="3612A624">
+      <w:start w:val="1"/>
+      <w:numFmt w:val="bullet"/>
+      <w:lvlText w:val="●"/>
+      <w:lvlJc w:val="left"/>
+      <w:pPr>
+        <w:ind w:left="6480" w:hanging="360"/>
+      </w:pPr>
+    </w:lvl>
+  </w:abstractNum>
+  <w:abstractNum w:abstractNumId="1" w15:restartNumberingAfterBreak="0">
+    <w:nsid w:val="17A07F3D"/>
+    <w:multiLevelType w:val="hybridMultilevel"/>
+    <w:tmpl w:val="2528CBE4"/>
+    <w:lvl w:ilvl="0" w:tplc="9AF63708">
       <w:start w:val="1"/>
       <w:numFmt w:val="decimal"/>
       <w:lvlText w:val="%1."/>
@@ -11427,52 +11513,52 @@
         <w:color w:val="A67C27"/>
       </w:rPr>
     </w:lvl>
-    <w:lvl w:ilvl="1" w:tplc="56BCD9C8">
+    <w:lvl w:ilvl="1" w:tplc="BC1E80D6">
       <w:numFmt w:val="decimal"/>
       <w:lvlText w:val=""/>
       <w:lvlJc w:val="left"/>
     </w:lvl>
-    <w:lvl w:ilvl="2" w:tplc="6D249BDC">
+    <w:lvl w:ilvl="2" w:tplc="2E689C4A">
       <w:numFmt w:val="decimal"/>
       <w:lvlText w:val=""/>
       <w:lvlJc w:val="left"/>
     </w:lvl>
-    <w:lvl w:ilvl="3" w:tplc="B7E2F724">
+    <w:lvl w:ilvl="3" w:tplc="5AF84F24">
       <w:numFmt w:val="decimal"/>
       <w:lvlText w:val=""/>
       <w:lvlJc w:val="left"/>
     </w:lvl>
-    <w:lvl w:ilvl="4" w:tplc="A2F87340">
+    <w:lvl w:ilvl="4" w:tplc="829E65E6">
       <w:numFmt w:val="decimal"/>
       <w:lvlText w:val=""/>
       <w:lvlJc w:val="left"/>
     </w:lvl>
-    <w:lvl w:ilvl="5" w:tplc="C5FAB508">
+    <w:lvl w:ilvl="5" w:tplc="968C1338">
       <w:numFmt w:val="decimal"/>
       <w:lvlText w:val=""/>
       <w:lvlJc w:val="left"/>
     </w:lvl>
-    <w:lvl w:ilvl="6" w:tplc="797E5D70">
+    <w:lvl w:ilvl="6" w:tplc="CB3C7988">
       <w:numFmt w:val="decimal"/>
       <w:lvlText w:val=""/>
       <w:lvlJc w:val="left"/>
     </w:lvl>
-    <w:lvl w:ilvl="7" w:tplc="0CC6457E">
+    <w:lvl w:ilvl="7" w:tplc="C0EE1BCA">
       <w:numFmt w:val="decimal"/>
       <w:lvlText w:val=""/>
       <w:lvlJc w:val="left"/>
     </w:lvl>
-    <w:lvl w:ilvl="8" w:tplc="77FEBB7C">
+    <w:lvl w:ilvl="8" w:tplc="60842A3E">
       <w:numFmt w:val="decimal"/>
       <w:lvlText w:val=""/>
       <w:lvlJc w:val="left"/>
     </w:lvl>
   </w:abstractNum>
-  <w:abstractNum w:abstractNumId="1" w15:restartNumberingAfterBreak="0">
-    <w:nsid w:val="19C547F4"/>
+  <w:abstractNum w:abstractNumId="2" w15:restartNumberingAfterBreak="0">
+    <w:nsid w:val="186F0874"/>
     <w:multiLevelType w:val="hybridMultilevel"/>
-    <w:tmpl w:val="275A1FE8"/>
-    <w:lvl w:ilvl="0" w:tplc="762E4C42">
+    <w:tmpl w:val="D87212F2"/>
+    <w:lvl w:ilvl="0" w:tplc="1040BB8A">
       <w:start w:val="1"/>
       <w:numFmt w:val="decimal"/>
       <w:lvlText w:val="%1."/>
@@ -11486,52 +11572,52 @@
         <w:color w:val="A67C27"/>
       </w:rPr>
     </w:lvl>
-    <w:lvl w:ilvl="1" w:tplc="02C6BB38">
+    <w:lvl w:ilvl="1" w:tplc="0EB217C8">
       <w:numFmt w:val="decimal"/>
       <w:lvlText w:val=""/>
       <w:lvlJc w:val="left"/>
     </w:lvl>
-    <w:lvl w:ilvl="2" w:tplc="C7FA771A">
+    <w:lvl w:ilvl="2" w:tplc="CC183AEC">
       <w:numFmt w:val="decimal"/>
       <w:lvlText w:val=""/>
       <w:lvlJc w:val="left"/>
     </w:lvl>
-    <w:lvl w:ilvl="3" w:tplc="8AB847E0">
+    <w:lvl w:ilvl="3" w:tplc="D6844348">
       <w:numFmt w:val="decimal"/>
       <w:lvlText w:val=""/>
       <w:lvlJc w:val="left"/>
     </w:lvl>
-    <w:lvl w:ilvl="4" w:tplc="EE921948">
+    <w:lvl w:ilvl="4" w:tplc="9BD60586">
       <w:numFmt w:val="decimal"/>
       <w:lvlText w:val=""/>
       <w:lvlJc w:val="left"/>
     </w:lvl>
-    <w:lvl w:ilvl="5" w:tplc="6600756A">
+    <w:lvl w:ilvl="5" w:tplc="5BECF8B2">
       <w:numFmt w:val="decimal"/>
       <w:lvlText w:val=""/>
       <w:lvlJc w:val="left"/>
     </w:lvl>
-    <w:lvl w:ilvl="6" w:tplc="C704660A">
+    <w:lvl w:ilvl="6" w:tplc="6E960914">
       <w:numFmt w:val="decimal"/>
       <w:lvlText w:val=""/>
       <w:lvlJc w:val="left"/>
     </w:lvl>
-    <w:lvl w:ilvl="7" w:tplc="E4B8E436">
+    <w:lvl w:ilvl="7" w:tplc="854AE868">
       <w:numFmt w:val="decimal"/>
       <w:lvlText w:val=""/>
       <w:lvlJc w:val="left"/>
     </w:lvl>
-    <w:lvl w:ilvl="8" w:tplc="9D08A686">
+    <w:lvl w:ilvl="8" w:tplc="69F8D930">
       <w:numFmt w:val="decimal"/>
       <w:lvlText w:val=""/>
       <w:lvlJc w:val="left"/>
     </w:lvl>
   </w:abstractNum>
-  <w:abstractNum w:abstractNumId="2" w15:restartNumberingAfterBreak="0">
-    <w:nsid w:val="1A8E7542"/>
+  <w:abstractNum w:abstractNumId="3" w15:restartNumberingAfterBreak="0">
+    <w:nsid w:val="2A360A29"/>
     <w:multiLevelType w:val="hybridMultilevel"/>
-    <w:tmpl w:val="5694E556"/>
-    <w:lvl w:ilvl="0" w:tplc="AFCCB248">
+    <w:tmpl w:val="0E645C6E"/>
+    <w:lvl w:ilvl="0" w:tplc="4052FCCE">
       <w:start w:val="1"/>
       <w:numFmt w:val="decimal"/>
       <w:lvlText w:val="%1."/>
@@ -11545,52 +11631,52 @@
         <w:color w:val="A67C27"/>
       </w:rPr>
     </w:lvl>
-    <w:lvl w:ilvl="1" w:tplc="F7506DA2">
+    <w:lvl w:ilvl="1" w:tplc="31029F54">
       <w:numFmt w:val="decimal"/>
       <w:lvlText w:val=""/>
       <w:lvlJc w:val="left"/>
     </w:lvl>
-    <w:lvl w:ilvl="2" w:tplc="595A2EB8">
+    <w:lvl w:ilvl="2" w:tplc="0BE21A0A">
       <w:numFmt w:val="decimal"/>
       <w:lvlText w:val=""/>
       <w:lvlJc w:val="left"/>
     </w:lvl>
-    <w:lvl w:ilvl="3" w:tplc="BE485ED0">
+    <w:lvl w:ilvl="3" w:tplc="469E71E2">
       <w:numFmt w:val="decimal"/>
       <w:lvlText w:val=""/>
       <w:lvlJc w:val="left"/>
     </w:lvl>
-    <w:lvl w:ilvl="4" w:tplc="D29665A6">
+    <w:lvl w:ilvl="4" w:tplc="8C96FB90">
       <w:numFmt w:val="decimal"/>
       <w:lvlText w:val=""/>
       <w:lvlJc w:val="left"/>
     </w:lvl>
-    <w:lvl w:ilvl="5" w:tplc="F9FE3136">
+    <w:lvl w:ilvl="5" w:tplc="67909CC8">
       <w:numFmt w:val="decimal"/>
       <w:lvlText w:val=""/>
       <w:lvlJc w:val="left"/>
     </w:lvl>
-    <w:lvl w:ilvl="6" w:tplc="4C00F40A">
+    <w:lvl w:ilvl="6" w:tplc="42AC2702">
       <w:numFmt w:val="decimal"/>
       <w:lvlText w:val=""/>
       <w:lvlJc w:val="left"/>
     </w:lvl>
-    <w:lvl w:ilvl="7" w:tplc="BB3A3B84">
+    <w:lvl w:ilvl="7" w:tplc="E25C89B0">
       <w:numFmt w:val="decimal"/>
       <w:lvlText w:val=""/>
       <w:lvlJc w:val="left"/>
     </w:lvl>
-    <w:lvl w:ilvl="8" w:tplc="8ACE639C">
+    <w:lvl w:ilvl="8" w:tplc="9DF0A8DA">
       <w:numFmt w:val="decimal"/>
       <w:lvlText w:val=""/>
       <w:lvlJc w:val="left"/>
     </w:lvl>
   </w:abstractNum>
-  <w:abstractNum w:abstractNumId="3" w15:restartNumberingAfterBreak="0">
-    <w:nsid w:val="237D2770"/>
+  <w:abstractNum w:abstractNumId="4" w15:restartNumberingAfterBreak="0">
+    <w:nsid w:val="33836082"/>
     <w:multiLevelType w:val="hybridMultilevel"/>
-    <w:tmpl w:val="533ED0A0"/>
-    <w:lvl w:ilvl="0" w:tplc="0E262AE6">
+    <w:tmpl w:val="2EF4D418"/>
+    <w:lvl w:ilvl="0" w:tplc="527029B6">
       <w:start w:val="1"/>
       <w:numFmt w:val="decimal"/>
       <w:lvlText w:val="%1."/>
@@ -11604,138 +11690,52 @@
         <w:color w:val="A67C27"/>
       </w:rPr>
     </w:lvl>
-    <w:lvl w:ilvl="1" w:tplc="34947278">
+    <w:lvl w:ilvl="1" w:tplc="78281B2E">
       <w:numFmt w:val="decimal"/>
       <w:lvlText w:val=""/>
       <w:lvlJc w:val="left"/>
     </w:lvl>
-    <w:lvl w:ilvl="2" w:tplc="EC260002">
+    <w:lvl w:ilvl="2" w:tplc="3C2CE520">
       <w:numFmt w:val="decimal"/>
       <w:lvlText w:val=""/>
       <w:lvlJc w:val="left"/>
     </w:lvl>
-    <w:lvl w:ilvl="3" w:tplc="8BBE6048">
+    <w:lvl w:ilvl="3" w:tplc="7E12F072">
       <w:numFmt w:val="decimal"/>
       <w:lvlText w:val=""/>
       <w:lvlJc w:val="left"/>
     </w:lvl>
-    <w:lvl w:ilvl="4" w:tplc="101EC452">
+    <w:lvl w:ilvl="4" w:tplc="0C0C6286">
       <w:numFmt w:val="decimal"/>
       <w:lvlText w:val=""/>
       <w:lvlJc w:val="left"/>
     </w:lvl>
-    <w:lvl w:ilvl="5" w:tplc="F65484DA">
+    <w:lvl w:ilvl="5" w:tplc="30326936">
       <w:numFmt w:val="decimal"/>
       <w:lvlText w:val=""/>
       <w:lvlJc w:val="left"/>
     </w:lvl>
-    <w:lvl w:ilvl="6" w:tplc="02DAB590">
+    <w:lvl w:ilvl="6" w:tplc="CB40D632">
       <w:numFmt w:val="decimal"/>
       <w:lvlText w:val=""/>
       <w:lvlJc w:val="left"/>
     </w:lvl>
-    <w:lvl w:ilvl="7" w:tplc="EAC8BA8C">
+    <w:lvl w:ilvl="7" w:tplc="B34CF0A8">
       <w:numFmt w:val="decimal"/>
       <w:lvlText w:val=""/>
       <w:lvlJc w:val="left"/>
     </w:lvl>
-    <w:lvl w:ilvl="8" w:tplc="3C6AF7E8">
+    <w:lvl w:ilvl="8" w:tplc="F3665318">
       <w:numFmt w:val="decimal"/>
       <w:lvlText w:val=""/>
       <w:lvlJc w:val="left"/>
-    </w:lvl>
-  </w:abstractNum>
-  <w:abstractNum w:abstractNumId="4" w15:restartNumberingAfterBreak="0">
-    <w:nsid w:val="2C5F00B4"/>
-    <w:multiLevelType w:val="hybridMultilevel"/>
-    <w:tmpl w:val="42182466"/>
-    <w:lvl w:ilvl="0" w:tplc="EAAC50D2">
-      <w:start w:val="1"/>
-      <w:numFmt w:val="bullet"/>
-      <w:lvlText w:val="●"/>
-      <w:lvlJc w:val="left"/>
-      <w:pPr>
-        <w:ind w:left="720" w:hanging="360"/>
-      </w:pPr>
-    </w:lvl>
-    <w:lvl w:ilvl="1" w:tplc="EC7CD8A0">
-      <w:start w:val="1"/>
-      <w:numFmt w:val="bullet"/>
-      <w:lvlText w:val="○"/>
-      <w:lvlJc w:val="left"/>
-      <w:pPr>
-        <w:ind w:left="1440" w:hanging="360"/>
-      </w:pPr>
-    </w:lvl>
-    <w:lvl w:ilvl="2" w:tplc="1436B0B8">
-      <w:start w:val="1"/>
-      <w:numFmt w:val="bullet"/>
-      <w:lvlText w:val="■"/>
-      <w:lvlJc w:val="left"/>
-      <w:pPr>
-        <w:ind w:left="2160" w:hanging="360"/>
-      </w:pPr>
-    </w:lvl>
-    <w:lvl w:ilvl="3" w:tplc="EF4A9DDC">
-      <w:start w:val="1"/>
-      <w:numFmt w:val="bullet"/>
-      <w:lvlText w:val="●"/>
-      <w:lvlJc w:val="left"/>
-      <w:pPr>
-        <w:ind w:left="2880" w:hanging="360"/>
-      </w:pPr>
-    </w:lvl>
-    <w:lvl w:ilvl="4" w:tplc="A11AD156">
-      <w:start w:val="1"/>
-      <w:numFmt w:val="bullet"/>
-      <w:lvlText w:val="○"/>
-      <w:lvlJc w:val="left"/>
-      <w:pPr>
-        <w:ind w:left="3600" w:hanging="360"/>
-      </w:pPr>
-    </w:lvl>
-    <w:lvl w:ilvl="5" w:tplc="54AA579C">
-      <w:start w:val="1"/>
-      <w:numFmt w:val="bullet"/>
-      <w:lvlText w:val="■"/>
-      <w:lvlJc w:val="left"/>
-      <w:pPr>
-        <w:ind w:left="4320" w:hanging="360"/>
-      </w:pPr>
-    </w:lvl>
-    <w:lvl w:ilvl="6" w:tplc="67E65B10">
-      <w:start w:val="1"/>
-      <w:numFmt w:val="bullet"/>
-      <w:lvlText w:val="●"/>
-      <w:lvlJc w:val="left"/>
-      <w:pPr>
-        <w:ind w:left="5040" w:hanging="360"/>
-      </w:pPr>
-    </w:lvl>
-    <w:lvl w:ilvl="7" w:tplc="04EEA17A">
-      <w:start w:val="1"/>
-      <w:numFmt w:val="bullet"/>
-      <w:lvlText w:val="●"/>
-      <w:lvlJc w:val="left"/>
-      <w:pPr>
-        <w:ind w:left="5760" w:hanging="360"/>
-      </w:pPr>
-    </w:lvl>
-    <w:lvl w:ilvl="8" w:tplc="6BC6FD5E">
-      <w:start w:val="1"/>
-      <w:numFmt w:val="bullet"/>
-      <w:lvlText w:val="●"/>
-      <w:lvlJc w:val="left"/>
-      <w:pPr>
-        <w:ind w:left="6480" w:hanging="360"/>
-      </w:pPr>
     </w:lvl>
   </w:abstractNum>
   <w:abstractNum w:abstractNumId="5" w15:restartNumberingAfterBreak="0">
-    <w:nsid w:val="2FD2457F"/>
+    <w:nsid w:val="37004616"/>
     <w:multiLevelType w:val="hybridMultilevel"/>
-    <w:tmpl w:val="D16CD598"/>
-    <w:lvl w:ilvl="0" w:tplc="D562A59C">
+    <w:tmpl w:val="17F2014A"/>
+    <w:lvl w:ilvl="0" w:tplc="C0AAED72">
       <w:start w:val="1"/>
       <w:numFmt w:val="decimal"/>
       <w:lvlText w:val="%1."/>
@@ -11749,52 +11749,52 @@
         <w:color w:val="A67C27"/>
       </w:rPr>
     </w:lvl>
-    <w:lvl w:ilvl="1" w:tplc="BC42DC4A">
+    <w:lvl w:ilvl="1" w:tplc="DF205356">
       <w:numFmt w:val="decimal"/>
       <w:lvlText w:val=""/>
       <w:lvlJc w:val="left"/>
     </w:lvl>
-    <w:lvl w:ilvl="2" w:tplc="C64AB97A">
+    <w:lvl w:ilvl="2" w:tplc="92C06928">
       <w:numFmt w:val="decimal"/>
       <w:lvlText w:val=""/>
       <w:lvlJc w:val="left"/>
     </w:lvl>
-    <w:lvl w:ilvl="3" w:tplc="2B7C82D6">
+    <w:lvl w:ilvl="3" w:tplc="8626EB0C">
       <w:numFmt w:val="decimal"/>
       <w:lvlText w:val=""/>
       <w:lvlJc w:val="left"/>
     </w:lvl>
-    <w:lvl w:ilvl="4" w:tplc="AED48D9C">
+    <w:lvl w:ilvl="4" w:tplc="E5E29A80">
       <w:numFmt w:val="decimal"/>
       <w:lvlText w:val=""/>
       <w:lvlJc w:val="left"/>
     </w:lvl>
-    <w:lvl w:ilvl="5" w:tplc="FFCC02A4">
+    <w:lvl w:ilvl="5" w:tplc="CF52247A">
       <w:numFmt w:val="decimal"/>
       <w:lvlText w:val=""/>
       <w:lvlJc w:val="left"/>
     </w:lvl>
-    <w:lvl w:ilvl="6" w:tplc="B4A21DEA">
+    <w:lvl w:ilvl="6" w:tplc="B7167CFC">
       <w:numFmt w:val="decimal"/>
       <w:lvlText w:val=""/>
       <w:lvlJc w:val="left"/>
     </w:lvl>
-    <w:lvl w:ilvl="7" w:tplc="1586146A">
+    <w:lvl w:ilvl="7" w:tplc="49EAEB78">
       <w:numFmt w:val="decimal"/>
       <w:lvlText w:val=""/>
       <w:lvlJc w:val="left"/>
     </w:lvl>
-    <w:lvl w:ilvl="8" w:tplc="8B0CDAF2">
+    <w:lvl w:ilvl="8" w:tplc="E9B42824">
       <w:numFmt w:val="decimal"/>
       <w:lvlText w:val=""/>
       <w:lvlJc w:val="left"/>
     </w:lvl>
   </w:abstractNum>
   <w:abstractNum w:abstractNumId="6" w15:restartNumberingAfterBreak="0">
-    <w:nsid w:val="350374DC"/>
+    <w:nsid w:val="388D276F"/>
     <w:multiLevelType w:val="hybridMultilevel"/>
-    <w:tmpl w:val="BFE661DA"/>
-    <w:lvl w:ilvl="0" w:tplc="7BF62154">
+    <w:tmpl w:val="F398968E"/>
+    <w:lvl w:ilvl="0" w:tplc="314C933C">
       <w:start w:val="1"/>
       <w:numFmt w:val="decimal"/>
       <w:lvlText w:val="%1."/>
@@ -11808,110 +11808,52 @@
         <w:color w:val="A67C27"/>
       </w:rPr>
     </w:lvl>
-    <w:lvl w:ilvl="1" w:tplc="D4D204EA">
+    <w:lvl w:ilvl="1" w:tplc="01081230">
       <w:numFmt w:val="decimal"/>
       <w:lvlText w:val=""/>
       <w:lvlJc w:val="left"/>
     </w:lvl>
-    <w:lvl w:ilvl="2" w:tplc="BF42E32E">
+    <w:lvl w:ilvl="2" w:tplc="01D4A04E">
       <w:numFmt w:val="decimal"/>
       <w:lvlText w:val=""/>
       <w:lvlJc w:val="left"/>
     </w:lvl>
-    <w:lvl w:ilvl="3" w:tplc="D9BA4E90">
+    <w:lvl w:ilvl="3" w:tplc="6CBE3BD8">
       <w:numFmt w:val="decimal"/>
       <w:lvlText w:val=""/>
       <w:lvlJc w:val="left"/>
     </w:lvl>
-    <w:lvl w:ilvl="4" w:tplc="7332D562">
+    <w:lvl w:ilvl="4" w:tplc="3CC83B5E">
       <w:numFmt w:val="decimal"/>
       <w:lvlText w:val=""/>
       <w:lvlJc w:val="left"/>
     </w:lvl>
-    <w:lvl w:ilvl="5" w:tplc="B51C6E2E">
+    <w:lvl w:ilvl="5" w:tplc="FA344368">
       <w:numFmt w:val="decimal"/>
       <w:lvlText w:val=""/>
       <w:lvlJc w:val="left"/>
     </w:lvl>
-    <w:lvl w:ilvl="6" w:tplc="3AC60860">
+    <w:lvl w:ilvl="6" w:tplc="67103F20">
       <w:numFmt w:val="decimal"/>
       <w:lvlText w:val=""/>
       <w:lvlJc w:val="left"/>
     </w:lvl>
-    <w:lvl w:ilvl="7" w:tplc="C0FAD120">
+    <w:lvl w:ilvl="7" w:tplc="3822BF66">
       <w:numFmt w:val="decimal"/>
       <w:lvlText w:val=""/>
       <w:lvlJc w:val="left"/>
     </w:lvl>
-    <w:lvl w:ilvl="8" w:tplc="755CE790">
+    <w:lvl w:ilvl="8" w:tplc="5B08AB12">
       <w:numFmt w:val="decimal"/>
       <w:lvlText w:val=""/>
       <w:lvlJc w:val="left"/>
     </w:lvl>
   </w:abstractNum>
   <w:abstractNum w:abstractNumId="7" w15:restartNumberingAfterBreak="0">
-    <w:nsid w:val="36A04F6E"/>
+    <w:nsid w:val="40105866"/>
     <w:multiLevelType w:val="hybridMultilevel"/>
-    <w:tmpl w:val="EBD4BB0A"/>
-    <w:lvl w:ilvl="0" w:tplc="0C02E5E2">
-      <w:start w:val="1"/>
-      <w:numFmt w:val="bullet"/>
-      <w:lvlText w:val="•"/>
-      <w:lvlJc w:val="left"/>
-      <w:pPr>
-        <w:ind w:left="460" w:hanging="280"/>
-      </w:pPr>
-    </w:lvl>
-    <w:lvl w:ilvl="1" w:tplc="B9F6980E">
-      <w:start w:val="1"/>
-      <w:numFmt w:val="bullet"/>
-      <w:lvlText w:val="–"/>
-      <w:lvlJc w:val="left"/>
-      <w:pPr>
-        <w:ind w:left="900" w:hanging="280"/>
-      </w:pPr>
-    </w:lvl>
-    <w:lvl w:ilvl="2" w:tplc="FFD658E4">
-      <w:numFmt w:val="decimal"/>
-      <w:lvlText w:val=""/>
-      <w:lvlJc w:val="left"/>
-    </w:lvl>
-    <w:lvl w:ilvl="3" w:tplc="7CB84342">
-      <w:numFmt w:val="decimal"/>
-      <w:lvlText w:val=""/>
-      <w:lvlJc w:val="left"/>
-    </w:lvl>
-    <w:lvl w:ilvl="4" w:tplc="B20870D0">
-      <w:numFmt w:val="decimal"/>
-      <w:lvlText w:val=""/>
-      <w:lvlJc w:val="left"/>
-    </w:lvl>
-    <w:lvl w:ilvl="5" w:tplc="5126A438">
-      <w:numFmt w:val="decimal"/>
-      <w:lvlText w:val=""/>
-      <w:lvlJc w:val="left"/>
-    </w:lvl>
-    <w:lvl w:ilvl="6" w:tplc="99200C60">
-      <w:numFmt w:val="decimal"/>
-      <w:lvlText w:val=""/>
-      <w:lvlJc w:val="left"/>
-    </w:lvl>
-    <w:lvl w:ilvl="7" w:tplc="082CF2E2">
-      <w:numFmt w:val="decimal"/>
-      <w:lvlText w:val=""/>
-      <w:lvlJc w:val="left"/>
-    </w:lvl>
-    <w:lvl w:ilvl="8" w:tplc="48FAF08C">
-      <w:numFmt w:val="decimal"/>
-      <w:lvlText w:val=""/>
-      <w:lvlJc w:val="left"/>
-    </w:lvl>
-  </w:abstractNum>
-  <w:abstractNum w:abstractNumId="8" w15:restartNumberingAfterBreak="0">
-    <w:nsid w:val="45D1342A"/>
-    <w:multiLevelType w:val="hybridMultilevel"/>
-    <w:tmpl w:val="FF7E33D2"/>
-    <w:lvl w:ilvl="0" w:tplc="70EEF1A4">
+    <w:tmpl w:val="2E46A998"/>
+    <w:lvl w:ilvl="0" w:tplc="D9A41310">
       <w:start w:val="1"/>
       <w:numFmt w:val="decimal"/>
       <w:lvlText w:val="%1."/>
@@ -11925,52 +11867,52 @@
         <w:color w:val="A67C27"/>
       </w:rPr>
     </w:lvl>
-    <w:lvl w:ilvl="1" w:tplc="D2DA8966">
+    <w:lvl w:ilvl="1" w:tplc="9592AE5E">
       <w:numFmt w:val="decimal"/>
       <w:lvlText w:val=""/>
       <w:lvlJc w:val="left"/>
     </w:lvl>
-    <w:lvl w:ilvl="2" w:tplc="A6186D12">
+    <w:lvl w:ilvl="2" w:tplc="E42ACC1C">
       <w:numFmt w:val="decimal"/>
       <w:lvlText w:val=""/>
       <w:lvlJc w:val="left"/>
     </w:lvl>
-    <w:lvl w:ilvl="3" w:tplc="B0123070">
+    <w:lvl w:ilvl="3" w:tplc="0DC23C5C">
       <w:numFmt w:val="decimal"/>
       <w:lvlText w:val=""/>
       <w:lvlJc w:val="left"/>
     </w:lvl>
-    <w:lvl w:ilvl="4" w:tplc="A262303A">
+    <w:lvl w:ilvl="4" w:tplc="0324B9B0">
       <w:numFmt w:val="decimal"/>
       <w:lvlText w:val=""/>
       <w:lvlJc w:val="left"/>
     </w:lvl>
-    <w:lvl w:ilvl="5" w:tplc="A29E02F0">
+    <w:lvl w:ilvl="5" w:tplc="315273AA">
       <w:numFmt w:val="decimal"/>
       <w:lvlText w:val=""/>
       <w:lvlJc w:val="left"/>
     </w:lvl>
-    <w:lvl w:ilvl="6" w:tplc="F99EE2E6">
+    <w:lvl w:ilvl="6" w:tplc="C7C43AAE">
       <w:numFmt w:val="decimal"/>
       <w:lvlText w:val=""/>
       <w:lvlJc w:val="left"/>
     </w:lvl>
-    <w:lvl w:ilvl="7" w:tplc="22E8824A">
+    <w:lvl w:ilvl="7" w:tplc="721E6E7A">
       <w:numFmt w:val="decimal"/>
       <w:lvlText w:val=""/>
       <w:lvlJc w:val="left"/>
     </w:lvl>
-    <w:lvl w:ilvl="8" w:tplc="E36E8F74">
+    <w:lvl w:ilvl="8" w:tplc="9C4805B2">
       <w:numFmt w:val="decimal"/>
       <w:lvlText w:val=""/>
       <w:lvlJc w:val="left"/>
     </w:lvl>
   </w:abstractNum>
-  <w:abstractNum w:abstractNumId="9" w15:restartNumberingAfterBreak="0">
-    <w:nsid w:val="47444FC9"/>
+  <w:abstractNum w:abstractNumId="8" w15:restartNumberingAfterBreak="0">
+    <w:nsid w:val="46130F58"/>
     <w:multiLevelType w:val="hybridMultilevel"/>
-    <w:tmpl w:val="4014C500"/>
-    <w:lvl w:ilvl="0" w:tplc="0CE06E1E">
+    <w:tmpl w:val="A1248862"/>
+    <w:lvl w:ilvl="0" w:tplc="8452CB4C">
       <w:start w:val="1"/>
       <w:numFmt w:val="decimal"/>
       <w:lvlText w:val="%1."/>
@@ -11984,52 +11926,52 @@
         <w:color w:val="A67C27"/>
       </w:rPr>
     </w:lvl>
-    <w:lvl w:ilvl="1" w:tplc="E048AD5A">
+    <w:lvl w:ilvl="1" w:tplc="BF6051B8">
       <w:numFmt w:val="decimal"/>
       <w:lvlText w:val=""/>
       <w:lvlJc w:val="left"/>
     </w:lvl>
-    <w:lvl w:ilvl="2" w:tplc="D5DCF4AE">
+    <w:lvl w:ilvl="2" w:tplc="96301758">
       <w:numFmt w:val="decimal"/>
       <w:lvlText w:val=""/>
       <w:lvlJc w:val="left"/>
     </w:lvl>
-    <w:lvl w:ilvl="3" w:tplc="7E54F844">
+    <w:lvl w:ilvl="3" w:tplc="EDA686D8">
       <w:numFmt w:val="decimal"/>
       <w:lvlText w:val=""/>
       <w:lvlJc w:val="left"/>
     </w:lvl>
-    <w:lvl w:ilvl="4" w:tplc="10ACEBC2">
+    <w:lvl w:ilvl="4" w:tplc="B4FE0666">
       <w:numFmt w:val="decimal"/>
       <w:lvlText w:val=""/>
       <w:lvlJc w:val="left"/>
     </w:lvl>
-    <w:lvl w:ilvl="5" w:tplc="1902D840">
+    <w:lvl w:ilvl="5" w:tplc="DC5A1F78">
       <w:numFmt w:val="decimal"/>
       <w:lvlText w:val=""/>
       <w:lvlJc w:val="left"/>
     </w:lvl>
-    <w:lvl w:ilvl="6" w:tplc="BD4477FA">
+    <w:lvl w:ilvl="6" w:tplc="ACBC5EDA">
       <w:numFmt w:val="decimal"/>
       <w:lvlText w:val=""/>
       <w:lvlJc w:val="left"/>
     </w:lvl>
-    <w:lvl w:ilvl="7" w:tplc="1568A022">
+    <w:lvl w:ilvl="7" w:tplc="6032B4B6">
       <w:numFmt w:val="decimal"/>
       <w:lvlText w:val=""/>
       <w:lvlJc w:val="left"/>
     </w:lvl>
-    <w:lvl w:ilvl="8" w:tplc="AEE8742C">
+    <w:lvl w:ilvl="8" w:tplc="55C28C2A">
       <w:numFmt w:val="decimal"/>
       <w:lvlText w:val=""/>
       <w:lvlJc w:val="left"/>
     </w:lvl>
   </w:abstractNum>
-  <w:abstractNum w:abstractNumId="10" w15:restartNumberingAfterBreak="0">
-    <w:nsid w:val="581F5B03"/>
+  <w:abstractNum w:abstractNumId="9" w15:restartNumberingAfterBreak="0">
+    <w:nsid w:val="54545AAA"/>
     <w:multiLevelType w:val="hybridMultilevel"/>
-    <w:tmpl w:val="B224B096"/>
-    <w:lvl w:ilvl="0" w:tplc="F5181AE0">
+    <w:tmpl w:val="F4D2D018"/>
+    <w:lvl w:ilvl="0" w:tplc="DC6489B4">
       <w:start w:val="1"/>
       <w:numFmt w:val="decimal"/>
       <w:lvlText w:val="%1."/>
@@ -12043,52 +11985,52 @@
         <w:color w:val="A67C27"/>
       </w:rPr>
     </w:lvl>
-    <w:lvl w:ilvl="1" w:tplc="5AC6F228">
+    <w:lvl w:ilvl="1" w:tplc="5674F464">
       <w:numFmt w:val="decimal"/>
       <w:lvlText w:val=""/>
       <w:lvlJc w:val="left"/>
     </w:lvl>
-    <w:lvl w:ilvl="2" w:tplc="A8FAF4E8">
+    <w:lvl w:ilvl="2" w:tplc="30E67106">
       <w:numFmt w:val="decimal"/>
       <w:lvlText w:val=""/>
       <w:lvlJc w:val="left"/>
     </w:lvl>
-    <w:lvl w:ilvl="3" w:tplc="115A22EA">
+    <w:lvl w:ilvl="3" w:tplc="73142AEA">
       <w:numFmt w:val="decimal"/>
       <w:lvlText w:val=""/>
       <w:lvlJc w:val="left"/>
     </w:lvl>
-    <w:lvl w:ilvl="4" w:tplc="D92C2F28">
+    <w:lvl w:ilvl="4" w:tplc="979A894A">
       <w:numFmt w:val="decimal"/>
       <w:lvlText w:val=""/>
       <w:lvlJc w:val="left"/>
     </w:lvl>
-    <w:lvl w:ilvl="5" w:tplc="886AD010">
+    <w:lvl w:ilvl="5" w:tplc="4C687F1A">
       <w:numFmt w:val="decimal"/>
       <w:lvlText w:val=""/>
       <w:lvlJc w:val="left"/>
     </w:lvl>
-    <w:lvl w:ilvl="6" w:tplc="A85E92D6">
+    <w:lvl w:ilvl="6" w:tplc="89260ED6">
       <w:numFmt w:val="decimal"/>
       <w:lvlText w:val=""/>
       <w:lvlJc w:val="left"/>
     </w:lvl>
-    <w:lvl w:ilvl="7" w:tplc="7FD6A4BC">
+    <w:lvl w:ilvl="7" w:tplc="84A07B9C">
       <w:numFmt w:val="decimal"/>
       <w:lvlText w:val=""/>
       <w:lvlJc w:val="left"/>
     </w:lvl>
-    <w:lvl w:ilvl="8" w:tplc="7324B338">
+    <w:lvl w:ilvl="8" w:tplc="A066DDCA">
       <w:numFmt w:val="decimal"/>
       <w:lvlText w:val=""/>
       <w:lvlJc w:val="left"/>
     </w:lvl>
   </w:abstractNum>
-  <w:abstractNum w:abstractNumId="11" w15:restartNumberingAfterBreak="0">
-    <w:nsid w:val="635335EE"/>
+  <w:abstractNum w:abstractNumId="10" w15:restartNumberingAfterBreak="0">
+    <w:nsid w:val="61E976B7"/>
     <w:multiLevelType w:val="hybridMultilevel"/>
-    <w:tmpl w:val="39F49FF6"/>
-    <w:lvl w:ilvl="0" w:tplc="0E02DDCC">
+    <w:tmpl w:val="1D34AB64"/>
+    <w:lvl w:ilvl="0" w:tplc="A77AA01C">
       <w:start w:val="1"/>
       <w:numFmt w:val="decimal"/>
       <w:lvlText w:val="%1."/>
@@ -12102,52 +12044,52 @@
         <w:color w:val="A67C27"/>
       </w:rPr>
     </w:lvl>
-    <w:lvl w:ilvl="1" w:tplc="9E06EA7E">
+    <w:lvl w:ilvl="1" w:tplc="D19248A8">
       <w:numFmt w:val="decimal"/>
       <w:lvlText w:val=""/>
       <w:lvlJc w:val="left"/>
     </w:lvl>
-    <w:lvl w:ilvl="2" w:tplc="9120187E">
+    <w:lvl w:ilvl="2" w:tplc="BDA4E592">
       <w:numFmt w:val="decimal"/>
       <w:lvlText w:val=""/>
       <w:lvlJc w:val="left"/>
     </w:lvl>
-    <w:lvl w:ilvl="3" w:tplc="0AB072BE">
+    <w:lvl w:ilvl="3" w:tplc="9C0860D8">
       <w:numFmt w:val="decimal"/>
       <w:lvlText w:val=""/>
       <w:lvlJc w:val="left"/>
     </w:lvl>
-    <w:lvl w:ilvl="4" w:tplc="490846B6">
+    <w:lvl w:ilvl="4" w:tplc="9E50E110">
       <w:numFmt w:val="decimal"/>
       <w:lvlText w:val=""/>
       <w:lvlJc w:val="left"/>
     </w:lvl>
-    <w:lvl w:ilvl="5" w:tplc="457064F0">
+    <w:lvl w:ilvl="5" w:tplc="AF668B8C">
       <w:numFmt w:val="decimal"/>
       <w:lvlText w:val=""/>
       <w:lvlJc w:val="left"/>
     </w:lvl>
-    <w:lvl w:ilvl="6" w:tplc="D5C0C3A2">
+    <w:lvl w:ilvl="6" w:tplc="FBD2481C">
       <w:numFmt w:val="decimal"/>
       <w:lvlText w:val=""/>
       <w:lvlJc w:val="left"/>
     </w:lvl>
-    <w:lvl w:ilvl="7" w:tplc="C2720D1A">
+    <w:lvl w:ilvl="7" w:tplc="B0B0FC04">
       <w:numFmt w:val="decimal"/>
       <w:lvlText w:val=""/>
       <w:lvlJc w:val="left"/>
     </w:lvl>
-    <w:lvl w:ilvl="8" w:tplc="0E24BC76">
+    <w:lvl w:ilvl="8" w:tplc="AC6E9A7A">
       <w:numFmt w:val="decimal"/>
       <w:lvlText w:val=""/>
       <w:lvlJc w:val="left"/>
     </w:lvl>
   </w:abstractNum>
-  <w:abstractNum w:abstractNumId="12" w15:restartNumberingAfterBreak="0">
-    <w:nsid w:val="69D25F3A"/>
+  <w:abstractNum w:abstractNumId="11" w15:restartNumberingAfterBreak="0">
+    <w:nsid w:val="638238D1"/>
     <w:multiLevelType w:val="hybridMultilevel"/>
-    <w:tmpl w:val="E1B21798"/>
-    <w:lvl w:ilvl="0" w:tplc="A8C4E90A">
+    <w:tmpl w:val="C97AF5B8"/>
+    <w:lvl w:ilvl="0" w:tplc="57C48588">
       <w:start w:val="1"/>
       <w:numFmt w:val="decimal"/>
       <w:lvlText w:val="%1."/>
@@ -12161,52 +12103,52 @@
         <w:color w:val="A67C27"/>
       </w:rPr>
     </w:lvl>
-    <w:lvl w:ilvl="1" w:tplc="C12C4224">
+    <w:lvl w:ilvl="1" w:tplc="4E661D1A">
       <w:numFmt w:val="decimal"/>
       <w:lvlText w:val=""/>
       <w:lvlJc w:val="left"/>
     </w:lvl>
-    <w:lvl w:ilvl="2" w:tplc="EDB836BC">
+    <w:lvl w:ilvl="2" w:tplc="D95C2000">
       <w:numFmt w:val="decimal"/>
       <w:lvlText w:val=""/>
       <w:lvlJc w:val="left"/>
     </w:lvl>
-    <w:lvl w:ilvl="3" w:tplc="4390648A">
+    <w:lvl w:ilvl="3" w:tplc="278A5760">
       <w:numFmt w:val="decimal"/>
       <w:lvlText w:val=""/>
       <w:lvlJc w:val="left"/>
     </w:lvl>
-    <w:lvl w:ilvl="4" w:tplc="95E85ECE">
+    <w:lvl w:ilvl="4" w:tplc="6AD01690">
       <w:numFmt w:val="decimal"/>
       <w:lvlText w:val=""/>
       <w:lvlJc w:val="left"/>
     </w:lvl>
-    <w:lvl w:ilvl="5" w:tplc="6DBE9540">
+    <w:lvl w:ilvl="5" w:tplc="11CE8CEA">
       <w:numFmt w:val="decimal"/>
       <w:lvlText w:val=""/>
       <w:lvlJc w:val="left"/>
     </w:lvl>
-    <w:lvl w:ilvl="6" w:tplc="2660AFFC">
+    <w:lvl w:ilvl="6" w:tplc="6A28177C">
       <w:numFmt w:val="decimal"/>
       <w:lvlText w:val=""/>
       <w:lvlJc w:val="left"/>
     </w:lvl>
-    <w:lvl w:ilvl="7" w:tplc="0802A72A">
+    <w:lvl w:ilvl="7" w:tplc="7188FB0C">
       <w:numFmt w:val="decimal"/>
       <w:lvlText w:val=""/>
       <w:lvlJc w:val="left"/>
     </w:lvl>
-    <w:lvl w:ilvl="8" w:tplc="8F48252E">
+    <w:lvl w:ilvl="8" w:tplc="81089A38">
       <w:numFmt w:val="decimal"/>
       <w:lvlText w:val=""/>
       <w:lvlJc w:val="left"/>
     </w:lvl>
   </w:abstractNum>
-  <w:abstractNum w:abstractNumId="13" w15:restartNumberingAfterBreak="0">
-    <w:nsid w:val="6A754D19"/>
+  <w:abstractNum w:abstractNumId="12" w15:restartNumberingAfterBreak="0">
+    <w:nsid w:val="6403153F"/>
     <w:multiLevelType w:val="hybridMultilevel"/>
-    <w:tmpl w:val="09DEDC42"/>
-    <w:lvl w:ilvl="0" w:tplc="5CF0BFCC">
+    <w:tmpl w:val="69205C46"/>
+    <w:lvl w:ilvl="0" w:tplc="6D6C5F48">
       <w:start w:val="1"/>
       <w:numFmt w:val="decimal"/>
       <w:lvlText w:val="%1."/>
@@ -12220,52 +12162,52 @@
         <w:color w:val="A67C27"/>
       </w:rPr>
     </w:lvl>
-    <w:lvl w:ilvl="1" w:tplc="6538B514">
+    <w:lvl w:ilvl="1" w:tplc="BD74B85C">
       <w:numFmt w:val="decimal"/>
       <w:lvlText w:val=""/>
       <w:lvlJc w:val="left"/>
     </w:lvl>
-    <w:lvl w:ilvl="2" w:tplc="374CA58C">
+    <w:lvl w:ilvl="2" w:tplc="36F6051C">
       <w:numFmt w:val="decimal"/>
       <w:lvlText w:val=""/>
       <w:lvlJc w:val="left"/>
     </w:lvl>
-    <w:lvl w:ilvl="3" w:tplc="8A72A678">
+    <w:lvl w:ilvl="3" w:tplc="83E0AF50">
       <w:numFmt w:val="decimal"/>
       <w:lvlText w:val=""/>
       <w:lvlJc w:val="left"/>
     </w:lvl>
-    <w:lvl w:ilvl="4" w:tplc="F266CB16">
+    <w:lvl w:ilvl="4" w:tplc="140A1C70">
       <w:numFmt w:val="decimal"/>
       <w:lvlText w:val=""/>
       <w:lvlJc w:val="left"/>
     </w:lvl>
-    <w:lvl w:ilvl="5" w:tplc="C52A4F06">
+    <w:lvl w:ilvl="5" w:tplc="3CE20D0E">
       <w:numFmt w:val="decimal"/>
       <w:lvlText w:val=""/>
       <w:lvlJc w:val="left"/>
     </w:lvl>
-    <w:lvl w:ilvl="6" w:tplc="32CE7072">
+    <w:lvl w:ilvl="6" w:tplc="0DD8777E">
       <w:numFmt w:val="decimal"/>
       <w:lvlText w:val=""/>
       <w:lvlJc w:val="left"/>
     </w:lvl>
-    <w:lvl w:ilvl="7" w:tplc="387C6EA2">
+    <w:lvl w:ilvl="7" w:tplc="8696D254">
       <w:numFmt w:val="decimal"/>
       <w:lvlText w:val=""/>
       <w:lvlJc w:val="left"/>
     </w:lvl>
-    <w:lvl w:ilvl="8" w:tplc="AC48BFE0">
+    <w:lvl w:ilvl="8" w:tplc="64F8D726">
       <w:numFmt w:val="decimal"/>
       <w:lvlText w:val=""/>
       <w:lvlJc w:val="left"/>
     </w:lvl>
   </w:abstractNum>
-  <w:abstractNum w:abstractNumId="14" w15:restartNumberingAfterBreak="0">
-    <w:nsid w:val="7251657D"/>
+  <w:abstractNum w:abstractNumId="13" w15:restartNumberingAfterBreak="0">
+    <w:nsid w:val="68CF1D20"/>
     <w:multiLevelType w:val="hybridMultilevel"/>
-    <w:tmpl w:val="912480C4"/>
-    <w:lvl w:ilvl="0" w:tplc="5E2E779E">
+    <w:tmpl w:val="10FCFD54"/>
+    <w:lvl w:ilvl="0" w:tplc="083E7F44">
       <w:start w:val="1"/>
       <w:numFmt w:val="decimal"/>
       <w:lvlText w:val="%1."/>
@@ -12279,52 +12221,52 @@
         <w:color w:val="A67C27"/>
       </w:rPr>
     </w:lvl>
-    <w:lvl w:ilvl="1" w:tplc="485C5C62">
+    <w:lvl w:ilvl="1" w:tplc="B8089858">
       <w:numFmt w:val="decimal"/>
       <w:lvlText w:val=""/>
       <w:lvlJc w:val="left"/>
     </w:lvl>
-    <w:lvl w:ilvl="2" w:tplc="7B307426">
+    <w:lvl w:ilvl="2" w:tplc="EF4CC3B2">
       <w:numFmt w:val="decimal"/>
       <w:lvlText w:val=""/>
       <w:lvlJc w:val="left"/>
     </w:lvl>
-    <w:lvl w:ilvl="3" w:tplc="69A43BA6">
+    <w:lvl w:ilvl="3" w:tplc="21ECE07A">
       <w:numFmt w:val="decimal"/>
       <w:lvlText w:val=""/>
       <w:lvlJc w:val="left"/>
     </w:lvl>
-    <w:lvl w:ilvl="4" w:tplc="C9A450DC">
+    <w:lvl w:ilvl="4" w:tplc="461E51B6">
       <w:numFmt w:val="decimal"/>
       <w:lvlText w:val=""/>
       <w:lvlJc w:val="left"/>
     </w:lvl>
-    <w:lvl w:ilvl="5" w:tplc="91BC768E">
+    <w:lvl w:ilvl="5" w:tplc="1D1E6202">
       <w:numFmt w:val="decimal"/>
       <w:lvlText w:val=""/>
       <w:lvlJc w:val="left"/>
     </w:lvl>
-    <w:lvl w:ilvl="6" w:tplc="BBC4D3A6">
+    <w:lvl w:ilvl="6" w:tplc="3AD2D960">
       <w:numFmt w:val="decimal"/>
       <w:lvlText w:val=""/>
       <w:lvlJc w:val="left"/>
     </w:lvl>
-    <w:lvl w:ilvl="7" w:tplc="202EE592">
+    <w:lvl w:ilvl="7" w:tplc="C0CE361A">
       <w:numFmt w:val="decimal"/>
       <w:lvlText w:val=""/>
       <w:lvlJc w:val="left"/>
     </w:lvl>
-    <w:lvl w:ilvl="8" w:tplc="B2F0212A">
+    <w:lvl w:ilvl="8" w:tplc="D08AB8A6">
       <w:numFmt w:val="decimal"/>
       <w:lvlText w:val=""/>
       <w:lvlJc w:val="left"/>
     </w:lvl>
   </w:abstractNum>
-  <w:abstractNum w:abstractNumId="15" w15:restartNumberingAfterBreak="0">
-    <w:nsid w:val="782D1BCA"/>
+  <w:abstractNum w:abstractNumId="14" w15:restartNumberingAfterBreak="0">
+    <w:nsid w:val="69C32DA3"/>
     <w:multiLevelType w:val="hybridMultilevel"/>
-    <w:tmpl w:val="B1EC237E"/>
-    <w:lvl w:ilvl="0" w:tplc="F99C8552">
+    <w:tmpl w:val="ECECC650"/>
+    <w:lvl w:ilvl="0" w:tplc="86947A68">
       <w:start w:val="1"/>
       <w:numFmt w:val="decimal"/>
       <w:lvlText w:val="%1."/>
@@ -12338,52 +12280,110 @@
         <w:color w:val="A67C27"/>
       </w:rPr>
     </w:lvl>
-    <w:lvl w:ilvl="1" w:tplc="188E762C">
+    <w:lvl w:ilvl="1" w:tplc="86ACD7A0">
       <w:numFmt w:val="decimal"/>
       <w:lvlText w:val=""/>
       <w:lvlJc w:val="left"/>
     </w:lvl>
-    <w:lvl w:ilvl="2" w:tplc="DAA82120">
+    <w:lvl w:ilvl="2" w:tplc="D72EBA42">
       <w:numFmt w:val="decimal"/>
       <w:lvlText w:val=""/>
       <w:lvlJc w:val="left"/>
     </w:lvl>
-    <w:lvl w:ilvl="3" w:tplc="29589192">
+    <w:lvl w:ilvl="3" w:tplc="F16432E8">
       <w:numFmt w:val="decimal"/>
       <w:lvlText w:val=""/>
       <w:lvlJc w:val="left"/>
     </w:lvl>
-    <w:lvl w:ilvl="4" w:tplc="21ECA3BC">
+    <w:lvl w:ilvl="4" w:tplc="5CBE5736">
       <w:numFmt w:val="decimal"/>
       <w:lvlText w:val=""/>
       <w:lvlJc w:val="left"/>
     </w:lvl>
-    <w:lvl w:ilvl="5" w:tplc="135E5E52">
+    <w:lvl w:ilvl="5" w:tplc="09C88FB0">
       <w:numFmt w:val="decimal"/>
       <w:lvlText w:val=""/>
       <w:lvlJc w:val="left"/>
     </w:lvl>
-    <w:lvl w:ilvl="6" w:tplc="C4F69DE6">
+    <w:lvl w:ilvl="6" w:tplc="C81EDA78">
       <w:numFmt w:val="decimal"/>
       <w:lvlText w:val=""/>
       <w:lvlJc w:val="left"/>
     </w:lvl>
-    <w:lvl w:ilvl="7" w:tplc="0DBE8268">
+    <w:lvl w:ilvl="7" w:tplc="B866982E">
       <w:numFmt w:val="decimal"/>
       <w:lvlText w:val=""/>
       <w:lvlJc w:val="left"/>
     </w:lvl>
-    <w:lvl w:ilvl="8" w:tplc="473A0064">
+    <w:lvl w:ilvl="8" w:tplc="85604B20">
+      <w:numFmt w:val="decimal"/>
+      <w:lvlText w:val=""/>
+      <w:lvlJc w:val="left"/>
+    </w:lvl>
+  </w:abstractNum>
+  <w:abstractNum w:abstractNumId="15" w15:restartNumberingAfterBreak="0">
+    <w:nsid w:val="6D175872"/>
+    <w:multiLevelType w:val="hybridMultilevel"/>
+    <w:tmpl w:val="B742166A"/>
+    <w:lvl w:ilvl="0" w:tplc="1F9041E2">
+      <w:start w:val="1"/>
+      <w:numFmt w:val="bullet"/>
+      <w:lvlText w:val="•"/>
+      <w:lvlJc w:val="left"/>
+      <w:pPr>
+        <w:ind w:left="460" w:hanging="280"/>
+      </w:pPr>
+    </w:lvl>
+    <w:lvl w:ilvl="1" w:tplc="E646B552">
+      <w:start w:val="1"/>
+      <w:numFmt w:val="bullet"/>
+      <w:lvlText w:val="–"/>
+      <w:lvlJc w:val="left"/>
+      <w:pPr>
+        <w:ind w:left="900" w:hanging="280"/>
+      </w:pPr>
+    </w:lvl>
+    <w:lvl w:ilvl="2" w:tplc="A64C32F0">
+      <w:numFmt w:val="decimal"/>
+      <w:lvlText w:val=""/>
+      <w:lvlJc w:val="left"/>
+    </w:lvl>
+    <w:lvl w:ilvl="3" w:tplc="A41A1B06">
+      <w:numFmt w:val="decimal"/>
+      <w:lvlText w:val=""/>
+      <w:lvlJc w:val="left"/>
+    </w:lvl>
+    <w:lvl w:ilvl="4" w:tplc="0E82D4F6">
+      <w:numFmt w:val="decimal"/>
+      <w:lvlText w:val=""/>
+      <w:lvlJc w:val="left"/>
+    </w:lvl>
+    <w:lvl w:ilvl="5" w:tplc="A1084850">
+      <w:numFmt w:val="decimal"/>
+      <w:lvlText w:val=""/>
+      <w:lvlJc w:val="left"/>
+    </w:lvl>
+    <w:lvl w:ilvl="6" w:tplc="9A8458AA">
+      <w:numFmt w:val="decimal"/>
+      <w:lvlText w:val=""/>
+      <w:lvlJc w:val="left"/>
+    </w:lvl>
+    <w:lvl w:ilvl="7" w:tplc="DAC2EED6">
+      <w:numFmt w:val="decimal"/>
+      <w:lvlText w:val=""/>
+      <w:lvlJc w:val="left"/>
+    </w:lvl>
+    <w:lvl w:ilvl="8" w:tplc="28547F46">
       <w:numFmt w:val="decimal"/>
       <w:lvlText w:val=""/>
       <w:lvlJc w:val="left"/>
     </w:lvl>
   </w:abstractNum>
   <w:abstractNum w:abstractNumId="16" w15:restartNumberingAfterBreak="0">
-    <w:nsid w:val="7DBC65C6"/>
+    <w:nsid w:val="6F7477A2"/>
     <w:multiLevelType w:val="hybridMultilevel"/>
-    <w:tmpl w:val="5478D578"/>
-    <w:lvl w:ilvl="0" w:tplc="DCFAE154">
+    <w:tmpl w:val="99D87C44"/>
+    <w:lvl w:ilvl="0" w:tplc="A04034B4">
       <w:start w:val="1"/>
       <w:numFmt w:val="decimal"/>
       <w:lvlText w:val="%1."/>
@@ -12397,52 +12397,52 @@
         <w:color w:val="A67C27"/>
       </w:rPr>
     </w:lvl>
-    <w:lvl w:ilvl="1" w:tplc="D410291E">
+    <w:lvl w:ilvl="1" w:tplc="3B3A9F56">
       <w:numFmt w:val="decimal"/>
       <w:lvlText w:val=""/>
       <w:lvlJc w:val="left"/>
     </w:lvl>
-    <w:lvl w:ilvl="2" w:tplc="E80A44E4">
+    <w:lvl w:ilvl="2" w:tplc="23ACDEB4">
       <w:numFmt w:val="decimal"/>
       <w:lvlText w:val=""/>
       <w:lvlJc w:val="left"/>
     </w:lvl>
-    <w:lvl w:ilvl="3" w:tplc="4852E874">
+    <w:lvl w:ilvl="3" w:tplc="433E07A2">
       <w:numFmt w:val="decimal"/>
       <w:lvlText w:val=""/>
       <w:lvlJc w:val="left"/>
     </w:lvl>
-    <w:lvl w:ilvl="4" w:tplc="6B587D54">
+    <w:lvl w:ilvl="4" w:tplc="37F4D820">
       <w:numFmt w:val="decimal"/>
       <w:lvlText w:val=""/>
       <w:lvlJc w:val="left"/>
     </w:lvl>
-    <w:lvl w:ilvl="5" w:tplc="82662BB6">
+    <w:lvl w:ilvl="5" w:tplc="D73EFE02">
       <w:numFmt w:val="decimal"/>
       <w:lvlText w:val=""/>
       <w:lvlJc w:val="left"/>
     </w:lvl>
-    <w:lvl w:ilvl="6" w:tplc="6DFCCAC6">
+    <w:lvl w:ilvl="6" w:tplc="44642984">
       <w:numFmt w:val="decimal"/>
       <w:lvlText w:val=""/>
       <w:lvlJc w:val="left"/>
     </w:lvl>
-    <w:lvl w:ilvl="7" w:tplc="931C31BE">
+    <w:lvl w:ilvl="7" w:tplc="1D84BAE8">
       <w:numFmt w:val="decimal"/>
       <w:lvlText w:val=""/>
       <w:lvlJc w:val="left"/>
     </w:lvl>
-    <w:lvl w:ilvl="8" w:tplc="A2564488">
+    <w:lvl w:ilvl="8" w:tplc="D522392E">
       <w:numFmt w:val="decimal"/>
       <w:lvlText w:val=""/>
       <w:lvlJc w:val="left"/>
     </w:lvl>
   </w:abstractNum>
   <w:abstractNum w:abstractNumId="17" w15:restartNumberingAfterBreak="0">
-    <w:nsid w:val="7EB77DB4"/>
+    <w:nsid w:val="76FB49E9"/>
     <w:multiLevelType w:val="hybridMultilevel"/>
-    <w:tmpl w:val="53FE946C"/>
-    <w:lvl w:ilvl="0" w:tplc="7884D3F6">
+    <w:tmpl w:val="6FE07B28"/>
+    <w:lvl w:ilvl="0" w:tplc="2D4C1088">
       <w:start w:val="1"/>
       <w:numFmt w:val="decimal"/>
       <w:lvlText w:val="%1."/>
@@ -12456,151 +12456,151 @@
         <w:color w:val="A67C27"/>
       </w:rPr>
     </w:lvl>
-    <w:lvl w:ilvl="1" w:tplc="248A2D28">
+    <w:lvl w:ilvl="1" w:tplc="7D26BA88">
       <w:numFmt w:val="decimal"/>
       <w:lvlText w:val=""/>
       <w:lvlJc w:val="left"/>
     </w:lvl>
-    <w:lvl w:ilvl="2" w:tplc="B0D67F14">
+    <w:lvl w:ilvl="2" w:tplc="617C568C">
       <w:numFmt w:val="decimal"/>
       <w:lvlText w:val=""/>
       <w:lvlJc w:val="left"/>
     </w:lvl>
-    <w:lvl w:ilvl="3" w:tplc="BC20C04A">
+    <w:lvl w:ilvl="3" w:tplc="894007FC">
       <w:numFmt w:val="decimal"/>
       <w:lvlText w:val=""/>
       <w:lvlJc w:val="left"/>
     </w:lvl>
-    <w:lvl w:ilvl="4" w:tplc="673CF24E">
+    <w:lvl w:ilvl="4" w:tplc="D0C6CF26">
       <w:numFmt w:val="decimal"/>
       <w:lvlText w:val=""/>
       <w:lvlJc w:val="left"/>
     </w:lvl>
-    <w:lvl w:ilvl="5" w:tplc="29B46B14">
+    <w:lvl w:ilvl="5" w:tplc="74A42D6E">
       <w:numFmt w:val="decimal"/>
       <w:lvlText w:val=""/>
       <w:lvlJc w:val="left"/>
     </w:lvl>
-    <w:lvl w:ilvl="6" w:tplc="79704AB6">
+    <w:lvl w:ilvl="6" w:tplc="4FD64CD8">
       <w:numFmt w:val="decimal"/>
       <w:lvlText w:val=""/>
       <w:lvlJc w:val="left"/>
     </w:lvl>
-    <w:lvl w:ilvl="7" w:tplc="B1268740">
+    <w:lvl w:ilvl="7" w:tplc="83885A98">
       <w:numFmt w:val="decimal"/>
       <w:lvlText w:val=""/>
       <w:lvlJc w:val="left"/>
     </w:lvl>
-    <w:lvl w:ilvl="8" w:tplc="0DAE4916">
+    <w:lvl w:ilvl="8" w:tplc="1146F326">
       <w:numFmt w:val="decimal"/>
       <w:lvlText w:val=""/>
       <w:lvlJc w:val="left"/>
     </w:lvl>
   </w:abstractNum>
-  <w:num w:numId="1" w16cid:durableId="25493548">
+  <w:num w:numId="1" w16cid:durableId="1529027714">
+    <w:abstractNumId w:val="0"/>
+    <w:lvlOverride w:ilvl="0">
+      <w:startOverride w:val="1"/>
+    </w:lvlOverride>
+  </w:num>
+  <w:num w:numId="2" w16cid:durableId="1272200735">
+    <w:abstractNumId w:val="15"/>
+    <w:lvlOverride w:ilvl="0">
+      <w:startOverride w:val="1"/>
+    </w:lvlOverride>
+  </w:num>
+  <w:num w:numId="3" w16cid:durableId="1742176076">
+    <w:abstractNumId w:val="5"/>
+    <w:lvlOverride w:ilvl="0">
+      <w:startOverride w:val="1"/>
+    </w:lvlOverride>
+  </w:num>
+  <w:num w:numId="4" w16cid:durableId="2123529256">
+    <w:abstractNumId w:val="14"/>
+    <w:lvlOverride w:ilvl="0">
+      <w:startOverride w:val="1"/>
+    </w:lvlOverride>
+  </w:num>
+  <w:num w:numId="5" w16cid:durableId="787746221">
+    <w:abstractNumId w:val="2"/>
+    <w:lvlOverride w:ilvl="0">
+      <w:startOverride w:val="1"/>
+    </w:lvlOverride>
+  </w:num>
+  <w:num w:numId="6" w16cid:durableId="1221014615">
+    <w:abstractNumId w:val="11"/>
+    <w:lvlOverride w:ilvl="0">
+      <w:startOverride w:val="1"/>
+    </w:lvlOverride>
+  </w:num>
+  <w:num w:numId="7" w16cid:durableId="2118483347">
+    <w:abstractNumId w:val="13"/>
+    <w:lvlOverride w:ilvl="0">
+      <w:startOverride w:val="1"/>
+    </w:lvlOverride>
+  </w:num>
+  <w:num w:numId="8" w16cid:durableId="285627678">
+    <w:abstractNumId w:val="7"/>
+    <w:lvlOverride w:ilvl="0">
+      <w:startOverride w:val="1"/>
+    </w:lvlOverride>
+  </w:num>
+  <w:num w:numId="9" w16cid:durableId="2071032733">
+    <w:abstractNumId w:val="6"/>
+    <w:lvlOverride w:ilvl="0">
+      <w:startOverride w:val="1"/>
+    </w:lvlOverride>
+  </w:num>
+  <w:num w:numId="10" w16cid:durableId="1949042709">
+    <w:abstractNumId w:val="9"/>
+    <w:lvlOverride w:ilvl="0">
+      <w:startOverride w:val="1"/>
+    </w:lvlOverride>
+  </w:num>
+  <w:num w:numId="11" w16cid:durableId="1063913615">
+    <w:abstractNumId w:val="8"/>
+    <w:lvlOverride w:ilvl="0">
+      <w:startOverride w:val="1"/>
+    </w:lvlOverride>
+  </w:num>
+  <w:num w:numId="12" w16cid:durableId="7609567">
+    <w:abstractNumId w:val="12"/>
+    <w:lvlOverride w:ilvl="0">
+      <w:startOverride w:val="1"/>
+    </w:lvlOverride>
+  </w:num>
+  <w:num w:numId="13" w16cid:durableId="1787315">
+    <w:abstractNumId w:val="3"/>
+    <w:lvlOverride w:ilvl="0">
+      <w:startOverride w:val="1"/>
+    </w:lvlOverride>
+  </w:num>
+  <w:num w:numId="14" w16cid:durableId="787357469">
     <w:abstractNumId w:val="4"/>
     <w:lvlOverride w:ilvl="0">
       <w:startOverride w:val="1"/>
     </w:lvlOverride>
   </w:num>
-  <w:num w:numId="2" w16cid:durableId="1633096538">
-    <w:abstractNumId w:val="7"/>
-    <w:lvlOverride w:ilvl="0">
-      <w:startOverride w:val="1"/>
-    </w:lvlOverride>
-  </w:num>
-  <w:num w:numId="3" w16cid:durableId="2115978116">
-    <w:abstractNumId w:val="15"/>
-    <w:lvlOverride w:ilvl="0">
-      <w:startOverride w:val="1"/>
-    </w:lvlOverride>
-  </w:num>
-  <w:num w:numId="4" w16cid:durableId="390929774">
-    <w:abstractNumId w:val="1"/>
-    <w:lvlOverride w:ilvl="0">
-      <w:startOverride w:val="1"/>
-    </w:lvlOverride>
-  </w:num>
-  <w:num w:numId="5" w16cid:durableId="672150030">
+  <w:num w:numId="15" w16cid:durableId="2090732079">
     <w:abstractNumId w:val="17"/>
     <w:lvlOverride w:ilvl="0">
       <w:startOverride w:val="1"/>
     </w:lvlOverride>
   </w:num>
-  <w:num w:numId="6" w16cid:durableId="1332221983">
-    <w:abstractNumId w:val="12"/>
+  <w:num w:numId="16" w16cid:durableId="658264052">
+    <w:abstractNumId w:val="10"/>
     <w:lvlOverride w:ilvl="0">
       <w:startOverride w:val="1"/>
     </w:lvlOverride>
   </w:num>
-  <w:num w:numId="7" w16cid:durableId="1434322096">
-    <w:abstractNumId w:val="8"/>
-    <w:lvlOverride w:ilvl="0">
-      <w:startOverride w:val="1"/>
-    </w:lvlOverride>
-  </w:num>
-  <w:num w:numId="8" w16cid:durableId="1686517081">
-    <w:abstractNumId w:val="2"/>
-    <w:lvlOverride w:ilvl="0">
-      <w:startOverride w:val="1"/>
-    </w:lvlOverride>
-  </w:num>
-  <w:num w:numId="9" w16cid:durableId="1996837611">
-    <w:abstractNumId w:val="6"/>
-    <w:lvlOverride w:ilvl="0">
-      <w:startOverride w:val="1"/>
-    </w:lvlOverride>
-  </w:num>
-  <w:num w:numId="10" w16cid:durableId="1844316966">
-    <w:abstractNumId w:val="11"/>
-    <w:lvlOverride w:ilvl="0">
-      <w:startOverride w:val="1"/>
-    </w:lvlOverride>
-  </w:num>
-  <w:num w:numId="11" w16cid:durableId="86390245">
-    <w:abstractNumId w:val="14"/>
-    <w:lvlOverride w:ilvl="0">
-      <w:startOverride w:val="1"/>
-    </w:lvlOverride>
-  </w:num>
-  <w:num w:numId="12" w16cid:durableId="1346202696">
-    <w:abstractNumId w:val="13"/>
-    <w:lvlOverride w:ilvl="0">
-      <w:startOverride w:val="1"/>
-    </w:lvlOverride>
-  </w:num>
-  <w:num w:numId="13" w16cid:durableId="1616446666">
-    <w:abstractNumId w:val="9"/>
-    <w:lvlOverride w:ilvl="0">
-      <w:startOverride w:val="1"/>
-    </w:lvlOverride>
-  </w:num>
-  <w:num w:numId="14" w16cid:durableId="562450454">
+  <w:num w:numId="17" w16cid:durableId="1670137306">
     <w:abstractNumId w:val="16"/>
     <w:lvlOverride w:ilvl="0">
       <w:startOverride w:val="1"/>
     </w:lvlOverride>
   </w:num>
-  <w:num w:numId="15" w16cid:durableId="759302230">
-    <w:abstractNumId w:val="3"/>
-    <w:lvlOverride w:ilvl="0">
-      <w:startOverride w:val="1"/>
-    </w:lvlOverride>
-  </w:num>
-  <w:num w:numId="16" w16cid:durableId="74598662">
-    <w:abstractNumId w:val="0"/>
-    <w:lvlOverride w:ilvl="0">
-      <w:startOverride w:val="1"/>
-    </w:lvlOverride>
-  </w:num>
-  <w:num w:numId="17" w16cid:durableId="961502330">
-    <w:abstractNumId w:val="10"/>
-    <w:lvlOverride w:ilvl="0">
-      <w:startOverride w:val="1"/>
-    </w:lvlOverride>
-  </w:num>
-  <w:num w:numId="18" w16cid:durableId="1153571261">
-    <w:abstractNumId w:val="5"/>
+  <w:num w:numId="18" w16cid:durableId="1110200995">
+    <w:abstractNumId w:val="1"/>
     <w:lvlOverride w:ilvl="0">
       <w:startOverride w:val="1"/>
     </w:lvlOverride>
@@ -13225,7 +13225,7 @@
     <w:autoRedefine/>
     <w:uiPriority w:val="39"/>
     <w:unhideWhenUsed/>
-    <w:rsid w:val="00EC7945"/>
+    <w:rsid w:val="00017DE4"/>
     <w:pPr>
       <w:spacing w:after="100"/>
     </w:pPr>
@@ -13237,7 +13237,7 @@
     <w:autoRedefine/>
     <w:uiPriority w:val="39"/>
     <w:unhideWhenUsed/>
-    <w:rsid w:val="00EC7945"/>
+    <w:rsid w:val="00017DE4"/>
     <w:pPr>
       <w:spacing w:after="100"/>
       <w:ind w:left="210"/>

--- a/docs/manuals/Role_Guide_1_PI_Admin.docx
+++ b/docs/manuals/Role_Guide_1_PI_Admin.docx
@@ -469,7 +469,7 @@
                 <w:sz w:val="19"/>
                 <w:szCs w:val="19"/>
               </w:rPr>
-              <w:t>Version 1.0 · 15 September 2026</w:t>
+              <w:t>Version 1.1 · 19 September 2026</w:t>
             </w:r>
           </w:p>
         </w:tc>
@@ -538,7 +538,7 @@
     <w:sdt>
       <w:sdtPr>
         <w:alias w:val="Contents"/>
-        <w:id w:val="-949319486"/>
+        <w:id w:val="-377247354"/>
       </w:sdtPr>
       <w:sdtEndPr/>
       <w:sdtContent>
@@ -567,7 +567,7 @@
           <w:r>
             <w:fldChar w:fldCharType="separate"/>
           </w:r>
-          <w:hyperlink w:anchor="_Toc240455115" w:history="1">
+          <w:hyperlink w:anchor="_Toc240712937" w:history="1">
             <w:r>
               <w:rPr>
                 <w:rStyle w:val="Hyperlink"/>
@@ -591,7 +591,7 @@
               <w:rPr>
                 <w:noProof/>
               </w:rPr>
-              <w:instrText xml:space="preserve"> PAGEREF _Toc240455115 \h </w:instrText>
+              <w:instrText xml:space="preserve"> PAGEREF _Toc240712937 \h </w:instrText>
             </w:r>
             <w:r>
               <w:rPr>
@@ -634,7 +634,7 @@
               <w14:ligatures w14:val="standardContextual"/>
             </w:rPr>
           </w:pPr>
-          <w:hyperlink w:anchor="_Toc240455116" w:history="1">
+          <w:hyperlink w:anchor="_Toc240712938" w:history="1">
             <w:r>
               <w:rPr>
                 <w:rStyle w:val="Hyperlink"/>
@@ -658,7 +658,7 @@
               <w:rPr>
                 <w:noProof/>
               </w:rPr>
-              <w:instrText xml:space="preserve"> PAGEREF _Toc240455116 \h </w:instrText>
+              <w:instrText xml:space="preserve"> PAGEREF _Toc240712938 \h </w:instrText>
             </w:r>
             <w:r>
               <w:rPr>
@@ -701,7 +701,7 @@
               <w14:ligatures w14:val="standardContextual"/>
             </w:rPr>
           </w:pPr>
-          <w:hyperlink w:anchor="_Toc240455117" w:history="1">
+          <w:hyperlink w:anchor="_Toc240712939" w:history="1">
             <w:r>
               <w:rPr>
                 <w:rStyle w:val="Hyperlink"/>
@@ -725,7 +725,7 @@
               <w:rPr>
                 <w:noProof/>
               </w:rPr>
-              <w:instrText xml:space="preserve"> PAGEREF _Toc240455117 \h </w:instrText>
+              <w:instrText xml:space="preserve"> PAGEREF _Toc240712939 \h </w:instrText>
             </w:r>
             <w:r>
               <w:rPr>
@@ -768,7 +768,7 @@
               <w14:ligatures w14:val="standardContextual"/>
             </w:rPr>
           </w:pPr>
-          <w:hyperlink w:anchor="_Toc240455118" w:history="1">
+          <w:hyperlink w:anchor="_Toc240712940" w:history="1">
             <w:r>
               <w:rPr>
                 <w:rStyle w:val="Hyperlink"/>
@@ -792,7 +792,7 @@
               <w:rPr>
                 <w:noProof/>
               </w:rPr>
-              <w:instrText xml:space="preserve"> PAGEREF _Toc240455118 \h </w:instrText>
+              <w:instrText xml:space="preserve"> PAGEREF _Toc240712940 \h </w:instrText>
             </w:r>
             <w:r>
               <w:rPr>
@@ -835,7 +835,7 @@
               <w14:ligatures w14:val="standardContextual"/>
             </w:rPr>
           </w:pPr>
-          <w:hyperlink w:anchor="_Toc240455119" w:history="1">
+          <w:hyperlink w:anchor="_Toc240712941" w:history="1">
             <w:r>
               <w:rPr>
                 <w:rStyle w:val="Hyperlink"/>
@@ -859,7 +859,7 @@
               <w:rPr>
                 <w:noProof/>
               </w:rPr>
-              <w:instrText xml:space="preserve"> PAGEREF _Toc240455119 \h </w:instrText>
+              <w:instrText xml:space="preserve"> PAGEREF _Toc240712941 \h </w:instrText>
             </w:r>
             <w:r>
               <w:rPr>
@@ -902,7 +902,7 @@
               <w14:ligatures w14:val="standardContextual"/>
             </w:rPr>
           </w:pPr>
-          <w:hyperlink w:anchor="_Toc240455120" w:history="1">
+          <w:hyperlink w:anchor="_Toc240712942" w:history="1">
             <w:r>
               <w:rPr>
                 <w:rStyle w:val="Hyperlink"/>
@@ -926,7 +926,7 @@
               <w:rPr>
                 <w:noProof/>
               </w:rPr>
-              <w:instrText xml:space="preserve"> PAGEREF _Toc240455120 \h </w:instrText>
+              <w:instrText xml:space="preserve"> PAGEREF _Toc240712942 \h </w:instrText>
             </w:r>
             <w:r>
               <w:rPr>
@@ -969,7 +969,7 @@
               <w14:ligatures w14:val="standardContextual"/>
             </w:rPr>
           </w:pPr>
-          <w:hyperlink w:anchor="_Toc240455121" w:history="1">
+          <w:hyperlink w:anchor="_Toc240712943" w:history="1">
             <w:r>
               <w:rPr>
                 <w:rStyle w:val="Hyperlink"/>
@@ -993,7 +993,7 @@
               <w:rPr>
                 <w:noProof/>
               </w:rPr>
-              <w:instrText xml:space="preserve"> PAGEREF _Toc240455121 \h </w:instrText>
+              <w:instrText xml:space="preserve"> PAGEREF _Toc240712943 \h </w:instrText>
             </w:r>
             <w:r>
               <w:rPr>
@@ -1036,7 +1036,7 @@
               <w14:ligatures w14:val="standardContextual"/>
             </w:rPr>
           </w:pPr>
-          <w:hyperlink w:anchor="_Toc240455122" w:history="1">
+          <w:hyperlink w:anchor="_Toc240712944" w:history="1">
             <w:r>
               <w:rPr>
                 <w:rStyle w:val="Hyperlink"/>
@@ -1060,7 +1060,7 @@
               <w:rPr>
                 <w:noProof/>
               </w:rPr>
-              <w:instrText xml:space="preserve"> PAGEREF _Toc240455122 \h </w:instrText>
+              <w:instrText xml:space="preserve"> PAGEREF _Toc240712944 \h </w:instrText>
             </w:r>
             <w:r>
               <w:rPr>
@@ -1103,7 +1103,7 @@
               <w14:ligatures w14:val="standardContextual"/>
             </w:rPr>
           </w:pPr>
-          <w:hyperlink w:anchor="_Toc240455123" w:history="1">
+          <w:hyperlink w:anchor="_Toc240712945" w:history="1">
             <w:r>
               <w:rPr>
                 <w:rStyle w:val="Hyperlink"/>
@@ -1127,7 +1127,7 @@
               <w:rPr>
                 <w:noProof/>
               </w:rPr>
-              <w:instrText xml:space="preserve"> PAGEREF _Toc240455123 \h </w:instrText>
+              <w:instrText xml:space="preserve"> PAGEREF _Toc240712945 \h </w:instrText>
             </w:r>
             <w:r>
               <w:rPr>
@@ -1170,7 +1170,7 @@
               <w14:ligatures w14:val="standardContextual"/>
             </w:rPr>
           </w:pPr>
-          <w:hyperlink w:anchor="_Toc240455124" w:history="1">
+          <w:hyperlink w:anchor="_Toc240712946" w:history="1">
             <w:r>
               <w:rPr>
                 <w:rStyle w:val="Hyperlink"/>
@@ -1194,7 +1194,7 @@
               <w:rPr>
                 <w:noProof/>
               </w:rPr>
-              <w:instrText xml:space="preserve"> PAGEREF _Toc240455124 \h </w:instrText>
+              <w:instrText xml:space="preserve"> PAGEREF _Toc240712946 \h </w:instrText>
             </w:r>
             <w:r>
               <w:rPr>
@@ -1237,7 +1237,7 @@
               <w14:ligatures w14:val="standardContextual"/>
             </w:rPr>
           </w:pPr>
-          <w:hyperlink w:anchor="_Toc240455125" w:history="1">
+          <w:hyperlink w:anchor="_Toc240712947" w:history="1">
             <w:r>
               <w:rPr>
                 <w:rStyle w:val="Hyperlink"/>
@@ -1261,7 +1261,7 @@
               <w:rPr>
                 <w:noProof/>
               </w:rPr>
-              <w:instrText xml:space="preserve"> PAGEREF _Toc240455125 \h </w:instrText>
+              <w:instrText xml:space="preserve"> PAGEREF _Toc240712947 \h </w:instrText>
             </w:r>
             <w:r>
               <w:rPr>
@@ -1304,7 +1304,7 @@
               <w14:ligatures w14:val="standardContextual"/>
             </w:rPr>
           </w:pPr>
-          <w:hyperlink w:anchor="_Toc240455126" w:history="1">
+          <w:hyperlink w:anchor="_Toc240712948" w:history="1">
             <w:r>
               <w:rPr>
                 <w:rStyle w:val="Hyperlink"/>
@@ -1328,7 +1328,7 @@
               <w:rPr>
                 <w:noProof/>
               </w:rPr>
-              <w:instrText xml:space="preserve"> PAGEREF _Toc240455126 \h </w:instrText>
+              <w:instrText xml:space="preserve"> PAGEREF _Toc240712948 \h </w:instrText>
             </w:r>
             <w:r>
               <w:rPr>
@@ -1371,7 +1371,7 @@
               <w14:ligatures w14:val="standardContextual"/>
             </w:rPr>
           </w:pPr>
-          <w:hyperlink w:anchor="_Toc240455127" w:history="1">
+          <w:hyperlink w:anchor="_Toc240712949" w:history="1">
             <w:r>
               <w:rPr>
                 <w:rStyle w:val="Hyperlink"/>
@@ -1395,7 +1395,7 @@
               <w:rPr>
                 <w:noProof/>
               </w:rPr>
-              <w:instrText xml:space="preserve"> PAGEREF _Toc240455127 \h </w:instrText>
+              <w:instrText xml:space="preserve"> PAGEREF _Toc240712949 \h </w:instrText>
             </w:r>
             <w:r>
               <w:rPr>
@@ -1438,7 +1438,7 @@
               <w14:ligatures w14:val="standardContextual"/>
             </w:rPr>
           </w:pPr>
-          <w:hyperlink w:anchor="_Toc240455128" w:history="1">
+          <w:hyperlink w:anchor="_Toc240712950" w:history="1">
             <w:r>
               <w:rPr>
                 <w:rStyle w:val="Hyperlink"/>
@@ -1462,7 +1462,7 @@
               <w:rPr>
                 <w:noProof/>
               </w:rPr>
-              <w:instrText xml:space="preserve"> PAGEREF _Toc240455128 \h </w:instrText>
+              <w:instrText xml:space="preserve"> PAGEREF _Toc240712950 \h </w:instrText>
             </w:r>
             <w:r>
               <w:rPr>
@@ -1505,7 +1505,7 @@
               <w14:ligatures w14:val="standardContextual"/>
             </w:rPr>
           </w:pPr>
-          <w:hyperlink w:anchor="_Toc240455129" w:history="1">
+          <w:hyperlink w:anchor="_Toc240712951" w:history="1">
             <w:r>
               <w:rPr>
                 <w:rStyle w:val="Hyperlink"/>
@@ -1529,7 +1529,7 @@
               <w:rPr>
                 <w:noProof/>
               </w:rPr>
-              <w:instrText xml:space="preserve"> PAGEREF _Toc240455129 \h </w:instrText>
+              <w:instrText xml:space="preserve"> PAGEREF _Toc240712951 \h </w:instrText>
             </w:r>
             <w:r>
               <w:rPr>
@@ -1572,7 +1572,7 @@
               <w14:ligatures w14:val="standardContextual"/>
             </w:rPr>
           </w:pPr>
-          <w:hyperlink w:anchor="_Toc240455130" w:history="1">
+          <w:hyperlink w:anchor="_Toc240712952" w:history="1">
             <w:r>
               <w:rPr>
                 <w:rStyle w:val="Hyperlink"/>
@@ -1596,7 +1596,7 @@
               <w:rPr>
                 <w:noProof/>
               </w:rPr>
-              <w:instrText xml:space="preserve"> PAGEREF _Toc240455130 \h </w:instrText>
+              <w:instrText xml:space="preserve"> PAGEREF _Toc240712952 \h </w:instrText>
             </w:r>
             <w:r>
               <w:rPr>
@@ -1639,7 +1639,7 @@
               <w14:ligatures w14:val="standardContextual"/>
             </w:rPr>
           </w:pPr>
-          <w:hyperlink w:anchor="_Toc240455131" w:history="1">
+          <w:hyperlink w:anchor="_Toc240712953" w:history="1">
             <w:r>
               <w:rPr>
                 <w:rStyle w:val="Hyperlink"/>
@@ -1663,7 +1663,7 @@
               <w:rPr>
                 <w:noProof/>
               </w:rPr>
-              <w:instrText xml:space="preserve"> PAGEREF _Toc240455131 \h </w:instrText>
+              <w:instrText xml:space="preserve"> PAGEREF _Toc240712953 \h </w:instrText>
             </w:r>
             <w:r>
               <w:rPr>
@@ -1706,7 +1706,7 @@
               <w14:ligatures w14:val="standardContextual"/>
             </w:rPr>
           </w:pPr>
-          <w:hyperlink w:anchor="_Toc240455132" w:history="1">
+          <w:hyperlink w:anchor="_Toc240712954" w:history="1">
             <w:r>
               <w:rPr>
                 <w:rStyle w:val="Hyperlink"/>
@@ -1730,7 +1730,7 @@
               <w:rPr>
                 <w:noProof/>
               </w:rPr>
-              <w:instrText xml:space="preserve"> PAGEREF _Toc240455132 \h </w:instrText>
+              <w:instrText xml:space="preserve"> PAGEREF _Toc240712954 \h </w:instrText>
             </w:r>
             <w:r>
               <w:rPr>
@@ -1773,7 +1773,7 @@
               <w14:ligatures w14:val="standardContextual"/>
             </w:rPr>
           </w:pPr>
-          <w:hyperlink w:anchor="_Toc240455133" w:history="1">
+          <w:hyperlink w:anchor="_Toc240712955" w:history="1">
             <w:r>
               <w:rPr>
                 <w:rStyle w:val="Hyperlink"/>
@@ -1797,7 +1797,7 @@
               <w:rPr>
                 <w:noProof/>
               </w:rPr>
-              <w:instrText xml:space="preserve"> PAGEREF _Toc240455133 \h </w:instrText>
+              <w:instrText xml:space="preserve"> PAGEREF _Toc240712955 \h </w:instrText>
             </w:r>
             <w:r>
               <w:rPr>
@@ -1840,7 +1840,7 @@
               <w14:ligatures w14:val="standardContextual"/>
             </w:rPr>
           </w:pPr>
-          <w:hyperlink w:anchor="_Toc240455134" w:history="1">
+          <w:hyperlink w:anchor="_Toc240712956" w:history="1">
             <w:r>
               <w:rPr>
                 <w:rStyle w:val="Hyperlink"/>
@@ -1864,7 +1864,7 @@
               <w:rPr>
                 <w:noProof/>
               </w:rPr>
-              <w:instrText xml:space="preserve"> PAGEREF _Toc240455134 \h </w:instrText>
+              <w:instrText xml:space="preserve"> PAGEREF _Toc240712956 \h </w:instrText>
             </w:r>
             <w:r>
               <w:rPr>
@@ -1907,7 +1907,7 @@
               <w14:ligatures w14:val="standardContextual"/>
             </w:rPr>
           </w:pPr>
-          <w:hyperlink w:anchor="_Toc240455135" w:history="1">
+          <w:hyperlink w:anchor="_Toc240712957" w:history="1">
             <w:r>
               <w:rPr>
                 <w:rStyle w:val="Hyperlink"/>
@@ -1931,7 +1931,7 @@
               <w:rPr>
                 <w:noProof/>
               </w:rPr>
-              <w:instrText xml:space="preserve"> PAGEREF _Toc240455135 \h </w:instrText>
+              <w:instrText xml:space="preserve"> PAGEREF _Toc240712957 \h </w:instrText>
             </w:r>
             <w:r>
               <w:rPr>
@@ -1974,7 +1974,7 @@
               <w14:ligatures w14:val="standardContextual"/>
             </w:rPr>
           </w:pPr>
-          <w:hyperlink w:anchor="_Toc240455136" w:history="1">
+          <w:hyperlink w:anchor="_Toc240712958" w:history="1">
             <w:r>
               <w:rPr>
                 <w:rStyle w:val="Hyperlink"/>
@@ -1998,7 +1998,7 @@
               <w:rPr>
                 <w:noProof/>
               </w:rPr>
-              <w:instrText xml:space="preserve"> PAGEREF _Toc240455136 \h </w:instrText>
+              <w:instrText xml:space="preserve"> PAGEREF _Toc240712958 \h </w:instrText>
             </w:r>
             <w:r>
               <w:rPr>
@@ -2041,7 +2041,7 @@
               <w14:ligatures w14:val="standardContextual"/>
             </w:rPr>
           </w:pPr>
-          <w:hyperlink w:anchor="_Toc240455137" w:history="1">
+          <w:hyperlink w:anchor="_Toc240712959" w:history="1">
             <w:r>
               <w:rPr>
                 <w:rStyle w:val="Hyperlink"/>
@@ -2065,7 +2065,7 @@
               <w:rPr>
                 <w:noProof/>
               </w:rPr>
-              <w:instrText xml:space="preserve"> PAGEREF _Toc240455137 \h </w:instrText>
+              <w:instrText xml:space="preserve"> PAGEREF _Toc240712959 \h </w:instrText>
             </w:r>
             <w:r>
               <w:rPr>
@@ -2108,7 +2108,7 @@
               <w14:ligatures w14:val="standardContextual"/>
             </w:rPr>
           </w:pPr>
-          <w:hyperlink w:anchor="_Toc240455138" w:history="1">
+          <w:hyperlink w:anchor="_Toc240712960" w:history="1">
             <w:r>
               <w:rPr>
                 <w:rStyle w:val="Hyperlink"/>
@@ -2132,7 +2132,7 @@
               <w:rPr>
                 <w:noProof/>
               </w:rPr>
-              <w:instrText xml:space="preserve"> PAGEREF _Toc240455138 \h </w:instrText>
+              <w:instrText xml:space="preserve"> PAGEREF _Toc240712960 \h </w:instrText>
             </w:r>
             <w:r>
               <w:rPr>
@@ -2175,7 +2175,7 @@
               <w14:ligatures w14:val="standardContextual"/>
             </w:rPr>
           </w:pPr>
-          <w:hyperlink w:anchor="_Toc240455139" w:history="1">
+          <w:hyperlink w:anchor="_Toc240712961" w:history="1">
             <w:r>
               <w:rPr>
                 <w:rStyle w:val="Hyperlink"/>
@@ -2199,7 +2199,7 @@
               <w:rPr>
                 <w:noProof/>
               </w:rPr>
-              <w:instrText xml:space="preserve"> PAGEREF _Toc240455139 \h </w:instrText>
+              <w:instrText xml:space="preserve"> PAGEREF _Toc240712961 \h </w:instrText>
             </w:r>
             <w:r>
               <w:rPr>
@@ -2242,7 +2242,7 @@
               <w14:ligatures w14:val="standardContextual"/>
             </w:rPr>
           </w:pPr>
-          <w:hyperlink w:anchor="_Toc240455140" w:history="1">
+          <w:hyperlink w:anchor="_Toc240712962" w:history="1">
             <w:r>
               <w:rPr>
                 <w:rStyle w:val="Hyperlink"/>
@@ -2266,7 +2266,7 @@
               <w:rPr>
                 <w:noProof/>
               </w:rPr>
-              <w:instrText xml:space="preserve"> PAGEREF _Toc240455140 \h </w:instrText>
+              <w:instrText xml:space="preserve"> PAGEREF _Toc240712962 \h </w:instrText>
             </w:r>
             <w:r>
               <w:rPr>
@@ -2305,7 +2305,7 @@
         <w:pStyle w:val="Heading1"/>
         <w:pageBreakBefore/>
       </w:pPr>
-      <w:bookmarkStart w:id="0" w:name="_Toc240455115"/>
+      <w:bookmarkStart w:id="0" w:name="_Toc240712937"/>
       <w:r>
         <w:lastRenderedPageBreak/>
         <w:t>1. Your role at a glance</w:t>
@@ -2525,7 +2525,7 @@
         <w:pStyle w:val="Heading1"/>
         <w:pageBreakBefore/>
       </w:pPr>
-      <w:bookmarkStart w:id="1" w:name="_Toc240455116"/>
+      <w:bookmarkStart w:id="1" w:name="_Toc240712938"/>
       <w:r>
         <w:lastRenderedPageBreak/>
         <w:t>2. Signing in and your screens</w:t>
@@ -2536,7 +2536,7 @@
       <w:pPr>
         <w:pStyle w:val="Heading2"/>
       </w:pPr>
-      <w:bookmarkStart w:id="2" w:name="_Toc240455117"/>
+      <w:bookmarkStart w:id="2" w:name="_Toc240712939"/>
       <w:r>
         <w:t>Signing in</w:t>
       </w:r>
@@ -2619,7 +2619,7 @@
           <w:noProof/>
         </w:rPr>
         <w:drawing>
-          <wp:inline distT="0" distB="0" distL="0" distR="0" wp14:anchorId="56E6EB48" wp14:editId="73DD1F64">
+          <wp:inline distT="0" distB="0" distL="0" distR="0" wp14:anchorId="5A9FB7CD" wp14:editId="3C5B207E">
             <wp:extent cx="5334000" cy="2333625"/>
             <wp:effectExtent l="0" t="0" r="0" b="0"/>
             <wp:docPr id="1" name="adm_login.jpg" descr="The sign-in screen for all internal staff." title="The sign-in screen for all internal staff."/>
@@ -2786,7 +2786,7 @@
       <w:pPr>
         <w:pStyle w:val="Heading2"/>
       </w:pPr>
-      <w:bookmarkStart w:id="3" w:name="_Toc240455118"/>
+      <w:bookmarkStart w:id="3" w:name="_Toc240712940"/>
       <w:r>
         <w:t>Finding your way around</w:t>
       </w:r>
@@ -2961,7 +2961,7 @@
         </w:rPr>
         <w:lastRenderedPageBreak/>
         <w:drawing>
-          <wp:inline distT="0" distB="0" distL="0" distR="0" wp14:anchorId="050A314C" wp14:editId="7311EEB9">
+          <wp:inline distT="0" distB="0" distL="0" distR="0" wp14:anchorId="0EFA66A1" wp14:editId="373FF4B2">
             <wp:extent cx="5715000" cy="1876425"/>
             <wp:effectExtent l="0" t="0" r="0" b="0"/>
             <wp:docPr id="2" name="adm_not_your_role.jpg" descr="Opening a screen outside your role (for example from an old bookmark) shows this card instead of the screen." title="Opening a screen outside your role (for example from an old bookmark) shows this card instead of the screen."/>
@@ -3030,7 +3030,7 @@
       <w:pPr>
         <w:pStyle w:val="Heading2"/>
       </w:pPr>
-      <w:bookmarkStart w:id="4" w:name="_Toc240455119"/>
+      <w:bookmarkStart w:id="4" w:name="_Toc240712941"/>
       <w:r>
         <w:t>Your screens</w:t>
       </w:r>
@@ -3769,7 +3769,7 @@
       <w:pPr>
         <w:pStyle w:val="Heading2"/>
       </w:pPr>
-      <w:bookmarkStart w:id="5" w:name="_Toc240455120"/>
+      <w:bookmarkStart w:id="5" w:name="_Toc240712942"/>
       <w:r>
         <w:t>Changing your password</w:t>
       </w:r>
@@ -3853,7 +3853,7 @@
         </w:rPr>
         <w:lastRenderedPageBreak/>
         <w:drawing>
-          <wp:inline distT="0" distB="0" distL="0" distR="0" wp14:anchorId="12001F4E" wp14:editId="29BD9CA0">
+          <wp:inline distT="0" distB="0" distL="0" distR="0" wp14:anchorId="2B9B3213" wp14:editId="7BDCBB78">
             <wp:extent cx="5334000" cy="2171700"/>
             <wp:effectExtent l="0" t="0" r="0" b="0"/>
             <wp:docPr id="3" name="adm_account.jpg" descr="Change Password screen." title="Change Password screen."/>
@@ -3941,7 +3941,7 @@
         <w:pStyle w:val="Heading1"/>
         <w:pageBreakBefore/>
       </w:pPr>
-      <w:bookmarkStart w:id="6" w:name="_Toc240455121"/>
+      <w:bookmarkStart w:id="6" w:name="_Toc240712943"/>
       <w:r>
         <w:lastRenderedPageBreak/>
         <w:t>3. Your routine</w:t>
@@ -4285,7 +4285,7 @@
         <w:pStyle w:val="Heading1"/>
         <w:pageBreakBefore/>
       </w:pPr>
-      <w:bookmarkStart w:id="7" w:name="_Toc240455122"/>
+      <w:bookmarkStart w:id="7" w:name="_Toc240712944"/>
       <w:r>
         <w:lastRenderedPageBreak/>
         <w:t>4. Step-by-step tasks</w:t>
@@ -4296,7 +4296,7 @@
       <w:pPr>
         <w:pStyle w:val="Heading2"/>
       </w:pPr>
-      <w:bookmarkStart w:id="8" w:name="_Toc240455123"/>
+      <w:bookmarkStart w:id="8" w:name="_Toc240712945"/>
       <w:r>
         <w:t>4.1 Creating staff accounts for the whole team</w:t>
       </w:r>
@@ -4552,7 +4552,7 @@
       <w:pPr>
         <w:pStyle w:val="Heading2"/>
       </w:pPr>
-      <w:bookmarkStart w:id="9" w:name="_Toc240455124"/>
+      <w:bookmarkStart w:id="9" w:name="_Toc240712946"/>
       <w:r>
         <w:t>4.2 Reading the dashboards</w:t>
       </w:r>
@@ -4578,7 +4578,7 @@
         </w:rPr>
         <w:lastRenderedPageBreak/>
         <w:drawing>
-          <wp:inline distT="0" distB="0" distL="0" distR="0" wp14:anchorId="6A2E5CD2" wp14:editId="0FABD50F">
+          <wp:inline distT="0" distB="0" distL="0" distR="0" wp14:anchorId="5E10F01D" wp14:editId="4AD87CC0">
             <wp:extent cx="5715000" cy="3571875"/>
             <wp:effectExtent l="0" t="0" r="0" b="0"/>
             <wp:docPr id="4" name="adm_exec_dashboard.jpg" descr="Executive Dashboard: completions against the 400 / 60 / 50–75 targets, days to data lock, spend, and the lowest-filled strata." title="Executive Dashboard: completions against the 400 / 60 / 50–75 targets, days to data lock, spend, and the lowest-filled strata."/>
@@ -5243,7 +5243,7 @@
       <w:pPr>
         <w:pStyle w:val="Heading2"/>
       </w:pPr>
-      <w:bookmarkStart w:id="10" w:name="_Toc240455125"/>
+      <w:bookmarkStart w:id="10" w:name="_Toc240712947"/>
       <w:r>
         <w:t>4.3 Using Reports (analytics and charts)</w:t>
       </w:r>
@@ -5284,7 +5284,7 @@
         </w:rPr>
         <w:lastRenderedPageBreak/>
         <w:drawing>
-          <wp:inline distT="0" distB="0" distL="0" distR="0" wp14:anchorId="4E196216" wp14:editId="3ED4C454">
+          <wp:inline distT="0" distB="0" distL="0" distR="0" wp14:anchorId="6E36A106" wp14:editId="40CC43C3">
             <wp:extent cx="5334000" cy="3333750"/>
             <wp:effectExtent l="0" t="0" r="0" b="0"/>
             <wp:docPr id="5" name="adm_reports_top.jpg" descr="Reports: headline figures for the chosen period." title="Reports: headline figures for the chosen period."/>
@@ -5426,7 +5426,7 @@
           <w:noProof/>
         </w:rPr>
         <w:drawing>
-          <wp:inline distT="0" distB="0" distL="0" distR="0" wp14:anchorId="037C984C" wp14:editId="5DEB3D8D">
+          <wp:inline distT="0" distB="0" distL="0" distR="0" wp14:anchorId="77506EEC" wp14:editId="63BC40D4">
             <wp:extent cx="5334000" cy="3409950"/>
             <wp:effectExtent l="0" t="0" r="0" b="0"/>
             <wp:docPr id="6" name="adm_reports_funnel.jpg" descr="Case funnel: each case counted once at every stage it has reached." title="Case funnel: each case counted once at every stage it has reached."/>
@@ -5526,7 +5526,7 @@
         </w:rPr>
         <w:lastRenderedPageBreak/>
         <w:drawing>
-          <wp:inline distT="0" distB="0" distL="0" distR="0" wp14:anchorId="24A52EEE" wp14:editId="700618BB">
+          <wp:inline distT="0" distB="0" distL="0" distR="0" wp14:anchorId="480FF0D6" wp14:editId="26972A32">
             <wp:extent cx="5334000" cy="3248025"/>
             <wp:effectExtent l="0" t="0" r="0" b="0"/>
             <wp:docPr id="7" name="adm_reports_funnel_table.jpg" descr="The same chart as a table." title="The same chart as a table."/>
@@ -5625,7 +5625,7 @@
           <w:noProof/>
         </w:rPr>
         <w:drawing>
-          <wp:inline distT="0" distB="0" distL="0" distR="0" wp14:anchorId="34EFA795" wp14:editId="68FCDD76">
+          <wp:inline distT="0" distB="0" distL="0" distR="0" wp14:anchorId="103A7B96" wp14:editId="2EA3DE8B">
             <wp:extent cx="5334000" cy="2628900"/>
             <wp:effectExtent l="0" t="0" r="0" b="0"/>
             <wp:docPr id="8" name="adm_reports_coverage.jpg" descr="Coverage by group." title="Coverage by group."/>
@@ -5725,7 +5725,7 @@
         </w:rPr>
         <w:lastRenderedPageBreak/>
         <w:drawing>
-          <wp:inline distT="0" distB="0" distL="0" distR="0" wp14:anchorId="47C8EC02" wp14:editId="0212D109">
+          <wp:inline distT="0" distB="0" distL="0" distR="0" wp14:anchorId="5F9D450C" wp14:editId="2F6ED34C">
             <wp:extent cx="5334000" cy="2600325"/>
             <wp:effectExtent l="0" t="0" r="0" b="0"/>
             <wp:docPr id="9" name="adm_reports_modes.jpg" descr="Administration modes." title="Administration modes."/>
@@ -5834,7 +5834,7 @@
           <w:noProof/>
         </w:rPr>
         <w:drawing>
-          <wp:inline distT="0" distB="0" distL="0" distR="0" wp14:anchorId="26EA049D" wp14:editId="7ABFB34E">
+          <wp:inline distT="0" distB="0" distL="0" distR="0" wp14:anchorId="49ACE0B4" wp14:editId="083527EB">
             <wp:extent cx="5334000" cy="2905125"/>
             <wp:effectExtent l="0" t="0" r="0" b="0"/>
             <wp:docPr id="10" name="adm_reports_duration.jpg" descr="Completion-time distribution." title="Completion-time distribution."/>
@@ -5916,7 +5916,7 @@
       <w:pPr>
         <w:pStyle w:val="Heading2"/>
       </w:pPr>
-      <w:bookmarkStart w:id="11" w:name="_Toc240455126"/>
+      <w:bookmarkStart w:id="11" w:name="_Toc240712948"/>
       <w:r>
         <w:t>4.4 Reassigning cases between Contact RAs</w:t>
       </w:r>
@@ -6038,7 +6038,7 @@
         </w:rPr>
         <w:lastRenderedPageBreak/>
         <w:drawing>
-          <wp:inline distT="0" distB="0" distL="0" distR="0" wp14:anchorId="274EB7FD" wp14:editId="11F53A1B">
+          <wp:inline distT="0" distB="0" distL="0" distR="0" wp14:anchorId="7A4923A1" wp14:editId="62E8DFB5">
             <wp:extent cx="5334000" cy="771525"/>
             <wp:effectExtent l="0" t="0" r="0" b="0"/>
             <wp:docPr id="11" name="adm_reassign.jpg" descr="Reassign cases: the button shows how many cases will move." title="Reassign cases: the button shows how many cases will move."/>
@@ -6228,7 +6228,7 @@
       <w:pPr>
         <w:pStyle w:val="Heading2"/>
       </w:pPr>
-      <w:bookmarkStart w:id="12" w:name="_Toc240455127"/>
+      <w:bookmarkStart w:id="12" w:name="_Toc240712949"/>
       <w:r>
         <w:t>4.5 Pairing a Main case with its Reserve, and assigning a Contact RA</w:t>
       </w:r>
@@ -6301,7 +6301,7 @@
           <w:noProof/>
         </w:rPr>
         <w:drawing>
-          <wp:inline distT="0" distB="0" distL="0" distR="0" wp14:anchorId="07C2E572" wp14:editId="5AE8EC67">
+          <wp:inline distT="0" distB="0" distL="0" distR="0" wp14:anchorId="1ADB054A" wp14:editId="5F6695E3">
             <wp:extent cx="5334000" cy="581025"/>
             <wp:effectExtent l="0" t="0" r="0" b="0"/>
             <wp:docPr id="12" name="adm_case_assign.jpg" descr="Assigned Contact RA." title="Assigned Contact RA."/>
@@ -6400,7 +6400,7 @@
           <w:noProof/>
         </w:rPr>
         <w:drawing>
-          <wp:inline distT="0" distB="0" distL="0" distR="0" wp14:anchorId="34C208C8" wp14:editId="12D7A093">
+          <wp:inline distT="0" distB="0" distL="0" distR="0" wp14:anchorId="7D911388" wp14:editId="41A74217">
             <wp:extent cx="5334000" cy="685800"/>
             <wp:effectExtent l="0" t="0" r="0" b="0"/>
             <wp:docPr id="13" name="adm_case_reserve.jpg" descr="Matched Reserve case." title="Matched Reserve case."/>
@@ -6474,7 +6474,7 @@
       <w:pPr>
         <w:pStyle w:val="Heading2"/>
       </w:pPr>
-      <w:bookmarkStart w:id="13" w:name="_Toc240455128"/>
+      <w:bookmarkStart w:id="13" w:name="_Toc240712950"/>
       <w:r>
         <w:t>4.6 Moving cases through verification (bulk)</w:t>
       </w:r>
@@ -6575,7 +6575,7 @@
           <w:noProof/>
         </w:rPr>
         <w:drawing>
-          <wp:inline distT="0" distB="0" distL="0" distR="0" wp14:anchorId="7537D88D" wp14:editId="7A7B9F6A">
+          <wp:inline distT="0" distB="0" distL="0" distR="0" wp14:anchorId="489F4598" wp14:editId="213DBEDF">
             <wp:extent cx="5334000" cy="609600"/>
             <wp:effectExtent l="0" t="0" r="0" b="0"/>
             <wp:docPr id="14" name="adm_bulk_verification.jpg" descr="The bulk verification tool on the register." title="The bulk verification tool on the register."/>
@@ -6766,7 +6766,7 @@
       <w:pPr>
         <w:pStyle w:val="Heading2"/>
       </w:pPr>
-      <w:bookmarkStart w:id="14" w:name="_Toc240455129"/>
+      <w:bookmarkStart w:id="14" w:name="_Toc240712951"/>
       <w:r>
         <w:t>4.7 Downloading data</w:t>
       </w:r>
@@ -6783,7 +6783,7 @@
           <w:noProof/>
         </w:rPr>
         <w:drawing>
-          <wp:inline distT="0" distB="0" distL="0" distR="0" wp14:anchorId="739FB1FF" wp14:editId="507C73A7">
+          <wp:inline distT="0" distB="0" distL="0" distR="0" wp14:anchorId="58D04501" wp14:editId="48F428F4">
             <wp:extent cx="5715000" cy="3657600"/>
             <wp:effectExtent l="0" t="0" r="0" b="0"/>
             <wp:docPr id="15" name="adm_export.jpg" descr="Data Export." title="Data Export."/>
@@ -7585,7 +7585,7 @@
       <w:pPr>
         <w:pStyle w:val="Heading2"/>
       </w:pPr>
-      <w:bookmarkStart w:id="15" w:name="_Toc240455130"/>
+      <w:bookmarkStart w:id="15" w:name="_Toc240712952"/>
       <w:r>
         <w:t>4.8 Checking the audit log</w:t>
       </w:r>
@@ -7673,7 +7673,7 @@
           <w:noProof/>
         </w:rPr>
         <w:drawing>
-          <wp:inline distT="0" distB="0" distL="0" distR="0" wp14:anchorId="516DBCC9" wp14:editId="79F0532B">
+          <wp:inline distT="0" distB="0" distL="0" distR="0" wp14:anchorId="59D40091" wp14:editId="3526920B">
             <wp:extent cx="5334000" cy="3333750"/>
             <wp:effectExtent l="0" t="0" r="0" b="0"/>
             <wp:docPr id="16" name="adm_audit.jpg" descr="Audit Log, newest first." title="Audit Log, newest first."/>
@@ -7790,7 +7790,7 @@
       <w:pPr>
         <w:pStyle w:val="Heading2"/>
       </w:pPr>
-      <w:bookmarkStart w:id="16" w:name="_Toc240455131"/>
+      <w:bookmarkStart w:id="16" w:name="_Toc240712953"/>
       <w:r>
         <w:lastRenderedPageBreak/>
         <w:t>4.9 Recording a withdrawal</w:t>
@@ -7882,7 +7882,7 @@
           <w:noProof/>
         </w:rPr>
         <w:drawing>
-          <wp:inline distT="0" distB="0" distL="0" distR="0" wp14:anchorId="13B384E5" wp14:editId="68FE0ACC">
+          <wp:inline distT="0" distB="0" distL="0" distR="0" wp14:anchorId="23BD81E5" wp14:editId="382CF620">
             <wp:extent cx="5334000" cy="1409700"/>
             <wp:effectExtent l="0" t="0" r="0" b="0"/>
             <wp:docPr id="17" name="adm_case_withdrawal.jpg" descr="Record a withdrawal." title="Record a withdrawal."/>
@@ -8143,7 +8143,7 @@
       <w:pPr>
         <w:pStyle w:val="Heading2"/>
       </w:pPr>
-      <w:bookmarkStart w:id="17" w:name="_Toc240455132"/>
+      <w:bookmarkStart w:id="17" w:name="_Toc240712954"/>
       <w:r>
         <w:t>4.10 Activating a Reserve case</w:t>
       </w:r>
@@ -8191,7 +8191,7 @@
           <w:noProof/>
         </w:rPr>
         <w:drawing>
-          <wp:inline distT="0" distB="0" distL="0" distR="0" wp14:anchorId="74F12A7E" wp14:editId="62F823AD">
+          <wp:inline distT="0" distB="0" distL="0" distR="0" wp14:anchorId="2FEAEB7D" wp14:editId="6258E749">
             <wp:extent cx="5334000" cy="2505075"/>
             <wp:effectExtent l="0" t="0" r="0" b="0"/>
             <wp:docPr id="18" name="adm_reserve.jpg" descr="Reserve Activation." title="Reserve Activation."/>
@@ -8388,7 +8388,7 @@
       <w:pPr>
         <w:pStyle w:val="Heading2"/>
       </w:pPr>
-      <w:bookmarkStart w:id="18" w:name="_Toc240455133"/>
+      <w:bookmarkStart w:id="18" w:name="_Toc240712955"/>
       <w:r>
         <w:t>4.11 Reviewing questionnaires in the QA Queue</w:t>
       </w:r>
@@ -8428,7 +8428,7 @@
           <w:noProof/>
         </w:rPr>
         <w:drawing>
-          <wp:inline distT="0" distB="0" distL="0" distR="0" wp14:anchorId="647D8015" wp14:editId="3DA79679">
+          <wp:inline distT="0" distB="0" distL="0" distR="0" wp14:anchorId="07ADC34D" wp14:editId="302A040A">
             <wp:extent cx="5334000" cy="3333750"/>
             <wp:effectExtent l="0" t="0" r="0" b="0"/>
             <wp:docPr id="19" name="qa_queue.jpg" descr="QUAN QA Queue with the KoboToolbox sync panel." title="QUAN QA Queue with the KoboToolbox sync panel."/>
@@ -9167,7 +9167,7 @@
       <w:pPr>
         <w:pStyle w:val="Heading2"/>
       </w:pPr>
-      <w:bookmarkStart w:id="19" w:name="_Toc240455134"/>
+      <w:bookmarkStart w:id="19" w:name="_Toc240712956"/>
       <w:r>
         <w:t>4.12 Working QA exceptions</w:t>
       </w:r>
@@ -9231,7 +9231,7 @@
           <w:noProof/>
         </w:rPr>
         <w:drawing>
-          <wp:inline distT="0" distB="0" distL="0" distR="0" wp14:anchorId="61446890" wp14:editId="186C3687">
+          <wp:inline distT="0" distB="0" distL="0" distR="0" wp14:anchorId="56E9CDC5" wp14:editId="6287EC1C">
             <wp:extent cx="5334000" cy="3333750"/>
             <wp:effectExtent l="0" t="0" r="0" b="0"/>
             <wp:docPr id="20" name="qa_exceptions.jpg" descr="QA Exception Queue." title="QA Exception Queue."/>
@@ -9427,7 +9427,7 @@
       <w:pPr>
         <w:pStyle w:val="Heading2"/>
       </w:pPr>
-      <w:bookmarkStart w:id="20" w:name="_Toc240455135"/>
+      <w:bookmarkStart w:id="20" w:name="_Toc240712957"/>
       <w:r>
         <w:lastRenderedPageBreak/>
         <w:t>4.13 Downloading or emailing completed forms (Form PDFs)</w:t>
@@ -9468,7 +9468,7 @@
           <w:noProof/>
         </w:rPr>
         <w:drawing>
-          <wp:inline distT="0" distB="0" distL="0" distR="0" wp14:anchorId="0A74A732" wp14:editId="383EEDF3">
+          <wp:inline distT="0" distB="0" distL="0" distR="0" wp14:anchorId="1379DD72" wp14:editId="453107C6">
             <wp:extent cx="5334000" cy="2581275"/>
             <wp:effectExtent l="0" t="0" r="0" b="0"/>
             <wp:docPr id="21" name="adm_form_pdfs.jpg" descr="Completed form PDFs." title="Completed form PDFs."/>
@@ -9619,7 +9619,7 @@
       <w:pPr>
         <w:pStyle w:val="Heading2"/>
       </w:pPr>
-      <w:bookmarkStart w:id="21" w:name="_Toc240455136"/>
+      <w:bookmarkStart w:id="21" w:name="_Toc240712958"/>
       <w:r>
         <w:t>4.14 KoboToolbox: rotating credentials and changing forms</w:t>
       </w:r>
@@ -9728,7 +9728,7 @@
       <w:pPr>
         <w:pStyle w:val="Heading2"/>
       </w:pPr>
-      <w:bookmarkStart w:id="22" w:name="_Toc240455137"/>
+      <w:bookmarkStart w:id="22" w:name="_Toc240712959"/>
       <w:r>
         <w:t>4.15 Before the first live invitation</w:t>
       </w:r>
@@ -9845,7 +9845,7 @@
         <w:pStyle w:val="Heading1"/>
         <w:pageBreakBefore/>
       </w:pPr>
-      <w:bookmarkStart w:id="23" w:name="_Toc240455138"/>
+      <w:bookmarkStart w:id="23" w:name="_Toc240712960"/>
       <w:r>
         <w:lastRenderedPageBreak/>
         <w:t>5. Rules you must follow</w:t>
@@ -9996,7 +9996,7 @@
         <w:pStyle w:val="Heading1"/>
         <w:pageBreakBefore/>
       </w:pPr>
-      <w:bookmarkStart w:id="24" w:name="_Toc240455139"/>
+      <w:bookmarkStart w:id="24" w:name="_Toc240712961"/>
       <w:r>
         <w:lastRenderedPageBreak/>
         <w:t>6. Troubleshooting</w:t>
@@ -10784,6 +10784,86 @@
           </w:p>
         </w:tc>
       </w:tr>
+      <w:tr>
+        <w:tblPrEx>
+          <w:tblCellMar>
+            <w:top w:w="0" w:type="dxa"/>
+            <w:bottom w:w="0" w:type="dxa"/>
+          </w:tblCellMar>
+        </w:tblPrEx>
+        <w:trPr>
+          <w:cantSplit/>
+        </w:trPr>
+        <w:tc>
+          <w:tcPr>
+            <w:tcW w:w="2635" w:type="dxa"/>
+            <w:tcMar>
+              <w:top w:w="70" w:type="dxa"/>
+              <w:left w:w="110" w:type="dxa"/>
+              <w:bottom w:w="70" w:type="dxa"/>
+              <w:right w:w="110" w:type="dxa"/>
+            </w:tcMar>
+          </w:tcPr>
+          <w:p>
+            <w:pPr>
+              <w:spacing w:after="40"/>
+            </w:pPr>
+            <w:r>
+              <w:rPr>
+                <w:sz w:val="19"/>
+                <w:szCs w:val="19"/>
+              </w:rPr>
+              <w:t>A file upload seems stuck</w:t>
+            </w:r>
+          </w:p>
+        </w:tc>
+        <w:tc>
+          <w:tcPr>
+            <w:tcW w:w="3200" w:type="dxa"/>
+            <w:tcMar>
+              <w:top w:w="70" w:type="dxa"/>
+              <w:left w:w="110" w:type="dxa"/>
+              <w:bottom w:w="70" w:type="dxa"/>
+              <w:right w:w="110" w:type="dxa"/>
+            </w:tcMar>
+          </w:tcPr>
+          <w:p>
+            <w:pPr>
+              <w:spacing w:after="40"/>
+            </w:pPr>
+            <w:r>
+              <w:rPr>
+                <w:sz w:val="19"/>
+                <w:szCs w:val="19"/>
+              </w:rPr>
+              <w:t>A large file on a slow connection takes time; the bar shows how much has been sent.</w:t>
+            </w:r>
+          </w:p>
+        </w:tc>
+        <w:tc>
+          <w:tcPr>
+            <w:tcW w:w="3577" w:type="dxa"/>
+            <w:tcMar>
+              <w:top w:w="70" w:type="dxa"/>
+              <w:left w:w="110" w:type="dxa"/>
+              <w:bottom w:w="70" w:type="dxa"/>
+              <w:right w:w="110" w:type="dxa"/>
+            </w:tcMar>
+          </w:tcPr>
+          <w:p>
+            <w:pPr>
+              <w:spacing w:after="40"/>
+            </w:pPr>
+            <w:r>
+              <w:rPr>
+                <w:sz w:val="19"/>
+                <w:szCs w:val="19"/>
+              </w:rPr>
+              <w:t>Wait for Saving… and the file name. If it fails, try again or upload a smaller version.</w:t>
+            </w:r>
+          </w:p>
+        </w:tc>
+      </w:tr>
     </w:tbl>
     <w:p>
       <w:pPr>
@@ -10795,7 +10875,7 @@
         <w:pStyle w:val="Heading1"/>
         <w:pageBreakBefore/>
       </w:pPr>
-      <w:bookmarkStart w:id="25" w:name="_Toc240455140"/>
+      <w:bookmarkStart w:id="25" w:name="_Toc240712962"/>
       <w:r>
         <w:lastRenderedPageBreak/>
         <w:t>7. Quick reference</w:t>
@@ -11237,7 +11317,7 @@
         <w:sz w:val="16"/>
         <w:szCs w:val="16"/>
       </w:rPr>
-      <w:t>Version 1.0 · 15 September 2026</w:t>
+      <w:t>Version 1.1 · 19 September 2026</w:t>
     </w:r>
     <w:r>
       <w:rPr>
@@ -11410,96 +11490,10 @@
 <file path=word/numbering.xml><?xml version="1.0" encoding="utf-8"?>
 <w:numbering xmlns:wpc="http://schemas.microsoft.com/office/word/2010/wordprocessingCanvas" xmlns:cx="http://schemas.microsoft.com/office/drawing/2014/chartex" xmlns:cx1="http://schemas.microsoft.com/office/drawing/2015/9/8/chartex" xmlns:cx2="http://schemas.microsoft.com/office/drawing/2015/10/21/chartex" xmlns:cx3="http://schemas.microsoft.com/office/drawing/2016/5/9/chartex" xmlns:cx4="http://schemas.microsoft.com/office/drawing/2016/5/10/chartex" xmlns:cx5="http://schemas.microsoft.com/office/drawing/2016/5/11/chartex" xmlns:cx6="http://schemas.microsoft.com/office/drawing/2016/5/12/chartex" xmlns:cx7="http://schemas.microsoft.com/office/drawing/2016/5/13/chartex" xmlns:cx8="http://schemas.microsoft.com/office/drawing/2016/5/14/chartex" xmlns:mc="http://schemas.openxmlformats.org/markup-compatibility/2006" xmlns:aink="http://schemas.microsoft.com/office/drawing/2016/ink" xmlns:am3d="http://schemas.microsoft.com/office/drawing/2017/model3d" xmlns:o="urn:schemas-microsoft-com:office:office" xmlns:oel="http://schemas.microsoft.com/office/2019/extlst" xmlns:r="http://schemas.openxmlformats.org/officeDocument/2006/relationships" xmlns:m="http://schemas.openxmlformats.org/officeDocument/2006/math" xmlns:v="urn:schemas-microsoft-com:vml" xmlns:wp14="http://schemas.microsoft.com/office/word/2010/wordprocessingDrawing" xmlns:wp="http://schemas.openxmlformats.org/drawingml/2006/wordprocessingDrawing" xmlns:w10="urn:schemas-microsoft-com:office:word" xmlns:w="http://schemas.openxmlformats.org/wordprocessingml/2006/main" xmlns:w14="http://schemas.microsoft.com/office/word/2010/wordml" xmlns:w15="http://schemas.microsoft.com/office/word/2012/wordml" xmlns:w16cex="http://schemas.microsoft.com/office/word/2018/wordml/cex" xmlns:w16cid="http://schemas.microsoft.com/office/word/2016/wordml/cid" xmlns:w16="http://schemas.microsoft.com/office/word/2018/wordml" xmlns:w16sdtdh="http://schemas.microsoft.com/office/word/2020/wordml/sdtdatahash" xmlns:w16se="http://schemas.microsoft.com/office/word/2015/wordml/symex" xmlns:wpg="http://schemas.microsoft.com/office/word/2010/wordprocessingGroup" xmlns:wpi="http://schemas.microsoft.com/office/word/2010/wordprocessingInk" xmlns:wne="http://schemas.microsoft.com/office/word/2006/wordml" xmlns:wps="http://schemas.microsoft.com/office/word/2010/wordprocessingShape" mc:Ignorable="w14 w15 w16se w16cid w16 w16cex w16sdtdh wp14">
   <w:abstractNum w:abstractNumId="0" w15:restartNumberingAfterBreak="0">
-    <w:nsid w:val="03D817BA"/>
+    <w:nsid w:val="0B3A72F7"/>
     <w:multiLevelType w:val="hybridMultilevel"/>
-    <w:tmpl w:val="E40C496C"/>
-    <w:lvl w:ilvl="0" w:tplc="3C04F22E">
-      <w:start w:val="1"/>
-      <w:numFmt w:val="bullet"/>
-      <w:lvlText w:val="●"/>
-      <w:lvlJc w:val="left"/>
-      <w:pPr>
-        <w:ind w:left="720" w:hanging="360"/>
-      </w:pPr>
-    </w:lvl>
-    <w:lvl w:ilvl="1" w:tplc="9546068E">
-      <w:start w:val="1"/>
-      <w:numFmt w:val="bullet"/>
-      <w:lvlText w:val="○"/>
-      <w:lvlJc w:val="left"/>
-      <w:pPr>
-        <w:ind w:left="1440" w:hanging="360"/>
-      </w:pPr>
-    </w:lvl>
-    <w:lvl w:ilvl="2" w:tplc="C72EC196">
-      <w:start w:val="1"/>
-      <w:numFmt w:val="bullet"/>
-      <w:lvlText w:val="■"/>
-      <w:lvlJc w:val="left"/>
-      <w:pPr>
-        <w:ind w:left="2160" w:hanging="360"/>
-      </w:pPr>
-    </w:lvl>
-    <w:lvl w:ilvl="3" w:tplc="257ED264">
-      <w:start w:val="1"/>
-      <w:numFmt w:val="bullet"/>
-      <w:lvlText w:val="●"/>
-      <w:lvlJc w:val="left"/>
-      <w:pPr>
-        <w:ind w:left="2880" w:hanging="360"/>
-      </w:pPr>
-    </w:lvl>
-    <w:lvl w:ilvl="4" w:tplc="F23CA1FC">
-      <w:start w:val="1"/>
-      <w:numFmt w:val="bullet"/>
-      <w:lvlText w:val="○"/>
-      <w:lvlJc w:val="left"/>
-      <w:pPr>
-        <w:ind w:left="3600" w:hanging="360"/>
-      </w:pPr>
-    </w:lvl>
-    <w:lvl w:ilvl="5" w:tplc="B87A97FE">
-      <w:start w:val="1"/>
-      <w:numFmt w:val="bullet"/>
-      <w:lvlText w:val="■"/>
-      <w:lvlJc w:val="left"/>
-      <w:pPr>
-        <w:ind w:left="4320" w:hanging="360"/>
-      </w:pPr>
-    </w:lvl>
-    <w:lvl w:ilvl="6" w:tplc="66842B08">
-      <w:start w:val="1"/>
-      <w:numFmt w:val="bullet"/>
-      <w:lvlText w:val="●"/>
-      <w:lvlJc w:val="left"/>
-      <w:pPr>
-        <w:ind w:left="5040" w:hanging="360"/>
-      </w:pPr>
-    </w:lvl>
-    <w:lvl w:ilvl="7" w:tplc="369C5102">
-      <w:start w:val="1"/>
-      <w:numFmt w:val="bullet"/>
-      <w:lvlText w:val="●"/>
-      <w:lvlJc w:val="left"/>
-      <w:pPr>
-        <w:ind w:left="5760" w:hanging="360"/>
-      </w:pPr>
-    </w:lvl>
-    <w:lvl w:ilvl="8" w:tplc="3612A624">
-      <w:start w:val="1"/>
-      <w:numFmt w:val="bullet"/>
-      <w:lvlText w:val="●"/>
-      <w:lvlJc w:val="left"/>
-      <w:pPr>
-        <w:ind w:left="6480" w:hanging="360"/>
-      </w:pPr>
-    </w:lvl>
-  </w:abstractNum>
-  <w:abstractNum w:abstractNumId="1" w15:restartNumberingAfterBreak="0">
-    <w:nsid w:val="17A07F3D"/>
-    <w:multiLevelType w:val="hybridMultilevel"/>
-    <w:tmpl w:val="2528CBE4"/>
-    <w:lvl w:ilvl="0" w:tplc="9AF63708">
+    <w:tmpl w:val="631A4298"/>
+    <w:lvl w:ilvl="0" w:tplc="3FC6F3F4">
       <w:start w:val="1"/>
       <w:numFmt w:val="decimal"/>
       <w:lvlText w:val="%1."/>
@@ -11513,52 +11507,52 @@
         <w:color w:val="A67C27"/>
       </w:rPr>
     </w:lvl>
-    <w:lvl w:ilvl="1" w:tplc="BC1E80D6">
+    <w:lvl w:ilvl="1" w:tplc="97F40F20">
       <w:numFmt w:val="decimal"/>
       <w:lvlText w:val=""/>
       <w:lvlJc w:val="left"/>
     </w:lvl>
-    <w:lvl w:ilvl="2" w:tplc="2E689C4A">
+    <w:lvl w:ilvl="2" w:tplc="96CA547A">
       <w:numFmt w:val="decimal"/>
       <w:lvlText w:val=""/>
       <w:lvlJc w:val="left"/>
     </w:lvl>
-    <w:lvl w:ilvl="3" w:tplc="5AF84F24">
+    <w:lvl w:ilvl="3" w:tplc="43BACABE">
       <w:numFmt w:val="decimal"/>
       <w:lvlText w:val=""/>
       <w:lvlJc w:val="left"/>
     </w:lvl>
-    <w:lvl w:ilvl="4" w:tplc="829E65E6">
+    <w:lvl w:ilvl="4" w:tplc="73120BB0">
       <w:numFmt w:val="decimal"/>
       <w:lvlText w:val=""/>
       <w:lvlJc w:val="left"/>
     </w:lvl>
-    <w:lvl w:ilvl="5" w:tplc="968C1338">
+    <w:lvl w:ilvl="5" w:tplc="D74E837E">
       <w:numFmt w:val="decimal"/>
       <w:lvlText w:val=""/>
       <w:lvlJc w:val="left"/>
     </w:lvl>
-    <w:lvl w:ilvl="6" w:tplc="CB3C7988">
+    <w:lvl w:ilvl="6" w:tplc="E242BF2C">
       <w:numFmt w:val="decimal"/>
       <w:lvlText w:val=""/>
       <w:lvlJc w:val="left"/>
     </w:lvl>
-    <w:lvl w:ilvl="7" w:tplc="C0EE1BCA">
+    <w:lvl w:ilvl="7" w:tplc="867008AE">
       <w:numFmt w:val="decimal"/>
       <w:lvlText w:val=""/>
       <w:lvlJc w:val="left"/>
     </w:lvl>
-    <w:lvl w:ilvl="8" w:tplc="60842A3E">
+    <w:lvl w:ilvl="8" w:tplc="34E82B1A">
       <w:numFmt w:val="decimal"/>
       <w:lvlText w:val=""/>
       <w:lvlJc w:val="left"/>
     </w:lvl>
   </w:abstractNum>
-  <w:abstractNum w:abstractNumId="2" w15:restartNumberingAfterBreak="0">
-    <w:nsid w:val="186F0874"/>
+  <w:abstractNum w:abstractNumId="1" w15:restartNumberingAfterBreak="0">
+    <w:nsid w:val="106931B4"/>
     <w:multiLevelType w:val="hybridMultilevel"/>
-    <w:tmpl w:val="D87212F2"/>
-    <w:lvl w:ilvl="0" w:tplc="1040BB8A">
+    <w:tmpl w:val="198ECB1E"/>
+    <w:lvl w:ilvl="0" w:tplc="FC4460C2">
       <w:start w:val="1"/>
       <w:numFmt w:val="decimal"/>
       <w:lvlText w:val="%1."/>
@@ -11572,52 +11566,138 @@
         <w:color w:val="A67C27"/>
       </w:rPr>
     </w:lvl>
-    <w:lvl w:ilvl="1" w:tplc="0EB217C8">
+    <w:lvl w:ilvl="1" w:tplc="5E9635BA">
       <w:numFmt w:val="decimal"/>
       <w:lvlText w:val=""/>
       <w:lvlJc w:val="left"/>
     </w:lvl>
-    <w:lvl w:ilvl="2" w:tplc="CC183AEC">
+    <w:lvl w:ilvl="2" w:tplc="89DAD782">
       <w:numFmt w:val="decimal"/>
       <w:lvlText w:val=""/>
       <w:lvlJc w:val="left"/>
     </w:lvl>
-    <w:lvl w:ilvl="3" w:tplc="D6844348">
+    <w:lvl w:ilvl="3" w:tplc="2D06B034">
       <w:numFmt w:val="decimal"/>
       <w:lvlText w:val=""/>
       <w:lvlJc w:val="left"/>
     </w:lvl>
-    <w:lvl w:ilvl="4" w:tplc="9BD60586">
+    <w:lvl w:ilvl="4" w:tplc="48B84BAC">
       <w:numFmt w:val="decimal"/>
       <w:lvlText w:val=""/>
       <w:lvlJc w:val="left"/>
     </w:lvl>
-    <w:lvl w:ilvl="5" w:tplc="5BECF8B2">
+    <w:lvl w:ilvl="5" w:tplc="87F4047A">
       <w:numFmt w:val="decimal"/>
       <w:lvlText w:val=""/>
       <w:lvlJc w:val="left"/>
     </w:lvl>
-    <w:lvl w:ilvl="6" w:tplc="6E960914">
+    <w:lvl w:ilvl="6" w:tplc="0504A6C4">
       <w:numFmt w:val="decimal"/>
       <w:lvlText w:val=""/>
       <w:lvlJc w:val="left"/>
     </w:lvl>
-    <w:lvl w:ilvl="7" w:tplc="854AE868">
+    <w:lvl w:ilvl="7" w:tplc="1B40C4D8">
       <w:numFmt w:val="decimal"/>
       <w:lvlText w:val=""/>
       <w:lvlJc w:val="left"/>
     </w:lvl>
-    <w:lvl w:ilvl="8" w:tplc="69F8D930">
+    <w:lvl w:ilvl="8" w:tplc="224E7130">
       <w:numFmt w:val="decimal"/>
       <w:lvlText w:val=""/>
       <w:lvlJc w:val="left"/>
+    </w:lvl>
+  </w:abstractNum>
+  <w:abstractNum w:abstractNumId="2" w15:restartNumberingAfterBreak="0">
+    <w:nsid w:val="162670FE"/>
+    <w:multiLevelType w:val="hybridMultilevel"/>
+    <w:tmpl w:val="2268330A"/>
+    <w:lvl w:ilvl="0" w:tplc="6FA6D424">
+      <w:start w:val="1"/>
+      <w:numFmt w:val="bullet"/>
+      <w:lvlText w:val="●"/>
+      <w:lvlJc w:val="left"/>
+      <w:pPr>
+        <w:ind w:left="720" w:hanging="360"/>
+      </w:pPr>
+    </w:lvl>
+    <w:lvl w:ilvl="1" w:tplc="EDD48AAE">
+      <w:start w:val="1"/>
+      <w:numFmt w:val="bullet"/>
+      <w:lvlText w:val="○"/>
+      <w:lvlJc w:val="left"/>
+      <w:pPr>
+        <w:ind w:left="1440" w:hanging="360"/>
+      </w:pPr>
+    </w:lvl>
+    <w:lvl w:ilvl="2" w:tplc="C95AF49A">
+      <w:start w:val="1"/>
+      <w:numFmt w:val="bullet"/>
+      <w:lvlText w:val="■"/>
+      <w:lvlJc w:val="left"/>
+      <w:pPr>
+        <w:ind w:left="2160" w:hanging="360"/>
+      </w:pPr>
+    </w:lvl>
+    <w:lvl w:ilvl="3" w:tplc="82D232C4">
+      <w:start w:val="1"/>
+      <w:numFmt w:val="bullet"/>
+      <w:lvlText w:val="●"/>
+      <w:lvlJc w:val="left"/>
+      <w:pPr>
+        <w:ind w:left="2880" w:hanging="360"/>
+      </w:pPr>
+    </w:lvl>
+    <w:lvl w:ilvl="4" w:tplc="10B69D3C">
+      <w:start w:val="1"/>
+      <w:numFmt w:val="bullet"/>
+      <w:lvlText w:val="○"/>
+      <w:lvlJc w:val="left"/>
+      <w:pPr>
+        <w:ind w:left="3600" w:hanging="360"/>
+      </w:pPr>
+    </w:lvl>
+    <w:lvl w:ilvl="5" w:tplc="A02C5270">
+      <w:start w:val="1"/>
+      <w:numFmt w:val="bullet"/>
+      <w:lvlText w:val="■"/>
+      <w:lvlJc w:val="left"/>
+      <w:pPr>
+        <w:ind w:left="4320" w:hanging="360"/>
+      </w:pPr>
+    </w:lvl>
+    <w:lvl w:ilvl="6" w:tplc="294A47A2">
+      <w:start w:val="1"/>
+      <w:numFmt w:val="bullet"/>
+      <w:lvlText w:val="●"/>
+      <w:lvlJc w:val="left"/>
+      <w:pPr>
+        <w:ind w:left="5040" w:hanging="360"/>
+      </w:pPr>
+    </w:lvl>
+    <w:lvl w:ilvl="7" w:tplc="6ED2F184">
+      <w:start w:val="1"/>
+      <w:numFmt w:val="bullet"/>
+      <w:lvlText w:val="●"/>
+      <w:lvlJc w:val="left"/>
+      <w:pPr>
+        <w:ind w:left="5760" w:hanging="360"/>
+      </w:pPr>
+    </w:lvl>
+    <w:lvl w:ilvl="8" w:tplc="0BA4EAC6">
+      <w:start w:val="1"/>
+      <w:numFmt w:val="bullet"/>
+      <w:lvlText w:val="●"/>
+      <w:lvlJc w:val="left"/>
+      <w:pPr>
+        <w:ind w:left="6480" w:hanging="360"/>
+      </w:pPr>
     </w:lvl>
   </w:abstractNum>
   <w:abstractNum w:abstractNumId="3" w15:restartNumberingAfterBreak="0">
-    <w:nsid w:val="2A360A29"/>
+    <w:nsid w:val="19EB7E88"/>
     <w:multiLevelType w:val="hybridMultilevel"/>
-    <w:tmpl w:val="0E645C6E"/>
-    <w:lvl w:ilvl="0" w:tplc="4052FCCE">
+    <w:tmpl w:val="DABCF994"/>
+    <w:lvl w:ilvl="0" w:tplc="27C4F7C2">
       <w:start w:val="1"/>
       <w:numFmt w:val="decimal"/>
       <w:lvlText w:val="%1."/>
@@ -11631,52 +11711,52 @@
         <w:color w:val="A67C27"/>
       </w:rPr>
     </w:lvl>
-    <w:lvl w:ilvl="1" w:tplc="31029F54">
+    <w:lvl w:ilvl="1" w:tplc="66761B24">
       <w:numFmt w:val="decimal"/>
       <w:lvlText w:val=""/>
       <w:lvlJc w:val="left"/>
     </w:lvl>
-    <w:lvl w:ilvl="2" w:tplc="0BE21A0A">
+    <w:lvl w:ilvl="2" w:tplc="9CEA5EC8">
       <w:numFmt w:val="decimal"/>
       <w:lvlText w:val=""/>
       <w:lvlJc w:val="left"/>
     </w:lvl>
-    <w:lvl w:ilvl="3" w:tplc="469E71E2">
+    <w:lvl w:ilvl="3" w:tplc="B0F8CC8C">
       <w:numFmt w:val="decimal"/>
       <w:lvlText w:val=""/>
       <w:lvlJc w:val="left"/>
     </w:lvl>
-    <w:lvl w:ilvl="4" w:tplc="8C96FB90">
+    <w:lvl w:ilvl="4" w:tplc="AE36E432">
       <w:numFmt w:val="decimal"/>
       <w:lvlText w:val=""/>
       <w:lvlJc w:val="left"/>
     </w:lvl>
-    <w:lvl w:ilvl="5" w:tplc="67909CC8">
+    <w:lvl w:ilvl="5" w:tplc="F1F6FA24">
       <w:numFmt w:val="decimal"/>
       <w:lvlText w:val=""/>
       <w:lvlJc w:val="left"/>
     </w:lvl>
-    <w:lvl w:ilvl="6" w:tplc="42AC2702">
+    <w:lvl w:ilvl="6" w:tplc="DEB67572">
       <w:numFmt w:val="decimal"/>
       <w:lvlText w:val=""/>
       <w:lvlJc w:val="left"/>
     </w:lvl>
-    <w:lvl w:ilvl="7" w:tplc="E25C89B0">
+    <w:lvl w:ilvl="7" w:tplc="1F22C92E">
       <w:numFmt w:val="decimal"/>
       <w:lvlText w:val=""/>
       <w:lvlJc w:val="left"/>
     </w:lvl>
-    <w:lvl w:ilvl="8" w:tplc="9DF0A8DA">
+    <w:lvl w:ilvl="8" w:tplc="8FB8F152">
       <w:numFmt w:val="decimal"/>
       <w:lvlText w:val=""/>
       <w:lvlJc w:val="left"/>
     </w:lvl>
   </w:abstractNum>
   <w:abstractNum w:abstractNumId="4" w15:restartNumberingAfterBreak="0">
-    <w:nsid w:val="33836082"/>
+    <w:nsid w:val="245B675F"/>
     <w:multiLevelType w:val="hybridMultilevel"/>
-    <w:tmpl w:val="2EF4D418"/>
-    <w:lvl w:ilvl="0" w:tplc="527029B6">
+    <w:tmpl w:val="FDB4ACC4"/>
+    <w:lvl w:ilvl="0" w:tplc="5F38492C">
       <w:start w:val="1"/>
       <w:numFmt w:val="decimal"/>
       <w:lvlText w:val="%1."/>
@@ -11690,52 +11770,52 @@
         <w:color w:val="A67C27"/>
       </w:rPr>
     </w:lvl>
-    <w:lvl w:ilvl="1" w:tplc="78281B2E">
+    <w:lvl w:ilvl="1" w:tplc="8EC22B44">
       <w:numFmt w:val="decimal"/>
       <w:lvlText w:val=""/>
       <w:lvlJc w:val="left"/>
     </w:lvl>
-    <w:lvl w:ilvl="2" w:tplc="3C2CE520">
+    <w:lvl w:ilvl="2" w:tplc="516858E2">
       <w:numFmt w:val="decimal"/>
       <w:lvlText w:val=""/>
       <w:lvlJc w:val="left"/>
     </w:lvl>
-    <w:lvl w:ilvl="3" w:tplc="7E12F072">
+    <w:lvl w:ilvl="3" w:tplc="2DAC9394">
       <w:numFmt w:val="decimal"/>
       <w:lvlText w:val=""/>
       <w:lvlJc w:val="left"/>
     </w:lvl>
-    <w:lvl w:ilvl="4" w:tplc="0C0C6286">
+    <w:lvl w:ilvl="4" w:tplc="08923E94">
       <w:numFmt w:val="decimal"/>
       <w:lvlText w:val=""/>
       <w:lvlJc w:val="left"/>
     </w:lvl>
-    <w:lvl w:ilvl="5" w:tplc="30326936">
+    <w:lvl w:ilvl="5" w:tplc="254E6FE4">
       <w:numFmt w:val="decimal"/>
       <w:lvlText w:val=""/>
       <w:lvlJc w:val="left"/>
     </w:lvl>
-    <w:lvl w:ilvl="6" w:tplc="CB40D632">
+    <w:lvl w:ilvl="6" w:tplc="FC109AF8">
       <w:numFmt w:val="decimal"/>
       <w:lvlText w:val=""/>
       <w:lvlJc w:val="left"/>
     </w:lvl>
-    <w:lvl w:ilvl="7" w:tplc="B34CF0A8">
+    <w:lvl w:ilvl="7" w:tplc="97FE6920">
       <w:numFmt w:val="decimal"/>
       <w:lvlText w:val=""/>
       <w:lvlJc w:val="left"/>
     </w:lvl>
-    <w:lvl w:ilvl="8" w:tplc="F3665318">
+    <w:lvl w:ilvl="8" w:tplc="49C2ECEE">
       <w:numFmt w:val="decimal"/>
       <w:lvlText w:val=""/>
       <w:lvlJc w:val="left"/>
     </w:lvl>
   </w:abstractNum>
   <w:abstractNum w:abstractNumId="5" w15:restartNumberingAfterBreak="0">
-    <w:nsid w:val="37004616"/>
+    <w:nsid w:val="2BDE2884"/>
     <w:multiLevelType w:val="hybridMultilevel"/>
-    <w:tmpl w:val="17F2014A"/>
-    <w:lvl w:ilvl="0" w:tplc="C0AAED72">
+    <w:tmpl w:val="1F02046A"/>
+    <w:lvl w:ilvl="0" w:tplc="A02435EC">
       <w:start w:val="1"/>
       <w:numFmt w:val="decimal"/>
       <w:lvlText w:val="%1."/>
@@ -11749,52 +11829,110 @@
         <w:color w:val="A67C27"/>
       </w:rPr>
     </w:lvl>
-    <w:lvl w:ilvl="1" w:tplc="DF205356">
+    <w:lvl w:ilvl="1" w:tplc="F0B6FFB2">
       <w:numFmt w:val="decimal"/>
       <w:lvlText w:val=""/>
       <w:lvlJc w:val="left"/>
     </w:lvl>
-    <w:lvl w:ilvl="2" w:tplc="92C06928">
+    <w:lvl w:ilvl="2" w:tplc="E6526880">
       <w:numFmt w:val="decimal"/>
       <w:lvlText w:val=""/>
       <w:lvlJc w:val="left"/>
     </w:lvl>
-    <w:lvl w:ilvl="3" w:tplc="8626EB0C">
+    <w:lvl w:ilvl="3" w:tplc="52DC2A90">
       <w:numFmt w:val="decimal"/>
       <w:lvlText w:val=""/>
       <w:lvlJc w:val="left"/>
     </w:lvl>
-    <w:lvl w:ilvl="4" w:tplc="E5E29A80">
+    <w:lvl w:ilvl="4" w:tplc="4802F270">
       <w:numFmt w:val="decimal"/>
       <w:lvlText w:val=""/>
       <w:lvlJc w:val="left"/>
     </w:lvl>
-    <w:lvl w:ilvl="5" w:tplc="CF52247A">
+    <w:lvl w:ilvl="5" w:tplc="51186F18">
       <w:numFmt w:val="decimal"/>
       <w:lvlText w:val=""/>
       <w:lvlJc w:val="left"/>
     </w:lvl>
-    <w:lvl w:ilvl="6" w:tplc="B7167CFC">
+    <w:lvl w:ilvl="6" w:tplc="573ADE8A">
       <w:numFmt w:val="decimal"/>
       <w:lvlText w:val=""/>
       <w:lvlJc w:val="left"/>
     </w:lvl>
-    <w:lvl w:ilvl="7" w:tplc="49EAEB78">
+    <w:lvl w:ilvl="7" w:tplc="10F267EC">
       <w:numFmt w:val="decimal"/>
       <w:lvlText w:val=""/>
       <w:lvlJc w:val="left"/>
     </w:lvl>
-    <w:lvl w:ilvl="8" w:tplc="E9B42824">
+    <w:lvl w:ilvl="8" w:tplc="237E02E6">
       <w:numFmt w:val="decimal"/>
       <w:lvlText w:val=""/>
       <w:lvlJc w:val="left"/>
     </w:lvl>
   </w:abstractNum>
   <w:abstractNum w:abstractNumId="6" w15:restartNumberingAfterBreak="0">
-    <w:nsid w:val="388D276F"/>
+    <w:nsid w:val="37CA7B5A"/>
     <w:multiLevelType w:val="hybridMultilevel"/>
-    <w:tmpl w:val="F398968E"/>
-    <w:lvl w:ilvl="0" w:tplc="314C933C">
+    <w:tmpl w:val="EA9E3E80"/>
+    <w:lvl w:ilvl="0" w:tplc="40A43AB2">
+      <w:start w:val="1"/>
+      <w:numFmt w:val="bullet"/>
+      <w:lvlText w:val="•"/>
+      <w:lvlJc w:val="left"/>
+      <w:pPr>
+        <w:ind w:left="460" w:hanging="280"/>
+      </w:pPr>
+    </w:lvl>
+    <w:lvl w:ilvl="1" w:tplc="4AFAADE6">
+      <w:start w:val="1"/>
+      <w:numFmt w:val="bullet"/>
+      <w:lvlText w:val="–"/>
+      <w:lvlJc w:val="left"/>
+      <w:pPr>
+        <w:ind w:left="900" w:hanging="280"/>
+      </w:pPr>
+    </w:lvl>
+    <w:lvl w:ilvl="2" w:tplc="EAF8BB2A">
+      <w:numFmt w:val="decimal"/>
+      <w:lvlText w:val=""/>
+      <w:lvlJc w:val="left"/>
+    </w:lvl>
+    <w:lvl w:ilvl="3" w:tplc="D680AD26">
+      <w:numFmt w:val="decimal"/>
+      <w:lvlText w:val=""/>
+      <w:lvlJc w:val="left"/>
+    </w:lvl>
+    <w:lvl w:ilvl="4" w:tplc="00D69480">
+      <w:numFmt w:val="decimal"/>
+      <w:lvlText w:val=""/>
+      <w:lvlJc w:val="left"/>
+    </w:lvl>
+    <w:lvl w:ilvl="5" w:tplc="A0F0C552">
+      <w:numFmt w:val="decimal"/>
+      <w:lvlText w:val=""/>
+      <w:lvlJc w:val="left"/>
+    </w:lvl>
+    <w:lvl w:ilvl="6" w:tplc="936C2B08">
+      <w:numFmt w:val="decimal"/>
+      <w:lvlText w:val=""/>
+      <w:lvlJc w:val="left"/>
+    </w:lvl>
+    <w:lvl w:ilvl="7" w:tplc="4F3051F4">
+      <w:numFmt w:val="decimal"/>
+      <w:lvlText w:val=""/>
+      <w:lvlJc w:val="left"/>
+    </w:lvl>
+    <w:lvl w:ilvl="8" w:tplc="7C7629E8">
+      <w:numFmt w:val="decimal"/>
+      <w:lvlText w:val=""/>
+      <w:lvlJc w:val="left"/>
+    </w:lvl>
+  </w:abstractNum>
+  <w:abstractNum w:abstractNumId="7" w15:restartNumberingAfterBreak="0">
+    <w:nsid w:val="3BF149F6"/>
+    <w:multiLevelType w:val="hybridMultilevel"/>
+    <w:tmpl w:val="66A06AF8"/>
+    <w:lvl w:ilvl="0" w:tplc="29142D04">
       <w:start w:val="1"/>
       <w:numFmt w:val="decimal"/>
       <w:lvlText w:val="%1."/>
@@ -11808,52 +11946,52 @@
         <w:color w:val="A67C27"/>
       </w:rPr>
     </w:lvl>
-    <w:lvl w:ilvl="1" w:tplc="01081230">
+    <w:lvl w:ilvl="1" w:tplc="6ABE77F0">
       <w:numFmt w:val="decimal"/>
       <w:lvlText w:val=""/>
       <w:lvlJc w:val="left"/>
     </w:lvl>
-    <w:lvl w:ilvl="2" w:tplc="01D4A04E">
+    <w:lvl w:ilvl="2" w:tplc="A2C87246">
       <w:numFmt w:val="decimal"/>
       <w:lvlText w:val=""/>
       <w:lvlJc w:val="left"/>
     </w:lvl>
-    <w:lvl w:ilvl="3" w:tplc="6CBE3BD8">
+    <w:lvl w:ilvl="3" w:tplc="5DC267E6">
       <w:numFmt w:val="decimal"/>
       <w:lvlText w:val=""/>
       <w:lvlJc w:val="left"/>
     </w:lvl>
-    <w:lvl w:ilvl="4" w:tplc="3CC83B5E">
+    <w:lvl w:ilvl="4" w:tplc="6FFEEFBE">
       <w:numFmt w:val="decimal"/>
       <w:lvlText w:val=""/>
       <w:lvlJc w:val="left"/>
     </w:lvl>
-    <w:lvl w:ilvl="5" w:tplc="FA344368">
+    <w:lvl w:ilvl="5" w:tplc="ED02EEB0">
       <w:numFmt w:val="decimal"/>
       <w:lvlText w:val=""/>
       <w:lvlJc w:val="left"/>
     </w:lvl>
-    <w:lvl w:ilvl="6" w:tplc="67103F20">
+    <w:lvl w:ilvl="6" w:tplc="94BC7D38">
       <w:numFmt w:val="decimal"/>
       <w:lvlText w:val=""/>
       <w:lvlJc w:val="left"/>
     </w:lvl>
-    <w:lvl w:ilvl="7" w:tplc="3822BF66">
+    <w:lvl w:ilvl="7" w:tplc="4A0627A6">
       <w:numFmt w:val="decimal"/>
       <w:lvlText w:val=""/>
       <w:lvlJc w:val="left"/>
     </w:lvl>
-    <w:lvl w:ilvl="8" w:tplc="5B08AB12">
+    <w:lvl w:ilvl="8" w:tplc="4E1CDF66">
       <w:numFmt w:val="decimal"/>
       <w:lvlText w:val=""/>
       <w:lvlJc w:val="left"/>
     </w:lvl>
   </w:abstractNum>
-  <w:abstractNum w:abstractNumId="7" w15:restartNumberingAfterBreak="0">
-    <w:nsid w:val="40105866"/>
+  <w:abstractNum w:abstractNumId="8" w15:restartNumberingAfterBreak="0">
+    <w:nsid w:val="40344CBF"/>
     <w:multiLevelType w:val="hybridMultilevel"/>
-    <w:tmpl w:val="2E46A998"/>
-    <w:lvl w:ilvl="0" w:tplc="D9A41310">
+    <w:tmpl w:val="1FF08C0E"/>
+    <w:lvl w:ilvl="0" w:tplc="7A242896">
       <w:start w:val="1"/>
       <w:numFmt w:val="decimal"/>
       <w:lvlText w:val="%1."/>
@@ -11867,52 +12005,52 @@
         <w:color w:val="A67C27"/>
       </w:rPr>
     </w:lvl>
-    <w:lvl w:ilvl="1" w:tplc="9592AE5E">
+    <w:lvl w:ilvl="1" w:tplc="67FCADC8">
       <w:numFmt w:val="decimal"/>
       <w:lvlText w:val=""/>
       <w:lvlJc w:val="left"/>
     </w:lvl>
-    <w:lvl w:ilvl="2" w:tplc="E42ACC1C">
+    <w:lvl w:ilvl="2" w:tplc="5A9CAEF2">
       <w:numFmt w:val="decimal"/>
       <w:lvlText w:val=""/>
       <w:lvlJc w:val="left"/>
     </w:lvl>
-    <w:lvl w:ilvl="3" w:tplc="0DC23C5C">
+    <w:lvl w:ilvl="3" w:tplc="F3D4D388">
       <w:numFmt w:val="decimal"/>
       <w:lvlText w:val=""/>
       <w:lvlJc w:val="left"/>
     </w:lvl>
-    <w:lvl w:ilvl="4" w:tplc="0324B9B0">
+    <w:lvl w:ilvl="4" w:tplc="9ABED7CC">
       <w:numFmt w:val="decimal"/>
       <w:lvlText w:val=""/>
       <w:lvlJc w:val="left"/>
     </w:lvl>
-    <w:lvl w:ilvl="5" w:tplc="315273AA">
+    <w:lvl w:ilvl="5" w:tplc="45949BF8">
       <w:numFmt w:val="decimal"/>
       <w:lvlText w:val=""/>
       <w:lvlJc w:val="left"/>
     </w:lvl>
-    <w:lvl w:ilvl="6" w:tplc="C7C43AAE">
+    <w:lvl w:ilvl="6" w:tplc="2076BB4E">
       <w:numFmt w:val="decimal"/>
       <w:lvlText w:val=""/>
       <w:lvlJc w:val="left"/>
     </w:lvl>
-    <w:lvl w:ilvl="7" w:tplc="721E6E7A">
+    <w:lvl w:ilvl="7" w:tplc="11B00CB0">
       <w:numFmt w:val="decimal"/>
       <w:lvlText w:val=""/>
       <w:lvlJc w:val="left"/>
     </w:lvl>
-    <w:lvl w:ilvl="8" w:tplc="9C4805B2">
+    <w:lvl w:ilvl="8" w:tplc="28243198">
       <w:numFmt w:val="decimal"/>
       <w:lvlText w:val=""/>
       <w:lvlJc w:val="left"/>
     </w:lvl>
   </w:abstractNum>
-  <w:abstractNum w:abstractNumId="8" w15:restartNumberingAfterBreak="0">
-    <w:nsid w:val="46130F58"/>
+  <w:abstractNum w:abstractNumId="9" w15:restartNumberingAfterBreak="0">
+    <w:nsid w:val="46672172"/>
     <w:multiLevelType w:val="hybridMultilevel"/>
-    <w:tmpl w:val="A1248862"/>
-    <w:lvl w:ilvl="0" w:tplc="8452CB4C">
+    <w:tmpl w:val="A6662B12"/>
+    <w:lvl w:ilvl="0" w:tplc="D526B692">
       <w:start w:val="1"/>
       <w:numFmt w:val="decimal"/>
       <w:lvlText w:val="%1."/>
@@ -11926,52 +12064,52 @@
         <w:color w:val="A67C27"/>
       </w:rPr>
     </w:lvl>
-    <w:lvl w:ilvl="1" w:tplc="BF6051B8">
+    <w:lvl w:ilvl="1" w:tplc="7BD29520">
       <w:numFmt w:val="decimal"/>
       <w:lvlText w:val=""/>
       <w:lvlJc w:val="left"/>
     </w:lvl>
-    <w:lvl w:ilvl="2" w:tplc="96301758">
+    <w:lvl w:ilvl="2" w:tplc="8E76D628">
       <w:numFmt w:val="decimal"/>
       <w:lvlText w:val=""/>
       <w:lvlJc w:val="left"/>
     </w:lvl>
-    <w:lvl w:ilvl="3" w:tplc="EDA686D8">
+    <w:lvl w:ilvl="3" w:tplc="3C5C22BE">
       <w:numFmt w:val="decimal"/>
       <w:lvlText w:val=""/>
       <w:lvlJc w:val="left"/>
     </w:lvl>
-    <w:lvl w:ilvl="4" w:tplc="B4FE0666">
+    <w:lvl w:ilvl="4" w:tplc="5A54E060">
       <w:numFmt w:val="decimal"/>
       <w:lvlText w:val=""/>
       <w:lvlJc w:val="left"/>
     </w:lvl>
-    <w:lvl w:ilvl="5" w:tplc="DC5A1F78">
+    <w:lvl w:ilvl="5" w:tplc="6F602AE2">
       <w:numFmt w:val="decimal"/>
       <w:lvlText w:val=""/>
       <w:lvlJc w:val="left"/>
     </w:lvl>
-    <w:lvl w:ilvl="6" w:tplc="ACBC5EDA">
+    <w:lvl w:ilvl="6" w:tplc="854891A8">
       <w:numFmt w:val="decimal"/>
       <w:lvlText w:val=""/>
       <w:lvlJc w:val="left"/>
     </w:lvl>
-    <w:lvl w:ilvl="7" w:tplc="6032B4B6">
+    <w:lvl w:ilvl="7" w:tplc="585AC652">
       <w:numFmt w:val="decimal"/>
       <w:lvlText w:val=""/>
       <w:lvlJc w:val="left"/>
     </w:lvl>
-    <w:lvl w:ilvl="8" w:tplc="55C28C2A">
+    <w:lvl w:ilvl="8" w:tplc="CF28C702">
       <w:numFmt w:val="decimal"/>
       <w:lvlText w:val=""/>
       <w:lvlJc w:val="left"/>
     </w:lvl>
   </w:abstractNum>
-  <w:abstractNum w:abstractNumId="9" w15:restartNumberingAfterBreak="0">
-    <w:nsid w:val="54545AAA"/>
+  <w:abstractNum w:abstractNumId="10" w15:restartNumberingAfterBreak="0">
+    <w:nsid w:val="51B266DB"/>
     <w:multiLevelType w:val="hybridMultilevel"/>
-    <w:tmpl w:val="F4D2D018"/>
-    <w:lvl w:ilvl="0" w:tplc="DC6489B4">
+    <w:tmpl w:val="3F34FCBC"/>
+    <w:lvl w:ilvl="0" w:tplc="7512D1AC">
       <w:start w:val="1"/>
       <w:numFmt w:val="decimal"/>
       <w:lvlText w:val="%1."/>
@@ -11985,52 +12123,52 @@
         <w:color w:val="A67C27"/>
       </w:rPr>
     </w:lvl>
-    <w:lvl w:ilvl="1" w:tplc="5674F464">
+    <w:lvl w:ilvl="1" w:tplc="44F26406">
       <w:numFmt w:val="decimal"/>
       <w:lvlText w:val=""/>
       <w:lvlJc w:val="left"/>
     </w:lvl>
-    <w:lvl w:ilvl="2" w:tplc="30E67106">
+    <w:lvl w:ilvl="2" w:tplc="A8900F1A">
       <w:numFmt w:val="decimal"/>
       <w:lvlText w:val=""/>
       <w:lvlJc w:val="left"/>
     </w:lvl>
-    <w:lvl w:ilvl="3" w:tplc="73142AEA">
+    <w:lvl w:ilvl="3" w:tplc="DF461798">
       <w:numFmt w:val="decimal"/>
       <w:lvlText w:val=""/>
       <w:lvlJc w:val="left"/>
     </w:lvl>
-    <w:lvl w:ilvl="4" w:tplc="979A894A">
+    <w:lvl w:ilvl="4" w:tplc="72C44C34">
       <w:numFmt w:val="decimal"/>
       <w:lvlText w:val=""/>
       <w:lvlJc w:val="left"/>
     </w:lvl>
-    <w:lvl w:ilvl="5" w:tplc="4C687F1A">
+    <w:lvl w:ilvl="5" w:tplc="CDFE2BD2">
       <w:numFmt w:val="decimal"/>
       <w:lvlText w:val=""/>
       <w:lvlJc w:val="left"/>
     </w:lvl>
-    <w:lvl w:ilvl="6" w:tplc="89260ED6">
+    <w:lvl w:ilvl="6" w:tplc="8570BDF2">
       <w:numFmt w:val="decimal"/>
       <w:lvlText w:val=""/>
       <w:lvlJc w:val="left"/>
     </w:lvl>
-    <w:lvl w:ilvl="7" w:tplc="84A07B9C">
+    <w:lvl w:ilvl="7" w:tplc="9D540B80">
       <w:numFmt w:val="decimal"/>
       <w:lvlText w:val=""/>
       <w:lvlJc w:val="left"/>
     </w:lvl>
-    <w:lvl w:ilvl="8" w:tplc="A066DDCA">
+    <w:lvl w:ilvl="8" w:tplc="9AAE9FBC">
       <w:numFmt w:val="decimal"/>
       <w:lvlText w:val=""/>
       <w:lvlJc w:val="left"/>
     </w:lvl>
   </w:abstractNum>
-  <w:abstractNum w:abstractNumId="10" w15:restartNumberingAfterBreak="0">
-    <w:nsid w:val="61E976B7"/>
+  <w:abstractNum w:abstractNumId="11" w15:restartNumberingAfterBreak="0">
+    <w:nsid w:val="54ED3F53"/>
     <w:multiLevelType w:val="hybridMultilevel"/>
-    <w:tmpl w:val="1D34AB64"/>
-    <w:lvl w:ilvl="0" w:tplc="A77AA01C">
+    <w:tmpl w:val="3670DEA0"/>
+    <w:lvl w:ilvl="0" w:tplc="5D60C0B8">
       <w:start w:val="1"/>
       <w:numFmt w:val="decimal"/>
       <w:lvlText w:val="%1."/>
@@ -12044,52 +12182,52 @@
         <w:color w:val="A67C27"/>
       </w:rPr>
     </w:lvl>
-    <w:lvl w:ilvl="1" w:tplc="D19248A8">
+    <w:lvl w:ilvl="1" w:tplc="E7FA111E">
       <w:numFmt w:val="decimal"/>
       <w:lvlText w:val=""/>
       <w:lvlJc w:val="left"/>
     </w:lvl>
-    <w:lvl w:ilvl="2" w:tplc="BDA4E592">
+    <w:lvl w:ilvl="2" w:tplc="1BE0DF08">
       <w:numFmt w:val="decimal"/>
       <w:lvlText w:val=""/>
       <w:lvlJc w:val="left"/>
     </w:lvl>
-    <w:lvl w:ilvl="3" w:tplc="9C0860D8">
+    <w:lvl w:ilvl="3" w:tplc="D04C82F2">
       <w:numFmt w:val="decimal"/>
       <w:lvlText w:val=""/>
       <w:lvlJc w:val="left"/>
     </w:lvl>
-    <w:lvl w:ilvl="4" w:tplc="9E50E110">
+    <w:lvl w:ilvl="4" w:tplc="1434888A">
       <w:numFmt w:val="decimal"/>
       <w:lvlText w:val=""/>
       <w:lvlJc w:val="left"/>
     </w:lvl>
-    <w:lvl w:ilvl="5" w:tplc="AF668B8C">
+    <w:lvl w:ilvl="5" w:tplc="9A042D8A">
       <w:numFmt w:val="decimal"/>
       <w:lvlText w:val=""/>
       <w:lvlJc w:val="left"/>
     </w:lvl>
-    <w:lvl w:ilvl="6" w:tplc="FBD2481C">
+    <w:lvl w:ilvl="6" w:tplc="5432694A">
       <w:numFmt w:val="decimal"/>
       <w:lvlText w:val=""/>
       <w:lvlJc w:val="left"/>
     </w:lvl>
-    <w:lvl w:ilvl="7" w:tplc="B0B0FC04">
+    <w:lvl w:ilvl="7" w:tplc="A6848A3A">
       <w:numFmt w:val="decimal"/>
       <w:lvlText w:val=""/>
       <w:lvlJc w:val="left"/>
     </w:lvl>
-    <w:lvl w:ilvl="8" w:tplc="AC6E9A7A">
+    <w:lvl w:ilvl="8" w:tplc="68D0627A">
       <w:numFmt w:val="decimal"/>
       <w:lvlText w:val=""/>
       <w:lvlJc w:val="left"/>
     </w:lvl>
   </w:abstractNum>
-  <w:abstractNum w:abstractNumId="11" w15:restartNumberingAfterBreak="0">
-    <w:nsid w:val="638238D1"/>
+  <w:abstractNum w:abstractNumId="12" w15:restartNumberingAfterBreak="0">
+    <w:nsid w:val="5D1F49B4"/>
     <w:multiLevelType w:val="hybridMultilevel"/>
-    <w:tmpl w:val="C97AF5B8"/>
-    <w:lvl w:ilvl="0" w:tplc="57C48588">
+    <w:tmpl w:val="8C0418F2"/>
+    <w:lvl w:ilvl="0" w:tplc="5A04DDBA">
       <w:start w:val="1"/>
       <w:numFmt w:val="decimal"/>
       <w:lvlText w:val="%1."/>
@@ -12103,52 +12241,52 @@
         <w:color w:val="A67C27"/>
       </w:rPr>
     </w:lvl>
-    <w:lvl w:ilvl="1" w:tplc="4E661D1A">
+    <w:lvl w:ilvl="1" w:tplc="CD641B00">
       <w:numFmt w:val="decimal"/>
       <w:lvlText w:val=""/>
       <w:lvlJc w:val="left"/>
     </w:lvl>
-    <w:lvl w:ilvl="2" w:tplc="D95C2000">
+    <w:lvl w:ilvl="2" w:tplc="5578684A">
       <w:numFmt w:val="decimal"/>
       <w:lvlText w:val=""/>
       <w:lvlJc w:val="left"/>
     </w:lvl>
-    <w:lvl w:ilvl="3" w:tplc="278A5760">
+    <w:lvl w:ilvl="3" w:tplc="74C2DC16">
       <w:numFmt w:val="decimal"/>
       <w:lvlText w:val=""/>
       <w:lvlJc w:val="left"/>
     </w:lvl>
-    <w:lvl w:ilvl="4" w:tplc="6AD01690">
+    <w:lvl w:ilvl="4" w:tplc="F48E7E46">
       <w:numFmt w:val="decimal"/>
       <w:lvlText w:val=""/>
       <w:lvlJc w:val="left"/>
     </w:lvl>
-    <w:lvl w:ilvl="5" w:tplc="11CE8CEA">
+    <w:lvl w:ilvl="5" w:tplc="B6E02F54">
       <w:numFmt w:val="decimal"/>
       <w:lvlText w:val=""/>
       <w:lvlJc w:val="left"/>
     </w:lvl>
-    <w:lvl w:ilvl="6" w:tplc="6A28177C">
+    <w:lvl w:ilvl="6" w:tplc="0116110E">
       <w:numFmt w:val="decimal"/>
       <w:lvlText w:val=""/>
       <w:lvlJc w:val="left"/>
     </w:lvl>
-    <w:lvl w:ilvl="7" w:tplc="7188FB0C">
+    <w:lvl w:ilvl="7" w:tplc="81F06016">
       <w:numFmt w:val="decimal"/>
       <w:lvlText w:val=""/>
       <w:lvlJc w:val="left"/>
     </w:lvl>
-    <w:lvl w:ilvl="8" w:tplc="81089A38">
+    <w:lvl w:ilvl="8" w:tplc="A6C2133C">
       <w:numFmt w:val="decimal"/>
       <w:lvlText w:val=""/>
       <w:lvlJc w:val="left"/>
     </w:lvl>
   </w:abstractNum>
-  <w:abstractNum w:abstractNumId="12" w15:restartNumberingAfterBreak="0">
-    <w:nsid w:val="6403153F"/>
+  <w:abstractNum w:abstractNumId="13" w15:restartNumberingAfterBreak="0">
+    <w:nsid w:val="62535E74"/>
     <w:multiLevelType w:val="hybridMultilevel"/>
-    <w:tmpl w:val="69205C46"/>
-    <w:lvl w:ilvl="0" w:tplc="6D6C5F48">
+    <w:tmpl w:val="C6D43898"/>
+    <w:lvl w:ilvl="0" w:tplc="975E66AC">
       <w:start w:val="1"/>
       <w:numFmt w:val="decimal"/>
       <w:lvlText w:val="%1."/>
@@ -12162,52 +12300,52 @@
         <w:color w:val="A67C27"/>
       </w:rPr>
     </w:lvl>
-    <w:lvl w:ilvl="1" w:tplc="BD74B85C">
+    <w:lvl w:ilvl="1" w:tplc="30B05C66">
       <w:numFmt w:val="decimal"/>
       <w:lvlText w:val=""/>
       <w:lvlJc w:val="left"/>
     </w:lvl>
-    <w:lvl w:ilvl="2" w:tplc="36F6051C">
+    <w:lvl w:ilvl="2" w:tplc="1A6A95EC">
       <w:numFmt w:val="decimal"/>
       <w:lvlText w:val=""/>
       <w:lvlJc w:val="left"/>
     </w:lvl>
-    <w:lvl w:ilvl="3" w:tplc="83E0AF50">
+    <w:lvl w:ilvl="3" w:tplc="0FF22C14">
       <w:numFmt w:val="decimal"/>
       <w:lvlText w:val=""/>
       <w:lvlJc w:val="left"/>
     </w:lvl>
-    <w:lvl w:ilvl="4" w:tplc="140A1C70">
+    <w:lvl w:ilvl="4" w:tplc="6BCE58BE">
       <w:numFmt w:val="decimal"/>
       <w:lvlText w:val=""/>
       <w:lvlJc w:val="left"/>
     </w:lvl>
-    <w:lvl w:ilvl="5" w:tplc="3CE20D0E">
+    <w:lvl w:ilvl="5" w:tplc="E296516E">
       <w:numFmt w:val="decimal"/>
       <w:lvlText w:val=""/>
       <w:lvlJc w:val="left"/>
     </w:lvl>
-    <w:lvl w:ilvl="6" w:tplc="0DD8777E">
+    <w:lvl w:ilvl="6" w:tplc="51409C9E">
       <w:numFmt w:val="decimal"/>
       <w:lvlText w:val=""/>
       <w:lvlJc w:val="left"/>
     </w:lvl>
-    <w:lvl w:ilvl="7" w:tplc="8696D254">
+    <w:lvl w:ilvl="7" w:tplc="D158C158">
       <w:numFmt w:val="decimal"/>
       <w:lvlText w:val=""/>
       <w:lvlJc w:val="left"/>
     </w:lvl>
-    <w:lvl w:ilvl="8" w:tplc="64F8D726">
+    <w:lvl w:ilvl="8" w:tplc="F1D05422">
       <w:numFmt w:val="decimal"/>
       <w:lvlText w:val=""/>
       <w:lvlJc w:val="left"/>
     </w:lvl>
   </w:abstractNum>
-  <w:abstractNum w:abstractNumId="13" w15:restartNumberingAfterBreak="0">
-    <w:nsid w:val="68CF1D20"/>
+  <w:abstractNum w:abstractNumId="14" w15:restartNumberingAfterBreak="0">
+    <w:nsid w:val="62F35E4F"/>
     <w:multiLevelType w:val="hybridMultilevel"/>
-    <w:tmpl w:val="10FCFD54"/>
-    <w:lvl w:ilvl="0" w:tplc="083E7F44">
+    <w:tmpl w:val="6C78BBDA"/>
+    <w:lvl w:ilvl="0" w:tplc="0E9CB4BE">
       <w:start w:val="1"/>
       <w:numFmt w:val="decimal"/>
       <w:lvlText w:val="%1."/>
@@ -12221,52 +12359,52 @@
         <w:color w:val="A67C27"/>
       </w:rPr>
     </w:lvl>
-    <w:lvl w:ilvl="1" w:tplc="B8089858">
+    <w:lvl w:ilvl="1" w:tplc="748A741C">
       <w:numFmt w:val="decimal"/>
       <w:lvlText w:val=""/>
       <w:lvlJc w:val="left"/>
     </w:lvl>
-    <w:lvl w:ilvl="2" w:tplc="EF4CC3B2">
+    <w:lvl w:ilvl="2" w:tplc="CF6E6FD2">
       <w:numFmt w:val="decimal"/>
       <w:lvlText w:val=""/>
       <w:lvlJc w:val="left"/>
     </w:lvl>
-    <w:lvl w:ilvl="3" w:tplc="21ECE07A">
+    <w:lvl w:ilvl="3" w:tplc="37E840D8">
       <w:numFmt w:val="decimal"/>
       <w:lvlText w:val=""/>
       <w:lvlJc w:val="left"/>
     </w:lvl>
-    <w:lvl w:ilvl="4" w:tplc="461E51B6">
+    <w:lvl w:ilvl="4" w:tplc="FE602E46">
       <w:numFmt w:val="decimal"/>
       <w:lvlText w:val=""/>
       <w:lvlJc w:val="left"/>
     </w:lvl>
-    <w:lvl w:ilvl="5" w:tplc="1D1E6202">
+    <w:lvl w:ilvl="5" w:tplc="88742B96">
       <w:numFmt w:val="decimal"/>
       <w:lvlText w:val=""/>
       <w:lvlJc w:val="left"/>
     </w:lvl>
-    <w:lvl w:ilvl="6" w:tplc="3AD2D960">
+    <w:lvl w:ilvl="6" w:tplc="A7AE6256">
       <w:numFmt w:val="decimal"/>
       <w:lvlText w:val=""/>
       <w:lvlJc w:val="left"/>
     </w:lvl>
-    <w:lvl w:ilvl="7" w:tplc="C0CE361A">
+    <w:lvl w:ilvl="7" w:tplc="165ADC68">
       <w:numFmt w:val="decimal"/>
       <w:lvlText w:val=""/>
       <w:lvlJc w:val="left"/>
     </w:lvl>
-    <w:lvl w:ilvl="8" w:tplc="D08AB8A6">
+    <w:lvl w:ilvl="8" w:tplc="321A6A92">
       <w:numFmt w:val="decimal"/>
       <w:lvlText w:val=""/>
       <w:lvlJc w:val="left"/>
     </w:lvl>
   </w:abstractNum>
-  <w:abstractNum w:abstractNumId="14" w15:restartNumberingAfterBreak="0">
-    <w:nsid w:val="69C32DA3"/>
+  <w:abstractNum w:abstractNumId="15" w15:restartNumberingAfterBreak="0">
+    <w:nsid w:val="63E921CD"/>
     <w:multiLevelType w:val="hybridMultilevel"/>
-    <w:tmpl w:val="ECECC650"/>
-    <w:lvl w:ilvl="0" w:tplc="86947A68">
+    <w:tmpl w:val="E86862C0"/>
+    <w:lvl w:ilvl="0" w:tplc="BA18A3F4">
       <w:start w:val="1"/>
       <w:numFmt w:val="decimal"/>
       <w:lvlText w:val="%1."/>
@@ -12280,110 +12418,52 @@
         <w:color w:val="A67C27"/>
       </w:rPr>
     </w:lvl>
-    <w:lvl w:ilvl="1" w:tplc="86ACD7A0">
+    <w:lvl w:ilvl="1" w:tplc="343C673C">
       <w:numFmt w:val="decimal"/>
       <w:lvlText w:val=""/>
       <w:lvlJc w:val="left"/>
     </w:lvl>
-    <w:lvl w:ilvl="2" w:tplc="D72EBA42">
+    <w:lvl w:ilvl="2" w:tplc="FF9CC624">
       <w:numFmt w:val="decimal"/>
       <w:lvlText w:val=""/>
       <w:lvlJc w:val="left"/>
     </w:lvl>
-    <w:lvl w:ilvl="3" w:tplc="F16432E8">
+    <w:lvl w:ilvl="3" w:tplc="F1702040">
       <w:numFmt w:val="decimal"/>
       <w:lvlText w:val=""/>
       <w:lvlJc w:val="left"/>
     </w:lvl>
-    <w:lvl w:ilvl="4" w:tplc="5CBE5736">
+    <w:lvl w:ilvl="4" w:tplc="89669248">
       <w:numFmt w:val="decimal"/>
       <w:lvlText w:val=""/>
       <w:lvlJc w:val="left"/>
     </w:lvl>
-    <w:lvl w:ilvl="5" w:tplc="09C88FB0">
+    <w:lvl w:ilvl="5" w:tplc="7FCC1C5A">
       <w:numFmt w:val="decimal"/>
       <w:lvlText w:val=""/>
       <w:lvlJc w:val="left"/>
     </w:lvl>
-    <w:lvl w:ilvl="6" w:tplc="C81EDA78">
+    <w:lvl w:ilvl="6" w:tplc="1144AE08">
       <w:numFmt w:val="decimal"/>
       <w:lvlText w:val=""/>
       <w:lvlJc w:val="left"/>
     </w:lvl>
-    <w:lvl w:ilvl="7" w:tplc="B866982E">
+    <w:lvl w:ilvl="7" w:tplc="1938EE86">
       <w:numFmt w:val="decimal"/>
       <w:lvlText w:val=""/>
       <w:lvlJc w:val="left"/>
     </w:lvl>
-    <w:lvl w:ilvl="8" w:tplc="85604B20">
-      <w:numFmt w:val="decimal"/>
-      <w:lvlText w:val=""/>
-      <w:lvlJc w:val="left"/>
-    </w:lvl>
-  </w:abstractNum>
-  <w:abstractNum w:abstractNumId="15" w15:restartNumberingAfterBreak="0">
-    <w:nsid w:val="6D175872"/>
-    <w:multiLevelType w:val="hybridMultilevel"/>
-    <w:tmpl w:val="B742166A"/>
-    <w:lvl w:ilvl="0" w:tplc="1F9041E2">
-      <w:start w:val="1"/>
-      <w:numFmt w:val="bullet"/>
-      <w:lvlText w:val="•"/>
-      <w:lvlJc w:val="left"/>
-      <w:pPr>
-        <w:ind w:left="460" w:hanging="280"/>
-      </w:pPr>
-    </w:lvl>
-    <w:lvl w:ilvl="1" w:tplc="E646B552">
-      <w:start w:val="1"/>
-      <w:numFmt w:val="bullet"/>
-      <w:lvlText w:val="–"/>
-      <w:lvlJc w:val="left"/>
-      <w:pPr>
-        <w:ind w:left="900" w:hanging="280"/>
-      </w:pPr>
-    </w:lvl>
-    <w:lvl w:ilvl="2" w:tplc="A64C32F0">
-      <w:numFmt w:val="decimal"/>
-      <w:lvlText w:val=""/>
-      <w:lvlJc w:val="left"/>
-    </w:lvl>
-    <w:lvl w:ilvl="3" w:tplc="A41A1B06">
-      <w:numFmt w:val="decimal"/>
-      <w:lvlText w:val=""/>
-      <w:lvlJc w:val="left"/>
-    </w:lvl>
-    <w:lvl w:ilvl="4" w:tplc="0E82D4F6">
-      <w:numFmt w:val="decimal"/>
-      <w:lvlText w:val=""/>
-      <w:lvlJc w:val="left"/>
-    </w:lvl>
-    <w:lvl w:ilvl="5" w:tplc="A1084850">
-      <w:numFmt w:val="decimal"/>
-      <w:lvlText w:val=""/>
-      <w:lvlJc w:val="left"/>
-    </w:lvl>
-    <w:lvl w:ilvl="6" w:tplc="9A8458AA">
-      <w:numFmt w:val="decimal"/>
-      <w:lvlText w:val=""/>
-      <w:lvlJc w:val="left"/>
-    </w:lvl>
-    <w:lvl w:ilvl="7" w:tplc="DAC2EED6">
-      <w:numFmt w:val="decimal"/>
-      <w:lvlText w:val=""/>
-      <w:lvlJc w:val="left"/>
-    </w:lvl>
-    <w:lvl w:ilvl="8" w:tplc="28547F46">
+    <w:lvl w:ilvl="8" w:tplc="43209B6C">
       <w:numFmt w:val="decimal"/>
       <w:lvlText w:val=""/>
       <w:lvlJc w:val="left"/>
     </w:lvl>
   </w:abstractNum>
   <w:abstractNum w:abstractNumId="16" w15:restartNumberingAfterBreak="0">
-    <w:nsid w:val="6F7477A2"/>
+    <w:nsid w:val="67CD72CE"/>
     <w:multiLevelType w:val="hybridMultilevel"/>
-    <w:tmpl w:val="99D87C44"/>
-    <w:lvl w:ilvl="0" w:tplc="A04034B4">
+    <w:tmpl w:val="25964A58"/>
+    <w:lvl w:ilvl="0" w:tplc="60923238">
       <w:start w:val="1"/>
       <w:numFmt w:val="decimal"/>
       <w:lvlText w:val="%1."/>
@@ -12397,52 +12477,52 @@
         <w:color w:val="A67C27"/>
       </w:rPr>
     </w:lvl>
-    <w:lvl w:ilvl="1" w:tplc="3B3A9F56">
+    <w:lvl w:ilvl="1" w:tplc="F92E123A">
       <w:numFmt w:val="decimal"/>
       <w:lvlText w:val=""/>
       <w:lvlJc w:val="left"/>
     </w:lvl>
-    <w:lvl w:ilvl="2" w:tplc="23ACDEB4">
+    <w:lvl w:ilvl="2" w:tplc="77BE577A">
       <w:numFmt w:val="decimal"/>
       <w:lvlText w:val=""/>
       <w:lvlJc w:val="left"/>
     </w:lvl>
-    <w:lvl w:ilvl="3" w:tplc="433E07A2">
+    <w:lvl w:ilvl="3" w:tplc="6D1A08DA">
       <w:numFmt w:val="decimal"/>
       <w:lvlText w:val=""/>
       <w:lvlJc w:val="left"/>
     </w:lvl>
-    <w:lvl w:ilvl="4" w:tplc="37F4D820">
+    <w:lvl w:ilvl="4" w:tplc="09020834">
       <w:numFmt w:val="decimal"/>
       <w:lvlText w:val=""/>
       <w:lvlJc w:val="left"/>
     </w:lvl>
-    <w:lvl w:ilvl="5" w:tplc="D73EFE02">
+    <w:lvl w:ilvl="5" w:tplc="1C9C05EC">
       <w:numFmt w:val="decimal"/>
       <w:lvlText w:val=""/>
       <w:lvlJc w:val="left"/>
     </w:lvl>
-    <w:lvl w:ilvl="6" w:tplc="44642984">
+    <w:lvl w:ilvl="6" w:tplc="74460E10">
       <w:numFmt w:val="decimal"/>
       <w:lvlText w:val=""/>
       <w:lvlJc w:val="left"/>
     </w:lvl>
-    <w:lvl w:ilvl="7" w:tplc="1D84BAE8">
+    <w:lvl w:ilvl="7" w:tplc="CA6ABA38">
       <w:numFmt w:val="decimal"/>
       <w:lvlText w:val=""/>
       <w:lvlJc w:val="left"/>
     </w:lvl>
-    <w:lvl w:ilvl="8" w:tplc="D522392E">
+    <w:lvl w:ilvl="8" w:tplc="92E617E0">
       <w:numFmt w:val="decimal"/>
       <w:lvlText w:val=""/>
       <w:lvlJc w:val="left"/>
     </w:lvl>
   </w:abstractNum>
   <w:abstractNum w:abstractNumId="17" w15:restartNumberingAfterBreak="0">
-    <w:nsid w:val="76FB49E9"/>
+    <w:nsid w:val="6BF14F13"/>
     <w:multiLevelType w:val="hybridMultilevel"/>
-    <w:tmpl w:val="6FE07B28"/>
-    <w:lvl w:ilvl="0" w:tplc="2D4C1088">
+    <w:tmpl w:val="AE66083C"/>
+    <w:lvl w:ilvl="0" w:tplc="66C06F18">
       <w:start w:val="1"/>
       <w:numFmt w:val="decimal"/>
       <w:lvlText w:val="%1."/>
@@ -12456,150 +12536,150 @@
         <w:color w:val="A67C27"/>
       </w:rPr>
     </w:lvl>
-    <w:lvl w:ilvl="1" w:tplc="7D26BA88">
+    <w:lvl w:ilvl="1" w:tplc="8768FF7C">
       <w:numFmt w:val="decimal"/>
       <w:lvlText w:val=""/>
       <w:lvlJc w:val="left"/>
     </w:lvl>
-    <w:lvl w:ilvl="2" w:tplc="617C568C">
+    <w:lvl w:ilvl="2" w:tplc="C12E7ABC">
       <w:numFmt w:val="decimal"/>
       <w:lvlText w:val=""/>
       <w:lvlJc w:val="left"/>
     </w:lvl>
-    <w:lvl w:ilvl="3" w:tplc="894007FC">
+    <w:lvl w:ilvl="3" w:tplc="D92C2268">
       <w:numFmt w:val="decimal"/>
       <w:lvlText w:val=""/>
       <w:lvlJc w:val="left"/>
     </w:lvl>
-    <w:lvl w:ilvl="4" w:tplc="D0C6CF26">
+    <w:lvl w:ilvl="4" w:tplc="6824B5CA">
       <w:numFmt w:val="decimal"/>
       <w:lvlText w:val=""/>
       <w:lvlJc w:val="left"/>
     </w:lvl>
-    <w:lvl w:ilvl="5" w:tplc="74A42D6E">
+    <w:lvl w:ilvl="5" w:tplc="B652DCFE">
       <w:numFmt w:val="decimal"/>
       <w:lvlText w:val=""/>
       <w:lvlJc w:val="left"/>
     </w:lvl>
-    <w:lvl w:ilvl="6" w:tplc="4FD64CD8">
+    <w:lvl w:ilvl="6" w:tplc="82A468CA">
       <w:numFmt w:val="decimal"/>
       <w:lvlText w:val=""/>
       <w:lvlJc w:val="left"/>
     </w:lvl>
-    <w:lvl w:ilvl="7" w:tplc="83885A98">
+    <w:lvl w:ilvl="7" w:tplc="8D56A844">
       <w:numFmt w:val="decimal"/>
       <w:lvlText w:val=""/>
       <w:lvlJc w:val="left"/>
     </w:lvl>
-    <w:lvl w:ilvl="8" w:tplc="1146F326">
+    <w:lvl w:ilvl="8" w:tplc="DFAA18B2">
       <w:numFmt w:val="decimal"/>
       <w:lvlText w:val=""/>
       <w:lvlJc w:val="left"/>
     </w:lvl>
   </w:abstractNum>
-  <w:num w:numId="1" w16cid:durableId="1529027714">
+  <w:num w:numId="1" w16cid:durableId="217518503">
+    <w:abstractNumId w:val="2"/>
+    <w:lvlOverride w:ilvl="0">
+      <w:startOverride w:val="1"/>
+    </w:lvlOverride>
+  </w:num>
+  <w:num w:numId="2" w16cid:durableId="256181894">
+    <w:abstractNumId w:val="6"/>
+    <w:lvlOverride w:ilvl="0">
+      <w:startOverride w:val="1"/>
+    </w:lvlOverride>
+  </w:num>
+  <w:num w:numId="3" w16cid:durableId="54860690">
+    <w:abstractNumId w:val="17"/>
+    <w:lvlOverride w:ilvl="0">
+      <w:startOverride w:val="1"/>
+    </w:lvlOverride>
+  </w:num>
+  <w:num w:numId="4" w16cid:durableId="640379283">
+    <w:abstractNumId w:val="12"/>
+    <w:lvlOverride w:ilvl="0">
+      <w:startOverride w:val="1"/>
+    </w:lvlOverride>
+  </w:num>
+  <w:num w:numId="5" w16cid:durableId="785999456">
+    <w:abstractNumId w:val="13"/>
+    <w:lvlOverride w:ilvl="0">
+      <w:startOverride w:val="1"/>
+    </w:lvlOverride>
+  </w:num>
+  <w:num w:numId="6" w16cid:durableId="788596438">
+    <w:abstractNumId w:val="11"/>
+    <w:lvlOverride w:ilvl="0">
+      <w:startOverride w:val="1"/>
+    </w:lvlOverride>
+  </w:num>
+  <w:num w:numId="7" w16cid:durableId="1794590937">
+    <w:abstractNumId w:val="9"/>
+    <w:lvlOverride w:ilvl="0">
+      <w:startOverride w:val="1"/>
+    </w:lvlOverride>
+  </w:num>
+  <w:num w:numId="8" w16cid:durableId="1925873365">
+    <w:abstractNumId w:val="16"/>
+    <w:lvlOverride w:ilvl="0">
+      <w:startOverride w:val="1"/>
+    </w:lvlOverride>
+  </w:num>
+  <w:num w:numId="9" w16cid:durableId="1967544171">
+    <w:abstractNumId w:val="10"/>
+    <w:lvlOverride w:ilvl="0">
+      <w:startOverride w:val="1"/>
+    </w:lvlOverride>
+  </w:num>
+  <w:num w:numId="10" w16cid:durableId="1235092858">
+    <w:abstractNumId w:val="8"/>
+    <w:lvlOverride w:ilvl="0">
+      <w:startOverride w:val="1"/>
+    </w:lvlOverride>
+  </w:num>
+  <w:num w:numId="11" w16cid:durableId="119954963">
     <w:abstractNumId w:val="0"/>
     <w:lvlOverride w:ilvl="0">
       <w:startOverride w:val="1"/>
     </w:lvlOverride>
   </w:num>
-  <w:num w:numId="2" w16cid:durableId="1272200735">
+  <w:num w:numId="12" w16cid:durableId="1140226573">
+    <w:abstractNumId w:val="4"/>
+    <w:lvlOverride w:ilvl="0">
+      <w:startOverride w:val="1"/>
+    </w:lvlOverride>
+  </w:num>
+  <w:num w:numId="13" w16cid:durableId="2116361490">
+    <w:abstractNumId w:val="14"/>
+    <w:lvlOverride w:ilvl="0">
+      <w:startOverride w:val="1"/>
+    </w:lvlOverride>
+  </w:num>
+  <w:num w:numId="14" w16cid:durableId="62460274">
+    <w:abstractNumId w:val="7"/>
+    <w:lvlOverride w:ilvl="0">
+      <w:startOverride w:val="1"/>
+    </w:lvlOverride>
+  </w:num>
+  <w:num w:numId="15" w16cid:durableId="88545976">
+    <w:abstractNumId w:val="5"/>
+    <w:lvlOverride w:ilvl="0">
+      <w:startOverride w:val="1"/>
+    </w:lvlOverride>
+  </w:num>
+  <w:num w:numId="16" w16cid:durableId="1149398276">
+    <w:abstractNumId w:val="3"/>
+    <w:lvlOverride w:ilvl="0">
+      <w:startOverride w:val="1"/>
+    </w:lvlOverride>
+  </w:num>
+  <w:num w:numId="17" w16cid:durableId="1983927469">
     <w:abstractNumId w:val="15"/>
     <w:lvlOverride w:ilvl="0">
       <w:startOverride w:val="1"/>
     </w:lvlOverride>
   </w:num>
-  <w:num w:numId="3" w16cid:durableId="1742176076">
-    <w:abstractNumId w:val="5"/>
-    <w:lvlOverride w:ilvl="0">
-      <w:startOverride w:val="1"/>
-    </w:lvlOverride>
-  </w:num>
-  <w:num w:numId="4" w16cid:durableId="2123529256">
-    <w:abstractNumId w:val="14"/>
-    <w:lvlOverride w:ilvl="0">
-      <w:startOverride w:val="1"/>
-    </w:lvlOverride>
-  </w:num>
-  <w:num w:numId="5" w16cid:durableId="787746221">
-    <w:abstractNumId w:val="2"/>
-    <w:lvlOverride w:ilvl="0">
-      <w:startOverride w:val="1"/>
-    </w:lvlOverride>
-  </w:num>
-  <w:num w:numId="6" w16cid:durableId="1221014615">
-    <w:abstractNumId w:val="11"/>
-    <w:lvlOverride w:ilvl="0">
-      <w:startOverride w:val="1"/>
-    </w:lvlOverride>
-  </w:num>
-  <w:num w:numId="7" w16cid:durableId="2118483347">
-    <w:abstractNumId w:val="13"/>
-    <w:lvlOverride w:ilvl="0">
-      <w:startOverride w:val="1"/>
-    </w:lvlOverride>
-  </w:num>
-  <w:num w:numId="8" w16cid:durableId="285627678">
-    <w:abstractNumId w:val="7"/>
-    <w:lvlOverride w:ilvl="0">
-      <w:startOverride w:val="1"/>
-    </w:lvlOverride>
-  </w:num>
-  <w:num w:numId="9" w16cid:durableId="2071032733">
-    <w:abstractNumId w:val="6"/>
-    <w:lvlOverride w:ilvl="0">
-      <w:startOverride w:val="1"/>
-    </w:lvlOverride>
-  </w:num>
-  <w:num w:numId="10" w16cid:durableId="1949042709">
-    <w:abstractNumId w:val="9"/>
-    <w:lvlOverride w:ilvl="0">
-      <w:startOverride w:val="1"/>
-    </w:lvlOverride>
-  </w:num>
-  <w:num w:numId="11" w16cid:durableId="1063913615">
-    <w:abstractNumId w:val="8"/>
-    <w:lvlOverride w:ilvl="0">
-      <w:startOverride w:val="1"/>
-    </w:lvlOverride>
-  </w:num>
-  <w:num w:numId="12" w16cid:durableId="7609567">
-    <w:abstractNumId w:val="12"/>
-    <w:lvlOverride w:ilvl="0">
-      <w:startOverride w:val="1"/>
-    </w:lvlOverride>
-  </w:num>
-  <w:num w:numId="13" w16cid:durableId="1787315">
-    <w:abstractNumId w:val="3"/>
-    <w:lvlOverride w:ilvl="0">
-      <w:startOverride w:val="1"/>
-    </w:lvlOverride>
-  </w:num>
-  <w:num w:numId="14" w16cid:durableId="787357469">
-    <w:abstractNumId w:val="4"/>
-    <w:lvlOverride w:ilvl="0">
-      <w:startOverride w:val="1"/>
-    </w:lvlOverride>
-  </w:num>
-  <w:num w:numId="15" w16cid:durableId="2090732079">
-    <w:abstractNumId w:val="17"/>
-    <w:lvlOverride w:ilvl="0">
-      <w:startOverride w:val="1"/>
-    </w:lvlOverride>
-  </w:num>
-  <w:num w:numId="16" w16cid:durableId="658264052">
-    <w:abstractNumId w:val="10"/>
-    <w:lvlOverride w:ilvl="0">
-      <w:startOverride w:val="1"/>
-    </w:lvlOverride>
-  </w:num>
-  <w:num w:numId="17" w16cid:durableId="1670137306">
-    <w:abstractNumId w:val="16"/>
-    <w:lvlOverride w:ilvl="0">
-      <w:startOverride w:val="1"/>
-    </w:lvlOverride>
-  </w:num>
-  <w:num w:numId="18" w16cid:durableId="1110200995">
+  <w:num w:numId="18" w16cid:durableId="470707369">
     <w:abstractNumId w:val="1"/>
     <w:lvlOverride w:ilvl="0">
       <w:startOverride w:val="1"/>
@@ -13225,7 +13305,7 @@
     <w:autoRedefine/>
     <w:uiPriority w:val="39"/>
     <w:unhideWhenUsed/>
-    <w:rsid w:val="00017DE4"/>
+    <w:rsid w:val="00E446B1"/>
     <w:pPr>
       <w:spacing w:after="100"/>
     </w:pPr>
@@ -13237,7 +13317,7 @@
     <w:autoRedefine/>
     <w:uiPriority w:val="39"/>
     <w:unhideWhenUsed/>
-    <w:rsid w:val="00017DE4"/>
+    <w:rsid w:val="00E446B1"/>
     <w:pPr>
       <w:spacing w:after="100"/>
       <w:ind w:left="210"/>

--- a/docs/manuals/Role_Guide_1_PI_Admin.docx
+++ b/docs/manuals/Role_Guide_1_PI_Admin.docx
@@ -69,7 +69,7 @@
           <w:left w:w="10" w:type="dxa"/>
           <w:right w:w="10" w:type="dxa"/>
         </w:tblCellMar>
-        <w:tblLook w:val="0000" w:firstRow="0" w:lastRow="0" w:firstColumn="0" w:lastColumn="0" w:noHBand="0" w:noVBand="0"/>
+        <w:tblLook w:val="04A0" w:firstRow="1" w:lastRow="0" w:firstColumn="1" w:lastColumn="0" w:noHBand="0" w:noVBand="1"/>
       </w:tblPr>
       <w:tblGrid>
         <w:gridCol w:w="2300"/>
@@ -469,7 +469,7 @@
                 <w:sz w:val="19"/>
                 <w:szCs w:val="19"/>
               </w:rPr>
-              <w:t>Version 1.1 · 19 September 2026</w:t>
+              <w:t>Version 1.2 · 20 September 2026</w:t>
             </w:r>
           </w:p>
         </w:tc>
@@ -538,7 +538,7 @@
     <w:sdt>
       <w:sdtPr>
         <w:alias w:val="Contents"/>
-        <w:id w:val="-377247354"/>
+        <w:id w:val="-1268002869"/>
       </w:sdtPr>
       <w:sdtEndPr/>
       <w:sdtContent>
@@ -567,7 +567,7 @@
           <w:r>
             <w:fldChar w:fldCharType="separate"/>
           </w:r>
-          <w:hyperlink w:anchor="_Toc240712937" w:history="1">
+          <w:hyperlink w:anchor="_Toc240758883" w:history="1">
             <w:r>
               <w:rPr>
                 <w:rStyle w:val="Hyperlink"/>
@@ -591,7 +591,7 @@
               <w:rPr>
                 <w:noProof/>
               </w:rPr>
-              <w:instrText xml:space="preserve"> PAGEREF _Toc240712937 \h </w:instrText>
+              <w:instrText xml:space="preserve"> PAGEREF _Toc240758883 \h </w:instrText>
             </w:r>
             <w:r>
               <w:rPr>
@@ -634,7 +634,7 @@
               <w14:ligatures w14:val="standardContextual"/>
             </w:rPr>
           </w:pPr>
-          <w:hyperlink w:anchor="_Toc240712938" w:history="1">
+          <w:hyperlink w:anchor="_Toc240758884" w:history="1">
             <w:r>
               <w:rPr>
                 <w:rStyle w:val="Hyperlink"/>
@@ -658,7 +658,7 @@
               <w:rPr>
                 <w:noProof/>
               </w:rPr>
-              <w:instrText xml:space="preserve"> PAGEREF _Toc240712938 \h </w:instrText>
+              <w:instrText xml:space="preserve"> PAGEREF _Toc240758884 \h </w:instrText>
             </w:r>
             <w:r>
               <w:rPr>
@@ -701,7 +701,7 @@
               <w14:ligatures w14:val="standardContextual"/>
             </w:rPr>
           </w:pPr>
-          <w:hyperlink w:anchor="_Toc240712939" w:history="1">
+          <w:hyperlink w:anchor="_Toc240758885" w:history="1">
             <w:r>
               <w:rPr>
                 <w:rStyle w:val="Hyperlink"/>
@@ -725,7 +725,7 @@
               <w:rPr>
                 <w:noProof/>
               </w:rPr>
-              <w:instrText xml:space="preserve"> PAGEREF _Toc240712939 \h </w:instrText>
+              <w:instrText xml:space="preserve"> PAGEREF _Toc240758885 \h </w:instrText>
             </w:r>
             <w:r>
               <w:rPr>
@@ -768,7 +768,7 @@
               <w14:ligatures w14:val="standardContextual"/>
             </w:rPr>
           </w:pPr>
-          <w:hyperlink w:anchor="_Toc240712940" w:history="1">
+          <w:hyperlink w:anchor="_Toc240758886" w:history="1">
             <w:r>
               <w:rPr>
                 <w:rStyle w:val="Hyperlink"/>
@@ -792,7 +792,7 @@
               <w:rPr>
                 <w:noProof/>
               </w:rPr>
-              <w:instrText xml:space="preserve"> PAGEREF _Toc240712940 \h </w:instrText>
+              <w:instrText xml:space="preserve"> PAGEREF _Toc240758886 \h </w:instrText>
             </w:r>
             <w:r>
               <w:rPr>
@@ -835,7 +835,7 @@
               <w14:ligatures w14:val="standardContextual"/>
             </w:rPr>
           </w:pPr>
-          <w:hyperlink w:anchor="_Toc240712941" w:history="1">
+          <w:hyperlink w:anchor="_Toc240758887" w:history="1">
             <w:r>
               <w:rPr>
                 <w:rStyle w:val="Hyperlink"/>
@@ -859,7 +859,7 @@
               <w:rPr>
                 <w:noProof/>
               </w:rPr>
-              <w:instrText xml:space="preserve"> PAGEREF _Toc240712941 \h </w:instrText>
+              <w:instrText xml:space="preserve"> PAGEREF _Toc240758887 \h </w:instrText>
             </w:r>
             <w:r>
               <w:rPr>
@@ -902,7 +902,7 @@
               <w14:ligatures w14:val="standardContextual"/>
             </w:rPr>
           </w:pPr>
-          <w:hyperlink w:anchor="_Toc240712942" w:history="1">
+          <w:hyperlink w:anchor="_Toc240758888" w:history="1">
             <w:r>
               <w:rPr>
                 <w:rStyle w:val="Hyperlink"/>
@@ -926,7 +926,7 @@
               <w:rPr>
                 <w:noProof/>
               </w:rPr>
-              <w:instrText xml:space="preserve"> PAGEREF _Toc240712942 \h </w:instrText>
+              <w:instrText xml:space="preserve"> PAGEREF _Toc240758888 \h </w:instrText>
             </w:r>
             <w:r>
               <w:rPr>
@@ -969,7 +969,7 @@
               <w14:ligatures w14:val="standardContextual"/>
             </w:rPr>
           </w:pPr>
-          <w:hyperlink w:anchor="_Toc240712943" w:history="1">
+          <w:hyperlink w:anchor="_Toc240758889" w:history="1">
             <w:r>
               <w:rPr>
                 <w:rStyle w:val="Hyperlink"/>
@@ -993,7 +993,7 @@
               <w:rPr>
                 <w:noProof/>
               </w:rPr>
-              <w:instrText xml:space="preserve"> PAGEREF _Toc240712943 \h </w:instrText>
+              <w:instrText xml:space="preserve"> PAGEREF _Toc240758889 \h </w:instrText>
             </w:r>
             <w:r>
               <w:rPr>
@@ -1036,7 +1036,7 @@
               <w14:ligatures w14:val="standardContextual"/>
             </w:rPr>
           </w:pPr>
-          <w:hyperlink w:anchor="_Toc240712944" w:history="1">
+          <w:hyperlink w:anchor="_Toc240758890" w:history="1">
             <w:r>
               <w:rPr>
                 <w:rStyle w:val="Hyperlink"/>
@@ -1060,7 +1060,7 @@
               <w:rPr>
                 <w:noProof/>
               </w:rPr>
-              <w:instrText xml:space="preserve"> PAGEREF _Toc240712944 \h </w:instrText>
+              <w:instrText xml:space="preserve"> PAGEREF _Toc240758890 \h </w:instrText>
             </w:r>
             <w:r>
               <w:rPr>
@@ -1103,7 +1103,7 @@
               <w14:ligatures w14:val="standardContextual"/>
             </w:rPr>
           </w:pPr>
-          <w:hyperlink w:anchor="_Toc240712945" w:history="1">
+          <w:hyperlink w:anchor="_Toc240758891" w:history="1">
             <w:r>
               <w:rPr>
                 <w:rStyle w:val="Hyperlink"/>
@@ -1127,7 +1127,7 @@
               <w:rPr>
                 <w:noProof/>
               </w:rPr>
-              <w:instrText xml:space="preserve"> PAGEREF _Toc240712945 \h </w:instrText>
+              <w:instrText xml:space="preserve"> PAGEREF _Toc240758891 \h </w:instrText>
             </w:r>
             <w:r>
               <w:rPr>
@@ -1170,7 +1170,7 @@
               <w14:ligatures w14:val="standardContextual"/>
             </w:rPr>
           </w:pPr>
-          <w:hyperlink w:anchor="_Toc240712946" w:history="1">
+          <w:hyperlink w:anchor="_Toc240758892" w:history="1">
             <w:r>
               <w:rPr>
                 <w:rStyle w:val="Hyperlink"/>
@@ -1194,7 +1194,7 @@
               <w:rPr>
                 <w:noProof/>
               </w:rPr>
-              <w:instrText xml:space="preserve"> PAGEREF _Toc240712946 \h </w:instrText>
+              <w:instrText xml:space="preserve"> PAGEREF _Toc240758892 \h </w:instrText>
             </w:r>
             <w:r>
               <w:rPr>
@@ -1237,7 +1237,7 @@
               <w14:ligatures w14:val="standardContextual"/>
             </w:rPr>
           </w:pPr>
-          <w:hyperlink w:anchor="_Toc240712947" w:history="1">
+          <w:hyperlink w:anchor="_Toc240758893" w:history="1">
             <w:r>
               <w:rPr>
                 <w:rStyle w:val="Hyperlink"/>
@@ -1261,7 +1261,7 @@
               <w:rPr>
                 <w:noProof/>
               </w:rPr>
-              <w:instrText xml:space="preserve"> PAGEREF _Toc240712947 \h </w:instrText>
+              <w:instrText xml:space="preserve"> PAGEREF _Toc240758893 \h </w:instrText>
             </w:r>
             <w:r>
               <w:rPr>
@@ -1304,7 +1304,7 @@
               <w14:ligatures w14:val="standardContextual"/>
             </w:rPr>
           </w:pPr>
-          <w:hyperlink w:anchor="_Toc240712948" w:history="1">
+          <w:hyperlink w:anchor="_Toc240758894" w:history="1">
             <w:r>
               <w:rPr>
                 <w:rStyle w:val="Hyperlink"/>
@@ -1328,7 +1328,7 @@
               <w:rPr>
                 <w:noProof/>
               </w:rPr>
-              <w:instrText xml:space="preserve"> PAGEREF _Toc240712948 \h </w:instrText>
+              <w:instrText xml:space="preserve"> PAGEREF _Toc240758894 \h </w:instrText>
             </w:r>
             <w:r>
               <w:rPr>
@@ -1371,7 +1371,7 @@
               <w14:ligatures w14:val="standardContextual"/>
             </w:rPr>
           </w:pPr>
-          <w:hyperlink w:anchor="_Toc240712949" w:history="1">
+          <w:hyperlink w:anchor="_Toc240758895" w:history="1">
             <w:r>
               <w:rPr>
                 <w:rStyle w:val="Hyperlink"/>
@@ -1395,7 +1395,7 @@
               <w:rPr>
                 <w:noProof/>
               </w:rPr>
-              <w:instrText xml:space="preserve"> PAGEREF _Toc240712949 \h </w:instrText>
+              <w:instrText xml:space="preserve"> PAGEREF _Toc240758895 \h </w:instrText>
             </w:r>
             <w:r>
               <w:rPr>
@@ -1438,7 +1438,7 @@
               <w14:ligatures w14:val="standardContextual"/>
             </w:rPr>
           </w:pPr>
-          <w:hyperlink w:anchor="_Toc240712950" w:history="1">
+          <w:hyperlink w:anchor="_Toc240758896" w:history="1">
             <w:r>
               <w:rPr>
                 <w:rStyle w:val="Hyperlink"/>
@@ -1462,7 +1462,7 @@
               <w:rPr>
                 <w:noProof/>
               </w:rPr>
-              <w:instrText xml:space="preserve"> PAGEREF _Toc240712950 \h </w:instrText>
+              <w:instrText xml:space="preserve"> PAGEREF _Toc240758896 \h </w:instrText>
             </w:r>
             <w:r>
               <w:rPr>
@@ -1505,7 +1505,7 @@
               <w14:ligatures w14:val="standardContextual"/>
             </w:rPr>
           </w:pPr>
-          <w:hyperlink w:anchor="_Toc240712951" w:history="1">
+          <w:hyperlink w:anchor="_Toc240758897" w:history="1">
             <w:r>
               <w:rPr>
                 <w:rStyle w:val="Hyperlink"/>
@@ -1529,7 +1529,7 @@
               <w:rPr>
                 <w:noProof/>
               </w:rPr>
-              <w:instrText xml:space="preserve"> PAGEREF _Toc240712951 \h </w:instrText>
+              <w:instrText xml:space="preserve"> PAGEREF _Toc240758897 \h </w:instrText>
             </w:r>
             <w:r>
               <w:rPr>
@@ -1572,7 +1572,7 @@
               <w14:ligatures w14:val="standardContextual"/>
             </w:rPr>
           </w:pPr>
-          <w:hyperlink w:anchor="_Toc240712952" w:history="1">
+          <w:hyperlink w:anchor="_Toc240758898" w:history="1">
             <w:r>
               <w:rPr>
                 <w:rStyle w:val="Hyperlink"/>
@@ -1596,7 +1596,7 @@
               <w:rPr>
                 <w:noProof/>
               </w:rPr>
-              <w:instrText xml:space="preserve"> PAGEREF _Toc240712952 \h </w:instrText>
+              <w:instrText xml:space="preserve"> PAGEREF _Toc240758898 \h </w:instrText>
             </w:r>
             <w:r>
               <w:rPr>
@@ -1639,7 +1639,7 @@
               <w14:ligatures w14:val="standardContextual"/>
             </w:rPr>
           </w:pPr>
-          <w:hyperlink w:anchor="_Toc240712953" w:history="1">
+          <w:hyperlink w:anchor="_Toc240758899" w:history="1">
             <w:r>
               <w:rPr>
                 <w:rStyle w:val="Hyperlink"/>
@@ -1663,7 +1663,7 @@
               <w:rPr>
                 <w:noProof/>
               </w:rPr>
-              <w:instrText xml:space="preserve"> PAGEREF _Toc240712953 \h </w:instrText>
+              <w:instrText xml:space="preserve"> PAGEREF _Toc240758899 \h </w:instrText>
             </w:r>
             <w:r>
               <w:rPr>
@@ -1706,7 +1706,7 @@
               <w14:ligatures w14:val="standardContextual"/>
             </w:rPr>
           </w:pPr>
-          <w:hyperlink w:anchor="_Toc240712954" w:history="1">
+          <w:hyperlink w:anchor="_Toc240758900" w:history="1">
             <w:r>
               <w:rPr>
                 <w:rStyle w:val="Hyperlink"/>
@@ -1730,7 +1730,7 @@
               <w:rPr>
                 <w:noProof/>
               </w:rPr>
-              <w:instrText xml:space="preserve"> PAGEREF _Toc240712954 \h </w:instrText>
+              <w:instrText xml:space="preserve"> PAGEREF _Toc240758900 \h </w:instrText>
             </w:r>
             <w:r>
               <w:rPr>
@@ -1773,7 +1773,7 @@
               <w14:ligatures w14:val="standardContextual"/>
             </w:rPr>
           </w:pPr>
-          <w:hyperlink w:anchor="_Toc240712955" w:history="1">
+          <w:hyperlink w:anchor="_Toc240758901" w:history="1">
             <w:r>
               <w:rPr>
                 <w:rStyle w:val="Hyperlink"/>
@@ -1797,7 +1797,7 @@
               <w:rPr>
                 <w:noProof/>
               </w:rPr>
-              <w:instrText xml:space="preserve"> PAGEREF _Toc240712955 \h </w:instrText>
+              <w:instrText xml:space="preserve"> PAGEREF _Toc240758901 \h </w:instrText>
             </w:r>
             <w:r>
               <w:rPr>
@@ -1840,7 +1840,7 @@
               <w14:ligatures w14:val="standardContextual"/>
             </w:rPr>
           </w:pPr>
-          <w:hyperlink w:anchor="_Toc240712956" w:history="1">
+          <w:hyperlink w:anchor="_Toc240758902" w:history="1">
             <w:r>
               <w:rPr>
                 <w:rStyle w:val="Hyperlink"/>
@@ -1864,7 +1864,7 @@
               <w:rPr>
                 <w:noProof/>
               </w:rPr>
-              <w:instrText xml:space="preserve"> PAGEREF _Toc240712956 \h </w:instrText>
+              <w:instrText xml:space="preserve"> PAGEREF _Toc240758902 \h </w:instrText>
             </w:r>
             <w:r>
               <w:rPr>
@@ -1907,7 +1907,7 @@
               <w14:ligatures w14:val="standardContextual"/>
             </w:rPr>
           </w:pPr>
-          <w:hyperlink w:anchor="_Toc240712957" w:history="1">
+          <w:hyperlink w:anchor="_Toc240758903" w:history="1">
             <w:r>
               <w:rPr>
                 <w:rStyle w:val="Hyperlink"/>
@@ -1931,7 +1931,7 @@
               <w:rPr>
                 <w:noProof/>
               </w:rPr>
-              <w:instrText xml:space="preserve"> PAGEREF _Toc240712957 \h </w:instrText>
+              <w:instrText xml:space="preserve"> PAGEREF _Toc240758903 \h </w:instrText>
             </w:r>
             <w:r>
               <w:rPr>
@@ -1974,7 +1974,7 @@
               <w14:ligatures w14:val="standardContextual"/>
             </w:rPr>
           </w:pPr>
-          <w:hyperlink w:anchor="_Toc240712958" w:history="1">
+          <w:hyperlink w:anchor="_Toc240758904" w:history="1">
             <w:r>
               <w:rPr>
                 <w:rStyle w:val="Hyperlink"/>
@@ -1998,7 +1998,7 @@
               <w:rPr>
                 <w:noProof/>
               </w:rPr>
-              <w:instrText xml:space="preserve"> PAGEREF _Toc240712958 \h </w:instrText>
+              <w:instrText xml:space="preserve"> PAGEREF _Toc240758904 \h </w:instrText>
             </w:r>
             <w:r>
               <w:rPr>
@@ -2041,7 +2041,7 @@
               <w14:ligatures w14:val="standardContextual"/>
             </w:rPr>
           </w:pPr>
-          <w:hyperlink w:anchor="_Toc240712959" w:history="1">
+          <w:hyperlink w:anchor="_Toc240758905" w:history="1">
             <w:r>
               <w:rPr>
                 <w:rStyle w:val="Hyperlink"/>
@@ -2065,7 +2065,7 @@
               <w:rPr>
                 <w:noProof/>
               </w:rPr>
-              <w:instrText xml:space="preserve"> PAGEREF _Toc240712959 \h </w:instrText>
+              <w:instrText xml:space="preserve"> PAGEREF _Toc240758905 \h </w:instrText>
             </w:r>
             <w:r>
               <w:rPr>
@@ -2082,7 +2082,7 @@
               <w:rPr>
                 <w:noProof/>
               </w:rPr>
-              <w:t>19</w:t>
+              <w:t>20</w:t>
             </w:r>
             <w:r>
               <w:rPr>
@@ -2108,7 +2108,7 @@
               <w14:ligatures w14:val="standardContextual"/>
             </w:rPr>
           </w:pPr>
-          <w:hyperlink w:anchor="_Toc240712960" w:history="1">
+          <w:hyperlink w:anchor="_Toc240758906" w:history="1">
             <w:r>
               <w:rPr>
                 <w:rStyle w:val="Hyperlink"/>
@@ -2132,7 +2132,7 @@
               <w:rPr>
                 <w:noProof/>
               </w:rPr>
-              <w:instrText xml:space="preserve"> PAGEREF _Toc240712960 \h </w:instrText>
+              <w:instrText xml:space="preserve"> PAGEREF _Toc240758906 \h </w:instrText>
             </w:r>
             <w:r>
               <w:rPr>
@@ -2175,7 +2175,7 @@
               <w14:ligatures w14:val="standardContextual"/>
             </w:rPr>
           </w:pPr>
-          <w:hyperlink w:anchor="_Toc240712961" w:history="1">
+          <w:hyperlink w:anchor="_Toc240758907" w:history="1">
             <w:r>
               <w:rPr>
                 <w:rStyle w:val="Hyperlink"/>
@@ -2199,7 +2199,7 @@
               <w:rPr>
                 <w:noProof/>
               </w:rPr>
-              <w:instrText xml:space="preserve"> PAGEREF _Toc240712961 \h </w:instrText>
+              <w:instrText xml:space="preserve"> PAGEREF _Toc240758907 \h </w:instrText>
             </w:r>
             <w:r>
               <w:rPr>
@@ -2242,7 +2242,7 @@
               <w14:ligatures w14:val="standardContextual"/>
             </w:rPr>
           </w:pPr>
-          <w:hyperlink w:anchor="_Toc240712962" w:history="1">
+          <w:hyperlink w:anchor="_Toc240758908" w:history="1">
             <w:r>
               <w:rPr>
                 <w:rStyle w:val="Hyperlink"/>
@@ -2266,7 +2266,7 @@
               <w:rPr>
                 <w:noProof/>
               </w:rPr>
-              <w:instrText xml:space="preserve"> PAGEREF _Toc240712962 \h </w:instrText>
+              <w:instrText xml:space="preserve"> PAGEREF _Toc240758908 \h </w:instrText>
             </w:r>
             <w:r>
               <w:rPr>
@@ -2305,7 +2305,7 @@
         <w:pStyle w:val="Heading1"/>
         <w:pageBreakBefore/>
       </w:pPr>
-      <w:bookmarkStart w:id="0" w:name="_Toc240712937"/>
+      <w:bookmarkStart w:id="0" w:name="_Toc240758883"/>
       <w:r>
         <w:lastRenderedPageBreak/>
         <w:t>1. Your role at a glance</w:t>
@@ -2465,7 +2465,7 @@
           <w:left w:w="10" w:type="dxa"/>
           <w:right w:w="10" w:type="dxa"/>
         </w:tblCellMar>
-        <w:tblLook w:val="0000" w:firstRow="0" w:lastRow="0" w:firstColumn="0" w:lastColumn="0" w:noHBand="0" w:noVBand="0"/>
+        <w:tblLook w:val="04A0" w:firstRow="1" w:lastRow="0" w:firstColumn="1" w:lastColumn="0" w:noHBand="0" w:noVBand="1"/>
       </w:tblPr>
       <w:tblGrid>
         <w:gridCol w:w="9412"/>
@@ -2525,7 +2525,7 @@
         <w:pStyle w:val="Heading1"/>
         <w:pageBreakBefore/>
       </w:pPr>
-      <w:bookmarkStart w:id="1" w:name="_Toc240712938"/>
+      <w:bookmarkStart w:id="1" w:name="_Toc240758884"/>
       <w:r>
         <w:lastRenderedPageBreak/>
         <w:t>2. Signing in and your screens</w:t>
@@ -2536,7 +2536,7 @@
       <w:pPr>
         <w:pStyle w:val="Heading2"/>
       </w:pPr>
-      <w:bookmarkStart w:id="2" w:name="_Toc240712939"/>
+      <w:bookmarkStart w:id="2" w:name="_Toc240758885"/>
       <w:r>
         <w:t>Signing in</w:t>
       </w:r>
@@ -2619,7 +2619,7 @@
           <w:noProof/>
         </w:rPr>
         <w:drawing>
-          <wp:inline distT="0" distB="0" distL="0" distR="0" wp14:anchorId="5A9FB7CD" wp14:editId="3C5B207E">
+          <wp:inline distT="0" distB="0" distL="0" distR="0" wp14:anchorId="78D5F622" wp14:editId="43507E6C">
             <wp:extent cx="5334000" cy="2333625"/>
             <wp:effectExtent l="0" t="0" r="0" b="0"/>
             <wp:docPr id="1" name="adm_login.jpg" descr="The sign-in screen for all internal staff." title="The sign-in screen for all internal staff."/>
@@ -2727,7 +2727,7 @@
           <w:left w:w="10" w:type="dxa"/>
           <w:right w:w="10" w:type="dxa"/>
         </w:tblCellMar>
-        <w:tblLook w:val="0000" w:firstRow="0" w:lastRow="0" w:firstColumn="0" w:lastColumn="0" w:noHBand="0" w:noVBand="0"/>
+        <w:tblLook w:val="04A0" w:firstRow="1" w:lastRow="0" w:firstColumn="1" w:lastColumn="0" w:noHBand="0" w:noVBand="1"/>
       </w:tblPr>
       <w:tblGrid>
         <w:gridCol w:w="9412"/>
@@ -2786,7 +2786,7 @@
       <w:pPr>
         <w:pStyle w:val="Heading2"/>
       </w:pPr>
-      <w:bookmarkStart w:id="3" w:name="_Toc240712940"/>
+      <w:bookmarkStart w:id="3" w:name="_Toc240758886"/>
       <w:r>
         <w:t>Finding your way around</w:t>
       </w:r>
@@ -2961,7 +2961,7 @@
         </w:rPr>
         <w:lastRenderedPageBreak/>
         <w:drawing>
-          <wp:inline distT="0" distB="0" distL="0" distR="0" wp14:anchorId="0EFA66A1" wp14:editId="373FF4B2">
+          <wp:inline distT="0" distB="0" distL="0" distR="0" wp14:anchorId="020EC9AF" wp14:editId="0C5BE6E4">
             <wp:extent cx="5715000" cy="1876425"/>
             <wp:effectExtent l="0" t="0" r="0" b="0"/>
             <wp:docPr id="2" name="adm_not_your_role.jpg" descr="Opening a screen outside your role (for example from an old bookmark) shows this card instead of the screen." title="Opening a screen outside your role (for example from an old bookmark) shows this card instead of the screen."/>
@@ -3030,7 +3030,7 @@
       <w:pPr>
         <w:pStyle w:val="Heading2"/>
       </w:pPr>
-      <w:bookmarkStart w:id="4" w:name="_Toc240712941"/>
+      <w:bookmarkStart w:id="4" w:name="_Toc240758887"/>
       <w:r>
         <w:t>Your screens</w:t>
       </w:r>
@@ -3051,7 +3051,7 @@
           <w:left w:w="10" w:type="dxa"/>
           <w:right w:w="10" w:type="dxa"/>
         </w:tblCellMar>
-        <w:tblLook w:val="0000" w:firstRow="0" w:lastRow="0" w:firstColumn="0" w:lastColumn="0" w:noHBand="0" w:noVBand="0"/>
+        <w:tblLook w:val="04A0" w:firstRow="1" w:lastRow="0" w:firstColumn="1" w:lastColumn="0" w:noHBand="0" w:noVBand="1"/>
       </w:tblPr>
       <w:tblGrid>
         <w:gridCol w:w="2824"/>
@@ -3769,7 +3769,7 @@
       <w:pPr>
         <w:pStyle w:val="Heading2"/>
       </w:pPr>
-      <w:bookmarkStart w:id="5" w:name="_Toc240712942"/>
+      <w:bookmarkStart w:id="5" w:name="_Toc240758888"/>
       <w:r>
         <w:t>Changing your password</w:t>
       </w:r>
@@ -3853,7 +3853,7 @@
         </w:rPr>
         <w:lastRenderedPageBreak/>
         <w:drawing>
-          <wp:inline distT="0" distB="0" distL="0" distR="0" wp14:anchorId="2B9B3213" wp14:editId="7BDCBB78">
+          <wp:inline distT="0" distB="0" distL="0" distR="0" wp14:anchorId="3CB561AB" wp14:editId="1570A75E">
             <wp:extent cx="5334000" cy="2171700"/>
             <wp:effectExtent l="0" t="0" r="0" b="0"/>
             <wp:docPr id="3" name="adm_account.jpg" descr="Change Password screen." title="Change Password screen."/>
@@ -3941,7 +3941,7 @@
         <w:pStyle w:val="Heading1"/>
         <w:pageBreakBefore/>
       </w:pPr>
-      <w:bookmarkStart w:id="6" w:name="_Toc240712943"/>
+      <w:bookmarkStart w:id="6" w:name="_Toc240758889"/>
       <w:r>
         <w:lastRenderedPageBreak/>
         <w:t>3. Your routine</w:t>
@@ -3971,7 +3971,7 @@
           <w:left w:w="10" w:type="dxa"/>
           <w:right w:w="10" w:type="dxa"/>
         </w:tblCellMar>
-        <w:tblLook w:val="0000" w:firstRow="0" w:lastRow="0" w:firstColumn="0" w:lastColumn="0" w:noHBand="0" w:noVBand="0"/>
+        <w:tblLook w:val="04A0" w:firstRow="1" w:lastRow="0" w:firstColumn="1" w:lastColumn="0" w:noHBand="0" w:noVBand="1"/>
       </w:tblPr>
       <w:tblGrid>
         <w:gridCol w:w="2071"/>
@@ -4285,7 +4285,7 @@
         <w:pStyle w:val="Heading1"/>
         <w:pageBreakBefore/>
       </w:pPr>
-      <w:bookmarkStart w:id="7" w:name="_Toc240712944"/>
+      <w:bookmarkStart w:id="7" w:name="_Toc240758890"/>
       <w:r>
         <w:lastRenderedPageBreak/>
         <w:t>4. Step-by-step tasks</w:t>
@@ -4296,7 +4296,7 @@
       <w:pPr>
         <w:pStyle w:val="Heading2"/>
       </w:pPr>
-      <w:bookmarkStart w:id="8" w:name="_Toc240712945"/>
+      <w:bookmarkStart w:id="8" w:name="_Toc240758891"/>
       <w:r>
         <w:t>4.1 Creating staff accounts for the whole team</w:t>
       </w:r>
@@ -4552,7 +4552,7 @@
       <w:pPr>
         <w:pStyle w:val="Heading2"/>
       </w:pPr>
-      <w:bookmarkStart w:id="9" w:name="_Toc240712946"/>
+      <w:bookmarkStart w:id="9" w:name="_Toc240758892"/>
       <w:r>
         <w:t>4.2 Reading the dashboards</w:t>
       </w:r>
@@ -4578,7 +4578,7 @@
         </w:rPr>
         <w:lastRenderedPageBreak/>
         <w:drawing>
-          <wp:inline distT="0" distB="0" distL="0" distR="0" wp14:anchorId="5E10F01D" wp14:editId="4AD87CC0">
+          <wp:inline distT="0" distB="0" distL="0" distR="0" wp14:anchorId="1DD18BEE" wp14:editId="0AF1E794">
             <wp:extent cx="5715000" cy="3571875"/>
             <wp:effectExtent l="0" t="0" r="0" b="0"/>
             <wp:docPr id="4" name="adm_exec_dashboard.jpg" descr="Executive Dashboard: completions against the 400 / 60 / 50–75 targets, days to data lock, spend, and the lowest-filled strata." title="Executive Dashboard: completions against the 400 / 60 / 50–75 targets, days to data lock, spend, and the lowest-filled strata."/>
@@ -4658,7 +4658,7 @@
           <w:left w:w="10" w:type="dxa"/>
           <w:right w:w="10" w:type="dxa"/>
         </w:tblCellMar>
-        <w:tblLook w:val="0000" w:firstRow="0" w:lastRow="0" w:firstColumn="0" w:lastColumn="0" w:noHBand="0" w:noVBand="0"/>
+        <w:tblLook w:val="04A0" w:firstRow="1" w:lastRow="0" w:firstColumn="1" w:lastColumn="0" w:noHBand="0" w:noVBand="1"/>
       </w:tblPr>
       <w:tblGrid>
         <w:gridCol w:w="1694"/>
@@ -5184,7 +5184,7 @@
           <w:left w:w="10" w:type="dxa"/>
           <w:right w:w="10" w:type="dxa"/>
         </w:tblCellMar>
-        <w:tblLook w:val="0000" w:firstRow="0" w:lastRow="0" w:firstColumn="0" w:lastColumn="0" w:noHBand="0" w:noVBand="0"/>
+        <w:tblLook w:val="04A0" w:firstRow="1" w:lastRow="0" w:firstColumn="1" w:lastColumn="0" w:noHBand="0" w:noVBand="1"/>
       </w:tblPr>
       <w:tblGrid>
         <w:gridCol w:w="9412"/>
@@ -5243,7 +5243,7 @@
       <w:pPr>
         <w:pStyle w:val="Heading2"/>
       </w:pPr>
-      <w:bookmarkStart w:id="10" w:name="_Toc240712947"/>
+      <w:bookmarkStart w:id="10" w:name="_Toc240758893"/>
       <w:r>
         <w:t>4.3 Using Reports (analytics and charts)</w:t>
       </w:r>
@@ -5284,7 +5284,7 @@
         </w:rPr>
         <w:lastRenderedPageBreak/>
         <w:drawing>
-          <wp:inline distT="0" distB="0" distL="0" distR="0" wp14:anchorId="6E36A106" wp14:editId="40CC43C3">
+          <wp:inline distT="0" distB="0" distL="0" distR="0" wp14:anchorId="7D4DE27E" wp14:editId="2FF6F1C9">
             <wp:extent cx="5334000" cy="3333750"/>
             <wp:effectExtent l="0" t="0" r="0" b="0"/>
             <wp:docPr id="5" name="adm_reports_top.jpg" descr="Reports: headline figures for the chosen period." title="Reports: headline figures for the chosen period."/>
@@ -5426,7 +5426,7 @@
           <w:noProof/>
         </w:rPr>
         <w:drawing>
-          <wp:inline distT="0" distB="0" distL="0" distR="0" wp14:anchorId="77506EEC" wp14:editId="63BC40D4">
+          <wp:inline distT="0" distB="0" distL="0" distR="0" wp14:anchorId="2FA68928" wp14:editId="22E894E8">
             <wp:extent cx="5334000" cy="3409950"/>
             <wp:effectExtent l="0" t="0" r="0" b="0"/>
             <wp:docPr id="6" name="adm_reports_funnel.jpg" descr="Case funnel: each case counted once at every stage it has reached." title="Case funnel: each case counted once at every stage it has reached."/>
@@ -5526,7 +5526,7 @@
         </w:rPr>
         <w:lastRenderedPageBreak/>
         <w:drawing>
-          <wp:inline distT="0" distB="0" distL="0" distR="0" wp14:anchorId="480FF0D6" wp14:editId="26972A32">
+          <wp:inline distT="0" distB="0" distL="0" distR="0" wp14:anchorId="4FA545CC" wp14:editId="127381D2">
             <wp:extent cx="5334000" cy="3248025"/>
             <wp:effectExtent l="0" t="0" r="0" b="0"/>
             <wp:docPr id="7" name="adm_reports_funnel_table.jpg" descr="The same chart as a table." title="The same chart as a table."/>
@@ -5625,7 +5625,7 @@
           <w:noProof/>
         </w:rPr>
         <w:drawing>
-          <wp:inline distT="0" distB="0" distL="0" distR="0" wp14:anchorId="103A7B96" wp14:editId="2EA3DE8B">
+          <wp:inline distT="0" distB="0" distL="0" distR="0" wp14:anchorId="74481F8A" wp14:editId="0DEEF190">
             <wp:extent cx="5334000" cy="2628900"/>
             <wp:effectExtent l="0" t="0" r="0" b="0"/>
             <wp:docPr id="8" name="adm_reports_coverage.jpg" descr="Coverage by group." title="Coverage by group."/>
@@ -5725,7 +5725,7 @@
         </w:rPr>
         <w:lastRenderedPageBreak/>
         <w:drawing>
-          <wp:inline distT="0" distB="0" distL="0" distR="0" wp14:anchorId="5F9D450C" wp14:editId="2F6ED34C">
+          <wp:inline distT="0" distB="0" distL="0" distR="0" wp14:anchorId="22B5E1AE" wp14:editId="369F84D0">
             <wp:extent cx="5334000" cy="2600325"/>
             <wp:effectExtent l="0" t="0" r="0" b="0"/>
             <wp:docPr id="9" name="adm_reports_modes.jpg" descr="Administration modes." title="Administration modes."/>
@@ -5834,7 +5834,7 @@
           <w:noProof/>
         </w:rPr>
         <w:drawing>
-          <wp:inline distT="0" distB="0" distL="0" distR="0" wp14:anchorId="49ACE0B4" wp14:editId="083527EB">
+          <wp:inline distT="0" distB="0" distL="0" distR="0" wp14:anchorId="20B6E6AC" wp14:editId="23BC166C">
             <wp:extent cx="5334000" cy="2905125"/>
             <wp:effectExtent l="0" t="0" r="0" b="0"/>
             <wp:docPr id="10" name="adm_reports_duration.jpg" descr="Completion-time distribution." title="Completion-time distribution."/>
@@ -5916,7 +5916,7 @@
       <w:pPr>
         <w:pStyle w:val="Heading2"/>
       </w:pPr>
-      <w:bookmarkStart w:id="11" w:name="_Toc240712948"/>
+      <w:bookmarkStart w:id="11" w:name="_Toc240758894"/>
       <w:r>
         <w:t>4.4 Reassigning cases between Contact RAs</w:t>
       </w:r>
@@ -6038,7 +6038,7 @@
         </w:rPr>
         <w:lastRenderedPageBreak/>
         <w:drawing>
-          <wp:inline distT="0" distB="0" distL="0" distR="0" wp14:anchorId="7A4923A1" wp14:editId="62E8DFB5">
+          <wp:inline distT="0" distB="0" distL="0" distR="0" wp14:anchorId="01B50115" wp14:editId="17F73FEC">
             <wp:extent cx="5334000" cy="771525"/>
             <wp:effectExtent l="0" t="0" r="0" b="0"/>
             <wp:docPr id="11" name="adm_reassign.jpg" descr="Reassign cases: the button shows how many cases will move." title="Reassign cases: the button shows how many cases will move."/>
@@ -6169,7 +6169,7 @@
           <w:left w:w="10" w:type="dxa"/>
           <w:right w:w="10" w:type="dxa"/>
         </w:tblCellMar>
-        <w:tblLook w:val="0000" w:firstRow="0" w:lastRow="0" w:firstColumn="0" w:lastColumn="0" w:noHBand="0" w:noVBand="0"/>
+        <w:tblLook w:val="04A0" w:firstRow="1" w:lastRow="0" w:firstColumn="1" w:lastColumn="0" w:noHBand="0" w:noVBand="1"/>
       </w:tblPr>
       <w:tblGrid>
         <w:gridCol w:w="9412"/>
@@ -6228,7 +6228,7 @@
       <w:pPr>
         <w:pStyle w:val="Heading2"/>
       </w:pPr>
-      <w:bookmarkStart w:id="12" w:name="_Toc240712949"/>
+      <w:bookmarkStart w:id="12" w:name="_Toc240758895"/>
       <w:r>
         <w:t>4.5 Pairing a Main case with its Reserve, and assigning a Contact RA</w:t>
       </w:r>
@@ -6301,7 +6301,7 @@
           <w:noProof/>
         </w:rPr>
         <w:drawing>
-          <wp:inline distT="0" distB="0" distL="0" distR="0" wp14:anchorId="1ADB054A" wp14:editId="5F6695E3">
+          <wp:inline distT="0" distB="0" distL="0" distR="0" wp14:anchorId="035C0A8C" wp14:editId="7D0D3DC0">
             <wp:extent cx="5334000" cy="581025"/>
             <wp:effectExtent l="0" t="0" r="0" b="0"/>
             <wp:docPr id="12" name="adm_case_assign.jpg" descr="Assigned Contact RA." title="Assigned Contact RA."/>
@@ -6400,7 +6400,7 @@
           <w:noProof/>
         </w:rPr>
         <w:drawing>
-          <wp:inline distT="0" distB="0" distL="0" distR="0" wp14:anchorId="7D911388" wp14:editId="41A74217">
+          <wp:inline distT="0" distB="0" distL="0" distR="0" wp14:anchorId="0006E4FE" wp14:editId="238B89AA">
             <wp:extent cx="5334000" cy="685800"/>
             <wp:effectExtent l="0" t="0" r="0" b="0"/>
             <wp:docPr id="13" name="adm_case_reserve.jpg" descr="Matched Reserve case." title="Matched Reserve case."/>
@@ -6474,7 +6474,7 @@
       <w:pPr>
         <w:pStyle w:val="Heading2"/>
       </w:pPr>
-      <w:bookmarkStart w:id="13" w:name="_Toc240712950"/>
+      <w:bookmarkStart w:id="13" w:name="_Toc240758896"/>
       <w:r>
         <w:t>4.6 Moving cases through verification (bulk)</w:t>
       </w:r>
@@ -6575,7 +6575,7 @@
           <w:noProof/>
         </w:rPr>
         <w:drawing>
-          <wp:inline distT="0" distB="0" distL="0" distR="0" wp14:anchorId="489F4598" wp14:editId="213DBEDF">
+          <wp:inline distT="0" distB="0" distL="0" distR="0" wp14:anchorId="3B2D0ABD" wp14:editId="4A01BCD1">
             <wp:extent cx="5334000" cy="609600"/>
             <wp:effectExtent l="0" t="0" r="0" b="0"/>
             <wp:docPr id="14" name="adm_bulk_verification.jpg" descr="The bulk verification tool on the register." title="The bulk verification tool on the register."/>
@@ -6707,7 +6707,7 @@
           <w:left w:w="10" w:type="dxa"/>
           <w:right w:w="10" w:type="dxa"/>
         </w:tblCellMar>
-        <w:tblLook w:val="0000" w:firstRow="0" w:lastRow="0" w:firstColumn="0" w:lastColumn="0" w:noHBand="0" w:noVBand="0"/>
+        <w:tblLook w:val="04A0" w:firstRow="1" w:lastRow="0" w:firstColumn="1" w:lastColumn="0" w:noHBand="0" w:noVBand="1"/>
       </w:tblPr>
       <w:tblGrid>
         <w:gridCol w:w="9412"/>
@@ -6766,7 +6766,7 @@
       <w:pPr>
         <w:pStyle w:val="Heading2"/>
       </w:pPr>
-      <w:bookmarkStart w:id="14" w:name="_Toc240712951"/>
+      <w:bookmarkStart w:id="14" w:name="_Toc240758897"/>
       <w:r>
         <w:t>4.7 Downloading data</w:t>
       </w:r>
@@ -6783,7 +6783,7 @@
           <w:noProof/>
         </w:rPr>
         <w:drawing>
-          <wp:inline distT="0" distB="0" distL="0" distR="0" wp14:anchorId="58D04501" wp14:editId="48F428F4">
+          <wp:inline distT="0" distB="0" distL="0" distR="0" wp14:anchorId="3FB574B1" wp14:editId="2F4A912E">
             <wp:extent cx="5715000" cy="3657600"/>
             <wp:effectExtent l="0" t="0" r="0" b="0"/>
             <wp:docPr id="15" name="adm_export.jpg" descr="Data Export." title="Data Export."/>
@@ -6863,7 +6863,7 @@
           <w:left w:w="10" w:type="dxa"/>
           <w:right w:w="10" w:type="dxa"/>
         </w:tblCellMar>
-        <w:tblLook w:val="0000" w:firstRow="0" w:lastRow="0" w:firstColumn="0" w:lastColumn="0" w:noHBand="0" w:noVBand="0"/>
+        <w:tblLook w:val="04A0" w:firstRow="1" w:lastRow="0" w:firstColumn="1" w:lastColumn="0" w:noHBand="0" w:noVBand="1"/>
       </w:tblPr>
       <w:tblGrid>
         <w:gridCol w:w="2541"/>
@@ -7526,7 +7526,7 @@
           <w:left w:w="10" w:type="dxa"/>
           <w:right w:w="10" w:type="dxa"/>
         </w:tblCellMar>
-        <w:tblLook w:val="0000" w:firstRow="0" w:lastRow="0" w:firstColumn="0" w:lastColumn="0" w:noHBand="0" w:noVBand="0"/>
+        <w:tblLook w:val="04A0" w:firstRow="1" w:lastRow="0" w:firstColumn="1" w:lastColumn="0" w:noHBand="0" w:noVBand="1"/>
       </w:tblPr>
       <w:tblGrid>
         <w:gridCol w:w="9412"/>
@@ -7585,7 +7585,7 @@
       <w:pPr>
         <w:pStyle w:val="Heading2"/>
       </w:pPr>
-      <w:bookmarkStart w:id="15" w:name="_Toc240712952"/>
+      <w:bookmarkStart w:id="15" w:name="_Toc240758898"/>
       <w:r>
         <w:t>4.8 Checking the audit log</w:t>
       </w:r>
@@ -7673,7 +7673,7 @@
           <w:noProof/>
         </w:rPr>
         <w:drawing>
-          <wp:inline distT="0" distB="0" distL="0" distR="0" wp14:anchorId="59D40091" wp14:editId="3526920B">
+          <wp:inline distT="0" distB="0" distL="0" distR="0" wp14:anchorId="5AB0543F" wp14:editId="399CDA1E">
             <wp:extent cx="5334000" cy="3333750"/>
             <wp:effectExtent l="0" t="0" r="0" b="0"/>
             <wp:docPr id="16" name="adm_audit.jpg" descr="Audit Log, newest first." title="Audit Log, newest first."/>
@@ -7790,7 +7790,7 @@
       <w:pPr>
         <w:pStyle w:val="Heading2"/>
       </w:pPr>
-      <w:bookmarkStart w:id="16" w:name="_Toc240712953"/>
+      <w:bookmarkStart w:id="16" w:name="_Toc240758899"/>
       <w:r>
         <w:lastRenderedPageBreak/>
         <w:t>4.9 Recording a withdrawal</w:t>
@@ -7882,7 +7882,7 @@
           <w:noProof/>
         </w:rPr>
         <w:drawing>
-          <wp:inline distT="0" distB="0" distL="0" distR="0" wp14:anchorId="23BD81E5" wp14:editId="382CF620">
+          <wp:inline distT="0" distB="0" distL="0" distR="0" wp14:anchorId="51687395" wp14:editId="2F270E4C">
             <wp:extent cx="5334000" cy="1409700"/>
             <wp:effectExtent l="0" t="0" r="0" b="0"/>
             <wp:docPr id="17" name="adm_case_withdrawal.jpg" descr="Record a withdrawal." title="Record a withdrawal."/>
@@ -8020,7 +8020,7 @@
           <w:left w:w="10" w:type="dxa"/>
           <w:right w:w="10" w:type="dxa"/>
         </w:tblCellMar>
-        <w:tblLook w:val="0000" w:firstRow="0" w:lastRow="0" w:firstColumn="0" w:lastColumn="0" w:noHBand="0" w:noVBand="0"/>
+        <w:tblLook w:val="04A0" w:firstRow="1" w:lastRow="0" w:firstColumn="1" w:lastColumn="0" w:noHBand="0" w:noVBand="1"/>
       </w:tblPr>
       <w:tblGrid>
         <w:gridCol w:w="9412"/>
@@ -8143,7 +8143,7 @@
       <w:pPr>
         <w:pStyle w:val="Heading2"/>
       </w:pPr>
-      <w:bookmarkStart w:id="17" w:name="_Toc240712954"/>
+      <w:bookmarkStart w:id="17" w:name="_Toc240758900"/>
       <w:r>
         <w:t>4.10 Activating a Reserve case</w:t>
       </w:r>
@@ -8191,7 +8191,7 @@
           <w:noProof/>
         </w:rPr>
         <w:drawing>
-          <wp:inline distT="0" distB="0" distL="0" distR="0" wp14:anchorId="2FEAEB7D" wp14:editId="6258E749">
+          <wp:inline distT="0" distB="0" distL="0" distR="0" wp14:anchorId="085C340F" wp14:editId="5445CAA3">
             <wp:extent cx="5334000" cy="2505075"/>
             <wp:effectExtent l="0" t="0" r="0" b="0"/>
             <wp:docPr id="18" name="adm_reserve.jpg" descr="Reserve Activation." title="Reserve Activation."/>
@@ -8388,7 +8388,7 @@
       <w:pPr>
         <w:pStyle w:val="Heading2"/>
       </w:pPr>
-      <w:bookmarkStart w:id="18" w:name="_Toc240712955"/>
+      <w:bookmarkStart w:id="18" w:name="_Toc240758901"/>
       <w:r>
         <w:t>4.11 Reviewing questionnaires in the QA Queue</w:t>
       </w:r>
@@ -8428,7 +8428,7 @@
           <w:noProof/>
         </w:rPr>
         <w:drawing>
-          <wp:inline distT="0" distB="0" distL="0" distR="0" wp14:anchorId="07ADC34D" wp14:editId="302A040A">
+          <wp:inline distT="0" distB="0" distL="0" distR="0" wp14:anchorId="147BA8FB" wp14:editId="670E6FE3">
             <wp:extent cx="5334000" cy="3333750"/>
             <wp:effectExtent l="0" t="0" r="0" b="0"/>
             <wp:docPr id="19" name="qa_queue.jpg" descr="QUAN QA Queue with the KoboToolbox sync panel." title="QUAN QA Queue with the KoboToolbox sync panel."/>
@@ -8625,7 +8625,7 @@
           <w:left w:w="10" w:type="dxa"/>
           <w:right w:w="10" w:type="dxa"/>
         </w:tblCellMar>
-        <w:tblLook w:val="0000" w:firstRow="0" w:lastRow="0" w:firstColumn="0" w:lastColumn="0" w:noHBand="0" w:noVBand="0"/>
+        <w:tblLook w:val="04A0" w:firstRow="1" w:lastRow="0" w:firstColumn="1" w:lastColumn="0" w:noHBand="0" w:noVBand="1"/>
       </w:tblPr>
       <w:tblGrid>
         <w:gridCol w:w="2353"/>
@@ -9072,7 +9072,7 @@
           <w:left w:w="10" w:type="dxa"/>
           <w:right w:w="10" w:type="dxa"/>
         </w:tblCellMar>
-        <w:tblLook w:val="0000" w:firstRow="0" w:lastRow="0" w:firstColumn="0" w:lastColumn="0" w:noHBand="0" w:noVBand="0"/>
+        <w:tblLook w:val="04A0" w:firstRow="1" w:lastRow="0" w:firstColumn="1" w:lastColumn="0" w:noHBand="0" w:noVBand="1"/>
       </w:tblPr>
       <w:tblGrid>
         <w:gridCol w:w="9412"/>
@@ -9167,7 +9167,7 @@
       <w:pPr>
         <w:pStyle w:val="Heading2"/>
       </w:pPr>
-      <w:bookmarkStart w:id="19" w:name="_Toc240712956"/>
+      <w:bookmarkStart w:id="19" w:name="_Toc240758902"/>
       <w:r>
         <w:t>4.12 Working QA exceptions</w:t>
       </w:r>
@@ -9231,7 +9231,7 @@
           <w:noProof/>
         </w:rPr>
         <w:drawing>
-          <wp:inline distT="0" distB="0" distL="0" distR="0" wp14:anchorId="56E9CDC5" wp14:editId="6287EC1C">
+          <wp:inline distT="0" distB="0" distL="0" distR="0" wp14:anchorId="2FE734FA" wp14:editId="53E828AB">
             <wp:extent cx="5334000" cy="3333750"/>
             <wp:effectExtent l="0" t="0" r="0" b="0"/>
             <wp:docPr id="20" name="qa_exceptions.jpg" descr="QA Exception Queue." title="QA Exception Queue."/>
@@ -9427,7 +9427,7 @@
       <w:pPr>
         <w:pStyle w:val="Heading2"/>
       </w:pPr>
-      <w:bookmarkStart w:id="20" w:name="_Toc240712957"/>
+      <w:bookmarkStart w:id="20" w:name="_Toc240758903"/>
       <w:r>
         <w:lastRenderedPageBreak/>
         <w:t>4.13 Downloading or emailing completed forms (Form PDFs)</w:t>
@@ -9468,7 +9468,7 @@
           <w:noProof/>
         </w:rPr>
         <w:drawing>
-          <wp:inline distT="0" distB="0" distL="0" distR="0" wp14:anchorId="1379DD72" wp14:editId="453107C6">
+          <wp:inline distT="0" distB="0" distL="0" distR="0" wp14:anchorId="0C6D1DC3" wp14:editId="511B7C0F">
             <wp:extent cx="5334000" cy="2581275"/>
             <wp:effectExtent l="0" t="0" r="0" b="0"/>
             <wp:docPr id="21" name="adm_form_pdfs.jpg" descr="Completed form PDFs." title="Completed form PDFs."/>
@@ -9543,17 +9543,17 @@
         <w:spacing w:after="80" w:line="276" w:lineRule="auto"/>
       </w:pPr>
       <w:r>
-        <w:t xml:space="preserve">Select </w:t>
+        <w:t xml:space="preserve">At the top, the sync panel shows whether the portal holds the same forms as KoboToolbox: for example “✓ In sync with KoboToolbox — KoboToolbox holds 12 · the portal holds 12”. Each row also says “✓ saved in portal” once the portal has an identical copy. If the panel says “Not in sync”, select </w:t>
       </w:r>
       <w:r>
         <w:rPr>
           <w:b/>
           <w:bCs/>
         </w:rPr>
-        <w:t>Download PDF</w:t>
-      </w:r>
-      <w:r>
-        <w:t xml:space="preserve"> to save a readable copy: sections, questions, the chosen answers as words (not codes) and repeated groups.</w:t>
+        <w:t>Sync now</w:t>
+      </w:r>
+      <w:r>
+        <w:t>; it takes a few seconds.</w:t>
       </w:r>
     </w:p>
     <w:p>
@@ -9573,10 +9573,10 @@
           <w:b/>
           <w:bCs/>
         </w:rPr>
-        <w:t>Email to me</w:t>
-      </w:r>
-      <w:r>
-        <w:t xml:space="preserve"> to send the PDF to the email address on your account.</w:t>
+        <w:t>Download PDF</w:t>
+      </w:r>
+      <w:r>
+        <w:t xml:space="preserve"> to save a readable copy: sections, questions, the chosen answers as words (not codes) and repeated groups.</w:t>
       </w:r>
     </w:p>
     <w:p>
@@ -9589,13 +9589,36 @@
         <w:spacing w:after="80" w:line="276" w:lineRule="auto"/>
       </w:pPr>
       <w:r>
-        <w:t xml:space="preserve">For the questionnaire only, select </w:t>
+        <w:t xml:space="preserve">Select </w:t>
       </w:r>
       <w:r>
         <w:rPr>
           <w:b/>
           <w:bCs/>
         </w:rPr>
+        <w:t>Email to me</w:t>
+      </w:r>
+      <w:r>
+        <w:t xml:space="preserve"> to send the PDF to the email address on your account.</w:t>
+      </w:r>
+    </w:p>
+    <w:p>
+      <w:pPr>
+        <w:pStyle w:val="ListParagraph"/>
+        <w:numPr>
+          <w:ilvl w:val="0"/>
+          <w:numId w:val="17"/>
+        </w:numPr>
+        <w:spacing w:after="80" w:line="276" w:lineRule="auto"/>
+      </w:pPr>
+      <w:r>
+        <w:t xml:space="preserve">For the questionnaire only, select </w:t>
+      </w:r>
+      <w:r>
+        <w:rPr>
+          <w:b/>
+          <w:bCs/>
+        </w:rPr>
         <w:t>Email to respondent</w:t>
       </w:r>
       <w:r>
@@ -9615,11 +9638,81 @@
         <w:t>The same PDF is available from the record itself: the case page (questionnaire), the KII page (KII Guide) or the document page (coding form).</w:t>
       </w:r>
     </w:p>
+    <w:tbl>
+      <w:tblPr>
+        <w:tblW w:w="9412" w:type="dxa"/>
+        <w:tblBorders>
+          <w:top w:val="single" w:sz="2" w:space="0" w:color="EAF2FA"/>
+          <w:left w:val="single" w:sz="24" w:space="0" w:color="2A6FB0"/>
+          <w:bottom w:val="single" w:sz="2" w:space="0" w:color="EAF2FA"/>
+          <w:right w:val="single" w:sz="2" w:space="0" w:color="EAF2FA"/>
+          <w:insideH w:val="single" w:sz="4" w:space="0" w:color="EAF2FA"/>
+          <w:insideV w:val="single" w:sz="4" w:space="0" w:color="EAF2FA"/>
+        </w:tblBorders>
+        <w:tblCellMar>
+          <w:left w:w="10" w:type="dxa"/>
+          <w:right w:w="10" w:type="dxa"/>
+        </w:tblCellMar>
+        <w:tblLook w:val="04A0" w:firstRow="1" w:lastRow="0" w:firstColumn="1" w:lastColumn="0" w:noHBand="0" w:noVBand="1"/>
+      </w:tblPr>
+      <w:tblGrid>
+        <w:gridCol w:w="9412"/>
+      </w:tblGrid>
+      <w:tr>
+        <w:tblPrEx>
+          <w:tblCellMar>
+            <w:top w:w="0" w:type="dxa"/>
+            <w:bottom w:w="0" w:type="dxa"/>
+          </w:tblCellMar>
+        </w:tblPrEx>
+        <w:trPr>
+          <w:cantSplit/>
+        </w:trPr>
+        <w:tc>
+          <w:tcPr>
+            <w:tcW w:w="9412" w:type="dxa"/>
+            <w:shd w:val="clear" w:color="auto" w:fill="EAF2FA"/>
+            <w:tcMar>
+              <w:top w:w="100" w:type="dxa"/>
+              <w:left w:w="180" w:type="dxa"/>
+              <w:bottom w:w="100" w:type="dxa"/>
+              <w:right w:w="160" w:type="dxa"/>
+            </w:tcMar>
+          </w:tcPr>
+          <w:p>
+            <w:pPr>
+              <w:spacing w:after="40"/>
+            </w:pPr>
+            <w:r>
+              <w:rPr>
+                <w:b/>
+                <w:bCs/>
+                <w:sz w:val="20"/>
+                <w:szCs w:val="20"/>
+              </w:rPr>
+              <w:t>How the sync works</w:t>
+            </w:r>
+          </w:p>
+          <w:p>
+            <w:pPr>
+              <w:spacing w:after="40" w:line="264" w:lineRule="auto"/>
+            </w:pPr>
+            <w:r>
+              <w:rPr>
+                <w:sz w:val="19"/>
+                <w:szCs w:val="19"/>
+              </w:rPr>
+              <w:t>The portal keeps its own copy of the questionnaire, KII Guide and Document Analysis Tool, and refreshes it every 15 minutes and whenever someone selects Sync now. A submission edited in KoboToolbox is updated here; one deleted in KoboToolbox is flagged as removed. You never need to sync before downloading a PDF: the PDF is always read from KoboToolbox at that moment.</w:t>
+            </w:r>
+          </w:p>
+        </w:tc>
+      </w:tr>
+    </w:tbl>
     <w:p>
       <w:pPr>
         <w:pStyle w:val="Heading2"/>
       </w:pPr>
-      <w:bookmarkStart w:id="21" w:name="_Toc240712958"/>
+      <w:bookmarkStart w:id="21" w:name="_Toc240758904"/>
       <w:r>
         <w:t>4.14 KoboToolbox: rotating credentials and changing forms</w:t>
       </w:r>
@@ -9728,7 +9821,7 @@
       <w:pPr>
         <w:pStyle w:val="Heading2"/>
       </w:pPr>
-      <w:bookmarkStart w:id="22" w:name="_Toc240712959"/>
+      <w:bookmarkStart w:id="22" w:name="_Toc240758905"/>
       <w:r>
         <w:t>4.15 Before the first live invitation</w:t>
       </w:r>
@@ -9818,7 +9911,6 @@
         <w:spacing w:after="60" w:line="276" w:lineRule="auto"/>
       </w:pPr>
       <w:r>
-        <w:lastRenderedPageBreak/>
         <w:t>Create named accounts for each RA and reassign cases.</w:t>
       </w:r>
     </w:p>
@@ -9845,7 +9937,7 @@
         <w:pStyle w:val="Heading1"/>
         <w:pageBreakBefore/>
       </w:pPr>
-      <w:bookmarkStart w:id="23" w:name="_Toc240712960"/>
+      <w:bookmarkStart w:id="23" w:name="_Toc240758906"/>
       <w:r>
         <w:lastRenderedPageBreak/>
         <w:t>5. Rules you must follow</w:t>
@@ -9996,7 +10088,7 @@
         <w:pStyle w:val="Heading1"/>
         <w:pageBreakBefore/>
       </w:pPr>
-      <w:bookmarkStart w:id="24" w:name="_Toc240712961"/>
+      <w:bookmarkStart w:id="24" w:name="_Toc240758907"/>
       <w:r>
         <w:lastRenderedPageBreak/>
         <w:t>6. Troubleshooting</w:t>
@@ -10018,7 +10110,7 @@
           <w:left w:w="10" w:type="dxa"/>
           <w:right w:w="10" w:type="dxa"/>
         </w:tblCellMar>
-        <w:tblLook w:val="0000" w:firstRow="0" w:lastRow="0" w:firstColumn="0" w:lastColumn="0" w:noHBand="0" w:noVBand="0"/>
+        <w:tblLook w:val="04A0" w:firstRow="1" w:lastRow="0" w:firstColumn="1" w:lastColumn="0" w:noHBand="0" w:noVBand="1"/>
       </w:tblPr>
       <w:tblGrid>
         <w:gridCol w:w="2635"/>
@@ -10731,7 +10823,7 @@
                 <w:sz w:val="19"/>
                 <w:szCs w:val="19"/>
               </w:rPr>
-              <w:t>A page keeps loading</w:t>
+              <w:t>Form PDFs says "Not in sync with KoboToolbox yet"</w:t>
             </w:r>
           </w:p>
         </w:tc>
@@ -10755,7 +10847,7 @@
                 <w:sz w:val="19"/>
                 <w:szCs w:val="19"/>
               </w:rPr>
-              <w:t>A slow or dropped connection.</w:t>
+              <w:t>The counts differ: a form was submitted or changed in KoboToolbox since the last sync (it runs every 15 minutes).</w:t>
             </w:r>
           </w:p>
         </w:tc>
@@ -10779,7 +10871,7 @@
                 <w:sz w:val="19"/>
                 <w:szCs w:val="19"/>
               </w:rPr>
-              <w:t>Refresh the page. Your saved work is not lost; unsaved typing may be.</w:t>
+              <w:t>Select Sync now. If it still differs, or says it couldn't reach KoboToolbox, try again in a few minutes and tell the PI if it persists.</w:t>
             </w:r>
           </w:p>
         </w:tc>
@@ -10813,6 +10905,169 @@
                 <w:sz w:val="19"/>
                 <w:szCs w:val="19"/>
               </w:rPr>
+              <w:t>A document says "Already submitted" and its answers are locked</w:t>
+            </w:r>
+          </w:p>
+        </w:tc>
+        <w:tc>
+          <w:tcPr>
+            <w:tcW w:w="3200" w:type="dxa"/>
+            <w:tcMar>
+              <w:top w:w="70" w:type="dxa"/>
+              <w:left w:w="110" w:type="dxa"/>
+              <w:bottom w:w="70" w:type="dxa"/>
+              <w:right w:w="110" w:type="dxa"/>
+            </w:tcMar>
+          </w:tcPr>
+          <w:p>
+            <w:pPr>
+              <w:spacing w:after="40"/>
+            </w:pPr>
+            <w:r>
+              <w:rPr>
+                <w:sz w:val="19"/>
+                <w:szCs w:val="19"/>
+              </w:rPr>
+              <w:t>Its coding was already sent to KoboToolbox; changing it here would not change that record.</w:t>
+            </w:r>
+          </w:p>
+        </w:tc>
+        <w:tc>
+          <w:tcPr>
+            <w:tcW w:w="3577" w:type="dxa"/>
+            <w:tcMar>
+              <w:top w:w="70" w:type="dxa"/>
+              <w:left w:w="110" w:type="dxa"/>
+              <w:bottom w:w="70" w:type="dxa"/>
+              <w:right w:w="110" w:type="dxa"/>
+            </w:tcMar>
+          </w:tcPr>
+          <w:p>
+            <w:pPr>
+              <w:spacing w:after="40"/>
+            </w:pPr>
+            <w:r>
+              <w:rPr>
+                <w:sz w:val="19"/>
+                <w:szCs w:val="19"/>
+              </w:rPr>
+              <w:t>To redo the coding, delete that record in KoboToolbox, then select Sync now on Form PDFs. The document unlocks.</w:t>
+            </w:r>
+          </w:p>
+        </w:tc>
+      </w:tr>
+      <w:tr>
+        <w:tblPrEx>
+          <w:tblCellMar>
+            <w:top w:w="0" w:type="dxa"/>
+            <w:bottom w:w="0" w:type="dxa"/>
+          </w:tblCellMar>
+        </w:tblPrEx>
+        <w:trPr>
+          <w:cantSplit/>
+        </w:trPr>
+        <w:tc>
+          <w:tcPr>
+            <w:tcW w:w="2635" w:type="dxa"/>
+            <w:shd w:val="clear" w:color="auto" w:fill="F8FAFB"/>
+            <w:tcMar>
+              <w:top w:w="70" w:type="dxa"/>
+              <w:left w:w="110" w:type="dxa"/>
+              <w:bottom w:w="70" w:type="dxa"/>
+              <w:right w:w="110" w:type="dxa"/>
+            </w:tcMar>
+          </w:tcPr>
+          <w:p>
+            <w:pPr>
+              <w:spacing w:after="40"/>
+            </w:pPr>
+            <w:r>
+              <w:rPr>
+                <w:sz w:val="19"/>
+                <w:szCs w:val="19"/>
+              </w:rPr>
+              <w:t>A page keeps loading</w:t>
+            </w:r>
+          </w:p>
+        </w:tc>
+        <w:tc>
+          <w:tcPr>
+            <w:tcW w:w="3200" w:type="dxa"/>
+            <w:shd w:val="clear" w:color="auto" w:fill="F8FAFB"/>
+            <w:tcMar>
+              <w:top w:w="70" w:type="dxa"/>
+              <w:left w:w="110" w:type="dxa"/>
+              <w:bottom w:w="70" w:type="dxa"/>
+              <w:right w:w="110" w:type="dxa"/>
+            </w:tcMar>
+          </w:tcPr>
+          <w:p>
+            <w:pPr>
+              <w:spacing w:after="40"/>
+            </w:pPr>
+            <w:r>
+              <w:rPr>
+                <w:sz w:val="19"/>
+                <w:szCs w:val="19"/>
+              </w:rPr>
+              <w:t>A slow or dropped connection.</w:t>
+            </w:r>
+          </w:p>
+        </w:tc>
+        <w:tc>
+          <w:tcPr>
+            <w:tcW w:w="3577" w:type="dxa"/>
+            <w:shd w:val="clear" w:color="auto" w:fill="F8FAFB"/>
+            <w:tcMar>
+              <w:top w:w="70" w:type="dxa"/>
+              <w:left w:w="110" w:type="dxa"/>
+              <w:bottom w:w="70" w:type="dxa"/>
+              <w:right w:w="110" w:type="dxa"/>
+            </w:tcMar>
+          </w:tcPr>
+          <w:p>
+            <w:pPr>
+              <w:spacing w:after="40"/>
+            </w:pPr>
+            <w:r>
+              <w:rPr>
+                <w:sz w:val="19"/>
+                <w:szCs w:val="19"/>
+              </w:rPr>
+              <w:t>Refresh the page. Your saved work is not lost; unsaved typing may be.</w:t>
+            </w:r>
+          </w:p>
+        </w:tc>
+      </w:tr>
+      <w:tr>
+        <w:tblPrEx>
+          <w:tblCellMar>
+            <w:top w:w="0" w:type="dxa"/>
+            <w:bottom w:w="0" w:type="dxa"/>
+          </w:tblCellMar>
+        </w:tblPrEx>
+        <w:trPr>
+          <w:cantSplit/>
+        </w:trPr>
+        <w:tc>
+          <w:tcPr>
+            <w:tcW w:w="2635" w:type="dxa"/>
+            <w:tcMar>
+              <w:top w:w="70" w:type="dxa"/>
+              <w:left w:w="110" w:type="dxa"/>
+              <w:bottom w:w="70" w:type="dxa"/>
+              <w:right w:w="110" w:type="dxa"/>
+            </w:tcMar>
+          </w:tcPr>
+          <w:p>
+            <w:pPr>
+              <w:spacing w:after="40"/>
+            </w:pPr>
+            <w:r>
+              <w:rPr>
+                <w:sz w:val="19"/>
+                <w:szCs w:val="19"/>
+              </w:rPr>
               <w:t>A file upload seems stuck</w:t>
             </w:r>
           </w:p>
@@ -10875,7 +11130,7 @@
         <w:pStyle w:val="Heading1"/>
         <w:pageBreakBefore/>
       </w:pPr>
-      <w:bookmarkStart w:id="25" w:name="_Toc240712962"/>
+      <w:bookmarkStart w:id="25" w:name="_Toc240758908"/>
       <w:r>
         <w:lastRenderedPageBreak/>
         <w:t>7. Quick reference</w:t>
@@ -10897,7 +11152,7 @@
           <w:left w:w="10" w:type="dxa"/>
           <w:right w:w="10" w:type="dxa"/>
         </w:tblCellMar>
-        <w:tblLook w:val="0000" w:firstRow="0" w:lastRow="0" w:firstColumn="0" w:lastColumn="0" w:noHBand="0" w:noVBand="0"/>
+        <w:tblLook w:val="04A0" w:firstRow="1" w:lastRow="0" w:firstColumn="1" w:lastColumn="0" w:noHBand="0" w:noVBand="1"/>
       </w:tblPr>
       <w:tblGrid>
         <w:gridCol w:w="2824"/>
@@ -11317,7 +11572,7 @@
         <w:sz w:val="16"/>
         <w:szCs w:val="16"/>
       </w:rPr>
-      <w:t>Version 1.1 · 19 September 2026</w:t>
+      <w:t>Version 1.2 · 20 September 2026</w:t>
     </w:r>
     <w:r>
       <w:rPr>
@@ -11490,10 +11745,68 @@
 <file path=word/numbering.xml><?xml version="1.0" encoding="utf-8"?>
 <w:numbering xmlns:wpc="http://schemas.microsoft.com/office/word/2010/wordprocessingCanvas" xmlns:cx="http://schemas.microsoft.com/office/drawing/2014/chartex" xmlns:cx1="http://schemas.microsoft.com/office/drawing/2015/9/8/chartex" xmlns:cx2="http://schemas.microsoft.com/office/drawing/2015/10/21/chartex" xmlns:cx3="http://schemas.microsoft.com/office/drawing/2016/5/9/chartex" xmlns:cx4="http://schemas.microsoft.com/office/drawing/2016/5/10/chartex" xmlns:cx5="http://schemas.microsoft.com/office/drawing/2016/5/11/chartex" xmlns:cx6="http://schemas.microsoft.com/office/drawing/2016/5/12/chartex" xmlns:cx7="http://schemas.microsoft.com/office/drawing/2016/5/13/chartex" xmlns:cx8="http://schemas.microsoft.com/office/drawing/2016/5/14/chartex" xmlns:mc="http://schemas.openxmlformats.org/markup-compatibility/2006" xmlns:aink="http://schemas.microsoft.com/office/drawing/2016/ink" xmlns:am3d="http://schemas.microsoft.com/office/drawing/2017/model3d" xmlns:o="urn:schemas-microsoft-com:office:office" xmlns:oel="http://schemas.microsoft.com/office/2019/extlst" xmlns:r="http://schemas.openxmlformats.org/officeDocument/2006/relationships" xmlns:m="http://schemas.openxmlformats.org/officeDocument/2006/math" xmlns:v="urn:schemas-microsoft-com:vml" xmlns:wp14="http://schemas.microsoft.com/office/word/2010/wordprocessingDrawing" xmlns:wp="http://schemas.openxmlformats.org/drawingml/2006/wordprocessingDrawing" xmlns:w10="urn:schemas-microsoft-com:office:word" xmlns:w="http://schemas.openxmlformats.org/wordprocessingml/2006/main" xmlns:w14="http://schemas.microsoft.com/office/word/2010/wordml" xmlns:w15="http://schemas.microsoft.com/office/word/2012/wordml" xmlns:w16cex="http://schemas.microsoft.com/office/word/2018/wordml/cex" xmlns:w16cid="http://schemas.microsoft.com/office/word/2016/wordml/cid" xmlns:w16="http://schemas.microsoft.com/office/word/2018/wordml" xmlns:w16sdtdh="http://schemas.microsoft.com/office/word/2020/wordml/sdtdatahash" xmlns:w16se="http://schemas.microsoft.com/office/word/2015/wordml/symex" xmlns:wpg="http://schemas.microsoft.com/office/word/2010/wordprocessingGroup" xmlns:wpi="http://schemas.microsoft.com/office/word/2010/wordprocessingInk" xmlns:wne="http://schemas.microsoft.com/office/word/2006/wordml" xmlns:wps="http://schemas.microsoft.com/office/word/2010/wordprocessingShape" mc:Ignorable="w14 w15 w16se w16cid w16 w16cex w16sdtdh wp14">
   <w:abstractNum w:abstractNumId="0" w15:restartNumberingAfterBreak="0">
-    <w:nsid w:val="0B3A72F7"/>
+    <w:nsid w:val="013B6D5D"/>
     <w:multiLevelType w:val="hybridMultilevel"/>
-    <w:tmpl w:val="631A4298"/>
-    <w:lvl w:ilvl="0" w:tplc="3FC6F3F4">
+    <w:tmpl w:val="914A5F24"/>
+    <w:lvl w:ilvl="0" w:tplc="40F8D182">
+      <w:start w:val="1"/>
+      <w:numFmt w:val="bullet"/>
+      <w:lvlText w:val="•"/>
+      <w:lvlJc w:val="left"/>
+      <w:pPr>
+        <w:ind w:left="460" w:hanging="280"/>
+      </w:pPr>
+    </w:lvl>
+    <w:lvl w:ilvl="1" w:tplc="FFDA05AE">
+      <w:start w:val="1"/>
+      <w:numFmt w:val="bullet"/>
+      <w:lvlText w:val="–"/>
+      <w:lvlJc w:val="left"/>
+      <w:pPr>
+        <w:ind w:left="900" w:hanging="280"/>
+      </w:pPr>
+    </w:lvl>
+    <w:lvl w:ilvl="2" w:tplc="3EF6EC56">
+      <w:numFmt w:val="decimal"/>
+      <w:lvlText w:val=""/>
+      <w:lvlJc w:val="left"/>
+    </w:lvl>
+    <w:lvl w:ilvl="3" w:tplc="2A1600A0">
+      <w:numFmt w:val="decimal"/>
+      <w:lvlText w:val=""/>
+      <w:lvlJc w:val="left"/>
+    </w:lvl>
+    <w:lvl w:ilvl="4" w:tplc="6A245A6C">
+      <w:numFmt w:val="decimal"/>
+      <w:lvlText w:val=""/>
+      <w:lvlJc w:val="left"/>
+    </w:lvl>
+    <w:lvl w:ilvl="5" w:tplc="420E8CC0">
+      <w:numFmt w:val="decimal"/>
+      <w:lvlText w:val=""/>
+      <w:lvlJc w:val="left"/>
+    </w:lvl>
+    <w:lvl w:ilvl="6" w:tplc="35DE0F66">
+      <w:numFmt w:val="decimal"/>
+      <w:lvlText w:val=""/>
+      <w:lvlJc w:val="left"/>
+    </w:lvl>
+    <w:lvl w:ilvl="7" w:tplc="2A0A3AC6">
+      <w:numFmt w:val="decimal"/>
+      <w:lvlText w:val=""/>
+      <w:lvlJc w:val="left"/>
+    </w:lvl>
+    <w:lvl w:ilvl="8" w:tplc="156C340C">
+      <w:numFmt w:val="decimal"/>
+      <w:lvlText w:val=""/>
+      <w:lvlJc w:val="left"/>
+    </w:lvl>
+  </w:abstractNum>
+  <w:abstractNum w:abstractNumId="1" w15:restartNumberingAfterBreak="0">
+    <w:nsid w:val="0D774133"/>
+    <w:multiLevelType w:val="hybridMultilevel"/>
+    <w:tmpl w:val="1F541CAA"/>
+    <w:lvl w:ilvl="0" w:tplc="28C68488">
       <w:start w:val="1"/>
       <w:numFmt w:val="decimal"/>
       <w:lvlText w:val="%1."/>
@@ -11507,52 +11820,52 @@
         <w:color w:val="A67C27"/>
       </w:rPr>
     </w:lvl>
-    <w:lvl w:ilvl="1" w:tplc="97F40F20">
+    <w:lvl w:ilvl="1" w:tplc="B8FA02A6">
       <w:numFmt w:val="decimal"/>
       <w:lvlText w:val=""/>
       <w:lvlJc w:val="left"/>
     </w:lvl>
-    <w:lvl w:ilvl="2" w:tplc="96CA547A">
+    <w:lvl w:ilvl="2" w:tplc="E2F43746">
       <w:numFmt w:val="decimal"/>
       <w:lvlText w:val=""/>
       <w:lvlJc w:val="left"/>
     </w:lvl>
-    <w:lvl w:ilvl="3" w:tplc="43BACABE">
+    <w:lvl w:ilvl="3" w:tplc="E0A6EBE0">
       <w:numFmt w:val="decimal"/>
       <w:lvlText w:val=""/>
       <w:lvlJc w:val="left"/>
     </w:lvl>
-    <w:lvl w:ilvl="4" w:tplc="73120BB0">
+    <w:lvl w:ilvl="4" w:tplc="A9AE0C02">
       <w:numFmt w:val="decimal"/>
       <w:lvlText w:val=""/>
       <w:lvlJc w:val="left"/>
     </w:lvl>
-    <w:lvl w:ilvl="5" w:tplc="D74E837E">
+    <w:lvl w:ilvl="5" w:tplc="0FEE8526">
       <w:numFmt w:val="decimal"/>
       <w:lvlText w:val=""/>
       <w:lvlJc w:val="left"/>
     </w:lvl>
-    <w:lvl w:ilvl="6" w:tplc="E242BF2C">
+    <w:lvl w:ilvl="6" w:tplc="982A1F36">
       <w:numFmt w:val="decimal"/>
       <w:lvlText w:val=""/>
       <w:lvlJc w:val="left"/>
     </w:lvl>
-    <w:lvl w:ilvl="7" w:tplc="867008AE">
+    <w:lvl w:ilvl="7" w:tplc="C17C4558">
       <w:numFmt w:val="decimal"/>
       <w:lvlText w:val=""/>
       <w:lvlJc w:val="left"/>
     </w:lvl>
-    <w:lvl w:ilvl="8" w:tplc="34E82B1A">
+    <w:lvl w:ilvl="8" w:tplc="C22450B4">
       <w:numFmt w:val="decimal"/>
       <w:lvlText w:val=""/>
       <w:lvlJc w:val="left"/>
     </w:lvl>
   </w:abstractNum>
-  <w:abstractNum w:abstractNumId="1" w15:restartNumberingAfterBreak="0">
-    <w:nsid w:val="106931B4"/>
+  <w:abstractNum w:abstractNumId="2" w15:restartNumberingAfterBreak="0">
+    <w:nsid w:val="11040C60"/>
     <w:multiLevelType w:val="hybridMultilevel"/>
-    <w:tmpl w:val="198ECB1E"/>
-    <w:lvl w:ilvl="0" w:tplc="FC4460C2">
+    <w:tmpl w:val="BDC49202"/>
+    <w:lvl w:ilvl="0" w:tplc="05062E1E">
       <w:start w:val="1"/>
       <w:numFmt w:val="decimal"/>
       <w:lvlText w:val="%1."/>
@@ -11566,138 +11879,52 @@
         <w:color w:val="A67C27"/>
       </w:rPr>
     </w:lvl>
-    <w:lvl w:ilvl="1" w:tplc="5E9635BA">
+    <w:lvl w:ilvl="1" w:tplc="985CAEFC">
       <w:numFmt w:val="decimal"/>
       <w:lvlText w:val=""/>
       <w:lvlJc w:val="left"/>
     </w:lvl>
-    <w:lvl w:ilvl="2" w:tplc="89DAD782">
+    <w:lvl w:ilvl="2" w:tplc="A39ADBF2">
       <w:numFmt w:val="decimal"/>
       <w:lvlText w:val=""/>
       <w:lvlJc w:val="left"/>
     </w:lvl>
-    <w:lvl w:ilvl="3" w:tplc="2D06B034">
+    <w:lvl w:ilvl="3" w:tplc="9698A926">
       <w:numFmt w:val="decimal"/>
       <w:lvlText w:val=""/>
       <w:lvlJc w:val="left"/>
     </w:lvl>
-    <w:lvl w:ilvl="4" w:tplc="48B84BAC">
+    <w:lvl w:ilvl="4" w:tplc="B4164DE8">
       <w:numFmt w:val="decimal"/>
       <w:lvlText w:val=""/>
       <w:lvlJc w:val="left"/>
     </w:lvl>
-    <w:lvl w:ilvl="5" w:tplc="87F4047A">
+    <w:lvl w:ilvl="5" w:tplc="148EDBD4">
       <w:numFmt w:val="decimal"/>
       <w:lvlText w:val=""/>
       <w:lvlJc w:val="left"/>
     </w:lvl>
-    <w:lvl w:ilvl="6" w:tplc="0504A6C4">
+    <w:lvl w:ilvl="6" w:tplc="02D64C04">
       <w:numFmt w:val="decimal"/>
       <w:lvlText w:val=""/>
       <w:lvlJc w:val="left"/>
     </w:lvl>
-    <w:lvl w:ilvl="7" w:tplc="1B40C4D8">
+    <w:lvl w:ilvl="7" w:tplc="A44C663C">
       <w:numFmt w:val="decimal"/>
       <w:lvlText w:val=""/>
       <w:lvlJc w:val="left"/>
     </w:lvl>
-    <w:lvl w:ilvl="8" w:tplc="224E7130">
+    <w:lvl w:ilvl="8" w:tplc="96D62108">
       <w:numFmt w:val="decimal"/>
       <w:lvlText w:val=""/>
       <w:lvlJc w:val="left"/>
-    </w:lvl>
-  </w:abstractNum>
-  <w:abstractNum w:abstractNumId="2" w15:restartNumberingAfterBreak="0">
-    <w:nsid w:val="162670FE"/>
-    <w:multiLevelType w:val="hybridMultilevel"/>
-    <w:tmpl w:val="2268330A"/>
-    <w:lvl w:ilvl="0" w:tplc="6FA6D424">
-      <w:start w:val="1"/>
-      <w:numFmt w:val="bullet"/>
-      <w:lvlText w:val="●"/>
-      <w:lvlJc w:val="left"/>
-      <w:pPr>
-        <w:ind w:left="720" w:hanging="360"/>
-      </w:pPr>
-    </w:lvl>
-    <w:lvl w:ilvl="1" w:tplc="EDD48AAE">
-      <w:start w:val="1"/>
-      <w:numFmt w:val="bullet"/>
-      <w:lvlText w:val="○"/>
-      <w:lvlJc w:val="left"/>
-      <w:pPr>
-        <w:ind w:left="1440" w:hanging="360"/>
-      </w:pPr>
-    </w:lvl>
-    <w:lvl w:ilvl="2" w:tplc="C95AF49A">
-      <w:start w:val="1"/>
-      <w:numFmt w:val="bullet"/>
-      <w:lvlText w:val="■"/>
-      <w:lvlJc w:val="left"/>
-      <w:pPr>
-        <w:ind w:left="2160" w:hanging="360"/>
-      </w:pPr>
-    </w:lvl>
-    <w:lvl w:ilvl="3" w:tplc="82D232C4">
-      <w:start w:val="1"/>
-      <w:numFmt w:val="bullet"/>
-      <w:lvlText w:val="●"/>
-      <w:lvlJc w:val="left"/>
-      <w:pPr>
-        <w:ind w:left="2880" w:hanging="360"/>
-      </w:pPr>
-    </w:lvl>
-    <w:lvl w:ilvl="4" w:tplc="10B69D3C">
-      <w:start w:val="1"/>
-      <w:numFmt w:val="bullet"/>
-      <w:lvlText w:val="○"/>
-      <w:lvlJc w:val="left"/>
-      <w:pPr>
-        <w:ind w:left="3600" w:hanging="360"/>
-      </w:pPr>
-    </w:lvl>
-    <w:lvl w:ilvl="5" w:tplc="A02C5270">
-      <w:start w:val="1"/>
-      <w:numFmt w:val="bullet"/>
-      <w:lvlText w:val="■"/>
-      <w:lvlJc w:val="left"/>
-      <w:pPr>
-        <w:ind w:left="4320" w:hanging="360"/>
-      </w:pPr>
-    </w:lvl>
-    <w:lvl w:ilvl="6" w:tplc="294A47A2">
-      <w:start w:val="1"/>
-      <w:numFmt w:val="bullet"/>
-      <w:lvlText w:val="●"/>
-      <w:lvlJc w:val="left"/>
-      <w:pPr>
-        <w:ind w:left="5040" w:hanging="360"/>
-      </w:pPr>
-    </w:lvl>
-    <w:lvl w:ilvl="7" w:tplc="6ED2F184">
-      <w:start w:val="1"/>
-      <w:numFmt w:val="bullet"/>
-      <w:lvlText w:val="●"/>
-      <w:lvlJc w:val="left"/>
-      <w:pPr>
-        <w:ind w:left="5760" w:hanging="360"/>
-      </w:pPr>
-    </w:lvl>
-    <w:lvl w:ilvl="8" w:tplc="0BA4EAC6">
-      <w:start w:val="1"/>
-      <w:numFmt w:val="bullet"/>
-      <w:lvlText w:val="●"/>
-      <w:lvlJc w:val="left"/>
-      <w:pPr>
-        <w:ind w:left="6480" w:hanging="360"/>
-      </w:pPr>
     </w:lvl>
   </w:abstractNum>
   <w:abstractNum w:abstractNumId="3" w15:restartNumberingAfterBreak="0">
-    <w:nsid w:val="19EB7E88"/>
+    <w:nsid w:val="145360B8"/>
     <w:multiLevelType w:val="hybridMultilevel"/>
-    <w:tmpl w:val="DABCF994"/>
-    <w:lvl w:ilvl="0" w:tplc="27C4F7C2">
+    <w:tmpl w:val="5B263FC0"/>
+    <w:lvl w:ilvl="0" w:tplc="FDB2478E">
       <w:start w:val="1"/>
       <w:numFmt w:val="decimal"/>
       <w:lvlText w:val="%1."/>
@@ -11711,52 +11938,52 @@
         <w:color w:val="A67C27"/>
       </w:rPr>
     </w:lvl>
-    <w:lvl w:ilvl="1" w:tplc="66761B24">
+    <w:lvl w:ilvl="1" w:tplc="769CB2E0">
       <w:numFmt w:val="decimal"/>
       <w:lvlText w:val=""/>
       <w:lvlJc w:val="left"/>
     </w:lvl>
-    <w:lvl w:ilvl="2" w:tplc="9CEA5EC8">
+    <w:lvl w:ilvl="2" w:tplc="D660CC72">
       <w:numFmt w:val="decimal"/>
       <w:lvlText w:val=""/>
       <w:lvlJc w:val="left"/>
     </w:lvl>
-    <w:lvl w:ilvl="3" w:tplc="B0F8CC8C">
+    <w:lvl w:ilvl="3" w:tplc="B386886E">
       <w:numFmt w:val="decimal"/>
       <w:lvlText w:val=""/>
       <w:lvlJc w:val="left"/>
     </w:lvl>
-    <w:lvl w:ilvl="4" w:tplc="AE36E432">
+    <w:lvl w:ilvl="4" w:tplc="743467F2">
       <w:numFmt w:val="decimal"/>
       <w:lvlText w:val=""/>
       <w:lvlJc w:val="left"/>
     </w:lvl>
-    <w:lvl w:ilvl="5" w:tplc="F1F6FA24">
+    <w:lvl w:ilvl="5" w:tplc="4A7CF422">
       <w:numFmt w:val="decimal"/>
       <w:lvlText w:val=""/>
       <w:lvlJc w:val="left"/>
     </w:lvl>
-    <w:lvl w:ilvl="6" w:tplc="DEB67572">
+    <w:lvl w:ilvl="6" w:tplc="5552B6D4">
       <w:numFmt w:val="decimal"/>
       <w:lvlText w:val=""/>
       <w:lvlJc w:val="left"/>
     </w:lvl>
-    <w:lvl w:ilvl="7" w:tplc="1F22C92E">
+    <w:lvl w:ilvl="7" w:tplc="890E58F2">
       <w:numFmt w:val="decimal"/>
       <w:lvlText w:val=""/>
       <w:lvlJc w:val="left"/>
     </w:lvl>
-    <w:lvl w:ilvl="8" w:tplc="8FB8F152">
+    <w:lvl w:ilvl="8" w:tplc="8F2E5860">
       <w:numFmt w:val="decimal"/>
       <w:lvlText w:val=""/>
       <w:lvlJc w:val="left"/>
     </w:lvl>
   </w:abstractNum>
   <w:abstractNum w:abstractNumId="4" w15:restartNumberingAfterBreak="0">
-    <w:nsid w:val="245B675F"/>
+    <w:nsid w:val="1BF113AB"/>
     <w:multiLevelType w:val="hybridMultilevel"/>
-    <w:tmpl w:val="FDB4ACC4"/>
-    <w:lvl w:ilvl="0" w:tplc="5F38492C">
+    <w:tmpl w:val="60A2C694"/>
+    <w:lvl w:ilvl="0" w:tplc="A1165554">
       <w:start w:val="1"/>
       <w:numFmt w:val="decimal"/>
       <w:lvlText w:val="%1."/>
@@ -11770,52 +11997,52 @@
         <w:color w:val="A67C27"/>
       </w:rPr>
     </w:lvl>
-    <w:lvl w:ilvl="1" w:tplc="8EC22B44">
+    <w:lvl w:ilvl="1" w:tplc="D08C4A56">
       <w:numFmt w:val="decimal"/>
       <w:lvlText w:val=""/>
       <w:lvlJc w:val="left"/>
     </w:lvl>
-    <w:lvl w:ilvl="2" w:tplc="516858E2">
+    <w:lvl w:ilvl="2" w:tplc="32C4F61C">
       <w:numFmt w:val="decimal"/>
       <w:lvlText w:val=""/>
       <w:lvlJc w:val="left"/>
     </w:lvl>
-    <w:lvl w:ilvl="3" w:tplc="2DAC9394">
+    <w:lvl w:ilvl="3" w:tplc="1660E024">
       <w:numFmt w:val="decimal"/>
       <w:lvlText w:val=""/>
       <w:lvlJc w:val="left"/>
     </w:lvl>
-    <w:lvl w:ilvl="4" w:tplc="08923E94">
+    <w:lvl w:ilvl="4" w:tplc="45065410">
       <w:numFmt w:val="decimal"/>
       <w:lvlText w:val=""/>
       <w:lvlJc w:val="left"/>
     </w:lvl>
-    <w:lvl w:ilvl="5" w:tplc="254E6FE4">
+    <w:lvl w:ilvl="5" w:tplc="5A1657A6">
       <w:numFmt w:val="decimal"/>
       <w:lvlText w:val=""/>
       <w:lvlJc w:val="left"/>
     </w:lvl>
-    <w:lvl w:ilvl="6" w:tplc="FC109AF8">
+    <w:lvl w:ilvl="6" w:tplc="E55458EA">
       <w:numFmt w:val="decimal"/>
       <w:lvlText w:val=""/>
       <w:lvlJc w:val="left"/>
     </w:lvl>
-    <w:lvl w:ilvl="7" w:tplc="97FE6920">
+    <w:lvl w:ilvl="7" w:tplc="8974CD32">
       <w:numFmt w:val="decimal"/>
       <w:lvlText w:val=""/>
       <w:lvlJc w:val="left"/>
     </w:lvl>
-    <w:lvl w:ilvl="8" w:tplc="49C2ECEE">
+    <w:lvl w:ilvl="8" w:tplc="A218FCF4">
       <w:numFmt w:val="decimal"/>
       <w:lvlText w:val=""/>
       <w:lvlJc w:val="left"/>
     </w:lvl>
   </w:abstractNum>
   <w:abstractNum w:abstractNumId="5" w15:restartNumberingAfterBreak="0">
-    <w:nsid w:val="2BDE2884"/>
+    <w:nsid w:val="290D1728"/>
     <w:multiLevelType w:val="hybridMultilevel"/>
-    <w:tmpl w:val="1F02046A"/>
-    <w:lvl w:ilvl="0" w:tplc="A02435EC">
+    <w:tmpl w:val="2B6E86E6"/>
+    <w:lvl w:ilvl="0" w:tplc="8C54F046">
       <w:start w:val="1"/>
       <w:numFmt w:val="decimal"/>
       <w:lvlText w:val="%1."/>
@@ -11829,110 +12056,52 @@
         <w:color w:val="A67C27"/>
       </w:rPr>
     </w:lvl>
-    <w:lvl w:ilvl="1" w:tplc="F0B6FFB2">
+    <w:lvl w:ilvl="1" w:tplc="7734AC22">
       <w:numFmt w:val="decimal"/>
       <w:lvlText w:val=""/>
       <w:lvlJc w:val="left"/>
     </w:lvl>
-    <w:lvl w:ilvl="2" w:tplc="E6526880">
+    <w:lvl w:ilvl="2" w:tplc="1382C130">
       <w:numFmt w:val="decimal"/>
       <w:lvlText w:val=""/>
       <w:lvlJc w:val="left"/>
     </w:lvl>
-    <w:lvl w:ilvl="3" w:tplc="52DC2A90">
+    <w:lvl w:ilvl="3" w:tplc="D40C5C48">
       <w:numFmt w:val="decimal"/>
       <w:lvlText w:val=""/>
       <w:lvlJc w:val="left"/>
     </w:lvl>
-    <w:lvl w:ilvl="4" w:tplc="4802F270">
+    <w:lvl w:ilvl="4" w:tplc="C0DC6CB0">
       <w:numFmt w:val="decimal"/>
       <w:lvlText w:val=""/>
       <w:lvlJc w:val="left"/>
     </w:lvl>
-    <w:lvl w:ilvl="5" w:tplc="51186F18">
+    <w:lvl w:ilvl="5" w:tplc="FEEC633C">
       <w:numFmt w:val="decimal"/>
       <w:lvlText w:val=""/>
       <w:lvlJc w:val="left"/>
     </w:lvl>
-    <w:lvl w:ilvl="6" w:tplc="573ADE8A">
+    <w:lvl w:ilvl="6" w:tplc="7BBEBB52">
       <w:numFmt w:val="decimal"/>
       <w:lvlText w:val=""/>
       <w:lvlJc w:val="left"/>
     </w:lvl>
-    <w:lvl w:ilvl="7" w:tplc="10F267EC">
+    <w:lvl w:ilvl="7" w:tplc="B538BBEC">
       <w:numFmt w:val="decimal"/>
       <w:lvlText w:val=""/>
       <w:lvlJc w:val="left"/>
     </w:lvl>
-    <w:lvl w:ilvl="8" w:tplc="237E02E6">
+    <w:lvl w:ilvl="8" w:tplc="BEE032D2">
       <w:numFmt w:val="decimal"/>
       <w:lvlText w:val=""/>
       <w:lvlJc w:val="left"/>
     </w:lvl>
   </w:abstractNum>
   <w:abstractNum w:abstractNumId="6" w15:restartNumberingAfterBreak="0">
-    <w:nsid w:val="37CA7B5A"/>
+    <w:nsid w:val="308C17BB"/>
     <w:multiLevelType w:val="hybridMultilevel"/>
-    <w:tmpl w:val="EA9E3E80"/>
-    <w:lvl w:ilvl="0" w:tplc="40A43AB2">
-      <w:start w:val="1"/>
-      <w:numFmt w:val="bullet"/>
-      <w:lvlText w:val="•"/>
-      <w:lvlJc w:val="left"/>
-      <w:pPr>
-        <w:ind w:left="460" w:hanging="280"/>
-      </w:pPr>
-    </w:lvl>
-    <w:lvl w:ilvl="1" w:tplc="4AFAADE6">
-      <w:start w:val="1"/>
-      <w:numFmt w:val="bullet"/>
-      <w:lvlText w:val="–"/>
-      <w:lvlJc w:val="left"/>
-      <w:pPr>
-        <w:ind w:left="900" w:hanging="280"/>
-      </w:pPr>
-    </w:lvl>
-    <w:lvl w:ilvl="2" w:tplc="EAF8BB2A">
-      <w:numFmt w:val="decimal"/>
-      <w:lvlText w:val=""/>
-      <w:lvlJc w:val="left"/>
-    </w:lvl>
-    <w:lvl w:ilvl="3" w:tplc="D680AD26">
-      <w:numFmt w:val="decimal"/>
-      <w:lvlText w:val=""/>
-      <w:lvlJc w:val="left"/>
-    </w:lvl>
-    <w:lvl w:ilvl="4" w:tplc="00D69480">
-      <w:numFmt w:val="decimal"/>
-      <w:lvlText w:val=""/>
-      <w:lvlJc w:val="left"/>
-    </w:lvl>
-    <w:lvl w:ilvl="5" w:tplc="A0F0C552">
-      <w:numFmt w:val="decimal"/>
-      <w:lvlText w:val=""/>
-      <w:lvlJc w:val="left"/>
-    </w:lvl>
-    <w:lvl w:ilvl="6" w:tplc="936C2B08">
-      <w:numFmt w:val="decimal"/>
-      <w:lvlText w:val=""/>
-      <w:lvlJc w:val="left"/>
-    </w:lvl>
-    <w:lvl w:ilvl="7" w:tplc="4F3051F4">
-      <w:numFmt w:val="decimal"/>
-      <w:lvlText w:val=""/>
-      <w:lvlJc w:val="left"/>
-    </w:lvl>
-    <w:lvl w:ilvl="8" w:tplc="7C7629E8">
-      <w:numFmt w:val="decimal"/>
-      <w:lvlText w:val=""/>
-      <w:lvlJc w:val="left"/>
-    </w:lvl>
-  </w:abstractNum>
-  <w:abstractNum w:abstractNumId="7" w15:restartNumberingAfterBreak="0">
-    <w:nsid w:val="3BF149F6"/>
-    <w:multiLevelType w:val="hybridMultilevel"/>
-    <w:tmpl w:val="66A06AF8"/>
-    <w:lvl w:ilvl="0" w:tplc="29142D04">
+    <w:tmpl w:val="09F412DA"/>
+    <w:lvl w:ilvl="0" w:tplc="7B88A3DC">
       <w:start w:val="1"/>
       <w:numFmt w:val="decimal"/>
       <w:lvlText w:val="%1."/>
@@ -11946,52 +12115,138 @@
         <w:color w:val="A67C27"/>
       </w:rPr>
     </w:lvl>
-    <w:lvl w:ilvl="1" w:tplc="6ABE77F0">
+    <w:lvl w:ilvl="1" w:tplc="9678F924">
       <w:numFmt w:val="decimal"/>
       <w:lvlText w:val=""/>
       <w:lvlJc w:val="left"/>
     </w:lvl>
-    <w:lvl w:ilvl="2" w:tplc="A2C87246">
+    <w:lvl w:ilvl="2" w:tplc="8DB4A854">
       <w:numFmt w:val="decimal"/>
       <w:lvlText w:val=""/>
       <w:lvlJc w:val="left"/>
     </w:lvl>
-    <w:lvl w:ilvl="3" w:tplc="5DC267E6">
+    <w:lvl w:ilvl="3" w:tplc="169E1C9A">
       <w:numFmt w:val="decimal"/>
       <w:lvlText w:val=""/>
       <w:lvlJc w:val="left"/>
     </w:lvl>
-    <w:lvl w:ilvl="4" w:tplc="6FFEEFBE">
+    <w:lvl w:ilvl="4" w:tplc="988E105C">
       <w:numFmt w:val="decimal"/>
       <w:lvlText w:val=""/>
       <w:lvlJc w:val="left"/>
     </w:lvl>
-    <w:lvl w:ilvl="5" w:tplc="ED02EEB0">
+    <w:lvl w:ilvl="5" w:tplc="1A766C18">
       <w:numFmt w:val="decimal"/>
       <w:lvlText w:val=""/>
       <w:lvlJc w:val="left"/>
     </w:lvl>
-    <w:lvl w:ilvl="6" w:tplc="94BC7D38">
+    <w:lvl w:ilvl="6" w:tplc="6BE6F344">
       <w:numFmt w:val="decimal"/>
       <w:lvlText w:val=""/>
       <w:lvlJc w:val="left"/>
     </w:lvl>
-    <w:lvl w:ilvl="7" w:tplc="4A0627A6">
+    <w:lvl w:ilvl="7" w:tplc="311EDD02">
       <w:numFmt w:val="decimal"/>
       <w:lvlText w:val=""/>
       <w:lvlJc w:val="left"/>
     </w:lvl>
-    <w:lvl w:ilvl="8" w:tplc="4E1CDF66">
+    <w:lvl w:ilvl="8" w:tplc="3818519E">
       <w:numFmt w:val="decimal"/>
       <w:lvlText w:val=""/>
       <w:lvlJc w:val="left"/>
+    </w:lvl>
+  </w:abstractNum>
+  <w:abstractNum w:abstractNumId="7" w15:restartNumberingAfterBreak="0">
+    <w:nsid w:val="40077FD6"/>
+    <w:multiLevelType w:val="hybridMultilevel"/>
+    <w:tmpl w:val="13DC55DE"/>
+    <w:lvl w:ilvl="0" w:tplc="8EDAAD28">
+      <w:start w:val="1"/>
+      <w:numFmt w:val="bullet"/>
+      <w:lvlText w:val="●"/>
+      <w:lvlJc w:val="left"/>
+      <w:pPr>
+        <w:ind w:left="720" w:hanging="360"/>
+      </w:pPr>
+    </w:lvl>
+    <w:lvl w:ilvl="1" w:tplc="70A86952">
+      <w:start w:val="1"/>
+      <w:numFmt w:val="bullet"/>
+      <w:lvlText w:val="○"/>
+      <w:lvlJc w:val="left"/>
+      <w:pPr>
+        <w:ind w:left="1440" w:hanging="360"/>
+      </w:pPr>
+    </w:lvl>
+    <w:lvl w:ilvl="2" w:tplc="F614E838">
+      <w:start w:val="1"/>
+      <w:numFmt w:val="bullet"/>
+      <w:lvlText w:val="■"/>
+      <w:lvlJc w:val="left"/>
+      <w:pPr>
+        <w:ind w:left="2160" w:hanging="360"/>
+      </w:pPr>
+    </w:lvl>
+    <w:lvl w:ilvl="3" w:tplc="4514751A">
+      <w:start w:val="1"/>
+      <w:numFmt w:val="bullet"/>
+      <w:lvlText w:val="●"/>
+      <w:lvlJc w:val="left"/>
+      <w:pPr>
+        <w:ind w:left="2880" w:hanging="360"/>
+      </w:pPr>
+    </w:lvl>
+    <w:lvl w:ilvl="4" w:tplc="CC2E7AE2">
+      <w:start w:val="1"/>
+      <w:numFmt w:val="bullet"/>
+      <w:lvlText w:val="○"/>
+      <w:lvlJc w:val="left"/>
+      <w:pPr>
+        <w:ind w:left="3600" w:hanging="360"/>
+      </w:pPr>
+    </w:lvl>
+    <w:lvl w:ilvl="5" w:tplc="91667C3C">
+      <w:start w:val="1"/>
+      <w:numFmt w:val="bullet"/>
+      <w:lvlText w:val="■"/>
+      <w:lvlJc w:val="left"/>
+      <w:pPr>
+        <w:ind w:left="4320" w:hanging="360"/>
+      </w:pPr>
+    </w:lvl>
+    <w:lvl w:ilvl="6" w:tplc="ABEE7124">
+      <w:start w:val="1"/>
+      <w:numFmt w:val="bullet"/>
+      <w:lvlText w:val="●"/>
+      <w:lvlJc w:val="left"/>
+      <w:pPr>
+        <w:ind w:left="5040" w:hanging="360"/>
+      </w:pPr>
+    </w:lvl>
+    <w:lvl w:ilvl="7" w:tplc="11400BF2">
+      <w:start w:val="1"/>
+      <w:numFmt w:val="bullet"/>
+      <w:lvlText w:val="●"/>
+      <w:lvlJc w:val="left"/>
+      <w:pPr>
+        <w:ind w:left="5760" w:hanging="360"/>
+      </w:pPr>
+    </w:lvl>
+    <w:lvl w:ilvl="8" w:tplc="9A1481B4">
+      <w:start w:val="1"/>
+      <w:numFmt w:val="bullet"/>
+      <w:lvlText w:val="●"/>
+      <w:lvlJc w:val="left"/>
+      <w:pPr>
+        <w:ind w:left="6480" w:hanging="360"/>
+      </w:pPr>
     </w:lvl>
   </w:abstractNum>
   <w:abstractNum w:abstractNumId="8" w15:restartNumberingAfterBreak="0">
-    <w:nsid w:val="40344CBF"/>
+    <w:nsid w:val="434C7573"/>
     <w:multiLevelType w:val="hybridMultilevel"/>
-    <w:tmpl w:val="1FF08C0E"/>
-    <w:lvl w:ilvl="0" w:tplc="7A242896">
+    <w:tmpl w:val="13BECCB2"/>
+    <w:lvl w:ilvl="0" w:tplc="87AEC3F8">
       <w:start w:val="1"/>
       <w:numFmt w:val="decimal"/>
       <w:lvlText w:val="%1."/>
@@ -12005,52 +12260,52 @@
         <w:color w:val="A67C27"/>
       </w:rPr>
     </w:lvl>
-    <w:lvl w:ilvl="1" w:tplc="67FCADC8">
+    <w:lvl w:ilvl="1" w:tplc="B664C95C">
       <w:numFmt w:val="decimal"/>
       <w:lvlText w:val=""/>
       <w:lvlJc w:val="left"/>
     </w:lvl>
-    <w:lvl w:ilvl="2" w:tplc="5A9CAEF2">
+    <w:lvl w:ilvl="2" w:tplc="6B24D052">
       <w:numFmt w:val="decimal"/>
       <w:lvlText w:val=""/>
       <w:lvlJc w:val="left"/>
     </w:lvl>
-    <w:lvl w:ilvl="3" w:tplc="F3D4D388">
+    <w:lvl w:ilvl="3" w:tplc="51383316">
       <w:numFmt w:val="decimal"/>
       <w:lvlText w:val=""/>
       <w:lvlJc w:val="left"/>
     </w:lvl>
-    <w:lvl w:ilvl="4" w:tplc="9ABED7CC">
+    <w:lvl w:ilvl="4" w:tplc="41584B00">
       <w:numFmt w:val="decimal"/>
       <w:lvlText w:val=""/>
       <w:lvlJc w:val="left"/>
     </w:lvl>
-    <w:lvl w:ilvl="5" w:tplc="45949BF8">
+    <w:lvl w:ilvl="5" w:tplc="97E2561E">
       <w:numFmt w:val="decimal"/>
       <w:lvlText w:val=""/>
       <w:lvlJc w:val="left"/>
     </w:lvl>
-    <w:lvl w:ilvl="6" w:tplc="2076BB4E">
+    <w:lvl w:ilvl="6" w:tplc="1C8C8E34">
       <w:numFmt w:val="decimal"/>
       <w:lvlText w:val=""/>
       <w:lvlJc w:val="left"/>
     </w:lvl>
-    <w:lvl w:ilvl="7" w:tplc="11B00CB0">
+    <w:lvl w:ilvl="7" w:tplc="D35C1DEA">
       <w:numFmt w:val="decimal"/>
       <w:lvlText w:val=""/>
       <w:lvlJc w:val="left"/>
     </w:lvl>
-    <w:lvl w:ilvl="8" w:tplc="28243198">
+    <w:lvl w:ilvl="8" w:tplc="1F9CE65A">
       <w:numFmt w:val="decimal"/>
       <w:lvlText w:val=""/>
       <w:lvlJc w:val="left"/>
     </w:lvl>
   </w:abstractNum>
   <w:abstractNum w:abstractNumId="9" w15:restartNumberingAfterBreak="0">
-    <w:nsid w:val="46672172"/>
+    <w:nsid w:val="45B3313A"/>
     <w:multiLevelType w:val="hybridMultilevel"/>
-    <w:tmpl w:val="A6662B12"/>
-    <w:lvl w:ilvl="0" w:tplc="D526B692">
+    <w:tmpl w:val="91E43E84"/>
+    <w:lvl w:ilvl="0" w:tplc="99DAE246">
       <w:start w:val="1"/>
       <w:numFmt w:val="decimal"/>
       <w:lvlText w:val="%1."/>
@@ -12064,52 +12319,52 @@
         <w:color w:val="A67C27"/>
       </w:rPr>
     </w:lvl>
-    <w:lvl w:ilvl="1" w:tplc="7BD29520">
+    <w:lvl w:ilvl="1" w:tplc="430CA540">
       <w:numFmt w:val="decimal"/>
       <w:lvlText w:val=""/>
       <w:lvlJc w:val="left"/>
     </w:lvl>
-    <w:lvl w:ilvl="2" w:tplc="8E76D628">
+    <w:lvl w:ilvl="2" w:tplc="13A8622A">
       <w:numFmt w:val="decimal"/>
       <w:lvlText w:val=""/>
       <w:lvlJc w:val="left"/>
     </w:lvl>
-    <w:lvl w:ilvl="3" w:tplc="3C5C22BE">
+    <w:lvl w:ilvl="3" w:tplc="6C3E0044">
       <w:numFmt w:val="decimal"/>
       <w:lvlText w:val=""/>
       <w:lvlJc w:val="left"/>
     </w:lvl>
-    <w:lvl w:ilvl="4" w:tplc="5A54E060">
+    <w:lvl w:ilvl="4" w:tplc="9F527698">
       <w:numFmt w:val="decimal"/>
       <w:lvlText w:val=""/>
       <w:lvlJc w:val="left"/>
     </w:lvl>
-    <w:lvl w:ilvl="5" w:tplc="6F602AE2">
+    <w:lvl w:ilvl="5" w:tplc="39444F1A">
       <w:numFmt w:val="decimal"/>
       <w:lvlText w:val=""/>
       <w:lvlJc w:val="left"/>
     </w:lvl>
-    <w:lvl w:ilvl="6" w:tplc="854891A8">
+    <w:lvl w:ilvl="6" w:tplc="0754A082">
       <w:numFmt w:val="decimal"/>
       <w:lvlText w:val=""/>
       <w:lvlJc w:val="left"/>
     </w:lvl>
-    <w:lvl w:ilvl="7" w:tplc="585AC652">
+    <w:lvl w:ilvl="7" w:tplc="49523502">
       <w:numFmt w:val="decimal"/>
       <w:lvlText w:val=""/>
       <w:lvlJc w:val="left"/>
     </w:lvl>
-    <w:lvl w:ilvl="8" w:tplc="CF28C702">
+    <w:lvl w:ilvl="8" w:tplc="0486F87E">
       <w:numFmt w:val="decimal"/>
       <w:lvlText w:val=""/>
       <w:lvlJc w:val="left"/>
     </w:lvl>
   </w:abstractNum>
   <w:abstractNum w:abstractNumId="10" w15:restartNumberingAfterBreak="0">
-    <w:nsid w:val="51B266DB"/>
+    <w:nsid w:val="4FDE2D1E"/>
     <w:multiLevelType w:val="hybridMultilevel"/>
-    <w:tmpl w:val="3F34FCBC"/>
-    <w:lvl w:ilvl="0" w:tplc="7512D1AC">
+    <w:tmpl w:val="1E749F8E"/>
+    <w:lvl w:ilvl="0" w:tplc="8E0A96D0">
       <w:start w:val="1"/>
       <w:numFmt w:val="decimal"/>
       <w:lvlText w:val="%1."/>
@@ -12123,52 +12378,52 @@
         <w:color w:val="A67C27"/>
       </w:rPr>
     </w:lvl>
-    <w:lvl w:ilvl="1" w:tplc="44F26406">
+    <w:lvl w:ilvl="1" w:tplc="3D3238D8">
       <w:numFmt w:val="decimal"/>
       <w:lvlText w:val=""/>
       <w:lvlJc w:val="left"/>
     </w:lvl>
-    <w:lvl w:ilvl="2" w:tplc="A8900F1A">
+    <w:lvl w:ilvl="2" w:tplc="3E06E858">
       <w:numFmt w:val="decimal"/>
       <w:lvlText w:val=""/>
       <w:lvlJc w:val="left"/>
     </w:lvl>
-    <w:lvl w:ilvl="3" w:tplc="DF461798">
+    <w:lvl w:ilvl="3" w:tplc="2F4CF7DE">
       <w:numFmt w:val="decimal"/>
       <w:lvlText w:val=""/>
       <w:lvlJc w:val="left"/>
     </w:lvl>
-    <w:lvl w:ilvl="4" w:tplc="72C44C34">
+    <w:lvl w:ilvl="4" w:tplc="C4600C9C">
       <w:numFmt w:val="decimal"/>
       <w:lvlText w:val=""/>
       <w:lvlJc w:val="left"/>
     </w:lvl>
-    <w:lvl w:ilvl="5" w:tplc="CDFE2BD2">
+    <w:lvl w:ilvl="5" w:tplc="1BEED27A">
       <w:numFmt w:val="decimal"/>
       <w:lvlText w:val=""/>
       <w:lvlJc w:val="left"/>
     </w:lvl>
-    <w:lvl w:ilvl="6" w:tplc="8570BDF2">
+    <w:lvl w:ilvl="6" w:tplc="0E2AAFF8">
       <w:numFmt w:val="decimal"/>
       <w:lvlText w:val=""/>
       <w:lvlJc w:val="left"/>
     </w:lvl>
-    <w:lvl w:ilvl="7" w:tplc="9D540B80">
+    <w:lvl w:ilvl="7" w:tplc="64463BFE">
       <w:numFmt w:val="decimal"/>
       <w:lvlText w:val=""/>
       <w:lvlJc w:val="left"/>
     </w:lvl>
-    <w:lvl w:ilvl="8" w:tplc="9AAE9FBC">
+    <w:lvl w:ilvl="8" w:tplc="DBD86B98">
       <w:numFmt w:val="decimal"/>
       <w:lvlText w:val=""/>
       <w:lvlJc w:val="left"/>
     </w:lvl>
   </w:abstractNum>
   <w:abstractNum w:abstractNumId="11" w15:restartNumberingAfterBreak="0">
-    <w:nsid w:val="54ED3F53"/>
+    <w:nsid w:val="54C71BCD"/>
     <w:multiLevelType w:val="hybridMultilevel"/>
-    <w:tmpl w:val="3670DEA0"/>
-    <w:lvl w:ilvl="0" w:tplc="5D60C0B8">
+    <w:tmpl w:val="8C0C339C"/>
+    <w:lvl w:ilvl="0" w:tplc="2F2E8210">
       <w:start w:val="1"/>
       <w:numFmt w:val="decimal"/>
       <w:lvlText w:val="%1."/>
@@ -12182,52 +12437,52 @@
         <w:color w:val="A67C27"/>
       </w:rPr>
     </w:lvl>
-    <w:lvl w:ilvl="1" w:tplc="E7FA111E">
+    <w:lvl w:ilvl="1" w:tplc="3B905B60">
       <w:numFmt w:val="decimal"/>
       <w:lvlText w:val=""/>
       <w:lvlJc w:val="left"/>
     </w:lvl>
-    <w:lvl w:ilvl="2" w:tplc="1BE0DF08">
+    <w:lvl w:ilvl="2" w:tplc="E5406498">
       <w:numFmt w:val="decimal"/>
       <w:lvlText w:val=""/>
       <w:lvlJc w:val="left"/>
     </w:lvl>
-    <w:lvl w:ilvl="3" w:tplc="D04C82F2">
+    <w:lvl w:ilvl="3" w:tplc="9AB4506A">
       <w:numFmt w:val="decimal"/>
       <w:lvlText w:val=""/>
       <w:lvlJc w:val="left"/>
     </w:lvl>
-    <w:lvl w:ilvl="4" w:tplc="1434888A">
+    <w:lvl w:ilvl="4" w:tplc="5184CA28">
       <w:numFmt w:val="decimal"/>
       <w:lvlText w:val=""/>
       <w:lvlJc w:val="left"/>
     </w:lvl>
-    <w:lvl w:ilvl="5" w:tplc="9A042D8A">
+    <w:lvl w:ilvl="5" w:tplc="EFC4EA14">
       <w:numFmt w:val="decimal"/>
       <w:lvlText w:val=""/>
       <w:lvlJc w:val="left"/>
     </w:lvl>
-    <w:lvl w:ilvl="6" w:tplc="5432694A">
+    <w:lvl w:ilvl="6" w:tplc="AF4435D4">
       <w:numFmt w:val="decimal"/>
       <w:lvlText w:val=""/>
       <w:lvlJc w:val="left"/>
     </w:lvl>
-    <w:lvl w:ilvl="7" w:tplc="A6848A3A">
+    <w:lvl w:ilvl="7" w:tplc="8222E5B6">
       <w:numFmt w:val="decimal"/>
       <w:lvlText w:val=""/>
       <w:lvlJc w:val="left"/>
     </w:lvl>
-    <w:lvl w:ilvl="8" w:tplc="68D0627A">
+    <w:lvl w:ilvl="8" w:tplc="34FE7EF2">
       <w:numFmt w:val="decimal"/>
       <w:lvlText w:val=""/>
       <w:lvlJc w:val="left"/>
     </w:lvl>
   </w:abstractNum>
   <w:abstractNum w:abstractNumId="12" w15:restartNumberingAfterBreak="0">
-    <w:nsid w:val="5D1F49B4"/>
+    <w:nsid w:val="5DB838B6"/>
     <w:multiLevelType w:val="hybridMultilevel"/>
-    <w:tmpl w:val="8C0418F2"/>
-    <w:lvl w:ilvl="0" w:tplc="5A04DDBA">
+    <w:tmpl w:val="9FFE5936"/>
+    <w:lvl w:ilvl="0" w:tplc="C72C8064">
       <w:start w:val="1"/>
       <w:numFmt w:val="decimal"/>
       <w:lvlText w:val="%1."/>
@@ -12241,52 +12496,52 @@
         <w:color w:val="A67C27"/>
       </w:rPr>
     </w:lvl>
-    <w:lvl w:ilvl="1" w:tplc="CD641B00">
+    <w:lvl w:ilvl="1" w:tplc="F8FC8016">
       <w:numFmt w:val="decimal"/>
       <w:lvlText w:val=""/>
       <w:lvlJc w:val="left"/>
     </w:lvl>
-    <w:lvl w:ilvl="2" w:tplc="5578684A">
+    <w:lvl w:ilvl="2" w:tplc="2B80513A">
       <w:numFmt w:val="decimal"/>
       <w:lvlText w:val=""/>
       <w:lvlJc w:val="left"/>
     </w:lvl>
-    <w:lvl w:ilvl="3" w:tplc="74C2DC16">
+    <w:lvl w:ilvl="3" w:tplc="818A1F6C">
       <w:numFmt w:val="decimal"/>
       <w:lvlText w:val=""/>
       <w:lvlJc w:val="left"/>
     </w:lvl>
-    <w:lvl w:ilvl="4" w:tplc="F48E7E46">
+    <w:lvl w:ilvl="4" w:tplc="EC8C54D2">
       <w:numFmt w:val="decimal"/>
       <w:lvlText w:val=""/>
       <w:lvlJc w:val="left"/>
     </w:lvl>
-    <w:lvl w:ilvl="5" w:tplc="B6E02F54">
+    <w:lvl w:ilvl="5" w:tplc="614AC77A">
       <w:numFmt w:val="decimal"/>
       <w:lvlText w:val=""/>
       <w:lvlJc w:val="left"/>
     </w:lvl>
-    <w:lvl w:ilvl="6" w:tplc="0116110E">
+    <w:lvl w:ilvl="6" w:tplc="429A79F4">
       <w:numFmt w:val="decimal"/>
       <w:lvlText w:val=""/>
       <w:lvlJc w:val="left"/>
     </w:lvl>
-    <w:lvl w:ilvl="7" w:tplc="81F06016">
+    <w:lvl w:ilvl="7" w:tplc="F4424BE8">
       <w:numFmt w:val="decimal"/>
       <w:lvlText w:val=""/>
       <w:lvlJc w:val="left"/>
     </w:lvl>
-    <w:lvl w:ilvl="8" w:tplc="A6C2133C">
+    <w:lvl w:ilvl="8" w:tplc="6548DA0E">
       <w:numFmt w:val="decimal"/>
       <w:lvlText w:val=""/>
       <w:lvlJc w:val="left"/>
     </w:lvl>
   </w:abstractNum>
   <w:abstractNum w:abstractNumId="13" w15:restartNumberingAfterBreak="0">
-    <w:nsid w:val="62535E74"/>
+    <w:nsid w:val="60C37155"/>
     <w:multiLevelType w:val="hybridMultilevel"/>
-    <w:tmpl w:val="C6D43898"/>
-    <w:lvl w:ilvl="0" w:tplc="975E66AC">
+    <w:tmpl w:val="1C343CBA"/>
+    <w:lvl w:ilvl="0" w:tplc="2FCE70DC">
       <w:start w:val="1"/>
       <w:numFmt w:val="decimal"/>
       <w:lvlText w:val="%1."/>
@@ -12300,52 +12555,52 @@
         <w:color w:val="A67C27"/>
       </w:rPr>
     </w:lvl>
-    <w:lvl w:ilvl="1" w:tplc="30B05C66">
+    <w:lvl w:ilvl="1" w:tplc="37A41D68">
       <w:numFmt w:val="decimal"/>
       <w:lvlText w:val=""/>
       <w:lvlJc w:val="left"/>
     </w:lvl>
-    <w:lvl w:ilvl="2" w:tplc="1A6A95EC">
+    <w:lvl w:ilvl="2" w:tplc="6FB4B2DE">
       <w:numFmt w:val="decimal"/>
       <w:lvlText w:val=""/>
       <w:lvlJc w:val="left"/>
     </w:lvl>
-    <w:lvl w:ilvl="3" w:tplc="0FF22C14">
+    <w:lvl w:ilvl="3" w:tplc="9C3E7E14">
       <w:numFmt w:val="decimal"/>
       <w:lvlText w:val=""/>
       <w:lvlJc w:val="left"/>
     </w:lvl>
-    <w:lvl w:ilvl="4" w:tplc="6BCE58BE">
+    <w:lvl w:ilvl="4" w:tplc="394A149A">
       <w:numFmt w:val="decimal"/>
       <w:lvlText w:val=""/>
       <w:lvlJc w:val="left"/>
     </w:lvl>
-    <w:lvl w:ilvl="5" w:tplc="E296516E">
+    <w:lvl w:ilvl="5" w:tplc="CDBAE59E">
       <w:numFmt w:val="decimal"/>
       <w:lvlText w:val=""/>
       <w:lvlJc w:val="left"/>
     </w:lvl>
-    <w:lvl w:ilvl="6" w:tplc="51409C9E">
+    <w:lvl w:ilvl="6" w:tplc="9676A334">
       <w:numFmt w:val="decimal"/>
       <w:lvlText w:val=""/>
       <w:lvlJc w:val="left"/>
     </w:lvl>
-    <w:lvl w:ilvl="7" w:tplc="D158C158">
+    <w:lvl w:ilvl="7" w:tplc="B38EE0B8">
       <w:numFmt w:val="decimal"/>
       <w:lvlText w:val=""/>
       <w:lvlJc w:val="left"/>
     </w:lvl>
-    <w:lvl w:ilvl="8" w:tplc="F1D05422">
+    <w:lvl w:ilvl="8" w:tplc="8EA27A8E">
       <w:numFmt w:val="decimal"/>
       <w:lvlText w:val=""/>
       <w:lvlJc w:val="left"/>
     </w:lvl>
   </w:abstractNum>
   <w:abstractNum w:abstractNumId="14" w15:restartNumberingAfterBreak="0">
-    <w:nsid w:val="62F35E4F"/>
+    <w:nsid w:val="64AC70F3"/>
     <w:multiLevelType w:val="hybridMultilevel"/>
-    <w:tmpl w:val="6C78BBDA"/>
-    <w:lvl w:ilvl="0" w:tplc="0E9CB4BE">
+    <w:tmpl w:val="E2600210"/>
+    <w:lvl w:ilvl="0" w:tplc="93D4AC82">
       <w:start w:val="1"/>
       <w:numFmt w:val="decimal"/>
       <w:lvlText w:val="%1."/>
@@ -12359,52 +12614,52 @@
         <w:color w:val="A67C27"/>
       </w:rPr>
     </w:lvl>
-    <w:lvl w:ilvl="1" w:tplc="748A741C">
+    <w:lvl w:ilvl="1" w:tplc="7466038C">
       <w:numFmt w:val="decimal"/>
       <w:lvlText w:val=""/>
       <w:lvlJc w:val="left"/>
     </w:lvl>
-    <w:lvl w:ilvl="2" w:tplc="CF6E6FD2">
+    <w:lvl w:ilvl="2" w:tplc="568A7EA6">
       <w:numFmt w:val="decimal"/>
       <w:lvlText w:val=""/>
       <w:lvlJc w:val="left"/>
     </w:lvl>
-    <w:lvl w:ilvl="3" w:tplc="37E840D8">
+    <w:lvl w:ilvl="3" w:tplc="123CF312">
       <w:numFmt w:val="decimal"/>
       <w:lvlText w:val=""/>
       <w:lvlJc w:val="left"/>
     </w:lvl>
-    <w:lvl w:ilvl="4" w:tplc="FE602E46">
+    <w:lvl w:ilvl="4" w:tplc="A73C128E">
       <w:numFmt w:val="decimal"/>
       <w:lvlText w:val=""/>
       <w:lvlJc w:val="left"/>
     </w:lvl>
-    <w:lvl w:ilvl="5" w:tplc="88742B96">
+    <w:lvl w:ilvl="5" w:tplc="4DDC872A">
       <w:numFmt w:val="decimal"/>
       <w:lvlText w:val=""/>
       <w:lvlJc w:val="left"/>
     </w:lvl>
-    <w:lvl w:ilvl="6" w:tplc="A7AE6256">
+    <w:lvl w:ilvl="6" w:tplc="C0EA807C">
       <w:numFmt w:val="decimal"/>
       <w:lvlText w:val=""/>
       <w:lvlJc w:val="left"/>
     </w:lvl>
-    <w:lvl w:ilvl="7" w:tplc="165ADC68">
+    <w:lvl w:ilvl="7" w:tplc="96DCECF4">
       <w:numFmt w:val="decimal"/>
       <w:lvlText w:val=""/>
       <w:lvlJc w:val="left"/>
     </w:lvl>
-    <w:lvl w:ilvl="8" w:tplc="321A6A92">
+    <w:lvl w:ilvl="8" w:tplc="DB76F03C">
       <w:numFmt w:val="decimal"/>
       <w:lvlText w:val=""/>
       <w:lvlJc w:val="left"/>
     </w:lvl>
   </w:abstractNum>
   <w:abstractNum w:abstractNumId="15" w15:restartNumberingAfterBreak="0">
-    <w:nsid w:val="63E921CD"/>
+    <w:nsid w:val="67724614"/>
     <w:multiLevelType w:val="hybridMultilevel"/>
-    <w:tmpl w:val="E86862C0"/>
-    <w:lvl w:ilvl="0" w:tplc="BA18A3F4">
+    <w:tmpl w:val="456A49A4"/>
+    <w:lvl w:ilvl="0" w:tplc="A09AA880">
       <w:start w:val="1"/>
       <w:numFmt w:val="decimal"/>
       <w:lvlText w:val="%1."/>
@@ -12418,52 +12673,52 @@
         <w:color w:val="A67C27"/>
       </w:rPr>
     </w:lvl>
-    <w:lvl w:ilvl="1" w:tplc="343C673C">
+    <w:lvl w:ilvl="1" w:tplc="C66E0870">
       <w:numFmt w:val="decimal"/>
       <w:lvlText w:val=""/>
       <w:lvlJc w:val="left"/>
     </w:lvl>
-    <w:lvl w:ilvl="2" w:tplc="FF9CC624">
+    <w:lvl w:ilvl="2" w:tplc="FB8CF758">
       <w:numFmt w:val="decimal"/>
       <w:lvlText w:val=""/>
       <w:lvlJc w:val="left"/>
     </w:lvl>
-    <w:lvl w:ilvl="3" w:tplc="F1702040">
+    <w:lvl w:ilvl="3" w:tplc="9334CC6A">
       <w:numFmt w:val="decimal"/>
       <w:lvlText w:val=""/>
       <w:lvlJc w:val="left"/>
     </w:lvl>
-    <w:lvl w:ilvl="4" w:tplc="89669248">
+    <w:lvl w:ilvl="4" w:tplc="9774BBC6">
       <w:numFmt w:val="decimal"/>
       <w:lvlText w:val=""/>
       <w:lvlJc w:val="left"/>
     </w:lvl>
-    <w:lvl w:ilvl="5" w:tplc="7FCC1C5A">
+    <w:lvl w:ilvl="5" w:tplc="0F708A38">
       <w:numFmt w:val="decimal"/>
       <w:lvlText w:val=""/>
       <w:lvlJc w:val="left"/>
     </w:lvl>
-    <w:lvl w:ilvl="6" w:tplc="1144AE08">
+    <w:lvl w:ilvl="6" w:tplc="F132A04C">
       <w:numFmt w:val="decimal"/>
       <w:lvlText w:val=""/>
       <w:lvlJc w:val="left"/>
     </w:lvl>
-    <w:lvl w:ilvl="7" w:tplc="1938EE86">
+    <w:lvl w:ilvl="7" w:tplc="1436AA48">
       <w:numFmt w:val="decimal"/>
       <w:lvlText w:val=""/>
       <w:lvlJc w:val="left"/>
     </w:lvl>
-    <w:lvl w:ilvl="8" w:tplc="43209B6C">
+    <w:lvl w:ilvl="8" w:tplc="2C2AA98E">
       <w:numFmt w:val="decimal"/>
       <w:lvlText w:val=""/>
       <w:lvlJc w:val="left"/>
     </w:lvl>
   </w:abstractNum>
   <w:abstractNum w:abstractNumId="16" w15:restartNumberingAfterBreak="0">
-    <w:nsid w:val="67CD72CE"/>
+    <w:nsid w:val="77275613"/>
     <w:multiLevelType w:val="hybridMultilevel"/>
-    <w:tmpl w:val="25964A58"/>
-    <w:lvl w:ilvl="0" w:tplc="60923238">
+    <w:tmpl w:val="B5726878"/>
+    <w:lvl w:ilvl="0" w:tplc="2648F624">
       <w:start w:val="1"/>
       <w:numFmt w:val="decimal"/>
       <w:lvlText w:val="%1."/>
@@ -12477,52 +12732,52 @@
         <w:color w:val="A67C27"/>
       </w:rPr>
     </w:lvl>
-    <w:lvl w:ilvl="1" w:tplc="F92E123A">
+    <w:lvl w:ilvl="1" w:tplc="693699F6">
       <w:numFmt w:val="decimal"/>
       <w:lvlText w:val=""/>
       <w:lvlJc w:val="left"/>
     </w:lvl>
-    <w:lvl w:ilvl="2" w:tplc="77BE577A">
+    <w:lvl w:ilvl="2" w:tplc="DEBE9F56">
       <w:numFmt w:val="decimal"/>
       <w:lvlText w:val=""/>
       <w:lvlJc w:val="left"/>
     </w:lvl>
-    <w:lvl w:ilvl="3" w:tplc="6D1A08DA">
+    <w:lvl w:ilvl="3" w:tplc="424A9AA0">
       <w:numFmt w:val="decimal"/>
       <w:lvlText w:val=""/>
       <w:lvlJc w:val="left"/>
     </w:lvl>
-    <w:lvl w:ilvl="4" w:tplc="09020834">
+    <w:lvl w:ilvl="4" w:tplc="5956BA76">
       <w:numFmt w:val="decimal"/>
       <w:lvlText w:val=""/>
       <w:lvlJc w:val="left"/>
     </w:lvl>
-    <w:lvl w:ilvl="5" w:tplc="1C9C05EC">
+    <w:lvl w:ilvl="5" w:tplc="C21C4F9A">
       <w:numFmt w:val="decimal"/>
       <w:lvlText w:val=""/>
       <w:lvlJc w:val="left"/>
     </w:lvl>
-    <w:lvl w:ilvl="6" w:tplc="74460E10">
+    <w:lvl w:ilvl="6" w:tplc="25BE5932">
       <w:numFmt w:val="decimal"/>
       <w:lvlText w:val=""/>
       <w:lvlJc w:val="left"/>
     </w:lvl>
-    <w:lvl w:ilvl="7" w:tplc="CA6ABA38">
+    <w:lvl w:ilvl="7" w:tplc="259A0448">
       <w:numFmt w:val="decimal"/>
       <w:lvlText w:val=""/>
       <w:lvlJc w:val="left"/>
     </w:lvl>
-    <w:lvl w:ilvl="8" w:tplc="92E617E0">
+    <w:lvl w:ilvl="8" w:tplc="89C495AC">
       <w:numFmt w:val="decimal"/>
       <w:lvlText w:val=""/>
       <w:lvlJc w:val="left"/>
     </w:lvl>
   </w:abstractNum>
   <w:abstractNum w:abstractNumId="17" w15:restartNumberingAfterBreak="0">
-    <w:nsid w:val="6BF14F13"/>
+    <w:nsid w:val="7E111605"/>
     <w:multiLevelType w:val="hybridMultilevel"/>
-    <w:tmpl w:val="AE66083C"/>
-    <w:lvl w:ilvl="0" w:tplc="66C06F18">
+    <w:tmpl w:val="D3AAA5EE"/>
+    <w:lvl w:ilvl="0" w:tplc="24E84CDA">
       <w:start w:val="1"/>
       <w:numFmt w:val="decimal"/>
       <w:lvlText w:val="%1."/>
@@ -12536,151 +12791,151 @@
         <w:color w:val="A67C27"/>
       </w:rPr>
     </w:lvl>
-    <w:lvl w:ilvl="1" w:tplc="8768FF7C">
+    <w:lvl w:ilvl="1" w:tplc="E03843A0">
       <w:numFmt w:val="decimal"/>
       <w:lvlText w:val=""/>
       <w:lvlJc w:val="left"/>
     </w:lvl>
-    <w:lvl w:ilvl="2" w:tplc="C12E7ABC">
+    <w:lvl w:ilvl="2" w:tplc="E0828AA2">
       <w:numFmt w:val="decimal"/>
       <w:lvlText w:val=""/>
       <w:lvlJc w:val="left"/>
     </w:lvl>
-    <w:lvl w:ilvl="3" w:tplc="D92C2268">
+    <w:lvl w:ilvl="3" w:tplc="D562923E">
       <w:numFmt w:val="decimal"/>
       <w:lvlText w:val=""/>
       <w:lvlJc w:val="left"/>
     </w:lvl>
-    <w:lvl w:ilvl="4" w:tplc="6824B5CA">
+    <w:lvl w:ilvl="4" w:tplc="CFFC7B92">
       <w:numFmt w:val="decimal"/>
       <w:lvlText w:val=""/>
       <w:lvlJc w:val="left"/>
     </w:lvl>
-    <w:lvl w:ilvl="5" w:tplc="B652DCFE">
+    <w:lvl w:ilvl="5" w:tplc="22465362">
       <w:numFmt w:val="decimal"/>
       <w:lvlText w:val=""/>
       <w:lvlJc w:val="left"/>
     </w:lvl>
-    <w:lvl w:ilvl="6" w:tplc="82A468CA">
+    <w:lvl w:ilvl="6" w:tplc="501CCC74">
       <w:numFmt w:val="decimal"/>
       <w:lvlText w:val=""/>
       <w:lvlJc w:val="left"/>
     </w:lvl>
-    <w:lvl w:ilvl="7" w:tplc="8D56A844">
+    <w:lvl w:ilvl="7" w:tplc="0736271C">
       <w:numFmt w:val="decimal"/>
       <w:lvlText w:val=""/>
       <w:lvlJc w:val="left"/>
     </w:lvl>
-    <w:lvl w:ilvl="8" w:tplc="DFAA18B2">
+    <w:lvl w:ilvl="8" w:tplc="CF0A491E">
       <w:numFmt w:val="decimal"/>
       <w:lvlText w:val=""/>
       <w:lvlJc w:val="left"/>
     </w:lvl>
   </w:abstractNum>
-  <w:num w:numId="1" w16cid:durableId="217518503">
+  <w:num w:numId="1" w16cid:durableId="1851068267">
+    <w:abstractNumId w:val="7"/>
+    <w:lvlOverride w:ilvl="0">
+      <w:startOverride w:val="1"/>
+    </w:lvlOverride>
+  </w:num>
+  <w:num w:numId="2" w16cid:durableId="54472687">
+    <w:abstractNumId w:val="0"/>
+    <w:lvlOverride w:ilvl="0">
+      <w:startOverride w:val="1"/>
+    </w:lvlOverride>
+  </w:num>
+  <w:num w:numId="3" w16cid:durableId="1656757660">
+    <w:abstractNumId w:val="16"/>
+    <w:lvlOverride w:ilvl="0">
+      <w:startOverride w:val="1"/>
+    </w:lvlOverride>
+  </w:num>
+  <w:num w:numId="4" w16cid:durableId="1848595578">
+    <w:abstractNumId w:val="5"/>
+    <w:lvlOverride w:ilvl="0">
+      <w:startOverride w:val="1"/>
+    </w:lvlOverride>
+  </w:num>
+  <w:num w:numId="5" w16cid:durableId="735276544">
+    <w:abstractNumId w:val="11"/>
+    <w:lvlOverride w:ilvl="0">
+      <w:startOverride w:val="1"/>
+    </w:lvlOverride>
+  </w:num>
+  <w:num w:numId="6" w16cid:durableId="801769768">
+    <w:abstractNumId w:val="4"/>
+    <w:lvlOverride w:ilvl="0">
+      <w:startOverride w:val="1"/>
+    </w:lvlOverride>
+  </w:num>
+  <w:num w:numId="7" w16cid:durableId="180172719">
+    <w:abstractNumId w:val="3"/>
+    <w:lvlOverride w:ilvl="0">
+      <w:startOverride w:val="1"/>
+    </w:lvlOverride>
+  </w:num>
+  <w:num w:numId="8" w16cid:durableId="1058746002">
+    <w:abstractNumId w:val="1"/>
+    <w:lvlOverride w:ilvl="0">
+      <w:startOverride w:val="1"/>
+    </w:lvlOverride>
+  </w:num>
+  <w:num w:numId="9" w16cid:durableId="539900776">
+    <w:abstractNumId w:val="9"/>
+    <w:lvlOverride w:ilvl="0">
+      <w:startOverride w:val="1"/>
+    </w:lvlOverride>
+  </w:num>
+  <w:num w:numId="10" w16cid:durableId="1187138364">
+    <w:abstractNumId w:val="12"/>
+    <w:lvlOverride w:ilvl="0">
+      <w:startOverride w:val="1"/>
+    </w:lvlOverride>
+  </w:num>
+  <w:num w:numId="11" w16cid:durableId="238252938">
+    <w:abstractNumId w:val="8"/>
+    <w:lvlOverride w:ilvl="0">
+      <w:startOverride w:val="1"/>
+    </w:lvlOverride>
+  </w:num>
+  <w:num w:numId="12" w16cid:durableId="431433575">
+    <w:abstractNumId w:val="10"/>
+    <w:lvlOverride w:ilvl="0">
+      <w:startOverride w:val="1"/>
+    </w:lvlOverride>
+  </w:num>
+  <w:num w:numId="13" w16cid:durableId="1966934165">
+    <w:abstractNumId w:val="17"/>
+    <w:lvlOverride w:ilvl="0">
+      <w:startOverride w:val="1"/>
+    </w:lvlOverride>
+  </w:num>
+  <w:num w:numId="14" w16cid:durableId="62797356">
+    <w:abstractNumId w:val="6"/>
+    <w:lvlOverride w:ilvl="0">
+      <w:startOverride w:val="1"/>
+    </w:lvlOverride>
+  </w:num>
+  <w:num w:numId="15" w16cid:durableId="1667241628">
     <w:abstractNumId w:val="2"/>
     <w:lvlOverride w:ilvl="0">
       <w:startOverride w:val="1"/>
     </w:lvlOverride>
   </w:num>
-  <w:num w:numId="2" w16cid:durableId="256181894">
-    <w:abstractNumId w:val="6"/>
+  <w:num w:numId="16" w16cid:durableId="1184126551">
+    <w:abstractNumId w:val="14"/>
     <w:lvlOverride w:ilvl="0">
       <w:startOverride w:val="1"/>
     </w:lvlOverride>
   </w:num>
-  <w:num w:numId="3" w16cid:durableId="54860690">
-    <w:abstractNumId w:val="17"/>
-    <w:lvlOverride w:ilvl="0">
-      <w:startOverride w:val="1"/>
-    </w:lvlOverride>
-  </w:num>
-  <w:num w:numId="4" w16cid:durableId="640379283">
-    <w:abstractNumId w:val="12"/>
-    <w:lvlOverride w:ilvl="0">
-      <w:startOverride w:val="1"/>
-    </w:lvlOverride>
-  </w:num>
-  <w:num w:numId="5" w16cid:durableId="785999456">
+  <w:num w:numId="17" w16cid:durableId="1627396525">
     <w:abstractNumId w:val="13"/>
     <w:lvlOverride w:ilvl="0">
       <w:startOverride w:val="1"/>
     </w:lvlOverride>
   </w:num>
-  <w:num w:numId="6" w16cid:durableId="788596438">
-    <w:abstractNumId w:val="11"/>
-    <w:lvlOverride w:ilvl="0">
-      <w:startOverride w:val="1"/>
-    </w:lvlOverride>
-  </w:num>
-  <w:num w:numId="7" w16cid:durableId="1794590937">
-    <w:abstractNumId w:val="9"/>
-    <w:lvlOverride w:ilvl="0">
-      <w:startOverride w:val="1"/>
-    </w:lvlOverride>
-  </w:num>
-  <w:num w:numId="8" w16cid:durableId="1925873365">
-    <w:abstractNumId w:val="16"/>
-    <w:lvlOverride w:ilvl="0">
-      <w:startOverride w:val="1"/>
-    </w:lvlOverride>
-  </w:num>
-  <w:num w:numId="9" w16cid:durableId="1967544171">
-    <w:abstractNumId w:val="10"/>
-    <w:lvlOverride w:ilvl="0">
-      <w:startOverride w:val="1"/>
-    </w:lvlOverride>
-  </w:num>
-  <w:num w:numId="10" w16cid:durableId="1235092858">
-    <w:abstractNumId w:val="8"/>
-    <w:lvlOverride w:ilvl="0">
-      <w:startOverride w:val="1"/>
-    </w:lvlOverride>
-  </w:num>
-  <w:num w:numId="11" w16cid:durableId="119954963">
-    <w:abstractNumId w:val="0"/>
-    <w:lvlOverride w:ilvl="0">
-      <w:startOverride w:val="1"/>
-    </w:lvlOverride>
-  </w:num>
-  <w:num w:numId="12" w16cid:durableId="1140226573">
-    <w:abstractNumId w:val="4"/>
-    <w:lvlOverride w:ilvl="0">
-      <w:startOverride w:val="1"/>
-    </w:lvlOverride>
-  </w:num>
-  <w:num w:numId="13" w16cid:durableId="2116361490">
-    <w:abstractNumId w:val="14"/>
-    <w:lvlOverride w:ilvl="0">
-      <w:startOverride w:val="1"/>
-    </w:lvlOverride>
-  </w:num>
-  <w:num w:numId="14" w16cid:durableId="62460274">
-    <w:abstractNumId w:val="7"/>
-    <w:lvlOverride w:ilvl="0">
-      <w:startOverride w:val="1"/>
-    </w:lvlOverride>
-  </w:num>
-  <w:num w:numId="15" w16cid:durableId="88545976">
-    <w:abstractNumId w:val="5"/>
-    <w:lvlOverride w:ilvl="0">
-      <w:startOverride w:val="1"/>
-    </w:lvlOverride>
-  </w:num>
-  <w:num w:numId="16" w16cid:durableId="1149398276">
-    <w:abstractNumId w:val="3"/>
-    <w:lvlOverride w:ilvl="0">
-      <w:startOverride w:val="1"/>
-    </w:lvlOverride>
-  </w:num>
-  <w:num w:numId="17" w16cid:durableId="1983927469">
+  <w:num w:numId="18" w16cid:durableId="1295523016">
     <w:abstractNumId w:val="15"/>
-    <w:lvlOverride w:ilvl="0">
-      <w:startOverride w:val="1"/>
-    </w:lvlOverride>
-  </w:num>
-  <w:num w:numId="18" w16cid:durableId="470707369">
-    <w:abstractNumId w:val="1"/>
     <w:lvlOverride w:ilvl="0">
       <w:startOverride w:val="1"/>
     </w:lvlOverride>
@@ -13305,7 +13560,7 @@
     <w:autoRedefine/>
     <w:uiPriority w:val="39"/>
     <w:unhideWhenUsed/>
-    <w:rsid w:val="00E446B1"/>
+    <w:rsid w:val="005D3CF4"/>
     <w:pPr>
       <w:spacing w:after="100"/>
     </w:pPr>
@@ -13317,7 +13572,7 @@
     <w:autoRedefine/>
     <w:uiPriority w:val="39"/>
     <w:unhideWhenUsed/>
-    <w:rsid w:val="00E446B1"/>
+    <w:rsid w:val="005D3CF4"/>
     <w:pPr>
       <w:spacing w:after="100"/>
       <w:ind w:left="210"/>

--- a/docs/manuals/Role_Guide_1_PI_Admin.docx
+++ b/docs/manuals/Role_Guide_1_PI_Admin.docx
@@ -538,7 +538,7 @@
     <w:sdt>
       <w:sdtPr>
         <w:alias w:val="Contents"/>
-        <w:id w:val="-1268002869"/>
+        <w:id w:val="2324928"/>
       </w:sdtPr>
       <w:sdtEndPr/>
       <w:sdtContent>
@@ -567,7 +567,7 @@
           <w:r>
             <w:fldChar w:fldCharType="separate"/>
           </w:r>
-          <w:hyperlink w:anchor="_Toc240758883" w:history="1">
+          <w:hyperlink w:anchor="_Toc240759143" w:history="1">
             <w:r>
               <w:rPr>
                 <w:rStyle w:val="Hyperlink"/>
@@ -591,7 +591,7 @@
               <w:rPr>
                 <w:noProof/>
               </w:rPr>
-              <w:instrText xml:space="preserve"> PAGEREF _Toc240758883 \h </w:instrText>
+              <w:instrText xml:space="preserve"> PAGEREF _Toc240759143 \h </w:instrText>
             </w:r>
             <w:r>
               <w:rPr>
@@ -634,7 +634,7 @@
               <w14:ligatures w14:val="standardContextual"/>
             </w:rPr>
           </w:pPr>
-          <w:hyperlink w:anchor="_Toc240758884" w:history="1">
+          <w:hyperlink w:anchor="_Toc240759144" w:history="1">
             <w:r>
               <w:rPr>
                 <w:rStyle w:val="Hyperlink"/>
@@ -658,7 +658,7 @@
               <w:rPr>
                 <w:noProof/>
               </w:rPr>
-              <w:instrText xml:space="preserve"> PAGEREF _Toc240758884 \h </w:instrText>
+              <w:instrText xml:space="preserve"> PAGEREF _Toc240759144 \h </w:instrText>
             </w:r>
             <w:r>
               <w:rPr>
@@ -701,7 +701,7 @@
               <w14:ligatures w14:val="standardContextual"/>
             </w:rPr>
           </w:pPr>
-          <w:hyperlink w:anchor="_Toc240758885" w:history="1">
+          <w:hyperlink w:anchor="_Toc240759145" w:history="1">
             <w:r>
               <w:rPr>
                 <w:rStyle w:val="Hyperlink"/>
@@ -725,7 +725,7 @@
               <w:rPr>
                 <w:noProof/>
               </w:rPr>
-              <w:instrText xml:space="preserve"> PAGEREF _Toc240758885 \h </w:instrText>
+              <w:instrText xml:space="preserve"> PAGEREF _Toc240759145 \h </w:instrText>
             </w:r>
             <w:r>
               <w:rPr>
@@ -768,7 +768,7 @@
               <w14:ligatures w14:val="standardContextual"/>
             </w:rPr>
           </w:pPr>
-          <w:hyperlink w:anchor="_Toc240758886" w:history="1">
+          <w:hyperlink w:anchor="_Toc240759146" w:history="1">
             <w:r>
               <w:rPr>
                 <w:rStyle w:val="Hyperlink"/>
@@ -792,7 +792,7 @@
               <w:rPr>
                 <w:noProof/>
               </w:rPr>
-              <w:instrText xml:space="preserve"> PAGEREF _Toc240758886 \h </w:instrText>
+              <w:instrText xml:space="preserve"> PAGEREF _Toc240759146 \h </w:instrText>
             </w:r>
             <w:r>
               <w:rPr>
@@ -835,7 +835,7 @@
               <w14:ligatures w14:val="standardContextual"/>
             </w:rPr>
           </w:pPr>
-          <w:hyperlink w:anchor="_Toc240758887" w:history="1">
+          <w:hyperlink w:anchor="_Toc240759147" w:history="1">
             <w:r>
               <w:rPr>
                 <w:rStyle w:val="Hyperlink"/>
@@ -859,7 +859,7 @@
               <w:rPr>
                 <w:noProof/>
               </w:rPr>
-              <w:instrText xml:space="preserve"> PAGEREF _Toc240758887 \h </w:instrText>
+              <w:instrText xml:space="preserve"> PAGEREF _Toc240759147 \h </w:instrText>
             </w:r>
             <w:r>
               <w:rPr>
@@ -902,7 +902,7 @@
               <w14:ligatures w14:val="standardContextual"/>
             </w:rPr>
           </w:pPr>
-          <w:hyperlink w:anchor="_Toc240758888" w:history="1">
+          <w:hyperlink w:anchor="_Toc240759148" w:history="1">
             <w:r>
               <w:rPr>
                 <w:rStyle w:val="Hyperlink"/>
@@ -926,7 +926,7 @@
               <w:rPr>
                 <w:noProof/>
               </w:rPr>
-              <w:instrText xml:space="preserve"> PAGEREF _Toc240758888 \h </w:instrText>
+              <w:instrText xml:space="preserve"> PAGEREF _Toc240759148 \h </w:instrText>
             </w:r>
             <w:r>
               <w:rPr>
@@ -969,7 +969,7 @@
               <w14:ligatures w14:val="standardContextual"/>
             </w:rPr>
           </w:pPr>
-          <w:hyperlink w:anchor="_Toc240758889" w:history="1">
+          <w:hyperlink w:anchor="_Toc240759149" w:history="1">
             <w:r>
               <w:rPr>
                 <w:rStyle w:val="Hyperlink"/>
@@ -993,7 +993,7 @@
               <w:rPr>
                 <w:noProof/>
               </w:rPr>
-              <w:instrText xml:space="preserve"> PAGEREF _Toc240758889 \h </w:instrText>
+              <w:instrText xml:space="preserve"> PAGEREF _Toc240759149 \h </w:instrText>
             </w:r>
             <w:r>
               <w:rPr>
@@ -1036,7 +1036,7 @@
               <w14:ligatures w14:val="standardContextual"/>
             </w:rPr>
           </w:pPr>
-          <w:hyperlink w:anchor="_Toc240758890" w:history="1">
+          <w:hyperlink w:anchor="_Toc240759150" w:history="1">
             <w:r>
               <w:rPr>
                 <w:rStyle w:val="Hyperlink"/>
@@ -1060,7 +1060,7 @@
               <w:rPr>
                 <w:noProof/>
               </w:rPr>
-              <w:instrText xml:space="preserve"> PAGEREF _Toc240758890 \h </w:instrText>
+              <w:instrText xml:space="preserve"> PAGEREF _Toc240759150 \h </w:instrText>
             </w:r>
             <w:r>
               <w:rPr>
@@ -1103,7 +1103,7 @@
               <w14:ligatures w14:val="standardContextual"/>
             </w:rPr>
           </w:pPr>
-          <w:hyperlink w:anchor="_Toc240758891" w:history="1">
+          <w:hyperlink w:anchor="_Toc240759151" w:history="1">
             <w:r>
               <w:rPr>
                 <w:rStyle w:val="Hyperlink"/>
@@ -1127,7 +1127,7 @@
               <w:rPr>
                 <w:noProof/>
               </w:rPr>
-              <w:instrText xml:space="preserve"> PAGEREF _Toc240758891 \h </w:instrText>
+              <w:instrText xml:space="preserve"> PAGEREF _Toc240759151 \h </w:instrText>
             </w:r>
             <w:r>
               <w:rPr>
@@ -1170,7 +1170,7 @@
               <w14:ligatures w14:val="standardContextual"/>
             </w:rPr>
           </w:pPr>
-          <w:hyperlink w:anchor="_Toc240758892" w:history="1">
+          <w:hyperlink w:anchor="_Toc240759152" w:history="1">
             <w:r>
               <w:rPr>
                 <w:rStyle w:val="Hyperlink"/>
@@ -1194,7 +1194,7 @@
               <w:rPr>
                 <w:noProof/>
               </w:rPr>
-              <w:instrText xml:space="preserve"> PAGEREF _Toc240758892 \h </w:instrText>
+              <w:instrText xml:space="preserve"> PAGEREF _Toc240759152 \h </w:instrText>
             </w:r>
             <w:r>
               <w:rPr>
@@ -1237,7 +1237,7 @@
               <w14:ligatures w14:val="standardContextual"/>
             </w:rPr>
           </w:pPr>
-          <w:hyperlink w:anchor="_Toc240758893" w:history="1">
+          <w:hyperlink w:anchor="_Toc240759153" w:history="1">
             <w:r>
               <w:rPr>
                 <w:rStyle w:val="Hyperlink"/>
@@ -1261,7 +1261,7 @@
               <w:rPr>
                 <w:noProof/>
               </w:rPr>
-              <w:instrText xml:space="preserve"> PAGEREF _Toc240758893 \h </w:instrText>
+              <w:instrText xml:space="preserve"> PAGEREF _Toc240759153 \h </w:instrText>
             </w:r>
             <w:r>
               <w:rPr>
@@ -1304,7 +1304,7 @@
               <w14:ligatures w14:val="standardContextual"/>
             </w:rPr>
           </w:pPr>
-          <w:hyperlink w:anchor="_Toc240758894" w:history="1">
+          <w:hyperlink w:anchor="_Toc240759154" w:history="1">
             <w:r>
               <w:rPr>
                 <w:rStyle w:val="Hyperlink"/>
@@ -1328,7 +1328,7 @@
               <w:rPr>
                 <w:noProof/>
               </w:rPr>
-              <w:instrText xml:space="preserve"> PAGEREF _Toc240758894 \h </w:instrText>
+              <w:instrText xml:space="preserve"> PAGEREF _Toc240759154 \h </w:instrText>
             </w:r>
             <w:r>
               <w:rPr>
@@ -1371,7 +1371,7 @@
               <w14:ligatures w14:val="standardContextual"/>
             </w:rPr>
           </w:pPr>
-          <w:hyperlink w:anchor="_Toc240758895" w:history="1">
+          <w:hyperlink w:anchor="_Toc240759155" w:history="1">
             <w:r>
               <w:rPr>
                 <w:rStyle w:val="Hyperlink"/>
@@ -1395,7 +1395,7 @@
               <w:rPr>
                 <w:noProof/>
               </w:rPr>
-              <w:instrText xml:space="preserve"> PAGEREF _Toc240758895 \h </w:instrText>
+              <w:instrText xml:space="preserve"> PAGEREF _Toc240759155 \h </w:instrText>
             </w:r>
             <w:r>
               <w:rPr>
@@ -1438,7 +1438,7 @@
               <w14:ligatures w14:val="standardContextual"/>
             </w:rPr>
           </w:pPr>
-          <w:hyperlink w:anchor="_Toc240758896" w:history="1">
+          <w:hyperlink w:anchor="_Toc240759156" w:history="1">
             <w:r>
               <w:rPr>
                 <w:rStyle w:val="Hyperlink"/>
@@ -1462,7 +1462,7 @@
               <w:rPr>
                 <w:noProof/>
               </w:rPr>
-              <w:instrText xml:space="preserve"> PAGEREF _Toc240758896 \h </w:instrText>
+              <w:instrText xml:space="preserve"> PAGEREF _Toc240759156 \h </w:instrText>
             </w:r>
             <w:r>
               <w:rPr>
@@ -1505,7 +1505,7 @@
               <w14:ligatures w14:val="standardContextual"/>
             </w:rPr>
           </w:pPr>
-          <w:hyperlink w:anchor="_Toc240758897" w:history="1">
+          <w:hyperlink w:anchor="_Toc240759157" w:history="1">
             <w:r>
               <w:rPr>
                 <w:rStyle w:val="Hyperlink"/>
@@ -1529,7 +1529,7 @@
               <w:rPr>
                 <w:noProof/>
               </w:rPr>
-              <w:instrText xml:space="preserve"> PAGEREF _Toc240758897 \h </w:instrText>
+              <w:instrText xml:space="preserve"> PAGEREF _Toc240759157 \h </w:instrText>
             </w:r>
             <w:r>
               <w:rPr>
@@ -1572,7 +1572,7 @@
               <w14:ligatures w14:val="standardContextual"/>
             </w:rPr>
           </w:pPr>
-          <w:hyperlink w:anchor="_Toc240758898" w:history="1">
+          <w:hyperlink w:anchor="_Toc240759158" w:history="1">
             <w:r>
               <w:rPr>
                 <w:rStyle w:val="Hyperlink"/>
@@ -1596,7 +1596,7 @@
               <w:rPr>
                 <w:noProof/>
               </w:rPr>
-              <w:instrText xml:space="preserve"> PAGEREF _Toc240758898 \h </w:instrText>
+              <w:instrText xml:space="preserve"> PAGEREF _Toc240759158 \h </w:instrText>
             </w:r>
             <w:r>
               <w:rPr>
@@ -1639,7 +1639,7 @@
               <w14:ligatures w14:val="standardContextual"/>
             </w:rPr>
           </w:pPr>
-          <w:hyperlink w:anchor="_Toc240758899" w:history="1">
+          <w:hyperlink w:anchor="_Toc240759159" w:history="1">
             <w:r>
               <w:rPr>
                 <w:rStyle w:val="Hyperlink"/>
@@ -1663,7 +1663,7 @@
               <w:rPr>
                 <w:noProof/>
               </w:rPr>
-              <w:instrText xml:space="preserve"> PAGEREF _Toc240758899 \h </w:instrText>
+              <w:instrText xml:space="preserve"> PAGEREF _Toc240759159 \h </w:instrText>
             </w:r>
             <w:r>
               <w:rPr>
@@ -1706,7 +1706,7 @@
               <w14:ligatures w14:val="standardContextual"/>
             </w:rPr>
           </w:pPr>
-          <w:hyperlink w:anchor="_Toc240758900" w:history="1">
+          <w:hyperlink w:anchor="_Toc240759160" w:history="1">
             <w:r>
               <w:rPr>
                 <w:rStyle w:val="Hyperlink"/>
@@ -1730,7 +1730,7 @@
               <w:rPr>
                 <w:noProof/>
               </w:rPr>
-              <w:instrText xml:space="preserve"> PAGEREF _Toc240758900 \h </w:instrText>
+              <w:instrText xml:space="preserve"> PAGEREF _Toc240759160 \h </w:instrText>
             </w:r>
             <w:r>
               <w:rPr>
@@ -1773,7 +1773,7 @@
               <w14:ligatures w14:val="standardContextual"/>
             </w:rPr>
           </w:pPr>
-          <w:hyperlink w:anchor="_Toc240758901" w:history="1">
+          <w:hyperlink w:anchor="_Toc240759161" w:history="1">
             <w:r>
               <w:rPr>
                 <w:rStyle w:val="Hyperlink"/>
@@ -1797,7 +1797,7 @@
               <w:rPr>
                 <w:noProof/>
               </w:rPr>
-              <w:instrText xml:space="preserve"> PAGEREF _Toc240758901 \h </w:instrText>
+              <w:instrText xml:space="preserve"> PAGEREF _Toc240759161 \h </w:instrText>
             </w:r>
             <w:r>
               <w:rPr>
@@ -1840,7 +1840,7 @@
               <w14:ligatures w14:val="standardContextual"/>
             </w:rPr>
           </w:pPr>
-          <w:hyperlink w:anchor="_Toc240758902" w:history="1">
+          <w:hyperlink w:anchor="_Toc240759162" w:history="1">
             <w:r>
               <w:rPr>
                 <w:rStyle w:val="Hyperlink"/>
@@ -1864,7 +1864,7 @@
               <w:rPr>
                 <w:noProof/>
               </w:rPr>
-              <w:instrText xml:space="preserve"> PAGEREF _Toc240758902 \h </w:instrText>
+              <w:instrText xml:space="preserve"> PAGEREF _Toc240759162 \h </w:instrText>
             </w:r>
             <w:r>
               <w:rPr>
@@ -1907,7 +1907,7 @@
               <w14:ligatures w14:val="standardContextual"/>
             </w:rPr>
           </w:pPr>
-          <w:hyperlink w:anchor="_Toc240758903" w:history="1">
+          <w:hyperlink w:anchor="_Toc240759163" w:history="1">
             <w:r>
               <w:rPr>
                 <w:rStyle w:val="Hyperlink"/>
@@ -1931,7 +1931,7 @@
               <w:rPr>
                 <w:noProof/>
               </w:rPr>
-              <w:instrText xml:space="preserve"> PAGEREF _Toc240758903 \h </w:instrText>
+              <w:instrText xml:space="preserve"> PAGEREF _Toc240759163 \h </w:instrText>
             </w:r>
             <w:r>
               <w:rPr>
@@ -1974,7 +1974,7 @@
               <w14:ligatures w14:val="standardContextual"/>
             </w:rPr>
           </w:pPr>
-          <w:hyperlink w:anchor="_Toc240758904" w:history="1">
+          <w:hyperlink w:anchor="_Toc240759164" w:history="1">
             <w:r>
               <w:rPr>
                 <w:rStyle w:val="Hyperlink"/>
@@ -1998,7 +1998,7 @@
               <w:rPr>
                 <w:noProof/>
               </w:rPr>
-              <w:instrText xml:space="preserve"> PAGEREF _Toc240758904 \h </w:instrText>
+              <w:instrText xml:space="preserve"> PAGEREF _Toc240759164 \h </w:instrText>
             </w:r>
             <w:r>
               <w:rPr>
@@ -2041,7 +2041,7 @@
               <w14:ligatures w14:val="standardContextual"/>
             </w:rPr>
           </w:pPr>
-          <w:hyperlink w:anchor="_Toc240758905" w:history="1">
+          <w:hyperlink w:anchor="_Toc240759165" w:history="1">
             <w:r>
               <w:rPr>
                 <w:rStyle w:val="Hyperlink"/>
@@ -2065,7 +2065,7 @@
               <w:rPr>
                 <w:noProof/>
               </w:rPr>
-              <w:instrText xml:space="preserve"> PAGEREF _Toc240758905 \h </w:instrText>
+              <w:instrText xml:space="preserve"> PAGEREF _Toc240759165 \h </w:instrText>
             </w:r>
             <w:r>
               <w:rPr>
@@ -2108,7 +2108,7 @@
               <w14:ligatures w14:val="standardContextual"/>
             </w:rPr>
           </w:pPr>
-          <w:hyperlink w:anchor="_Toc240758906" w:history="1">
+          <w:hyperlink w:anchor="_Toc240759166" w:history="1">
             <w:r>
               <w:rPr>
                 <w:rStyle w:val="Hyperlink"/>
@@ -2132,7 +2132,7 @@
               <w:rPr>
                 <w:noProof/>
               </w:rPr>
-              <w:instrText xml:space="preserve"> PAGEREF _Toc240758906 \h </w:instrText>
+              <w:instrText xml:space="preserve"> PAGEREF _Toc240759166 \h </w:instrText>
             </w:r>
             <w:r>
               <w:rPr>
@@ -2175,7 +2175,7 @@
               <w14:ligatures w14:val="standardContextual"/>
             </w:rPr>
           </w:pPr>
-          <w:hyperlink w:anchor="_Toc240758907" w:history="1">
+          <w:hyperlink w:anchor="_Toc240759167" w:history="1">
             <w:r>
               <w:rPr>
                 <w:rStyle w:val="Hyperlink"/>
@@ -2199,7 +2199,7 @@
               <w:rPr>
                 <w:noProof/>
               </w:rPr>
-              <w:instrText xml:space="preserve"> PAGEREF _Toc240758907 \h </w:instrText>
+              <w:instrText xml:space="preserve"> PAGEREF _Toc240759167 \h </w:instrText>
             </w:r>
             <w:r>
               <w:rPr>
@@ -2242,7 +2242,7 @@
               <w14:ligatures w14:val="standardContextual"/>
             </w:rPr>
           </w:pPr>
-          <w:hyperlink w:anchor="_Toc240758908" w:history="1">
+          <w:hyperlink w:anchor="_Toc240759168" w:history="1">
             <w:r>
               <w:rPr>
                 <w:rStyle w:val="Hyperlink"/>
@@ -2266,7 +2266,7 @@
               <w:rPr>
                 <w:noProof/>
               </w:rPr>
-              <w:instrText xml:space="preserve"> PAGEREF _Toc240758908 \h </w:instrText>
+              <w:instrText xml:space="preserve"> PAGEREF _Toc240759168 \h </w:instrText>
             </w:r>
             <w:r>
               <w:rPr>
@@ -2305,7 +2305,7 @@
         <w:pStyle w:val="Heading1"/>
         <w:pageBreakBefore/>
       </w:pPr>
-      <w:bookmarkStart w:id="0" w:name="_Toc240758883"/>
+      <w:bookmarkStart w:id="0" w:name="_Toc240759143"/>
       <w:r>
         <w:lastRenderedPageBreak/>
         <w:t>1. Your role at a glance</w:t>
@@ -2525,7 +2525,7 @@
         <w:pStyle w:val="Heading1"/>
         <w:pageBreakBefore/>
       </w:pPr>
-      <w:bookmarkStart w:id="1" w:name="_Toc240758884"/>
+      <w:bookmarkStart w:id="1" w:name="_Toc240759144"/>
       <w:r>
         <w:lastRenderedPageBreak/>
         <w:t>2. Signing in and your screens</w:t>
@@ -2536,7 +2536,7 @@
       <w:pPr>
         <w:pStyle w:val="Heading2"/>
       </w:pPr>
-      <w:bookmarkStart w:id="2" w:name="_Toc240758885"/>
+      <w:bookmarkStart w:id="2" w:name="_Toc240759145"/>
       <w:r>
         <w:t>Signing in</w:t>
       </w:r>
@@ -2619,7 +2619,7 @@
           <w:noProof/>
         </w:rPr>
         <w:drawing>
-          <wp:inline distT="0" distB="0" distL="0" distR="0" wp14:anchorId="78D5F622" wp14:editId="43507E6C">
+          <wp:inline distT="0" distB="0" distL="0" distR="0" wp14:anchorId="681F160B" wp14:editId="0B9D9272">
             <wp:extent cx="5334000" cy="2333625"/>
             <wp:effectExtent l="0" t="0" r="0" b="0"/>
             <wp:docPr id="1" name="adm_login.jpg" descr="The sign-in screen for all internal staff." title="The sign-in screen for all internal staff."/>
@@ -2786,7 +2786,7 @@
       <w:pPr>
         <w:pStyle w:val="Heading2"/>
       </w:pPr>
-      <w:bookmarkStart w:id="3" w:name="_Toc240758886"/>
+      <w:bookmarkStart w:id="3" w:name="_Toc240759146"/>
       <w:r>
         <w:t>Finding your way around</w:t>
       </w:r>
@@ -2961,7 +2961,7 @@
         </w:rPr>
         <w:lastRenderedPageBreak/>
         <w:drawing>
-          <wp:inline distT="0" distB="0" distL="0" distR="0" wp14:anchorId="020EC9AF" wp14:editId="0C5BE6E4">
+          <wp:inline distT="0" distB="0" distL="0" distR="0" wp14:anchorId="3707C8DA" wp14:editId="40B117D4">
             <wp:extent cx="5715000" cy="1876425"/>
             <wp:effectExtent l="0" t="0" r="0" b="0"/>
             <wp:docPr id="2" name="adm_not_your_role.jpg" descr="Opening a screen outside your role (for example from an old bookmark) shows this card instead of the screen." title="Opening a screen outside your role (for example from an old bookmark) shows this card instead of the screen."/>
@@ -3030,7 +3030,7 @@
       <w:pPr>
         <w:pStyle w:val="Heading2"/>
       </w:pPr>
-      <w:bookmarkStart w:id="4" w:name="_Toc240758887"/>
+      <w:bookmarkStart w:id="4" w:name="_Toc240759147"/>
       <w:r>
         <w:t>Your screens</w:t>
       </w:r>
@@ -3769,7 +3769,7 @@
       <w:pPr>
         <w:pStyle w:val="Heading2"/>
       </w:pPr>
-      <w:bookmarkStart w:id="5" w:name="_Toc240758888"/>
+      <w:bookmarkStart w:id="5" w:name="_Toc240759148"/>
       <w:r>
         <w:t>Changing your password</w:t>
       </w:r>
@@ -3853,7 +3853,7 @@
         </w:rPr>
         <w:lastRenderedPageBreak/>
         <w:drawing>
-          <wp:inline distT="0" distB="0" distL="0" distR="0" wp14:anchorId="3CB561AB" wp14:editId="1570A75E">
+          <wp:inline distT="0" distB="0" distL="0" distR="0" wp14:anchorId="64EC088A" wp14:editId="4E107EE2">
             <wp:extent cx="5334000" cy="2171700"/>
             <wp:effectExtent l="0" t="0" r="0" b="0"/>
             <wp:docPr id="3" name="adm_account.jpg" descr="Change Password screen." title="Change Password screen."/>
@@ -3941,7 +3941,7 @@
         <w:pStyle w:val="Heading1"/>
         <w:pageBreakBefore/>
       </w:pPr>
-      <w:bookmarkStart w:id="6" w:name="_Toc240758889"/>
+      <w:bookmarkStart w:id="6" w:name="_Toc240759149"/>
       <w:r>
         <w:lastRenderedPageBreak/>
         <w:t>3. Your routine</w:t>
@@ -4285,7 +4285,7 @@
         <w:pStyle w:val="Heading1"/>
         <w:pageBreakBefore/>
       </w:pPr>
-      <w:bookmarkStart w:id="7" w:name="_Toc240758890"/>
+      <w:bookmarkStart w:id="7" w:name="_Toc240759150"/>
       <w:r>
         <w:lastRenderedPageBreak/>
         <w:t>4. Step-by-step tasks</w:t>
@@ -4296,7 +4296,7 @@
       <w:pPr>
         <w:pStyle w:val="Heading2"/>
       </w:pPr>
-      <w:bookmarkStart w:id="8" w:name="_Toc240758891"/>
+      <w:bookmarkStart w:id="8" w:name="_Toc240759151"/>
       <w:r>
         <w:t>4.1 Creating staff accounts for the whole team</w:t>
       </w:r>
@@ -4552,7 +4552,7 @@
       <w:pPr>
         <w:pStyle w:val="Heading2"/>
       </w:pPr>
-      <w:bookmarkStart w:id="9" w:name="_Toc240758892"/>
+      <w:bookmarkStart w:id="9" w:name="_Toc240759152"/>
       <w:r>
         <w:t>4.2 Reading the dashboards</w:t>
       </w:r>
@@ -4578,7 +4578,7 @@
         </w:rPr>
         <w:lastRenderedPageBreak/>
         <w:drawing>
-          <wp:inline distT="0" distB="0" distL="0" distR="0" wp14:anchorId="1DD18BEE" wp14:editId="0AF1E794">
+          <wp:inline distT="0" distB="0" distL="0" distR="0" wp14:anchorId="69E07B64" wp14:editId="63EA9C9E">
             <wp:extent cx="5715000" cy="3571875"/>
             <wp:effectExtent l="0" t="0" r="0" b="0"/>
             <wp:docPr id="4" name="adm_exec_dashboard.jpg" descr="Executive Dashboard: completions against the 400 / 60 / 50–75 targets, days to data lock, spend, and the lowest-filled strata." title="Executive Dashboard: completions against the 400 / 60 / 50–75 targets, days to data lock, spend, and the lowest-filled strata."/>
@@ -5243,7 +5243,7 @@
       <w:pPr>
         <w:pStyle w:val="Heading2"/>
       </w:pPr>
-      <w:bookmarkStart w:id="10" w:name="_Toc240758893"/>
+      <w:bookmarkStart w:id="10" w:name="_Toc240759153"/>
       <w:r>
         <w:t>4.3 Using Reports (analytics and charts)</w:t>
       </w:r>
@@ -5284,7 +5284,7 @@
         </w:rPr>
         <w:lastRenderedPageBreak/>
         <w:drawing>
-          <wp:inline distT="0" distB="0" distL="0" distR="0" wp14:anchorId="7D4DE27E" wp14:editId="2FF6F1C9">
+          <wp:inline distT="0" distB="0" distL="0" distR="0" wp14:anchorId="3A874BD1" wp14:editId="73745269">
             <wp:extent cx="5334000" cy="3333750"/>
             <wp:effectExtent l="0" t="0" r="0" b="0"/>
             <wp:docPr id="5" name="adm_reports_top.jpg" descr="Reports: headline figures for the chosen period." title="Reports: headline figures for the chosen period."/>
@@ -5426,7 +5426,7 @@
           <w:noProof/>
         </w:rPr>
         <w:drawing>
-          <wp:inline distT="0" distB="0" distL="0" distR="0" wp14:anchorId="2FA68928" wp14:editId="22E894E8">
+          <wp:inline distT="0" distB="0" distL="0" distR="0" wp14:anchorId="508A7CE8" wp14:editId="6BE6A65F">
             <wp:extent cx="5334000" cy="3409950"/>
             <wp:effectExtent l="0" t="0" r="0" b="0"/>
             <wp:docPr id="6" name="adm_reports_funnel.jpg" descr="Case funnel: each case counted once at every stage it has reached." title="Case funnel: each case counted once at every stage it has reached."/>
@@ -5526,7 +5526,7 @@
         </w:rPr>
         <w:lastRenderedPageBreak/>
         <w:drawing>
-          <wp:inline distT="0" distB="0" distL="0" distR="0" wp14:anchorId="4FA545CC" wp14:editId="127381D2">
+          <wp:inline distT="0" distB="0" distL="0" distR="0" wp14:anchorId="0A897F67" wp14:editId="57E953AE">
             <wp:extent cx="5334000" cy="3248025"/>
             <wp:effectExtent l="0" t="0" r="0" b="0"/>
             <wp:docPr id="7" name="adm_reports_funnel_table.jpg" descr="The same chart as a table." title="The same chart as a table."/>
@@ -5625,7 +5625,7 @@
           <w:noProof/>
         </w:rPr>
         <w:drawing>
-          <wp:inline distT="0" distB="0" distL="0" distR="0" wp14:anchorId="74481F8A" wp14:editId="0DEEF190">
+          <wp:inline distT="0" distB="0" distL="0" distR="0" wp14:anchorId="2D3C1C12" wp14:editId="760D9A8E">
             <wp:extent cx="5334000" cy="2628900"/>
             <wp:effectExtent l="0" t="0" r="0" b="0"/>
             <wp:docPr id="8" name="adm_reports_coverage.jpg" descr="Coverage by group." title="Coverage by group."/>
@@ -5725,7 +5725,7 @@
         </w:rPr>
         <w:lastRenderedPageBreak/>
         <w:drawing>
-          <wp:inline distT="0" distB="0" distL="0" distR="0" wp14:anchorId="22B5E1AE" wp14:editId="369F84D0">
+          <wp:inline distT="0" distB="0" distL="0" distR="0" wp14:anchorId="02EF2663" wp14:editId="2BA04D8D">
             <wp:extent cx="5334000" cy="2600325"/>
             <wp:effectExtent l="0" t="0" r="0" b="0"/>
             <wp:docPr id="9" name="adm_reports_modes.jpg" descr="Administration modes." title="Administration modes."/>
@@ -5834,7 +5834,7 @@
           <w:noProof/>
         </w:rPr>
         <w:drawing>
-          <wp:inline distT="0" distB="0" distL="0" distR="0" wp14:anchorId="20B6E6AC" wp14:editId="23BC166C">
+          <wp:inline distT="0" distB="0" distL="0" distR="0" wp14:anchorId="3FCBECCC" wp14:editId="0D481F09">
             <wp:extent cx="5334000" cy="2905125"/>
             <wp:effectExtent l="0" t="0" r="0" b="0"/>
             <wp:docPr id="10" name="adm_reports_duration.jpg" descr="Completion-time distribution." title="Completion-time distribution."/>
@@ -5916,7 +5916,7 @@
       <w:pPr>
         <w:pStyle w:val="Heading2"/>
       </w:pPr>
-      <w:bookmarkStart w:id="11" w:name="_Toc240758894"/>
+      <w:bookmarkStart w:id="11" w:name="_Toc240759154"/>
       <w:r>
         <w:t>4.4 Reassigning cases between Contact RAs</w:t>
       </w:r>
@@ -6038,7 +6038,7 @@
         </w:rPr>
         <w:lastRenderedPageBreak/>
         <w:drawing>
-          <wp:inline distT="0" distB="0" distL="0" distR="0" wp14:anchorId="01B50115" wp14:editId="17F73FEC">
+          <wp:inline distT="0" distB="0" distL="0" distR="0" wp14:anchorId="22DB5657" wp14:editId="538C18AD">
             <wp:extent cx="5334000" cy="771525"/>
             <wp:effectExtent l="0" t="0" r="0" b="0"/>
             <wp:docPr id="11" name="adm_reassign.jpg" descr="Reassign cases: the button shows how many cases will move." title="Reassign cases: the button shows how many cases will move."/>
@@ -6228,7 +6228,7 @@
       <w:pPr>
         <w:pStyle w:val="Heading2"/>
       </w:pPr>
-      <w:bookmarkStart w:id="12" w:name="_Toc240758895"/>
+      <w:bookmarkStart w:id="12" w:name="_Toc240759155"/>
       <w:r>
         <w:t>4.5 Pairing a Main case with its Reserve, and assigning a Contact RA</w:t>
       </w:r>
@@ -6301,7 +6301,7 @@
           <w:noProof/>
         </w:rPr>
         <w:drawing>
-          <wp:inline distT="0" distB="0" distL="0" distR="0" wp14:anchorId="035C0A8C" wp14:editId="7D0D3DC0">
+          <wp:inline distT="0" distB="0" distL="0" distR="0" wp14:anchorId="409B9338" wp14:editId="2B6B942D">
             <wp:extent cx="5334000" cy="581025"/>
             <wp:effectExtent l="0" t="0" r="0" b="0"/>
             <wp:docPr id="12" name="adm_case_assign.jpg" descr="Assigned Contact RA." title="Assigned Contact RA."/>
@@ -6400,7 +6400,7 @@
           <w:noProof/>
         </w:rPr>
         <w:drawing>
-          <wp:inline distT="0" distB="0" distL="0" distR="0" wp14:anchorId="0006E4FE" wp14:editId="238B89AA">
+          <wp:inline distT="0" distB="0" distL="0" distR="0" wp14:anchorId="59204B1A" wp14:editId="46EE0C98">
             <wp:extent cx="5334000" cy="685800"/>
             <wp:effectExtent l="0" t="0" r="0" b="0"/>
             <wp:docPr id="13" name="adm_case_reserve.jpg" descr="Matched Reserve case." title="Matched Reserve case."/>
@@ -6474,7 +6474,7 @@
       <w:pPr>
         <w:pStyle w:val="Heading2"/>
       </w:pPr>
-      <w:bookmarkStart w:id="13" w:name="_Toc240758896"/>
+      <w:bookmarkStart w:id="13" w:name="_Toc240759156"/>
       <w:r>
         <w:t>4.6 Moving cases through verification (bulk)</w:t>
       </w:r>
@@ -6575,7 +6575,7 @@
           <w:noProof/>
         </w:rPr>
         <w:drawing>
-          <wp:inline distT="0" distB="0" distL="0" distR="0" wp14:anchorId="3B2D0ABD" wp14:editId="4A01BCD1">
+          <wp:inline distT="0" distB="0" distL="0" distR="0" wp14:anchorId="35660F7E" wp14:editId="276D1A4F">
             <wp:extent cx="5334000" cy="609600"/>
             <wp:effectExtent l="0" t="0" r="0" b="0"/>
             <wp:docPr id="14" name="adm_bulk_verification.jpg" descr="The bulk verification tool on the register." title="The bulk verification tool on the register."/>
@@ -6766,7 +6766,7 @@
       <w:pPr>
         <w:pStyle w:val="Heading2"/>
       </w:pPr>
-      <w:bookmarkStart w:id="14" w:name="_Toc240758897"/>
+      <w:bookmarkStart w:id="14" w:name="_Toc240759157"/>
       <w:r>
         <w:t>4.7 Downloading data</w:t>
       </w:r>
@@ -6783,7 +6783,7 @@
           <w:noProof/>
         </w:rPr>
         <w:drawing>
-          <wp:inline distT="0" distB="0" distL="0" distR="0" wp14:anchorId="3FB574B1" wp14:editId="2F4A912E">
+          <wp:inline distT="0" distB="0" distL="0" distR="0" wp14:anchorId="1F9711C2" wp14:editId="0190F6C7">
             <wp:extent cx="5715000" cy="3657600"/>
             <wp:effectExtent l="0" t="0" r="0" b="0"/>
             <wp:docPr id="15" name="adm_export.jpg" descr="Data Export." title="Data Export."/>
@@ -7585,7 +7585,7 @@
       <w:pPr>
         <w:pStyle w:val="Heading2"/>
       </w:pPr>
-      <w:bookmarkStart w:id="15" w:name="_Toc240758898"/>
+      <w:bookmarkStart w:id="15" w:name="_Toc240759158"/>
       <w:r>
         <w:t>4.8 Checking the audit log</w:t>
       </w:r>
@@ -7673,7 +7673,7 @@
           <w:noProof/>
         </w:rPr>
         <w:drawing>
-          <wp:inline distT="0" distB="0" distL="0" distR="0" wp14:anchorId="5AB0543F" wp14:editId="399CDA1E">
+          <wp:inline distT="0" distB="0" distL="0" distR="0" wp14:anchorId="3157E5B8" wp14:editId="14148AE1">
             <wp:extent cx="5334000" cy="3333750"/>
             <wp:effectExtent l="0" t="0" r="0" b="0"/>
             <wp:docPr id="16" name="adm_audit.jpg" descr="Audit Log, newest first." title="Audit Log, newest first."/>
@@ -7790,7 +7790,7 @@
       <w:pPr>
         <w:pStyle w:val="Heading2"/>
       </w:pPr>
-      <w:bookmarkStart w:id="16" w:name="_Toc240758899"/>
+      <w:bookmarkStart w:id="16" w:name="_Toc240759159"/>
       <w:r>
         <w:lastRenderedPageBreak/>
         <w:t>4.9 Recording a withdrawal</w:t>
@@ -7882,7 +7882,7 @@
           <w:noProof/>
         </w:rPr>
         <w:drawing>
-          <wp:inline distT="0" distB="0" distL="0" distR="0" wp14:anchorId="51687395" wp14:editId="2F270E4C">
+          <wp:inline distT="0" distB="0" distL="0" distR="0" wp14:anchorId="7320A035" wp14:editId="45AEF7DE">
             <wp:extent cx="5334000" cy="1409700"/>
             <wp:effectExtent l="0" t="0" r="0" b="0"/>
             <wp:docPr id="17" name="adm_case_withdrawal.jpg" descr="Record a withdrawal." title="Record a withdrawal."/>
@@ -8143,7 +8143,7 @@
       <w:pPr>
         <w:pStyle w:val="Heading2"/>
       </w:pPr>
-      <w:bookmarkStart w:id="17" w:name="_Toc240758900"/>
+      <w:bookmarkStart w:id="17" w:name="_Toc240759160"/>
       <w:r>
         <w:t>4.10 Activating a Reserve case</w:t>
       </w:r>
@@ -8191,7 +8191,7 @@
           <w:noProof/>
         </w:rPr>
         <w:drawing>
-          <wp:inline distT="0" distB="0" distL="0" distR="0" wp14:anchorId="085C340F" wp14:editId="5445CAA3">
+          <wp:inline distT="0" distB="0" distL="0" distR="0" wp14:anchorId="6467E360" wp14:editId="008AD104">
             <wp:extent cx="5334000" cy="2505075"/>
             <wp:effectExtent l="0" t="0" r="0" b="0"/>
             <wp:docPr id="18" name="adm_reserve.jpg" descr="Reserve Activation." title="Reserve Activation."/>
@@ -8388,7 +8388,7 @@
       <w:pPr>
         <w:pStyle w:val="Heading2"/>
       </w:pPr>
-      <w:bookmarkStart w:id="18" w:name="_Toc240758901"/>
+      <w:bookmarkStart w:id="18" w:name="_Toc240759161"/>
       <w:r>
         <w:t>4.11 Reviewing questionnaires in the QA Queue</w:t>
       </w:r>
@@ -8428,7 +8428,7 @@
           <w:noProof/>
         </w:rPr>
         <w:drawing>
-          <wp:inline distT="0" distB="0" distL="0" distR="0" wp14:anchorId="147BA8FB" wp14:editId="670E6FE3">
+          <wp:inline distT="0" distB="0" distL="0" distR="0" wp14:anchorId="68813295" wp14:editId="3F7E7DCF">
             <wp:extent cx="5334000" cy="3333750"/>
             <wp:effectExtent l="0" t="0" r="0" b="0"/>
             <wp:docPr id="19" name="qa_queue.jpg" descr="QUAN QA Queue with the KoboToolbox sync panel." title="QUAN QA Queue with the KoboToolbox sync panel."/>
@@ -9167,7 +9167,7 @@
       <w:pPr>
         <w:pStyle w:val="Heading2"/>
       </w:pPr>
-      <w:bookmarkStart w:id="19" w:name="_Toc240758902"/>
+      <w:bookmarkStart w:id="19" w:name="_Toc240759162"/>
       <w:r>
         <w:t>4.12 Working QA exceptions</w:t>
       </w:r>
@@ -9231,7 +9231,7 @@
           <w:noProof/>
         </w:rPr>
         <w:drawing>
-          <wp:inline distT="0" distB="0" distL="0" distR="0" wp14:anchorId="2FE734FA" wp14:editId="53E828AB">
+          <wp:inline distT="0" distB="0" distL="0" distR="0" wp14:anchorId="72AD40EB" wp14:editId="7BA06596">
             <wp:extent cx="5334000" cy="3333750"/>
             <wp:effectExtent l="0" t="0" r="0" b="0"/>
             <wp:docPr id="20" name="qa_exceptions.jpg" descr="QA Exception Queue." title="QA Exception Queue."/>
@@ -9427,7 +9427,7 @@
       <w:pPr>
         <w:pStyle w:val="Heading2"/>
       </w:pPr>
-      <w:bookmarkStart w:id="20" w:name="_Toc240758903"/>
+      <w:bookmarkStart w:id="20" w:name="_Toc240759163"/>
       <w:r>
         <w:lastRenderedPageBreak/>
         <w:t>4.13 Downloading or emailing completed forms (Form PDFs)</w:t>
@@ -9468,8 +9468,8 @@
           <w:noProof/>
         </w:rPr>
         <w:drawing>
-          <wp:inline distT="0" distB="0" distL="0" distR="0" wp14:anchorId="0C6D1DC3" wp14:editId="511B7C0F">
-            <wp:extent cx="5334000" cy="2581275"/>
+          <wp:inline distT="0" distB="0" distL="0" distR="0" wp14:anchorId="53663330" wp14:editId="12C6907B">
+            <wp:extent cx="5334000" cy="3171825"/>
             <wp:effectExtent l="0" t="0" r="0" b="0"/>
             <wp:docPr id="21" name="adm_form_pdfs.jpg" descr="Completed form PDFs." title="Completed form PDFs."/>
             <wp:cNvGraphicFramePr>
@@ -9494,7 +9494,7 @@
                   <pic:spPr bwMode="auto">
                     <a:xfrm>
                       <a:off x="0" y="0"/>
-                      <a:ext cx="5334000" cy="2581275"/>
+                      <a:ext cx="5334000" cy="3171825"/>
                     </a:xfrm>
                     <a:prstGeom prst="rect">
                       <a:avLst/>
@@ -9712,7 +9712,7 @@
       <w:pPr>
         <w:pStyle w:val="Heading2"/>
       </w:pPr>
-      <w:bookmarkStart w:id="21" w:name="_Toc240758904"/>
+      <w:bookmarkStart w:id="21" w:name="_Toc240759164"/>
       <w:r>
         <w:t>4.14 KoboToolbox: rotating credentials and changing forms</w:t>
       </w:r>
@@ -9776,6 +9776,7 @@
         <w:spacing w:after="80" w:line="276" w:lineRule="auto"/>
       </w:pPr>
       <w:r>
+        <w:lastRenderedPageBreak/>
         <w:t xml:space="preserve">In </w:t>
       </w:r>
       <w:r>
@@ -9821,7 +9822,7 @@
       <w:pPr>
         <w:pStyle w:val="Heading2"/>
       </w:pPr>
-      <w:bookmarkStart w:id="22" w:name="_Toc240758905"/>
+      <w:bookmarkStart w:id="22" w:name="_Toc240759165"/>
       <w:r>
         <w:t>4.15 Before the first live invitation</w:t>
       </w:r>
@@ -9937,7 +9938,7 @@
         <w:pStyle w:val="Heading1"/>
         <w:pageBreakBefore/>
       </w:pPr>
-      <w:bookmarkStart w:id="23" w:name="_Toc240758906"/>
+      <w:bookmarkStart w:id="23" w:name="_Toc240759166"/>
       <w:r>
         <w:lastRenderedPageBreak/>
         <w:t>5. Rules you must follow</w:t>
@@ -10088,7 +10089,7 @@
         <w:pStyle w:val="Heading1"/>
         <w:pageBreakBefore/>
       </w:pPr>
-      <w:bookmarkStart w:id="24" w:name="_Toc240758907"/>
+      <w:bookmarkStart w:id="24" w:name="_Toc240759167"/>
       <w:r>
         <w:lastRenderedPageBreak/>
         <w:t>6. Troubleshooting</w:t>
@@ -11130,7 +11131,7 @@
         <w:pStyle w:val="Heading1"/>
         <w:pageBreakBefore/>
       </w:pPr>
-      <w:bookmarkStart w:id="25" w:name="_Toc240758908"/>
+      <w:bookmarkStart w:id="25" w:name="_Toc240759168"/>
       <w:r>
         <w:lastRenderedPageBreak/>
         <w:t>7. Quick reference</w:t>
@@ -11745,68 +11746,10 @@
 <file path=word/numbering.xml><?xml version="1.0" encoding="utf-8"?>
 <w:numbering xmlns:wpc="http://schemas.microsoft.com/office/word/2010/wordprocessingCanvas" xmlns:cx="http://schemas.microsoft.com/office/drawing/2014/chartex" xmlns:cx1="http://schemas.microsoft.com/office/drawing/2015/9/8/chartex" xmlns:cx2="http://schemas.microsoft.com/office/drawing/2015/10/21/chartex" xmlns:cx3="http://schemas.microsoft.com/office/drawing/2016/5/9/chartex" xmlns:cx4="http://schemas.microsoft.com/office/drawing/2016/5/10/chartex" xmlns:cx5="http://schemas.microsoft.com/office/drawing/2016/5/11/chartex" xmlns:cx6="http://schemas.microsoft.com/office/drawing/2016/5/12/chartex" xmlns:cx7="http://schemas.microsoft.com/office/drawing/2016/5/13/chartex" xmlns:cx8="http://schemas.microsoft.com/office/drawing/2016/5/14/chartex" xmlns:mc="http://schemas.openxmlformats.org/markup-compatibility/2006" xmlns:aink="http://schemas.microsoft.com/office/drawing/2016/ink" xmlns:am3d="http://schemas.microsoft.com/office/drawing/2017/model3d" xmlns:o="urn:schemas-microsoft-com:office:office" xmlns:oel="http://schemas.microsoft.com/office/2019/extlst" xmlns:r="http://schemas.openxmlformats.org/officeDocument/2006/relationships" xmlns:m="http://schemas.openxmlformats.org/officeDocument/2006/math" xmlns:v="urn:schemas-microsoft-com:vml" xmlns:wp14="http://schemas.microsoft.com/office/word/2010/wordprocessingDrawing" xmlns:wp="http://schemas.openxmlformats.org/drawingml/2006/wordprocessingDrawing" xmlns:w10="urn:schemas-microsoft-com:office:word" xmlns:w="http://schemas.openxmlformats.org/wordprocessingml/2006/main" xmlns:w14="http://schemas.microsoft.com/office/word/2010/wordml" xmlns:w15="http://schemas.microsoft.com/office/word/2012/wordml" xmlns:w16cex="http://schemas.microsoft.com/office/word/2018/wordml/cex" xmlns:w16cid="http://schemas.microsoft.com/office/word/2016/wordml/cid" xmlns:w16="http://schemas.microsoft.com/office/word/2018/wordml" xmlns:w16sdtdh="http://schemas.microsoft.com/office/word/2020/wordml/sdtdatahash" xmlns:w16se="http://schemas.microsoft.com/office/word/2015/wordml/symex" xmlns:wpg="http://schemas.microsoft.com/office/word/2010/wordprocessingGroup" xmlns:wpi="http://schemas.microsoft.com/office/word/2010/wordprocessingInk" xmlns:wne="http://schemas.microsoft.com/office/word/2006/wordml" xmlns:wps="http://schemas.microsoft.com/office/word/2010/wordprocessingShape" mc:Ignorable="w14 w15 w16se w16cid w16 w16cex w16sdtdh wp14">
   <w:abstractNum w:abstractNumId="0" w15:restartNumberingAfterBreak="0">
-    <w:nsid w:val="013B6D5D"/>
+    <w:nsid w:val="00655075"/>
     <w:multiLevelType w:val="hybridMultilevel"/>
-    <w:tmpl w:val="914A5F24"/>
-    <w:lvl w:ilvl="0" w:tplc="40F8D182">
-      <w:start w:val="1"/>
-      <w:numFmt w:val="bullet"/>
-      <w:lvlText w:val="•"/>
-      <w:lvlJc w:val="left"/>
-      <w:pPr>
-        <w:ind w:left="460" w:hanging="280"/>
-      </w:pPr>
-    </w:lvl>
-    <w:lvl w:ilvl="1" w:tplc="FFDA05AE">
-      <w:start w:val="1"/>
-      <w:numFmt w:val="bullet"/>
-      <w:lvlText w:val="–"/>
-      <w:lvlJc w:val="left"/>
-      <w:pPr>
-        <w:ind w:left="900" w:hanging="280"/>
-      </w:pPr>
-    </w:lvl>
-    <w:lvl w:ilvl="2" w:tplc="3EF6EC56">
-      <w:numFmt w:val="decimal"/>
-      <w:lvlText w:val=""/>
-      <w:lvlJc w:val="left"/>
-    </w:lvl>
-    <w:lvl w:ilvl="3" w:tplc="2A1600A0">
-      <w:numFmt w:val="decimal"/>
-      <w:lvlText w:val=""/>
-      <w:lvlJc w:val="left"/>
-    </w:lvl>
-    <w:lvl w:ilvl="4" w:tplc="6A245A6C">
-      <w:numFmt w:val="decimal"/>
-      <w:lvlText w:val=""/>
-      <w:lvlJc w:val="left"/>
-    </w:lvl>
-    <w:lvl w:ilvl="5" w:tplc="420E8CC0">
-      <w:numFmt w:val="decimal"/>
-      <w:lvlText w:val=""/>
-      <w:lvlJc w:val="left"/>
-    </w:lvl>
-    <w:lvl w:ilvl="6" w:tplc="35DE0F66">
-      <w:numFmt w:val="decimal"/>
-      <w:lvlText w:val=""/>
-      <w:lvlJc w:val="left"/>
-    </w:lvl>
-    <w:lvl w:ilvl="7" w:tplc="2A0A3AC6">
-      <w:numFmt w:val="decimal"/>
-      <w:lvlText w:val=""/>
-      <w:lvlJc w:val="left"/>
-    </w:lvl>
-    <w:lvl w:ilvl="8" w:tplc="156C340C">
-      <w:numFmt w:val="decimal"/>
-      <w:lvlText w:val=""/>
-      <w:lvlJc w:val="left"/>
-    </w:lvl>
-  </w:abstractNum>
-  <w:abstractNum w:abstractNumId="1" w15:restartNumberingAfterBreak="0">
-    <w:nsid w:val="0D774133"/>
-    <w:multiLevelType w:val="hybridMultilevel"/>
-    <w:tmpl w:val="1F541CAA"/>
-    <w:lvl w:ilvl="0" w:tplc="28C68488">
+    <w:tmpl w:val="9E828A40"/>
+    <w:lvl w:ilvl="0" w:tplc="19A06396">
       <w:start w:val="1"/>
       <w:numFmt w:val="decimal"/>
       <w:lvlText w:val="%1."/>
@@ -11820,52 +11763,52 @@
         <w:color w:val="A67C27"/>
       </w:rPr>
     </w:lvl>
-    <w:lvl w:ilvl="1" w:tplc="B8FA02A6">
+    <w:lvl w:ilvl="1" w:tplc="E66ECE7A">
       <w:numFmt w:val="decimal"/>
       <w:lvlText w:val=""/>
       <w:lvlJc w:val="left"/>
     </w:lvl>
-    <w:lvl w:ilvl="2" w:tplc="E2F43746">
+    <w:lvl w:ilvl="2" w:tplc="B2B088DC">
       <w:numFmt w:val="decimal"/>
       <w:lvlText w:val=""/>
       <w:lvlJc w:val="left"/>
     </w:lvl>
-    <w:lvl w:ilvl="3" w:tplc="E0A6EBE0">
+    <w:lvl w:ilvl="3" w:tplc="C5365F22">
       <w:numFmt w:val="decimal"/>
       <w:lvlText w:val=""/>
       <w:lvlJc w:val="left"/>
     </w:lvl>
-    <w:lvl w:ilvl="4" w:tplc="A9AE0C02">
+    <w:lvl w:ilvl="4" w:tplc="1B480082">
       <w:numFmt w:val="decimal"/>
       <w:lvlText w:val=""/>
       <w:lvlJc w:val="left"/>
     </w:lvl>
-    <w:lvl w:ilvl="5" w:tplc="0FEE8526">
+    <w:lvl w:ilvl="5" w:tplc="F2786FEC">
       <w:numFmt w:val="decimal"/>
       <w:lvlText w:val=""/>
       <w:lvlJc w:val="left"/>
     </w:lvl>
-    <w:lvl w:ilvl="6" w:tplc="982A1F36">
+    <w:lvl w:ilvl="6" w:tplc="3CB0BAD0">
       <w:numFmt w:val="decimal"/>
       <w:lvlText w:val=""/>
       <w:lvlJc w:val="left"/>
     </w:lvl>
-    <w:lvl w:ilvl="7" w:tplc="C17C4558">
+    <w:lvl w:ilvl="7" w:tplc="4C224B56">
       <w:numFmt w:val="decimal"/>
       <w:lvlText w:val=""/>
       <w:lvlJc w:val="left"/>
     </w:lvl>
-    <w:lvl w:ilvl="8" w:tplc="C22450B4">
+    <w:lvl w:ilvl="8" w:tplc="7FA8AF36">
       <w:numFmt w:val="decimal"/>
       <w:lvlText w:val=""/>
       <w:lvlJc w:val="left"/>
     </w:lvl>
   </w:abstractNum>
-  <w:abstractNum w:abstractNumId="2" w15:restartNumberingAfterBreak="0">
-    <w:nsid w:val="11040C60"/>
+  <w:abstractNum w:abstractNumId="1" w15:restartNumberingAfterBreak="0">
+    <w:nsid w:val="0489330F"/>
     <w:multiLevelType w:val="hybridMultilevel"/>
-    <w:tmpl w:val="BDC49202"/>
-    <w:lvl w:ilvl="0" w:tplc="05062E1E">
+    <w:tmpl w:val="0F5EDFD4"/>
+    <w:lvl w:ilvl="0" w:tplc="7CC04A1C">
       <w:start w:val="1"/>
       <w:numFmt w:val="decimal"/>
       <w:lvlText w:val="%1."/>
@@ -11879,52 +11822,52 @@
         <w:color w:val="A67C27"/>
       </w:rPr>
     </w:lvl>
-    <w:lvl w:ilvl="1" w:tplc="985CAEFC">
+    <w:lvl w:ilvl="1" w:tplc="7784A6A8">
       <w:numFmt w:val="decimal"/>
       <w:lvlText w:val=""/>
       <w:lvlJc w:val="left"/>
     </w:lvl>
-    <w:lvl w:ilvl="2" w:tplc="A39ADBF2">
+    <w:lvl w:ilvl="2" w:tplc="26C49B2C">
       <w:numFmt w:val="decimal"/>
       <w:lvlText w:val=""/>
       <w:lvlJc w:val="left"/>
     </w:lvl>
-    <w:lvl w:ilvl="3" w:tplc="9698A926">
+    <w:lvl w:ilvl="3" w:tplc="89FC10C8">
       <w:numFmt w:val="decimal"/>
       <w:lvlText w:val=""/>
       <w:lvlJc w:val="left"/>
     </w:lvl>
-    <w:lvl w:ilvl="4" w:tplc="B4164DE8">
+    <w:lvl w:ilvl="4" w:tplc="11487E5E">
       <w:numFmt w:val="decimal"/>
       <w:lvlText w:val=""/>
       <w:lvlJc w:val="left"/>
     </w:lvl>
-    <w:lvl w:ilvl="5" w:tplc="148EDBD4">
+    <w:lvl w:ilvl="5" w:tplc="7826CF78">
       <w:numFmt w:val="decimal"/>
       <w:lvlText w:val=""/>
       <w:lvlJc w:val="left"/>
     </w:lvl>
-    <w:lvl w:ilvl="6" w:tplc="02D64C04">
+    <w:lvl w:ilvl="6" w:tplc="C7BC2808">
       <w:numFmt w:val="decimal"/>
       <w:lvlText w:val=""/>
       <w:lvlJc w:val="left"/>
     </w:lvl>
-    <w:lvl w:ilvl="7" w:tplc="A44C663C">
+    <w:lvl w:ilvl="7" w:tplc="2D58FCFA">
       <w:numFmt w:val="decimal"/>
       <w:lvlText w:val=""/>
       <w:lvlJc w:val="left"/>
     </w:lvl>
-    <w:lvl w:ilvl="8" w:tplc="96D62108">
+    <w:lvl w:ilvl="8" w:tplc="AAB6B288">
       <w:numFmt w:val="decimal"/>
       <w:lvlText w:val=""/>
       <w:lvlJc w:val="left"/>
     </w:lvl>
   </w:abstractNum>
-  <w:abstractNum w:abstractNumId="3" w15:restartNumberingAfterBreak="0">
-    <w:nsid w:val="145360B8"/>
+  <w:abstractNum w:abstractNumId="2" w15:restartNumberingAfterBreak="0">
+    <w:nsid w:val="1A5435E9"/>
     <w:multiLevelType w:val="hybridMultilevel"/>
-    <w:tmpl w:val="5B263FC0"/>
-    <w:lvl w:ilvl="0" w:tplc="FDB2478E">
+    <w:tmpl w:val="C0308CE2"/>
+    <w:lvl w:ilvl="0" w:tplc="494EAE58">
       <w:start w:val="1"/>
       <w:numFmt w:val="decimal"/>
       <w:lvlText w:val="%1."/>
@@ -11938,52 +11881,52 @@
         <w:color w:val="A67C27"/>
       </w:rPr>
     </w:lvl>
-    <w:lvl w:ilvl="1" w:tplc="769CB2E0">
+    <w:lvl w:ilvl="1" w:tplc="F2D6C0B0">
       <w:numFmt w:val="decimal"/>
       <w:lvlText w:val=""/>
       <w:lvlJc w:val="left"/>
     </w:lvl>
-    <w:lvl w:ilvl="2" w:tplc="D660CC72">
+    <w:lvl w:ilvl="2" w:tplc="B596AA5E">
       <w:numFmt w:val="decimal"/>
       <w:lvlText w:val=""/>
       <w:lvlJc w:val="left"/>
     </w:lvl>
-    <w:lvl w:ilvl="3" w:tplc="B386886E">
+    <w:lvl w:ilvl="3" w:tplc="544AEC28">
       <w:numFmt w:val="decimal"/>
       <w:lvlText w:val=""/>
       <w:lvlJc w:val="left"/>
     </w:lvl>
-    <w:lvl w:ilvl="4" w:tplc="743467F2">
+    <w:lvl w:ilvl="4" w:tplc="73527006">
       <w:numFmt w:val="decimal"/>
       <w:lvlText w:val=""/>
       <w:lvlJc w:val="left"/>
     </w:lvl>
-    <w:lvl w:ilvl="5" w:tplc="4A7CF422">
+    <w:lvl w:ilvl="5" w:tplc="2B4434A8">
       <w:numFmt w:val="decimal"/>
       <w:lvlText w:val=""/>
       <w:lvlJc w:val="left"/>
     </w:lvl>
-    <w:lvl w:ilvl="6" w:tplc="5552B6D4">
+    <w:lvl w:ilvl="6" w:tplc="965CE03A">
       <w:numFmt w:val="decimal"/>
       <w:lvlText w:val=""/>
       <w:lvlJc w:val="left"/>
     </w:lvl>
-    <w:lvl w:ilvl="7" w:tplc="890E58F2">
+    <w:lvl w:ilvl="7" w:tplc="8FF88CC2">
       <w:numFmt w:val="decimal"/>
       <w:lvlText w:val=""/>
       <w:lvlJc w:val="left"/>
     </w:lvl>
-    <w:lvl w:ilvl="8" w:tplc="8F2E5860">
+    <w:lvl w:ilvl="8" w:tplc="7A6E5476">
       <w:numFmt w:val="decimal"/>
       <w:lvlText w:val=""/>
       <w:lvlJc w:val="left"/>
     </w:lvl>
   </w:abstractNum>
-  <w:abstractNum w:abstractNumId="4" w15:restartNumberingAfterBreak="0">
-    <w:nsid w:val="1BF113AB"/>
+  <w:abstractNum w:abstractNumId="3" w15:restartNumberingAfterBreak="0">
+    <w:nsid w:val="1BD564B9"/>
     <w:multiLevelType w:val="hybridMultilevel"/>
-    <w:tmpl w:val="60A2C694"/>
-    <w:lvl w:ilvl="0" w:tplc="A1165554">
+    <w:tmpl w:val="BAB0977C"/>
+    <w:lvl w:ilvl="0" w:tplc="EF5C63B8">
       <w:start w:val="1"/>
       <w:numFmt w:val="decimal"/>
       <w:lvlText w:val="%1."/>
@@ -11997,52 +11940,52 @@
         <w:color w:val="A67C27"/>
       </w:rPr>
     </w:lvl>
-    <w:lvl w:ilvl="1" w:tplc="D08C4A56">
+    <w:lvl w:ilvl="1" w:tplc="067C1818">
       <w:numFmt w:val="decimal"/>
       <w:lvlText w:val=""/>
       <w:lvlJc w:val="left"/>
     </w:lvl>
-    <w:lvl w:ilvl="2" w:tplc="32C4F61C">
+    <w:lvl w:ilvl="2" w:tplc="A5E26E6C">
       <w:numFmt w:val="decimal"/>
       <w:lvlText w:val=""/>
       <w:lvlJc w:val="left"/>
     </w:lvl>
-    <w:lvl w:ilvl="3" w:tplc="1660E024">
+    <w:lvl w:ilvl="3" w:tplc="AA38BE2A">
       <w:numFmt w:val="decimal"/>
       <w:lvlText w:val=""/>
       <w:lvlJc w:val="left"/>
     </w:lvl>
-    <w:lvl w:ilvl="4" w:tplc="45065410">
+    <w:lvl w:ilvl="4" w:tplc="0714F928">
       <w:numFmt w:val="decimal"/>
       <w:lvlText w:val=""/>
       <w:lvlJc w:val="left"/>
     </w:lvl>
-    <w:lvl w:ilvl="5" w:tplc="5A1657A6">
+    <w:lvl w:ilvl="5" w:tplc="0100D72E">
       <w:numFmt w:val="decimal"/>
       <w:lvlText w:val=""/>
       <w:lvlJc w:val="left"/>
     </w:lvl>
-    <w:lvl w:ilvl="6" w:tplc="E55458EA">
+    <w:lvl w:ilvl="6" w:tplc="A150F302">
       <w:numFmt w:val="decimal"/>
       <w:lvlText w:val=""/>
       <w:lvlJc w:val="left"/>
     </w:lvl>
-    <w:lvl w:ilvl="7" w:tplc="8974CD32">
+    <w:lvl w:ilvl="7" w:tplc="1CF66F8C">
       <w:numFmt w:val="decimal"/>
       <w:lvlText w:val=""/>
       <w:lvlJc w:val="left"/>
     </w:lvl>
-    <w:lvl w:ilvl="8" w:tplc="A218FCF4">
+    <w:lvl w:ilvl="8" w:tplc="EACE8BDC">
       <w:numFmt w:val="decimal"/>
       <w:lvlText w:val=""/>
       <w:lvlJc w:val="left"/>
     </w:lvl>
   </w:abstractNum>
-  <w:abstractNum w:abstractNumId="5" w15:restartNumberingAfterBreak="0">
-    <w:nsid w:val="290D1728"/>
+  <w:abstractNum w:abstractNumId="4" w15:restartNumberingAfterBreak="0">
+    <w:nsid w:val="231E011D"/>
     <w:multiLevelType w:val="hybridMultilevel"/>
-    <w:tmpl w:val="2B6E86E6"/>
-    <w:lvl w:ilvl="0" w:tplc="8C54F046">
+    <w:tmpl w:val="D004C244"/>
+    <w:lvl w:ilvl="0" w:tplc="3CD05E88">
       <w:start w:val="1"/>
       <w:numFmt w:val="decimal"/>
       <w:lvlText w:val="%1."/>
@@ -12056,52 +11999,52 @@
         <w:color w:val="A67C27"/>
       </w:rPr>
     </w:lvl>
-    <w:lvl w:ilvl="1" w:tplc="7734AC22">
+    <w:lvl w:ilvl="1" w:tplc="07AA8530">
       <w:numFmt w:val="decimal"/>
       <w:lvlText w:val=""/>
       <w:lvlJc w:val="left"/>
     </w:lvl>
-    <w:lvl w:ilvl="2" w:tplc="1382C130">
+    <w:lvl w:ilvl="2" w:tplc="08922AB8">
       <w:numFmt w:val="decimal"/>
       <w:lvlText w:val=""/>
       <w:lvlJc w:val="left"/>
     </w:lvl>
-    <w:lvl w:ilvl="3" w:tplc="D40C5C48">
+    <w:lvl w:ilvl="3" w:tplc="341A3606">
       <w:numFmt w:val="decimal"/>
       <w:lvlText w:val=""/>
       <w:lvlJc w:val="left"/>
     </w:lvl>
-    <w:lvl w:ilvl="4" w:tplc="C0DC6CB0">
+    <w:lvl w:ilvl="4" w:tplc="E7D8FA1E">
       <w:numFmt w:val="decimal"/>
       <w:lvlText w:val=""/>
       <w:lvlJc w:val="left"/>
     </w:lvl>
-    <w:lvl w:ilvl="5" w:tplc="FEEC633C">
+    <w:lvl w:ilvl="5" w:tplc="EEAA94A0">
       <w:numFmt w:val="decimal"/>
       <w:lvlText w:val=""/>
       <w:lvlJc w:val="left"/>
     </w:lvl>
-    <w:lvl w:ilvl="6" w:tplc="7BBEBB52">
+    <w:lvl w:ilvl="6" w:tplc="3878A9A2">
       <w:numFmt w:val="decimal"/>
       <w:lvlText w:val=""/>
       <w:lvlJc w:val="left"/>
     </w:lvl>
-    <w:lvl w:ilvl="7" w:tplc="B538BBEC">
+    <w:lvl w:ilvl="7" w:tplc="479E0182">
       <w:numFmt w:val="decimal"/>
       <w:lvlText w:val=""/>
       <w:lvlJc w:val="left"/>
     </w:lvl>
-    <w:lvl w:ilvl="8" w:tplc="BEE032D2">
+    <w:lvl w:ilvl="8" w:tplc="176AC6B4">
       <w:numFmt w:val="decimal"/>
       <w:lvlText w:val=""/>
       <w:lvlJc w:val="left"/>
     </w:lvl>
   </w:abstractNum>
-  <w:abstractNum w:abstractNumId="6" w15:restartNumberingAfterBreak="0">
-    <w:nsid w:val="308C17BB"/>
+  <w:abstractNum w:abstractNumId="5" w15:restartNumberingAfterBreak="0">
+    <w:nsid w:val="2B7C696B"/>
     <w:multiLevelType w:val="hybridMultilevel"/>
-    <w:tmpl w:val="09F412DA"/>
-    <w:lvl w:ilvl="0" w:tplc="7B88A3DC">
+    <w:tmpl w:val="06344150"/>
+    <w:lvl w:ilvl="0" w:tplc="117C197A">
       <w:start w:val="1"/>
       <w:numFmt w:val="decimal"/>
       <w:lvlText w:val="%1."/>
@@ -12115,138 +12058,52 @@
         <w:color w:val="A67C27"/>
       </w:rPr>
     </w:lvl>
-    <w:lvl w:ilvl="1" w:tplc="9678F924">
+    <w:lvl w:ilvl="1" w:tplc="A8FC5A62">
       <w:numFmt w:val="decimal"/>
       <w:lvlText w:val=""/>
       <w:lvlJc w:val="left"/>
     </w:lvl>
-    <w:lvl w:ilvl="2" w:tplc="8DB4A854">
+    <w:lvl w:ilvl="2" w:tplc="ED964C16">
       <w:numFmt w:val="decimal"/>
       <w:lvlText w:val=""/>
       <w:lvlJc w:val="left"/>
     </w:lvl>
-    <w:lvl w:ilvl="3" w:tplc="169E1C9A">
+    <w:lvl w:ilvl="3" w:tplc="5C4C2F16">
       <w:numFmt w:val="decimal"/>
       <w:lvlText w:val=""/>
       <w:lvlJc w:val="left"/>
     </w:lvl>
-    <w:lvl w:ilvl="4" w:tplc="988E105C">
+    <w:lvl w:ilvl="4" w:tplc="D3063452">
       <w:numFmt w:val="decimal"/>
       <w:lvlText w:val=""/>
       <w:lvlJc w:val="left"/>
     </w:lvl>
-    <w:lvl w:ilvl="5" w:tplc="1A766C18">
+    <w:lvl w:ilvl="5" w:tplc="7F2093E0">
       <w:numFmt w:val="decimal"/>
       <w:lvlText w:val=""/>
       <w:lvlJc w:val="left"/>
     </w:lvl>
-    <w:lvl w:ilvl="6" w:tplc="6BE6F344">
+    <w:lvl w:ilvl="6" w:tplc="91A624F4">
       <w:numFmt w:val="decimal"/>
       <w:lvlText w:val=""/>
       <w:lvlJc w:val="left"/>
     </w:lvl>
-    <w:lvl w:ilvl="7" w:tplc="311EDD02">
+    <w:lvl w:ilvl="7" w:tplc="F830F648">
       <w:numFmt w:val="decimal"/>
       <w:lvlText w:val=""/>
       <w:lvlJc w:val="left"/>
     </w:lvl>
-    <w:lvl w:ilvl="8" w:tplc="3818519E">
+    <w:lvl w:ilvl="8" w:tplc="B7A6F706">
       <w:numFmt w:val="decimal"/>
       <w:lvlText w:val=""/>
       <w:lvlJc w:val="left"/>
     </w:lvl>
   </w:abstractNum>
-  <w:abstractNum w:abstractNumId="7" w15:restartNumberingAfterBreak="0">
-    <w:nsid w:val="40077FD6"/>
+  <w:abstractNum w:abstractNumId="6" w15:restartNumberingAfterBreak="0">
+    <w:nsid w:val="2BB87CC6"/>
     <w:multiLevelType w:val="hybridMultilevel"/>
-    <w:tmpl w:val="13DC55DE"/>
-    <w:lvl w:ilvl="0" w:tplc="8EDAAD28">
-      <w:start w:val="1"/>
-      <w:numFmt w:val="bullet"/>
-      <w:lvlText w:val="●"/>
-      <w:lvlJc w:val="left"/>
-      <w:pPr>
-        <w:ind w:left="720" w:hanging="360"/>
-      </w:pPr>
-    </w:lvl>
-    <w:lvl w:ilvl="1" w:tplc="70A86952">
-      <w:start w:val="1"/>
-      <w:numFmt w:val="bullet"/>
-      <w:lvlText w:val="○"/>
-      <w:lvlJc w:val="left"/>
-      <w:pPr>
-        <w:ind w:left="1440" w:hanging="360"/>
-      </w:pPr>
-    </w:lvl>
-    <w:lvl w:ilvl="2" w:tplc="F614E838">
-      <w:start w:val="1"/>
-      <w:numFmt w:val="bullet"/>
-      <w:lvlText w:val="■"/>
-      <w:lvlJc w:val="left"/>
-      <w:pPr>
-        <w:ind w:left="2160" w:hanging="360"/>
-      </w:pPr>
-    </w:lvl>
-    <w:lvl w:ilvl="3" w:tplc="4514751A">
-      <w:start w:val="1"/>
-      <w:numFmt w:val="bullet"/>
-      <w:lvlText w:val="●"/>
-      <w:lvlJc w:val="left"/>
-      <w:pPr>
-        <w:ind w:left="2880" w:hanging="360"/>
-      </w:pPr>
-    </w:lvl>
-    <w:lvl w:ilvl="4" w:tplc="CC2E7AE2">
-      <w:start w:val="1"/>
-      <w:numFmt w:val="bullet"/>
-      <w:lvlText w:val="○"/>
-      <w:lvlJc w:val="left"/>
-      <w:pPr>
-        <w:ind w:left="3600" w:hanging="360"/>
-      </w:pPr>
-    </w:lvl>
-    <w:lvl w:ilvl="5" w:tplc="91667C3C">
-      <w:start w:val="1"/>
-      <w:numFmt w:val="bullet"/>
-      <w:lvlText w:val="■"/>
-      <w:lvlJc w:val="left"/>
-      <w:pPr>
-        <w:ind w:left="4320" w:hanging="360"/>
-      </w:pPr>
-    </w:lvl>
-    <w:lvl w:ilvl="6" w:tplc="ABEE7124">
-      <w:start w:val="1"/>
-      <w:numFmt w:val="bullet"/>
-      <w:lvlText w:val="●"/>
-      <w:lvlJc w:val="left"/>
-      <w:pPr>
-        <w:ind w:left="5040" w:hanging="360"/>
-      </w:pPr>
-    </w:lvl>
-    <w:lvl w:ilvl="7" w:tplc="11400BF2">
-      <w:start w:val="1"/>
-      <w:numFmt w:val="bullet"/>
-      <w:lvlText w:val="●"/>
-      <w:lvlJc w:val="left"/>
-      <w:pPr>
-        <w:ind w:left="5760" w:hanging="360"/>
-      </w:pPr>
-    </w:lvl>
-    <w:lvl w:ilvl="8" w:tplc="9A1481B4">
-      <w:start w:val="1"/>
-      <w:numFmt w:val="bullet"/>
-      <w:lvlText w:val="●"/>
-      <w:lvlJc w:val="left"/>
-      <w:pPr>
-        <w:ind w:left="6480" w:hanging="360"/>
-      </w:pPr>
-    </w:lvl>
-  </w:abstractNum>
-  <w:abstractNum w:abstractNumId="8" w15:restartNumberingAfterBreak="0">
-    <w:nsid w:val="434C7573"/>
-    <w:multiLevelType w:val="hybridMultilevel"/>
-    <w:tmpl w:val="13BECCB2"/>
-    <w:lvl w:ilvl="0" w:tplc="87AEC3F8">
+    <w:tmpl w:val="F82C3B88"/>
+    <w:lvl w:ilvl="0" w:tplc="567677A4">
       <w:start w:val="1"/>
       <w:numFmt w:val="decimal"/>
       <w:lvlText w:val="%1."/>
@@ -12260,52 +12117,52 @@
         <w:color w:val="A67C27"/>
       </w:rPr>
     </w:lvl>
-    <w:lvl w:ilvl="1" w:tplc="B664C95C">
+    <w:lvl w:ilvl="1" w:tplc="47944D38">
       <w:numFmt w:val="decimal"/>
       <w:lvlText w:val=""/>
       <w:lvlJc w:val="left"/>
     </w:lvl>
-    <w:lvl w:ilvl="2" w:tplc="6B24D052">
+    <w:lvl w:ilvl="2" w:tplc="DEC85EF0">
       <w:numFmt w:val="decimal"/>
       <w:lvlText w:val=""/>
       <w:lvlJc w:val="left"/>
     </w:lvl>
-    <w:lvl w:ilvl="3" w:tplc="51383316">
+    <w:lvl w:ilvl="3" w:tplc="B1C429F4">
       <w:numFmt w:val="decimal"/>
       <w:lvlText w:val=""/>
       <w:lvlJc w:val="left"/>
     </w:lvl>
-    <w:lvl w:ilvl="4" w:tplc="41584B00">
+    <w:lvl w:ilvl="4" w:tplc="D5245880">
       <w:numFmt w:val="decimal"/>
       <w:lvlText w:val=""/>
       <w:lvlJc w:val="left"/>
     </w:lvl>
-    <w:lvl w:ilvl="5" w:tplc="97E2561E">
+    <w:lvl w:ilvl="5" w:tplc="BB7CF4F6">
       <w:numFmt w:val="decimal"/>
       <w:lvlText w:val=""/>
       <w:lvlJc w:val="left"/>
     </w:lvl>
-    <w:lvl w:ilvl="6" w:tplc="1C8C8E34">
+    <w:lvl w:ilvl="6" w:tplc="306C0CE4">
       <w:numFmt w:val="decimal"/>
       <w:lvlText w:val=""/>
       <w:lvlJc w:val="left"/>
     </w:lvl>
-    <w:lvl w:ilvl="7" w:tplc="D35C1DEA">
+    <w:lvl w:ilvl="7" w:tplc="F6C21A5C">
       <w:numFmt w:val="decimal"/>
       <w:lvlText w:val=""/>
       <w:lvlJc w:val="left"/>
     </w:lvl>
-    <w:lvl w:ilvl="8" w:tplc="1F9CE65A">
+    <w:lvl w:ilvl="8" w:tplc="9CF01D40">
       <w:numFmt w:val="decimal"/>
       <w:lvlText w:val=""/>
       <w:lvlJc w:val="left"/>
     </w:lvl>
   </w:abstractNum>
-  <w:abstractNum w:abstractNumId="9" w15:restartNumberingAfterBreak="0">
-    <w:nsid w:val="45B3313A"/>
+  <w:abstractNum w:abstractNumId="7" w15:restartNumberingAfterBreak="0">
+    <w:nsid w:val="2E052DC8"/>
     <w:multiLevelType w:val="hybridMultilevel"/>
-    <w:tmpl w:val="91E43E84"/>
-    <w:lvl w:ilvl="0" w:tplc="99DAE246">
+    <w:tmpl w:val="2794CB40"/>
+    <w:lvl w:ilvl="0" w:tplc="DC9E2312">
       <w:start w:val="1"/>
       <w:numFmt w:val="decimal"/>
       <w:lvlText w:val="%1."/>
@@ -12319,52 +12176,52 @@
         <w:color w:val="A67C27"/>
       </w:rPr>
     </w:lvl>
-    <w:lvl w:ilvl="1" w:tplc="430CA540">
+    <w:lvl w:ilvl="1" w:tplc="EAF8BDFE">
       <w:numFmt w:val="decimal"/>
       <w:lvlText w:val=""/>
       <w:lvlJc w:val="left"/>
     </w:lvl>
-    <w:lvl w:ilvl="2" w:tplc="13A8622A">
+    <w:lvl w:ilvl="2" w:tplc="4F583688">
       <w:numFmt w:val="decimal"/>
       <w:lvlText w:val=""/>
       <w:lvlJc w:val="left"/>
     </w:lvl>
-    <w:lvl w:ilvl="3" w:tplc="6C3E0044">
+    <w:lvl w:ilvl="3" w:tplc="4E5691F0">
       <w:numFmt w:val="decimal"/>
       <w:lvlText w:val=""/>
       <w:lvlJc w:val="left"/>
     </w:lvl>
-    <w:lvl w:ilvl="4" w:tplc="9F527698">
+    <w:lvl w:ilvl="4" w:tplc="1D26861E">
       <w:numFmt w:val="decimal"/>
       <w:lvlText w:val=""/>
       <w:lvlJc w:val="left"/>
     </w:lvl>
-    <w:lvl w:ilvl="5" w:tplc="39444F1A">
+    <w:lvl w:ilvl="5" w:tplc="B4E8C37C">
       <w:numFmt w:val="decimal"/>
       <w:lvlText w:val=""/>
       <w:lvlJc w:val="left"/>
     </w:lvl>
-    <w:lvl w:ilvl="6" w:tplc="0754A082">
+    <w:lvl w:ilvl="6" w:tplc="28ACC644">
       <w:numFmt w:val="decimal"/>
       <w:lvlText w:val=""/>
       <w:lvlJc w:val="left"/>
     </w:lvl>
-    <w:lvl w:ilvl="7" w:tplc="49523502">
+    <w:lvl w:ilvl="7" w:tplc="D8E68B32">
       <w:numFmt w:val="decimal"/>
       <w:lvlText w:val=""/>
       <w:lvlJc w:val="left"/>
     </w:lvl>
-    <w:lvl w:ilvl="8" w:tplc="0486F87E">
+    <w:lvl w:ilvl="8" w:tplc="A27C031C">
       <w:numFmt w:val="decimal"/>
       <w:lvlText w:val=""/>
       <w:lvlJc w:val="left"/>
     </w:lvl>
   </w:abstractNum>
-  <w:abstractNum w:abstractNumId="10" w15:restartNumberingAfterBreak="0">
-    <w:nsid w:val="4FDE2D1E"/>
+  <w:abstractNum w:abstractNumId="8" w15:restartNumberingAfterBreak="0">
+    <w:nsid w:val="3B085CAC"/>
     <w:multiLevelType w:val="hybridMultilevel"/>
-    <w:tmpl w:val="1E749F8E"/>
-    <w:lvl w:ilvl="0" w:tplc="8E0A96D0">
+    <w:tmpl w:val="D638D908"/>
+    <w:lvl w:ilvl="0" w:tplc="B792EFDA">
       <w:start w:val="1"/>
       <w:numFmt w:val="decimal"/>
       <w:lvlText w:val="%1."/>
@@ -12378,52 +12235,52 @@
         <w:color w:val="A67C27"/>
       </w:rPr>
     </w:lvl>
-    <w:lvl w:ilvl="1" w:tplc="3D3238D8">
+    <w:lvl w:ilvl="1" w:tplc="0264EFAA">
       <w:numFmt w:val="decimal"/>
       <w:lvlText w:val=""/>
       <w:lvlJc w:val="left"/>
     </w:lvl>
-    <w:lvl w:ilvl="2" w:tplc="3E06E858">
+    <w:lvl w:ilvl="2" w:tplc="FEDCD4C8">
       <w:numFmt w:val="decimal"/>
       <w:lvlText w:val=""/>
       <w:lvlJc w:val="left"/>
     </w:lvl>
-    <w:lvl w:ilvl="3" w:tplc="2F4CF7DE">
+    <w:lvl w:ilvl="3" w:tplc="87CE5950">
       <w:numFmt w:val="decimal"/>
       <w:lvlText w:val=""/>
       <w:lvlJc w:val="left"/>
     </w:lvl>
-    <w:lvl w:ilvl="4" w:tplc="C4600C9C">
+    <w:lvl w:ilvl="4" w:tplc="DF64AD90">
       <w:numFmt w:val="decimal"/>
       <w:lvlText w:val=""/>
       <w:lvlJc w:val="left"/>
     </w:lvl>
-    <w:lvl w:ilvl="5" w:tplc="1BEED27A">
+    <w:lvl w:ilvl="5" w:tplc="EA30F0FE">
       <w:numFmt w:val="decimal"/>
       <w:lvlText w:val=""/>
       <w:lvlJc w:val="left"/>
     </w:lvl>
-    <w:lvl w:ilvl="6" w:tplc="0E2AAFF8">
+    <w:lvl w:ilvl="6" w:tplc="D81E8B94">
       <w:numFmt w:val="decimal"/>
       <w:lvlText w:val=""/>
       <w:lvlJc w:val="left"/>
     </w:lvl>
-    <w:lvl w:ilvl="7" w:tplc="64463BFE">
+    <w:lvl w:ilvl="7" w:tplc="0DB06242">
       <w:numFmt w:val="decimal"/>
       <w:lvlText w:val=""/>
       <w:lvlJc w:val="left"/>
     </w:lvl>
-    <w:lvl w:ilvl="8" w:tplc="DBD86B98">
+    <w:lvl w:ilvl="8" w:tplc="00CE4028">
       <w:numFmt w:val="decimal"/>
       <w:lvlText w:val=""/>
       <w:lvlJc w:val="left"/>
     </w:lvl>
   </w:abstractNum>
-  <w:abstractNum w:abstractNumId="11" w15:restartNumberingAfterBreak="0">
-    <w:nsid w:val="54C71BCD"/>
+  <w:abstractNum w:abstractNumId="9" w15:restartNumberingAfterBreak="0">
+    <w:nsid w:val="3CE85A6C"/>
     <w:multiLevelType w:val="hybridMultilevel"/>
-    <w:tmpl w:val="8C0C339C"/>
-    <w:lvl w:ilvl="0" w:tplc="2F2E8210">
+    <w:tmpl w:val="72C8017C"/>
+    <w:lvl w:ilvl="0" w:tplc="2916A096">
       <w:start w:val="1"/>
       <w:numFmt w:val="decimal"/>
       <w:lvlText w:val="%1."/>
@@ -12437,52 +12294,52 @@
         <w:color w:val="A67C27"/>
       </w:rPr>
     </w:lvl>
-    <w:lvl w:ilvl="1" w:tplc="3B905B60">
+    <w:lvl w:ilvl="1" w:tplc="3FD64BE4">
       <w:numFmt w:val="decimal"/>
       <w:lvlText w:val=""/>
       <w:lvlJc w:val="left"/>
     </w:lvl>
-    <w:lvl w:ilvl="2" w:tplc="E5406498">
+    <w:lvl w:ilvl="2" w:tplc="D84A38CE">
       <w:numFmt w:val="decimal"/>
       <w:lvlText w:val=""/>
       <w:lvlJc w:val="left"/>
     </w:lvl>
-    <w:lvl w:ilvl="3" w:tplc="9AB4506A">
+    <w:lvl w:ilvl="3" w:tplc="B4104D30">
       <w:numFmt w:val="decimal"/>
       <w:lvlText w:val=""/>
       <w:lvlJc w:val="left"/>
     </w:lvl>
-    <w:lvl w:ilvl="4" w:tplc="5184CA28">
+    <w:lvl w:ilvl="4" w:tplc="803CE9FC">
       <w:numFmt w:val="decimal"/>
       <w:lvlText w:val=""/>
       <w:lvlJc w:val="left"/>
     </w:lvl>
-    <w:lvl w:ilvl="5" w:tplc="EFC4EA14">
+    <w:lvl w:ilvl="5" w:tplc="27706A9E">
       <w:numFmt w:val="decimal"/>
       <w:lvlText w:val=""/>
       <w:lvlJc w:val="left"/>
     </w:lvl>
-    <w:lvl w:ilvl="6" w:tplc="AF4435D4">
+    <w:lvl w:ilvl="6" w:tplc="C1C41086">
       <w:numFmt w:val="decimal"/>
       <w:lvlText w:val=""/>
       <w:lvlJc w:val="left"/>
     </w:lvl>
-    <w:lvl w:ilvl="7" w:tplc="8222E5B6">
+    <w:lvl w:ilvl="7" w:tplc="23804E7A">
       <w:numFmt w:val="decimal"/>
       <w:lvlText w:val=""/>
       <w:lvlJc w:val="left"/>
     </w:lvl>
-    <w:lvl w:ilvl="8" w:tplc="34FE7EF2">
+    <w:lvl w:ilvl="8" w:tplc="04F454CA">
       <w:numFmt w:val="decimal"/>
       <w:lvlText w:val=""/>
       <w:lvlJc w:val="left"/>
     </w:lvl>
   </w:abstractNum>
-  <w:abstractNum w:abstractNumId="12" w15:restartNumberingAfterBreak="0">
-    <w:nsid w:val="5DB838B6"/>
+  <w:abstractNum w:abstractNumId="10" w15:restartNumberingAfterBreak="0">
+    <w:nsid w:val="3E1737B8"/>
     <w:multiLevelType w:val="hybridMultilevel"/>
-    <w:tmpl w:val="9FFE5936"/>
-    <w:lvl w:ilvl="0" w:tplc="C72C8064">
+    <w:tmpl w:val="9B301C1E"/>
+    <w:lvl w:ilvl="0" w:tplc="05945378">
       <w:start w:val="1"/>
       <w:numFmt w:val="decimal"/>
       <w:lvlText w:val="%1."/>
@@ -12496,52 +12353,52 @@
         <w:color w:val="A67C27"/>
       </w:rPr>
     </w:lvl>
-    <w:lvl w:ilvl="1" w:tplc="F8FC8016">
+    <w:lvl w:ilvl="1" w:tplc="7A6614BE">
       <w:numFmt w:val="decimal"/>
       <w:lvlText w:val=""/>
       <w:lvlJc w:val="left"/>
     </w:lvl>
-    <w:lvl w:ilvl="2" w:tplc="2B80513A">
+    <w:lvl w:ilvl="2" w:tplc="22301570">
       <w:numFmt w:val="decimal"/>
       <w:lvlText w:val=""/>
       <w:lvlJc w:val="left"/>
     </w:lvl>
-    <w:lvl w:ilvl="3" w:tplc="818A1F6C">
+    <w:lvl w:ilvl="3" w:tplc="CC42849C">
       <w:numFmt w:val="decimal"/>
       <w:lvlText w:val=""/>
       <w:lvlJc w:val="left"/>
     </w:lvl>
-    <w:lvl w:ilvl="4" w:tplc="EC8C54D2">
+    <w:lvl w:ilvl="4" w:tplc="FC5E6FF4">
       <w:numFmt w:val="decimal"/>
       <w:lvlText w:val=""/>
       <w:lvlJc w:val="left"/>
     </w:lvl>
-    <w:lvl w:ilvl="5" w:tplc="614AC77A">
+    <w:lvl w:ilvl="5" w:tplc="64CA1642">
       <w:numFmt w:val="decimal"/>
       <w:lvlText w:val=""/>
       <w:lvlJc w:val="left"/>
     </w:lvl>
-    <w:lvl w:ilvl="6" w:tplc="429A79F4">
+    <w:lvl w:ilvl="6" w:tplc="46DA93E2">
       <w:numFmt w:val="decimal"/>
       <w:lvlText w:val=""/>
       <w:lvlJc w:val="left"/>
     </w:lvl>
-    <w:lvl w:ilvl="7" w:tplc="F4424BE8">
+    <w:lvl w:ilvl="7" w:tplc="B77E0F0E">
       <w:numFmt w:val="decimal"/>
       <w:lvlText w:val=""/>
       <w:lvlJc w:val="left"/>
     </w:lvl>
-    <w:lvl w:ilvl="8" w:tplc="6548DA0E">
+    <w:lvl w:ilvl="8" w:tplc="DA3CB2B6">
       <w:numFmt w:val="decimal"/>
       <w:lvlText w:val=""/>
       <w:lvlJc w:val="left"/>
     </w:lvl>
   </w:abstractNum>
-  <w:abstractNum w:abstractNumId="13" w15:restartNumberingAfterBreak="0">
-    <w:nsid w:val="60C37155"/>
+  <w:abstractNum w:abstractNumId="11" w15:restartNumberingAfterBreak="0">
+    <w:nsid w:val="495F144F"/>
     <w:multiLevelType w:val="hybridMultilevel"/>
-    <w:tmpl w:val="1C343CBA"/>
-    <w:lvl w:ilvl="0" w:tplc="2FCE70DC">
+    <w:tmpl w:val="C28A9F7E"/>
+    <w:lvl w:ilvl="0" w:tplc="1AA0CD8E">
       <w:start w:val="1"/>
       <w:numFmt w:val="decimal"/>
       <w:lvlText w:val="%1."/>
@@ -12555,52 +12412,52 @@
         <w:color w:val="A67C27"/>
       </w:rPr>
     </w:lvl>
-    <w:lvl w:ilvl="1" w:tplc="37A41D68">
+    <w:lvl w:ilvl="1" w:tplc="57D60404">
       <w:numFmt w:val="decimal"/>
       <w:lvlText w:val=""/>
       <w:lvlJc w:val="left"/>
     </w:lvl>
-    <w:lvl w:ilvl="2" w:tplc="6FB4B2DE">
+    <w:lvl w:ilvl="2" w:tplc="72B88762">
       <w:numFmt w:val="decimal"/>
       <w:lvlText w:val=""/>
       <w:lvlJc w:val="left"/>
     </w:lvl>
-    <w:lvl w:ilvl="3" w:tplc="9C3E7E14">
+    <w:lvl w:ilvl="3" w:tplc="475C1CAE">
       <w:numFmt w:val="decimal"/>
       <w:lvlText w:val=""/>
       <w:lvlJc w:val="left"/>
     </w:lvl>
-    <w:lvl w:ilvl="4" w:tplc="394A149A">
+    <w:lvl w:ilvl="4" w:tplc="A726C6AE">
       <w:numFmt w:val="decimal"/>
       <w:lvlText w:val=""/>
       <w:lvlJc w:val="left"/>
     </w:lvl>
-    <w:lvl w:ilvl="5" w:tplc="CDBAE59E">
+    <w:lvl w:ilvl="5" w:tplc="B9A698E0">
       <w:numFmt w:val="decimal"/>
       <w:lvlText w:val=""/>
       <w:lvlJc w:val="left"/>
     </w:lvl>
-    <w:lvl w:ilvl="6" w:tplc="9676A334">
+    <w:lvl w:ilvl="6" w:tplc="5CB4D88E">
       <w:numFmt w:val="decimal"/>
       <w:lvlText w:val=""/>
       <w:lvlJc w:val="left"/>
     </w:lvl>
-    <w:lvl w:ilvl="7" w:tplc="B38EE0B8">
+    <w:lvl w:ilvl="7" w:tplc="80B2B7A2">
       <w:numFmt w:val="decimal"/>
       <w:lvlText w:val=""/>
       <w:lvlJc w:val="left"/>
     </w:lvl>
-    <w:lvl w:ilvl="8" w:tplc="8EA27A8E">
+    <w:lvl w:ilvl="8" w:tplc="79F4F18A">
       <w:numFmt w:val="decimal"/>
       <w:lvlText w:val=""/>
       <w:lvlJc w:val="left"/>
     </w:lvl>
   </w:abstractNum>
-  <w:abstractNum w:abstractNumId="14" w15:restartNumberingAfterBreak="0">
-    <w:nsid w:val="64AC70F3"/>
+  <w:abstractNum w:abstractNumId="12" w15:restartNumberingAfterBreak="0">
+    <w:nsid w:val="4AA13EFB"/>
     <w:multiLevelType w:val="hybridMultilevel"/>
-    <w:tmpl w:val="E2600210"/>
-    <w:lvl w:ilvl="0" w:tplc="93D4AC82">
+    <w:tmpl w:val="B6101F48"/>
+    <w:lvl w:ilvl="0" w:tplc="504E1F1A">
       <w:start w:val="1"/>
       <w:numFmt w:val="decimal"/>
       <w:lvlText w:val="%1."/>
@@ -12614,52 +12471,52 @@
         <w:color w:val="A67C27"/>
       </w:rPr>
     </w:lvl>
-    <w:lvl w:ilvl="1" w:tplc="7466038C">
+    <w:lvl w:ilvl="1" w:tplc="A46C44EC">
       <w:numFmt w:val="decimal"/>
       <w:lvlText w:val=""/>
       <w:lvlJc w:val="left"/>
     </w:lvl>
-    <w:lvl w:ilvl="2" w:tplc="568A7EA6">
+    <w:lvl w:ilvl="2" w:tplc="936C3856">
       <w:numFmt w:val="decimal"/>
       <w:lvlText w:val=""/>
       <w:lvlJc w:val="left"/>
     </w:lvl>
-    <w:lvl w:ilvl="3" w:tplc="123CF312">
+    <w:lvl w:ilvl="3" w:tplc="88A23F74">
       <w:numFmt w:val="decimal"/>
       <w:lvlText w:val=""/>
       <w:lvlJc w:val="left"/>
     </w:lvl>
-    <w:lvl w:ilvl="4" w:tplc="A73C128E">
+    <w:lvl w:ilvl="4" w:tplc="8F2E6C84">
       <w:numFmt w:val="decimal"/>
       <w:lvlText w:val=""/>
       <w:lvlJc w:val="left"/>
     </w:lvl>
-    <w:lvl w:ilvl="5" w:tplc="4DDC872A">
+    <w:lvl w:ilvl="5" w:tplc="A2F2C62A">
       <w:numFmt w:val="decimal"/>
       <w:lvlText w:val=""/>
       <w:lvlJc w:val="left"/>
     </w:lvl>
-    <w:lvl w:ilvl="6" w:tplc="C0EA807C">
+    <w:lvl w:ilvl="6" w:tplc="CBF06054">
       <w:numFmt w:val="decimal"/>
       <w:lvlText w:val=""/>
       <w:lvlJc w:val="left"/>
     </w:lvl>
-    <w:lvl w:ilvl="7" w:tplc="96DCECF4">
+    <w:lvl w:ilvl="7" w:tplc="FFB0C206">
       <w:numFmt w:val="decimal"/>
       <w:lvlText w:val=""/>
       <w:lvlJc w:val="left"/>
     </w:lvl>
-    <w:lvl w:ilvl="8" w:tplc="DB76F03C">
+    <w:lvl w:ilvl="8" w:tplc="DB2CCD32">
       <w:numFmt w:val="decimal"/>
       <w:lvlText w:val=""/>
       <w:lvlJc w:val="left"/>
     </w:lvl>
   </w:abstractNum>
-  <w:abstractNum w:abstractNumId="15" w15:restartNumberingAfterBreak="0">
-    <w:nsid w:val="67724614"/>
+  <w:abstractNum w:abstractNumId="13" w15:restartNumberingAfterBreak="0">
+    <w:nsid w:val="50E34AB2"/>
     <w:multiLevelType w:val="hybridMultilevel"/>
-    <w:tmpl w:val="456A49A4"/>
-    <w:lvl w:ilvl="0" w:tplc="A09AA880">
+    <w:tmpl w:val="93DCF028"/>
+    <w:lvl w:ilvl="0" w:tplc="D05C1240">
       <w:start w:val="1"/>
       <w:numFmt w:val="decimal"/>
       <w:lvlText w:val="%1."/>
@@ -12673,52 +12530,52 @@
         <w:color w:val="A67C27"/>
       </w:rPr>
     </w:lvl>
-    <w:lvl w:ilvl="1" w:tplc="C66E0870">
+    <w:lvl w:ilvl="1" w:tplc="948A00FA">
       <w:numFmt w:val="decimal"/>
       <w:lvlText w:val=""/>
       <w:lvlJc w:val="left"/>
     </w:lvl>
-    <w:lvl w:ilvl="2" w:tplc="FB8CF758">
+    <w:lvl w:ilvl="2" w:tplc="BFCEE00E">
       <w:numFmt w:val="decimal"/>
       <w:lvlText w:val=""/>
       <w:lvlJc w:val="left"/>
     </w:lvl>
-    <w:lvl w:ilvl="3" w:tplc="9334CC6A">
+    <w:lvl w:ilvl="3" w:tplc="F560F908">
       <w:numFmt w:val="decimal"/>
       <w:lvlText w:val=""/>
       <w:lvlJc w:val="left"/>
     </w:lvl>
-    <w:lvl w:ilvl="4" w:tplc="9774BBC6">
+    <w:lvl w:ilvl="4" w:tplc="34EA75C2">
       <w:numFmt w:val="decimal"/>
       <w:lvlText w:val=""/>
       <w:lvlJc w:val="left"/>
     </w:lvl>
-    <w:lvl w:ilvl="5" w:tplc="0F708A38">
+    <w:lvl w:ilvl="5" w:tplc="1360AB82">
       <w:numFmt w:val="decimal"/>
       <w:lvlText w:val=""/>
       <w:lvlJc w:val="left"/>
     </w:lvl>
-    <w:lvl w:ilvl="6" w:tplc="F132A04C">
+    <w:lvl w:ilvl="6" w:tplc="1D9096E2">
       <w:numFmt w:val="decimal"/>
       <w:lvlText w:val=""/>
       <w:lvlJc w:val="left"/>
     </w:lvl>
-    <w:lvl w:ilvl="7" w:tplc="1436AA48">
+    <w:lvl w:ilvl="7" w:tplc="CE10EA68">
       <w:numFmt w:val="decimal"/>
       <w:lvlText w:val=""/>
       <w:lvlJc w:val="left"/>
     </w:lvl>
-    <w:lvl w:ilvl="8" w:tplc="2C2AA98E">
+    <w:lvl w:ilvl="8" w:tplc="16DA14A8">
       <w:numFmt w:val="decimal"/>
       <w:lvlText w:val=""/>
       <w:lvlJc w:val="left"/>
     </w:lvl>
   </w:abstractNum>
-  <w:abstractNum w:abstractNumId="16" w15:restartNumberingAfterBreak="0">
-    <w:nsid w:val="77275613"/>
+  <w:abstractNum w:abstractNumId="14" w15:restartNumberingAfterBreak="0">
+    <w:nsid w:val="60282F9F"/>
     <w:multiLevelType w:val="hybridMultilevel"/>
-    <w:tmpl w:val="B5726878"/>
-    <w:lvl w:ilvl="0" w:tplc="2648F624">
+    <w:tmpl w:val="23EC8B6E"/>
+    <w:lvl w:ilvl="0" w:tplc="9C166B8A">
       <w:start w:val="1"/>
       <w:numFmt w:val="decimal"/>
       <w:lvlText w:val="%1."/>
@@ -12732,52 +12589,196 @@
         <w:color w:val="A67C27"/>
       </w:rPr>
     </w:lvl>
-    <w:lvl w:ilvl="1" w:tplc="693699F6">
+    <w:lvl w:ilvl="1" w:tplc="15606EAA">
       <w:numFmt w:val="decimal"/>
       <w:lvlText w:val=""/>
       <w:lvlJc w:val="left"/>
     </w:lvl>
-    <w:lvl w:ilvl="2" w:tplc="DEBE9F56">
+    <w:lvl w:ilvl="2" w:tplc="0A92FB1A">
       <w:numFmt w:val="decimal"/>
       <w:lvlText w:val=""/>
       <w:lvlJc w:val="left"/>
     </w:lvl>
-    <w:lvl w:ilvl="3" w:tplc="424A9AA0">
+    <w:lvl w:ilvl="3" w:tplc="9CE237A8">
       <w:numFmt w:val="decimal"/>
       <w:lvlText w:val=""/>
       <w:lvlJc w:val="left"/>
     </w:lvl>
-    <w:lvl w:ilvl="4" w:tplc="5956BA76">
+    <w:lvl w:ilvl="4" w:tplc="B7386CEE">
       <w:numFmt w:val="decimal"/>
       <w:lvlText w:val=""/>
       <w:lvlJc w:val="left"/>
     </w:lvl>
-    <w:lvl w:ilvl="5" w:tplc="C21C4F9A">
+    <w:lvl w:ilvl="5" w:tplc="55BC60A4">
       <w:numFmt w:val="decimal"/>
       <w:lvlText w:val=""/>
       <w:lvlJc w:val="left"/>
     </w:lvl>
-    <w:lvl w:ilvl="6" w:tplc="25BE5932">
+    <w:lvl w:ilvl="6" w:tplc="CFC07084">
       <w:numFmt w:val="decimal"/>
       <w:lvlText w:val=""/>
       <w:lvlJc w:val="left"/>
     </w:lvl>
-    <w:lvl w:ilvl="7" w:tplc="259A0448">
+    <w:lvl w:ilvl="7" w:tplc="D34C9010">
       <w:numFmt w:val="decimal"/>
       <w:lvlText w:val=""/>
       <w:lvlJc w:val="left"/>
     </w:lvl>
-    <w:lvl w:ilvl="8" w:tplc="89C495AC">
+    <w:lvl w:ilvl="8" w:tplc="2FA8CEB2">
+      <w:numFmt w:val="decimal"/>
+      <w:lvlText w:val=""/>
+      <w:lvlJc w:val="left"/>
+    </w:lvl>
+  </w:abstractNum>
+  <w:abstractNum w:abstractNumId="15" w15:restartNumberingAfterBreak="0">
+    <w:nsid w:val="6FA02CEE"/>
+    <w:multiLevelType w:val="hybridMultilevel"/>
+    <w:tmpl w:val="B9F8CF68"/>
+    <w:lvl w:ilvl="0" w:tplc="424253D6">
+      <w:start w:val="1"/>
+      <w:numFmt w:val="bullet"/>
+      <w:lvlText w:val="●"/>
+      <w:lvlJc w:val="left"/>
+      <w:pPr>
+        <w:ind w:left="720" w:hanging="360"/>
+      </w:pPr>
+    </w:lvl>
+    <w:lvl w:ilvl="1" w:tplc="90FA3FD4">
+      <w:start w:val="1"/>
+      <w:numFmt w:val="bullet"/>
+      <w:lvlText w:val="○"/>
+      <w:lvlJc w:val="left"/>
+      <w:pPr>
+        <w:ind w:left="1440" w:hanging="360"/>
+      </w:pPr>
+    </w:lvl>
+    <w:lvl w:ilvl="2" w:tplc="3CCCC8B0">
+      <w:start w:val="1"/>
+      <w:numFmt w:val="bullet"/>
+      <w:lvlText w:val="■"/>
+      <w:lvlJc w:val="left"/>
+      <w:pPr>
+        <w:ind w:left="2160" w:hanging="360"/>
+      </w:pPr>
+    </w:lvl>
+    <w:lvl w:ilvl="3" w:tplc="7EDE8EEA">
+      <w:start w:val="1"/>
+      <w:numFmt w:val="bullet"/>
+      <w:lvlText w:val="●"/>
+      <w:lvlJc w:val="left"/>
+      <w:pPr>
+        <w:ind w:left="2880" w:hanging="360"/>
+      </w:pPr>
+    </w:lvl>
+    <w:lvl w:ilvl="4" w:tplc="2D4E5A56">
+      <w:start w:val="1"/>
+      <w:numFmt w:val="bullet"/>
+      <w:lvlText w:val="○"/>
+      <w:lvlJc w:val="left"/>
+      <w:pPr>
+        <w:ind w:left="3600" w:hanging="360"/>
+      </w:pPr>
+    </w:lvl>
+    <w:lvl w:ilvl="5" w:tplc="119A8E7A">
+      <w:start w:val="1"/>
+      <w:numFmt w:val="bullet"/>
+      <w:lvlText w:val="■"/>
+      <w:lvlJc w:val="left"/>
+      <w:pPr>
+        <w:ind w:left="4320" w:hanging="360"/>
+      </w:pPr>
+    </w:lvl>
+    <w:lvl w:ilvl="6" w:tplc="713C852C">
+      <w:start w:val="1"/>
+      <w:numFmt w:val="bullet"/>
+      <w:lvlText w:val="●"/>
+      <w:lvlJc w:val="left"/>
+      <w:pPr>
+        <w:ind w:left="5040" w:hanging="360"/>
+      </w:pPr>
+    </w:lvl>
+    <w:lvl w:ilvl="7" w:tplc="6C00AE48">
+      <w:start w:val="1"/>
+      <w:numFmt w:val="bullet"/>
+      <w:lvlText w:val="●"/>
+      <w:lvlJc w:val="left"/>
+      <w:pPr>
+        <w:ind w:left="5760" w:hanging="360"/>
+      </w:pPr>
+    </w:lvl>
+    <w:lvl w:ilvl="8" w:tplc="9CAE4912">
+      <w:start w:val="1"/>
+      <w:numFmt w:val="bullet"/>
+      <w:lvlText w:val="●"/>
+      <w:lvlJc w:val="left"/>
+      <w:pPr>
+        <w:ind w:left="6480" w:hanging="360"/>
+      </w:pPr>
+    </w:lvl>
+  </w:abstractNum>
+  <w:abstractNum w:abstractNumId="16" w15:restartNumberingAfterBreak="0">
+    <w:nsid w:val="763E78F0"/>
+    <w:multiLevelType w:val="hybridMultilevel"/>
+    <w:tmpl w:val="B5168F3C"/>
+    <w:lvl w:ilvl="0" w:tplc="5FD606CE">
+      <w:start w:val="1"/>
+      <w:numFmt w:val="bullet"/>
+      <w:lvlText w:val="•"/>
+      <w:lvlJc w:val="left"/>
+      <w:pPr>
+        <w:ind w:left="460" w:hanging="280"/>
+      </w:pPr>
+    </w:lvl>
+    <w:lvl w:ilvl="1" w:tplc="830012BC">
+      <w:start w:val="1"/>
+      <w:numFmt w:val="bullet"/>
+      <w:lvlText w:val="–"/>
+      <w:lvlJc w:val="left"/>
+      <w:pPr>
+        <w:ind w:left="900" w:hanging="280"/>
+      </w:pPr>
+    </w:lvl>
+    <w:lvl w:ilvl="2" w:tplc="00540F3A">
+      <w:numFmt w:val="decimal"/>
+      <w:lvlText w:val=""/>
+      <w:lvlJc w:val="left"/>
+    </w:lvl>
+    <w:lvl w:ilvl="3" w:tplc="6B76F4E4">
+      <w:numFmt w:val="decimal"/>
+      <w:lvlText w:val=""/>
+      <w:lvlJc w:val="left"/>
+    </w:lvl>
+    <w:lvl w:ilvl="4" w:tplc="903A7F10">
+      <w:numFmt w:val="decimal"/>
+      <w:lvlText w:val=""/>
+      <w:lvlJc w:val="left"/>
+    </w:lvl>
+    <w:lvl w:ilvl="5" w:tplc="EED404E0">
+      <w:numFmt w:val="decimal"/>
+      <w:lvlText w:val=""/>
+      <w:lvlJc w:val="left"/>
+    </w:lvl>
+    <w:lvl w:ilvl="6" w:tplc="58FC3A84">
+      <w:numFmt w:val="decimal"/>
+      <w:lvlText w:val=""/>
+      <w:lvlJc w:val="left"/>
+    </w:lvl>
+    <w:lvl w:ilvl="7" w:tplc="67746362">
+      <w:numFmt w:val="decimal"/>
+      <w:lvlText w:val=""/>
+      <w:lvlJc w:val="left"/>
+    </w:lvl>
+    <w:lvl w:ilvl="8" w:tplc="4574EEE6">
       <w:numFmt w:val="decimal"/>
       <w:lvlText w:val=""/>
       <w:lvlJc w:val="left"/>
     </w:lvl>
   </w:abstractNum>
   <w:abstractNum w:abstractNumId="17" w15:restartNumberingAfterBreak="0">
-    <w:nsid w:val="7E111605"/>
+    <w:nsid w:val="7CC72489"/>
     <w:multiLevelType w:val="hybridMultilevel"/>
-    <w:tmpl w:val="D3AAA5EE"/>
-    <w:lvl w:ilvl="0" w:tplc="24E84CDA">
+    <w:tmpl w:val="CBC290F8"/>
+    <w:lvl w:ilvl="0" w:tplc="F9921122">
       <w:start w:val="1"/>
       <w:numFmt w:val="decimal"/>
       <w:lvlText w:val="%1."/>
@@ -12791,151 +12792,151 @@
         <w:color w:val="A67C27"/>
       </w:rPr>
     </w:lvl>
-    <w:lvl w:ilvl="1" w:tplc="E03843A0">
+    <w:lvl w:ilvl="1" w:tplc="943C5C8E">
       <w:numFmt w:val="decimal"/>
       <w:lvlText w:val=""/>
       <w:lvlJc w:val="left"/>
     </w:lvl>
-    <w:lvl w:ilvl="2" w:tplc="E0828AA2">
+    <w:lvl w:ilvl="2" w:tplc="0F628BCE">
       <w:numFmt w:val="decimal"/>
       <w:lvlText w:val=""/>
       <w:lvlJc w:val="left"/>
     </w:lvl>
-    <w:lvl w:ilvl="3" w:tplc="D562923E">
+    <w:lvl w:ilvl="3" w:tplc="F6941126">
       <w:numFmt w:val="decimal"/>
       <w:lvlText w:val=""/>
       <w:lvlJc w:val="left"/>
     </w:lvl>
-    <w:lvl w:ilvl="4" w:tplc="CFFC7B92">
+    <w:lvl w:ilvl="4" w:tplc="5AE8E6EE">
       <w:numFmt w:val="decimal"/>
       <w:lvlText w:val=""/>
       <w:lvlJc w:val="left"/>
     </w:lvl>
-    <w:lvl w:ilvl="5" w:tplc="22465362">
+    <w:lvl w:ilvl="5" w:tplc="D840A55A">
       <w:numFmt w:val="decimal"/>
       <w:lvlText w:val=""/>
       <w:lvlJc w:val="left"/>
     </w:lvl>
-    <w:lvl w:ilvl="6" w:tplc="501CCC74">
+    <w:lvl w:ilvl="6" w:tplc="EBD26A66">
       <w:numFmt w:val="decimal"/>
       <w:lvlText w:val=""/>
       <w:lvlJc w:val="left"/>
     </w:lvl>
-    <w:lvl w:ilvl="7" w:tplc="0736271C">
+    <w:lvl w:ilvl="7" w:tplc="6666C59E">
       <w:numFmt w:val="decimal"/>
       <w:lvlText w:val=""/>
       <w:lvlJc w:val="left"/>
     </w:lvl>
-    <w:lvl w:ilvl="8" w:tplc="CF0A491E">
+    <w:lvl w:ilvl="8" w:tplc="F490C1F0">
       <w:numFmt w:val="decimal"/>
       <w:lvlText w:val=""/>
       <w:lvlJc w:val="left"/>
     </w:lvl>
   </w:abstractNum>
-  <w:num w:numId="1" w16cid:durableId="1851068267">
+  <w:num w:numId="1" w16cid:durableId="928462986">
+    <w:abstractNumId w:val="15"/>
+    <w:lvlOverride w:ilvl="0">
+      <w:startOverride w:val="1"/>
+    </w:lvlOverride>
+  </w:num>
+  <w:num w:numId="2" w16cid:durableId="993754618">
+    <w:abstractNumId w:val="16"/>
+    <w:lvlOverride w:ilvl="0">
+      <w:startOverride w:val="1"/>
+    </w:lvlOverride>
+  </w:num>
+  <w:num w:numId="3" w16cid:durableId="364062109">
     <w:abstractNumId w:val="7"/>
     <w:lvlOverride w:ilvl="0">
       <w:startOverride w:val="1"/>
     </w:lvlOverride>
   </w:num>
-  <w:num w:numId="2" w16cid:durableId="54472687">
+  <w:num w:numId="4" w16cid:durableId="1480490501">
+    <w:abstractNumId w:val="13"/>
+    <w:lvlOverride w:ilvl="0">
+      <w:startOverride w:val="1"/>
+    </w:lvlOverride>
+  </w:num>
+  <w:num w:numId="5" w16cid:durableId="1923292907">
+    <w:abstractNumId w:val="9"/>
+    <w:lvlOverride w:ilvl="0">
+      <w:startOverride w:val="1"/>
+    </w:lvlOverride>
+  </w:num>
+  <w:num w:numId="6" w16cid:durableId="237056656">
+    <w:abstractNumId w:val="14"/>
+    <w:lvlOverride w:ilvl="0">
+      <w:startOverride w:val="1"/>
+    </w:lvlOverride>
+  </w:num>
+  <w:num w:numId="7" w16cid:durableId="528643847">
+    <w:abstractNumId w:val="12"/>
+    <w:lvlOverride w:ilvl="0">
+      <w:startOverride w:val="1"/>
+    </w:lvlOverride>
+  </w:num>
+  <w:num w:numId="8" w16cid:durableId="1059016952">
+    <w:abstractNumId w:val="4"/>
+    <w:lvlOverride w:ilvl="0">
+      <w:startOverride w:val="1"/>
+    </w:lvlOverride>
+  </w:num>
+  <w:num w:numId="9" w16cid:durableId="1915624882">
+    <w:abstractNumId w:val="10"/>
+    <w:lvlOverride w:ilvl="0">
+      <w:startOverride w:val="1"/>
+    </w:lvlOverride>
+  </w:num>
+  <w:num w:numId="10" w16cid:durableId="101415692">
+    <w:abstractNumId w:val="11"/>
+    <w:lvlOverride w:ilvl="0">
+      <w:startOverride w:val="1"/>
+    </w:lvlOverride>
+  </w:num>
+  <w:num w:numId="11" w16cid:durableId="570963188">
+    <w:abstractNumId w:val="8"/>
+    <w:lvlOverride w:ilvl="0">
+      <w:startOverride w:val="1"/>
+    </w:lvlOverride>
+  </w:num>
+  <w:num w:numId="12" w16cid:durableId="50732214">
+    <w:abstractNumId w:val="6"/>
+    <w:lvlOverride w:ilvl="0">
+      <w:startOverride w:val="1"/>
+    </w:lvlOverride>
+  </w:num>
+  <w:num w:numId="13" w16cid:durableId="639843473">
+    <w:abstractNumId w:val="2"/>
+    <w:lvlOverride w:ilvl="0">
+      <w:startOverride w:val="1"/>
+    </w:lvlOverride>
+  </w:num>
+  <w:num w:numId="14" w16cid:durableId="1653949651">
+    <w:abstractNumId w:val="1"/>
+    <w:lvlOverride w:ilvl="0">
+      <w:startOverride w:val="1"/>
+    </w:lvlOverride>
+  </w:num>
+  <w:num w:numId="15" w16cid:durableId="1056007203">
+    <w:abstractNumId w:val="3"/>
+    <w:lvlOverride w:ilvl="0">
+      <w:startOverride w:val="1"/>
+    </w:lvlOverride>
+  </w:num>
+  <w:num w:numId="16" w16cid:durableId="1950962736">
+    <w:abstractNumId w:val="17"/>
+    <w:lvlOverride w:ilvl="0">
+      <w:startOverride w:val="1"/>
+    </w:lvlOverride>
+  </w:num>
+  <w:num w:numId="17" w16cid:durableId="1780444049">
     <w:abstractNumId w:val="0"/>
     <w:lvlOverride w:ilvl="0">
       <w:startOverride w:val="1"/>
     </w:lvlOverride>
   </w:num>
-  <w:num w:numId="3" w16cid:durableId="1656757660">
-    <w:abstractNumId w:val="16"/>
-    <w:lvlOverride w:ilvl="0">
-      <w:startOverride w:val="1"/>
-    </w:lvlOverride>
-  </w:num>
-  <w:num w:numId="4" w16cid:durableId="1848595578">
+  <w:num w:numId="18" w16cid:durableId="1655793397">
     <w:abstractNumId w:val="5"/>
-    <w:lvlOverride w:ilvl="0">
-      <w:startOverride w:val="1"/>
-    </w:lvlOverride>
-  </w:num>
-  <w:num w:numId="5" w16cid:durableId="735276544">
-    <w:abstractNumId w:val="11"/>
-    <w:lvlOverride w:ilvl="0">
-      <w:startOverride w:val="1"/>
-    </w:lvlOverride>
-  </w:num>
-  <w:num w:numId="6" w16cid:durableId="801769768">
-    <w:abstractNumId w:val="4"/>
-    <w:lvlOverride w:ilvl="0">
-      <w:startOverride w:val="1"/>
-    </w:lvlOverride>
-  </w:num>
-  <w:num w:numId="7" w16cid:durableId="180172719">
-    <w:abstractNumId w:val="3"/>
-    <w:lvlOverride w:ilvl="0">
-      <w:startOverride w:val="1"/>
-    </w:lvlOverride>
-  </w:num>
-  <w:num w:numId="8" w16cid:durableId="1058746002">
-    <w:abstractNumId w:val="1"/>
-    <w:lvlOverride w:ilvl="0">
-      <w:startOverride w:val="1"/>
-    </w:lvlOverride>
-  </w:num>
-  <w:num w:numId="9" w16cid:durableId="539900776">
-    <w:abstractNumId w:val="9"/>
-    <w:lvlOverride w:ilvl="0">
-      <w:startOverride w:val="1"/>
-    </w:lvlOverride>
-  </w:num>
-  <w:num w:numId="10" w16cid:durableId="1187138364">
-    <w:abstractNumId w:val="12"/>
-    <w:lvlOverride w:ilvl="0">
-      <w:startOverride w:val="1"/>
-    </w:lvlOverride>
-  </w:num>
-  <w:num w:numId="11" w16cid:durableId="238252938">
-    <w:abstractNumId w:val="8"/>
-    <w:lvlOverride w:ilvl="0">
-      <w:startOverride w:val="1"/>
-    </w:lvlOverride>
-  </w:num>
-  <w:num w:numId="12" w16cid:durableId="431433575">
-    <w:abstractNumId w:val="10"/>
-    <w:lvlOverride w:ilvl="0">
-      <w:startOverride w:val="1"/>
-    </w:lvlOverride>
-  </w:num>
-  <w:num w:numId="13" w16cid:durableId="1966934165">
-    <w:abstractNumId w:val="17"/>
-    <w:lvlOverride w:ilvl="0">
-      <w:startOverride w:val="1"/>
-    </w:lvlOverride>
-  </w:num>
-  <w:num w:numId="14" w16cid:durableId="62797356">
-    <w:abstractNumId w:val="6"/>
-    <w:lvlOverride w:ilvl="0">
-      <w:startOverride w:val="1"/>
-    </w:lvlOverride>
-  </w:num>
-  <w:num w:numId="15" w16cid:durableId="1667241628">
-    <w:abstractNumId w:val="2"/>
-    <w:lvlOverride w:ilvl="0">
-      <w:startOverride w:val="1"/>
-    </w:lvlOverride>
-  </w:num>
-  <w:num w:numId="16" w16cid:durableId="1184126551">
-    <w:abstractNumId w:val="14"/>
-    <w:lvlOverride w:ilvl="0">
-      <w:startOverride w:val="1"/>
-    </w:lvlOverride>
-  </w:num>
-  <w:num w:numId="17" w16cid:durableId="1627396525">
-    <w:abstractNumId w:val="13"/>
-    <w:lvlOverride w:ilvl="0">
-      <w:startOverride w:val="1"/>
-    </w:lvlOverride>
-  </w:num>
-  <w:num w:numId="18" w16cid:durableId="1295523016">
-    <w:abstractNumId w:val="15"/>
     <w:lvlOverride w:ilvl="0">
       <w:startOverride w:val="1"/>
     </w:lvlOverride>
@@ -13560,7 +13561,7 @@
     <w:autoRedefine/>
     <w:uiPriority w:val="39"/>
     <w:unhideWhenUsed/>
-    <w:rsid w:val="005D3CF4"/>
+    <w:rsid w:val="005C4208"/>
     <w:pPr>
       <w:spacing w:after="100"/>
     </w:pPr>
@@ -13572,7 +13573,7 @@
     <w:autoRedefine/>
     <w:uiPriority w:val="39"/>
     <w:unhideWhenUsed/>
-    <w:rsid w:val="005D3CF4"/>
+    <w:rsid w:val="005C4208"/>
     <w:pPr>
       <w:spacing w:after="100"/>
       <w:ind w:left="210"/>

--- a/docs/manuals/Role_Guide_1_PI_Admin.docx
+++ b/docs/manuals/Role_Guide_1_PI_Admin.docx
@@ -469,7 +469,7 @@
                 <w:sz w:val="19"/>
                 <w:szCs w:val="19"/>
               </w:rPr>
-              <w:t>Version 1.2 · 20 September 2026</w:t>
+              <w:t>Version 1.3 · 20 September 2026</w:t>
             </w:r>
           </w:p>
         </w:tc>
@@ -538,7 +538,7 @@
     <w:sdt>
       <w:sdtPr>
         <w:alias w:val="Contents"/>
-        <w:id w:val="2324928"/>
+        <w:id w:val="2131432270"/>
       </w:sdtPr>
       <w:sdtEndPr/>
       <w:sdtContent>
@@ -567,7 +567,7 @@
           <w:r>
             <w:fldChar w:fldCharType="separate"/>
           </w:r>
-          <w:hyperlink w:anchor="_Toc240759143" w:history="1">
+          <w:hyperlink w:anchor="_Toc240767769" w:history="1">
             <w:r>
               <w:rPr>
                 <w:rStyle w:val="Hyperlink"/>
@@ -591,7 +591,7 @@
               <w:rPr>
                 <w:noProof/>
               </w:rPr>
-              <w:instrText xml:space="preserve"> PAGEREF _Toc240759143 \h </w:instrText>
+              <w:instrText xml:space="preserve"> PAGEREF _Toc240767769 \h </w:instrText>
             </w:r>
             <w:r>
               <w:rPr>
@@ -634,7 +634,7 @@
               <w14:ligatures w14:val="standardContextual"/>
             </w:rPr>
           </w:pPr>
-          <w:hyperlink w:anchor="_Toc240759144" w:history="1">
+          <w:hyperlink w:anchor="_Toc240767770" w:history="1">
             <w:r>
               <w:rPr>
                 <w:rStyle w:val="Hyperlink"/>
@@ -658,7 +658,7 @@
               <w:rPr>
                 <w:noProof/>
               </w:rPr>
-              <w:instrText xml:space="preserve"> PAGEREF _Toc240759144 \h </w:instrText>
+              <w:instrText xml:space="preserve"> PAGEREF _Toc240767770 \h </w:instrText>
             </w:r>
             <w:r>
               <w:rPr>
@@ -701,7 +701,7 @@
               <w14:ligatures w14:val="standardContextual"/>
             </w:rPr>
           </w:pPr>
-          <w:hyperlink w:anchor="_Toc240759145" w:history="1">
+          <w:hyperlink w:anchor="_Toc240767771" w:history="1">
             <w:r>
               <w:rPr>
                 <w:rStyle w:val="Hyperlink"/>
@@ -725,7 +725,7 @@
               <w:rPr>
                 <w:noProof/>
               </w:rPr>
-              <w:instrText xml:space="preserve"> PAGEREF _Toc240759145 \h </w:instrText>
+              <w:instrText xml:space="preserve"> PAGEREF _Toc240767771 \h </w:instrText>
             </w:r>
             <w:r>
               <w:rPr>
@@ -768,7 +768,7 @@
               <w14:ligatures w14:val="standardContextual"/>
             </w:rPr>
           </w:pPr>
-          <w:hyperlink w:anchor="_Toc240759146" w:history="1">
+          <w:hyperlink w:anchor="_Toc240767772" w:history="1">
             <w:r>
               <w:rPr>
                 <w:rStyle w:val="Hyperlink"/>
@@ -792,7 +792,7 @@
               <w:rPr>
                 <w:noProof/>
               </w:rPr>
-              <w:instrText xml:space="preserve"> PAGEREF _Toc240759146 \h </w:instrText>
+              <w:instrText xml:space="preserve"> PAGEREF _Toc240767772 \h </w:instrText>
             </w:r>
             <w:r>
               <w:rPr>
@@ -835,7 +835,7 @@
               <w14:ligatures w14:val="standardContextual"/>
             </w:rPr>
           </w:pPr>
-          <w:hyperlink w:anchor="_Toc240759147" w:history="1">
+          <w:hyperlink w:anchor="_Toc240767773" w:history="1">
             <w:r>
               <w:rPr>
                 <w:rStyle w:val="Hyperlink"/>
@@ -859,7 +859,7 @@
               <w:rPr>
                 <w:noProof/>
               </w:rPr>
-              <w:instrText xml:space="preserve"> PAGEREF _Toc240759147 \h </w:instrText>
+              <w:instrText xml:space="preserve"> PAGEREF _Toc240767773 \h </w:instrText>
             </w:r>
             <w:r>
               <w:rPr>
@@ -902,7 +902,7 @@
               <w14:ligatures w14:val="standardContextual"/>
             </w:rPr>
           </w:pPr>
-          <w:hyperlink w:anchor="_Toc240759148" w:history="1">
+          <w:hyperlink w:anchor="_Toc240767774" w:history="1">
             <w:r>
               <w:rPr>
                 <w:rStyle w:val="Hyperlink"/>
@@ -926,7 +926,7 @@
               <w:rPr>
                 <w:noProof/>
               </w:rPr>
-              <w:instrText xml:space="preserve"> PAGEREF _Toc240759148 \h </w:instrText>
+              <w:instrText xml:space="preserve"> PAGEREF _Toc240767774 \h </w:instrText>
             </w:r>
             <w:r>
               <w:rPr>
@@ -969,7 +969,7 @@
               <w14:ligatures w14:val="standardContextual"/>
             </w:rPr>
           </w:pPr>
-          <w:hyperlink w:anchor="_Toc240759149" w:history="1">
+          <w:hyperlink w:anchor="_Toc240767775" w:history="1">
             <w:r>
               <w:rPr>
                 <w:rStyle w:val="Hyperlink"/>
@@ -993,7 +993,7 @@
               <w:rPr>
                 <w:noProof/>
               </w:rPr>
-              <w:instrText xml:space="preserve"> PAGEREF _Toc240759149 \h </w:instrText>
+              <w:instrText xml:space="preserve"> PAGEREF _Toc240767775 \h </w:instrText>
             </w:r>
             <w:r>
               <w:rPr>
@@ -1036,7 +1036,7 @@
               <w14:ligatures w14:val="standardContextual"/>
             </w:rPr>
           </w:pPr>
-          <w:hyperlink w:anchor="_Toc240759150" w:history="1">
+          <w:hyperlink w:anchor="_Toc240767776" w:history="1">
             <w:r>
               <w:rPr>
                 <w:rStyle w:val="Hyperlink"/>
@@ -1060,7 +1060,7 @@
               <w:rPr>
                 <w:noProof/>
               </w:rPr>
-              <w:instrText xml:space="preserve"> PAGEREF _Toc240759150 \h </w:instrText>
+              <w:instrText xml:space="preserve"> PAGEREF _Toc240767776 \h </w:instrText>
             </w:r>
             <w:r>
               <w:rPr>
@@ -1103,7 +1103,7 @@
               <w14:ligatures w14:val="standardContextual"/>
             </w:rPr>
           </w:pPr>
-          <w:hyperlink w:anchor="_Toc240759151" w:history="1">
+          <w:hyperlink w:anchor="_Toc240767777" w:history="1">
             <w:r>
               <w:rPr>
                 <w:rStyle w:val="Hyperlink"/>
@@ -1127,7 +1127,7 @@
               <w:rPr>
                 <w:noProof/>
               </w:rPr>
-              <w:instrText xml:space="preserve"> PAGEREF _Toc240759151 \h </w:instrText>
+              <w:instrText xml:space="preserve"> PAGEREF _Toc240767777 \h </w:instrText>
             </w:r>
             <w:r>
               <w:rPr>
@@ -1170,7 +1170,7 @@
               <w14:ligatures w14:val="standardContextual"/>
             </w:rPr>
           </w:pPr>
-          <w:hyperlink w:anchor="_Toc240759152" w:history="1">
+          <w:hyperlink w:anchor="_Toc240767778" w:history="1">
             <w:r>
               <w:rPr>
                 <w:rStyle w:val="Hyperlink"/>
@@ -1194,7 +1194,7 @@
               <w:rPr>
                 <w:noProof/>
               </w:rPr>
-              <w:instrText xml:space="preserve"> PAGEREF _Toc240759152 \h </w:instrText>
+              <w:instrText xml:space="preserve"> PAGEREF _Toc240767778 \h </w:instrText>
             </w:r>
             <w:r>
               <w:rPr>
@@ -1237,7 +1237,7 @@
               <w14:ligatures w14:val="standardContextual"/>
             </w:rPr>
           </w:pPr>
-          <w:hyperlink w:anchor="_Toc240759153" w:history="1">
+          <w:hyperlink w:anchor="_Toc240767779" w:history="1">
             <w:r>
               <w:rPr>
                 <w:rStyle w:val="Hyperlink"/>
@@ -1261,7 +1261,7 @@
               <w:rPr>
                 <w:noProof/>
               </w:rPr>
-              <w:instrText xml:space="preserve"> PAGEREF _Toc240759153 \h </w:instrText>
+              <w:instrText xml:space="preserve"> PAGEREF _Toc240767779 \h </w:instrText>
             </w:r>
             <w:r>
               <w:rPr>
@@ -1304,7 +1304,7 @@
               <w14:ligatures w14:val="standardContextual"/>
             </w:rPr>
           </w:pPr>
-          <w:hyperlink w:anchor="_Toc240759154" w:history="1">
+          <w:hyperlink w:anchor="_Toc240767780" w:history="1">
             <w:r>
               <w:rPr>
                 <w:rStyle w:val="Hyperlink"/>
@@ -1328,7 +1328,7 @@
               <w:rPr>
                 <w:noProof/>
               </w:rPr>
-              <w:instrText xml:space="preserve"> PAGEREF _Toc240759154 \h </w:instrText>
+              <w:instrText xml:space="preserve"> PAGEREF _Toc240767780 \h </w:instrText>
             </w:r>
             <w:r>
               <w:rPr>
@@ -1371,7 +1371,7 @@
               <w14:ligatures w14:val="standardContextual"/>
             </w:rPr>
           </w:pPr>
-          <w:hyperlink w:anchor="_Toc240759155" w:history="1">
+          <w:hyperlink w:anchor="_Toc240767781" w:history="1">
             <w:r>
               <w:rPr>
                 <w:rStyle w:val="Hyperlink"/>
@@ -1395,7 +1395,7 @@
               <w:rPr>
                 <w:noProof/>
               </w:rPr>
-              <w:instrText xml:space="preserve"> PAGEREF _Toc240759155 \h </w:instrText>
+              <w:instrText xml:space="preserve"> PAGEREF _Toc240767781 \h </w:instrText>
             </w:r>
             <w:r>
               <w:rPr>
@@ -1438,7 +1438,7 @@
               <w14:ligatures w14:val="standardContextual"/>
             </w:rPr>
           </w:pPr>
-          <w:hyperlink w:anchor="_Toc240759156" w:history="1">
+          <w:hyperlink w:anchor="_Toc240767782" w:history="1">
             <w:r>
               <w:rPr>
                 <w:rStyle w:val="Hyperlink"/>
@@ -1462,7 +1462,7 @@
               <w:rPr>
                 <w:noProof/>
               </w:rPr>
-              <w:instrText xml:space="preserve"> PAGEREF _Toc240759156 \h </w:instrText>
+              <w:instrText xml:space="preserve"> PAGEREF _Toc240767782 \h </w:instrText>
             </w:r>
             <w:r>
               <w:rPr>
@@ -1505,7 +1505,7 @@
               <w14:ligatures w14:val="standardContextual"/>
             </w:rPr>
           </w:pPr>
-          <w:hyperlink w:anchor="_Toc240759157" w:history="1">
+          <w:hyperlink w:anchor="_Toc240767783" w:history="1">
             <w:r>
               <w:rPr>
                 <w:rStyle w:val="Hyperlink"/>
@@ -1529,7 +1529,7 @@
               <w:rPr>
                 <w:noProof/>
               </w:rPr>
-              <w:instrText xml:space="preserve"> PAGEREF _Toc240759157 \h </w:instrText>
+              <w:instrText xml:space="preserve"> PAGEREF _Toc240767783 \h </w:instrText>
             </w:r>
             <w:r>
               <w:rPr>
@@ -1572,7 +1572,7 @@
               <w14:ligatures w14:val="standardContextual"/>
             </w:rPr>
           </w:pPr>
-          <w:hyperlink w:anchor="_Toc240759158" w:history="1">
+          <w:hyperlink w:anchor="_Toc240767784" w:history="1">
             <w:r>
               <w:rPr>
                 <w:rStyle w:val="Hyperlink"/>
@@ -1596,7 +1596,7 @@
               <w:rPr>
                 <w:noProof/>
               </w:rPr>
-              <w:instrText xml:space="preserve"> PAGEREF _Toc240759158 \h </w:instrText>
+              <w:instrText xml:space="preserve"> PAGEREF _Toc240767784 \h </w:instrText>
             </w:r>
             <w:r>
               <w:rPr>
@@ -1639,7 +1639,7 @@
               <w14:ligatures w14:val="standardContextual"/>
             </w:rPr>
           </w:pPr>
-          <w:hyperlink w:anchor="_Toc240759159" w:history="1">
+          <w:hyperlink w:anchor="_Toc240767785" w:history="1">
             <w:r>
               <w:rPr>
                 <w:rStyle w:val="Hyperlink"/>
@@ -1663,7 +1663,7 @@
               <w:rPr>
                 <w:noProof/>
               </w:rPr>
-              <w:instrText xml:space="preserve"> PAGEREF _Toc240759159 \h </w:instrText>
+              <w:instrText xml:space="preserve"> PAGEREF _Toc240767785 \h </w:instrText>
             </w:r>
             <w:r>
               <w:rPr>
@@ -1706,7 +1706,7 @@
               <w14:ligatures w14:val="standardContextual"/>
             </w:rPr>
           </w:pPr>
-          <w:hyperlink w:anchor="_Toc240759160" w:history="1">
+          <w:hyperlink w:anchor="_Toc240767786" w:history="1">
             <w:r>
               <w:rPr>
                 <w:rStyle w:val="Hyperlink"/>
@@ -1730,7 +1730,7 @@
               <w:rPr>
                 <w:noProof/>
               </w:rPr>
-              <w:instrText xml:space="preserve"> PAGEREF _Toc240759160 \h </w:instrText>
+              <w:instrText xml:space="preserve"> PAGEREF _Toc240767786 \h </w:instrText>
             </w:r>
             <w:r>
               <w:rPr>
@@ -1773,7 +1773,7 @@
               <w14:ligatures w14:val="standardContextual"/>
             </w:rPr>
           </w:pPr>
-          <w:hyperlink w:anchor="_Toc240759161" w:history="1">
+          <w:hyperlink w:anchor="_Toc240767787" w:history="1">
             <w:r>
               <w:rPr>
                 <w:rStyle w:val="Hyperlink"/>
@@ -1797,7 +1797,7 @@
               <w:rPr>
                 <w:noProof/>
               </w:rPr>
-              <w:instrText xml:space="preserve"> PAGEREF _Toc240759161 \h </w:instrText>
+              <w:instrText xml:space="preserve"> PAGEREF _Toc240767787 \h </w:instrText>
             </w:r>
             <w:r>
               <w:rPr>
@@ -1840,7 +1840,7 @@
               <w14:ligatures w14:val="standardContextual"/>
             </w:rPr>
           </w:pPr>
-          <w:hyperlink w:anchor="_Toc240759162" w:history="1">
+          <w:hyperlink w:anchor="_Toc240767788" w:history="1">
             <w:r>
               <w:rPr>
                 <w:rStyle w:val="Hyperlink"/>
@@ -1864,7 +1864,7 @@
               <w:rPr>
                 <w:noProof/>
               </w:rPr>
-              <w:instrText xml:space="preserve"> PAGEREF _Toc240759162 \h </w:instrText>
+              <w:instrText xml:space="preserve"> PAGEREF _Toc240767788 \h </w:instrText>
             </w:r>
             <w:r>
               <w:rPr>
@@ -1907,7 +1907,7 @@
               <w14:ligatures w14:val="standardContextual"/>
             </w:rPr>
           </w:pPr>
-          <w:hyperlink w:anchor="_Toc240759163" w:history="1">
+          <w:hyperlink w:anchor="_Toc240767789" w:history="1">
             <w:r>
               <w:rPr>
                 <w:rStyle w:val="Hyperlink"/>
@@ -1931,7 +1931,7 @@
               <w:rPr>
                 <w:noProof/>
               </w:rPr>
-              <w:instrText xml:space="preserve"> PAGEREF _Toc240759163 \h </w:instrText>
+              <w:instrText xml:space="preserve"> PAGEREF _Toc240767789 \h </w:instrText>
             </w:r>
             <w:r>
               <w:rPr>
@@ -1974,7 +1974,7 @@
               <w14:ligatures w14:val="standardContextual"/>
             </w:rPr>
           </w:pPr>
-          <w:hyperlink w:anchor="_Toc240759164" w:history="1">
+          <w:hyperlink w:anchor="_Toc240767790" w:history="1">
             <w:r>
               <w:rPr>
                 <w:rStyle w:val="Hyperlink"/>
@@ -1998,7 +1998,7 @@
               <w:rPr>
                 <w:noProof/>
               </w:rPr>
-              <w:instrText xml:space="preserve"> PAGEREF _Toc240759164 \h </w:instrText>
+              <w:instrText xml:space="preserve"> PAGEREF _Toc240767790 \h </w:instrText>
             </w:r>
             <w:r>
               <w:rPr>
@@ -2041,7 +2041,7 @@
               <w14:ligatures w14:val="standardContextual"/>
             </w:rPr>
           </w:pPr>
-          <w:hyperlink w:anchor="_Toc240759165" w:history="1">
+          <w:hyperlink w:anchor="_Toc240767791" w:history="1">
             <w:r>
               <w:rPr>
                 <w:rStyle w:val="Hyperlink"/>
@@ -2065,7 +2065,7 @@
               <w:rPr>
                 <w:noProof/>
               </w:rPr>
-              <w:instrText xml:space="preserve"> PAGEREF _Toc240759165 \h </w:instrText>
+              <w:instrText xml:space="preserve"> PAGEREF _Toc240767791 \h </w:instrText>
             </w:r>
             <w:r>
               <w:rPr>
@@ -2108,7 +2108,7 @@
               <w14:ligatures w14:val="standardContextual"/>
             </w:rPr>
           </w:pPr>
-          <w:hyperlink w:anchor="_Toc240759166" w:history="1">
+          <w:hyperlink w:anchor="_Toc240767792" w:history="1">
             <w:r>
               <w:rPr>
                 <w:rStyle w:val="Hyperlink"/>
@@ -2132,7 +2132,7 @@
               <w:rPr>
                 <w:noProof/>
               </w:rPr>
-              <w:instrText xml:space="preserve"> PAGEREF _Toc240759166 \h </w:instrText>
+              <w:instrText xml:space="preserve"> PAGEREF _Toc240767792 \h </w:instrText>
             </w:r>
             <w:r>
               <w:rPr>
@@ -2175,7 +2175,7 @@
               <w14:ligatures w14:val="standardContextual"/>
             </w:rPr>
           </w:pPr>
-          <w:hyperlink w:anchor="_Toc240759167" w:history="1">
+          <w:hyperlink w:anchor="_Toc240767793" w:history="1">
             <w:r>
               <w:rPr>
                 <w:rStyle w:val="Hyperlink"/>
@@ -2199,7 +2199,7 @@
               <w:rPr>
                 <w:noProof/>
               </w:rPr>
-              <w:instrText xml:space="preserve"> PAGEREF _Toc240759167 \h </w:instrText>
+              <w:instrText xml:space="preserve"> PAGEREF _Toc240767793 \h </w:instrText>
             </w:r>
             <w:r>
               <w:rPr>
@@ -2242,7 +2242,7 @@
               <w14:ligatures w14:val="standardContextual"/>
             </w:rPr>
           </w:pPr>
-          <w:hyperlink w:anchor="_Toc240759168" w:history="1">
+          <w:hyperlink w:anchor="_Toc240767794" w:history="1">
             <w:r>
               <w:rPr>
                 <w:rStyle w:val="Hyperlink"/>
@@ -2266,7 +2266,7 @@
               <w:rPr>
                 <w:noProof/>
               </w:rPr>
-              <w:instrText xml:space="preserve"> PAGEREF _Toc240759168 \h </w:instrText>
+              <w:instrText xml:space="preserve"> PAGEREF _Toc240767794 \h </w:instrText>
             </w:r>
             <w:r>
               <w:rPr>
@@ -2305,7 +2305,7 @@
         <w:pStyle w:val="Heading1"/>
         <w:pageBreakBefore/>
       </w:pPr>
-      <w:bookmarkStart w:id="0" w:name="_Toc240759143"/>
+      <w:bookmarkStart w:id="0" w:name="_Toc240767769"/>
       <w:r>
         <w:lastRenderedPageBreak/>
         <w:t>1. Your role at a glance</w:t>
@@ -2525,7 +2525,7 @@
         <w:pStyle w:val="Heading1"/>
         <w:pageBreakBefore/>
       </w:pPr>
-      <w:bookmarkStart w:id="1" w:name="_Toc240759144"/>
+      <w:bookmarkStart w:id="1" w:name="_Toc240767770"/>
       <w:r>
         <w:lastRenderedPageBreak/>
         <w:t>2. Signing in and your screens</w:t>
@@ -2536,7 +2536,7 @@
       <w:pPr>
         <w:pStyle w:val="Heading2"/>
       </w:pPr>
-      <w:bookmarkStart w:id="2" w:name="_Toc240759145"/>
+      <w:bookmarkStart w:id="2" w:name="_Toc240767771"/>
       <w:r>
         <w:t>Signing in</w:t>
       </w:r>
@@ -2619,7 +2619,7 @@
           <w:noProof/>
         </w:rPr>
         <w:drawing>
-          <wp:inline distT="0" distB="0" distL="0" distR="0" wp14:anchorId="681F160B" wp14:editId="0B9D9272">
+          <wp:inline distT="0" distB="0" distL="0" distR="0" wp14:anchorId="2AE7F07C" wp14:editId="1F018BDB">
             <wp:extent cx="5334000" cy="2333625"/>
             <wp:effectExtent l="0" t="0" r="0" b="0"/>
             <wp:docPr id="1" name="adm_login.jpg" descr="The sign-in screen for all internal staff." title="The sign-in screen for all internal staff."/>
@@ -2786,7 +2786,7 @@
       <w:pPr>
         <w:pStyle w:val="Heading2"/>
       </w:pPr>
-      <w:bookmarkStart w:id="3" w:name="_Toc240759146"/>
+      <w:bookmarkStart w:id="3" w:name="_Toc240767772"/>
       <w:r>
         <w:t>Finding your way around</w:t>
       </w:r>
@@ -2961,7 +2961,7 @@
         </w:rPr>
         <w:lastRenderedPageBreak/>
         <w:drawing>
-          <wp:inline distT="0" distB="0" distL="0" distR="0" wp14:anchorId="3707C8DA" wp14:editId="40B117D4">
+          <wp:inline distT="0" distB="0" distL="0" distR="0" wp14:anchorId="195F1CFD" wp14:editId="70E7D3E0">
             <wp:extent cx="5715000" cy="1876425"/>
             <wp:effectExtent l="0" t="0" r="0" b="0"/>
             <wp:docPr id="2" name="adm_not_your_role.jpg" descr="Opening a screen outside your role (for example from an old bookmark) shows this card instead of the screen." title="Opening a screen outside your role (for example from an old bookmark) shows this card instead of the screen."/>
@@ -3030,7 +3030,7 @@
       <w:pPr>
         <w:pStyle w:val="Heading2"/>
       </w:pPr>
-      <w:bookmarkStart w:id="4" w:name="_Toc240759147"/>
+      <w:bookmarkStart w:id="4" w:name="_Toc240767773"/>
       <w:r>
         <w:t>Your screens</w:t>
       </w:r>
@@ -3769,7 +3769,7 @@
       <w:pPr>
         <w:pStyle w:val="Heading2"/>
       </w:pPr>
-      <w:bookmarkStart w:id="5" w:name="_Toc240759148"/>
+      <w:bookmarkStart w:id="5" w:name="_Toc240767774"/>
       <w:r>
         <w:t>Changing your password</w:t>
       </w:r>
@@ -3853,7 +3853,7 @@
         </w:rPr>
         <w:lastRenderedPageBreak/>
         <w:drawing>
-          <wp:inline distT="0" distB="0" distL="0" distR="0" wp14:anchorId="64EC088A" wp14:editId="4E107EE2">
+          <wp:inline distT="0" distB="0" distL="0" distR="0" wp14:anchorId="08B81A89" wp14:editId="19DEAB73">
             <wp:extent cx="5334000" cy="2171700"/>
             <wp:effectExtent l="0" t="0" r="0" b="0"/>
             <wp:docPr id="3" name="adm_account.jpg" descr="Change Password screen." title="Change Password screen."/>
@@ -3941,7 +3941,7 @@
         <w:pStyle w:val="Heading1"/>
         <w:pageBreakBefore/>
       </w:pPr>
-      <w:bookmarkStart w:id="6" w:name="_Toc240759149"/>
+      <w:bookmarkStart w:id="6" w:name="_Toc240767775"/>
       <w:r>
         <w:lastRenderedPageBreak/>
         <w:t>3. Your routine</w:t>
@@ -4285,7 +4285,7 @@
         <w:pStyle w:val="Heading1"/>
         <w:pageBreakBefore/>
       </w:pPr>
-      <w:bookmarkStart w:id="7" w:name="_Toc240759150"/>
+      <w:bookmarkStart w:id="7" w:name="_Toc240767776"/>
       <w:r>
         <w:lastRenderedPageBreak/>
         <w:t>4. Step-by-step tasks</w:t>
@@ -4296,7 +4296,7 @@
       <w:pPr>
         <w:pStyle w:val="Heading2"/>
       </w:pPr>
-      <w:bookmarkStart w:id="8" w:name="_Toc240759151"/>
+      <w:bookmarkStart w:id="8" w:name="_Toc240767777"/>
       <w:r>
         <w:t>4.1 Creating staff accounts for the whole team</w:t>
       </w:r>
@@ -4552,7 +4552,7 @@
       <w:pPr>
         <w:pStyle w:val="Heading2"/>
       </w:pPr>
-      <w:bookmarkStart w:id="9" w:name="_Toc240759152"/>
+      <w:bookmarkStart w:id="9" w:name="_Toc240767778"/>
       <w:r>
         <w:t>4.2 Reading the dashboards</w:t>
       </w:r>
@@ -4578,7 +4578,7 @@
         </w:rPr>
         <w:lastRenderedPageBreak/>
         <w:drawing>
-          <wp:inline distT="0" distB="0" distL="0" distR="0" wp14:anchorId="69E07B64" wp14:editId="63EA9C9E">
+          <wp:inline distT="0" distB="0" distL="0" distR="0" wp14:anchorId="0E641EAA" wp14:editId="31F928F7">
             <wp:extent cx="5715000" cy="3571875"/>
             <wp:effectExtent l="0" t="0" r="0" b="0"/>
             <wp:docPr id="4" name="adm_exec_dashboard.jpg" descr="Executive Dashboard: completions against the 400 / 60 / 50–75 targets, days to data lock, spend, and the lowest-filled strata." title="Executive Dashboard: completions against the 400 / 60 / 50–75 targets, days to data lock, spend, and the lowest-filled strata."/>
@@ -5243,7 +5243,7 @@
       <w:pPr>
         <w:pStyle w:val="Heading2"/>
       </w:pPr>
-      <w:bookmarkStart w:id="10" w:name="_Toc240759153"/>
+      <w:bookmarkStart w:id="10" w:name="_Toc240767779"/>
       <w:r>
         <w:t>4.3 Using Reports (analytics and charts)</w:t>
       </w:r>
@@ -5284,7 +5284,7 @@
         </w:rPr>
         <w:lastRenderedPageBreak/>
         <w:drawing>
-          <wp:inline distT="0" distB="0" distL="0" distR="0" wp14:anchorId="3A874BD1" wp14:editId="73745269">
+          <wp:inline distT="0" distB="0" distL="0" distR="0" wp14:anchorId="3EA550F7" wp14:editId="671FE746">
             <wp:extent cx="5334000" cy="3333750"/>
             <wp:effectExtent l="0" t="0" r="0" b="0"/>
             <wp:docPr id="5" name="adm_reports_top.jpg" descr="Reports: headline figures for the chosen period." title="Reports: headline figures for the chosen period."/>
@@ -5426,7 +5426,7 @@
           <w:noProof/>
         </w:rPr>
         <w:drawing>
-          <wp:inline distT="0" distB="0" distL="0" distR="0" wp14:anchorId="508A7CE8" wp14:editId="6BE6A65F">
+          <wp:inline distT="0" distB="0" distL="0" distR="0" wp14:anchorId="4DF85693" wp14:editId="4B1E1FB1">
             <wp:extent cx="5334000" cy="3409950"/>
             <wp:effectExtent l="0" t="0" r="0" b="0"/>
             <wp:docPr id="6" name="adm_reports_funnel.jpg" descr="Case funnel: each case counted once at every stage it has reached." title="Case funnel: each case counted once at every stage it has reached."/>
@@ -5526,7 +5526,7 @@
         </w:rPr>
         <w:lastRenderedPageBreak/>
         <w:drawing>
-          <wp:inline distT="0" distB="0" distL="0" distR="0" wp14:anchorId="0A897F67" wp14:editId="57E953AE">
+          <wp:inline distT="0" distB="0" distL="0" distR="0" wp14:anchorId="5DB29E6B" wp14:editId="287455E6">
             <wp:extent cx="5334000" cy="3248025"/>
             <wp:effectExtent l="0" t="0" r="0" b="0"/>
             <wp:docPr id="7" name="adm_reports_funnel_table.jpg" descr="The same chart as a table." title="The same chart as a table."/>
@@ -5625,7 +5625,7 @@
           <w:noProof/>
         </w:rPr>
         <w:drawing>
-          <wp:inline distT="0" distB="0" distL="0" distR="0" wp14:anchorId="2D3C1C12" wp14:editId="760D9A8E">
+          <wp:inline distT="0" distB="0" distL="0" distR="0" wp14:anchorId="12102908" wp14:editId="1102CE88">
             <wp:extent cx="5334000" cy="2628900"/>
             <wp:effectExtent l="0" t="0" r="0" b="0"/>
             <wp:docPr id="8" name="adm_reports_coverage.jpg" descr="Coverage by group." title="Coverage by group."/>
@@ -5725,7 +5725,7 @@
         </w:rPr>
         <w:lastRenderedPageBreak/>
         <w:drawing>
-          <wp:inline distT="0" distB="0" distL="0" distR="0" wp14:anchorId="02EF2663" wp14:editId="2BA04D8D">
+          <wp:inline distT="0" distB="0" distL="0" distR="0" wp14:anchorId="33B9FAD8" wp14:editId="00D8F63B">
             <wp:extent cx="5334000" cy="2600325"/>
             <wp:effectExtent l="0" t="0" r="0" b="0"/>
             <wp:docPr id="9" name="adm_reports_modes.jpg" descr="Administration modes." title="Administration modes."/>
@@ -5834,7 +5834,7 @@
           <w:noProof/>
         </w:rPr>
         <w:drawing>
-          <wp:inline distT="0" distB="0" distL="0" distR="0" wp14:anchorId="3FCBECCC" wp14:editId="0D481F09">
+          <wp:inline distT="0" distB="0" distL="0" distR="0" wp14:anchorId="1E6AED08" wp14:editId="07141D35">
             <wp:extent cx="5334000" cy="2905125"/>
             <wp:effectExtent l="0" t="0" r="0" b="0"/>
             <wp:docPr id="10" name="adm_reports_duration.jpg" descr="Completion-time distribution." title="Completion-time distribution."/>
@@ -5916,7 +5916,7 @@
       <w:pPr>
         <w:pStyle w:val="Heading2"/>
       </w:pPr>
-      <w:bookmarkStart w:id="11" w:name="_Toc240759154"/>
+      <w:bookmarkStart w:id="11" w:name="_Toc240767780"/>
       <w:r>
         <w:t>4.4 Reassigning cases between Contact RAs</w:t>
       </w:r>
@@ -6038,7 +6038,7 @@
         </w:rPr>
         <w:lastRenderedPageBreak/>
         <w:drawing>
-          <wp:inline distT="0" distB="0" distL="0" distR="0" wp14:anchorId="22DB5657" wp14:editId="538C18AD">
+          <wp:inline distT="0" distB="0" distL="0" distR="0" wp14:anchorId="29B13C4E" wp14:editId="0F634774">
             <wp:extent cx="5334000" cy="771525"/>
             <wp:effectExtent l="0" t="0" r="0" b="0"/>
             <wp:docPr id="11" name="adm_reassign.jpg" descr="Reassign cases: the button shows how many cases will move." title="Reassign cases: the button shows how many cases will move."/>
@@ -6228,7 +6228,7 @@
       <w:pPr>
         <w:pStyle w:val="Heading2"/>
       </w:pPr>
-      <w:bookmarkStart w:id="12" w:name="_Toc240759155"/>
+      <w:bookmarkStart w:id="12" w:name="_Toc240767781"/>
       <w:r>
         <w:t>4.5 Pairing a Main case with its Reserve, and assigning a Contact RA</w:t>
       </w:r>
@@ -6301,7 +6301,7 @@
           <w:noProof/>
         </w:rPr>
         <w:drawing>
-          <wp:inline distT="0" distB="0" distL="0" distR="0" wp14:anchorId="409B9338" wp14:editId="2B6B942D">
+          <wp:inline distT="0" distB="0" distL="0" distR="0" wp14:anchorId="6EB8F76E" wp14:editId="48F927B1">
             <wp:extent cx="5334000" cy="581025"/>
             <wp:effectExtent l="0" t="0" r="0" b="0"/>
             <wp:docPr id="12" name="adm_case_assign.jpg" descr="Assigned Contact RA." title="Assigned Contact RA."/>
@@ -6400,7 +6400,7 @@
           <w:noProof/>
         </w:rPr>
         <w:drawing>
-          <wp:inline distT="0" distB="0" distL="0" distR="0" wp14:anchorId="59204B1A" wp14:editId="46EE0C98">
+          <wp:inline distT="0" distB="0" distL="0" distR="0" wp14:anchorId="197482C0" wp14:editId="25C8C43D">
             <wp:extent cx="5334000" cy="685800"/>
             <wp:effectExtent l="0" t="0" r="0" b="0"/>
             <wp:docPr id="13" name="adm_case_reserve.jpg" descr="Matched Reserve case." title="Matched Reserve case."/>
@@ -6474,7 +6474,7 @@
       <w:pPr>
         <w:pStyle w:val="Heading2"/>
       </w:pPr>
-      <w:bookmarkStart w:id="13" w:name="_Toc240759156"/>
+      <w:bookmarkStart w:id="13" w:name="_Toc240767782"/>
       <w:r>
         <w:t>4.6 Moving cases through verification (bulk)</w:t>
       </w:r>
@@ -6575,7 +6575,7 @@
           <w:noProof/>
         </w:rPr>
         <w:drawing>
-          <wp:inline distT="0" distB="0" distL="0" distR="0" wp14:anchorId="35660F7E" wp14:editId="276D1A4F">
+          <wp:inline distT="0" distB="0" distL="0" distR="0" wp14:anchorId="221D0C63" wp14:editId="4F70FC98">
             <wp:extent cx="5334000" cy="609600"/>
             <wp:effectExtent l="0" t="0" r="0" b="0"/>
             <wp:docPr id="14" name="adm_bulk_verification.jpg" descr="The bulk verification tool on the register." title="The bulk verification tool on the register."/>
@@ -6766,7 +6766,7 @@
       <w:pPr>
         <w:pStyle w:val="Heading2"/>
       </w:pPr>
-      <w:bookmarkStart w:id="14" w:name="_Toc240759157"/>
+      <w:bookmarkStart w:id="14" w:name="_Toc240767783"/>
       <w:r>
         <w:t>4.7 Downloading data</w:t>
       </w:r>
@@ -6783,7 +6783,7 @@
           <w:noProof/>
         </w:rPr>
         <w:drawing>
-          <wp:inline distT="0" distB="0" distL="0" distR="0" wp14:anchorId="1F9711C2" wp14:editId="0190F6C7">
+          <wp:inline distT="0" distB="0" distL="0" distR="0" wp14:anchorId="3C9729C3" wp14:editId="0E29EFD1">
             <wp:extent cx="5715000" cy="3657600"/>
             <wp:effectExtent l="0" t="0" r="0" b="0"/>
             <wp:docPr id="15" name="adm_export.jpg" descr="Data Export." title="Data Export."/>
@@ -7585,7 +7585,7 @@
       <w:pPr>
         <w:pStyle w:val="Heading2"/>
       </w:pPr>
-      <w:bookmarkStart w:id="15" w:name="_Toc240759158"/>
+      <w:bookmarkStart w:id="15" w:name="_Toc240767784"/>
       <w:r>
         <w:t>4.8 Checking the audit log</w:t>
       </w:r>
@@ -7673,7 +7673,7 @@
           <w:noProof/>
         </w:rPr>
         <w:drawing>
-          <wp:inline distT="0" distB="0" distL="0" distR="0" wp14:anchorId="3157E5B8" wp14:editId="14148AE1">
+          <wp:inline distT="0" distB="0" distL="0" distR="0" wp14:anchorId="79E1CD75" wp14:editId="66940BF8">
             <wp:extent cx="5334000" cy="3333750"/>
             <wp:effectExtent l="0" t="0" r="0" b="0"/>
             <wp:docPr id="16" name="adm_audit.jpg" descr="Audit Log, newest first." title="Audit Log, newest first."/>
@@ -7790,7 +7790,7 @@
       <w:pPr>
         <w:pStyle w:val="Heading2"/>
       </w:pPr>
-      <w:bookmarkStart w:id="16" w:name="_Toc240759159"/>
+      <w:bookmarkStart w:id="16" w:name="_Toc240767785"/>
       <w:r>
         <w:lastRenderedPageBreak/>
         <w:t>4.9 Recording a withdrawal</w:t>
@@ -7882,7 +7882,7 @@
           <w:noProof/>
         </w:rPr>
         <w:drawing>
-          <wp:inline distT="0" distB="0" distL="0" distR="0" wp14:anchorId="7320A035" wp14:editId="45AEF7DE">
+          <wp:inline distT="0" distB="0" distL="0" distR="0" wp14:anchorId="589C1CB5" wp14:editId="78063001">
             <wp:extent cx="5334000" cy="1409700"/>
             <wp:effectExtent l="0" t="0" r="0" b="0"/>
             <wp:docPr id="17" name="adm_case_withdrawal.jpg" descr="Record a withdrawal." title="Record a withdrawal."/>
@@ -8143,7 +8143,7 @@
       <w:pPr>
         <w:pStyle w:val="Heading2"/>
       </w:pPr>
-      <w:bookmarkStart w:id="17" w:name="_Toc240759160"/>
+      <w:bookmarkStart w:id="17" w:name="_Toc240767786"/>
       <w:r>
         <w:t>4.10 Activating a Reserve case</w:t>
       </w:r>
@@ -8191,7 +8191,7 @@
           <w:noProof/>
         </w:rPr>
         <w:drawing>
-          <wp:inline distT="0" distB="0" distL="0" distR="0" wp14:anchorId="6467E360" wp14:editId="008AD104">
+          <wp:inline distT="0" distB="0" distL="0" distR="0" wp14:anchorId="206C97EB" wp14:editId="010CC819">
             <wp:extent cx="5334000" cy="2505075"/>
             <wp:effectExtent l="0" t="0" r="0" b="0"/>
             <wp:docPr id="18" name="adm_reserve.jpg" descr="Reserve Activation." title="Reserve Activation."/>
@@ -8388,7 +8388,7 @@
       <w:pPr>
         <w:pStyle w:val="Heading2"/>
       </w:pPr>
-      <w:bookmarkStart w:id="18" w:name="_Toc240759161"/>
+      <w:bookmarkStart w:id="18" w:name="_Toc240767787"/>
       <w:r>
         <w:t>4.11 Reviewing questionnaires in the QA Queue</w:t>
       </w:r>
@@ -8428,7 +8428,7 @@
           <w:noProof/>
         </w:rPr>
         <w:drawing>
-          <wp:inline distT="0" distB="0" distL="0" distR="0" wp14:anchorId="68813295" wp14:editId="3F7E7DCF">
+          <wp:inline distT="0" distB="0" distL="0" distR="0" wp14:anchorId="6265239F" wp14:editId="5D1481F9">
             <wp:extent cx="5334000" cy="3333750"/>
             <wp:effectExtent l="0" t="0" r="0" b="0"/>
             <wp:docPr id="19" name="qa_queue.jpg" descr="QUAN QA Queue with the KoboToolbox sync panel." title="QUAN QA Queue with the KoboToolbox sync panel."/>
@@ -9167,7 +9167,7 @@
       <w:pPr>
         <w:pStyle w:val="Heading2"/>
       </w:pPr>
-      <w:bookmarkStart w:id="19" w:name="_Toc240759162"/>
+      <w:bookmarkStart w:id="19" w:name="_Toc240767788"/>
       <w:r>
         <w:t>4.12 Working QA exceptions</w:t>
       </w:r>
@@ -9231,7 +9231,7 @@
           <w:noProof/>
         </w:rPr>
         <w:drawing>
-          <wp:inline distT="0" distB="0" distL="0" distR="0" wp14:anchorId="72AD40EB" wp14:editId="7BA06596">
+          <wp:inline distT="0" distB="0" distL="0" distR="0" wp14:anchorId="76CB1262" wp14:editId="678D2D24">
             <wp:extent cx="5334000" cy="3333750"/>
             <wp:effectExtent l="0" t="0" r="0" b="0"/>
             <wp:docPr id="20" name="qa_exceptions.jpg" descr="QA Exception Queue." title="QA Exception Queue."/>
@@ -9427,7 +9427,7 @@
       <w:pPr>
         <w:pStyle w:val="Heading2"/>
       </w:pPr>
-      <w:bookmarkStart w:id="20" w:name="_Toc240759163"/>
+      <w:bookmarkStart w:id="20" w:name="_Toc240767789"/>
       <w:r>
         <w:lastRenderedPageBreak/>
         <w:t>4.13 Downloading or emailing completed forms (Form PDFs)</w:t>
@@ -9468,7 +9468,7 @@
           <w:noProof/>
         </w:rPr>
         <w:drawing>
-          <wp:inline distT="0" distB="0" distL="0" distR="0" wp14:anchorId="53663330" wp14:editId="12C6907B">
+          <wp:inline distT="0" distB="0" distL="0" distR="0" wp14:anchorId="2E099B84" wp14:editId="419FDDD6">
             <wp:extent cx="5334000" cy="3171825"/>
             <wp:effectExtent l="0" t="0" r="0" b="0"/>
             <wp:docPr id="21" name="adm_form_pdfs.jpg" descr="Completed form PDFs." title="Completed form PDFs."/>
@@ -9712,7 +9712,7 @@
       <w:pPr>
         <w:pStyle w:val="Heading2"/>
       </w:pPr>
-      <w:bookmarkStart w:id="21" w:name="_Toc240759164"/>
+      <w:bookmarkStart w:id="21" w:name="_Toc240767790"/>
       <w:r>
         <w:t>4.14 KoboToolbox: rotating credentials and changing forms</w:t>
       </w:r>
@@ -9822,7 +9822,7 @@
       <w:pPr>
         <w:pStyle w:val="Heading2"/>
       </w:pPr>
-      <w:bookmarkStart w:id="22" w:name="_Toc240759165"/>
+      <w:bookmarkStart w:id="22" w:name="_Toc240767791"/>
       <w:r>
         <w:t>4.15 Before the first live invitation</w:t>
       </w:r>
@@ -9938,7 +9938,7 @@
         <w:pStyle w:val="Heading1"/>
         <w:pageBreakBefore/>
       </w:pPr>
-      <w:bookmarkStart w:id="23" w:name="_Toc240759166"/>
+      <w:bookmarkStart w:id="23" w:name="_Toc240767792"/>
       <w:r>
         <w:lastRenderedPageBreak/>
         <w:t>5. Rules you must follow</w:t>
@@ -10089,7 +10089,7 @@
         <w:pStyle w:val="Heading1"/>
         <w:pageBreakBefore/>
       </w:pPr>
-      <w:bookmarkStart w:id="24" w:name="_Toc240759167"/>
+      <w:bookmarkStart w:id="24" w:name="_Toc240767793"/>
       <w:r>
         <w:lastRenderedPageBreak/>
         <w:t>6. Troubleshooting</w:t>
@@ -11131,7 +11131,7 @@
         <w:pStyle w:val="Heading1"/>
         <w:pageBreakBefore/>
       </w:pPr>
-      <w:bookmarkStart w:id="25" w:name="_Toc240759168"/>
+      <w:bookmarkStart w:id="25" w:name="_Toc240767794"/>
       <w:r>
         <w:lastRenderedPageBreak/>
         <w:t>7. Quick reference</w:t>
@@ -11573,7 +11573,7 @@
         <w:sz w:val="16"/>
         <w:szCs w:val="16"/>
       </w:rPr>
-      <w:t>Version 1.2 · 20 September 2026</w:t>
+      <w:t>Version 1.3 · 20 September 2026</w:t>
     </w:r>
     <w:r>
       <w:rPr>
@@ -11746,10 +11746,10 @@
 <file path=word/numbering.xml><?xml version="1.0" encoding="utf-8"?>
 <w:numbering xmlns:wpc="http://schemas.microsoft.com/office/word/2010/wordprocessingCanvas" xmlns:cx="http://schemas.microsoft.com/office/drawing/2014/chartex" xmlns:cx1="http://schemas.microsoft.com/office/drawing/2015/9/8/chartex" xmlns:cx2="http://schemas.microsoft.com/office/drawing/2015/10/21/chartex" xmlns:cx3="http://schemas.microsoft.com/office/drawing/2016/5/9/chartex" xmlns:cx4="http://schemas.microsoft.com/office/drawing/2016/5/10/chartex" xmlns:cx5="http://schemas.microsoft.com/office/drawing/2016/5/11/chartex" xmlns:cx6="http://schemas.microsoft.com/office/drawing/2016/5/12/chartex" xmlns:cx7="http://schemas.microsoft.com/office/drawing/2016/5/13/chartex" xmlns:cx8="http://schemas.microsoft.com/office/drawing/2016/5/14/chartex" xmlns:mc="http://schemas.openxmlformats.org/markup-compatibility/2006" xmlns:aink="http://schemas.microsoft.com/office/drawing/2016/ink" xmlns:am3d="http://schemas.microsoft.com/office/drawing/2017/model3d" xmlns:o="urn:schemas-microsoft-com:office:office" xmlns:oel="http://schemas.microsoft.com/office/2019/extlst" xmlns:r="http://schemas.openxmlformats.org/officeDocument/2006/relationships" xmlns:m="http://schemas.openxmlformats.org/officeDocument/2006/math" xmlns:v="urn:schemas-microsoft-com:vml" xmlns:wp14="http://schemas.microsoft.com/office/word/2010/wordprocessingDrawing" xmlns:wp="http://schemas.openxmlformats.org/drawingml/2006/wordprocessingDrawing" xmlns:w10="urn:schemas-microsoft-com:office:word" xmlns:w="http://schemas.openxmlformats.org/wordprocessingml/2006/main" xmlns:w14="http://schemas.microsoft.com/office/word/2010/wordml" xmlns:w15="http://schemas.microsoft.com/office/word/2012/wordml" xmlns:w16cex="http://schemas.microsoft.com/office/word/2018/wordml/cex" xmlns:w16cid="http://schemas.microsoft.com/office/word/2016/wordml/cid" xmlns:w16="http://schemas.microsoft.com/office/word/2018/wordml" xmlns:w16sdtdh="http://schemas.microsoft.com/office/word/2020/wordml/sdtdatahash" xmlns:w16se="http://schemas.microsoft.com/office/word/2015/wordml/symex" xmlns:wpg="http://schemas.microsoft.com/office/word/2010/wordprocessingGroup" xmlns:wpi="http://schemas.microsoft.com/office/word/2010/wordprocessingInk" xmlns:wne="http://schemas.microsoft.com/office/word/2006/wordml" xmlns:wps="http://schemas.microsoft.com/office/word/2010/wordprocessingShape" mc:Ignorable="w14 w15 w16se w16cid w16 w16cex w16sdtdh wp14">
   <w:abstractNum w:abstractNumId="0" w15:restartNumberingAfterBreak="0">
-    <w:nsid w:val="00655075"/>
+    <w:nsid w:val="0F3E6F02"/>
     <w:multiLevelType w:val="hybridMultilevel"/>
-    <w:tmpl w:val="9E828A40"/>
-    <w:lvl w:ilvl="0" w:tplc="19A06396">
+    <w:tmpl w:val="D79C2612"/>
+    <w:lvl w:ilvl="0" w:tplc="C2886BFA">
       <w:start w:val="1"/>
       <w:numFmt w:val="decimal"/>
       <w:lvlText w:val="%1."/>
@@ -11763,52 +11763,52 @@
         <w:color w:val="A67C27"/>
       </w:rPr>
     </w:lvl>
-    <w:lvl w:ilvl="1" w:tplc="E66ECE7A">
+    <w:lvl w:ilvl="1" w:tplc="E14846B8">
       <w:numFmt w:val="decimal"/>
       <w:lvlText w:val=""/>
       <w:lvlJc w:val="left"/>
     </w:lvl>
-    <w:lvl w:ilvl="2" w:tplc="B2B088DC">
+    <w:lvl w:ilvl="2" w:tplc="60D0742C">
       <w:numFmt w:val="decimal"/>
       <w:lvlText w:val=""/>
       <w:lvlJc w:val="left"/>
     </w:lvl>
-    <w:lvl w:ilvl="3" w:tplc="C5365F22">
+    <w:lvl w:ilvl="3" w:tplc="34A654FC">
       <w:numFmt w:val="decimal"/>
       <w:lvlText w:val=""/>
       <w:lvlJc w:val="left"/>
     </w:lvl>
-    <w:lvl w:ilvl="4" w:tplc="1B480082">
+    <w:lvl w:ilvl="4" w:tplc="BE7AEB32">
       <w:numFmt w:val="decimal"/>
       <w:lvlText w:val=""/>
       <w:lvlJc w:val="left"/>
     </w:lvl>
-    <w:lvl w:ilvl="5" w:tplc="F2786FEC">
+    <w:lvl w:ilvl="5" w:tplc="85B4B5D0">
       <w:numFmt w:val="decimal"/>
       <w:lvlText w:val=""/>
       <w:lvlJc w:val="left"/>
     </w:lvl>
-    <w:lvl w:ilvl="6" w:tplc="3CB0BAD0">
+    <w:lvl w:ilvl="6" w:tplc="852ECA10">
       <w:numFmt w:val="decimal"/>
       <w:lvlText w:val=""/>
       <w:lvlJc w:val="left"/>
     </w:lvl>
-    <w:lvl w:ilvl="7" w:tplc="4C224B56">
+    <w:lvl w:ilvl="7" w:tplc="4FBEA472">
       <w:numFmt w:val="decimal"/>
       <w:lvlText w:val=""/>
       <w:lvlJc w:val="left"/>
     </w:lvl>
-    <w:lvl w:ilvl="8" w:tplc="7FA8AF36">
+    <w:lvl w:ilvl="8" w:tplc="39585DA6">
       <w:numFmt w:val="decimal"/>
       <w:lvlText w:val=""/>
       <w:lvlJc w:val="left"/>
     </w:lvl>
   </w:abstractNum>
   <w:abstractNum w:abstractNumId="1" w15:restartNumberingAfterBreak="0">
-    <w:nsid w:val="0489330F"/>
+    <w:nsid w:val="1B3321D1"/>
     <w:multiLevelType w:val="hybridMultilevel"/>
-    <w:tmpl w:val="0F5EDFD4"/>
-    <w:lvl w:ilvl="0" w:tplc="7CC04A1C">
+    <w:tmpl w:val="313649BE"/>
+    <w:lvl w:ilvl="0" w:tplc="886C330A">
       <w:start w:val="1"/>
       <w:numFmt w:val="decimal"/>
       <w:lvlText w:val="%1."/>
@@ -11822,52 +11822,52 @@
         <w:color w:val="A67C27"/>
       </w:rPr>
     </w:lvl>
-    <w:lvl w:ilvl="1" w:tplc="7784A6A8">
+    <w:lvl w:ilvl="1" w:tplc="5678C80E">
       <w:numFmt w:val="decimal"/>
       <w:lvlText w:val=""/>
       <w:lvlJc w:val="left"/>
     </w:lvl>
-    <w:lvl w:ilvl="2" w:tplc="26C49B2C">
+    <w:lvl w:ilvl="2" w:tplc="66288E28">
       <w:numFmt w:val="decimal"/>
       <w:lvlText w:val=""/>
       <w:lvlJc w:val="left"/>
     </w:lvl>
-    <w:lvl w:ilvl="3" w:tplc="89FC10C8">
+    <w:lvl w:ilvl="3" w:tplc="0DDE5C4E">
       <w:numFmt w:val="decimal"/>
       <w:lvlText w:val=""/>
       <w:lvlJc w:val="left"/>
     </w:lvl>
-    <w:lvl w:ilvl="4" w:tplc="11487E5E">
+    <w:lvl w:ilvl="4" w:tplc="7B760128">
       <w:numFmt w:val="decimal"/>
       <w:lvlText w:val=""/>
       <w:lvlJc w:val="left"/>
     </w:lvl>
-    <w:lvl w:ilvl="5" w:tplc="7826CF78">
+    <w:lvl w:ilvl="5" w:tplc="B48C0392">
       <w:numFmt w:val="decimal"/>
       <w:lvlText w:val=""/>
       <w:lvlJc w:val="left"/>
     </w:lvl>
-    <w:lvl w:ilvl="6" w:tplc="C7BC2808">
+    <w:lvl w:ilvl="6" w:tplc="734CC722">
       <w:numFmt w:val="decimal"/>
       <w:lvlText w:val=""/>
       <w:lvlJc w:val="left"/>
     </w:lvl>
-    <w:lvl w:ilvl="7" w:tplc="2D58FCFA">
+    <w:lvl w:ilvl="7" w:tplc="19D0C4A6">
       <w:numFmt w:val="decimal"/>
       <w:lvlText w:val=""/>
       <w:lvlJc w:val="left"/>
     </w:lvl>
-    <w:lvl w:ilvl="8" w:tplc="AAB6B288">
+    <w:lvl w:ilvl="8" w:tplc="978A01C8">
       <w:numFmt w:val="decimal"/>
       <w:lvlText w:val=""/>
       <w:lvlJc w:val="left"/>
     </w:lvl>
   </w:abstractNum>
   <w:abstractNum w:abstractNumId="2" w15:restartNumberingAfterBreak="0">
-    <w:nsid w:val="1A5435E9"/>
+    <w:nsid w:val="281F746F"/>
     <w:multiLevelType w:val="hybridMultilevel"/>
-    <w:tmpl w:val="C0308CE2"/>
-    <w:lvl w:ilvl="0" w:tplc="494EAE58">
+    <w:tmpl w:val="4CDE77B2"/>
+    <w:lvl w:ilvl="0" w:tplc="48CE9E44">
       <w:start w:val="1"/>
       <w:numFmt w:val="decimal"/>
       <w:lvlText w:val="%1."/>
@@ -11881,52 +11881,110 @@
         <w:color w:val="A67C27"/>
       </w:rPr>
     </w:lvl>
-    <w:lvl w:ilvl="1" w:tplc="F2D6C0B0">
+    <w:lvl w:ilvl="1" w:tplc="1C9AA576">
       <w:numFmt w:val="decimal"/>
       <w:lvlText w:val=""/>
       <w:lvlJc w:val="left"/>
     </w:lvl>
-    <w:lvl w:ilvl="2" w:tplc="B596AA5E">
+    <w:lvl w:ilvl="2" w:tplc="2ABE223E">
       <w:numFmt w:val="decimal"/>
       <w:lvlText w:val=""/>
       <w:lvlJc w:val="left"/>
     </w:lvl>
-    <w:lvl w:ilvl="3" w:tplc="544AEC28">
+    <w:lvl w:ilvl="3" w:tplc="F6106650">
       <w:numFmt w:val="decimal"/>
       <w:lvlText w:val=""/>
       <w:lvlJc w:val="left"/>
     </w:lvl>
-    <w:lvl w:ilvl="4" w:tplc="73527006">
+    <w:lvl w:ilvl="4" w:tplc="82A80CBE">
       <w:numFmt w:val="decimal"/>
       <w:lvlText w:val=""/>
       <w:lvlJc w:val="left"/>
     </w:lvl>
-    <w:lvl w:ilvl="5" w:tplc="2B4434A8">
+    <w:lvl w:ilvl="5" w:tplc="1186A00A">
       <w:numFmt w:val="decimal"/>
       <w:lvlText w:val=""/>
       <w:lvlJc w:val="left"/>
     </w:lvl>
-    <w:lvl w:ilvl="6" w:tplc="965CE03A">
+    <w:lvl w:ilvl="6" w:tplc="1840A6EC">
       <w:numFmt w:val="decimal"/>
       <w:lvlText w:val=""/>
       <w:lvlJc w:val="left"/>
     </w:lvl>
-    <w:lvl w:ilvl="7" w:tplc="8FF88CC2">
+    <w:lvl w:ilvl="7" w:tplc="4076723E">
       <w:numFmt w:val="decimal"/>
       <w:lvlText w:val=""/>
       <w:lvlJc w:val="left"/>
     </w:lvl>
-    <w:lvl w:ilvl="8" w:tplc="7A6E5476">
+    <w:lvl w:ilvl="8" w:tplc="2D4E990C">
       <w:numFmt w:val="decimal"/>
       <w:lvlText w:val=""/>
       <w:lvlJc w:val="left"/>
     </w:lvl>
   </w:abstractNum>
   <w:abstractNum w:abstractNumId="3" w15:restartNumberingAfterBreak="0">
-    <w:nsid w:val="1BD564B9"/>
+    <w:nsid w:val="2F243FE2"/>
     <w:multiLevelType w:val="hybridMultilevel"/>
-    <w:tmpl w:val="BAB0977C"/>
-    <w:lvl w:ilvl="0" w:tplc="EF5C63B8">
+    <w:tmpl w:val="11CE54D2"/>
+    <w:lvl w:ilvl="0" w:tplc="66FE9392">
+      <w:start w:val="1"/>
+      <w:numFmt w:val="bullet"/>
+      <w:lvlText w:val="•"/>
+      <w:lvlJc w:val="left"/>
+      <w:pPr>
+        <w:ind w:left="460" w:hanging="280"/>
+      </w:pPr>
+    </w:lvl>
+    <w:lvl w:ilvl="1" w:tplc="E2FEDE6A">
+      <w:start w:val="1"/>
+      <w:numFmt w:val="bullet"/>
+      <w:lvlText w:val="–"/>
+      <w:lvlJc w:val="left"/>
+      <w:pPr>
+        <w:ind w:left="900" w:hanging="280"/>
+      </w:pPr>
+    </w:lvl>
+    <w:lvl w:ilvl="2" w:tplc="03F6397E">
+      <w:numFmt w:val="decimal"/>
+      <w:lvlText w:val=""/>
+      <w:lvlJc w:val="left"/>
+    </w:lvl>
+    <w:lvl w:ilvl="3" w:tplc="2264BA76">
+      <w:numFmt w:val="decimal"/>
+      <w:lvlText w:val=""/>
+      <w:lvlJc w:val="left"/>
+    </w:lvl>
+    <w:lvl w:ilvl="4" w:tplc="EDAC9C12">
+      <w:numFmt w:val="decimal"/>
+      <w:lvlText w:val=""/>
+      <w:lvlJc w:val="left"/>
+    </w:lvl>
+    <w:lvl w:ilvl="5" w:tplc="F97EE7E0">
+      <w:numFmt w:val="decimal"/>
+      <w:lvlText w:val=""/>
+      <w:lvlJc w:val="left"/>
+    </w:lvl>
+    <w:lvl w:ilvl="6" w:tplc="344A77EC">
+      <w:numFmt w:val="decimal"/>
+      <w:lvlText w:val=""/>
+      <w:lvlJc w:val="left"/>
+    </w:lvl>
+    <w:lvl w:ilvl="7" w:tplc="38A230A8">
+      <w:numFmt w:val="decimal"/>
+      <w:lvlText w:val=""/>
+      <w:lvlJc w:val="left"/>
+    </w:lvl>
+    <w:lvl w:ilvl="8" w:tplc="0C64A8A4">
+      <w:numFmt w:val="decimal"/>
+      <w:lvlText w:val=""/>
+      <w:lvlJc w:val="left"/>
+    </w:lvl>
+  </w:abstractNum>
+  <w:abstractNum w:abstractNumId="4" w15:restartNumberingAfterBreak="0">
+    <w:nsid w:val="30D218D1"/>
+    <w:multiLevelType w:val="hybridMultilevel"/>
+    <w:tmpl w:val="7E8AEFDC"/>
+    <w:lvl w:ilvl="0" w:tplc="4D8422EC">
       <w:start w:val="1"/>
       <w:numFmt w:val="decimal"/>
       <w:lvlText w:val="%1."/>
@@ -11940,52 +11998,52 @@
         <w:color w:val="A67C27"/>
       </w:rPr>
     </w:lvl>
-    <w:lvl w:ilvl="1" w:tplc="067C1818">
+    <w:lvl w:ilvl="1" w:tplc="29BEAB40">
       <w:numFmt w:val="decimal"/>
       <w:lvlText w:val=""/>
       <w:lvlJc w:val="left"/>
     </w:lvl>
-    <w:lvl w:ilvl="2" w:tplc="A5E26E6C">
+    <w:lvl w:ilvl="2" w:tplc="4EF8EBC2">
       <w:numFmt w:val="decimal"/>
       <w:lvlText w:val=""/>
       <w:lvlJc w:val="left"/>
     </w:lvl>
-    <w:lvl w:ilvl="3" w:tplc="AA38BE2A">
+    <w:lvl w:ilvl="3" w:tplc="F7AAD548">
       <w:numFmt w:val="decimal"/>
       <w:lvlText w:val=""/>
       <w:lvlJc w:val="left"/>
     </w:lvl>
-    <w:lvl w:ilvl="4" w:tplc="0714F928">
+    <w:lvl w:ilvl="4" w:tplc="E116C3C2">
       <w:numFmt w:val="decimal"/>
       <w:lvlText w:val=""/>
       <w:lvlJc w:val="left"/>
     </w:lvl>
-    <w:lvl w:ilvl="5" w:tplc="0100D72E">
+    <w:lvl w:ilvl="5" w:tplc="64184E98">
       <w:numFmt w:val="decimal"/>
       <w:lvlText w:val=""/>
       <w:lvlJc w:val="left"/>
     </w:lvl>
-    <w:lvl w:ilvl="6" w:tplc="A150F302">
+    <w:lvl w:ilvl="6" w:tplc="AB7AEA5C">
       <w:numFmt w:val="decimal"/>
       <w:lvlText w:val=""/>
       <w:lvlJc w:val="left"/>
     </w:lvl>
-    <w:lvl w:ilvl="7" w:tplc="1CF66F8C">
+    <w:lvl w:ilvl="7" w:tplc="4E4E9552">
       <w:numFmt w:val="decimal"/>
       <w:lvlText w:val=""/>
       <w:lvlJc w:val="left"/>
     </w:lvl>
-    <w:lvl w:ilvl="8" w:tplc="EACE8BDC">
+    <w:lvl w:ilvl="8" w:tplc="16646F66">
       <w:numFmt w:val="decimal"/>
       <w:lvlText w:val=""/>
       <w:lvlJc w:val="left"/>
     </w:lvl>
   </w:abstractNum>
-  <w:abstractNum w:abstractNumId="4" w15:restartNumberingAfterBreak="0">
-    <w:nsid w:val="231E011D"/>
+  <w:abstractNum w:abstractNumId="5" w15:restartNumberingAfterBreak="0">
+    <w:nsid w:val="31B80B3D"/>
     <w:multiLevelType w:val="hybridMultilevel"/>
-    <w:tmpl w:val="D004C244"/>
-    <w:lvl w:ilvl="0" w:tplc="3CD05E88">
+    <w:tmpl w:val="A4560F32"/>
+    <w:lvl w:ilvl="0" w:tplc="5194F2F8">
       <w:start w:val="1"/>
       <w:numFmt w:val="decimal"/>
       <w:lvlText w:val="%1."/>
@@ -11999,52 +12057,52 @@
         <w:color w:val="A67C27"/>
       </w:rPr>
     </w:lvl>
-    <w:lvl w:ilvl="1" w:tplc="07AA8530">
+    <w:lvl w:ilvl="1" w:tplc="D8802E76">
       <w:numFmt w:val="decimal"/>
       <w:lvlText w:val=""/>
       <w:lvlJc w:val="left"/>
     </w:lvl>
-    <w:lvl w:ilvl="2" w:tplc="08922AB8">
+    <w:lvl w:ilvl="2" w:tplc="C2A0F654">
       <w:numFmt w:val="decimal"/>
       <w:lvlText w:val=""/>
       <w:lvlJc w:val="left"/>
     </w:lvl>
-    <w:lvl w:ilvl="3" w:tplc="341A3606">
+    <w:lvl w:ilvl="3" w:tplc="9D94DE80">
       <w:numFmt w:val="decimal"/>
       <w:lvlText w:val=""/>
       <w:lvlJc w:val="left"/>
     </w:lvl>
-    <w:lvl w:ilvl="4" w:tplc="E7D8FA1E">
+    <w:lvl w:ilvl="4" w:tplc="806A00FE">
       <w:numFmt w:val="decimal"/>
       <w:lvlText w:val=""/>
       <w:lvlJc w:val="left"/>
     </w:lvl>
-    <w:lvl w:ilvl="5" w:tplc="EEAA94A0">
+    <w:lvl w:ilvl="5" w:tplc="89F4B768">
       <w:numFmt w:val="decimal"/>
       <w:lvlText w:val=""/>
       <w:lvlJc w:val="left"/>
     </w:lvl>
-    <w:lvl w:ilvl="6" w:tplc="3878A9A2">
+    <w:lvl w:ilvl="6" w:tplc="8BA0EA8E">
       <w:numFmt w:val="decimal"/>
       <w:lvlText w:val=""/>
       <w:lvlJc w:val="left"/>
     </w:lvl>
-    <w:lvl w:ilvl="7" w:tplc="479E0182">
+    <w:lvl w:ilvl="7" w:tplc="CC0C6FE6">
       <w:numFmt w:val="decimal"/>
       <w:lvlText w:val=""/>
       <w:lvlJc w:val="left"/>
     </w:lvl>
-    <w:lvl w:ilvl="8" w:tplc="176AC6B4">
+    <w:lvl w:ilvl="8" w:tplc="6C465C36">
       <w:numFmt w:val="decimal"/>
       <w:lvlText w:val=""/>
       <w:lvlJc w:val="left"/>
     </w:lvl>
   </w:abstractNum>
-  <w:abstractNum w:abstractNumId="5" w15:restartNumberingAfterBreak="0">
-    <w:nsid w:val="2B7C696B"/>
+  <w:abstractNum w:abstractNumId="6" w15:restartNumberingAfterBreak="0">
+    <w:nsid w:val="34EF7B37"/>
     <w:multiLevelType w:val="hybridMultilevel"/>
-    <w:tmpl w:val="06344150"/>
-    <w:lvl w:ilvl="0" w:tplc="117C197A">
+    <w:tmpl w:val="7C681B96"/>
+    <w:lvl w:ilvl="0" w:tplc="B8227C08">
       <w:start w:val="1"/>
       <w:numFmt w:val="decimal"/>
       <w:lvlText w:val="%1."/>
@@ -12058,52 +12116,52 @@
         <w:color w:val="A67C27"/>
       </w:rPr>
     </w:lvl>
-    <w:lvl w:ilvl="1" w:tplc="A8FC5A62">
+    <w:lvl w:ilvl="1" w:tplc="9E048CD2">
       <w:numFmt w:val="decimal"/>
       <w:lvlText w:val=""/>
       <w:lvlJc w:val="left"/>
     </w:lvl>
-    <w:lvl w:ilvl="2" w:tplc="ED964C16">
+    <w:lvl w:ilvl="2" w:tplc="FF668AB6">
       <w:numFmt w:val="decimal"/>
       <w:lvlText w:val=""/>
       <w:lvlJc w:val="left"/>
     </w:lvl>
-    <w:lvl w:ilvl="3" w:tplc="5C4C2F16">
+    <w:lvl w:ilvl="3" w:tplc="09EC0E26">
       <w:numFmt w:val="decimal"/>
       <w:lvlText w:val=""/>
       <w:lvlJc w:val="left"/>
     </w:lvl>
-    <w:lvl w:ilvl="4" w:tplc="D3063452">
+    <w:lvl w:ilvl="4" w:tplc="3E8264C8">
       <w:numFmt w:val="decimal"/>
       <w:lvlText w:val=""/>
       <w:lvlJc w:val="left"/>
     </w:lvl>
-    <w:lvl w:ilvl="5" w:tplc="7F2093E0">
+    <w:lvl w:ilvl="5" w:tplc="D5FE092A">
       <w:numFmt w:val="decimal"/>
       <w:lvlText w:val=""/>
       <w:lvlJc w:val="left"/>
     </w:lvl>
-    <w:lvl w:ilvl="6" w:tplc="91A624F4">
+    <w:lvl w:ilvl="6" w:tplc="D28CD58C">
       <w:numFmt w:val="decimal"/>
       <w:lvlText w:val=""/>
       <w:lvlJc w:val="left"/>
     </w:lvl>
-    <w:lvl w:ilvl="7" w:tplc="F830F648">
+    <w:lvl w:ilvl="7" w:tplc="E062BD38">
       <w:numFmt w:val="decimal"/>
       <w:lvlText w:val=""/>
       <w:lvlJc w:val="left"/>
     </w:lvl>
-    <w:lvl w:ilvl="8" w:tplc="B7A6F706">
+    <w:lvl w:ilvl="8" w:tplc="9A68EE40">
       <w:numFmt w:val="decimal"/>
       <w:lvlText w:val=""/>
       <w:lvlJc w:val="left"/>
     </w:lvl>
   </w:abstractNum>
-  <w:abstractNum w:abstractNumId="6" w15:restartNumberingAfterBreak="0">
-    <w:nsid w:val="2BB87CC6"/>
+  <w:abstractNum w:abstractNumId="7" w15:restartNumberingAfterBreak="0">
+    <w:nsid w:val="44BF235F"/>
     <w:multiLevelType w:val="hybridMultilevel"/>
-    <w:tmpl w:val="F82C3B88"/>
-    <w:lvl w:ilvl="0" w:tplc="567677A4">
+    <w:tmpl w:val="69762B32"/>
+    <w:lvl w:ilvl="0" w:tplc="6986A5CA">
       <w:start w:val="1"/>
       <w:numFmt w:val="decimal"/>
       <w:lvlText w:val="%1."/>
@@ -12117,52 +12175,52 @@
         <w:color w:val="A67C27"/>
       </w:rPr>
     </w:lvl>
-    <w:lvl w:ilvl="1" w:tplc="47944D38">
+    <w:lvl w:ilvl="1" w:tplc="B276ED8E">
       <w:numFmt w:val="decimal"/>
       <w:lvlText w:val=""/>
       <w:lvlJc w:val="left"/>
     </w:lvl>
-    <w:lvl w:ilvl="2" w:tplc="DEC85EF0">
+    <w:lvl w:ilvl="2" w:tplc="FFC83B1E">
       <w:numFmt w:val="decimal"/>
       <w:lvlText w:val=""/>
       <w:lvlJc w:val="left"/>
     </w:lvl>
-    <w:lvl w:ilvl="3" w:tplc="B1C429F4">
+    <w:lvl w:ilvl="3" w:tplc="4C90873A">
       <w:numFmt w:val="decimal"/>
       <w:lvlText w:val=""/>
       <w:lvlJc w:val="left"/>
     </w:lvl>
-    <w:lvl w:ilvl="4" w:tplc="D5245880">
+    <w:lvl w:ilvl="4" w:tplc="65C802CE">
       <w:numFmt w:val="decimal"/>
       <w:lvlText w:val=""/>
       <w:lvlJc w:val="left"/>
     </w:lvl>
-    <w:lvl w:ilvl="5" w:tplc="BB7CF4F6">
+    <w:lvl w:ilvl="5" w:tplc="E59E940C">
       <w:numFmt w:val="decimal"/>
       <w:lvlText w:val=""/>
       <w:lvlJc w:val="left"/>
     </w:lvl>
-    <w:lvl w:ilvl="6" w:tplc="306C0CE4">
+    <w:lvl w:ilvl="6" w:tplc="FA90E9FE">
       <w:numFmt w:val="decimal"/>
       <w:lvlText w:val=""/>
       <w:lvlJc w:val="left"/>
     </w:lvl>
-    <w:lvl w:ilvl="7" w:tplc="F6C21A5C">
+    <w:lvl w:ilvl="7" w:tplc="47CE2E9E">
       <w:numFmt w:val="decimal"/>
       <w:lvlText w:val=""/>
       <w:lvlJc w:val="left"/>
     </w:lvl>
-    <w:lvl w:ilvl="8" w:tplc="9CF01D40">
+    <w:lvl w:ilvl="8" w:tplc="ED50AA68">
       <w:numFmt w:val="decimal"/>
       <w:lvlText w:val=""/>
       <w:lvlJc w:val="left"/>
     </w:lvl>
   </w:abstractNum>
-  <w:abstractNum w:abstractNumId="7" w15:restartNumberingAfterBreak="0">
-    <w:nsid w:val="2E052DC8"/>
+  <w:abstractNum w:abstractNumId="8" w15:restartNumberingAfterBreak="0">
+    <w:nsid w:val="4A352974"/>
     <w:multiLevelType w:val="hybridMultilevel"/>
-    <w:tmpl w:val="2794CB40"/>
-    <w:lvl w:ilvl="0" w:tplc="DC9E2312">
+    <w:tmpl w:val="1BE0C64E"/>
+    <w:lvl w:ilvl="0" w:tplc="59F20DA0">
       <w:start w:val="1"/>
       <w:numFmt w:val="decimal"/>
       <w:lvlText w:val="%1."/>
@@ -12176,52 +12234,52 @@
         <w:color w:val="A67C27"/>
       </w:rPr>
     </w:lvl>
-    <w:lvl w:ilvl="1" w:tplc="EAF8BDFE">
+    <w:lvl w:ilvl="1" w:tplc="396C7508">
       <w:numFmt w:val="decimal"/>
       <w:lvlText w:val=""/>
       <w:lvlJc w:val="left"/>
     </w:lvl>
-    <w:lvl w:ilvl="2" w:tplc="4F583688">
+    <w:lvl w:ilvl="2" w:tplc="52026EDC">
       <w:numFmt w:val="decimal"/>
       <w:lvlText w:val=""/>
       <w:lvlJc w:val="left"/>
     </w:lvl>
-    <w:lvl w:ilvl="3" w:tplc="4E5691F0">
+    <w:lvl w:ilvl="3" w:tplc="85A6B2AA">
       <w:numFmt w:val="decimal"/>
       <w:lvlText w:val=""/>
       <w:lvlJc w:val="left"/>
     </w:lvl>
-    <w:lvl w:ilvl="4" w:tplc="1D26861E">
+    <w:lvl w:ilvl="4" w:tplc="CD7EF0AA">
       <w:numFmt w:val="decimal"/>
       <w:lvlText w:val=""/>
       <w:lvlJc w:val="left"/>
     </w:lvl>
-    <w:lvl w:ilvl="5" w:tplc="B4E8C37C">
+    <w:lvl w:ilvl="5" w:tplc="4972E838">
       <w:numFmt w:val="decimal"/>
       <w:lvlText w:val=""/>
       <w:lvlJc w:val="left"/>
     </w:lvl>
-    <w:lvl w:ilvl="6" w:tplc="28ACC644">
+    <w:lvl w:ilvl="6" w:tplc="4C327B8A">
       <w:numFmt w:val="decimal"/>
       <w:lvlText w:val=""/>
       <w:lvlJc w:val="left"/>
     </w:lvl>
-    <w:lvl w:ilvl="7" w:tplc="D8E68B32">
+    <w:lvl w:ilvl="7" w:tplc="EEB2E056">
       <w:numFmt w:val="decimal"/>
       <w:lvlText w:val=""/>
       <w:lvlJc w:val="left"/>
     </w:lvl>
-    <w:lvl w:ilvl="8" w:tplc="A27C031C">
+    <w:lvl w:ilvl="8" w:tplc="E96A1578">
       <w:numFmt w:val="decimal"/>
       <w:lvlText w:val=""/>
       <w:lvlJc w:val="left"/>
     </w:lvl>
   </w:abstractNum>
-  <w:abstractNum w:abstractNumId="8" w15:restartNumberingAfterBreak="0">
-    <w:nsid w:val="3B085CAC"/>
+  <w:abstractNum w:abstractNumId="9" w15:restartNumberingAfterBreak="0">
+    <w:nsid w:val="52775759"/>
     <w:multiLevelType w:val="hybridMultilevel"/>
-    <w:tmpl w:val="D638D908"/>
-    <w:lvl w:ilvl="0" w:tplc="B792EFDA">
+    <w:tmpl w:val="57946406"/>
+    <w:lvl w:ilvl="0" w:tplc="CD18AE6E">
       <w:start w:val="1"/>
       <w:numFmt w:val="decimal"/>
       <w:lvlText w:val="%1."/>
@@ -12235,52 +12293,52 @@
         <w:color w:val="A67C27"/>
       </w:rPr>
     </w:lvl>
-    <w:lvl w:ilvl="1" w:tplc="0264EFAA">
+    <w:lvl w:ilvl="1" w:tplc="3CD8BF2A">
       <w:numFmt w:val="decimal"/>
       <w:lvlText w:val=""/>
       <w:lvlJc w:val="left"/>
     </w:lvl>
-    <w:lvl w:ilvl="2" w:tplc="FEDCD4C8">
+    <w:lvl w:ilvl="2" w:tplc="4C98B94A">
       <w:numFmt w:val="decimal"/>
       <w:lvlText w:val=""/>
       <w:lvlJc w:val="left"/>
     </w:lvl>
-    <w:lvl w:ilvl="3" w:tplc="87CE5950">
+    <w:lvl w:ilvl="3" w:tplc="BE8488A2">
       <w:numFmt w:val="decimal"/>
       <w:lvlText w:val=""/>
       <w:lvlJc w:val="left"/>
     </w:lvl>
-    <w:lvl w:ilvl="4" w:tplc="DF64AD90">
+    <w:lvl w:ilvl="4" w:tplc="578AC3DC">
       <w:numFmt w:val="decimal"/>
       <w:lvlText w:val=""/>
       <w:lvlJc w:val="left"/>
     </w:lvl>
-    <w:lvl w:ilvl="5" w:tplc="EA30F0FE">
+    <w:lvl w:ilvl="5" w:tplc="79B0B8B8">
       <w:numFmt w:val="decimal"/>
       <w:lvlText w:val=""/>
       <w:lvlJc w:val="left"/>
     </w:lvl>
-    <w:lvl w:ilvl="6" w:tplc="D81E8B94">
+    <w:lvl w:ilvl="6" w:tplc="213AFDAC">
       <w:numFmt w:val="decimal"/>
       <w:lvlText w:val=""/>
       <w:lvlJc w:val="left"/>
     </w:lvl>
-    <w:lvl w:ilvl="7" w:tplc="0DB06242">
+    <w:lvl w:ilvl="7" w:tplc="4AEE0A3E">
       <w:numFmt w:val="decimal"/>
       <w:lvlText w:val=""/>
       <w:lvlJc w:val="left"/>
     </w:lvl>
-    <w:lvl w:ilvl="8" w:tplc="00CE4028">
+    <w:lvl w:ilvl="8" w:tplc="36E20A6E">
       <w:numFmt w:val="decimal"/>
       <w:lvlText w:val=""/>
       <w:lvlJc w:val="left"/>
     </w:lvl>
   </w:abstractNum>
-  <w:abstractNum w:abstractNumId="9" w15:restartNumberingAfterBreak="0">
-    <w:nsid w:val="3CE85A6C"/>
+  <w:abstractNum w:abstractNumId="10" w15:restartNumberingAfterBreak="0">
+    <w:nsid w:val="54DE7F94"/>
     <w:multiLevelType w:val="hybridMultilevel"/>
-    <w:tmpl w:val="72C8017C"/>
-    <w:lvl w:ilvl="0" w:tplc="2916A096">
+    <w:tmpl w:val="62302D12"/>
+    <w:lvl w:ilvl="0" w:tplc="5374095E">
       <w:start w:val="1"/>
       <w:numFmt w:val="decimal"/>
       <w:lvlText w:val="%1."/>
@@ -12294,52 +12352,52 @@
         <w:color w:val="A67C27"/>
       </w:rPr>
     </w:lvl>
-    <w:lvl w:ilvl="1" w:tplc="3FD64BE4">
+    <w:lvl w:ilvl="1" w:tplc="A8569C14">
       <w:numFmt w:val="decimal"/>
       <w:lvlText w:val=""/>
       <w:lvlJc w:val="left"/>
     </w:lvl>
-    <w:lvl w:ilvl="2" w:tplc="D84A38CE">
+    <w:lvl w:ilvl="2" w:tplc="273C6AC4">
       <w:numFmt w:val="decimal"/>
       <w:lvlText w:val=""/>
       <w:lvlJc w:val="left"/>
     </w:lvl>
-    <w:lvl w:ilvl="3" w:tplc="B4104D30">
+    <w:lvl w:ilvl="3" w:tplc="5BF2B1D0">
       <w:numFmt w:val="decimal"/>
       <w:lvlText w:val=""/>
       <w:lvlJc w:val="left"/>
     </w:lvl>
-    <w:lvl w:ilvl="4" w:tplc="803CE9FC">
+    <w:lvl w:ilvl="4" w:tplc="F9782F70">
       <w:numFmt w:val="decimal"/>
       <w:lvlText w:val=""/>
       <w:lvlJc w:val="left"/>
     </w:lvl>
-    <w:lvl w:ilvl="5" w:tplc="27706A9E">
+    <w:lvl w:ilvl="5" w:tplc="4BD483E0">
       <w:numFmt w:val="decimal"/>
       <w:lvlText w:val=""/>
       <w:lvlJc w:val="left"/>
     </w:lvl>
-    <w:lvl w:ilvl="6" w:tplc="C1C41086">
+    <w:lvl w:ilvl="6" w:tplc="9AA65612">
       <w:numFmt w:val="decimal"/>
       <w:lvlText w:val=""/>
       <w:lvlJc w:val="left"/>
     </w:lvl>
-    <w:lvl w:ilvl="7" w:tplc="23804E7A">
+    <w:lvl w:ilvl="7" w:tplc="8684F5D2">
       <w:numFmt w:val="decimal"/>
       <w:lvlText w:val=""/>
       <w:lvlJc w:val="left"/>
     </w:lvl>
-    <w:lvl w:ilvl="8" w:tplc="04F454CA">
+    <w:lvl w:ilvl="8" w:tplc="12443710">
       <w:numFmt w:val="decimal"/>
       <w:lvlText w:val=""/>
       <w:lvlJc w:val="left"/>
     </w:lvl>
   </w:abstractNum>
-  <w:abstractNum w:abstractNumId="10" w15:restartNumberingAfterBreak="0">
-    <w:nsid w:val="3E1737B8"/>
+  <w:abstractNum w:abstractNumId="11" w15:restartNumberingAfterBreak="0">
+    <w:nsid w:val="5E2A3262"/>
     <w:multiLevelType w:val="hybridMultilevel"/>
-    <w:tmpl w:val="9B301C1E"/>
-    <w:lvl w:ilvl="0" w:tplc="05945378">
+    <w:tmpl w:val="3072EDD4"/>
+    <w:lvl w:ilvl="0" w:tplc="82CAEC34">
       <w:start w:val="1"/>
       <w:numFmt w:val="decimal"/>
       <w:lvlText w:val="%1."/>
@@ -12353,52 +12411,52 @@
         <w:color w:val="A67C27"/>
       </w:rPr>
     </w:lvl>
-    <w:lvl w:ilvl="1" w:tplc="7A6614BE">
+    <w:lvl w:ilvl="1" w:tplc="3480730A">
       <w:numFmt w:val="decimal"/>
       <w:lvlText w:val=""/>
       <w:lvlJc w:val="left"/>
     </w:lvl>
-    <w:lvl w:ilvl="2" w:tplc="22301570">
+    <w:lvl w:ilvl="2" w:tplc="DB5A8522">
       <w:numFmt w:val="decimal"/>
       <w:lvlText w:val=""/>
       <w:lvlJc w:val="left"/>
     </w:lvl>
-    <w:lvl w:ilvl="3" w:tplc="CC42849C">
+    <w:lvl w:ilvl="3" w:tplc="FB06E0D6">
       <w:numFmt w:val="decimal"/>
       <w:lvlText w:val=""/>
       <w:lvlJc w:val="left"/>
     </w:lvl>
-    <w:lvl w:ilvl="4" w:tplc="FC5E6FF4">
+    <w:lvl w:ilvl="4" w:tplc="FCCA954C">
       <w:numFmt w:val="decimal"/>
       <w:lvlText w:val=""/>
       <w:lvlJc w:val="left"/>
     </w:lvl>
-    <w:lvl w:ilvl="5" w:tplc="64CA1642">
+    <w:lvl w:ilvl="5" w:tplc="EE8E748E">
       <w:numFmt w:val="decimal"/>
       <w:lvlText w:val=""/>
       <w:lvlJc w:val="left"/>
     </w:lvl>
-    <w:lvl w:ilvl="6" w:tplc="46DA93E2">
+    <w:lvl w:ilvl="6" w:tplc="EF16B17E">
       <w:numFmt w:val="decimal"/>
       <w:lvlText w:val=""/>
       <w:lvlJc w:val="left"/>
     </w:lvl>
-    <w:lvl w:ilvl="7" w:tplc="B77E0F0E">
+    <w:lvl w:ilvl="7" w:tplc="DF82319C">
       <w:numFmt w:val="decimal"/>
       <w:lvlText w:val=""/>
       <w:lvlJc w:val="left"/>
     </w:lvl>
-    <w:lvl w:ilvl="8" w:tplc="DA3CB2B6">
+    <w:lvl w:ilvl="8" w:tplc="A4AE145A">
       <w:numFmt w:val="decimal"/>
       <w:lvlText w:val=""/>
       <w:lvlJc w:val="left"/>
     </w:lvl>
   </w:abstractNum>
-  <w:abstractNum w:abstractNumId="11" w15:restartNumberingAfterBreak="0">
-    <w:nsid w:val="495F144F"/>
+  <w:abstractNum w:abstractNumId="12" w15:restartNumberingAfterBreak="0">
+    <w:nsid w:val="643041A4"/>
     <w:multiLevelType w:val="hybridMultilevel"/>
-    <w:tmpl w:val="C28A9F7E"/>
-    <w:lvl w:ilvl="0" w:tplc="1AA0CD8E">
+    <w:tmpl w:val="F4920734"/>
+    <w:lvl w:ilvl="0" w:tplc="9E4E7F20">
       <w:start w:val="1"/>
       <w:numFmt w:val="decimal"/>
       <w:lvlText w:val="%1."/>
@@ -12412,52 +12470,52 @@
         <w:color w:val="A67C27"/>
       </w:rPr>
     </w:lvl>
-    <w:lvl w:ilvl="1" w:tplc="57D60404">
+    <w:lvl w:ilvl="1" w:tplc="70A4A1C2">
       <w:numFmt w:val="decimal"/>
       <w:lvlText w:val=""/>
       <w:lvlJc w:val="left"/>
     </w:lvl>
-    <w:lvl w:ilvl="2" w:tplc="72B88762">
+    <w:lvl w:ilvl="2" w:tplc="22C42B92">
       <w:numFmt w:val="decimal"/>
       <w:lvlText w:val=""/>
       <w:lvlJc w:val="left"/>
     </w:lvl>
-    <w:lvl w:ilvl="3" w:tplc="475C1CAE">
+    <w:lvl w:ilvl="3" w:tplc="CFD6CDD6">
       <w:numFmt w:val="decimal"/>
       <w:lvlText w:val=""/>
       <w:lvlJc w:val="left"/>
     </w:lvl>
-    <w:lvl w:ilvl="4" w:tplc="A726C6AE">
+    <w:lvl w:ilvl="4" w:tplc="2FDED9DA">
       <w:numFmt w:val="decimal"/>
       <w:lvlText w:val=""/>
       <w:lvlJc w:val="left"/>
     </w:lvl>
-    <w:lvl w:ilvl="5" w:tplc="B9A698E0">
+    <w:lvl w:ilvl="5" w:tplc="056C72BE">
       <w:numFmt w:val="decimal"/>
       <w:lvlText w:val=""/>
       <w:lvlJc w:val="left"/>
     </w:lvl>
-    <w:lvl w:ilvl="6" w:tplc="5CB4D88E">
+    <w:lvl w:ilvl="6" w:tplc="828005E8">
       <w:numFmt w:val="decimal"/>
       <w:lvlText w:val=""/>
       <w:lvlJc w:val="left"/>
     </w:lvl>
-    <w:lvl w:ilvl="7" w:tplc="80B2B7A2">
+    <w:lvl w:ilvl="7" w:tplc="E0C8E88A">
       <w:numFmt w:val="decimal"/>
       <w:lvlText w:val=""/>
       <w:lvlJc w:val="left"/>
     </w:lvl>
-    <w:lvl w:ilvl="8" w:tplc="79F4F18A">
+    <w:lvl w:ilvl="8" w:tplc="80001A40">
       <w:numFmt w:val="decimal"/>
       <w:lvlText w:val=""/>
       <w:lvlJc w:val="left"/>
     </w:lvl>
   </w:abstractNum>
-  <w:abstractNum w:abstractNumId="12" w15:restartNumberingAfterBreak="0">
-    <w:nsid w:val="4AA13EFB"/>
+  <w:abstractNum w:abstractNumId="13" w15:restartNumberingAfterBreak="0">
+    <w:nsid w:val="65DE481E"/>
     <w:multiLevelType w:val="hybridMultilevel"/>
-    <w:tmpl w:val="B6101F48"/>
-    <w:lvl w:ilvl="0" w:tplc="504E1F1A">
+    <w:tmpl w:val="DE84FAA4"/>
+    <w:lvl w:ilvl="0" w:tplc="1FA8C7BE">
       <w:start w:val="1"/>
       <w:numFmt w:val="decimal"/>
       <w:lvlText w:val="%1."/>
@@ -12471,52 +12529,52 @@
         <w:color w:val="A67C27"/>
       </w:rPr>
     </w:lvl>
-    <w:lvl w:ilvl="1" w:tplc="A46C44EC">
+    <w:lvl w:ilvl="1" w:tplc="4FE8D000">
       <w:numFmt w:val="decimal"/>
       <w:lvlText w:val=""/>
       <w:lvlJc w:val="left"/>
     </w:lvl>
-    <w:lvl w:ilvl="2" w:tplc="936C3856">
+    <w:lvl w:ilvl="2" w:tplc="15280B46">
       <w:numFmt w:val="decimal"/>
       <w:lvlText w:val=""/>
       <w:lvlJc w:val="left"/>
     </w:lvl>
-    <w:lvl w:ilvl="3" w:tplc="88A23F74">
+    <w:lvl w:ilvl="3" w:tplc="D3DC55D8">
       <w:numFmt w:val="decimal"/>
       <w:lvlText w:val=""/>
       <w:lvlJc w:val="left"/>
     </w:lvl>
-    <w:lvl w:ilvl="4" w:tplc="8F2E6C84">
+    <w:lvl w:ilvl="4" w:tplc="AEA230F2">
       <w:numFmt w:val="decimal"/>
       <w:lvlText w:val=""/>
       <w:lvlJc w:val="left"/>
     </w:lvl>
-    <w:lvl w:ilvl="5" w:tplc="A2F2C62A">
+    <w:lvl w:ilvl="5" w:tplc="357C48A6">
       <w:numFmt w:val="decimal"/>
       <w:lvlText w:val=""/>
       <w:lvlJc w:val="left"/>
     </w:lvl>
-    <w:lvl w:ilvl="6" w:tplc="CBF06054">
+    <w:lvl w:ilvl="6" w:tplc="78DE5ADC">
       <w:numFmt w:val="decimal"/>
       <w:lvlText w:val=""/>
       <w:lvlJc w:val="left"/>
     </w:lvl>
-    <w:lvl w:ilvl="7" w:tplc="FFB0C206">
+    <w:lvl w:ilvl="7" w:tplc="19008FB4">
       <w:numFmt w:val="decimal"/>
       <w:lvlText w:val=""/>
       <w:lvlJc w:val="left"/>
     </w:lvl>
-    <w:lvl w:ilvl="8" w:tplc="DB2CCD32">
+    <w:lvl w:ilvl="8" w:tplc="9662C6BC">
       <w:numFmt w:val="decimal"/>
       <w:lvlText w:val=""/>
       <w:lvlJc w:val="left"/>
     </w:lvl>
   </w:abstractNum>
-  <w:abstractNum w:abstractNumId="13" w15:restartNumberingAfterBreak="0">
-    <w:nsid w:val="50E34AB2"/>
+  <w:abstractNum w:abstractNumId="14" w15:restartNumberingAfterBreak="0">
+    <w:nsid w:val="674F1588"/>
     <w:multiLevelType w:val="hybridMultilevel"/>
-    <w:tmpl w:val="93DCF028"/>
-    <w:lvl w:ilvl="0" w:tplc="D05C1240">
+    <w:tmpl w:val="8AC4F0BA"/>
+    <w:lvl w:ilvl="0" w:tplc="BC6AE158">
       <w:start w:val="1"/>
       <w:numFmt w:val="decimal"/>
       <w:lvlText w:val="%1."/>
@@ -12530,52 +12588,52 @@
         <w:color w:val="A67C27"/>
       </w:rPr>
     </w:lvl>
-    <w:lvl w:ilvl="1" w:tplc="948A00FA">
+    <w:lvl w:ilvl="1" w:tplc="AB8C8D72">
       <w:numFmt w:val="decimal"/>
       <w:lvlText w:val=""/>
       <w:lvlJc w:val="left"/>
     </w:lvl>
-    <w:lvl w:ilvl="2" w:tplc="BFCEE00E">
+    <w:lvl w:ilvl="2" w:tplc="CCDCB598">
       <w:numFmt w:val="decimal"/>
       <w:lvlText w:val=""/>
       <w:lvlJc w:val="left"/>
     </w:lvl>
-    <w:lvl w:ilvl="3" w:tplc="F560F908">
+    <w:lvl w:ilvl="3" w:tplc="12D0FD80">
       <w:numFmt w:val="decimal"/>
       <w:lvlText w:val=""/>
       <w:lvlJc w:val="left"/>
     </w:lvl>
-    <w:lvl w:ilvl="4" w:tplc="34EA75C2">
+    <w:lvl w:ilvl="4" w:tplc="E2FA2B0E">
       <w:numFmt w:val="decimal"/>
       <w:lvlText w:val=""/>
       <w:lvlJc w:val="left"/>
     </w:lvl>
-    <w:lvl w:ilvl="5" w:tplc="1360AB82">
+    <w:lvl w:ilvl="5" w:tplc="112067E4">
       <w:numFmt w:val="decimal"/>
       <w:lvlText w:val=""/>
       <w:lvlJc w:val="left"/>
     </w:lvl>
-    <w:lvl w:ilvl="6" w:tplc="1D9096E2">
+    <w:lvl w:ilvl="6" w:tplc="26224A8E">
       <w:numFmt w:val="decimal"/>
       <w:lvlText w:val=""/>
       <w:lvlJc w:val="left"/>
     </w:lvl>
-    <w:lvl w:ilvl="7" w:tplc="CE10EA68">
+    <w:lvl w:ilvl="7" w:tplc="84CE337A">
       <w:numFmt w:val="decimal"/>
       <w:lvlText w:val=""/>
       <w:lvlJc w:val="left"/>
     </w:lvl>
-    <w:lvl w:ilvl="8" w:tplc="16DA14A8">
+    <w:lvl w:ilvl="8" w:tplc="281C0FF6">
       <w:numFmt w:val="decimal"/>
       <w:lvlText w:val=""/>
       <w:lvlJc w:val="left"/>
     </w:lvl>
   </w:abstractNum>
-  <w:abstractNum w:abstractNumId="14" w15:restartNumberingAfterBreak="0">
-    <w:nsid w:val="60282F9F"/>
+  <w:abstractNum w:abstractNumId="15" w15:restartNumberingAfterBreak="0">
+    <w:nsid w:val="6AB61583"/>
     <w:multiLevelType w:val="hybridMultilevel"/>
-    <w:tmpl w:val="23EC8B6E"/>
-    <w:lvl w:ilvl="0" w:tplc="9C166B8A">
+    <w:tmpl w:val="0F408146"/>
+    <w:lvl w:ilvl="0" w:tplc="B92A10B4">
       <w:start w:val="1"/>
       <w:numFmt w:val="decimal"/>
       <w:lvlText w:val="%1."/>
@@ -12589,196 +12647,52 @@
         <w:color w:val="A67C27"/>
       </w:rPr>
     </w:lvl>
-    <w:lvl w:ilvl="1" w:tplc="15606EAA">
+    <w:lvl w:ilvl="1" w:tplc="3D28AF64">
       <w:numFmt w:val="decimal"/>
       <w:lvlText w:val=""/>
       <w:lvlJc w:val="left"/>
     </w:lvl>
-    <w:lvl w:ilvl="2" w:tplc="0A92FB1A">
+    <w:lvl w:ilvl="2" w:tplc="2E5852AC">
       <w:numFmt w:val="decimal"/>
       <w:lvlText w:val=""/>
       <w:lvlJc w:val="left"/>
     </w:lvl>
-    <w:lvl w:ilvl="3" w:tplc="9CE237A8">
+    <w:lvl w:ilvl="3" w:tplc="F606DF1C">
       <w:numFmt w:val="decimal"/>
       <w:lvlText w:val=""/>
       <w:lvlJc w:val="left"/>
     </w:lvl>
-    <w:lvl w:ilvl="4" w:tplc="B7386CEE">
+    <w:lvl w:ilvl="4" w:tplc="DC82E016">
       <w:numFmt w:val="decimal"/>
       <w:lvlText w:val=""/>
       <w:lvlJc w:val="left"/>
     </w:lvl>
-    <w:lvl w:ilvl="5" w:tplc="55BC60A4">
+    <w:lvl w:ilvl="5" w:tplc="57DE55B6">
       <w:numFmt w:val="decimal"/>
       <w:lvlText w:val=""/>
       <w:lvlJc w:val="left"/>
     </w:lvl>
-    <w:lvl w:ilvl="6" w:tplc="CFC07084">
+    <w:lvl w:ilvl="6" w:tplc="9A32F450">
       <w:numFmt w:val="decimal"/>
       <w:lvlText w:val=""/>
       <w:lvlJc w:val="left"/>
     </w:lvl>
-    <w:lvl w:ilvl="7" w:tplc="D34C9010">
+    <w:lvl w:ilvl="7" w:tplc="510A4390">
       <w:numFmt w:val="decimal"/>
       <w:lvlText w:val=""/>
       <w:lvlJc w:val="left"/>
     </w:lvl>
-    <w:lvl w:ilvl="8" w:tplc="2FA8CEB2">
+    <w:lvl w:ilvl="8" w:tplc="7F30CD5A">
       <w:numFmt w:val="decimal"/>
       <w:lvlText w:val=""/>
       <w:lvlJc w:val="left"/>
-    </w:lvl>
-  </w:abstractNum>
-  <w:abstractNum w:abstractNumId="15" w15:restartNumberingAfterBreak="0">
-    <w:nsid w:val="6FA02CEE"/>
-    <w:multiLevelType w:val="hybridMultilevel"/>
-    <w:tmpl w:val="B9F8CF68"/>
-    <w:lvl w:ilvl="0" w:tplc="424253D6">
-      <w:start w:val="1"/>
-      <w:numFmt w:val="bullet"/>
-      <w:lvlText w:val="●"/>
-      <w:lvlJc w:val="left"/>
-      <w:pPr>
-        <w:ind w:left="720" w:hanging="360"/>
-      </w:pPr>
-    </w:lvl>
-    <w:lvl w:ilvl="1" w:tplc="90FA3FD4">
-      <w:start w:val="1"/>
-      <w:numFmt w:val="bullet"/>
-      <w:lvlText w:val="○"/>
-      <w:lvlJc w:val="left"/>
-      <w:pPr>
-        <w:ind w:left="1440" w:hanging="360"/>
-      </w:pPr>
-    </w:lvl>
-    <w:lvl w:ilvl="2" w:tplc="3CCCC8B0">
-      <w:start w:val="1"/>
-      <w:numFmt w:val="bullet"/>
-      <w:lvlText w:val="■"/>
-      <w:lvlJc w:val="left"/>
-      <w:pPr>
-        <w:ind w:left="2160" w:hanging="360"/>
-      </w:pPr>
-    </w:lvl>
-    <w:lvl w:ilvl="3" w:tplc="7EDE8EEA">
-      <w:start w:val="1"/>
-      <w:numFmt w:val="bullet"/>
-      <w:lvlText w:val="●"/>
-      <w:lvlJc w:val="left"/>
-      <w:pPr>
-        <w:ind w:left="2880" w:hanging="360"/>
-      </w:pPr>
-    </w:lvl>
-    <w:lvl w:ilvl="4" w:tplc="2D4E5A56">
-      <w:start w:val="1"/>
-      <w:numFmt w:val="bullet"/>
-      <w:lvlText w:val="○"/>
-      <w:lvlJc w:val="left"/>
-      <w:pPr>
-        <w:ind w:left="3600" w:hanging="360"/>
-      </w:pPr>
-    </w:lvl>
-    <w:lvl w:ilvl="5" w:tplc="119A8E7A">
-      <w:start w:val="1"/>
-      <w:numFmt w:val="bullet"/>
-      <w:lvlText w:val="■"/>
-      <w:lvlJc w:val="left"/>
-      <w:pPr>
-        <w:ind w:left="4320" w:hanging="360"/>
-      </w:pPr>
-    </w:lvl>
-    <w:lvl w:ilvl="6" w:tplc="713C852C">
-      <w:start w:val="1"/>
-      <w:numFmt w:val="bullet"/>
-      <w:lvlText w:val="●"/>
-      <w:lvlJc w:val="left"/>
-      <w:pPr>
-        <w:ind w:left="5040" w:hanging="360"/>
-      </w:pPr>
-    </w:lvl>
-    <w:lvl w:ilvl="7" w:tplc="6C00AE48">
-      <w:start w:val="1"/>
-      <w:numFmt w:val="bullet"/>
-      <w:lvlText w:val="●"/>
-      <w:lvlJc w:val="left"/>
-      <w:pPr>
-        <w:ind w:left="5760" w:hanging="360"/>
-      </w:pPr>
-    </w:lvl>
-    <w:lvl w:ilvl="8" w:tplc="9CAE4912">
-      <w:start w:val="1"/>
-      <w:numFmt w:val="bullet"/>
-      <w:lvlText w:val="●"/>
-      <w:lvlJc w:val="left"/>
-      <w:pPr>
-        <w:ind w:left="6480" w:hanging="360"/>
-      </w:pPr>
     </w:lvl>
   </w:abstractNum>
   <w:abstractNum w:abstractNumId="16" w15:restartNumberingAfterBreak="0">
-    <w:nsid w:val="763E78F0"/>
+    <w:nsid w:val="6F555D55"/>
     <w:multiLevelType w:val="hybridMultilevel"/>
-    <w:tmpl w:val="B5168F3C"/>
-    <w:lvl w:ilvl="0" w:tplc="5FD606CE">
-      <w:start w:val="1"/>
-      <w:numFmt w:val="bullet"/>
-      <w:lvlText w:val="•"/>
-      <w:lvlJc w:val="left"/>
-      <w:pPr>
-        <w:ind w:left="460" w:hanging="280"/>
-      </w:pPr>
-    </w:lvl>
-    <w:lvl w:ilvl="1" w:tplc="830012BC">
-      <w:start w:val="1"/>
-      <w:numFmt w:val="bullet"/>
-      <w:lvlText w:val="–"/>
-      <w:lvlJc w:val="left"/>
-      <w:pPr>
-        <w:ind w:left="900" w:hanging="280"/>
-      </w:pPr>
-    </w:lvl>
-    <w:lvl w:ilvl="2" w:tplc="00540F3A">
-      <w:numFmt w:val="decimal"/>
-      <w:lvlText w:val=""/>
-      <w:lvlJc w:val="left"/>
-    </w:lvl>
-    <w:lvl w:ilvl="3" w:tplc="6B76F4E4">
-      <w:numFmt w:val="decimal"/>
-      <w:lvlText w:val=""/>
-      <w:lvlJc w:val="left"/>
-    </w:lvl>
-    <w:lvl w:ilvl="4" w:tplc="903A7F10">
-      <w:numFmt w:val="decimal"/>
-      <w:lvlText w:val=""/>
-      <w:lvlJc w:val="left"/>
-    </w:lvl>
-    <w:lvl w:ilvl="5" w:tplc="EED404E0">
-      <w:numFmt w:val="decimal"/>
-      <w:lvlText w:val=""/>
-      <w:lvlJc w:val="left"/>
-    </w:lvl>
-    <w:lvl w:ilvl="6" w:tplc="58FC3A84">
-      <w:numFmt w:val="decimal"/>
-      <w:lvlText w:val=""/>
-      <w:lvlJc w:val="left"/>
-    </w:lvl>
-    <w:lvl w:ilvl="7" w:tplc="67746362">
-      <w:numFmt w:val="decimal"/>
-      <w:lvlText w:val=""/>
-      <w:lvlJc w:val="left"/>
-    </w:lvl>
-    <w:lvl w:ilvl="8" w:tplc="4574EEE6">
-      <w:numFmt w:val="decimal"/>
-      <w:lvlText w:val=""/>
-      <w:lvlJc w:val="left"/>
-    </w:lvl>
-  </w:abstractNum>
-  <w:abstractNum w:abstractNumId="17" w15:restartNumberingAfterBreak="0">
-    <w:nsid w:val="7CC72489"/>
-    <w:multiLevelType w:val="hybridMultilevel"/>
-    <w:tmpl w:val="CBC290F8"/>
-    <w:lvl w:ilvl="0" w:tplc="F9921122">
+    <w:tmpl w:val="7A68703C"/>
+    <w:lvl w:ilvl="0" w:tplc="1DE8CD82">
       <w:start w:val="1"/>
       <w:numFmt w:val="decimal"/>
       <w:lvlText w:val="%1."/>
@@ -12792,151 +12706,237 @@
         <w:color w:val="A67C27"/>
       </w:rPr>
     </w:lvl>
-    <w:lvl w:ilvl="1" w:tplc="943C5C8E">
+    <w:lvl w:ilvl="1" w:tplc="71AE9A86">
       <w:numFmt w:val="decimal"/>
       <w:lvlText w:val=""/>
       <w:lvlJc w:val="left"/>
     </w:lvl>
-    <w:lvl w:ilvl="2" w:tplc="0F628BCE">
+    <w:lvl w:ilvl="2" w:tplc="7B285088">
       <w:numFmt w:val="decimal"/>
       <w:lvlText w:val=""/>
       <w:lvlJc w:val="left"/>
     </w:lvl>
-    <w:lvl w:ilvl="3" w:tplc="F6941126">
+    <w:lvl w:ilvl="3" w:tplc="E62483B6">
       <w:numFmt w:val="decimal"/>
       <w:lvlText w:val=""/>
       <w:lvlJc w:val="left"/>
     </w:lvl>
-    <w:lvl w:ilvl="4" w:tplc="5AE8E6EE">
+    <w:lvl w:ilvl="4" w:tplc="619CF1BC">
       <w:numFmt w:val="decimal"/>
       <w:lvlText w:val=""/>
       <w:lvlJc w:val="left"/>
     </w:lvl>
-    <w:lvl w:ilvl="5" w:tplc="D840A55A">
+    <w:lvl w:ilvl="5" w:tplc="799E46B2">
       <w:numFmt w:val="decimal"/>
       <w:lvlText w:val=""/>
       <w:lvlJc w:val="left"/>
     </w:lvl>
-    <w:lvl w:ilvl="6" w:tplc="EBD26A66">
+    <w:lvl w:ilvl="6" w:tplc="A33CD1FA">
       <w:numFmt w:val="decimal"/>
       <w:lvlText w:val=""/>
       <w:lvlJc w:val="left"/>
     </w:lvl>
-    <w:lvl w:ilvl="7" w:tplc="6666C59E">
+    <w:lvl w:ilvl="7" w:tplc="EB6C3732">
       <w:numFmt w:val="decimal"/>
       <w:lvlText w:val=""/>
       <w:lvlJc w:val="left"/>
     </w:lvl>
-    <w:lvl w:ilvl="8" w:tplc="F490C1F0">
+    <w:lvl w:ilvl="8" w:tplc="DB0E4186">
       <w:numFmt w:val="decimal"/>
       <w:lvlText w:val=""/>
       <w:lvlJc w:val="left"/>
     </w:lvl>
   </w:abstractNum>
-  <w:num w:numId="1" w16cid:durableId="928462986">
+  <w:abstractNum w:abstractNumId="17" w15:restartNumberingAfterBreak="0">
+    <w:nsid w:val="7FF1026A"/>
+    <w:multiLevelType w:val="hybridMultilevel"/>
+    <w:tmpl w:val="B20CE57A"/>
+    <w:lvl w:ilvl="0" w:tplc="3402B5F0">
+      <w:start w:val="1"/>
+      <w:numFmt w:val="bullet"/>
+      <w:lvlText w:val="●"/>
+      <w:lvlJc w:val="left"/>
+      <w:pPr>
+        <w:ind w:left="720" w:hanging="360"/>
+      </w:pPr>
+    </w:lvl>
+    <w:lvl w:ilvl="1" w:tplc="553897BC">
+      <w:start w:val="1"/>
+      <w:numFmt w:val="bullet"/>
+      <w:lvlText w:val="○"/>
+      <w:lvlJc w:val="left"/>
+      <w:pPr>
+        <w:ind w:left="1440" w:hanging="360"/>
+      </w:pPr>
+    </w:lvl>
+    <w:lvl w:ilvl="2" w:tplc="92CADADA">
+      <w:start w:val="1"/>
+      <w:numFmt w:val="bullet"/>
+      <w:lvlText w:val="■"/>
+      <w:lvlJc w:val="left"/>
+      <w:pPr>
+        <w:ind w:left="2160" w:hanging="360"/>
+      </w:pPr>
+    </w:lvl>
+    <w:lvl w:ilvl="3" w:tplc="81A89A9C">
+      <w:start w:val="1"/>
+      <w:numFmt w:val="bullet"/>
+      <w:lvlText w:val="●"/>
+      <w:lvlJc w:val="left"/>
+      <w:pPr>
+        <w:ind w:left="2880" w:hanging="360"/>
+      </w:pPr>
+    </w:lvl>
+    <w:lvl w:ilvl="4" w:tplc="C5A00D58">
+      <w:start w:val="1"/>
+      <w:numFmt w:val="bullet"/>
+      <w:lvlText w:val="○"/>
+      <w:lvlJc w:val="left"/>
+      <w:pPr>
+        <w:ind w:left="3600" w:hanging="360"/>
+      </w:pPr>
+    </w:lvl>
+    <w:lvl w:ilvl="5" w:tplc="32184A54">
+      <w:start w:val="1"/>
+      <w:numFmt w:val="bullet"/>
+      <w:lvlText w:val="■"/>
+      <w:lvlJc w:val="left"/>
+      <w:pPr>
+        <w:ind w:left="4320" w:hanging="360"/>
+      </w:pPr>
+    </w:lvl>
+    <w:lvl w:ilvl="6" w:tplc="F0408986">
+      <w:start w:val="1"/>
+      <w:numFmt w:val="bullet"/>
+      <w:lvlText w:val="●"/>
+      <w:lvlJc w:val="left"/>
+      <w:pPr>
+        <w:ind w:left="5040" w:hanging="360"/>
+      </w:pPr>
+    </w:lvl>
+    <w:lvl w:ilvl="7" w:tplc="5C56C53E">
+      <w:start w:val="1"/>
+      <w:numFmt w:val="bullet"/>
+      <w:lvlText w:val="●"/>
+      <w:lvlJc w:val="left"/>
+      <w:pPr>
+        <w:ind w:left="5760" w:hanging="360"/>
+      </w:pPr>
+    </w:lvl>
+    <w:lvl w:ilvl="8" w:tplc="7CD0C6B8">
+      <w:start w:val="1"/>
+      <w:numFmt w:val="bullet"/>
+      <w:lvlText w:val="●"/>
+      <w:lvlJc w:val="left"/>
+      <w:pPr>
+        <w:ind w:left="6480" w:hanging="360"/>
+      </w:pPr>
+    </w:lvl>
+  </w:abstractNum>
+  <w:num w:numId="1" w16cid:durableId="464667614">
+    <w:abstractNumId w:val="17"/>
+    <w:lvlOverride w:ilvl="0">
+      <w:startOverride w:val="1"/>
+    </w:lvlOverride>
+  </w:num>
+  <w:num w:numId="2" w16cid:durableId="1923755690">
+    <w:abstractNumId w:val="3"/>
+    <w:lvlOverride w:ilvl="0">
+      <w:startOverride w:val="1"/>
+    </w:lvlOverride>
+  </w:num>
+  <w:num w:numId="3" w16cid:durableId="523325999">
+    <w:abstractNumId w:val="14"/>
+    <w:lvlOverride w:ilvl="0">
+      <w:startOverride w:val="1"/>
+    </w:lvlOverride>
+  </w:num>
+  <w:num w:numId="4" w16cid:durableId="1074352804">
+    <w:abstractNumId w:val="2"/>
+    <w:lvlOverride w:ilvl="0">
+      <w:startOverride w:val="1"/>
+    </w:lvlOverride>
+  </w:num>
+  <w:num w:numId="5" w16cid:durableId="955723217">
+    <w:abstractNumId w:val="8"/>
+    <w:lvlOverride w:ilvl="0">
+      <w:startOverride w:val="1"/>
+    </w:lvlOverride>
+  </w:num>
+  <w:num w:numId="6" w16cid:durableId="590552013">
+    <w:abstractNumId w:val="4"/>
+    <w:lvlOverride w:ilvl="0">
+      <w:startOverride w:val="1"/>
+    </w:lvlOverride>
+  </w:num>
+  <w:num w:numId="7" w16cid:durableId="575284180">
+    <w:abstractNumId w:val="7"/>
+    <w:lvlOverride w:ilvl="0">
+      <w:startOverride w:val="1"/>
+    </w:lvlOverride>
+  </w:num>
+  <w:num w:numId="8" w16cid:durableId="1544322432">
+    <w:abstractNumId w:val="1"/>
+    <w:lvlOverride w:ilvl="0">
+      <w:startOverride w:val="1"/>
+    </w:lvlOverride>
+  </w:num>
+  <w:num w:numId="9" w16cid:durableId="91360301">
+    <w:abstractNumId w:val="10"/>
+    <w:lvlOverride w:ilvl="0">
+      <w:startOverride w:val="1"/>
+    </w:lvlOverride>
+  </w:num>
+  <w:num w:numId="10" w16cid:durableId="68038580">
+    <w:abstractNumId w:val="0"/>
+    <w:lvlOverride w:ilvl="0">
+      <w:startOverride w:val="1"/>
+    </w:lvlOverride>
+  </w:num>
+  <w:num w:numId="11" w16cid:durableId="1159078029">
+    <w:abstractNumId w:val="5"/>
+    <w:lvlOverride w:ilvl="0">
+      <w:startOverride w:val="1"/>
+    </w:lvlOverride>
+  </w:num>
+  <w:num w:numId="12" w16cid:durableId="1464151190">
+    <w:abstractNumId w:val="12"/>
+    <w:lvlOverride w:ilvl="0">
+      <w:startOverride w:val="1"/>
+    </w:lvlOverride>
+  </w:num>
+  <w:num w:numId="13" w16cid:durableId="189225009">
+    <w:abstractNumId w:val="16"/>
+    <w:lvlOverride w:ilvl="0">
+      <w:startOverride w:val="1"/>
+    </w:lvlOverride>
+  </w:num>
+  <w:num w:numId="14" w16cid:durableId="1106731523">
+    <w:abstractNumId w:val="11"/>
+    <w:lvlOverride w:ilvl="0">
+      <w:startOverride w:val="1"/>
+    </w:lvlOverride>
+  </w:num>
+  <w:num w:numId="15" w16cid:durableId="1456292462">
+    <w:abstractNumId w:val="6"/>
+    <w:lvlOverride w:ilvl="0">
+      <w:startOverride w:val="1"/>
+    </w:lvlOverride>
+  </w:num>
+  <w:num w:numId="16" w16cid:durableId="163204807">
     <w:abstractNumId w:val="15"/>
     <w:lvlOverride w:ilvl="0">
       <w:startOverride w:val="1"/>
     </w:lvlOverride>
   </w:num>
-  <w:num w:numId="2" w16cid:durableId="993754618">
-    <w:abstractNumId w:val="16"/>
-    <w:lvlOverride w:ilvl="0">
-      <w:startOverride w:val="1"/>
-    </w:lvlOverride>
-  </w:num>
-  <w:num w:numId="3" w16cid:durableId="364062109">
-    <w:abstractNumId w:val="7"/>
-    <w:lvlOverride w:ilvl="0">
-      <w:startOverride w:val="1"/>
-    </w:lvlOverride>
-  </w:num>
-  <w:num w:numId="4" w16cid:durableId="1480490501">
-    <w:abstractNumId w:val="13"/>
-    <w:lvlOverride w:ilvl="0">
-      <w:startOverride w:val="1"/>
-    </w:lvlOverride>
-  </w:num>
-  <w:num w:numId="5" w16cid:durableId="1923292907">
+  <w:num w:numId="17" w16cid:durableId="1142193061">
     <w:abstractNumId w:val="9"/>
     <w:lvlOverride w:ilvl="0">
       <w:startOverride w:val="1"/>
     </w:lvlOverride>
   </w:num>
-  <w:num w:numId="6" w16cid:durableId="237056656">
-    <w:abstractNumId w:val="14"/>
-    <w:lvlOverride w:ilvl="0">
-      <w:startOverride w:val="1"/>
-    </w:lvlOverride>
-  </w:num>
-  <w:num w:numId="7" w16cid:durableId="528643847">
-    <w:abstractNumId w:val="12"/>
-    <w:lvlOverride w:ilvl="0">
-      <w:startOverride w:val="1"/>
-    </w:lvlOverride>
-  </w:num>
-  <w:num w:numId="8" w16cid:durableId="1059016952">
-    <w:abstractNumId w:val="4"/>
-    <w:lvlOverride w:ilvl="0">
-      <w:startOverride w:val="1"/>
-    </w:lvlOverride>
-  </w:num>
-  <w:num w:numId="9" w16cid:durableId="1915624882">
-    <w:abstractNumId w:val="10"/>
-    <w:lvlOverride w:ilvl="0">
-      <w:startOverride w:val="1"/>
-    </w:lvlOverride>
-  </w:num>
-  <w:num w:numId="10" w16cid:durableId="101415692">
-    <w:abstractNumId w:val="11"/>
-    <w:lvlOverride w:ilvl="0">
-      <w:startOverride w:val="1"/>
-    </w:lvlOverride>
-  </w:num>
-  <w:num w:numId="11" w16cid:durableId="570963188">
-    <w:abstractNumId w:val="8"/>
-    <w:lvlOverride w:ilvl="0">
-      <w:startOverride w:val="1"/>
-    </w:lvlOverride>
-  </w:num>
-  <w:num w:numId="12" w16cid:durableId="50732214">
-    <w:abstractNumId w:val="6"/>
-    <w:lvlOverride w:ilvl="0">
-      <w:startOverride w:val="1"/>
-    </w:lvlOverride>
-  </w:num>
-  <w:num w:numId="13" w16cid:durableId="639843473">
-    <w:abstractNumId w:val="2"/>
-    <w:lvlOverride w:ilvl="0">
-      <w:startOverride w:val="1"/>
-    </w:lvlOverride>
-  </w:num>
-  <w:num w:numId="14" w16cid:durableId="1653949651">
-    <w:abstractNumId w:val="1"/>
-    <w:lvlOverride w:ilvl="0">
-      <w:startOverride w:val="1"/>
-    </w:lvlOverride>
-  </w:num>
-  <w:num w:numId="15" w16cid:durableId="1056007203">
-    <w:abstractNumId w:val="3"/>
-    <w:lvlOverride w:ilvl="0">
-      <w:startOverride w:val="1"/>
-    </w:lvlOverride>
-  </w:num>
-  <w:num w:numId="16" w16cid:durableId="1950962736">
-    <w:abstractNumId w:val="17"/>
-    <w:lvlOverride w:ilvl="0">
-      <w:startOverride w:val="1"/>
-    </w:lvlOverride>
-  </w:num>
-  <w:num w:numId="17" w16cid:durableId="1780444049">
-    <w:abstractNumId w:val="0"/>
-    <w:lvlOverride w:ilvl="0">
-      <w:startOverride w:val="1"/>
-    </w:lvlOverride>
-  </w:num>
-  <w:num w:numId="18" w16cid:durableId="1655793397">
-    <w:abstractNumId w:val="5"/>
+  <w:num w:numId="18" w16cid:durableId="1309357840">
+    <w:abstractNumId w:val="13"/>
     <w:lvlOverride w:ilvl="0">
       <w:startOverride w:val="1"/>
     </w:lvlOverride>
@@ -13561,7 +13561,7 @@
     <w:autoRedefine/>
     <w:uiPriority w:val="39"/>
     <w:unhideWhenUsed/>
-    <w:rsid w:val="005C4208"/>
+    <w:rsid w:val="001C0D14"/>
     <w:pPr>
       <w:spacing w:after="100"/>
     </w:pPr>
@@ -13573,7 +13573,7 @@
     <w:autoRedefine/>
     <w:uiPriority w:val="39"/>
     <w:unhideWhenUsed/>
-    <w:rsid w:val="005C4208"/>
+    <w:rsid w:val="001C0D14"/>
     <w:pPr>
       <w:spacing w:after="100"/>
       <w:ind w:left="210"/>

--- a/docs/manuals/Role_Guide_1_PI_Admin.docx
+++ b/docs/manuals/Role_Guide_1_PI_Admin.docx
@@ -469,7 +469,7 @@
                 <w:sz w:val="19"/>
                 <w:szCs w:val="19"/>
               </w:rPr>
-              <w:t>Version 1.3 · 20 September 2026</w:t>
+              <w:t>Version 1.4 · 20 September 2026</w:t>
             </w:r>
           </w:p>
         </w:tc>
@@ -538,7 +538,7 @@
     <w:sdt>
       <w:sdtPr>
         <w:alias w:val="Contents"/>
-        <w:id w:val="2131432270"/>
+        <w:id w:val="985818824"/>
       </w:sdtPr>
       <w:sdtEndPr/>
       <w:sdtContent>
@@ -567,7 +567,7 @@
           <w:r>
             <w:fldChar w:fldCharType="separate"/>
           </w:r>
-          <w:hyperlink w:anchor="_Toc240767769" w:history="1">
+          <w:hyperlink w:anchor="_Toc240773314" w:history="1">
             <w:r>
               <w:rPr>
                 <w:rStyle w:val="Hyperlink"/>
@@ -591,7 +591,7 @@
               <w:rPr>
                 <w:noProof/>
               </w:rPr>
-              <w:instrText xml:space="preserve"> PAGEREF _Toc240767769 \h </w:instrText>
+              <w:instrText xml:space="preserve"> PAGEREF _Toc240773314 \h </w:instrText>
             </w:r>
             <w:r>
               <w:rPr>
@@ -634,7 +634,7 @@
               <w14:ligatures w14:val="standardContextual"/>
             </w:rPr>
           </w:pPr>
-          <w:hyperlink w:anchor="_Toc240767770" w:history="1">
+          <w:hyperlink w:anchor="_Toc240773315" w:history="1">
             <w:r>
               <w:rPr>
                 <w:rStyle w:val="Hyperlink"/>
@@ -658,7 +658,7 @@
               <w:rPr>
                 <w:noProof/>
               </w:rPr>
-              <w:instrText xml:space="preserve"> PAGEREF _Toc240767770 \h </w:instrText>
+              <w:instrText xml:space="preserve"> PAGEREF _Toc240773315 \h </w:instrText>
             </w:r>
             <w:r>
               <w:rPr>
@@ -701,7 +701,7 @@
               <w14:ligatures w14:val="standardContextual"/>
             </w:rPr>
           </w:pPr>
-          <w:hyperlink w:anchor="_Toc240767771" w:history="1">
+          <w:hyperlink w:anchor="_Toc240773316" w:history="1">
             <w:r>
               <w:rPr>
                 <w:rStyle w:val="Hyperlink"/>
@@ -725,7 +725,7 @@
               <w:rPr>
                 <w:noProof/>
               </w:rPr>
-              <w:instrText xml:space="preserve"> PAGEREF _Toc240767771 \h </w:instrText>
+              <w:instrText xml:space="preserve"> PAGEREF _Toc240773316 \h </w:instrText>
             </w:r>
             <w:r>
               <w:rPr>
@@ -768,7 +768,7 @@
               <w14:ligatures w14:val="standardContextual"/>
             </w:rPr>
           </w:pPr>
-          <w:hyperlink w:anchor="_Toc240767772" w:history="1">
+          <w:hyperlink w:anchor="_Toc240773317" w:history="1">
             <w:r>
               <w:rPr>
                 <w:rStyle w:val="Hyperlink"/>
@@ -792,7 +792,7 @@
               <w:rPr>
                 <w:noProof/>
               </w:rPr>
-              <w:instrText xml:space="preserve"> PAGEREF _Toc240767772 \h </w:instrText>
+              <w:instrText xml:space="preserve"> PAGEREF _Toc240773317 \h </w:instrText>
             </w:r>
             <w:r>
               <w:rPr>
@@ -835,7 +835,7 @@
               <w14:ligatures w14:val="standardContextual"/>
             </w:rPr>
           </w:pPr>
-          <w:hyperlink w:anchor="_Toc240767773" w:history="1">
+          <w:hyperlink w:anchor="_Toc240773318" w:history="1">
             <w:r>
               <w:rPr>
                 <w:rStyle w:val="Hyperlink"/>
@@ -859,7 +859,7 @@
               <w:rPr>
                 <w:noProof/>
               </w:rPr>
-              <w:instrText xml:space="preserve"> PAGEREF _Toc240767773 \h </w:instrText>
+              <w:instrText xml:space="preserve"> PAGEREF _Toc240773318 \h </w:instrText>
             </w:r>
             <w:r>
               <w:rPr>
@@ -902,7 +902,7 @@
               <w14:ligatures w14:val="standardContextual"/>
             </w:rPr>
           </w:pPr>
-          <w:hyperlink w:anchor="_Toc240767774" w:history="1">
+          <w:hyperlink w:anchor="_Toc240773319" w:history="1">
             <w:r>
               <w:rPr>
                 <w:rStyle w:val="Hyperlink"/>
@@ -926,7 +926,7 @@
               <w:rPr>
                 <w:noProof/>
               </w:rPr>
-              <w:instrText xml:space="preserve"> PAGEREF _Toc240767774 \h </w:instrText>
+              <w:instrText xml:space="preserve"> PAGEREF _Toc240773319 \h </w:instrText>
             </w:r>
             <w:r>
               <w:rPr>
@@ -969,7 +969,7 @@
               <w14:ligatures w14:val="standardContextual"/>
             </w:rPr>
           </w:pPr>
-          <w:hyperlink w:anchor="_Toc240767775" w:history="1">
+          <w:hyperlink w:anchor="_Toc240773320" w:history="1">
             <w:r>
               <w:rPr>
                 <w:rStyle w:val="Hyperlink"/>
@@ -993,7 +993,7 @@
               <w:rPr>
                 <w:noProof/>
               </w:rPr>
-              <w:instrText xml:space="preserve"> PAGEREF _Toc240767775 \h </w:instrText>
+              <w:instrText xml:space="preserve"> PAGEREF _Toc240773320 \h </w:instrText>
             </w:r>
             <w:r>
               <w:rPr>
@@ -1036,7 +1036,7 @@
               <w14:ligatures w14:val="standardContextual"/>
             </w:rPr>
           </w:pPr>
-          <w:hyperlink w:anchor="_Toc240767776" w:history="1">
+          <w:hyperlink w:anchor="_Toc240773321" w:history="1">
             <w:r>
               <w:rPr>
                 <w:rStyle w:val="Hyperlink"/>
@@ -1060,7 +1060,7 @@
               <w:rPr>
                 <w:noProof/>
               </w:rPr>
-              <w:instrText xml:space="preserve"> PAGEREF _Toc240767776 \h </w:instrText>
+              <w:instrText xml:space="preserve"> PAGEREF _Toc240773321 \h </w:instrText>
             </w:r>
             <w:r>
               <w:rPr>
@@ -1103,7 +1103,7 @@
               <w14:ligatures w14:val="standardContextual"/>
             </w:rPr>
           </w:pPr>
-          <w:hyperlink w:anchor="_Toc240767777" w:history="1">
+          <w:hyperlink w:anchor="_Toc240773322" w:history="1">
             <w:r>
               <w:rPr>
                 <w:rStyle w:val="Hyperlink"/>
@@ -1127,7 +1127,7 @@
               <w:rPr>
                 <w:noProof/>
               </w:rPr>
-              <w:instrText xml:space="preserve"> PAGEREF _Toc240767777 \h </w:instrText>
+              <w:instrText xml:space="preserve"> PAGEREF _Toc240773322 \h </w:instrText>
             </w:r>
             <w:r>
               <w:rPr>
@@ -1170,7 +1170,7 @@
               <w14:ligatures w14:val="standardContextual"/>
             </w:rPr>
           </w:pPr>
-          <w:hyperlink w:anchor="_Toc240767778" w:history="1">
+          <w:hyperlink w:anchor="_Toc240773323" w:history="1">
             <w:r>
               <w:rPr>
                 <w:rStyle w:val="Hyperlink"/>
@@ -1194,7 +1194,7 @@
               <w:rPr>
                 <w:noProof/>
               </w:rPr>
-              <w:instrText xml:space="preserve"> PAGEREF _Toc240767778 \h </w:instrText>
+              <w:instrText xml:space="preserve"> PAGEREF _Toc240773323 \h </w:instrText>
             </w:r>
             <w:r>
               <w:rPr>
@@ -1237,7 +1237,7 @@
               <w14:ligatures w14:val="standardContextual"/>
             </w:rPr>
           </w:pPr>
-          <w:hyperlink w:anchor="_Toc240767779" w:history="1">
+          <w:hyperlink w:anchor="_Toc240773324" w:history="1">
             <w:r>
               <w:rPr>
                 <w:rStyle w:val="Hyperlink"/>
@@ -1261,7 +1261,7 @@
               <w:rPr>
                 <w:noProof/>
               </w:rPr>
-              <w:instrText xml:space="preserve"> PAGEREF _Toc240767779 \h </w:instrText>
+              <w:instrText xml:space="preserve"> PAGEREF _Toc240773324 \h </w:instrText>
             </w:r>
             <w:r>
               <w:rPr>
@@ -1304,7 +1304,7 @@
               <w14:ligatures w14:val="standardContextual"/>
             </w:rPr>
           </w:pPr>
-          <w:hyperlink w:anchor="_Toc240767780" w:history="1">
+          <w:hyperlink w:anchor="_Toc240773325" w:history="1">
             <w:r>
               <w:rPr>
                 <w:rStyle w:val="Hyperlink"/>
@@ -1328,7 +1328,7 @@
               <w:rPr>
                 <w:noProof/>
               </w:rPr>
-              <w:instrText xml:space="preserve"> PAGEREF _Toc240767780 \h </w:instrText>
+              <w:instrText xml:space="preserve"> PAGEREF _Toc240773325 \h </w:instrText>
             </w:r>
             <w:r>
               <w:rPr>
@@ -1371,7 +1371,7 @@
               <w14:ligatures w14:val="standardContextual"/>
             </w:rPr>
           </w:pPr>
-          <w:hyperlink w:anchor="_Toc240767781" w:history="1">
+          <w:hyperlink w:anchor="_Toc240773326" w:history="1">
             <w:r>
               <w:rPr>
                 <w:rStyle w:val="Hyperlink"/>
@@ -1395,7 +1395,7 @@
               <w:rPr>
                 <w:noProof/>
               </w:rPr>
-              <w:instrText xml:space="preserve"> PAGEREF _Toc240767781 \h </w:instrText>
+              <w:instrText xml:space="preserve"> PAGEREF _Toc240773326 \h </w:instrText>
             </w:r>
             <w:r>
               <w:rPr>
@@ -1438,7 +1438,7 @@
               <w14:ligatures w14:val="standardContextual"/>
             </w:rPr>
           </w:pPr>
-          <w:hyperlink w:anchor="_Toc240767782" w:history="1">
+          <w:hyperlink w:anchor="_Toc240773327" w:history="1">
             <w:r>
               <w:rPr>
                 <w:rStyle w:val="Hyperlink"/>
@@ -1462,7 +1462,7 @@
               <w:rPr>
                 <w:noProof/>
               </w:rPr>
-              <w:instrText xml:space="preserve"> PAGEREF _Toc240767782 \h </w:instrText>
+              <w:instrText xml:space="preserve"> PAGEREF _Toc240773327 \h </w:instrText>
             </w:r>
             <w:r>
               <w:rPr>
@@ -1505,7 +1505,7 @@
               <w14:ligatures w14:val="standardContextual"/>
             </w:rPr>
           </w:pPr>
-          <w:hyperlink w:anchor="_Toc240767783" w:history="1">
+          <w:hyperlink w:anchor="_Toc240773328" w:history="1">
             <w:r>
               <w:rPr>
                 <w:rStyle w:val="Hyperlink"/>
@@ -1529,7 +1529,7 @@
               <w:rPr>
                 <w:noProof/>
               </w:rPr>
-              <w:instrText xml:space="preserve"> PAGEREF _Toc240767783 \h </w:instrText>
+              <w:instrText xml:space="preserve"> PAGEREF _Toc240773328 \h </w:instrText>
             </w:r>
             <w:r>
               <w:rPr>
@@ -1572,7 +1572,7 @@
               <w14:ligatures w14:val="standardContextual"/>
             </w:rPr>
           </w:pPr>
-          <w:hyperlink w:anchor="_Toc240767784" w:history="1">
+          <w:hyperlink w:anchor="_Toc240773329" w:history="1">
             <w:r>
               <w:rPr>
                 <w:rStyle w:val="Hyperlink"/>
@@ -1596,7 +1596,7 @@
               <w:rPr>
                 <w:noProof/>
               </w:rPr>
-              <w:instrText xml:space="preserve"> PAGEREF _Toc240767784 \h </w:instrText>
+              <w:instrText xml:space="preserve"> PAGEREF _Toc240773329 \h </w:instrText>
             </w:r>
             <w:r>
               <w:rPr>
@@ -1639,7 +1639,7 @@
               <w14:ligatures w14:val="standardContextual"/>
             </w:rPr>
           </w:pPr>
-          <w:hyperlink w:anchor="_Toc240767785" w:history="1">
+          <w:hyperlink w:anchor="_Toc240773330" w:history="1">
             <w:r>
               <w:rPr>
                 <w:rStyle w:val="Hyperlink"/>
@@ -1663,7 +1663,7 @@
               <w:rPr>
                 <w:noProof/>
               </w:rPr>
-              <w:instrText xml:space="preserve"> PAGEREF _Toc240767785 \h </w:instrText>
+              <w:instrText xml:space="preserve"> PAGEREF _Toc240773330 \h </w:instrText>
             </w:r>
             <w:r>
               <w:rPr>
@@ -1706,7 +1706,7 @@
               <w14:ligatures w14:val="standardContextual"/>
             </w:rPr>
           </w:pPr>
-          <w:hyperlink w:anchor="_Toc240767786" w:history="1">
+          <w:hyperlink w:anchor="_Toc240773331" w:history="1">
             <w:r>
               <w:rPr>
                 <w:rStyle w:val="Hyperlink"/>
@@ -1730,7 +1730,7 @@
               <w:rPr>
                 <w:noProof/>
               </w:rPr>
-              <w:instrText xml:space="preserve"> PAGEREF _Toc240767786 \h </w:instrText>
+              <w:instrText xml:space="preserve"> PAGEREF _Toc240773331 \h </w:instrText>
             </w:r>
             <w:r>
               <w:rPr>
@@ -1773,7 +1773,7 @@
               <w14:ligatures w14:val="standardContextual"/>
             </w:rPr>
           </w:pPr>
-          <w:hyperlink w:anchor="_Toc240767787" w:history="1">
+          <w:hyperlink w:anchor="_Toc240773332" w:history="1">
             <w:r>
               <w:rPr>
                 <w:rStyle w:val="Hyperlink"/>
@@ -1797,7 +1797,7 @@
               <w:rPr>
                 <w:noProof/>
               </w:rPr>
-              <w:instrText xml:space="preserve"> PAGEREF _Toc240767787 \h </w:instrText>
+              <w:instrText xml:space="preserve"> PAGEREF _Toc240773332 \h </w:instrText>
             </w:r>
             <w:r>
               <w:rPr>
@@ -1840,7 +1840,7 @@
               <w14:ligatures w14:val="standardContextual"/>
             </w:rPr>
           </w:pPr>
-          <w:hyperlink w:anchor="_Toc240767788" w:history="1">
+          <w:hyperlink w:anchor="_Toc240773333" w:history="1">
             <w:r>
               <w:rPr>
                 <w:rStyle w:val="Hyperlink"/>
@@ -1864,7 +1864,7 @@
               <w:rPr>
                 <w:noProof/>
               </w:rPr>
-              <w:instrText xml:space="preserve"> PAGEREF _Toc240767788 \h </w:instrText>
+              <w:instrText xml:space="preserve"> PAGEREF _Toc240773333 \h </w:instrText>
             </w:r>
             <w:r>
               <w:rPr>
@@ -1907,7 +1907,7 @@
               <w14:ligatures w14:val="standardContextual"/>
             </w:rPr>
           </w:pPr>
-          <w:hyperlink w:anchor="_Toc240767789" w:history="1">
+          <w:hyperlink w:anchor="_Toc240773334" w:history="1">
             <w:r>
               <w:rPr>
                 <w:rStyle w:val="Hyperlink"/>
@@ -1931,7 +1931,7 @@
               <w:rPr>
                 <w:noProof/>
               </w:rPr>
-              <w:instrText xml:space="preserve"> PAGEREF _Toc240767789 \h </w:instrText>
+              <w:instrText xml:space="preserve"> PAGEREF _Toc240773334 \h </w:instrText>
             </w:r>
             <w:r>
               <w:rPr>
@@ -1974,7 +1974,7 @@
               <w14:ligatures w14:val="standardContextual"/>
             </w:rPr>
           </w:pPr>
-          <w:hyperlink w:anchor="_Toc240767790" w:history="1">
+          <w:hyperlink w:anchor="_Toc240773335" w:history="1">
             <w:r>
               <w:rPr>
                 <w:rStyle w:val="Hyperlink"/>
@@ -1998,7 +1998,7 @@
               <w:rPr>
                 <w:noProof/>
               </w:rPr>
-              <w:instrText xml:space="preserve"> PAGEREF _Toc240767790 \h </w:instrText>
+              <w:instrText xml:space="preserve"> PAGEREF _Toc240773335 \h </w:instrText>
             </w:r>
             <w:r>
               <w:rPr>
@@ -2041,7 +2041,7 @@
               <w14:ligatures w14:val="standardContextual"/>
             </w:rPr>
           </w:pPr>
-          <w:hyperlink w:anchor="_Toc240767791" w:history="1">
+          <w:hyperlink w:anchor="_Toc240773336" w:history="1">
             <w:r>
               <w:rPr>
                 <w:rStyle w:val="Hyperlink"/>
@@ -2065,7 +2065,7 @@
               <w:rPr>
                 <w:noProof/>
               </w:rPr>
-              <w:instrText xml:space="preserve"> PAGEREF _Toc240767791 \h </w:instrText>
+              <w:instrText xml:space="preserve"> PAGEREF _Toc240773336 \h </w:instrText>
             </w:r>
             <w:r>
               <w:rPr>
@@ -2108,7 +2108,7 @@
               <w14:ligatures w14:val="standardContextual"/>
             </w:rPr>
           </w:pPr>
-          <w:hyperlink w:anchor="_Toc240767792" w:history="1">
+          <w:hyperlink w:anchor="_Toc240773337" w:history="1">
             <w:r>
               <w:rPr>
                 <w:rStyle w:val="Hyperlink"/>
@@ -2132,7 +2132,7 @@
               <w:rPr>
                 <w:noProof/>
               </w:rPr>
-              <w:instrText xml:space="preserve"> PAGEREF _Toc240767792 \h </w:instrText>
+              <w:instrText xml:space="preserve"> PAGEREF _Toc240773337 \h </w:instrText>
             </w:r>
             <w:r>
               <w:rPr>
@@ -2175,7 +2175,7 @@
               <w14:ligatures w14:val="standardContextual"/>
             </w:rPr>
           </w:pPr>
-          <w:hyperlink w:anchor="_Toc240767793" w:history="1">
+          <w:hyperlink w:anchor="_Toc240773338" w:history="1">
             <w:r>
               <w:rPr>
                 <w:rStyle w:val="Hyperlink"/>
@@ -2199,7 +2199,7 @@
               <w:rPr>
                 <w:noProof/>
               </w:rPr>
-              <w:instrText xml:space="preserve"> PAGEREF _Toc240767793 \h </w:instrText>
+              <w:instrText xml:space="preserve"> PAGEREF _Toc240773338 \h </w:instrText>
             </w:r>
             <w:r>
               <w:rPr>
@@ -2242,7 +2242,7 @@
               <w14:ligatures w14:val="standardContextual"/>
             </w:rPr>
           </w:pPr>
-          <w:hyperlink w:anchor="_Toc240767794" w:history="1">
+          <w:hyperlink w:anchor="_Toc240773339" w:history="1">
             <w:r>
               <w:rPr>
                 <w:rStyle w:val="Hyperlink"/>
@@ -2266,7 +2266,7 @@
               <w:rPr>
                 <w:noProof/>
               </w:rPr>
-              <w:instrText xml:space="preserve"> PAGEREF _Toc240767794 \h </w:instrText>
+              <w:instrText xml:space="preserve"> PAGEREF _Toc240773339 \h </w:instrText>
             </w:r>
             <w:r>
               <w:rPr>
@@ -2305,7 +2305,7 @@
         <w:pStyle w:val="Heading1"/>
         <w:pageBreakBefore/>
       </w:pPr>
-      <w:bookmarkStart w:id="0" w:name="_Toc240767769"/>
+      <w:bookmarkStart w:id="0" w:name="_Toc240773314"/>
       <w:r>
         <w:lastRenderedPageBreak/>
         <w:t>1. Your role at a glance</w:t>
@@ -2525,7 +2525,7 @@
         <w:pStyle w:val="Heading1"/>
         <w:pageBreakBefore/>
       </w:pPr>
-      <w:bookmarkStart w:id="1" w:name="_Toc240767770"/>
+      <w:bookmarkStart w:id="1" w:name="_Toc240773315"/>
       <w:r>
         <w:lastRenderedPageBreak/>
         <w:t>2. Signing in and your screens</w:t>
@@ -2536,7 +2536,7 @@
       <w:pPr>
         <w:pStyle w:val="Heading2"/>
       </w:pPr>
-      <w:bookmarkStart w:id="2" w:name="_Toc240767771"/>
+      <w:bookmarkStart w:id="2" w:name="_Toc240773316"/>
       <w:r>
         <w:t>Signing in</w:t>
       </w:r>
@@ -2619,7 +2619,7 @@
           <w:noProof/>
         </w:rPr>
         <w:drawing>
-          <wp:inline distT="0" distB="0" distL="0" distR="0" wp14:anchorId="2AE7F07C" wp14:editId="1F018BDB">
+          <wp:inline distT="0" distB="0" distL="0" distR="0">
             <wp:extent cx="5334000" cy="2333625"/>
             <wp:effectExtent l="0" t="0" r="0" b="0"/>
             <wp:docPr id="1" name="adm_login.jpg" descr="The sign-in screen for all internal staff." title="The sign-in screen for all internal staff."/>
@@ -2786,7 +2786,7 @@
       <w:pPr>
         <w:pStyle w:val="Heading2"/>
       </w:pPr>
-      <w:bookmarkStart w:id="3" w:name="_Toc240767772"/>
+      <w:bookmarkStart w:id="3" w:name="_Toc240773317"/>
       <w:r>
         <w:t>Finding your way around</w:t>
       </w:r>
@@ -2961,7 +2961,7 @@
         </w:rPr>
         <w:lastRenderedPageBreak/>
         <w:drawing>
-          <wp:inline distT="0" distB="0" distL="0" distR="0" wp14:anchorId="195F1CFD" wp14:editId="70E7D3E0">
+          <wp:inline distT="0" distB="0" distL="0" distR="0">
             <wp:extent cx="5715000" cy="1876425"/>
             <wp:effectExtent l="0" t="0" r="0" b="0"/>
             <wp:docPr id="2" name="adm_not_your_role.jpg" descr="Opening a screen outside your role (for example from an old bookmark) shows this card instead of the screen." title="Opening a screen outside your role (for example from an old bookmark) shows this card instead of the screen."/>
@@ -3030,7 +3030,7 @@
       <w:pPr>
         <w:pStyle w:val="Heading2"/>
       </w:pPr>
-      <w:bookmarkStart w:id="4" w:name="_Toc240767773"/>
+      <w:bookmarkStart w:id="4" w:name="_Toc240773318"/>
       <w:r>
         <w:t>Your screens</w:t>
       </w:r>
@@ -3406,7 +3406,7 @@
                 <w:sz w:val="19"/>
                 <w:szCs w:val="19"/>
               </w:rPr>
-              <w:t>Completed forms for all three KoboToolbox forms.</w:t>
+              <w:t>Completed forms for all three KoboToolbox forms; sync status and Sync now; the Excel workbook and PDF ZIP for each form.</w:t>
             </w:r>
           </w:p>
         </w:tc>
@@ -3522,7 +3522,7 @@
                 <w:sz w:val="19"/>
                 <w:szCs w:val="19"/>
               </w:rPr>
-              <w:t>Qualitative and documentary strands.</w:t>
+              <w:t>Qualitative and documentary strands; upload a document and the AI drafts its coding form.</w:t>
             </w:r>
           </w:p>
         </w:tc>
@@ -3769,7 +3769,7 @@
       <w:pPr>
         <w:pStyle w:val="Heading2"/>
       </w:pPr>
-      <w:bookmarkStart w:id="5" w:name="_Toc240767774"/>
+      <w:bookmarkStart w:id="5" w:name="_Toc240773319"/>
       <w:r>
         <w:t>Changing your password</w:t>
       </w:r>
@@ -3853,7 +3853,7 @@
         </w:rPr>
         <w:lastRenderedPageBreak/>
         <w:drawing>
-          <wp:inline distT="0" distB="0" distL="0" distR="0" wp14:anchorId="08B81A89" wp14:editId="19DEAB73">
+          <wp:inline distT="0" distB="0" distL="0" distR="0">
             <wp:extent cx="5334000" cy="2171700"/>
             <wp:effectExtent l="0" t="0" r="0" b="0"/>
             <wp:docPr id="3" name="adm_account.jpg" descr="Change Password screen." title="Change Password screen."/>
@@ -3941,7 +3941,7 @@
         <w:pStyle w:val="Heading1"/>
         <w:pageBreakBefore/>
       </w:pPr>
-      <w:bookmarkStart w:id="6" w:name="_Toc240767775"/>
+      <w:bookmarkStart w:id="6" w:name="_Toc240773320"/>
       <w:r>
         <w:lastRenderedPageBreak/>
         <w:t>3. Your routine</w:t>
@@ -4285,7 +4285,7 @@
         <w:pStyle w:val="Heading1"/>
         <w:pageBreakBefore/>
       </w:pPr>
-      <w:bookmarkStart w:id="7" w:name="_Toc240767776"/>
+      <w:bookmarkStart w:id="7" w:name="_Toc240773321"/>
       <w:r>
         <w:lastRenderedPageBreak/>
         <w:t>4. Step-by-step tasks</w:t>
@@ -4296,7 +4296,7 @@
       <w:pPr>
         <w:pStyle w:val="Heading2"/>
       </w:pPr>
-      <w:bookmarkStart w:id="8" w:name="_Toc240767777"/>
+      <w:bookmarkStart w:id="8" w:name="_Toc240773322"/>
       <w:r>
         <w:t>4.1 Creating staff accounts for the whole team</w:t>
       </w:r>
@@ -4552,7 +4552,7 @@
       <w:pPr>
         <w:pStyle w:val="Heading2"/>
       </w:pPr>
-      <w:bookmarkStart w:id="9" w:name="_Toc240767778"/>
+      <w:bookmarkStart w:id="9" w:name="_Toc240773323"/>
       <w:r>
         <w:t>4.2 Reading the dashboards</w:t>
       </w:r>
@@ -4578,7 +4578,7 @@
         </w:rPr>
         <w:lastRenderedPageBreak/>
         <w:drawing>
-          <wp:inline distT="0" distB="0" distL="0" distR="0" wp14:anchorId="0E641EAA" wp14:editId="31F928F7">
+          <wp:inline distT="0" distB="0" distL="0" distR="0">
             <wp:extent cx="5715000" cy="3571875"/>
             <wp:effectExtent l="0" t="0" r="0" b="0"/>
             <wp:docPr id="4" name="adm_exec_dashboard.jpg" descr="Executive Dashboard: completions against the 400 / 60 / 50–75 targets, days to data lock, spend, and the lowest-filled strata." title="Executive Dashboard: completions against the 400 / 60 / 50–75 targets, days to data lock, spend, and the lowest-filled strata."/>
@@ -5243,7 +5243,7 @@
       <w:pPr>
         <w:pStyle w:val="Heading2"/>
       </w:pPr>
-      <w:bookmarkStart w:id="10" w:name="_Toc240767779"/>
+      <w:bookmarkStart w:id="10" w:name="_Toc240773324"/>
       <w:r>
         <w:t>4.3 Using Reports (analytics and charts)</w:t>
       </w:r>
@@ -5284,7 +5284,7 @@
         </w:rPr>
         <w:lastRenderedPageBreak/>
         <w:drawing>
-          <wp:inline distT="0" distB="0" distL="0" distR="0" wp14:anchorId="3EA550F7" wp14:editId="671FE746">
+          <wp:inline distT="0" distB="0" distL="0" distR="0">
             <wp:extent cx="5334000" cy="3333750"/>
             <wp:effectExtent l="0" t="0" r="0" b="0"/>
             <wp:docPr id="5" name="adm_reports_top.jpg" descr="Reports: headline figures for the chosen period." title="Reports: headline figures for the chosen period."/>
@@ -5426,7 +5426,7 @@
           <w:noProof/>
         </w:rPr>
         <w:drawing>
-          <wp:inline distT="0" distB="0" distL="0" distR="0" wp14:anchorId="4DF85693" wp14:editId="4B1E1FB1">
+          <wp:inline distT="0" distB="0" distL="0" distR="0">
             <wp:extent cx="5334000" cy="3409950"/>
             <wp:effectExtent l="0" t="0" r="0" b="0"/>
             <wp:docPr id="6" name="adm_reports_funnel.jpg" descr="Case funnel: each case counted once at every stage it has reached." title="Case funnel: each case counted once at every stage it has reached."/>
@@ -5526,7 +5526,7 @@
         </w:rPr>
         <w:lastRenderedPageBreak/>
         <w:drawing>
-          <wp:inline distT="0" distB="0" distL="0" distR="0" wp14:anchorId="5DB29E6B" wp14:editId="287455E6">
+          <wp:inline distT="0" distB="0" distL="0" distR="0">
             <wp:extent cx="5334000" cy="3248025"/>
             <wp:effectExtent l="0" t="0" r="0" b="0"/>
             <wp:docPr id="7" name="adm_reports_funnel_table.jpg" descr="The same chart as a table." title="The same chart as a table."/>
@@ -5625,7 +5625,7 @@
           <w:noProof/>
         </w:rPr>
         <w:drawing>
-          <wp:inline distT="0" distB="0" distL="0" distR="0" wp14:anchorId="12102908" wp14:editId="1102CE88">
+          <wp:inline distT="0" distB="0" distL="0" distR="0">
             <wp:extent cx="5334000" cy="2628900"/>
             <wp:effectExtent l="0" t="0" r="0" b="0"/>
             <wp:docPr id="8" name="adm_reports_coverage.jpg" descr="Coverage by group." title="Coverage by group."/>
@@ -5725,7 +5725,7 @@
         </w:rPr>
         <w:lastRenderedPageBreak/>
         <w:drawing>
-          <wp:inline distT="0" distB="0" distL="0" distR="0" wp14:anchorId="33B9FAD8" wp14:editId="00D8F63B">
+          <wp:inline distT="0" distB="0" distL="0" distR="0">
             <wp:extent cx="5334000" cy="2600325"/>
             <wp:effectExtent l="0" t="0" r="0" b="0"/>
             <wp:docPr id="9" name="adm_reports_modes.jpg" descr="Administration modes." title="Administration modes."/>
@@ -5834,7 +5834,7 @@
           <w:noProof/>
         </w:rPr>
         <w:drawing>
-          <wp:inline distT="0" distB="0" distL="0" distR="0" wp14:anchorId="1E6AED08" wp14:editId="07141D35">
+          <wp:inline distT="0" distB="0" distL="0" distR="0">
             <wp:extent cx="5334000" cy="2905125"/>
             <wp:effectExtent l="0" t="0" r="0" b="0"/>
             <wp:docPr id="10" name="adm_reports_duration.jpg" descr="Completion-time distribution." title="Completion-time distribution."/>
@@ -5916,7 +5916,7 @@
       <w:pPr>
         <w:pStyle w:val="Heading2"/>
       </w:pPr>
-      <w:bookmarkStart w:id="11" w:name="_Toc240767780"/>
+      <w:bookmarkStart w:id="11" w:name="_Toc240773325"/>
       <w:r>
         <w:t>4.4 Reassigning cases between Contact RAs</w:t>
       </w:r>
@@ -6038,7 +6038,7 @@
         </w:rPr>
         <w:lastRenderedPageBreak/>
         <w:drawing>
-          <wp:inline distT="0" distB="0" distL="0" distR="0" wp14:anchorId="29B13C4E" wp14:editId="0F634774">
+          <wp:inline distT="0" distB="0" distL="0" distR="0">
             <wp:extent cx="5334000" cy="771525"/>
             <wp:effectExtent l="0" t="0" r="0" b="0"/>
             <wp:docPr id="11" name="adm_reassign.jpg" descr="Reassign cases: the button shows how many cases will move." title="Reassign cases: the button shows how many cases will move."/>
@@ -6228,7 +6228,7 @@
       <w:pPr>
         <w:pStyle w:val="Heading2"/>
       </w:pPr>
-      <w:bookmarkStart w:id="12" w:name="_Toc240767781"/>
+      <w:bookmarkStart w:id="12" w:name="_Toc240773326"/>
       <w:r>
         <w:t>4.5 Pairing a Main case with its Reserve, and assigning a Contact RA</w:t>
       </w:r>
@@ -6301,7 +6301,7 @@
           <w:noProof/>
         </w:rPr>
         <w:drawing>
-          <wp:inline distT="0" distB="0" distL="0" distR="0" wp14:anchorId="6EB8F76E" wp14:editId="48F927B1">
+          <wp:inline distT="0" distB="0" distL="0" distR="0">
             <wp:extent cx="5334000" cy="581025"/>
             <wp:effectExtent l="0" t="0" r="0" b="0"/>
             <wp:docPr id="12" name="adm_case_assign.jpg" descr="Assigned Contact RA." title="Assigned Contact RA."/>
@@ -6400,7 +6400,7 @@
           <w:noProof/>
         </w:rPr>
         <w:drawing>
-          <wp:inline distT="0" distB="0" distL="0" distR="0" wp14:anchorId="197482C0" wp14:editId="25C8C43D">
+          <wp:inline distT="0" distB="0" distL="0" distR="0">
             <wp:extent cx="5334000" cy="685800"/>
             <wp:effectExtent l="0" t="0" r="0" b="0"/>
             <wp:docPr id="13" name="adm_case_reserve.jpg" descr="Matched Reserve case." title="Matched Reserve case."/>
@@ -6474,7 +6474,7 @@
       <w:pPr>
         <w:pStyle w:val="Heading2"/>
       </w:pPr>
-      <w:bookmarkStart w:id="13" w:name="_Toc240767782"/>
+      <w:bookmarkStart w:id="13" w:name="_Toc240773327"/>
       <w:r>
         <w:t>4.6 Moving cases through verification (bulk)</w:t>
       </w:r>
@@ -6575,7 +6575,7 @@
           <w:noProof/>
         </w:rPr>
         <w:drawing>
-          <wp:inline distT="0" distB="0" distL="0" distR="0" wp14:anchorId="221D0C63" wp14:editId="4F70FC98">
+          <wp:inline distT="0" distB="0" distL="0" distR="0">
             <wp:extent cx="5334000" cy="609600"/>
             <wp:effectExtent l="0" t="0" r="0" b="0"/>
             <wp:docPr id="14" name="adm_bulk_verification.jpg" descr="The bulk verification tool on the register." title="The bulk verification tool on the register."/>
@@ -6766,7 +6766,7 @@
       <w:pPr>
         <w:pStyle w:val="Heading2"/>
       </w:pPr>
-      <w:bookmarkStart w:id="14" w:name="_Toc240767783"/>
+      <w:bookmarkStart w:id="14" w:name="_Toc240773328"/>
       <w:r>
         <w:t>4.7 Downloading data</w:t>
       </w:r>
@@ -6783,7 +6783,7 @@
           <w:noProof/>
         </w:rPr>
         <w:drawing>
-          <wp:inline distT="0" distB="0" distL="0" distR="0" wp14:anchorId="3C9729C3" wp14:editId="0E29EFD1">
+          <wp:inline distT="0" distB="0" distL="0" distR="0">
             <wp:extent cx="5715000" cy="3657600"/>
             <wp:effectExtent l="0" t="0" r="0" b="0"/>
             <wp:docPr id="15" name="adm_export.jpg" descr="Data Export." title="Data Export."/>
@@ -7585,7 +7585,7 @@
       <w:pPr>
         <w:pStyle w:val="Heading2"/>
       </w:pPr>
-      <w:bookmarkStart w:id="15" w:name="_Toc240767784"/>
+      <w:bookmarkStart w:id="15" w:name="_Toc240773329"/>
       <w:r>
         <w:t>4.8 Checking the audit log</w:t>
       </w:r>
@@ -7673,7 +7673,7 @@
           <w:noProof/>
         </w:rPr>
         <w:drawing>
-          <wp:inline distT="0" distB="0" distL="0" distR="0" wp14:anchorId="79E1CD75" wp14:editId="66940BF8">
+          <wp:inline distT="0" distB="0" distL="0" distR="0">
             <wp:extent cx="5334000" cy="3333750"/>
             <wp:effectExtent l="0" t="0" r="0" b="0"/>
             <wp:docPr id="16" name="adm_audit.jpg" descr="Audit Log, newest first." title="Audit Log, newest first."/>
@@ -7790,7 +7790,7 @@
       <w:pPr>
         <w:pStyle w:val="Heading2"/>
       </w:pPr>
-      <w:bookmarkStart w:id="16" w:name="_Toc240767785"/>
+      <w:bookmarkStart w:id="16" w:name="_Toc240773330"/>
       <w:r>
         <w:lastRenderedPageBreak/>
         <w:t>4.9 Recording a withdrawal</w:t>
@@ -7882,7 +7882,7 @@
           <w:noProof/>
         </w:rPr>
         <w:drawing>
-          <wp:inline distT="0" distB="0" distL="0" distR="0" wp14:anchorId="589C1CB5" wp14:editId="78063001">
+          <wp:inline distT="0" distB="0" distL="0" distR="0">
             <wp:extent cx="5334000" cy="1409700"/>
             <wp:effectExtent l="0" t="0" r="0" b="0"/>
             <wp:docPr id="17" name="adm_case_withdrawal.jpg" descr="Record a withdrawal." title="Record a withdrawal."/>
@@ -8143,7 +8143,7 @@
       <w:pPr>
         <w:pStyle w:val="Heading2"/>
       </w:pPr>
-      <w:bookmarkStart w:id="17" w:name="_Toc240767786"/>
+      <w:bookmarkStart w:id="17" w:name="_Toc240773331"/>
       <w:r>
         <w:t>4.10 Activating a Reserve case</w:t>
       </w:r>
@@ -8191,7 +8191,7 @@
           <w:noProof/>
         </w:rPr>
         <w:drawing>
-          <wp:inline distT="0" distB="0" distL="0" distR="0" wp14:anchorId="206C97EB" wp14:editId="010CC819">
+          <wp:inline distT="0" distB="0" distL="0" distR="0">
             <wp:extent cx="5334000" cy="2505075"/>
             <wp:effectExtent l="0" t="0" r="0" b="0"/>
             <wp:docPr id="18" name="adm_reserve.jpg" descr="Reserve Activation." title="Reserve Activation."/>
@@ -8388,7 +8388,7 @@
       <w:pPr>
         <w:pStyle w:val="Heading2"/>
       </w:pPr>
-      <w:bookmarkStart w:id="18" w:name="_Toc240767787"/>
+      <w:bookmarkStart w:id="18" w:name="_Toc240773332"/>
       <w:r>
         <w:t>4.11 Reviewing questionnaires in the QA Queue</w:t>
       </w:r>
@@ -8428,7 +8428,7 @@
           <w:noProof/>
         </w:rPr>
         <w:drawing>
-          <wp:inline distT="0" distB="0" distL="0" distR="0" wp14:anchorId="6265239F" wp14:editId="5D1481F9">
+          <wp:inline distT="0" distB="0" distL="0" distR="0">
             <wp:extent cx="5334000" cy="3333750"/>
             <wp:effectExtent l="0" t="0" r="0" b="0"/>
             <wp:docPr id="19" name="qa_queue.jpg" descr="QUAN QA Queue with the KoboToolbox sync panel." title="QUAN QA Queue with the KoboToolbox sync panel."/>
@@ -9167,7 +9167,7 @@
       <w:pPr>
         <w:pStyle w:val="Heading2"/>
       </w:pPr>
-      <w:bookmarkStart w:id="19" w:name="_Toc240767788"/>
+      <w:bookmarkStart w:id="19" w:name="_Toc240773333"/>
       <w:r>
         <w:t>4.12 Working QA exceptions</w:t>
       </w:r>
@@ -9231,7 +9231,7 @@
           <w:noProof/>
         </w:rPr>
         <w:drawing>
-          <wp:inline distT="0" distB="0" distL="0" distR="0" wp14:anchorId="76CB1262" wp14:editId="678D2D24">
+          <wp:inline distT="0" distB="0" distL="0" distR="0">
             <wp:extent cx="5334000" cy="3333750"/>
             <wp:effectExtent l="0" t="0" r="0" b="0"/>
             <wp:docPr id="20" name="qa_exceptions.jpg" descr="QA Exception Queue." title="QA Exception Queue."/>
@@ -9427,7 +9427,7 @@
       <w:pPr>
         <w:pStyle w:val="Heading2"/>
       </w:pPr>
-      <w:bookmarkStart w:id="20" w:name="_Toc240767789"/>
+      <w:bookmarkStart w:id="20" w:name="_Toc240773334"/>
       <w:r>
         <w:lastRenderedPageBreak/>
         <w:t>4.13 Downloading or emailing completed forms (Form PDFs)</w:t>
@@ -9468,7 +9468,7 @@
           <w:noProof/>
         </w:rPr>
         <w:drawing>
-          <wp:inline distT="0" distB="0" distL="0" distR="0" wp14:anchorId="2E099B84" wp14:editId="419FDDD6">
+          <wp:inline distT="0" distB="0" distL="0" distR="0">
             <wp:extent cx="5334000" cy="3171825"/>
             <wp:effectExtent l="0" t="0" r="0" b="0"/>
             <wp:docPr id="21" name="adm_form_pdfs.jpg" descr="Completed form PDFs." title="Completed form PDFs."/>
@@ -9543,17 +9543,17 @@
         <w:spacing w:after="80" w:line="276" w:lineRule="auto"/>
       </w:pPr>
       <w:r>
-        <w:t xml:space="preserve">At the top, the sync panel shows whether the portal holds the same forms as KoboToolbox: for example “✓ In sync with KoboToolbox — KoboToolbox holds 12 · the portal holds 12”. Each row also says “✓ saved in portal” once the portal has an identical copy. If the panel says “Not in sync”, select </w:t>
+        <w:t xml:space="preserve">Select </w:t>
       </w:r>
       <w:r>
         <w:rPr>
           <w:b/>
           <w:bCs/>
         </w:rPr>
-        <w:t>Sync now</w:t>
-      </w:r>
-      <w:r>
-        <w:t>; it takes a few seconds.</w:t>
+        <w:t>Download PDF</w:t>
+      </w:r>
+      <w:r>
+        <w:t xml:space="preserve"> to save a readable copy: sections, questions, the chosen answers as words (not codes) and repeated groups.</w:t>
       </w:r>
     </w:p>
     <w:p>
@@ -9573,10 +9573,10 @@
           <w:b/>
           <w:bCs/>
         </w:rPr>
-        <w:t>Download PDF</w:t>
-      </w:r>
-      <w:r>
-        <w:t xml:space="preserve"> to save a readable copy: sections, questions, the chosen answers as words (not codes) and repeated groups.</w:t>
+        <w:t>Email to me</w:t>
+      </w:r>
+      <w:r>
+        <w:t xml:space="preserve"> to send the PDF to the email address on your account.</w:t>
       </w:r>
     </w:p>
     <w:p>
@@ -9589,46 +9589,41 @@
         <w:spacing w:after="80" w:line="276" w:lineRule="auto"/>
       </w:pPr>
       <w:r>
-        <w:t xml:space="preserve">Select </w:t>
+        <w:t xml:space="preserve">For the questionnaire only, select </w:t>
       </w:r>
       <w:r>
         <w:rPr>
           <w:b/>
           <w:bCs/>
         </w:rPr>
-        <w:t>Email to me</w:t>
-      </w:r>
-      <w:r>
-        <w:t xml:space="preserve"> to send the PDF to the email address on your account.</w:t>
-      </w:r>
-    </w:p>
-    <w:p>
-      <w:pPr>
-        <w:pStyle w:val="ListParagraph"/>
-        <w:numPr>
-          <w:ilvl w:val="0"/>
-          <w:numId w:val="17"/>
-        </w:numPr>
-        <w:spacing w:after="80" w:line="276" w:lineRule="auto"/>
-      </w:pPr>
-      <w:r>
-        <w:t xml:space="preserve">For the questionnaire only, select </w:t>
+        <w:t>Email to respondent</w:t>
+      </w:r>
+      <w:r>
+        <w:t xml:space="preserve"> to send the respondent a copy of their own answers at the email address recorded on the case (only while their consent stands). You are asked to confirm first. Every email is audited with the address masked.</w:t>
+      </w:r>
+    </w:p>
+    <w:p>
+      <w:pPr>
+        <w:spacing w:after="80"/>
+      </w:pPr>
+    </w:p>
+    <w:p>
+      <w:pPr>
+        <w:spacing w:after="120" w:line="288" w:lineRule="auto"/>
+      </w:pPr>
+      <w:r>
+        <w:t xml:space="preserve">At the top of the page, a sync panel shows whether the portal holds the same forms as KoboToolbox, for example “✓ In sync with KoboToolbox — KoboToolbox holds 12 · the portal holds 12”. Each row also says “✓ saved in portal” once the portal has an identical copy. If the panel says “Not in sync”, select </w:t>
       </w:r>
       <w:r>
         <w:rPr>
           <w:b/>
           <w:bCs/>
         </w:rPr>
-        <w:t>Email to respondent</w:t>
-      </w:r>
-      <w:r>
-        <w:t xml:space="preserve"> to send the respondent a copy of their own answers at the email address recorded on the case (only while their consent stands). You are asked to confirm first. Every email is audited with the address masked.</w:t>
-      </w:r>
-    </w:p>
-    <w:p>
-      <w:pPr>
-        <w:spacing w:after="80"/>
-      </w:pPr>
+        <w:t>Sync now</w:t>
+      </w:r>
+      <w:r>
+        <w:t xml:space="preserve"> (read-only roles see the panel but not the button); it takes a few seconds.</w:t>
+      </w:r>
     </w:p>
     <w:p>
       <w:pPr>
@@ -9712,7 +9707,7 @@
       <w:pPr>
         <w:pStyle w:val="Heading2"/>
       </w:pPr>
-      <w:bookmarkStart w:id="21" w:name="_Toc240767790"/>
+      <w:bookmarkStart w:id="21" w:name="_Toc240773335"/>
       <w:r>
         <w:t>4.14 KoboToolbox: rotating credentials and changing forms</w:t>
       </w:r>
@@ -9822,7 +9817,7 @@
       <w:pPr>
         <w:pStyle w:val="Heading2"/>
       </w:pPr>
-      <w:bookmarkStart w:id="22" w:name="_Toc240767791"/>
+      <w:bookmarkStart w:id="22" w:name="_Toc240773336"/>
       <w:r>
         <w:t>4.15 Before the first live invitation</w:t>
       </w:r>
@@ -9938,7 +9933,7 @@
         <w:pStyle w:val="Heading1"/>
         <w:pageBreakBefore/>
       </w:pPr>
-      <w:bookmarkStart w:id="23" w:name="_Toc240767792"/>
+      <w:bookmarkStart w:id="23" w:name="_Toc240773337"/>
       <w:r>
         <w:lastRenderedPageBreak/>
         <w:t>5. Rules you must follow</w:t>
@@ -10089,7 +10084,7 @@
         <w:pStyle w:val="Heading1"/>
         <w:pageBreakBefore/>
       </w:pPr>
-      <w:bookmarkStart w:id="24" w:name="_Toc240767793"/>
+      <w:bookmarkStart w:id="24" w:name="_Toc240773338"/>
       <w:r>
         <w:lastRenderedPageBreak/>
         <w:t>6. Troubleshooting</w:t>
@@ -11131,7 +11126,7 @@
         <w:pStyle w:val="Heading1"/>
         <w:pageBreakBefore/>
       </w:pPr>
-      <w:bookmarkStart w:id="25" w:name="_Toc240767794"/>
+      <w:bookmarkStart w:id="25" w:name="_Toc240773339"/>
       <w:r>
         <w:lastRenderedPageBreak/>
         <w:t>7. Quick reference</w:t>
@@ -11573,7 +11568,7 @@
         <w:sz w:val="16"/>
         <w:szCs w:val="16"/>
       </w:rPr>
-      <w:t>Version 1.3 · 20 September 2026</w:t>
+      <w:t>Version 1.4 · 20 September 2026</w:t>
     </w:r>
     <w:r>
       <w:rPr>
@@ -11746,10 +11741,10 @@
 <file path=word/numbering.xml><?xml version="1.0" encoding="utf-8"?>
 <w:numbering xmlns:wpc="http://schemas.microsoft.com/office/word/2010/wordprocessingCanvas" xmlns:cx="http://schemas.microsoft.com/office/drawing/2014/chartex" xmlns:cx1="http://schemas.microsoft.com/office/drawing/2015/9/8/chartex" xmlns:cx2="http://schemas.microsoft.com/office/drawing/2015/10/21/chartex" xmlns:cx3="http://schemas.microsoft.com/office/drawing/2016/5/9/chartex" xmlns:cx4="http://schemas.microsoft.com/office/drawing/2016/5/10/chartex" xmlns:cx5="http://schemas.microsoft.com/office/drawing/2016/5/11/chartex" xmlns:cx6="http://schemas.microsoft.com/office/drawing/2016/5/12/chartex" xmlns:cx7="http://schemas.microsoft.com/office/drawing/2016/5/13/chartex" xmlns:cx8="http://schemas.microsoft.com/office/drawing/2016/5/14/chartex" xmlns:mc="http://schemas.openxmlformats.org/markup-compatibility/2006" xmlns:aink="http://schemas.microsoft.com/office/drawing/2016/ink" xmlns:am3d="http://schemas.microsoft.com/office/drawing/2017/model3d" xmlns:o="urn:schemas-microsoft-com:office:office" xmlns:oel="http://schemas.microsoft.com/office/2019/extlst" xmlns:r="http://schemas.openxmlformats.org/officeDocument/2006/relationships" xmlns:m="http://schemas.openxmlformats.org/officeDocument/2006/math" xmlns:v="urn:schemas-microsoft-com:vml" xmlns:wp14="http://schemas.microsoft.com/office/word/2010/wordprocessingDrawing" xmlns:wp="http://schemas.openxmlformats.org/drawingml/2006/wordprocessingDrawing" xmlns:w10="urn:schemas-microsoft-com:office:word" xmlns:w="http://schemas.openxmlformats.org/wordprocessingml/2006/main" xmlns:w14="http://schemas.microsoft.com/office/word/2010/wordml" xmlns:w15="http://schemas.microsoft.com/office/word/2012/wordml" xmlns:w16cex="http://schemas.microsoft.com/office/word/2018/wordml/cex" xmlns:w16cid="http://schemas.microsoft.com/office/word/2016/wordml/cid" xmlns:w16="http://schemas.microsoft.com/office/word/2018/wordml" xmlns:w16sdtdh="http://schemas.microsoft.com/office/word/2020/wordml/sdtdatahash" xmlns:w16se="http://schemas.microsoft.com/office/word/2015/wordml/symex" xmlns:wpg="http://schemas.microsoft.com/office/word/2010/wordprocessingGroup" xmlns:wpi="http://schemas.microsoft.com/office/word/2010/wordprocessingInk" xmlns:wne="http://schemas.microsoft.com/office/word/2006/wordml" xmlns:wps="http://schemas.microsoft.com/office/word/2010/wordprocessingShape" mc:Ignorable="w14 w15 w16se w16cid w16 w16cex w16sdtdh wp14">
   <w:abstractNum w:abstractNumId="0" w15:restartNumberingAfterBreak="0">
-    <w:nsid w:val="0F3E6F02"/>
+    <w:nsid w:val="087530AD"/>
     <w:multiLevelType w:val="hybridMultilevel"/>
-    <w:tmpl w:val="D79C2612"/>
-    <w:lvl w:ilvl="0" w:tplc="C2886BFA">
+    <w:tmpl w:val="0E86A6D4"/>
+    <w:lvl w:ilvl="0" w:tplc="91CEEE54">
       <w:start w:val="1"/>
       <w:numFmt w:val="decimal"/>
       <w:lvlText w:val="%1."/>
@@ -11763,52 +11758,52 @@
         <w:color w:val="A67C27"/>
       </w:rPr>
     </w:lvl>
-    <w:lvl w:ilvl="1" w:tplc="E14846B8">
+    <w:lvl w:ilvl="1" w:tplc="8BC81FCC">
       <w:numFmt w:val="decimal"/>
       <w:lvlText w:val=""/>
       <w:lvlJc w:val="left"/>
     </w:lvl>
-    <w:lvl w:ilvl="2" w:tplc="60D0742C">
+    <w:lvl w:ilvl="2" w:tplc="4C8ACFFC">
       <w:numFmt w:val="decimal"/>
       <w:lvlText w:val=""/>
       <w:lvlJc w:val="left"/>
     </w:lvl>
-    <w:lvl w:ilvl="3" w:tplc="34A654FC">
+    <w:lvl w:ilvl="3" w:tplc="734CB248">
       <w:numFmt w:val="decimal"/>
       <w:lvlText w:val=""/>
       <w:lvlJc w:val="left"/>
     </w:lvl>
-    <w:lvl w:ilvl="4" w:tplc="BE7AEB32">
+    <w:lvl w:ilvl="4" w:tplc="0868BDB0">
       <w:numFmt w:val="decimal"/>
       <w:lvlText w:val=""/>
       <w:lvlJc w:val="left"/>
     </w:lvl>
-    <w:lvl w:ilvl="5" w:tplc="85B4B5D0">
+    <w:lvl w:ilvl="5" w:tplc="7C3C6EDA">
       <w:numFmt w:val="decimal"/>
       <w:lvlText w:val=""/>
       <w:lvlJc w:val="left"/>
     </w:lvl>
-    <w:lvl w:ilvl="6" w:tplc="852ECA10">
+    <w:lvl w:ilvl="6" w:tplc="20F6FE2C">
       <w:numFmt w:val="decimal"/>
       <w:lvlText w:val=""/>
       <w:lvlJc w:val="left"/>
     </w:lvl>
-    <w:lvl w:ilvl="7" w:tplc="4FBEA472">
+    <w:lvl w:ilvl="7" w:tplc="7F4ACEA6">
       <w:numFmt w:val="decimal"/>
       <w:lvlText w:val=""/>
       <w:lvlJc w:val="left"/>
     </w:lvl>
-    <w:lvl w:ilvl="8" w:tplc="39585DA6">
+    <w:lvl w:ilvl="8" w:tplc="39362910">
       <w:numFmt w:val="decimal"/>
       <w:lvlText w:val=""/>
       <w:lvlJc w:val="left"/>
     </w:lvl>
   </w:abstractNum>
   <w:abstractNum w:abstractNumId="1" w15:restartNumberingAfterBreak="0">
-    <w:nsid w:val="1B3321D1"/>
+    <w:nsid w:val="0D8C540F"/>
     <w:multiLevelType w:val="hybridMultilevel"/>
-    <w:tmpl w:val="313649BE"/>
-    <w:lvl w:ilvl="0" w:tplc="886C330A">
+    <w:tmpl w:val="238610B8"/>
+    <w:lvl w:ilvl="0" w:tplc="B8CC036C">
       <w:start w:val="1"/>
       <w:numFmt w:val="decimal"/>
       <w:lvlText w:val="%1."/>
@@ -11822,52 +11817,52 @@
         <w:color w:val="A67C27"/>
       </w:rPr>
     </w:lvl>
-    <w:lvl w:ilvl="1" w:tplc="5678C80E">
+    <w:lvl w:ilvl="1" w:tplc="AC2233CA">
       <w:numFmt w:val="decimal"/>
       <w:lvlText w:val=""/>
       <w:lvlJc w:val="left"/>
     </w:lvl>
-    <w:lvl w:ilvl="2" w:tplc="66288E28">
+    <w:lvl w:ilvl="2" w:tplc="273A27C0">
       <w:numFmt w:val="decimal"/>
       <w:lvlText w:val=""/>
       <w:lvlJc w:val="left"/>
     </w:lvl>
-    <w:lvl w:ilvl="3" w:tplc="0DDE5C4E">
+    <w:lvl w:ilvl="3" w:tplc="7536F712">
       <w:numFmt w:val="decimal"/>
       <w:lvlText w:val=""/>
       <w:lvlJc w:val="left"/>
     </w:lvl>
-    <w:lvl w:ilvl="4" w:tplc="7B760128">
+    <w:lvl w:ilvl="4" w:tplc="EE3400AC">
       <w:numFmt w:val="decimal"/>
       <w:lvlText w:val=""/>
       <w:lvlJc w:val="left"/>
     </w:lvl>
-    <w:lvl w:ilvl="5" w:tplc="B48C0392">
+    <w:lvl w:ilvl="5" w:tplc="18B68214">
       <w:numFmt w:val="decimal"/>
       <w:lvlText w:val=""/>
       <w:lvlJc w:val="left"/>
     </w:lvl>
-    <w:lvl w:ilvl="6" w:tplc="734CC722">
+    <w:lvl w:ilvl="6" w:tplc="BE3ED35C">
       <w:numFmt w:val="decimal"/>
       <w:lvlText w:val=""/>
       <w:lvlJc w:val="left"/>
     </w:lvl>
-    <w:lvl w:ilvl="7" w:tplc="19D0C4A6">
+    <w:lvl w:ilvl="7" w:tplc="10468DBA">
       <w:numFmt w:val="decimal"/>
       <w:lvlText w:val=""/>
       <w:lvlJc w:val="left"/>
     </w:lvl>
-    <w:lvl w:ilvl="8" w:tplc="978A01C8">
+    <w:lvl w:ilvl="8" w:tplc="A00EA76E">
       <w:numFmt w:val="decimal"/>
       <w:lvlText w:val=""/>
       <w:lvlJc w:val="left"/>
     </w:lvl>
   </w:abstractNum>
   <w:abstractNum w:abstractNumId="2" w15:restartNumberingAfterBreak="0">
-    <w:nsid w:val="281F746F"/>
+    <w:nsid w:val="109545C6"/>
     <w:multiLevelType w:val="hybridMultilevel"/>
-    <w:tmpl w:val="4CDE77B2"/>
-    <w:lvl w:ilvl="0" w:tplc="48CE9E44">
+    <w:tmpl w:val="188621E4"/>
+    <w:lvl w:ilvl="0" w:tplc="A62A3E8E">
       <w:start w:val="1"/>
       <w:numFmt w:val="decimal"/>
       <w:lvlText w:val="%1."/>
@@ -11881,110 +11876,52 @@
         <w:color w:val="A67C27"/>
       </w:rPr>
     </w:lvl>
-    <w:lvl w:ilvl="1" w:tplc="1C9AA576">
+    <w:lvl w:ilvl="1" w:tplc="54E8BD3E">
       <w:numFmt w:val="decimal"/>
       <w:lvlText w:val=""/>
       <w:lvlJc w:val="left"/>
     </w:lvl>
-    <w:lvl w:ilvl="2" w:tplc="2ABE223E">
+    <w:lvl w:ilvl="2" w:tplc="76729504">
       <w:numFmt w:val="decimal"/>
       <w:lvlText w:val=""/>
       <w:lvlJc w:val="left"/>
     </w:lvl>
-    <w:lvl w:ilvl="3" w:tplc="F6106650">
+    <w:lvl w:ilvl="3" w:tplc="624A3274">
       <w:numFmt w:val="decimal"/>
       <w:lvlText w:val=""/>
       <w:lvlJc w:val="left"/>
     </w:lvl>
-    <w:lvl w:ilvl="4" w:tplc="82A80CBE">
+    <w:lvl w:ilvl="4" w:tplc="F23474A0">
       <w:numFmt w:val="decimal"/>
       <w:lvlText w:val=""/>
       <w:lvlJc w:val="left"/>
     </w:lvl>
-    <w:lvl w:ilvl="5" w:tplc="1186A00A">
+    <w:lvl w:ilvl="5" w:tplc="AB068258">
       <w:numFmt w:val="decimal"/>
       <w:lvlText w:val=""/>
       <w:lvlJc w:val="left"/>
     </w:lvl>
-    <w:lvl w:ilvl="6" w:tplc="1840A6EC">
+    <w:lvl w:ilvl="6" w:tplc="FC9A4956">
       <w:numFmt w:val="decimal"/>
       <w:lvlText w:val=""/>
       <w:lvlJc w:val="left"/>
     </w:lvl>
-    <w:lvl w:ilvl="7" w:tplc="4076723E">
+    <w:lvl w:ilvl="7" w:tplc="F140D5DA">
       <w:numFmt w:val="decimal"/>
       <w:lvlText w:val=""/>
       <w:lvlJc w:val="left"/>
     </w:lvl>
-    <w:lvl w:ilvl="8" w:tplc="2D4E990C">
+    <w:lvl w:ilvl="8" w:tplc="948EA98E">
       <w:numFmt w:val="decimal"/>
       <w:lvlText w:val=""/>
       <w:lvlJc w:val="left"/>
     </w:lvl>
   </w:abstractNum>
   <w:abstractNum w:abstractNumId="3" w15:restartNumberingAfterBreak="0">
-    <w:nsid w:val="2F243FE2"/>
+    <w:nsid w:val="1E4A4511"/>
     <w:multiLevelType w:val="hybridMultilevel"/>
-    <w:tmpl w:val="11CE54D2"/>
-    <w:lvl w:ilvl="0" w:tplc="66FE9392">
-      <w:start w:val="1"/>
-      <w:numFmt w:val="bullet"/>
-      <w:lvlText w:val="•"/>
-      <w:lvlJc w:val="left"/>
-      <w:pPr>
-        <w:ind w:left="460" w:hanging="280"/>
-      </w:pPr>
-    </w:lvl>
-    <w:lvl w:ilvl="1" w:tplc="E2FEDE6A">
-      <w:start w:val="1"/>
-      <w:numFmt w:val="bullet"/>
-      <w:lvlText w:val="–"/>
-      <w:lvlJc w:val="left"/>
-      <w:pPr>
-        <w:ind w:left="900" w:hanging="280"/>
-      </w:pPr>
-    </w:lvl>
-    <w:lvl w:ilvl="2" w:tplc="03F6397E">
-      <w:numFmt w:val="decimal"/>
-      <w:lvlText w:val=""/>
-      <w:lvlJc w:val="left"/>
-    </w:lvl>
-    <w:lvl w:ilvl="3" w:tplc="2264BA76">
-      <w:numFmt w:val="decimal"/>
-      <w:lvlText w:val=""/>
-      <w:lvlJc w:val="left"/>
-    </w:lvl>
-    <w:lvl w:ilvl="4" w:tplc="EDAC9C12">
-      <w:numFmt w:val="decimal"/>
-      <w:lvlText w:val=""/>
-      <w:lvlJc w:val="left"/>
-    </w:lvl>
-    <w:lvl w:ilvl="5" w:tplc="F97EE7E0">
-      <w:numFmt w:val="decimal"/>
-      <w:lvlText w:val=""/>
-      <w:lvlJc w:val="left"/>
-    </w:lvl>
-    <w:lvl w:ilvl="6" w:tplc="344A77EC">
-      <w:numFmt w:val="decimal"/>
-      <w:lvlText w:val=""/>
-      <w:lvlJc w:val="left"/>
-    </w:lvl>
-    <w:lvl w:ilvl="7" w:tplc="38A230A8">
-      <w:numFmt w:val="decimal"/>
-      <w:lvlText w:val=""/>
-      <w:lvlJc w:val="left"/>
-    </w:lvl>
-    <w:lvl w:ilvl="8" w:tplc="0C64A8A4">
-      <w:numFmt w:val="decimal"/>
-      <w:lvlText w:val=""/>
-      <w:lvlJc w:val="left"/>
-    </w:lvl>
-  </w:abstractNum>
-  <w:abstractNum w:abstractNumId="4" w15:restartNumberingAfterBreak="0">
-    <w:nsid w:val="30D218D1"/>
-    <w:multiLevelType w:val="hybridMultilevel"/>
-    <w:tmpl w:val="7E8AEFDC"/>
-    <w:lvl w:ilvl="0" w:tplc="4D8422EC">
+    <w:tmpl w:val="C4A45948"/>
+    <w:lvl w:ilvl="0" w:tplc="A02E8816">
       <w:start w:val="1"/>
       <w:numFmt w:val="decimal"/>
       <w:lvlText w:val="%1."/>
@@ -11998,52 +11935,52 @@
         <w:color w:val="A67C27"/>
       </w:rPr>
     </w:lvl>
-    <w:lvl w:ilvl="1" w:tplc="29BEAB40">
+    <w:lvl w:ilvl="1" w:tplc="3CE6CA9E">
       <w:numFmt w:val="decimal"/>
       <w:lvlText w:val=""/>
       <w:lvlJc w:val="left"/>
     </w:lvl>
-    <w:lvl w:ilvl="2" w:tplc="4EF8EBC2">
+    <w:lvl w:ilvl="2" w:tplc="A2E0E65A">
       <w:numFmt w:val="decimal"/>
       <w:lvlText w:val=""/>
       <w:lvlJc w:val="left"/>
     </w:lvl>
-    <w:lvl w:ilvl="3" w:tplc="F7AAD548">
+    <w:lvl w:ilvl="3" w:tplc="8B025D66">
       <w:numFmt w:val="decimal"/>
       <w:lvlText w:val=""/>
       <w:lvlJc w:val="left"/>
     </w:lvl>
-    <w:lvl w:ilvl="4" w:tplc="E116C3C2">
+    <w:lvl w:ilvl="4" w:tplc="9A866C40">
       <w:numFmt w:val="decimal"/>
       <w:lvlText w:val=""/>
       <w:lvlJc w:val="left"/>
     </w:lvl>
-    <w:lvl w:ilvl="5" w:tplc="64184E98">
+    <w:lvl w:ilvl="5" w:tplc="6958EF3E">
       <w:numFmt w:val="decimal"/>
       <w:lvlText w:val=""/>
       <w:lvlJc w:val="left"/>
     </w:lvl>
-    <w:lvl w:ilvl="6" w:tplc="AB7AEA5C">
+    <w:lvl w:ilvl="6" w:tplc="D47EA246">
       <w:numFmt w:val="decimal"/>
       <w:lvlText w:val=""/>
       <w:lvlJc w:val="left"/>
     </w:lvl>
-    <w:lvl w:ilvl="7" w:tplc="4E4E9552">
+    <w:lvl w:ilvl="7" w:tplc="C10EEB40">
       <w:numFmt w:val="decimal"/>
       <w:lvlText w:val=""/>
       <w:lvlJc w:val="left"/>
     </w:lvl>
-    <w:lvl w:ilvl="8" w:tplc="16646F66">
+    <w:lvl w:ilvl="8" w:tplc="747E6DE8">
       <w:numFmt w:val="decimal"/>
       <w:lvlText w:val=""/>
       <w:lvlJc w:val="left"/>
     </w:lvl>
   </w:abstractNum>
-  <w:abstractNum w:abstractNumId="5" w15:restartNumberingAfterBreak="0">
-    <w:nsid w:val="31B80B3D"/>
+  <w:abstractNum w:abstractNumId="4" w15:restartNumberingAfterBreak="0">
+    <w:nsid w:val="27C02DFB"/>
     <w:multiLevelType w:val="hybridMultilevel"/>
-    <w:tmpl w:val="A4560F32"/>
-    <w:lvl w:ilvl="0" w:tplc="5194F2F8">
+    <w:tmpl w:val="88B898C8"/>
+    <w:lvl w:ilvl="0" w:tplc="DF9A9534">
       <w:start w:val="1"/>
       <w:numFmt w:val="decimal"/>
       <w:lvlText w:val="%1."/>
@@ -12057,52 +11994,52 @@
         <w:color w:val="A67C27"/>
       </w:rPr>
     </w:lvl>
-    <w:lvl w:ilvl="1" w:tplc="D8802E76">
+    <w:lvl w:ilvl="1" w:tplc="7BAC0F8C">
       <w:numFmt w:val="decimal"/>
       <w:lvlText w:val=""/>
       <w:lvlJc w:val="left"/>
     </w:lvl>
-    <w:lvl w:ilvl="2" w:tplc="C2A0F654">
+    <w:lvl w:ilvl="2" w:tplc="B088EEAE">
       <w:numFmt w:val="decimal"/>
       <w:lvlText w:val=""/>
       <w:lvlJc w:val="left"/>
     </w:lvl>
-    <w:lvl w:ilvl="3" w:tplc="9D94DE80">
+    <w:lvl w:ilvl="3" w:tplc="2BE676EC">
       <w:numFmt w:val="decimal"/>
       <w:lvlText w:val=""/>
       <w:lvlJc w:val="left"/>
     </w:lvl>
-    <w:lvl w:ilvl="4" w:tplc="806A00FE">
+    <w:lvl w:ilvl="4" w:tplc="C2A4C30E">
       <w:numFmt w:val="decimal"/>
       <w:lvlText w:val=""/>
       <w:lvlJc w:val="left"/>
     </w:lvl>
-    <w:lvl w:ilvl="5" w:tplc="89F4B768">
+    <w:lvl w:ilvl="5" w:tplc="6B74AB2C">
       <w:numFmt w:val="decimal"/>
       <w:lvlText w:val=""/>
       <w:lvlJc w:val="left"/>
     </w:lvl>
-    <w:lvl w:ilvl="6" w:tplc="8BA0EA8E">
+    <w:lvl w:ilvl="6" w:tplc="6B4A7F10">
       <w:numFmt w:val="decimal"/>
       <w:lvlText w:val=""/>
       <w:lvlJc w:val="left"/>
     </w:lvl>
-    <w:lvl w:ilvl="7" w:tplc="CC0C6FE6">
+    <w:lvl w:ilvl="7" w:tplc="F00ECDAC">
       <w:numFmt w:val="decimal"/>
       <w:lvlText w:val=""/>
       <w:lvlJc w:val="left"/>
     </w:lvl>
-    <w:lvl w:ilvl="8" w:tplc="6C465C36">
+    <w:lvl w:ilvl="8" w:tplc="F8E403D0">
       <w:numFmt w:val="decimal"/>
       <w:lvlText w:val=""/>
       <w:lvlJc w:val="left"/>
     </w:lvl>
   </w:abstractNum>
-  <w:abstractNum w:abstractNumId="6" w15:restartNumberingAfterBreak="0">
-    <w:nsid w:val="34EF7B37"/>
+  <w:abstractNum w:abstractNumId="5" w15:restartNumberingAfterBreak="0">
+    <w:nsid w:val="284B01EE"/>
     <w:multiLevelType w:val="hybridMultilevel"/>
-    <w:tmpl w:val="7C681B96"/>
-    <w:lvl w:ilvl="0" w:tplc="B8227C08">
+    <w:tmpl w:val="75A6F368"/>
+    <w:lvl w:ilvl="0" w:tplc="653AD3F6">
       <w:start w:val="1"/>
       <w:numFmt w:val="decimal"/>
       <w:lvlText w:val="%1."/>
@@ -12116,52 +12053,52 @@
         <w:color w:val="A67C27"/>
       </w:rPr>
     </w:lvl>
-    <w:lvl w:ilvl="1" w:tplc="9E048CD2">
+    <w:lvl w:ilvl="1" w:tplc="42D41BB8">
       <w:numFmt w:val="decimal"/>
       <w:lvlText w:val=""/>
       <w:lvlJc w:val="left"/>
     </w:lvl>
-    <w:lvl w:ilvl="2" w:tplc="FF668AB6">
+    <w:lvl w:ilvl="2" w:tplc="D8EEDF6E">
       <w:numFmt w:val="decimal"/>
       <w:lvlText w:val=""/>
       <w:lvlJc w:val="left"/>
     </w:lvl>
-    <w:lvl w:ilvl="3" w:tplc="09EC0E26">
+    <w:lvl w:ilvl="3" w:tplc="0B5C16AA">
       <w:numFmt w:val="decimal"/>
       <w:lvlText w:val=""/>
       <w:lvlJc w:val="left"/>
     </w:lvl>
-    <w:lvl w:ilvl="4" w:tplc="3E8264C8">
+    <w:lvl w:ilvl="4" w:tplc="E5883E42">
       <w:numFmt w:val="decimal"/>
       <w:lvlText w:val=""/>
       <w:lvlJc w:val="left"/>
     </w:lvl>
-    <w:lvl w:ilvl="5" w:tplc="D5FE092A">
+    <w:lvl w:ilvl="5" w:tplc="D1A8C6C2">
       <w:numFmt w:val="decimal"/>
       <w:lvlText w:val=""/>
       <w:lvlJc w:val="left"/>
     </w:lvl>
-    <w:lvl w:ilvl="6" w:tplc="D28CD58C">
+    <w:lvl w:ilvl="6" w:tplc="ABCC2780">
       <w:numFmt w:val="decimal"/>
       <w:lvlText w:val=""/>
       <w:lvlJc w:val="left"/>
     </w:lvl>
-    <w:lvl w:ilvl="7" w:tplc="E062BD38">
+    <w:lvl w:ilvl="7" w:tplc="CF7E9E1E">
       <w:numFmt w:val="decimal"/>
       <w:lvlText w:val=""/>
       <w:lvlJc w:val="left"/>
     </w:lvl>
-    <w:lvl w:ilvl="8" w:tplc="9A68EE40">
+    <w:lvl w:ilvl="8" w:tplc="586A40A6">
       <w:numFmt w:val="decimal"/>
       <w:lvlText w:val=""/>
       <w:lvlJc w:val="left"/>
     </w:lvl>
   </w:abstractNum>
-  <w:abstractNum w:abstractNumId="7" w15:restartNumberingAfterBreak="0">
-    <w:nsid w:val="44BF235F"/>
+  <w:abstractNum w:abstractNumId="6" w15:restartNumberingAfterBreak="0">
+    <w:nsid w:val="2A6C3513"/>
     <w:multiLevelType w:val="hybridMultilevel"/>
-    <w:tmpl w:val="69762B32"/>
-    <w:lvl w:ilvl="0" w:tplc="6986A5CA">
+    <w:tmpl w:val="B0624D52"/>
+    <w:lvl w:ilvl="0" w:tplc="D6586ABE">
       <w:start w:val="1"/>
       <w:numFmt w:val="decimal"/>
       <w:lvlText w:val="%1."/>
@@ -12175,52 +12112,52 @@
         <w:color w:val="A67C27"/>
       </w:rPr>
     </w:lvl>
-    <w:lvl w:ilvl="1" w:tplc="B276ED8E">
+    <w:lvl w:ilvl="1" w:tplc="777AE3BC">
       <w:numFmt w:val="decimal"/>
       <w:lvlText w:val=""/>
       <w:lvlJc w:val="left"/>
     </w:lvl>
-    <w:lvl w:ilvl="2" w:tplc="FFC83B1E">
+    <w:lvl w:ilvl="2" w:tplc="2BBAD2FC">
       <w:numFmt w:val="decimal"/>
       <w:lvlText w:val=""/>
       <w:lvlJc w:val="left"/>
     </w:lvl>
-    <w:lvl w:ilvl="3" w:tplc="4C90873A">
+    <w:lvl w:ilvl="3" w:tplc="9B4C37AC">
       <w:numFmt w:val="decimal"/>
       <w:lvlText w:val=""/>
       <w:lvlJc w:val="left"/>
     </w:lvl>
-    <w:lvl w:ilvl="4" w:tplc="65C802CE">
+    <w:lvl w:ilvl="4" w:tplc="32AA0BAA">
       <w:numFmt w:val="decimal"/>
       <w:lvlText w:val=""/>
       <w:lvlJc w:val="left"/>
     </w:lvl>
-    <w:lvl w:ilvl="5" w:tplc="E59E940C">
+    <w:lvl w:ilvl="5" w:tplc="B9AA29E0">
       <w:numFmt w:val="decimal"/>
       <w:lvlText w:val=""/>
       <w:lvlJc w:val="left"/>
     </w:lvl>
-    <w:lvl w:ilvl="6" w:tplc="FA90E9FE">
+    <w:lvl w:ilvl="6" w:tplc="C9EA996E">
       <w:numFmt w:val="decimal"/>
       <w:lvlText w:val=""/>
       <w:lvlJc w:val="left"/>
     </w:lvl>
-    <w:lvl w:ilvl="7" w:tplc="47CE2E9E">
+    <w:lvl w:ilvl="7" w:tplc="B6266110">
       <w:numFmt w:val="decimal"/>
       <w:lvlText w:val=""/>
       <w:lvlJc w:val="left"/>
     </w:lvl>
-    <w:lvl w:ilvl="8" w:tplc="ED50AA68">
+    <w:lvl w:ilvl="8" w:tplc="00065B2A">
       <w:numFmt w:val="decimal"/>
       <w:lvlText w:val=""/>
       <w:lvlJc w:val="left"/>
     </w:lvl>
   </w:abstractNum>
-  <w:abstractNum w:abstractNumId="8" w15:restartNumberingAfterBreak="0">
-    <w:nsid w:val="4A352974"/>
+  <w:abstractNum w:abstractNumId="7" w15:restartNumberingAfterBreak="0">
+    <w:nsid w:val="2C574B89"/>
     <w:multiLevelType w:val="hybridMultilevel"/>
-    <w:tmpl w:val="1BE0C64E"/>
-    <w:lvl w:ilvl="0" w:tplc="59F20DA0">
+    <w:tmpl w:val="107498E6"/>
+    <w:lvl w:ilvl="0" w:tplc="3E70C748">
       <w:start w:val="1"/>
       <w:numFmt w:val="decimal"/>
       <w:lvlText w:val="%1."/>
@@ -12234,52 +12171,52 @@
         <w:color w:val="A67C27"/>
       </w:rPr>
     </w:lvl>
-    <w:lvl w:ilvl="1" w:tplc="396C7508">
+    <w:lvl w:ilvl="1" w:tplc="AD8C5346">
       <w:numFmt w:val="decimal"/>
       <w:lvlText w:val=""/>
       <w:lvlJc w:val="left"/>
     </w:lvl>
-    <w:lvl w:ilvl="2" w:tplc="52026EDC">
+    <w:lvl w:ilvl="2" w:tplc="F4BA2F50">
       <w:numFmt w:val="decimal"/>
       <w:lvlText w:val=""/>
       <w:lvlJc w:val="left"/>
     </w:lvl>
-    <w:lvl w:ilvl="3" w:tplc="85A6B2AA">
+    <w:lvl w:ilvl="3" w:tplc="72989384">
       <w:numFmt w:val="decimal"/>
       <w:lvlText w:val=""/>
       <w:lvlJc w:val="left"/>
     </w:lvl>
-    <w:lvl w:ilvl="4" w:tplc="CD7EF0AA">
+    <w:lvl w:ilvl="4" w:tplc="CF2A1F66">
       <w:numFmt w:val="decimal"/>
       <w:lvlText w:val=""/>
       <w:lvlJc w:val="left"/>
     </w:lvl>
-    <w:lvl w:ilvl="5" w:tplc="4972E838">
+    <w:lvl w:ilvl="5" w:tplc="0DD647B2">
       <w:numFmt w:val="decimal"/>
       <w:lvlText w:val=""/>
       <w:lvlJc w:val="left"/>
     </w:lvl>
-    <w:lvl w:ilvl="6" w:tplc="4C327B8A">
+    <w:lvl w:ilvl="6" w:tplc="C4F47A72">
       <w:numFmt w:val="decimal"/>
       <w:lvlText w:val=""/>
       <w:lvlJc w:val="left"/>
     </w:lvl>
-    <w:lvl w:ilvl="7" w:tplc="EEB2E056">
+    <w:lvl w:ilvl="7" w:tplc="D5F83BD2">
       <w:numFmt w:val="decimal"/>
       <w:lvlText w:val=""/>
       <w:lvlJc w:val="left"/>
     </w:lvl>
-    <w:lvl w:ilvl="8" w:tplc="E96A1578">
+    <w:lvl w:ilvl="8" w:tplc="3556A550">
       <w:numFmt w:val="decimal"/>
       <w:lvlText w:val=""/>
       <w:lvlJc w:val="left"/>
     </w:lvl>
   </w:abstractNum>
-  <w:abstractNum w:abstractNumId="9" w15:restartNumberingAfterBreak="0">
-    <w:nsid w:val="52775759"/>
+  <w:abstractNum w:abstractNumId="8" w15:restartNumberingAfterBreak="0">
+    <w:nsid w:val="33BA2E0F"/>
     <w:multiLevelType w:val="hybridMultilevel"/>
-    <w:tmpl w:val="57946406"/>
-    <w:lvl w:ilvl="0" w:tplc="CD18AE6E">
+    <w:tmpl w:val="669C049C"/>
+    <w:lvl w:ilvl="0" w:tplc="1194BB12">
       <w:start w:val="1"/>
       <w:numFmt w:val="decimal"/>
       <w:lvlText w:val="%1."/>
@@ -12293,52 +12230,110 @@
         <w:color w:val="A67C27"/>
       </w:rPr>
     </w:lvl>
-    <w:lvl w:ilvl="1" w:tplc="3CD8BF2A">
+    <w:lvl w:ilvl="1" w:tplc="3D04562E">
       <w:numFmt w:val="decimal"/>
       <w:lvlText w:val=""/>
       <w:lvlJc w:val="left"/>
     </w:lvl>
-    <w:lvl w:ilvl="2" w:tplc="4C98B94A">
+    <w:lvl w:ilvl="2" w:tplc="A60E13E4">
       <w:numFmt w:val="decimal"/>
       <w:lvlText w:val=""/>
       <w:lvlJc w:val="left"/>
     </w:lvl>
-    <w:lvl w:ilvl="3" w:tplc="BE8488A2">
+    <w:lvl w:ilvl="3" w:tplc="79EE45F6">
       <w:numFmt w:val="decimal"/>
       <w:lvlText w:val=""/>
       <w:lvlJc w:val="left"/>
     </w:lvl>
-    <w:lvl w:ilvl="4" w:tplc="578AC3DC">
+    <w:lvl w:ilvl="4" w:tplc="780867AE">
       <w:numFmt w:val="decimal"/>
       <w:lvlText w:val=""/>
       <w:lvlJc w:val="left"/>
     </w:lvl>
-    <w:lvl w:ilvl="5" w:tplc="79B0B8B8">
+    <w:lvl w:ilvl="5" w:tplc="0F023298">
       <w:numFmt w:val="decimal"/>
       <w:lvlText w:val=""/>
       <w:lvlJc w:val="left"/>
     </w:lvl>
-    <w:lvl w:ilvl="6" w:tplc="213AFDAC">
+    <w:lvl w:ilvl="6" w:tplc="77323DDA">
       <w:numFmt w:val="decimal"/>
       <w:lvlText w:val=""/>
       <w:lvlJc w:val="left"/>
     </w:lvl>
-    <w:lvl w:ilvl="7" w:tplc="4AEE0A3E">
+    <w:lvl w:ilvl="7" w:tplc="4EDE2008">
       <w:numFmt w:val="decimal"/>
       <w:lvlText w:val=""/>
       <w:lvlJc w:val="left"/>
     </w:lvl>
-    <w:lvl w:ilvl="8" w:tplc="36E20A6E">
+    <w:lvl w:ilvl="8" w:tplc="14043734">
+      <w:numFmt w:val="decimal"/>
+      <w:lvlText w:val=""/>
+      <w:lvlJc w:val="left"/>
+    </w:lvl>
+  </w:abstractNum>
+  <w:abstractNum w:abstractNumId="9" w15:restartNumberingAfterBreak="0">
+    <w:nsid w:val="37BD063F"/>
+    <w:multiLevelType w:val="hybridMultilevel"/>
+    <w:tmpl w:val="9F32D570"/>
+    <w:lvl w:ilvl="0" w:tplc="A104C90E">
+      <w:start w:val="1"/>
+      <w:numFmt w:val="bullet"/>
+      <w:lvlText w:val="•"/>
+      <w:lvlJc w:val="left"/>
+      <w:pPr>
+        <w:ind w:left="460" w:hanging="280"/>
+      </w:pPr>
+    </w:lvl>
+    <w:lvl w:ilvl="1" w:tplc="B254E2AE">
+      <w:start w:val="1"/>
+      <w:numFmt w:val="bullet"/>
+      <w:lvlText w:val="–"/>
+      <w:lvlJc w:val="left"/>
+      <w:pPr>
+        <w:ind w:left="900" w:hanging="280"/>
+      </w:pPr>
+    </w:lvl>
+    <w:lvl w:ilvl="2" w:tplc="D1A66642">
+      <w:numFmt w:val="decimal"/>
+      <w:lvlText w:val=""/>
+      <w:lvlJc w:val="left"/>
+    </w:lvl>
+    <w:lvl w:ilvl="3" w:tplc="4758623A">
+      <w:numFmt w:val="decimal"/>
+      <w:lvlText w:val=""/>
+      <w:lvlJc w:val="left"/>
+    </w:lvl>
+    <w:lvl w:ilvl="4" w:tplc="A3989DE0">
+      <w:numFmt w:val="decimal"/>
+      <w:lvlText w:val=""/>
+      <w:lvlJc w:val="left"/>
+    </w:lvl>
+    <w:lvl w:ilvl="5" w:tplc="00A6581C">
+      <w:numFmt w:val="decimal"/>
+      <w:lvlText w:val=""/>
+      <w:lvlJc w:val="left"/>
+    </w:lvl>
+    <w:lvl w:ilvl="6" w:tplc="885E07E4">
+      <w:numFmt w:val="decimal"/>
+      <w:lvlText w:val=""/>
+      <w:lvlJc w:val="left"/>
+    </w:lvl>
+    <w:lvl w:ilvl="7" w:tplc="1A4E96DC">
+      <w:numFmt w:val="decimal"/>
+      <w:lvlText w:val=""/>
+      <w:lvlJc w:val="left"/>
+    </w:lvl>
+    <w:lvl w:ilvl="8" w:tplc="FE84BB4E">
       <w:numFmt w:val="decimal"/>
       <w:lvlText w:val=""/>
       <w:lvlJc w:val="left"/>
     </w:lvl>
   </w:abstractNum>
   <w:abstractNum w:abstractNumId="10" w15:restartNumberingAfterBreak="0">
-    <w:nsid w:val="54DE7F94"/>
+    <w:nsid w:val="41A22730"/>
     <w:multiLevelType w:val="hybridMultilevel"/>
-    <w:tmpl w:val="62302D12"/>
-    <w:lvl w:ilvl="0" w:tplc="5374095E">
+    <w:tmpl w:val="2ADE0F48"/>
+    <w:lvl w:ilvl="0" w:tplc="B8622896">
       <w:start w:val="1"/>
       <w:numFmt w:val="decimal"/>
       <w:lvlText w:val="%1."/>
@@ -12352,52 +12347,52 @@
         <w:color w:val="A67C27"/>
       </w:rPr>
     </w:lvl>
-    <w:lvl w:ilvl="1" w:tplc="A8569C14">
+    <w:lvl w:ilvl="1" w:tplc="838881C0">
       <w:numFmt w:val="decimal"/>
       <w:lvlText w:val=""/>
       <w:lvlJc w:val="left"/>
     </w:lvl>
-    <w:lvl w:ilvl="2" w:tplc="273C6AC4">
+    <w:lvl w:ilvl="2" w:tplc="2EA255B4">
       <w:numFmt w:val="decimal"/>
       <w:lvlText w:val=""/>
       <w:lvlJc w:val="left"/>
     </w:lvl>
-    <w:lvl w:ilvl="3" w:tplc="5BF2B1D0">
+    <w:lvl w:ilvl="3" w:tplc="727EDC7A">
       <w:numFmt w:val="decimal"/>
       <w:lvlText w:val=""/>
       <w:lvlJc w:val="left"/>
     </w:lvl>
-    <w:lvl w:ilvl="4" w:tplc="F9782F70">
+    <w:lvl w:ilvl="4" w:tplc="CF4084D4">
       <w:numFmt w:val="decimal"/>
       <w:lvlText w:val=""/>
       <w:lvlJc w:val="left"/>
     </w:lvl>
-    <w:lvl w:ilvl="5" w:tplc="4BD483E0">
+    <w:lvl w:ilvl="5" w:tplc="53C660F0">
       <w:numFmt w:val="decimal"/>
       <w:lvlText w:val=""/>
       <w:lvlJc w:val="left"/>
     </w:lvl>
-    <w:lvl w:ilvl="6" w:tplc="9AA65612">
+    <w:lvl w:ilvl="6" w:tplc="5CD027C6">
       <w:numFmt w:val="decimal"/>
       <w:lvlText w:val=""/>
       <w:lvlJc w:val="left"/>
     </w:lvl>
-    <w:lvl w:ilvl="7" w:tplc="8684F5D2">
+    <w:lvl w:ilvl="7" w:tplc="37901422">
       <w:numFmt w:val="decimal"/>
       <w:lvlText w:val=""/>
       <w:lvlJc w:val="left"/>
     </w:lvl>
-    <w:lvl w:ilvl="8" w:tplc="12443710">
+    <w:lvl w:ilvl="8" w:tplc="9DD8E892">
       <w:numFmt w:val="decimal"/>
       <w:lvlText w:val=""/>
       <w:lvlJc w:val="left"/>
     </w:lvl>
   </w:abstractNum>
   <w:abstractNum w:abstractNumId="11" w15:restartNumberingAfterBreak="0">
-    <w:nsid w:val="5E2A3262"/>
+    <w:nsid w:val="56AE1993"/>
     <w:multiLevelType w:val="hybridMultilevel"/>
-    <w:tmpl w:val="3072EDD4"/>
-    <w:lvl w:ilvl="0" w:tplc="82CAEC34">
+    <w:tmpl w:val="A6348E24"/>
+    <w:lvl w:ilvl="0" w:tplc="8EF4AC00">
       <w:start w:val="1"/>
       <w:numFmt w:val="decimal"/>
       <w:lvlText w:val="%1."/>
@@ -12411,52 +12406,52 @@
         <w:color w:val="A67C27"/>
       </w:rPr>
     </w:lvl>
-    <w:lvl w:ilvl="1" w:tplc="3480730A">
+    <w:lvl w:ilvl="1" w:tplc="053286E2">
       <w:numFmt w:val="decimal"/>
       <w:lvlText w:val=""/>
       <w:lvlJc w:val="left"/>
     </w:lvl>
-    <w:lvl w:ilvl="2" w:tplc="DB5A8522">
+    <w:lvl w:ilvl="2" w:tplc="101691C0">
       <w:numFmt w:val="decimal"/>
       <w:lvlText w:val=""/>
       <w:lvlJc w:val="left"/>
     </w:lvl>
-    <w:lvl w:ilvl="3" w:tplc="FB06E0D6">
+    <w:lvl w:ilvl="3" w:tplc="DE6C87D4">
       <w:numFmt w:val="decimal"/>
       <w:lvlText w:val=""/>
       <w:lvlJc w:val="left"/>
     </w:lvl>
-    <w:lvl w:ilvl="4" w:tplc="FCCA954C">
+    <w:lvl w:ilvl="4" w:tplc="7278DA38">
       <w:numFmt w:val="decimal"/>
       <w:lvlText w:val=""/>
       <w:lvlJc w:val="left"/>
     </w:lvl>
-    <w:lvl w:ilvl="5" w:tplc="EE8E748E">
+    <w:lvl w:ilvl="5" w:tplc="0FC0753C">
       <w:numFmt w:val="decimal"/>
       <w:lvlText w:val=""/>
       <w:lvlJc w:val="left"/>
     </w:lvl>
-    <w:lvl w:ilvl="6" w:tplc="EF16B17E">
+    <w:lvl w:ilvl="6" w:tplc="1650806E">
       <w:numFmt w:val="decimal"/>
       <w:lvlText w:val=""/>
       <w:lvlJc w:val="left"/>
     </w:lvl>
-    <w:lvl w:ilvl="7" w:tplc="DF82319C">
+    <w:lvl w:ilvl="7" w:tplc="6D107522">
       <w:numFmt w:val="decimal"/>
       <w:lvlText w:val=""/>
       <w:lvlJc w:val="left"/>
     </w:lvl>
-    <w:lvl w:ilvl="8" w:tplc="A4AE145A">
+    <w:lvl w:ilvl="8" w:tplc="FBAED352">
       <w:numFmt w:val="decimal"/>
       <w:lvlText w:val=""/>
       <w:lvlJc w:val="left"/>
     </w:lvl>
   </w:abstractNum>
   <w:abstractNum w:abstractNumId="12" w15:restartNumberingAfterBreak="0">
-    <w:nsid w:val="643041A4"/>
+    <w:nsid w:val="56E13A37"/>
     <w:multiLevelType w:val="hybridMultilevel"/>
-    <w:tmpl w:val="F4920734"/>
-    <w:lvl w:ilvl="0" w:tplc="9E4E7F20">
+    <w:tmpl w:val="09C08F14"/>
+    <w:lvl w:ilvl="0" w:tplc="7862C468">
       <w:start w:val="1"/>
       <w:numFmt w:val="decimal"/>
       <w:lvlText w:val="%1."/>
@@ -12470,52 +12465,52 @@
         <w:color w:val="A67C27"/>
       </w:rPr>
     </w:lvl>
-    <w:lvl w:ilvl="1" w:tplc="70A4A1C2">
+    <w:lvl w:ilvl="1" w:tplc="7334158E">
       <w:numFmt w:val="decimal"/>
       <w:lvlText w:val=""/>
       <w:lvlJc w:val="left"/>
     </w:lvl>
-    <w:lvl w:ilvl="2" w:tplc="22C42B92">
+    <w:lvl w:ilvl="2" w:tplc="37B6937A">
       <w:numFmt w:val="decimal"/>
       <w:lvlText w:val=""/>
       <w:lvlJc w:val="left"/>
     </w:lvl>
-    <w:lvl w:ilvl="3" w:tplc="CFD6CDD6">
+    <w:lvl w:ilvl="3" w:tplc="447C961A">
       <w:numFmt w:val="decimal"/>
       <w:lvlText w:val=""/>
       <w:lvlJc w:val="left"/>
     </w:lvl>
-    <w:lvl w:ilvl="4" w:tplc="2FDED9DA">
+    <w:lvl w:ilvl="4" w:tplc="11426944">
       <w:numFmt w:val="decimal"/>
       <w:lvlText w:val=""/>
       <w:lvlJc w:val="left"/>
     </w:lvl>
-    <w:lvl w:ilvl="5" w:tplc="056C72BE">
+    <w:lvl w:ilvl="5" w:tplc="B56C70D4">
       <w:numFmt w:val="decimal"/>
       <w:lvlText w:val=""/>
       <w:lvlJc w:val="left"/>
     </w:lvl>
-    <w:lvl w:ilvl="6" w:tplc="828005E8">
+    <w:lvl w:ilvl="6" w:tplc="19345124">
       <w:numFmt w:val="decimal"/>
       <w:lvlText w:val=""/>
       <w:lvlJc w:val="left"/>
     </w:lvl>
-    <w:lvl w:ilvl="7" w:tplc="E0C8E88A">
+    <w:lvl w:ilvl="7" w:tplc="4DC63DBE">
       <w:numFmt w:val="decimal"/>
       <w:lvlText w:val=""/>
       <w:lvlJc w:val="left"/>
     </w:lvl>
-    <w:lvl w:ilvl="8" w:tplc="80001A40">
+    <w:lvl w:ilvl="8" w:tplc="063C6B78">
       <w:numFmt w:val="decimal"/>
       <w:lvlText w:val=""/>
       <w:lvlJc w:val="left"/>
     </w:lvl>
   </w:abstractNum>
   <w:abstractNum w:abstractNumId="13" w15:restartNumberingAfterBreak="0">
-    <w:nsid w:val="65DE481E"/>
+    <w:nsid w:val="589E64C7"/>
     <w:multiLevelType w:val="hybridMultilevel"/>
-    <w:tmpl w:val="DE84FAA4"/>
-    <w:lvl w:ilvl="0" w:tplc="1FA8C7BE">
+    <w:tmpl w:val="F0DCD152"/>
+    <w:lvl w:ilvl="0" w:tplc="CF544EFA">
       <w:start w:val="1"/>
       <w:numFmt w:val="decimal"/>
       <w:lvlText w:val="%1."/>
@@ -12529,52 +12524,52 @@
         <w:color w:val="A67C27"/>
       </w:rPr>
     </w:lvl>
-    <w:lvl w:ilvl="1" w:tplc="4FE8D000">
+    <w:lvl w:ilvl="1" w:tplc="659EFC9C">
       <w:numFmt w:val="decimal"/>
       <w:lvlText w:val=""/>
       <w:lvlJc w:val="left"/>
     </w:lvl>
-    <w:lvl w:ilvl="2" w:tplc="15280B46">
+    <w:lvl w:ilvl="2" w:tplc="9788ABDE">
       <w:numFmt w:val="decimal"/>
       <w:lvlText w:val=""/>
       <w:lvlJc w:val="left"/>
     </w:lvl>
-    <w:lvl w:ilvl="3" w:tplc="D3DC55D8">
+    <w:lvl w:ilvl="3" w:tplc="D8DE3A82">
       <w:numFmt w:val="decimal"/>
       <w:lvlText w:val=""/>
       <w:lvlJc w:val="left"/>
     </w:lvl>
-    <w:lvl w:ilvl="4" w:tplc="AEA230F2">
+    <w:lvl w:ilvl="4" w:tplc="DAE8A47E">
       <w:numFmt w:val="decimal"/>
       <w:lvlText w:val=""/>
       <w:lvlJc w:val="left"/>
     </w:lvl>
-    <w:lvl w:ilvl="5" w:tplc="357C48A6">
+    <w:lvl w:ilvl="5" w:tplc="00CE1E8C">
       <w:numFmt w:val="decimal"/>
       <w:lvlText w:val=""/>
       <w:lvlJc w:val="left"/>
     </w:lvl>
-    <w:lvl w:ilvl="6" w:tplc="78DE5ADC">
+    <w:lvl w:ilvl="6" w:tplc="6B762C82">
       <w:numFmt w:val="decimal"/>
       <w:lvlText w:val=""/>
       <w:lvlJc w:val="left"/>
     </w:lvl>
-    <w:lvl w:ilvl="7" w:tplc="19008FB4">
+    <w:lvl w:ilvl="7" w:tplc="E32CB946">
       <w:numFmt w:val="decimal"/>
       <w:lvlText w:val=""/>
       <w:lvlJc w:val="left"/>
     </w:lvl>
-    <w:lvl w:ilvl="8" w:tplc="9662C6BC">
+    <w:lvl w:ilvl="8" w:tplc="2702E3EE">
       <w:numFmt w:val="decimal"/>
       <w:lvlText w:val=""/>
       <w:lvlJc w:val="left"/>
     </w:lvl>
   </w:abstractNum>
   <w:abstractNum w:abstractNumId="14" w15:restartNumberingAfterBreak="0">
-    <w:nsid w:val="674F1588"/>
+    <w:nsid w:val="5AF36C14"/>
     <w:multiLevelType w:val="hybridMultilevel"/>
-    <w:tmpl w:val="8AC4F0BA"/>
-    <w:lvl w:ilvl="0" w:tplc="BC6AE158">
+    <w:tmpl w:val="F98652DE"/>
+    <w:lvl w:ilvl="0" w:tplc="95F2E5A2">
       <w:start w:val="1"/>
       <w:numFmt w:val="decimal"/>
       <w:lvlText w:val="%1."/>
@@ -12588,52 +12583,52 @@
         <w:color w:val="A67C27"/>
       </w:rPr>
     </w:lvl>
-    <w:lvl w:ilvl="1" w:tplc="AB8C8D72">
+    <w:lvl w:ilvl="1" w:tplc="2DAEBFB6">
       <w:numFmt w:val="decimal"/>
       <w:lvlText w:val=""/>
       <w:lvlJc w:val="left"/>
     </w:lvl>
-    <w:lvl w:ilvl="2" w:tplc="CCDCB598">
+    <w:lvl w:ilvl="2" w:tplc="4AF4D08C">
       <w:numFmt w:val="decimal"/>
       <w:lvlText w:val=""/>
       <w:lvlJc w:val="left"/>
     </w:lvl>
-    <w:lvl w:ilvl="3" w:tplc="12D0FD80">
+    <w:lvl w:ilvl="3" w:tplc="16A64D1A">
       <w:numFmt w:val="decimal"/>
       <w:lvlText w:val=""/>
       <w:lvlJc w:val="left"/>
     </w:lvl>
-    <w:lvl w:ilvl="4" w:tplc="E2FA2B0E">
+    <w:lvl w:ilvl="4" w:tplc="741E0C02">
       <w:numFmt w:val="decimal"/>
       <w:lvlText w:val=""/>
       <w:lvlJc w:val="left"/>
     </w:lvl>
-    <w:lvl w:ilvl="5" w:tplc="112067E4">
+    <w:lvl w:ilvl="5" w:tplc="1792B080">
       <w:numFmt w:val="decimal"/>
       <w:lvlText w:val=""/>
       <w:lvlJc w:val="left"/>
     </w:lvl>
-    <w:lvl w:ilvl="6" w:tplc="26224A8E">
+    <w:lvl w:ilvl="6" w:tplc="C26085F4">
       <w:numFmt w:val="decimal"/>
       <w:lvlText w:val=""/>
       <w:lvlJc w:val="left"/>
     </w:lvl>
-    <w:lvl w:ilvl="7" w:tplc="84CE337A">
+    <w:lvl w:ilvl="7" w:tplc="5FF22490">
       <w:numFmt w:val="decimal"/>
       <w:lvlText w:val=""/>
       <w:lvlJc w:val="left"/>
     </w:lvl>
-    <w:lvl w:ilvl="8" w:tplc="281C0FF6">
+    <w:lvl w:ilvl="8" w:tplc="14148634">
       <w:numFmt w:val="decimal"/>
       <w:lvlText w:val=""/>
       <w:lvlJc w:val="left"/>
     </w:lvl>
   </w:abstractNum>
   <w:abstractNum w:abstractNumId="15" w15:restartNumberingAfterBreak="0">
-    <w:nsid w:val="6AB61583"/>
+    <w:nsid w:val="6B8B0C29"/>
     <w:multiLevelType w:val="hybridMultilevel"/>
-    <w:tmpl w:val="0F408146"/>
-    <w:lvl w:ilvl="0" w:tplc="B92A10B4">
+    <w:tmpl w:val="573E615C"/>
+    <w:lvl w:ilvl="0" w:tplc="6C7667F2">
       <w:start w:val="1"/>
       <w:numFmt w:val="decimal"/>
       <w:lvlText w:val="%1."/>
@@ -12647,52 +12642,52 @@
         <w:color w:val="A67C27"/>
       </w:rPr>
     </w:lvl>
-    <w:lvl w:ilvl="1" w:tplc="3D28AF64">
+    <w:lvl w:ilvl="1" w:tplc="3640912A">
       <w:numFmt w:val="decimal"/>
       <w:lvlText w:val=""/>
       <w:lvlJc w:val="left"/>
     </w:lvl>
-    <w:lvl w:ilvl="2" w:tplc="2E5852AC">
+    <w:lvl w:ilvl="2" w:tplc="96E8F0B6">
       <w:numFmt w:val="decimal"/>
       <w:lvlText w:val=""/>
       <w:lvlJc w:val="left"/>
     </w:lvl>
-    <w:lvl w:ilvl="3" w:tplc="F606DF1C">
+    <w:lvl w:ilvl="3" w:tplc="3CF4B56C">
       <w:numFmt w:val="decimal"/>
       <w:lvlText w:val=""/>
       <w:lvlJc w:val="left"/>
     </w:lvl>
-    <w:lvl w:ilvl="4" w:tplc="DC82E016">
+    <w:lvl w:ilvl="4" w:tplc="7668D952">
       <w:numFmt w:val="decimal"/>
       <w:lvlText w:val=""/>
       <w:lvlJc w:val="left"/>
     </w:lvl>
-    <w:lvl w:ilvl="5" w:tplc="57DE55B6">
+    <w:lvl w:ilvl="5" w:tplc="9D5C5466">
       <w:numFmt w:val="decimal"/>
       <w:lvlText w:val=""/>
       <w:lvlJc w:val="left"/>
     </w:lvl>
-    <w:lvl w:ilvl="6" w:tplc="9A32F450">
+    <w:lvl w:ilvl="6" w:tplc="258E394A">
       <w:numFmt w:val="decimal"/>
       <w:lvlText w:val=""/>
       <w:lvlJc w:val="left"/>
     </w:lvl>
-    <w:lvl w:ilvl="7" w:tplc="510A4390">
+    <w:lvl w:ilvl="7" w:tplc="4EDE2572">
       <w:numFmt w:val="decimal"/>
       <w:lvlText w:val=""/>
       <w:lvlJc w:val="left"/>
     </w:lvl>
-    <w:lvl w:ilvl="8" w:tplc="7F30CD5A">
+    <w:lvl w:ilvl="8" w:tplc="E7AC6462">
       <w:numFmt w:val="decimal"/>
       <w:lvlText w:val=""/>
       <w:lvlJc w:val="left"/>
     </w:lvl>
   </w:abstractNum>
   <w:abstractNum w:abstractNumId="16" w15:restartNumberingAfterBreak="0">
-    <w:nsid w:val="6F555D55"/>
+    <w:nsid w:val="75156C75"/>
     <w:multiLevelType w:val="hybridMultilevel"/>
-    <w:tmpl w:val="7A68703C"/>
-    <w:lvl w:ilvl="0" w:tplc="1DE8CD82">
+    <w:tmpl w:val="2306EF50"/>
+    <w:lvl w:ilvl="0" w:tplc="8AC2A4CA">
       <w:start w:val="1"/>
       <w:numFmt w:val="decimal"/>
       <w:lvlText w:val="%1."/>
@@ -12706,52 +12701,52 @@
         <w:color w:val="A67C27"/>
       </w:rPr>
     </w:lvl>
-    <w:lvl w:ilvl="1" w:tplc="71AE9A86">
+    <w:lvl w:ilvl="1" w:tplc="760080B2">
       <w:numFmt w:val="decimal"/>
       <w:lvlText w:val=""/>
       <w:lvlJc w:val="left"/>
     </w:lvl>
-    <w:lvl w:ilvl="2" w:tplc="7B285088">
+    <w:lvl w:ilvl="2" w:tplc="9EF0ED5E">
       <w:numFmt w:val="decimal"/>
       <w:lvlText w:val=""/>
       <w:lvlJc w:val="left"/>
     </w:lvl>
-    <w:lvl w:ilvl="3" w:tplc="E62483B6">
+    <w:lvl w:ilvl="3" w:tplc="F2D21AF8">
       <w:numFmt w:val="decimal"/>
       <w:lvlText w:val=""/>
       <w:lvlJc w:val="left"/>
     </w:lvl>
-    <w:lvl w:ilvl="4" w:tplc="619CF1BC">
+    <w:lvl w:ilvl="4" w:tplc="FB9A0A7E">
       <w:numFmt w:val="decimal"/>
       <w:lvlText w:val=""/>
       <w:lvlJc w:val="left"/>
     </w:lvl>
-    <w:lvl w:ilvl="5" w:tplc="799E46B2">
+    <w:lvl w:ilvl="5" w:tplc="E546507E">
       <w:numFmt w:val="decimal"/>
       <w:lvlText w:val=""/>
       <w:lvlJc w:val="left"/>
     </w:lvl>
-    <w:lvl w:ilvl="6" w:tplc="A33CD1FA">
+    <w:lvl w:ilvl="6" w:tplc="63BA4EDA">
       <w:numFmt w:val="decimal"/>
       <w:lvlText w:val=""/>
       <w:lvlJc w:val="left"/>
     </w:lvl>
-    <w:lvl w:ilvl="7" w:tplc="EB6C3732">
+    <w:lvl w:ilvl="7" w:tplc="99060834">
       <w:numFmt w:val="decimal"/>
       <w:lvlText w:val=""/>
       <w:lvlJc w:val="left"/>
     </w:lvl>
-    <w:lvl w:ilvl="8" w:tplc="DB0E4186">
+    <w:lvl w:ilvl="8" w:tplc="307ED12C">
       <w:numFmt w:val="decimal"/>
       <w:lvlText w:val=""/>
       <w:lvlJc w:val="left"/>
     </w:lvl>
   </w:abstractNum>
   <w:abstractNum w:abstractNumId="17" w15:restartNumberingAfterBreak="0">
-    <w:nsid w:val="7FF1026A"/>
+    <w:nsid w:val="7A3B7620"/>
     <w:multiLevelType w:val="hybridMultilevel"/>
-    <w:tmpl w:val="B20CE57A"/>
-    <w:lvl w:ilvl="0" w:tplc="3402B5F0">
+    <w:tmpl w:val="11287D38"/>
+    <w:lvl w:ilvl="0" w:tplc="6490533E">
       <w:start w:val="1"/>
       <w:numFmt w:val="bullet"/>
       <w:lvlText w:val="●"/>
@@ -12760,7 +12755,7 @@
         <w:ind w:left="720" w:hanging="360"/>
       </w:pPr>
     </w:lvl>
-    <w:lvl w:ilvl="1" w:tplc="553897BC">
+    <w:lvl w:ilvl="1" w:tplc="F0A0C336">
       <w:start w:val="1"/>
       <w:numFmt w:val="bullet"/>
       <w:lvlText w:val="○"/>
@@ -12769,7 +12764,7 @@
         <w:ind w:left="1440" w:hanging="360"/>
       </w:pPr>
     </w:lvl>
-    <w:lvl w:ilvl="2" w:tplc="92CADADA">
+    <w:lvl w:ilvl="2" w:tplc="62EC8276">
       <w:start w:val="1"/>
       <w:numFmt w:val="bullet"/>
       <w:lvlText w:val="■"/>
@@ -12778,7 +12773,7 @@
         <w:ind w:left="2160" w:hanging="360"/>
       </w:pPr>
     </w:lvl>
-    <w:lvl w:ilvl="3" w:tplc="81A89A9C">
+    <w:lvl w:ilvl="3" w:tplc="7228F5B6">
       <w:start w:val="1"/>
       <w:numFmt w:val="bullet"/>
       <w:lvlText w:val="●"/>
@@ -12787,7 +12782,7 @@
         <w:ind w:left="2880" w:hanging="360"/>
       </w:pPr>
     </w:lvl>
-    <w:lvl w:ilvl="4" w:tplc="C5A00D58">
+    <w:lvl w:ilvl="4" w:tplc="03EA98B8">
       <w:start w:val="1"/>
       <w:numFmt w:val="bullet"/>
       <w:lvlText w:val="○"/>
@@ -12796,7 +12791,7 @@
         <w:ind w:left="3600" w:hanging="360"/>
       </w:pPr>
     </w:lvl>
-    <w:lvl w:ilvl="5" w:tplc="32184A54">
+    <w:lvl w:ilvl="5" w:tplc="33885C7E">
       <w:start w:val="1"/>
       <w:numFmt w:val="bullet"/>
       <w:lvlText w:val="■"/>
@@ -12805,7 +12800,7 @@
         <w:ind w:left="4320" w:hanging="360"/>
       </w:pPr>
     </w:lvl>
-    <w:lvl w:ilvl="6" w:tplc="F0408986">
+    <w:lvl w:ilvl="6" w:tplc="C6204BD6">
       <w:start w:val="1"/>
       <w:numFmt w:val="bullet"/>
       <w:lvlText w:val="●"/>
@@ -12814,7 +12809,7 @@
         <w:ind w:left="5040" w:hanging="360"/>
       </w:pPr>
     </w:lvl>
-    <w:lvl w:ilvl="7" w:tplc="5C56C53E">
+    <w:lvl w:ilvl="7" w:tplc="A1BAFDF0">
       <w:start w:val="1"/>
       <w:numFmt w:val="bullet"/>
       <w:lvlText w:val="●"/>
@@ -12823,7 +12818,7 @@
         <w:ind w:left="5760" w:hanging="360"/>
       </w:pPr>
     </w:lvl>
-    <w:lvl w:ilvl="8" w:tplc="7CD0C6B8">
+    <w:lvl w:ilvl="8" w:tplc="66D67CFA">
       <w:start w:val="1"/>
       <w:numFmt w:val="bullet"/>
       <w:lvlText w:val="●"/>
@@ -12833,110 +12828,110 @@
       </w:pPr>
     </w:lvl>
   </w:abstractNum>
-  <w:num w:numId="1" w16cid:durableId="464667614">
+  <w:num w:numId="1" w16cid:durableId="1637644499">
     <w:abstractNumId w:val="17"/>
     <w:lvlOverride w:ilvl="0">
       <w:startOverride w:val="1"/>
     </w:lvlOverride>
   </w:num>
-  <w:num w:numId="2" w16cid:durableId="1923755690">
+  <w:num w:numId="2" w16cid:durableId="1060010856">
+    <w:abstractNumId w:val="9"/>
+    <w:lvlOverride w:ilvl="0">
+      <w:startOverride w:val="1"/>
+    </w:lvlOverride>
+  </w:num>
+  <w:num w:numId="3" w16cid:durableId="1408310245">
+    <w:abstractNumId w:val="15"/>
+    <w:lvlOverride w:ilvl="0">
+      <w:startOverride w:val="1"/>
+    </w:lvlOverride>
+  </w:num>
+  <w:num w:numId="4" w16cid:durableId="1981111812">
+    <w:abstractNumId w:val="0"/>
+    <w:lvlOverride w:ilvl="0">
+      <w:startOverride w:val="1"/>
+    </w:lvlOverride>
+  </w:num>
+  <w:num w:numId="5" w16cid:durableId="794173598">
+    <w:abstractNumId w:val="1"/>
+    <w:lvlOverride w:ilvl="0">
+      <w:startOverride w:val="1"/>
+    </w:lvlOverride>
+  </w:num>
+  <w:num w:numId="6" w16cid:durableId="1987389938">
+    <w:abstractNumId w:val="2"/>
+    <w:lvlOverride w:ilvl="0">
+      <w:startOverride w:val="1"/>
+    </w:lvlOverride>
+  </w:num>
+  <w:num w:numId="7" w16cid:durableId="785927167">
+    <w:abstractNumId w:val="11"/>
+    <w:lvlOverride w:ilvl="0">
+      <w:startOverride w:val="1"/>
+    </w:lvlOverride>
+  </w:num>
+  <w:num w:numId="8" w16cid:durableId="322009335">
+    <w:abstractNumId w:val="14"/>
+    <w:lvlOverride w:ilvl="0">
+      <w:startOverride w:val="1"/>
+    </w:lvlOverride>
+  </w:num>
+  <w:num w:numId="9" w16cid:durableId="1908416504">
+    <w:abstractNumId w:val="6"/>
+    <w:lvlOverride w:ilvl="0">
+      <w:startOverride w:val="1"/>
+    </w:lvlOverride>
+  </w:num>
+  <w:num w:numId="10" w16cid:durableId="1862353920">
+    <w:abstractNumId w:val="5"/>
+    <w:lvlOverride w:ilvl="0">
+      <w:startOverride w:val="1"/>
+    </w:lvlOverride>
+  </w:num>
+  <w:num w:numId="11" w16cid:durableId="583146969">
+    <w:abstractNumId w:val="8"/>
+    <w:lvlOverride w:ilvl="0">
+      <w:startOverride w:val="1"/>
+    </w:lvlOverride>
+  </w:num>
+  <w:num w:numId="12" w16cid:durableId="1526022587">
+    <w:abstractNumId w:val="12"/>
+    <w:lvlOverride w:ilvl="0">
+      <w:startOverride w:val="1"/>
+    </w:lvlOverride>
+  </w:num>
+  <w:num w:numId="13" w16cid:durableId="121386787">
+    <w:abstractNumId w:val="16"/>
+    <w:lvlOverride w:ilvl="0">
+      <w:startOverride w:val="1"/>
+    </w:lvlOverride>
+  </w:num>
+  <w:num w:numId="14" w16cid:durableId="1238858129">
     <w:abstractNumId w:val="3"/>
     <w:lvlOverride w:ilvl="0">
       <w:startOverride w:val="1"/>
     </w:lvlOverride>
   </w:num>
-  <w:num w:numId="3" w16cid:durableId="523325999">
-    <w:abstractNumId w:val="14"/>
-    <w:lvlOverride w:ilvl="0">
-      <w:startOverride w:val="1"/>
-    </w:lvlOverride>
-  </w:num>
-  <w:num w:numId="4" w16cid:durableId="1074352804">
-    <w:abstractNumId w:val="2"/>
-    <w:lvlOverride w:ilvl="0">
-      <w:startOverride w:val="1"/>
-    </w:lvlOverride>
-  </w:num>
-  <w:num w:numId="5" w16cid:durableId="955723217">
-    <w:abstractNumId w:val="8"/>
-    <w:lvlOverride w:ilvl="0">
-      <w:startOverride w:val="1"/>
-    </w:lvlOverride>
-  </w:num>
-  <w:num w:numId="6" w16cid:durableId="590552013">
+  <w:num w:numId="15" w16cid:durableId="1432971567">
     <w:abstractNumId w:val="4"/>
     <w:lvlOverride w:ilvl="0">
       <w:startOverride w:val="1"/>
     </w:lvlOverride>
   </w:num>
-  <w:num w:numId="7" w16cid:durableId="575284180">
+  <w:num w:numId="16" w16cid:durableId="2144543443">
     <w:abstractNumId w:val="7"/>
     <w:lvlOverride w:ilvl="0">
       <w:startOverride w:val="1"/>
     </w:lvlOverride>
   </w:num>
-  <w:num w:numId="8" w16cid:durableId="1544322432">
-    <w:abstractNumId w:val="1"/>
+  <w:num w:numId="17" w16cid:durableId="1040738938">
+    <w:abstractNumId w:val="13"/>
     <w:lvlOverride w:ilvl="0">
       <w:startOverride w:val="1"/>
     </w:lvlOverride>
   </w:num>
-  <w:num w:numId="9" w16cid:durableId="91360301">
+  <w:num w:numId="18" w16cid:durableId="978608590">
     <w:abstractNumId w:val="10"/>
-    <w:lvlOverride w:ilvl="0">
-      <w:startOverride w:val="1"/>
-    </w:lvlOverride>
-  </w:num>
-  <w:num w:numId="10" w16cid:durableId="68038580">
-    <w:abstractNumId w:val="0"/>
-    <w:lvlOverride w:ilvl="0">
-      <w:startOverride w:val="1"/>
-    </w:lvlOverride>
-  </w:num>
-  <w:num w:numId="11" w16cid:durableId="1159078029">
-    <w:abstractNumId w:val="5"/>
-    <w:lvlOverride w:ilvl="0">
-      <w:startOverride w:val="1"/>
-    </w:lvlOverride>
-  </w:num>
-  <w:num w:numId="12" w16cid:durableId="1464151190">
-    <w:abstractNumId w:val="12"/>
-    <w:lvlOverride w:ilvl="0">
-      <w:startOverride w:val="1"/>
-    </w:lvlOverride>
-  </w:num>
-  <w:num w:numId="13" w16cid:durableId="189225009">
-    <w:abstractNumId w:val="16"/>
-    <w:lvlOverride w:ilvl="0">
-      <w:startOverride w:val="1"/>
-    </w:lvlOverride>
-  </w:num>
-  <w:num w:numId="14" w16cid:durableId="1106731523">
-    <w:abstractNumId w:val="11"/>
-    <w:lvlOverride w:ilvl="0">
-      <w:startOverride w:val="1"/>
-    </w:lvlOverride>
-  </w:num>
-  <w:num w:numId="15" w16cid:durableId="1456292462">
-    <w:abstractNumId w:val="6"/>
-    <w:lvlOverride w:ilvl="0">
-      <w:startOverride w:val="1"/>
-    </w:lvlOverride>
-  </w:num>
-  <w:num w:numId="16" w16cid:durableId="163204807">
-    <w:abstractNumId w:val="15"/>
-    <w:lvlOverride w:ilvl="0">
-      <w:startOverride w:val="1"/>
-    </w:lvlOverride>
-  </w:num>
-  <w:num w:numId="17" w16cid:durableId="1142193061">
-    <w:abstractNumId w:val="9"/>
-    <w:lvlOverride w:ilvl="0">
-      <w:startOverride w:val="1"/>
-    </w:lvlOverride>
-  </w:num>
-  <w:num w:numId="18" w16cid:durableId="1309357840">
-    <w:abstractNumId w:val="13"/>
     <w:lvlOverride w:ilvl="0">
       <w:startOverride w:val="1"/>
     </w:lvlOverride>
@@ -13561,7 +13556,7 @@
     <w:autoRedefine/>
     <w:uiPriority w:val="39"/>
     <w:unhideWhenUsed/>
-    <w:rsid w:val="001C0D14"/>
+    <w:rsid w:val="00B23DE2"/>
     <w:pPr>
       <w:spacing w:after="100"/>
     </w:pPr>
@@ -13573,7 +13568,7 @@
     <w:autoRedefine/>
     <w:uiPriority w:val="39"/>
     <w:unhideWhenUsed/>
-    <w:rsid w:val="001C0D14"/>
+    <w:rsid w:val="00B23DE2"/>
     <w:pPr>
       <w:spacing w:after="100"/>
       <w:ind w:left="210"/>

--- a/docs/manuals/Role_Guide_1_PI_Admin.docx
+++ b/docs/manuals/Role_Guide_1_PI_Admin.docx
@@ -469,7 +469,7 @@
                 <w:sz w:val="19"/>
                 <w:szCs w:val="19"/>
               </w:rPr>
-              <w:t>Version 1.4 · 20 September 2026</w:t>
+              <w:t>Version 1.5 · 20 September 2026</w:t>
             </w:r>
           </w:p>
         </w:tc>
@@ -538,7 +538,7 @@
     <w:sdt>
       <w:sdtPr>
         <w:alias w:val="Contents"/>
-        <w:id w:val="985818824"/>
+        <w:id w:val="-1767293765"/>
       </w:sdtPr>
       <w:sdtEndPr/>
       <w:sdtContent>
@@ -567,7 +567,7 @@
           <w:r>
             <w:fldChar w:fldCharType="separate"/>
           </w:r>
-          <w:hyperlink w:anchor="_Toc240773314" w:history="1">
+          <w:hyperlink w:anchor="_Toc240779496" w:history="1">
             <w:r>
               <w:rPr>
                 <w:rStyle w:val="Hyperlink"/>
@@ -591,7 +591,7 @@
               <w:rPr>
                 <w:noProof/>
               </w:rPr>
-              <w:instrText xml:space="preserve"> PAGEREF _Toc240773314 \h </w:instrText>
+              <w:instrText xml:space="preserve"> PAGEREF _Toc240779496 \h </w:instrText>
             </w:r>
             <w:r>
               <w:rPr>
@@ -634,7 +634,7 @@
               <w14:ligatures w14:val="standardContextual"/>
             </w:rPr>
           </w:pPr>
-          <w:hyperlink w:anchor="_Toc240773315" w:history="1">
+          <w:hyperlink w:anchor="_Toc240779497" w:history="1">
             <w:r>
               <w:rPr>
                 <w:rStyle w:val="Hyperlink"/>
@@ -658,7 +658,7 @@
               <w:rPr>
                 <w:noProof/>
               </w:rPr>
-              <w:instrText xml:space="preserve"> PAGEREF _Toc240773315 \h </w:instrText>
+              <w:instrText xml:space="preserve"> PAGEREF _Toc240779497 \h </w:instrText>
             </w:r>
             <w:r>
               <w:rPr>
@@ -701,7 +701,7 @@
               <w14:ligatures w14:val="standardContextual"/>
             </w:rPr>
           </w:pPr>
-          <w:hyperlink w:anchor="_Toc240773316" w:history="1">
+          <w:hyperlink w:anchor="_Toc240779498" w:history="1">
             <w:r>
               <w:rPr>
                 <w:rStyle w:val="Hyperlink"/>
@@ -725,7 +725,7 @@
               <w:rPr>
                 <w:noProof/>
               </w:rPr>
-              <w:instrText xml:space="preserve"> PAGEREF _Toc240773316 \h </w:instrText>
+              <w:instrText xml:space="preserve"> PAGEREF _Toc240779498 \h </w:instrText>
             </w:r>
             <w:r>
               <w:rPr>
@@ -768,7 +768,7 @@
               <w14:ligatures w14:val="standardContextual"/>
             </w:rPr>
           </w:pPr>
-          <w:hyperlink w:anchor="_Toc240773317" w:history="1">
+          <w:hyperlink w:anchor="_Toc240779499" w:history="1">
             <w:r>
               <w:rPr>
                 <w:rStyle w:val="Hyperlink"/>
@@ -792,7 +792,7 @@
               <w:rPr>
                 <w:noProof/>
               </w:rPr>
-              <w:instrText xml:space="preserve"> PAGEREF _Toc240773317 \h </w:instrText>
+              <w:instrText xml:space="preserve"> PAGEREF _Toc240779499 \h </w:instrText>
             </w:r>
             <w:r>
               <w:rPr>
@@ -835,7 +835,7 @@
               <w14:ligatures w14:val="standardContextual"/>
             </w:rPr>
           </w:pPr>
-          <w:hyperlink w:anchor="_Toc240773318" w:history="1">
+          <w:hyperlink w:anchor="_Toc240779500" w:history="1">
             <w:r>
               <w:rPr>
                 <w:rStyle w:val="Hyperlink"/>
@@ -859,7 +859,7 @@
               <w:rPr>
                 <w:noProof/>
               </w:rPr>
-              <w:instrText xml:space="preserve"> PAGEREF _Toc240773318 \h </w:instrText>
+              <w:instrText xml:space="preserve"> PAGEREF _Toc240779500 \h </w:instrText>
             </w:r>
             <w:r>
               <w:rPr>
@@ -902,7 +902,7 @@
               <w14:ligatures w14:val="standardContextual"/>
             </w:rPr>
           </w:pPr>
-          <w:hyperlink w:anchor="_Toc240773319" w:history="1">
+          <w:hyperlink w:anchor="_Toc240779501" w:history="1">
             <w:r>
               <w:rPr>
                 <w:rStyle w:val="Hyperlink"/>
@@ -926,7 +926,7 @@
               <w:rPr>
                 <w:noProof/>
               </w:rPr>
-              <w:instrText xml:space="preserve"> PAGEREF _Toc240773319 \h </w:instrText>
+              <w:instrText xml:space="preserve"> PAGEREF _Toc240779501 \h </w:instrText>
             </w:r>
             <w:r>
               <w:rPr>
@@ -969,7 +969,7 @@
               <w14:ligatures w14:val="standardContextual"/>
             </w:rPr>
           </w:pPr>
-          <w:hyperlink w:anchor="_Toc240773320" w:history="1">
+          <w:hyperlink w:anchor="_Toc240779502" w:history="1">
             <w:r>
               <w:rPr>
                 <w:rStyle w:val="Hyperlink"/>
@@ -993,7 +993,7 @@
               <w:rPr>
                 <w:noProof/>
               </w:rPr>
-              <w:instrText xml:space="preserve"> PAGEREF _Toc240773320 \h </w:instrText>
+              <w:instrText xml:space="preserve"> PAGEREF _Toc240779502 \h </w:instrText>
             </w:r>
             <w:r>
               <w:rPr>
@@ -1036,7 +1036,7 @@
               <w14:ligatures w14:val="standardContextual"/>
             </w:rPr>
           </w:pPr>
-          <w:hyperlink w:anchor="_Toc240773321" w:history="1">
+          <w:hyperlink w:anchor="_Toc240779503" w:history="1">
             <w:r>
               <w:rPr>
                 <w:rStyle w:val="Hyperlink"/>
@@ -1060,7 +1060,7 @@
               <w:rPr>
                 <w:noProof/>
               </w:rPr>
-              <w:instrText xml:space="preserve"> PAGEREF _Toc240773321 \h </w:instrText>
+              <w:instrText xml:space="preserve"> PAGEREF _Toc240779503 \h </w:instrText>
             </w:r>
             <w:r>
               <w:rPr>
@@ -1103,7 +1103,7 @@
               <w14:ligatures w14:val="standardContextual"/>
             </w:rPr>
           </w:pPr>
-          <w:hyperlink w:anchor="_Toc240773322" w:history="1">
+          <w:hyperlink w:anchor="_Toc240779504" w:history="1">
             <w:r>
               <w:rPr>
                 <w:rStyle w:val="Hyperlink"/>
@@ -1127,7 +1127,7 @@
               <w:rPr>
                 <w:noProof/>
               </w:rPr>
-              <w:instrText xml:space="preserve"> PAGEREF _Toc240773322 \h </w:instrText>
+              <w:instrText xml:space="preserve"> PAGEREF _Toc240779504 \h </w:instrText>
             </w:r>
             <w:r>
               <w:rPr>
@@ -1170,7 +1170,7 @@
               <w14:ligatures w14:val="standardContextual"/>
             </w:rPr>
           </w:pPr>
-          <w:hyperlink w:anchor="_Toc240773323" w:history="1">
+          <w:hyperlink w:anchor="_Toc240779505" w:history="1">
             <w:r>
               <w:rPr>
                 <w:rStyle w:val="Hyperlink"/>
@@ -1194,7 +1194,7 @@
               <w:rPr>
                 <w:noProof/>
               </w:rPr>
-              <w:instrText xml:space="preserve"> PAGEREF _Toc240773323 \h </w:instrText>
+              <w:instrText xml:space="preserve"> PAGEREF _Toc240779505 \h </w:instrText>
             </w:r>
             <w:r>
               <w:rPr>
@@ -1237,7 +1237,7 @@
               <w14:ligatures w14:val="standardContextual"/>
             </w:rPr>
           </w:pPr>
-          <w:hyperlink w:anchor="_Toc240773324" w:history="1">
+          <w:hyperlink w:anchor="_Toc240779506" w:history="1">
             <w:r>
               <w:rPr>
                 <w:rStyle w:val="Hyperlink"/>
@@ -1261,7 +1261,7 @@
               <w:rPr>
                 <w:noProof/>
               </w:rPr>
-              <w:instrText xml:space="preserve"> PAGEREF _Toc240773324 \h </w:instrText>
+              <w:instrText xml:space="preserve"> PAGEREF _Toc240779506 \h </w:instrText>
             </w:r>
             <w:r>
               <w:rPr>
@@ -1304,7 +1304,7 @@
               <w14:ligatures w14:val="standardContextual"/>
             </w:rPr>
           </w:pPr>
-          <w:hyperlink w:anchor="_Toc240773325" w:history="1">
+          <w:hyperlink w:anchor="_Toc240779507" w:history="1">
             <w:r>
               <w:rPr>
                 <w:rStyle w:val="Hyperlink"/>
@@ -1328,7 +1328,7 @@
               <w:rPr>
                 <w:noProof/>
               </w:rPr>
-              <w:instrText xml:space="preserve"> PAGEREF _Toc240773325 \h </w:instrText>
+              <w:instrText xml:space="preserve"> PAGEREF _Toc240779507 \h </w:instrText>
             </w:r>
             <w:r>
               <w:rPr>
@@ -1371,7 +1371,7 @@
               <w14:ligatures w14:val="standardContextual"/>
             </w:rPr>
           </w:pPr>
-          <w:hyperlink w:anchor="_Toc240773326" w:history="1">
+          <w:hyperlink w:anchor="_Toc240779508" w:history="1">
             <w:r>
               <w:rPr>
                 <w:rStyle w:val="Hyperlink"/>
@@ -1395,7 +1395,7 @@
               <w:rPr>
                 <w:noProof/>
               </w:rPr>
-              <w:instrText xml:space="preserve"> PAGEREF _Toc240773326 \h </w:instrText>
+              <w:instrText xml:space="preserve"> PAGEREF _Toc240779508 \h </w:instrText>
             </w:r>
             <w:r>
               <w:rPr>
@@ -1438,7 +1438,7 @@
               <w14:ligatures w14:val="standardContextual"/>
             </w:rPr>
           </w:pPr>
-          <w:hyperlink w:anchor="_Toc240773327" w:history="1">
+          <w:hyperlink w:anchor="_Toc240779509" w:history="1">
             <w:r>
               <w:rPr>
                 <w:rStyle w:val="Hyperlink"/>
@@ -1462,7 +1462,7 @@
               <w:rPr>
                 <w:noProof/>
               </w:rPr>
-              <w:instrText xml:space="preserve"> PAGEREF _Toc240773327 \h </w:instrText>
+              <w:instrText xml:space="preserve"> PAGEREF _Toc240779509 \h </w:instrText>
             </w:r>
             <w:r>
               <w:rPr>
@@ -1505,7 +1505,7 @@
               <w14:ligatures w14:val="standardContextual"/>
             </w:rPr>
           </w:pPr>
-          <w:hyperlink w:anchor="_Toc240773328" w:history="1">
+          <w:hyperlink w:anchor="_Toc240779510" w:history="1">
             <w:r>
               <w:rPr>
                 <w:rStyle w:val="Hyperlink"/>
@@ -1529,7 +1529,7 @@
               <w:rPr>
                 <w:noProof/>
               </w:rPr>
-              <w:instrText xml:space="preserve"> PAGEREF _Toc240773328 \h </w:instrText>
+              <w:instrText xml:space="preserve"> PAGEREF _Toc240779510 \h </w:instrText>
             </w:r>
             <w:r>
               <w:rPr>
@@ -1572,7 +1572,7 @@
               <w14:ligatures w14:val="standardContextual"/>
             </w:rPr>
           </w:pPr>
-          <w:hyperlink w:anchor="_Toc240773329" w:history="1">
+          <w:hyperlink w:anchor="_Toc240779511" w:history="1">
             <w:r>
               <w:rPr>
                 <w:rStyle w:val="Hyperlink"/>
@@ -1596,7 +1596,7 @@
               <w:rPr>
                 <w:noProof/>
               </w:rPr>
-              <w:instrText xml:space="preserve"> PAGEREF _Toc240773329 \h </w:instrText>
+              <w:instrText xml:space="preserve"> PAGEREF _Toc240779511 \h </w:instrText>
             </w:r>
             <w:r>
               <w:rPr>
@@ -1639,7 +1639,7 @@
               <w14:ligatures w14:val="standardContextual"/>
             </w:rPr>
           </w:pPr>
-          <w:hyperlink w:anchor="_Toc240773330" w:history="1">
+          <w:hyperlink w:anchor="_Toc240779512" w:history="1">
             <w:r>
               <w:rPr>
                 <w:rStyle w:val="Hyperlink"/>
@@ -1663,7 +1663,7 @@
               <w:rPr>
                 <w:noProof/>
               </w:rPr>
-              <w:instrText xml:space="preserve"> PAGEREF _Toc240773330 \h </w:instrText>
+              <w:instrText xml:space="preserve"> PAGEREF _Toc240779512 \h </w:instrText>
             </w:r>
             <w:r>
               <w:rPr>
@@ -1706,7 +1706,7 @@
               <w14:ligatures w14:val="standardContextual"/>
             </w:rPr>
           </w:pPr>
-          <w:hyperlink w:anchor="_Toc240773331" w:history="1">
+          <w:hyperlink w:anchor="_Toc240779513" w:history="1">
             <w:r>
               <w:rPr>
                 <w:rStyle w:val="Hyperlink"/>
@@ -1730,7 +1730,7 @@
               <w:rPr>
                 <w:noProof/>
               </w:rPr>
-              <w:instrText xml:space="preserve"> PAGEREF _Toc240773331 \h </w:instrText>
+              <w:instrText xml:space="preserve"> PAGEREF _Toc240779513 \h </w:instrText>
             </w:r>
             <w:r>
               <w:rPr>
@@ -1773,7 +1773,7 @@
               <w14:ligatures w14:val="standardContextual"/>
             </w:rPr>
           </w:pPr>
-          <w:hyperlink w:anchor="_Toc240773332" w:history="1">
+          <w:hyperlink w:anchor="_Toc240779514" w:history="1">
             <w:r>
               <w:rPr>
                 <w:rStyle w:val="Hyperlink"/>
@@ -1797,7 +1797,7 @@
               <w:rPr>
                 <w:noProof/>
               </w:rPr>
-              <w:instrText xml:space="preserve"> PAGEREF _Toc240773332 \h </w:instrText>
+              <w:instrText xml:space="preserve"> PAGEREF _Toc240779514 \h </w:instrText>
             </w:r>
             <w:r>
               <w:rPr>
@@ -1840,7 +1840,7 @@
               <w14:ligatures w14:val="standardContextual"/>
             </w:rPr>
           </w:pPr>
-          <w:hyperlink w:anchor="_Toc240773333" w:history="1">
+          <w:hyperlink w:anchor="_Toc240779515" w:history="1">
             <w:r>
               <w:rPr>
                 <w:rStyle w:val="Hyperlink"/>
@@ -1864,7 +1864,7 @@
               <w:rPr>
                 <w:noProof/>
               </w:rPr>
-              <w:instrText xml:space="preserve"> PAGEREF _Toc240773333 \h </w:instrText>
+              <w:instrText xml:space="preserve"> PAGEREF _Toc240779515 \h </w:instrText>
             </w:r>
             <w:r>
               <w:rPr>
@@ -1907,7 +1907,7 @@
               <w14:ligatures w14:val="standardContextual"/>
             </w:rPr>
           </w:pPr>
-          <w:hyperlink w:anchor="_Toc240773334" w:history="1">
+          <w:hyperlink w:anchor="_Toc240779516" w:history="1">
             <w:r>
               <w:rPr>
                 <w:rStyle w:val="Hyperlink"/>
@@ -1931,7 +1931,7 @@
               <w:rPr>
                 <w:noProof/>
               </w:rPr>
-              <w:instrText xml:space="preserve"> PAGEREF _Toc240773334 \h </w:instrText>
+              <w:instrText xml:space="preserve"> PAGEREF _Toc240779516 \h </w:instrText>
             </w:r>
             <w:r>
               <w:rPr>
@@ -1974,7 +1974,7 @@
               <w14:ligatures w14:val="standardContextual"/>
             </w:rPr>
           </w:pPr>
-          <w:hyperlink w:anchor="_Toc240773335" w:history="1">
+          <w:hyperlink w:anchor="_Toc240779517" w:history="1">
             <w:r>
               <w:rPr>
                 <w:rStyle w:val="Hyperlink"/>
@@ -1998,7 +1998,7 @@
               <w:rPr>
                 <w:noProof/>
               </w:rPr>
-              <w:instrText xml:space="preserve"> PAGEREF _Toc240773335 \h </w:instrText>
+              <w:instrText xml:space="preserve"> PAGEREF _Toc240779517 \h </w:instrText>
             </w:r>
             <w:r>
               <w:rPr>
@@ -2041,7 +2041,7 @@
               <w14:ligatures w14:val="standardContextual"/>
             </w:rPr>
           </w:pPr>
-          <w:hyperlink w:anchor="_Toc240773336" w:history="1">
+          <w:hyperlink w:anchor="_Toc240779518" w:history="1">
             <w:r>
               <w:rPr>
                 <w:rStyle w:val="Hyperlink"/>
@@ -2065,7 +2065,7 @@
               <w:rPr>
                 <w:noProof/>
               </w:rPr>
-              <w:instrText xml:space="preserve"> PAGEREF _Toc240773336 \h </w:instrText>
+              <w:instrText xml:space="preserve"> PAGEREF _Toc240779518 \h </w:instrText>
             </w:r>
             <w:r>
               <w:rPr>
@@ -2108,7 +2108,7 @@
               <w14:ligatures w14:val="standardContextual"/>
             </w:rPr>
           </w:pPr>
-          <w:hyperlink w:anchor="_Toc240773337" w:history="1">
+          <w:hyperlink w:anchor="_Toc240779519" w:history="1">
             <w:r>
               <w:rPr>
                 <w:rStyle w:val="Hyperlink"/>
@@ -2132,7 +2132,7 @@
               <w:rPr>
                 <w:noProof/>
               </w:rPr>
-              <w:instrText xml:space="preserve"> PAGEREF _Toc240773337 \h </w:instrText>
+              <w:instrText xml:space="preserve"> PAGEREF _Toc240779519 \h </w:instrText>
             </w:r>
             <w:r>
               <w:rPr>
@@ -2175,7 +2175,7 @@
               <w14:ligatures w14:val="standardContextual"/>
             </w:rPr>
           </w:pPr>
-          <w:hyperlink w:anchor="_Toc240773338" w:history="1">
+          <w:hyperlink w:anchor="_Toc240779520" w:history="1">
             <w:r>
               <w:rPr>
                 <w:rStyle w:val="Hyperlink"/>
@@ -2199,7 +2199,7 @@
               <w:rPr>
                 <w:noProof/>
               </w:rPr>
-              <w:instrText xml:space="preserve"> PAGEREF _Toc240773338 \h </w:instrText>
+              <w:instrText xml:space="preserve"> PAGEREF _Toc240779520 \h </w:instrText>
             </w:r>
             <w:r>
               <w:rPr>
@@ -2242,7 +2242,7 @@
               <w14:ligatures w14:val="standardContextual"/>
             </w:rPr>
           </w:pPr>
-          <w:hyperlink w:anchor="_Toc240773339" w:history="1">
+          <w:hyperlink w:anchor="_Toc240779521" w:history="1">
             <w:r>
               <w:rPr>
                 <w:rStyle w:val="Hyperlink"/>
@@ -2266,7 +2266,7 @@
               <w:rPr>
                 <w:noProof/>
               </w:rPr>
-              <w:instrText xml:space="preserve"> PAGEREF _Toc240773339 \h </w:instrText>
+              <w:instrText xml:space="preserve"> PAGEREF _Toc240779521 \h </w:instrText>
             </w:r>
             <w:r>
               <w:rPr>
@@ -2305,7 +2305,7 @@
         <w:pStyle w:val="Heading1"/>
         <w:pageBreakBefore/>
       </w:pPr>
-      <w:bookmarkStart w:id="0" w:name="_Toc240773314"/>
+      <w:bookmarkStart w:id="0" w:name="_Toc240779496"/>
       <w:r>
         <w:lastRenderedPageBreak/>
         <w:t>1. Your role at a glance</w:t>
@@ -2525,7 +2525,7 @@
         <w:pStyle w:val="Heading1"/>
         <w:pageBreakBefore/>
       </w:pPr>
-      <w:bookmarkStart w:id="1" w:name="_Toc240773315"/>
+      <w:bookmarkStart w:id="1" w:name="_Toc240779497"/>
       <w:r>
         <w:lastRenderedPageBreak/>
         <w:t>2. Signing in and your screens</w:t>
@@ -2536,7 +2536,7 @@
       <w:pPr>
         <w:pStyle w:val="Heading2"/>
       </w:pPr>
-      <w:bookmarkStart w:id="2" w:name="_Toc240773316"/>
+      <w:bookmarkStart w:id="2" w:name="_Toc240779498"/>
       <w:r>
         <w:t>Signing in</w:t>
       </w:r>
@@ -2619,7 +2619,7 @@
           <w:noProof/>
         </w:rPr>
         <w:drawing>
-          <wp:inline distT="0" distB="0" distL="0" distR="0">
+          <wp:inline distT="0" distB="0" distL="0" distR="0" wp14:anchorId="0E5CC3D8" wp14:editId="17D20160">
             <wp:extent cx="5334000" cy="2333625"/>
             <wp:effectExtent l="0" t="0" r="0" b="0"/>
             <wp:docPr id="1" name="adm_login.jpg" descr="The sign-in screen for all internal staff." title="The sign-in screen for all internal staff."/>
@@ -2786,7 +2786,7 @@
       <w:pPr>
         <w:pStyle w:val="Heading2"/>
       </w:pPr>
-      <w:bookmarkStart w:id="3" w:name="_Toc240773317"/>
+      <w:bookmarkStart w:id="3" w:name="_Toc240779499"/>
       <w:r>
         <w:t>Finding your way around</w:t>
       </w:r>
@@ -2961,7 +2961,7 @@
         </w:rPr>
         <w:lastRenderedPageBreak/>
         <w:drawing>
-          <wp:inline distT="0" distB="0" distL="0" distR="0">
+          <wp:inline distT="0" distB="0" distL="0" distR="0" wp14:anchorId="6E8B736C" wp14:editId="76D7F53C">
             <wp:extent cx="5715000" cy="1876425"/>
             <wp:effectExtent l="0" t="0" r="0" b="0"/>
             <wp:docPr id="2" name="adm_not_your_role.jpg" descr="Opening a screen outside your role (for example from an old bookmark) shows this card instead of the screen." title="Opening a screen outside your role (for example from an old bookmark) shows this card instead of the screen."/>
@@ -3030,7 +3030,7 @@
       <w:pPr>
         <w:pStyle w:val="Heading2"/>
       </w:pPr>
-      <w:bookmarkStart w:id="4" w:name="_Toc240773318"/>
+      <w:bookmarkStart w:id="4" w:name="_Toc240779500"/>
       <w:r>
         <w:t>Your screens</w:t>
       </w:r>
@@ -3769,7 +3769,7 @@
       <w:pPr>
         <w:pStyle w:val="Heading2"/>
       </w:pPr>
-      <w:bookmarkStart w:id="5" w:name="_Toc240773319"/>
+      <w:bookmarkStart w:id="5" w:name="_Toc240779501"/>
       <w:r>
         <w:t>Changing your password</w:t>
       </w:r>
@@ -3853,7 +3853,7 @@
         </w:rPr>
         <w:lastRenderedPageBreak/>
         <w:drawing>
-          <wp:inline distT="0" distB="0" distL="0" distR="0">
+          <wp:inline distT="0" distB="0" distL="0" distR="0" wp14:anchorId="55E7FA81" wp14:editId="3F81FC82">
             <wp:extent cx="5334000" cy="2171700"/>
             <wp:effectExtent l="0" t="0" r="0" b="0"/>
             <wp:docPr id="3" name="adm_account.jpg" descr="Change Password screen." title="Change Password screen."/>
@@ -3941,7 +3941,7 @@
         <w:pStyle w:val="Heading1"/>
         <w:pageBreakBefore/>
       </w:pPr>
-      <w:bookmarkStart w:id="6" w:name="_Toc240773320"/>
+      <w:bookmarkStart w:id="6" w:name="_Toc240779502"/>
       <w:r>
         <w:lastRenderedPageBreak/>
         <w:t>3. Your routine</w:t>
@@ -4285,7 +4285,7 @@
         <w:pStyle w:val="Heading1"/>
         <w:pageBreakBefore/>
       </w:pPr>
-      <w:bookmarkStart w:id="7" w:name="_Toc240773321"/>
+      <w:bookmarkStart w:id="7" w:name="_Toc240779503"/>
       <w:r>
         <w:lastRenderedPageBreak/>
         <w:t>4. Step-by-step tasks</w:t>
@@ -4296,7 +4296,7 @@
       <w:pPr>
         <w:pStyle w:val="Heading2"/>
       </w:pPr>
-      <w:bookmarkStart w:id="8" w:name="_Toc240773322"/>
+      <w:bookmarkStart w:id="8" w:name="_Toc240779504"/>
       <w:r>
         <w:t>4.1 Creating staff accounts for the whole team</w:t>
       </w:r>
@@ -4552,7 +4552,7 @@
       <w:pPr>
         <w:pStyle w:val="Heading2"/>
       </w:pPr>
-      <w:bookmarkStart w:id="9" w:name="_Toc240773323"/>
+      <w:bookmarkStart w:id="9" w:name="_Toc240779505"/>
       <w:r>
         <w:t>4.2 Reading the dashboards</w:t>
       </w:r>
@@ -4578,7 +4578,7 @@
         </w:rPr>
         <w:lastRenderedPageBreak/>
         <w:drawing>
-          <wp:inline distT="0" distB="0" distL="0" distR="0">
+          <wp:inline distT="0" distB="0" distL="0" distR="0" wp14:anchorId="78C0D24D" wp14:editId="1850D454">
             <wp:extent cx="5715000" cy="3571875"/>
             <wp:effectExtent l="0" t="0" r="0" b="0"/>
             <wp:docPr id="4" name="adm_exec_dashboard.jpg" descr="Executive Dashboard: completions against the 400 / 60 / 50–75 targets, days to data lock, spend, and the lowest-filled strata." title="Executive Dashboard: completions against the 400 / 60 / 50–75 targets, days to data lock, spend, and the lowest-filled strata."/>
@@ -5243,7 +5243,7 @@
       <w:pPr>
         <w:pStyle w:val="Heading2"/>
       </w:pPr>
-      <w:bookmarkStart w:id="10" w:name="_Toc240773324"/>
+      <w:bookmarkStart w:id="10" w:name="_Toc240779506"/>
       <w:r>
         <w:t>4.3 Using Reports (analytics and charts)</w:t>
       </w:r>
@@ -5284,7 +5284,7 @@
         </w:rPr>
         <w:lastRenderedPageBreak/>
         <w:drawing>
-          <wp:inline distT="0" distB="0" distL="0" distR="0">
+          <wp:inline distT="0" distB="0" distL="0" distR="0" wp14:anchorId="6FEE53D5" wp14:editId="251310DC">
             <wp:extent cx="5334000" cy="3333750"/>
             <wp:effectExtent l="0" t="0" r="0" b="0"/>
             <wp:docPr id="5" name="adm_reports_top.jpg" descr="Reports: headline figures for the chosen period." title="Reports: headline figures for the chosen period."/>
@@ -5426,7 +5426,7 @@
           <w:noProof/>
         </w:rPr>
         <w:drawing>
-          <wp:inline distT="0" distB="0" distL="0" distR="0">
+          <wp:inline distT="0" distB="0" distL="0" distR="0" wp14:anchorId="677A92C6" wp14:editId="645DA160">
             <wp:extent cx="5334000" cy="3409950"/>
             <wp:effectExtent l="0" t="0" r="0" b="0"/>
             <wp:docPr id="6" name="adm_reports_funnel.jpg" descr="Case funnel: each case counted once at every stage it has reached." title="Case funnel: each case counted once at every stage it has reached."/>
@@ -5526,7 +5526,7 @@
         </w:rPr>
         <w:lastRenderedPageBreak/>
         <w:drawing>
-          <wp:inline distT="0" distB="0" distL="0" distR="0">
+          <wp:inline distT="0" distB="0" distL="0" distR="0" wp14:anchorId="7704CBD8" wp14:editId="0E0D13DC">
             <wp:extent cx="5334000" cy="3248025"/>
             <wp:effectExtent l="0" t="0" r="0" b="0"/>
             <wp:docPr id="7" name="adm_reports_funnel_table.jpg" descr="The same chart as a table." title="The same chart as a table."/>
@@ -5625,7 +5625,7 @@
           <w:noProof/>
         </w:rPr>
         <w:drawing>
-          <wp:inline distT="0" distB="0" distL="0" distR="0">
+          <wp:inline distT="0" distB="0" distL="0" distR="0" wp14:anchorId="26BF921A" wp14:editId="1E54A53F">
             <wp:extent cx="5334000" cy="2628900"/>
             <wp:effectExtent l="0" t="0" r="0" b="0"/>
             <wp:docPr id="8" name="adm_reports_coverage.jpg" descr="Coverage by group." title="Coverage by group."/>
@@ -5725,7 +5725,7 @@
         </w:rPr>
         <w:lastRenderedPageBreak/>
         <w:drawing>
-          <wp:inline distT="0" distB="0" distL="0" distR="0">
+          <wp:inline distT="0" distB="0" distL="0" distR="0" wp14:anchorId="30542566" wp14:editId="272B86C8">
             <wp:extent cx="5334000" cy="2600325"/>
             <wp:effectExtent l="0" t="0" r="0" b="0"/>
             <wp:docPr id="9" name="adm_reports_modes.jpg" descr="Administration modes." title="Administration modes."/>
@@ -5834,7 +5834,7 @@
           <w:noProof/>
         </w:rPr>
         <w:drawing>
-          <wp:inline distT="0" distB="0" distL="0" distR="0">
+          <wp:inline distT="0" distB="0" distL="0" distR="0" wp14:anchorId="4BDE807F" wp14:editId="31F459CF">
             <wp:extent cx="5334000" cy="2905125"/>
             <wp:effectExtent l="0" t="0" r="0" b="0"/>
             <wp:docPr id="10" name="adm_reports_duration.jpg" descr="Completion-time distribution." title="Completion-time distribution."/>
@@ -5916,7 +5916,7 @@
       <w:pPr>
         <w:pStyle w:val="Heading2"/>
       </w:pPr>
-      <w:bookmarkStart w:id="11" w:name="_Toc240773325"/>
+      <w:bookmarkStart w:id="11" w:name="_Toc240779507"/>
       <w:r>
         <w:t>4.4 Reassigning cases between Contact RAs</w:t>
       </w:r>
@@ -6038,7 +6038,7 @@
         </w:rPr>
         <w:lastRenderedPageBreak/>
         <w:drawing>
-          <wp:inline distT="0" distB="0" distL="0" distR="0">
+          <wp:inline distT="0" distB="0" distL="0" distR="0" wp14:anchorId="06263398" wp14:editId="0295F616">
             <wp:extent cx="5334000" cy="771525"/>
             <wp:effectExtent l="0" t="0" r="0" b="0"/>
             <wp:docPr id="11" name="adm_reassign.jpg" descr="Reassign cases: the button shows how many cases will move." title="Reassign cases: the button shows how many cases will move."/>
@@ -6228,7 +6228,7 @@
       <w:pPr>
         <w:pStyle w:val="Heading2"/>
       </w:pPr>
-      <w:bookmarkStart w:id="12" w:name="_Toc240773326"/>
+      <w:bookmarkStart w:id="12" w:name="_Toc240779508"/>
       <w:r>
         <w:t>4.5 Pairing a Main case with its Reserve, and assigning a Contact RA</w:t>
       </w:r>
@@ -6301,7 +6301,7 @@
           <w:noProof/>
         </w:rPr>
         <w:drawing>
-          <wp:inline distT="0" distB="0" distL="0" distR="0">
+          <wp:inline distT="0" distB="0" distL="0" distR="0" wp14:anchorId="4E0E4F62" wp14:editId="16082E96">
             <wp:extent cx="5334000" cy="581025"/>
             <wp:effectExtent l="0" t="0" r="0" b="0"/>
             <wp:docPr id="12" name="adm_case_assign.jpg" descr="Assigned Contact RA." title="Assigned Contact RA."/>
@@ -6400,7 +6400,7 @@
           <w:noProof/>
         </w:rPr>
         <w:drawing>
-          <wp:inline distT="0" distB="0" distL="0" distR="0">
+          <wp:inline distT="0" distB="0" distL="0" distR="0" wp14:anchorId="52EFDBA6" wp14:editId="56CA611F">
             <wp:extent cx="5334000" cy="685800"/>
             <wp:effectExtent l="0" t="0" r="0" b="0"/>
             <wp:docPr id="13" name="adm_case_reserve.jpg" descr="Matched Reserve case." title="Matched Reserve case."/>
@@ -6474,7 +6474,7 @@
       <w:pPr>
         <w:pStyle w:val="Heading2"/>
       </w:pPr>
-      <w:bookmarkStart w:id="13" w:name="_Toc240773327"/>
+      <w:bookmarkStart w:id="13" w:name="_Toc240779509"/>
       <w:r>
         <w:t>4.6 Moving cases through verification (bulk)</w:t>
       </w:r>
@@ -6575,7 +6575,7 @@
           <w:noProof/>
         </w:rPr>
         <w:drawing>
-          <wp:inline distT="0" distB="0" distL="0" distR="0">
+          <wp:inline distT="0" distB="0" distL="0" distR="0" wp14:anchorId="2CFCB8BB" wp14:editId="7647A8EF">
             <wp:extent cx="5334000" cy="609600"/>
             <wp:effectExtent l="0" t="0" r="0" b="0"/>
             <wp:docPr id="14" name="adm_bulk_verification.jpg" descr="The bulk verification tool on the register." title="The bulk verification tool on the register."/>
@@ -6766,7 +6766,7 @@
       <w:pPr>
         <w:pStyle w:val="Heading2"/>
       </w:pPr>
-      <w:bookmarkStart w:id="14" w:name="_Toc240773328"/>
+      <w:bookmarkStart w:id="14" w:name="_Toc240779510"/>
       <w:r>
         <w:t>4.7 Downloading data</w:t>
       </w:r>
@@ -6783,7 +6783,7 @@
           <w:noProof/>
         </w:rPr>
         <w:drawing>
-          <wp:inline distT="0" distB="0" distL="0" distR="0">
+          <wp:inline distT="0" distB="0" distL="0" distR="0" wp14:anchorId="3628D235" wp14:editId="57151EFB">
             <wp:extent cx="5715000" cy="3657600"/>
             <wp:effectExtent l="0" t="0" r="0" b="0"/>
             <wp:docPr id="15" name="adm_export.jpg" descr="Data Export." title="Data Export."/>
@@ -7585,7 +7585,7 @@
       <w:pPr>
         <w:pStyle w:val="Heading2"/>
       </w:pPr>
-      <w:bookmarkStart w:id="15" w:name="_Toc240773329"/>
+      <w:bookmarkStart w:id="15" w:name="_Toc240779511"/>
       <w:r>
         <w:t>4.8 Checking the audit log</w:t>
       </w:r>
@@ -7673,7 +7673,7 @@
           <w:noProof/>
         </w:rPr>
         <w:drawing>
-          <wp:inline distT="0" distB="0" distL="0" distR="0">
+          <wp:inline distT="0" distB="0" distL="0" distR="0" wp14:anchorId="60527A51" wp14:editId="572B6E49">
             <wp:extent cx="5334000" cy="3333750"/>
             <wp:effectExtent l="0" t="0" r="0" b="0"/>
             <wp:docPr id="16" name="adm_audit.jpg" descr="Audit Log, newest first." title="Audit Log, newest first."/>
@@ -7790,7 +7790,7 @@
       <w:pPr>
         <w:pStyle w:val="Heading2"/>
       </w:pPr>
-      <w:bookmarkStart w:id="16" w:name="_Toc240773330"/>
+      <w:bookmarkStart w:id="16" w:name="_Toc240779512"/>
       <w:r>
         <w:lastRenderedPageBreak/>
         <w:t>4.9 Recording a withdrawal</w:t>
@@ -7882,7 +7882,7 @@
           <w:noProof/>
         </w:rPr>
         <w:drawing>
-          <wp:inline distT="0" distB="0" distL="0" distR="0">
+          <wp:inline distT="0" distB="0" distL="0" distR="0" wp14:anchorId="3832BFD6" wp14:editId="0DF63C01">
             <wp:extent cx="5334000" cy="1409700"/>
             <wp:effectExtent l="0" t="0" r="0" b="0"/>
             <wp:docPr id="17" name="adm_case_withdrawal.jpg" descr="Record a withdrawal." title="Record a withdrawal."/>
@@ -8143,7 +8143,7 @@
       <w:pPr>
         <w:pStyle w:val="Heading2"/>
       </w:pPr>
-      <w:bookmarkStart w:id="17" w:name="_Toc240773331"/>
+      <w:bookmarkStart w:id="17" w:name="_Toc240779513"/>
       <w:r>
         <w:t>4.10 Activating a Reserve case</w:t>
       </w:r>
@@ -8191,7 +8191,7 @@
           <w:noProof/>
         </w:rPr>
         <w:drawing>
-          <wp:inline distT="0" distB="0" distL="0" distR="0">
+          <wp:inline distT="0" distB="0" distL="0" distR="0" wp14:anchorId="3A689BE0" wp14:editId="5A30ABFA">
             <wp:extent cx="5334000" cy="2505075"/>
             <wp:effectExtent l="0" t="0" r="0" b="0"/>
             <wp:docPr id="18" name="adm_reserve.jpg" descr="Reserve Activation." title="Reserve Activation."/>
@@ -8388,7 +8388,7 @@
       <w:pPr>
         <w:pStyle w:val="Heading2"/>
       </w:pPr>
-      <w:bookmarkStart w:id="18" w:name="_Toc240773332"/>
+      <w:bookmarkStart w:id="18" w:name="_Toc240779514"/>
       <w:r>
         <w:t>4.11 Reviewing questionnaires in the QA Queue</w:t>
       </w:r>
@@ -8428,7 +8428,7 @@
           <w:noProof/>
         </w:rPr>
         <w:drawing>
-          <wp:inline distT="0" distB="0" distL="0" distR="0">
+          <wp:inline distT="0" distB="0" distL="0" distR="0" wp14:anchorId="18427A3A" wp14:editId="4957C5D5">
             <wp:extent cx="5334000" cy="3333750"/>
             <wp:effectExtent l="0" t="0" r="0" b="0"/>
             <wp:docPr id="19" name="qa_queue.jpg" descr="QUAN QA Queue with the KoboToolbox sync panel." title="QUAN QA Queue with the KoboToolbox sync panel."/>
@@ -9167,7 +9167,7 @@
       <w:pPr>
         <w:pStyle w:val="Heading2"/>
       </w:pPr>
-      <w:bookmarkStart w:id="19" w:name="_Toc240773333"/>
+      <w:bookmarkStart w:id="19" w:name="_Toc240779515"/>
       <w:r>
         <w:t>4.12 Working QA exceptions</w:t>
       </w:r>
@@ -9231,7 +9231,7 @@
           <w:noProof/>
         </w:rPr>
         <w:drawing>
-          <wp:inline distT="0" distB="0" distL="0" distR="0">
+          <wp:inline distT="0" distB="0" distL="0" distR="0" wp14:anchorId="474D5026" wp14:editId="7C089E7D">
             <wp:extent cx="5334000" cy="3333750"/>
             <wp:effectExtent l="0" t="0" r="0" b="0"/>
             <wp:docPr id="20" name="qa_exceptions.jpg" descr="QA Exception Queue." title="QA Exception Queue."/>
@@ -9427,7 +9427,7 @@
       <w:pPr>
         <w:pStyle w:val="Heading2"/>
       </w:pPr>
-      <w:bookmarkStart w:id="20" w:name="_Toc240773334"/>
+      <w:bookmarkStart w:id="20" w:name="_Toc240779516"/>
       <w:r>
         <w:lastRenderedPageBreak/>
         <w:t>4.13 Downloading or emailing completed forms (Form PDFs)</w:t>
@@ -9468,7 +9468,7 @@
           <w:noProof/>
         </w:rPr>
         <w:drawing>
-          <wp:inline distT="0" distB="0" distL="0" distR="0">
+          <wp:inline distT="0" distB="0" distL="0" distR="0" wp14:anchorId="71B515B2" wp14:editId="4B0E4A45">
             <wp:extent cx="5334000" cy="3171825"/>
             <wp:effectExtent l="0" t="0" r="0" b="0"/>
             <wp:docPr id="21" name="adm_form_pdfs.jpg" descr="Completed form PDFs." title="Completed form PDFs."/>
@@ -9707,7 +9707,7 @@
       <w:pPr>
         <w:pStyle w:val="Heading2"/>
       </w:pPr>
-      <w:bookmarkStart w:id="21" w:name="_Toc240773335"/>
+      <w:bookmarkStart w:id="21" w:name="_Toc240779517"/>
       <w:r>
         <w:t>4.14 KoboToolbox: rotating credentials and changing forms</w:t>
       </w:r>
@@ -9817,7 +9817,7 @@
       <w:pPr>
         <w:pStyle w:val="Heading2"/>
       </w:pPr>
-      <w:bookmarkStart w:id="22" w:name="_Toc240773336"/>
+      <w:bookmarkStart w:id="22" w:name="_Toc240779518"/>
       <w:r>
         <w:t>4.15 Before the first live invitation</w:t>
       </w:r>
@@ -9933,7 +9933,7 @@
         <w:pStyle w:val="Heading1"/>
         <w:pageBreakBefore/>
       </w:pPr>
-      <w:bookmarkStart w:id="23" w:name="_Toc240773337"/>
+      <w:bookmarkStart w:id="23" w:name="_Toc240779519"/>
       <w:r>
         <w:lastRenderedPageBreak/>
         <w:t>5. Rules you must follow</w:t>
@@ -10084,7 +10084,7 @@
         <w:pStyle w:val="Heading1"/>
         <w:pageBreakBefore/>
       </w:pPr>
-      <w:bookmarkStart w:id="24" w:name="_Toc240773338"/>
+      <w:bookmarkStart w:id="24" w:name="_Toc240779520"/>
       <w:r>
         <w:lastRenderedPageBreak/>
         <w:t>6. Troubleshooting</w:t>
@@ -11126,7 +11126,7 @@
         <w:pStyle w:val="Heading1"/>
         <w:pageBreakBefore/>
       </w:pPr>
-      <w:bookmarkStart w:id="25" w:name="_Toc240773339"/>
+      <w:bookmarkStart w:id="25" w:name="_Toc240779521"/>
       <w:r>
         <w:lastRenderedPageBreak/>
         <w:t>7. Quick reference</w:t>
@@ -11568,7 +11568,7 @@
         <w:sz w:val="16"/>
         <w:szCs w:val="16"/>
       </w:rPr>
-      <w:t>Version 1.4 · 20 September 2026</w:t>
+      <w:t>Version 1.5 · 20 September 2026</w:t>
     </w:r>
     <w:r>
       <w:rPr>
@@ -11741,10 +11741,10 @@
 <file path=word/numbering.xml><?xml version="1.0" encoding="utf-8"?>
 <w:numbering xmlns:wpc="http://schemas.microsoft.com/office/word/2010/wordprocessingCanvas" xmlns:cx="http://schemas.microsoft.com/office/drawing/2014/chartex" xmlns:cx1="http://schemas.microsoft.com/office/drawing/2015/9/8/chartex" xmlns:cx2="http://schemas.microsoft.com/office/drawing/2015/10/21/chartex" xmlns:cx3="http://schemas.microsoft.com/office/drawing/2016/5/9/chartex" xmlns:cx4="http://schemas.microsoft.com/office/drawing/2016/5/10/chartex" xmlns:cx5="http://schemas.microsoft.com/office/drawing/2016/5/11/chartex" xmlns:cx6="http://schemas.microsoft.com/office/drawing/2016/5/12/chartex" xmlns:cx7="http://schemas.microsoft.com/office/drawing/2016/5/13/chartex" xmlns:cx8="http://schemas.microsoft.com/office/drawing/2016/5/14/chartex" xmlns:mc="http://schemas.openxmlformats.org/markup-compatibility/2006" xmlns:aink="http://schemas.microsoft.com/office/drawing/2016/ink" xmlns:am3d="http://schemas.microsoft.com/office/drawing/2017/model3d" xmlns:o="urn:schemas-microsoft-com:office:office" xmlns:oel="http://schemas.microsoft.com/office/2019/extlst" xmlns:r="http://schemas.openxmlformats.org/officeDocument/2006/relationships" xmlns:m="http://schemas.openxmlformats.org/officeDocument/2006/math" xmlns:v="urn:schemas-microsoft-com:vml" xmlns:wp14="http://schemas.microsoft.com/office/word/2010/wordprocessingDrawing" xmlns:wp="http://schemas.openxmlformats.org/drawingml/2006/wordprocessingDrawing" xmlns:w10="urn:schemas-microsoft-com:office:word" xmlns:w="http://schemas.openxmlformats.org/wordprocessingml/2006/main" xmlns:w14="http://schemas.microsoft.com/office/word/2010/wordml" xmlns:w15="http://schemas.microsoft.com/office/word/2012/wordml" xmlns:w16cex="http://schemas.microsoft.com/office/word/2018/wordml/cex" xmlns:w16cid="http://schemas.microsoft.com/office/word/2016/wordml/cid" xmlns:w16="http://schemas.microsoft.com/office/word/2018/wordml" xmlns:w16sdtdh="http://schemas.microsoft.com/office/word/2020/wordml/sdtdatahash" xmlns:w16se="http://schemas.microsoft.com/office/word/2015/wordml/symex" xmlns:wpg="http://schemas.microsoft.com/office/word/2010/wordprocessingGroup" xmlns:wpi="http://schemas.microsoft.com/office/word/2010/wordprocessingInk" xmlns:wne="http://schemas.microsoft.com/office/word/2006/wordml" xmlns:wps="http://schemas.microsoft.com/office/word/2010/wordprocessingShape" mc:Ignorable="w14 w15 w16se w16cid w16 w16cex w16sdtdh wp14">
   <w:abstractNum w:abstractNumId="0" w15:restartNumberingAfterBreak="0">
-    <w:nsid w:val="087530AD"/>
+    <w:nsid w:val="04CA79CA"/>
     <w:multiLevelType w:val="hybridMultilevel"/>
-    <w:tmpl w:val="0E86A6D4"/>
-    <w:lvl w:ilvl="0" w:tplc="91CEEE54">
+    <w:tmpl w:val="3BE08F46"/>
+    <w:lvl w:ilvl="0" w:tplc="1CD0A3DA">
       <w:start w:val="1"/>
       <w:numFmt w:val="decimal"/>
       <w:lvlText w:val="%1."/>
@@ -11758,52 +11758,52 @@
         <w:color w:val="A67C27"/>
       </w:rPr>
     </w:lvl>
-    <w:lvl w:ilvl="1" w:tplc="8BC81FCC">
+    <w:lvl w:ilvl="1" w:tplc="7206ADFE">
       <w:numFmt w:val="decimal"/>
       <w:lvlText w:val=""/>
       <w:lvlJc w:val="left"/>
     </w:lvl>
-    <w:lvl w:ilvl="2" w:tplc="4C8ACFFC">
+    <w:lvl w:ilvl="2" w:tplc="6F06C2A8">
       <w:numFmt w:val="decimal"/>
       <w:lvlText w:val=""/>
       <w:lvlJc w:val="left"/>
     </w:lvl>
-    <w:lvl w:ilvl="3" w:tplc="734CB248">
+    <w:lvl w:ilvl="3" w:tplc="43EE6F70">
       <w:numFmt w:val="decimal"/>
       <w:lvlText w:val=""/>
       <w:lvlJc w:val="left"/>
     </w:lvl>
-    <w:lvl w:ilvl="4" w:tplc="0868BDB0">
+    <w:lvl w:ilvl="4" w:tplc="7EA058DC">
       <w:numFmt w:val="decimal"/>
       <w:lvlText w:val=""/>
       <w:lvlJc w:val="left"/>
     </w:lvl>
-    <w:lvl w:ilvl="5" w:tplc="7C3C6EDA">
+    <w:lvl w:ilvl="5" w:tplc="4ED48AF6">
       <w:numFmt w:val="decimal"/>
       <w:lvlText w:val=""/>
       <w:lvlJc w:val="left"/>
     </w:lvl>
-    <w:lvl w:ilvl="6" w:tplc="20F6FE2C">
+    <w:lvl w:ilvl="6" w:tplc="73D67D5A">
       <w:numFmt w:val="decimal"/>
       <w:lvlText w:val=""/>
       <w:lvlJc w:val="left"/>
     </w:lvl>
-    <w:lvl w:ilvl="7" w:tplc="7F4ACEA6">
+    <w:lvl w:ilvl="7" w:tplc="4C3AAEDE">
       <w:numFmt w:val="decimal"/>
       <w:lvlText w:val=""/>
       <w:lvlJc w:val="left"/>
     </w:lvl>
-    <w:lvl w:ilvl="8" w:tplc="39362910">
+    <w:lvl w:ilvl="8" w:tplc="02106C4E">
       <w:numFmt w:val="decimal"/>
       <w:lvlText w:val=""/>
       <w:lvlJc w:val="left"/>
     </w:lvl>
   </w:abstractNum>
   <w:abstractNum w:abstractNumId="1" w15:restartNumberingAfterBreak="0">
-    <w:nsid w:val="0D8C540F"/>
+    <w:nsid w:val="113600FB"/>
     <w:multiLevelType w:val="hybridMultilevel"/>
-    <w:tmpl w:val="238610B8"/>
-    <w:lvl w:ilvl="0" w:tplc="B8CC036C">
+    <w:tmpl w:val="80FCDF8A"/>
+    <w:lvl w:ilvl="0" w:tplc="3910781C">
       <w:start w:val="1"/>
       <w:numFmt w:val="decimal"/>
       <w:lvlText w:val="%1."/>
@@ -11817,52 +11817,52 @@
         <w:color w:val="A67C27"/>
       </w:rPr>
     </w:lvl>
-    <w:lvl w:ilvl="1" w:tplc="AC2233CA">
+    <w:lvl w:ilvl="1" w:tplc="3C3E9524">
       <w:numFmt w:val="decimal"/>
       <w:lvlText w:val=""/>
       <w:lvlJc w:val="left"/>
     </w:lvl>
-    <w:lvl w:ilvl="2" w:tplc="273A27C0">
+    <w:lvl w:ilvl="2" w:tplc="FEA6B6DA">
       <w:numFmt w:val="decimal"/>
       <w:lvlText w:val=""/>
       <w:lvlJc w:val="left"/>
     </w:lvl>
-    <w:lvl w:ilvl="3" w:tplc="7536F712">
+    <w:lvl w:ilvl="3" w:tplc="5A34109C">
       <w:numFmt w:val="decimal"/>
       <w:lvlText w:val=""/>
       <w:lvlJc w:val="left"/>
     </w:lvl>
-    <w:lvl w:ilvl="4" w:tplc="EE3400AC">
+    <w:lvl w:ilvl="4" w:tplc="A6162D0C">
       <w:numFmt w:val="decimal"/>
       <w:lvlText w:val=""/>
       <w:lvlJc w:val="left"/>
     </w:lvl>
-    <w:lvl w:ilvl="5" w:tplc="18B68214">
+    <w:lvl w:ilvl="5" w:tplc="99467E9E">
       <w:numFmt w:val="decimal"/>
       <w:lvlText w:val=""/>
       <w:lvlJc w:val="left"/>
     </w:lvl>
-    <w:lvl w:ilvl="6" w:tplc="BE3ED35C">
+    <w:lvl w:ilvl="6" w:tplc="E87EC02A">
       <w:numFmt w:val="decimal"/>
       <w:lvlText w:val=""/>
       <w:lvlJc w:val="left"/>
     </w:lvl>
-    <w:lvl w:ilvl="7" w:tplc="10468DBA">
+    <w:lvl w:ilvl="7" w:tplc="8DCE9120">
       <w:numFmt w:val="decimal"/>
       <w:lvlText w:val=""/>
       <w:lvlJc w:val="left"/>
     </w:lvl>
-    <w:lvl w:ilvl="8" w:tplc="A00EA76E">
+    <w:lvl w:ilvl="8" w:tplc="0DA4AC54">
       <w:numFmt w:val="decimal"/>
       <w:lvlText w:val=""/>
       <w:lvlJc w:val="left"/>
     </w:lvl>
   </w:abstractNum>
   <w:abstractNum w:abstractNumId="2" w15:restartNumberingAfterBreak="0">
-    <w:nsid w:val="109545C6"/>
+    <w:nsid w:val="15936B9E"/>
     <w:multiLevelType w:val="hybridMultilevel"/>
-    <w:tmpl w:val="188621E4"/>
-    <w:lvl w:ilvl="0" w:tplc="A62A3E8E">
+    <w:tmpl w:val="CE60C9FA"/>
+    <w:lvl w:ilvl="0" w:tplc="3834A1C4">
       <w:start w:val="1"/>
       <w:numFmt w:val="decimal"/>
       <w:lvlText w:val="%1."/>
@@ -11876,52 +11876,138 @@
         <w:color w:val="A67C27"/>
       </w:rPr>
     </w:lvl>
-    <w:lvl w:ilvl="1" w:tplc="54E8BD3E">
+    <w:lvl w:ilvl="1" w:tplc="5AAAA232">
       <w:numFmt w:val="decimal"/>
       <w:lvlText w:val=""/>
       <w:lvlJc w:val="left"/>
     </w:lvl>
-    <w:lvl w:ilvl="2" w:tplc="76729504">
+    <w:lvl w:ilvl="2" w:tplc="E4540898">
       <w:numFmt w:val="decimal"/>
       <w:lvlText w:val=""/>
       <w:lvlJc w:val="left"/>
     </w:lvl>
-    <w:lvl w:ilvl="3" w:tplc="624A3274">
+    <w:lvl w:ilvl="3" w:tplc="1228D82A">
       <w:numFmt w:val="decimal"/>
       <w:lvlText w:val=""/>
       <w:lvlJc w:val="left"/>
     </w:lvl>
-    <w:lvl w:ilvl="4" w:tplc="F23474A0">
+    <w:lvl w:ilvl="4" w:tplc="4A04CDFE">
       <w:numFmt w:val="decimal"/>
       <w:lvlText w:val=""/>
       <w:lvlJc w:val="left"/>
     </w:lvl>
-    <w:lvl w:ilvl="5" w:tplc="AB068258">
+    <w:lvl w:ilvl="5" w:tplc="0FC0B654">
       <w:numFmt w:val="decimal"/>
       <w:lvlText w:val=""/>
       <w:lvlJc w:val="left"/>
     </w:lvl>
-    <w:lvl w:ilvl="6" w:tplc="FC9A4956">
+    <w:lvl w:ilvl="6" w:tplc="516C05AA">
       <w:numFmt w:val="decimal"/>
       <w:lvlText w:val=""/>
       <w:lvlJc w:val="left"/>
     </w:lvl>
-    <w:lvl w:ilvl="7" w:tplc="F140D5DA">
+    <w:lvl w:ilvl="7" w:tplc="91084C76">
       <w:numFmt w:val="decimal"/>
       <w:lvlText w:val=""/>
       <w:lvlJc w:val="left"/>
     </w:lvl>
-    <w:lvl w:ilvl="8" w:tplc="948EA98E">
+    <w:lvl w:ilvl="8" w:tplc="A3B00560">
       <w:numFmt w:val="decimal"/>
       <w:lvlText w:val=""/>
       <w:lvlJc w:val="left"/>
     </w:lvl>
   </w:abstractNum>
   <w:abstractNum w:abstractNumId="3" w15:restartNumberingAfterBreak="0">
-    <w:nsid w:val="1E4A4511"/>
+    <w:nsid w:val="190E616C"/>
     <w:multiLevelType w:val="hybridMultilevel"/>
-    <w:tmpl w:val="C4A45948"/>
-    <w:lvl w:ilvl="0" w:tplc="A02E8816">
+    <w:tmpl w:val="76EEEEAE"/>
+    <w:lvl w:ilvl="0" w:tplc="40929E18">
+      <w:start w:val="1"/>
+      <w:numFmt w:val="bullet"/>
+      <w:lvlText w:val="●"/>
+      <w:lvlJc w:val="left"/>
+      <w:pPr>
+        <w:ind w:left="720" w:hanging="360"/>
+      </w:pPr>
+    </w:lvl>
+    <w:lvl w:ilvl="1" w:tplc="8EEA446A">
+      <w:start w:val="1"/>
+      <w:numFmt w:val="bullet"/>
+      <w:lvlText w:val="○"/>
+      <w:lvlJc w:val="left"/>
+      <w:pPr>
+        <w:ind w:left="1440" w:hanging="360"/>
+      </w:pPr>
+    </w:lvl>
+    <w:lvl w:ilvl="2" w:tplc="183E8B1E">
+      <w:start w:val="1"/>
+      <w:numFmt w:val="bullet"/>
+      <w:lvlText w:val="■"/>
+      <w:lvlJc w:val="left"/>
+      <w:pPr>
+        <w:ind w:left="2160" w:hanging="360"/>
+      </w:pPr>
+    </w:lvl>
+    <w:lvl w:ilvl="3" w:tplc="825C7816">
+      <w:start w:val="1"/>
+      <w:numFmt w:val="bullet"/>
+      <w:lvlText w:val="●"/>
+      <w:lvlJc w:val="left"/>
+      <w:pPr>
+        <w:ind w:left="2880" w:hanging="360"/>
+      </w:pPr>
+    </w:lvl>
+    <w:lvl w:ilvl="4" w:tplc="5B1A6E0C">
+      <w:start w:val="1"/>
+      <w:numFmt w:val="bullet"/>
+      <w:lvlText w:val="○"/>
+      <w:lvlJc w:val="left"/>
+      <w:pPr>
+        <w:ind w:left="3600" w:hanging="360"/>
+      </w:pPr>
+    </w:lvl>
+    <w:lvl w:ilvl="5" w:tplc="55761FD2">
+      <w:start w:val="1"/>
+      <w:numFmt w:val="bullet"/>
+      <w:lvlText w:val="■"/>
+      <w:lvlJc w:val="left"/>
+      <w:pPr>
+        <w:ind w:left="4320" w:hanging="360"/>
+      </w:pPr>
+    </w:lvl>
+    <w:lvl w:ilvl="6" w:tplc="02248070">
+      <w:start w:val="1"/>
+      <w:numFmt w:val="bullet"/>
+      <w:lvlText w:val="●"/>
+      <w:lvlJc w:val="left"/>
+      <w:pPr>
+        <w:ind w:left="5040" w:hanging="360"/>
+      </w:pPr>
+    </w:lvl>
+    <w:lvl w:ilvl="7" w:tplc="B6D813AC">
+      <w:start w:val="1"/>
+      <w:numFmt w:val="bullet"/>
+      <w:lvlText w:val="●"/>
+      <w:lvlJc w:val="left"/>
+      <w:pPr>
+        <w:ind w:left="5760" w:hanging="360"/>
+      </w:pPr>
+    </w:lvl>
+    <w:lvl w:ilvl="8" w:tplc="23688EE0">
+      <w:start w:val="1"/>
+      <w:numFmt w:val="bullet"/>
+      <w:lvlText w:val="●"/>
+      <w:lvlJc w:val="left"/>
+      <w:pPr>
+        <w:ind w:left="6480" w:hanging="360"/>
+      </w:pPr>
+    </w:lvl>
+  </w:abstractNum>
+  <w:abstractNum w:abstractNumId="4" w15:restartNumberingAfterBreak="0">
+    <w:nsid w:val="1B640EB6"/>
+    <w:multiLevelType w:val="hybridMultilevel"/>
+    <w:tmpl w:val="FA4CD0C0"/>
+    <w:lvl w:ilvl="0" w:tplc="CC5EDA86">
       <w:start w:val="1"/>
       <w:numFmt w:val="decimal"/>
       <w:lvlText w:val="%1."/>
@@ -11935,52 +12021,52 @@
         <w:color w:val="A67C27"/>
       </w:rPr>
     </w:lvl>
-    <w:lvl w:ilvl="1" w:tplc="3CE6CA9E">
+    <w:lvl w:ilvl="1" w:tplc="DE6C7756">
       <w:numFmt w:val="decimal"/>
       <w:lvlText w:val=""/>
       <w:lvlJc w:val="left"/>
     </w:lvl>
-    <w:lvl w:ilvl="2" w:tplc="A2E0E65A">
+    <w:lvl w:ilvl="2" w:tplc="9CC4BA1A">
       <w:numFmt w:val="decimal"/>
       <w:lvlText w:val=""/>
       <w:lvlJc w:val="left"/>
     </w:lvl>
-    <w:lvl w:ilvl="3" w:tplc="8B025D66">
+    <w:lvl w:ilvl="3" w:tplc="07382F80">
       <w:numFmt w:val="decimal"/>
       <w:lvlText w:val=""/>
       <w:lvlJc w:val="left"/>
     </w:lvl>
-    <w:lvl w:ilvl="4" w:tplc="9A866C40">
+    <w:lvl w:ilvl="4" w:tplc="973C68AC">
       <w:numFmt w:val="decimal"/>
       <w:lvlText w:val=""/>
       <w:lvlJc w:val="left"/>
     </w:lvl>
-    <w:lvl w:ilvl="5" w:tplc="6958EF3E">
+    <w:lvl w:ilvl="5" w:tplc="0110096C">
       <w:numFmt w:val="decimal"/>
       <w:lvlText w:val=""/>
       <w:lvlJc w:val="left"/>
     </w:lvl>
-    <w:lvl w:ilvl="6" w:tplc="D47EA246">
+    <w:lvl w:ilvl="6" w:tplc="E89AF676">
       <w:numFmt w:val="decimal"/>
       <w:lvlText w:val=""/>
       <w:lvlJc w:val="left"/>
     </w:lvl>
-    <w:lvl w:ilvl="7" w:tplc="C10EEB40">
+    <w:lvl w:ilvl="7" w:tplc="B3729576">
       <w:numFmt w:val="decimal"/>
       <w:lvlText w:val=""/>
       <w:lvlJc w:val="left"/>
     </w:lvl>
-    <w:lvl w:ilvl="8" w:tplc="747E6DE8">
+    <w:lvl w:ilvl="8" w:tplc="62389316">
       <w:numFmt w:val="decimal"/>
       <w:lvlText w:val=""/>
       <w:lvlJc w:val="left"/>
     </w:lvl>
   </w:abstractNum>
-  <w:abstractNum w:abstractNumId="4" w15:restartNumberingAfterBreak="0">
-    <w:nsid w:val="27C02DFB"/>
+  <w:abstractNum w:abstractNumId="5" w15:restartNumberingAfterBreak="0">
+    <w:nsid w:val="23750458"/>
     <w:multiLevelType w:val="hybridMultilevel"/>
-    <w:tmpl w:val="88B898C8"/>
-    <w:lvl w:ilvl="0" w:tplc="DF9A9534">
+    <w:tmpl w:val="BE32FB36"/>
+    <w:lvl w:ilvl="0" w:tplc="0524903A">
       <w:start w:val="1"/>
       <w:numFmt w:val="decimal"/>
       <w:lvlText w:val="%1."/>
@@ -11994,52 +12080,52 @@
         <w:color w:val="A67C27"/>
       </w:rPr>
     </w:lvl>
-    <w:lvl w:ilvl="1" w:tplc="7BAC0F8C">
+    <w:lvl w:ilvl="1" w:tplc="6E8EDD22">
       <w:numFmt w:val="decimal"/>
       <w:lvlText w:val=""/>
       <w:lvlJc w:val="left"/>
     </w:lvl>
-    <w:lvl w:ilvl="2" w:tplc="B088EEAE">
+    <w:lvl w:ilvl="2" w:tplc="EDBE17C0">
       <w:numFmt w:val="decimal"/>
       <w:lvlText w:val=""/>
       <w:lvlJc w:val="left"/>
     </w:lvl>
-    <w:lvl w:ilvl="3" w:tplc="2BE676EC">
+    <w:lvl w:ilvl="3" w:tplc="79A66A3A">
       <w:numFmt w:val="decimal"/>
       <w:lvlText w:val=""/>
       <w:lvlJc w:val="left"/>
     </w:lvl>
-    <w:lvl w:ilvl="4" w:tplc="C2A4C30E">
+    <w:lvl w:ilvl="4" w:tplc="C122C022">
       <w:numFmt w:val="decimal"/>
       <w:lvlText w:val=""/>
       <w:lvlJc w:val="left"/>
     </w:lvl>
-    <w:lvl w:ilvl="5" w:tplc="6B74AB2C">
+    <w:lvl w:ilvl="5" w:tplc="92E8600E">
       <w:numFmt w:val="decimal"/>
       <w:lvlText w:val=""/>
       <w:lvlJc w:val="left"/>
     </w:lvl>
-    <w:lvl w:ilvl="6" w:tplc="6B4A7F10">
+    <w:lvl w:ilvl="6" w:tplc="6AB889D2">
       <w:numFmt w:val="decimal"/>
       <w:lvlText w:val=""/>
       <w:lvlJc w:val="left"/>
     </w:lvl>
-    <w:lvl w:ilvl="7" w:tplc="F00ECDAC">
+    <w:lvl w:ilvl="7" w:tplc="A280812C">
       <w:numFmt w:val="decimal"/>
       <w:lvlText w:val=""/>
       <w:lvlJc w:val="left"/>
     </w:lvl>
-    <w:lvl w:ilvl="8" w:tplc="F8E403D0">
+    <w:lvl w:ilvl="8" w:tplc="DA2677BA">
       <w:numFmt w:val="decimal"/>
       <w:lvlText w:val=""/>
       <w:lvlJc w:val="left"/>
     </w:lvl>
   </w:abstractNum>
-  <w:abstractNum w:abstractNumId="5" w15:restartNumberingAfterBreak="0">
-    <w:nsid w:val="284B01EE"/>
+  <w:abstractNum w:abstractNumId="6" w15:restartNumberingAfterBreak="0">
+    <w:nsid w:val="32801434"/>
     <w:multiLevelType w:val="hybridMultilevel"/>
-    <w:tmpl w:val="75A6F368"/>
-    <w:lvl w:ilvl="0" w:tplc="653AD3F6">
+    <w:tmpl w:val="8BCCBB0E"/>
+    <w:lvl w:ilvl="0" w:tplc="AC249072">
       <w:start w:val="1"/>
       <w:numFmt w:val="decimal"/>
       <w:lvlText w:val="%1."/>
@@ -12053,52 +12139,52 @@
         <w:color w:val="A67C27"/>
       </w:rPr>
     </w:lvl>
-    <w:lvl w:ilvl="1" w:tplc="42D41BB8">
+    <w:lvl w:ilvl="1" w:tplc="0338E1D2">
       <w:numFmt w:val="decimal"/>
       <w:lvlText w:val=""/>
       <w:lvlJc w:val="left"/>
     </w:lvl>
-    <w:lvl w:ilvl="2" w:tplc="D8EEDF6E">
+    <w:lvl w:ilvl="2" w:tplc="E15AEA3E">
       <w:numFmt w:val="decimal"/>
       <w:lvlText w:val=""/>
       <w:lvlJc w:val="left"/>
     </w:lvl>
-    <w:lvl w:ilvl="3" w:tplc="0B5C16AA">
+    <w:lvl w:ilvl="3" w:tplc="06F8BD18">
       <w:numFmt w:val="decimal"/>
       <w:lvlText w:val=""/>
       <w:lvlJc w:val="left"/>
     </w:lvl>
-    <w:lvl w:ilvl="4" w:tplc="E5883E42">
+    <w:lvl w:ilvl="4" w:tplc="D3AE3516">
       <w:numFmt w:val="decimal"/>
       <w:lvlText w:val=""/>
       <w:lvlJc w:val="left"/>
     </w:lvl>
-    <w:lvl w:ilvl="5" w:tplc="D1A8C6C2">
+    <w:lvl w:ilvl="5" w:tplc="0B0ACC54">
       <w:numFmt w:val="decimal"/>
       <w:lvlText w:val=""/>
       <w:lvlJc w:val="left"/>
     </w:lvl>
-    <w:lvl w:ilvl="6" w:tplc="ABCC2780">
+    <w:lvl w:ilvl="6" w:tplc="49C0C792">
       <w:numFmt w:val="decimal"/>
       <w:lvlText w:val=""/>
       <w:lvlJc w:val="left"/>
     </w:lvl>
-    <w:lvl w:ilvl="7" w:tplc="CF7E9E1E">
+    <w:lvl w:ilvl="7" w:tplc="C97C3610">
       <w:numFmt w:val="decimal"/>
       <w:lvlText w:val=""/>
       <w:lvlJc w:val="left"/>
     </w:lvl>
-    <w:lvl w:ilvl="8" w:tplc="586A40A6">
+    <w:lvl w:ilvl="8" w:tplc="4B7EABE8">
       <w:numFmt w:val="decimal"/>
       <w:lvlText w:val=""/>
       <w:lvlJc w:val="left"/>
     </w:lvl>
   </w:abstractNum>
-  <w:abstractNum w:abstractNumId="6" w15:restartNumberingAfterBreak="0">
-    <w:nsid w:val="2A6C3513"/>
+  <w:abstractNum w:abstractNumId="7" w15:restartNumberingAfterBreak="0">
+    <w:nsid w:val="3A517008"/>
     <w:multiLevelType w:val="hybridMultilevel"/>
-    <w:tmpl w:val="B0624D52"/>
-    <w:lvl w:ilvl="0" w:tplc="D6586ABE">
+    <w:tmpl w:val="67E892E6"/>
+    <w:lvl w:ilvl="0" w:tplc="F3964D34">
       <w:start w:val="1"/>
       <w:numFmt w:val="decimal"/>
       <w:lvlText w:val="%1."/>
@@ -12112,52 +12198,52 @@
         <w:color w:val="A67C27"/>
       </w:rPr>
     </w:lvl>
-    <w:lvl w:ilvl="1" w:tplc="777AE3BC">
+    <w:lvl w:ilvl="1" w:tplc="2FD8B688">
       <w:numFmt w:val="decimal"/>
       <w:lvlText w:val=""/>
       <w:lvlJc w:val="left"/>
     </w:lvl>
-    <w:lvl w:ilvl="2" w:tplc="2BBAD2FC">
+    <w:lvl w:ilvl="2" w:tplc="EE5016C8">
       <w:numFmt w:val="decimal"/>
       <w:lvlText w:val=""/>
       <w:lvlJc w:val="left"/>
     </w:lvl>
-    <w:lvl w:ilvl="3" w:tplc="9B4C37AC">
+    <w:lvl w:ilvl="3" w:tplc="747C23AA">
       <w:numFmt w:val="decimal"/>
       <w:lvlText w:val=""/>
       <w:lvlJc w:val="left"/>
     </w:lvl>
-    <w:lvl w:ilvl="4" w:tplc="32AA0BAA">
+    <w:lvl w:ilvl="4" w:tplc="B8D2E68C">
       <w:numFmt w:val="decimal"/>
       <w:lvlText w:val=""/>
       <w:lvlJc w:val="left"/>
     </w:lvl>
-    <w:lvl w:ilvl="5" w:tplc="B9AA29E0">
+    <w:lvl w:ilvl="5" w:tplc="47BC4912">
       <w:numFmt w:val="decimal"/>
       <w:lvlText w:val=""/>
       <w:lvlJc w:val="left"/>
     </w:lvl>
-    <w:lvl w:ilvl="6" w:tplc="C9EA996E">
+    <w:lvl w:ilvl="6" w:tplc="93467D8E">
       <w:numFmt w:val="decimal"/>
       <w:lvlText w:val=""/>
       <w:lvlJc w:val="left"/>
     </w:lvl>
-    <w:lvl w:ilvl="7" w:tplc="B6266110">
+    <w:lvl w:ilvl="7" w:tplc="2B06FB54">
       <w:numFmt w:val="decimal"/>
       <w:lvlText w:val=""/>
       <w:lvlJc w:val="left"/>
     </w:lvl>
-    <w:lvl w:ilvl="8" w:tplc="00065B2A">
+    <w:lvl w:ilvl="8" w:tplc="5CBC2BE0">
       <w:numFmt w:val="decimal"/>
       <w:lvlText w:val=""/>
       <w:lvlJc w:val="left"/>
     </w:lvl>
   </w:abstractNum>
-  <w:abstractNum w:abstractNumId="7" w15:restartNumberingAfterBreak="0">
-    <w:nsid w:val="2C574B89"/>
+  <w:abstractNum w:abstractNumId="8" w15:restartNumberingAfterBreak="0">
+    <w:nsid w:val="3C73483C"/>
     <w:multiLevelType w:val="hybridMultilevel"/>
-    <w:tmpl w:val="107498E6"/>
-    <w:lvl w:ilvl="0" w:tplc="3E70C748">
+    <w:tmpl w:val="B93234B0"/>
+    <w:lvl w:ilvl="0" w:tplc="B8FACCE4">
       <w:start w:val="1"/>
       <w:numFmt w:val="decimal"/>
       <w:lvlText w:val="%1."/>
@@ -12171,52 +12257,52 @@
         <w:color w:val="A67C27"/>
       </w:rPr>
     </w:lvl>
-    <w:lvl w:ilvl="1" w:tplc="AD8C5346">
+    <w:lvl w:ilvl="1" w:tplc="F00A517A">
       <w:numFmt w:val="decimal"/>
       <w:lvlText w:val=""/>
       <w:lvlJc w:val="left"/>
     </w:lvl>
-    <w:lvl w:ilvl="2" w:tplc="F4BA2F50">
+    <w:lvl w:ilvl="2" w:tplc="4B3E1FFE">
       <w:numFmt w:val="decimal"/>
       <w:lvlText w:val=""/>
       <w:lvlJc w:val="left"/>
     </w:lvl>
-    <w:lvl w:ilvl="3" w:tplc="72989384">
+    <w:lvl w:ilvl="3" w:tplc="B85A0014">
       <w:numFmt w:val="decimal"/>
       <w:lvlText w:val=""/>
       <w:lvlJc w:val="left"/>
     </w:lvl>
-    <w:lvl w:ilvl="4" w:tplc="CF2A1F66">
+    <w:lvl w:ilvl="4" w:tplc="73DC6384">
       <w:numFmt w:val="decimal"/>
       <w:lvlText w:val=""/>
       <w:lvlJc w:val="left"/>
     </w:lvl>
-    <w:lvl w:ilvl="5" w:tplc="0DD647B2">
+    <w:lvl w:ilvl="5" w:tplc="3962E796">
       <w:numFmt w:val="decimal"/>
       <w:lvlText w:val=""/>
       <w:lvlJc w:val="left"/>
     </w:lvl>
-    <w:lvl w:ilvl="6" w:tplc="C4F47A72">
+    <w:lvl w:ilvl="6" w:tplc="017E9586">
       <w:numFmt w:val="decimal"/>
       <w:lvlText w:val=""/>
       <w:lvlJc w:val="left"/>
     </w:lvl>
-    <w:lvl w:ilvl="7" w:tplc="D5F83BD2">
+    <w:lvl w:ilvl="7" w:tplc="DCAE9FD8">
       <w:numFmt w:val="decimal"/>
       <w:lvlText w:val=""/>
       <w:lvlJc w:val="left"/>
     </w:lvl>
-    <w:lvl w:ilvl="8" w:tplc="3556A550">
+    <w:lvl w:ilvl="8" w:tplc="933C0BF0">
       <w:numFmt w:val="decimal"/>
       <w:lvlText w:val=""/>
       <w:lvlJc w:val="left"/>
     </w:lvl>
   </w:abstractNum>
-  <w:abstractNum w:abstractNumId="8" w15:restartNumberingAfterBreak="0">
-    <w:nsid w:val="33BA2E0F"/>
+  <w:abstractNum w:abstractNumId="9" w15:restartNumberingAfterBreak="0">
+    <w:nsid w:val="3D3739DD"/>
     <w:multiLevelType w:val="hybridMultilevel"/>
-    <w:tmpl w:val="669C049C"/>
-    <w:lvl w:ilvl="0" w:tplc="1194BB12">
+    <w:tmpl w:val="24EE34B8"/>
+    <w:lvl w:ilvl="0" w:tplc="D834C6F2">
       <w:start w:val="1"/>
       <w:numFmt w:val="decimal"/>
       <w:lvlText w:val="%1."/>
@@ -12230,110 +12316,52 @@
         <w:color w:val="A67C27"/>
       </w:rPr>
     </w:lvl>
-    <w:lvl w:ilvl="1" w:tplc="3D04562E">
+    <w:lvl w:ilvl="1" w:tplc="ACEA161C">
       <w:numFmt w:val="decimal"/>
       <w:lvlText w:val=""/>
       <w:lvlJc w:val="left"/>
     </w:lvl>
-    <w:lvl w:ilvl="2" w:tplc="A60E13E4">
+    <w:lvl w:ilvl="2" w:tplc="9B6E7956">
       <w:numFmt w:val="decimal"/>
       <w:lvlText w:val=""/>
       <w:lvlJc w:val="left"/>
     </w:lvl>
-    <w:lvl w:ilvl="3" w:tplc="79EE45F6">
+    <w:lvl w:ilvl="3" w:tplc="338E4DC8">
       <w:numFmt w:val="decimal"/>
       <w:lvlText w:val=""/>
       <w:lvlJc w:val="left"/>
     </w:lvl>
-    <w:lvl w:ilvl="4" w:tplc="780867AE">
+    <w:lvl w:ilvl="4" w:tplc="7886302C">
       <w:numFmt w:val="decimal"/>
       <w:lvlText w:val=""/>
       <w:lvlJc w:val="left"/>
     </w:lvl>
-    <w:lvl w:ilvl="5" w:tplc="0F023298">
+    <w:lvl w:ilvl="5" w:tplc="53BE12D0">
       <w:numFmt w:val="decimal"/>
       <w:lvlText w:val=""/>
       <w:lvlJc w:val="left"/>
     </w:lvl>
-    <w:lvl w:ilvl="6" w:tplc="77323DDA">
+    <w:lvl w:ilvl="6" w:tplc="01CEA842">
       <w:numFmt w:val="decimal"/>
       <w:lvlText w:val=""/>
       <w:lvlJc w:val="left"/>
     </w:lvl>
-    <w:lvl w:ilvl="7" w:tplc="4EDE2008">
+    <w:lvl w:ilvl="7" w:tplc="7BD8735E">
       <w:numFmt w:val="decimal"/>
       <w:lvlText w:val=""/>
       <w:lvlJc w:val="left"/>
     </w:lvl>
-    <w:lvl w:ilvl="8" w:tplc="14043734">
-      <w:numFmt w:val="decimal"/>
-      <w:lvlText w:val=""/>
-      <w:lvlJc w:val="left"/>
-    </w:lvl>
-  </w:abstractNum>
-  <w:abstractNum w:abstractNumId="9" w15:restartNumberingAfterBreak="0">
-    <w:nsid w:val="37BD063F"/>
-    <w:multiLevelType w:val="hybridMultilevel"/>
-    <w:tmpl w:val="9F32D570"/>
-    <w:lvl w:ilvl="0" w:tplc="A104C90E">
-      <w:start w:val="1"/>
-      <w:numFmt w:val="bullet"/>
-      <w:lvlText w:val="•"/>
-      <w:lvlJc w:val="left"/>
-      <w:pPr>
-        <w:ind w:left="460" w:hanging="280"/>
-      </w:pPr>
-    </w:lvl>
-    <w:lvl w:ilvl="1" w:tplc="B254E2AE">
-      <w:start w:val="1"/>
-      <w:numFmt w:val="bullet"/>
-      <w:lvlText w:val="–"/>
-      <w:lvlJc w:val="left"/>
-      <w:pPr>
-        <w:ind w:left="900" w:hanging="280"/>
-      </w:pPr>
-    </w:lvl>
-    <w:lvl w:ilvl="2" w:tplc="D1A66642">
-      <w:numFmt w:val="decimal"/>
-      <w:lvlText w:val=""/>
-      <w:lvlJc w:val="left"/>
-    </w:lvl>
-    <w:lvl w:ilvl="3" w:tplc="4758623A">
-      <w:numFmt w:val="decimal"/>
-      <w:lvlText w:val=""/>
-      <w:lvlJc w:val="left"/>
-    </w:lvl>
-    <w:lvl w:ilvl="4" w:tplc="A3989DE0">
-      <w:numFmt w:val="decimal"/>
-      <w:lvlText w:val=""/>
-      <w:lvlJc w:val="left"/>
-    </w:lvl>
-    <w:lvl w:ilvl="5" w:tplc="00A6581C">
-      <w:numFmt w:val="decimal"/>
-      <w:lvlText w:val=""/>
-      <w:lvlJc w:val="left"/>
-    </w:lvl>
-    <w:lvl w:ilvl="6" w:tplc="885E07E4">
-      <w:numFmt w:val="decimal"/>
-      <w:lvlText w:val=""/>
-      <w:lvlJc w:val="left"/>
-    </w:lvl>
-    <w:lvl w:ilvl="7" w:tplc="1A4E96DC">
-      <w:numFmt w:val="decimal"/>
-      <w:lvlText w:val=""/>
-      <w:lvlJc w:val="left"/>
-    </w:lvl>
-    <w:lvl w:ilvl="8" w:tplc="FE84BB4E">
+    <w:lvl w:ilvl="8" w:tplc="58007534">
       <w:numFmt w:val="decimal"/>
       <w:lvlText w:val=""/>
       <w:lvlJc w:val="left"/>
     </w:lvl>
   </w:abstractNum>
   <w:abstractNum w:abstractNumId="10" w15:restartNumberingAfterBreak="0">
-    <w:nsid w:val="41A22730"/>
+    <w:nsid w:val="45300DBC"/>
     <w:multiLevelType w:val="hybridMultilevel"/>
-    <w:tmpl w:val="2ADE0F48"/>
-    <w:lvl w:ilvl="0" w:tplc="B8622896">
+    <w:tmpl w:val="2426091C"/>
+    <w:lvl w:ilvl="0" w:tplc="F9E8FBE8">
       <w:start w:val="1"/>
       <w:numFmt w:val="decimal"/>
       <w:lvlText w:val="%1."/>
@@ -12347,52 +12375,52 @@
         <w:color w:val="A67C27"/>
       </w:rPr>
     </w:lvl>
-    <w:lvl w:ilvl="1" w:tplc="838881C0">
+    <w:lvl w:ilvl="1" w:tplc="82A68A24">
       <w:numFmt w:val="decimal"/>
       <w:lvlText w:val=""/>
       <w:lvlJc w:val="left"/>
     </w:lvl>
-    <w:lvl w:ilvl="2" w:tplc="2EA255B4">
+    <w:lvl w:ilvl="2" w:tplc="EA94D7E0">
       <w:numFmt w:val="decimal"/>
       <w:lvlText w:val=""/>
       <w:lvlJc w:val="left"/>
     </w:lvl>
-    <w:lvl w:ilvl="3" w:tplc="727EDC7A">
+    <w:lvl w:ilvl="3" w:tplc="28A0D1F4">
       <w:numFmt w:val="decimal"/>
       <w:lvlText w:val=""/>
       <w:lvlJc w:val="left"/>
     </w:lvl>
-    <w:lvl w:ilvl="4" w:tplc="CF4084D4">
+    <w:lvl w:ilvl="4" w:tplc="2C5E90E0">
       <w:numFmt w:val="decimal"/>
       <w:lvlText w:val=""/>
       <w:lvlJc w:val="left"/>
     </w:lvl>
-    <w:lvl w:ilvl="5" w:tplc="53C660F0">
+    <w:lvl w:ilvl="5" w:tplc="632609B8">
       <w:numFmt w:val="decimal"/>
       <w:lvlText w:val=""/>
       <w:lvlJc w:val="left"/>
     </w:lvl>
-    <w:lvl w:ilvl="6" w:tplc="5CD027C6">
+    <w:lvl w:ilvl="6" w:tplc="4A1801CA">
       <w:numFmt w:val="decimal"/>
       <w:lvlText w:val=""/>
       <w:lvlJc w:val="left"/>
     </w:lvl>
-    <w:lvl w:ilvl="7" w:tplc="37901422">
+    <w:lvl w:ilvl="7" w:tplc="EA02D1C8">
       <w:numFmt w:val="decimal"/>
       <w:lvlText w:val=""/>
       <w:lvlJc w:val="left"/>
     </w:lvl>
-    <w:lvl w:ilvl="8" w:tplc="9DD8E892">
+    <w:lvl w:ilvl="8" w:tplc="7016552E">
       <w:numFmt w:val="decimal"/>
       <w:lvlText w:val=""/>
       <w:lvlJc w:val="left"/>
     </w:lvl>
   </w:abstractNum>
   <w:abstractNum w:abstractNumId="11" w15:restartNumberingAfterBreak="0">
-    <w:nsid w:val="56AE1993"/>
+    <w:nsid w:val="5ED258C9"/>
     <w:multiLevelType w:val="hybridMultilevel"/>
-    <w:tmpl w:val="A6348E24"/>
-    <w:lvl w:ilvl="0" w:tplc="8EF4AC00">
+    <w:tmpl w:val="CEA405B2"/>
+    <w:lvl w:ilvl="0" w:tplc="B7945A02">
       <w:start w:val="1"/>
       <w:numFmt w:val="decimal"/>
       <w:lvlText w:val="%1."/>
@@ -12406,52 +12434,52 @@
         <w:color w:val="A67C27"/>
       </w:rPr>
     </w:lvl>
-    <w:lvl w:ilvl="1" w:tplc="053286E2">
+    <w:lvl w:ilvl="1" w:tplc="72BC1CB6">
       <w:numFmt w:val="decimal"/>
       <w:lvlText w:val=""/>
       <w:lvlJc w:val="left"/>
     </w:lvl>
-    <w:lvl w:ilvl="2" w:tplc="101691C0">
+    <w:lvl w:ilvl="2" w:tplc="D9A4ECDC">
       <w:numFmt w:val="decimal"/>
       <w:lvlText w:val=""/>
       <w:lvlJc w:val="left"/>
     </w:lvl>
-    <w:lvl w:ilvl="3" w:tplc="DE6C87D4">
+    <w:lvl w:ilvl="3" w:tplc="63705D1A">
       <w:numFmt w:val="decimal"/>
       <w:lvlText w:val=""/>
       <w:lvlJc w:val="left"/>
     </w:lvl>
-    <w:lvl w:ilvl="4" w:tplc="7278DA38">
+    <w:lvl w:ilvl="4" w:tplc="1242CC28">
       <w:numFmt w:val="decimal"/>
       <w:lvlText w:val=""/>
       <w:lvlJc w:val="left"/>
     </w:lvl>
-    <w:lvl w:ilvl="5" w:tplc="0FC0753C">
+    <w:lvl w:ilvl="5" w:tplc="A03C8AD6">
       <w:numFmt w:val="decimal"/>
       <w:lvlText w:val=""/>
       <w:lvlJc w:val="left"/>
     </w:lvl>
-    <w:lvl w:ilvl="6" w:tplc="1650806E">
+    <w:lvl w:ilvl="6" w:tplc="BD2020E4">
       <w:numFmt w:val="decimal"/>
       <w:lvlText w:val=""/>
       <w:lvlJc w:val="left"/>
     </w:lvl>
-    <w:lvl w:ilvl="7" w:tplc="6D107522">
+    <w:lvl w:ilvl="7" w:tplc="24F41DBC">
       <w:numFmt w:val="decimal"/>
       <w:lvlText w:val=""/>
       <w:lvlJc w:val="left"/>
     </w:lvl>
-    <w:lvl w:ilvl="8" w:tplc="FBAED352">
+    <w:lvl w:ilvl="8" w:tplc="31B205D0">
       <w:numFmt w:val="decimal"/>
       <w:lvlText w:val=""/>
       <w:lvlJc w:val="left"/>
     </w:lvl>
   </w:abstractNum>
   <w:abstractNum w:abstractNumId="12" w15:restartNumberingAfterBreak="0">
-    <w:nsid w:val="56E13A37"/>
+    <w:nsid w:val="615B3A81"/>
     <w:multiLevelType w:val="hybridMultilevel"/>
-    <w:tmpl w:val="09C08F14"/>
-    <w:lvl w:ilvl="0" w:tplc="7862C468">
+    <w:tmpl w:val="59FC6B2A"/>
+    <w:lvl w:ilvl="0" w:tplc="95AC763C">
       <w:start w:val="1"/>
       <w:numFmt w:val="decimal"/>
       <w:lvlText w:val="%1."/>
@@ -12465,52 +12493,52 @@
         <w:color w:val="A67C27"/>
       </w:rPr>
     </w:lvl>
-    <w:lvl w:ilvl="1" w:tplc="7334158E">
+    <w:lvl w:ilvl="1" w:tplc="6C28C424">
       <w:numFmt w:val="decimal"/>
       <w:lvlText w:val=""/>
       <w:lvlJc w:val="left"/>
     </w:lvl>
-    <w:lvl w:ilvl="2" w:tplc="37B6937A">
+    <w:lvl w:ilvl="2" w:tplc="0D5A793E">
       <w:numFmt w:val="decimal"/>
       <w:lvlText w:val=""/>
       <w:lvlJc w:val="left"/>
     </w:lvl>
-    <w:lvl w:ilvl="3" w:tplc="447C961A">
+    <w:lvl w:ilvl="3" w:tplc="C936AC70">
       <w:numFmt w:val="decimal"/>
       <w:lvlText w:val=""/>
       <w:lvlJc w:val="left"/>
     </w:lvl>
-    <w:lvl w:ilvl="4" w:tplc="11426944">
+    <w:lvl w:ilvl="4" w:tplc="D4984566">
       <w:numFmt w:val="decimal"/>
       <w:lvlText w:val=""/>
       <w:lvlJc w:val="left"/>
     </w:lvl>
-    <w:lvl w:ilvl="5" w:tplc="B56C70D4">
+    <w:lvl w:ilvl="5" w:tplc="B7AEFFCC">
       <w:numFmt w:val="decimal"/>
       <w:lvlText w:val=""/>
       <w:lvlJc w:val="left"/>
     </w:lvl>
-    <w:lvl w:ilvl="6" w:tplc="19345124">
+    <w:lvl w:ilvl="6" w:tplc="01E886E8">
       <w:numFmt w:val="decimal"/>
       <w:lvlText w:val=""/>
       <w:lvlJc w:val="left"/>
     </w:lvl>
-    <w:lvl w:ilvl="7" w:tplc="4DC63DBE">
+    <w:lvl w:ilvl="7" w:tplc="FA7E4C8C">
       <w:numFmt w:val="decimal"/>
       <w:lvlText w:val=""/>
       <w:lvlJc w:val="left"/>
     </w:lvl>
-    <w:lvl w:ilvl="8" w:tplc="063C6B78">
+    <w:lvl w:ilvl="8" w:tplc="FB2693CA">
       <w:numFmt w:val="decimal"/>
       <w:lvlText w:val=""/>
       <w:lvlJc w:val="left"/>
     </w:lvl>
   </w:abstractNum>
   <w:abstractNum w:abstractNumId="13" w15:restartNumberingAfterBreak="0">
-    <w:nsid w:val="589E64C7"/>
+    <w:nsid w:val="625E0DC6"/>
     <w:multiLevelType w:val="hybridMultilevel"/>
-    <w:tmpl w:val="F0DCD152"/>
-    <w:lvl w:ilvl="0" w:tplc="CF544EFA">
+    <w:tmpl w:val="1B4E00F8"/>
+    <w:lvl w:ilvl="0" w:tplc="6E02D90E">
       <w:start w:val="1"/>
       <w:numFmt w:val="decimal"/>
       <w:lvlText w:val="%1."/>
@@ -12524,52 +12552,52 @@
         <w:color w:val="A67C27"/>
       </w:rPr>
     </w:lvl>
-    <w:lvl w:ilvl="1" w:tplc="659EFC9C">
+    <w:lvl w:ilvl="1" w:tplc="68586118">
       <w:numFmt w:val="decimal"/>
       <w:lvlText w:val=""/>
       <w:lvlJc w:val="left"/>
     </w:lvl>
-    <w:lvl w:ilvl="2" w:tplc="9788ABDE">
+    <w:lvl w:ilvl="2" w:tplc="32C06048">
       <w:numFmt w:val="decimal"/>
       <w:lvlText w:val=""/>
       <w:lvlJc w:val="left"/>
     </w:lvl>
-    <w:lvl w:ilvl="3" w:tplc="D8DE3A82">
+    <w:lvl w:ilvl="3" w:tplc="1CC4FD58">
       <w:numFmt w:val="decimal"/>
       <w:lvlText w:val=""/>
       <w:lvlJc w:val="left"/>
     </w:lvl>
-    <w:lvl w:ilvl="4" w:tplc="DAE8A47E">
+    <w:lvl w:ilvl="4" w:tplc="B310F67C">
       <w:numFmt w:val="decimal"/>
       <w:lvlText w:val=""/>
       <w:lvlJc w:val="left"/>
     </w:lvl>
-    <w:lvl w:ilvl="5" w:tplc="00CE1E8C">
+    <w:lvl w:ilvl="5" w:tplc="90488F3A">
       <w:numFmt w:val="decimal"/>
       <w:lvlText w:val=""/>
       <w:lvlJc w:val="left"/>
     </w:lvl>
-    <w:lvl w:ilvl="6" w:tplc="6B762C82">
+    <w:lvl w:ilvl="6" w:tplc="4A004436">
       <w:numFmt w:val="decimal"/>
       <w:lvlText w:val=""/>
       <w:lvlJc w:val="left"/>
     </w:lvl>
-    <w:lvl w:ilvl="7" w:tplc="E32CB946">
+    <w:lvl w:ilvl="7" w:tplc="1C764DB4">
       <w:numFmt w:val="decimal"/>
       <w:lvlText w:val=""/>
       <w:lvlJc w:val="left"/>
     </w:lvl>
-    <w:lvl w:ilvl="8" w:tplc="2702E3EE">
+    <w:lvl w:ilvl="8" w:tplc="51E2E47A">
       <w:numFmt w:val="decimal"/>
       <w:lvlText w:val=""/>
       <w:lvlJc w:val="left"/>
     </w:lvl>
   </w:abstractNum>
   <w:abstractNum w:abstractNumId="14" w15:restartNumberingAfterBreak="0">
-    <w:nsid w:val="5AF36C14"/>
+    <w:nsid w:val="67DE6D62"/>
     <w:multiLevelType w:val="hybridMultilevel"/>
-    <w:tmpl w:val="F98652DE"/>
-    <w:lvl w:ilvl="0" w:tplc="95F2E5A2">
+    <w:tmpl w:val="266208FA"/>
+    <w:lvl w:ilvl="0" w:tplc="CB1EF2F0">
       <w:start w:val="1"/>
       <w:numFmt w:val="decimal"/>
       <w:lvlText w:val="%1."/>
@@ -12583,52 +12611,110 @@
         <w:color w:val="A67C27"/>
       </w:rPr>
     </w:lvl>
-    <w:lvl w:ilvl="1" w:tplc="2DAEBFB6">
+    <w:lvl w:ilvl="1" w:tplc="9614030E">
       <w:numFmt w:val="decimal"/>
       <w:lvlText w:val=""/>
       <w:lvlJc w:val="left"/>
     </w:lvl>
-    <w:lvl w:ilvl="2" w:tplc="4AF4D08C">
+    <w:lvl w:ilvl="2" w:tplc="8DDEDF52">
       <w:numFmt w:val="decimal"/>
       <w:lvlText w:val=""/>
       <w:lvlJc w:val="left"/>
     </w:lvl>
-    <w:lvl w:ilvl="3" w:tplc="16A64D1A">
+    <w:lvl w:ilvl="3" w:tplc="CA0A5F2C">
       <w:numFmt w:val="decimal"/>
       <w:lvlText w:val=""/>
       <w:lvlJc w:val="left"/>
     </w:lvl>
-    <w:lvl w:ilvl="4" w:tplc="741E0C02">
+    <w:lvl w:ilvl="4" w:tplc="80663C52">
       <w:numFmt w:val="decimal"/>
       <w:lvlText w:val=""/>
       <w:lvlJc w:val="left"/>
     </w:lvl>
-    <w:lvl w:ilvl="5" w:tplc="1792B080">
+    <w:lvl w:ilvl="5" w:tplc="976687F2">
       <w:numFmt w:val="decimal"/>
       <w:lvlText w:val=""/>
       <w:lvlJc w:val="left"/>
     </w:lvl>
-    <w:lvl w:ilvl="6" w:tplc="C26085F4">
+    <w:lvl w:ilvl="6" w:tplc="CEE48E90">
       <w:numFmt w:val="decimal"/>
       <w:lvlText w:val=""/>
       <w:lvlJc w:val="left"/>
     </w:lvl>
-    <w:lvl w:ilvl="7" w:tplc="5FF22490">
+    <w:lvl w:ilvl="7" w:tplc="D3D8B0B0">
       <w:numFmt w:val="decimal"/>
       <w:lvlText w:val=""/>
       <w:lvlJc w:val="left"/>
     </w:lvl>
-    <w:lvl w:ilvl="8" w:tplc="14148634">
+    <w:lvl w:ilvl="8" w:tplc="D47891F6">
       <w:numFmt w:val="decimal"/>
       <w:lvlText w:val=""/>
       <w:lvlJc w:val="left"/>
     </w:lvl>
   </w:abstractNum>
   <w:abstractNum w:abstractNumId="15" w15:restartNumberingAfterBreak="0">
-    <w:nsid w:val="6B8B0C29"/>
+    <w:nsid w:val="6B5E3DA4"/>
     <w:multiLevelType w:val="hybridMultilevel"/>
-    <w:tmpl w:val="573E615C"/>
-    <w:lvl w:ilvl="0" w:tplc="6C7667F2">
+    <w:tmpl w:val="F3D49D96"/>
+    <w:lvl w:ilvl="0" w:tplc="05E09DCA">
+      <w:start w:val="1"/>
+      <w:numFmt w:val="bullet"/>
+      <w:lvlText w:val="•"/>
+      <w:lvlJc w:val="left"/>
+      <w:pPr>
+        <w:ind w:left="460" w:hanging="280"/>
+      </w:pPr>
+    </w:lvl>
+    <w:lvl w:ilvl="1" w:tplc="C79C3266">
+      <w:start w:val="1"/>
+      <w:numFmt w:val="bullet"/>
+      <w:lvlText w:val="–"/>
+      <w:lvlJc w:val="left"/>
+      <w:pPr>
+        <w:ind w:left="900" w:hanging="280"/>
+      </w:pPr>
+    </w:lvl>
+    <w:lvl w:ilvl="2" w:tplc="ED36F196">
+      <w:numFmt w:val="decimal"/>
+      <w:lvlText w:val=""/>
+      <w:lvlJc w:val="left"/>
+    </w:lvl>
+    <w:lvl w:ilvl="3" w:tplc="87E85BA8">
+      <w:numFmt w:val="decimal"/>
+      <w:lvlText w:val=""/>
+      <w:lvlJc w:val="left"/>
+    </w:lvl>
+    <w:lvl w:ilvl="4" w:tplc="D2661840">
+      <w:numFmt w:val="decimal"/>
+      <w:lvlText w:val=""/>
+      <w:lvlJc w:val="left"/>
+    </w:lvl>
+    <w:lvl w:ilvl="5" w:tplc="AB44E840">
+      <w:numFmt w:val="decimal"/>
+      <w:lvlText w:val=""/>
+      <w:lvlJc w:val="left"/>
+    </w:lvl>
+    <w:lvl w:ilvl="6" w:tplc="769E2D80">
+      <w:numFmt w:val="decimal"/>
+      <w:lvlText w:val=""/>
+      <w:lvlJc w:val="left"/>
+    </w:lvl>
+    <w:lvl w:ilvl="7" w:tplc="DD8E4BC4">
+      <w:numFmt w:val="decimal"/>
+      <w:lvlText w:val=""/>
+      <w:lvlJc w:val="left"/>
+    </w:lvl>
+    <w:lvl w:ilvl="8" w:tplc="1B2476DE">
+      <w:numFmt w:val="decimal"/>
+      <w:lvlText w:val=""/>
+      <w:lvlJc w:val="left"/>
+    </w:lvl>
+  </w:abstractNum>
+  <w:abstractNum w:abstractNumId="16" w15:restartNumberingAfterBreak="0">
+    <w:nsid w:val="70D44EC9"/>
+    <w:multiLevelType w:val="hybridMultilevel"/>
+    <w:tmpl w:val="7A60417E"/>
+    <w:lvl w:ilvl="0" w:tplc="D5268952">
       <w:start w:val="1"/>
       <w:numFmt w:val="decimal"/>
       <w:lvlText w:val="%1."/>
@@ -12642,52 +12728,52 @@
         <w:color w:val="A67C27"/>
       </w:rPr>
     </w:lvl>
-    <w:lvl w:ilvl="1" w:tplc="3640912A">
+    <w:lvl w:ilvl="1" w:tplc="845891FE">
       <w:numFmt w:val="decimal"/>
       <w:lvlText w:val=""/>
       <w:lvlJc w:val="left"/>
     </w:lvl>
-    <w:lvl w:ilvl="2" w:tplc="96E8F0B6">
+    <w:lvl w:ilvl="2" w:tplc="58B463A0">
       <w:numFmt w:val="decimal"/>
       <w:lvlText w:val=""/>
       <w:lvlJc w:val="left"/>
     </w:lvl>
-    <w:lvl w:ilvl="3" w:tplc="3CF4B56C">
+    <w:lvl w:ilvl="3" w:tplc="8EDAD11C">
       <w:numFmt w:val="decimal"/>
       <w:lvlText w:val=""/>
       <w:lvlJc w:val="left"/>
     </w:lvl>
-    <w:lvl w:ilvl="4" w:tplc="7668D952">
+    <w:lvl w:ilvl="4" w:tplc="A142091A">
       <w:numFmt w:val="decimal"/>
       <w:lvlText w:val=""/>
       <w:lvlJc w:val="left"/>
     </w:lvl>
-    <w:lvl w:ilvl="5" w:tplc="9D5C5466">
+    <w:lvl w:ilvl="5" w:tplc="9B6AA20E">
       <w:numFmt w:val="decimal"/>
       <w:lvlText w:val=""/>
       <w:lvlJc w:val="left"/>
     </w:lvl>
-    <w:lvl w:ilvl="6" w:tplc="258E394A">
+    <w:lvl w:ilvl="6" w:tplc="96606C2E">
       <w:numFmt w:val="decimal"/>
       <w:lvlText w:val=""/>
       <w:lvlJc w:val="left"/>
     </w:lvl>
-    <w:lvl w:ilvl="7" w:tplc="4EDE2572">
+    <w:lvl w:ilvl="7" w:tplc="783ACE46">
       <w:numFmt w:val="decimal"/>
       <w:lvlText w:val=""/>
       <w:lvlJc w:val="left"/>
     </w:lvl>
-    <w:lvl w:ilvl="8" w:tplc="E7AC6462">
+    <w:lvl w:ilvl="8" w:tplc="0FE4FB42">
       <w:numFmt w:val="decimal"/>
       <w:lvlText w:val=""/>
       <w:lvlJc w:val="left"/>
     </w:lvl>
   </w:abstractNum>
-  <w:abstractNum w:abstractNumId="16" w15:restartNumberingAfterBreak="0">
-    <w:nsid w:val="75156C75"/>
+  <w:abstractNum w:abstractNumId="17" w15:restartNumberingAfterBreak="0">
+    <w:nsid w:val="7F943487"/>
     <w:multiLevelType w:val="hybridMultilevel"/>
-    <w:tmpl w:val="2306EF50"/>
-    <w:lvl w:ilvl="0" w:tplc="8AC2A4CA">
+    <w:tmpl w:val="CB109CA2"/>
+    <w:lvl w:ilvl="0" w:tplc="7AC44CF0">
       <w:start w:val="1"/>
       <w:numFmt w:val="decimal"/>
       <w:lvlText w:val="%1."/>
@@ -12701,237 +12787,151 @@
         <w:color w:val="A67C27"/>
       </w:rPr>
     </w:lvl>
-    <w:lvl w:ilvl="1" w:tplc="760080B2">
+    <w:lvl w:ilvl="1" w:tplc="EC14763E">
       <w:numFmt w:val="decimal"/>
       <w:lvlText w:val=""/>
       <w:lvlJc w:val="left"/>
     </w:lvl>
-    <w:lvl w:ilvl="2" w:tplc="9EF0ED5E">
+    <w:lvl w:ilvl="2" w:tplc="BFCA1DB8">
       <w:numFmt w:val="decimal"/>
       <w:lvlText w:val=""/>
       <w:lvlJc w:val="left"/>
     </w:lvl>
-    <w:lvl w:ilvl="3" w:tplc="F2D21AF8">
+    <w:lvl w:ilvl="3" w:tplc="9DA09F32">
       <w:numFmt w:val="decimal"/>
       <w:lvlText w:val=""/>
       <w:lvlJc w:val="left"/>
     </w:lvl>
-    <w:lvl w:ilvl="4" w:tplc="FB9A0A7E">
+    <w:lvl w:ilvl="4" w:tplc="DF02CFB8">
       <w:numFmt w:val="decimal"/>
       <w:lvlText w:val=""/>
       <w:lvlJc w:val="left"/>
     </w:lvl>
-    <w:lvl w:ilvl="5" w:tplc="E546507E">
+    <w:lvl w:ilvl="5" w:tplc="4580A52A">
       <w:numFmt w:val="decimal"/>
       <w:lvlText w:val=""/>
       <w:lvlJc w:val="left"/>
     </w:lvl>
-    <w:lvl w:ilvl="6" w:tplc="63BA4EDA">
+    <w:lvl w:ilvl="6" w:tplc="D5DA99C4">
       <w:numFmt w:val="decimal"/>
       <w:lvlText w:val=""/>
       <w:lvlJc w:val="left"/>
     </w:lvl>
-    <w:lvl w:ilvl="7" w:tplc="99060834">
+    <w:lvl w:ilvl="7" w:tplc="6B1CA9F6">
       <w:numFmt w:val="decimal"/>
       <w:lvlText w:val=""/>
       <w:lvlJc w:val="left"/>
     </w:lvl>
-    <w:lvl w:ilvl="8" w:tplc="307ED12C">
+    <w:lvl w:ilvl="8" w:tplc="B2E48990">
       <w:numFmt w:val="decimal"/>
       <w:lvlText w:val=""/>
       <w:lvlJc w:val="left"/>
     </w:lvl>
   </w:abstractNum>
-  <w:abstractNum w:abstractNumId="17" w15:restartNumberingAfterBreak="0">
-    <w:nsid w:val="7A3B7620"/>
-    <w:multiLevelType w:val="hybridMultilevel"/>
-    <w:tmpl w:val="11287D38"/>
-    <w:lvl w:ilvl="0" w:tplc="6490533E">
-      <w:start w:val="1"/>
-      <w:numFmt w:val="bullet"/>
-      <w:lvlText w:val="●"/>
-      <w:lvlJc w:val="left"/>
-      <w:pPr>
-        <w:ind w:left="720" w:hanging="360"/>
-      </w:pPr>
-    </w:lvl>
-    <w:lvl w:ilvl="1" w:tplc="F0A0C336">
-      <w:start w:val="1"/>
-      <w:numFmt w:val="bullet"/>
-      <w:lvlText w:val="○"/>
-      <w:lvlJc w:val="left"/>
-      <w:pPr>
-        <w:ind w:left="1440" w:hanging="360"/>
-      </w:pPr>
-    </w:lvl>
-    <w:lvl w:ilvl="2" w:tplc="62EC8276">
-      <w:start w:val="1"/>
-      <w:numFmt w:val="bullet"/>
-      <w:lvlText w:val="■"/>
-      <w:lvlJc w:val="left"/>
-      <w:pPr>
-        <w:ind w:left="2160" w:hanging="360"/>
-      </w:pPr>
-    </w:lvl>
-    <w:lvl w:ilvl="3" w:tplc="7228F5B6">
-      <w:start w:val="1"/>
-      <w:numFmt w:val="bullet"/>
-      <w:lvlText w:val="●"/>
-      <w:lvlJc w:val="left"/>
-      <w:pPr>
-        <w:ind w:left="2880" w:hanging="360"/>
-      </w:pPr>
-    </w:lvl>
-    <w:lvl w:ilvl="4" w:tplc="03EA98B8">
-      <w:start w:val="1"/>
-      <w:numFmt w:val="bullet"/>
-      <w:lvlText w:val="○"/>
-      <w:lvlJc w:val="left"/>
-      <w:pPr>
-        <w:ind w:left="3600" w:hanging="360"/>
-      </w:pPr>
-    </w:lvl>
-    <w:lvl w:ilvl="5" w:tplc="33885C7E">
-      <w:start w:val="1"/>
-      <w:numFmt w:val="bullet"/>
-      <w:lvlText w:val="■"/>
-      <w:lvlJc w:val="left"/>
-      <w:pPr>
-        <w:ind w:left="4320" w:hanging="360"/>
-      </w:pPr>
-    </w:lvl>
-    <w:lvl w:ilvl="6" w:tplc="C6204BD6">
-      <w:start w:val="1"/>
-      <w:numFmt w:val="bullet"/>
-      <w:lvlText w:val="●"/>
-      <w:lvlJc w:val="left"/>
-      <w:pPr>
-        <w:ind w:left="5040" w:hanging="360"/>
-      </w:pPr>
-    </w:lvl>
-    <w:lvl w:ilvl="7" w:tplc="A1BAFDF0">
-      <w:start w:val="1"/>
-      <w:numFmt w:val="bullet"/>
-      <w:lvlText w:val="●"/>
-      <w:lvlJc w:val="left"/>
-      <w:pPr>
-        <w:ind w:left="5760" w:hanging="360"/>
-      </w:pPr>
-    </w:lvl>
-    <w:lvl w:ilvl="8" w:tplc="66D67CFA">
-      <w:start w:val="1"/>
-      <w:numFmt w:val="bullet"/>
-      <w:lvlText w:val="●"/>
-      <w:lvlJc w:val="left"/>
-      <w:pPr>
-        <w:ind w:left="6480" w:hanging="360"/>
-      </w:pPr>
-    </w:lvl>
-  </w:abstractNum>
-  <w:num w:numId="1" w16cid:durableId="1637644499">
+  <w:num w:numId="1" w16cid:durableId="1338730230">
+    <w:abstractNumId w:val="3"/>
+    <w:lvlOverride w:ilvl="0">
+      <w:startOverride w:val="1"/>
+    </w:lvlOverride>
+  </w:num>
+  <w:num w:numId="2" w16cid:durableId="846941467">
+    <w:abstractNumId w:val="15"/>
+    <w:lvlOverride w:ilvl="0">
+      <w:startOverride w:val="1"/>
+    </w:lvlOverride>
+  </w:num>
+  <w:num w:numId="3" w16cid:durableId="555773525">
+    <w:abstractNumId w:val="5"/>
+    <w:lvlOverride w:ilvl="0">
+      <w:startOverride w:val="1"/>
+    </w:lvlOverride>
+  </w:num>
+  <w:num w:numId="4" w16cid:durableId="479461728">
+    <w:abstractNumId w:val="12"/>
+    <w:lvlOverride w:ilvl="0">
+      <w:startOverride w:val="1"/>
+    </w:lvlOverride>
+  </w:num>
+  <w:num w:numId="5" w16cid:durableId="1572961327">
+    <w:abstractNumId w:val="11"/>
+    <w:lvlOverride w:ilvl="0">
+      <w:startOverride w:val="1"/>
+    </w:lvlOverride>
+  </w:num>
+  <w:num w:numId="6" w16cid:durableId="16276614">
+    <w:abstractNumId w:val="4"/>
+    <w:lvlOverride w:ilvl="0">
+      <w:startOverride w:val="1"/>
+    </w:lvlOverride>
+  </w:num>
+  <w:num w:numId="7" w16cid:durableId="310137180">
+    <w:abstractNumId w:val="7"/>
+    <w:lvlOverride w:ilvl="0">
+      <w:startOverride w:val="1"/>
+    </w:lvlOverride>
+  </w:num>
+  <w:num w:numId="8" w16cid:durableId="651253431">
+    <w:abstractNumId w:val="9"/>
+    <w:lvlOverride w:ilvl="0">
+      <w:startOverride w:val="1"/>
+    </w:lvlOverride>
+  </w:num>
+  <w:num w:numId="9" w16cid:durableId="1955550196">
+    <w:abstractNumId w:val="2"/>
+    <w:lvlOverride w:ilvl="0">
+      <w:startOverride w:val="1"/>
+    </w:lvlOverride>
+  </w:num>
+  <w:num w:numId="10" w16cid:durableId="1296830486">
+    <w:abstractNumId w:val="0"/>
+    <w:lvlOverride w:ilvl="0">
+      <w:startOverride w:val="1"/>
+    </w:lvlOverride>
+  </w:num>
+  <w:num w:numId="11" w16cid:durableId="756293286">
+    <w:abstractNumId w:val="16"/>
+    <w:lvlOverride w:ilvl="0">
+      <w:startOverride w:val="1"/>
+    </w:lvlOverride>
+  </w:num>
+  <w:num w:numId="12" w16cid:durableId="1357584268">
+    <w:abstractNumId w:val="14"/>
+    <w:lvlOverride w:ilvl="0">
+      <w:startOverride w:val="1"/>
+    </w:lvlOverride>
+  </w:num>
+  <w:num w:numId="13" w16cid:durableId="1896815136">
+    <w:abstractNumId w:val="1"/>
+    <w:lvlOverride w:ilvl="0">
+      <w:startOverride w:val="1"/>
+    </w:lvlOverride>
+  </w:num>
+  <w:num w:numId="14" w16cid:durableId="1841582499">
     <w:abstractNumId w:val="17"/>
     <w:lvlOverride w:ilvl="0">
       <w:startOverride w:val="1"/>
     </w:lvlOverride>
   </w:num>
-  <w:num w:numId="2" w16cid:durableId="1060010856">
-    <w:abstractNumId w:val="9"/>
+  <w:num w:numId="15" w16cid:durableId="345325661">
+    <w:abstractNumId w:val="10"/>
     <w:lvlOverride w:ilvl="0">
       <w:startOverride w:val="1"/>
     </w:lvlOverride>
   </w:num>
-  <w:num w:numId="3" w16cid:durableId="1408310245">
-    <w:abstractNumId w:val="15"/>
+  <w:num w:numId="16" w16cid:durableId="1242983820">
+    <w:abstractNumId w:val="13"/>
     <w:lvlOverride w:ilvl="0">
       <w:startOverride w:val="1"/>
     </w:lvlOverride>
   </w:num>
-  <w:num w:numId="4" w16cid:durableId="1981111812">
-    <w:abstractNumId w:val="0"/>
-    <w:lvlOverride w:ilvl="0">
-      <w:startOverride w:val="1"/>
-    </w:lvlOverride>
-  </w:num>
-  <w:num w:numId="5" w16cid:durableId="794173598">
-    <w:abstractNumId w:val="1"/>
-    <w:lvlOverride w:ilvl="0">
-      <w:startOverride w:val="1"/>
-    </w:lvlOverride>
-  </w:num>
-  <w:num w:numId="6" w16cid:durableId="1987389938">
-    <w:abstractNumId w:val="2"/>
-    <w:lvlOverride w:ilvl="0">
-      <w:startOverride w:val="1"/>
-    </w:lvlOverride>
-  </w:num>
-  <w:num w:numId="7" w16cid:durableId="785927167">
-    <w:abstractNumId w:val="11"/>
-    <w:lvlOverride w:ilvl="0">
-      <w:startOverride w:val="1"/>
-    </w:lvlOverride>
-  </w:num>
-  <w:num w:numId="8" w16cid:durableId="322009335">
-    <w:abstractNumId w:val="14"/>
-    <w:lvlOverride w:ilvl="0">
-      <w:startOverride w:val="1"/>
-    </w:lvlOverride>
-  </w:num>
-  <w:num w:numId="9" w16cid:durableId="1908416504">
+  <w:num w:numId="17" w16cid:durableId="1195188817">
     <w:abstractNumId w:val="6"/>
     <w:lvlOverride w:ilvl="0">
       <w:startOverride w:val="1"/>
     </w:lvlOverride>
   </w:num>
-  <w:num w:numId="10" w16cid:durableId="1862353920">
-    <w:abstractNumId w:val="5"/>
-    <w:lvlOverride w:ilvl="0">
-      <w:startOverride w:val="1"/>
-    </w:lvlOverride>
-  </w:num>
-  <w:num w:numId="11" w16cid:durableId="583146969">
+  <w:num w:numId="18" w16cid:durableId="1389768506">
     <w:abstractNumId w:val="8"/>
-    <w:lvlOverride w:ilvl="0">
-      <w:startOverride w:val="1"/>
-    </w:lvlOverride>
-  </w:num>
-  <w:num w:numId="12" w16cid:durableId="1526022587">
-    <w:abstractNumId w:val="12"/>
-    <w:lvlOverride w:ilvl="0">
-      <w:startOverride w:val="1"/>
-    </w:lvlOverride>
-  </w:num>
-  <w:num w:numId="13" w16cid:durableId="121386787">
-    <w:abstractNumId w:val="16"/>
-    <w:lvlOverride w:ilvl="0">
-      <w:startOverride w:val="1"/>
-    </w:lvlOverride>
-  </w:num>
-  <w:num w:numId="14" w16cid:durableId="1238858129">
-    <w:abstractNumId w:val="3"/>
-    <w:lvlOverride w:ilvl="0">
-      <w:startOverride w:val="1"/>
-    </w:lvlOverride>
-  </w:num>
-  <w:num w:numId="15" w16cid:durableId="1432971567">
-    <w:abstractNumId w:val="4"/>
-    <w:lvlOverride w:ilvl="0">
-      <w:startOverride w:val="1"/>
-    </w:lvlOverride>
-  </w:num>
-  <w:num w:numId="16" w16cid:durableId="2144543443">
-    <w:abstractNumId w:val="7"/>
-    <w:lvlOverride w:ilvl="0">
-      <w:startOverride w:val="1"/>
-    </w:lvlOverride>
-  </w:num>
-  <w:num w:numId="17" w16cid:durableId="1040738938">
-    <w:abstractNumId w:val="13"/>
-    <w:lvlOverride w:ilvl="0">
-      <w:startOverride w:val="1"/>
-    </w:lvlOverride>
-  </w:num>
-  <w:num w:numId="18" w16cid:durableId="978608590">
-    <w:abstractNumId w:val="10"/>
     <w:lvlOverride w:ilvl="0">
       <w:startOverride w:val="1"/>
     </w:lvlOverride>
@@ -13556,7 +13556,7 @@
     <w:autoRedefine/>
     <w:uiPriority w:val="39"/>
     <w:unhideWhenUsed/>
-    <w:rsid w:val="00B23DE2"/>
+    <w:rsid w:val="00A856D9"/>
     <w:pPr>
       <w:spacing w:after="100"/>
     </w:pPr>
@@ -13568,7 +13568,7 @@
     <w:autoRedefine/>
     <w:uiPriority w:val="39"/>
     <w:unhideWhenUsed/>
-    <w:rsid w:val="00B23DE2"/>
+    <w:rsid w:val="00A856D9"/>
     <w:pPr>
       <w:spacing w:after="100"/>
       <w:ind w:left="210"/>

--- a/docs/manuals/Role_Guide_1_PI_Admin.docx
+++ b/docs/manuals/Role_Guide_1_PI_Admin.docx
@@ -469,7 +469,7 @@
                 <w:sz w:val="19"/>
                 <w:szCs w:val="19"/>
               </w:rPr>
-              <w:t>Version 1.5 · 20 September 2026</w:t>
+              <w:t>Version 1.6 · 20 September 2026</w:t>
             </w:r>
           </w:p>
         </w:tc>
@@ -538,7 +538,7 @@
     <w:sdt>
       <w:sdtPr>
         <w:alias w:val="Contents"/>
-        <w:id w:val="-1767293765"/>
+        <w:id w:val="1954281460"/>
       </w:sdtPr>
       <w:sdtEndPr/>
       <w:sdtContent>
@@ -567,7 +567,7 @@
           <w:r>
             <w:fldChar w:fldCharType="separate"/>
           </w:r>
-          <w:hyperlink w:anchor="_Toc240779496" w:history="1">
+          <w:hyperlink w:anchor="_Toc240784254" w:history="1">
             <w:r>
               <w:rPr>
                 <w:rStyle w:val="Hyperlink"/>
@@ -591,7 +591,7 @@
               <w:rPr>
                 <w:noProof/>
               </w:rPr>
-              <w:instrText xml:space="preserve"> PAGEREF _Toc240779496 \h </w:instrText>
+              <w:instrText xml:space="preserve"> PAGEREF _Toc240784254 \h </w:instrText>
             </w:r>
             <w:r>
               <w:rPr>
@@ -634,7 +634,7 @@
               <w14:ligatures w14:val="standardContextual"/>
             </w:rPr>
           </w:pPr>
-          <w:hyperlink w:anchor="_Toc240779497" w:history="1">
+          <w:hyperlink w:anchor="_Toc240784255" w:history="1">
             <w:r>
               <w:rPr>
                 <w:rStyle w:val="Hyperlink"/>
@@ -658,7 +658,7 @@
               <w:rPr>
                 <w:noProof/>
               </w:rPr>
-              <w:instrText xml:space="preserve"> PAGEREF _Toc240779497 \h </w:instrText>
+              <w:instrText xml:space="preserve"> PAGEREF _Toc240784255 \h </w:instrText>
             </w:r>
             <w:r>
               <w:rPr>
@@ -701,7 +701,7 @@
               <w14:ligatures w14:val="standardContextual"/>
             </w:rPr>
           </w:pPr>
-          <w:hyperlink w:anchor="_Toc240779498" w:history="1">
+          <w:hyperlink w:anchor="_Toc240784256" w:history="1">
             <w:r>
               <w:rPr>
                 <w:rStyle w:val="Hyperlink"/>
@@ -725,7 +725,7 @@
               <w:rPr>
                 <w:noProof/>
               </w:rPr>
-              <w:instrText xml:space="preserve"> PAGEREF _Toc240779498 \h </w:instrText>
+              <w:instrText xml:space="preserve"> PAGEREF _Toc240784256 \h </w:instrText>
             </w:r>
             <w:r>
               <w:rPr>
@@ -768,7 +768,7 @@
               <w14:ligatures w14:val="standardContextual"/>
             </w:rPr>
           </w:pPr>
-          <w:hyperlink w:anchor="_Toc240779499" w:history="1">
+          <w:hyperlink w:anchor="_Toc240784257" w:history="1">
             <w:r>
               <w:rPr>
                 <w:rStyle w:val="Hyperlink"/>
@@ -792,7 +792,7 @@
               <w:rPr>
                 <w:noProof/>
               </w:rPr>
-              <w:instrText xml:space="preserve"> PAGEREF _Toc240779499 \h </w:instrText>
+              <w:instrText xml:space="preserve"> PAGEREF _Toc240784257 \h </w:instrText>
             </w:r>
             <w:r>
               <w:rPr>
@@ -835,7 +835,7 @@
               <w14:ligatures w14:val="standardContextual"/>
             </w:rPr>
           </w:pPr>
-          <w:hyperlink w:anchor="_Toc240779500" w:history="1">
+          <w:hyperlink w:anchor="_Toc240784258" w:history="1">
             <w:r>
               <w:rPr>
                 <w:rStyle w:val="Hyperlink"/>
@@ -859,7 +859,7 @@
               <w:rPr>
                 <w:noProof/>
               </w:rPr>
-              <w:instrText xml:space="preserve"> PAGEREF _Toc240779500 \h </w:instrText>
+              <w:instrText xml:space="preserve"> PAGEREF _Toc240784258 \h </w:instrText>
             </w:r>
             <w:r>
               <w:rPr>
@@ -902,7 +902,7 @@
               <w14:ligatures w14:val="standardContextual"/>
             </w:rPr>
           </w:pPr>
-          <w:hyperlink w:anchor="_Toc240779501" w:history="1">
+          <w:hyperlink w:anchor="_Toc240784259" w:history="1">
             <w:r>
               <w:rPr>
                 <w:rStyle w:val="Hyperlink"/>
@@ -926,7 +926,7 @@
               <w:rPr>
                 <w:noProof/>
               </w:rPr>
-              <w:instrText xml:space="preserve"> PAGEREF _Toc240779501 \h </w:instrText>
+              <w:instrText xml:space="preserve"> PAGEREF _Toc240784259 \h </w:instrText>
             </w:r>
             <w:r>
               <w:rPr>
@@ -969,7 +969,7 @@
               <w14:ligatures w14:val="standardContextual"/>
             </w:rPr>
           </w:pPr>
-          <w:hyperlink w:anchor="_Toc240779502" w:history="1">
+          <w:hyperlink w:anchor="_Toc240784260" w:history="1">
             <w:r>
               <w:rPr>
                 <w:rStyle w:val="Hyperlink"/>
@@ -993,7 +993,7 @@
               <w:rPr>
                 <w:noProof/>
               </w:rPr>
-              <w:instrText xml:space="preserve"> PAGEREF _Toc240779502 \h </w:instrText>
+              <w:instrText xml:space="preserve"> PAGEREF _Toc240784260 \h </w:instrText>
             </w:r>
             <w:r>
               <w:rPr>
@@ -1036,7 +1036,7 @@
               <w14:ligatures w14:val="standardContextual"/>
             </w:rPr>
           </w:pPr>
-          <w:hyperlink w:anchor="_Toc240779503" w:history="1">
+          <w:hyperlink w:anchor="_Toc240784261" w:history="1">
             <w:r>
               <w:rPr>
                 <w:rStyle w:val="Hyperlink"/>
@@ -1060,7 +1060,7 @@
               <w:rPr>
                 <w:noProof/>
               </w:rPr>
-              <w:instrText xml:space="preserve"> PAGEREF _Toc240779503 \h </w:instrText>
+              <w:instrText xml:space="preserve"> PAGEREF _Toc240784261 \h </w:instrText>
             </w:r>
             <w:r>
               <w:rPr>
@@ -1103,7 +1103,7 @@
               <w14:ligatures w14:val="standardContextual"/>
             </w:rPr>
           </w:pPr>
-          <w:hyperlink w:anchor="_Toc240779504" w:history="1">
+          <w:hyperlink w:anchor="_Toc240784262" w:history="1">
             <w:r>
               <w:rPr>
                 <w:rStyle w:val="Hyperlink"/>
@@ -1127,7 +1127,7 @@
               <w:rPr>
                 <w:noProof/>
               </w:rPr>
-              <w:instrText xml:space="preserve"> PAGEREF _Toc240779504 \h </w:instrText>
+              <w:instrText xml:space="preserve"> PAGEREF _Toc240784262 \h </w:instrText>
             </w:r>
             <w:r>
               <w:rPr>
@@ -1170,7 +1170,7 @@
               <w14:ligatures w14:val="standardContextual"/>
             </w:rPr>
           </w:pPr>
-          <w:hyperlink w:anchor="_Toc240779505" w:history="1">
+          <w:hyperlink w:anchor="_Toc240784263" w:history="1">
             <w:r>
               <w:rPr>
                 <w:rStyle w:val="Hyperlink"/>
@@ -1194,7 +1194,7 @@
               <w:rPr>
                 <w:noProof/>
               </w:rPr>
-              <w:instrText xml:space="preserve"> PAGEREF _Toc240779505 \h </w:instrText>
+              <w:instrText xml:space="preserve"> PAGEREF _Toc240784263 \h </w:instrText>
             </w:r>
             <w:r>
               <w:rPr>
@@ -1237,7 +1237,7 @@
               <w14:ligatures w14:val="standardContextual"/>
             </w:rPr>
           </w:pPr>
-          <w:hyperlink w:anchor="_Toc240779506" w:history="1">
+          <w:hyperlink w:anchor="_Toc240784264" w:history="1">
             <w:r>
               <w:rPr>
                 <w:rStyle w:val="Hyperlink"/>
@@ -1261,7 +1261,7 @@
               <w:rPr>
                 <w:noProof/>
               </w:rPr>
-              <w:instrText xml:space="preserve"> PAGEREF _Toc240779506 \h </w:instrText>
+              <w:instrText xml:space="preserve"> PAGEREF _Toc240784264 \h </w:instrText>
             </w:r>
             <w:r>
               <w:rPr>
@@ -1304,7 +1304,7 @@
               <w14:ligatures w14:val="standardContextual"/>
             </w:rPr>
           </w:pPr>
-          <w:hyperlink w:anchor="_Toc240779507" w:history="1">
+          <w:hyperlink w:anchor="_Toc240784265" w:history="1">
             <w:r>
               <w:rPr>
                 <w:rStyle w:val="Hyperlink"/>
@@ -1328,7 +1328,7 @@
               <w:rPr>
                 <w:noProof/>
               </w:rPr>
-              <w:instrText xml:space="preserve"> PAGEREF _Toc240779507 \h </w:instrText>
+              <w:instrText xml:space="preserve"> PAGEREF _Toc240784265 \h </w:instrText>
             </w:r>
             <w:r>
               <w:rPr>
@@ -1371,7 +1371,7 @@
               <w14:ligatures w14:val="standardContextual"/>
             </w:rPr>
           </w:pPr>
-          <w:hyperlink w:anchor="_Toc240779508" w:history="1">
+          <w:hyperlink w:anchor="_Toc240784266" w:history="1">
             <w:r>
               <w:rPr>
                 <w:rStyle w:val="Hyperlink"/>
@@ -1395,7 +1395,7 @@
               <w:rPr>
                 <w:noProof/>
               </w:rPr>
-              <w:instrText xml:space="preserve"> PAGEREF _Toc240779508 \h </w:instrText>
+              <w:instrText xml:space="preserve"> PAGEREF _Toc240784266 \h </w:instrText>
             </w:r>
             <w:r>
               <w:rPr>
@@ -1438,7 +1438,7 @@
               <w14:ligatures w14:val="standardContextual"/>
             </w:rPr>
           </w:pPr>
-          <w:hyperlink w:anchor="_Toc240779509" w:history="1">
+          <w:hyperlink w:anchor="_Toc240784267" w:history="1">
             <w:r>
               <w:rPr>
                 <w:rStyle w:val="Hyperlink"/>
@@ -1462,7 +1462,7 @@
               <w:rPr>
                 <w:noProof/>
               </w:rPr>
-              <w:instrText xml:space="preserve"> PAGEREF _Toc240779509 \h </w:instrText>
+              <w:instrText xml:space="preserve"> PAGEREF _Toc240784267 \h </w:instrText>
             </w:r>
             <w:r>
               <w:rPr>
@@ -1505,7 +1505,7 @@
               <w14:ligatures w14:val="standardContextual"/>
             </w:rPr>
           </w:pPr>
-          <w:hyperlink w:anchor="_Toc240779510" w:history="1">
+          <w:hyperlink w:anchor="_Toc240784268" w:history="1">
             <w:r>
               <w:rPr>
                 <w:rStyle w:val="Hyperlink"/>
@@ -1529,7 +1529,7 @@
               <w:rPr>
                 <w:noProof/>
               </w:rPr>
-              <w:instrText xml:space="preserve"> PAGEREF _Toc240779510 \h </w:instrText>
+              <w:instrText xml:space="preserve"> PAGEREF _Toc240784268 \h </w:instrText>
             </w:r>
             <w:r>
               <w:rPr>
@@ -1572,7 +1572,7 @@
               <w14:ligatures w14:val="standardContextual"/>
             </w:rPr>
           </w:pPr>
-          <w:hyperlink w:anchor="_Toc240779511" w:history="1">
+          <w:hyperlink w:anchor="_Toc240784269" w:history="1">
             <w:r>
               <w:rPr>
                 <w:rStyle w:val="Hyperlink"/>
@@ -1596,7 +1596,7 @@
               <w:rPr>
                 <w:noProof/>
               </w:rPr>
-              <w:instrText xml:space="preserve"> PAGEREF _Toc240779511 \h </w:instrText>
+              <w:instrText xml:space="preserve"> PAGEREF _Toc240784269 \h </w:instrText>
             </w:r>
             <w:r>
               <w:rPr>
@@ -1639,7 +1639,7 @@
               <w14:ligatures w14:val="standardContextual"/>
             </w:rPr>
           </w:pPr>
-          <w:hyperlink w:anchor="_Toc240779512" w:history="1">
+          <w:hyperlink w:anchor="_Toc240784270" w:history="1">
             <w:r>
               <w:rPr>
                 <w:rStyle w:val="Hyperlink"/>
@@ -1663,7 +1663,7 @@
               <w:rPr>
                 <w:noProof/>
               </w:rPr>
-              <w:instrText xml:space="preserve"> PAGEREF _Toc240779512 \h </w:instrText>
+              <w:instrText xml:space="preserve"> PAGEREF _Toc240784270 \h </w:instrText>
             </w:r>
             <w:r>
               <w:rPr>
@@ -1706,7 +1706,7 @@
               <w14:ligatures w14:val="standardContextual"/>
             </w:rPr>
           </w:pPr>
-          <w:hyperlink w:anchor="_Toc240779513" w:history="1">
+          <w:hyperlink w:anchor="_Toc240784271" w:history="1">
             <w:r>
               <w:rPr>
                 <w:rStyle w:val="Hyperlink"/>
@@ -1730,7 +1730,7 @@
               <w:rPr>
                 <w:noProof/>
               </w:rPr>
-              <w:instrText xml:space="preserve"> PAGEREF _Toc240779513 \h </w:instrText>
+              <w:instrText xml:space="preserve"> PAGEREF _Toc240784271 \h </w:instrText>
             </w:r>
             <w:r>
               <w:rPr>
@@ -1773,7 +1773,7 @@
               <w14:ligatures w14:val="standardContextual"/>
             </w:rPr>
           </w:pPr>
-          <w:hyperlink w:anchor="_Toc240779514" w:history="1">
+          <w:hyperlink w:anchor="_Toc240784272" w:history="1">
             <w:r>
               <w:rPr>
                 <w:rStyle w:val="Hyperlink"/>
@@ -1797,7 +1797,7 @@
               <w:rPr>
                 <w:noProof/>
               </w:rPr>
-              <w:instrText xml:space="preserve"> PAGEREF _Toc240779514 \h </w:instrText>
+              <w:instrText xml:space="preserve"> PAGEREF _Toc240784272 \h </w:instrText>
             </w:r>
             <w:r>
               <w:rPr>
@@ -1840,7 +1840,7 @@
               <w14:ligatures w14:val="standardContextual"/>
             </w:rPr>
           </w:pPr>
-          <w:hyperlink w:anchor="_Toc240779515" w:history="1">
+          <w:hyperlink w:anchor="_Toc240784273" w:history="1">
             <w:r>
               <w:rPr>
                 <w:rStyle w:val="Hyperlink"/>
@@ -1864,7 +1864,7 @@
               <w:rPr>
                 <w:noProof/>
               </w:rPr>
-              <w:instrText xml:space="preserve"> PAGEREF _Toc240779515 \h </w:instrText>
+              <w:instrText xml:space="preserve"> PAGEREF _Toc240784273 \h </w:instrText>
             </w:r>
             <w:r>
               <w:rPr>
@@ -1907,7 +1907,7 @@
               <w14:ligatures w14:val="standardContextual"/>
             </w:rPr>
           </w:pPr>
-          <w:hyperlink w:anchor="_Toc240779516" w:history="1">
+          <w:hyperlink w:anchor="_Toc240784274" w:history="1">
             <w:r>
               <w:rPr>
                 <w:rStyle w:val="Hyperlink"/>
@@ -1931,7 +1931,7 @@
               <w:rPr>
                 <w:noProof/>
               </w:rPr>
-              <w:instrText xml:space="preserve"> PAGEREF _Toc240779516 \h </w:instrText>
+              <w:instrText xml:space="preserve"> PAGEREF _Toc240784274 \h </w:instrText>
             </w:r>
             <w:r>
               <w:rPr>
@@ -1974,7 +1974,7 @@
               <w14:ligatures w14:val="standardContextual"/>
             </w:rPr>
           </w:pPr>
-          <w:hyperlink w:anchor="_Toc240779517" w:history="1">
+          <w:hyperlink w:anchor="_Toc240784275" w:history="1">
             <w:r>
               <w:rPr>
                 <w:rStyle w:val="Hyperlink"/>
@@ -1998,7 +1998,7 @@
               <w:rPr>
                 <w:noProof/>
               </w:rPr>
-              <w:instrText xml:space="preserve"> PAGEREF _Toc240779517 \h </w:instrText>
+              <w:instrText xml:space="preserve"> PAGEREF _Toc240784275 \h </w:instrText>
             </w:r>
             <w:r>
               <w:rPr>
@@ -2041,7 +2041,7 @@
               <w14:ligatures w14:val="standardContextual"/>
             </w:rPr>
           </w:pPr>
-          <w:hyperlink w:anchor="_Toc240779518" w:history="1">
+          <w:hyperlink w:anchor="_Toc240784276" w:history="1">
             <w:r>
               <w:rPr>
                 <w:rStyle w:val="Hyperlink"/>
@@ -2065,7 +2065,7 @@
               <w:rPr>
                 <w:noProof/>
               </w:rPr>
-              <w:instrText xml:space="preserve"> PAGEREF _Toc240779518 \h </w:instrText>
+              <w:instrText xml:space="preserve"> PAGEREF _Toc240784276 \h </w:instrText>
             </w:r>
             <w:r>
               <w:rPr>
@@ -2108,7 +2108,7 @@
               <w14:ligatures w14:val="standardContextual"/>
             </w:rPr>
           </w:pPr>
-          <w:hyperlink w:anchor="_Toc240779519" w:history="1">
+          <w:hyperlink w:anchor="_Toc240784277" w:history="1">
             <w:r>
               <w:rPr>
                 <w:rStyle w:val="Hyperlink"/>
@@ -2132,7 +2132,7 @@
               <w:rPr>
                 <w:noProof/>
               </w:rPr>
-              <w:instrText xml:space="preserve"> PAGEREF _Toc240779519 \h </w:instrText>
+              <w:instrText xml:space="preserve"> PAGEREF _Toc240784277 \h </w:instrText>
             </w:r>
             <w:r>
               <w:rPr>
@@ -2175,7 +2175,7 @@
               <w14:ligatures w14:val="standardContextual"/>
             </w:rPr>
           </w:pPr>
-          <w:hyperlink w:anchor="_Toc240779520" w:history="1">
+          <w:hyperlink w:anchor="_Toc240784278" w:history="1">
             <w:r>
               <w:rPr>
                 <w:rStyle w:val="Hyperlink"/>
@@ -2199,7 +2199,7 @@
               <w:rPr>
                 <w:noProof/>
               </w:rPr>
-              <w:instrText xml:space="preserve"> PAGEREF _Toc240779520 \h </w:instrText>
+              <w:instrText xml:space="preserve"> PAGEREF _Toc240784278 \h </w:instrText>
             </w:r>
             <w:r>
               <w:rPr>
@@ -2242,7 +2242,7 @@
               <w14:ligatures w14:val="standardContextual"/>
             </w:rPr>
           </w:pPr>
-          <w:hyperlink w:anchor="_Toc240779521" w:history="1">
+          <w:hyperlink w:anchor="_Toc240784279" w:history="1">
             <w:r>
               <w:rPr>
                 <w:rStyle w:val="Hyperlink"/>
@@ -2266,7 +2266,7 @@
               <w:rPr>
                 <w:noProof/>
               </w:rPr>
-              <w:instrText xml:space="preserve"> PAGEREF _Toc240779521 \h </w:instrText>
+              <w:instrText xml:space="preserve"> PAGEREF _Toc240784279 \h </w:instrText>
             </w:r>
             <w:r>
               <w:rPr>
@@ -2305,7 +2305,7 @@
         <w:pStyle w:val="Heading1"/>
         <w:pageBreakBefore/>
       </w:pPr>
-      <w:bookmarkStart w:id="0" w:name="_Toc240779496"/>
+      <w:bookmarkStart w:id="0" w:name="_Toc240784254"/>
       <w:r>
         <w:lastRenderedPageBreak/>
         <w:t>1. Your role at a glance</w:t>
@@ -2525,7 +2525,7 @@
         <w:pStyle w:val="Heading1"/>
         <w:pageBreakBefore/>
       </w:pPr>
-      <w:bookmarkStart w:id="1" w:name="_Toc240779497"/>
+      <w:bookmarkStart w:id="1" w:name="_Toc240784255"/>
       <w:r>
         <w:lastRenderedPageBreak/>
         <w:t>2. Signing in and your screens</w:t>
@@ -2536,7 +2536,7 @@
       <w:pPr>
         <w:pStyle w:val="Heading2"/>
       </w:pPr>
-      <w:bookmarkStart w:id="2" w:name="_Toc240779498"/>
+      <w:bookmarkStart w:id="2" w:name="_Toc240784256"/>
       <w:r>
         <w:t>Signing in</w:t>
       </w:r>
@@ -2619,7 +2619,7 @@
           <w:noProof/>
         </w:rPr>
         <w:drawing>
-          <wp:inline distT="0" distB="0" distL="0" distR="0" wp14:anchorId="0E5CC3D8" wp14:editId="17D20160">
+          <wp:inline distT="0" distB="0" distL="0" distR="0" wp14:anchorId="3B9DC950" wp14:editId="2F40CD84">
             <wp:extent cx="5334000" cy="2333625"/>
             <wp:effectExtent l="0" t="0" r="0" b="0"/>
             <wp:docPr id="1" name="adm_login.jpg" descr="The sign-in screen for all internal staff." title="The sign-in screen for all internal staff."/>
@@ -2786,7 +2786,7 @@
       <w:pPr>
         <w:pStyle w:val="Heading2"/>
       </w:pPr>
-      <w:bookmarkStart w:id="3" w:name="_Toc240779499"/>
+      <w:bookmarkStart w:id="3" w:name="_Toc240784257"/>
       <w:r>
         <w:t>Finding your way around</w:t>
       </w:r>
@@ -2858,7 +2858,17 @@
         <w:t>20 rows per page</w:t>
       </w:r>
       <w:r>
-        <w:t xml:space="preserve">. Use </w:t>
+        <w:t xml:space="preserve"> to begin with. At the foot of the list, </w:t>
+      </w:r>
+      <w:r>
+        <w:rPr>
+          <w:b/>
+          <w:bCs/>
+        </w:rPr>
+        <w:t>Show</w:t>
+      </w:r>
+      <w:r>
+        <w:t xml:space="preserve"> lets you choose 10, 20, 50, 100 or 200 rows per page (the portal remembers your choice), and the page numbers, </w:t>
       </w:r>
       <w:r>
         <w:rPr>
@@ -2868,7 +2878,7 @@
         <w:t>Previous</w:t>
       </w:r>
       <w:r>
-        <w:t xml:space="preserve"> and </w:t>
+        <w:t xml:space="preserve">, </w:t>
       </w:r>
       <w:r>
         <w:rPr>
@@ -2878,7 +2888,7 @@
         <w:t>Next</w:t>
       </w:r>
       <w:r>
-        <w:t xml:space="preserve"> at the foot of the list, and the </w:t>
+        <w:t xml:space="preserve"> and the double arrows take you to any page. The </w:t>
       </w:r>
       <w:r>
         <w:rPr>
@@ -2888,7 +2898,7 @@
         <w:t>Search</w:t>
       </w:r>
       <w:r>
-        <w:t xml:space="preserve"> box above it.</w:t>
+        <w:t xml:space="preserve"> box above the list narrows it.</w:t>
       </w:r>
     </w:p>
     <w:p>
@@ -2961,7 +2971,7 @@
         </w:rPr>
         <w:lastRenderedPageBreak/>
         <w:drawing>
-          <wp:inline distT="0" distB="0" distL="0" distR="0" wp14:anchorId="6E8B736C" wp14:editId="76D7F53C">
+          <wp:inline distT="0" distB="0" distL="0" distR="0" wp14:anchorId="6419176B" wp14:editId="31A4553D">
             <wp:extent cx="5715000" cy="1876425"/>
             <wp:effectExtent l="0" t="0" r="0" b="0"/>
             <wp:docPr id="2" name="adm_not_your_role.jpg" descr="Opening a screen outside your role (for example from an old bookmark) shows this card instead of the screen." title="Opening a screen outside your role (for example from an old bookmark) shows this card instead of the screen."/>
@@ -3030,7 +3040,7 @@
       <w:pPr>
         <w:pStyle w:val="Heading2"/>
       </w:pPr>
-      <w:bookmarkStart w:id="4" w:name="_Toc240779500"/>
+      <w:bookmarkStart w:id="4" w:name="_Toc240784258"/>
       <w:r>
         <w:t>Your screens</w:t>
       </w:r>
@@ -3769,7 +3779,7 @@
       <w:pPr>
         <w:pStyle w:val="Heading2"/>
       </w:pPr>
-      <w:bookmarkStart w:id="5" w:name="_Toc240779501"/>
+      <w:bookmarkStart w:id="5" w:name="_Toc240784259"/>
       <w:r>
         <w:t>Changing your password</w:t>
       </w:r>
@@ -3853,7 +3863,7 @@
         </w:rPr>
         <w:lastRenderedPageBreak/>
         <w:drawing>
-          <wp:inline distT="0" distB="0" distL="0" distR="0" wp14:anchorId="55E7FA81" wp14:editId="3F81FC82">
+          <wp:inline distT="0" distB="0" distL="0" distR="0" wp14:anchorId="0866D82F" wp14:editId="6C804070">
             <wp:extent cx="5334000" cy="2171700"/>
             <wp:effectExtent l="0" t="0" r="0" b="0"/>
             <wp:docPr id="3" name="adm_account.jpg" descr="Change Password screen." title="Change Password screen."/>
@@ -3941,7 +3951,7 @@
         <w:pStyle w:val="Heading1"/>
         <w:pageBreakBefore/>
       </w:pPr>
-      <w:bookmarkStart w:id="6" w:name="_Toc240779502"/>
+      <w:bookmarkStart w:id="6" w:name="_Toc240784260"/>
       <w:r>
         <w:lastRenderedPageBreak/>
         <w:t>3. Your routine</w:t>
@@ -4285,7 +4295,7 @@
         <w:pStyle w:val="Heading1"/>
         <w:pageBreakBefore/>
       </w:pPr>
-      <w:bookmarkStart w:id="7" w:name="_Toc240779503"/>
+      <w:bookmarkStart w:id="7" w:name="_Toc240784261"/>
       <w:r>
         <w:lastRenderedPageBreak/>
         <w:t>4. Step-by-step tasks</w:t>
@@ -4296,7 +4306,7 @@
       <w:pPr>
         <w:pStyle w:val="Heading2"/>
       </w:pPr>
-      <w:bookmarkStart w:id="8" w:name="_Toc240779504"/>
+      <w:bookmarkStart w:id="8" w:name="_Toc240784262"/>
       <w:r>
         <w:t>4.1 Creating staff accounts for the whole team</w:t>
       </w:r>
@@ -4552,7 +4562,7 @@
       <w:pPr>
         <w:pStyle w:val="Heading2"/>
       </w:pPr>
-      <w:bookmarkStart w:id="9" w:name="_Toc240779505"/>
+      <w:bookmarkStart w:id="9" w:name="_Toc240784263"/>
       <w:r>
         <w:t>4.2 Reading the dashboards</w:t>
       </w:r>
@@ -4578,7 +4588,7 @@
         </w:rPr>
         <w:lastRenderedPageBreak/>
         <w:drawing>
-          <wp:inline distT="0" distB="0" distL="0" distR="0" wp14:anchorId="78C0D24D" wp14:editId="1850D454">
+          <wp:inline distT="0" distB="0" distL="0" distR="0" wp14:anchorId="0F34FFD4" wp14:editId="7F47144B">
             <wp:extent cx="5715000" cy="3571875"/>
             <wp:effectExtent l="0" t="0" r="0" b="0"/>
             <wp:docPr id="4" name="adm_exec_dashboard.jpg" descr="Executive Dashboard: completions against the 400 / 60 / 50–75 targets, days to data lock, spend, and the lowest-filled strata." title="Executive Dashboard: completions against the 400 / 60 / 50–75 targets, days to data lock, spend, and the lowest-filled strata."/>
@@ -5243,7 +5253,7 @@
       <w:pPr>
         <w:pStyle w:val="Heading2"/>
       </w:pPr>
-      <w:bookmarkStart w:id="10" w:name="_Toc240779506"/>
+      <w:bookmarkStart w:id="10" w:name="_Toc240784264"/>
       <w:r>
         <w:t>4.3 Using Reports (analytics and charts)</w:t>
       </w:r>
@@ -5284,7 +5294,7 @@
         </w:rPr>
         <w:lastRenderedPageBreak/>
         <w:drawing>
-          <wp:inline distT="0" distB="0" distL="0" distR="0" wp14:anchorId="6FEE53D5" wp14:editId="251310DC">
+          <wp:inline distT="0" distB="0" distL="0" distR="0" wp14:anchorId="64E28EDC" wp14:editId="628F7373">
             <wp:extent cx="5334000" cy="3333750"/>
             <wp:effectExtent l="0" t="0" r="0" b="0"/>
             <wp:docPr id="5" name="adm_reports_top.jpg" descr="Reports: headline figures for the chosen period." title="Reports: headline figures for the chosen period."/>
@@ -5426,7 +5436,7 @@
           <w:noProof/>
         </w:rPr>
         <w:drawing>
-          <wp:inline distT="0" distB="0" distL="0" distR="0" wp14:anchorId="677A92C6" wp14:editId="645DA160">
+          <wp:inline distT="0" distB="0" distL="0" distR="0" wp14:anchorId="344CE156" wp14:editId="046D82ED">
             <wp:extent cx="5334000" cy="3409950"/>
             <wp:effectExtent l="0" t="0" r="0" b="0"/>
             <wp:docPr id="6" name="adm_reports_funnel.jpg" descr="Case funnel: each case counted once at every stage it has reached." title="Case funnel: each case counted once at every stage it has reached."/>
@@ -5526,7 +5536,7 @@
         </w:rPr>
         <w:lastRenderedPageBreak/>
         <w:drawing>
-          <wp:inline distT="0" distB="0" distL="0" distR="0" wp14:anchorId="7704CBD8" wp14:editId="0E0D13DC">
+          <wp:inline distT="0" distB="0" distL="0" distR="0" wp14:anchorId="78447A0A" wp14:editId="760AB775">
             <wp:extent cx="5334000" cy="3248025"/>
             <wp:effectExtent l="0" t="0" r="0" b="0"/>
             <wp:docPr id="7" name="adm_reports_funnel_table.jpg" descr="The same chart as a table." title="The same chart as a table."/>
@@ -5625,7 +5635,7 @@
           <w:noProof/>
         </w:rPr>
         <w:drawing>
-          <wp:inline distT="0" distB="0" distL="0" distR="0" wp14:anchorId="26BF921A" wp14:editId="1E54A53F">
+          <wp:inline distT="0" distB="0" distL="0" distR="0" wp14:anchorId="142CFE04" wp14:editId="1D199255">
             <wp:extent cx="5334000" cy="2628900"/>
             <wp:effectExtent l="0" t="0" r="0" b="0"/>
             <wp:docPr id="8" name="adm_reports_coverage.jpg" descr="Coverage by group." title="Coverage by group."/>
@@ -5725,7 +5735,7 @@
         </w:rPr>
         <w:lastRenderedPageBreak/>
         <w:drawing>
-          <wp:inline distT="0" distB="0" distL="0" distR="0" wp14:anchorId="30542566" wp14:editId="272B86C8">
+          <wp:inline distT="0" distB="0" distL="0" distR="0" wp14:anchorId="790F872A" wp14:editId="63C1509D">
             <wp:extent cx="5334000" cy="2600325"/>
             <wp:effectExtent l="0" t="0" r="0" b="0"/>
             <wp:docPr id="9" name="adm_reports_modes.jpg" descr="Administration modes." title="Administration modes."/>
@@ -5834,7 +5844,7 @@
           <w:noProof/>
         </w:rPr>
         <w:drawing>
-          <wp:inline distT="0" distB="0" distL="0" distR="0" wp14:anchorId="4BDE807F" wp14:editId="31F459CF">
+          <wp:inline distT="0" distB="0" distL="0" distR="0" wp14:anchorId="0A3E88B4" wp14:editId="1C0F29EC">
             <wp:extent cx="5334000" cy="2905125"/>
             <wp:effectExtent l="0" t="0" r="0" b="0"/>
             <wp:docPr id="10" name="adm_reports_duration.jpg" descr="Completion-time distribution." title="Completion-time distribution."/>
@@ -5916,7 +5926,7 @@
       <w:pPr>
         <w:pStyle w:val="Heading2"/>
       </w:pPr>
-      <w:bookmarkStart w:id="11" w:name="_Toc240779507"/>
+      <w:bookmarkStart w:id="11" w:name="_Toc240784265"/>
       <w:r>
         <w:t>4.4 Reassigning cases between Contact RAs</w:t>
       </w:r>
@@ -6038,7 +6048,7 @@
         </w:rPr>
         <w:lastRenderedPageBreak/>
         <w:drawing>
-          <wp:inline distT="0" distB="0" distL="0" distR="0" wp14:anchorId="06263398" wp14:editId="0295F616">
+          <wp:inline distT="0" distB="0" distL="0" distR="0" wp14:anchorId="0CC815FC" wp14:editId="73001074">
             <wp:extent cx="5334000" cy="771525"/>
             <wp:effectExtent l="0" t="0" r="0" b="0"/>
             <wp:docPr id="11" name="adm_reassign.jpg" descr="Reassign cases: the button shows how many cases will move." title="Reassign cases: the button shows how many cases will move."/>
@@ -6228,7 +6238,7 @@
       <w:pPr>
         <w:pStyle w:val="Heading2"/>
       </w:pPr>
-      <w:bookmarkStart w:id="12" w:name="_Toc240779508"/>
+      <w:bookmarkStart w:id="12" w:name="_Toc240784266"/>
       <w:r>
         <w:t>4.5 Pairing a Main case with its Reserve, and assigning a Contact RA</w:t>
       </w:r>
@@ -6301,7 +6311,7 @@
           <w:noProof/>
         </w:rPr>
         <w:drawing>
-          <wp:inline distT="0" distB="0" distL="0" distR="0" wp14:anchorId="4E0E4F62" wp14:editId="16082E96">
+          <wp:inline distT="0" distB="0" distL="0" distR="0" wp14:anchorId="64841CE9" wp14:editId="3B5610B4">
             <wp:extent cx="5334000" cy="581025"/>
             <wp:effectExtent l="0" t="0" r="0" b="0"/>
             <wp:docPr id="12" name="adm_case_assign.jpg" descr="Assigned Contact RA." title="Assigned Contact RA."/>
@@ -6400,7 +6410,7 @@
           <w:noProof/>
         </w:rPr>
         <w:drawing>
-          <wp:inline distT="0" distB="0" distL="0" distR="0" wp14:anchorId="52EFDBA6" wp14:editId="56CA611F">
+          <wp:inline distT="0" distB="0" distL="0" distR="0" wp14:anchorId="6FCB9F1B" wp14:editId="71A3C737">
             <wp:extent cx="5334000" cy="685800"/>
             <wp:effectExtent l="0" t="0" r="0" b="0"/>
             <wp:docPr id="13" name="adm_case_reserve.jpg" descr="Matched Reserve case." title="Matched Reserve case."/>
@@ -6474,7 +6484,7 @@
       <w:pPr>
         <w:pStyle w:val="Heading2"/>
       </w:pPr>
-      <w:bookmarkStart w:id="13" w:name="_Toc240779509"/>
+      <w:bookmarkStart w:id="13" w:name="_Toc240784267"/>
       <w:r>
         <w:t>4.6 Moving cases through verification (bulk)</w:t>
       </w:r>
@@ -6575,7 +6585,7 @@
           <w:noProof/>
         </w:rPr>
         <w:drawing>
-          <wp:inline distT="0" distB="0" distL="0" distR="0" wp14:anchorId="2CFCB8BB" wp14:editId="7647A8EF">
+          <wp:inline distT="0" distB="0" distL="0" distR="0" wp14:anchorId="331E854A" wp14:editId="34EC288C">
             <wp:extent cx="5334000" cy="609600"/>
             <wp:effectExtent l="0" t="0" r="0" b="0"/>
             <wp:docPr id="14" name="adm_bulk_verification.jpg" descr="The bulk verification tool on the register." title="The bulk verification tool on the register."/>
@@ -6766,7 +6776,7 @@
       <w:pPr>
         <w:pStyle w:val="Heading2"/>
       </w:pPr>
-      <w:bookmarkStart w:id="14" w:name="_Toc240779510"/>
+      <w:bookmarkStart w:id="14" w:name="_Toc240784268"/>
       <w:r>
         <w:t>4.7 Downloading data</w:t>
       </w:r>
@@ -6783,7 +6793,7 @@
           <w:noProof/>
         </w:rPr>
         <w:drawing>
-          <wp:inline distT="0" distB="0" distL="0" distR="0" wp14:anchorId="3628D235" wp14:editId="57151EFB">
+          <wp:inline distT="0" distB="0" distL="0" distR="0" wp14:anchorId="62DC5355" wp14:editId="3975C0DE">
             <wp:extent cx="5715000" cy="3657600"/>
             <wp:effectExtent l="0" t="0" r="0" b="0"/>
             <wp:docPr id="15" name="adm_export.jpg" descr="Data Export." title="Data Export."/>
@@ -7585,7 +7595,7 @@
       <w:pPr>
         <w:pStyle w:val="Heading2"/>
       </w:pPr>
-      <w:bookmarkStart w:id="15" w:name="_Toc240779511"/>
+      <w:bookmarkStart w:id="15" w:name="_Toc240784269"/>
       <w:r>
         <w:t>4.8 Checking the audit log</w:t>
       </w:r>
@@ -7673,7 +7683,7 @@
           <w:noProof/>
         </w:rPr>
         <w:drawing>
-          <wp:inline distT="0" distB="0" distL="0" distR="0" wp14:anchorId="60527A51" wp14:editId="572B6E49">
+          <wp:inline distT="0" distB="0" distL="0" distR="0" wp14:anchorId="7574C815" wp14:editId="1C2CB9C1">
             <wp:extent cx="5334000" cy="3333750"/>
             <wp:effectExtent l="0" t="0" r="0" b="0"/>
             <wp:docPr id="16" name="adm_audit.jpg" descr="Audit Log, newest first." title="Audit Log, newest first."/>
@@ -7790,7 +7800,7 @@
       <w:pPr>
         <w:pStyle w:val="Heading2"/>
       </w:pPr>
-      <w:bookmarkStart w:id="16" w:name="_Toc240779512"/>
+      <w:bookmarkStart w:id="16" w:name="_Toc240784270"/>
       <w:r>
         <w:lastRenderedPageBreak/>
         <w:t>4.9 Recording a withdrawal</w:t>
@@ -7882,7 +7892,7 @@
           <w:noProof/>
         </w:rPr>
         <w:drawing>
-          <wp:inline distT="0" distB="0" distL="0" distR="0" wp14:anchorId="3832BFD6" wp14:editId="0DF63C01">
+          <wp:inline distT="0" distB="0" distL="0" distR="0" wp14:anchorId="7ADED8C8" wp14:editId="522F6F49">
             <wp:extent cx="5334000" cy="1409700"/>
             <wp:effectExtent l="0" t="0" r="0" b="0"/>
             <wp:docPr id="17" name="adm_case_withdrawal.jpg" descr="Record a withdrawal." title="Record a withdrawal."/>
@@ -8143,7 +8153,7 @@
       <w:pPr>
         <w:pStyle w:val="Heading2"/>
       </w:pPr>
-      <w:bookmarkStart w:id="17" w:name="_Toc240779513"/>
+      <w:bookmarkStart w:id="17" w:name="_Toc240784271"/>
       <w:r>
         <w:t>4.10 Activating a Reserve case</w:t>
       </w:r>
@@ -8191,7 +8201,7 @@
           <w:noProof/>
         </w:rPr>
         <w:drawing>
-          <wp:inline distT="0" distB="0" distL="0" distR="0" wp14:anchorId="3A689BE0" wp14:editId="5A30ABFA">
+          <wp:inline distT="0" distB="0" distL="0" distR="0" wp14:anchorId="00CD1C77" wp14:editId="57C9A5A5">
             <wp:extent cx="5334000" cy="2505075"/>
             <wp:effectExtent l="0" t="0" r="0" b="0"/>
             <wp:docPr id="18" name="adm_reserve.jpg" descr="Reserve Activation." title="Reserve Activation."/>
@@ -8388,7 +8398,7 @@
       <w:pPr>
         <w:pStyle w:val="Heading2"/>
       </w:pPr>
-      <w:bookmarkStart w:id="18" w:name="_Toc240779514"/>
+      <w:bookmarkStart w:id="18" w:name="_Toc240784272"/>
       <w:r>
         <w:t>4.11 Reviewing questionnaires in the QA Queue</w:t>
       </w:r>
@@ -8428,7 +8438,7 @@
           <w:noProof/>
         </w:rPr>
         <w:drawing>
-          <wp:inline distT="0" distB="0" distL="0" distR="0" wp14:anchorId="18427A3A" wp14:editId="4957C5D5">
+          <wp:inline distT="0" distB="0" distL="0" distR="0" wp14:anchorId="6DE48F6B" wp14:editId="745EF76D">
             <wp:extent cx="5334000" cy="3333750"/>
             <wp:effectExtent l="0" t="0" r="0" b="0"/>
             <wp:docPr id="19" name="qa_queue.jpg" descr="QUAN QA Queue with the KoboToolbox sync panel." title="QUAN QA Queue with the KoboToolbox sync panel."/>
@@ -9167,7 +9177,7 @@
       <w:pPr>
         <w:pStyle w:val="Heading2"/>
       </w:pPr>
-      <w:bookmarkStart w:id="19" w:name="_Toc240779515"/>
+      <w:bookmarkStart w:id="19" w:name="_Toc240784273"/>
       <w:r>
         <w:t>4.12 Working QA exceptions</w:t>
       </w:r>
@@ -9231,7 +9241,7 @@
           <w:noProof/>
         </w:rPr>
         <w:drawing>
-          <wp:inline distT="0" distB="0" distL="0" distR="0" wp14:anchorId="474D5026" wp14:editId="7C089E7D">
+          <wp:inline distT="0" distB="0" distL="0" distR="0" wp14:anchorId="7A46FEAA" wp14:editId="10A4B985">
             <wp:extent cx="5334000" cy="3333750"/>
             <wp:effectExtent l="0" t="0" r="0" b="0"/>
             <wp:docPr id="20" name="qa_exceptions.jpg" descr="QA Exception Queue." title="QA Exception Queue."/>
@@ -9427,7 +9437,7 @@
       <w:pPr>
         <w:pStyle w:val="Heading2"/>
       </w:pPr>
-      <w:bookmarkStart w:id="20" w:name="_Toc240779516"/>
+      <w:bookmarkStart w:id="20" w:name="_Toc240784274"/>
       <w:r>
         <w:lastRenderedPageBreak/>
         <w:t>4.13 Downloading or emailing completed forms (Form PDFs)</w:t>
@@ -9454,7 +9464,17 @@
         <w:t>Form PDFs</w:t>
       </w:r>
       <w:r>
-        <w:t>. You see the completed questionnaire, KII Guide and document forms from KoboToolbox, newest first, 20 per page.</w:t>
+        <w:t xml:space="preserve">. You see the completed questionnaire, KII Guide and document forms from KoboToolbox, newest first, 20 per page to begin with (choose more under </w:t>
+      </w:r>
+      <w:r>
+        <w:rPr>
+          <w:b/>
+          <w:bCs/>
+        </w:rPr>
+        <w:t>Show</w:t>
+      </w:r>
+      <w:r>
+        <w:t xml:space="preserve"> at the foot of the list).</w:t>
       </w:r>
     </w:p>
     <w:p>
@@ -9468,8 +9488,8 @@
           <w:noProof/>
         </w:rPr>
         <w:drawing>
-          <wp:inline distT="0" distB="0" distL="0" distR="0" wp14:anchorId="71B515B2" wp14:editId="4B0E4A45">
-            <wp:extent cx="5334000" cy="3171825"/>
+          <wp:inline distT="0" distB="0" distL="0" distR="0" wp14:anchorId="1A6DDD3D" wp14:editId="03CD304D">
+            <wp:extent cx="5334000" cy="3333750"/>
             <wp:effectExtent l="0" t="0" r="0" b="0"/>
             <wp:docPr id="21" name="adm_form_pdfs.jpg" descr="Completed form PDFs." title="Completed form PDFs."/>
             <wp:cNvGraphicFramePr>
@@ -9494,7 +9514,7 @@
                   <pic:spPr bwMode="auto">
                     <a:xfrm>
                       <a:off x="0" y="0"/>
-                      <a:ext cx="5334000" cy="3171825"/>
+                      <a:ext cx="5334000" cy="3333750"/>
                     </a:xfrm>
                     <a:prstGeom prst="rect">
                       <a:avLst/>
@@ -9707,7 +9727,7 @@
       <w:pPr>
         <w:pStyle w:val="Heading2"/>
       </w:pPr>
-      <w:bookmarkStart w:id="21" w:name="_Toc240779517"/>
+      <w:bookmarkStart w:id="21" w:name="_Toc240784275"/>
       <w:r>
         <w:t>4.14 KoboToolbox: rotating credentials and changing forms</w:t>
       </w:r>
@@ -9746,6 +9766,7 @@
         <w:spacing w:after="80" w:line="276" w:lineRule="auto"/>
       </w:pPr>
       <w:r>
+        <w:lastRenderedPageBreak/>
         <w:t xml:space="preserve">On the server run </w:t>
       </w:r>
       <w:r>
@@ -9771,7 +9792,6 @@
         <w:spacing w:after="80" w:line="276" w:lineRule="auto"/>
       </w:pPr>
       <w:r>
-        <w:lastRenderedPageBreak/>
         <w:t xml:space="preserve">In </w:t>
       </w:r>
       <w:r>
@@ -9817,7 +9837,7 @@
       <w:pPr>
         <w:pStyle w:val="Heading2"/>
       </w:pPr>
-      <w:bookmarkStart w:id="22" w:name="_Toc240779518"/>
+      <w:bookmarkStart w:id="22" w:name="_Toc240784276"/>
       <w:r>
         <w:t>4.15 Before the first live invitation</w:t>
       </w:r>
@@ -9933,7 +9953,7 @@
         <w:pStyle w:val="Heading1"/>
         <w:pageBreakBefore/>
       </w:pPr>
-      <w:bookmarkStart w:id="23" w:name="_Toc240779519"/>
+      <w:bookmarkStart w:id="23" w:name="_Toc240784277"/>
       <w:r>
         <w:lastRenderedPageBreak/>
         <w:t>5. Rules you must follow</w:t>
@@ -10084,7 +10104,7 @@
         <w:pStyle w:val="Heading1"/>
         <w:pageBreakBefore/>
       </w:pPr>
-      <w:bookmarkStart w:id="24" w:name="_Toc240779520"/>
+      <w:bookmarkStart w:id="24" w:name="_Toc240784278"/>
       <w:r>
         <w:lastRenderedPageBreak/>
         <w:t>6. Troubleshooting</w:t>
@@ -10598,7 +10618,7 @@
                 <w:sz w:val="19"/>
                 <w:szCs w:val="19"/>
               </w:rPr>
-              <w:t>Registers show 20 rows per page; a Contact RA sees only assigned cases.</w:t>
+              <w:t>Registers show 20 rows per page to begin with; a Contact RA sees only assigned cases.</w:t>
             </w:r>
           </w:p>
         </w:tc>
@@ -10621,7 +10641,7 @@
                 <w:sz w:val="19"/>
                 <w:szCs w:val="19"/>
               </w:rPr>
-              <w:t>Use Next, or search. Ask the Field Coordinator to assign the case.</w:t>
+              <w:t>Choose more rows under Show at the foot of the list, use the page numbers or Next, or search. Ask the Field Coordinator to assign the case.</w:t>
             </w:r>
           </w:p>
         </w:tc>
@@ -11126,7 +11146,7 @@
         <w:pStyle w:val="Heading1"/>
         <w:pageBreakBefore/>
       </w:pPr>
-      <w:bookmarkStart w:id="25" w:name="_Toc240779521"/>
+      <w:bookmarkStart w:id="25" w:name="_Toc240784279"/>
       <w:r>
         <w:lastRenderedPageBreak/>
         <w:t>7. Quick reference</w:t>
@@ -11568,7 +11588,7 @@
         <w:sz w:val="16"/>
         <w:szCs w:val="16"/>
       </w:rPr>
-      <w:t>Version 1.5 · 20 September 2026</w:t>
+      <w:t>Version 1.6 · 20 September 2026</w:t>
     </w:r>
     <w:r>
       <w:rPr>
@@ -11741,10 +11761,10 @@
 <file path=word/numbering.xml><?xml version="1.0" encoding="utf-8"?>
 <w:numbering xmlns:wpc="http://schemas.microsoft.com/office/word/2010/wordprocessingCanvas" xmlns:cx="http://schemas.microsoft.com/office/drawing/2014/chartex" xmlns:cx1="http://schemas.microsoft.com/office/drawing/2015/9/8/chartex" xmlns:cx2="http://schemas.microsoft.com/office/drawing/2015/10/21/chartex" xmlns:cx3="http://schemas.microsoft.com/office/drawing/2016/5/9/chartex" xmlns:cx4="http://schemas.microsoft.com/office/drawing/2016/5/10/chartex" xmlns:cx5="http://schemas.microsoft.com/office/drawing/2016/5/11/chartex" xmlns:cx6="http://schemas.microsoft.com/office/drawing/2016/5/12/chartex" xmlns:cx7="http://schemas.microsoft.com/office/drawing/2016/5/13/chartex" xmlns:cx8="http://schemas.microsoft.com/office/drawing/2016/5/14/chartex" xmlns:mc="http://schemas.openxmlformats.org/markup-compatibility/2006" xmlns:aink="http://schemas.microsoft.com/office/drawing/2016/ink" xmlns:am3d="http://schemas.microsoft.com/office/drawing/2017/model3d" xmlns:o="urn:schemas-microsoft-com:office:office" xmlns:oel="http://schemas.microsoft.com/office/2019/extlst" xmlns:r="http://schemas.openxmlformats.org/officeDocument/2006/relationships" xmlns:m="http://schemas.openxmlformats.org/officeDocument/2006/math" xmlns:v="urn:schemas-microsoft-com:vml" xmlns:wp14="http://schemas.microsoft.com/office/word/2010/wordprocessingDrawing" xmlns:wp="http://schemas.openxmlformats.org/drawingml/2006/wordprocessingDrawing" xmlns:w10="urn:schemas-microsoft-com:office:word" xmlns:w="http://schemas.openxmlformats.org/wordprocessingml/2006/main" xmlns:w14="http://schemas.microsoft.com/office/word/2010/wordml" xmlns:w15="http://schemas.microsoft.com/office/word/2012/wordml" xmlns:w16cex="http://schemas.microsoft.com/office/word/2018/wordml/cex" xmlns:w16cid="http://schemas.microsoft.com/office/word/2016/wordml/cid" xmlns:w16="http://schemas.microsoft.com/office/word/2018/wordml" xmlns:w16sdtdh="http://schemas.microsoft.com/office/word/2020/wordml/sdtdatahash" xmlns:w16se="http://schemas.microsoft.com/office/word/2015/wordml/symex" xmlns:wpg="http://schemas.microsoft.com/office/word/2010/wordprocessingGroup" xmlns:wpi="http://schemas.microsoft.com/office/word/2010/wordprocessingInk" xmlns:wne="http://schemas.microsoft.com/office/word/2006/wordml" xmlns:wps="http://schemas.microsoft.com/office/word/2010/wordprocessingShape" mc:Ignorable="w14 w15 w16se w16cid w16 w16cex w16sdtdh wp14">
   <w:abstractNum w:abstractNumId="0" w15:restartNumberingAfterBreak="0">
-    <w:nsid w:val="04CA79CA"/>
+    <w:nsid w:val="00394BBB"/>
     <w:multiLevelType w:val="hybridMultilevel"/>
-    <w:tmpl w:val="3BE08F46"/>
-    <w:lvl w:ilvl="0" w:tplc="1CD0A3DA">
+    <w:tmpl w:val="F54A9BB0"/>
+    <w:lvl w:ilvl="0" w:tplc="15386418">
       <w:start w:val="1"/>
       <w:numFmt w:val="decimal"/>
       <w:lvlText w:val="%1."/>
@@ -11758,52 +11778,52 @@
         <w:color w:val="A67C27"/>
       </w:rPr>
     </w:lvl>
-    <w:lvl w:ilvl="1" w:tplc="7206ADFE">
+    <w:lvl w:ilvl="1" w:tplc="5B3A388E">
       <w:numFmt w:val="decimal"/>
       <w:lvlText w:val=""/>
       <w:lvlJc w:val="left"/>
     </w:lvl>
-    <w:lvl w:ilvl="2" w:tplc="6F06C2A8">
+    <w:lvl w:ilvl="2" w:tplc="F6EC74DC">
       <w:numFmt w:val="decimal"/>
       <w:lvlText w:val=""/>
       <w:lvlJc w:val="left"/>
     </w:lvl>
-    <w:lvl w:ilvl="3" w:tplc="43EE6F70">
+    <w:lvl w:ilvl="3" w:tplc="A12241A6">
       <w:numFmt w:val="decimal"/>
       <w:lvlText w:val=""/>
       <w:lvlJc w:val="left"/>
     </w:lvl>
-    <w:lvl w:ilvl="4" w:tplc="7EA058DC">
+    <w:lvl w:ilvl="4" w:tplc="0212C02E">
       <w:numFmt w:val="decimal"/>
       <w:lvlText w:val=""/>
       <w:lvlJc w:val="left"/>
     </w:lvl>
-    <w:lvl w:ilvl="5" w:tplc="4ED48AF6">
+    <w:lvl w:ilvl="5" w:tplc="33269636">
       <w:numFmt w:val="decimal"/>
       <w:lvlText w:val=""/>
       <w:lvlJc w:val="left"/>
     </w:lvl>
-    <w:lvl w:ilvl="6" w:tplc="73D67D5A">
+    <w:lvl w:ilvl="6" w:tplc="142A1220">
       <w:numFmt w:val="decimal"/>
       <w:lvlText w:val=""/>
       <w:lvlJc w:val="left"/>
     </w:lvl>
-    <w:lvl w:ilvl="7" w:tplc="4C3AAEDE">
+    <w:lvl w:ilvl="7" w:tplc="CD6A1842">
       <w:numFmt w:val="decimal"/>
       <w:lvlText w:val=""/>
       <w:lvlJc w:val="left"/>
     </w:lvl>
-    <w:lvl w:ilvl="8" w:tplc="02106C4E">
+    <w:lvl w:ilvl="8" w:tplc="E856DAC4">
       <w:numFmt w:val="decimal"/>
       <w:lvlText w:val=""/>
       <w:lvlJc w:val="left"/>
     </w:lvl>
   </w:abstractNum>
   <w:abstractNum w:abstractNumId="1" w15:restartNumberingAfterBreak="0">
-    <w:nsid w:val="113600FB"/>
+    <w:nsid w:val="030A3410"/>
     <w:multiLevelType w:val="hybridMultilevel"/>
-    <w:tmpl w:val="80FCDF8A"/>
-    <w:lvl w:ilvl="0" w:tplc="3910781C">
+    <w:tmpl w:val="FFAE60C2"/>
+    <w:lvl w:ilvl="0" w:tplc="87486350">
       <w:start w:val="1"/>
       <w:numFmt w:val="decimal"/>
       <w:lvlText w:val="%1."/>
@@ -11817,52 +11837,196 @@
         <w:color w:val="A67C27"/>
       </w:rPr>
     </w:lvl>
-    <w:lvl w:ilvl="1" w:tplc="3C3E9524">
+    <w:lvl w:ilvl="1" w:tplc="597A1EA0">
       <w:numFmt w:val="decimal"/>
       <w:lvlText w:val=""/>
       <w:lvlJc w:val="left"/>
     </w:lvl>
-    <w:lvl w:ilvl="2" w:tplc="FEA6B6DA">
+    <w:lvl w:ilvl="2" w:tplc="3FEA7FF6">
       <w:numFmt w:val="decimal"/>
       <w:lvlText w:val=""/>
       <w:lvlJc w:val="left"/>
     </w:lvl>
-    <w:lvl w:ilvl="3" w:tplc="5A34109C">
+    <w:lvl w:ilvl="3" w:tplc="7194B968">
       <w:numFmt w:val="decimal"/>
       <w:lvlText w:val=""/>
       <w:lvlJc w:val="left"/>
     </w:lvl>
-    <w:lvl w:ilvl="4" w:tplc="A6162D0C">
+    <w:lvl w:ilvl="4" w:tplc="42202DE0">
       <w:numFmt w:val="decimal"/>
       <w:lvlText w:val=""/>
       <w:lvlJc w:val="left"/>
     </w:lvl>
-    <w:lvl w:ilvl="5" w:tplc="99467E9E">
+    <w:lvl w:ilvl="5" w:tplc="2FA887F6">
       <w:numFmt w:val="decimal"/>
       <w:lvlText w:val=""/>
       <w:lvlJc w:val="left"/>
     </w:lvl>
-    <w:lvl w:ilvl="6" w:tplc="E87EC02A">
+    <w:lvl w:ilvl="6" w:tplc="5FE44742">
       <w:numFmt w:val="decimal"/>
       <w:lvlText w:val=""/>
       <w:lvlJc w:val="left"/>
     </w:lvl>
-    <w:lvl w:ilvl="7" w:tplc="8DCE9120">
+    <w:lvl w:ilvl="7" w:tplc="29A27FF6">
       <w:numFmt w:val="decimal"/>
       <w:lvlText w:val=""/>
       <w:lvlJc w:val="left"/>
     </w:lvl>
-    <w:lvl w:ilvl="8" w:tplc="0DA4AC54">
+    <w:lvl w:ilvl="8" w:tplc="893C253C">
       <w:numFmt w:val="decimal"/>
       <w:lvlText w:val=""/>
       <w:lvlJc w:val="left"/>
     </w:lvl>
   </w:abstractNum>
   <w:abstractNum w:abstractNumId="2" w15:restartNumberingAfterBreak="0">
-    <w:nsid w:val="15936B9E"/>
+    <w:nsid w:val="07CD05C7"/>
     <w:multiLevelType w:val="hybridMultilevel"/>
-    <w:tmpl w:val="CE60C9FA"/>
-    <w:lvl w:ilvl="0" w:tplc="3834A1C4">
+    <w:tmpl w:val="AFA617D6"/>
+    <w:lvl w:ilvl="0" w:tplc="CFD0DA46">
+      <w:start w:val="1"/>
+      <w:numFmt w:val="bullet"/>
+      <w:lvlText w:val="●"/>
+      <w:lvlJc w:val="left"/>
+      <w:pPr>
+        <w:ind w:left="720" w:hanging="360"/>
+      </w:pPr>
+    </w:lvl>
+    <w:lvl w:ilvl="1" w:tplc="395E564C">
+      <w:start w:val="1"/>
+      <w:numFmt w:val="bullet"/>
+      <w:lvlText w:val="○"/>
+      <w:lvlJc w:val="left"/>
+      <w:pPr>
+        <w:ind w:left="1440" w:hanging="360"/>
+      </w:pPr>
+    </w:lvl>
+    <w:lvl w:ilvl="2" w:tplc="0B1222E6">
+      <w:start w:val="1"/>
+      <w:numFmt w:val="bullet"/>
+      <w:lvlText w:val="■"/>
+      <w:lvlJc w:val="left"/>
+      <w:pPr>
+        <w:ind w:left="2160" w:hanging="360"/>
+      </w:pPr>
+    </w:lvl>
+    <w:lvl w:ilvl="3" w:tplc="3E3E504C">
+      <w:start w:val="1"/>
+      <w:numFmt w:val="bullet"/>
+      <w:lvlText w:val="●"/>
+      <w:lvlJc w:val="left"/>
+      <w:pPr>
+        <w:ind w:left="2880" w:hanging="360"/>
+      </w:pPr>
+    </w:lvl>
+    <w:lvl w:ilvl="4" w:tplc="0D8AAEFA">
+      <w:start w:val="1"/>
+      <w:numFmt w:val="bullet"/>
+      <w:lvlText w:val="○"/>
+      <w:lvlJc w:val="left"/>
+      <w:pPr>
+        <w:ind w:left="3600" w:hanging="360"/>
+      </w:pPr>
+    </w:lvl>
+    <w:lvl w:ilvl="5" w:tplc="350C7F4C">
+      <w:start w:val="1"/>
+      <w:numFmt w:val="bullet"/>
+      <w:lvlText w:val="■"/>
+      <w:lvlJc w:val="left"/>
+      <w:pPr>
+        <w:ind w:left="4320" w:hanging="360"/>
+      </w:pPr>
+    </w:lvl>
+    <w:lvl w:ilvl="6" w:tplc="07D03B50">
+      <w:start w:val="1"/>
+      <w:numFmt w:val="bullet"/>
+      <w:lvlText w:val="●"/>
+      <w:lvlJc w:val="left"/>
+      <w:pPr>
+        <w:ind w:left="5040" w:hanging="360"/>
+      </w:pPr>
+    </w:lvl>
+    <w:lvl w:ilvl="7" w:tplc="ED00C8A6">
+      <w:start w:val="1"/>
+      <w:numFmt w:val="bullet"/>
+      <w:lvlText w:val="●"/>
+      <w:lvlJc w:val="left"/>
+      <w:pPr>
+        <w:ind w:left="5760" w:hanging="360"/>
+      </w:pPr>
+    </w:lvl>
+    <w:lvl w:ilvl="8" w:tplc="2D36F9FA">
+      <w:start w:val="1"/>
+      <w:numFmt w:val="bullet"/>
+      <w:lvlText w:val="●"/>
+      <w:lvlJc w:val="left"/>
+      <w:pPr>
+        <w:ind w:left="6480" w:hanging="360"/>
+      </w:pPr>
+    </w:lvl>
+  </w:abstractNum>
+  <w:abstractNum w:abstractNumId="3" w15:restartNumberingAfterBreak="0">
+    <w:nsid w:val="0DF46B58"/>
+    <w:multiLevelType w:val="hybridMultilevel"/>
+    <w:tmpl w:val="B0043FF4"/>
+    <w:lvl w:ilvl="0" w:tplc="DFFC7BF6">
+      <w:start w:val="1"/>
+      <w:numFmt w:val="bullet"/>
+      <w:lvlText w:val="•"/>
+      <w:lvlJc w:val="left"/>
+      <w:pPr>
+        <w:ind w:left="460" w:hanging="280"/>
+      </w:pPr>
+    </w:lvl>
+    <w:lvl w:ilvl="1" w:tplc="FEF21AC4">
+      <w:start w:val="1"/>
+      <w:numFmt w:val="bullet"/>
+      <w:lvlText w:val="–"/>
+      <w:lvlJc w:val="left"/>
+      <w:pPr>
+        <w:ind w:left="900" w:hanging="280"/>
+      </w:pPr>
+    </w:lvl>
+    <w:lvl w:ilvl="2" w:tplc="4BB4AAE8">
+      <w:numFmt w:val="decimal"/>
+      <w:lvlText w:val=""/>
+      <w:lvlJc w:val="left"/>
+    </w:lvl>
+    <w:lvl w:ilvl="3" w:tplc="15BE583E">
+      <w:numFmt w:val="decimal"/>
+      <w:lvlText w:val=""/>
+      <w:lvlJc w:val="left"/>
+    </w:lvl>
+    <w:lvl w:ilvl="4" w:tplc="D83054D4">
+      <w:numFmt w:val="decimal"/>
+      <w:lvlText w:val=""/>
+      <w:lvlJc w:val="left"/>
+    </w:lvl>
+    <w:lvl w:ilvl="5" w:tplc="D37849B6">
+      <w:numFmt w:val="decimal"/>
+      <w:lvlText w:val=""/>
+      <w:lvlJc w:val="left"/>
+    </w:lvl>
+    <w:lvl w:ilvl="6" w:tplc="2780E62A">
+      <w:numFmt w:val="decimal"/>
+      <w:lvlText w:val=""/>
+      <w:lvlJc w:val="left"/>
+    </w:lvl>
+    <w:lvl w:ilvl="7" w:tplc="5F06F8DA">
+      <w:numFmt w:val="decimal"/>
+      <w:lvlText w:val=""/>
+      <w:lvlJc w:val="left"/>
+    </w:lvl>
+    <w:lvl w:ilvl="8" w:tplc="4F840848">
+      <w:numFmt w:val="decimal"/>
+      <w:lvlText w:val=""/>
+      <w:lvlJc w:val="left"/>
+    </w:lvl>
+  </w:abstractNum>
+  <w:abstractNum w:abstractNumId="4" w15:restartNumberingAfterBreak="0">
+    <w:nsid w:val="10A24EB1"/>
+    <w:multiLevelType w:val="hybridMultilevel"/>
+    <w:tmpl w:val="640A3114"/>
+    <w:lvl w:ilvl="0" w:tplc="15DC16E6">
       <w:start w:val="1"/>
       <w:numFmt w:val="decimal"/>
       <w:lvlText w:val="%1."/>
@@ -11876,138 +12040,52 @@
         <w:color w:val="A67C27"/>
       </w:rPr>
     </w:lvl>
-    <w:lvl w:ilvl="1" w:tplc="5AAAA232">
+    <w:lvl w:ilvl="1" w:tplc="DC924E5C">
       <w:numFmt w:val="decimal"/>
       <w:lvlText w:val=""/>
       <w:lvlJc w:val="left"/>
     </w:lvl>
-    <w:lvl w:ilvl="2" w:tplc="E4540898">
+    <w:lvl w:ilvl="2" w:tplc="B2A85A9A">
       <w:numFmt w:val="decimal"/>
       <w:lvlText w:val=""/>
       <w:lvlJc w:val="left"/>
     </w:lvl>
-    <w:lvl w:ilvl="3" w:tplc="1228D82A">
+    <w:lvl w:ilvl="3" w:tplc="37E22F98">
       <w:numFmt w:val="decimal"/>
       <w:lvlText w:val=""/>
       <w:lvlJc w:val="left"/>
     </w:lvl>
-    <w:lvl w:ilvl="4" w:tplc="4A04CDFE">
+    <w:lvl w:ilvl="4" w:tplc="48C8B5F6">
       <w:numFmt w:val="decimal"/>
       <w:lvlText w:val=""/>
       <w:lvlJc w:val="left"/>
     </w:lvl>
-    <w:lvl w:ilvl="5" w:tplc="0FC0B654">
+    <w:lvl w:ilvl="5" w:tplc="571C688A">
       <w:numFmt w:val="decimal"/>
       <w:lvlText w:val=""/>
       <w:lvlJc w:val="left"/>
     </w:lvl>
-    <w:lvl w:ilvl="6" w:tplc="516C05AA">
+    <w:lvl w:ilvl="6" w:tplc="F842C5DA">
       <w:numFmt w:val="decimal"/>
       <w:lvlText w:val=""/>
       <w:lvlJc w:val="left"/>
     </w:lvl>
-    <w:lvl w:ilvl="7" w:tplc="91084C76">
+    <w:lvl w:ilvl="7" w:tplc="C8D669D6">
       <w:numFmt w:val="decimal"/>
       <w:lvlText w:val=""/>
       <w:lvlJc w:val="left"/>
     </w:lvl>
-    <w:lvl w:ilvl="8" w:tplc="A3B00560">
+    <w:lvl w:ilvl="8" w:tplc="BAF843C8">
       <w:numFmt w:val="decimal"/>
       <w:lvlText w:val=""/>
       <w:lvlJc w:val="left"/>
     </w:lvl>
   </w:abstractNum>
-  <w:abstractNum w:abstractNumId="3" w15:restartNumberingAfterBreak="0">
-    <w:nsid w:val="190E616C"/>
+  <w:abstractNum w:abstractNumId="5" w15:restartNumberingAfterBreak="0">
+    <w:nsid w:val="1C5E7B03"/>
     <w:multiLevelType w:val="hybridMultilevel"/>
-    <w:tmpl w:val="76EEEEAE"/>
-    <w:lvl w:ilvl="0" w:tplc="40929E18">
-      <w:start w:val="1"/>
-      <w:numFmt w:val="bullet"/>
-      <w:lvlText w:val="●"/>
-      <w:lvlJc w:val="left"/>
-      <w:pPr>
-        <w:ind w:left="720" w:hanging="360"/>
-      </w:pPr>
-    </w:lvl>
-    <w:lvl w:ilvl="1" w:tplc="8EEA446A">
-      <w:start w:val="1"/>
-      <w:numFmt w:val="bullet"/>
-      <w:lvlText w:val="○"/>
-      <w:lvlJc w:val="left"/>
-      <w:pPr>
-        <w:ind w:left="1440" w:hanging="360"/>
-      </w:pPr>
-    </w:lvl>
-    <w:lvl w:ilvl="2" w:tplc="183E8B1E">
-      <w:start w:val="1"/>
-      <w:numFmt w:val="bullet"/>
-      <w:lvlText w:val="■"/>
-      <w:lvlJc w:val="left"/>
-      <w:pPr>
-        <w:ind w:left="2160" w:hanging="360"/>
-      </w:pPr>
-    </w:lvl>
-    <w:lvl w:ilvl="3" w:tplc="825C7816">
-      <w:start w:val="1"/>
-      <w:numFmt w:val="bullet"/>
-      <w:lvlText w:val="●"/>
-      <w:lvlJc w:val="left"/>
-      <w:pPr>
-        <w:ind w:left="2880" w:hanging="360"/>
-      </w:pPr>
-    </w:lvl>
-    <w:lvl w:ilvl="4" w:tplc="5B1A6E0C">
-      <w:start w:val="1"/>
-      <w:numFmt w:val="bullet"/>
-      <w:lvlText w:val="○"/>
-      <w:lvlJc w:val="left"/>
-      <w:pPr>
-        <w:ind w:left="3600" w:hanging="360"/>
-      </w:pPr>
-    </w:lvl>
-    <w:lvl w:ilvl="5" w:tplc="55761FD2">
-      <w:start w:val="1"/>
-      <w:numFmt w:val="bullet"/>
-      <w:lvlText w:val="■"/>
-      <w:lvlJc w:val="left"/>
-      <w:pPr>
-        <w:ind w:left="4320" w:hanging="360"/>
-      </w:pPr>
-    </w:lvl>
-    <w:lvl w:ilvl="6" w:tplc="02248070">
-      <w:start w:val="1"/>
-      <w:numFmt w:val="bullet"/>
-      <w:lvlText w:val="●"/>
-      <w:lvlJc w:val="left"/>
-      <w:pPr>
-        <w:ind w:left="5040" w:hanging="360"/>
-      </w:pPr>
-    </w:lvl>
-    <w:lvl w:ilvl="7" w:tplc="B6D813AC">
-      <w:start w:val="1"/>
-      <w:numFmt w:val="bullet"/>
-      <w:lvlText w:val="●"/>
-      <w:lvlJc w:val="left"/>
-      <w:pPr>
-        <w:ind w:left="5760" w:hanging="360"/>
-      </w:pPr>
-    </w:lvl>
-    <w:lvl w:ilvl="8" w:tplc="23688EE0">
-      <w:start w:val="1"/>
-      <w:numFmt w:val="bullet"/>
-      <w:lvlText w:val="●"/>
-      <w:lvlJc w:val="left"/>
-      <w:pPr>
-        <w:ind w:left="6480" w:hanging="360"/>
-      </w:pPr>
-    </w:lvl>
-  </w:abstractNum>
-  <w:abstractNum w:abstractNumId="4" w15:restartNumberingAfterBreak="0">
-    <w:nsid w:val="1B640EB6"/>
-    <w:multiLevelType w:val="hybridMultilevel"/>
-    <w:tmpl w:val="FA4CD0C0"/>
-    <w:lvl w:ilvl="0" w:tplc="CC5EDA86">
+    <w:tmpl w:val="DFC63DE6"/>
+    <w:lvl w:ilvl="0" w:tplc="20363B56">
       <w:start w:val="1"/>
       <w:numFmt w:val="decimal"/>
       <w:lvlText w:val="%1."/>
@@ -12021,52 +12099,52 @@
         <w:color w:val="A67C27"/>
       </w:rPr>
     </w:lvl>
-    <w:lvl w:ilvl="1" w:tplc="DE6C7756">
+    <w:lvl w:ilvl="1" w:tplc="A4CA8908">
       <w:numFmt w:val="decimal"/>
       <w:lvlText w:val=""/>
       <w:lvlJc w:val="left"/>
     </w:lvl>
-    <w:lvl w:ilvl="2" w:tplc="9CC4BA1A">
+    <w:lvl w:ilvl="2" w:tplc="7CFE9966">
       <w:numFmt w:val="decimal"/>
       <w:lvlText w:val=""/>
       <w:lvlJc w:val="left"/>
     </w:lvl>
-    <w:lvl w:ilvl="3" w:tplc="07382F80">
+    <w:lvl w:ilvl="3" w:tplc="8394445A">
       <w:numFmt w:val="decimal"/>
       <w:lvlText w:val=""/>
       <w:lvlJc w:val="left"/>
     </w:lvl>
-    <w:lvl w:ilvl="4" w:tplc="973C68AC">
+    <w:lvl w:ilvl="4" w:tplc="A5484732">
       <w:numFmt w:val="decimal"/>
       <w:lvlText w:val=""/>
       <w:lvlJc w:val="left"/>
     </w:lvl>
-    <w:lvl w:ilvl="5" w:tplc="0110096C">
+    <w:lvl w:ilvl="5" w:tplc="C5C495CC">
       <w:numFmt w:val="decimal"/>
       <w:lvlText w:val=""/>
       <w:lvlJc w:val="left"/>
     </w:lvl>
-    <w:lvl w:ilvl="6" w:tplc="E89AF676">
+    <w:lvl w:ilvl="6" w:tplc="47087CBE">
       <w:numFmt w:val="decimal"/>
       <w:lvlText w:val=""/>
       <w:lvlJc w:val="left"/>
     </w:lvl>
-    <w:lvl w:ilvl="7" w:tplc="B3729576">
+    <w:lvl w:ilvl="7" w:tplc="F492159A">
       <w:numFmt w:val="decimal"/>
       <w:lvlText w:val=""/>
       <w:lvlJc w:val="left"/>
     </w:lvl>
-    <w:lvl w:ilvl="8" w:tplc="62389316">
+    <w:lvl w:ilvl="8" w:tplc="04B27282">
       <w:numFmt w:val="decimal"/>
       <w:lvlText w:val=""/>
       <w:lvlJc w:val="left"/>
     </w:lvl>
   </w:abstractNum>
-  <w:abstractNum w:abstractNumId="5" w15:restartNumberingAfterBreak="0">
-    <w:nsid w:val="23750458"/>
+  <w:abstractNum w:abstractNumId="6" w15:restartNumberingAfterBreak="0">
+    <w:nsid w:val="38F145AC"/>
     <w:multiLevelType w:val="hybridMultilevel"/>
-    <w:tmpl w:val="BE32FB36"/>
-    <w:lvl w:ilvl="0" w:tplc="0524903A">
+    <w:tmpl w:val="3A1243C6"/>
+    <w:lvl w:ilvl="0" w:tplc="7D32899A">
       <w:start w:val="1"/>
       <w:numFmt w:val="decimal"/>
       <w:lvlText w:val="%1."/>
@@ -12080,52 +12158,52 @@
         <w:color w:val="A67C27"/>
       </w:rPr>
     </w:lvl>
-    <w:lvl w:ilvl="1" w:tplc="6E8EDD22">
+    <w:lvl w:ilvl="1" w:tplc="77E29C1A">
       <w:numFmt w:val="decimal"/>
       <w:lvlText w:val=""/>
       <w:lvlJc w:val="left"/>
     </w:lvl>
-    <w:lvl w:ilvl="2" w:tplc="EDBE17C0">
+    <w:lvl w:ilvl="2" w:tplc="1466FF88">
       <w:numFmt w:val="decimal"/>
       <w:lvlText w:val=""/>
       <w:lvlJc w:val="left"/>
     </w:lvl>
-    <w:lvl w:ilvl="3" w:tplc="79A66A3A">
+    <w:lvl w:ilvl="3" w:tplc="B838B8E0">
       <w:numFmt w:val="decimal"/>
       <w:lvlText w:val=""/>
       <w:lvlJc w:val="left"/>
     </w:lvl>
-    <w:lvl w:ilvl="4" w:tplc="C122C022">
+    <w:lvl w:ilvl="4" w:tplc="DBEEEE86">
       <w:numFmt w:val="decimal"/>
       <w:lvlText w:val=""/>
       <w:lvlJc w:val="left"/>
     </w:lvl>
-    <w:lvl w:ilvl="5" w:tplc="92E8600E">
+    <w:lvl w:ilvl="5" w:tplc="5100009E">
       <w:numFmt w:val="decimal"/>
       <w:lvlText w:val=""/>
       <w:lvlJc w:val="left"/>
     </w:lvl>
-    <w:lvl w:ilvl="6" w:tplc="6AB889D2">
+    <w:lvl w:ilvl="6" w:tplc="EDEC0A00">
       <w:numFmt w:val="decimal"/>
       <w:lvlText w:val=""/>
       <w:lvlJc w:val="left"/>
     </w:lvl>
-    <w:lvl w:ilvl="7" w:tplc="A280812C">
+    <w:lvl w:ilvl="7" w:tplc="0B10D6A8">
       <w:numFmt w:val="decimal"/>
       <w:lvlText w:val=""/>
       <w:lvlJc w:val="left"/>
     </w:lvl>
-    <w:lvl w:ilvl="8" w:tplc="DA2677BA">
+    <w:lvl w:ilvl="8" w:tplc="62724BBA">
       <w:numFmt w:val="decimal"/>
       <w:lvlText w:val=""/>
       <w:lvlJc w:val="left"/>
     </w:lvl>
   </w:abstractNum>
-  <w:abstractNum w:abstractNumId="6" w15:restartNumberingAfterBreak="0">
-    <w:nsid w:val="32801434"/>
+  <w:abstractNum w:abstractNumId="7" w15:restartNumberingAfterBreak="0">
+    <w:nsid w:val="3D3B31C2"/>
     <w:multiLevelType w:val="hybridMultilevel"/>
-    <w:tmpl w:val="8BCCBB0E"/>
-    <w:lvl w:ilvl="0" w:tplc="AC249072">
+    <w:tmpl w:val="435EDAEE"/>
+    <w:lvl w:ilvl="0" w:tplc="67940AD6">
       <w:start w:val="1"/>
       <w:numFmt w:val="decimal"/>
       <w:lvlText w:val="%1."/>
@@ -12139,52 +12217,52 @@
         <w:color w:val="A67C27"/>
       </w:rPr>
     </w:lvl>
-    <w:lvl w:ilvl="1" w:tplc="0338E1D2">
+    <w:lvl w:ilvl="1" w:tplc="2BA6D382">
       <w:numFmt w:val="decimal"/>
       <w:lvlText w:val=""/>
       <w:lvlJc w:val="left"/>
     </w:lvl>
-    <w:lvl w:ilvl="2" w:tplc="E15AEA3E">
+    <w:lvl w:ilvl="2" w:tplc="CB8EB094">
       <w:numFmt w:val="decimal"/>
       <w:lvlText w:val=""/>
       <w:lvlJc w:val="left"/>
     </w:lvl>
-    <w:lvl w:ilvl="3" w:tplc="06F8BD18">
+    <w:lvl w:ilvl="3" w:tplc="D46CF3E8">
       <w:numFmt w:val="decimal"/>
       <w:lvlText w:val=""/>
       <w:lvlJc w:val="left"/>
     </w:lvl>
-    <w:lvl w:ilvl="4" w:tplc="D3AE3516">
+    <w:lvl w:ilvl="4" w:tplc="AA4CD09A">
       <w:numFmt w:val="decimal"/>
       <w:lvlText w:val=""/>
       <w:lvlJc w:val="left"/>
     </w:lvl>
-    <w:lvl w:ilvl="5" w:tplc="0B0ACC54">
+    <w:lvl w:ilvl="5" w:tplc="4A9A64BC">
       <w:numFmt w:val="decimal"/>
       <w:lvlText w:val=""/>
       <w:lvlJc w:val="left"/>
     </w:lvl>
-    <w:lvl w:ilvl="6" w:tplc="49C0C792">
+    <w:lvl w:ilvl="6" w:tplc="E070D926">
       <w:numFmt w:val="decimal"/>
       <w:lvlText w:val=""/>
       <w:lvlJc w:val="left"/>
     </w:lvl>
-    <w:lvl w:ilvl="7" w:tplc="C97C3610">
+    <w:lvl w:ilvl="7" w:tplc="3BD4A14C">
       <w:numFmt w:val="decimal"/>
       <w:lvlText w:val=""/>
       <w:lvlJc w:val="left"/>
     </w:lvl>
-    <w:lvl w:ilvl="8" w:tplc="4B7EABE8">
+    <w:lvl w:ilvl="8" w:tplc="5810DBDA">
       <w:numFmt w:val="decimal"/>
       <w:lvlText w:val=""/>
       <w:lvlJc w:val="left"/>
     </w:lvl>
   </w:abstractNum>
-  <w:abstractNum w:abstractNumId="7" w15:restartNumberingAfterBreak="0">
-    <w:nsid w:val="3A517008"/>
+  <w:abstractNum w:abstractNumId="8" w15:restartNumberingAfterBreak="0">
+    <w:nsid w:val="44332196"/>
     <w:multiLevelType w:val="hybridMultilevel"/>
-    <w:tmpl w:val="67E892E6"/>
-    <w:lvl w:ilvl="0" w:tplc="F3964D34">
+    <w:tmpl w:val="656427F8"/>
+    <w:lvl w:ilvl="0" w:tplc="B3BEF304">
       <w:start w:val="1"/>
       <w:numFmt w:val="decimal"/>
       <w:lvlText w:val="%1."/>
@@ -12198,52 +12276,52 @@
         <w:color w:val="A67C27"/>
       </w:rPr>
     </w:lvl>
-    <w:lvl w:ilvl="1" w:tplc="2FD8B688">
+    <w:lvl w:ilvl="1" w:tplc="72CA3C34">
       <w:numFmt w:val="decimal"/>
       <w:lvlText w:val=""/>
       <w:lvlJc w:val="left"/>
     </w:lvl>
-    <w:lvl w:ilvl="2" w:tplc="EE5016C8">
+    <w:lvl w:ilvl="2" w:tplc="280CB214">
       <w:numFmt w:val="decimal"/>
       <w:lvlText w:val=""/>
       <w:lvlJc w:val="left"/>
     </w:lvl>
-    <w:lvl w:ilvl="3" w:tplc="747C23AA">
+    <w:lvl w:ilvl="3" w:tplc="488EF06E">
       <w:numFmt w:val="decimal"/>
       <w:lvlText w:val=""/>
       <w:lvlJc w:val="left"/>
     </w:lvl>
-    <w:lvl w:ilvl="4" w:tplc="B8D2E68C">
+    <w:lvl w:ilvl="4" w:tplc="2F342980">
       <w:numFmt w:val="decimal"/>
       <w:lvlText w:val=""/>
       <w:lvlJc w:val="left"/>
     </w:lvl>
-    <w:lvl w:ilvl="5" w:tplc="47BC4912">
+    <w:lvl w:ilvl="5" w:tplc="5ED6B842">
       <w:numFmt w:val="decimal"/>
       <w:lvlText w:val=""/>
       <w:lvlJc w:val="left"/>
     </w:lvl>
-    <w:lvl w:ilvl="6" w:tplc="93467D8E">
+    <w:lvl w:ilvl="6" w:tplc="301CF40A">
       <w:numFmt w:val="decimal"/>
       <w:lvlText w:val=""/>
       <w:lvlJc w:val="left"/>
     </w:lvl>
-    <w:lvl w:ilvl="7" w:tplc="2B06FB54">
+    <w:lvl w:ilvl="7" w:tplc="C9C4DFC0">
       <w:numFmt w:val="decimal"/>
       <w:lvlText w:val=""/>
       <w:lvlJc w:val="left"/>
     </w:lvl>
-    <w:lvl w:ilvl="8" w:tplc="5CBC2BE0">
+    <w:lvl w:ilvl="8" w:tplc="4426F68C">
       <w:numFmt w:val="decimal"/>
       <w:lvlText w:val=""/>
       <w:lvlJc w:val="left"/>
     </w:lvl>
   </w:abstractNum>
-  <w:abstractNum w:abstractNumId="8" w15:restartNumberingAfterBreak="0">
-    <w:nsid w:val="3C73483C"/>
+  <w:abstractNum w:abstractNumId="9" w15:restartNumberingAfterBreak="0">
+    <w:nsid w:val="4D0C09EA"/>
     <w:multiLevelType w:val="hybridMultilevel"/>
-    <w:tmpl w:val="B93234B0"/>
-    <w:lvl w:ilvl="0" w:tplc="B8FACCE4">
+    <w:tmpl w:val="031A5C66"/>
+    <w:lvl w:ilvl="0" w:tplc="39560D6C">
       <w:start w:val="1"/>
       <w:numFmt w:val="decimal"/>
       <w:lvlText w:val="%1."/>
@@ -12257,52 +12335,52 @@
         <w:color w:val="A67C27"/>
       </w:rPr>
     </w:lvl>
-    <w:lvl w:ilvl="1" w:tplc="F00A517A">
+    <w:lvl w:ilvl="1" w:tplc="41245196">
       <w:numFmt w:val="decimal"/>
       <w:lvlText w:val=""/>
       <w:lvlJc w:val="left"/>
     </w:lvl>
-    <w:lvl w:ilvl="2" w:tplc="4B3E1FFE">
+    <w:lvl w:ilvl="2" w:tplc="5A8E68A0">
       <w:numFmt w:val="decimal"/>
       <w:lvlText w:val=""/>
       <w:lvlJc w:val="left"/>
     </w:lvl>
-    <w:lvl w:ilvl="3" w:tplc="B85A0014">
+    <w:lvl w:ilvl="3" w:tplc="2E2839E6">
       <w:numFmt w:val="decimal"/>
       <w:lvlText w:val=""/>
       <w:lvlJc w:val="left"/>
     </w:lvl>
-    <w:lvl w:ilvl="4" w:tplc="73DC6384">
+    <w:lvl w:ilvl="4" w:tplc="A3988BDA">
       <w:numFmt w:val="decimal"/>
       <w:lvlText w:val=""/>
       <w:lvlJc w:val="left"/>
     </w:lvl>
-    <w:lvl w:ilvl="5" w:tplc="3962E796">
+    <w:lvl w:ilvl="5" w:tplc="ABB838A6">
       <w:numFmt w:val="decimal"/>
       <w:lvlText w:val=""/>
       <w:lvlJc w:val="left"/>
     </w:lvl>
-    <w:lvl w:ilvl="6" w:tplc="017E9586">
+    <w:lvl w:ilvl="6" w:tplc="A150E4CA">
       <w:numFmt w:val="decimal"/>
       <w:lvlText w:val=""/>
       <w:lvlJc w:val="left"/>
     </w:lvl>
-    <w:lvl w:ilvl="7" w:tplc="DCAE9FD8">
+    <w:lvl w:ilvl="7" w:tplc="ACF6C598">
       <w:numFmt w:val="decimal"/>
       <w:lvlText w:val=""/>
       <w:lvlJc w:val="left"/>
     </w:lvl>
-    <w:lvl w:ilvl="8" w:tplc="933C0BF0">
+    <w:lvl w:ilvl="8" w:tplc="DA06AB6E">
       <w:numFmt w:val="decimal"/>
       <w:lvlText w:val=""/>
       <w:lvlJc w:val="left"/>
     </w:lvl>
   </w:abstractNum>
-  <w:abstractNum w:abstractNumId="9" w15:restartNumberingAfterBreak="0">
-    <w:nsid w:val="3D3739DD"/>
+  <w:abstractNum w:abstractNumId="10" w15:restartNumberingAfterBreak="0">
+    <w:nsid w:val="4F412EBC"/>
     <w:multiLevelType w:val="hybridMultilevel"/>
-    <w:tmpl w:val="24EE34B8"/>
-    <w:lvl w:ilvl="0" w:tplc="D834C6F2">
+    <w:tmpl w:val="63284A78"/>
+    <w:lvl w:ilvl="0" w:tplc="57A6D45C">
       <w:start w:val="1"/>
       <w:numFmt w:val="decimal"/>
       <w:lvlText w:val="%1."/>
@@ -12316,52 +12394,52 @@
         <w:color w:val="A67C27"/>
       </w:rPr>
     </w:lvl>
-    <w:lvl w:ilvl="1" w:tplc="ACEA161C">
+    <w:lvl w:ilvl="1" w:tplc="59629704">
       <w:numFmt w:val="decimal"/>
       <w:lvlText w:val=""/>
       <w:lvlJc w:val="left"/>
     </w:lvl>
-    <w:lvl w:ilvl="2" w:tplc="9B6E7956">
+    <w:lvl w:ilvl="2" w:tplc="D8667194">
       <w:numFmt w:val="decimal"/>
       <w:lvlText w:val=""/>
       <w:lvlJc w:val="left"/>
     </w:lvl>
-    <w:lvl w:ilvl="3" w:tplc="338E4DC8">
+    <w:lvl w:ilvl="3" w:tplc="CE540588">
       <w:numFmt w:val="decimal"/>
       <w:lvlText w:val=""/>
       <w:lvlJc w:val="left"/>
     </w:lvl>
-    <w:lvl w:ilvl="4" w:tplc="7886302C">
+    <w:lvl w:ilvl="4" w:tplc="7FF67A3E">
       <w:numFmt w:val="decimal"/>
       <w:lvlText w:val=""/>
       <w:lvlJc w:val="left"/>
     </w:lvl>
-    <w:lvl w:ilvl="5" w:tplc="53BE12D0">
+    <w:lvl w:ilvl="5" w:tplc="3E0CBA76">
       <w:numFmt w:val="decimal"/>
       <w:lvlText w:val=""/>
       <w:lvlJc w:val="left"/>
     </w:lvl>
-    <w:lvl w:ilvl="6" w:tplc="01CEA842">
+    <w:lvl w:ilvl="6" w:tplc="D14AAA10">
       <w:numFmt w:val="decimal"/>
       <w:lvlText w:val=""/>
       <w:lvlJc w:val="left"/>
     </w:lvl>
-    <w:lvl w:ilvl="7" w:tplc="7BD8735E">
+    <w:lvl w:ilvl="7" w:tplc="96468ED4">
       <w:numFmt w:val="decimal"/>
       <w:lvlText w:val=""/>
       <w:lvlJc w:val="left"/>
     </w:lvl>
-    <w:lvl w:ilvl="8" w:tplc="58007534">
+    <w:lvl w:ilvl="8" w:tplc="CF2A0B20">
       <w:numFmt w:val="decimal"/>
       <w:lvlText w:val=""/>
       <w:lvlJc w:val="left"/>
     </w:lvl>
   </w:abstractNum>
-  <w:abstractNum w:abstractNumId="10" w15:restartNumberingAfterBreak="0">
-    <w:nsid w:val="45300DBC"/>
+  <w:abstractNum w:abstractNumId="11" w15:restartNumberingAfterBreak="0">
+    <w:nsid w:val="516851A4"/>
     <w:multiLevelType w:val="hybridMultilevel"/>
-    <w:tmpl w:val="2426091C"/>
-    <w:lvl w:ilvl="0" w:tplc="F9E8FBE8">
+    <w:tmpl w:val="6C08E25C"/>
+    <w:lvl w:ilvl="0" w:tplc="66F4050E">
       <w:start w:val="1"/>
       <w:numFmt w:val="decimal"/>
       <w:lvlText w:val="%1."/>
@@ -12375,52 +12453,52 @@
         <w:color w:val="A67C27"/>
       </w:rPr>
     </w:lvl>
-    <w:lvl w:ilvl="1" w:tplc="82A68A24">
+    <w:lvl w:ilvl="1" w:tplc="5E7AFD24">
       <w:numFmt w:val="decimal"/>
       <w:lvlText w:val=""/>
       <w:lvlJc w:val="left"/>
     </w:lvl>
-    <w:lvl w:ilvl="2" w:tplc="EA94D7E0">
+    <w:lvl w:ilvl="2" w:tplc="EE26B75A">
       <w:numFmt w:val="decimal"/>
       <w:lvlText w:val=""/>
       <w:lvlJc w:val="left"/>
     </w:lvl>
-    <w:lvl w:ilvl="3" w:tplc="28A0D1F4">
+    <w:lvl w:ilvl="3" w:tplc="B040F782">
       <w:numFmt w:val="decimal"/>
       <w:lvlText w:val=""/>
       <w:lvlJc w:val="left"/>
     </w:lvl>
-    <w:lvl w:ilvl="4" w:tplc="2C5E90E0">
+    <w:lvl w:ilvl="4" w:tplc="C360E0C8">
       <w:numFmt w:val="decimal"/>
       <w:lvlText w:val=""/>
       <w:lvlJc w:val="left"/>
     </w:lvl>
-    <w:lvl w:ilvl="5" w:tplc="632609B8">
+    <w:lvl w:ilvl="5" w:tplc="F162E59A">
       <w:numFmt w:val="decimal"/>
       <w:lvlText w:val=""/>
       <w:lvlJc w:val="left"/>
     </w:lvl>
-    <w:lvl w:ilvl="6" w:tplc="4A1801CA">
+    <w:lvl w:ilvl="6" w:tplc="E960AAC2">
       <w:numFmt w:val="decimal"/>
       <w:lvlText w:val=""/>
       <w:lvlJc w:val="left"/>
     </w:lvl>
-    <w:lvl w:ilvl="7" w:tplc="EA02D1C8">
+    <w:lvl w:ilvl="7" w:tplc="89EE17D4">
       <w:numFmt w:val="decimal"/>
       <w:lvlText w:val=""/>
       <w:lvlJc w:val="left"/>
     </w:lvl>
-    <w:lvl w:ilvl="8" w:tplc="7016552E">
+    <w:lvl w:ilvl="8" w:tplc="8396858A">
       <w:numFmt w:val="decimal"/>
       <w:lvlText w:val=""/>
       <w:lvlJc w:val="left"/>
     </w:lvl>
   </w:abstractNum>
-  <w:abstractNum w:abstractNumId="11" w15:restartNumberingAfterBreak="0">
-    <w:nsid w:val="5ED258C9"/>
+  <w:abstractNum w:abstractNumId="12" w15:restartNumberingAfterBreak="0">
+    <w:nsid w:val="5F865A08"/>
     <w:multiLevelType w:val="hybridMultilevel"/>
-    <w:tmpl w:val="CEA405B2"/>
-    <w:lvl w:ilvl="0" w:tplc="B7945A02">
+    <w:tmpl w:val="4A58820C"/>
+    <w:lvl w:ilvl="0" w:tplc="A60820A0">
       <w:start w:val="1"/>
       <w:numFmt w:val="decimal"/>
       <w:lvlText w:val="%1."/>
@@ -12434,52 +12512,52 @@
         <w:color w:val="A67C27"/>
       </w:rPr>
     </w:lvl>
-    <w:lvl w:ilvl="1" w:tplc="72BC1CB6">
+    <w:lvl w:ilvl="1" w:tplc="E26CC9F6">
       <w:numFmt w:val="decimal"/>
       <w:lvlText w:val=""/>
       <w:lvlJc w:val="left"/>
     </w:lvl>
-    <w:lvl w:ilvl="2" w:tplc="D9A4ECDC">
+    <w:lvl w:ilvl="2" w:tplc="75C0CDF8">
       <w:numFmt w:val="decimal"/>
       <w:lvlText w:val=""/>
       <w:lvlJc w:val="left"/>
     </w:lvl>
-    <w:lvl w:ilvl="3" w:tplc="63705D1A">
+    <w:lvl w:ilvl="3" w:tplc="31B8E1AA">
       <w:numFmt w:val="decimal"/>
       <w:lvlText w:val=""/>
       <w:lvlJc w:val="left"/>
     </w:lvl>
-    <w:lvl w:ilvl="4" w:tplc="1242CC28">
+    <w:lvl w:ilvl="4" w:tplc="C5945FEA">
       <w:numFmt w:val="decimal"/>
       <w:lvlText w:val=""/>
       <w:lvlJc w:val="left"/>
     </w:lvl>
-    <w:lvl w:ilvl="5" w:tplc="A03C8AD6">
+    <w:lvl w:ilvl="5" w:tplc="1AD4B6B2">
       <w:numFmt w:val="decimal"/>
       <w:lvlText w:val=""/>
       <w:lvlJc w:val="left"/>
     </w:lvl>
-    <w:lvl w:ilvl="6" w:tplc="BD2020E4">
+    <w:lvl w:ilvl="6" w:tplc="6840FDC0">
       <w:numFmt w:val="decimal"/>
       <w:lvlText w:val=""/>
       <w:lvlJc w:val="left"/>
     </w:lvl>
-    <w:lvl w:ilvl="7" w:tplc="24F41DBC">
+    <w:lvl w:ilvl="7" w:tplc="732E3CC6">
       <w:numFmt w:val="decimal"/>
       <w:lvlText w:val=""/>
       <w:lvlJc w:val="left"/>
     </w:lvl>
-    <w:lvl w:ilvl="8" w:tplc="31B205D0">
+    <w:lvl w:ilvl="8" w:tplc="C1E4E986">
       <w:numFmt w:val="decimal"/>
       <w:lvlText w:val=""/>
       <w:lvlJc w:val="left"/>
     </w:lvl>
   </w:abstractNum>
-  <w:abstractNum w:abstractNumId="12" w15:restartNumberingAfterBreak="0">
-    <w:nsid w:val="615B3A81"/>
+  <w:abstractNum w:abstractNumId="13" w15:restartNumberingAfterBreak="0">
+    <w:nsid w:val="66F93A8B"/>
     <w:multiLevelType w:val="hybridMultilevel"/>
-    <w:tmpl w:val="59FC6B2A"/>
-    <w:lvl w:ilvl="0" w:tplc="95AC763C">
+    <w:tmpl w:val="6E2C0F80"/>
+    <w:lvl w:ilvl="0" w:tplc="F82A0A52">
       <w:start w:val="1"/>
       <w:numFmt w:val="decimal"/>
       <w:lvlText w:val="%1."/>
@@ -12493,52 +12571,52 @@
         <w:color w:val="A67C27"/>
       </w:rPr>
     </w:lvl>
-    <w:lvl w:ilvl="1" w:tplc="6C28C424">
+    <w:lvl w:ilvl="1" w:tplc="64E08054">
       <w:numFmt w:val="decimal"/>
       <w:lvlText w:val=""/>
       <w:lvlJc w:val="left"/>
     </w:lvl>
-    <w:lvl w:ilvl="2" w:tplc="0D5A793E">
+    <w:lvl w:ilvl="2" w:tplc="A5A0635A">
       <w:numFmt w:val="decimal"/>
       <w:lvlText w:val=""/>
       <w:lvlJc w:val="left"/>
     </w:lvl>
-    <w:lvl w:ilvl="3" w:tplc="C936AC70">
+    <w:lvl w:ilvl="3" w:tplc="FEFE1264">
       <w:numFmt w:val="decimal"/>
       <w:lvlText w:val=""/>
       <w:lvlJc w:val="left"/>
     </w:lvl>
-    <w:lvl w:ilvl="4" w:tplc="D4984566">
+    <w:lvl w:ilvl="4" w:tplc="EBEC61CA">
       <w:numFmt w:val="decimal"/>
       <w:lvlText w:val=""/>
       <w:lvlJc w:val="left"/>
     </w:lvl>
-    <w:lvl w:ilvl="5" w:tplc="B7AEFFCC">
+    <w:lvl w:ilvl="5" w:tplc="1B8C46E2">
       <w:numFmt w:val="decimal"/>
       <w:lvlText w:val=""/>
       <w:lvlJc w:val="left"/>
     </w:lvl>
-    <w:lvl w:ilvl="6" w:tplc="01E886E8">
+    <w:lvl w:ilvl="6" w:tplc="A0A433EA">
       <w:numFmt w:val="decimal"/>
       <w:lvlText w:val=""/>
       <w:lvlJc w:val="left"/>
     </w:lvl>
-    <w:lvl w:ilvl="7" w:tplc="FA7E4C8C">
+    <w:lvl w:ilvl="7" w:tplc="DE9C9988">
       <w:numFmt w:val="decimal"/>
       <w:lvlText w:val=""/>
       <w:lvlJc w:val="left"/>
     </w:lvl>
-    <w:lvl w:ilvl="8" w:tplc="FB2693CA">
+    <w:lvl w:ilvl="8" w:tplc="640EDC72">
       <w:numFmt w:val="decimal"/>
       <w:lvlText w:val=""/>
       <w:lvlJc w:val="left"/>
     </w:lvl>
   </w:abstractNum>
-  <w:abstractNum w:abstractNumId="13" w15:restartNumberingAfterBreak="0">
-    <w:nsid w:val="625E0DC6"/>
+  <w:abstractNum w:abstractNumId="14" w15:restartNumberingAfterBreak="0">
+    <w:nsid w:val="6D8A112D"/>
     <w:multiLevelType w:val="hybridMultilevel"/>
-    <w:tmpl w:val="1B4E00F8"/>
-    <w:lvl w:ilvl="0" w:tplc="6E02D90E">
+    <w:tmpl w:val="19787510"/>
+    <w:lvl w:ilvl="0" w:tplc="43AEF36E">
       <w:start w:val="1"/>
       <w:numFmt w:val="decimal"/>
       <w:lvlText w:val="%1."/>
@@ -12552,52 +12630,52 @@
         <w:color w:val="A67C27"/>
       </w:rPr>
     </w:lvl>
-    <w:lvl w:ilvl="1" w:tplc="68586118">
+    <w:lvl w:ilvl="1" w:tplc="7422B40C">
       <w:numFmt w:val="decimal"/>
       <w:lvlText w:val=""/>
       <w:lvlJc w:val="left"/>
     </w:lvl>
-    <w:lvl w:ilvl="2" w:tplc="32C06048">
+    <w:lvl w:ilvl="2" w:tplc="DC16BB94">
       <w:numFmt w:val="decimal"/>
       <w:lvlText w:val=""/>
       <w:lvlJc w:val="left"/>
     </w:lvl>
-    <w:lvl w:ilvl="3" w:tplc="1CC4FD58">
+    <w:lvl w:ilvl="3" w:tplc="BEFA0060">
       <w:numFmt w:val="decimal"/>
       <w:lvlText w:val=""/>
       <w:lvlJc w:val="left"/>
     </w:lvl>
-    <w:lvl w:ilvl="4" w:tplc="B310F67C">
+    <w:lvl w:ilvl="4" w:tplc="AFC80B32">
       <w:numFmt w:val="decimal"/>
       <w:lvlText w:val=""/>
       <w:lvlJc w:val="left"/>
     </w:lvl>
-    <w:lvl w:ilvl="5" w:tplc="90488F3A">
+    <w:lvl w:ilvl="5" w:tplc="C8C81FF2">
       <w:numFmt w:val="decimal"/>
       <w:lvlText w:val=""/>
       <w:lvlJc w:val="left"/>
     </w:lvl>
-    <w:lvl w:ilvl="6" w:tplc="4A004436">
+    <w:lvl w:ilvl="6" w:tplc="FC52A0AE">
       <w:numFmt w:val="decimal"/>
       <w:lvlText w:val=""/>
       <w:lvlJc w:val="left"/>
     </w:lvl>
-    <w:lvl w:ilvl="7" w:tplc="1C764DB4">
+    <w:lvl w:ilvl="7" w:tplc="DE5AA768">
       <w:numFmt w:val="decimal"/>
       <w:lvlText w:val=""/>
       <w:lvlJc w:val="left"/>
     </w:lvl>
-    <w:lvl w:ilvl="8" w:tplc="51E2E47A">
+    <w:lvl w:ilvl="8" w:tplc="D39825D0">
       <w:numFmt w:val="decimal"/>
       <w:lvlText w:val=""/>
       <w:lvlJc w:val="left"/>
     </w:lvl>
   </w:abstractNum>
-  <w:abstractNum w:abstractNumId="14" w15:restartNumberingAfterBreak="0">
-    <w:nsid w:val="67DE6D62"/>
+  <w:abstractNum w:abstractNumId="15" w15:restartNumberingAfterBreak="0">
+    <w:nsid w:val="72C54821"/>
     <w:multiLevelType w:val="hybridMultilevel"/>
-    <w:tmpl w:val="266208FA"/>
-    <w:lvl w:ilvl="0" w:tplc="CB1EF2F0">
+    <w:tmpl w:val="AA6ED72C"/>
+    <w:lvl w:ilvl="0" w:tplc="2B0E0376">
       <w:start w:val="1"/>
       <w:numFmt w:val="decimal"/>
       <w:lvlText w:val="%1."/>
@@ -12611,110 +12689,52 @@
         <w:color w:val="A67C27"/>
       </w:rPr>
     </w:lvl>
-    <w:lvl w:ilvl="1" w:tplc="9614030E">
+    <w:lvl w:ilvl="1" w:tplc="021E8906">
       <w:numFmt w:val="decimal"/>
       <w:lvlText w:val=""/>
       <w:lvlJc w:val="left"/>
     </w:lvl>
-    <w:lvl w:ilvl="2" w:tplc="8DDEDF52">
+    <w:lvl w:ilvl="2" w:tplc="3160BB2A">
       <w:numFmt w:val="decimal"/>
       <w:lvlText w:val=""/>
       <w:lvlJc w:val="left"/>
     </w:lvl>
-    <w:lvl w:ilvl="3" w:tplc="CA0A5F2C">
+    <w:lvl w:ilvl="3" w:tplc="D576AC6C">
       <w:numFmt w:val="decimal"/>
       <w:lvlText w:val=""/>
       <w:lvlJc w:val="left"/>
     </w:lvl>
-    <w:lvl w:ilvl="4" w:tplc="80663C52">
+    <w:lvl w:ilvl="4" w:tplc="3402B76A">
       <w:numFmt w:val="decimal"/>
       <w:lvlText w:val=""/>
       <w:lvlJc w:val="left"/>
     </w:lvl>
-    <w:lvl w:ilvl="5" w:tplc="976687F2">
+    <w:lvl w:ilvl="5" w:tplc="DBEA2A14">
       <w:numFmt w:val="decimal"/>
       <w:lvlText w:val=""/>
       <w:lvlJc w:val="left"/>
     </w:lvl>
-    <w:lvl w:ilvl="6" w:tplc="CEE48E90">
+    <w:lvl w:ilvl="6" w:tplc="C504C98C">
       <w:numFmt w:val="decimal"/>
       <w:lvlText w:val=""/>
       <w:lvlJc w:val="left"/>
     </w:lvl>
-    <w:lvl w:ilvl="7" w:tplc="D3D8B0B0">
+    <w:lvl w:ilvl="7" w:tplc="AF70D34E">
       <w:numFmt w:val="decimal"/>
       <w:lvlText w:val=""/>
       <w:lvlJc w:val="left"/>
     </w:lvl>
-    <w:lvl w:ilvl="8" w:tplc="D47891F6">
-      <w:numFmt w:val="decimal"/>
-      <w:lvlText w:val=""/>
-      <w:lvlJc w:val="left"/>
-    </w:lvl>
-  </w:abstractNum>
-  <w:abstractNum w:abstractNumId="15" w15:restartNumberingAfterBreak="0">
-    <w:nsid w:val="6B5E3DA4"/>
-    <w:multiLevelType w:val="hybridMultilevel"/>
-    <w:tmpl w:val="F3D49D96"/>
-    <w:lvl w:ilvl="0" w:tplc="05E09DCA">
-      <w:start w:val="1"/>
-      <w:numFmt w:val="bullet"/>
-      <w:lvlText w:val="•"/>
-      <w:lvlJc w:val="left"/>
-      <w:pPr>
-        <w:ind w:left="460" w:hanging="280"/>
-      </w:pPr>
-    </w:lvl>
-    <w:lvl w:ilvl="1" w:tplc="C79C3266">
-      <w:start w:val="1"/>
-      <w:numFmt w:val="bullet"/>
-      <w:lvlText w:val="–"/>
-      <w:lvlJc w:val="left"/>
-      <w:pPr>
-        <w:ind w:left="900" w:hanging="280"/>
-      </w:pPr>
-    </w:lvl>
-    <w:lvl w:ilvl="2" w:tplc="ED36F196">
-      <w:numFmt w:val="decimal"/>
-      <w:lvlText w:val=""/>
-      <w:lvlJc w:val="left"/>
-    </w:lvl>
-    <w:lvl w:ilvl="3" w:tplc="87E85BA8">
-      <w:numFmt w:val="decimal"/>
-      <w:lvlText w:val=""/>
-      <w:lvlJc w:val="left"/>
-    </w:lvl>
-    <w:lvl w:ilvl="4" w:tplc="D2661840">
-      <w:numFmt w:val="decimal"/>
-      <w:lvlText w:val=""/>
-      <w:lvlJc w:val="left"/>
-    </w:lvl>
-    <w:lvl w:ilvl="5" w:tplc="AB44E840">
-      <w:numFmt w:val="decimal"/>
-      <w:lvlText w:val=""/>
-      <w:lvlJc w:val="left"/>
-    </w:lvl>
-    <w:lvl w:ilvl="6" w:tplc="769E2D80">
-      <w:numFmt w:val="decimal"/>
-      <w:lvlText w:val=""/>
-      <w:lvlJc w:val="left"/>
-    </w:lvl>
-    <w:lvl w:ilvl="7" w:tplc="DD8E4BC4">
-      <w:numFmt w:val="decimal"/>
-      <w:lvlText w:val=""/>
-      <w:lvlJc w:val="left"/>
-    </w:lvl>
-    <w:lvl w:ilvl="8" w:tplc="1B2476DE">
+    <w:lvl w:ilvl="8" w:tplc="F7E6D3C2">
       <w:numFmt w:val="decimal"/>
       <w:lvlText w:val=""/>
       <w:lvlJc w:val="left"/>
     </w:lvl>
   </w:abstractNum>
   <w:abstractNum w:abstractNumId="16" w15:restartNumberingAfterBreak="0">
-    <w:nsid w:val="70D44EC9"/>
+    <w:nsid w:val="757271F7"/>
     <w:multiLevelType w:val="hybridMultilevel"/>
-    <w:tmpl w:val="7A60417E"/>
-    <w:lvl w:ilvl="0" w:tplc="D5268952">
+    <w:tmpl w:val="AD0AFC74"/>
+    <w:lvl w:ilvl="0" w:tplc="99A01928">
       <w:start w:val="1"/>
       <w:numFmt w:val="decimal"/>
       <w:lvlText w:val="%1."/>
@@ -12728,52 +12748,52 @@
         <w:color w:val="A67C27"/>
       </w:rPr>
     </w:lvl>
-    <w:lvl w:ilvl="1" w:tplc="845891FE">
+    <w:lvl w:ilvl="1" w:tplc="5E660732">
       <w:numFmt w:val="decimal"/>
       <w:lvlText w:val=""/>
       <w:lvlJc w:val="left"/>
     </w:lvl>
-    <w:lvl w:ilvl="2" w:tplc="58B463A0">
+    <w:lvl w:ilvl="2" w:tplc="7F764D48">
       <w:numFmt w:val="decimal"/>
       <w:lvlText w:val=""/>
       <w:lvlJc w:val="left"/>
     </w:lvl>
-    <w:lvl w:ilvl="3" w:tplc="8EDAD11C">
+    <w:lvl w:ilvl="3" w:tplc="19DED0DC">
       <w:numFmt w:val="decimal"/>
       <w:lvlText w:val=""/>
       <w:lvlJc w:val="left"/>
     </w:lvl>
-    <w:lvl w:ilvl="4" w:tplc="A142091A">
+    <w:lvl w:ilvl="4" w:tplc="2EB2B62A">
       <w:numFmt w:val="decimal"/>
       <w:lvlText w:val=""/>
       <w:lvlJc w:val="left"/>
     </w:lvl>
-    <w:lvl w:ilvl="5" w:tplc="9B6AA20E">
+    <w:lvl w:ilvl="5" w:tplc="EDC2CF30">
       <w:numFmt w:val="decimal"/>
       <w:lvlText w:val=""/>
       <w:lvlJc w:val="left"/>
     </w:lvl>
-    <w:lvl w:ilvl="6" w:tplc="96606C2E">
+    <w:lvl w:ilvl="6" w:tplc="E0468CBE">
       <w:numFmt w:val="decimal"/>
       <w:lvlText w:val=""/>
       <w:lvlJc w:val="left"/>
     </w:lvl>
-    <w:lvl w:ilvl="7" w:tplc="783ACE46">
+    <w:lvl w:ilvl="7" w:tplc="F6AA9436">
       <w:numFmt w:val="decimal"/>
       <w:lvlText w:val=""/>
       <w:lvlJc w:val="left"/>
     </w:lvl>
-    <w:lvl w:ilvl="8" w:tplc="0FE4FB42">
+    <w:lvl w:ilvl="8" w:tplc="4C688C74">
       <w:numFmt w:val="decimal"/>
       <w:lvlText w:val=""/>
       <w:lvlJc w:val="left"/>
     </w:lvl>
   </w:abstractNum>
   <w:abstractNum w:abstractNumId="17" w15:restartNumberingAfterBreak="0">
-    <w:nsid w:val="7F943487"/>
+    <w:nsid w:val="7EAC56F6"/>
     <w:multiLevelType w:val="hybridMultilevel"/>
-    <w:tmpl w:val="CB109CA2"/>
-    <w:lvl w:ilvl="0" w:tplc="7AC44CF0">
+    <w:tmpl w:val="A9D247B8"/>
+    <w:lvl w:ilvl="0" w:tplc="BF62859E">
       <w:start w:val="1"/>
       <w:numFmt w:val="decimal"/>
       <w:lvlText w:val="%1."/>
@@ -12787,151 +12807,151 @@
         <w:color w:val="A67C27"/>
       </w:rPr>
     </w:lvl>
-    <w:lvl w:ilvl="1" w:tplc="EC14763E">
+    <w:lvl w:ilvl="1" w:tplc="6ADCD0F8">
       <w:numFmt w:val="decimal"/>
       <w:lvlText w:val=""/>
       <w:lvlJc w:val="left"/>
     </w:lvl>
-    <w:lvl w:ilvl="2" w:tplc="BFCA1DB8">
+    <w:lvl w:ilvl="2" w:tplc="48229BD6">
       <w:numFmt w:val="decimal"/>
       <w:lvlText w:val=""/>
       <w:lvlJc w:val="left"/>
     </w:lvl>
-    <w:lvl w:ilvl="3" w:tplc="9DA09F32">
+    <w:lvl w:ilvl="3" w:tplc="0782548E">
       <w:numFmt w:val="decimal"/>
       <w:lvlText w:val=""/>
       <w:lvlJc w:val="left"/>
     </w:lvl>
-    <w:lvl w:ilvl="4" w:tplc="DF02CFB8">
+    <w:lvl w:ilvl="4" w:tplc="3A6822F6">
       <w:numFmt w:val="decimal"/>
       <w:lvlText w:val=""/>
       <w:lvlJc w:val="left"/>
     </w:lvl>
-    <w:lvl w:ilvl="5" w:tplc="4580A52A">
+    <w:lvl w:ilvl="5" w:tplc="8700AD7C">
       <w:numFmt w:val="decimal"/>
       <w:lvlText w:val=""/>
       <w:lvlJc w:val="left"/>
     </w:lvl>
-    <w:lvl w:ilvl="6" w:tplc="D5DA99C4">
+    <w:lvl w:ilvl="6" w:tplc="0D667C36">
       <w:numFmt w:val="decimal"/>
       <w:lvlText w:val=""/>
       <w:lvlJc w:val="left"/>
     </w:lvl>
-    <w:lvl w:ilvl="7" w:tplc="6B1CA9F6">
+    <w:lvl w:ilvl="7" w:tplc="A45CD99A">
       <w:numFmt w:val="decimal"/>
       <w:lvlText w:val=""/>
       <w:lvlJc w:val="left"/>
     </w:lvl>
-    <w:lvl w:ilvl="8" w:tplc="B2E48990">
+    <w:lvl w:ilvl="8" w:tplc="75829B08">
       <w:numFmt w:val="decimal"/>
       <w:lvlText w:val=""/>
       <w:lvlJc w:val="left"/>
     </w:lvl>
   </w:abstractNum>
-  <w:num w:numId="1" w16cid:durableId="1338730230">
+  <w:num w:numId="1" w16cid:durableId="1463620872">
+    <w:abstractNumId w:val="2"/>
+    <w:lvlOverride w:ilvl="0">
+      <w:startOverride w:val="1"/>
+    </w:lvlOverride>
+  </w:num>
+  <w:num w:numId="2" w16cid:durableId="125586837">
     <w:abstractNumId w:val="3"/>
     <w:lvlOverride w:ilvl="0">
       <w:startOverride w:val="1"/>
     </w:lvlOverride>
   </w:num>
-  <w:num w:numId="2" w16cid:durableId="846941467">
+  <w:num w:numId="3" w16cid:durableId="1263298442">
+    <w:abstractNumId w:val="16"/>
+    <w:lvlOverride w:ilvl="0">
+      <w:startOverride w:val="1"/>
+    </w:lvlOverride>
+  </w:num>
+  <w:num w:numId="4" w16cid:durableId="724531136">
+    <w:abstractNumId w:val="4"/>
+    <w:lvlOverride w:ilvl="0">
+      <w:startOverride w:val="1"/>
+    </w:lvlOverride>
+  </w:num>
+  <w:num w:numId="5" w16cid:durableId="1434742207">
+    <w:abstractNumId w:val="13"/>
+    <w:lvlOverride w:ilvl="0">
+      <w:startOverride w:val="1"/>
+    </w:lvlOverride>
+  </w:num>
+  <w:num w:numId="6" w16cid:durableId="471018402">
+    <w:abstractNumId w:val="12"/>
+    <w:lvlOverride w:ilvl="0">
+      <w:startOverride w:val="1"/>
+    </w:lvlOverride>
+  </w:num>
+  <w:num w:numId="7" w16cid:durableId="319625765">
+    <w:abstractNumId w:val="1"/>
+    <w:lvlOverride w:ilvl="0">
+      <w:startOverride w:val="1"/>
+    </w:lvlOverride>
+  </w:num>
+  <w:num w:numId="8" w16cid:durableId="1256666143">
+    <w:abstractNumId w:val="6"/>
+    <w:lvlOverride w:ilvl="0">
+      <w:startOverride w:val="1"/>
+    </w:lvlOverride>
+  </w:num>
+  <w:num w:numId="9" w16cid:durableId="1508903425">
+    <w:abstractNumId w:val="14"/>
+    <w:lvlOverride w:ilvl="0">
+      <w:startOverride w:val="1"/>
+    </w:lvlOverride>
+  </w:num>
+  <w:num w:numId="10" w16cid:durableId="915407162">
+    <w:abstractNumId w:val="10"/>
+    <w:lvlOverride w:ilvl="0">
+      <w:startOverride w:val="1"/>
+    </w:lvlOverride>
+  </w:num>
+  <w:num w:numId="11" w16cid:durableId="233667456">
+    <w:abstractNumId w:val="0"/>
+    <w:lvlOverride w:ilvl="0">
+      <w:startOverride w:val="1"/>
+    </w:lvlOverride>
+  </w:num>
+  <w:num w:numId="12" w16cid:durableId="1547181387">
+    <w:abstractNumId w:val="8"/>
+    <w:lvlOverride w:ilvl="0">
+      <w:startOverride w:val="1"/>
+    </w:lvlOverride>
+  </w:num>
+  <w:num w:numId="13" w16cid:durableId="735587273">
+    <w:abstractNumId w:val="5"/>
+    <w:lvlOverride w:ilvl="0">
+      <w:startOverride w:val="1"/>
+    </w:lvlOverride>
+  </w:num>
+  <w:num w:numId="14" w16cid:durableId="494613232">
+    <w:abstractNumId w:val="11"/>
+    <w:lvlOverride w:ilvl="0">
+      <w:startOverride w:val="1"/>
+    </w:lvlOverride>
+  </w:num>
+  <w:num w:numId="15" w16cid:durableId="1288779694">
+    <w:abstractNumId w:val="17"/>
+    <w:lvlOverride w:ilvl="0">
+      <w:startOverride w:val="1"/>
+    </w:lvlOverride>
+  </w:num>
+  <w:num w:numId="16" w16cid:durableId="1115176643">
     <w:abstractNumId w:val="15"/>
     <w:lvlOverride w:ilvl="0">
       <w:startOverride w:val="1"/>
     </w:lvlOverride>
   </w:num>
-  <w:num w:numId="3" w16cid:durableId="555773525">
-    <w:abstractNumId w:val="5"/>
-    <w:lvlOverride w:ilvl="0">
-      <w:startOverride w:val="1"/>
-    </w:lvlOverride>
-  </w:num>
-  <w:num w:numId="4" w16cid:durableId="479461728">
-    <w:abstractNumId w:val="12"/>
-    <w:lvlOverride w:ilvl="0">
-      <w:startOverride w:val="1"/>
-    </w:lvlOverride>
-  </w:num>
-  <w:num w:numId="5" w16cid:durableId="1572961327">
-    <w:abstractNumId w:val="11"/>
-    <w:lvlOverride w:ilvl="0">
-      <w:startOverride w:val="1"/>
-    </w:lvlOverride>
-  </w:num>
-  <w:num w:numId="6" w16cid:durableId="16276614">
-    <w:abstractNumId w:val="4"/>
-    <w:lvlOverride w:ilvl="0">
-      <w:startOverride w:val="1"/>
-    </w:lvlOverride>
-  </w:num>
-  <w:num w:numId="7" w16cid:durableId="310137180">
-    <w:abstractNumId w:val="7"/>
-    <w:lvlOverride w:ilvl="0">
-      <w:startOverride w:val="1"/>
-    </w:lvlOverride>
-  </w:num>
-  <w:num w:numId="8" w16cid:durableId="651253431">
+  <w:num w:numId="17" w16cid:durableId="1911384105">
     <w:abstractNumId w:val="9"/>
     <w:lvlOverride w:ilvl="0">
       <w:startOverride w:val="1"/>
     </w:lvlOverride>
   </w:num>
-  <w:num w:numId="9" w16cid:durableId="1955550196">
-    <w:abstractNumId w:val="2"/>
-    <w:lvlOverride w:ilvl="0">
-      <w:startOverride w:val="1"/>
-    </w:lvlOverride>
-  </w:num>
-  <w:num w:numId="10" w16cid:durableId="1296830486">
-    <w:abstractNumId w:val="0"/>
-    <w:lvlOverride w:ilvl="0">
-      <w:startOverride w:val="1"/>
-    </w:lvlOverride>
-  </w:num>
-  <w:num w:numId="11" w16cid:durableId="756293286">
-    <w:abstractNumId w:val="16"/>
-    <w:lvlOverride w:ilvl="0">
-      <w:startOverride w:val="1"/>
-    </w:lvlOverride>
-  </w:num>
-  <w:num w:numId="12" w16cid:durableId="1357584268">
-    <w:abstractNumId w:val="14"/>
-    <w:lvlOverride w:ilvl="0">
-      <w:startOverride w:val="1"/>
-    </w:lvlOverride>
-  </w:num>
-  <w:num w:numId="13" w16cid:durableId="1896815136">
-    <w:abstractNumId w:val="1"/>
-    <w:lvlOverride w:ilvl="0">
-      <w:startOverride w:val="1"/>
-    </w:lvlOverride>
-  </w:num>
-  <w:num w:numId="14" w16cid:durableId="1841582499">
-    <w:abstractNumId w:val="17"/>
-    <w:lvlOverride w:ilvl="0">
-      <w:startOverride w:val="1"/>
-    </w:lvlOverride>
-  </w:num>
-  <w:num w:numId="15" w16cid:durableId="345325661">
-    <w:abstractNumId w:val="10"/>
-    <w:lvlOverride w:ilvl="0">
-      <w:startOverride w:val="1"/>
-    </w:lvlOverride>
-  </w:num>
-  <w:num w:numId="16" w16cid:durableId="1242983820">
-    <w:abstractNumId w:val="13"/>
-    <w:lvlOverride w:ilvl="0">
-      <w:startOverride w:val="1"/>
-    </w:lvlOverride>
-  </w:num>
-  <w:num w:numId="17" w16cid:durableId="1195188817">
-    <w:abstractNumId w:val="6"/>
-    <w:lvlOverride w:ilvl="0">
-      <w:startOverride w:val="1"/>
-    </w:lvlOverride>
-  </w:num>
-  <w:num w:numId="18" w16cid:durableId="1389768506">
-    <w:abstractNumId w:val="8"/>
+  <w:num w:numId="18" w16cid:durableId="692539695">
+    <w:abstractNumId w:val="7"/>
     <w:lvlOverride w:ilvl="0">
       <w:startOverride w:val="1"/>
     </w:lvlOverride>
@@ -13556,7 +13576,7 @@
     <w:autoRedefine/>
     <w:uiPriority w:val="39"/>
     <w:unhideWhenUsed/>
-    <w:rsid w:val="00A856D9"/>
+    <w:rsid w:val="00CB1FEA"/>
     <w:pPr>
       <w:spacing w:after="100"/>
     </w:pPr>
@@ -13568,7 +13588,7 @@
     <w:autoRedefine/>
     <w:uiPriority w:val="39"/>
     <w:unhideWhenUsed/>
-    <w:rsid w:val="00A856D9"/>
+    <w:rsid w:val="00CB1FEA"/>
     <w:pPr>
       <w:spacing w:after="100"/>
       <w:ind w:left="210"/>

--- a/docs/manuals/Role_Guide_1_PI_Admin.docx
+++ b/docs/manuals/Role_Guide_1_PI_Admin.docx
@@ -69,7 +69,7 @@
           <w:left w:w="10" w:type="dxa"/>
           <w:right w:w="10" w:type="dxa"/>
         </w:tblCellMar>
-        <w:tblLook w:val="04A0" w:firstRow="1" w:lastRow="0" w:firstColumn="1" w:lastColumn="0" w:noHBand="0" w:noVBand="1"/>
+        <w:tblLook w:val="0000" w:firstRow="0" w:lastRow="0" w:firstColumn="0" w:lastColumn="0" w:noHBand="0" w:noVBand="0"/>
       </w:tblPr>
       <w:tblGrid>
         <w:gridCol w:w="2300"/>
@@ -538,7 +538,7 @@
     <w:sdt>
       <w:sdtPr>
         <w:alias w:val="Contents"/>
-        <w:id w:val="2114013536"/>
+        <w:id w:val="46811326"/>
       </w:sdtPr>
       <w:sdtEndPr/>
       <w:sdtContent>
@@ -567,7 +567,7 @@
           <w:r>
             <w:fldChar w:fldCharType="separate"/>
           </w:r>
-          <w:hyperlink w:anchor="_Toc240888705" w:history="1">
+          <w:hyperlink w:anchor="_Toc240916799" w:history="1">
             <w:r>
               <w:rPr>
                 <w:rStyle w:val="Hyperlink"/>
@@ -591,7 +591,7 @@
               <w:rPr>
                 <w:noProof/>
               </w:rPr>
-              <w:instrText xml:space="preserve"> PAGEREF _Toc240888705 \h </w:instrText>
+              <w:instrText xml:space="preserve"> PAGEREF _Toc240916799 \h </w:instrText>
             </w:r>
             <w:r>
               <w:rPr>
@@ -634,7 +634,7 @@
               <w14:ligatures w14:val="standardContextual"/>
             </w:rPr>
           </w:pPr>
-          <w:hyperlink w:anchor="_Toc240888706" w:history="1">
+          <w:hyperlink w:anchor="_Toc240916800" w:history="1">
             <w:r>
               <w:rPr>
                 <w:rStyle w:val="Hyperlink"/>
@@ -658,7 +658,7 @@
               <w:rPr>
                 <w:noProof/>
               </w:rPr>
-              <w:instrText xml:space="preserve"> PAGEREF _Toc240888706 \h </w:instrText>
+              <w:instrText xml:space="preserve"> PAGEREF _Toc240916800 \h </w:instrText>
             </w:r>
             <w:r>
               <w:rPr>
@@ -701,7 +701,7 @@
               <w14:ligatures w14:val="standardContextual"/>
             </w:rPr>
           </w:pPr>
-          <w:hyperlink w:anchor="_Toc240888707" w:history="1">
+          <w:hyperlink w:anchor="_Toc240916801" w:history="1">
             <w:r>
               <w:rPr>
                 <w:rStyle w:val="Hyperlink"/>
@@ -725,7 +725,7 @@
               <w:rPr>
                 <w:noProof/>
               </w:rPr>
-              <w:instrText xml:space="preserve"> PAGEREF _Toc240888707 \h </w:instrText>
+              <w:instrText xml:space="preserve"> PAGEREF _Toc240916801 \h </w:instrText>
             </w:r>
             <w:r>
               <w:rPr>
@@ -768,7 +768,7 @@
               <w14:ligatures w14:val="standardContextual"/>
             </w:rPr>
           </w:pPr>
-          <w:hyperlink w:anchor="_Toc240888708" w:history="1">
+          <w:hyperlink w:anchor="_Toc240916802" w:history="1">
             <w:r>
               <w:rPr>
                 <w:rStyle w:val="Hyperlink"/>
@@ -792,7 +792,7 @@
               <w:rPr>
                 <w:noProof/>
               </w:rPr>
-              <w:instrText xml:space="preserve"> PAGEREF _Toc240888708 \h </w:instrText>
+              <w:instrText xml:space="preserve"> PAGEREF _Toc240916802 \h </w:instrText>
             </w:r>
             <w:r>
               <w:rPr>
@@ -835,7 +835,7 @@
               <w14:ligatures w14:val="standardContextual"/>
             </w:rPr>
           </w:pPr>
-          <w:hyperlink w:anchor="_Toc240888709" w:history="1">
+          <w:hyperlink w:anchor="_Toc240916803" w:history="1">
             <w:r>
               <w:rPr>
                 <w:rStyle w:val="Hyperlink"/>
@@ -859,7 +859,7 @@
               <w:rPr>
                 <w:noProof/>
               </w:rPr>
-              <w:instrText xml:space="preserve"> PAGEREF _Toc240888709 \h </w:instrText>
+              <w:instrText xml:space="preserve"> PAGEREF _Toc240916803 \h </w:instrText>
             </w:r>
             <w:r>
               <w:rPr>
@@ -902,7 +902,7 @@
               <w14:ligatures w14:val="standardContextual"/>
             </w:rPr>
           </w:pPr>
-          <w:hyperlink w:anchor="_Toc240888710" w:history="1">
+          <w:hyperlink w:anchor="_Toc240916804" w:history="1">
             <w:r>
               <w:rPr>
                 <w:rStyle w:val="Hyperlink"/>
@@ -926,7 +926,7 @@
               <w:rPr>
                 <w:noProof/>
               </w:rPr>
-              <w:instrText xml:space="preserve"> PAGEREF _Toc240888710 \h </w:instrText>
+              <w:instrText xml:space="preserve"> PAGEREF _Toc240916804 \h </w:instrText>
             </w:r>
             <w:r>
               <w:rPr>
@@ -969,7 +969,7 @@
               <w14:ligatures w14:val="standardContextual"/>
             </w:rPr>
           </w:pPr>
-          <w:hyperlink w:anchor="_Toc240888711" w:history="1">
+          <w:hyperlink w:anchor="_Toc240916805" w:history="1">
             <w:r>
               <w:rPr>
                 <w:rStyle w:val="Hyperlink"/>
@@ -993,7 +993,7 @@
               <w:rPr>
                 <w:noProof/>
               </w:rPr>
-              <w:instrText xml:space="preserve"> PAGEREF _Toc240888711 \h </w:instrText>
+              <w:instrText xml:space="preserve"> PAGEREF _Toc240916805 \h </w:instrText>
             </w:r>
             <w:r>
               <w:rPr>
@@ -1036,7 +1036,7 @@
               <w14:ligatures w14:val="standardContextual"/>
             </w:rPr>
           </w:pPr>
-          <w:hyperlink w:anchor="_Toc240888712" w:history="1">
+          <w:hyperlink w:anchor="_Toc240916806" w:history="1">
             <w:r>
               <w:rPr>
                 <w:rStyle w:val="Hyperlink"/>
@@ -1060,7 +1060,7 @@
               <w:rPr>
                 <w:noProof/>
               </w:rPr>
-              <w:instrText xml:space="preserve"> PAGEREF _Toc240888712 \h </w:instrText>
+              <w:instrText xml:space="preserve"> PAGEREF _Toc240916806 \h </w:instrText>
             </w:r>
             <w:r>
               <w:rPr>
@@ -1103,7 +1103,7 @@
               <w14:ligatures w14:val="standardContextual"/>
             </w:rPr>
           </w:pPr>
-          <w:hyperlink w:anchor="_Toc240888713" w:history="1">
+          <w:hyperlink w:anchor="_Toc240916807" w:history="1">
             <w:r>
               <w:rPr>
                 <w:rStyle w:val="Hyperlink"/>
@@ -1127,7 +1127,7 @@
               <w:rPr>
                 <w:noProof/>
               </w:rPr>
-              <w:instrText xml:space="preserve"> PAGEREF _Toc240888713 \h </w:instrText>
+              <w:instrText xml:space="preserve"> PAGEREF _Toc240916807 \h </w:instrText>
             </w:r>
             <w:r>
               <w:rPr>
@@ -1170,7 +1170,7 @@
               <w14:ligatures w14:val="standardContextual"/>
             </w:rPr>
           </w:pPr>
-          <w:hyperlink w:anchor="_Toc240888714" w:history="1">
+          <w:hyperlink w:anchor="_Toc240916808" w:history="1">
             <w:r>
               <w:rPr>
                 <w:rStyle w:val="Hyperlink"/>
@@ -1194,7 +1194,7 @@
               <w:rPr>
                 <w:noProof/>
               </w:rPr>
-              <w:instrText xml:space="preserve"> PAGEREF _Toc240888714 \h </w:instrText>
+              <w:instrText xml:space="preserve"> PAGEREF _Toc240916808 \h </w:instrText>
             </w:r>
             <w:r>
               <w:rPr>
@@ -1237,7 +1237,7 @@
               <w14:ligatures w14:val="standardContextual"/>
             </w:rPr>
           </w:pPr>
-          <w:hyperlink w:anchor="_Toc240888715" w:history="1">
+          <w:hyperlink w:anchor="_Toc240916809" w:history="1">
             <w:r>
               <w:rPr>
                 <w:rStyle w:val="Hyperlink"/>
@@ -1261,7 +1261,7 @@
               <w:rPr>
                 <w:noProof/>
               </w:rPr>
-              <w:instrText xml:space="preserve"> PAGEREF _Toc240888715 \h </w:instrText>
+              <w:instrText xml:space="preserve"> PAGEREF _Toc240916809 \h </w:instrText>
             </w:r>
             <w:r>
               <w:rPr>
@@ -1304,7 +1304,7 @@
               <w14:ligatures w14:val="standardContextual"/>
             </w:rPr>
           </w:pPr>
-          <w:hyperlink w:anchor="_Toc240888716" w:history="1">
+          <w:hyperlink w:anchor="_Toc240916810" w:history="1">
             <w:r>
               <w:rPr>
                 <w:rStyle w:val="Hyperlink"/>
@@ -1328,7 +1328,7 @@
               <w:rPr>
                 <w:noProof/>
               </w:rPr>
-              <w:instrText xml:space="preserve"> PAGEREF _Toc240888716 \h </w:instrText>
+              <w:instrText xml:space="preserve"> PAGEREF _Toc240916810 \h </w:instrText>
             </w:r>
             <w:r>
               <w:rPr>
@@ -1371,7 +1371,7 @@
               <w14:ligatures w14:val="standardContextual"/>
             </w:rPr>
           </w:pPr>
-          <w:hyperlink w:anchor="_Toc240888717" w:history="1">
+          <w:hyperlink w:anchor="_Toc240916811" w:history="1">
             <w:r>
               <w:rPr>
                 <w:rStyle w:val="Hyperlink"/>
@@ -1395,7 +1395,7 @@
               <w:rPr>
                 <w:noProof/>
               </w:rPr>
-              <w:instrText xml:space="preserve"> PAGEREF _Toc240888717 \h </w:instrText>
+              <w:instrText xml:space="preserve"> PAGEREF _Toc240916811 \h </w:instrText>
             </w:r>
             <w:r>
               <w:rPr>
@@ -1438,7 +1438,7 @@
               <w14:ligatures w14:val="standardContextual"/>
             </w:rPr>
           </w:pPr>
-          <w:hyperlink w:anchor="_Toc240888718" w:history="1">
+          <w:hyperlink w:anchor="_Toc240916812" w:history="1">
             <w:r>
               <w:rPr>
                 <w:rStyle w:val="Hyperlink"/>
@@ -1462,7 +1462,7 @@
               <w:rPr>
                 <w:noProof/>
               </w:rPr>
-              <w:instrText xml:space="preserve"> PAGEREF _Toc240888718 \h </w:instrText>
+              <w:instrText xml:space="preserve"> PAGEREF _Toc240916812 \h </w:instrText>
             </w:r>
             <w:r>
               <w:rPr>
@@ -1505,7 +1505,7 @@
               <w14:ligatures w14:val="standardContextual"/>
             </w:rPr>
           </w:pPr>
-          <w:hyperlink w:anchor="_Toc240888719" w:history="1">
+          <w:hyperlink w:anchor="_Toc240916813" w:history="1">
             <w:r>
               <w:rPr>
                 <w:rStyle w:val="Hyperlink"/>
@@ -1529,7 +1529,7 @@
               <w:rPr>
                 <w:noProof/>
               </w:rPr>
-              <w:instrText xml:space="preserve"> PAGEREF _Toc240888719 \h </w:instrText>
+              <w:instrText xml:space="preserve"> PAGEREF _Toc240916813 \h </w:instrText>
             </w:r>
             <w:r>
               <w:rPr>
@@ -1572,7 +1572,7 @@
               <w14:ligatures w14:val="standardContextual"/>
             </w:rPr>
           </w:pPr>
-          <w:hyperlink w:anchor="_Toc240888720" w:history="1">
+          <w:hyperlink w:anchor="_Toc240916814" w:history="1">
             <w:r>
               <w:rPr>
                 <w:rStyle w:val="Hyperlink"/>
@@ -1596,7 +1596,7 @@
               <w:rPr>
                 <w:noProof/>
               </w:rPr>
-              <w:instrText xml:space="preserve"> PAGEREF _Toc240888720 \h </w:instrText>
+              <w:instrText xml:space="preserve"> PAGEREF _Toc240916814 \h </w:instrText>
             </w:r>
             <w:r>
               <w:rPr>
@@ -1639,7 +1639,7 @@
               <w14:ligatures w14:val="standardContextual"/>
             </w:rPr>
           </w:pPr>
-          <w:hyperlink w:anchor="_Toc240888721" w:history="1">
+          <w:hyperlink w:anchor="_Toc240916815" w:history="1">
             <w:r>
               <w:rPr>
                 <w:rStyle w:val="Hyperlink"/>
@@ -1663,7 +1663,7 @@
               <w:rPr>
                 <w:noProof/>
               </w:rPr>
-              <w:instrText xml:space="preserve"> PAGEREF _Toc240888721 \h </w:instrText>
+              <w:instrText xml:space="preserve"> PAGEREF _Toc240916815 \h </w:instrText>
             </w:r>
             <w:r>
               <w:rPr>
@@ -1706,7 +1706,7 @@
               <w14:ligatures w14:val="standardContextual"/>
             </w:rPr>
           </w:pPr>
-          <w:hyperlink w:anchor="_Toc240888722" w:history="1">
+          <w:hyperlink w:anchor="_Toc240916816" w:history="1">
             <w:r>
               <w:rPr>
                 <w:rStyle w:val="Hyperlink"/>
@@ -1730,7 +1730,7 @@
               <w:rPr>
                 <w:noProof/>
               </w:rPr>
-              <w:instrText xml:space="preserve"> PAGEREF _Toc240888722 \h </w:instrText>
+              <w:instrText xml:space="preserve"> PAGEREF _Toc240916816 \h </w:instrText>
             </w:r>
             <w:r>
               <w:rPr>
@@ -1773,7 +1773,7 @@
               <w14:ligatures w14:val="standardContextual"/>
             </w:rPr>
           </w:pPr>
-          <w:hyperlink w:anchor="_Toc240888723" w:history="1">
+          <w:hyperlink w:anchor="_Toc240916817" w:history="1">
             <w:r>
               <w:rPr>
                 <w:rStyle w:val="Hyperlink"/>
@@ -1797,7 +1797,7 @@
               <w:rPr>
                 <w:noProof/>
               </w:rPr>
-              <w:instrText xml:space="preserve"> PAGEREF _Toc240888723 \h </w:instrText>
+              <w:instrText xml:space="preserve"> PAGEREF _Toc240916817 \h </w:instrText>
             </w:r>
             <w:r>
               <w:rPr>
@@ -1840,7 +1840,7 @@
               <w14:ligatures w14:val="standardContextual"/>
             </w:rPr>
           </w:pPr>
-          <w:hyperlink w:anchor="_Toc240888724" w:history="1">
+          <w:hyperlink w:anchor="_Toc240916818" w:history="1">
             <w:r>
               <w:rPr>
                 <w:rStyle w:val="Hyperlink"/>
@@ -1864,7 +1864,7 @@
               <w:rPr>
                 <w:noProof/>
               </w:rPr>
-              <w:instrText xml:space="preserve"> PAGEREF _Toc240888724 \h </w:instrText>
+              <w:instrText xml:space="preserve"> PAGEREF _Toc240916818 \h </w:instrText>
             </w:r>
             <w:r>
               <w:rPr>
@@ -1907,7 +1907,7 @@
               <w14:ligatures w14:val="standardContextual"/>
             </w:rPr>
           </w:pPr>
-          <w:hyperlink w:anchor="_Toc240888725" w:history="1">
+          <w:hyperlink w:anchor="_Toc240916819" w:history="1">
             <w:r>
               <w:rPr>
                 <w:rStyle w:val="Hyperlink"/>
@@ -1931,7 +1931,7 @@
               <w:rPr>
                 <w:noProof/>
               </w:rPr>
-              <w:instrText xml:space="preserve"> PAGEREF _Toc240888725 \h </w:instrText>
+              <w:instrText xml:space="preserve"> PAGEREF _Toc240916819 \h </w:instrText>
             </w:r>
             <w:r>
               <w:rPr>
@@ -1974,7 +1974,7 @@
               <w14:ligatures w14:val="standardContextual"/>
             </w:rPr>
           </w:pPr>
-          <w:hyperlink w:anchor="_Toc240888726" w:history="1">
+          <w:hyperlink w:anchor="_Toc240916820" w:history="1">
             <w:r>
               <w:rPr>
                 <w:rStyle w:val="Hyperlink"/>
@@ -1998,7 +1998,7 @@
               <w:rPr>
                 <w:noProof/>
               </w:rPr>
-              <w:instrText xml:space="preserve"> PAGEREF _Toc240888726 \h </w:instrText>
+              <w:instrText xml:space="preserve"> PAGEREF _Toc240916820 \h </w:instrText>
             </w:r>
             <w:r>
               <w:rPr>
@@ -2041,7 +2041,7 @@
               <w14:ligatures w14:val="standardContextual"/>
             </w:rPr>
           </w:pPr>
-          <w:hyperlink w:anchor="_Toc240888727" w:history="1">
+          <w:hyperlink w:anchor="_Toc240916821" w:history="1">
             <w:r>
               <w:rPr>
                 <w:rStyle w:val="Hyperlink"/>
@@ -2065,7 +2065,7 @@
               <w:rPr>
                 <w:noProof/>
               </w:rPr>
-              <w:instrText xml:space="preserve"> PAGEREF _Toc240888727 \h </w:instrText>
+              <w:instrText xml:space="preserve"> PAGEREF _Toc240916821 \h </w:instrText>
             </w:r>
             <w:r>
               <w:rPr>
@@ -2108,7 +2108,7 @@
               <w14:ligatures w14:val="standardContextual"/>
             </w:rPr>
           </w:pPr>
-          <w:hyperlink w:anchor="_Toc240888728" w:history="1">
+          <w:hyperlink w:anchor="_Toc240916822" w:history="1">
             <w:r>
               <w:rPr>
                 <w:rStyle w:val="Hyperlink"/>
@@ -2132,7 +2132,7 @@
               <w:rPr>
                 <w:noProof/>
               </w:rPr>
-              <w:instrText xml:space="preserve"> PAGEREF _Toc240888728 \h </w:instrText>
+              <w:instrText xml:space="preserve"> PAGEREF _Toc240916822 \h </w:instrText>
             </w:r>
             <w:r>
               <w:rPr>
@@ -2175,7 +2175,7 @@
               <w14:ligatures w14:val="standardContextual"/>
             </w:rPr>
           </w:pPr>
-          <w:hyperlink w:anchor="_Toc240888729" w:history="1">
+          <w:hyperlink w:anchor="_Toc240916823" w:history="1">
             <w:r>
               <w:rPr>
                 <w:rStyle w:val="Hyperlink"/>
@@ -2199,7 +2199,7 @@
               <w:rPr>
                 <w:noProof/>
               </w:rPr>
-              <w:instrText xml:space="preserve"> PAGEREF _Toc240888729 \h </w:instrText>
+              <w:instrText xml:space="preserve"> PAGEREF _Toc240916823 \h </w:instrText>
             </w:r>
             <w:r>
               <w:rPr>
@@ -2242,7 +2242,7 @@
               <w14:ligatures w14:val="standardContextual"/>
             </w:rPr>
           </w:pPr>
-          <w:hyperlink w:anchor="_Toc240888730" w:history="1">
+          <w:hyperlink w:anchor="_Toc240916824" w:history="1">
             <w:r>
               <w:rPr>
                 <w:rStyle w:val="Hyperlink"/>
@@ -2266,7 +2266,7 @@
               <w:rPr>
                 <w:noProof/>
               </w:rPr>
-              <w:instrText xml:space="preserve"> PAGEREF _Toc240888730 \h </w:instrText>
+              <w:instrText xml:space="preserve"> PAGEREF _Toc240916824 \h </w:instrText>
             </w:r>
             <w:r>
               <w:rPr>
@@ -2309,7 +2309,7 @@
               <w14:ligatures w14:val="standardContextual"/>
             </w:rPr>
           </w:pPr>
-          <w:hyperlink w:anchor="_Toc240888731" w:history="1">
+          <w:hyperlink w:anchor="_Toc240916825" w:history="1">
             <w:r>
               <w:rPr>
                 <w:rStyle w:val="Hyperlink"/>
@@ -2333,7 +2333,7 @@
               <w:rPr>
                 <w:noProof/>
               </w:rPr>
-              <w:instrText xml:space="preserve"> PAGEREF _Toc240888731 \h </w:instrText>
+              <w:instrText xml:space="preserve"> PAGEREF _Toc240916825 \h </w:instrText>
             </w:r>
             <w:r>
               <w:rPr>
@@ -2376,7 +2376,7 @@
               <w14:ligatures w14:val="standardContextual"/>
             </w:rPr>
           </w:pPr>
-          <w:hyperlink w:anchor="_Toc240888732" w:history="1">
+          <w:hyperlink w:anchor="_Toc240916826" w:history="1">
             <w:r>
               <w:rPr>
                 <w:rStyle w:val="Hyperlink"/>
@@ -2400,7 +2400,7 @@
               <w:rPr>
                 <w:noProof/>
               </w:rPr>
-              <w:instrText xml:space="preserve"> PAGEREF _Toc240888732 \h </w:instrText>
+              <w:instrText xml:space="preserve"> PAGEREF _Toc240916826 \h </w:instrText>
             </w:r>
             <w:r>
               <w:rPr>
@@ -2443,7 +2443,7 @@
               <w14:ligatures w14:val="standardContextual"/>
             </w:rPr>
           </w:pPr>
-          <w:hyperlink w:anchor="_Toc240888733" w:history="1">
+          <w:hyperlink w:anchor="_Toc240916827" w:history="1">
             <w:r>
               <w:rPr>
                 <w:rStyle w:val="Hyperlink"/>
@@ -2467,7 +2467,7 @@
               <w:rPr>
                 <w:noProof/>
               </w:rPr>
-              <w:instrText xml:space="preserve"> PAGEREF _Toc240888733 \h </w:instrText>
+              <w:instrText xml:space="preserve"> PAGEREF _Toc240916827 \h </w:instrText>
             </w:r>
             <w:r>
               <w:rPr>
@@ -2510,7 +2510,7 @@
               <w14:ligatures w14:val="standardContextual"/>
             </w:rPr>
           </w:pPr>
-          <w:hyperlink w:anchor="_Toc240888734" w:history="1">
+          <w:hyperlink w:anchor="_Toc240916828" w:history="1">
             <w:r>
               <w:rPr>
                 <w:rStyle w:val="Hyperlink"/>
@@ -2534,7 +2534,7 @@
               <w:rPr>
                 <w:noProof/>
               </w:rPr>
-              <w:instrText xml:space="preserve"> PAGEREF _Toc240888734 \h </w:instrText>
+              <w:instrText xml:space="preserve"> PAGEREF _Toc240916828 \h </w:instrText>
             </w:r>
             <w:r>
               <w:rPr>
@@ -2577,7 +2577,7 @@
               <w14:ligatures w14:val="standardContextual"/>
             </w:rPr>
           </w:pPr>
-          <w:hyperlink w:anchor="_Toc240888735" w:history="1">
+          <w:hyperlink w:anchor="_Toc240916829" w:history="1">
             <w:r>
               <w:rPr>
                 <w:rStyle w:val="Hyperlink"/>
@@ -2601,7 +2601,7 @@
               <w:rPr>
                 <w:noProof/>
               </w:rPr>
-              <w:instrText xml:space="preserve"> PAGEREF _Toc240888735 \h </w:instrText>
+              <w:instrText xml:space="preserve"> PAGEREF _Toc240916829 \h </w:instrText>
             </w:r>
             <w:r>
               <w:rPr>
@@ -2644,7 +2644,7 @@
               <w14:ligatures w14:val="standardContextual"/>
             </w:rPr>
           </w:pPr>
-          <w:hyperlink w:anchor="_Toc240888736" w:history="1">
+          <w:hyperlink w:anchor="_Toc240916830" w:history="1">
             <w:r>
               <w:rPr>
                 <w:rStyle w:val="Hyperlink"/>
@@ -2668,7 +2668,7 @@
               <w:rPr>
                 <w:noProof/>
               </w:rPr>
-              <w:instrText xml:space="preserve"> PAGEREF _Toc240888736 \h </w:instrText>
+              <w:instrText xml:space="preserve"> PAGEREF _Toc240916830 \h </w:instrText>
             </w:r>
             <w:r>
               <w:rPr>
@@ -2711,7 +2711,7 @@
               <w14:ligatures w14:val="standardContextual"/>
             </w:rPr>
           </w:pPr>
-          <w:hyperlink w:anchor="_Toc240888737" w:history="1">
+          <w:hyperlink w:anchor="_Toc240916831" w:history="1">
             <w:r>
               <w:rPr>
                 <w:rStyle w:val="Hyperlink"/>
@@ -2735,7 +2735,7 @@
               <w:rPr>
                 <w:noProof/>
               </w:rPr>
-              <w:instrText xml:space="preserve"> PAGEREF _Toc240888737 \h </w:instrText>
+              <w:instrText xml:space="preserve"> PAGEREF _Toc240916831 \h </w:instrText>
             </w:r>
             <w:r>
               <w:rPr>
@@ -2778,7 +2778,7 @@
               <w14:ligatures w14:val="standardContextual"/>
             </w:rPr>
           </w:pPr>
-          <w:hyperlink w:anchor="_Toc240888738" w:history="1">
+          <w:hyperlink w:anchor="_Toc240916832" w:history="1">
             <w:r>
               <w:rPr>
                 <w:rStyle w:val="Hyperlink"/>
@@ -2802,7 +2802,7 @@
               <w:rPr>
                 <w:noProof/>
               </w:rPr>
-              <w:instrText xml:space="preserve"> PAGEREF _Toc240888738 \h </w:instrText>
+              <w:instrText xml:space="preserve"> PAGEREF _Toc240916832 \h </w:instrText>
             </w:r>
             <w:r>
               <w:rPr>
@@ -2845,7 +2845,7 @@
               <w14:ligatures w14:val="standardContextual"/>
             </w:rPr>
           </w:pPr>
-          <w:hyperlink w:anchor="_Toc240888739" w:history="1">
+          <w:hyperlink w:anchor="_Toc240916833" w:history="1">
             <w:r>
               <w:rPr>
                 <w:rStyle w:val="Hyperlink"/>
@@ -2869,7 +2869,7 @@
               <w:rPr>
                 <w:noProof/>
               </w:rPr>
-              <w:instrText xml:space="preserve"> PAGEREF _Toc240888739 \h </w:instrText>
+              <w:instrText xml:space="preserve"> PAGEREF _Toc240916833 \h </w:instrText>
             </w:r>
             <w:r>
               <w:rPr>
@@ -2912,7 +2912,7 @@
               <w14:ligatures w14:val="standardContextual"/>
             </w:rPr>
           </w:pPr>
-          <w:hyperlink w:anchor="_Toc240888740" w:history="1">
+          <w:hyperlink w:anchor="_Toc240916834" w:history="1">
             <w:r>
               <w:rPr>
                 <w:rStyle w:val="Hyperlink"/>
@@ -2936,7 +2936,7 @@
               <w:rPr>
                 <w:noProof/>
               </w:rPr>
-              <w:instrText xml:space="preserve"> PAGEREF _Toc240888740 \h </w:instrText>
+              <w:instrText xml:space="preserve"> PAGEREF _Toc240916834 \h </w:instrText>
             </w:r>
             <w:r>
               <w:rPr>
@@ -2979,7 +2979,7 @@
               <w14:ligatures w14:val="standardContextual"/>
             </w:rPr>
           </w:pPr>
-          <w:hyperlink w:anchor="_Toc240888741" w:history="1">
+          <w:hyperlink w:anchor="_Toc240916835" w:history="1">
             <w:r>
               <w:rPr>
                 <w:rStyle w:val="Hyperlink"/>
@@ -3003,7 +3003,7 @@
               <w:rPr>
                 <w:noProof/>
               </w:rPr>
-              <w:instrText xml:space="preserve"> PAGEREF _Toc240888741 \h </w:instrText>
+              <w:instrText xml:space="preserve"> PAGEREF _Toc240916835 \h </w:instrText>
             </w:r>
             <w:r>
               <w:rPr>
@@ -3046,7 +3046,7 @@
               <w14:ligatures w14:val="standardContextual"/>
             </w:rPr>
           </w:pPr>
-          <w:hyperlink w:anchor="_Toc240888742" w:history="1">
+          <w:hyperlink w:anchor="_Toc240916836" w:history="1">
             <w:r>
               <w:rPr>
                 <w:rStyle w:val="Hyperlink"/>
@@ -3070,7 +3070,7 @@
               <w:rPr>
                 <w:noProof/>
               </w:rPr>
-              <w:instrText xml:space="preserve"> PAGEREF _Toc240888742 \h </w:instrText>
+              <w:instrText xml:space="preserve"> PAGEREF _Toc240916836 \h </w:instrText>
             </w:r>
             <w:r>
               <w:rPr>
@@ -3113,7 +3113,7 @@
               <w14:ligatures w14:val="standardContextual"/>
             </w:rPr>
           </w:pPr>
-          <w:hyperlink w:anchor="_Toc240888743" w:history="1">
+          <w:hyperlink w:anchor="_Toc240916837" w:history="1">
             <w:r>
               <w:rPr>
                 <w:rStyle w:val="Hyperlink"/>
@@ -3137,7 +3137,7 @@
               <w:rPr>
                 <w:noProof/>
               </w:rPr>
-              <w:instrText xml:space="preserve"> PAGEREF _Toc240888743 \h </w:instrText>
+              <w:instrText xml:space="preserve"> PAGEREF _Toc240916837 \h </w:instrText>
             </w:r>
             <w:r>
               <w:rPr>
@@ -3180,7 +3180,7 @@
               <w14:ligatures w14:val="standardContextual"/>
             </w:rPr>
           </w:pPr>
-          <w:hyperlink w:anchor="_Toc240888744" w:history="1">
+          <w:hyperlink w:anchor="_Toc240916838" w:history="1">
             <w:r>
               <w:rPr>
                 <w:rStyle w:val="Hyperlink"/>
@@ -3204,7 +3204,7 @@
               <w:rPr>
                 <w:noProof/>
               </w:rPr>
-              <w:instrText xml:space="preserve"> PAGEREF _Toc240888744 \h </w:instrText>
+              <w:instrText xml:space="preserve"> PAGEREF _Toc240916838 \h </w:instrText>
             </w:r>
             <w:r>
               <w:rPr>
@@ -3247,7 +3247,7 @@
               <w14:ligatures w14:val="standardContextual"/>
             </w:rPr>
           </w:pPr>
-          <w:hyperlink w:anchor="_Toc240888745" w:history="1">
+          <w:hyperlink w:anchor="_Toc240916839" w:history="1">
             <w:r>
               <w:rPr>
                 <w:rStyle w:val="Hyperlink"/>
@@ -3271,7 +3271,7 @@
               <w:rPr>
                 <w:noProof/>
               </w:rPr>
-              <w:instrText xml:space="preserve"> PAGEREF _Toc240888745 \h </w:instrText>
+              <w:instrText xml:space="preserve"> PAGEREF _Toc240916839 \h </w:instrText>
             </w:r>
             <w:r>
               <w:rPr>
@@ -3314,7 +3314,7 @@
               <w14:ligatures w14:val="standardContextual"/>
             </w:rPr>
           </w:pPr>
-          <w:hyperlink w:anchor="_Toc240888746" w:history="1">
+          <w:hyperlink w:anchor="_Toc240916840" w:history="1">
             <w:r>
               <w:rPr>
                 <w:rStyle w:val="Hyperlink"/>
@@ -3338,7 +3338,7 @@
               <w:rPr>
                 <w:noProof/>
               </w:rPr>
-              <w:instrText xml:space="preserve"> PAGEREF _Toc240888746 \h </w:instrText>
+              <w:instrText xml:space="preserve"> PAGEREF _Toc240916840 \h </w:instrText>
             </w:r>
             <w:r>
               <w:rPr>
@@ -3381,7 +3381,7 @@
               <w14:ligatures w14:val="standardContextual"/>
             </w:rPr>
           </w:pPr>
-          <w:hyperlink w:anchor="_Toc240888747" w:history="1">
+          <w:hyperlink w:anchor="_Toc240916841" w:history="1">
             <w:r>
               <w:rPr>
                 <w:rStyle w:val="Hyperlink"/>
@@ -3405,7 +3405,7 @@
               <w:rPr>
                 <w:noProof/>
               </w:rPr>
-              <w:instrText xml:space="preserve"> PAGEREF _Toc240888747 \h </w:instrText>
+              <w:instrText xml:space="preserve"> PAGEREF _Toc240916841 \h </w:instrText>
             </w:r>
             <w:r>
               <w:rPr>
@@ -3448,7 +3448,7 @@
               <w14:ligatures w14:val="standardContextual"/>
             </w:rPr>
           </w:pPr>
-          <w:hyperlink w:anchor="_Toc240888748" w:history="1">
+          <w:hyperlink w:anchor="_Toc240916842" w:history="1">
             <w:r>
               <w:rPr>
                 <w:rStyle w:val="Hyperlink"/>
@@ -3472,7 +3472,7 @@
               <w:rPr>
                 <w:noProof/>
               </w:rPr>
-              <w:instrText xml:space="preserve"> PAGEREF _Toc240888748 \h </w:instrText>
+              <w:instrText xml:space="preserve"> PAGEREF _Toc240916842 \h </w:instrText>
             </w:r>
             <w:r>
               <w:rPr>
@@ -3515,7 +3515,7 @@
               <w14:ligatures w14:val="standardContextual"/>
             </w:rPr>
           </w:pPr>
-          <w:hyperlink w:anchor="_Toc240888749" w:history="1">
+          <w:hyperlink w:anchor="_Toc240916843" w:history="1">
             <w:r>
               <w:rPr>
                 <w:rStyle w:val="Hyperlink"/>
@@ -3539,7 +3539,7 @@
               <w:rPr>
                 <w:noProof/>
               </w:rPr>
-              <w:instrText xml:space="preserve"> PAGEREF _Toc240888749 \h </w:instrText>
+              <w:instrText xml:space="preserve"> PAGEREF _Toc240916843 \h </w:instrText>
             </w:r>
             <w:r>
               <w:rPr>
@@ -3582,7 +3582,7 @@
               <w14:ligatures w14:val="standardContextual"/>
             </w:rPr>
           </w:pPr>
-          <w:hyperlink w:anchor="_Toc240888750" w:history="1">
+          <w:hyperlink w:anchor="_Toc240916844" w:history="1">
             <w:r>
               <w:rPr>
                 <w:rStyle w:val="Hyperlink"/>
@@ -3606,7 +3606,7 @@
               <w:rPr>
                 <w:noProof/>
               </w:rPr>
-              <w:instrText xml:space="preserve"> PAGEREF _Toc240888750 \h </w:instrText>
+              <w:instrText xml:space="preserve"> PAGEREF _Toc240916844 \h </w:instrText>
             </w:r>
             <w:r>
               <w:rPr>
@@ -3649,7 +3649,7 @@
               <w14:ligatures w14:val="standardContextual"/>
             </w:rPr>
           </w:pPr>
-          <w:hyperlink w:anchor="_Toc240888751" w:history="1">
+          <w:hyperlink w:anchor="_Toc240916845" w:history="1">
             <w:r>
               <w:rPr>
                 <w:rStyle w:val="Hyperlink"/>
@@ -3673,7 +3673,7 @@
               <w:rPr>
                 <w:noProof/>
               </w:rPr>
-              <w:instrText xml:space="preserve"> PAGEREF _Toc240888751 \h </w:instrText>
+              <w:instrText xml:space="preserve"> PAGEREF _Toc240916845 \h </w:instrText>
             </w:r>
             <w:r>
               <w:rPr>
@@ -3716,7 +3716,7 @@
               <w14:ligatures w14:val="standardContextual"/>
             </w:rPr>
           </w:pPr>
-          <w:hyperlink w:anchor="_Toc240888752" w:history="1">
+          <w:hyperlink w:anchor="_Toc240916846" w:history="1">
             <w:r>
               <w:rPr>
                 <w:rStyle w:val="Hyperlink"/>
@@ -3740,7 +3740,7 @@
               <w:rPr>
                 <w:noProof/>
               </w:rPr>
-              <w:instrText xml:space="preserve"> PAGEREF _Toc240888752 \h </w:instrText>
+              <w:instrText xml:space="preserve"> PAGEREF _Toc240916846 \h </w:instrText>
             </w:r>
             <w:r>
               <w:rPr>
@@ -3783,7 +3783,7 @@
               <w14:ligatures w14:val="standardContextual"/>
             </w:rPr>
           </w:pPr>
-          <w:hyperlink w:anchor="_Toc240888753" w:history="1">
+          <w:hyperlink w:anchor="_Toc240916847" w:history="1">
             <w:r>
               <w:rPr>
                 <w:rStyle w:val="Hyperlink"/>
@@ -3807,7 +3807,7 @@
               <w:rPr>
                 <w:noProof/>
               </w:rPr>
-              <w:instrText xml:space="preserve"> PAGEREF _Toc240888753 \h </w:instrText>
+              <w:instrText xml:space="preserve"> PAGEREF _Toc240916847 \h </w:instrText>
             </w:r>
             <w:r>
               <w:rPr>
@@ -3850,7 +3850,7 @@
               <w14:ligatures w14:val="standardContextual"/>
             </w:rPr>
           </w:pPr>
-          <w:hyperlink w:anchor="_Toc240888754" w:history="1">
+          <w:hyperlink w:anchor="_Toc240916848" w:history="1">
             <w:r>
               <w:rPr>
                 <w:rStyle w:val="Hyperlink"/>
@@ -3874,7 +3874,7 @@
               <w:rPr>
                 <w:noProof/>
               </w:rPr>
-              <w:instrText xml:space="preserve"> PAGEREF _Toc240888754 \h </w:instrText>
+              <w:instrText xml:space="preserve"> PAGEREF _Toc240916848 \h </w:instrText>
             </w:r>
             <w:r>
               <w:rPr>
@@ -3917,7 +3917,7 @@
               <w14:ligatures w14:val="standardContextual"/>
             </w:rPr>
           </w:pPr>
-          <w:hyperlink w:anchor="_Toc240888755" w:history="1">
+          <w:hyperlink w:anchor="_Toc240916849" w:history="1">
             <w:r>
               <w:rPr>
                 <w:rStyle w:val="Hyperlink"/>
@@ -3941,7 +3941,7 @@
               <w:rPr>
                 <w:noProof/>
               </w:rPr>
-              <w:instrText xml:space="preserve"> PAGEREF _Toc240888755 \h </w:instrText>
+              <w:instrText xml:space="preserve"> PAGEREF _Toc240916849 \h </w:instrText>
             </w:r>
             <w:r>
               <w:rPr>
@@ -3984,7 +3984,7 @@
               <w14:ligatures w14:val="standardContextual"/>
             </w:rPr>
           </w:pPr>
-          <w:hyperlink w:anchor="_Toc240888756" w:history="1">
+          <w:hyperlink w:anchor="_Toc240916850" w:history="1">
             <w:r>
               <w:rPr>
                 <w:rStyle w:val="Hyperlink"/>
@@ -4008,7 +4008,7 @@
               <w:rPr>
                 <w:noProof/>
               </w:rPr>
-              <w:instrText xml:space="preserve"> PAGEREF _Toc240888756 \h </w:instrText>
+              <w:instrText xml:space="preserve"> PAGEREF _Toc240916850 \h </w:instrText>
             </w:r>
             <w:r>
               <w:rPr>
@@ -4051,7 +4051,7 @@
               <w14:ligatures w14:val="standardContextual"/>
             </w:rPr>
           </w:pPr>
-          <w:hyperlink w:anchor="_Toc240888757" w:history="1">
+          <w:hyperlink w:anchor="_Toc240916851" w:history="1">
             <w:r>
               <w:rPr>
                 <w:rStyle w:val="Hyperlink"/>
@@ -4075,7 +4075,7 @@
               <w:rPr>
                 <w:noProof/>
               </w:rPr>
-              <w:instrText xml:space="preserve"> PAGEREF _Toc240888757 \h </w:instrText>
+              <w:instrText xml:space="preserve"> PAGEREF _Toc240916851 \h </w:instrText>
             </w:r>
             <w:r>
               <w:rPr>
@@ -4118,7 +4118,7 @@
               <w14:ligatures w14:val="standardContextual"/>
             </w:rPr>
           </w:pPr>
-          <w:hyperlink w:anchor="_Toc240888758" w:history="1">
+          <w:hyperlink w:anchor="_Toc240916852" w:history="1">
             <w:r>
               <w:rPr>
                 <w:rStyle w:val="Hyperlink"/>
@@ -4142,7 +4142,7 @@
               <w:rPr>
                 <w:noProof/>
               </w:rPr>
-              <w:instrText xml:space="preserve"> PAGEREF _Toc240888758 \h </w:instrText>
+              <w:instrText xml:space="preserve"> PAGEREF _Toc240916852 \h </w:instrText>
             </w:r>
             <w:r>
               <w:rPr>
@@ -4185,7 +4185,7 @@
               <w14:ligatures w14:val="standardContextual"/>
             </w:rPr>
           </w:pPr>
-          <w:hyperlink w:anchor="_Toc240888759" w:history="1">
+          <w:hyperlink w:anchor="_Toc240916853" w:history="1">
             <w:r>
               <w:rPr>
                 <w:rStyle w:val="Hyperlink"/>
@@ -4209,7 +4209,7 @@
               <w:rPr>
                 <w:noProof/>
               </w:rPr>
-              <w:instrText xml:space="preserve"> PAGEREF _Toc240888759 \h </w:instrText>
+              <w:instrText xml:space="preserve"> PAGEREF _Toc240916853 \h </w:instrText>
             </w:r>
             <w:r>
               <w:rPr>
@@ -4252,7 +4252,7 @@
               <w14:ligatures w14:val="standardContextual"/>
             </w:rPr>
           </w:pPr>
-          <w:hyperlink w:anchor="_Toc240888760" w:history="1">
+          <w:hyperlink w:anchor="_Toc240916854" w:history="1">
             <w:r>
               <w:rPr>
                 <w:rStyle w:val="Hyperlink"/>
@@ -4276,7 +4276,7 @@
               <w:rPr>
                 <w:noProof/>
               </w:rPr>
-              <w:instrText xml:space="preserve"> PAGEREF _Toc240888760 \h </w:instrText>
+              <w:instrText xml:space="preserve"> PAGEREF _Toc240916854 \h </w:instrText>
             </w:r>
             <w:r>
               <w:rPr>
@@ -4315,7 +4315,7 @@
         <w:pStyle w:val="Heading1"/>
         <w:pageBreakBefore/>
       </w:pPr>
-      <w:bookmarkStart w:id="0" w:name="_Toc240888705"/>
+      <w:bookmarkStart w:id="0" w:name="_Toc240916799"/>
       <w:r>
         <w:lastRenderedPageBreak/>
         <w:t>1. Your role at a glance</w:t>
@@ -4475,7 +4475,7 @@
           <w:left w:w="10" w:type="dxa"/>
           <w:right w:w="10" w:type="dxa"/>
         </w:tblCellMar>
-        <w:tblLook w:val="04A0" w:firstRow="1" w:lastRow="0" w:firstColumn="1" w:lastColumn="0" w:noHBand="0" w:noVBand="1"/>
+        <w:tblLook w:val="0000" w:firstRow="0" w:lastRow="0" w:firstColumn="0" w:lastColumn="0" w:noHBand="0" w:noVBand="0"/>
       </w:tblPr>
       <w:tblGrid>
         <w:gridCol w:w="9412"/>
@@ -4535,7 +4535,7 @@
         <w:pStyle w:val="Heading1"/>
         <w:pageBreakBefore/>
       </w:pPr>
-      <w:bookmarkStart w:id="1" w:name="_Toc240888706"/>
+      <w:bookmarkStart w:id="1" w:name="_Toc240916800"/>
       <w:r>
         <w:lastRenderedPageBreak/>
         <w:t>2. Signing in and your screens</w:t>
@@ -4546,7 +4546,7 @@
       <w:pPr>
         <w:pStyle w:val="Heading2"/>
       </w:pPr>
-      <w:bookmarkStart w:id="2" w:name="_Toc240888707"/>
+      <w:bookmarkStart w:id="2" w:name="_Toc240916801"/>
       <w:r>
         <w:t>Signing in</w:t>
       </w:r>
@@ -4629,7 +4629,7 @@
           <w:noProof/>
         </w:rPr>
         <w:drawing>
-          <wp:inline distT="0" distB="0" distL="0" distR="0">
+          <wp:inline distT="0" distB="0" distL="0" distR="0" wp14:anchorId="5C1D4305" wp14:editId="69A0F2C0">
             <wp:extent cx="5334000" cy="2333625"/>
             <wp:effectExtent l="0" t="0" r="0" b="0"/>
             <wp:docPr id="1" name="adm_login.jpg" descr="The sign-in screen for all internal staff." title="The sign-in screen for all internal staff."/>
@@ -4737,7 +4737,7 @@
           <w:left w:w="10" w:type="dxa"/>
           <w:right w:w="10" w:type="dxa"/>
         </w:tblCellMar>
-        <w:tblLook w:val="04A0" w:firstRow="1" w:lastRow="0" w:firstColumn="1" w:lastColumn="0" w:noHBand="0" w:noVBand="1"/>
+        <w:tblLook w:val="0000" w:firstRow="0" w:lastRow="0" w:firstColumn="0" w:lastColumn="0" w:noHBand="0" w:noVBand="0"/>
       </w:tblPr>
       <w:tblGrid>
         <w:gridCol w:w="9412"/>
@@ -4796,7 +4796,7 @@
       <w:pPr>
         <w:pStyle w:val="Heading2"/>
       </w:pPr>
-      <w:bookmarkStart w:id="3" w:name="_Toc240888708"/>
+      <w:bookmarkStart w:id="3" w:name="_Toc240916802"/>
       <w:r>
         <w:t>Finding your way around</w:t>
       </w:r>
@@ -4981,7 +4981,7 @@
         </w:rPr>
         <w:lastRenderedPageBreak/>
         <w:drawing>
-          <wp:inline distT="0" distB="0" distL="0" distR="0">
+          <wp:inline distT="0" distB="0" distL="0" distR="0" wp14:anchorId="5E8DAB15" wp14:editId="7BE91DB7">
             <wp:extent cx="5715000" cy="1876425"/>
             <wp:effectExtent l="0" t="0" r="0" b="0"/>
             <wp:docPr id="2" name="adm_not_your_role.jpg" descr="Opening a screen outside your role (for example from an old bookmark) shows this card instead of the screen." title="Opening a screen outside your role (for example from an old bookmark) shows this card instead of the screen."/>
@@ -5050,7 +5050,7 @@
       <w:pPr>
         <w:pStyle w:val="Heading2"/>
       </w:pPr>
-      <w:bookmarkStart w:id="4" w:name="_Toc240888709"/>
+      <w:bookmarkStart w:id="4" w:name="_Toc240916803"/>
       <w:r>
         <w:t>Your screens</w:t>
       </w:r>
@@ -5071,7 +5071,7 @@
           <w:left w:w="10" w:type="dxa"/>
           <w:right w:w="10" w:type="dxa"/>
         </w:tblCellMar>
-        <w:tblLook w:val="04A0" w:firstRow="1" w:lastRow="0" w:firstColumn="1" w:lastColumn="0" w:noHBand="0" w:noVBand="1"/>
+        <w:tblLook w:val="0000" w:firstRow="0" w:lastRow="0" w:firstColumn="0" w:lastColumn="0" w:noHBand="0" w:noVBand="0"/>
       </w:tblPr>
       <w:tblGrid>
         <w:gridCol w:w="2824"/>
@@ -5789,7 +5789,7 @@
       <w:pPr>
         <w:pStyle w:val="Heading2"/>
       </w:pPr>
-      <w:bookmarkStart w:id="5" w:name="_Toc240888710"/>
+      <w:bookmarkStart w:id="5" w:name="_Toc240916804"/>
       <w:r>
         <w:t>Changing your password</w:t>
       </w:r>
@@ -5873,7 +5873,7 @@
         </w:rPr>
         <w:lastRenderedPageBreak/>
         <w:drawing>
-          <wp:inline distT="0" distB="0" distL="0" distR="0">
+          <wp:inline distT="0" distB="0" distL="0" distR="0" wp14:anchorId="3925F48F" wp14:editId="0023EE31">
             <wp:extent cx="5334000" cy="2171700"/>
             <wp:effectExtent l="0" t="0" r="0" b="0"/>
             <wp:docPr id="3" name="adm_account.jpg" descr="Change Password screen." title="Change Password screen."/>
@@ -5961,7 +5961,7 @@
         <w:pStyle w:val="Heading1"/>
         <w:pageBreakBefore/>
       </w:pPr>
-      <w:bookmarkStart w:id="6" w:name="_Toc240888711"/>
+      <w:bookmarkStart w:id="6" w:name="_Toc240916805"/>
       <w:r>
         <w:lastRenderedPageBreak/>
         <w:t>3. Your routine</w:t>
@@ -5991,7 +5991,7 @@
           <w:left w:w="10" w:type="dxa"/>
           <w:right w:w="10" w:type="dxa"/>
         </w:tblCellMar>
-        <w:tblLook w:val="04A0" w:firstRow="1" w:lastRow="0" w:firstColumn="1" w:lastColumn="0" w:noHBand="0" w:noVBand="1"/>
+        <w:tblLook w:val="0000" w:firstRow="0" w:lastRow="0" w:firstColumn="0" w:lastColumn="0" w:noHBand="0" w:noVBand="0"/>
       </w:tblPr>
       <w:tblGrid>
         <w:gridCol w:w="2071"/>
@@ -6305,7 +6305,7 @@
         <w:pStyle w:val="Heading1"/>
         <w:pageBreakBefore/>
       </w:pPr>
-      <w:bookmarkStart w:id="7" w:name="_Toc240888712"/>
+      <w:bookmarkStart w:id="7" w:name="_Toc240916806"/>
       <w:r>
         <w:lastRenderedPageBreak/>
         <w:t>4. Step-by-step tasks</w:t>
@@ -6316,7 +6316,7 @@
       <w:pPr>
         <w:pStyle w:val="Heading2"/>
       </w:pPr>
-      <w:bookmarkStart w:id="8" w:name="_Toc240888713"/>
+      <w:bookmarkStart w:id="8" w:name="_Toc240916807"/>
       <w:r>
         <w:t>4.1 Creating staff accounts for the whole team</w:t>
       </w:r>
@@ -6572,7 +6572,7 @@
       <w:pPr>
         <w:pStyle w:val="Heading2"/>
       </w:pPr>
-      <w:bookmarkStart w:id="9" w:name="_Toc240888714"/>
+      <w:bookmarkStart w:id="9" w:name="_Toc240916808"/>
       <w:r>
         <w:t>4.2 Reading the dashboards</w:t>
       </w:r>
@@ -6598,7 +6598,7 @@
         </w:rPr>
         <w:lastRenderedPageBreak/>
         <w:drawing>
-          <wp:inline distT="0" distB="0" distL="0" distR="0">
+          <wp:inline distT="0" distB="0" distL="0" distR="0" wp14:anchorId="7D7571EA" wp14:editId="1DA00CFB">
             <wp:extent cx="5715000" cy="3571875"/>
             <wp:effectExtent l="0" t="0" r="0" b="0"/>
             <wp:docPr id="4" name="adm_exec_dashboard.jpg" descr="Executive Dashboard: completions against the 400 / 60 / 50–75 targets, days to data lock, spend, and the lowest-filled strata." title="Executive Dashboard: completions against the 400 / 60 / 50–75 targets, days to data lock, spend, and the lowest-filled strata."/>
@@ -6678,7 +6678,7 @@
           <w:left w:w="10" w:type="dxa"/>
           <w:right w:w="10" w:type="dxa"/>
         </w:tblCellMar>
-        <w:tblLook w:val="04A0" w:firstRow="1" w:lastRow="0" w:firstColumn="1" w:lastColumn="0" w:noHBand="0" w:noVBand="1"/>
+        <w:tblLook w:val="0000" w:firstRow="0" w:lastRow="0" w:firstColumn="0" w:lastColumn="0" w:noHBand="0" w:noVBand="0"/>
       </w:tblPr>
       <w:tblGrid>
         <w:gridCol w:w="1694"/>
@@ -7204,7 +7204,7 @@
           <w:left w:w="10" w:type="dxa"/>
           <w:right w:w="10" w:type="dxa"/>
         </w:tblCellMar>
-        <w:tblLook w:val="04A0" w:firstRow="1" w:lastRow="0" w:firstColumn="1" w:lastColumn="0" w:noHBand="0" w:noVBand="1"/>
+        <w:tblLook w:val="0000" w:firstRow="0" w:lastRow="0" w:firstColumn="0" w:lastColumn="0" w:noHBand="0" w:noVBand="0"/>
       </w:tblPr>
       <w:tblGrid>
         <w:gridCol w:w="9412"/>
@@ -7263,7 +7263,7 @@
       <w:pPr>
         <w:pStyle w:val="Heading2"/>
       </w:pPr>
-      <w:bookmarkStart w:id="10" w:name="_Toc240888715"/>
+      <w:bookmarkStart w:id="10" w:name="_Toc240916809"/>
       <w:r>
         <w:t>4.3 Using Reports (analytics and charts)</w:t>
       </w:r>
@@ -7304,7 +7304,7 @@
         </w:rPr>
         <w:lastRenderedPageBreak/>
         <w:drawing>
-          <wp:inline distT="0" distB="0" distL="0" distR="0">
+          <wp:inline distT="0" distB="0" distL="0" distR="0" wp14:anchorId="201EBB7F" wp14:editId="560BC775">
             <wp:extent cx="5334000" cy="3333750"/>
             <wp:effectExtent l="0" t="0" r="0" b="0"/>
             <wp:docPr id="5" name="adm_reports_top.jpg" descr="Reports: headline figures for the chosen period." title="Reports: headline figures for the chosen period."/>
@@ -7446,7 +7446,7 @@
           <w:noProof/>
         </w:rPr>
         <w:drawing>
-          <wp:inline distT="0" distB="0" distL="0" distR="0">
+          <wp:inline distT="0" distB="0" distL="0" distR="0" wp14:anchorId="1CEFC8EB" wp14:editId="35FBAB0D">
             <wp:extent cx="5334000" cy="3409950"/>
             <wp:effectExtent l="0" t="0" r="0" b="0"/>
             <wp:docPr id="6" name="adm_reports_funnel.jpg" descr="Case funnel: each case counted once at every stage it has reached." title="Case funnel: each case counted once at every stage it has reached."/>
@@ -7546,7 +7546,7 @@
         </w:rPr>
         <w:lastRenderedPageBreak/>
         <w:drawing>
-          <wp:inline distT="0" distB="0" distL="0" distR="0">
+          <wp:inline distT="0" distB="0" distL="0" distR="0" wp14:anchorId="12DDD6BC" wp14:editId="6383A8EF">
             <wp:extent cx="5334000" cy="3248025"/>
             <wp:effectExtent l="0" t="0" r="0" b="0"/>
             <wp:docPr id="7" name="adm_reports_funnel_table.jpg" descr="The same chart as a table." title="The same chart as a table."/>
@@ -7645,7 +7645,7 @@
           <w:noProof/>
         </w:rPr>
         <w:drawing>
-          <wp:inline distT="0" distB="0" distL="0" distR="0">
+          <wp:inline distT="0" distB="0" distL="0" distR="0" wp14:anchorId="4CF4D355" wp14:editId="675C3D0B">
             <wp:extent cx="5334000" cy="2628900"/>
             <wp:effectExtent l="0" t="0" r="0" b="0"/>
             <wp:docPr id="8" name="adm_reports_coverage.jpg" descr="Coverage by group." title="Coverage by group."/>
@@ -7745,7 +7745,7 @@
         </w:rPr>
         <w:lastRenderedPageBreak/>
         <w:drawing>
-          <wp:inline distT="0" distB="0" distL="0" distR="0">
+          <wp:inline distT="0" distB="0" distL="0" distR="0" wp14:anchorId="589EAEAE" wp14:editId="5AA02153">
             <wp:extent cx="5334000" cy="2600325"/>
             <wp:effectExtent l="0" t="0" r="0" b="0"/>
             <wp:docPr id="9" name="adm_reports_modes.jpg" descr="Administration modes." title="Administration modes."/>
@@ -7854,7 +7854,7 @@
           <w:noProof/>
         </w:rPr>
         <w:drawing>
-          <wp:inline distT="0" distB="0" distL="0" distR="0">
+          <wp:inline distT="0" distB="0" distL="0" distR="0" wp14:anchorId="4C2B5E5E" wp14:editId="36D02799">
             <wp:extent cx="5334000" cy="2905125"/>
             <wp:effectExtent l="0" t="0" r="0" b="0"/>
             <wp:docPr id="10" name="adm_reports_duration.jpg" descr="Completion-time distribution." title="Completion-time distribution."/>
@@ -7936,7 +7936,7 @@
       <w:pPr>
         <w:pStyle w:val="Heading2"/>
       </w:pPr>
-      <w:bookmarkStart w:id="11" w:name="_Toc240888716"/>
+      <w:bookmarkStart w:id="11" w:name="_Toc240916810"/>
       <w:r>
         <w:t>4.4 Reassigning cases between Contact RAs</w:t>
       </w:r>
@@ -8058,7 +8058,7 @@
         </w:rPr>
         <w:lastRenderedPageBreak/>
         <w:drawing>
-          <wp:inline distT="0" distB="0" distL="0" distR="0">
+          <wp:inline distT="0" distB="0" distL="0" distR="0" wp14:anchorId="6A8BDE30" wp14:editId="12D7CDD4">
             <wp:extent cx="5334000" cy="771525"/>
             <wp:effectExtent l="0" t="0" r="0" b="0"/>
             <wp:docPr id="11" name="adm_reassign.jpg" descr="Reassign cases: the button shows how many cases will move." title="Reassign cases: the button shows how many cases will move."/>
@@ -8189,7 +8189,7 @@
           <w:left w:w="10" w:type="dxa"/>
           <w:right w:w="10" w:type="dxa"/>
         </w:tblCellMar>
-        <w:tblLook w:val="04A0" w:firstRow="1" w:lastRow="0" w:firstColumn="1" w:lastColumn="0" w:noHBand="0" w:noVBand="1"/>
+        <w:tblLook w:val="0000" w:firstRow="0" w:lastRow="0" w:firstColumn="0" w:lastColumn="0" w:noHBand="0" w:noVBand="0"/>
       </w:tblPr>
       <w:tblGrid>
         <w:gridCol w:w="9412"/>
@@ -8248,7 +8248,7 @@
       <w:pPr>
         <w:pStyle w:val="Heading2"/>
       </w:pPr>
-      <w:bookmarkStart w:id="12" w:name="_Toc240888717"/>
+      <w:bookmarkStart w:id="12" w:name="_Toc240916811"/>
       <w:r>
         <w:t>4.5 Pairing a Main case with its Reserve, and assigning a Contact RA</w:t>
       </w:r>
@@ -8321,7 +8321,7 @@
           <w:noProof/>
         </w:rPr>
         <w:drawing>
-          <wp:inline distT="0" distB="0" distL="0" distR="0">
+          <wp:inline distT="0" distB="0" distL="0" distR="0" wp14:anchorId="7BFFF130" wp14:editId="24D4C0F7">
             <wp:extent cx="5334000" cy="581025"/>
             <wp:effectExtent l="0" t="0" r="0" b="0"/>
             <wp:docPr id="12" name="adm_case_assign.jpg" descr="Assigned Contact RA." title="Assigned Contact RA."/>
@@ -8420,7 +8420,7 @@
           <w:noProof/>
         </w:rPr>
         <w:drawing>
-          <wp:inline distT="0" distB="0" distL="0" distR="0">
+          <wp:inline distT="0" distB="0" distL="0" distR="0" wp14:anchorId="10FB8765" wp14:editId="1C85E1FE">
             <wp:extent cx="5334000" cy="685800"/>
             <wp:effectExtent l="0" t="0" r="0" b="0"/>
             <wp:docPr id="13" name="adm_case_reserve.jpg" descr="Matched Reserve case." title="Matched Reserve case."/>
@@ -8494,7 +8494,7 @@
       <w:pPr>
         <w:pStyle w:val="Heading2"/>
       </w:pPr>
-      <w:bookmarkStart w:id="13" w:name="_Toc240888718"/>
+      <w:bookmarkStart w:id="13" w:name="_Toc240916812"/>
       <w:r>
         <w:t>4.6 Moving cases through verification (bulk)</w:t>
       </w:r>
@@ -8595,7 +8595,7 @@
           <w:noProof/>
         </w:rPr>
         <w:drawing>
-          <wp:inline distT="0" distB="0" distL="0" distR="0">
+          <wp:inline distT="0" distB="0" distL="0" distR="0" wp14:anchorId="573B9EDF" wp14:editId="254AA36F">
             <wp:extent cx="5334000" cy="609600"/>
             <wp:effectExtent l="0" t="0" r="0" b="0"/>
             <wp:docPr id="14" name="adm_bulk_verification.jpg" descr="The bulk verification tool on the register." title="The bulk verification tool on the register."/>
@@ -8727,7 +8727,7 @@
           <w:left w:w="10" w:type="dxa"/>
           <w:right w:w="10" w:type="dxa"/>
         </w:tblCellMar>
-        <w:tblLook w:val="04A0" w:firstRow="1" w:lastRow="0" w:firstColumn="1" w:lastColumn="0" w:noHBand="0" w:noVBand="1"/>
+        <w:tblLook w:val="0000" w:firstRow="0" w:lastRow="0" w:firstColumn="0" w:lastColumn="0" w:noHBand="0" w:noVBand="0"/>
       </w:tblPr>
       <w:tblGrid>
         <w:gridCol w:w="9412"/>
@@ -8786,7 +8786,7 @@
       <w:pPr>
         <w:pStyle w:val="Heading2"/>
       </w:pPr>
-      <w:bookmarkStart w:id="14" w:name="_Toc240888719"/>
+      <w:bookmarkStart w:id="14" w:name="_Toc240916813"/>
       <w:r>
         <w:t>4.7 Downloading data</w:t>
       </w:r>
@@ -8803,7 +8803,7 @@
           <w:noProof/>
         </w:rPr>
         <w:drawing>
-          <wp:inline distT="0" distB="0" distL="0" distR="0">
+          <wp:inline distT="0" distB="0" distL="0" distR="0" wp14:anchorId="3B6CABAC" wp14:editId="5302B0DD">
             <wp:extent cx="5715000" cy="3657600"/>
             <wp:effectExtent l="0" t="0" r="0" b="0"/>
             <wp:docPr id="15" name="adm_export.jpg" descr="Data Export." title="Data Export."/>
@@ -8883,7 +8883,7 @@
           <w:left w:w="10" w:type="dxa"/>
           <w:right w:w="10" w:type="dxa"/>
         </w:tblCellMar>
-        <w:tblLook w:val="04A0" w:firstRow="1" w:lastRow="0" w:firstColumn="1" w:lastColumn="0" w:noHBand="0" w:noVBand="1"/>
+        <w:tblLook w:val="0000" w:firstRow="0" w:lastRow="0" w:firstColumn="0" w:lastColumn="0" w:noHBand="0" w:noVBand="0"/>
       </w:tblPr>
       <w:tblGrid>
         <w:gridCol w:w="2541"/>
@@ -9546,7 +9546,7 @@
           <w:left w:w="10" w:type="dxa"/>
           <w:right w:w="10" w:type="dxa"/>
         </w:tblCellMar>
-        <w:tblLook w:val="04A0" w:firstRow="1" w:lastRow="0" w:firstColumn="1" w:lastColumn="0" w:noHBand="0" w:noVBand="1"/>
+        <w:tblLook w:val="0000" w:firstRow="0" w:lastRow="0" w:firstColumn="0" w:lastColumn="0" w:noHBand="0" w:noVBand="0"/>
       </w:tblPr>
       <w:tblGrid>
         <w:gridCol w:w="9412"/>
@@ -9605,7 +9605,7 @@
       <w:pPr>
         <w:pStyle w:val="Heading2"/>
       </w:pPr>
-      <w:bookmarkStart w:id="15" w:name="_Toc240888720"/>
+      <w:bookmarkStart w:id="15" w:name="_Toc240916814"/>
       <w:r>
         <w:t>4.8 Checking the audit log</w:t>
       </w:r>
@@ -9693,7 +9693,7 @@
           <w:noProof/>
         </w:rPr>
         <w:drawing>
-          <wp:inline distT="0" distB="0" distL="0" distR="0">
+          <wp:inline distT="0" distB="0" distL="0" distR="0" wp14:anchorId="2947DDC9" wp14:editId="45143725">
             <wp:extent cx="5334000" cy="3333750"/>
             <wp:effectExtent l="0" t="0" r="0" b="0"/>
             <wp:docPr id="16" name="adm_audit.jpg" descr="Audit Log, newest first." title="Audit Log, newest first."/>
@@ -9810,7 +9810,7 @@
       <w:pPr>
         <w:pStyle w:val="Heading2"/>
       </w:pPr>
-      <w:bookmarkStart w:id="16" w:name="_Toc240888721"/>
+      <w:bookmarkStart w:id="16" w:name="_Toc240916815"/>
       <w:r>
         <w:lastRenderedPageBreak/>
         <w:t>4.9 Recording a withdrawal</w:t>
@@ -9902,7 +9902,7 @@
           <w:noProof/>
         </w:rPr>
         <w:drawing>
-          <wp:inline distT="0" distB="0" distL="0" distR="0">
+          <wp:inline distT="0" distB="0" distL="0" distR="0" wp14:anchorId="33945917" wp14:editId="5D2A883E">
             <wp:extent cx="5334000" cy="1409700"/>
             <wp:effectExtent l="0" t="0" r="0" b="0"/>
             <wp:docPr id="17" name="adm_case_withdrawal.jpg" descr="Record a withdrawal." title="Record a withdrawal."/>
@@ -10040,7 +10040,7 @@
           <w:left w:w="10" w:type="dxa"/>
           <w:right w:w="10" w:type="dxa"/>
         </w:tblCellMar>
-        <w:tblLook w:val="04A0" w:firstRow="1" w:lastRow="0" w:firstColumn="1" w:lastColumn="0" w:noHBand="0" w:noVBand="1"/>
+        <w:tblLook w:val="0000" w:firstRow="0" w:lastRow="0" w:firstColumn="0" w:lastColumn="0" w:noHBand="0" w:noVBand="0"/>
       </w:tblPr>
       <w:tblGrid>
         <w:gridCol w:w="9412"/>
@@ -10163,7 +10163,7 @@
       <w:pPr>
         <w:pStyle w:val="Heading2"/>
       </w:pPr>
-      <w:bookmarkStart w:id="17" w:name="_Toc240888722"/>
+      <w:bookmarkStart w:id="17" w:name="_Toc240916816"/>
       <w:r>
         <w:t>4.10 Activating a Reserve case</w:t>
       </w:r>
@@ -10211,7 +10211,7 @@
           <w:noProof/>
         </w:rPr>
         <w:drawing>
-          <wp:inline distT="0" distB="0" distL="0" distR="0">
+          <wp:inline distT="0" distB="0" distL="0" distR="0" wp14:anchorId="43B997E7" wp14:editId="4205498A">
             <wp:extent cx="5334000" cy="2505075"/>
             <wp:effectExtent l="0" t="0" r="0" b="0"/>
             <wp:docPr id="18" name="adm_reserve.jpg" descr="Reserve Activation." title="Reserve Activation."/>
@@ -10408,7 +10408,7 @@
       <w:pPr>
         <w:pStyle w:val="Heading2"/>
       </w:pPr>
-      <w:bookmarkStart w:id="18" w:name="_Toc240888723"/>
+      <w:bookmarkStart w:id="18" w:name="_Toc240916817"/>
       <w:r>
         <w:t>4.11 Reviewing questionnaires in the QA Queue</w:t>
       </w:r>
@@ -10448,7 +10448,7 @@
           <w:noProof/>
         </w:rPr>
         <w:drawing>
-          <wp:inline distT="0" distB="0" distL="0" distR="0">
+          <wp:inline distT="0" distB="0" distL="0" distR="0" wp14:anchorId="5FE31E0E" wp14:editId="2704E0A5">
             <wp:extent cx="5334000" cy="3333750"/>
             <wp:effectExtent l="0" t="0" r="0" b="0"/>
             <wp:docPr id="19" name="qa_queue.jpg" descr="QUAN QA Queue with the KoboToolbox sync panel." title="QUAN QA Queue with the KoboToolbox sync panel."/>
@@ -10645,7 +10645,7 @@
           <w:left w:w="10" w:type="dxa"/>
           <w:right w:w="10" w:type="dxa"/>
         </w:tblCellMar>
-        <w:tblLook w:val="04A0" w:firstRow="1" w:lastRow="0" w:firstColumn="1" w:lastColumn="0" w:noHBand="0" w:noVBand="1"/>
+        <w:tblLook w:val="0000" w:firstRow="0" w:lastRow="0" w:firstColumn="0" w:lastColumn="0" w:noHBand="0" w:noVBand="0"/>
       </w:tblPr>
       <w:tblGrid>
         <w:gridCol w:w="2353"/>
@@ -11092,7 +11092,7 @@
           <w:left w:w="10" w:type="dxa"/>
           <w:right w:w="10" w:type="dxa"/>
         </w:tblCellMar>
-        <w:tblLook w:val="04A0" w:firstRow="1" w:lastRow="0" w:firstColumn="1" w:lastColumn="0" w:noHBand="0" w:noVBand="1"/>
+        <w:tblLook w:val="0000" w:firstRow="0" w:lastRow="0" w:firstColumn="0" w:lastColumn="0" w:noHBand="0" w:noVBand="0"/>
       </w:tblPr>
       <w:tblGrid>
         <w:gridCol w:w="9412"/>
@@ -11187,7 +11187,7 @@
       <w:pPr>
         <w:pStyle w:val="Heading2"/>
       </w:pPr>
-      <w:bookmarkStart w:id="19" w:name="_Toc240888724"/>
+      <w:bookmarkStart w:id="19" w:name="_Toc240916818"/>
       <w:r>
         <w:t>4.12 Working QA exceptions</w:t>
       </w:r>
@@ -11251,7 +11251,7 @@
           <w:noProof/>
         </w:rPr>
         <w:drawing>
-          <wp:inline distT="0" distB="0" distL="0" distR="0">
+          <wp:inline distT="0" distB="0" distL="0" distR="0" wp14:anchorId="012AE074" wp14:editId="64F172B1">
             <wp:extent cx="5334000" cy="3333750"/>
             <wp:effectExtent l="0" t="0" r="0" b="0"/>
             <wp:docPr id="20" name="qa_exceptions.jpg" descr="QA Exception Queue." title="QA Exception Queue."/>
@@ -11447,7 +11447,7 @@
       <w:pPr>
         <w:pStyle w:val="Heading2"/>
       </w:pPr>
-      <w:bookmarkStart w:id="20" w:name="_Toc240888725"/>
+      <w:bookmarkStart w:id="20" w:name="_Toc240916819"/>
       <w:r>
         <w:lastRenderedPageBreak/>
         <w:t>4.13 Downloading or emailing completed forms (Form PDFs)</w:t>
@@ -11498,7 +11498,7 @@
           <w:noProof/>
         </w:rPr>
         <w:drawing>
-          <wp:inline distT="0" distB="0" distL="0" distR="0">
+          <wp:inline distT="0" distB="0" distL="0" distR="0" wp14:anchorId="1DC9E51E" wp14:editId="656775A8">
             <wp:extent cx="5334000" cy="3333750"/>
             <wp:effectExtent l="0" t="0" r="0" b="0"/>
             <wp:docPr id="21" name="adm_form_pdfs.jpg" descr="Completed form PDFs." title="Completed form PDFs."/>
@@ -11678,7 +11678,7 @@
           <w:left w:w="10" w:type="dxa"/>
           <w:right w:w="10" w:type="dxa"/>
         </w:tblCellMar>
-        <w:tblLook w:val="04A0" w:firstRow="1" w:lastRow="0" w:firstColumn="1" w:lastColumn="0" w:noHBand="0" w:noVBand="1"/>
+        <w:tblLook w:val="0000" w:firstRow="0" w:lastRow="0" w:firstColumn="0" w:lastColumn="0" w:noHBand="0" w:noVBand="0"/>
       </w:tblPr>
       <w:tblGrid>
         <w:gridCol w:w="9412"/>
@@ -11737,7 +11737,7 @@
       <w:pPr>
         <w:pStyle w:val="Heading2"/>
       </w:pPr>
-      <w:bookmarkStart w:id="21" w:name="_Toc240888726"/>
+      <w:bookmarkStart w:id="21" w:name="_Toc240916820"/>
       <w:r>
         <w:t>4.14 KoboToolbox: rotating credentials and changing forms</w:t>
       </w:r>
@@ -11847,7 +11847,7 @@
       <w:pPr>
         <w:pStyle w:val="Heading2"/>
       </w:pPr>
-      <w:bookmarkStart w:id="22" w:name="_Toc240888727"/>
+      <w:bookmarkStart w:id="22" w:name="_Toc240916821"/>
       <w:r>
         <w:t>4.15 Before the first live invitation</w:t>
       </w:r>
@@ -11963,7 +11963,7 @@
         <w:pStyle w:val="Heading1"/>
         <w:pageBreakBefore/>
       </w:pPr>
-      <w:bookmarkStart w:id="23" w:name="_Toc240888728"/>
+      <w:bookmarkStart w:id="23" w:name="_Toc240916822"/>
       <w:r>
         <w:lastRenderedPageBreak/>
         <w:t>5. Rules you must follow</w:t>
@@ -12114,7 +12114,7 @@
         <w:pStyle w:val="Heading1"/>
         <w:pageBreakBefore/>
       </w:pPr>
-      <w:bookmarkStart w:id="24" w:name="_Toc240888729"/>
+      <w:bookmarkStart w:id="24" w:name="_Toc240916823"/>
       <w:r>
         <w:lastRenderedPageBreak/>
         <w:t>6. Troubleshooting</w:t>
@@ -12136,7 +12136,7 @@
           <w:left w:w="10" w:type="dxa"/>
           <w:right w:w="10" w:type="dxa"/>
         </w:tblCellMar>
-        <w:tblLook w:val="04A0" w:firstRow="1" w:lastRow="0" w:firstColumn="1" w:lastColumn="0" w:noHBand="0" w:noVBand="1"/>
+        <w:tblLook w:val="0000" w:firstRow="0" w:lastRow="0" w:firstColumn="0" w:lastColumn="0" w:noHBand="0" w:noVBand="0"/>
       </w:tblPr>
       <w:tblGrid>
         <w:gridCol w:w="2635"/>
@@ -13156,7 +13156,7 @@
         <w:pStyle w:val="Heading1"/>
         <w:pageBreakBefore/>
       </w:pPr>
-      <w:bookmarkStart w:id="25" w:name="_Toc240888730"/>
+      <w:bookmarkStart w:id="25" w:name="_Toc240916824"/>
       <w:r>
         <w:lastRenderedPageBreak/>
         <w:t>7. Quick reference</w:t>
@@ -13178,7 +13178,7 @@
           <w:left w:w="10" w:type="dxa"/>
           <w:right w:w="10" w:type="dxa"/>
         </w:tblCellMar>
-        <w:tblLook w:val="04A0" w:firstRow="1" w:lastRow="0" w:firstColumn="1" w:lastColumn="0" w:noHBand="0" w:noVBand="1"/>
+        <w:tblLook w:val="0000" w:firstRow="0" w:lastRow="0" w:firstColumn="0" w:lastColumn="0" w:noHBand="0" w:noVBand="0"/>
       </w:tblPr>
       <w:tblGrid>
         <w:gridCol w:w="2824"/>
@@ -13555,7 +13555,7 @@
         <w:pStyle w:val="Heading1"/>
         <w:pageBreakBefore/>
       </w:pPr>
-      <w:bookmarkStart w:id="26" w:name="_Toc240888731"/>
+      <w:bookmarkStart w:id="26" w:name="_Toc240916825"/>
       <w:r>
         <w:lastRenderedPageBreak/>
         <w:t>8. Every screen and button for your role</w:t>
@@ -13585,7 +13585,7 @@
           <w:left w:w="10" w:type="dxa"/>
           <w:right w:w="10" w:type="dxa"/>
         </w:tblCellMar>
-        <w:tblLook w:val="04A0" w:firstRow="1" w:lastRow="0" w:firstColumn="1" w:lastColumn="0" w:noHBand="0" w:noVBand="1"/>
+        <w:tblLook w:val="0000" w:firstRow="0" w:lastRow="0" w:firstColumn="0" w:lastColumn="0" w:noHBand="0" w:noVBand="0"/>
       </w:tblPr>
       <w:tblGrid>
         <w:gridCol w:w="9412"/>
@@ -13669,7 +13669,7 @@
       <w:pPr>
         <w:pStyle w:val="Heading2"/>
       </w:pPr>
-      <w:bookmarkStart w:id="27" w:name="_Toc240888732"/>
+      <w:bookmarkStart w:id="27" w:name="_Toc240916826"/>
       <w:r>
         <w:t>8.1 Sign in</w:t>
       </w:r>
@@ -13732,7 +13732,7 @@
           <w:left w:w="10" w:type="dxa"/>
           <w:right w:w="10" w:type="dxa"/>
         </w:tblCellMar>
-        <w:tblLook w:val="04A0" w:firstRow="1" w:lastRow="0" w:firstColumn="1" w:lastColumn="0" w:noHBand="0" w:noVBand="1"/>
+        <w:tblLook w:val="0000" w:firstRow="0" w:lastRow="0" w:firstColumn="0" w:lastColumn="0" w:noHBand="0" w:noVBand="0"/>
       </w:tblPr>
       <w:tblGrid>
         <w:gridCol w:w="1882"/>
@@ -14182,7 +14182,7 @@
       <w:pPr>
         <w:pStyle w:val="Heading2"/>
       </w:pPr>
-      <w:bookmarkStart w:id="28" w:name="_Toc240888733"/>
+      <w:bookmarkStart w:id="28" w:name="_Toc240916827"/>
       <w:r>
         <w:t>8.2 The header and menu bar (every screen)</w:t>
       </w:r>
@@ -14245,7 +14245,7 @@
           <w:left w:w="10" w:type="dxa"/>
           <w:right w:w="10" w:type="dxa"/>
         </w:tblCellMar>
-        <w:tblLook w:val="04A0" w:firstRow="1" w:lastRow="0" w:firstColumn="1" w:lastColumn="0" w:noHBand="0" w:noVBand="1"/>
+        <w:tblLook w:val="0000" w:firstRow="0" w:lastRow="0" w:firstColumn="0" w:lastColumn="0" w:noHBand="0" w:noVBand="0"/>
       </w:tblPr>
       <w:tblGrid>
         <w:gridCol w:w="1882"/>
@@ -14906,7 +14906,7 @@
       <w:pPr>
         <w:pStyle w:val="Heading2"/>
       </w:pPr>
-      <w:bookmarkStart w:id="29" w:name="_Toc240888734"/>
+      <w:bookmarkStart w:id="29" w:name="_Toc240916828"/>
       <w:r>
         <w:t>8.3 Change Password</w:t>
       </w:r>
@@ -14969,7 +14969,7 @@
           <w:left w:w="10" w:type="dxa"/>
           <w:right w:w="10" w:type="dxa"/>
         </w:tblCellMar>
-        <w:tblLook w:val="04A0" w:firstRow="1" w:lastRow="0" w:firstColumn="1" w:lastColumn="0" w:noHBand="0" w:noVBand="1"/>
+        <w:tblLook w:val="0000" w:firstRow="0" w:lastRow="0" w:firstColumn="0" w:lastColumn="0" w:noHBand="0" w:noVBand="0"/>
       </w:tblPr>
       <w:tblGrid>
         <w:gridCol w:w="1882"/>
@@ -15526,7 +15526,7 @@
       <w:pPr>
         <w:pStyle w:val="Heading2"/>
       </w:pPr>
-      <w:bookmarkStart w:id="30" w:name="_Toc240888735"/>
+      <w:bookmarkStart w:id="30" w:name="_Toc240916829"/>
       <w:r>
         <w:t>8.4 Executive Dashboard</w:t>
       </w:r>
@@ -15589,7 +15589,7 @@
           <w:left w:w="10" w:type="dxa"/>
           <w:right w:w="10" w:type="dxa"/>
         </w:tblCellMar>
-        <w:tblLook w:val="04A0" w:firstRow="1" w:lastRow="0" w:firstColumn="1" w:lastColumn="0" w:noHBand="0" w:noVBand="1"/>
+        <w:tblLook w:val="0000" w:firstRow="0" w:lastRow="0" w:firstColumn="0" w:lastColumn="0" w:noHBand="0" w:noVBand="0"/>
       </w:tblPr>
       <w:tblGrid>
         <w:gridCol w:w="1882"/>
@@ -16040,7 +16040,7 @@
       <w:pPr>
         <w:pStyle w:val="Heading2"/>
       </w:pPr>
-      <w:bookmarkStart w:id="31" w:name="_Toc240888736"/>
+      <w:bookmarkStart w:id="31" w:name="_Toc240916830"/>
       <w:r>
         <w:t>8.5 Sampling Dashboard</w:t>
       </w:r>
@@ -16103,7 +16103,7 @@
           <w:left w:w="10" w:type="dxa"/>
           <w:right w:w="10" w:type="dxa"/>
         </w:tblCellMar>
-        <w:tblLook w:val="04A0" w:firstRow="1" w:lastRow="0" w:firstColumn="1" w:lastColumn="0" w:noHBand="0" w:noVBand="1"/>
+        <w:tblLook w:val="0000" w:firstRow="0" w:lastRow="0" w:firstColumn="0" w:lastColumn="0" w:noHBand="0" w:noVBand="0"/>
       </w:tblPr>
       <w:tblGrid>
         <w:gridCol w:w="1882"/>
@@ -16553,7 +16553,7 @@
       <w:pPr>
         <w:pStyle w:val="Heading2"/>
       </w:pPr>
-      <w:bookmarkStart w:id="32" w:name="_Toc240888737"/>
+      <w:bookmarkStart w:id="32" w:name="_Toc240916831"/>
       <w:r>
         <w:t>8.6 Contact Dashboard</w:t>
       </w:r>
@@ -16616,7 +16616,7 @@
           <w:left w:w="10" w:type="dxa"/>
           <w:right w:w="10" w:type="dxa"/>
         </w:tblCellMar>
-        <w:tblLook w:val="04A0" w:firstRow="1" w:lastRow="0" w:firstColumn="1" w:lastColumn="0" w:noHBand="0" w:noVBand="1"/>
+        <w:tblLook w:val="0000" w:firstRow="0" w:lastRow="0" w:firstColumn="0" w:lastColumn="0" w:noHBand="0" w:noVBand="0"/>
       </w:tblPr>
       <w:tblGrid>
         <w:gridCol w:w="1882"/>
@@ -16856,7 +16856,7 @@
       <w:pPr>
         <w:pStyle w:val="Heading2"/>
       </w:pPr>
-      <w:bookmarkStart w:id="33" w:name="_Toc240888738"/>
+      <w:bookmarkStart w:id="33" w:name="_Toc240916832"/>
       <w:r>
         <w:t>8.7 QA Dashboard</w:t>
       </w:r>
@@ -16919,7 +16919,7 @@
           <w:left w:w="10" w:type="dxa"/>
           <w:right w:w="10" w:type="dxa"/>
         </w:tblCellMar>
-        <w:tblLook w:val="04A0" w:firstRow="1" w:lastRow="0" w:firstColumn="1" w:lastColumn="0" w:noHBand="0" w:noVBand="1"/>
+        <w:tblLook w:val="0000" w:firstRow="0" w:lastRow="0" w:firstColumn="0" w:lastColumn="0" w:noHBand="0" w:noVBand="0"/>
       </w:tblPr>
       <w:tblGrid>
         <w:gridCol w:w="1882"/>
@@ -17477,7 +17477,7 @@
       <w:pPr>
         <w:pStyle w:val="Heading2"/>
       </w:pPr>
-      <w:bookmarkStart w:id="34" w:name="_Toc240888739"/>
+      <w:bookmarkStart w:id="34" w:name="_Toc240916833"/>
       <w:r>
         <w:t>8.8 KII / Document Dashboard</w:t>
       </w:r>
@@ -17540,7 +17540,7 @@
           <w:left w:w="10" w:type="dxa"/>
           <w:right w:w="10" w:type="dxa"/>
         </w:tblCellMar>
-        <w:tblLook w:val="04A0" w:firstRow="1" w:lastRow="0" w:firstColumn="1" w:lastColumn="0" w:noHBand="0" w:noVBand="1"/>
+        <w:tblLook w:val="0000" w:firstRow="0" w:lastRow="0" w:firstColumn="0" w:lastColumn="0" w:noHBand="0" w:noVBand="0"/>
       </w:tblPr>
       <w:tblGrid>
         <w:gridCol w:w="1882"/>
@@ -17887,7 +17887,7 @@
       <w:pPr>
         <w:pStyle w:val="Heading2"/>
       </w:pPr>
-      <w:bookmarkStart w:id="35" w:name="_Toc240888740"/>
+      <w:bookmarkStart w:id="35" w:name="_Toc240916834"/>
       <w:r>
         <w:t>8.9 Reports</w:t>
       </w:r>
@@ -17950,7 +17950,7 @@
           <w:left w:w="10" w:type="dxa"/>
           <w:right w:w="10" w:type="dxa"/>
         </w:tblCellMar>
-        <w:tblLook w:val="04A0" w:firstRow="1" w:lastRow="0" w:firstColumn="1" w:lastColumn="0" w:noHBand="0" w:noVBand="1"/>
+        <w:tblLook w:val="0000" w:firstRow="0" w:lastRow="0" w:firstColumn="0" w:lastColumn="0" w:noHBand="0" w:noVBand="0"/>
       </w:tblPr>
       <w:tblGrid>
         <w:gridCol w:w="1882"/>
@@ -18401,7 +18401,7 @@
       <w:pPr>
         <w:pStyle w:val="Heading2"/>
       </w:pPr>
-      <w:bookmarkStart w:id="36" w:name="_Toc240888741"/>
+      <w:bookmarkStart w:id="36" w:name="_Toc240916835"/>
       <w:r>
         <w:t>8.10 Main-400 Register (and Reserve)</w:t>
       </w:r>
@@ -18464,7 +18464,7 @@
           <w:left w:w="10" w:type="dxa"/>
           <w:right w:w="10" w:type="dxa"/>
         </w:tblCellMar>
-        <w:tblLook w:val="04A0" w:firstRow="1" w:lastRow="0" w:firstColumn="1" w:lastColumn="0" w:noHBand="0" w:noVBand="1"/>
+        <w:tblLook w:val="0000" w:firstRow="0" w:lastRow="0" w:firstColumn="0" w:lastColumn="0" w:noHBand="0" w:noVBand="0"/>
       </w:tblPr>
       <w:tblGrid>
         <w:gridCol w:w="1882"/>
@@ -19334,7 +19334,7 @@
       <w:pPr>
         <w:pStyle w:val="Heading2"/>
       </w:pPr>
-      <w:bookmarkStart w:id="37" w:name="_Toc240888742"/>
+      <w:bookmarkStart w:id="37" w:name="_Toc240916836"/>
       <w:r>
         <w:t>8.11 Case page</w:t>
       </w:r>
@@ -19397,7 +19397,7 @@
           <w:left w:w="10" w:type="dxa"/>
           <w:right w:w="10" w:type="dxa"/>
         </w:tblCellMar>
-        <w:tblLook w:val="04A0" w:firstRow="1" w:lastRow="0" w:firstColumn="1" w:lastColumn="0" w:noHBand="0" w:noVBand="1"/>
+        <w:tblLook w:val="0000" w:firstRow="0" w:lastRow="0" w:firstColumn="0" w:lastColumn="0" w:noHBand="0" w:noVBand="0"/>
       </w:tblPr>
       <w:tblGrid>
         <w:gridCol w:w="1882"/>
@@ -21006,7 +21006,7 @@
       <w:pPr>
         <w:pStyle w:val="Heading2"/>
       </w:pPr>
-      <w:bookmarkStart w:id="38" w:name="_Toc240888743"/>
+      <w:bookmarkStart w:id="38" w:name="_Toc240916837"/>
       <w:r>
         <w:t>8.12 Pre-Interview Profile (PROIT) and its review screen</w:t>
       </w:r>
@@ -21069,7 +21069,7 @@
           <w:left w:w="10" w:type="dxa"/>
           <w:right w:w="10" w:type="dxa"/>
         </w:tblCellMar>
-        <w:tblLook w:val="04A0" w:firstRow="1" w:lastRow="0" w:firstColumn="1" w:lastColumn="0" w:noHBand="0" w:noVBand="1"/>
+        <w:tblLook w:val="0000" w:firstRow="0" w:lastRow="0" w:firstColumn="0" w:lastColumn="0" w:noHBand="0" w:noVBand="0"/>
       </w:tblPr>
       <w:tblGrid>
         <w:gridCol w:w="1882"/>
@@ -21940,7 +21940,7 @@
       <w:pPr>
         <w:pStyle w:val="Heading2"/>
       </w:pPr>
-      <w:bookmarkStart w:id="39" w:name="_Toc240888744"/>
+      <w:bookmarkStart w:id="39" w:name="_Toc240916838"/>
       <w:r>
         <w:t>8.13 Register Organisation</w:t>
       </w:r>
@@ -22003,7 +22003,7 @@
           <w:left w:w="10" w:type="dxa"/>
           <w:right w:w="10" w:type="dxa"/>
         </w:tblCellMar>
-        <w:tblLook w:val="04A0" w:firstRow="1" w:lastRow="0" w:firstColumn="1" w:lastColumn="0" w:noHBand="0" w:noVBand="1"/>
+        <w:tblLook w:val="0000" w:firstRow="0" w:lastRow="0" w:firstColumn="0" w:lastColumn="0" w:noHBand="0" w:noVBand="0"/>
       </w:tblPr>
       <w:tblGrid>
         <w:gridCol w:w="1882"/>
@@ -22663,7 +22663,7 @@
       <w:pPr>
         <w:pStyle w:val="Heading2"/>
       </w:pPr>
-      <w:bookmarkStart w:id="40" w:name="_Toc240888745"/>
+      <w:bookmarkStart w:id="40" w:name="_Toc240916839"/>
       <w:r>
         <w:t>8.14 Appointment Queue</w:t>
       </w:r>
@@ -22727,7 +22727,7 @@
           <w:left w:w="10" w:type="dxa"/>
           <w:right w:w="10" w:type="dxa"/>
         </w:tblCellMar>
-        <w:tblLook w:val="04A0" w:firstRow="1" w:lastRow="0" w:firstColumn="1" w:lastColumn="0" w:noHBand="0" w:noVBand="1"/>
+        <w:tblLook w:val="0000" w:firstRow="0" w:lastRow="0" w:firstColumn="0" w:lastColumn="0" w:noHBand="0" w:noVBand="0"/>
       </w:tblPr>
       <w:tblGrid>
         <w:gridCol w:w="1882"/>
@@ -23284,7 +23284,7 @@
       <w:pPr>
         <w:pStyle w:val="Heading2"/>
       </w:pPr>
-      <w:bookmarkStart w:id="41" w:name="_Toc240888746"/>
+      <w:bookmarkStart w:id="41" w:name="_Toc240916840"/>
       <w:r>
         <w:t>8.15 Follow-ups due</w:t>
       </w:r>
@@ -23347,7 +23347,7 @@
           <w:left w:w="10" w:type="dxa"/>
           <w:right w:w="10" w:type="dxa"/>
         </w:tblCellMar>
-        <w:tblLook w:val="04A0" w:firstRow="1" w:lastRow="0" w:firstColumn="1" w:lastColumn="0" w:noHBand="0" w:noVBand="1"/>
+        <w:tblLook w:val="0000" w:firstRow="0" w:lastRow="0" w:firstColumn="0" w:lastColumn="0" w:noHBand="0" w:noVBand="0"/>
       </w:tblPr>
       <w:tblGrid>
         <w:gridCol w:w="1882"/>
@@ -23797,7 +23797,7 @@
       <w:pPr>
         <w:pStyle w:val="Heading2"/>
       </w:pPr>
-      <w:bookmarkStart w:id="42" w:name="_Toc240888747"/>
+      <w:bookmarkStart w:id="42" w:name="_Toc240916841"/>
       <w:r>
         <w:t>8.16 Reserve Activation</w:t>
       </w:r>
@@ -23860,7 +23860,7 @@
           <w:left w:w="10" w:type="dxa"/>
           <w:right w:w="10" w:type="dxa"/>
         </w:tblCellMar>
-        <w:tblLook w:val="04A0" w:firstRow="1" w:lastRow="0" w:firstColumn="1" w:lastColumn="0" w:noHBand="0" w:noVBand="1"/>
+        <w:tblLook w:val="0000" w:firstRow="0" w:lastRow="0" w:firstColumn="0" w:lastColumn="0" w:noHBand="0" w:noVBand="0"/>
       </w:tblPr>
       <w:tblGrid>
         <w:gridCol w:w="1882"/>
@@ -24418,7 +24418,7 @@
       <w:pPr>
         <w:pStyle w:val="Heading2"/>
       </w:pPr>
-      <w:bookmarkStart w:id="43" w:name="_Toc240888748"/>
+      <w:bookmarkStart w:id="43" w:name="_Toc240916842"/>
       <w:r>
         <w:t>8.17 QA Queue (with the KoboToolbox sync panel)</w:t>
       </w:r>
@@ -24481,7 +24481,7 @@
           <w:left w:w="10" w:type="dxa"/>
           <w:right w:w="10" w:type="dxa"/>
         </w:tblCellMar>
-        <w:tblLook w:val="04A0" w:firstRow="1" w:lastRow="0" w:firstColumn="1" w:lastColumn="0" w:noHBand="0" w:noVBand="1"/>
+        <w:tblLook w:val="0000" w:firstRow="0" w:lastRow="0" w:firstColumn="0" w:lastColumn="0" w:noHBand="0" w:noVBand="0"/>
       </w:tblPr>
       <w:tblGrid>
         <w:gridCol w:w="1882"/>
@@ -25142,7 +25142,7 @@
       <w:pPr>
         <w:pStyle w:val="Heading2"/>
       </w:pPr>
-      <w:bookmarkStart w:id="44" w:name="_Toc240888749"/>
+      <w:bookmarkStart w:id="44" w:name="_Toc240916843"/>
       <w:r>
         <w:t>8.18 QA Exceptions</w:t>
       </w:r>
@@ -25205,7 +25205,7 @@
           <w:left w:w="10" w:type="dxa"/>
           <w:right w:w="10" w:type="dxa"/>
         </w:tblCellMar>
-        <w:tblLook w:val="04A0" w:firstRow="1" w:lastRow="0" w:firstColumn="1" w:lastColumn="0" w:noHBand="0" w:noVBand="1"/>
+        <w:tblLook w:val="0000" w:firstRow="0" w:lastRow="0" w:firstColumn="0" w:lastColumn="0" w:noHBand="0" w:noVBand="0"/>
       </w:tblPr>
       <w:tblGrid>
         <w:gridCol w:w="1882"/>
@@ -25972,7 +25972,7 @@
       <w:pPr>
         <w:pStyle w:val="Heading2"/>
       </w:pPr>
-      <w:bookmarkStart w:id="45" w:name="_Toc240888750"/>
+      <w:bookmarkStart w:id="45" w:name="_Toc240916844"/>
       <w:r>
         <w:t>8.19 KII Register</w:t>
       </w:r>
@@ -26035,7 +26035,7 @@
           <w:left w:w="10" w:type="dxa"/>
           <w:right w:w="10" w:type="dxa"/>
         </w:tblCellMar>
-        <w:tblLook w:val="04A0" w:firstRow="1" w:lastRow="0" w:firstColumn="1" w:lastColumn="0" w:noHBand="0" w:noVBand="1"/>
+        <w:tblLook w:val="0000" w:firstRow="0" w:lastRow="0" w:firstColumn="0" w:lastColumn="0" w:noHBand="0" w:noVBand="0"/>
       </w:tblPr>
       <w:tblGrid>
         <w:gridCol w:w="1882"/>
@@ -26593,7 +26593,7 @@
       <w:pPr>
         <w:pStyle w:val="Heading2"/>
       </w:pPr>
-      <w:bookmarkStart w:id="46" w:name="_Toc240888751"/>
+      <w:bookmarkStart w:id="46" w:name="_Toc240916845"/>
       <w:r>
         <w:t>8.20 New KII Record</w:t>
       </w:r>
@@ -26656,7 +26656,7 @@
           <w:left w:w="10" w:type="dxa"/>
           <w:right w:w="10" w:type="dxa"/>
         </w:tblCellMar>
-        <w:tblLook w:val="04A0" w:firstRow="1" w:lastRow="0" w:firstColumn="1" w:lastColumn="0" w:noHBand="0" w:noVBand="1"/>
+        <w:tblLook w:val="0000" w:firstRow="0" w:lastRow="0" w:firstColumn="0" w:lastColumn="0" w:noHBand="0" w:noVBand="0"/>
       </w:tblPr>
       <w:tblGrid>
         <w:gridCol w:w="1882"/>
@@ -27003,7 +27003,7 @@
       <w:pPr>
         <w:pStyle w:val="Heading2"/>
       </w:pPr>
-      <w:bookmarkStart w:id="47" w:name="_Toc240888752"/>
+      <w:bookmarkStart w:id="47" w:name="_Toc240916846"/>
       <w:r>
         <w:t>8.21 KII record</w:t>
       </w:r>
@@ -27066,7 +27066,7 @@
           <w:left w:w="10" w:type="dxa"/>
           <w:right w:w="10" w:type="dxa"/>
         </w:tblCellMar>
-        <w:tblLook w:val="04A0" w:firstRow="1" w:lastRow="0" w:firstColumn="1" w:lastColumn="0" w:noHBand="0" w:noVBand="1"/>
+        <w:tblLook w:val="0000" w:firstRow="0" w:lastRow="0" w:firstColumn="0" w:lastColumn="0" w:noHBand="0" w:noVBand="0"/>
       </w:tblPr>
       <w:tblGrid>
         <w:gridCol w:w="1882"/>
@@ -28044,7 +28044,7 @@
       <w:pPr>
         <w:pStyle w:val="Heading2"/>
       </w:pPr>
-      <w:bookmarkStart w:id="48" w:name="_Toc240888753"/>
+      <w:bookmarkStart w:id="48" w:name="_Toc240916847"/>
       <w:r>
         <w:t>8.22 Documents (the corpus)</w:t>
       </w:r>
@@ -28107,7 +28107,7 @@
           <w:left w:w="10" w:type="dxa"/>
           <w:right w:w="10" w:type="dxa"/>
         </w:tblCellMar>
-        <w:tblLook w:val="04A0" w:firstRow="1" w:lastRow="0" w:firstColumn="1" w:lastColumn="0" w:noHBand="0" w:noVBand="1"/>
+        <w:tblLook w:val="0000" w:firstRow="0" w:lastRow="0" w:firstColumn="0" w:lastColumn="0" w:noHBand="0" w:noVBand="0"/>
       </w:tblPr>
       <w:tblGrid>
         <w:gridCol w:w="1882"/>
@@ -28664,7 +28664,7 @@
       <w:pPr>
         <w:pStyle w:val="Heading2"/>
       </w:pPr>
-      <w:bookmarkStart w:id="49" w:name="_Toc240888754"/>
+      <w:bookmarkStart w:id="49" w:name="_Toc240916848"/>
       <w:r>
         <w:lastRenderedPageBreak/>
         <w:t>8.23 New Documentary Evidence Record</w:t>
@@ -28728,7 +28728,7 @@
           <w:left w:w="10" w:type="dxa"/>
           <w:right w:w="10" w:type="dxa"/>
         </w:tblCellMar>
-        <w:tblLook w:val="04A0" w:firstRow="1" w:lastRow="0" w:firstColumn="1" w:lastColumn="0" w:noHBand="0" w:noVBand="1"/>
+        <w:tblLook w:val="0000" w:firstRow="0" w:lastRow="0" w:firstColumn="0" w:lastColumn="0" w:noHBand="0" w:noVBand="0"/>
       </w:tblPr>
       <w:tblGrid>
         <w:gridCol w:w="1882"/>
@@ -29495,7 +29495,7 @@
       <w:pPr>
         <w:pStyle w:val="Heading2"/>
       </w:pPr>
-      <w:bookmarkStart w:id="50" w:name="_Toc240888755"/>
+      <w:bookmarkStart w:id="50" w:name="_Toc240916849"/>
       <w:r>
         <w:t>8.24 Document record</w:t>
       </w:r>
@@ -29558,7 +29558,7 @@
           <w:left w:w="10" w:type="dxa"/>
           <w:right w:w="10" w:type="dxa"/>
         </w:tblCellMar>
-        <w:tblLook w:val="04A0" w:firstRow="1" w:lastRow="0" w:firstColumn="1" w:lastColumn="0" w:noHBand="0" w:noVBand="1"/>
+        <w:tblLook w:val="0000" w:firstRow="0" w:lastRow="0" w:firstColumn="0" w:lastColumn="0" w:noHBand="0" w:noVBand="0"/>
       </w:tblPr>
       <w:tblGrid>
         <w:gridCol w:w="1882"/>
@@ -30849,7 +30849,7 @@
       <w:pPr>
         <w:pStyle w:val="Heading2"/>
       </w:pPr>
-      <w:bookmarkStart w:id="51" w:name="_Toc240888756"/>
+      <w:bookmarkStart w:id="51" w:name="_Toc240916850"/>
       <w:r>
         <w:lastRenderedPageBreak/>
         <w:t>8.25 Auto-fill review screen</w:t>
@@ -30913,7 +30913,7 @@
           <w:left w:w="10" w:type="dxa"/>
           <w:right w:w="10" w:type="dxa"/>
         </w:tblCellMar>
-        <w:tblLook w:val="04A0" w:firstRow="1" w:lastRow="0" w:firstColumn="1" w:lastColumn="0" w:noHBand="0" w:noVBand="1"/>
+        <w:tblLook w:val="0000" w:firstRow="0" w:lastRow="0" w:firstColumn="0" w:lastColumn="0" w:noHBand="0" w:noVBand="0"/>
       </w:tblPr>
       <w:tblGrid>
         <w:gridCol w:w="1882"/>
@@ -31890,7 +31890,7 @@
       <w:pPr>
         <w:pStyle w:val="Heading2"/>
       </w:pPr>
-      <w:bookmarkStart w:id="52" w:name="_Toc240888757"/>
+      <w:bookmarkStart w:id="52" w:name="_Toc240916851"/>
       <w:r>
         <w:lastRenderedPageBreak/>
         <w:t>8.26 Completed forms (Form PDFs)</w:t>
@@ -31954,7 +31954,7 @@
           <w:left w:w="10" w:type="dxa"/>
           <w:right w:w="10" w:type="dxa"/>
         </w:tblCellMar>
-        <w:tblLook w:val="04A0" w:firstRow="1" w:lastRow="0" w:firstColumn="1" w:lastColumn="0" w:noHBand="0" w:noVBand="1"/>
+        <w:tblLook w:val="0000" w:firstRow="0" w:lastRow="0" w:firstColumn="0" w:lastColumn="0" w:noHBand="0" w:noVBand="0"/>
       </w:tblPr>
       <w:tblGrid>
         <w:gridCol w:w="1882"/>
@@ -33148,7 +33148,7 @@
       <w:pPr>
         <w:pStyle w:val="Heading2"/>
       </w:pPr>
-      <w:bookmarkStart w:id="53" w:name="_Toc240888758"/>
+      <w:bookmarkStart w:id="53" w:name="_Toc240916852"/>
       <w:r>
         <w:lastRenderedPageBreak/>
         <w:t>8.27 Cost Dashboard</w:t>
@@ -33212,7 +33212,7 @@
           <w:left w:w="10" w:type="dxa"/>
           <w:right w:w="10" w:type="dxa"/>
         </w:tblCellMar>
-        <w:tblLook w:val="04A0" w:firstRow="1" w:lastRow="0" w:firstColumn="1" w:lastColumn="0" w:noHBand="0" w:noVBand="1"/>
+        <w:tblLook w:val="0000" w:firstRow="0" w:lastRow="0" w:firstColumn="0" w:lastColumn="0" w:noHBand="0" w:noVBand="0"/>
       </w:tblPr>
       <w:tblGrid>
         <w:gridCol w:w="1882"/>
@@ -33559,7 +33559,7 @@
       <w:pPr>
         <w:pStyle w:val="Heading2"/>
       </w:pPr>
-      <w:bookmarkStart w:id="54" w:name="_Toc240888759"/>
+      <w:bookmarkStart w:id="54" w:name="_Toc240916853"/>
       <w:r>
         <w:t>8.28 Audit Log</w:t>
       </w:r>
@@ -33622,7 +33622,7 @@
           <w:left w:w="10" w:type="dxa"/>
           <w:right w:w="10" w:type="dxa"/>
         </w:tblCellMar>
-        <w:tblLook w:val="04A0" w:firstRow="1" w:lastRow="0" w:firstColumn="1" w:lastColumn="0" w:noHBand="0" w:noVBand="1"/>
+        <w:tblLook w:val="0000" w:firstRow="0" w:lastRow="0" w:firstColumn="0" w:lastColumn="0" w:noHBand="0" w:noVBand="0"/>
       </w:tblPr>
       <w:tblGrid>
         <w:gridCol w:w="1882"/>
@@ -33969,7 +33969,7 @@
       <w:pPr>
         <w:pStyle w:val="Heading2"/>
       </w:pPr>
-      <w:bookmarkStart w:id="55" w:name="_Toc240888760"/>
+      <w:bookmarkStart w:id="55" w:name="_Toc240916854"/>
       <w:r>
         <w:t>8.29 Export</w:t>
       </w:r>
@@ -34032,7 +34032,7 @@
           <w:left w:w="10" w:type="dxa"/>
           <w:right w:w="10" w:type="dxa"/>
         </w:tblCellMar>
-        <w:tblLook w:val="04A0" w:firstRow="1" w:lastRow="0" w:firstColumn="1" w:lastColumn="0" w:noHBand="0" w:noVBand="1"/>
+        <w:tblLook w:val="0000" w:firstRow="0" w:lastRow="0" w:firstColumn="0" w:lastColumn="0" w:noHBand="0" w:noVBand="0"/>
       </w:tblPr>
       <w:tblGrid>
         <w:gridCol w:w="1882"/>
@@ -34700,10 +34700,10 @@
 <file path=word/numbering.xml><?xml version="1.0" encoding="utf-8"?>
 <w:numbering xmlns:wpc="http://schemas.microsoft.com/office/word/2010/wordprocessingCanvas" xmlns:cx="http://schemas.microsoft.com/office/drawing/2014/chartex" xmlns:cx1="http://schemas.microsoft.com/office/drawing/2015/9/8/chartex" xmlns:cx2="http://schemas.microsoft.com/office/drawing/2015/10/21/chartex" xmlns:cx3="http://schemas.microsoft.com/office/drawing/2016/5/9/chartex" xmlns:cx4="http://schemas.microsoft.com/office/drawing/2016/5/10/chartex" xmlns:cx5="http://schemas.microsoft.com/office/drawing/2016/5/11/chartex" xmlns:cx6="http://schemas.microsoft.com/office/drawing/2016/5/12/chartex" xmlns:cx7="http://schemas.microsoft.com/office/drawing/2016/5/13/chartex" xmlns:cx8="http://schemas.microsoft.com/office/drawing/2016/5/14/chartex" xmlns:mc="http://schemas.openxmlformats.org/markup-compatibility/2006" xmlns:aink="http://schemas.microsoft.com/office/drawing/2016/ink" xmlns:am3d="http://schemas.microsoft.com/office/drawing/2017/model3d" xmlns:o="urn:schemas-microsoft-com:office:office" xmlns:oel="http://schemas.microsoft.com/office/2019/extlst" xmlns:r="http://schemas.openxmlformats.org/officeDocument/2006/relationships" xmlns:m="http://schemas.openxmlformats.org/officeDocument/2006/math" xmlns:v="urn:schemas-microsoft-com:vml" xmlns:wp14="http://schemas.microsoft.com/office/word/2010/wordprocessingDrawing" xmlns:wp="http://schemas.openxmlformats.org/drawingml/2006/wordprocessingDrawing" xmlns:w10="urn:schemas-microsoft-com:office:word" xmlns:w="http://schemas.openxmlformats.org/wordprocessingml/2006/main" xmlns:w14="http://schemas.microsoft.com/office/word/2010/wordml" xmlns:w15="http://schemas.microsoft.com/office/word/2012/wordml" xmlns:w16cex="http://schemas.microsoft.com/office/word/2018/wordml/cex" xmlns:w16cid="http://schemas.microsoft.com/office/word/2016/wordml/cid" xmlns:w16="http://schemas.microsoft.com/office/word/2018/wordml" xmlns:w16sdtdh="http://schemas.microsoft.com/office/word/2020/wordml/sdtdatahash" xmlns:w16se="http://schemas.microsoft.com/office/word/2015/wordml/symex" xmlns:wpg="http://schemas.microsoft.com/office/word/2010/wordprocessingGroup" xmlns:wpi="http://schemas.microsoft.com/office/word/2010/wordprocessingInk" xmlns:wne="http://schemas.microsoft.com/office/word/2006/wordml" xmlns:wps="http://schemas.microsoft.com/office/word/2010/wordprocessingShape" mc:Ignorable="w14 w15 w16se w16cid w16 w16cex w16sdtdh wp14">
   <w:abstractNum w:abstractNumId="0" w15:restartNumberingAfterBreak="0">
-    <w:nsid w:val="18040572"/>
+    <w:nsid w:val="05391A67"/>
     <w:multiLevelType w:val="hybridMultilevel"/>
-    <w:tmpl w:val="1FF211CA"/>
-    <w:lvl w:ilvl="0" w:tplc="B0DC6C98">
+    <w:tmpl w:val="2F063DC6"/>
+    <w:lvl w:ilvl="0" w:tplc="2598980C">
       <w:start w:val="1"/>
       <w:numFmt w:val="decimal"/>
       <w:lvlText w:val="%1."/>
@@ -34717,52 +34717,52 @@
         <w:color w:val="A67C27"/>
       </w:rPr>
     </w:lvl>
-    <w:lvl w:ilvl="1" w:tplc="8C0A080A">
+    <w:lvl w:ilvl="1" w:tplc="93D60044">
       <w:numFmt w:val="decimal"/>
       <w:lvlText w:val=""/>
       <w:lvlJc w:val="left"/>
     </w:lvl>
-    <w:lvl w:ilvl="2" w:tplc="B9963B12">
+    <w:lvl w:ilvl="2" w:tplc="68529506">
       <w:numFmt w:val="decimal"/>
       <w:lvlText w:val=""/>
       <w:lvlJc w:val="left"/>
     </w:lvl>
-    <w:lvl w:ilvl="3" w:tplc="7F463502">
+    <w:lvl w:ilvl="3" w:tplc="A96AC926">
       <w:numFmt w:val="decimal"/>
       <w:lvlText w:val=""/>
       <w:lvlJc w:val="left"/>
     </w:lvl>
-    <w:lvl w:ilvl="4" w:tplc="D806E686">
+    <w:lvl w:ilvl="4" w:tplc="62D8599C">
       <w:numFmt w:val="decimal"/>
       <w:lvlText w:val=""/>
       <w:lvlJc w:val="left"/>
     </w:lvl>
-    <w:lvl w:ilvl="5" w:tplc="50D43056">
+    <w:lvl w:ilvl="5" w:tplc="306280C2">
       <w:numFmt w:val="decimal"/>
       <w:lvlText w:val=""/>
       <w:lvlJc w:val="left"/>
     </w:lvl>
-    <w:lvl w:ilvl="6" w:tplc="E02A55D0">
+    <w:lvl w:ilvl="6" w:tplc="F4F289C4">
       <w:numFmt w:val="decimal"/>
       <w:lvlText w:val=""/>
       <w:lvlJc w:val="left"/>
     </w:lvl>
-    <w:lvl w:ilvl="7" w:tplc="9984F0E2">
+    <w:lvl w:ilvl="7" w:tplc="8B2220DE">
       <w:numFmt w:val="decimal"/>
       <w:lvlText w:val=""/>
       <w:lvlJc w:val="left"/>
     </w:lvl>
-    <w:lvl w:ilvl="8" w:tplc="ACB2CCBA">
+    <w:lvl w:ilvl="8" w:tplc="2F227A90">
       <w:numFmt w:val="decimal"/>
       <w:lvlText w:val=""/>
       <w:lvlJc w:val="left"/>
     </w:lvl>
   </w:abstractNum>
   <w:abstractNum w:abstractNumId="1" w15:restartNumberingAfterBreak="0">
-    <w:nsid w:val="1A137E7F"/>
+    <w:nsid w:val="0A226A17"/>
     <w:multiLevelType w:val="hybridMultilevel"/>
-    <w:tmpl w:val="2848CB84"/>
-    <w:lvl w:ilvl="0" w:tplc="FADA1D16">
+    <w:tmpl w:val="63EE3C32"/>
+    <w:lvl w:ilvl="0" w:tplc="B7609692">
       <w:start w:val="1"/>
       <w:numFmt w:val="decimal"/>
       <w:lvlText w:val="%1."/>
@@ -34776,52 +34776,52 @@
         <w:color w:val="A67C27"/>
       </w:rPr>
     </w:lvl>
-    <w:lvl w:ilvl="1" w:tplc="304EA8C8">
+    <w:lvl w:ilvl="1" w:tplc="0886782C">
       <w:numFmt w:val="decimal"/>
       <w:lvlText w:val=""/>
       <w:lvlJc w:val="left"/>
     </w:lvl>
-    <w:lvl w:ilvl="2" w:tplc="9DEABD8C">
+    <w:lvl w:ilvl="2" w:tplc="925AF29E">
       <w:numFmt w:val="decimal"/>
       <w:lvlText w:val=""/>
       <w:lvlJc w:val="left"/>
     </w:lvl>
-    <w:lvl w:ilvl="3" w:tplc="423419B6">
+    <w:lvl w:ilvl="3" w:tplc="39DE7632">
       <w:numFmt w:val="decimal"/>
       <w:lvlText w:val=""/>
       <w:lvlJc w:val="left"/>
     </w:lvl>
-    <w:lvl w:ilvl="4" w:tplc="DB583E78">
+    <w:lvl w:ilvl="4" w:tplc="DEC6EEFA">
       <w:numFmt w:val="decimal"/>
       <w:lvlText w:val=""/>
       <w:lvlJc w:val="left"/>
     </w:lvl>
-    <w:lvl w:ilvl="5" w:tplc="DB9A4898">
+    <w:lvl w:ilvl="5" w:tplc="6FA0CBE6">
       <w:numFmt w:val="decimal"/>
       <w:lvlText w:val=""/>
       <w:lvlJc w:val="left"/>
     </w:lvl>
-    <w:lvl w:ilvl="6" w:tplc="6C965602">
+    <w:lvl w:ilvl="6" w:tplc="C55CD640">
       <w:numFmt w:val="decimal"/>
       <w:lvlText w:val=""/>
       <w:lvlJc w:val="left"/>
     </w:lvl>
-    <w:lvl w:ilvl="7" w:tplc="F776F87E">
+    <w:lvl w:ilvl="7" w:tplc="E8D25670">
       <w:numFmt w:val="decimal"/>
       <w:lvlText w:val=""/>
       <w:lvlJc w:val="left"/>
     </w:lvl>
-    <w:lvl w:ilvl="8" w:tplc="A1E2EAF8">
+    <w:lvl w:ilvl="8" w:tplc="649E9D96">
       <w:numFmt w:val="decimal"/>
       <w:lvlText w:val=""/>
       <w:lvlJc w:val="left"/>
     </w:lvl>
   </w:abstractNum>
   <w:abstractNum w:abstractNumId="2" w15:restartNumberingAfterBreak="0">
-    <w:nsid w:val="2207180E"/>
+    <w:nsid w:val="18517FEC"/>
     <w:multiLevelType w:val="hybridMultilevel"/>
-    <w:tmpl w:val="31FAA9A0"/>
-    <w:lvl w:ilvl="0" w:tplc="D18EE3C2">
+    <w:tmpl w:val="B7A259CA"/>
+    <w:lvl w:ilvl="0" w:tplc="F88CC192">
       <w:start w:val="1"/>
       <w:numFmt w:val="decimal"/>
       <w:lvlText w:val="%1."/>
@@ -34835,138 +34835,110 @@
         <w:color w:val="A67C27"/>
       </w:rPr>
     </w:lvl>
-    <w:lvl w:ilvl="1" w:tplc="3C808166">
+    <w:lvl w:ilvl="1" w:tplc="8A1CD804">
       <w:numFmt w:val="decimal"/>
       <w:lvlText w:val=""/>
       <w:lvlJc w:val="left"/>
     </w:lvl>
-    <w:lvl w:ilvl="2" w:tplc="9620F7CC">
+    <w:lvl w:ilvl="2" w:tplc="CEAE97A6">
       <w:numFmt w:val="decimal"/>
       <w:lvlText w:val=""/>
       <w:lvlJc w:val="left"/>
     </w:lvl>
-    <w:lvl w:ilvl="3" w:tplc="DB8C10CA">
+    <w:lvl w:ilvl="3" w:tplc="6B762C66">
       <w:numFmt w:val="decimal"/>
       <w:lvlText w:val=""/>
       <w:lvlJc w:val="left"/>
     </w:lvl>
-    <w:lvl w:ilvl="4" w:tplc="8BF6E056">
+    <w:lvl w:ilvl="4" w:tplc="AE14ABA4">
       <w:numFmt w:val="decimal"/>
       <w:lvlText w:val=""/>
       <w:lvlJc w:val="left"/>
     </w:lvl>
-    <w:lvl w:ilvl="5" w:tplc="FD6CD638">
+    <w:lvl w:ilvl="5" w:tplc="5C187496">
       <w:numFmt w:val="decimal"/>
       <w:lvlText w:val=""/>
       <w:lvlJc w:val="left"/>
     </w:lvl>
-    <w:lvl w:ilvl="6" w:tplc="AF18BC24">
+    <w:lvl w:ilvl="6" w:tplc="390E31B8">
       <w:numFmt w:val="decimal"/>
       <w:lvlText w:val=""/>
       <w:lvlJc w:val="left"/>
     </w:lvl>
-    <w:lvl w:ilvl="7" w:tplc="25E06FC2">
+    <w:lvl w:ilvl="7" w:tplc="DA347DEA">
       <w:numFmt w:val="decimal"/>
       <w:lvlText w:val=""/>
       <w:lvlJc w:val="left"/>
     </w:lvl>
-    <w:lvl w:ilvl="8" w:tplc="CC0C61F0">
+    <w:lvl w:ilvl="8" w:tplc="D8DE4B10">
       <w:numFmt w:val="decimal"/>
       <w:lvlText w:val=""/>
       <w:lvlJc w:val="left"/>
     </w:lvl>
   </w:abstractNum>
   <w:abstractNum w:abstractNumId="3" w15:restartNumberingAfterBreak="0">
-    <w:nsid w:val="2687433E"/>
+    <w:nsid w:val="21AF7AAA"/>
     <w:multiLevelType w:val="hybridMultilevel"/>
-    <w:tmpl w:val="D32268AC"/>
-    <w:lvl w:ilvl="0" w:tplc="F50EB36A">
+    <w:tmpl w:val="4E9295D0"/>
+    <w:lvl w:ilvl="0" w:tplc="B6046E20">
       <w:start w:val="1"/>
       <w:numFmt w:val="bullet"/>
-      <w:lvlText w:val="●"/>
+      <w:lvlText w:val="•"/>
       <w:lvlJc w:val="left"/>
       <w:pPr>
-        <w:ind w:left="720" w:hanging="360"/>
+        <w:ind w:left="460" w:hanging="280"/>
       </w:pPr>
     </w:lvl>
-    <w:lvl w:ilvl="1" w:tplc="A08A6B82">
+    <w:lvl w:ilvl="1" w:tplc="4E4AC652">
       <w:start w:val="1"/>
       <w:numFmt w:val="bullet"/>
-      <w:lvlText w:val="○"/>
+      <w:lvlText w:val="–"/>
       <w:lvlJc w:val="left"/>
       <w:pPr>
-        <w:ind w:left="1440" w:hanging="360"/>
+        <w:ind w:left="900" w:hanging="280"/>
       </w:pPr>
     </w:lvl>
-    <w:lvl w:ilvl="2" w:tplc="EB8856B6">
-      <w:start w:val="1"/>
-      <w:numFmt w:val="bullet"/>
-      <w:lvlText w:val="■"/>
+    <w:lvl w:ilvl="2" w:tplc="B4107B3A">
+      <w:numFmt w:val="decimal"/>
+      <w:lvlText w:val=""/>
       <w:lvlJc w:val="left"/>
-      <w:pPr>
-        <w:ind w:left="2160" w:hanging="360"/>
-      </w:pPr>
     </w:lvl>
-    <w:lvl w:ilvl="3" w:tplc="01847FB2">
-      <w:start w:val="1"/>
-      <w:numFmt w:val="bullet"/>
-      <w:lvlText w:val="●"/>
+    <w:lvl w:ilvl="3" w:tplc="D5604CE6">
+      <w:numFmt w:val="decimal"/>
+      <w:lvlText w:val=""/>
       <w:lvlJc w:val="left"/>
-      <w:pPr>
-        <w:ind w:left="2880" w:hanging="360"/>
-      </w:pPr>
     </w:lvl>
-    <w:lvl w:ilvl="4" w:tplc="4762CB10">
-      <w:start w:val="1"/>
-      <w:numFmt w:val="bullet"/>
-      <w:lvlText w:val="○"/>
+    <w:lvl w:ilvl="4" w:tplc="9BC421CA">
+      <w:numFmt w:val="decimal"/>
+      <w:lvlText w:val=""/>
       <w:lvlJc w:val="left"/>
-      <w:pPr>
-        <w:ind w:left="3600" w:hanging="360"/>
-      </w:pPr>
     </w:lvl>
-    <w:lvl w:ilvl="5" w:tplc="DBCA53C8">
-      <w:start w:val="1"/>
-      <w:numFmt w:val="bullet"/>
-      <w:lvlText w:val="■"/>
+    <w:lvl w:ilvl="5" w:tplc="96B4EEB0">
+      <w:numFmt w:val="decimal"/>
+      <w:lvlText w:val=""/>
       <w:lvlJc w:val="left"/>
-      <w:pPr>
-        <w:ind w:left="4320" w:hanging="360"/>
-      </w:pPr>
     </w:lvl>
-    <w:lvl w:ilvl="6" w:tplc="BB08CEAC">
-      <w:start w:val="1"/>
-      <w:numFmt w:val="bullet"/>
-      <w:lvlText w:val="●"/>
+    <w:lvl w:ilvl="6" w:tplc="62105C06">
+      <w:numFmt w:val="decimal"/>
+      <w:lvlText w:val=""/>
       <w:lvlJc w:val="left"/>
-      <w:pPr>
-        <w:ind w:left="5040" w:hanging="360"/>
-      </w:pPr>
     </w:lvl>
-    <w:lvl w:ilvl="7" w:tplc="1508380E">
-      <w:start w:val="1"/>
-      <w:numFmt w:val="bullet"/>
-      <w:lvlText w:val="●"/>
+    <w:lvl w:ilvl="7" w:tplc="BDAE3F86">
+      <w:numFmt w:val="decimal"/>
+      <w:lvlText w:val=""/>
       <w:lvlJc w:val="left"/>
-      <w:pPr>
-        <w:ind w:left="5760" w:hanging="360"/>
-      </w:pPr>
     </w:lvl>
-    <w:lvl w:ilvl="8" w:tplc="DFB4B4E8">
-      <w:start w:val="1"/>
-      <w:numFmt w:val="bullet"/>
-      <w:lvlText w:val="●"/>
+    <w:lvl w:ilvl="8" w:tplc="468E2896">
+      <w:numFmt w:val="decimal"/>
+      <w:lvlText w:val=""/>
       <w:lvlJc w:val="left"/>
-      <w:pPr>
-        <w:ind w:left="6480" w:hanging="360"/>
-      </w:pPr>
     </w:lvl>
   </w:abstractNum>
   <w:abstractNum w:abstractNumId="4" w15:restartNumberingAfterBreak="0">
-    <w:nsid w:val="2F034A25"/>
+    <w:nsid w:val="290D1CA1"/>
     <w:multiLevelType w:val="hybridMultilevel"/>
-    <w:tmpl w:val="7D3C08AC"/>
-    <w:lvl w:ilvl="0" w:tplc="04FC9632">
+    <w:tmpl w:val="FCE6B98E"/>
+    <w:lvl w:ilvl="0" w:tplc="012E9A8C">
       <w:start w:val="1"/>
       <w:numFmt w:val="decimal"/>
       <w:lvlText w:val="%1."/>
@@ -34980,52 +34952,52 @@
         <w:color w:val="A67C27"/>
       </w:rPr>
     </w:lvl>
-    <w:lvl w:ilvl="1" w:tplc="9B9AD886">
+    <w:lvl w:ilvl="1" w:tplc="5CFE0B26">
       <w:numFmt w:val="decimal"/>
       <w:lvlText w:val=""/>
       <w:lvlJc w:val="left"/>
     </w:lvl>
-    <w:lvl w:ilvl="2" w:tplc="4D3EAC56">
+    <w:lvl w:ilvl="2" w:tplc="1DF20DC0">
       <w:numFmt w:val="decimal"/>
       <w:lvlText w:val=""/>
       <w:lvlJc w:val="left"/>
     </w:lvl>
-    <w:lvl w:ilvl="3" w:tplc="147C4DD6">
+    <w:lvl w:ilvl="3" w:tplc="E398C464">
       <w:numFmt w:val="decimal"/>
       <w:lvlText w:val=""/>
       <w:lvlJc w:val="left"/>
     </w:lvl>
-    <w:lvl w:ilvl="4" w:tplc="65A845DE">
+    <w:lvl w:ilvl="4" w:tplc="A44ED9F4">
       <w:numFmt w:val="decimal"/>
       <w:lvlText w:val=""/>
       <w:lvlJc w:val="left"/>
     </w:lvl>
-    <w:lvl w:ilvl="5" w:tplc="B080A8FA">
+    <w:lvl w:ilvl="5" w:tplc="283A86DC">
       <w:numFmt w:val="decimal"/>
       <w:lvlText w:val=""/>
       <w:lvlJc w:val="left"/>
     </w:lvl>
-    <w:lvl w:ilvl="6" w:tplc="156ADB92">
+    <w:lvl w:ilvl="6" w:tplc="3A926412">
       <w:numFmt w:val="decimal"/>
       <w:lvlText w:val=""/>
       <w:lvlJc w:val="left"/>
     </w:lvl>
-    <w:lvl w:ilvl="7" w:tplc="15D0384A">
+    <w:lvl w:ilvl="7" w:tplc="5C9E9934">
       <w:numFmt w:val="decimal"/>
       <w:lvlText w:val=""/>
       <w:lvlJc w:val="left"/>
     </w:lvl>
-    <w:lvl w:ilvl="8" w:tplc="FD960410">
+    <w:lvl w:ilvl="8" w:tplc="FC18BCB8">
       <w:numFmt w:val="decimal"/>
       <w:lvlText w:val=""/>
       <w:lvlJc w:val="left"/>
     </w:lvl>
   </w:abstractNum>
   <w:abstractNum w:abstractNumId="5" w15:restartNumberingAfterBreak="0">
-    <w:nsid w:val="376676F4"/>
+    <w:nsid w:val="297C3D64"/>
     <w:multiLevelType w:val="hybridMultilevel"/>
-    <w:tmpl w:val="7C1A8BB6"/>
-    <w:lvl w:ilvl="0" w:tplc="476C7658">
+    <w:tmpl w:val="F1B07406"/>
+    <w:lvl w:ilvl="0" w:tplc="A260C868">
       <w:start w:val="1"/>
       <w:numFmt w:val="decimal"/>
       <w:lvlText w:val="%1."/>
@@ -35039,52 +35011,52 @@
         <w:color w:val="A67C27"/>
       </w:rPr>
     </w:lvl>
-    <w:lvl w:ilvl="1" w:tplc="A826607C">
+    <w:lvl w:ilvl="1" w:tplc="EE26BC28">
       <w:numFmt w:val="decimal"/>
       <w:lvlText w:val=""/>
       <w:lvlJc w:val="left"/>
     </w:lvl>
-    <w:lvl w:ilvl="2" w:tplc="CE1243B8">
+    <w:lvl w:ilvl="2" w:tplc="C6E4C1FC">
       <w:numFmt w:val="decimal"/>
       <w:lvlText w:val=""/>
       <w:lvlJc w:val="left"/>
     </w:lvl>
-    <w:lvl w:ilvl="3" w:tplc="49C432B0">
+    <w:lvl w:ilvl="3" w:tplc="6EC6001C">
       <w:numFmt w:val="decimal"/>
       <w:lvlText w:val=""/>
       <w:lvlJc w:val="left"/>
     </w:lvl>
-    <w:lvl w:ilvl="4" w:tplc="F4B0B48E">
+    <w:lvl w:ilvl="4" w:tplc="7A3A9760">
       <w:numFmt w:val="decimal"/>
       <w:lvlText w:val=""/>
       <w:lvlJc w:val="left"/>
     </w:lvl>
-    <w:lvl w:ilvl="5" w:tplc="2E5A954A">
+    <w:lvl w:ilvl="5" w:tplc="A65495E2">
       <w:numFmt w:val="decimal"/>
       <w:lvlText w:val=""/>
       <w:lvlJc w:val="left"/>
     </w:lvl>
-    <w:lvl w:ilvl="6" w:tplc="A1605276">
+    <w:lvl w:ilvl="6" w:tplc="98F09E10">
       <w:numFmt w:val="decimal"/>
       <w:lvlText w:val=""/>
       <w:lvlJc w:val="left"/>
     </w:lvl>
-    <w:lvl w:ilvl="7" w:tplc="E1367A18">
+    <w:lvl w:ilvl="7" w:tplc="773E0B72">
       <w:numFmt w:val="decimal"/>
       <w:lvlText w:val=""/>
       <w:lvlJc w:val="left"/>
     </w:lvl>
-    <w:lvl w:ilvl="8" w:tplc="6C1E17BA">
+    <w:lvl w:ilvl="8" w:tplc="896210B0">
       <w:numFmt w:val="decimal"/>
       <w:lvlText w:val=""/>
       <w:lvlJc w:val="left"/>
     </w:lvl>
   </w:abstractNum>
   <w:abstractNum w:abstractNumId="6" w15:restartNumberingAfterBreak="0">
-    <w:nsid w:val="387F1F45"/>
+    <w:nsid w:val="298333E6"/>
     <w:multiLevelType w:val="hybridMultilevel"/>
-    <w:tmpl w:val="9C38AD98"/>
-    <w:lvl w:ilvl="0" w:tplc="3FC255C2">
+    <w:tmpl w:val="7E003F7A"/>
+    <w:lvl w:ilvl="0" w:tplc="AF98D31C">
       <w:start w:val="1"/>
       <w:numFmt w:val="decimal"/>
       <w:lvlText w:val="%1."/>
@@ -35098,52 +35070,52 @@
         <w:color w:val="A67C27"/>
       </w:rPr>
     </w:lvl>
-    <w:lvl w:ilvl="1" w:tplc="46D250A8">
+    <w:lvl w:ilvl="1" w:tplc="7CAEBE3C">
       <w:numFmt w:val="decimal"/>
       <w:lvlText w:val=""/>
       <w:lvlJc w:val="left"/>
     </w:lvl>
-    <w:lvl w:ilvl="2" w:tplc="9C4C8AFE">
+    <w:lvl w:ilvl="2" w:tplc="76700D6A">
       <w:numFmt w:val="decimal"/>
       <w:lvlText w:val=""/>
       <w:lvlJc w:val="left"/>
     </w:lvl>
-    <w:lvl w:ilvl="3" w:tplc="B7C48928">
+    <w:lvl w:ilvl="3" w:tplc="1722DF74">
       <w:numFmt w:val="decimal"/>
       <w:lvlText w:val=""/>
       <w:lvlJc w:val="left"/>
     </w:lvl>
-    <w:lvl w:ilvl="4" w:tplc="5FA6C166">
+    <w:lvl w:ilvl="4" w:tplc="191CB31A">
       <w:numFmt w:val="decimal"/>
       <w:lvlText w:val=""/>
       <w:lvlJc w:val="left"/>
     </w:lvl>
-    <w:lvl w:ilvl="5" w:tplc="08D056FA">
+    <w:lvl w:ilvl="5" w:tplc="96EA2F8A">
       <w:numFmt w:val="decimal"/>
       <w:lvlText w:val=""/>
       <w:lvlJc w:val="left"/>
     </w:lvl>
-    <w:lvl w:ilvl="6" w:tplc="1E5C0AB6">
+    <w:lvl w:ilvl="6" w:tplc="2898AD14">
       <w:numFmt w:val="decimal"/>
       <w:lvlText w:val=""/>
       <w:lvlJc w:val="left"/>
     </w:lvl>
-    <w:lvl w:ilvl="7" w:tplc="23D4E1FA">
+    <w:lvl w:ilvl="7" w:tplc="484AAC30">
       <w:numFmt w:val="decimal"/>
       <w:lvlText w:val=""/>
       <w:lvlJc w:val="left"/>
     </w:lvl>
-    <w:lvl w:ilvl="8" w:tplc="CB761E6E">
+    <w:lvl w:ilvl="8" w:tplc="540E1BFA">
       <w:numFmt w:val="decimal"/>
       <w:lvlText w:val=""/>
       <w:lvlJc w:val="left"/>
     </w:lvl>
   </w:abstractNum>
   <w:abstractNum w:abstractNumId="7" w15:restartNumberingAfterBreak="0">
-    <w:nsid w:val="46C70BCC"/>
+    <w:nsid w:val="337E27A1"/>
     <w:multiLevelType w:val="hybridMultilevel"/>
-    <w:tmpl w:val="A9D4C290"/>
-    <w:lvl w:ilvl="0" w:tplc="B4BADEE0">
+    <w:tmpl w:val="143CBE04"/>
+    <w:lvl w:ilvl="0" w:tplc="2F52D8BC">
       <w:start w:val="1"/>
       <w:numFmt w:val="decimal"/>
       <w:lvlText w:val="%1."/>
@@ -35157,52 +35129,52 @@
         <w:color w:val="A67C27"/>
       </w:rPr>
     </w:lvl>
-    <w:lvl w:ilvl="1" w:tplc="E49268FC">
+    <w:lvl w:ilvl="1" w:tplc="558EC3E2">
       <w:numFmt w:val="decimal"/>
       <w:lvlText w:val=""/>
       <w:lvlJc w:val="left"/>
     </w:lvl>
-    <w:lvl w:ilvl="2" w:tplc="EE78094C">
+    <w:lvl w:ilvl="2" w:tplc="712E8A20">
       <w:numFmt w:val="decimal"/>
       <w:lvlText w:val=""/>
       <w:lvlJc w:val="left"/>
     </w:lvl>
-    <w:lvl w:ilvl="3" w:tplc="22625B10">
+    <w:lvl w:ilvl="3" w:tplc="919E00F2">
       <w:numFmt w:val="decimal"/>
       <w:lvlText w:val=""/>
       <w:lvlJc w:val="left"/>
     </w:lvl>
-    <w:lvl w:ilvl="4" w:tplc="CB96C176">
+    <w:lvl w:ilvl="4" w:tplc="8250C758">
       <w:numFmt w:val="decimal"/>
       <w:lvlText w:val=""/>
       <w:lvlJc w:val="left"/>
     </w:lvl>
-    <w:lvl w:ilvl="5" w:tplc="6E0AED14">
+    <w:lvl w:ilvl="5" w:tplc="0D4C5FAC">
       <w:numFmt w:val="decimal"/>
       <w:lvlText w:val=""/>
       <w:lvlJc w:val="left"/>
     </w:lvl>
-    <w:lvl w:ilvl="6" w:tplc="9738B880">
+    <w:lvl w:ilvl="6" w:tplc="DB607470">
       <w:numFmt w:val="decimal"/>
       <w:lvlText w:val=""/>
       <w:lvlJc w:val="left"/>
     </w:lvl>
-    <w:lvl w:ilvl="7" w:tplc="ABB4CCBC">
+    <w:lvl w:ilvl="7" w:tplc="7CD698A0">
       <w:numFmt w:val="decimal"/>
       <w:lvlText w:val=""/>
       <w:lvlJc w:val="left"/>
     </w:lvl>
-    <w:lvl w:ilvl="8" w:tplc="06124C88">
+    <w:lvl w:ilvl="8" w:tplc="A144208E">
       <w:numFmt w:val="decimal"/>
       <w:lvlText w:val=""/>
       <w:lvlJc w:val="left"/>
     </w:lvl>
   </w:abstractNum>
   <w:abstractNum w:abstractNumId="8" w15:restartNumberingAfterBreak="0">
-    <w:nsid w:val="4B2E6485"/>
+    <w:nsid w:val="37C949BE"/>
     <w:multiLevelType w:val="hybridMultilevel"/>
-    <w:tmpl w:val="1270CF4C"/>
-    <w:lvl w:ilvl="0" w:tplc="36721994">
+    <w:tmpl w:val="61B27250"/>
+    <w:lvl w:ilvl="0" w:tplc="C17AF5E6">
       <w:start w:val="1"/>
       <w:numFmt w:val="decimal"/>
       <w:lvlText w:val="%1."/>
@@ -35216,52 +35188,52 @@
         <w:color w:val="A67C27"/>
       </w:rPr>
     </w:lvl>
-    <w:lvl w:ilvl="1" w:tplc="C85647BE">
+    <w:lvl w:ilvl="1" w:tplc="FD622254">
       <w:numFmt w:val="decimal"/>
       <w:lvlText w:val=""/>
       <w:lvlJc w:val="left"/>
     </w:lvl>
-    <w:lvl w:ilvl="2" w:tplc="AB3A630E">
+    <w:lvl w:ilvl="2" w:tplc="4D288918">
       <w:numFmt w:val="decimal"/>
       <w:lvlText w:val=""/>
       <w:lvlJc w:val="left"/>
     </w:lvl>
-    <w:lvl w:ilvl="3" w:tplc="A772352A">
+    <w:lvl w:ilvl="3" w:tplc="F1701DE8">
       <w:numFmt w:val="decimal"/>
       <w:lvlText w:val=""/>
       <w:lvlJc w:val="left"/>
     </w:lvl>
-    <w:lvl w:ilvl="4" w:tplc="F5345F04">
+    <w:lvl w:ilvl="4" w:tplc="A7BE9D98">
       <w:numFmt w:val="decimal"/>
       <w:lvlText w:val=""/>
       <w:lvlJc w:val="left"/>
     </w:lvl>
-    <w:lvl w:ilvl="5" w:tplc="951E1E14">
+    <w:lvl w:ilvl="5" w:tplc="44AE2E5E">
       <w:numFmt w:val="decimal"/>
       <w:lvlText w:val=""/>
       <w:lvlJc w:val="left"/>
     </w:lvl>
-    <w:lvl w:ilvl="6" w:tplc="2F6A5248">
+    <w:lvl w:ilvl="6" w:tplc="449688B8">
       <w:numFmt w:val="decimal"/>
       <w:lvlText w:val=""/>
       <w:lvlJc w:val="left"/>
     </w:lvl>
-    <w:lvl w:ilvl="7" w:tplc="E440129A">
+    <w:lvl w:ilvl="7" w:tplc="9A589A62">
       <w:numFmt w:val="decimal"/>
       <w:lvlText w:val=""/>
       <w:lvlJc w:val="left"/>
     </w:lvl>
-    <w:lvl w:ilvl="8" w:tplc="1B4CAA72">
+    <w:lvl w:ilvl="8" w:tplc="48569DD8">
       <w:numFmt w:val="decimal"/>
       <w:lvlText w:val=""/>
       <w:lvlJc w:val="left"/>
     </w:lvl>
   </w:abstractNum>
   <w:abstractNum w:abstractNumId="9" w15:restartNumberingAfterBreak="0">
-    <w:nsid w:val="569C7820"/>
+    <w:nsid w:val="3CA40F30"/>
     <w:multiLevelType w:val="hybridMultilevel"/>
-    <w:tmpl w:val="67BABF8C"/>
-    <w:lvl w:ilvl="0" w:tplc="0A9AF64C">
+    <w:tmpl w:val="A97A55FC"/>
+    <w:lvl w:ilvl="0" w:tplc="27123234">
       <w:start w:val="1"/>
       <w:numFmt w:val="decimal"/>
       <w:lvlText w:val="%1."/>
@@ -35275,52 +35247,52 @@
         <w:color w:val="A67C27"/>
       </w:rPr>
     </w:lvl>
-    <w:lvl w:ilvl="1" w:tplc="47AC18C4">
+    <w:lvl w:ilvl="1" w:tplc="46EC595A">
       <w:numFmt w:val="decimal"/>
       <w:lvlText w:val=""/>
       <w:lvlJc w:val="left"/>
     </w:lvl>
-    <w:lvl w:ilvl="2" w:tplc="7B4CA96E">
+    <w:lvl w:ilvl="2" w:tplc="5B18353C">
       <w:numFmt w:val="decimal"/>
       <w:lvlText w:val=""/>
       <w:lvlJc w:val="left"/>
     </w:lvl>
-    <w:lvl w:ilvl="3" w:tplc="93EC595A">
+    <w:lvl w:ilvl="3" w:tplc="AB509D20">
       <w:numFmt w:val="decimal"/>
       <w:lvlText w:val=""/>
       <w:lvlJc w:val="left"/>
     </w:lvl>
-    <w:lvl w:ilvl="4" w:tplc="2E804C88">
+    <w:lvl w:ilvl="4" w:tplc="43D0FDFA">
       <w:numFmt w:val="decimal"/>
       <w:lvlText w:val=""/>
       <w:lvlJc w:val="left"/>
     </w:lvl>
-    <w:lvl w:ilvl="5" w:tplc="5C767F6A">
+    <w:lvl w:ilvl="5" w:tplc="FC0284A6">
       <w:numFmt w:val="decimal"/>
       <w:lvlText w:val=""/>
       <w:lvlJc w:val="left"/>
     </w:lvl>
-    <w:lvl w:ilvl="6" w:tplc="9D7630AA">
+    <w:lvl w:ilvl="6" w:tplc="6ACECD58">
       <w:numFmt w:val="decimal"/>
       <w:lvlText w:val=""/>
       <w:lvlJc w:val="left"/>
     </w:lvl>
-    <w:lvl w:ilvl="7" w:tplc="77C8BB4C">
+    <w:lvl w:ilvl="7" w:tplc="1EF4D0BE">
       <w:numFmt w:val="decimal"/>
       <w:lvlText w:val=""/>
       <w:lvlJc w:val="left"/>
     </w:lvl>
-    <w:lvl w:ilvl="8" w:tplc="EC9CAB2E">
+    <w:lvl w:ilvl="8" w:tplc="B90A52FA">
       <w:numFmt w:val="decimal"/>
       <w:lvlText w:val=""/>
       <w:lvlJc w:val="left"/>
     </w:lvl>
   </w:abstractNum>
   <w:abstractNum w:abstractNumId="10" w15:restartNumberingAfterBreak="0">
-    <w:nsid w:val="581F75E3"/>
+    <w:nsid w:val="3CB704D9"/>
     <w:multiLevelType w:val="hybridMultilevel"/>
-    <w:tmpl w:val="AA16919A"/>
-    <w:lvl w:ilvl="0" w:tplc="5012595A">
+    <w:tmpl w:val="5A12CDAC"/>
+    <w:lvl w:ilvl="0" w:tplc="FE34DD96">
       <w:start w:val="1"/>
       <w:numFmt w:val="decimal"/>
       <w:lvlText w:val="%1."/>
@@ -35334,52 +35306,52 @@
         <w:color w:val="A67C27"/>
       </w:rPr>
     </w:lvl>
-    <w:lvl w:ilvl="1" w:tplc="357E7E60">
+    <w:lvl w:ilvl="1" w:tplc="6C489256">
       <w:numFmt w:val="decimal"/>
       <w:lvlText w:val=""/>
       <w:lvlJc w:val="left"/>
     </w:lvl>
-    <w:lvl w:ilvl="2" w:tplc="AF5834B6">
+    <w:lvl w:ilvl="2" w:tplc="9B709270">
       <w:numFmt w:val="decimal"/>
       <w:lvlText w:val=""/>
       <w:lvlJc w:val="left"/>
     </w:lvl>
-    <w:lvl w:ilvl="3" w:tplc="79B6D442">
+    <w:lvl w:ilvl="3" w:tplc="3DFEB034">
       <w:numFmt w:val="decimal"/>
       <w:lvlText w:val=""/>
       <w:lvlJc w:val="left"/>
     </w:lvl>
-    <w:lvl w:ilvl="4" w:tplc="97D6571A">
+    <w:lvl w:ilvl="4" w:tplc="642A3266">
       <w:numFmt w:val="decimal"/>
       <w:lvlText w:val=""/>
       <w:lvlJc w:val="left"/>
     </w:lvl>
-    <w:lvl w:ilvl="5" w:tplc="EA58C91A">
+    <w:lvl w:ilvl="5" w:tplc="F78C49A4">
       <w:numFmt w:val="decimal"/>
       <w:lvlText w:val=""/>
       <w:lvlJc w:val="left"/>
     </w:lvl>
-    <w:lvl w:ilvl="6" w:tplc="A36C13CC">
+    <w:lvl w:ilvl="6" w:tplc="87B6CDD0">
       <w:numFmt w:val="decimal"/>
       <w:lvlText w:val=""/>
       <w:lvlJc w:val="left"/>
     </w:lvl>
-    <w:lvl w:ilvl="7" w:tplc="C65EC238">
+    <w:lvl w:ilvl="7" w:tplc="619AB5BC">
       <w:numFmt w:val="decimal"/>
       <w:lvlText w:val=""/>
       <w:lvlJc w:val="left"/>
     </w:lvl>
-    <w:lvl w:ilvl="8" w:tplc="972AAECE">
+    <w:lvl w:ilvl="8" w:tplc="9070C0DA">
       <w:numFmt w:val="decimal"/>
       <w:lvlText w:val=""/>
       <w:lvlJc w:val="left"/>
     </w:lvl>
   </w:abstractNum>
   <w:abstractNum w:abstractNumId="11" w15:restartNumberingAfterBreak="0">
-    <w:nsid w:val="5CC81C76"/>
+    <w:nsid w:val="4BCF7FCE"/>
     <w:multiLevelType w:val="hybridMultilevel"/>
-    <w:tmpl w:val="10E0BC26"/>
-    <w:lvl w:ilvl="0" w:tplc="916C6D68">
+    <w:tmpl w:val="BDF4D4F4"/>
+    <w:lvl w:ilvl="0" w:tplc="3BA21674">
       <w:start w:val="1"/>
       <w:numFmt w:val="decimal"/>
       <w:lvlText w:val="%1."/>
@@ -35393,52 +35365,138 @@
         <w:color w:val="A67C27"/>
       </w:rPr>
     </w:lvl>
-    <w:lvl w:ilvl="1" w:tplc="8D2C5608">
+    <w:lvl w:ilvl="1" w:tplc="B4E2C59A">
       <w:numFmt w:val="decimal"/>
       <w:lvlText w:val=""/>
       <w:lvlJc w:val="left"/>
     </w:lvl>
-    <w:lvl w:ilvl="2" w:tplc="E0DA97E6">
+    <w:lvl w:ilvl="2" w:tplc="59185136">
       <w:numFmt w:val="decimal"/>
       <w:lvlText w:val=""/>
       <w:lvlJc w:val="left"/>
     </w:lvl>
-    <w:lvl w:ilvl="3" w:tplc="D6EEE6FE">
+    <w:lvl w:ilvl="3" w:tplc="1B40BBB0">
       <w:numFmt w:val="decimal"/>
       <w:lvlText w:val=""/>
       <w:lvlJc w:val="left"/>
     </w:lvl>
-    <w:lvl w:ilvl="4" w:tplc="46664AC4">
+    <w:lvl w:ilvl="4" w:tplc="DC16DC5C">
       <w:numFmt w:val="decimal"/>
       <w:lvlText w:val=""/>
       <w:lvlJc w:val="left"/>
     </w:lvl>
-    <w:lvl w:ilvl="5" w:tplc="A5C4E1BA">
+    <w:lvl w:ilvl="5" w:tplc="5C1ACB42">
       <w:numFmt w:val="decimal"/>
       <w:lvlText w:val=""/>
       <w:lvlJc w:val="left"/>
     </w:lvl>
-    <w:lvl w:ilvl="6" w:tplc="2DBE18C6">
+    <w:lvl w:ilvl="6" w:tplc="4BF41EDA">
       <w:numFmt w:val="decimal"/>
       <w:lvlText w:val=""/>
       <w:lvlJc w:val="left"/>
     </w:lvl>
-    <w:lvl w:ilvl="7" w:tplc="A84AB0BC">
+    <w:lvl w:ilvl="7" w:tplc="D1DEC9A4">
       <w:numFmt w:val="decimal"/>
       <w:lvlText w:val=""/>
       <w:lvlJc w:val="left"/>
     </w:lvl>
-    <w:lvl w:ilvl="8" w:tplc="B0F0754A">
+    <w:lvl w:ilvl="8" w:tplc="1C7AB544">
       <w:numFmt w:val="decimal"/>
       <w:lvlText w:val=""/>
       <w:lvlJc w:val="left"/>
     </w:lvl>
   </w:abstractNum>
   <w:abstractNum w:abstractNumId="12" w15:restartNumberingAfterBreak="0">
-    <w:nsid w:val="637669E5"/>
+    <w:nsid w:val="560B2B58"/>
     <w:multiLevelType w:val="hybridMultilevel"/>
-    <w:tmpl w:val="7540BC70"/>
-    <w:lvl w:ilvl="0" w:tplc="B96860BA">
+    <w:tmpl w:val="38B4B290"/>
+    <w:lvl w:ilvl="0" w:tplc="B34296FA">
+      <w:start w:val="1"/>
+      <w:numFmt w:val="bullet"/>
+      <w:lvlText w:val="●"/>
+      <w:lvlJc w:val="left"/>
+      <w:pPr>
+        <w:ind w:left="720" w:hanging="360"/>
+      </w:pPr>
+    </w:lvl>
+    <w:lvl w:ilvl="1" w:tplc="98928112">
+      <w:start w:val="1"/>
+      <w:numFmt w:val="bullet"/>
+      <w:lvlText w:val="○"/>
+      <w:lvlJc w:val="left"/>
+      <w:pPr>
+        <w:ind w:left="1440" w:hanging="360"/>
+      </w:pPr>
+    </w:lvl>
+    <w:lvl w:ilvl="2" w:tplc="271839D6">
+      <w:start w:val="1"/>
+      <w:numFmt w:val="bullet"/>
+      <w:lvlText w:val="■"/>
+      <w:lvlJc w:val="left"/>
+      <w:pPr>
+        <w:ind w:left="2160" w:hanging="360"/>
+      </w:pPr>
+    </w:lvl>
+    <w:lvl w:ilvl="3" w:tplc="4830E4DC">
+      <w:start w:val="1"/>
+      <w:numFmt w:val="bullet"/>
+      <w:lvlText w:val="●"/>
+      <w:lvlJc w:val="left"/>
+      <w:pPr>
+        <w:ind w:left="2880" w:hanging="360"/>
+      </w:pPr>
+    </w:lvl>
+    <w:lvl w:ilvl="4" w:tplc="8D9E4CA8">
+      <w:start w:val="1"/>
+      <w:numFmt w:val="bullet"/>
+      <w:lvlText w:val="○"/>
+      <w:lvlJc w:val="left"/>
+      <w:pPr>
+        <w:ind w:left="3600" w:hanging="360"/>
+      </w:pPr>
+    </w:lvl>
+    <w:lvl w:ilvl="5" w:tplc="3E0E07FE">
+      <w:start w:val="1"/>
+      <w:numFmt w:val="bullet"/>
+      <w:lvlText w:val="■"/>
+      <w:lvlJc w:val="left"/>
+      <w:pPr>
+        <w:ind w:left="4320" w:hanging="360"/>
+      </w:pPr>
+    </w:lvl>
+    <w:lvl w:ilvl="6" w:tplc="F2424EEA">
+      <w:start w:val="1"/>
+      <w:numFmt w:val="bullet"/>
+      <w:lvlText w:val="●"/>
+      <w:lvlJc w:val="left"/>
+      <w:pPr>
+        <w:ind w:left="5040" w:hanging="360"/>
+      </w:pPr>
+    </w:lvl>
+    <w:lvl w:ilvl="7" w:tplc="F0BAB2D4">
+      <w:start w:val="1"/>
+      <w:numFmt w:val="bullet"/>
+      <w:lvlText w:val="●"/>
+      <w:lvlJc w:val="left"/>
+      <w:pPr>
+        <w:ind w:left="5760" w:hanging="360"/>
+      </w:pPr>
+    </w:lvl>
+    <w:lvl w:ilvl="8" w:tplc="0B1A5ACE">
+      <w:start w:val="1"/>
+      <w:numFmt w:val="bullet"/>
+      <w:lvlText w:val="●"/>
+      <w:lvlJc w:val="left"/>
+      <w:pPr>
+        <w:ind w:left="6480" w:hanging="360"/>
+      </w:pPr>
+    </w:lvl>
+  </w:abstractNum>
+  <w:abstractNum w:abstractNumId="13" w15:restartNumberingAfterBreak="0">
+    <w:nsid w:val="5F237FEF"/>
+    <w:multiLevelType w:val="hybridMultilevel"/>
+    <w:tmpl w:val="8326EDD4"/>
+    <w:lvl w:ilvl="0" w:tplc="77CC3810">
       <w:start w:val="1"/>
       <w:numFmt w:val="decimal"/>
       <w:lvlText w:val="%1."/>
@@ -35452,52 +35510,52 @@
         <w:color w:val="A67C27"/>
       </w:rPr>
     </w:lvl>
-    <w:lvl w:ilvl="1" w:tplc="5C661E48">
+    <w:lvl w:ilvl="1" w:tplc="4666321E">
       <w:numFmt w:val="decimal"/>
       <w:lvlText w:val=""/>
       <w:lvlJc w:val="left"/>
     </w:lvl>
-    <w:lvl w:ilvl="2" w:tplc="0122E2AC">
+    <w:lvl w:ilvl="2" w:tplc="35880322">
       <w:numFmt w:val="decimal"/>
       <w:lvlText w:val=""/>
       <w:lvlJc w:val="left"/>
     </w:lvl>
-    <w:lvl w:ilvl="3" w:tplc="98C06B74">
+    <w:lvl w:ilvl="3" w:tplc="8482E91E">
       <w:numFmt w:val="decimal"/>
       <w:lvlText w:val=""/>
       <w:lvlJc w:val="left"/>
     </w:lvl>
-    <w:lvl w:ilvl="4" w:tplc="CB949A4E">
+    <w:lvl w:ilvl="4" w:tplc="EA5450FE">
       <w:numFmt w:val="decimal"/>
       <w:lvlText w:val=""/>
       <w:lvlJc w:val="left"/>
     </w:lvl>
-    <w:lvl w:ilvl="5" w:tplc="33140D7C">
+    <w:lvl w:ilvl="5" w:tplc="9ADC8C64">
       <w:numFmt w:val="decimal"/>
       <w:lvlText w:val=""/>
       <w:lvlJc w:val="left"/>
     </w:lvl>
-    <w:lvl w:ilvl="6" w:tplc="CA5E0FF8">
+    <w:lvl w:ilvl="6" w:tplc="76005760">
       <w:numFmt w:val="decimal"/>
       <w:lvlText w:val=""/>
       <w:lvlJc w:val="left"/>
     </w:lvl>
-    <w:lvl w:ilvl="7" w:tplc="23422294">
+    <w:lvl w:ilvl="7" w:tplc="607013E0">
       <w:numFmt w:val="decimal"/>
       <w:lvlText w:val=""/>
       <w:lvlJc w:val="left"/>
     </w:lvl>
-    <w:lvl w:ilvl="8" w:tplc="DCE49FEA">
+    <w:lvl w:ilvl="8" w:tplc="D7149830">
       <w:numFmt w:val="decimal"/>
       <w:lvlText w:val=""/>
       <w:lvlJc w:val="left"/>
     </w:lvl>
   </w:abstractNum>
-  <w:abstractNum w:abstractNumId="13" w15:restartNumberingAfterBreak="0">
-    <w:nsid w:val="639B773E"/>
+  <w:abstractNum w:abstractNumId="14" w15:restartNumberingAfterBreak="0">
+    <w:nsid w:val="5FA87C77"/>
     <w:multiLevelType w:val="hybridMultilevel"/>
-    <w:tmpl w:val="8E48E4F8"/>
-    <w:lvl w:ilvl="0" w:tplc="9B0C830A">
+    <w:tmpl w:val="5A3AB9FC"/>
+    <w:lvl w:ilvl="0" w:tplc="B1A23BF2">
       <w:start w:val="1"/>
       <w:numFmt w:val="decimal"/>
       <w:lvlText w:val="%1."/>
@@ -35511,52 +35569,52 @@
         <w:color w:val="A67C27"/>
       </w:rPr>
     </w:lvl>
-    <w:lvl w:ilvl="1" w:tplc="A4828FE4">
+    <w:lvl w:ilvl="1" w:tplc="19D08B2E">
       <w:numFmt w:val="decimal"/>
       <w:lvlText w:val=""/>
       <w:lvlJc w:val="left"/>
     </w:lvl>
-    <w:lvl w:ilvl="2" w:tplc="C73CE7F8">
+    <w:lvl w:ilvl="2" w:tplc="E36C2888">
       <w:numFmt w:val="decimal"/>
       <w:lvlText w:val=""/>
       <w:lvlJc w:val="left"/>
     </w:lvl>
-    <w:lvl w:ilvl="3" w:tplc="A422183E">
+    <w:lvl w:ilvl="3" w:tplc="54E433F0">
       <w:numFmt w:val="decimal"/>
       <w:lvlText w:val=""/>
       <w:lvlJc w:val="left"/>
     </w:lvl>
-    <w:lvl w:ilvl="4" w:tplc="4F76EDFC">
+    <w:lvl w:ilvl="4" w:tplc="F6386C98">
       <w:numFmt w:val="decimal"/>
       <w:lvlText w:val=""/>
       <w:lvlJc w:val="left"/>
     </w:lvl>
-    <w:lvl w:ilvl="5" w:tplc="967C7DFA">
+    <w:lvl w:ilvl="5" w:tplc="78A6F6A0">
       <w:numFmt w:val="decimal"/>
       <w:lvlText w:val=""/>
       <w:lvlJc w:val="left"/>
     </w:lvl>
-    <w:lvl w:ilvl="6" w:tplc="6C7E7916">
+    <w:lvl w:ilvl="6" w:tplc="E05242E2">
       <w:numFmt w:val="decimal"/>
       <w:lvlText w:val=""/>
       <w:lvlJc w:val="left"/>
     </w:lvl>
-    <w:lvl w:ilvl="7" w:tplc="A8B250E6">
+    <w:lvl w:ilvl="7" w:tplc="2B2829F2">
       <w:numFmt w:val="decimal"/>
       <w:lvlText w:val=""/>
       <w:lvlJc w:val="left"/>
     </w:lvl>
-    <w:lvl w:ilvl="8" w:tplc="D832A566">
+    <w:lvl w:ilvl="8" w:tplc="A2B8D63A">
       <w:numFmt w:val="decimal"/>
       <w:lvlText w:val=""/>
       <w:lvlJc w:val="left"/>
     </w:lvl>
   </w:abstractNum>
-  <w:abstractNum w:abstractNumId="14" w15:restartNumberingAfterBreak="0">
-    <w:nsid w:val="666F72E9"/>
+  <w:abstractNum w:abstractNumId="15" w15:restartNumberingAfterBreak="0">
+    <w:nsid w:val="65A7727A"/>
     <w:multiLevelType w:val="hybridMultilevel"/>
-    <w:tmpl w:val="2BDE2A8A"/>
-    <w:lvl w:ilvl="0" w:tplc="5D422CCE">
+    <w:tmpl w:val="FADEAB60"/>
+    <w:lvl w:ilvl="0" w:tplc="0B74A8E2">
       <w:start w:val="1"/>
       <w:numFmt w:val="decimal"/>
       <w:lvlText w:val="%1."/>
@@ -35570,52 +35628,52 @@
         <w:color w:val="A67C27"/>
       </w:rPr>
     </w:lvl>
-    <w:lvl w:ilvl="1" w:tplc="68B8D78C">
+    <w:lvl w:ilvl="1" w:tplc="78B8B608">
       <w:numFmt w:val="decimal"/>
       <w:lvlText w:val=""/>
       <w:lvlJc w:val="left"/>
     </w:lvl>
-    <w:lvl w:ilvl="2" w:tplc="8E68D8AA">
+    <w:lvl w:ilvl="2" w:tplc="F72C1AD0">
       <w:numFmt w:val="decimal"/>
       <w:lvlText w:val=""/>
       <w:lvlJc w:val="left"/>
     </w:lvl>
-    <w:lvl w:ilvl="3" w:tplc="85E088DE">
+    <w:lvl w:ilvl="3" w:tplc="1E12E772">
       <w:numFmt w:val="decimal"/>
       <w:lvlText w:val=""/>
       <w:lvlJc w:val="left"/>
     </w:lvl>
-    <w:lvl w:ilvl="4" w:tplc="35CA0F0C">
+    <w:lvl w:ilvl="4" w:tplc="90B019C4">
       <w:numFmt w:val="decimal"/>
       <w:lvlText w:val=""/>
       <w:lvlJc w:val="left"/>
     </w:lvl>
-    <w:lvl w:ilvl="5" w:tplc="8AA8D706">
+    <w:lvl w:ilvl="5" w:tplc="BE5EA65E">
       <w:numFmt w:val="decimal"/>
       <w:lvlText w:val=""/>
       <w:lvlJc w:val="left"/>
     </w:lvl>
-    <w:lvl w:ilvl="6" w:tplc="858E1908">
+    <w:lvl w:ilvl="6" w:tplc="D2FC93D0">
       <w:numFmt w:val="decimal"/>
       <w:lvlText w:val=""/>
       <w:lvlJc w:val="left"/>
     </w:lvl>
-    <w:lvl w:ilvl="7" w:tplc="BCD49DAA">
+    <w:lvl w:ilvl="7" w:tplc="02B4F2A2">
       <w:numFmt w:val="decimal"/>
       <w:lvlText w:val=""/>
       <w:lvlJc w:val="left"/>
     </w:lvl>
-    <w:lvl w:ilvl="8" w:tplc="0A605DBA">
+    <w:lvl w:ilvl="8" w:tplc="F5DEC730">
       <w:numFmt w:val="decimal"/>
       <w:lvlText w:val=""/>
       <w:lvlJc w:val="left"/>
     </w:lvl>
   </w:abstractNum>
-  <w:abstractNum w:abstractNumId="15" w15:restartNumberingAfterBreak="0">
-    <w:nsid w:val="687106B4"/>
+  <w:abstractNum w:abstractNumId="16" w15:restartNumberingAfterBreak="0">
+    <w:nsid w:val="71884CBA"/>
     <w:multiLevelType w:val="hybridMultilevel"/>
-    <w:tmpl w:val="A858B5F6"/>
-    <w:lvl w:ilvl="0" w:tplc="30BE6FEA">
+    <w:tmpl w:val="6486FEFE"/>
+    <w:lvl w:ilvl="0" w:tplc="DD5A7178">
       <w:start w:val="1"/>
       <w:numFmt w:val="decimal"/>
       <w:lvlText w:val="%1."/>
@@ -35629,110 +35687,52 @@
         <w:color w:val="A67C27"/>
       </w:rPr>
     </w:lvl>
-    <w:lvl w:ilvl="1" w:tplc="FEF6DBFE">
+    <w:lvl w:ilvl="1" w:tplc="66F07614">
       <w:numFmt w:val="decimal"/>
       <w:lvlText w:val=""/>
       <w:lvlJc w:val="left"/>
     </w:lvl>
-    <w:lvl w:ilvl="2" w:tplc="5FB2AC94">
+    <w:lvl w:ilvl="2" w:tplc="6E8A0620">
       <w:numFmt w:val="decimal"/>
       <w:lvlText w:val=""/>
       <w:lvlJc w:val="left"/>
     </w:lvl>
-    <w:lvl w:ilvl="3" w:tplc="1B2CDED6">
+    <w:lvl w:ilvl="3" w:tplc="56DCB61C">
       <w:numFmt w:val="decimal"/>
       <w:lvlText w:val=""/>
       <w:lvlJc w:val="left"/>
     </w:lvl>
-    <w:lvl w:ilvl="4" w:tplc="726C3B08">
+    <w:lvl w:ilvl="4" w:tplc="F468CEBE">
       <w:numFmt w:val="decimal"/>
       <w:lvlText w:val=""/>
       <w:lvlJc w:val="left"/>
     </w:lvl>
-    <w:lvl w:ilvl="5" w:tplc="F894F198">
+    <w:lvl w:ilvl="5" w:tplc="F808F38C">
       <w:numFmt w:val="decimal"/>
       <w:lvlText w:val=""/>
       <w:lvlJc w:val="left"/>
     </w:lvl>
-    <w:lvl w:ilvl="6" w:tplc="F6DE43FC">
+    <w:lvl w:ilvl="6" w:tplc="CC1E4636">
       <w:numFmt w:val="decimal"/>
       <w:lvlText w:val=""/>
       <w:lvlJc w:val="left"/>
     </w:lvl>
-    <w:lvl w:ilvl="7" w:tplc="9B34AA12">
+    <w:lvl w:ilvl="7" w:tplc="0CA45A34">
       <w:numFmt w:val="decimal"/>
       <w:lvlText w:val=""/>
       <w:lvlJc w:val="left"/>
     </w:lvl>
-    <w:lvl w:ilvl="8" w:tplc="03E0F1FE">
-      <w:numFmt w:val="decimal"/>
-      <w:lvlText w:val=""/>
-      <w:lvlJc w:val="left"/>
-    </w:lvl>
-  </w:abstractNum>
-  <w:abstractNum w:abstractNumId="16" w15:restartNumberingAfterBreak="0">
-    <w:nsid w:val="6A8D6715"/>
-    <w:multiLevelType w:val="hybridMultilevel"/>
-    <w:tmpl w:val="AA58A67E"/>
-    <w:lvl w:ilvl="0" w:tplc="9F2615CA">
-      <w:start w:val="1"/>
-      <w:numFmt w:val="bullet"/>
-      <w:lvlText w:val="•"/>
-      <w:lvlJc w:val="left"/>
-      <w:pPr>
-        <w:ind w:left="460" w:hanging="280"/>
-      </w:pPr>
-    </w:lvl>
-    <w:lvl w:ilvl="1" w:tplc="2AD0E2D6">
-      <w:start w:val="1"/>
-      <w:numFmt w:val="bullet"/>
-      <w:lvlText w:val="–"/>
-      <w:lvlJc w:val="left"/>
-      <w:pPr>
-        <w:ind w:left="900" w:hanging="280"/>
-      </w:pPr>
-    </w:lvl>
-    <w:lvl w:ilvl="2" w:tplc="E58025AC">
-      <w:numFmt w:val="decimal"/>
-      <w:lvlText w:val=""/>
-      <w:lvlJc w:val="left"/>
-    </w:lvl>
-    <w:lvl w:ilvl="3" w:tplc="9F62DB94">
-      <w:numFmt w:val="decimal"/>
-      <w:lvlText w:val=""/>
-      <w:lvlJc w:val="left"/>
-    </w:lvl>
-    <w:lvl w:ilvl="4" w:tplc="7722EF8C">
-      <w:numFmt w:val="decimal"/>
-      <w:lvlText w:val=""/>
-      <w:lvlJc w:val="left"/>
-    </w:lvl>
-    <w:lvl w:ilvl="5" w:tplc="8794D610">
-      <w:numFmt w:val="decimal"/>
-      <w:lvlText w:val=""/>
-      <w:lvlJc w:val="left"/>
-    </w:lvl>
-    <w:lvl w:ilvl="6" w:tplc="AC4A42C6">
-      <w:numFmt w:val="decimal"/>
-      <w:lvlText w:val=""/>
-      <w:lvlJc w:val="left"/>
-    </w:lvl>
-    <w:lvl w:ilvl="7" w:tplc="30BADF28">
-      <w:numFmt w:val="decimal"/>
-      <w:lvlText w:val=""/>
-      <w:lvlJc w:val="left"/>
-    </w:lvl>
-    <w:lvl w:ilvl="8" w:tplc="BAC802E8">
+    <w:lvl w:ilvl="8" w:tplc="0ECE4C00">
       <w:numFmt w:val="decimal"/>
       <w:lvlText w:val=""/>
       <w:lvlJc w:val="left"/>
     </w:lvl>
   </w:abstractNum>
   <w:abstractNum w:abstractNumId="17" w15:restartNumberingAfterBreak="0">
-    <w:nsid w:val="6CCC1780"/>
+    <w:nsid w:val="7AE75152"/>
     <w:multiLevelType w:val="hybridMultilevel"/>
-    <w:tmpl w:val="9DA40A9A"/>
-    <w:lvl w:ilvl="0" w:tplc="07A00390">
+    <w:tmpl w:val="D4CA0278"/>
+    <w:lvl w:ilvl="0" w:tplc="16A2B34A">
       <w:start w:val="1"/>
       <w:numFmt w:val="decimal"/>
       <w:lvlText w:val="%1."/>
@@ -35746,150 +35746,150 @@
         <w:color w:val="A67C27"/>
       </w:rPr>
     </w:lvl>
-    <w:lvl w:ilvl="1" w:tplc="2BFEFDE2">
+    <w:lvl w:ilvl="1" w:tplc="C8FC27CA">
       <w:numFmt w:val="decimal"/>
       <w:lvlText w:val=""/>
       <w:lvlJc w:val="left"/>
     </w:lvl>
-    <w:lvl w:ilvl="2" w:tplc="5A0ACAD8">
+    <w:lvl w:ilvl="2" w:tplc="C55293A6">
       <w:numFmt w:val="decimal"/>
       <w:lvlText w:val=""/>
       <w:lvlJc w:val="left"/>
     </w:lvl>
-    <w:lvl w:ilvl="3" w:tplc="56ECF5CA">
+    <w:lvl w:ilvl="3" w:tplc="EA2C2136">
       <w:numFmt w:val="decimal"/>
       <w:lvlText w:val=""/>
       <w:lvlJc w:val="left"/>
     </w:lvl>
-    <w:lvl w:ilvl="4" w:tplc="011CE00A">
+    <w:lvl w:ilvl="4" w:tplc="6FA0B6D6">
       <w:numFmt w:val="decimal"/>
       <w:lvlText w:val=""/>
       <w:lvlJc w:val="left"/>
     </w:lvl>
-    <w:lvl w:ilvl="5" w:tplc="59F23428">
+    <w:lvl w:ilvl="5" w:tplc="CD6669F0">
       <w:numFmt w:val="decimal"/>
       <w:lvlText w:val=""/>
       <w:lvlJc w:val="left"/>
     </w:lvl>
-    <w:lvl w:ilvl="6" w:tplc="59462902">
+    <w:lvl w:ilvl="6" w:tplc="B10EE5D8">
       <w:numFmt w:val="decimal"/>
       <w:lvlText w:val=""/>
       <w:lvlJc w:val="left"/>
     </w:lvl>
-    <w:lvl w:ilvl="7" w:tplc="978A2508">
+    <w:lvl w:ilvl="7" w:tplc="42D2E0E2">
       <w:numFmt w:val="decimal"/>
       <w:lvlText w:val=""/>
       <w:lvlJc w:val="left"/>
     </w:lvl>
-    <w:lvl w:ilvl="8" w:tplc="2A22BDD2">
+    <w:lvl w:ilvl="8" w:tplc="BBF42EB2">
       <w:numFmt w:val="decimal"/>
       <w:lvlText w:val=""/>
       <w:lvlJc w:val="left"/>
     </w:lvl>
   </w:abstractNum>
-  <w:num w:numId="1" w16cid:durableId="1590239124">
+  <w:num w:numId="1" w16cid:durableId="698164195">
+    <w:abstractNumId w:val="12"/>
+    <w:lvlOverride w:ilvl="0">
+      <w:startOverride w:val="1"/>
+    </w:lvlOverride>
+  </w:num>
+  <w:num w:numId="2" w16cid:durableId="1634552709">
     <w:abstractNumId w:val="3"/>
     <w:lvlOverride w:ilvl="0">
       <w:startOverride w:val="1"/>
     </w:lvlOverride>
   </w:num>
-  <w:num w:numId="2" w16cid:durableId="1932162244">
+  <w:num w:numId="3" w16cid:durableId="1669089741">
+    <w:abstractNumId w:val="14"/>
+    <w:lvlOverride w:ilvl="0">
+      <w:startOverride w:val="1"/>
+    </w:lvlOverride>
+  </w:num>
+  <w:num w:numId="4" w16cid:durableId="2008047712">
+    <w:abstractNumId w:val="8"/>
+    <w:lvlOverride w:ilvl="0">
+      <w:startOverride w:val="1"/>
+    </w:lvlOverride>
+  </w:num>
+  <w:num w:numId="5" w16cid:durableId="1848326289">
+    <w:abstractNumId w:val="13"/>
+    <w:lvlOverride w:ilvl="0">
+      <w:startOverride w:val="1"/>
+    </w:lvlOverride>
+  </w:num>
+  <w:num w:numId="6" w16cid:durableId="1196624713">
+    <w:abstractNumId w:val="6"/>
+    <w:lvlOverride w:ilvl="0">
+      <w:startOverride w:val="1"/>
+    </w:lvlOverride>
+  </w:num>
+  <w:num w:numId="7" w16cid:durableId="1398939690">
+    <w:abstractNumId w:val="2"/>
+    <w:lvlOverride w:ilvl="0">
+      <w:startOverride w:val="1"/>
+    </w:lvlOverride>
+  </w:num>
+  <w:num w:numId="8" w16cid:durableId="478573724">
+    <w:abstractNumId w:val="11"/>
+    <w:lvlOverride w:ilvl="0">
+      <w:startOverride w:val="1"/>
+    </w:lvlOverride>
+  </w:num>
+  <w:num w:numId="9" w16cid:durableId="179398655">
     <w:abstractNumId w:val="16"/>
     <w:lvlOverride w:ilvl="0">
       <w:startOverride w:val="1"/>
     </w:lvlOverride>
   </w:num>
-  <w:num w:numId="3" w16cid:durableId="805928059">
+  <w:num w:numId="10" w16cid:durableId="392895888">
+    <w:abstractNumId w:val="7"/>
+    <w:lvlOverride w:ilvl="0">
+      <w:startOverride w:val="1"/>
+    </w:lvlOverride>
+  </w:num>
+  <w:num w:numId="11" w16cid:durableId="1960257581">
+    <w:abstractNumId w:val="17"/>
+    <w:lvlOverride w:ilvl="0">
+      <w:startOverride w:val="1"/>
+    </w:lvlOverride>
+  </w:num>
+  <w:num w:numId="12" w16cid:durableId="721908576">
+    <w:abstractNumId w:val="0"/>
+    <w:lvlOverride w:ilvl="0">
+      <w:startOverride w:val="1"/>
+    </w:lvlOverride>
+  </w:num>
+  <w:num w:numId="13" w16cid:durableId="16780098">
+    <w:abstractNumId w:val="10"/>
+    <w:lvlOverride w:ilvl="0">
+      <w:startOverride w:val="1"/>
+    </w:lvlOverride>
+  </w:num>
+  <w:num w:numId="14" w16cid:durableId="979725887">
+    <w:abstractNumId w:val="1"/>
+    <w:lvlOverride w:ilvl="0">
+      <w:startOverride w:val="1"/>
+    </w:lvlOverride>
+  </w:num>
+  <w:num w:numId="15" w16cid:durableId="387194902">
+    <w:abstractNumId w:val="5"/>
+    <w:lvlOverride w:ilvl="0">
+      <w:startOverride w:val="1"/>
+    </w:lvlOverride>
+  </w:num>
+  <w:num w:numId="16" w16cid:durableId="194004011">
     <w:abstractNumId w:val="9"/>
     <w:lvlOverride w:ilvl="0">
       <w:startOverride w:val="1"/>
     </w:lvlOverride>
   </w:num>
-  <w:num w:numId="4" w16cid:durableId="1624271322">
-    <w:abstractNumId w:val="1"/>
-    <w:lvlOverride w:ilvl="0">
-      <w:startOverride w:val="1"/>
-    </w:lvlOverride>
-  </w:num>
-  <w:num w:numId="5" w16cid:durableId="1705055155">
-    <w:abstractNumId w:val="10"/>
-    <w:lvlOverride w:ilvl="0">
-      <w:startOverride w:val="1"/>
-    </w:lvlOverride>
-  </w:num>
-  <w:num w:numId="6" w16cid:durableId="353389507">
-    <w:abstractNumId w:val="6"/>
-    <w:lvlOverride w:ilvl="0">
-      <w:startOverride w:val="1"/>
-    </w:lvlOverride>
-  </w:num>
-  <w:num w:numId="7" w16cid:durableId="2058124918">
-    <w:abstractNumId w:val="8"/>
-    <w:lvlOverride w:ilvl="0">
-      <w:startOverride w:val="1"/>
-    </w:lvlOverride>
-  </w:num>
-  <w:num w:numId="8" w16cid:durableId="562448128">
-    <w:abstractNumId w:val="13"/>
-    <w:lvlOverride w:ilvl="0">
-      <w:startOverride w:val="1"/>
-    </w:lvlOverride>
-  </w:num>
-  <w:num w:numId="9" w16cid:durableId="1008100798">
-    <w:abstractNumId w:val="14"/>
-    <w:lvlOverride w:ilvl="0">
-      <w:startOverride w:val="1"/>
-    </w:lvlOverride>
-  </w:num>
-  <w:num w:numId="10" w16cid:durableId="1112474737">
-    <w:abstractNumId w:val="2"/>
-    <w:lvlOverride w:ilvl="0">
-      <w:startOverride w:val="1"/>
-    </w:lvlOverride>
-  </w:num>
-  <w:num w:numId="11" w16cid:durableId="1846894220">
-    <w:abstractNumId w:val="7"/>
-    <w:lvlOverride w:ilvl="0">
-      <w:startOverride w:val="1"/>
-    </w:lvlOverride>
-  </w:num>
-  <w:num w:numId="12" w16cid:durableId="616058915">
-    <w:abstractNumId w:val="12"/>
-    <w:lvlOverride w:ilvl="0">
-      <w:startOverride w:val="1"/>
-    </w:lvlOverride>
-  </w:num>
-  <w:num w:numId="13" w16cid:durableId="1361274593">
+  <w:num w:numId="17" w16cid:durableId="656302326">
     <w:abstractNumId w:val="15"/>
     <w:lvlOverride w:ilvl="0">
       <w:startOverride w:val="1"/>
     </w:lvlOverride>
   </w:num>
-  <w:num w:numId="14" w16cid:durableId="1969434006">
-    <w:abstractNumId w:val="5"/>
-    <w:lvlOverride w:ilvl="0">
-      <w:startOverride w:val="1"/>
-    </w:lvlOverride>
-  </w:num>
-  <w:num w:numId="15" w16cid:durableId="1215779306">
-    <w:abstractNumId w:val="0"/>
-    <w:lvlOverride w:ilvl="0">
-      <w:startOverride w:val="1"/>
-    </w:lvlOverride>
-  </w:num>
-  <w:num w:numId="16" w16cid:durableId="313336065">
-    <w:abstractNumId w:val="17"/>
-    <w:lvlOverride w:ilvl="0">
-      <w:startOverride w:val="1"/>
-    </w:lvlOverride>
-  </w:num>
-  <w:num w:numId="17" w16cid:durableId="1027289705">
-    <w:abstractNumId w:val="11"/>
-    <w:lvlOverride w:ilvl="0">
-      <w:startOverride w:val="1"/>
-    </w:lvlOverride>
-  </w:num>
-  <w:num w:numId="18" w16cid:durableId="1060440926">
+  <w:num w:numId="18" w16cid:durableId="1985893866">
     <w:abstractNumId w:val="4"/>
     <w:lvlOverride w:ilvl="0">
       <w:startOverride w:val="1"/>
@@ -36515,7 +36515,7 @@
     <w:autoRedefine/>
     <w:uiPriority w:val="39"/>
     <w:unhideWhenUsed/>
-    <w:rsid w:val="0050223D"/>
+    <w:rsid w:val="00081FE4"/>
     <w:pPr>
       <w:spacing w:after="100"/>
     </w:pPr>
@@ -36527,7 +36527,7 @@
     <w:autoRedefine/>
     <w:uiPriority w:val="39"/>
     <w:unhideWhenUsed/>
-    <w:rsid w:val="0050223D"/>
+    <w:rsid w:val="00081FE4"/>
     <w:pPr>
       <w:spacing w:after="100"/>
       <w:ind w:left="210"/>

--- a/docs/manuals/Role_Guide_1_PI_Admin.docx
+++ b/docs/manuals/Role_Guide_1_PI_Admin.docx
@@ -538,7 +538,7 @@
     <w:sdt>
       <w:sdtPr>
         <w:alias w:val="Contents"/>
-        <w:id w:val="-2049365437"/>
+        <w:id w:val="-317107756"/>
       </w:sdtPr>
       <w:sdtEndPr/>
       <w:sdtContent>
@@ -567,7 +567,7 @@
           <w:r>
             <w:fldChar w:fldCharType="separate"/>
           </w:r>
-          <w:hyperlink w:anchor="_Toc240920093" w:history="1">
+          <w:hyperlink w:anchor="_Toc240923240" w:history="1">
             <w:r>
               <w:rPr>
                 <w:rStyle w:val="Hyperlink"/>
@@ -591,7 +591,7 @@
               <w:rPr>
                 <w:noProof/>
               </w:rPr>
-              <w:instrText xml:space="preserve"> PAGEREF _Toc240920093 \h </w:instrText>
+              <w:instrText xml:space="preserve"> PAGEREF _Toc240923240 \h </w:instrText>
             </w:r>
             <w:r>
               <w:rPr>
@@ -634,7 +634,7 @@
               <w14:ligatures w14:val="standardContextual"/>
             </w:rPr>
           </w:pPr>
-          <w:hyperlink w:anchor="_Toc240920094" w:history="1">
+          <w:hyperlink w:anchor="_Toc240923241" w:history="1">
             <w:r>
               <w:rPr>
                 <w:rStyle w:val="Hyperlink"/>
@@ -658,7 +658,7 @@
               <w:rPr>
                 <w:noProof/>
               </w:rPr>
-              <w:instrText xml:space="preserve"> PAGEREF _Toc240920094 \h </w:instrText>
+              <w:instrText xml:space="preserve"> PAGEREF _Toc240923241 \h </w:instrText>
             </w:r>
             <w:r>
               <w:rPr>
@@ -701,7 +701,7 @@
               <w14:ligatures w14:val="standardContextual"/>
             </w:rPr>
           </w:pPr>
-          <w:hyperlink w:anchor="_Toc240920095" w:history="1">
+          <w:hyperlink w:anchor="_Toc240923242" w:history="1">
             <w:r>
               <w:rPr>
                 <w:rStyle w:val="Hyperlink"/>
@@ -725,7 +725,7 @@
               <w:rPr>
                 <w:noProof/>
               </w:rPr>
-              <w:instrText xml:space="preserve"> PAGEREF _Toc240920095 \h </w:instrText>
+              <w:instrText xml:space="preserve"> PAGEREF _Toc240923242 \h </w:instrText>
             </w:r>
             <w:r>
               <w:rPr>
@@ -768,7 +768,7 @@
               <w14:ligatures w14:val="standardContextual"/>
             </w:rPr>
           </w:pPr>
-          <w:hyperlink w:anchor="_Toc240920096" w:history="1">
+          <w:hyperlink w:anchor="_Toc240923243" w:history="1">
             <w:r>
               <w:rPr>
                 <w:rStyle w:val="Hyperlink"/>
@@ -792,7 +792,7 @@
               <w:rPr>
                 <w:noProof/>
               </w:rPr>
-              <w:instrText xml:space="preserve"> PAGEREF _Toc240920096 \h </w:instrText>
+              <w:instrText xml:space="preserve"> PAGEREF _Toc240923243 \h </w:instrText>
             </w:r>
             <w:r>
               <w:rPr>
@@ -835,7 +835,7 @@
               <w14:ligatures w14:val="standardContextual"/>
             </w:rPr>
           </w:pPr>
-          <w:hyperlink w:anchor="_Toc240920097" w:history="1">
+          <w:hyperlink w:anchor="_Toc240923244" w:history="1">
             <w:r>
               <w:rPr>
                 <w:rStyle w:val="Hyperlink"/>
@@ -859,7 +859,7 @@
               <w:rPr>
                 <w:noProof/>
               </w:rPr>
-              <w:instrText xml:space="preserve"> PAGEREF _Toc240920097 \h </w:instrText>
+              <w:instrText xml:space="preserve"> PAGEREF _Toc240923244 \h </w:instrText>
             </w:r>
             <w:r>
               <w:rPr>
@@ -902,7 +902,7 @@
               <w14:ligatures w14:val="standardContextual"/>
             </w:rPr>
           </w:pPr>
-          <w:hyperlink w:anchor="_Toc240920098" w:history="1">
+          <w:hyperlink w:anchor="_Toc240923245" w:history="1">
             <w:r>
               <w:rPr>
                 <w:rStyle w:val="Hyperlink"/>
@@ -926,7 +926,7 @@
               <w:rPr>
                 <w:noProof/>
               </w:rPr>
-              <w:instrText xml:space="preserve"> PAGEREF _Toc240920098 \h </w:instrText>
+              <w:instrText xml:space="preserve"> PAGEREF _Toc240923245 \h </w:instrText>
             </w:r>
             <w:r>
               <w:rPr>
@@ -969,7 +969,7 @@
               <w14:ligatures w14:val="standardContextual"/>
             </w:rPr>
           </w:pPr>
-          <w:hyperlink w:anchor="_Toc240920099" w:history="1">
+          <w:hyperlink w:anchor="_Toc240923246" w:history="1">
             <w:r>
               <w:rPr>
                 <w:rStyle w:val="Hyperlink"/>
@@ -993,7 +993,7 @@
               <w:rPr>
                 <w:noProof/>
               </w:rPr>
-              <w:instrText xml:space="preserve"> PAGEREF _Toc240920099 \h </w:instrText>
+              <w:instrText xml:space="preserve"> PAGEREF _Toc240923246 \h </w:instrText>
             </w:r>
             <w:r>
               <w:rPr>
@@ -1036,7 +1036,7 @@
               <w14:ligatures w14:val="standardContextual"/>
             </w:rPr>
           </w:pPr>
-          <w:hyperlink w:anchor="_Toc240920100" w:history="1">
+          <w:hyperlink w:anchor="_Toc240923247" w:history="1">
             <w:r>
               <w:rPr>
                 <w:rStyle w:val="Hyperlink"/>
@@ -1060,7 +1060,7 @@
               <w:rPr>
                 <w:noProof/>
               </w:rPr>
-              <w:instrText xml:space="preserve"> PAGEREF _Toc240920100 \h </w:instrText>
+              <w:instrText xml:space="preserve"> PAGEREF _Toc240923247 \h </w:instrText>
             </w:r>
             <w:r>
               <w:rPr>
@@ -1103,7 +1103,7 @@
               <w14:ligatures w14:val="standardContextual"/>
             </w:rPr>
           </w:pPr>
-          <w:hyperlink w:anchor="_Toc240920101" w:history="1">
+          <w:hyperlink w:anchor="_Toc240923248" w:history="1">
             <w:r>
               <w:rPr>
                 <w:rStyle w:val="Hyperlink"/>
@@ -1127,7 +1127,7 @@
               <w:rPr>
                 <w:noProof/>
               </w:rPr>
-              <w:instrText xml:space="preserve"> PAGEREF _Toc240920101 \h </w:instrText>
+              <w:instrText xml:space="preserve"> PAGEREF _Toc240923248 \h </w:instrText>
             </w:r>
             <w:r>
               <w:rPr>
@@ -1170,7 +1170,7 @@
               <w14:ligatures w14:val="standardContextual"/>
             </w:rPr>
           </w:pPr>
-          <w:hyperlink w:anchor="_Toc240920102" w:history="1">
+          <w:hyperlink w:anchor="_Toc240923249" w:history="1">
             <w:r>
               <w:rPr>
                 <w:rStyle w:val="Hyperlink"/>
@@ -1194,7 +1194,7 @@
               <w:rPr>
                 <w:noProof/>
               </w:rPr>
-              <w:instrText xml:space="preserve"> PAGEREF _Toc240920102 \h </w:instrText>
+              <w:instrText xml:space="preserve"> PAGEREF _Toc240923249 \h </w:instrText>
             </w:r>
             <w:r>
               <w:rPr>
@@ -1237,7 +1237,7 @@
               <w14:ligatures w14:val="standardContextual"/>
             </w:rPr>
           </w:pPr>
-          <w:hyperlink w:anchor="_Toc240920103" w:history="1">
+          <w:hyperlink w:anchor="_Toc240923250" w:history="1">
             <w:r>
               <w:rPr>
                 <w:rStyle w:val="Hyperlink"/>
@@ -1261,7 +1261,7 @@
               <w:rPr>
                 <w:noProof/>
               </w:rPr>
-              <w:instrText xml:space="preserve"> PAGEREF _Toc240920103 \h </w:instrText>
+              <w:instrText xml:space="preserve"> PAGEREF _Toc240923250 \h </w:instrText>
             </w:r>
             <w:r>
               <w:rPr>
@@ -1304,7 +1304,7 @@
               <w14:ligatures w14:val="standardContextual"/>
             </w:rPr>
           </w:pPr>
-          <w:hyperlink w:anchor="_Toc240920104" w:history="1">
+          <w:hyperlink w:anchor="_Toc240923251" w:history="1">
             <w:r>
               <w:rPr>
                 <w:rStyle w:val="Hyperlink"/>
@@ -1328,7 +1328,7 @@
               <w:rPr>
                 <w:noProof/>
               </w:rPr>
-              <w:instrText xml:space="preserve"> PAGEREF _Toc240920104 \h </w:instrText>
+              <w:instrText xml:space="preserve"> PAGEREF _Toc240923251 \h </w:instrText>
             </w:r>
             <w:r>
               <w:rPr>
@@ -1371,7 +1371,7 @@
               <w14:ligatures w14:val="standardContextual"/>
             </w:rPr>
           </w:pPr>
-          <w:hyperlink w:anchor="_Toc240920105" w:history="1">
+          <w:hyperlink w:anchor="_Toc240923252" w:history="1">
             <w:r>
               <w:rPr>
                 <w:rStyle w:val="Hyperlink"/>
@@ -1395,7 +1395,7 @@
               <w:rPr>
                 <w:noProof/>
               </w:rPr>
-              <w:instrText xml:space="preserve"> PAGEREF _Toc240920105 \h </w:instrText>
+              <w:instrText xml:space="preserve"> PAGEREF _Toc240923252 \h </w:instrText>
             </w:r>
             <w:r>
               <w:rPr>
@@ -1438,7 +1438,7 @@
               <w14:ligatures w14:val="standardContextual"/>
             </w:rPr>
           </w:pPr>
-          <w:hyperlink w:anchor="_Toc240920106" w:history="1">
+          <w:hyperlink w:anchor="_Toc240923253" w:history="1">
             <w:r>
               <w:rPr>
                 <w:rStyle w:val="Hyperlink"/>
@@ -1462,7 +1462,7 @@
               <w:rPr>
                 <w:noProof/>
               </w:rPr>
-              <w:instrText xml:space="preserve"> PAGEREF _Toc240920106 \h </w:instrText>
+              <w:instrText xml:space="preserve"> PAGEREF _Toc240923253 \h </w:instrText>
             </w:r>
             <w:r>
               <w:rPr>
@@ -1505,7 +1505,7 @@
               <w14:ligatures w14:val="standardContextual"/>
             </w:rPr>
           </w:pPr>
-          <w:hyperlink w:anchor="_Toc240920107" w:history="1">
+          <w:hyperlink w:anchor="_Toc240923254" w:history="1">
             <w:r>
               <w:rPr>
                 <w:rStyle w:val="Hyperlink"/>
@@ -1529,7 +1529,7 @@
               <w:rPr>
                 <w:noProof/>
               </w:rPr>
-              <w:instrText xml:space="preserve"> PAGEREF _Toc240920107 \h </w:instrText>
+              <w:instrText xml:space="preserve"> PAGEREF _Toc240923254 \h </w:instrText>
             </w:r>
             <w:r>
               <w:rPr>
@@ -1572,7 +1572,7 @@
               <w14:ligatures w14:val="standardContextual"/>
             </w:rPr>
           </w:pPr>
-          <w:hyperlink w:anchor="_Toc240920108" w:history="1">
+          <w:hyperlink w:anchor="_Toc240923255" w:history="1">
             <w:r>
               <w:rPr>
                 <w:rStyle w:val="Hyperlink"/>
@@ -1596,7 +1596,7 @@
               <w:rPr>
                 <w:noProof/>
               </w:rPr>
-              <w:instrText xml:space="preserve"> PAGEREF _Toc240920108 \h </w:instrText>
+              <w:instrText xml:space="preserve"> PAGEREF _Toc240923255 \h </w:instrText>
             </w:r>
             <w:r>
               <w:rPr>
@@ -1639,7 +1639,7 @@
               <w14:ligatures w14:val="standardContextual"/>
             </w:rPr>
           </w:pPr>
-          <w:hyperlink w:anchor="_Toc240920109" w:history="1">
+          <w:hyperlink w:anchor="_Toc240923256" w:history="1">
             <w:r>
               <w:rPr>
                 <w:rStyle w:val="Hyperlink"/>
@@ -1663,7 +1663,7 @@
               <w:rPr>
                 <w:noProof/>
               </w:rPr>
-              <w:instrText xml:space="preserve"> PAGEREF _Toc240920109 \h </w:instrText>
+              <w:instrText xml:space="preserve"> PAGEREF _Toc240923256 \h </w:instrText>
             </w:r>
             <w:r>
               <w:rPr>
@@ -1706,7 +1706,7 @@
               <w14:ligatures w14:val="standardContextual"/>
             </w:rPr>
           </w:pPr>
-          <w:hyperlink w:anchor="_Toc240920110" w:history="1">
+          <w:hyperlink w:anchor="_Toc240923257" w:history="1">
             <w:r>
               <w:rPr>
                 <w:rStyle w:val="Hyperlink"/>
@@ -1730,7 +1730,7 @@
               <w:rPr>
                 <w:noProof/>
               </w:rPr>
-              <w:instrText xml:space="preserve"> PAGEREF _Toc240920110 \h </w:instrText>
+              <w:instrText xml:space="preserve"> PAGEREF _Toc240923257 \h </w:instrText>
             </w:r>
             <w:r>
               <w:rPr>
@@ -1773,7 +1773,7 @@
               <w14:ligatures w14:val="standardContextual"/>
             </w:rPr>
           </w:pPr>
-          <w:hyperlink w:anchor="_Toc240920111" w:history="1">
+          <w:hyperlink w:anchor="_Toc240923258" w:history="1">
             <w:r>
               <w:rPr>
                 <w:rStyle w:val="Hyperlink"/>
@@ -1797,7 +1797,7 @@
               <w:rPr>
                 <w:noProof/>
               </w:rPr>
-              <w:instrText xml:space="preserve"> PAGEREF _Toc240920111 \h </w:instrText>
+              <w:instrText xml:space="preserve"> PAGEREF _Toc240923258 \h </w:instrText>
             </w:r>
             <w:r>
               <w:rPr>
@@ -1840,7 +1840,7 @@
               <w14:ligatures w14:val="standardContextual"/>
             </w:rPr>
           </w:pPr>
-          <w:hyperlink w:anchor="_Toc240920112" w:history="1">
+          <w:hyperlink w:anchor="_Toc240923259" w:history="1">
             <w:r>
               <w:rPr>
                 <w:rStyle w:val="Hyperlink"/>
@@ -1864,7 +1864,7 @@
               <w:rPr>
                 <w:noProof/>
               </w:rPr>
-              <w:instrText xml:space="preserve"> PAGEREF _Toc240920112 \h </w:instrText>
+              <w:instrText xml:space="preserve"> PAGEREF _Toc240923259 \h </w:instrText>
             </w:r>
             <w:r>
               <w:rPr>
@@ -1907,7 +1907,7 @@
               <w14:ligatures w14:val="standardContextual"/>
             </w:rPr>
           </w:pPr>
-          <w:hyperlink w:anchor="_Toc240920113" w:history="1">
+          <w:hyperlink w:anchor="_Toc240923260" w:history="1">
             <w:r>
               <w:rPr>
                 <w:rStyle w:val="Hyperlink"/>
@@ -1931,7 +1931,7 @@
               <w:rPr>
                 <w:noProof/>
               </w:rPr>
-              <w:instrText xml:space="preserve"> PAGEREF _Toc240920113 \h </w:instrText>
+              <w:instrText xml:space="preserve"> PAGEREF _Toc240923260 \h </w:instrText>
             </w:r>
             <w:r>
               <w:rPr>
@@ -1974,7 +1974,7 @@
               <w14:ligatures w14:val="standardContextual"/>
             </w:rPr>
           </w:pPr>
-          <w:hyperlink w:anchor="_Toc240920114" w:history="1">
+          <w:hyperlink w:anchor="_Toc240923261" w:history="1">
             <w:r>
               <w:rPr>
                 <w:rStyle w:val="Hyperlink"/>
@@ -1998,7 +1998,7 @@
               <w:rPr>
                 <w:noProof/>
               </w:rPr>
-              <w:instrText xml:space="preserve"> PAGEREF _Toc240920114 \h </w:instrText>
+              <w:instrText xml:space="preserve"> PAGEREF _Toc240923261 \h </w:instrText>
             </w:r>
             <w:r>
               <w:rPr>
@@ -2041,7 +2041,7 @@
               <w14:ligatures w14:val="standardContextual"/>
             </w:rPr>
           </w:pPr>
-          <w:hyperlink w:anchor="_Toc240920115" w:history="1">
+          <w:hyperlink w:anchor="_Toc240923262" w:history="1">
             <w:r>
               <w:rPr>
                 <w:rStyle w:val="Hyperlink"/>
@@ -2065,7 +2065,7 @@
               <w:rPr>
                 <w:noProof/>
               </w:rPr>
-              <w:instrText xml:space="preserve"> PAGEREF _Toc240920115 \h </w:instrText>
+              <w:instrText xml:space="preserve"> PAGEREF _Toc240923262 \h </w:instrText>
             </w:r>
             <w:r>
               <w:rPr>
@@ -2108,7 +2108,7 @@
               <w14:ligatures w14:val="standardContextual"/>
             </w:rPr>
           </w:pPr>
-          <w:hyperlink w:anchor="_Toc240920116" w:history="1">
+          <w:hyperlink w:anchor="_Toc240923263" w:history="1">
             <w:r>
               <w:rPr>
                 <w:rStyle w:val="Hyperlink"/>
@@ -2132,7 +2132,7 @@
               <w:rPr>
                 <w:noProof/>
               </w:rPr>
-              <w:instrText xml:space="preserve"> PAGEREF _Toc240920116 \h </w:instrText>
+              <w:instrText xml:space="preserve"> PAGEREF _Toc240923263 \h </w:instrText>
             </w:r>
             <w:r>
               <w:rPr>
@@ -2175,7 +2175,7 @@
               <w14:ligatures w14:val="standardContextual"/>
             </w:rPr>
           </w:pPr>
-          <w:hyperlink w:anchor="_Toc240920117" w:history="1">
+          <w:hyperlink w:anchor="_Toc240923264" w:history="1">
             <w:r>
               <w:rPr>
                 <w:rStyle w:val="Hyperlink"/>
@@ -2199,7 +2199,7 @@
               <w:rPr>
                 <w:noProof/>
               </w:rPr>
-              <w:instrText xml:space="preserve"> PAGEREF _Toc240920117 \h </w:instrText>
+              <w:instrText xml:space="preserve"> PAGEREF _Toc240923264 \h </w:instrText>
             </w:r>
             <w:r>
               <w:rPr>
@@ -2216,7 +2216,7 @@
               <w:rPr>
                 <w:noProof/>
               </w:rPr>
-              <w:t>24</w:t>
+              <w:t>25</w:t>
             </w:r>
             <w:r>
               <w:rPr>
@@ -2242,7 +2242,7 @@
               <w14:ligatures w14:val="standardContextual"/>
             </w:rPr>
           </w:pPr>
-          <w:hyperlink w:anchor="_Toc240920118" w:history="1">
+          <w:hyperlink w:anchor="_Toc240923265" w:history="1">
             <w:r>
               <w:rPr>
                 <w:rStyle w:val="Hyperlink"/>
@@ -2266,7 +2266,7 @@
               <w:rPr>
                 <w:noProof/>
               </w:rPr>
-              <w:instrText xml:space="preserve"> PAGEREF _Toc240920118 \h </w:instrText>
+              <w:instrText xml:space="preserve"> PAGEREF _Toc240923265 \h </w:instrText>
             </w:r>
             <w:r>
               <w:rPr>
@@ -2283,7 +2283,7 @@
               <w:rPr>
                 <w:noProof/>
               </w:rPr>
-              <w:t>25</w:t>
+              <w:t>26</w:t>
             </w:r>
             <w:r>
               <w:rPr>
@@ -2309,7 +2309,7 @@
               <w14:ligatures w14:val="standardContextual"/>
             </w:rPr>
           </w:pPr>
-          <w:hyperlink w:anchor="_Toc240920119" w:history="1">
+          <w:hyperlink w:anchor="_Toc240923266" w:history="1">
             <w:r>
               <w:rPr>
                 <w:rStyle w:val="Hyperlink"/>
@@ -2333,7 +2333,7 @@
               <w:rPr>
                 <w:noProof/>
               </w:rPr>
-              <w:instrText xml:space="preserve"> PAGEREF _Toc240920119 \h </w:instrText>
+              <w:instrText xml:space="preserve"> PAGEREF _Toc240923266 \h </w:instrText>
             </w:r>
             <w:r>
               <w:rPr>
@@ -2350,7 +2350,7 @@
               <w:rPr>
                 <w:noProof/>
               </w:rPr>
-              <w:t>26</w:t>
+              <w:t>27</w:t>
             </w:r>
             <w:r>
               <w:rPr>
@@ -2376,7 +2376,7 @@
               <w14:ligatures w14:val="standardContextual"/>
             </w:rPr>
           </w:pPr>
-          <w:hyperlink w:anchor="_Toc240920120" w:history="1">
+          <w:hyperlink w:anchor="_Toc240923267" w:history="1">
             <w:r>
               <w:rPr>
                 <w:rStyle w:val="Hyperlink"/>
@@ -2400,7 +2400,7 @@
               <w:rPr>
                 <w:noProof/>
               </w:rPr>
-              <w:instrText xml:space="preserve"> PAGEREF _Toc240920120 \h </w:instrText>
+              <w:instrText xml:space="preserve"> PAGEREF _Toc240923267 \h </w:instrText>
             </w:r>
             <w:r>
               <w:rPr>
@@ -2417,7 +2417,7 @@
               <w:rPr>
                 <w:noProof/>
               </w:rPr>
-              <w:t>27</w:t>
+              <w:t>28</w:t>
             </w:r>
             <w:r>
               <w:rPr>
@@ -2443,7 +2443,7 @@
               <w14:ligatures w14:val="standardContextual"/>
             </w:rPr>
           </w:pPr>
-          <w:hyperlink w:anchor="_Toc240920121" w:history="1">
+          <w:hyperlink w:anchor="_Toc240923268" w:history="1">
             <w:r>
               <w:rPr>
                 <w:rStyle w:val="Hyperlink"/>
@@ -2467,7 +2467,7 @@
               <w:rPr>
                 <w:noProof/>
               </w:rPr>
-              <w:instrText xml:space="preserve"> PAGEREF _Toc240920121 \h </w:instrText>
+              <w:instrText xml:space="preserve"> PAGEREF _Toc240923268 \h </w:instrText>
             </w:r>
             <w:r>
               <w:rPr>
@@ -2484,7 +2484,7 @@
               <w:rPr>
                 <w:noProof/>
               </w:rPr>
-              <w:t>28</w:t>
+              <w:t>29</w:t>
             </w:r>
             <w:r>
               <w:rPr>
@@ -2510,7 +2510,7 @@
               <w14:ligatures w14:val="standardContextual"/>
             </w:rPr>
           </w:pPr>
-          <w:hyperlink w:anchor="_Toc240920122" w:history="1">
+          <w:hyperlink w:anchor="_Toc240923269" w:history="1">
             <w:r>
               <w:rPr>
                 <w:rStyle w:val="Hyperlink"/>
@@ -2534,7 +2534,7 @@
               <w:rPr>
                 <w:noProof/>
               </w:rPr>
-              <w:instrText xml:space="preserve"> PAGEREF _Toc240920122 \h </w:instrText>
+              <w:instrText xml:space="preserve"> PAGEREF _Toc240923269 \h </w:instrText>
             </w:r>
             <w:r>
               <w:rPr>
@@ -2551,7 +2551,7 @@
               <w:rPr>
                 <w:noProof/>
               </w:rPr>
-              <w:t>28</w:t>
+              <w:t>29</w:t>
             </w:r>
             <w:r>
               <w:rPr>
@@ -2577,7 +2577,7 @@
               <w14:ligatures w14:val="standardContextual"/>
             </w:rPr>
           </w:pPr>
-          <w:hyperlink w:anchor="_Toc240920123" w:history="1">
+          <w:hyperlink w:anchor="_Toc240923270" w:history="1">
             <w:r>
               <w:rPr>
                 <w:rStyle w:val="Hyperlink"/>
@@ -2601,7 +2601,7 @@
               <w:rPr>
                 <w:noProof/>
               </w:rPr>
-              <w:instrText xml:space="preserve"> PAGEREF _Toc240920123 \h </w:instrText>
+              <w:instrText xml:space="preserve"> PAGEREF _Toc240923270 \h </w:instrText>
             </w:r>
             <w:r>
               <w:rPr>
@@ -2618,7 +2618,7 @@
               <w:rPr>
                 <w:noProof/>
               </w:rPr>
-              <w:t>28</w:t>
+              <w:t>29</w:t>
             </w:r>
             <w:r>
               <w:rPr>
@@ -2644,7 +2644,7 @@
               <w14:ligatures w14:val="standardContextual"/>
             </w:rPr>
           </w:pPr>
-          <w:hyperlink w:anchor="_Toc240920124" w:history="1">
+          <w:hyperlink w:anchor="_Toc240923271" w:history="1">
             <w:r>
               <w:rPr>
                 <w:rStyle w:val="Hyperlink"/>
@@ -2668,7 +2668,7 @@
               <w:rPr>
                 <w:noProof/>
               </w:rPr>
-              <w:instrText xml:space="preserve"> PAGEREF _Toc240920124 \h </w:instrText>
+              <w:instrText xml:space="preserve"> PAGEREF _Toc240923271 \h </w:instrText>
             </w:r>
             <w:r>
               <w:rPr>
@@ -2685,7 +2685,7 @@
               <w:rPr>
                 <w:noProof/>
               </w:rPr>
-              <w:t>29</w:t>
+              <w:t>30</w:t>
             </w:r>
             <w:r>
               <w:rPr>
@@ -2711,7 +2711,7 @@
               <w14:ligatures w14:val="standardContextual"/>
             </w:rPr>
           </w:pPr>
-          <w:hyperlink w:anchor="_Toc240920125" w:history="1">
+          <w:hyperlink w:anchor="_Toc240923272" w:history="1">
             <w:r>
               <w:rPr>
                 <w:rStyle w:val="Hyperlink"/>
@@ -2735,7 +2735,7 @@
               <w:rPr>
                 <w:noProof/>
               </w:rPr>
-              <w:instrText xml:space="preserve"> PAGEREF _Toc240920125 \h </w:instrText>
+              <w:instrText xml:space="preserve"> PAGEREF _Toc240923272 \h </w:instrText>
             </w:r>
             <w:r>
               <w:rPr>
@@ -2752,7 +2752,7 @@
               <w:rPr>
                 <w:noProof/>
               </w:rPr>
-              <w:t>29</w:t>
+              <w:t>30</w:t>
             </w:r>
             <w:r>
               <w:rPr>
@@ -2778,7 +2778,7 @@
               <w14:ligatures w14:val="standardContextual"/>
             </w:rPr>
           </w:pPr>
-          <w:hyperlink w:anchor="_Toc240920126" w:history="1">
+          <w:hyperlink w:anchor="_Toc240923273" w:history="1">
             <w:r>
               <w:rPr>
                 <w:rStyle w:val="Hyperlink"/>
@@ -2802,7 +2802,7 @@
               <w:rPr>
                 <w:noProof/>
               </w:rPr>
-              <w:instrText xml:space="preserve"> PAGEREF _Toc240920126 \h </w:instrText>
+              <w:instrText xml:space="preserve"> PAGEREF _Toc240923273 \h </w:instrText>
             </w:r>
             <w:r>
               <w:rPr>
@@ -2819,7 +2819,7 @@
               <w:rPr>
                 <w:noProof/>
               </w:rPr>
-              <w:t>30</w:t>
+              <w:t>31</w:t>
             </w:r>
             <w:r>
               <w:rPr>
@@ -2845,7 +2845,7 @@
               <w14:ligatures w14:val="standardContextual"/>
             </w:rPr>
           </w:pPr>
-          <w:hyperlink w:anchor="_Toc240920127" w:history="1">
+          <w:hyperlink w:anchor="_Toc240923274" w:history="1">
             <w:r>
               <w:rPr>
                 <w:rStyle w:val="Hyperlink"/>
@@ -2869,7 +2869,7 @@
               <w:rPr>
                 <w:noProof/>
               </w:rPr>
-              <w:instrText xml:space="preserve"> PAGEREF _Toc240920127 \h </w:instrText>
+              <w:instrText xml:space="preserve"> PAGEREF _Toc240923274 \h </w:instrText>
             </w:r>
             <w:r>
               <w:rPr>
@@ -2886,7 +2886,7 @@
               <w:rPr>
                 <w:noProof/>
               </w:rPr>
-              <w:t>30</w:t>
+              <w:t>31</w:t>
             </w:r>
             <w:r>
               <w:rPr>
@@ -2912,7 +2912,7 @@
               <w14:ligatures w14:val="standardContextual"/>
             </w:rPr>
           </w:pPr>
-          <w:hyperlink w:anchor="_Toc240920128" w:history="1">
+          <w:hyperlink w:anchor="_Toc240923275" w:history="1">
             <w:r>
               <w:rPr>
                 <w:rStyle w:val="Hyperlink"/>
@@ -2936,7 +2936,7 @@
               <w:rPr>
                 <w:noProof/>
               </w:rPr>
-              <w:instrText xml:space="preserve"> PAGEREF _Toc240920128 \h </w:instrText>
+              <w:instrText xml:space="preserve"> PAGEREF _Toc240923275 \h </w:instrText>
             </w:r>
             <w:r>
               <w:rPr>
@@ -2953,7 +2953,7 @@
               <w:rPr>
                 <w:noProof/>
               </w:rPr>
-              <w:t>30</w:t>
+              <w:t>31</w:t>
             </w:r>
             <w:r>
               <w:rPr>
@@ -2979,7 +2979,7 @@
               <w14:ligatures w14:val="standardContextual"/>
             </w:rPr>
           </w:pPr>
-          <w:hyperlink w:anchor="_Toc240920129" w:history="1">
+          <w:hyperlink w:anchor="_Toc240923276" w:history="1">
             <w:r>
               <w:rPr>
                 <w:rStyle w:val="Hyperlink"/>
@@ -3003,7 +3003,7 @@
               <w:rPr>
                 <w:noProof/>
               </w:rPr>
-              <w:instrText xml:space="preserve"> PAGEREF _Toc240920129 \h </w:instrText>
+              <w:instrText xml:space="preserve"> PAGEREF _Toc240923276 \h </w:instrText>
             </w:r>
             <w:r>
               <w:rPr>
@@ -3020,7 +3020,7 @@
               <w:rPr>
                 <w:noProof/>
               </w:rPr>
-              <w:t>31</w:t>
+              <w:t>32</w:t>
             </w:r>
             <w:r>
               <w:rPr>
@@ -3046,7 +3046,7 @@
               <w14:ligatures w14:val="standardContextual"/>
             </w:rPr>
           </w:pPr>
-          <w:hyperlink w:anchor="_Toc240920130" w:history="1">
+          <w:hyperlink w:anchor="_Toc240923277" w:history="1">
             <w:r>
               <w:rPr>
                 <w:rStyle w:val="Hyperlink"/>
@@ -3070,7 +3070,7 @@
               <w:rPr>
                 <w:noProof/>
               </w:rPr>
-              <w:instrText xml:space="preserve"> PAGEREF _Toc240920130 \h </w:instrText>
+              <w:instrText xml:space="preserve"> PAGEREF _Toc240923277 \h </w:instrText>
             </w:r>
             <w:r>
               <w:rPr>
@@ -3087,7 +3087,7 @@
               <w:rPr>
                 <w:noProof/>
               </w:rPr>
-              <w:t>31</w:t>
+              <w:t>32</w:t>
             </w:r>
             <w:r>
               <w:rPr>
@@ -3113,7 +3113,7 @@
               <w14:ligatures w14:val="standardContextual"/>
             </w:rPr>
           </w:pPr>
-          <w:hyperlink w:anchor="_Toc240920131" w:history="1">
+          <w:hyperlink w:anchor="_Toc240923278" w:history="1">
             <w:r>
               <w:rPr>
                 <w:rStyle w:val="Hyperlink"/>
@@ -3137,7 +3137,7 @@
               <w:rPr>
                 <w:noProof/>
               </w:rPr>
-              <w:instrText xml:space="preserve"> PAGEREF _Toc240920131 \h </w:instrText>
+              <w:instrText xml:space="preserve"> PAGEREF _Toc240923278 \h </w:instrText>
             </w:r>
             <w:r>
               <w:rPr>
@@ -3154,7 +3154,7 @@
               <w:rPr>
                 <w:noProof/>
               </w:rPr>
-              <w:t>32</w:t>
+              <w:t>33</w:t>
             </w:r>
             <w:r>
               <w:rPr>
@@ -3180,7 +3180,7 @@
               <w14:ligatures w14:val="standardContextual"/>
             </w:rPr>
           </w:pPr>
-          <w:hyperlink w:anchor="_Toc240920132" w:history="1">
+          <w:hyperlink w:anchor="_Toc240923279" w:history="1">
             <w:r>
               <w:rPr>
                 <w:rStyle w:val="Hyperlink"/>
@@ -3204,7 +3204,7 @@
               <w:rPr>
                 <w:noProof/>
               </w:rPr>
-              <w:instrText xml:space="preserve"> PAGEREF _Toc240920132 \h </w:instrText>
+              <w:instrText xml:space="preserve"> PAGEREF _Toc240923279 \h </w:instrText>
             </w:r>
             <w:r>
               <w:rPr>
@@ -3221,7 +3221,7 @@
               <w:rPr>
                 <w:noProof/>
               </w:rPr>
-              <w:t>32</w:t>
+              <w:t>33</w:t>
             </w:r>
             <w:r>
               <w:rPr>
@@ -3247,7 +3247,7 @@
               <w14:ligatures w14:val="standardContextual"/>
             </w:rPr>
           </w:pPr>
-          <w:hyperlink w:anchor="_Toc240920133" w:history="1">
+          <w:hyperlink w:anchor="_Toc240923280" w:history="1">
             <w:r>
               <w:rPr>
                 <w:rStyle w:val="Hyperlink"/>
@@ -3271,7 +3271,7 @@
               <w:rPr>
                 <w:noProof/>
               </w:rPr>
-              <w:instrText xml:space="preserve"> PAGEREF _Toc240920133 \h </w:instrText>
+              <w:instrText xml:space="preserve"> PAGEREF _Toc240923280 \h </w:instrText>
             </w:r>
             <w:r>
               <w:rPr>
@@ -3288,7 +3288,7 @@
               <w:rPr>
                 <w:noProof/>
               </w:rPr>
-              <w:t>34</w:t>
+              <w:t>35</w:t>
             </w:r>
             <w:r>
               <w:rPr>
@@ -3314,7 +3314,7 @@
               <w14:ligatures w14:val="standardContextual"/>
             </w:rPr>
           </w:pPr>
-          <w:hyperlink w:anchor="_Toc240920134" w:history="1">
+          <w:hyperlink w:anchor="_Toc240923281" w:history="1">
             <w:r>
               <w:rPr>
                 <w:rStyle w:val="Hyperlink"/>
@@ -3338,7 +3338,7 @@
               <w:rPr>
                 <w:noProof/>
               </w:rPr>
-              <w:instrText xml:space="preserve"> PAGEREF _Toc240920134 \h </w:instrText>
+              <w:instrText xml:space="preserve"> PAGEREF _Toc240923281 \h </w:instrText>
             </w:r>
             <w:r>
               <w:rPr>
@@ -3355,7 +3355,7 @@
               <w:rPr>
                 <w:noProof/>
               </w:rPr>
-              <w:t>36</w:t>
+              <w:t>37</w:t>
             </w:r>
             <w:r>
               <w:rPr>
@@ -3381,7 +3381,7 @@
               <w14:ligatures w14:val="standardContextual"/>
             </w:rPr>
           </w:pPr>
-          <w:hyperlink w:anchor="_Toc240920135" w:history="1">
+          <w:hyperlink w:anchor="_Toc240923282" w:history="1">
             <w:r>
               <w:rPr>
                 <w:rStyle w:val="Hyperlink"/>
@@ -3405,7 +3405,7 @@
               <w:rPr>
                 <w:noProof/>
               </w:rPr>
-              <w:instrText xml:space="preserve"> PAGEREF _Toc240920135 \h </w:instrText>
+              <w:instrText xml:space="preserve"> PAGEREF _Toc240923282 \h </w:instrText>
             </w:r>
             <w:r>
               <w:rPr>
@@ -3422,7 +3422,7 @@
               <w:rPr>
                 <w:noProof/>
               </w:rPr>
-              <w:t>37</w:t>
+              <w:t>38</w:t>
             </w:r>
             <w:r>
               <w:rPr>
@@ -3448,7 +3448,7 @@
               <w14:ligatures w14:val="standardContextual"/>
             </w:rPr>
           </w:pPr>
-          <w:hyperlink w:anchor="_Toc240920136" w:history="1">
+          <w:hyperlink w:anchor="_Toc240923283" w:history="1">
             <w:r>
               <w:rPr>
                 <w:rStyle w:val="Hyperlink"/>
@@ -3472,7 +3472,7 @@
               <w:rPr>
                 <w:noProof/>
               </w:rPr>
-              <w:instrText xml:space="preserve"> PAGEREF _Toc240920136 \h </w:instrText>
+              <w:instrText xml:space="preserve"> PAGEREF _Toc240923283 \h </w:instrText>
             </w:r>
             <w:r>
               <w:rPr>
@@ -3489,7 +3489,7 @@
               <w:rPr>
                 <w:noProof/>
               </w:rPr>
-              <w:t>37</w:t>
+              <w:t>38</w:t>
             </w:r>
             <w:r>
               <w:rPr>
@@ -3515,7 +3515,7 @@
               <w14:ligatures w14:val="standardContextual"/>
             </w:rPr>
           </w:pPr>
-          <w:hyperlink w:anchor="_Toc240920137" w:history="1">
+          <w:hyperlink w:anchor="_Toc240923284" w:history="1">
             <w:r>
               <w:rPr>
                 <w:rStyle w:val="Hyperlink"/>
@@ -3539,7 +3539,7 @@
               <w:rPr>
                 <w:noProof/>
               </w:rPr>
-              <w:instrText xml:space="preserve"> PAGEREF _Toc240920137 \h </w:instrText>
+              <w:instrText xml:space="preserve"> PAGEREF _Toc240923284 \h </w:instrText>
             </w:r>
             <w:r>
               <w:rPr>
@@ -3556,7 +3556,7 @@
               <w:rPr>
                 <w:noProof/>
               </w:rPr>
-              <w:t>38</w:t>
+              <w:t>39</w:t>
             </w:r>
             <w:r>
               <w:rPr>
@@ -3582,7 +3582,7 @@
               <w14:ligatures w14:val="standardContextual"/>
             </w:rPr>
           </w:pPr>
-          <w:hyperlink w:anchor="_Toc240920138" w:history="1">
+          <w:hyperlink w:anchor="_Toc240923285" w:history="1">
             <w:r>
               <w:rPr>
                 <w:rStyle w:val="Hyperlink"/>
@@ -3606,7 +3606,7 @@
               <w:rPr>
                 <w:noProof/>
               </w:rPr>
-              <w:instrText xml:space="preserve"> PAGEREF _Toc240920138 \h </w:instrText>
+              <w:instrText xml:space="preserve"> PAGEREF _Toc240923285 \h </w:instrText>
             </w:r>
             <w:r>
               <w:rPr>
@@ -3623,7 +3623,7 @@
               <w:rPr>
                 <w:noProof/>
               </w:rPr>
-              <w:t>38</w:t>
+              <w:t>39</w:t>
             </w:r>
             <w:r>
               <w:rPr>
@@ -3649,7 +3649,7 @@
               <w14:ligatures w14:val="standardContextual"/>
             </w:rPr>
           </w:pPr>
-          <w:hyperlink w:anchor="_Toc240920139" w:history="1">
+          <w:hyperlink w:anchor="_Toc240923286" w:history="1">
             <w:r>
               <w:rPr>
                 <w:rStyle w:val="Hyperlink"/>
@@ -3673,7 +3673,7 @@
               <w:rPr>
                 <w:noProof/>
               </w:rPr>
-              <w:instrText xml:space="preserve"> PAGEREF _Toc240920139 \h </w:instrText>
+              <w:instrText xml:space="preserve"> PAGEREF _Toc240923286 \h </w:instrText>
             </w:r>
             <w:r>
               <w:rPr>
@@ -3690,7 +3690,7 @@
               <w:rPr>
                 <w:noProof/>
               </w:rPr>
-              <w:t>39</w:t>
+              <w:t>40</w:t>
             </w:r>
             <w:r>
               <w:rPr>
@@ -3716,7 +3716,7 @@
               <w14:ligatures w14:val="standardContextual"/>
             </w:rPr>
           </w:pPr>
-          <w:hyperlink w:anchor="_Toc240920140" w:history="1">
+          <w:hyperlink w:anchor="_Toc240923287" w:history="1">
             <w:r>
               <w:rPr>
                 <w:rStyle w:val="Hyperlink"/>
@@ -3740,7 +3740,7 @@
               <w:rPr>
                 <w:noProof/>
               </w:rPr>
-              <w:instrText xml:space="preserve"> PAGEREF _Toc240920140 \h </w:instrText>
+              <w:instrText xml:space="preserve"> PAGEREF _Toc240923287 \h </w:instrText>
             </w:r>
             <w:r>
               <w:rPr>
@@ -3757,7 +3757,7 @@
               <w:rPr>
                 <w:noProof/>
               </w:rPr>
-              <w:t>40</w:t>
+              <w:t>41</w:t>
             </w:r>
             <w:r>
               <w:rPr>
@@ -3783,7 +3783,7 @@
               <w14:ligatures w14:val="standardContextual"/>
             </w:rPr>
           </w:pPr>
-          <w:hyperlink w:anchor="_Toc240920141" w:history="1">
+          <w:hyperlink w:anchor="_Toc240923288" w:history="1">
             <w:r>
               <w:rPr>
                 <w:rStyle w:val="Hyperlink"/>
@@ -3807,7 +3807,7 @@
               <w:rPr>
                 <w:noProof/>
               </w:rPr>
-              <w:instrText xml:space="preserve"> PAGEREF _Toc240920141 \h </w:instrText>
+              <w:instrText xml:space="preserve"> PAGEREF _Toc240923288 \h </w:instrText>
             </w:r>
             <w:r>
               <w:rPr>
@@ -3824,7 +3824,7 @@
               <w:rPr>
                 <w:noProof/>
               </w:rPr>
-              <w:t>40</w:t>
+              <w:t>41</w:t>
             </w:r>
             <w:r>
               <w:rPr>
@@ -3850,7 +3850,7 @@
               <w14:ligatures w14:val="standardContextual"/>
             </w:rPr>
           </w:pPr>
-          <w:hyperlink w:anchor="_Toc240920142" w:history="1">
+          <w:hyperlink w:anchor="_Toc240923289" w:history="1">
             <w:r>
               <w:rPr>
                 <w:rStyle w:val="Hyperlink"/>
@@ -3874,7 +3874,7 @@
               <w:rPr>
                 <w:noProof/>
               </w:rPr>
-              <w:instrText xml:space="preserve"> PAGEREF _Toc240920142 \h </w:instrText>
+              <w:instrText xml:space="preserve"> PAGEREF _Toc240923289 \h </w:instrText>
             </w:r>
             <w:r>
               <w:rPr>
@@ -3891,7 +3891,7 @@
               <w:rPr>
                 <w:noProof/>
               </w:rPr>
-              <w:t>41</w:t>
+              <w:t>42</w:t>
             </w:r>
             <w:r>
               <w:rPr>
@@ -3917,7 +3917,7 @@
               <w14:ligatures w14:val="standardContextual"/>
             </w:rPr>
           </w:pPr>
-          <w:hyperlink w:anchor="_Toc240920143" w:history="1">
+          <w:hyperlink w:anchor="_Toc240923290" w:history="1">
             <w:r>
               <w:rPr>
                 <w:rStyle w:val="Hyperlink"/>
@@ -3941,7 +3941,7 @@
               <w:rPr>
                 <w:noProof/>
               </w:rPr>
-              <w:instrText xml:space="preserve"> PAGEREF _Toc240920143 \h </w:instrText>
+              <w:instrText xml:space="preserve"> PAGEREF _Toc240923290 \h </w:instrText>
             </w:r>
             <w:r>
               <w:rPr>
@@ -3958,7 +3958,7 @@
               <w:rPr>
                 <w:noProof/>
               </w:rPr>
-              <w:t>41</w:t>
+              <w:t>42</w:t>
             </w:r>
             <w:r>
               <w:rPr>
@@ -3984,7 +3984,7 @@
               <w14:ligatures w14:val="standardContextual"/>
             </w:rPr>
           </w:pPr>
-          <w:hyperlink w:anchor="_Toc240920144" w:history="1">
+          <w:hyperlink w:anchor="_Toc240923291" w:history="1">
             <w:r>
               <w:rPr>
                 <w:rStyle w:val="Hyperlink"/>
@@ -4008,7 +4008,7 @@
               <w:rPr>
                 <w:noProof/>
               </w:rPr>
-              <w:instrText xml:space="preserve"> PAGEREF _Toc240920144 \h </w:instrText>
+              <w:instrText xml:space="preserve"> PAGEREF _Toc240923291 \h </w:instrText>
             </w:r>
             <w:r>
               <w:rPr>
@@ -4025,7 +4025,7 @@
               <w:rPr>
                 <w:noProof/>
               </w:rPr>
-              <w:t>42</w:t>
+              <w:t>43</w:t>
             </w:r>
             <w:r>
               <w:rPr>
@@ -4051,7 +4051,7 @@
               <w14:ligatures w14:val="standardContextual"/>
             </w:rPr>
           </w:pPr>
-          <w:hyperlink w:anchor="_Toc240920145" w:history="1">
+          <w:hyperlink w:anchor="_Toc240923292" w:history="1">
             <w:r>
               <w:rPr>
                 <w:rStyle w:val="Hyperlink"/>
@@ -4075,7 +4075,7 @@
               <w:rPr>
                 <w:noProof/>
               </w:rPr>
-              <w:instrText xml:space="preserve"> PAGEREF _Toc240920145 \h </w:instrText>
+              <w:instrText xml:space="preserve"> PAGEREF _Toc240923292 \h </w:instrText>
             </w:r>
             <w:r>
               <w:rPr>
@@ -4092,7 +4092,7 @@
               <w:rPr>
                 <w:noProof/>
               </w:rPr>
-              <w:t>43</w:t>
+              <w:t>44</w:t>
             </w:r>
             <w:r>
               <w:rPr>
@@ -4118,7 +4118,7 @@
               <w14:ligatures w14:val="standardContextual"/>
             </w:rPr>
           </w:pPr>
-          <w:hyperlink w:anchor="_Toc240920146" w:history="1">
+          <w:hyperlink w:anchor="_Toc240923293" w:history="1">
             <w:r>
               <w:rPr>
                 <w:rStyle w:val="Hyperlink"/>
@@ -4142,7 +4142,7 @@
               <w:rPr>
                 <w:noProof/>
               </w:rPr>
-              <w:instrText xml:space="preserve"> PAGEREF _Toc240920146 \h </w:instrText>
+              <w:instrText xml:space="preserve"> PAGEREF _Toc240923293 \h </w:instrText>
             </w:r>
             <w:r>
               <w:rPr>
@@ -4159,7 +4159,7 @@
               <w:rPr>
                 <w:noProof/>
               </w:rPr>
-              <w:t>43</w:t>
+              <w:t>44</w:t>
             </w:r>
             <w:r>
               <w:rPr>
@@ -4185,7 +4185,7 @@
               <w14:ligatures w14:val="standardContextual"/>
             </w:rPr>
           </w:pPr>
-          <w:hyperlink w:anchor="_Toc240920147" w:history="1">
+          <w:hyperlink w:anchor="_Toc240923294" w:history="1">
             <w:r>
               <w:rPr>
                 <w:rStyle w:val="Hyperlink"/>
@@ -4209,7 +4209,7 @@
               <w:rPr>
                 <w:noProof/>
               </w:rPr>
-              <w:instrText xml:space="preserve"> PAGEREF _Toc240920147 \h </w:instrText>
+              <w:instrText xml:space="preserve"> PAGEREF _Toc240923294 \h </w:instrText>
             </w:r>
             <w:r>
               <w:rPr>
@@ -4226,7 +4226,7 @@
               <w:rPr>
                 <w:noProof/>
               </w:rPr>
-              <w:t>45</w:t>
+              <w:t>46</w:t>
             </w:r>
             <w:r>
               <w:rPr>
@@ -4252,7 +4252,7 @@
               <w14:ligatures w14:val="standardContextual"/>
             </w:rPr>
           </w:pPr>
-          <w:hyperlink w:anchor="_Toc240920148" w:history="1">
+          <w:hyperlink w:anchor="_Toc240923295" w:history="1">
             <w:r>
               <w:rPr>
                 <w:rStyle w:val="Hyperlink"/>
@@ -4276,7 +4276,7 @@
               <w:rPr>
                 <w:noProof/>
               </w:rPr>
-              <w:instrText xml:space="preserve"> PAGEREF _Toc240920148 \h </w:instrText>
+              <w:instrText xml:space="preserve"> PAGEREF _Toc240923295 \h </w:instrText>
             </w:r>
             <w:r>
               <w:rPr>
@@ -4293,7 +4293,7 @@
               <w:rPr>
                 <w:noProof/>
               </w:rPr>
-              <w:t>46</w:t>
+              <w:t>47</w:t>
             </w:r>
             <w:r>
               <w:rPr>
@@ -4319,7 +4319,7 @@
               <w14:ligatures w14:val="standardContextual"/>
             </w:rPr>
           </w:pPr>
-          <w:hyperlink w:anchor="_Toc240920149" w:history="1">
+          <w:hyperlink w:anchor="_Toc240923296" w:history="1">
             <w:r>
               <w:rPr>
                 <w:rStyle w:val="Hyperlink"/>
@@ -4343,7 +4343,7 @@
               <w:rPr>
                 <w:noProof/>
               </w:rPr>
-              <w:instrText xml:space="preserve"> PAGEREF _Toc240920149 \h </w:instrText>
+              <w:instrText xml:space="preserve"> PAGEREF _Toc240923296 \h </w:instrText>
             </w:r>
             <w:r>
               <w:rPr>
@@ -4360,7 +4360,7 @@
               <w:rPr>
                 <w:noProof/>
               </w:rPr>
-              <w:t>47</w:t>
+              <w:t>48</w:t>
             </w:r>
             <w:r>
               <w:rPr>
@@ -4386,7 +4386,7 @@
               <w14:ligatures w14:val="standardContextual"/>
             </w:rPr>
           </w:pPr>
-          <w:hyperlink w:anchor="_Toc240920150" w:history="1">
+          <w:hyperlink w:anchor="_Toc240923297" w:history="1">
             <w:r>
               <w:rPr>
                 <w:rStyle w:val="Hyperlink"/>
@@ -4410,7 +4410,7 @@
               <w:rPr>
                 <w:noProof/>
               </w:rPr>
-              <w:instrText xml:space="preserve"> PAGEREF _Toc240920150 \h </w:instrText>
+              <w:instrText xml:space="preserve"> PAGEREF _Toc240923297 \h </w:instrText>
             </w:r>
             <w:r>
               <w:rPr>
@@ -4427,7 +4427,7 @@
               <w:rPr>
                 <w:noProof/>
               </w:rPr>
-              <w:t>47</w:t>
+              <w:t>48</w:t>
             </w:r>
             <w:r>
               <w:rPr>
@@ -4453,7 +4453,7 @@
               <w14:ligatures w14:val="standardContextual"/>
             </w:rPr>
           </w:pPr>
-          <w:hyperlink w:anchor="_Toc240920151" w:history="1">
+          <w:hyperlink w:anchor="_Toc240923298" w:history="1">
             <w:r>
               <w:rPr>
                 <w:rStyle w:val="Hyperlink"/>
@@ -4477,7 +4477,7 @@
               <w:rPr>
                 <w:noProof/>
               </w:rPr>
-              <w:instrText xml:space="preserve"> PAGEREF _Toc240920151 \h </w:instrText>
+              <w:instrText xml:space="preserve"> PAGEREF _Toc240923298 \h </w:instrText>
             </w:r>
             <w:r>
               <w:rPr>
@@ -4494,7 +4494,7 @@
               <w:rPr>
                 <w:noProof/>
               </w:rPr>
-              <w:t>47</w:t>
+              <w:t>48</w:t>
             </w:r>
             <w:r>
               <w:rPr>
@@ -4516,7 +4516,7 @@
         <w:pStyle w:val="Heading1"/>
         <w:pageBreakBefore/>
       </w:pPr>
-      <w:bookmarkStart w:id="0" w:name="_Toc240920093"/>
+      <w:bookmarkStart w:id="0" w:name="_Toc240923240"/>
       <w:r>
         <w:lastRenderedPageBreak/>
         <w:t>1. Your role at a glance</w:t>
@@ -4736,7 +4736,7 @@
         <w:pStyle w:val="Heading1"/>
         <w:pageBreakBefore/>
       </w:pPr>
-      <w:bookmarkStart w:id="1" w:name="_Toc240920094"/>
+      <w:bookmarkStart w:id="1" w:name="_Toc240923241"/>
       <w:r>
         <w:lastRenderedPageBreak/>
         <w:t>2. Signing in and your screens</w:t>
@@ -4747,7 +4747,7 @@
       <w:pPr>
         <w:pStyle w:val="Heading2"/>
       </w:pPr>
-      <w:bookmarkStart w:id="2" w:name="_Toc240920095"/>
+      <w:bookmarkStart w:id="2" w:name="_Toc240923242"/>
       <w:r>
         <w:t>Signing in</w:t>
       </w:r>
@@ -4830,7 +4830,7 @@
           <w:noProof/>
         </w:rPr>
         <w:drawing>
-          <wp:inline distT="0" distB="0" distL="0" distR="0" wp14:anchorId="21DB6AD6" wp14:editId="799E68C8">
+          <wp:inline distT="0" distB="0" distL="0" distR="0">
             <wp:extent cx="5334000" cy="2333625"/>
             <wp:effectExtent l="0" t="0" r="0" b="0"/>
             <wp:docPr id="1" name="adm_login.jpg" descr="The sign-in screen for all internal staff." title="The sign-in screen for all internal staff."/>
@@ -4997,7 +4997,7 @@
       <w:pPr>
         <w:pStyle w:val="Heading2"/>
       </w:pPr>
-      <w:bookmarkStart w:id="3" w:name="_Toc240920096"/>
+      <w:bookmarkStart w:id="3" w:name="_Toc240923243"/>
       <w:r>
         <w:t>Finding your way around</w:t>
       </w:r>
@@ -5182,7 +5182,7 @@
         </w:rPr>
         <w:lastRenderedPageBreak/>
         <w:drawing>
-          <wp:inline distT="0" distB="0" distL="0" distR="0" wp14:anchorId="4D26C714" wp14:editId="63B01F02">
+          <wp:inline distT="0" distB="0" distL="0" distR="0">
             <wp:extent cx="5715000" cy="1876425"/>
             <wp:effectExtent l="0" t="0" r="0" b="0"/>
             <wp:docPr id="2" name="adm_not_your_role.jpg" descr="Opening a screen outside your role (for example from an old bookmark) shows this card instead of the screen." title="Opening a screen outside your role (for example from an old bookmark) shows this card instead of the screen."/>
@@ -5251,7 +5251,7 @@
       <w:pPr>
         <w:pStyle w:val="Heading2"/>
       </w:pPr>
-      <w:bookmarkStart w:id="4" w:name="_Toc240920097"/>
+      <w:bookmarkStart w:id="4" w:name="_Toc240923244"/>
       <w:r>
         <w:t>Your screens</w:t>
       </w:r>
@@ -5990,7 +5990,7 @@
       <w:pPr>
         <w:pStyle w:val="Heading2"/>
       </w:pPr>
-      <w:bookmarkStart w:id="5" w:name="_Toc240920098"/>
+      <w:bookmarkStart w:id="5" w:name="_Toc240923245"/>
       <w:r>
         <w:t>Changing your password</w:t>
       </w:r>
@@ -6074,7 +6074,7 @@
         </w:rPr>
         <w:lastRenderedPageBreak/>
         <w:drawing>
-          <wp:inline distT="0" distB="0" distL="0" distR="0" wp14:anchorId="76A27A46" wp14:editId="5239B482">
+          <wp:inline distT="0" distB="0" distL="0" distR="0">
             <wp:extent cx="5334000" cy="2171700"/>
             <wp:effectExtent l="0" t="0" r="0" b="0"/>
             <wp:docPr id="3" name="adm_account.jpg" descr="Change Password screen." title="Change Password screen."/>
@@ -6162,7 +6162,7 @@
         <w:pStyle w:val="Heading1"/>
         <w:pageBreakBefore/>
       </w:pPr>
-      <w:bookmarkStart w:id="6" w:name="_Toc240920099"/>
+      <w:bookmarkStart w:id="6" w:name="_Toc240923246"/>
       <w:r>
         <w:lastRenderedPageBreak/>
         <w:t>3. Your routine</w:t>
@@ -6506,7 +6506,7 @@
         <w:pStyle w:val="Heading1"/>
         <w:pageBreakBefore/>
       </w:pPr>
-      <w:bookmarkStart w:id="7" w:name="_Toc240920100"/>
+      <w:bookmarkStart w:id="7" w:name="_Toc240923247"/>
       <w:r>
         <w:lastRenderedPageBreak/>
         <w:t>4. Step-by-step tasks</w:t>
@@ -6517,7 +6517,7 @@
       <w:pPr>
         <w:pStyle w:val="Heading2"/>
       </w:pPr>
-      <w:bookmarkStart w:id="8" w:name="_Toc240920101"/>
+      <w:bookmarkStart w:id="8" w:name="_Toc240923248"/>
       <w:r>
         <w:t>4.1 Creating staff accounts for the whole team</w:t>
       </w:r>
@@ -6773,7 +6773,7 @@
       <w:pPr>
         <w:pStyle w:val="Heading2"/>
       </w:pPr>
-      <w:bookmarkStart w:id="9" w:name="_Toc240920102"/>
+      <w:bookmarkStart w:id="9" w:name="_Toc240923249"/>
       <w:r>
         <w:t>4.2 Reading the dashboards</w:t>
       </w:r>
@@ -6799,7 +6799,7 @@
         </w:rPr>
         <w:lastRenderedPageBreak/>
         <w:drawing>
-          <wp:inline distT="0" distB="0" distL="0" distR="0" wp14:anchorId="0ACEBA6B" wp14:editId="37D25085">
+          <wp:inline distT="0" distB="0" distL="0" distR="0">
             <wp:extent cx="5715000" cy="3571875"/>
             <wp:effectExtent l="0" t="0" r="0" b="0"/>
             <wp:docPr id="4" name="adm_exec_dashboard.jpg" descr="Executive Dashboard: completions against the 400 / 60 / 50–75 targets, days to data lock, spend, and the lowest-filled strata." title="Executive Dashboard: completions against the 400 / 60 / 50–75 targets, days to data lock, spend, and the lowest-filled strata."/>
@@ -7464,7 +7464,7 @@
       <w:pPr>
         <w:pStyle w:val="Heading2"/>
       </w:pPr>
-      <w:bookmarkStart w:id="10" w:name="_Toc240920103"/>
+      <w:bookmarkStart w:id="10" w:name="_Toc240923250"/>
       <w:r>
         <w:t>4.3 Using Reports (analytics and charts)</w:t>
       </w:r>
@@ -7505,7 +7505,7 @@
         </w:rPr>
         <w:lastRenderedPageBreak/>
         <w:drawing>
-          <wp:inline distT="0" distB="0" distL="0" distR="0" wp14:anchorId="1A67DA42" wp14:editId="1D2CC496">
+          <wp:inline distT="0" distB="0" distL="0" distR="0">
             <wp:extent cx="5334000" cy="3333750"/>
             <wp:effectExtent l="0" t="0" r="0" b="0"/>
             <wp:docPr id="5" name="adm_reports_top.jpg" descr="Reports: headline figures for the chosen period." title="Reports: headline figures for the chosen period."/>
@@ -7647,7 +7647,7 @@
           <w:noProof/>
         </w:rPr>
         <w:drawing>
-          <wp:inline distT="0" distB="0" distL="0" distR="0" wp14:anchorId="597E6138" wp14:editId="60647A0F">
+          <wp:inline distT="0" distB="0" distL="0" distR="0">
             <wp:extent cx="5334000" cy="3409950"/>
             <wp:effectExtent l="0" t="0" r="0" b="0"/>
             <wp:docPr id="6" name="adm_reports_funnel.jpg" descr="Case funnel: each case counted once at every stage it has reached." title="Case funnel: each case counted once at every stage it has reached."/>
@@ -7747,7 +7747,7 @@
         </w:rPr>
         <w:lastRenderedPageBreak/>
         <w:drawing>
-          <wp:inline distT="0" distB="0" distL="0" distR="0" wp14:anchorId="09AB6DB1" wp14:editId="109BC36B">
+          <wp:inline distT="0" distB="0" distL="0" distR="0">
             <wp:extent cx="5334000" cy="3248025"/>
             <wp:effectExtent l="0" t="0" r="0" b="0"/>
             <wp:docPr id="7" name="adm_reports_funnel_table.jpg" descr="The same chart as a table." title="The same chart as a table."/>
@@ -7846,7 +7846,7 @@
           <w:noProof/>
         </w:rPr>
         <w:drawing>
-          <wp:inline distT="0" distB="0" distL="0" distR="0" wp14:anchorId="42A4A87A" wp14:editId="41E02A89">
+          <wp:inline distT="0" distB="0" distL="0" distR="0">
             <wp:extent cx="5334000" cy="2628900"/>
             <wp:effectExtent l="0" t="0" r="0" b="0"/>
             <wp:docPr id="8" name="adm_reports_coverage.jpg" descr="Coverage by group." title="Coverage by group."/>
@@ -7946,7 +7946,7 @@
         </w:rPr>
         <w:lastRenderedPageBreak/>
         <w:drawing>
-          <wp:inline distT="0" distB="0" distL="0" distR="0" wp14:anchorId="4FCC97EB" wp14:editId="76ECFD84">
+          <wp:inline distT="0" distB="0" distL="0" distR="0">
             <wp:extent cx="5334000" cy="2600325"/>
             <wp:effectExtent l="0" t="0" r="0" b="0"/>
             <wp:docPr id="9" name="adm_reports_modes.jpg" descr="Administration modes." title="Administration modes."/>
@@ -8055,7 +8055,7 @@
           <w:noProof/>
         </w:rPr>
         <w:drawing>
-          <wp:inline distT="0" distB="0" distL="0" distR="0" wp14:anchorId="7CC6A769" wp14:editId="6C116E17">
+          <wp:inline distT="0" distB="0" distL="0" distR="0">
             <wp:extent cx="5334000" cy="2905125"/>
             <wp:effectExtent l="0" t="0" r="0" b="0"/>
             <wp:docPr id="10" name="adm_reports_duration.jpg" descr="Completion-time distribution." title="Completion-time distribution."/>
@@ -8137,7 +8137,7 @@
       <w:pPr>
         <w:pStyle w:val="Heading2"/>
       </w:pPr>
-      <w:bookmarkStart w:id="11" w:name="_Toc240920104"/>
+      <w:bookmarkStart w:id="11" w:name="_Toc240923251"/>
       <w:r>
         <w:t>4.4 Reassigning cases between Contact RAs</w:t>
       </w:r>
@@ -8259,7 +8259,7 @@
         </w:rPr>
         <w:lastRenderedPageBreak/>
         <w:drawing>
-          <wp:inline distT="0" distB="0" distL="0" distR="0" wp14:anchorId="73B94770" wp14:editId="25F680DC">
+          <wp:inline distT="0" distB="0" distL="0" distR="0">
             <wp:extent cx="5334000" cy="771525"/>
             <wp:effectExtent l="0" t="0" r="0" b="0"/>
             <wp:docPr id="11" name="adm_reassign.jpg" descr="Reassign cases: the button shows how many cases will move." title="Reassign cases: the button shows how many cases will move."/>
@@ -8449,7 +8449,7 @@
       <w:pPr>
         <w:pStyle w:val="Heading2"/>
       </w:pPr>
-      <w:bookmarkStart w:id="12" w:name="_Toc240920105"/>
+      <w:bookmarkStart w:id="12" w:name="_Toc240923252"/>
       <w:r>
         <w:t>4.5 Pairing a Main case with its Reserve, and assigning a Contact RA</w:t>
       </w:r>
@@ -8522,7 +8522,7 @@
           <w:noProof/>
         </w:rPr>
         <w:drawing>
-          <wp:inline distT="0" distB="0" distL="0" distR="0" wp14:anchorId="7CBA446C" wp14:editId="10DFCE89">
+          <wp:inline distT="0" distB="0" distL="0" distR="0">
             <wp:extent cx="5334000" cy="581025"/>
             <wp:effectExtent l="0" t="0" r="0" b="0"/>
             <wp:docPr id="12" name="adm_case_assign.jpg" descr="Assigned Contact RA." title="Assigned Contact RA."/>
@@ -8621,7 +8621,7 @@
           <w:noProof/>
         </w:rPr>
         <w:drawing>
-          <wp:inline distT="0" distB="0" distL="0" distR="0" wp14:anchorId="75031570" wp14:editId="125A6852">
+          <wp:inline distT="0" distB="0" distL="0" distR="0">
             <wp:extent cx="5334000" cy="685800"/>
             <wp:effectExtent l="0" t="0" r="0" b="0"/>
             <wp:docPr id="13" name="adm_case_reserve.jpg" descr="Matched Reserve case." title="Matched Reserve case."/>
@@ -8695,7 +8695,7 @@
       <w:pPr>
         <w:pStyle w:val="Heading2"/>
       </w:pPr>
-      <w:bookmarkStart w:id="13" w:name="_Toc240920106"/>
+      <w:bookmarkStart w:id="13" w:name="_Toc240923253"/>
       <w:r>
         <w:t>4.6 Moving cases through verification (bulk)</w:t>
       </w:r>
@@ -8796,7 +8796,7 @@
           <w:noProof/>
         </w:rPr>
         <w:drawing>
-          <wp:inline distT="0" distB="0" distL="0" distR="0" wp14:anchorId="3160C45E" wp14:editId="685A14ED">
+          <wp:inline distT="0" distB="0" distL="0" distR="0">
             <wp:extent cx="5334000" cy="609600"/>
             <wp:effectExtent l="0" t="0" r="0" b="0"/>
             <wp:docPr id="14" name="adm_bulk_verification.jpg" descr="The bulk verification tool on the register." title="The bulk verification tool on the register."/>
@@ -8987,7 +8987,7 @@
       <w:pPr>
         <w:pStyle w:val="Heading2"/>
       </w:pPr>
-      <w:bookmarkStart w:id="14" w:name="_Toc240920107"/>
+      <w:bookmarkStart w:id="14" w:name="_Toc240923254"/>
       <w:r>
         <w:t>4.7 Downloading data</w:t>
       </w:r>
@@ -9004,7 +9004,7 @@
           <w:noProof/>
         </w:rPr>
         <w:drawing>
-          <wp:inline distT="0" distB="0" distL="0" distR="0" wp14:anchorId="62E1AC93" wp14:editId="06A67380">
+          <wp:inline distT="0" distB="0" distL="0" distR="0">
             <wp:extent cx="5715000" cy="3657600"/>
             <wp:effectExtent l="0" t="0" r="0" b="0"/>
             <wp:docPr id="15" name="adm_export.jpg" descr="Data Export." title="Data Export."/>
@@ -9806,7 +9806,7 @@
       <w:pPr>
         <w:pStyle w:val="Heading2"/>
       </w:pPr>
-      <w:bookmarkStart w:id="15" w:name="_Toc240920108"/>
+      <w:bookmarkStart w:id="15" w:name="_Toc240923255"/>
       <w:r>
         <w:t>4.8 Checking the audit log</w:t>
       </w:r>
@@ -9894,7 +9894,7 @@
           <w:noProof/>
         </w:rPr>
         <w:drawing>
-          <wp:inline distT="0" distB="0" distL="0" distR="0" wp14:anchorId="3AA99EC9" wp14:editId="183D6215">
+          <wp:inline distT="0" distB="0" distL="0" distR="0">
             <wp:extent cx="5334000" cy="3333750"/>
             <wp:effectExtent l="0" t="0" r="0" b="0"/>
             <wp:docPr id="16" name="adm_audit.jpg" descr="Audit Log, newest first." title="Audit Log, newest first."/>
@@ -10011,7 +10011,7 @@
       <w:pPr>
         <w:pStyle w:val="Heading2"/>
       </w:pPr>
-      <w:bookmarkStart w:id="16" w:name="_Toc240920109"/>
+      <w:bookmarkStart w:id="16" w:name="_Toc240923256"/>
       <w:r>
         <w:lastRenderedPageBreak/>
         <w:t>4.9 Recording a withdrawal</w:t>
@@ -10103,7 +10103,7 @@
           <w:noProof/>
         </w:rPr>
         <w:drawing>
-          <wp:inline distT="0" distB="0" distL="0" distR="0" wp14:anchorId="05E88A09" wp14:editId="45043CE8">
+          <wp:inline distT="0" distB="0" distL="0" distR="0">
             <wp:extent cx="5334000" cy="1409700"/>
             <wp:effectExtent l="0" t="0" r="0" b="0"/>
             <wp:docPr id="17" name="adm_case_withdrawal.jpg" descr="Record a withdrawal." title="Record a withdrawal."/>
@@ -10364,7 +10364,7 @@
       <w:pPr>
         <w:pStyle w:val="Heading2"/>
       </w:pPr>
-      <w:bookmarkStart w:id="17" w:name="_Toc240920110"/>
+      <w:bookmarkStart w:id="17" w:name="_Toc240923257"/>
       <w:r>
         <w:t>4.10 Activating a Reserve case</w:t>
       </w:r>
@@ -10412,7 +10412,7 @@
           <w:noProof/>
         </w:rPr>
         <w:drawing>
-          <wp:inline distT="0" distB="0" distL="0" distR="0" wp14:anchorId="4EA16E9E" wp14:editId="221D712D">
+          <wp:inline distT="0" distB="0" distL="0" distR="0">
             <wp:extent cx="5334000" cy="2505075"/>
             <wp:effectExtent l="0" t="0" r="0" b="0"/>
             <wp:docPr id="18" name="adm_reserve.jpg" descr="Reserve Activation." title="Reserve Activation."/>
@@ -10609,7 +10609,7 @@
       <w:pPr>
         <w:pStyle w:val="Heading2"/>
       </w:pPr>
-      <w:bookmarkStart w:id="18" w:name="_Toc240920111"/>
+      <w:bookmarkStart w:id="18" w:name="_Toc240923258"/>
       <w:r>
         <w:t>4.11 Building a pre-interview profile (PROIT), with AI research</w:t>
       </w:r>
@@ -10718,7 +10718,7 @@
           <w:noProof/>
         </w:rPr>
         <w:drawing>
-          <wp:inline distT="0" distB="0" distL="0" distR="0" wp14:anchorId="5E8B93A7" wp14:editId="2BAC5260">
+          <wp:inline distT="0" distB="0" distL="0" distR="0">
             <wp:extent cx="3971925" cy="4953000"/>
             <wp:effectExtent l="0" t="0" r="0" b="0"/>
             <wp:docPr id="19" name="proit_ai_research.jpg" descr="AI research: proposals to review, each with its sources." title="AI research: proposals to review, each with its sources."/>
@@ -11044,7 +11044,7 @@
           <w:noProof/>
         </w:rPr>
         <w:drawing>
-          <wp:inline distT="0" distB="0" distL="0" distR="0" wp14:anchorId="0CE0E526" wp14:editId="2AC3A618">
+          <wp:inline distT="0" distB="0" distL="0" distR="0">
             <wp:extent cx="5334000" cy="1781175"/>
             <wp:effectExtent l="0" t="0" r="0" b="0"/>
             <wp:docPr id="20" name="adm_case_proit_draft.jpg" descr="A draft profile: each fact needs at least one source." title="A draft profile: each fact needs at least one source."/>
@@ -11197,7 +11197,7 @@
       <w:pPr>
         <w:pStyle w:val="Heading2"/>
       </w:pPr>
-      <w:bookmarkStart w:id="19" w:name="_Toc240920112"/>
+      <w:bookmarkStart w:id="19" w:name="_Toc240923259"/>
       <w:r>
         <w:t>4.12 Verifying a profile with the respondent, and reconciling it afterwards</w:t>
       </w:r>
@@ -11289,7 +11289,7 @@
           <w:noProof/>
         </w:rPr>
         <w:drawing>
-          <wp:inline distT="0" distB="0" distL="0" distR="0" wp14:anchorId="2EC79E8B" wp14:editId="3B19FA56">
+          <wp:inline distT="0" distB="0" distL="0" distR="0">
             <wp:extent cx="4752975" cy="4953000"/>
             <wp:effectExtent l="0" t="0" r="0" b="0"/>
             <wp:docPr id="21" name="proit_interview_sheet.jpg" descr="The interview sheet: confirm what is public, ask what is not." title="The interview sheet: confirm what is public, ask what is not."/>
@@ -11554,7 +11554,7 @@
         </w:rPr>
         <w:lastRenderedPageBreak/>
         <w:drawing>
-          <wp:inline distT="0" distB="0" distL="0" distR="0" wp14:anchorId="6EA585CA" wp14:editId="5F0A7A56">
+          <wp:inline distT="0" distB="0" distL="0" distR="0">
             <wp:extent cx="5334000" cy="1152525"/>
             <wp:effectExtent l="0" t="0" r="0" b="0"/>
             <wp:docPr id="22" name="proit_reconcile.jpg" descr="Reconciling a corrected fact: the three values stay separate." title="Reconciling a corrected fact: the three values stay separate."/>
@@ -11639,7 +11639,27 @@
         <w:t>Reconciled</w:t>
       </w:r>
       <w:r>
-        <w:t xml:space="preserve"> when every fact is settled.</w:t>
+        <w:t xml:space="preserve"> when every fact is settled. At that moment the portal also sends the whole profile (what was known, what the respondent said, the reconciled value, and the sources) to KoboToolbox, in the </w:t>
+      </w:r>
+      <w:r>
+        <w:rPr>
+          <w:b/>
+          <w:bCs/>
+        </w:rPr>
+        <w:t>ABF-FST PROIT Interview Profile</w:t>
+      </w:r>
+      <w:r>
+        <w:t xml:space="preserve"> form, and the status shows </w:t>
+      </w:r>
+      <w:r>
+        <w:rPr>
+          <w:b/>
+          <w:bCs/>
+        </w:rPr>
+        <w:t>Saved to KoboToolbox</w:t>
+      </w:r>
+      <w:r>
+        <w:t>.</w:t>
       </w:r>
     </w:p>
     <w:p>
@@ -11772,7 +11792,7 @@
       <w:pPr>
         <w:pStyle w:val="Heading2"/>
       </w:pPr>
-      <w:bookmarkStart w:id="20" w:name="_Toc240920113"/>
+      <w:bookmarkStart w:id="20" w:name="_Toc240923260"/>
       <w:r>
         <w:t>4.13 Reviewing questionnaires in the QA Queue</w:t>
       </w:r>
@@ -11812,7 +11832,7 @@
           <w:noProof/>
         </w:rPr>
         <w:drawing>
-          <wp:inline distT="0" distB="0" distL="0" distR="0" wp14:anchorId="30041B12" wp14:editId="288F559C">
+          <wp:inline distT="0" distB="0" distL="0" distR="0">
             <wp:extent cx="5334000" cy="3333750"/>
             <wp:effectExtent l="0" t="0" r="0" b="0"/>
             <wp:docPr id="23" name="qa_queue.jpg" descr="QUAN QA Queue with the KoboToolbox sync panel." title="QUAN QA Queue with the KoboToolbox sync panel."/>
@@ -11933,6 +11953,7 @@
         <w:spacing w:after="80" w:line="276" w:lineRule="auto"/>
       </w:pPr>
       <w:r>
+        <w:lastRenderedPageBreak/>
         <w:t xml:space="preserve">Write a </w:t>
       </w:r>
       <w:r>
@@ -11956,7 +11977,6 @@
         <w:spacing w:after="80" w:line="276" w:lineRule="auto"/>
       </w:pPr>
       <w:r>
-        <w:lastRenderedPageBreak/>
         <w:t xml:space="preserve">Select </w:t>
       </w:r>
       <w:r>
@@ -12551,7 +12571,7 @@
       <w:pPr>
         <w:pStyle w:val="Heading2"/>
       </w:pPr>
-      <w:bookmarkStart w:id="21" w:name="_Toc240920114"/>
+      <w:bookmarkStart w:id="21" w:name="_Toc240923261"/>
       <w:r>
         <w:t>4.14 Working QA exceptions</w:t>
       </w:r>
@@ -12614,8 +12634,9 @@
         <w:rPr>
           <w:noProof/>
         </w:rPr>
+        <w:lastRenderedPageBreak/>
         <w:drawing>
-          <wp:inline distT="0" distB="0" distL="0" distR="0" wp14:anchorId="1DD413DF" wp14:editId="6C0B0F73">
+          <wp:inline distT="0" distB="0" distL="0" distR="0">
             <wp:extent cx="5334000" cy="3333750"/>
             <wp:effectExtent l="0" t="0" r="0" b="0"/>
             <wp:docPr id="24" name="qa_exceptions.jpg" descr="QA Exception Queue." title="QA Exception Queue."/>
@@ -12690,7 +12711,6 @@
         <w:spacing w:after="80" w:line="276" w:lineRule="auto"/>
       </w:pPr>
       <w:r>
-        <w:lastRenderedPageBreak/>
         <w:t xml:space="preserve">Tick </w:t>
       </w:r>
       <w:r>
@@ -12812,7 +12832,7 @@
       <w:pPr>
         <w:pStyle w:val="Heading2"/>
       </w:pPr>
-      <w:bookmarkStart w:id="22" w:name="_Toc240920115"/>
+      <w:bookmarkStart w:id="22" w:name="_Toc240923262"/>
       <w:r>
         <w:t>4.15 Downloading or emailing completed forms (Form PDFs)</w:t>
       </w:r>
@@ -12861,8 +12881,9 @@
         <w:rPr>
           <w:noProof/>
         </w:rPr>
+        <w:lastRenderedPageBreak/>
         <w:drawing>
-          <wp:inline distT="0" distB="0" distL="0" distR="0" wp14:anchorId="7F5CACE1" wp14:editId="2161288E">
+          <wp:inline distT="0" distB="0" distL="0" distR="0">
             <wp:extent cx="5334000" cy="3333750"/>
             <wp:effectExtent l="0" t="0" r="0" b="0"/>
             <wp:docPr id="25" name="adm_form_pdfs.jpg" descr="Completed form PDFs." title="Completed form PDFs."/>
@@ -13079,7 +13100,6 @@
                 <w:sz w:val="20"/>
                 <w:szCs w:val="20"/>
               </w:rPr>
-              <w:lastRenderedPageBreak/>
               <w:t>How the sync works</w:t>
             </w:r>
           </w:p>
@@ -13102,7 +13122,7 @@
       <w:pPr>
         <w:pStyle w:val="Heading2"/>
       </w:pPr>
-      <w:bookmarkStart w:id="23" w:name="_Toc240920116"/>
+      <w:bookmarkStart w:id="23" w:name="_Toc240923263"/>
       <w:r>
         <w:t>4.16 KoboToolbox: rotating credentials and changing forms</w:t>
       </w:r>
@@ -13199,6 +13219,7 @@
         <w:spacing w:after="80" w:line="276" w:lineRule="auto"/>
       </w:pPr>
       <w:r>
+        <w:lastRenderedPageBreak/>
         <w:t>When editing a form, keep the identifier fields unchanged (see System Manual 9.2), test with a test invitation, and delete the test submission.</w:t>
       </w:r>
     </w:p>
@@ -13211,7 +13232,7 @@
       <w:pPr>
         <w:pStyle w:val="Heading2"/>
       </w:pPr>
-      <w:bookmarkStart w:id="24" w:name="_Toc240920117"/>
+      <w:bookmarkStart w:id="24" w:name="_Toc240923264"/>
       <w:r>
         <w:t>4.17 Before the first live invitation</w:t>
       </w:r>
@@ -13327,7 +13348,7 @@
         <w:pStyle w:val="Heading1"/>
         <w:pageBreakBefore/>
       </w:pPr>
-      <w:bookmarkStart w:id="25" w:name="_Toc240920118"/>
+      <w:bookmarkStart w:id="25" w:name="_Toc240923265"/>
       <w:r>
         <w:lastRenderedPageBreak/>
         <w:t>5. Rules you must follow</w:t>
@@ -13478,7 +13499,7 @@
         <w:pStyle w:val="Heading1"/>
         <w:pageBreakBefore/>
       </w:pPr>
-      <w:bookmarkStart w:id="26" w:name="_Toc240920119"/>
+      <w:bookmarkStart w:id="26" w:name="_Toc240923266"/>
       <w:r>
         <w:lastRenderedPageBreak/>
         <w:t>6. Troubleshooting</w:t>
@@ -14520,7 +14541,7 @@
         <w:pStyle w:val="Heading1"/>
         <w:pageBreakBefore/>
       </w:pPr>
-      <w:bookmarkStart w:id="27" w:name="_Toc240920120"/>
+      <w:bookmarkStart w:id="27" w:name="_Toc240923267"/>
       <w:r>
         <w:lastRenderedPageBreak/>
         <w:t>7. Quick reference</w:t>
@@ -14919,7 +14940,7 @@
         <w:pStyle w:val="Heading1"/>
         <w:pageBreakBefore/>
       </w:pPr>
-      <w:bookmarkStart w:id="28" w:name="_Toc240920121"/>
+      <w:bookmarkStart w:id="28" w:name="_Toc240923268"/>
       <w:r>
         <w:lastRenderedPageBreak/>
         <w:t>8. Every screen and button for your role</w:t>
@@ -15033,7 +15054,7 @@
       <w:pPr>
         <w:pStyle w:val="Heading2"/>
       </w:pPr>
-      <w:bookmarkStart w:id="29" w:name="_Toc240920122"/>
+      <w:bookmarkStart w:id="29" w:name="_Toc240923269"/>
       <w:r>
         <w:t>8.1 Sign in</w:t>
       </w:r>
@@ -15546,7 +15567,7 @@
       <w:pPr>
         <w:pStyle w:val="Heading2"/>
       </w:pPr>
-      <w:bookmarkStart w:id="30" w:name="_Toc240920123"/>
+      <w:bookmarkStart w:id="30" w:name="_Toc240923270"/>
       <w:r>
         <w:t>8.2 The header and menu bar (every screen)</w:t>
       </w:r>
@@ -16270,7 +16291,7 @@
       <w:pPr>
         <w:pStyle w:val="Heading2"/>
       </w:pPr>
-      <w:bookmarkStart w:id="31" w:name="_Toc240920124"/>
+      <w:bookmarkStart w:id="31" w:name="_Toc240923271"/>
       <w:r>
         <w:t>8.3 Change Password</w:t>
       </w:r>
@@ -16890,7 +16911,7 @@
       <w:pPr>
         <w:pStyle w:val="Heading2"/>
       </w:pPr>
-      <w:bookmarkStart w:id="32" w:name="_Toc240920125"/>
+      <w:bookmarkStart w:id="32" w:name="_Toc240923272"/>
       <w:r>
         <w:t>8.4 Executive Dashboard</w:t>
       </w:r>
@@ -17404,7 +17425,7 @@
       <w:pPr>
         <w:pStyle w:val="Heading2"/>
       </w:pPr>
-      <w:bookmarkStart w:id="33" w:name="_Toc240920126"/>
+      <w:bookmarkStart w:id="33" w:name="_Toc240923273"/>
       <w:r>
         <w:t>8.5 Sampling Dashboard</w:t>
       </w:r>
@@ -17917,7 +17938,7 @@
       <w:pPr>
         <w:pStyle w:val="Heading2"/>
       </w:pPr>
-      <w:bookmarkStart w:id="34" w:name="_Toc240920127"/>
+      <w:bookmarkStart w:id="34" w:name="_Toc240923274"/>
       <w:r>
         <w:t>8.6 Contact Dashboard</w:t>
       </w:r>
@@ -18220,7 +18241,7 @@
       <w:pPr>
         <w:pStyle w:val="Heading2"/>
       </w:pPr>
-      <w:bookmarkStart w:id="35" w:name="_Toc240920128"/>
+      <w:bookmarkStart w:id="35" w:name="_Toc240923275"/>
       <w:r>
         <w:t>8.7 QA Dashboard</w:t>
       </w:r>
@@ -18841,7 +18862,7 @@
       <w:pPr>
         <w:pStyle w:val="Heading2"/>
       </w:pPr>
-      <w:bookmarkStart w:id="36" w:name="_Toc240920129"/>
+      <w:bookmarkStart w:id="36" w:name="_Toc240923276"/>
       <w:r>
         <w:t>8.8 KII / Document Dashboard</w:t>
       </w:r>
@@ -19251,7 +19272,7 @@
       <w:pPr>
         <w:pStyle w:val="Heading2"/>
       </w:pPr>
-      <w:bookmarkStart w:id="37" w:name="_Toc240920130"/>
+      <w:bookmarkStart w:id="37" w:name="_Toc240923277"/>
       <w:r>
         <w:t>8.9 Reports</w:t>
       </w:r>
@@ -19765,7 +19786,7 @@
       <w:pPr>
         <w:pStyle w:val="Heading2"/>
       </w:pPr>
-      <w:bookmarkStart w:id="38" w:name="_Toc240920131"/>
+      <w:bookmarkStart w:id="38" w:name="_Toc240923278"/>
       <w:r>
         <w:t>8.10 Main-400 Register (and Reserve)</w:t>
       </w:r>
@@ -20698,7 +20719,7 @@
       <w:pPr>
         <w:pStyle w:val="Heading2"/>
       </w:pPr>
-      <w:bookmarkStart w:id="39" w:name="_Toc240920132"/>
+      <w:bookmarkStart w:id="39" w:name="_Toc240923279"/>
       <w:r>
         <w:t>8.11 Case page</w:t>
       </w:r>
@@ -22370,7 +22391,7 @@
       <w:pPr>
         <w:pStyle w:val="Heading2"/>
       </w:pPr>
-      <w:bookmarkStart w:id="40" w:name="_Toc240920133"/>
+      <w:bookmarkStart w:id="40" w:name="_Toc240923280"/>
       <w:r>
         <w:t>8.12 Pre-Interview Profile (PROIT) and its review screen</w:t>
       </w:r>
@@ -23935,7 +23956,7 @@
       <w:pPr>
         <w:pStyle w:val="Heading2"/>
       </w:pPr>
-      <w:bookmarkStart w:id="41" w:name="_Toc240920134"/>
+      <w:bookmarkStart w:id="41" w:name="_Toc240923281"/>
       <w:r>
         <w:t>8.13 Interview sheet (verifying a locked profile)</w:t>
       </w:r>
@@ -25186,7 +25207,7 @@
       <w:pPr>
         <w:pStyle w:val="Heading2"/>
       </w:pPr>
-      <w:bookmarkStart w:id="42" w:name="_Toc240920135"/>
+      <w:bookmarkStart w:id="42" w:name="_Toc240923282"/>
       <w:r>
         <w:t>8.14 Register Organisation</w:t>
       </w:r>
@@ -25909,7 +25930,7 @@
       <w:pPr>
         <w:pStyle w:val="Heading2"/>
       </w:pPr>
-      <w:bookmarkStart w:id="43" w:name="_Toc240920136"/>
+      <w:bookmarkStart w:id="43" w:name="_Toc240923283"/>
       <w:r>
         <w:t>8.15 Appointment Queue</w:t>
       </w:r>
@@ -26530,7 +26551,7 @@
       <w:pPr>
         <w:pStyle w:val="Heading2"/>
       </w:pPr>
-      <w:bookmarkStart w:id="44" w:name="_Toc240920137"/>
+      <w:bookmarkStart w:id="44" w:name="_Toc240923284"/>
       <w:r>
         <w:t>8.16 Follow-ups due</w:t>
       </w:r>
@@ -27043,7 +27064,7 @@
       <w:pPr>
         <w:pStyle w:val="Heading2"/>
       </w:pPr>
-      <w:bookmarkStart w:id="45" w:name="_Toc240920138"/>
+      <w:bookmarkStart w:id="45" w:name="_Toc240923285"/>
       <w:r>
         <w:t>8.17 Reserve Activation</w:t>
       </w:r>
@@ -27664,7 +27685,7 @@
       <w:pPr>
         <w:pStyle w:val="Heading2"/>
       </w:pPr>
-      <w:bookmarkStart w:id="46" w:name="_Toc240920139"/>
+      <w:bookmarkStart w:id="46" w:name="_Toc240923286"/>
       <w:r>
         <w:t>8.18 QA Queue (with the KoboToolbox sync panel)</w:t>
       </w:r>
@@ -28388,7 +28409,7 @@
       <w:pPr>
         <w:pStyle w:val="Heading2"/>
       </w:pPr>
-      <w:bookmarkStart w:id="47" w:name="_Toc240920140"/>
+      <w:bookmarkStart w:id="47" w:name="_Toc240923287"/>
       <w:r>
         <w:t>8.19 QA Exceptions</w:t>
       </w:r>
@@ -29218,7 +29239,7 @@
       <w:pPr>
         <w:pStyle w:val="Heading2"/>
       </w:pPr>
-      <w:bookmarkStart w:id="48" w:name="_Toc240920141"/>
+      <w:bookmarkStart w:id="48" w:name="_Toc240923288"/>
       <w:r>
         <w:t>8.20 KII Register</w:t>
       </w:r>
@@ -29839,7 +29860,7 @@
       <w:pPr>
         <w:pStyle w:val="Heading2"/>
       </w:pPr>
-      <w:bookmarkStart w:id="49" w:name="_Toc240920142"/>
+      <w:bookmarkStart w:id="49" w:name="_Toc240923289"/>
       <w:r>
         <w:t>8.21 New KII Record</w:t>
       </w:r>
@@ -30249,7 +30270,7 @@
       <w:pPr>
         <w:pStyle w:val="Heading2"/>
       </w:pPr>
-      <w:bookmarkStart w:id="50" w:name="_Toc240920143"/>
+      <w:bookmarkStart w:id="50" w:name="_Toc240923290"/>
       <w:r>
         <w:t>8.22 KII record</w:t>
       </w:r>
@@ -31290,7 +31311,7 @@
       <w:pPr>
         <w:pStyle w:val="Heading2"/>
       </w:pPr>
-      <w:bookmarkStart w:id="51" w:name="_Toc240920144"/>
+      <w:bookmarkStart w:id="51" w:name="_Toc240923291"/>
       <w:r>
         <w:t>8.23 Documents (the corpus)</w:t>
       </w:r>
@@ -31910,7 +31931,7 @@
       <w:pPr>
         <w:pStyle w:val="Heading2"/>
       </w:pPr>
-      <w:bookmarkStart w:id="52" w:name="_Toc240920145"/>
+      <w:bookmarkStart w:id="52" w:name="_Toc240923292"/>
       <w:r>
         <w:t>8.24 New Documentary Evidence Record</w:t>
       </w:r>
@@ -32740,7 +32761,7 @@
       <w:pPr>
         <w:pStyle w:val="Heading2"/>
       </w:pPr>
-      <w:bookmarkStart w:id="53" w:name="_Toc240920146"/>
+      <w:bookmarkStart w:id="53" w:name="_Toc240923293"/>
       <w:r>
         <w:t>8.25 Document record</w:t>
       </w:r>
@@ -34094,7 +34115,7 @@
       <w:pPr>
         <w:pStyle w:val="Heading2"/>
       </w:pPr>
-      <w:bookmarkStart w:id="54" w:name="_Toc240920147"/>
+      <w:bookmarkStart w:id="54" w:name="_Toc240923294"/>
       <w:r>
         <w:lastRenderedPageBreak/>
         <w:t>8.26 Auto-fill review screen</w:t>
@@ -35135,7 +35156,7 @@
       <w:pPr>
         <w:pStyle w:val="Heading2"/>
       </w:pPr>
-      <w:bookmarkStart w:id="55" w:name="_Toc240920148"/>
+      <w:bookmarkStart w:id="55" w:name="_Toc240923295"/>
       <w:r>
         <w:lastRenderedPageBreak/>
         <w:t>8.27 Completed forms (Form PDFs)</w:t>
@@ -36393,7 +36414,7 @@
       <w:pPr>
         <w:pStyle w:val="Heading2"/>
       </w:pPr>
-      <w:bookmarkStart w:id="56" w:name="_Toc240920149"/>
+      <w:bookmarkStart w:id="56" w:name="_Toc240923296"/>
       <w:r>
         <w:lastRenderedPageBreak/>
         <w:t>8.28 Cost Dashboard</w:t>
@@ -36804,7 +36825,7 @@
       <w:pPr>
         <w:pStyle w:val="Heading2"/>
       </w:pPr>
-      <w:bookmarkStart w:id="57" w:name="_Toc240920150"/>
+      <w:bookmarkStart w:id="57" w:name="_Toc240923297"/>
       <w:r>
         <w:t>8.29 Audit Log</w:t>
       </w:r>
@@ -37214,7 +37235,7 @@
       <w:pPr>
         <w:pStyle w:val="Heading2"/>
       </w:pPr>
-      <w:bookmarkStart w:id="58" w:name="_Toc240920151"/>
+      <w:bookmarkStart w:id="58" w:name="_Toc240923298"/>
       <w:r>
         <w:t>8.30 Export</w:t>
       </w:r>
@@ -37945,10 +37966,10 @@
 <file path=word/numbering.xml><?xml version="1.0" encoding="utf-8"?>
 <w:numbering xmlns:wpc="http://schemas.microsoft.com/office/word/2010/wordprocessingCanvas" xmlns:cx="http://schemas.microsoft.com/office/drawing/2014/chartex" xmlns:cx1="http://schemas.microsoft.com/office/drawing/2015/9/8/chartex" xmlns:cx2="http://schemas.microsoft.com/office/drawing/2015/10/21/chartex" xmlns:cx3="http://schemas.microsoft.com/office/drawing/2016/5/9/chartex" xmlns:cx4="http://schemas.microsoft.com/office/drawing/2016/5/10/chartex" xmlns:cx5="http://schemas.microsoft.com/office/drawing/2016/5/11/chartex" xmlns:cx6="http://schemas.microsoft.com/office/drawing/2016/5/12/chartex" xmlns:cx7="http://schemas.microsoft.com/office/drawing/2016/5/13/chartex" xmlns:cx8="http://schemas.microsoft.com/office/drawing/2016/5/14/chartex" xmlns:mc="http://schemas.openxmlformats.org/markup-compatibility/2006" xmlns:aink="http://schemas.microsoft.com/office/drawing/2016/ink" xmlns:am3d="http://schemas.microsoft.com/office/drawing/2017/model3d" xmlns:o="urn:schemas-microsoft-com:office:office" xmlns:oel="http://schemas.microsoft.com/office/2019/extlst" xmlns:r="http://schemas.openxmlformats.org/officeDocument/2006/relationships" xmlns:m="http://schemas.openxmlformats.org/officeDocument/2006/math" xmlns:v="urn:schemas-microsoft-com:vml" xmlns:wp14="http://schemas.microsoft.com/office/word/2010/wordprocessingDrawing" xmlns:wp="http://schemas.openxmlformats.org/drawingml/2006/wordprocessingDrawing" xmlns:w10="urn:schemas-microsoft-com:office:word" xmlns:w="http://schemas.openxmlformats.org/wordprocessingml/2006/main" xmlns:w14="http://schemas.microsoft.com/office/word/2010/wordml" xmlns:w15="http://schemas.microsoft.com/office/word/2012/wordml" xmlns:w16cex="http://schemas.microsoft.com/office/word/2018/wordml/cex" xmlns:w16cid="http://schemas.microsoft.com/office/word/2016/wordml/cid" xmlns:w16="http://schemas.microsoft.com/office/word/2018/wordml" xmlns:w16sdtdh="http://schemas.microsoft.com/office/word/2020/wordml/sdtdatahash" xmlns:w16se="http://schemas.microsoft.com/office/word/2015/wordml/symex" xmlns:wpg="http://schemas.microsoft.com/office/word/2010/wordprocessingGroup" xmlns:wpi="http://schemas.microsoft.com/office/word/2010/wordprocessingInk" xmlns:wne="http://schemas.microsoft.com/office/word/2006/wordml" xmlns:wps="http://schemas.microsoft.com/office/word/2010/wordprocessingShape" mc:Ignorable="w14 w15 w16se w16cid w16 w16cex w16sdtdh wp14">
   <w:abstractNum w:abstractNumId="0" w15:restartNumberingAfterBreak="0">
-    <w:nsid w:val="04630400"/>
+    <w:nsid w:val="0A1336C9"/>
     <w:multiLevelType w:val="hybridMultilevel"/>
-    <w:tmpl w:val="56E28B04"/>
-    <w:lvl w:ilvl="0" w:tplc="BBEE3FE8">
+    <w:tmpl w:val="14DA40A8"/>
+    <w:lvl w:ilvl="0" w:tplc="E1C86034">
       <w:start w:val="1"/>
       <w:numFmt w:val="decimal"/>
       <w:lvlText w:val="%1."/>
@@ -37962,52 +37983,52 @@
         <w:color w:val="A67C27"/>
       </w:rPr>
     </w:lvl>
-    <w:lvl w:ilvl="1" w:tplc="05C0EAEC">
+    <w:lvl w:ilvl="1" w:tplc="0FF0A7B8">
       <w:numFmt w:val="decimal"/>
       <w:lvlText w:val=""/>
       <w:lvlJc w:val="left"/>
     </w:lvl>
-    <w:lvl w:ilvl="2" w:tplc="234436C4">
+    <w:lvl w:ilvl="2" w:tplc="BC0A5D5E">
       <w:numFmt w:val="decimal"/>
       <w:lvlText w:val=""/>
       <w:lvlJc w:val="left"/>
     </w:lvl>
-    <w:lvl w:ilvl="3" w:tplc="4C1A0442">
+    <w:lvl w:ilvl="3" w:tplc="53E83E7A">
       <w:numFmt w:val="decimal"/>
       <w:lvlText w:val=""/>
       <w:lvlJc w:val="left"/>
     </w:lvl>
-    <w:lvl w:ilvl="4" w:tplc="C4020B56">
+    <w:lvl w:ilvl="4" w:tplc="4F4A2248">
       <w:numFmt w:val="decimal"/>
       <w:lvlText w:val=""/>
       <w:lvlJc w:val="left"/>
     </w:lvl>
-    <w:lvl w:ilvl="5" w:tplc="68365438">
+    <w:lvl w:ilvl="5" w:tplc="9DA07AA8">
       <w:numFmt w:val="decimal"/>
       <w:lvlText w:val=""/>
       <w:lvlJc w:val="left"/>
     </w:lvl>
-    <w:lvl w:ilvl="6" w:tplc="4CFE0710">
+    <w:lvl w:ilvl="6" w:tplc="F8E4EC36">
       <w:numFmt w:val="decimal"/>
       <w:lvlText w:val=""/>
       <w:lvlJc w:val="left"/>
     </w:lvl>
-    <w:lvl w:ilvl="7" w:tplc="3E800BD6">
+    <w:lvl w:ilvl="7" w:tplc="66B49294">
       <w:numFmt w:val="decimal"/>
       <w:lvlText w:val=""/>
       <w:lvlJc w:val="left"/>
     </w:lvl>
-    <w:lvl w:ilvl="8" w:tplc="86EC9AFE">
+    <w:lvl w:ilvl="8" w:tplc="D97ABD10">
       <w:numFmt w:val="decimal"/>
       <w:lvlText w:val=""/>
       <w:lvlJc w:val="left"/>
     </w:lvl>
   </w:abstractNum>
   <w:abstractNum w:abstractNumId="1" w15:restartNumberingAfterBreak="0">
-    <w:nsid w:val="06691957"/>
+    <w:nsid w:val="0DC97C7A"/>
     <w:multiLevelType w:val="hybridMultilevel"/>
-    <w:tmpl w:val="CC440B46"/>
-    <w:lvl w:ilvl="0" w:tplc="E1565C7E">
+    <w:tmpl w:val="605C0F7E"/>
+    <w:lvl w:ilvl="0" w:tplc="C7EAFBDA">
       <w:start w:val="1"/>
       <w:numFmt w:val="decimal"/>
       <w:lvlText w:val="%1."/>
@@ -38021,52 +38042,52 @@
         <w:color w:val="A67C27"/>
       </w:rPr>
     </w:lvl>
-    <w:lvl w:ilvl="1" w:tplc="DCA40FE6">
+    <w:lvl w:ilvl="1" w:tplc="7C4872D4">
       <w:numFmt w:val="decimal"/>
       <w:lvlText w:val=""/>
       <w:lvlJc w:val="left"/>
     </w:lvl>
-    <w:lvl w:ilvl="2" w:tplc="398E502C">
+    <w:lvl w:ilvl="2" w:tplc="9CA4B0D8">
       <w:numFmt w:val="decimal"/>
       <w:lvlText w:val=""/>
       <w:lvlJc w:val="left"/>
     </w:lvl>
-    <w:lvl w:ilvl="3" w:tplc="3A563F02">
+    <w:lvl w:ilvl="3" w:tplc="E5161162">
       <w:numFmt w:val="decimal"/>
       <w:lvlText w:val=""/>
       <w:lvlJc w:val="left"/>
     </w:lvl>
-    <w:lvl w:ilvl="4" w:tplc="820A3E36">
+    <w:lvl w:ilvl="4" w:tplc="595446F8">
       <w:numFmt w:val="decimal"/>
       <w:lvlText w:val=""/>
       <w:lvlJc w:val="left"/>
     </w:lvl>
-    <w:lvl w:ilvl="5" w:tplc="0F6E6042">
+    <w:lvl w:ilvl="5" w:tplc="09A45506">
       <w:numFmt w:val="decimal"/>
       <w:lvlText w:val=""/>
       <w:lvlJc w:val="left"/>
     </w:lvl>
-    <w:lvl w:ilvl="6" w:tplc="338A8472">
+    <w:lvl w:ilvl="6" w:tplc="319A5FDA">
       <w:numFmt w:val="decimal"/>
       <w:lvlText w:val=""/>
       <w:lvlJc w:val="left"/>
     </w:lvl>
-    <w:lvl w:ilvl="7" w:tplc="A7168318">
+    <w:lvl w:ilvl="7" w:tplc="8974C4EC">
       <w:numFmt w:val="decimal"/>
       <w:lvlText w:val=""/>
       <w:lvlJc w:val="left"/>
     </w:lvl>
-    <w:lvl w:ilvl="8" w:tplc="AB7EB688">
+    <w:lvl w:ilvl="8" w:tplc="4A005B4A">
       <w:numFmt w:val="decimal"/>
       <w:lvlText w:val=""/>
       <w:lvlJc w:val="left"/>
     </w:lvl>
   </w:abstractNum>
   <w:abstractNum w:abstractNumId="2" w15:restartNumberingAfterBreak="0">
-    <w:nsid w:val="12340950"/>
+    <w:nsid w:val="16783BE0"/>
     <w:multiLevelType w:val="hybridMultilevel"/>
-    <w:tmpl w:val="F594D330"/>
-    <w:lvl w:ilvl="0" w:tplc="5142B3C0">
+    <w:tmpl w:val="697E8DA0"/>
+    <w:lvl w:ilvl="0" w:tplc="CAA0E190">
       <w:start w:val="1"/>
       <w:numFmt w:val="decimal"/>
       <w:lvlText w:val="%1."/>
@@ -38080,52 +38101,52 @@
         <w:color w:val="A67C27"/>
       </w:rPr>
     </w:lvl>
-    <w:lvl w:ilvl="1" w:tplc="6B041A36">
+    <w:lvl w:ilvl="1" w:tplc="D1C89EBE">
       <w:numFmt w:val="decimal"/>
       <w:lvlText w:val=""/>
       <w:lvlJc w:val="left"/>
     </w:lvl>
-    <w:lvl w:ilvl="2" w:tplc="0C161BCE">
+    <w:lvl w:ilvl="2" w:tplc="51DE447E">
       <w:numFmt w:val="decimal"/>
       <w:lvlText w:val=""/>
       <w:lvlJc w:val="left"/>
     </w:lvl>
-    <w:lvl w:ilvl="3" w:tplc="26B664F8">
+    <w:lvl w:ilvl="3" w:tplc="F524F3F2">
       <w:numFmt w:val="decimal"/>
       <w:lvlText w:val=""/>
       <w:lvlJc w:val="left"/>
     </w:lvl>
-    <w:lvl w:ilvl="4" w:tplc="FB76A01A">
+    <w:lvl w:ilvl="4" w:tplc="25385A46">
       <w:numFmt w:val="decimal"/>
       <w:lvlText w:val=""/>
       <w:lvlJc w:val="left"/>
     </w:lvl>
-    <w:lvl w:ilvl="5" w:tplc="6FCE9898">
+    <w:lvl w:ilvl="5" w:tplc="C36A72A6">
       <w:numFmt w:val="decimal"/>
       <w:lvlText w:val=""/>
       <w:lvlJc w:val="left"/>
     </w:lvl>
-    <w:lvl w:ilvl="6" w:tplc="756C237A">
+    <w:lvl w:ilvl="6" w:tplc="A718BCCC">
       <w:numFmt w:val="decimal"/>
       <w:lvlText w:val=""/>
       <w:lvlJc w:val="left"/>
     </w:lvl>
-    <w:lvl w:ilvl="7" w:tplc="6ACEC89C">
+    <w:lvl w:ilvl="7" w:tplc="5598392A">
       <w:numFmt w:val="decimal"/>
       <w:lvlText w:val=""/>
       <w:lvlJc w:val="left"/>
     </w:lvl>
-    <w:lvl w:ilvl="8" w:tplc="C6820388">
+    <w:lvl w:ilvl="8" w:tplc="5066D476">
       <w:numFmt w:val="decimal"/>
       <w:lvlText w:val=""/>
       <w:lvlJc w:val="left"/>
     </w:lvl>
   </w:abstractNum>
   <w:abstractNum w:abstractNumId="3" w15:restartNumberingAfterBreak="0">
-    <w:nsid w:val="13B9414B"/>
+    <w:nsid w:val="17BA7B7D"/>
     <w:multiLevelType w:val="hybridMultilevel"/>
-    <w:tmpl w:val="51F0D3D8"/>
-    <w:lvl w:ilvl="0" w:tplc="901C12B0">
+    <w:tmpl w:val="6B087074"/>
+    <w:lvl w:ilvl="0" w:tplc="6F488D52">
       <w:start w:val="1"/>
       <w:numFmt w:val="decimal"/>
       <w:lvlText w:val="%1."/>
@@ -38139,52 +38160,52 @@
         <w:color w:val="A67C27"/>
       </w:rPr>
     </w:lvl>
-    <w:lvl w:ilvl="1" w:tplc="4CCE13AC">
+    <w:lvl w:ilvl="1" w:tplc="E974973E">
       <w:numFmt w:val="decimal"/>
       <w:lvlText w:val=""/>
       <w:lvlJc w:val="left"/>
     </w:lvl>
-    <w:lvl w:ilvl="2" w:tplc="F20C621E">
+    <w:lvl w:ilvl="2" w:tplc="8F82EF80">
       <w:numFmt w:val="decimal"/>
       <w:lvlText w:val=""/>
       <w:lvlJc w:val="left"/>
     </w:lvl>
-    <w:lvl w:ilvl="3" w:tplc="80C46BF2">
+    <w:lvl w:ilvl="3" w:tplc="8AFA355C">
       <w:numFmt w:val="decimal"/>
       <w:lvlText w:val=""/>
       <w:lvlJc w:val="left"/>
     </w:lvl>
-    <w:lvl w:ilvl="4" w:tplc="AB600C22">
+    <w:lvl w:ilvl="4" w:tplc="790AEB3C">
       <w:numFmt w:val="decimal"/>
       <w:lvlText w:val=""/>
       <w:lvlJc w:val="left"/>
     </w:lvl>
-    <w:lvl w:ilvl="5" w:tplc="F93C3286">
+    <w:lvl w:ilvl="5" w:tplc="144CFB36">
       <w:numFmt w:val="decimal"/>
       <w:lvlText w:val=""/>
       <w:lvlJc w:val="left"/>
     </w:lvl>
-    <w:lvl w:ilvl="6" w:tplc="C7A24D86">
+    <w:lvl w:ilvl="6" w:tplc="E9367DDE">
       <w:numFmt w:val="decimal"/>
       <w:lvlText w:val=""/>
       <w:lvlJc w:val="left"/>
     </w:lvl>
-    <w:lvl w:ilvl="7" w:tplc="6498AA22">
+    <w:lvl w:ilvl="7" w:tplc="40AC5526">
       <w:numFmt w:val="decimal"/>
       <w:lvlText w:val=""/>
       <w:lvlJc w:val="left"/>
     </w:lvl>
-    <w:lvl w:ilvl="8" w:tplc="6B54EB30">
+    <w:lvl w:ilvl="8" w:tplc="1B24AC0C">
       <w:numFmt w:val="decimal"/>
       <w:lvlText w:val=""/>
       <w:lvlJc w:val="left"/>
     </w:lvl>
   </w:abstractNum>
   <w:abstractNum w:abstractNumId="4" w15:restartNumberingAfterBreak="0">
-    <w:nsid w:val="154F3D51"/>
+    <w:nsid w:val="234F401C"/>
     <w:multiLevelType w:val="hybridMultilevel"/>
-    <w:tmpl w:val="2AF8DB7E"/>
-    <w:lvl w:ilvl="0" w:tplc="F78090B6">
+    <w:tmpl w:val="7B889B08"/>
+    <w:lvl w:ilvl="0" w:tplc="061471CE">
       <w:start w:val="1"/>
       <w:numFmt w:val="decimal"/>
       <w:lvlText w:val="%1."/>
@@ -38198,52 +38219,52 @@
         <w:color w:val="A67C27"/>
       </w:rPr>
     </w:lvl>
-    <w:lvl w:ilvl="1" w:tplc="1C8A3DF6">
+    <w:lvl w:ilvl="1" w:tplc="8EA01EB8">
       <w:numFmt w:val="decimal"/>
       <w:lvlText w:val=""/>
       <w:lvlJc w:val="left"/>
     </w:lvl>
-    <w:lvl w:ilvl="2" w:tplc="7FB23D60">
+    <w:lvl w:ilvl="2" w:tplc="CECAC832">
       <w:numFmt w:val="decimal"/>
       <w:lvlText w:val=""/>
       <w:lvlJc w:val="left"/>
     </w:lvl>
-    <w:lvl w:ilvl="3" w:tplc="1BE6A92C">
+    <w:lvl w:ilvl="3" w:tplc="C876FAAC">
       <w:numFmt w:val="decimal"/>
       <w:lvlText w:val=""/>
       <w:lvlJc w:val="left"/>
     </w:lvl>
-    <w:lvl w:ilvl="4" w:tplc="8BB65CDC">
+    <w:lvl w:ilvl="4" w:tplc="2B7A4B38">
       <w:numFmt w:val="decimal"/>
       <w:lvlText w:val=""/>
       <w:lvlJc w:val="left"/>
     </w:lvl>
-    <w:lvl w:ilvl="5" w:tplc="F808D7F8">
+    <w:lvl w:ilvl="5" w:tplc="094E651A">
       <w:numFmt w:val="decimal"/>
       <w:lvlText w:val=""/>
       <w:lvlJc w:val="left"/>
     </w:lvl>
-    <w:lvl w:ilvl="6" w:tplc="C8482AAA">
+    <w:lvl w:ilvl="6" w:tplc="F262648C">
       <w:numFmt w:val="decimal"/>
       <w:lvlText w:val=""/>
       <w:lvlJc w:val="left"/>
     </w:lvl>
-    <w:lvl w:ilvl="7" w:tplc="07A21FAC">
+    <w:lvl w:ilvl="7" w:tplc="B6601DAE">
       <w:numFmt w:val="decimal"/>
       <w:lvlText w:val=""/>
       <w:lvlJc w:val="left"/>
     </w:lvl>
-    <w:lvl w:ilvl="8" w:tplc="8132F250">
+    <w:lvl w:ilvl="8" w:tplc="EF9E34A2">
       <w:numFmt w:val="decimal"/>
       <w:lvlText w:val=""/>
       <w:lvlJc w:val="left"/>
     </w:lvl>
   </w:abstractNum>
   <w:abstractNum w:abstractNumId="5" w15:restartNumberingAfterBreak="0">
-    <w:nsid w:val="169A418A"/>
+    <w:nsid w:val="24C25034"/>
     <w:multiLevelType w:val="hybridMultilevel"/>
-    <w:tmpl w:val="14E2A2C8"/>
-    <w:lvl w:ilvl="0" w:tplc="4BA09624">
+    <w:tmpl w:val="36F4A6B0"/>
+    <w:lvl w:ilvl="0" w:tplc="3D705F6E">
       <w:start w:val="1"/>
       <w:numFmt w:val="decimal"/>
       <w:lvlText w:val="%1."/>
@@ -38257,52 +38278,52 @@
         <w:color w:val="A67C27"/>
       </w:rPr>
     </w:lvl>
-    <w:lvl w:ilvl="1" w:tplc="7E54C4D8">
+    <w:lvl w:ilvl="1" w:tplc="68980B82">
       <w:numFmt w:val="decimal"/>
       <w:lvlText w:val=""/>
       <w:lvlJc w:val="left"/>
     </w:lvl>
-    <w:lvl w:ilvl="2" w:tplc="20885AD0">
+    <w:lvl w:ilvl="2" w:tplc="FC90BA98">
       <w:numFmt w:val="decimal"/>
       <w:lvlText w:val=""/>
       <w:lvlJc w:val="left"/>
     </w:lvl>
-    <w:lvl w:ilvl="3" w:tplc="4A504402">
+    <w:lvl w:ilvl="3" w:tplc="003E8AFA">
       <w:numFmt w:val="decimal"/>
       <w:lvlText w:val=""/>
       <w:lvlJc w:val="left"/>
     </w:lvl>
-    <w:lvl w:ilvl="4" w:tplc="77CAF66C">
+    <w:lvl w:ilvl="4" w:tplc="0FA47CFA">
       <w:numFmt w:val="decimal"/>
       <w:lvlText w:val=""/>
       <w:lvlJc w:val="left"/>
     </w:lvl>
-    <w:lvl w:ilvl="5" w:tplc="54F8473C">
+    <w:lvl w:ilvl="5" w:tplc="F864C698">
       <w:numFmt w:val="decimal"/>
       <w:lvlText w:val=""/>
       <w:lvlJc w:val="left"/>
     </w:lvl>
-    <w:lvl w:ilvl="6" w:tplc="5D644B90">
+    <w:lvl w:ilvl="6" w:tplc="51A2457E">
       <w:numFmt w:val="decimal"/>
       <w:lvlText w:val=""/>
       <w:lvlJc w:val="left"/>
     </w:lvl>
-    <w:lvl w:ilvl="7" w:tplc="31725FBC">
+    <w:lvl w:ilvl="7" w:tplc="6F5EF89C">
       <w:numFmt w:val="decimal"/>
       <w:lvlText w:val=""/>
       <w:lvlJc w:val="left"/>
     </w:lvl>
-    <w:lvl w:ilvl="8" w:tplc="02FE1562">
+    <w:lvl w:ilvl="8" w:tplc="30F24054">
       <w:numFmt w:val="decimal"/>
       <w:lvlText w:val=""/>
       <w:lvlJc w:val="left"/>
     </w:lvl>
   </w:abstractNum>
   <w:abstractNum w:abstractNumId="6" w15:restartNumberingAfterBreak="0">
-    <w:nsid w:val="33447B64"/>
+    <w:nsid w:val="24D5269E"/>
     <w:multiLevelType w:val="hybridMultilevel"/>
-    <w:tmpl w:val="235002DA"/>
-    <w:lvl w:ilvl="0" w:tplc="A6F48464">
+    <w:tmpl w:val="7ACEC734"/>
+    <w:lvl w:ilvl="0" w:tplc="94A2B520">
       <w:start w:val="1"/>
       <w:numFmt w:val="decimal"/>
       <w:lvlText w:val="%1."/>
@@ -38316,52 +38337,52 @@
         <w:color w:val="A67C27"/>
       </w:rPr>
     </w:lvl>
-    <w:lvl w:ilvl="1" w:tplc="63204C96">
+    <w:lvl w:ilvl="1" w:tplc="3B2C582A">
       <w:numFmt w:val="decimal"/>
       <w:lvlText w:val=""/>
       <w:lvlJc w:val="left"/>
     </w:lvl>
-    <w:lvl w:ilvl="2" w:tplc="96E8D6EC">
+    <w:lvl w:ilvl="2" w:tplc="C2EA2D28">
       <w:numFmt w:val="decimal"/>
       <w:lvlText w:val=""/>
       <w:lvlJc w:val="left"/>
     </w:lvl>
-    <w:lvl w:ilvl="3" w:tplc="A3D0021A">
+    <w:lvl w:ilvl="3" w:tplc="A5844066">
       <w:numFmt w:val="decimal"/>
       <w:lvlText w:val=""/>
       <w:lvlJc w:val="left"/>
     </w:lvl>
-    <w:lvl w:ilvl="4" w:tplc="F21CC08C">
+    <w:lvl w:ilvl="4" w:tplc="E898D492">
       <w:numFmt w:val="decimal"/>
       <w:lvlText w:val=""/>
       <w:lvlJc w:val="left"/>
     </w:lvl>
-    <w:lvl w:ilvl="5" w:tplc="3F145024">
+    <w:lvl w:ilvl="5" w:tplc="94D2C114">
       <w:numFmt w:val="decimal"/>
       <w:lvlText w:val=""/>
       <w:lvlJc w:val="left"/>
     </w:lvl>
-    <w:lvl w:ilvl="6" w:tplc="DB947A88">
+    <w:lvl w:ilvl="6" w:tplc="9C723876">
       <w:numFmt w:val="decimal"/>
       <w:lvlText w:val=""/>
       <w:lvlJc w:val="left"/>
     </w:lvl>
-    <w:lvl w:ilvl="7" w:tplc="4AF02D02">
+    <w:lvl w:ilvl="7" w:tplc="646CD81C">
       <w:numFmt w:val="decimal"/>
       <w:lvlText w:val=""/>
       <w:lvlJc w:val="left"/>
     </w:lvl>
-    <w:lvl w:ilvl="8" w:tplc="2CE494C8">
+    <w:lvl w:ilvl="8" w:tplc="5E6827F4">
       <w:numFmt w:val="decimal"/>
       <w:lvlText w:val=""/>
       <w:lvlJc w:val="left"/>
     </w:lvl>
   </w:abstractNum>
   <w:abstractNum w:abstractNumId="7" w15:restartNumberingAfterBreak="0">
-    <w:nsid w:val="357D4788"/>
+    <w:nsid w:val="27384A9B"/>
     <w:multiLevelType w:val="hybridMultilevel"/>
-    <w:tmpl w:val="CC906CDE"/>
-    <w:lvl w:ilvl="0" w:tplc="DDCEE2A2">
+    <w:tmpl w:val="DDD4BB7A"/>
+    <w:lvl w:ilvl="0" w:tplc="DC74D950">
       <w:start w:val="1"/>
       <w:numFmt w:val="decimal"/>
       <w:lvlText w:val="%1."/>
@@ -38375,52 +38396,52 @@
         <w:color w:val="A67C27"/>
       </w:rPr>
     </w:lvl>
-    <w:lvl w:ilvl="1" w:tplc="26F60568">
+    <w:lvl w:ilvl="1" w:tplc="5CD4C4BA">
       <w:numFmt w:val="decimal"/>
       <w:lvlText w:val=""/>
       <w:lvlJc w:val="left"/>
     </w:lvl>
-    <w:lvl w:ilvl="2" w:tplc="C5C4A22C">
+    <w:lvl w:ilvl="2" w:tplc="8E6AE394">
       <w:numFmt w:val="decimal"/>
       <w:lvlText w:val=""/>
       <w:lvlJc w:val="left"/>
     </w:lvl>
-    <w:lvl w:ilvl="3" w:tplc="E6D2CD0C">
+    <w:lvl w:ilvl="3" w:tplc="4EF80320">
       <w:numFmt w:val="decimal"/>
       <w:lvlText w:val=""/>
       <w:lvlJc w:val="left"/>
     </w:lvl>
-    <w:lvl w:ilvl="4" w:tplc="D1181E3A">
+    <w:lvl w:ilvl="4" w:tplc="51905A94">
       <w:numFmt w:val="decimal"/>
       <w:lvlText w:val=""/>
       <w:lvlJc w:val="left"/>
     </w:lvl>
-    <w:lvl w:ilvl="5" w:tplc="07D24EFC">
+    <w:lvl w:ilvl="5" w:tplc="559A8C66">
       <w:numFmt w:val="decimal"/>
       <w:lvlText w:val=""/>
       <w:lvlJc w:val="left"/>
     </w:lvl>
-    <w:lvl w:ilvl="6" w:tplc="8F5651B2">
+    <w:lvl w:ilvl="6" w:tplc="C9AA0650">
       <w:numFmt w:val="decimal"/>
       <w:lvlText w:val=""/>
       <w:lvlJc w:val="left"/>
     </w:lvl>
-    <w:lvl w:ilvl="7" w:tplc="AECE9300">
+    <w:lvl w:ilvl="7" w:tplc="889AF50C">
       <w:numFmt w:val="decimal"/>
       <w:lvlText w:val=""/>
       <w:lvlJc w:val="left"/>
     </w:lvl>
-    <w:lvl w:ilvl="8" w:tplc="10D87BD6">
+    <w:lvl w:ilvl="8" w:tplc="8C1C73AC">
       <w:numFmt w:val="decimal"/>
       <w:lvlText w:val=""/>
       <w:lvlJc w:val="left"/>
     </w:lvl>
   </w:abstractNum>
   <w:abstractNum w:abstractNumId="8" w15:restartNumberingAfterBreak="0">
-    <w:nsid w:val="47251A00"/>
+    <w:nsid w:val="31287D9A"/>
     <w:multiLevelType w:val="hybridMultilevel"/>
-    <w:tmpl w:val="5756FA72"/>
-    <w:lvl w:ilvl="0" w:tplc="95268102">
+    <w:tmpl w:val="9970E648"/>
+    <w:lvl w:ilvl="0" w:tplc="EE0A98F2">
       <w:start w:val="1"/>
       <w:numFmt w:val="decimal"/>
       <w:lvlText w:val="%1."/>
@@ -38434,52 +38455,52 @@
         <w:color w:val="A67C27"/>
       </w:rPr>
     </w:lvl>
-    <w:lvl w:ilvl="1" w:tplc="C8F4BD24">
+    <w:lvl w:ilvl="1" w:tplc="F192F074">
       <w:numFmt w:val="decimal"/>
       <w:lvlText w:val=""/>
       <w:lvlJc w:val="left"/>
     </w:lvl>
-    <w:lvl w:ilvl="2" w:tplc="8F74C91C">
+    <w:lvl w:ilvl="2" w:tplc="5BDC5B5C">
       <w:numFmt w:val="decimal"/>
       <w:lvlText w:val=""/>
       <w:lvlJc w:val="left"/>
     </w:lvl>
-    <w:lvl w:ilvl="3" w:tplc="C40CA9D4">
+    <w:lvl w:ilvl="3" w:tplc="47FE7396">
       <w:numFmt w:val="decimal"/>
       <w:lvlText w:val=""/>
       <w:lvlJc w:val="left"/>
     </w:lvl>
-    <w:lvl w:ilvl="4" w:tplc="ADCCE1D8">
+    <w:lvl w:ilvl="4" w:tplc="A628C22A">
       <w:numFmt w:val="decimal"/>
       <w:lvlText w:val=""/>
       <w:lvlJc w:val="left"/>
     </w:lvl>
-    <w:lvl w:ilvl="5" w:tplc="9B663154">
+    <w:lvl w:ilvl="5" w:tplc="78245A72">
       <w:numFmt w:val="decimal"/>
       <w:lvlText w:val=""/>
       <w:lvlJc w:val="left"/>
     </w:lvl>
-    <w:lvl w:ilvl="6" w:tplc="DAF460F6">
+    <w:lvl w:ilvl="6" w:tplc="5DF869AE">
       <w:numFmt w:val="decimal"/>
       <w:lvlText w:val=""/>
       <w:lvlJc w:val="left"/>
     </w:lvl>
-    <w:lvl w:ilvl="7" w:tplc="11BCD4CC">
+    <w:lvl w:ilvl="7" w:tplc="B3463CA6">
       <w:numFmt w:val="decimal"/>
       <w:lvlText w:val=""/>
       <w:lvlJc w:val="left"/>
     </w:lvl>
-    <w:lvl w:ilvl="8" w:tplc="55FAAA7C">
+    <w:lvl w:ilvl="8" w:tplc="2B4C4D82">
       <w:numFmt w:val="decimal"/>
       <w:lvlText w:val=""/>
       <w:lvlJc w:val="left"/>
     </w:lvl>
   </w:abstractNum>
   <w:abstractNum w:abstractNumId="9" w15:restartNumberingAfterBreak="0">
-    <w:nsid w:val="4DAD316E"/>
+    <w:nsid w:val="42F21337"/>
     <w:multiLevelType w:val="hybridMultilevel"/>
-    <w:tmpl w:val="0E60E006"/>
-    <w:lvl w:ilvl="0" w:tplc="E9563056">
+    <w:tmpl w:val="B394B0D0"/>
+    <w:lvl w:ilvl="0" w:tplc="9AA2D938">
       <w:start w:val="1"/>
       <w:numFmt w:val="decimal"/>
       <w:lvlText w:val="%1."/>
@@ -38493,52 +38514,52 @@
         <w:color w:val="A67C27"/>
       </w:rPr>
     </w:lvl>
-    <w:lvl w:ilvl="1" w:tplc="E00A824C">
+    <w:lvl w:ilvl="1" w:tplc="D340DE2A">
       <w:numFmt w:val="decimal"/>
       <w:lvlText w:val=""/>
       <w:lvlJc w:val="left"/>
     </w:lvl>
-    <w:lvl w:ilvl="2" w:tplc="245059DC">
+    <w:lvl w:ilvl="2" w:tplc="88A0E854">
       <w:numFmt w:val="decimal"/>
       <w:lvlText w:val=""/>
       <w:lvlJc w:val="left"/>
     </w:lvl>
-    <w:lvl w:ilvl="3" w:tplc="D74C0422">
+    <w:lvl w:ilvl="3" w:tplc="77F2EE6C">
       <w:numFmt w:val="decimal"/>
       <w:lvlText w:val=""/>
       <w:lvlJc w:val="left"/>
     </w:lvl>
-    <w:lvl w:ilvl="4" w:tplc="D6C2581A">
+    <w:lvl w:ilvl="4" w:tplc="5958EE0E">
       <w:numFmt w:val="decimal"/>
       <w:lvlText w:val=""/>
       <w:lvlJc w:val="left"/>
     </w:lvl>
-    <w:lvl w:ilvl="5" w:tplc="338CD294">
+    <w:lvl w:ilvl="5" w:tplc="12E685D8">
       <w:numFmt w:val="decimal"/>
       <w:lvlText w:val=""/>
       <w:lvlJc w:val="left"/>
     </w:lvl>
-    <w:lvl w:ilvl="6" w:tplc="0146420E">
+    <w:lvl w:ilvl="6" w:tplc="329AA384">
       <w:numFmt w:val="decimal"/>
       <w:lvlText w:val=""/>
       <w:lvlJc w:val="left"/>
     </w:lvl>
-    <w:lvl w:ilvl="7" w:tplc="5E1CE902">
+    <w:lvl w:ilvl="7" w:tplc="9D16F492">
       <w:numFmt w:val="decimal"/>
       <w:lvlText w:val=""/>
       <w:lvlJc w:val="left"/>
     </w:lvl>
-    <w:lvl w:ilvl="8" w:tplc="A67EC51A">
+    <w:lvl w:ilvl="8" w:tplc="4244A6A4">
       <w:numFmt w:val="decimal"/>
       <w:lvlText w:val=""/>
       <w:lvlJc w:val="left"/>
     </w:lvl>
   </w:abstractNum>
   <w:abstractNum w:abstractNumId="10" w15:restartNumberingAfterBreak="0">
-    <w:nsid w:val="4FA8202A"/>
+    <w:nsid w:val="4C551B8F"/>
     <w:multiLevelType w:val="hybridMultilevel"/>
-    <w:tmpl w:val="636C8580"/>
-    <w:lvl w:ilvl="0" w:tplc="DE18BC5C">
+    <w:tmpl w:val="0C3A8B54"/>
+    <w:lvl w:ilvl="0" w:tplc="B4524AAA">
       <w:start w:val="1"/>
       <w:numFmt w:val="decimal"/>
       <w:lvlText w:val="%1."/>
@@ -38552,52 +38573,52 @@
         <w:color w:val="A67C27"/>
       </w:rPr>
     </w:lvl>
-    <w:lvl w:ilvl="1" w:tplc="AEDA4C32">
+    <w:lvl w:ilvl="1" w:tplc="DF765CDC">
       <w:numFmt w:val="decimal"/>
       <w:lvlText w:val=""/>
       <w:lvlJc w:val="left"/>
     </w:lvl>
-    <w:lvl w:ilvl="2" w:tplc="92E259A6">
+    <w:lvl w:ilvl="2" w:tplc="E0BC39B4">
       <w:numFmt w:val="decimal"/>
       <w:lvlText w:val=""/>
       <w:lvlJc w:val="left"/>
     </w:lvl>
-    <w:lvl w:ilvl="3" w:tplc="C87E366E">
+    <w:lvl w:ilvl="3" w:tplc="2D047016">
       <w:numFmt w:val="decimal"/>
       <w:lvlText w:val=""/>
       <w:lvlJc w:val="left"/>
     </w:lvl>
-    <w:lvl w:ilvl="4" w:tplc="99D61E00">
+    <w:lvl w:ilvl="4" w:tplc="85A698E4">
       <w:numFmt w:val="decimal"/>
       <w:lvlText w:val=""/>
       <w:lvlJc w:val="left"/>
     </w:lvl>
-    <w:lvl w:ilvl="5" w:tplc="4816CC6A">
+    <w:lvl w:ilvl="5" w:tplc="F74267B8">
       <w:numFmt w:val="decimal"/>
       <w:lvlText w:val=""/>
       <w:lvlJc w:val="left"/>
     </w:lvl>
-    <w:lvl w:ilvl="6" w:tplc="93828FAA">
+    <w:lvl w:ilvl="6" w:tplc="658C3D4A">
       <w:numFmt w:val="decimal"/>
       <w:lvlText w:val=""/>
       <w:lvlJc w:val="left"/>
     </w:lvl>
-    <w:lvl w:ilvl="7" w:tplc="DD665580">
+    <w:lvl w:ilvl="7" w:tplc="ACC240E2">
       <w:numFmt w:val="decimal"/>
       <w:lvlText w:val=""/>
       <w:lvlJc w:val="left"/>
     </w:lvl>
-    <w:lvl w:ilvl="8" w:tplc="82FEEBBC">
+    <w:lvl w:ilvl="8" w:tplc="A99C5C0E">
       <w:numFmt w:val="decimal"/>
       <w:lvlText w:val=""/>
       <w:lvlJc w:val="left"/>
     </w:lvl>
   </w:abstractNum>
   <w:abstractNum w:abstractNumId="11" w15:restartNumberingAfterBreak="0">
-    <w:nsid w:val="58766B47"/>
+    <w:nsid w:val="53EB3332"/>
     <w:multiLevelType w:val="hybridMultilevel"/>
-    <w:tmpl w:val="C610E306"/>
-    <w:lvl w:ilvl="0" w:tplc="D8B07584">
+    <w:tmpl w:val="70E0B504"/>
+    <w:lvl w:ilvl="0" w:tplc="13783F44">
       <w:start w:val="1"/>
       <w:numFmt w:val="decimal"/>
       <w:lvlText w:val="%1."/>
@@ -38611,52 +38632,138 @@
         <w:color w:val="A67C27"/>
       </w:rPr>
     </w:lvl>
-    <w:lvl w:ilvl="1" w:tplc="D8ACD77A">
+    <w:lvl w:ilvl="1" w:tplc="65EEDD9A">
       <w:numFmt w:val="decimal"/>
       <w:lvlText w:val=""/>
       <w:lvlJc w:val="left"/>
     </w:lvl>
-    <w:lvl w:ilvl="2" w:tplc="0C2EC426">
+    <w:lvl w:ilvl="2" w:tplc="EEA6FADA">
       <w:numFmt w:val="decimal"/>
       <w:lvlText w:val=""/>
       <w:lvlJc w:val="left"/>
     </w:lvl>
-    <w:lvl w:ilvl="3" w:tplc="7A209622">
+    <w:lvl w:ilvl="3" w:tplc="2336140C">
       <w:numFmt w:val="decimal"/>
       <w:lvlText w:val=""/>
       <w:lvlJc w:val="left"/>
     </w:lvl>
-    <w:lvl w:ilvl="4" w:tplc="2B9E9696">
+    <w:lvl w:ilvl="4" w:tplc="6406C072">
       <w:numFmt w:val="decimal"/>
       <w:lvlText w:val=""/>
       <w:lvlJc w:val="left"/>
     </w:lvl>
-    <w:lvl w:ilvl="5" w:tplc="89A650D2">
+    <w:lvl w:ilvl="5" w:tplc="46720DD8">
       <w:numFmt w:val="decimal"/>
       <w:lvlText w:val=""/>
       <w:lvlJc w:val="left"/>
     </w:lvl>
-    <w:lvl w:ilvl="6" w:tplc="EE0869AA">
+    <w:lvl w:ilvl="6" w:tplc="6CE277B6">
       <w:numFmt w:val="decimal"/>
       <w:lvlText w:val=""/>
       <w:lvlJc w:val="left"/>
     </w:lvl>
-    <w:lvl w:ilvl="7" w:tplc="34B2EC88">
+    <w:lvl w:ilvl="7" w:tplc="E22AEB04">
       <w:numFmt w:val="decimal"/>
       <w:lvlText w:val=""/>
       <w:lvlJc w:val="left"/>
     </w:lvl>
-    <w:lvl w:ilvl="8" w:tplc="C4F0E59A">
+    <w:lvl w:ilvl="8" w:tplc="99EC980A">
       <w:numFmt w:val="decimal"/>
       <w:lvlText w:val=""/>
       <w:lvlJc w:val="left"/>
     </w:lvl>
   </w:abstractNum>
   <w:abstractNum w:abstractNumId="12" w15:restartNumberingAfterBreak="0">
-    <w:nsid w:val="59C22178"/>
+    <w:nsid w:val="5A3438D2"/>
     <w:multiLevelType w:val="hybridMultilevel"/>
-    <w:tmpl w:val="3D925D1E"/>
-    <w:lvl w:ilvl="0" w:tplc="9E6621F2">
+    <w:tmpl w:val="03F6521A"/>
+    <w:lvl w:ilvl="0" w:tplc="13C27A4C">
+      <w:start w:val="1"/>
+      <w:numFmt w:val="bullet"/>
+      <w:lvlText w:val="●"/>
+      <w:lvlJc w:val="left"/>
+      <w:pPr>
+        <w:ind w:left="720" w:hanging="360"/>
+      </w:pPr>
+    </w:lvl>
+    <w:lvl w:ilvl="1" w:tplc="4C56F068">
+      <w:start w:val="1"/>
+      <w:numFmt w:val="bullet"/>
+      <w:lvlText w:val="○"/>
+      <w:lvlJc w:val="left"/>
+      <w:pPr>
+        <w:ind w:left="1440" w:hanging="360"/>
+      </w:pPr>
+    </w:lvl>
+    <w:lvl w:ilvl="2" w:tplc="72B87922">
+      <w:start w:val="1"/>
+      <w:numFmt w:val="bullet"/>
+      <w:lvlText w:val="■"/>
+      <w:lvlJc w:val="left"/>
+      <w:pPr>
+        <w:ind w:left="2160" w:hanging="360"/>
+      </w:pPr>
+    </w:lvl>
+    <w:lvl w:ilvl="3" w:tplc="9398D4F0">
+      <w:start w:val="1"/>
+      <w:numFmt w:val="bullet"/>
+      <w:lvlText w:val="●"/>
+      <w:lvlJc w:val="left"/>
+      <w:pPr>
+        <w:ind w:left="2880" w:hanging="360"/>
+      </w:pPr>
+    </w:lvl>
+    <w:lvl w:ilvl="4" w:tplc="A01A6D38">
+      <w:start w:val="1"/>
+      <w:numFmt w:val="bullet"/>
+      <w:lvlText w:val="○"/>
+      <w:lvlJc w:val="left"/>
+      <w:pPr>
+        <w:ind w:left="3600" w:hanging="360"/>
+      </w:pPr>
+    </w:lvl>
+    <w:lvl w:ilvl="5" w:tplc="9B3A7B36">
+      <w:start w:val="1"/>
+      <w:numFmt w:val="bullet"/>
+      <w:lvlText w:val="■"/>
+      <w:lvlJc w:val="left"/>
+      <w:pPr>
+        <w:ind w:left="4320" w:hanging="360"/>
+      </w:pPr>
+    </w:lvl>
+    <w:lvl w:ilvl="6" w:tplc="4E44DC14">
+      <w:start w:val="1"/>
+      <w:numFmt w:val="bullet"/>
+      <w:lvlText w:val="●"/>
+      <w:lvlJc w:val="left"/>
+      <w:pPr>
+        <w:ind w:left="5040" w:hanging="360"/>
+      </w:pPr>
+    </w:lvl>
+    <w:lvl w:ilvl="7" w:tplc="AEEADE7C">
+      <w:start w:val="1"/>
+      <w:numFmt w:val="bullet"/>
+      <w:lvlText w:val="●"/>
+      <w:lvlJc w:val="left"/>
+      <w:pPr>
+        <w:ind w:left="5760" w:hanging="360"/>
+      </w:pPr>
+    </w:lvl>
+    <w:lvl w:ilvl="8" w:tplc="E182F6D8">
+      <w:start w:val="1"/>
+      <w:numFmt w:val="bullet"/>
+      <w:lvlText w:val="●"/>
+      <w:lvlJc w:val="left"/>
+      <w:pPr>
+        <w:ind w:left="6480" w:hanging="360"/>
+      </w:pPr>
+    </w:lvl>
+  </w:abstractNum>
+  <w:abstractNum w:abstractNumId="13" w15:restartNumberingAfterBreak="0">
+    <w:nsid w:val="5AF40F03"/>
+    <w:multiLevelType w:val="hybridMultilevel"/>
+    <w:tmpl w:val="19E0E926"/>
+    <w:lvl w:ilvl="0" w:tplc="D58AC4EC">
       <w:start w:val="1"/>
       <w:numFmt w:val="decimal"/>
       <w:lvlText w:val="%1."/>
@@ -38670,52 +38777,52 @@
         <w:color w:val="A67C27"/>
       </w:rPr>
     </w:lvl>
-    <w:lvl w:ilvl="1" w:tplc="8D78DEC6">
+    <w:lvl w:ilvl="1" w:tplc="17649966">
       <w:numFmt w:val="decimal"/>
       <w:lvlText w:val=""/>
       <w:lvlJc w:val="left"/>
     </w:lvl>
-    <w:lvl w:ilvl="2" w:tplc="D40EAE6A">
+    <w:lvl w:ilvl="2" w:tplc="636C9454">
       <w:numFmt w:val="decimal"/>
       <w:lvlText w:val=""/>
       <w:lvlJc w:val="left"/>
     </w:lvl>
-    <w:lvl w:ilvl="3" w:tplc="A6DE101A">
+    <w:lvl w:ilvl="3" w:tplc="C2D866C0">
       <w:numFmt w:val="decimal"/>
       <w:lvlText w:val=""/>
       <w:lvlJc w:val="left"/>
     </w:lvl>
-    <w:lvl w:ilvl="4" w:tplc="29F85408">
+    <w:lvl w:ilvl="4" w:tplc="66508246">
       <w:numFmt w:val="decimal"/>
       <w:lvlText w:val=""/>
       <w:lvlJc w:val="left"/>
     </w:lvl>
-    <w:lvl w:ilvl="5" w:tplc="22D2541E">
+    <w:lvl w:ilvl="5" w:tplc="269445C8">
       <w:numFmt w:val="decimal"/>
       <w:lvlText w:val=""/>
       <w:lvlJc w:val="left"/>
     </w:lvl>
-    <w:lvl w:ilvl="6" w:tplc="8F948454">
+    <w:lvl w:ilvl="6" w:tplc="620E0834">
       <w:numFmt w:val="decimal"/>
       <w:lvlText w:val=""/>
       <w:lvlJc w:val="left"/>
     </w:lvl>
-    <w:lvl w:ilvl="7" w:tplc="F900204C">
+    <w:lvl w:ilvl="7" w:tplc="EC7E3086">
       <w:numFmt w:val="decimal"/>
       <w:lvlText w:val=""/>
       <w:lvlJc w:val="left"/>
     </w:lvl>
-    <w:lvl w:ilvl="8" w:tplc="7A661E0A">
+    <w:lvl w:ilvl="8" w:tplc="D0781B9C">
       <w:numFmt w:val="decimal"/>
       <w:lvlText w:val=""/>
       <w:lvlJc w:val="left"/>
     </w:lvl>
   </w:abstractNum>
-  <w:abstractNum w:abstractNumId="13" w15:restartNumberingAfterBreak="0">
-    <w:nsid w:val="5C58561E"/>
+  <w:abstractNum w:abstractNumId="14" w15:restartNumberingAfterBreak="0">
+    <w:nsid w:val="60B37981"/>
     <w:multiLevelType w:val="hybridMultilevel"/>
-    <w:tmpl w:val="0F3CAC3A"/>
-    <w:lvl w:ilvl="0" w:tplc="B37E9F88">
+    <w:tmpl w:val="501C915E"/>
+    <w:lvl w:ilvl="0" w:tplc="63F8828C">
       <w:start w:val="1"/>
       <w:numFmt w:val="decimal"/>
       <w:lvlText w:val="%1."/>
@@ -38729,52 +38836,52 @@
         <w:color w:val="A67C27"/>
       </w:rPr>
     </w:lvl>
-    <w:lvl w:ilvl="1" w:tplc="C4D0F7E6">
+    <w:lvl w:ilvl="1" w:tplc="D7A0C786">
       <w:numFmt w:val="decimal"/>
       <w:lvlText w:val=""/>
       <w:lvlJc w:val="left"/>
     </w:lvl>
-    <w:lvl w:ilvl="2" w:tplc="C19E6F76">
+    <w:lvl w:ilvl="2" w:tplc="0E72665E">
       <w:numFmt w:val="decimal"/>
       <w:lvlText w:val=""/>
       <w:lvlJc w:val="left"/>
     </w:lvl>
-    <w:lvl w:ilvl="3" w:tplc="9E46663E">
+    <w:lvl w:ilvl="3" w:tplc="943EAB6E">
       <w:numFmt w:val="decimal"/>
       <w:lvlText w:val=""/>
       <w:lvlJc w:val="left"/>
     </w:lvl>
-    <w:lvl w:ilvl="4" w:tplc="BCEC1B2A">
+    <w:lvl w:ilvl="4" w:tplc="2FF411D0">
       <w:numFmt w:val="decimal"/>
       <w:lvlText w:val=""/>
       <w:lvlJc w:val="left"/>
     </w:lvl>
-    <w:lvl w:ilvl="5" w:tplc="6F6C14D4">
+    <w:lvl w:ilvl="5" w:tplc="9B1E6312">
       <w:numFmt w:val="decimal"/>
       <w:lvlText w:val=""/>
       <w:lvlJc w:val="left"/>
     </w:lvl>
-    <w:lvl w:ilvl="6" w:tplc="46C68084">
+    <w:lvl w:ilvl="6" w:tplc="183ADEAE">
       <w:numFmt w:val="decimal"/>
       <w:lvlText w:val=""/>
       <w:lvlJc w:val="left"/>
     </w:lvl>
-    <w:lvl w:ilvl="7" w:tplc="C4C2EF4A">
+    <w:lvl w:ilvl="7" w:tplc="3FDEAF0C">
       <w:numFmt w:val="decimal"/>
       <w:lvlText w:val=""/>
       <w:lvlJc w:val="left"/>
     </w:lvl>
-    <w:lvl w:ilvl="8" w:tplc="8B5CD75E">
+    <w:lvl w:ilvl="8" w:tplc="E5BE5AD6">
       <w:numFmt w:val="decimal"/>
       <w:lvlText w:val=""/>
       <w:lvlJc w:val="left"/>
     </w:lvl>
   </w:abstractNum>
-  <w:abstractNum w:abstractNumId="14" w15:restartNumberingAfterBreak="0">
-    <w:nsid w:val="5EAB0520"/>
+  <w:abstractNum w:abstractNumId="15" w15:restartNumberingAfterBreak="0">
+    <w:nsid w:val="69907B57"/>
     <w:multiLevelType w:val="hybridMultilevel"/>
-    <w:tmpl w:val="B3A2F83C"/>
-    <w:lvl w:ilvl="0" w:tplc="DF685B4A">
+    <w:tmpl w:val="060440C4"/>
+    <w:lvl w:ilvl="0" w:tplc="289C6B92">
       <w:start w:val="1"/>
       <w:numFmt w:val="decimal"/>
       <w:lvlText w:val="%1."/>
@@ -38788,52 +38895,52 @@
         <w:color w:val="A67C27"/>
       </w:rPr>
     </w:lvl>
-    <w:lvl w:ilvl="1" w:tplc="9A423BFA">
+    <w:lvl w:ilvl="1" w:tplc="5ACA88C0">
       <w:numFmt w:val="decimal"/>
       <w:lvlText w:val=""/>
       <w:lvlJc w:val="left"/>
     </w:lvl>
-    <w:lvl w:ilvl="2" w:tplc="725A53BE">
+    <w:lvl w:ilvl="2" w:tplc="B554CD1C">
       <w:numFmt w:val="decimal"/>
       <w:lvlText w:val=""/>
       <w:lvlJc w:val="left"/>
     </w:lvl>
-    <w:lvl w:ilvl="3" w:tplc="1E482E56">
+    <w:lvl w:ilvl="3" w:tplc="303E1AA0">
       <w:numFmt w:val="decimal"/>
       <w:lvlText w:val=""/>
       <w:lvlJc w:val="left"/>
     </w:lvl>
-    <w:lvl w:ilvl="4" w:tplc="04F0EDF4">
+    <w:lvl w:ilvl="4" w:tplc="B9CE83FA">
       <w:numFmt w:val="decimal"/>
       <w:lvlText w:val=""/>
       <w:lvlJc w:val="left"/>
     </w:lvl>
-    <w:lvl w:ilvl="5" w:tplc="444443CE">
+    <w:lvl w:ilvl="5" w:tplc="90E4F126">
       <w:numFmt w:val="decimal"/>
       <w:lvlText w:val=""/>
       <w:lvlJc w:val="left"/>
     </w:lvl>
-    <w:lvl w:ilvl="6" w:tplc="B0E0F3F8">
+    <w:lvl w:ilvl="6" w:tplc="CE120F3C">
       <w:numFmt w:val="decimal"/>
       <w:lvlText w:val=""/>
       <w:lvlJc w:val="left"/>
     </w:lvl>
-    <w:lvl w:ilvl="7" w:tplc="16004666">
+    <w:lvl w:ilvl="7" w:tplc="BB44CBB4">
       <w:numFmt w:val="decimal"/>
       <w:lvlText w:val=""/>
       <w:lvlJc w:val="left"/>
     </w:lvl>
-    <w:lvl w:ilvl="8" w:tplc="1638B7BE">
+    <w:lvl w:ilvl="8" w:tplc="6E48559A">
       <w:numFmt w:val="decimal"/>
       <w:lvlText w:val=""/>
       <w:lvlJc w:val="left"/>
     </w:lvl>
   </w:abstractNum>
-  <w:abstractNum w:abstractNumId="15" w15:restartNumberingAfterBreak="0">
-    <w:nsid w:val="64486137"/>
+  <w:abstractNum w:abstractNumId="16" w15:restartNumberingAfterBreak="0">
+    <w:nsid w:val="6A021FD2"/>
     <w:multiLevelType w:val="hybridMultilevel"/>
-    <w:tmpl w:val="7B76DB84"/>
-    <w:lvl w:ilvl="0" w:tplc="E08289CC">
+    <w:tmpl w:val="D242D6F0"/>
+    <w:lvl w:ilvl="0" w:tplc="375AF62E">
       <w:start w:val="1"/>
       <w:numFmt w:val="decimal"/>
       <w:lvlText w:val="%1."/>
@@ -38847,52 +38954,52 @@
         <w:color w:val="A67C27"/>
       </w:rPr>
     </w:lvl>
-    <w:lvl w:ilvl="1" w:tplc="D5D01984">
+    <w:lvl w:ilvl="1" w:tplc="E79E1D06">
       <w:numFmt w:val="decimal"/>
       <w:lvlText w:val=""/>
       <w:lvlJc w:val="left"/>
     </w:lvl>
-    <w:lvl w:ilvl="2" w:tplc="383A8CD4">
+    <w:lvl w:ilvl="2" w:tplc="EC9CA1C2">
       <w:numFmt w:val="decimal"/>
       <w:lvlText w:val=""/>
       <w:lvlJc w:val="left"/>
     </w:lvl>
-    <w:lvl w:ilvl="3" w:tplc="03A087E8">
+    <w:lvl w:ilvl="3" w:tplc="12349A7E">
       <w:numFmt w:val="decimal"/>
       <w:lvlText w:val=""/>
       <w:lvlJc w:val="left"/>
     </w:lvl>
-    <w:lvl w:ilvl="4" w:tplc="4B626996">
+    <w:lvl w:ilvl="4" w:tplc="3FBC7760">
       <w:numFmt w:val="decimal"/>
       <w:lvlText w:val=""/>
       <w:lvlJc w:val="left"/>
     </w:lvl>
-    <w:lvl w:ilvl="5" w:tplc="0DFCFEDE">
+    <w:lvl w:ilvl="5" w:tplc="32182CE0">
       <w:numFmt w:val="decimal"/>
       <w:lvlText w:val=""/>
       <w:lvlJc w:val="left"/>
     </w:lvl>
-    <w:lvl w:ilvl="6" w:tplc="1076DC0A">
+    <w:lvl w:ilvl="6" w:tplc="06B25742">
       <w:numFmt w:val="decimal"/>
       <w:lvlText w:val=""/>
       <w:lvlJc w:val="left"/>
     </w:lvl>
-    <w:lvl w:ilvl="7" w:tplc="170EBEFA">
+    <w:lvl w:ilvl="7" w:tplc="F378E648">
       <w:numFmt w:val="decimal"/>
       <w:lvlText w:val=""/>
       <w:lvlJc w:val="left"/>
     </w:lvl>
-    <w:lvl w:ilvl="8" w:tplc="25EC36E0">
+    <w:lvl w:ilvl="8" w:tplc="F5BE198C">
       <w:numFmt w:val="decimal"/>
       <w:lvlText w:val=""/>
       <w:lvlJc w:val="left"/>
     </w:lvl>
   </w:abstractNum>
-  <w:abstractNum w:abstractNumId="16" w15:restartNumberingAfterBreak="0">
-    <w:nsid w:val="69E006A7"/>
+  <w:abstractNum w:abstractNumId="17" w15:restartNumberingAfterBreak="0">
+    <w:nsid w:val="72DF130C"/>
     <w:multiLevelType w:val="hybridMultilevel"/>
-    <w:tmpl w:val="AECC52FC"/>
-    <w:lvl w:ilvl="0" w:tplc="256287BA">
+    <w:tmpl w:val="AC42094A"/>
+    <w:lvl w:ilvl="0" w:tplc="A1A84A2E">
       <w:start w:val="1"/>
       <w:numFmt w:val="decimal"/>
       <w:lvlText w:val="%1."/>
@@ -38906,52 +39013,52 @@
         <w:color w:val="A67C27"/>
       </w:rPr>
     </w:lvl>
-    <w:lvl w:ilvl="1" w:tplc="684A6BC2">
+    <w:lvl w:ilvl="1" w:tplc="1A0461CE">
       <w:numFmt w:val="decimal"/>
       <w:lvlText w:val=""/>
       <w:lvlJc w:val="left"/>
     </w:lvl>
-    <w:lvl w:ilvl="2" w:tplc="67C45000">
+    <w:lvl w:ilvl="2" w:tplc="BACA6B1C">
       <w:numFmt w:val="decimal"/>
       <w:lvlText w:val=""/>
       <w:lvlJc w:val="left"/>
     </w:lvl>
-    <w:lvl w:ilvl="3" w:tplc="9FAABD42">
+    <w:lvl w:ilvl="3" w:tplc="8E1EAFFA">
       <w:numFmt w:val="decimal"/>
       <w:lvlText w:val=""/>
       <w:lvlJc w:val="left"/>
     </w:lvl>
-    <w:lvl w:ilvl="4" w:tplc="1018B03A">
+    <w:lvl w:ilvl="4" w:tplc="7AAA5C24">
       <w:numFmt w:val="decimal"/>
       <w:lvlText w:val=""/>
       <w:lvlJc w:val="left"/>
     </w:lvl>
-    <w:lvl w:ilvl="5" w:tplc="22B247FE">
+    <w:lvl w:ilvl="5" w:tplc="6CAEC6B8">
       <w:numFmt w:val="decimal"/>
       <w:lvlText w:val=""/>
       <w:lvlJc w:val="left"/>
     </w:lvl>
-    <w:lvl w:ilvl="6" w:tplc="3AB0EF3E">
+    <w:lvl w:ilvl="6" w:tplc="17A2ED6E">
       <w:numFmt w:val="decimal"/>
       <w:lvlText w:val=""/>
       <w:lvlJc w:val="left"/>
     </w:lvl>
-    <w:lvl w:ilvl="7" w:tplc="A5ECE7CE">
+    <w:lvl w:ilvl="7" w:tplc="28047524">
       <w:numFmt w:val="decimal"/>
       <w:lvlText w:val=""/>
       <w:lvlJc w:val="left"/>
     </w:lvl>
-    <w:lvl w:ilvl="8" w:tplc="7CBCB330">
+    <w:lvl w:ilvl="8" w:tplc="59F47258">
       <w:numFmt w:val="decimal"/>
       <w:lvlText w:val=""/>
       <w:lvlJc w:val="left"/>
     </w:lvl>
   </w:abstractNum>
-  <w:abstractNum w:abstractNumId="17" w15:restartNumberingAfterBreak="0">
-    <w:nsid w:val="6B557676"/>
+  <w:abstractNum w:abstractNumId="18" w15:restartNumberingAfterBreak="0">
+    <w:nsid w:val="75FC0FF8"/>
     <w:multiLevelType w:val="hybridMultilevel"/>
-    <w:tmpl w:val="C35077AE"/>
-    <w:lvl w:ilvl="0" w:tplc="BAFCF58E">
+    <w:tmpl w:val="A356B718"/>
+    <w:lvl w:ilvl="0" w:tplc="C83E7D46">
       <w:start w:val="1"/>
       <w:numFmt w:val="decimal"/>
       <w:lvlText w:val="%1."/>
@@ -38965,52 +39072,52 @@
         <w:color w:val="A67C27"/>
       </w:rPr>
     </w:lvl>
-    <w:lvl w:ilvl="1" w:tplc="E57EB8B2">
+    <w:lvl w:ilvl="1" w:tplc="881C3C54">
       <w:numFmt w:val="decimal"/>
       <w:lvlText w:val=""/>
       <w:lvlJc w:val="left"/>
     </w:lvl>
-    <w:lvl w:ilvl="2" w:tplc="0F26AAFC">
+    <w:lvl w:ilvl="2" w:tplc="D05AA222">
       <w:numFmt w:val="decimal"/>
       <w:lvlText w:val=""/>
       <w:lvlJc w:val="left"/>
     </w:lvl>
-    <w:lvl w:ilvl="3" w:tplc="22241A06">
+    <w:lvl w:ilvl="3" w:tplc="990A7B64">
       <w:numFmt w:val="decimal"/>
       <w:lvlText w:val=""/>
       <w:lvlJc w:val="left"/>
     </w:lvl>
-    <w:lvl w:ilvl="4" w:tplc="9DBCAC50">
+    <w:lvl w:ilvl="4" w:tplc="3D788DFA">
       <w:numFmt w:val="decimal"/>
       <w:lvlText w:val=""/>
       <w:lvlJc w:val="left"/>
     </w:lvl>
-    <w:lvl w:ilvl="5" w:tplc="2C80906A">
+    <w:lvl w:ilvl="5" w:tplc="46767056">
       <w:numFmt w:val="decimal"/>
       <w:lvlText w:val=""/>
       <w:lvlJc w:val="left"/>
     </w:lvl>
-    <w:lvl w:ilvl="6" w:tplc="9A0A0A46">
+    <w:lvl w:ilvl="6" w:tplc="2F3A1B20">
       <w:numFmt w:val="decimal"/>
       <w:lvlText w:val=""/>
       <w:lvlJc w:val="left"/>
     </w:lvl>
-    <w:lvl w:ilvl="7" w:tplc="A410A264">
+    <w:lvl w:ilvl="7" w:tplc="F0AEEDF8">
       <w:numFmt w:val="decimal"/>
       <w:lvlText w:val=""/>
       <w:lvlJc w:val="left"/>
     </w:lvl>
-    <w:lvl w:ilvl="8" w:tplc="5F7CA34E">
+    <w:lvl w:ilvl="8" w:tplc="F92000B2">
       <w:numFmt w:val="decimal"/>
       <w:lvlText w:val=""/>
       <w:lvlJc w:val="left"/>
     </w:lvl>
   </w:abstractNum>
-  <w:abstractNum w:abstractNumId="18" w15:restartNumberingAfterBreak="0">
-    <w:nsid w:val="6B9F765E"/>
+  <w:abstractNum w:abstractNumId="19" w15:restartNumberingAfterBreak="0">
+    <w:nsid w:val="7B0D6700"/>
     <w:multiLevelType w:val="hybridMultilevel"/>
-    <w:tmpl w:val="685C20F8"/>
-    <w:lvl w:ilvl="0" w:tplc="2E7A8CBE">
+    <w:tmpl w:val="83F256A8"/>
+    <w:lvl w:ilvl="0" w:tplc="DCD2DD58">
       <w:start w:val="1"/>
       <w:numFmt w:val="decimal"/>
       <w:lvlText w:val="%1."/>
@@ -39024,138 +39131,110 @@
         <w:color w:val="A67C27"/>
       </w:rPr>
     </w:lvl>
-    <w:lvl w:ilvl="1" w:tplc="D45E908C">
+    <w:lvl w:ilvl="1" w:tplc="358226C8">
       <w:numFmt w:val="decimal"/>
       <w:lvlText w:val=""/>
       <w:lvlJc w:val="left"/>
     </w:lvl>
-    <w:lvl w:ilvl="2" w:tplc="C10A3116">
+    <w:lvl w:ilvl="2" w:tplc="238E7A4E">
       <w:numFmt w:val="decimal"/>
       <w:lvlText w:val=""/>
       <w:lvlJc w:val="left"/>
     </w:lvl>
-    <w:lvl w:ilvl="3" w:tplc="75966392">
+    <w:lvl w:ilvl="3" w:tplc="7BDE7698">
       <w:numFmt w:val="decimal"/>
       <w:lvlText w:val=""/>
       <w:lvlJc w:val="left"/>
     </w:lvl>
-    <w:lvl w:ilvl="4" w:tplc="52026B0E">
+    <w:lvl w:ilvl="4" w:tplc="10888FDA">
       <w:numFmt w:val="decimal"/>
       <w:lvlText w:val=""/>
       <w:lvlJc w:val="left"/>
     </w:lvl>
-    <w:lvl w:ilvl="5" w:tplc="94B8C124">
+    <w:lvl w:ilvl="5" w:tplc="00807DD0">
       <w:numFmt w:val="decimal"/>
       <w:lvlText w:val=""/>
       <w:lvlJc w:val="left"/>
     </w:lvl>
-    <w:lvl w:ilvl="6" w:tplc="1FD483A8">
+    <w:lvl w:ilvl="6" w:tplc="0360B3D4">
       <w:numFmt w:val="decimal"/>
       <w:lvlText w:val=""/>
       <w:lvlJc w:val="left"/>
     </w:lvl>
-    <w:lvl w:ilvl="7" w:tplc="3EB05486">
+    <w:lvl w:ilvl="7" w:tplc="3862756E">
       <w:numFmt w:val="decimal"/>
       <w:lvlText w:val=""/>
       <w:lvlJc w:val="left"/>
     </w:lvl>
-    <w:lvl w:ilvl="8" w:tplc="23CEDF6C">
+    <w:lvl w:ilvl="8" w:tplc="5E1247DA">
       <w:numFmt w:val="decimal"/>
       <w:lvlText w:val=""/>
       <w:lvlJc w:val="left"/>
     </w:lvl>
   </w:abstractNum>
-  <w:abstractNum w:abstractNumId="19" w15:restartNumberingAfterBreak="0">
-    <w:nsid w:val="6C2512DA"/>
+  <w:abstractNum w:abstractNumId="20" w15:restartNumberingAfterBreak="0">
+    <w:nsid w:val="7C657156"/>
     <w:multiLevelType w:val="hybridMultilevel"/>
-    <w:tmpl w:val="ED848E9A"/>
-    <w:lvl w:ilvl="0" w:tplc="4684A5D2">
+    <w:tmpl w:val="63D2ED48"/>
+    <w:lvl w:ilvl="0" w:tplc="6A48C9B2">
       <w:start w:val="1"/>
       <w:numFmt w:val="bullet"/>
-      <w:lvlText w:val="●"/>
+      <w:lvlText w:val="•"/>
       <w:lvlJc w:val="left"/>
       <w:pPr>
-        <w:ind w:left="720" w:hanging="360"/>
+        <w:ind w:left="460" w:hanging="280"/>
       </w:pPr>
     </w:lvl>
-    <w:lvl w:ilvl="1" w:tplc="D1ECFAF0">
+    <w:lvl w:ilvl="1" w:tplc="3AE01268">
       <w:start w:val="1"/>
       <w:numFmt w:val="bullet"/>
-      <w:lvlText w:val="○"/>
+      <w:lvlText w:val="–"/>
       <w:lvlJc w:val="left"/>
       <w:pPr>
-        <w:ind w:left="1440" w:hanging="360"/>
+        <w:ind w:left="900" w:hanging="280"/>
       </w:pPr>
     </w:lvl>
-    <w:lvl w:ilvl="2" w:tplc="6908B688">
-      <w:start w:val="1"/>
-      <w:numFmt w:val="bullet"/>
-      <w:lvlText w:val="■"/>
+    <w:lvl w:ilvl="2" w:tplc="6E5AF452">
+      <w:numFmt w:val="decimal"/>
+      <w:lvlText w:val=""/>
       <w:lvlJc w:val="left"/>
-      <w:pPr>
-        <w:ind w:left="2160" w:hanging="360"/>
-      </w:pPr>
     </w:lvl>
-    <w:lvl w:ilvl="3" w:tplc="1D722412">
-      <w:start w:val="1"/>
-      <w:numFmt w:val="bullet"/>
-      <w:lvlText w:val="●"/>
+    <w:lvl w:ilvl="3" w:tplc="6E6C9410">
+      <w:numFmt w:val="decimal"/>
+      <w:lvlText w:val=""/>
       <w:lvlJc w:val="left"/>
-      <w:pPr>
-        <w:ind w:left="2880" w:hanging="360"/>
-      </w:pPr>
     </w:lvl>
-    <w:lvl w:ilvl="4" w:tplc="1428A0CA">
-      <w:start w:val="1"/>
-      <w:numFmt w:val="bullet"/>
-      <w:lvlText w:val="○"/>
+    <w:lvl w:ilvl="4" w:tplc="AA18DCEC">
+      <w:numFmt w:val="decimal"/>
+      <w:lvlText w:val=""/>
       <w:lvlJc w:val="left"/>
-      <w:pPr>
-        <w:ind w:left="3600" w:hanging="360"/>
-      </w:pPr>
     </w:lvl>
-    <w:lvl w:ilvl="5" w:tplc="022CBCC6">
-      <w:start w:val="1"/>
-      <w:numFmt w:val="bullet"/>
-      <w:lvlText w:val="■"/>
+    <w:lvl w:ilvl="5" w:tplc="0246BADE">
+      <w:numFmt w:val="decimal"/>
+      <w:lvlText w:val=""/>
       <w:lvlJc w:val="left"/>
-      <w:pPr>
-        <w:ind w:left="4320" w:hanging="360"/>
-      </w:pPr>
     </w:lvl>
-    <w:lvl w:ilvl="6" w:tplc="A67A42A2">
-      <w:start w:val="1"/>
-      <w:numFmt w:val="bullet"/>
-      <w:lvlText w:val="●"/>
+    <w:lvl w:ilvl="6" w:tplc="82243C50">
+      <w:numFmt w:val="decimal"/>
+      <w:lvlText w:val=""/>
       <w:lvlJc w:val="left"/>
-      <w:pPr>
-        <w:ind w:left="5040" w:hanging="360"/>
-      </w:pPr>
     </w:lvl>
-    <w:lvl w:ilvl="7" w:tplc="ACEE9536">
-      <w:start w:val="1"/>
-      <w:numFmt w:val="bullet"/>
-      <w:lvlText w:val="●"/>
+    <w:lvl w:ilvl="7" w:tplc="57EC4BC2">
+      <w:numFmt w:val="decimal"/>
+      <w:lvlText w:val=""/>
       <w:lvlJc w:val="left"/>
-      <w:pPr>
-        <w:ind w:left="5760" w:hanging="360"/>
-      </w:pPr>
     </w:lvl>
-    <w:lvl w:ilvl="8" w:tplc="B69615DE">
-      <w:start w:val="1"/>
-      <w:numFmt w:val="bullet"/>
-      <w:lvlText w:val="●"/>
+    <w:lvl w:ilvl="8" w:tplc="BBB22C58">
+      <w:numFmt w:val="decimal"/>
+      <w:lvlText w:val=""/>
       <w:lvlJc w:val="left"/>
-      <w:pPr>
-        <w:ind w:left="6480" w:hanging="360"/>
-      </w:pPr>
     </w:lvl>
   </w:abstractNum>
-  <w:abstractNum w:abstractNumId="20" w15:restartNumberingAfterBreak="0">
-    <w:nsid w:val="7BED78E3"/>
+  <w:abstractNum w:abstractNumId="21" w15:restartNumberingAfterBreak="0">
+    <w:nsid w:val="7FC4692B"/>
     <w:multiLevelType w:val="hybridMultilevel"/>
-    <w:tmpl w:val="BCCC6A6A"/>
-    <w:lvl w:ilvl="0" w:tplc="C9E845B2">
+    <w:tmpl w:val="EC7846BE"/>
+    <w:lvl w:ilvl="0" w:tplc="3EDE53F6">
       <w:start w:val="1"/>
       <w:numFmt w:val="decimal"/>
       <w:lvlText w:val="%1."/>
@@ -39169,233 +39248,175 @@
         <w:color w:val="A67C27"/>
       </w:rPr>
     </w:lvl>
-    <w:lvl w:ilvl="1" w:tplc="18A01466">
+    <w:lvl w:ilvl="1" w:tplc="94027880">
       <w:numFmt w:val="decimal"/>
       <w:lvlText w:val=""/>
       <w:lvlJc w:val="left"/>
     </w:lvl>
-    <w:lvl w:ilvl="2" w:tplc="FC8E59C8">
+    <w:lvl w:ilvl="2" w:tplc="2BA26CA0">
       <w:numFmt w:val="decimal"/>
       <w:lvlText w:val=""/>
       <w:lvlJc w:val="left"/>
     </w:lvl>
-    <w:lvl w:ilvl="3" w:tplc="D430C3BE">
+    <w:lvl w:ilvl="3" w:tplc="AA142E82">
       <w:numFmt w:val="decimal"/>
       <w:lvlText w:val=""/>
       <w:lvlJc w:val="left"/>
     </w:lvl>
-    <w:lvl w:ilvl="4" w:tplc="E68AD866">
+    <w:lvl w:ilvl="4" w:tplc="ADB694DC">
       <w:numFmt w:val="decimal"/>
       <w:lvlText w:val=""/>
       <w:lvlJc w:val="left"/>
     </w:lvl>
-    <w:lvl w:ilvl="5" w:tplc="5B60D950">
+    <w:lvl w:ilvl="5" w:tplc="26E81C08">
       <w:numFmt w:val="decimal"/>
       <w:lvlText w:val=""/>
       <w:lvlJc w:val="left"/>
     </w:lvl>
-    <w:lvl w:ilvl="6" w:tplc="7646DC5C">
+    <w:lvl w:ilvl="6" w:tplc="A5CAD63A">
       <w:numFmt w:val="decimal"/>
       <w:lvlText w:val=""/>
       <w:lvlJc w:val="left"/>
     </w:lvl>
-    <w:lvl w:ilvl="7" w:tplc="2ED03F40">
+    <w:lvl w:ilvl="7" w:tplc="089C8A9C">
       <w:numFmt w:val="decimal"/>
       <w:lvlText w:val=""/>
       <w:lvlJc w:val="left"/>
     </w:lvl>
-    <w:lvl w:ilvl="8" w:tplc="CB389DBA">
+    <w:lvl w:ilvl="8" w:tplc="0F5801EC">
       <w:numFmt w:val="decimal"/>
       <w:lvlText w:val=""/>
       <w:lvlJc w:val="left"/>
     </w:lvl>
   </w:abstractNum>
-  <w:abstractNum w:abstractNumId="21" w15:restartNumberingAfterBreak="0">
-    <w:nsid w:val="7D6134BF"/>
-    <w:multiLevelType w:val="hybridMultilevel"/>
-    <w:tmpl w:val="718099E6"/>
-    <w:lvl w:ilvl="0" w:tplc="87D6C5BC">
-      <w:start w:val="1"/>
-      <w:numFmt w:val="bullet"/>
-      <w:lvlText w:val="•"/>
-      <w:lvlJc w:val="left"/>
-      <w:pPr>
-        <w:ind w:left="460" w:hanging="280"/>
-      </w:pPr>
-    </w:lvl>
-    <w:lvl w:ilvl="1" w:tplc="6D5AAC3E">
-      <w:start w:val="1"/>
-      <w:numFmt w:val="bullet"/>
-      <w:lvlText w:val="–"/>
-      <w:lvlJc w:val="left"/>
-      <w:pPr>
-        <w:ind w:left="900" w:hanging="280"/>
-      </w:pPr>
-    </w:lvl>
-    <w:lvl w:ilvl="2" w:tplc="7BB08F3E">
-      <w:numFmt w:val="decimal"/>
-      <w:lvlText w:val=""/>
-      <w:lvlJc w:val="left"/>
-    </w:lvl>
-    <w:lvl w:ilvl="3" w:tplc="C8726C6E">
-      <w:numFmt w:val="decimal"/>
-      <w:lvlText w:val=""/>
-      <w:lvlJc w:val="left"/>
-    </w:lvl>
-    <w:lvl w:ilvl="4" w:tplc="4EDA50B0">
-      <w:numFmt w:val="decimal"/>
-      <w:lvlText w:val=""/>
-      <w:lvlJc w:val="left"/>
-    </w:lvl>
-    <w:lvl w:ilvl="5" w:tplc="EDD0E52C">
-      <w:numFmt w:val="decimal"/>
-      <w:lvlText w:val=""/>
-      <w:lvlJc w:val="left"/>
-    </w:lvl>
-    <w:lvl w:ilvl="6" w:tplc="71FEAC50">
-      <w:numFmt w:val="decimal"/>
-      <w:lvlText w:val=""/>
-      <w:lvlJc w:val="left"/>
-    </w:lvl>
-    <w:lvl w:ilvl="7" w:tplc="092C54DC">
-      <w:numFmt w:val="decimal"/>
-      <w:lvlText w:val=""/>
-      <w:lvlJc w:val="left"/>
-    </w:lvl>
-    <w:lvl w:ilvl="8" w:tplc="DD743FB2">
-      <w:numFmt w:val="decimal"/>
-      <w:lvlText w:val=""/>
-      <w:lvlJc w:val="left"/>
-    </w:lvl>
-  </w:abstractNum>
-  <w:num w:numId="1" w16cid:durableId="1219591408">
+  <w:num w:numId="1" w16cid:durableId="1964070867">
+    <w:abstractNumId w:val="12"/>
+    <w:lvlOverride w:ilvl="0">
+      <w:startOverride w:val="1"/>
+    </w:lvlOverride>
+  </w:num>
+  <w:num w:numId="2" w16cid:durableId="344208738">
+    <w:abstractNumId w:val="20"/>
+    <w:lvlOverride w:ilvl="0">
+      <w:startOverride w:val="1"/>
+    </w:lvlOverride>
+  </w:num>
+  <w:num w:numId="3" w16cid:durableId="1602253384">
+    <w:abstractNumId w:val="14"/>
+    <w:lvlOverride w:ilvl="0">
+      <w:startOverride w:val="1"/>
+    </w:lvlOverride>
+  </w:num>
+  <w:num w:numId="4" w16cid:durableId="2007048082">
+    <w:abstractNumId w:val="1"/>
+    <w:lvlOverride w:ilvl="0">
+      <w:startOverride w:val="1"/>
+    </w:lvlOverride>
+  </w:num>
+  <w:num w:numId="5" w16cid:durableId="12340594">
+    <w:abstractNumId w:val="8"/>
+    <w:lvlOverride w:ilvl="0">
+      <w:startOverride w:val="1"/>
+    </w:lvlOverride>
+  </w:num>
+  <w:num w:numId="6" w16cid:durableId="1755860554">
+    <w:abstractNumId w:val="15"/>
+    <w:lvlOverride w:ilvl="0">
+      <w:startOverride w:val="1"/>
+    </w:lvlOverride>
+  </w:num>
+  <w:num w:numId="7" w16cid:durableId="1127046948">
+    <w:abstractNumId w:val="13"/>
+    <w:lvlOverride w:ilvl="0">
+      <w:startOverride w:val="1"/>
+    </w:lvlOverride>
+  </w:num>
+  <w:num w:numId="8" w16cid:durableId="943924334">
+    <w:abstractNumId w:val="21"/>
+    <w:lvlOverride w:ilvl="0">
+      <w:startOverride w:val="1"/>
+    </w:lvlOverride>
+  </w:num>
+  <w:num w:numId="9" w16cid:durableId="184295103">
+    <w:abstractNumId w:val="17"/>
+    <w:lvlOverride w:ilvl="0">
+      <w:startOverride w:val="1"/>
+    </w:lvlOverride>
+  </w:num>
+  <w:num w:numId="10" w16cid:durableId="918447444">
+    <w:abstractNumId w:val="5"/>
+    <w:lvlOverride w:ilvl="0">
+      <w:startOverride w:val="1"/>
+    </w:lvlOverride>
+  </w:num>
+  <w:num w:numId="11" w16cid:durableId="380252633">
+    <w:abstractNumId w:val="9"/>
+    <w:lvlOverride w:ilvl="0">
+      <w:startOverride w:val="1"/>
+    </w:lvlOverride>
+  </w:num>
+  <w:num w:numId="12" w16cid:durableId="1970932845">
     <w:abstractNumId w:val="19"/>
     <w:lvlOverride w:ilvl="0">
       <w:startOverride w:val="1"/>
     </w:lvlOverride>
   </w:num>
-  <w:num w:numId="2" w16cid:durableId="1158838667">
-    <w:abstractNumId w:val="21"/>
+  <w:num w:numId="13" w16cid:durableId="948320566">
+    <w:abstractNumId w:val="18"/>
     <w:lvlOverride w:ilvl="0">
       <w:startOverride w:val="1"/>
     </w:lvlOverride>
   </w:num>
-  <w:num w:numId="3" w16cid:durableId="67728189">
+  <w:num w:numId="14" w16cid:durableId="1178930822">
+    <w:abstractNumId w:val="2"/>
+    <w:lvlOverride w:ilvl="0">
+      <w:startOverride w:val="1"/>
+    </w:lvlOverride>
+  </w:num>
+  <w:num w:numId="15" w16cid:durableId="1908298336">
+    <w:abstractNumId w:val="7"/>
+    <w:lvlOverride w:ilvl="0">
+      <w:startOverride w:val="1"/>
+    </w:lvlOverride>
+  </w:num>
+  <w:num w:numId="16" w16cid:durableId="949122740">
+    <w:abstractNumId w:val="6"/>
+    <w:lvlOverride w:ilvl="0">
+      <w:startOverride w:val="1"/>
+    </w:lvlOverride>
+  </w:num>
+  <w:num w:numId="17" w16cid:durableId="1395663866">
+    <w:abstractNumId w:val="11"/>
+    <w:lvlOverride w:ilvl="0">
+      <w:startOverride w:val="1"/>
+    </w:lvlOverride>
+  </w:num>
+  <w:num w:numId="18" w16cid:durableId="1594777739">
+    <w:abstractNumId w:val="0"/>
+    <w:lvlOverride w:ilvl="0">
+      <w:startOverride w:val="1"/>
+    </w:lvlOverride>
+  </w:num>
+  <w:num w:numId="19" w16cid:durableId="1434326274">
+    <w:abstractNumId w:val="10"/>
+    <w:lvlOverride w:ilvl="0">
+      <w:startOverride w:val="1"/>
+    </w:lvlOverride>
+  </w:num>
+  <w:num w:numId="20" w16cid:durableId="2064600002">
     <w:abstractNumId w:val="4"/>
     <w:lvlOverride w:ilvl="0">
       <w:startOverride w:val="1"/>
     </w:lvlOverride>
   </w:num>
-  <w:num w:numId="4" w16cid:durableId="2010281558">
-    <w:abstractNumId w:val="8"/>
-    <w:lvlOverride w:ilvl="0">
-      <w:startOverride w:val="1"/>
-    </w:lvlOverride>
-  </w:num>
-  <w:num w:numId="5" w16cid:durableId="1140877349">
-    <w:abstractNumId w:val="1"/>
-    <w:lvlOverride w:ilvl="0">
-      <w:startOverride w:val="1"/>
-    </w:lvlOverride>
-  </w:num>
-  <w:num w:numId="6" w16cid:durableId="445738392">
-    <w:abstractNumId w:val="11"/>
-    <w:lvlOverride w:ilvl="0">
-      <w:startOverride w:val="1"/>
-    </w:lvlOverride>
-  </w:num>
-  <w:num w:numId="7" w16cid:durableId="400567949">
-    <w:abstractNumId w:val="13"/>
-    <w:lvlOverride w:ilvl="0">
-      <w:startOverride w:val="1"/>
-    </w:lvlOverride>
-  </w:num>
-  <w:num w:numId="8" w16cid:durableId="973291197">
-    <w:abstractNumId w:val="15"/>
-    <w:lvlOverride w:ilvl="0">
-      <w:startOverride w:val="1"/>
-    </w:lvlOverride>
-  </w:num>
-  <w:num w:numId="9" w16cid:durableId="1155994426">
-    <w:abstractNumId w:val="2"/>
-    <w:lvlOverride w:ilvl="0">
-      <w:startOverride w:val="1"/>
-    </w:lvlOverride>
-  </w:num>
-  <w:num w:numId="10" w16cid:durableId="1200430885">
-    <w:abstractNumId w:val="9"/>
-    <w:lvlOverride w:ilvl="0">
-      <w:startOverride w:val="1"/>
-    </w:lvlOverride>
-  </w:num>
-  <w:num w:numId="11" w16cid:durableId="1049575873">
-    <w:abstractNumId w:val="7"/>
-    <w:lvlOverride w:ilvl="0">
-      <w:startOverride w:val="1"/>
-    </w:lvlOverride>
-  </w:num>
-  <w:num w:numId="12" w16cid:durableId="1178620875">
-    <w:abstractNumId w:val="17"/>
-    <w:lvlOverride w:ilvl="0">
-      <w:startOverride w:val="1"/>
-    </w:lvlOverride>
-  </w:num>
-  <w:num w:numId="13" w16cid:durableId="842208054">
-    <w:abstractNumId w:val="6"/>
-    <w:lvlOverride w:ilvl="0">
-      <w:startOverride w:val="1"/>
-    </w:lvlOverride>
-  </w:num>
-  <w:num w:numId="14" w16cid:durableId="364865415">
-    <w:abstractNumId w:val="12"/>
-    <w:lvlOverride w:ilvl="0">
-      <w:startOverride w:val="1"/>
-    </w:lvlOverride>
-  </w:num>
-  <w:num w:numId="15" w16cid:durableId="1888755242">
-    <w:abstractNumId w:val="3"/>
-    <w:lvlOverride w:ilvl="0">
-      <w:startOverride w:val="1"/>
-    </w:lvlOverride>
-  </w:num>
-  <w:num w:numId="16" w16cid:durableId="1517842560">
-    <w:abstractNumId w:val="14"/>
-    <w:lvlOverride w:ilvl="0">
-      <w:startOverride w:val="1"/>
-    </w:lvlOverride>
-  </w:num>
-  <w:num w:numId="17" w16cid:durableId="2107841933">
+  <w:num w:numId="21" w16cid:durableId="1210460071">
     <w:abstractNumId w:val="16"/>
     <w:lvlOverride w:ilvl="0">
       <w:startOverride w:val="1"/>
     </w:lvlOverride>
   </w:num>
-  <w:num w:numId="18" w16cid:durableId="30765334">
-    <w:abstractNumId w:val="20"/>
-    <w:lvlOverride w:ilvl="0">
-      <w:startOverride w:val="1"/>
-    </w:lvlOverride>
-  </w:num>
-  <w:num w:numId="19" w16cid:durableId="1828280424">
-    <w:abstractNumId w:val="10"/>
-    <w:lvlOverride w:ilvl="0">
-      <w:startOverride w:val="1"/>
-    </w:lvlOverride>
-  </w:num>
-  <w:num w:numId="20" w16cid:durableId="1100567203">
-    <w:abstractNumId w:val="5"/>
-    <w:lvlOverride w:ilvl="0">
-      <w:startOverride w:val="1"/>
-    </w:lvlOverride>
-  </w:num>
-  <w:num w:numId="21" w16cid:durableId="1314334540">
-    <w:abstractNumId w:val="0"/>
-    <w:lvlOverride w:ilvl="0">
-      <w:startOverride w:val="1"/>
-    </w:lvlOverride>
-  </w:num>
-  <w:num w:numId="22" w16cid:durableId="1186940379">
-    <w:abstractNumId w:val="18"/>
+  <w:num w:numId="22" w16cid:durableId="296299511">
+    <w:abstractNumId w:val="3"/>
     <w:lvlOverride w:ilvl="0">
       <w:startOverride w:val="1"/>
     </w:lvlOverride>
@@ -40020,7 +40041,7 @@
     <w:autoRedefine/>
     <w:uiPriority w:val="39"/>
     <w:unhideWhenUsed/>
-    <w:rsid w:val="0024343C"/>
+    <w:rsid w:val="00B87E6F"/>
     <w:pPr>
       <w:spacing w:after="100"/>
     </w:pPr>
@@ -40032,7 +40053,7 @@
     <w:autoRedefine/>
     <w:uiPriority w:val="39"/>
     <w:unhideWhenUsed/>
-    <w:rsid w:val="0024343C"/>
+    <w:rsid w:val="00B87E6F"/>
     <w:pPr>
       <w:spacing w:after="100"/>
       <w:ind w:left="210"/>

--- a/docs/manuals/Role_Guide_1_PI_Admin.docx
+++ b/docs/manuals/Role_Guide_1_PI_Admin.docx
@@ -69,7 +69,7 @@
           <w:left w:w="10" w:type="dxa"/>
           <w:right w:w="10" w:type="dxa"/>
         </w:tblCellMar>
-        <w:tblLook w:val="04A0" w:firstRow="1" w:lastRow="0" w:firstColumn="1" w:lastColumn="0" w:noHBand="0" w:noVBand="1"/>
+        <w:tblLook w:val="0000" w:firstRow="0" w:lastRow="0" w:firstColumn="0" w:lastColumn="0" w:noHBand="0" w:noVBand="0"/>
       </w:tblPr>
       <w:tblGrid>
         <w:gridCol w:w="2300"/>
@@ -469,7 +469,7 @@
                 <w:sz w:val="19"/>
                 <w:szCs w:val="19"/>
               </w:rPr>
-              <w:t>Version 1.8 · 21 September 2026</w:t>
+              <w:t>Version 1.9 · 22 September 2026</w:t>
             </w:r>
           </w:p>
         </w:tc>
@@ -538,7 +538,7 @@
     <w:sdt>
       <w:sdtPr>
         <w:alias w:val="Contents"/>
-        <w:id w:val="-317107756"/>
+        <w:id w:val="-996261008"/>
       </w:sdtPr>
       <w:sdtEndPr/>
       <w:sdtContent>
@@ -567,7 +567,7 @@
           <w:r>
             <w:fldChar w:fldCharType="separate"/>
           </w:r>
-          <w:hyperlink w:anchor="_Toc240923240" w:history="1">
+          <w:hyperlink w:anchor="_Toc240960760" w:history="1">
             <w:r>
               <w:rPr>
                 <w:rStyle w:val="Hyperlink"/>
@@ -591,7 +591,7 @@
               <w:rPr>
                 <w:noProof/>
               </w:rPr>
-              <w:instrText xml:space="preserve"> PAGEREF _Toc240923240 \h </w:instrText>
+              <w:instrText xml:space="preserve"> PAGEREF _Toc240960760 \h </w:instrText>
             </w:r>
             <w:r>
               <w:rPr>
@@ -634,7 +634,7 @@
               <w14:ligatures w14:val="standardContextual"/>
             </w:rPr>
           </w:pPr>
-          <w:hyperlink w:anchor="_Toc240923241" w:history="1">
+          <w:hyperlink w:anchor="_Toc240960761" w:history="1">
             <w:r>
               <w:rPr>
                 <w:rStyle w:val="Hyperlink"/>
@@ -658,7 +658,7 @@
               <w:rPr>
                 <w:noProof/>
               </w:rPr>
-              <w:instrText xml:space="preserve"> PAGEREF _Toc240923241 \h </w:instrText>
+              <w:instrText xml:space="preserve"> PAGEREF _Toc240960761 \h </w:instrText>
             </w:r>
             <w:r>
               <w:rPr>
@@ -701,7 +701,7 @@
               <w14:ligatures w14:val="standardContextual"/>
             </w:rPr>
           </w:pPr>
-          <w:hyperlink w:anchor="_Toc240923242" w:history="1">
+          <w:hyperlink w:anchor="_Toc240960762" w:history="1">
             <w:r>
               <w:rPr>
                 <w:rStyle w:val="Hyperlink"/>
@@ -725,7 +725,7 @@
               <w:rPr>
                 <w:noProof/>
               </w:rPr>
-              <w:instrText xml:space="preserve"> PAGEREF _Toc240923242 \h </w:instrText>
+              <w:instrText xml:space="preserve"> PAGEREF _Toc240960762 \h </w:instrText>
             </w:r>
             <w:r>
               <w:rPr>
@@ -768,7 +768,7 @@
               <w14:ligatures w14:val="standardContextual"/>
             </w:rPr>
           </w:pPr>
-          <w:hyperlink w:anchor="_Toc240923243" w:history="1">
+          <w:hyperlink w:anchor="_Toc240960763" w:history="1">
             <w:r>
               <w:rPr>
                 <w:rStyle w:val="Hyperlink"/>
@@ -792,7 +792,7 @@
               <w:rPr>
                 <w:noProof/>
               </w:rPr>
-              <w:instrText xml:space="preserve"> PAGEREF _Toc240923243 \h </w:instrText>
+              <w:instrText xml:space="preserve"> PAGEREF _Toc240960763 \h </w:instrText>
             </w:r>
             <w:r>
               <w:rPr>
@@ -835,7 +835,7 @@
               <w14:ligatures w14:val="standardContextual"/>
             </w:rPr>
           </w:pPr>
-          <w:hyperlink w:anchor="_Toc240923244" w:history="1">
+          <w:hyperlink w:anchor="_Toc240960764" w:history="1">
             <w:r>
               <w:rPr>
                 <w:rStyle w:val="Hyperlink"/>
@@ -859,7 +859,7 @@
               <w:rPr>
                 <w:noProof/>
               </w:rPr>
-              <w:instrText xml:space="preserve"> PAGEREF _Toc240923244 \h </w:instrText>
+              <w:instrText xml:space="preserve"> PAGEREF _Toc240960764 \h </w:instrText>
             </w:r>
             <w:r>
               <w:rPr>
@@ -902,7 +902,7 @@
               <w14:ligatures w14:val="standardContextual"/>
             </w:rPr>
           </w:pPr>
-          <w:hyperlink w:anchor="_Toc240923245" w:history="1">
+          <w:hyperlink w:anchor="_Toc240960765" w:history="1">
             <w:r>
               <w:rPr>
                 <w:rStyle w:val="Hyperlink"/>
@@ -926,7 +926,7 @@
               <w:rPr>
                 <w:noProof/>
               </w:rPr>
-              <w:instrText xml:space="preserve"> PAGEREF _Toc240923245 \h </w:instrText>
+              <w:instrText xml:space="preserve"> PAGEREF _Toc240960765 \h </w:instrText>
             </w:r>
             <w:r>
               <w:rPr>
@@ -969,7 +969,7 @@
               <w14:ligatures w14:val="standardContextual"/>
             </w:rPr>
           </w:pPr>
-          <w:hyperlink w:anchor="_Toc240923246" w:history="1">
+          <w:hyperlink w:anchor="_Toc240960766" w:history="1">
             <w:r>
               <w:rPr>
                 <w:rStyle w:val="Hyperlink"/>
@@ -993,7 +993,7 @@
               <w:rPr>
                 <w:noProof/>
               </w:rPr>
-              <w:instrText xml:space="preserve"> PAGEREF _Toc240923246 \h </w:instrText>
+              <w:instrText xml:space="preserve"> PAGEREF _Toc240960766 \h </w:instrText>
             </w:r>
             <w:r>
               <w:rPr>
@@ -1036,7 +1036,7 @@
               <w14:ligatures w14:val="standardContextual"/>
             </w:rPr>
           </w:pPr>
-          <w:hyperlink w:anchor="_Toc240923247" w:history="1">
+          <w:hyperlink w:anchor="_Toc240960767" w:history="1">
             <w:r>
               <w:rPr>
                 <w:rStyle w:val="Hyperlink"/>
@@ -1060,7 +1060,7 @@
               <w:rPr>
                 <w:noProof/>
               </w:rPr>
-              <w:instrText xml:space="preserve"> PAGEREF _Toc240923247 \h </w:instrText>
+              <w:instrText xml:space="preserve"> PAGEREF _Toc240960767 \h </w:instrText>
             </w:r>
             <w:r>
               <w:rPr>
@@ -1103,7 +1103,7 @@
               <w14:ligatures w14:val="standardContextual"/>
             </w:rPr>
           </w:pPr>
-          <w:hyperlink w:anchor="_Toc240923248" w:history="1">
+          <w:hyperlink w:anchor="_Toc240960768" w:history="1">
             <w:r>
               <w:rPr>
                 <w:rStyle w:val="Hyperlink"/>
@@ -1127,7 +1127,7 @@
               <w:rPr>
                 <w:noProof/>
               </w:rPr>
-              <w:instrText xml:space="preserve"> PAGEREF _Toc240923248 \h </w:instrText>
+              <w:instrText xml:space="preserve"> PAGEREF _Toc240960768 \h </w:instrText>
             </w:r>
             <w:r>
               <w:rPr>
@@ -1170,7 +1170,7 @@
               <w14:ligatures w14:val="standardContextual"/>
             </w:rPr>
           </w:pPr>
-          <w:hyperlink w:anchor="_Toc240923249" w:history="1">
+          <w:hyperlink w:anchor="_Toc240960769" w:history="1">
             <w:r>
               <w:rPr>
                 <w:rStyle w:val="Hyperlink"/>
@@ -1194,7 +1194,7 @@
               <w:rPr>
                 <w:noProof/>
               </w:rPr>
-              <w:instrText xml:space="preserve"> PAGEREF _Toc240923249 \h </w:instrText>
+              <w:instrText xml:space="preserve"> PAGEREF _Toc240960769 \h </w:instrText>
             </w:r>
             <w:r>
               <w:rPr>
@@ -1237,7 +1237,7 @@
               <w14:ligatures w14:val="standardContextual"/>
             </w:rPr>
           </w:pPr>
-          <w:hyperlink w:anchor="_Toc240923250" w:history="1">
+          <w:hyperlink w:anchor="_Toc240960770" w:history="1">
             <w:r>
               <w:rPr>
                 <w:rStyle w:val="Hyperlink"/>
@@ -1261,7 +1261,7 @@
               <w:rPr>
                 <w:noProof/>
               </w:rPr>
-              <w:instrText xml:space="preserve"> PAGEREF _Toc240923250 \h </w:instrText>
+              <w:instrText xml:space="preserve"> PAGEREF _Toc240960770 \h </w:instrText>
             </w:r>
             <w:r>
               <w:rPr>
@@ -1304,7 +1304,7 @@
               <w14:ligatures w14:val="standardContextual"/>
             </w:rPr>
           </w:pPr>
-          <w:hyperlink w:anchor="_Toc240923251" w:history="1">
+          <w:hyperlink w:anchor="_Toc240960771" w:history="1">
             <w:r>
               <w:rPr>
                 <w:rStyle w:val="Hyperlink"/>
@@ -1328,7 +1328,7 @@
               <w:rPr>
                 <w:noProof/>
               </w:rPr>
-              <w:instrText xml:space="preserve"> PAGEREF _Toc240923251 \h </w:instrText>
+              <w:instrText xml:space="preserve"> PAGEREF _Toc240960771 \h </w:instrText>
             </w:r>
             <w:r>
               <w:rPr>
@@ -1371,7 +1371,7 @@
               <w14:ligatures w14:val="standardContextual"/>
             </w:rPr>
           </w:pPr>
-          <w:hyperlink w:anchor="_Toc240923252" w:history="1">
+          <w:hyperlink w:anchor="_Toc240960772" w:history="1">
             <w:r>
               <w:rPr>
                 <w:rStyle w:val="Hyperlink"/>
@@ -1395,7 +1395,7 @@
               <w:rPr>
                 <w:noProof/>
               </w:rPr>
-              <w:instrText xml:space="preserve"> PAGEREF _Toc240923252 \h </w:instrText>
+              <w:instrText xml:space="preserve"> PAGEREF _Toc240960772 \h </w:instrText>
             </w:r>
             <w:r>
               <w:rPr>
@@ -1438,7 +1438,7 @@
               <w14:ligatures w14:val="standardContextual"/>
             </w:rPr>
           </w:pPr>
-          <w:hyperlink w:anchor="_Toc240923253" w:history="1">
+          <w:hyperlink w:anchor="_Toc240960773" w:history="1">
             <w:r>
               <w:rPr>
                 <w:rStyle w:val="Hyperlink"/>
@@ -1462,7 +1462,7 @@
               <w:rPr>
                 <w:noProof/>
               </w:rPr>
-              <w:instrText xml:space="preserve"> PAGEREF _Toc240923253 \h </w:instrText>
+              <w:instrText xml:space="preserve"> PAGEREF _Toc240960773 \h </w:instrText>
             </w:r>
             <w:r>
               <w:rPr>
@@ -1505,7 +1505,7 @@
               <w14:ligatures w14:val="standardContextual"/>
             </w:rPr>
           </w:pPr>
-          <w:hyperlink w:anchor="_Toc240923254" w:history="1">
+          <w:hyperlink w:anchor="_Toc240960774" w:history="1">
             <w:r>
               <w:rPr>
                 <w:rStyle w:val="Hyperlink"/>
@@ -1529,7 +1529,7 @@
               <w:rPr>
                 <w:noProof/>
               </w:rPr>
-              <w:instrText xml:space="preserve"> PAGEREF _Toc240923254 \h </w:instrText>
+              <w:instrText xml:space="preserve"> PAGEREF _Toc240960774 \h </w:instrText>
             </w:r>
             <w:r>
               <w:rPr>
@@ -1572,7 +1572,7 @@
               <w14:ligatures w14:val="standardContextual"/>
             </w:rPr>
           </w:pPr>
-          <w:hyperlink w:anchor="_Toc240923255" w:history="1">
+          <w:hyperlink w:anchor="_Toc240960775" w:history="1">
             <w:r>
               <w:rPr>
                 <w:rStyle w:val="Hyperlink"/>
@@ -1596,7 +1596,7 @@
               <w:rPr>
                 <w:noProof/>
               </w:rPr>
-              <w:instrText xml:space="preserve"> PAGEREF _Toc240923255 \h </w:instrText>
+              <w:instrText xml:space="preserve"> PAGEREF _Toc240960775 \h </w:instrText>
             </w:r>
             <w:r>
               <w:rPr>
@@ -1639,7 +1639,7 @@
               <w14:ligatures w14:val="standardContextual"/>
             </w:rPr>
           </w:pPr>
-          <w:hyperlink w:anchor="_Toc240923256" w:history="1">
+          <w:hyperlink w:anchor="_Toc240960776" w:history="1">
             <w:r>
               <w:rPr>
                 <w:rStyle w:val="Hyperlink"/>
@@ -1663,7 +1663,7 @@
               <w:rPr>
                 <w:noProof/>
               </w:rPr>
-              <w:instrText xml:space="preserve"> PAGEREF _Toc240923256 \h </w:instrText>
+              <w:instrText xml:space="preserve"> PAGEREF _Toc240960776 \h </w:instrText>
             </w:r>
             <w:r>
               <w:rPr>
@@ -1706,7 +1706,7 @@
               <w14:ligatures w14:val="standardContextual"/>
             </w:rPr>
           </w:pPr>
-          <w:hyperlink w:anchor="_Toc240923257" w:history="1">
+          <w:hyperlink w:anchor="_Toc240960777" w:history="1">
             <w:r>
               <w:rPr>
                 <w:rStyle w:val="Hyperlink"/>
@@ -1730,7 +1730,7 @@
               <w:rPr>
                 <w:noProof/>
               </w:rPr>
-              <w:instrText xml:space="preserve"> PAGEREF _Toc240923257 \h </w:instrText>
+              <w:instrText xml:space="preserve"> PAGEREF _Toc240960777 \h </w:instrText>
             </w:r>
             <w:r>
               <w:rPr>
@@ -1773,7 +1773,7 @@
               <w14:ligatures w14:val="standardContextual"/>
             </w:rPr>
           </w:pPr>
-          <w:hyperlink w:anchor="_Toc240923258" w:history="1">
+          <w:hyperlink w:anchor="_Toc240960778" w:history="1">
             <w:r>
               <w:rPr>
                 <w:rStyle w:val="Hyperlink"/>
@@ -1797,7 +1797,7 @@
               <w:rPr>
                 <w:noProof/>
               </w:rPr>
-              <w:instrText xml:space="preserve"> PAGEREF _Toc240923258 \h </w:instrText>
+              <w:instrText xml:space="preserve"> PAGEREF _Toc240960778 \h </w:instrText>
             </w:r>
             <w:r>
               <w:rPr>
@@ -1840,7 +1840,7 @@
               <w14:ligatures w14:val="standardContextual"/>
             </w:rPr>
           </w:pPr>
-          <w:hyperlink w:anchor="_Toc240923259" w:history="1">
+          <w:hyperlink w:anchor="_Toc240960779" w:history="1">
             <w:r>
               <w:rPr>
                 <w:rStyle w:val="Hyperlink"/>
@@ -1864,7 +1864,7 @@
               <w:rPr>
                 <w:noProof/>
               </w:rPr>
-              <w:instrText xml:space="preserve"> PAGEREF _Toc240923259 \h </w:instrText>
+              <w:instrText xml:space="preserve"> PAGEREF _Toc240960779 \h </w:instrText>
             </w:r>
             <w:r>
               <w:rPr>
@@ -1881,7 +1881,7 @@
               <w:rPr>
                 <w:noProof/>
               </w:rPr>
-              <w:t>19</w:t>
+              <w:t>20</w:t>
             </w:r>
             <w:r>
               <w:rPr>
@@ -1907,7 +1907,7 @@
               <w14:ligatures w14:val="standardContextual"/>
             </w:rPr>
           </w:pPr>
-          <w:hyperlink w:anchor="_Toc240923260" w:history="1">
+          <w:hyperlink w:anchor="_Toc240960780" w:history="1">
             <w:r>
               <w:rPr>
                 <w:rStyle w:val="Hyperlink"/>
@@ -1931,7 +1931,7 @@
               <w:rPr>
                 <w:noProof/>
               </w:rPr>
-              <w:instrText xml:space="preserve"> PAGEREF _Toc240923260 \h </w:instrText>
+              <w:instrText xml:space="preserve"> PAGEREF _Toc240960780 \h </w:instrText>
             </w:r>
             <w:r>
               <w:rPr>
@@ -1974,7 +1974,7 @@
               <w14:ligatures w14:val="standardContextual"/>
             </w:rPr>
           </w:pPr>
-          <w:hyperlink w:anchor="_Toc240923261" w:history="1">
+          <w:hyperlink w:anchor="_Toc240960781" w:history="1">
             <w:r>
               <w:rPr>
                 <w:rStyle w:val="Hyperlink"/>
@@ -1998,7 +1998,7 @@
               <w:rPr>
                 <w:noProof/>
               </w:rPr>
-              <w:instrText xml:space="preserve"> PAGEREF _Toc240923261 \h </w:instrText>
+              <w:instrText xml:space="preserve"> PAGEREF _Toc240960781 \h </w:instrText>
             </w:r>
             <w:r>
               <w:rPr>
@@ -2015,7 +2015,7 @@
               <w:rPr>
                 <w:noProof/>
               </w:rPr>
-              <w:t>22</w:t>
+              <w:t>23</w:t>
             </w:r>
             <w:r>
               <w:rPr>
@@ -2041,7 +2041,7 @@
               <w14:ligatures w14:val="standardContextual"/>
             </w:rPr>
           </w:pPr>
-          <w:hyperlink w:anchor="_Toc240923262" w:history="1">
+          <w:hyperlink w:anchor="_Toc240960782" w:history="1">
             <w:r>
               <w:rPr>
                 <w:rStyle w:val="Hyperlink"/>
@@ -2065,7 +2065,7 @@
               <w:rPr>
                 <w:noProof/>
               </w:rPr>
-              <w:instrText xml:space="preserve"> PAGEREF _Toc240923262 \h </w:instrText>
+              <w:instrText xml:space="preserve"> PAGEREF _Toc240960782 \h </w:instrText>
             </w:r>
             <w:r>
               <w:rPr>
@@ -2108,7 +2108,7 @@
               <w14:ligatures w14:val="standardContextual"/>
             </w:rPr>
           </w:pPr>
-          <w:hyperlink w:anchor="_Toc240923263" w:history="1">
+          <w:hyperlink w:anchor="_Toc240960783" w:history="1">
             <w:r>
               <w:rPr>
                 <w:rStyle w:val="Hyperlink"/>
@@ -2132,7 +2132,7 @@
               <w:rPr>
                 <w:noProof/>
               </w:rPr>
-              <w:instrText xml:space="preserve"> PAGEREF _Toc240923263 \h </w:instrText>
+              <w:instrText xml:space="preserve"> PAGEREF _Toc240960783 \h </w:instrText>
             </w:r>
             <w:r>
               <w:rPr>
@@ -2175,7 +2175,7 @@
               <w14:ligatures w14:val="standardContextual"/>
             </w:rPr>
           </w:pPr>
-          <w:hyperlink w:anchor="_Toc240923264" w:history="1">
+          <w:hyperlink w:anchor="_Toc240960784" w:history="1">
             <w:r>
               <w:rPr>
                 <w:rStyle w:val="Hyperlink"/>
@@ -2199,7 +2199,7 @@
               <w:rPr>
                 <w:noProof/>
               </w:rPr>
-              <w:instrText xml:space="preserve"> PAGEREF _Toc240923264 \h </w:instrText>
+              <w:instrText xml:space="preserve"> PAGEREF _Toc240960784 \h </w:instrText>
             </w:r>
             <w:r>
               <w:rPr>
@@ -2242,7 +2242,7 @@
               <w14:ligatures w14:val="standardContextual"/>
             </w:rPr>
           </w:pPr>
-          <w:hyperlink w:anchor="_Toc240923265" w:history="1">
+          <w:hyperlink w:anchor="_Toc240960785" w:history="1">
             <w:r>
               <w:rPr>
                 <w:rStyle w:val="Hyperlink"/>
@@ -2266,7 +2266,7 @@
               <w:rPr>
                 <w:noProof/>
               </w:rPr>
-              <w:instrText xml:space="preserve"> PAGEREF _Toc240923265 \h </w:instrText>
+              <w:instrText xml:space="preserve"> PAGEREF _Toc240960785 \h </w:instrText>
             </w:r>
             <w:r>
               <w:rPr>
@@ -2309,7 +2309,7 @@
               <w14:ligatures w14:val="standardContextual"/>
             </w:rPr>
           </w:pPr>
-          <w:hyperlink w:anchor="_Toc240923266" w:history="1">
+          <w:hyperlink w:anchor="_Toc240960786" w:history="1">
             <w:r>
               <w:rPr>
                 <w:rStyle w:val="Hyperlink"/>
@@ -2333,7 +2333,7 @@
               <w:rPr>
                 <w:noProof/>
               </w:rPr>
-              <w:instrText xml:space="preserve"> PAGEREF _Toc240923266 \h </w:instrText>
+              <w:instrText xml:space="preserve"> PAGEREF _Toc240960786 \h </w:instrText>
             </w:r>
             <w:r>
               <w:rPr>
@@ -2376,7 +2376,7 @@
               <w14:ligatures w14:val="standardContextual"/>
             </w:rPr>
           </w:pPr>
-          <w:hyperlink w:anchor="_Toc240923267" w:history="1">
+          <w:hyperlink w:anchor="_Toc240960787" w:history="1">
             <w:r>
               <w:rPr>
                 <w:rStyle w:val="Hyperlink"/>
@@ -2400,7 +2400,7 @@
               <w:rPr>
                 <w:noProof/>
               </w:rPr>
-              <w:instrText xml:space="preserve"> PAGEREF _Toc240923267 \h </w:instrText>
+              <w:instrText xml:space="preserve"> PAGEREF _Toc240960787 \h </w:instrText>
             </w:r>
             <w:r>
               <w:rPr>
@@ -2443,7 +2443,7 @@
               <w14:ligatures w14:val="standardContextual"/>
             </w:rPr>
           </w:pPr>
-          <w:hyperlink w:anchor="_Toc240923268" w:history="1">
+          <w:hyperlink w:anchor="_Toc240960788" w:history="1">
             <w:r>
               <w:rPr>
                 <w:rStyle w:val="Hyperlink"/>
@@ -2467,7 +2467,7 @@
               <w:rPr>
                 <w:noProof/>
               </w:rPr>
-              <w:instrText xml:space="preserve"> PAGEREF _Toc240923268 \h </w:instrText>
+              <w:instrText xml:space="preserve"> PAGEREF _Toc240960788 \h </w:instrText>
             </w:r>
             <w:r>
               <w:rPr>
@@ -2510,7 +2510,7 @@
               <w14:ligatures w14:val="standardContextual"/>
             </w:rPr>
           </w:pPr>
-          <w:hyperlink w:anchor="_Toc240923269" w:history="1">
+          <w:hyperlink w:anchor="_Toc240960789" w:history="1">
             <w:r>
               <w:rPr>
                 <w:rStyle w:val="Hyperlink"/>
@@ -2534,7 +2534,7 @@
               <w:rPr>
                 <w:noProof/>
               </w:rPr>
-              <w:instrText xml:space="preserve"> PAGEREF _Toc240923269 \h </w:instrText>
+              <w:instrText xml:space="preserve"> PAGEREF _Toc240960789 \h </w:instrText>
             </w:r>
             <w:r>
               <w:rPr>
@@ -2577,7 +2577,7 @@
               <w14:ligatures w14:val="standardContextual"/>
             </w:rPr>
           </w:pPr>
-          <w:hyperlink w:anchor="_Toc240923270" w:history="1">
+          <w:hyperlink w:anchor="_Toc240960790" w:history="1">
             <w:r>
               <w:rPr>
                 <w:rStyle w:val="Hyperlink"/>
@@ -2601,7 +2601,7 @@
               <w:rPr>
                 <w:noProof/>
               </w:rPr>
-              <w:instrText xml:space="preserve"> PAGEREF _Toc240923270 \h </w:instrText>
+              <w:instrText xml:space="preserve"> PAGEREF _Toc240960790 \h </w:instrText>
             </w:r>
             <w:r>
               <w:rPr>
@@ -2644,7 +2644,7 @@
               <w14:ligatures w14:val="standardContextual"/>
             </w:rPr>
           </w:pPr>
-          <w:hyperlink w:anchor="_Toc240923271" w:history="1">
+          <w:hyperlink w:anchor="_Toc240960791" w:history="1">
             <w:r>
               <w:rPr>
                 <w:rStyle w:val="Hyperlink"/>
@@ -2668,7 +2668,7 @@
               <w:rPr>
                 <w:noProof/>
               </w:rPr>
-              <w:instrText xml:space="preserve"> PAGEREF _Toc240923271 \h </w:instrText>
+              <w:instrText xml:space="preserve"> PAGEREF _Toc240960791 \h </w:instrText>
             </w:r>
             <w:r>
               <w:rPr>
@@ -2711,7 +2711,7 @@
               <w14:ligatures w14:val="standardContextual"/>
             </w:rPr>
           </w:pPr>
-          <w:hyperlink w:anchor="_Toc240923272" w:history="1">
+          <w:hyperlink w:anchor="_Toc240960792" w:history="1">
             <w:r>
               <w:rPr>
                 <w:rStyle w:val="Hyperlink"/>
@@ -2735,7 +2735,7 @@
               <w:rPr>
                 <w:noProof/>
               </w:rPr>
-              <w:instrText xml:space="preserve"> PAGEREF _Toc240923272 \h </w:instrText>
+              <w:instrText xml:space="preserve"> PAGEREF _Toc240960792 \h </w:instrText>
             </w:r>
             <w:r>
               <w:rPr>
@@ -2778,7 +2778,7 @@
               <w14:ligatures w14:val="standardContextual"/>
             </w:rPr>
           </w:pPr>
-          <w:hyperlink w:anchor="_Toc240923273" w:history="1">
+          <w:hyperlink w:anchor="_Toc240960793" w:history="1">
             <w:r>
               <w:rPr>
                 <w:rStyle w:val="Hyperlink"/>
@@ -2802,7 +2802,7 @@
               <w:rPr>
                 <w:noProof/>
               </w:rPr>
-              <w:instrText xml:space="preserve"> PAGEREF _Toc240923273 \h </w:instrText>
+              <w:instrText xml:space="preserve"> PAGEREF _Toc240960793 \h </w:instrText>
             </w:r>
             <w:r>
               <w:rPr>
@@ -2845,7 +2845,7 @@
               <w14:ligatures w14:val="standardContextual"/>
             </w:rPr>
           </w:pPr>
-          <w:hyperlink w:anchor="_Toc240923274" w:history="1">
+          <w:hyperlink w:anchor="_Toc240960794" w:history="1">
             <w:r>
               <w:rPr>
                 <w:rStyle w:val="Hyperlink"/>
@@ -2869,7 +2869,7 @@
               <w:rPr>
                 <w:noProof/>
               </w:rPr>
-              <w:instrText xml:space="preserve"> PAGEREF _Toc240923274 \h </w:instrText>
+              <w:instrText xml:space="preserve"> PAGEREF _Toc240960794 \h </w:instrText>
             </w:r>
             <w:r>
               <w:rPr>
@@ -2912,7 +2912,7 @@
               <w14:ligatures w14:val="standardContextual"/>
             </w:rPr>
           </w:pPr>
-          <w:hyperlink w:anchor="_Toc240923275" w:history="1">
+          <w:hyperlink w:anchor="_Toc240960795" w:history="1">
             <w:r>
               <w:rPr>
                 <w:rStyle w:val="Hyperlink"/>
@@ -2936,7 +2936,7 @@
               <w:rPr>
                 <w:noProof/>
               </w:rPr>
-              <w:instrText xml:space="preserve"> PAGEREF _Toc240923275 \h </w:instrText>
+              <w:instrText xml:space="preserve"> PAGEREF _Toc240960795 \h </w:instrText>
             </w:r>
             <w:r>
               <w:rPr>
@@ -2979,7 +2979,7 @@
               <w14:ligatures w14:val="standardContextual"/>
             </w:rPr>
           </w:pPr>
-          <w:hyperlink w:anchor="_Toc240923276" w:history="1">
+          <w:hyperlink w:anchor="_Toc240960796" w:history="1">
             <w:r>
               <w:rPr>
                 <w:rStyle w:val="Hyperlink"/>
@@ -3003,7 +3003,7 @@
               <w:rPr>
                 <w:noProof/>
               </w:rPr>
-              <w:instrText xml:space="preserve"> PAGEREF _Toc240923276 \h </w:instrText>
+              <w:instrText xml:space="preserve"> PAGEREF _Toc240960796 \h </w:instrText>
             </w:r>
             <w:r>
               <w:rPr>
@@ -3046,7 +3046,7 @@
               <w14:ligatures w14:val="standardContextual"/>
             </w:rPr>
           </w:pPr>
-          <w:hyperlink w:anchor="_Toc240923277" w:history="1">
+          <w:hyperlink w:anchor="_Toc240960797" w:history="1">
             <w:r>
               <w:rPr>
                 <w:rStyle w:val="Hyperlink"/>
@@ -3070,7 +3070,7 @@
               <w:rPr>
                 <w:noProof/>
               </w:rPr>
-              <w:instrText xml:space="preserve"> PAGEREF _Toc240923277 \h </w:instrText>
+              <w:instrText xml:space="preserve"> PAGEREF _Toc240960797 \h </w:instrText>
             </w:r>
             <w:r>
               <w:rPr>
@@ -3113,7 +3113,7 @@
               <w14:ligatures w14:val="standardContextual"/>
             </w:rPr>
           </w:pPr>
-          <w:hyperlink w:anchor="_Toc240923278" w:history="1">
+          <w:hyperlink w:anchor="_Toc240960798" w:history="1">
             <w:r>
               <w:rPr>
                 <w:rStyle w:val="Hyperlink"/>
@@ -3137,7 +3137,7 @@
               <w:rPr>
                 <w:noProof/>
               </w:rPr>
-              <w:instrText xml:space="preserve"> PAGEREF _Toc240923278 \h </w:instrText>
+              <w:instrText xml:space="preserve"> PAGEREF _Toc240960798 \h </w:instrText>
             </w:r>
             <w:r>
               <w:rPr>
@@ -3180,7 +3180,7 @@
               <w14:ligatures w14:val="standardContextual"/>
             </w:rPr>
           </w:pPr>
-          <w:hyperlink w:anchor="_Toc240923279" w:history="1">
+          <w:hyperlink w:anchor="_Toc240960799" w:history="1">
             <w:r>
               <w:rPr>
                 <w:rStyle w:val="Hyperlink"/>
@@ -3204,7 +3204,7 @@
               <w:rPr>
                 <w:noProof/>
               </w:rPr>
-              <w:instrText xml:space="preserve"> PAGEREF _Toc240923279 \h </w:instrText>
+              <w:instrText xml:space="preserve"> PAGEREF _Toc240960799 \h </w:instrText>
             </w:r>
             <w:r>
               <w:rPr>
@@ -3247,7 +3247,7 @@
               <w14:ligatures w14:val="standardContextual"/>
             </w:rPr>
           </w:pPr>
-          <w:hyperlink w:anchor="_Toc240923280" w:history="1">
+          <w:hyperlink w:anchor="_Toc240960800" w:history="1">
             <w:r>
               <w:rPr>
                 <w:rStyle w:val="Hyperlink"/>
@@ -3271,7 +3271,7 @@
               <w:rPr>
                 <w:noProof/>
               </w:rPr>
-              <w:instrText xml:space="preserve"> PAGEREF _Toc240923280 \h </w:instrText>
+              <w:instrText xml:space="preserve"> PAGEREF _Toc240960800 \h </w:instrText>
             </w:r>
             <w:r>
               <w:rPr>
@@ -3314,7 +3314,7 @@
               <w14:ligatures w14:val="standardContextual"/>
             </w:rPr>
           </w:pPr>
-          <w:hyperlink w:anchor="_Toc240923281" w:history="1">
+          <w:hyperlink w:anchor="_Toc240960801" w:history="1">
             <w:r>
               <w:rPr>
                 <w:rStyle w:val="Hyperlink"/>
@@ -3338,7 +3338,7 @@
               <w:rPr>
                 <w:noProof/>
               </w:rPr>
-              <w:instrText xml:space="preserve"> PAGEREF _Toc240923281 \h </w:instrText>
+              <w:instrText xml:space="preserve"> PAGEREF _Toc240960801 \h </w:instrText>
             </w:r>
             <w:r>
               <w:rPr>
@@ -3381,7 +3381,7 @@
               <w14:ligatures w14:val="standardContextual"/>
             </w:rPr>
           </w:pPr>
-          <w:hyperlink w:anchor="_Toc240923282" w:history="1">
+          <w:hyperlink w:anchor="_Toc240960802" w:history="1">
             <w:r>
               <w:rPr>
                 <w:rStyle w:val="Hyperlink"/>
@@ -3405,7 +3405,7 @@
               <w:rPr>
                 <w:noProof/>
               </w:rPr>
-              <w:instrText xml:space="preserve"> PAGEREF _Toc240923282 \h </w:instrText>
+              <w:instrText xml:space="preserve"> PAGEREF _Toc240960802 \h </w:instrText>
             </w:r>
             <w:r>
               <w:rPr>
@@ -3448,7 +3448,7 @@
               <w14:ligatures w14:val="standardContextual"/>
             </w:rPr>
           </w:pPr>
-          <w:hyperlink w:anchor="_Toc240923283" w:history="1">
+          <w:hyperlink w:anchor="_Toc240960803" w:history="1">
             <w:r>
               <w:rPr>
                 <w:rStyle w:val="Hyperlink"/>
@@ -3472,7 +3472,7 @@
               <w:rPr>
                 <w:noProof/>
               </w:rPr>
-              <w:instrText xml:space="preserve"> PAGEREF _Toc240923283 \h </w:instrText>
+              <w:instrText xml:space="preserve"> PAGEREF _Toc240960803 \h </w:instrText>
             </w:r>
             <w:r>
               <w:rPr>
@@ -3515,7 +3515,7 @@
               <w14:ligatures w14:val="standardContextual"/>
             </w:rPr>
           </w:pPr>
-          <w:hyperlink w:anchor="_Toc240923284" w:history="1">
+          <w:hyperlink w:anchor="_Toc240960804" w:history="1">
             <w:r>
               <w:rPr>
                 <w:rStyle w:val="Hyperlink"/>
@@ -3539,7 +3539,7 @@
               <w:rPr>
                 <w:noProof/>
               </w:rPr>
-              <w:instrText xml:space="preserve"> PAGEREF _Toc240923284 \h </w:instrText>
+              <w:instrText xml:space="preserve"> PAGEREF _Toc240960804 \h </w:instrText>
             </w:r>
             <w:r>
               <w:rPr>
@@ -3582,7 +3582,7 @@
               <w14:ligatures w14:val="standardContextual"/>
             </w:rPr>
           </w:pPr>
-          <w:hyperlink w:anchor="_Toc240923285" w:history="1">
+          <w:hyperlink w:anchor="_Toc240960805" w:history="1">
             <w:r>
               <w:rPr>
                 <w:rStyle w:val="Hyperlink"/>
@@ -3606,7 +3606,7 @@
               <w:rPr>
                 <w:noProof/>
               </w:rPr>
-              <w:instrText xml:space="preserve"> PAGEREF _Toc240923285 \h </w:instrText>
+              <w:instrText xml:space="preserve"> PAGEREF _Toc240960805 \h </w:instrText>
             </w:r>
             <w:r>
               <w:rPr>
@@ -3649,7 +3649,7 @@
               <w14:ligatures w14:val="standardContextual"/>
             </w:rPr>
           </w:pPr>
-          <w:hyperlink w:anchor="_Toc240923286" w:history="1">
+          <w:hyperlink w:anchor="_Toc240960806" w:history="1">
             <w:r>
               <w:rPr>
                 <w:rStyle w:val="Hyperlink"/>
@@ -3673,7 +3673,7 @@
               <w:rPr>
                 <w:noProof/>
               </w:rPr>
-              <w:instrText xml:space="preserve"> PAGEREF _Toc240923286 \h </w:instrText>
+              <w:instrText xml:space="preserve"> PAGEREF _Toc240960806 \h </w:instrText>
             </w:r>
             <w:r>
               <w:rPr>
@@ -3716,7 +3716,7 @@
               <w14:ligatures w14:val="standardContextual"/>
             </w:rPr>
           </w:pPr>
-          <w:hyperlink w:anchor="_Toc240923287" w:history="1">
+          <w:hyperlink w:anchor="_Toc240960807" w:history="1">
             <w:r>
               <w:rPr>
                 <w:rStyle w:val="Hyperlink"/>
@@ -3740,7 +3740,7 @@
               <w:rPr>
                 <w:noProof/>
               </w:rPr>
-              <w:instrText xml:space="preserve"> PAGEREF _Toc240923287 \h </w:instrText>
+              <w:instrText xml:space="preserve"> PAGEREF _Toc240960807 \h </w:instrText>
             </w:r>
             <w:r>
               <w:rPr>
@@ -3783,7 +3783,7 @@
               <w14:ligatures w14:val="standardContextual"/>
             </w:rPr>
           </w:pPr>
-          <w:hyperlink w:anchor="_Toc240923288" w:history="1">
+          <w:hyperlink w:anchor="_Toc240960808" w:history="1">
             <w:r>
               <w:rPr>
                 <w:rStyle w:val="Hyperlink"/>
@@ -3807,7 +3807,7 @@
               <w:rPr>
                 <w:noProof/>
               </w:rPr>
-              <w:instrText xml:space="preserve"> PAGEREF _Toc240923288 \h </w:instrText>
+              <w:instrText xml:space="preserve"> PAGEREF _Toc240960808 \h </w:instrText>
             </w:r>
             <w:r>
               <w:rPr>
@@ -3850,7 +3850,7 @@
               <w14:ligatures w14:val="standardContextual"/>
             </w:rPr>
           </w:pPr>
-          <w:hyperlink w:anchor="_Toc240923289" w:history="1">
+          <w:hyperlink w:anchor="_Toc240960809" w:history="1">
             <w:r>
               <w:rPr>
                 <w:rStyle w:val="Hyperlink"/>
@@ -3874,7 +3874,7 @@
               <w:rPr>
                 <w:noProof/>
               </w:rPr>
-              <w:instrText xml:space="preserve"> PAGEREF _Toc240923289 \h </w:instrText>
+              <w:instrText xml:space="preserve"> PAGEREF _Toc240960809 \h </w:instrText>
             </w:r>
             <w:r>
               <w:rPr>
@@ -3917,7 +3917,7 @@
               <w14:ligatures w14:val="standardContextual"/>
             </w:rPr>
           </w:pPr>
-          <w:hyperlink w:anchor="_Toc240923290" w:history="1">
+          <w:hyperlink w:anchor="_Toc240960810" w:history="1">
             <w:r>
               <w:rPr>
                 <w:rStyle w:val="Hyperlink"/>
@@ -3941,7 +3941,7 @@
               <w:rPr>
                 <w:noProof/>
               </w:rPr>
-              <w:instrText xml:space="preserve"> PAGEREF _Toc240923290 \h </w:instrText>
+              <w:instrText xml:space="preserve"> PAGEREF _Toc240960810 \h </w:instrText>
             </w:r>
             <w:r>
               <w:rPr>
@@ -3984,7 +3984,7 @@
               <w14:ligatures w14:val="standardContextual"/>
             </w:rPr>
           </w:pPr>
-          <w:hyperlink w:anchor="_Toc240923291" w:history="1">
+          <w:hyperlink w:anchor="_Toc240960811" w:history="1">
             <w:r>
               <w:rPr>
                 <w:rStyle w:val="Hyperlink"/>
@@ -4008,7 +4008,7 @@
               <w:rPr>
                 <w:noProof/>
               </w:rPr>
-              <w:instrText xml:space="preserve"> PAGEREF _Toc240923291 \h </w:instrText>
+              <w:instrText xml:space="preserve"> PAGEREF _Toc240960811 \h </w:instrText>
             </w:r>
             <w:r>
               <w:rPr>
@@ -4051,7 +4051,7 @@
               <w14:ligatures w14:val="standardContextual"/>
             </w:rPr>
           </w:pPr>
-          <w:hyperlink w:anchor="_Toc240923292" w:history="1">
+          <w:hyperlink w:anchor="_Toc240960812" w:history="1">
             <w:r>
               <w:rPr>
                 <w:rStyle w:val="Hyperlink"/>
@@ -4075,7 +4075,7 @@
               <w:rPr>
                 <w:noProof/>
               </w:rPr>
-              <w:instrText xml:space="preserve"> PAGEREF _Toc240923292 \h </w:instrText>
+              <w:instrText xml:space="preserve"> PAGEREF _Toc240960812 \h </w:instrText>
             </w:r>
             <w:r>
               <w:rPr>
@@ -4118,7 +4118,7 @@
               <w14:ligatures w14:val="standardContextual"/>
             </w:rPr>
           </w:pPr>
-          <w:hyperlink w:anchor="_Toc240923293" w:history="1">
+          <w:hyperlink w:anchor="_Toc240960813" w:history="1">
             <w:r>
               <w:rPr>
                 <w:rStyle w:val="Hyperlink"/>
@@ -4142,7 +4142,7 @@
               <w:rPr>
                 <w:noProof/>
               </w:rPr>
-              <w:instrText xml:space="preserve"> PAGEREF _Toc240923293 \h </w:instrText>
+              <w:instrText xml:space="preserve"> PAGEREF _Toc240960813 \h </w:instrText>
             </w:r>
             <w:r>
               <w:rPr>
@@ -4185,7 +4185,7 @@
               <w14:ligatures w14:val="standardContextual"/>
             </w:rPr>
           </w:pPr>
-          <w:hyperlink w:anchor="_Toc240923294" w:history="1">
+          <w:hyperlink w:anchor="_Toc240960814" w:history="1">
             <w:r>
               <w:rPr>
                 <w:rStyle w:val="Hyperlink"/>
@@ -4209,7 +4209,7 @@
               <w:rPr>
                 <w:noProof/>
               </w:rPr>
-              <w:instrText xml:space="preserve"> PAGEREF _Toc240923294 \h </w:instrText>
+              <w:instrText xml:space="preserve"> PAGEREF _Toc240960814 \h </w:instrText>
             </w:r>
             <w:r>
               <w:rPr>
@@ -4252,7 +4252,7 @@
               <w14:ligatures w14:val="standardContextual"/>
             </w:rPr>
           </w:pPr>
-          <w:hyperlink w:anchor="_Toc240923295" w:history="1">
+          <w:hyperlink w:anchor="_Toc240960815" w:history="1">
             <w:r>
               <w:rPr>
                 <w:rStyle w:val="Hyperlink"/>
@@ -4276,7 +4276,7 @@
               <w:rPr>
                 <w:noProof/>
               </w:rPr>
-              <w:instrText xml:space="preserve"> PAGEREF _Toc240923295 \h </w:instrText>
+              <w:instrText xml:space="preserve"> PAGEREF _Toc240960815 \h </w:instrText>
             </w:r>
             <w:r>
               <w:rPr>
@@ -4319,7 +4319,7 @@
               <w14:ligatures w14:val="standardContextual"/>
             </w:rPr>
           </w:pPr>
-          <w:hyperlink w:anchor="_Toc240923296" w:history="1">
+          <w:hyperlink w:anchor="_Toc240960816" w:history="1">
             <w:r>
               <w:rPr>
                 <w:rStyle w:val="Hyperlink"/>
@@ -4343,7 +4343,7 @@
               <w:rPr>
                 <w:noProof/>
               </w:rPr>
-              <w:instrText xml:space="preserve"> PAGEREF _Toc240923296 \h </w:instrText>
+              <w:instrText xml:space="preserve"> PAGEREF _Toc240960816 \h </w:instrText>
             </w:r>
             <w:r>
               <w:rPr>
@@ -4386,7 +4386,7 @@
               <w14:ligatures w14:val="standardContextual"/>
             </w:rPr>
           </w:pPr>
-          <w:hyperlink w:anchor="_Toc240923297" w:history="1">
+          <w:hyperlink w:anchor="_Toc240960817" w:history="1">
             <w:r>
               <w:rPr>
                 <w:rStyle w:val="Hyperlink"/>
@@ -4410,7 +4410,7 @@
               <w:rPr>
                 <w:noProof/>
               </w:rPr>
-              <w:instrText xml:space="preserve"> PAGEREF _Toc240923297 \h </w:instrText>
+              <w:instrText xml:space="preserve"> PAGEREF _Toc240960817 \h </w:instrText>
             </w:r>
             <w:r>
               <w:rPr>
@@ -4453,7 +4453,7 @@
               <w14:ligatures w14:val="standardContextual"/>
             </w:rPr>
           </w:pPr>
-          <w:hyperlink w:anchor="_Toc240923298" w:history="1">
+          <w:hyperlink w:anchor="_Toc240960818" w:history="1">
             <w:r>
               <w:rPr>
                 <w:rStyle w:val="Hyperlink"/>
@@ -4477,7 +4477,7 @@
               <w:rPr>
                 <w:noProof/>
               </w:rPr>
-              <w:instrText xml:space="preserve"> PAGEREF _Toc240923298 \h </w:instrText>
+              <w:instrText xml:space="preserve"> PAGEREF _Toc240960818 \h </w:instrText>
             </w:r>
             <w:r>
               <w:rPr>
@@ -4516,7 +4516,7 @@
         <w:pStyle w:val="Heading1"/>
         <w:pageBreakBefore/>
       </w:pPr>
-      <w:bookmarkStart w:id="0" w:name="_Toc240923240"/>
+      <w:bookmarkStart w:id="0" w:name="_Toc240960760"/>
       <w:r>
         <w:lastRenderedPageBreak/>
         <w:t>1. Your role at a glance</w:t>
@@ -4676,7 +4676,7 @@
           <w:left w:w="10" w:type="dxa"/>
           <w:right w:w="10" w:type="dxa"/>
         </w:tblCellMar>
-        <w:tblLook w:val="04A0" w:firstRow="1" w:lastRow="0" w:firstColumn="1" w:lastColumn="0" w:noHBand="0" w:noVBand="1"/>
+        <w:tblLook w:val="0000" w:firstRow="0" w:lastRow="0" w:firstColumn="0" w:lastColumn="0" w:noHBand="0" w:noVBand="0"/>
       </w:tblPr>
       <w:tblGrid>
         <w:gridCol w:w="9412"/>
@@ -4736,7 +4736,7 @@
         <w:pStyle w:val="Heading1"/>
         <w:pageBreakBefore/>
       </w:pPr>
-      <w:bookmarkStart w:id="1" w:name="_Toc240923241"/>
+      <w:bookmarkStart w:id="1" w:name="_Toc240960761"/>
       <w:r>
         <w:lastRenderedPageBreak/>
         <w:t>2. Signing in and your screens</w:t>
@@ -4747,7 +4747,7 @@
       <w:pPr>
         <w:pStyle w:val="Heading2"/>
       </w:pPr>
-      <w:bookmarkStart w:id="2" w:name="_Toc240923242"/>
+      <w:bookmarkStart w:id="2" w:name="_Toc240960762"/>
       <w:r>
         <w:t>Signing in</w:t>
       </w:r>
@@ -4830,7 +4830,7 @@
           <w:noProof/>
         </w:rPr>
         <w:drawing>
-          <wp:inline distT="0" distB="0" distL="0" distR="0">
+          <wp:inline distT="0" distB="0" distL="0" distR="0" wp14:anchorId="377032F3" wp14:editId="665F69B2">
             <wp:extent cx="5334000" cy="2333625"/>
             <wp:effectExtent l="0" t="0" r="0" b="0"/>
             <wp:docPr id="1" name="adm_login.jpg" descr="The sign-in screen for all internal staff." title="The sign-in screen for all internal staff."/>
@@ -4938,7 +4938,7 @@
           <w:left w:w="10" w:type="dxa"/>
           <w:right w:w="10" w:type="dxa"/>
         </w:tblCellMar>
-        <w:tblLook w:val="04A0" w:firstRow="1" w:lastRow="0" w:firstColumn="1" w:lastColumn="0" w:noHBand="0" w:noVBand="1"/>
+        <w:tblLook w:val="0000" w:firstRow="0" w:lastRow="0" w:firstColumn="0" w:lastColumn="0" w:noHBand="0" w:noVBand="0"/>
       </w:tblPr>
       <w:tblGrid>
         <w:gridCol w:w="9412"/>
@@ -4997,7 +4997,7 @@
       <w:pPr>
         <w:pStyle w:val="Heading2"/>
       </w:pPr>
-      <w:bookmarkStart w:id="3" w:name="_Toc240923243"/>
+      <w:bookmarkStart w:id="3" w:name="_Toc240960763"/>
       <w:r>
         <w:t>Finding your way around</w:t>
       </w:r>
@@ -5182,7 +5182,7 @@
         </w:rPr>
         <w:lastRenderedPageBreak/>
         <w:drawing>
-          <wp:inline distT="0" distB="0" distL="0" distR="0">
+          <wp:inline distT="0" distB="0" distL="0" distR="0" wp14:anchorId="7566AE33" wp14:editId="7F35C0E0">
             <wp:extent cx="5715000" cy="1876425"/>
             <wp:effectExtent l="0" t="0" r="0" b="0"/>
             <wp:docPr id="2" name="adm_not_your_role.jpg" descr="Opening a screen outside your role (for example from an old bookmark) shows this card instead of the screen." title="Opening a screen outside your role (for example from an old bookmark) shows this card instead of the screen."/>
@@ -5251,7 +5251,7 @@
       <w:pPr>
         <w:pStyle w:val="Heading2"/>
       </w:pPr>
-      <w:bookmarkStart w:id="4" w:name="_Toc240923244"/>
+      <w:bookmarkStart w:id="4" w:name="_Toc240960764"/>
       <w:r>
         <w:t>Your screens</w:t>
       </w:r>
@@ -5272,7 +5272,7 @@
           <w:left w:w="10" w:type="dxa"/>
           <w:right w:w="10" w:type="dxa"/>
         </w:tblCellMar>
-        <w:tblLook w:val="04A0" w:firstRow="1" w:lastRow="0" w:firstColumn="1" w:lastColumn="0" w:noHBand="0" w:noVBand="1"/>
+        <w:tblLook w:val="0000" w:firstRow="0" w:lastRow="0" w:firstColumn="0" w:lastColumn="0" w:noHBand="0" w:noVBand="0"/>
       </w:tblPr>
       <w:tblGrid>
         <w:gridCol w:w="2824"/>
@@ -5990,7 +5990,7 @@
       <w:pPr>
         <w:pStyle w:val="Heading2"/>
       </w:pPr>
-      <w:bookmarkStart w:id="5" w:name="_Toc240923245"/>
+      <w:bookmarkStart w:id="5" w:name="_Toc240960765"/>
       <w:r>
         <w:t>Changing your password</w:t>
       </w:r>
@@ -6074,7 +6074,7 @@
         </w:rPr>
         <w:lastRenderedPageBreak/>
         <w:drawing>
-          <wp:inline distT="0" distB="0" distL="0" distR="0">
+          <wp:inline distT="0" distB="0" distL="0" distR="0" wp14:anchorId="4C35565F" wp14:editId="353F643D">
             <wp:extent cx="5334000" cy="2171700"/>
             <wp:effectExtent l="0" t="0" r="0" b="0"/>
             <wp:docPr id="3" name="adm_account.jpg" descr="Change Password screen." title="Change Password screen."/>
@@ -6162,7 +6162,7 @@
         <w:pStyle w:val="Heading1"/>
         <w:pageBreakBefore/>
       </w:pPr>
-      <w:bookmarkStart w:id="6" w:name="_Toc240923246"/>
+      <w:bookmarkStart w:id="6" w:name="_Toc240960766"/>
       <w:r>
         <w:lastRenderedPageBreak/>
         <w:t>3. Your routine</w:t>
@@ -6192,7 +6192,7 @@
           <w:left w:w="10" w:type="dxa"/>
           <w:right w:w="10" w:type="dxa"/>
         </w:tblCellMar>
-        <w:tblLook w:val="04A0" w:firstRow="1" w:lastRow="0" w:firstColumn="1" w:lastColumn="0" w:noHBand="0" w:noVBand="1"/>
+        <w:tblLook w:val="0000" w:firstRow="0" w:lastRow="0" w:firstColumn="0" w:lastColumn="0" w:noHBand="0" w:noVBand="0"/>
       </w:tblPr>
       <w:tblGrid>
         <w:gridCol w:w="2071"/>
@@ -6506,7 +6506,7 @@
         <w:pStyle w:val="Heading1"/>
         <w:pageBreakBefore/>
       </w:pPr>
-      <w:bookmarkStart w:id="7" w:name="_Toc240923247"/>
+      <w:bookmarkStart w:id="7" w:name="_Toc240960767"/>
       <w:r>
         <w:lastRenderedPageBreak/>
         <w:t>4. Step-by-step tasks</w:t>
@@ -6517,7 +6517,7 @@
       <w:pPr>
         <w:pStyle w:val="Heading2"/>
       </w:pPr>
-      <w:bookmarkStart w:id="8" w:name="_Toc240923248"/>
+      <w:bookmarkStart w:id="8" w:name="_Toc240960768"/>
       <w:r>
         <w:t>4.1 Creating staff accounts for the whole team</w:t>
       </w:r>
@@ -6773,7 +6773,7 @@
       <w:pPr>
         <w:pStyle w:val="Heading2"/>
       </w:pPr>
-      <w:bookmarkStart w:id="9" w:name="_Toc240923249"/>
+      <w:bookmarkStart w:id="9" w:name="_Toc240960769"/>
       <w:r>
         <w:t>4.2 Reading the dashboards</w:t>
       </w:r>
@@ -6799,7 +6799,7 @@
         </w:rPr>
         <w:lastRenderedPageBreak/>
         <w:drawing>
-          <wp:inline distT="0" distB="0" distL="0" distR="0">
+          <wp:inline distT="0" distB="0" distL="0" distR="0" wp14:anchorId="5BF536F3" wp14:editId="6949EA5B">
             <wp:extent cx="5715000" cy="3571875"/>
             <wp:effectExtent l="0" t="0" r="0" b="0"/>
             <wp:docPr id="4" name="adm_exec_dashboard.jpg" descr="Executive Dashboard: completions against the 400 / 60 / 50–75 targets, days to data lock, spend, and the lowest-filled strata." title="Executive Dashboard: completions against the 400 / 60 / 50–75 targets, days to data lock, spend, and the lowest-filled strata."/>
@@ -6879,7 +6879,7 @@
           <w:left w:w="10" w:type="dxa"/>
           <w:right w:w="10" w:type="dxa"/>
         </w:tblCellMar>
-        <w:tblLook w:val="04A0" w:firstRow="1" w:lastRow="0" w:firstColumn="1" w:lastColumn="0" w:noHBand="0" w:noVBand="1"/>
+        <w:tblLook w:val="0000" w:firstRow="0" w:lastRow="0" w:firstColumn="0" w:lastColumn="0" w:noHBand="0" w:noVBand="0"/>
       </w:tblPr>
       <w:tblGrid>
         <w:gridCol w:w="1694"/>
@@ -7405,7 +7405,7 @@
           <w:left w:w="10" w:type="dxa"/>
           <w:right w:w="10" w:type="dxa"/>
         </w:tblCellMar>
-        <w:tblLook w:val="04A0" w:firstRow="1" w:lastRow="0" w:firstColumn="1" w:lastColumn="0" w:noHBand="0" w:noVBand="1"/>
+        <w:tblLook w:val="0000" w:firstRow="0" w:lastRow="0" w:firstColumn="0" w:lastColumn="0" w:noHBand="0" w:noVBand="0"/>
       </w:tblPr>
       <w:tblGrid>
         <w:gridCol w:w="9412"/>
@@ -7464,7 +7464,7 @@
       <w:pPr>
         <w:pStyle w:val="Heading2"/>
       </w:pPr>
-      <w:bookmarkStart w:id="10" w:name="_Toc240923250"/>
+      <w:bookmarkStart w:id="10" w:name="_Toc240960770"/>
       <w:r>
         <w:t>4.3 Using Reports (analytics and charts)</w:t>
       </w:r>
@@ -7505,7 +7505,7 @@
         </w:rPr>
         <w:lastRenderedPageBreak/>
         <w:drawing>
-          <wp:inline distT="0" distB="0" distL="0" distR="0">
+          <wp:inline distT="0" distB="0" distL="0" distR="0" wp14:anchorId="53B09C58" wp14:editId="396ABC67">
             <wp:extent cx="5334000" cy="3333750"/>
             <wp:effectExtent l="0" t="0" r="0" b="0"/>
             <wp:docPr id="5" name="adm_reports_top.jpg" descr="Reports: headline figures for the chosen period." title="Reports: headline figures for the chosen period."/>
@@ -7647,7 +7647,7 @@
           <w:noProof/>
         </w:rPr>
         <w:drawing>
-          <wp:inline distT="0" distB="0" distL="0" distR="0">
+          <wp:inline distT="0" distB="0" distL="0" distR="0" wp14:anchorId="4ECA8C7D" wp14:editId="4B7C85C7">
             <wp:extent cx="5334000" cy="3409950"/>
             <wp:effectExtent l="0" t="0" r="0" b="0"/>
             <wp:docPr id="6" name="adm_reports_funnel.jpg" descr="Case funnel: each case counted once at every stage it has reached." title="Case funnel: each case counted once at every stage it has reached."/>
@@ -7747,7 +7747,7 @@
         </w:rPr>
         <w:lastRenderedPageBreak/>
         <w:drawing>
-          <wp:inline distT="0" distB="0" distL="0" distR="0">
+          <wp:inline distT="0" distB="0" distL="0" distR="0" wp14:anchorId="0325127E" wp14:editId="40430E2A">
             <wp:extent cx="5334000" cy="3248025"/>
             <wp:effectExtent l="0" t="0" r="0" b="0"/>
             <wp:docPr id="7" name="adm_reports_funnel_table.jpg" descr="The same chart as a table." title="The same chart as a table."/>
@@ -7846,7 +7846,7 @@
           <w:noProof/>
         </w:rPr>
         <w:drawing>
-          <wp:inline distT="0" distB="0" distL="0" distR="0">
+          <wp:inline distT="0" distB="0" distL="0" distR="0" wp14:anchorId="67834969" wp14:editId="32A41E0F">
             <wp:extent cx="5334000" cy="2628900"/>
             <wp:effectExtent l="0" t="0" r="0" b="0"/>
             <wp:docPr id="8" name="adm_reports_coverage.jpg" descr="Coverage by group." title="Coverage by group."/>
@@ -7946,7 +7946,7 @@
         </w:rPr>
         <w:lastRenderedPageBreak/>
         <w:drawing>
-          <wp:inline distT="0" distB="0" distL="0" distR="0">
+          <wp:inline distT="0" distB="0" distL="0" distR="0" wp14:anchorId="5D21E1EA" wp14:editId="77E4BE3F">
             <wp:extent cx="5334000" cy="2600325"/>
             <wp:effectExtent l="0" t="0" r="0" b="0"/>
             <wp:docPr id="9" name="adm_reports_modes.jpg" descr="Administration modes." title="Administration modes."/>
@@ -8055,7 +8055,7 @@
           <w:noProof/>
         </w:rPr>
         <w:drawing>
-          <wp:inline distT="0" distB="0" distL="0" distR="0">
+          <wp:inline distT="0" distB="0" distL="0" distR="0" wp14:anchorId="1D637AD6" wp14:editId="0C6C38A4">
             <wp:extent cx="5334000" cy="2905125"/>
             <wp:effectExtent l="0" t="0" r="0" b="0"/>
             <wp:docPr id="10" name="adm_reports_duration.jpg" descr="Completion-time distribution." title="Completion-time distribution."/>
@@ -8137,7 +8137,7 @@
       <w:pPr>
         <w:pStyle w:val="Heading2"/>
       </w:pPr>
-      <w:bookmarkStart w:id="11" w:name="_Toc240923251"/>
+      <w:bookmarkStart w:id="11" w:name="_Toc240960771"/>
       <w:r>
         <w:t>4.4 Reassigning cases between Contact RAs</w:t>
       </w:r>
@@ -8259,7 +8259,7 @@
         </w:rPr>
         <w:lastRenderedPageBreak/>
         <w:drawing>
-          <wp:inline distT="0" distB="0" distL="0" distR="0">
+          <wp:inline distT="0" distB="0" distL="0" distR="0" wp14:anchorId="2EC59756" wp14:editId="6D4B9B13">
             <wp:extent cx="5334000" cy="771525"/>
             <wp:effectExtent l="0" t="0" r="0" b="0"/>
             <wp:docPr id="11" name="adm_reassign.jpg" descr="Reassign cases: the button shows how many cases will move." title="Reassign cases: the button shows how many cases will move."/>
@@ -8390,7 +8390,7 @@
           <w:left w:w="10" w:type="dxa"/>
           <w:right w:w="10" w:type="dxa"/>
         </w:tblCellMar>
-        <w:tblLook w:val="04A0" w:firstRow="1" w:lastRow="0" w:firstColumn="1" w:lastColumn="0" w:noHBand="0" w:noVBand="1"/>
+        <w:tblLook w:val="0000" w:firstRow="0" w:lastRow="0" w:firstColumn="0" w:lastColumn="0" w:noHBand="0" w:noVBand="0"/>
       </w:tblPr>
       <w:tblGrid>
         <w:gridCol w:w="9412"/>
@@ -8449,7 +8449,7 @@
       <w:pPr>
         <w:pStyle w:val="Heading2"/>
       </w:pPr>
-      <w:bookmarkStart w:id="12" w:name="_Toc240923252"/>
+      <w:bookmarkStart w:id="12" w:name="_Toc240960772"/>
       <w:r>
         <w:t>4.5 Pairing a Main case with its Reserve, and assigning a Contact RA</w:t>
       </w:r>
@@ -8522,7 +8522,7 @@
           <w:noProof/>
         </w:rPr>
         <w:drawing>
-          <wp:inline distT="0" distB="0" distL="0" distR="0">
+          <wp:inline distT="0" distB="0" distL="0" distR="0" wp14:anchorId="08892A22" wp14:editId="11220224">
             <wp:extent cx="5334000" cy="581025"/>
             <wp:effectExtent l="0" t="0" r="0" b="0"/>
             <wp:docPr id="12" name="adm_case_assign.jpg" descr="Assigned Contact RA." title="Assigned Contact RA."/>
@@ -8621,7 +8621,7 @@
           <w:noProof/>
         </w:rPr>
         <w:drawing>
-          <wp:inline distT="0" distB="0" distL="0" distR="0">
+          <wp:inline distT="0" distB="0" distL="0" distR="0" wp14:anchorId="60B8E3DC" wp14:editId="300A6563">
             <wp:extent cx="5334000" cy="685800"/>
             <wp:effectExtent l="0" t="0" r="0" b="0"/>
             <wp:docPr id="13" name="adm_case_reserve.jpg" descr="Matched Reserve case." title="Matched Reserve case."/>
@@ -8695,7 +8695,7 @@
       <w:pPr>
         <w:pStyle w:val="Heading2"/>
       </w:pPr>
-      <w:bookmarkStart w:id="13" w:name="_Toc240923253"/>
+      <w:bookmarkStart w:id="13" w:name="_Toc240960773"/>
       <w:r>
         <w:t>4.6 Moving cases through verification (bulk)</w:t>
       </w:r>
@@ -8796,7 +8796,7 @@
           <w:noProof/>
         </w:rPr>
         <w:drawing>
-          <wp:inline distT="0" distB="0" distL="0" distR="0">
+          <wp:inline distT="0" distB="0" distL="0" distR="0" wp14:anchorId="19E0411D" wp14:editId="4B2EA736">
             <wp:extent cx="5334000" cy="609600"/>
             <wp:effectExtent l="0" t="0" r="0" b="0"/>
             <wp:docPr id="14" name="adm_bulk_verification.jpg" descr="The bulk verification tool on the register." title="The bulk verification tool on the register."/>
@@ -8928,7 +8928,7 @@
           <w:left w:w="10" w:type="dxa"/>
           <w:right w:w="10" w:type="dxa"/>
         </w:tblCellMar>
-        <w:tblLook w:val="04A0" w:firstRow="1" w:lastRow="0" w:firstColumn="1" w:lastColumn="0" w:noHBand="0" w:noVBand="1"/>
+        <w:tblLook w:val="0000" w:firstRow="0" w:lastRow="0" w:firstColumn="0" w:lastColumn="0" w:noHBand="0" w:noVBand="0"/>
       </w:tblPr>
       <w:tblGrid>
         <w:gridCol w:w="9412"/>
@@ -8987,7 +8987,7 @@
       <w:pPr>
         <w:pStyle w:val="Heading2"/>
       </w:pPr>
-      <w:bookmarkStart w:id="14" w:name="_Toc240923254"/>
+      <w:bookmarkStart w:id="14" w:name="_Toc240960774"/>
       <w:r>
         <w:t>4.7 Downloading data</w:t>
       </w:r>
@@ -9004,7 +9004,7 @@
           <w:noProof/>
         </w:rPr>
         <w:drawing>
-          <wp:inline distT="0" distB="0" distL="0" distR="0">
+          <wp:inline distT="0" distB="0" distL="0" distR="0" wp14:anchorId="57D1ACDD" wp14:editId="21E189DB">
             <wp:extent cx="5715000" cy="3657600"/>
             <wp:effectExtent l="0" t="0" r="0" b="0"/>
             <wp:docPr id="15" name="adm_export.jpg" descr="Data Export." title="Data Export."/>
@@ -9084,7 +9084,7 @@
           <w:left w:w="10" w:type="dxa"/>
           <w:right w:w="10" w:type="dxa"/>
         </w:tblCellMar>
-        <w:tblLook w:val="04A0" w:firstRow="1" w:lastRow="0" w:firstColumn="1" w:lastColumn="0" w:noHBand="0" w:noVBand="1"/>
+        <w:tblLook w:val="0000" w:firstRow="0" w:lastRow="0" w:firstColumn="0" w:lastColumn="0" w:noHBand="0" w:noVBand="0"/>
       </w:tblPr>
       <w:tblGrid>
         <w:gridCol w:w="2541"/>
@@ -9747,7 +9747,7 @@
           <w:left w:w="10" w:type="dxa"/>
           <w:right w:w="10" w:type="dxa"/>
         </w:tblCellMar>
-        <w:tblLook w:val="04A0" w:firstRow="1" w:lastRow="0" w:firstColumn="1" w:lastColumn="0" w:noHBand="0" w:noVBand="1"/>
+        <w:tblLook w:val="0000" w:firstRow="0" w:lastRow="0" w:firstColumn="0" w:lastColumn="0" w:noHBand="0" w:noVBand="0"/>
       </w:tblPr>
       <w:tblGrid>
         <w:gridCol w:w="9412"/>
@@ -9806,7 +9806,7 @@
       <w:pPr>
         <w:pStyle w:val="Heading2"/>
       </w:pPr>
-      <w:bookmarkStart w:id="15" w:name="_Toc240923255"/>
+      <w:bookmarkStart w:id="15" w:name="_Toc240960775"/>
       <w:r>
         <w:t>4.8 Checking the audit log</w:t>
       </w:r>
@@ -9894,7 +9894,7 @@
           <w:noProof/>
         </w:rPr>
         <w:drawing>
-          <wp:inline distT="0" distB="0" distL="0" distR="0">
+          <wp:inline distT="0" distB="0" distL="0" distR="0" wp14:anchorId="64725BCA" wp14:editId="12384E4B">
             <wp:extent cx="5334000" cy="3333750"/>
             <wp:effectExtent l="0" t="0" r="0" b="0"/>
             <wp:docPr id="16" name="adm_audit.jpg" descr="Audit Log, newest first." title="Audit Log, newest first."/>
@@ -10011,7 +10011,7 @@
       <w:pPr>
         <w:pStyle w:val="Heading2"/>
       </w:pPr>
-      <w:bookmarkStart w:id="16" w:name="_Toc240923256"/>
+      <w:bookmarkStart w:id="16" w:name="_Toc240960776"/>
       <w:r>
         <w:lastRenderedPageBreak/>
         <w:t>4.9 Recording a withdrawal</w:t>
@@ -10103,7 +10103,7 @@
           <w:noProof/>
         </w:rPr>
         <w:drawing>
-          <wp:inline distT="0" distB="0" distL="0" distR="0">
+          <wp:inline distT="0" distB="0" distL="0" distR="0" wp14:anchorId="15205B08" wp14:editId="1550F5D6">
             <wp:extent cx="5334000" cy="1409700"/>
             <wp:effectExtent l="0" t="0" r="0" b="0"/>
             <wp:docPr id="17" name="adm_case_withdrawal.jpg" descr="Record a withdrawal." title="Record a withdrawal."/>
@@ -10241,7 +10241,7 @@
           <w:left w:w="10" w:type="dxa"/>
           <w:right w:w="10" w:type="dxa"/>
         </w:tblCellMar>
-        <w:tblLook w:val="04A0" w:firstRow="1" w:lastRow="0" w:firstColumn="1" w:lastColumn="0" w:noHBand="0" w:noVBand="1"/>
+        <w:tblLook w:val="0000" w:firstRow="0" w:lastRow="0" w:firstColumn="0" w:lastColumn="0" w:noHBand="0" w:noVBand="0"/>
       </w:tblPr>
       <w:tblGrid>
         <w:gridCol w:w="9412"/>
@@ -10364,7 +10364,7 @@
       <w:pPr>
         <w:pStyle w:val="Heading2"/>
       </w:pPr>
-      <w:bookmarkStart w:id="17" w:name="_Toc240923257"/>
+      <w:bookmarkStart w:id="17" w:name="_Toc240960777"/>
       <w:r>
         <w:t>4.10 Activating a Reserve case</w:t>
       </w:r>
@@ -10412,7 +10412,7 @@
           <w:noProof/>
         </w:rPr>
         <w:drawing>
-          <wp:inline distT="0" distB="0" distL="0" distR="0">
+          <wp:inline distT="0" distB="0" distL="0" distR="0" wp14:anchorId="5DF3C17F" wp14:editId="6B530C29">
             <wp:extent cx="5334000" cy="2505075"/>
             <wp:effectExtent l="0" t="0" r="0" b="0"/>
             <wp:docPr id="18" name="adm_reserve.jpg" descr="Reserve Activation." title="Reserve Activation."/>
@@ -10609,7 +10609,7 @@
       <w:pPr>
         <w:pStyle w:val="Heading2"/>
       </w:pPr>
-      <w:bookmarkStart w:id="18" w:name="_Toc240923258"/>
+      <w:bookmarkStart w:id="18" w:name="_Toc240960778"/>
       <w:r>
         <w:t>4.11 Building a pre-interview profile (PROIT), with AI research</w:t>
       </w:r>
@@ -10718,7 +10718,7 @@
           <w:noProof/>
         </w:rPr>
         <w:drawing>
-          <wp:inline distT="0" distB="0" distL="0" distR="0">
+          <wp:inline distT="0" distB="0" distL="0" distR="0" wp14:anchorId="6C0677BA" wp14:editId="4F2C1E12">
             <wp:extent cx="3971925" cy="4953000"/>
             <wp:effectExtent l="0" t="0" r="0" b="0"/>
             <wp:docPr id="19" name="proit_ai_research.jpg" descr="AI research: proposals to review, each with its sources." title="AI research: proposals to review, each with its sources."/>
@@ -10882,18 +10882,18 @@
       <w:tblPr>
         <w:tblW w:w="9412" w:type="dxa"/>
         <w:tblBorders>
-          <w:top w:val="single" w:sz="2" w:space="0" w:color="FBF1E1"/>
-          <w:left w:val="single" w:sz="24" w:space="0" w:color="D9A441"/>
-          <w:bottom w:val="single" w:sz="2" w:space="0" w:color="FBF1E1"/>
-          <w:right w:val="single" w:sz="2" w:space="0" w:color="FBF1E1"/>
-          <w:insideH w:val="single" w:sz="4" w:space="0" w:color="FBF1E1"/>
-          <w:insideV w:val="single" w:sz="4" w:space="0" w:color="FBF1E1"/>
+          <w:top w:val="single" w:sz="2" w:space="0" w:color="EAF2FA"/>
+          <w:left w:val="single" w:sz="24" w:space="0" w:color="2A6FB0"/>
+          <w:bottom w:val="single" w:sz="2" w:space="0" w:color="EAF2FA"/>
+          <w:right w:val="single" w:sz="2" w:space="0" w:color="EAF2FA"/>
+          <w:insideH w:val="single" w:sz="4" w:space="0" w:color="EAF2FA"/>
+          <w:insideV w:val="single" w:sz="4" w:space="0" w:color="EAF2FA"/>
         </w:tblBorders>
         <w:tblCellMar>
           <w:left w:w="10" w:type="dxa"/>
           <w:right w:w="10" w:type="dxa"/>
         </w:tblCellMar>
-        <w:tblLook w:val="04A0" w:firstRow="1" w:lastRow="0" w:firstColumn="1" w:lastColumn="0" w:noHBand="0" w:noVBand="1"/>
+        <w:tblLook w:val="0000" w:firstRow="0" w:lastRow="0" w:firstColumn="0" w:lastColumn="0" w:noHBand="0" w:noVBand="0"/>
       </w:tblPr>
       <w:tblGrid>
         <w:gridCol w:w="9412"/>
@@ -10911,6 +10911,63 @@
         <w:tc>
           <w:tcPr>
             <w:tcW w:w="9412" w:type="dxa"/>
+            <w:shd w:val="clear" w:color="auto" w:fill="EAF2FA"/>
+            <w:tcMar>
+              <w:top w:w="100" w:type="dxa"/>
+              <w:left w:w="180" w:type="dxa"/>
+              <w:bottom w:w="100" w:type="dxa"/>
+              <w:right w:w="160" w:type="dxa"/>
+            </w:tcMar>
+          </w:tcPr>
+          <w:p>
+            <w:pPr>
+              <w:spacing w:after="40"/>
+            </w:pPr>
+            <w:r>
+              <w:rPr>
+                <w:b/>
+                <w:bCs/>
+                <w:sz w:val="20"/>
+                <w:szCs w:val="20"/>
+              </w:rPr>
+              <w:t>Cost</w:t>
+            </w:r>
+          </w:p>
+          <w:p>
+            <w:pPr>
+              <w:spacing w:after="40" w:line="264" w:lineRule="auto"/>
+            </w:pPr>
+            <w:r>
+              <w:rPr>
+                <w:sz w:val="19"/>
+                <w:szCs w:val="19"/>
+              </w:rPr>
+              <w:t>PROIT research is a paid request on the study's AI account, run on a lower-cost model than document drafting (about USD 1-3 per organisation researched). Research the organisations that need it rather than re-running it on the same one.</w:t>
+            </w:r>
+          </w:p>
+        </w:tc>
+      </w:tr>
+      <w:tr>
+        <w:tblPrEx>
+          <w:tblBorders>
+            <w:top w:val="single" w:sz="2" w:space="0" w:color="FBF1E1"/>
+            <w:left w:val="single" w:sz="24" w:space="0" w:color="D9A441"/>
+            <w:bottom w:val="single" w:sz="2" w:space="0" w:color="FBF1E1"/>
+            <w:right w:val="single" w:sz="2" w:space="0" w:color="FBF1E1"/>
+            <w:insideH w:val="single" w:sz="4" w:space="0" w:color="FBF1E1"/>
+            <w:insideV w:val="single" w:sz="4" w:space="0" w:color="FBF1E1"/>
+          </w:tblBorders>
+          <w:tblCellMar>
+            <w:top w:w="0" w:type="dxa"/>
+            <w:bottom w:w="0" w:type="dxa"/>
+          </w:tblCellMar>
+        </w:tblPrEx>
+        <w:trPr>
+          <w:cantSplit/>
+        </w:trPr>
+        <w:tc>
+          <w:tcPr>
+            <w:tcW w:w="9412" w:type="dxa"/>
             <w:shd w:val="clear" w:color="auto" w:fill="FBF1E1"/>
             <w:tcMar>
               <w:top w:w="100" w:type="dxa"/>
@@ -11044,7 +11101,7 @@
           <w:noProof/>
         </w:rPr>
         <w:drawing>
-          <wp:inline distT="0" distB="0" distL="0" distR="0">
+          <wp:inline distT="0" distB="0" distL="0" distR="0" wp14:anchorId="6A8A69FC" wp14:editId="5B10D365">
             <wp:extent cx="5334000" cy="1781175"/>
             <wp:effectExtent l="0" t="0" r="0" b="0"/>
             <wp:docPr id="20" name="adm_case_proit_draft.jpg" descr="A draft profile: each fact needs at least one source." title="A draft profile: each fact needs at least one source."/>
@@ -11197,8 +11254,9 @@
       <w:pPr>
         <w:pStyle w:val="Heading2"/>
       </w:pPr>
-      <w:bookmarkStart w:id="19" w:name="_Toc240923259"/>
-      <w:r>
+      <w:bookmarkStart w:id="19" w:name="_Toc240960779"/>
+      <w:r>
+        <w:lastRenderedPageBreak/>
         <w:t>4.12 Verifying a profile with the respondent, and reconciling it afterwards</w:t>
       </w:r>
       <w:bookmarkEnd w:id="19"/>
@@ -11218,11 +11276,7 @@
         <w:t>Interview sheet</w:t>
       </w:r>
       <w:r>
-        <w:t xml:space="preserve"> is where you do both, and where the results are reconciled afterwards. It appears on the </w:t>
-      </w:r>
-      <w:r>
-        <w:lastRenderedPageBreak/>
-        <w:t>locked profile on the case page (coordinator and PI), on the case page of an assisted interview (Contact RA) and on the KII record (KII RA). Nothing here changes the public value.</w:t>
+        <w:t xml:space="preserve"> is where you do both, and where the results are reconciled afterwards. It appears on the locked profile on the case page (coordinator and PI), on the case page of an assisted interview (Contact RA) and on the KII record (KII RA). Nothing here changes the public value.</w:t>
       </w:r>
     </w:p>
     <w:p>
@@ -11289,7 +11343,7 @@
           <w:noProof/>
         </w:rPr>
         <w:drawing>
-          <wp:inline distT="0" distB="0" distL="0" distR="0">
+          <wp:inline distT="0" distB="0" distL="0" distR="0" wp14:anchorId="2F8AA448" wp14:editId="74CD28C8">
             <wp:extent cx="4752975" cy="4953000"/>
             <wp:effectExtent l="0" t="0" r="0" b="0"/>
             <wp:docPr id="21" name="proit_interview_sheet.jpg" descr="The interview sheet: confirm what is public, ask what is not." title="The interview sheet: confirm what is public, ask what is not."/>
@@ -11496,6 +11550,7 @@
         <w:pStyle w:val="Heading3"/>
       </w:pPr>
       <w:r>
+        <w:lastRenderedPageBreak/>
         <w:t>After the interview: reconcile (coordinator and PI)</w:t>
       </w:r>
     </w:p>
@@ -11552,9 +11607,8 @@
         <w:rPr>
           <w:noProof/>
         </w:rPr>
-        <w:lastRenderedPageBreak/>
         <w:drawing>
-          <wp:inline distT="0" distB="0" distL="0" distR="0">
+          <wp:inline distT="0" distB="0" distL="0" distR="0" wp14:anchorId="7DA27D8F" wp14:editId="5DB7CF5C">
             <wp:extent cx="5334000" cy="1152525"/>
             <wp:effectExtent l="0" t="0" r="0" b="0"/>
             <wp:docPr id="22" name="proit_reconcile.jpg" descr="Reconciling a corrected fact: the three values stay separate." title="Reconciling a corrected fact: the three values stay separate."/>
@@ -11705,7 +11759,7 @@
           <w:left w:w="10" w:type="dxa"/>
           <w:right w:w="10" w:type="dxa"/>
         </w:tblCellMar>
-        <w:tblLook w:val="04A0" w:firstRow="1" w:lastRow="0" w:firstColumn="1" w:lastColumn="0" w:noHBand="0" w:noVBand="1"/>
+        <w:tblLook w:val="0000" w:firstRow="0" w:lastRow="0" w:firstColumn="0" w:lastColumn="0" w:noHBand="0" w:noVBand="0"/>
       </w:tblPr>
       <w:tblGrid>
         <w:gridCol w:w="9412"/>
@@ -11792,7 +11846,7 @@
       <w:pPr>
         <w:pStyle w:val="Heading2"/>
       </w:pPr>
-      <w:bookmarkStart w:id="20" w:name="_Toc240923260"/>
+      <w:bookmarkStart w:id="20" w:name="_Toc240960780"/>
       <w:r>
         <w:t>4.13 Reviewing questionnaires in the QA Queue</w:t>
       </w:r>
@@ -11831,8 +11885,9 @@
         <w:rPr>
           <w:noProof/>
         </w:rPr>
+        <w:lastRenderedPageBreak/>
         <w:drawing>
-          <wp:inline distT="0" distB="0" distL="0" distR="0">
+          <wp:inline distT="0" distB="0" distL="0" distR="0" wp14:anchorId="6F9AD25D" wp14:editId="218520BD">
             <wp:extent cx="5334000" cy="3333750"/>
             <wp:effectExtent l="0" t="0" r="0" b="0"/>
             <wp:docPr id="23" name="qa_queue.jpg" descr="QUAN QA Queue with the KoboToolbox sync panel." title="QUAN QA Queue with the KoboToolbox sync panel."/>
@@ -11953,7 +12008,6 @@
         <w:spacing w:after="80" w:line="276" w:lineRule="auto"/>
       </w:pPr>
       <w:r>
-        <w:lastRenderedPageBreak/>
         <w:t xml:space="preserve">Write a </w:t>
       </w:r>
       <w:r>
@@ -12030,7 +12084,7 @@
           <w:left w:w="10" w:type="dxa"/>
           <w:right w:w="10" w:type="dxa"/>
         </w:tblCellMar>
-        <w:tblLook w:val="04A0" w:firstRow="1" w:lastRow="0" w:firstColumn="1" w:lastColumn="0" w:noHBand="0" w:noVBand="1"/>
+        <w:tblLook w:val="0000" w:firstRow="0" w:lastRow="0" w:firstColumn="0" w:lastColumn="0" w:noHBand="0" w:noVBand="0"/>
       </w:tblPr>
       <w:tblGrid>
         <w:gridCol w:w="2353"/>
@@ -12476,7 +12530,7 @@
           <w:left w:w="10" w:type="dxa"/>
           <w:right w:w="10" w:type="dxa"/>
         </w:tblCellMar>
-        <w:tblLook w:val="04A0" w:firstRow="1" w:lastRow="0" w:firstColumn="1" w:lastColumn="0" w:noHBand="0" w:noVBand="1"/>
+        <w:tblLook w:val="0000" w:firstRow="0" w:lastRow="0" w:firstColumn="0" w:lastColumn="0" w:noHBand="0" w:noVBand="0"/>
       </w:tblPr>
       <w:tblGrid>
         <w:gridCol w:w="9412"/>
@@ -12571,8 +12625,9 @@
       <w:pPr>
         <w:pStyle w:val="Heading2"/>
       </w:pPr>
-      <w:bookmarkStart w:id="21" w:name="_Toc240923261"/>
-      <w:r>
+      <w:bookmarkStart w:id="21" w:name="_Toc240960781"/>
+      <w:r>
+        <w:lastRenderedPageBreak/>
         <w:t>4.14 Working QA exceptions</w:t>
       </w:r>
       <w:bookmarkEnd w:id="21"/>
@@ -12634,9 +12689,8 @@
         <w:rPr>
           <w:noProof/>
         </w:rPr>
-        <w:lastRenderedPageBreak/>
         <w:drawing>
-          <wp:inline distT="0" distB="0" distL="0" distR="0">
+          <wp:inline distT="0" distB="0" distL="0" distR="0" wp14:anchorId="0B45BC51" wp14:editId="0D56381C">
             <wp:extent cx="5334000" cy="3333750"/>
             <wp:effectExtent l="0" t="0" r="0" b="0"/>
             <wp:docPr id="24" name="qa_exceptions.jpg" descr="QA Exception Queue." title="QA Exception Queue."/>
@@ -12832,7 +12886,7 @@
       <w:pPr>
         <w:pStyle w:val="Heading2"/>
       </w:pPr>
-      <w:bookmarkStart w:id="22" w:name="_Toc240923262"/>
+      <w:bookmarkStart w:id="22" w:name="_Toc240960782"/>
       <w:r>
         <w:t>4.15 Downloading or emailing completed forms (Form PDFs)</w:t>
       </w:r>
@@ -12883,7 +12937,7 @@
         </w:rPr>
         <w:lastRenderedPageBreak/>
         <w:drawing>
-          <wp:inline distT="0" distB="0" distL="0" distR="0">
+          <wp:inline distT="0" distB="0" distL="0" distR="0" wp14:anchorId="3FB344FE" wp14:editId="5B6A8E4D">
             <wp:extent cx="5334000" cy="3333750"/>
             <wp:effectExtent l="0" t="0" r="0" b="0"/>
             <wp:docPr id="25" name="adm_form_pdfs.jpg" descr="Completed form PDFs." title="Completed form PDFs."/>
@@ -13063,7 +13117,7 @@
           <w:left w:w="10" w:type="dxa"/>
           <w:right w:w="10" w:type="dxa"/>
         </w:tblCellMar>
-        <w:tblLook w:val="04A0" w:firstRow="1" w:lastRow="0" w:firstColumn="1" w:lastColumn="0" w:noHBand="0" w:noVBand="1"/>
+        <w:tblLook w:val="0000" w:firstRow="0" w:lastRow="0" w:firstColumn="0" w:lastColumn="0" w:noHBand="0" w:noVBand="0"/>
       </w:tblPr>
       <w:tblGrid>
         <w:gridCol w:w="9412"/>
@@ -13122,7 +13176,7 @@
       <w:pPr>
         <w:pStyle w:val="Heading2"/>
       </w:pPr>
-      <w:bookmarkStart w:id="23" w:name="_Toc240923263"/>
+      <w:bookmarkStart w:id="23" w:name="_Toc240960783"/>
       <w:r>
         <w:t>4.16 KoboToolbox: rotating credentials and changing forms</w:t>
       </w:r>
@@ -13232,7 +13286,7 @@
       <w:pPr>
         <w:pStyle w:val="Heading2"/>
       </w:pPr>
-      <w:bookmarkStart w:id="24" w:name="_Toc240923264"/>
+      <w:bookmarkStart w:id="24" w:name="_Toc240960784"/>
       <w:r>
         <w:t>4.17 Before the first live invitation</w:t>
       </w:r>
@@ -13348,7 +13402,7 @@
         <w:pStyle w:val="Heading1"/>
         <w:pageBreakBefore/>
       </w:pPr>
-      <w:bookmarkStart w:id="25" w:name="_Toc240923265"/>
+      <w:bookmarkStart w:id="25" w:name="_Toc240960785"/>
       <w:r>
         <w:lastRenderedPageBreak/>
         <w:t>5. Rules you must follow</w:t>
@@ -13499,7 +13553,7 @@
         <w:pStyle w:val="Heading1"/>
         <w:pageBreakBefore/>
       </w:pPr>
-      <w:bookmarkStart w:id="26" w:name="_Toc240923266"/>
+      <w:bookmarkStart w:id="26" w:name="_Toc240960786"/>
       <w:r>
         <w:lastRenderedPageBreak/>
         <w:t>6. Troubleshooting</w:t>
@@ -13521,7 +13575,7 @@
           <w:left w:w="10" w:type="dxa"/>
           <w:right w:w="10" w:type="dxa"/>
         </w:tblCellMar>
-        <w:tblLook w:val="04A0" w:firstRow="1" w:lastRow="0" w:firstColumn="1" w:lastColumn="0" w:noHBand="0" w:noVBand="1"/>
+        <w:tblLook w:val="0000" w:firstRow="0" w:lastRow="0" w:firstColumn="0" w:lastColumn="0" w:noHBand="0" w:noVBand="0"/>
       </w:tblPr>
       <w:tblGrid>
         <w:gridCol w:w="2635"/>
@@ -14541,7 +14595,7 @@
         <w:pStyle w:val="Heading1"/>
         <w:pageBreakBefore/>
       </w:pPr>
-      <w:bookmarkStart w:id="27" w:name="_Toc240923267"/>
+      <w:bookmarkStart w:id="27" w:name="_Toc240960787"/>
       <w:r>
         <w:lastRenderedPageBreak/>
         <w:t>7. Quick reference</w:t>
@@ -14563,7 +14617,7 @@
           <w:left w:w="10" w:type="dxa"/>
           <w:right w:w="10" w:type="dxa"/>
         </w:tblCellMar>
-        <w:tblLook w:val="04A0" w:firstRow="1" w:lastRow="0" w:firstColumn="1" w:lastColumn="0" w:noHBand="0" w:noVBand="1"/>
+        <w:tblLook w:val="0000" w:firstRow="0" w:lastRow="0" w:firstColumn="0" w:lastColumn="0" w:noHBand="0" w:noVBand="0"/>
       </w:tblPr>
       <w:tblGrid>
         <w:gridCol w:w="2824"/>
@@ -14940,7 +14994,7 @@
         <w:pStyle w:val="Heading1"/>
         <w:pageBreakBefore/>
       </w:pPr>
-      <w:bookmarkStart w:id="28" w:name="_Toc240923268"/>
+      <w:bookmarkStart w:id="28" w:name="_Toc240960788"/>
       <w:r>
         <w:lastRenderedPageBreak/>
         <w:t>8. Every screen and button for your role</w:t>
@@ -14970,7 +15024,7 @@
           <w:left w:w="10" w:type="dxa"/>
           <w:right w:w="10" w:type="dxa"/>
         </w:tblCellMar>
-        <w:tblLook w:val="04A0" w:firstRow="1" w:lastRow="0" w:firstColumn="1" w:lastColumn="0" w:noHBand="0" w:noVBand="1"/>
+        <w:tblLook w:val="0000" w:firstRow="0" w:lastRow="0" w:firstColumn="0" w:lastColumn="0" w:noHBand="0" w:noVBand="0"/>
       </w:tblPr>
       <w:tblGrid>
         <w:gridCol w:w="9412"/>
@@ -15054,7 +15108,7 @@
       <w:pPr>
         <w:pStyle w:val="Heading2"/>
       </w:pPr>
-      <w:bookmarkStart w:id="29" w:name="_Toc240923269"/>
+      <w:bookmarkStart w:id="29" w:name="_Toc240960789"/>
       <w:r>
         <w:t>8.1 Sign in</w:t>
       </w:r>
@@ -15117,7 +15171,7 @@
           <w:left w:w="10" w:type="dxa"/>
           <w:right w:w="10" w:type="dxa"/>
         </w:tblCellMar>
-        <w:tblLook w:val="04A0" w:firstRow="1" w:lastRow="0" w:firstColumn="1" w:lastColumn="0" w:noHBand="0" w:noVBand="1"/>
+        <w:tblLook w:val="0000" w:firstRow="0" w:lastRow="0" w:firstColumn="0" w:lastColumn="0" w:noHBand="0" w:noVBand="0"/>
       </w:tblPr>
       <w:tblGrid>
         <w:gridCol w:w="1882"/>
@@ -15567,7 +15621,7 @@
       <w:pPr>
         <w:pStyle w:val="Heading2"/>
       </w:pPr>
-      <w:bookmarkStart w:id="30" w:name="_Toc240923270"/>
+      <w:bookmarkStart w:id="30" w:name="_Toc240960790"/>
       <w:r>
         <w:t>8.2 The header and menu bar (every screen)</w:t>
       </w:r>
@@ -15630,7 +15684,7 @@
           <w:left w:w="10" w:type="dxa"/>
           <w:right w:w="10" w:type="dxa"/>
         </w:tblCellMar>
-        <w:tblLook w:val="04A0" w:firstRow="1" w:lastRow="0" w:firstColumn="1" w:lastColumn="0" w:noHBand="0" w:noVBand="1"/>
+        <w:tblLook w:val="0000" w:firstRow="0" w:lastRow="0" w:firstColumn="0" w:lastColumn="0" w:noHBand="0" w:noVBand="0"/>
       </w:tblPr>
       <w:tblGrid>
         <w:gridCol w:w="1882"/>
@@ -16291,7 +16345,7 @@
       <w:pPr>
         <w:pStyle w:val="Heading2"/>
       </w:pPr>
-      <w:bookmarkStart w:id="31" w:name="_Toc240923271"/>
+      <w:bookmarkStart w:id="31" w:name="_Toc240960791"/>
       <w:r>
         <w:t>8.3 Change Password</w:t>
       </w:r>
@@ -16354,7 +16408,7 @@
           <w:left w:w="10" w:type="dxa"/>
           <w:right w:w="10" w:type="dxa"/>
         </w:tblCellMar>
-        <w:tblLook w:val="04A0" w:firstRow="1" w:lastRow="0" w:firstColumn="1" w:lastColumn="0" w:noHBand="0" w:noVBand="1"/>
+        <w:tblLook w:val="0000" w:firstRow="0" w:lastRow="0" w:firstColumn="0" w:lastColumn="0" w:noHBand="0" w:noVBand="0"/>
       </w:tblPr>
       <w:tblGrid>
         <w:gridCol w:w="1882"/>
@@ -16911,7 +16965,7 @@
       <w:pPr>
         <w:pStyle w:val="Heading2"/>
       </w:pPr>
-      <w:bookmarkStart w:id="32" w:name="_Toc240923272"/>
+      <w:bookmarkStart w:id="32" w:name="_Toc240960792"/>
       <w:r>
         <w:t>8.4 Executive Dashboard</w:t>
       </w:r>
@@ -16974,7 +17028,7 @@
           <w:left w:w="10" w:type="dxa"/>
           <w:right w:w="10" w:type="dxa"/>
         </w:tblCellMar>
-        <w:tblLook w:val="04A0" w:firstRow="1" w:lastRow="0" w:firstColumn="1" w:lastColumn="0" w:noHBand="0" w:noVBand="1"/>
+        <w:tblLook w:val="0000" w:firstRow="0" w:lastRow="0" w:firstColumn="0" w:lastColumn="0" w:noHBand="0" w:noVBand="0"/>
       </w:tblPr>
       <w:tblGrid>
         <w:gridCol w:w="1882"/>
@@ -17425,7 +17479,7 @@
       <w:pPr>
         <w:pStyle w:val="Heading2"/>
       </w:pPr>
-      <w:bookmarkStart w:id="33" w:name="_Toc240923273"/>
+      <w:bookmarkStart w:id="33" w:name="_Toc240960793"/>
       <w:r>
         <w:t>8.5 Sampling Dashboard</w:t>
       </w:r>
@@ -17488,7 +17542,7 @@
           <w:left w:w="10" w:type="dxa"/>
           <w:right w:w="10" w:type="dxa"/>
         </w:tblCellMar>
-        <w:tblLook w:val="04A0" w:firstRow="1" w:lastRow="0" w:firstColumn="1" w:lastColumn="0" w:noHBand="0" w:noVBand="1"/>
+        <w:tblLook w:val="0000" w:firstRow="0" w:lastRow="0" w:firstColumn="0" w:lastColumn="0" w:noHBand="0" w:noVBand="0"/>
       </w:tblPr>
       <w:tblGrid>
         <w:gridCol w:w="1882"/>
@@ -17938,7 +17992,7 @@
       <w:pPr>
         <w:pStyle w:val="Heading2"/>
       </w:pPr>
-      <w:bookmarkStart w:id="34" w:name="_Toc240923274"/>
+      <w:bookmarkStart w:id="34" w:name="_Toc240960794"/>
       <w:r>
         <w:t>8.6 Contact Dashboard</w:t>
       </w:r>
@@ -18001,7 +18055,7 @@
           <w:left w:w="10" w:type="dxa"/>
           <w:right w:w="10" w:type="dxa"/>
         </w:tblCellMar>
-        <w:tblLook w:val="04A0" w:firstRow="1" w:lastRow="0" w:firstColumn="1" w:lastColumn="0" w:noHBand="0" w:noVBand="1"/>
+        <w:tblLook w:val="0000" w:firstRow="0" w:lastRow="0" w:firstColumn="0" w:lastColumn="0" w:noHBand="0" w:noVBand="0"/>
       </w:tblPr>
       <w:tblGrid>
         <w:gridCol w:w="1882"/>
@@ -18241,7 +18295,7 @@
       <w:pPr>
         <w:pStyle w:val="Heading2"/>
       </w:pPr>
-      <w:bookmarkStart w:id="35" w:name="_Toc240923275"/>
+      <w:bookmarkStart w:id="35" w:name="_Toc240960795"/>
       <w:r>
         <w:t>8.7 QA Dashboard</w:t>
       </w:r>
@@ -18304,7 +18358,7 @@
           <w:left w:w="10" w:type="dxa"/>
           <w:right w:w="10" w:type="dxa"/>
         </w:tblCellMar>
-        <w:tblLook w:val="04A0" w:firstRow="1" w:lastRow="0" w:firstColumn="1" w:lastColumn="0" w:noHBand="0" w:noVBand="1"/>
+        <w:tblLook w:val="0000" w:firstRow="0" w:lastRow="0" w:firstColumn="0" w:lastColumn="0" w:noHBand="0" w:noVBand="0"/>
       </w:tblPr>
       <w:tblGrid>
         <w:gridCol w:w="1882"/>
@@ -18862,7 +18916,7 @@
       <w:pPr>
         <w:pStyle w:val="Heading2"/>
       </w:pPr>
-      <w:bookmarkStart w:id="36" w:name="_Toc240923276"/>
+      <w:bookmarkStart w:id="36" w:name="_Toc240960796"/>
       <w:r>
         <w:t>8.8 KII / Document Dashboard</w:t>
       </w:r>
@@ -18925,7 +18979,7 @@
           <w:left w:w="10" w:type="dxa"/>
           <w:right w:w="10" w:type="dxa"/>
         </w:tblCellMar>
-        <w:tblLook w:val="04A0" w:firstRow="1" w:lastRow="0" w:firstColumn="1" w:lastColumn="0" w:noHBand="0" w:noVBand="1"/>
+        <w:tblLook w:val="0000" w:firstRow="0" w:lastRow="0" w:firstColumn="0" w:lastColumn="0" w:noHBand="0" w:noVBand="0"/>
       </w:tblPr>
       <w:tblGrid>
         <w:gridCol w:w="1882"/>
@@ -19272,7 +19326,7 @@
       <w:pPr>
         <w:pStyle w:val="Heading2"/>
       </w:pPr>
-      <w:bookmarkStart w:id="37" w:name="_Toc240923277"/>
+      <w:bookmarkStart w:id="37" w:name="_Toc240960797"/>
       <w:r>
         <w:t>8.9 Reports</w:t>
       </w:r>
@@ -19335,7 +19389,7 @@
           <w:left w:w="10" w:type="dxa"/>
           <w:right w:w="10" w:type="dxa"/>
         </w:tblCellMar>
-        <w:tblLook w:val="04A0" w:firstRow="1" w:lastRow="0" w:firstColumn="1" w:lastColumn="0" w:noHBand="0" w:noVBand="1"/>
+        <w:tblLook w:val="0000" w:firstRow="0" w:lastRow="0" w:firstColumn="0" w:lastColumn="0" w:noHBand="0" w:noVBand="0"/>
       </w:tblPr>
       <w:tblGrid>
         <w:gridCol w:w="1882"/>
@@ -19786,7 +19840,7 @@
       <w:pPr>
         <w:pStyle w:val="Heading2"/>
       </w:pPr>
-      <w:bookmarkStart w:id="38" w:name="_Toc240923278"/>
+      <w:bookmarkStart w:id="38" w:name="_Toc240960798"/>
       <w:r>
         <w:t>8.10 Main-400 Register (and Reserve)</w:t>
       </w:r>
@@ -19849,7 +19903,7 @@
           <w:left w:w="10" w:type="dxa"/>
           <w:right w:w="10" w:type="dxa"/>
         </w:tblCellMar>
-        <w:tblLook w:val="04A0" w:firstRow="1" w:lastRow="0" w:firstColumn="1" w:lastColumn="0" w:noHBand="0" w:noVBand="1"/>
+        <w:tblLook w:val="0000" w:firstRow="0" w:lastRow="0" w:firstColumn="0" w:lastColumn="0" w:noHBand="0" w:noVBand="0"/>
       </w:tblPr>
       <w:tblGrid>
         <w:gridCol w:w="1882"/>
@@ -20719,7 +20773,7 @@
       <w:pPr>
         <w:pStyle w:val="Heading2"/>
       </w:pPr>
-      <w:bookmarkStart w:id="39" w:name="_Toc240923279"/>
+      <w:bookmarkStart w:id="39" w:name="_Toc240960799"/>
       <w:r>
         <w:t>8.11 Case page</w:t>
       </w:r>
@@ -20782,7 +20836,7 @@
           <w:left w:w="10" w:type="dxa"/>
           <w:right w:w="10" w:type="dxa"/>
         </w:tblCellMar>
-        <w:tblLook w:val="04A0" w:firstRow="1" w:lastRow="0" w:firstColumn="1" w:lastColumn="0" w:noHBand="0" w:noVBand="1"/>
+        <w:tblLook w:val="0000" w:firstRow="0" w:lastRow="0" w:firstColumn="0" w:lastColumn="0" w:noHBand="0" w:noVBand="0"/>
       </w:tblPr>
       <w:tblGrid>
         <w:gridCol w:w="1882"/>
@@ -22391,7 +22445,7 @@
       <w:pPr>
         <w:pStyle w:val="Heading2"/>
       </w:pPr>
-      <w:bookmarkStart w:id="40" w:name="_Toc240923280"/>
+      <w:bookmarkStart w:id="40" w:name="_Toc240960800"/>
       <w:r>
         <w:t>8.12 Pre-Interview Profile (PROIT) and its review screen</w:t>
       </w:r>
@@ -22454,7 +22508,7 @@
           <w:left w:w="10" w:type="dxa"/>
           <w:right w:w="10" w:type="dxa"/>
         </w:tblCellMar>
-        <w:tblLook w:val="04A0" w:firstRow="1" w:lastRow="0" w:firstColumn="1" w:lastColumn="0" w:noHBand="0" w:noVBand="1"/>
+        <w:tblLook w:val="0000" w:firstRow="0" w:lastRow="0" w:firstColumn="0" w:lastColumn="0" w:noHBand="0" w:noVBand="0"/>
       </w:tblPr>
       <w:tblGrid>
         <w:gridCol w:w="1882"/>
@@ -23956,7 +24010,7 @@
       <w:pPr>
         <w:pStyle w:val="Heading2"/>
       </w:pPr>
-      <w:bookmarkStart w:id="41" w:name="_Toc240923281"/>
+      <w:bookmarkStart w:id="41" w:name="_Toc240960801"/>
       <w:r>
         <w:t>8.13 Interview sheet (verifying a locked profile)</w:t>
       </w:r>
@@ -24019,7 +24073,7 @@
           <w:left w:w="10" w:type="dxa"/>
           <w:right w:w="10" w:type="dxa"/>
         </w:tblCellMar>
-        <w:tblLook w:val="04A0" w:firstRow="1" w:lastRow="0" w:firstColumn="1" w:lastColumn="0" w:noHBand="0" w:noVBand="1"/>
+        <w:tblLook w:val="0000" w:firstRow="0" w:lastRow="0" w:firstColumn="0" w:lastColumn="0" w:noHBand="0" w:noVBand="0"/>
       </w:tblPr>
       <w:tblGrid>
         <w:gridCol w:w="1882"/>
@@ -25207,7 +25261,7 @@
       <w:pPr>
         <w:pStyle w:val="Heading2"/>
       </w:pPr>
-      <w:bookmarkStart w:id="42" w:name="_Toc240923282"/>
+      <w:bookmarkStart w:id="42" w:name="_Toc240960802"/>
       <w:r>
         <w:t>8.14 Register Organisation</w:t>
       </w:r>
@@ -25270,7 +25324,7 @@
           <w:left w:w="10" w:type="dxa"/>
           <w:right w:w="10" w:type="dxa"/>
         </w:tblCellMar>
-        <w:tblLook w:val="04A0" w:firstRow="1" w:lastRow="0" w:firstColumn="1" w:lastColumn="0" w:noHBand="0" w:noVBand="1"/>
+        <w:tblLook w:val="0000" w:firstRow="0" w:lastRow="0" w:firstColumn="0" w:lastColumn="0" w:noHBand="0" w:noVBand="0"/>
       </w:tblPr>
       <w:tblGrid>
         <w:gridCol w:w="1882"/>
@@ -25930,7 +25984,7 @@
       <w:pPr>
         <w:pStyle w:val="Heading2"/>
       </w:pPr>
-      <w:bookmarkStart w:id="43" w:name="_Toc240923283"/>
+      <w:bookmarkStart w:id="43" w:name="_Toc240960803"/>
       <w:r>
         <w:t>8.15 Appointment Queue</w:t>
       </w:r>
@@ -25993,7 +26047,7 @@
           <w:left w:w="10" w:type="dxa"/>
           <w:right w:w="10" w:type="dxa"/>
         </w:tblCellMar>
-        <w:tblLook w:val="04A0" w:firstRow="1" w:lastRow="0" w:firstColumn="1" w:lastColumn="0" w:noHBand="0" w:noVBand="1"/>
+        <w:tblLook w:val="0000" w:firstRow="0" w:lastRow="0" w:firstColumn="0" w:lastColumn="0" w:noHBand="0" w:noVBand="0"/>
       </w:tblPr>
       <w:tblGrid>
         <w:gridCol w:w="1882"/>
@@ -26551,7 +26605,7 @@
       <w:pPr>
         <w:pStyle w:val="Heading2"/>
       </w:pPr>
-      <w:bookmarkStart w:id="44" w:name="_Toc240923284"/>
+      <w:bookmarkStart w:id="44" w:name="_Toc240960804"/>
       <w:r>
         <w:t>8.16 Follow-ups due</w:t>
       </w:r>
@@ -26614,7 +26668,7 @@
           <w:left w:w="10" w:type="dxa"/>
           <w:right w:w="10" w:type="dxa"/>
         </w:tblCellMar>
-        <w:tblLook w:val="04A0" w:firstRow="1" w:lastRow="0" w:firstColumn="1" w:lastColumn="0" w:noHBand="0" w:noVBand="1"/>
+        <w:tblLook w:val="0000" w:firstRow="0" w:lastRow="0" w:firstColumn="0" w:lastColumn="0" w:noHBand="0" w:noVBand="0"/>
       </w:tblPr>
       <w:tblGrid>
         <w:gridCol w:w="1882"/>
@@ -27064,7 +27118,7 @@
       <w:pPr>
         <w:pStyle w:val="Heading2"/>
       </w:pPr>
-      <w:bookmarkStart w:id="45" w:name="_Toc240923285"/>
+      <w:bookmarkStart w:id="45" w:name="_Toc240960805"/>
       <w:r>
         <w:t>8.17 Reserve Activation</w:t>
       </w:r>
@@ -27127,7 +27181,7 @@
           <w:left w:w="10" w:type="dxa"/>
           <w:right w:w="10" w:type="dxa"/>
         </w:tblCellMar>
-        <w:tblLook w:val="04A0" w:firstRow="1" w:lastRow="0" w:firstColumn="1" w:lastColumn="0" w:noHBand="0" w:noVBand="1"/>
+        <w:tblLook w:val="0000" w:firstRow="0" w:lastRow="0" w:firstColumn="0" w:lastColumn="0" w:noHBand="0" w:noVBand="0"/>
       </w:tblPr>
       <w:tblGrid>
         <w:gridCol w:w="1882"/>
@@ -27685,7 +27739,7 @@
       <w:pPr>
         <w:pStyle w:val="Heading2"/>
       </w:pPr>
-      <w:bookmarkStart w:id="46" w:name="_Toc240923286"/>
+      <w:bookmarkStart w:id="46" w:name="_Toc240960806"/>
       <w:r>
         <w:t>8.18 QA Queue (with the KoboToolbox sync panel)</w:t>
       </w:r>
@@ -27748,7 +27802,7 @@
           <w:left w:w="10" w:type="dxa"/>
           <w:right w:w="10" w:type="dxa"/>
         </w:tblCellMar>
-        <w:tblLook w:val="04A0" w:firstRow="1" w:lastRow="0" w:firstColumn="1" w:lastColumn="0" w:noHBand="0" w:noVBand="1"/>
+        <w:tblLook w:val="0000" w:firstRow="0" w:lastRow="0" w:firstColumn="0" w:lastColumn="0" w:noHBand="0" w:noVBand="0"/>
       </w:tblPr>
       <w:tblGrid>
         <w:gridCol w:w="1882"/>
@@ -28409,7 +28463,7 @@
       <w:pPr>
         <w:pStyle w:val="Heading2"/>
       </w:pPr>
-      <w:bookmarkStart w:id="47" w:name="_Toc240923287"/>
+      <w:bookmarkStart w:id="47" w:name="_Toc240960807"/>
       <w:r>
         <w:t>8.19 QA Exceptions</w:t>
       </w:r>
@@ -28472,7 +28526,7 @@
           <w:left w:w="10" w:type="dxa"/>
           <w:right w:w="10" w:type="dxa"/>
         </w:tblCellMar>
-        <w:tblLook w:val="04A0" w:firstRow="1" w:lastRow="0" w:firstColumn="1" w:lastColumn="0" w:noHBand="0" w:noVBand="1"/>
+        <w:tblLook w:val="0000" w:firstRow="0" w:lastRow="0" w:firstColumn="0" w:lastColumn="0" w:noHBand="0" w:noVBand="0"/>
       </w:tblPr>
       <w:tblGrid>
         <w:gridCol w:w="1882"/>
@@ -29239,7 +29293,7 @@
       <w:pPr>
         <w:pStyle w:val="Heading2"/>
       </w:pPr>
-      <w:bookmarkStart w:id="48" w:name="_Toc240923288"/>
+      <w:bookmarkStart w:id="48" w:name="_Toc240960808"/>
       <w:r>
         <w:t>8.20 KII Register</w:t>
       </w:r>
@@ -29302,7 +29356,7 @@
           <w:left w:w="10" w:type="dxa"/>
           <w:right w:w="10" w:type="dxa"/>
         </w:tblCellMar>
-        <w:tblLook w:val="04A0" w:firstRow="1" w:lastRow="0" w:firstColumn="1" w:lastColumn="0" w:noHBand="0" w:noVBand="1"/>
+        <w:tblLook w:val="0000" w:firstRow="0" w:lastRow="0" w:firstColumn="0" w:lastColumn="0" w:noHBand="0" w:noVBand="0"/>
       </w:tblPr>
       <w:tblGrid>
         <w:gridCol w:w="1882"/>
@@ -29860,7 +29914,7 @@
       <w:pPr>
         <w:pStyle w:val="Heading2"/>
       </w:pPr>
-      <w:bookmarkStart w:id="49" w:name="_Toc240923289"/>
+      <w:bookmarkStart w:id="49" w:name="_Toc240960809"/>
       <w:r>
         <w:t>8.21 New KII Record</w:t>
       </w:r>
@@ -29923,7 +29977,7 @@
           <w:left w:w="10" w:type="dxa"/>
           <w:right w:w="10" w:type="dxa"/>
         </w:tblCellMar>
-        <w:tblLook w:val="04A0" w:firstRow="1" w:lastRow="0" w:firstColumn="1" w:lastColumn="0" w:noHBand="0" w:noVBand="1"/>
+        <w:tblLook w:val="0000" w:firstRow="0" w:lastRow="0" w:firstColumn="0" w:lastColumn="0" w:noHBand="0" w:noVBand="0"/>
       </w:tblPr>
       <w:tblGrid>
         <w:gridCol w:w="1882"/>
@@ -30270,7 +30324,7 @@
       <w:pPr>
         <w:pStyle w:val="Heading2"/>
       </w:pPr>
-      <w:bookmarkStart w:id="50" w:name="_Toc240923290"/>
+      <w:bookmarkStart w:id="50" w:name="_Toc240960810"/>
       <w:r>
         <w:t>8.22 KII record</w:t>
       </w:r>
@@ -30333,7 +30387,7 @@
           <w:left w:w="10" w:type="dxa"/>
           <w:right w:w="10" w:type="dxa"/>
         </w:tblCellMar>
-        <w:tblLook w:val="04A0" w:firstRow="1" w:lastRow="0" w:firstColumn="1" w:lastColumn="0" w:noHBand="0" w:noVBand="1"/>
+        <w:tblLook w:val="0000" w:firstRow="0" w:lastRow="0" w:firstColumn="0" w:lastColumn="0" w:noHBand="0" w:noVBand="0"/>
       </w:tblPr>
       <w:tblGrid>
         <w:gridCol w:w="1882"/>
@@ -31311,7 +31365,7 @@
       <w:pPr>
         <w:pStyle w:val="Heading2"/>
       </w:pPr>
-      <w:bookmarkStart w:id="51" w:name="_Toc240923291"/>
+      <w:bookmarkStart w:id="51" w:name="_Toc240960811"/>
       <w:r>
         <w:t>8.23 Documents (the corpus)</w:t>
       </w:r>
@@ -31374,7 +31428,7 @@
           <w:left w:w="10" w:type="dxa"/>
           <w:right w:w="10" w:type="dxa"/>
         </w:tblCellMar>
-        <w:tblLook w:val="04A0" w:firstRow="1" w:lastRow="0" w:firstColumn="1" w:lastColumn="0" w:noHBand="0" w:noVBand="1"/>
+        <w:tblLook w:val="0000" w:firstRow="0" w:lastRow="0" w:firstColumn="0" w:lastColumn="0" w:noHBand="0" w:noVBand="0"/>
       </w:tblPr>
       <w:tblGrid>
         <w:gridCol w:w="1882"/>
@@ -31931,7 +31985,7 @@
       <w:pPr>
         <w:pStyle w:val="Heading2"/>
       </w:pPr>
-      <w:bookmarkStart w:id="52" w:name="_Toc240923292"/>
+      <w:bookmarkStart w:id="52" w:name="_Toc240960812"/>
       <w:r>
         <w:t>8.24 New Documentary Evidence Record</w:t>
       </w:r>
@@ -31994,7 +32048,7 @@
           <w:left w:w="10" w:type="dxa"/>
           <w:right w:w="10" w:type="dxa"/>
         </w:tblCellMar>
-        <w:tblLook w:val="04A0" w:firstRow="1" w:lastRow="0" w:firstColumn="1" w:lastColumn="0" w:noHBand="0" w:noVBand="1"/>
+        <w:tblLook w:val="0000" w:firstRow="0" w:lastRow="0" w:firstColumn="0" w:lastColumn="0" w:noHBand="0" w:noVBand="0"/>
       </w:tblPr>
       <w:tblGrid>
         <w:gridCol w:w="1882"/>
@@ -32761,7 +32815,7 @@
       <w:pPr>
         <w:pStyle w:val="Heading2"/>
       </w:pPr>
-      <w:bookmarkStart w:id="53" w:name="_Toc240923293"/>
+      <w:bookmarkStart w:id="53" w:name="_Toc240960813"/>
       <w:r>
         <w:t>8.25 Document record</w:t>
       </w:r>
@@ -32824,7 +32878,7 @@
           <w:left w:w="10" w:type="dxa"/>
           <w:right w:w="10" w:type="dxa"/>
         </w:tblCellMar>
-        <w:tblLook w:val="04A0" w:firstRow="1" w:lastRow="0" w:firstColumn="1" w:lastColumn="0" w:noHBand="0" w:noVBand="1"/>
+        <w:tblLook w:val="0000" w:firstRow="0" w:lastRow="0" w:firstColumn="0" w:lastColumn="0" w:noHBand="0" w:noVBand="0"/>
       </w:tblPr>
       <w:tblGrid>
         <w:gridCol w:w="1882"/>
@@ -34115,7 +34169,7 @@
       <w:pPr>
         <w:pStyle w:val="Heading2"/>
       </w:pPr>
-      <w:bookmarkStart w:id="54" w:name="_Toc240923294"/>
+      <w:bookmarkStart w:id="54" w:name="_Toc240960814"/>
       <w:r>
         <w:lastRenderedPageBreak/>
         <w:t>8.26 Auto-fill review screen</w:t>
@@ -34179,7 +34233,7 @@
           <w:left w:w="10" w:type="dxa"/>
           <w:right w:w="10" w:type="dxa"/>
         </w:tblCellMar>
-        <w:tblLook w:val="04A0" w:firstRow="1" w:lastRow="0" w:firstColumn="1" w:lastColumn="0" w:noHBand="0" w:noVBand="1"/>
+        <w:tblLook w:val="0000" w:firstRow="0" w:lastRow="0" w:firstColumn="0" w:lastColumn="0" w:noHBand="0" w:noVBand="0"/>
       </w:tblPr>
       <w:tblGrid>
         <w:gridCol w:w="1882"/>
@@ -35156,7 +35210,7 @@
       <w:pPr>
         <w:pStyle w:val="Heading2"/>
       </w:pPr>
-      <w:bookmarkStart w:id="55" w:name="_Toc240923295"/>
+      <w:bookmarkStart w:id="55" w:name="_Toc240960815"/>
       <w:r>
         <w:lastRenderedPageBreak/>
         <w:t>8.27 Completed forms (Form PDFs)</w:t>
@@ -35220,7 +35274,7 @@
           <w:left w:w="10" w:type="dxa"/>
           <w:right w:w="10" w:type="dxa"/>
         </w:tblCellMar>
-        <w:tblLook w:val="04A0" w:firstRow="1" w:lastRow="0" w:firstColumn="1" w:lastColumn="0" w:noHBand="0" w:noVBand="1"/>
+        <w:tblLook w:val="0000" w:firstRow="0" w:lastRow="0" w:firstColumn="0" w:lastColumn="0" w:noHBand="0" w:noVBand="0"/>
       </w:tblPr>
       <w:tblGrid>
         <w:gridCol w:w="1882"/>
@@ -36414,7 +36468,7 @@
       <w:pPr>
         <w:pStyle w:val="Heading2"/>
       </w:pPr>
-      <w:bookmarkStart w:id="56" w:name="_Toc240923296"/>
+      <w:bookmarkStart w:id="56" w:name="_Toc240960816"/>
       <w:r>
         <w:lastRenderedPageBreak/>
         <w:t>8.28 Cost Dashboard</w:t>
@@ -36478,7 +36532,7 @@
           <w:left w:w="10" w:type="dxa"/>
           <w:right w:w="10" w:type="dxa"/>
         </w:tblCellMar>
-        <w:tblLook w:val="04A0" w:firstRow="1" w:lastRow="0" w:firstColumn="1" w:lastColumn="0" w:noHBand="0" w:noVBand="1"/>
+        <w:tblLook w:val="0000" w:firstRow="0" w:lastRow="0" w:firstColumn="0" w:lastColumn="0" w:noHBand="0" w:noVBand="0"/>
       </w:tblPr>
       <w:tblGrid>
         <w:gridCol w:w="1882"/>
@@ -36825,7 +36879,7 @@
       <w:pPr>
         <w:pStyle w:val="Heading2"/>
       </w:pPr>
-      <w:bookmarkStart w:id="57" w:name="_Toc240923297"/>
+      <w:bookmarkStart w:id="57" w:name="_Toc240960817"/>
       <w:r>
         <w:t>8.29 Audit Log</w:t>
       </w:r>
@@ -36888,7 +36942,7 @@
           <w:left w:w="10" w:type="dxa"/>
           <w:right w:w="10" w:type="dxa"/>
         </w:tblCellMar>
-        <w:tblLook w:val="04A0" w:firstRow="1" w:lastRow="0" w:firstColumn="1" w:lastColumn="0" w:noHBand="0" w:noVBand="1"/>
+        <w:tblLook w:val="0000" w:firstRow="0" w:lastRow="0" w:firstColumn="0" w:lastColumn="0" w:noHBand="0" w:noVBand="0"/>
       </w:tblPr>
       <w:tblGrid>
         <w:gridCol w:w="1882"/>
@@ -37235,7 +37289,7 @@
       <w:pPr>
         <w:pStyle w:val="Heading2"/>
       </w:pPr>
-      <w:bookmarkStart w:id="58" w:name="_Toc240923298"/>
+      <w:bookmarkStart w:id="58" w:name="_Toc240960818"/>
       <w:r>
         <w:t>8.30 Export</w:t>
       </w:r>
@@ -37298,7 +37352,7 @@
           <w:left w:w="10" w:type="dxa"/>
           <w:right w:w="10" w:type="dxa"/>
         </w:tblCellMar>
-        <w:tblLook w:val="04A0" w:firstRow="1" w:lastRow="0" w:firstColumn="1" w:lastColumn="0" w:noHBand="0" w:noVBand="1"/>
+        <w:tblLook w:val="0000" w:firstRow="0" w:lastRow="0" w:firstColumn="0" w:lastColumn="0" w:noHBand="0" w:noVBand="0"/>
       </w:tblPr>
       <w:tblGrid>
         <w:gridCol w:w="1882"/>
@@ -37793,7 +37847,7 @@
         <w:sz w:val="16"/>
         <w:szCs w:val="16"/>
       </w:rPr>
-      <w:t>Version 1.8 · 21 September 2026</w:t>
+      <w:t>Version 1.9 · 22 September 2026</w:t>
     </w:r>
     <w:r>
       <w:rPr>
@@ -37966,10 +38020,10 @@
 <file path=word/numbering.xml><?xml version="1.0" encoding="utf-8"?>
 <w:numbering xmlns:wpc="http://schemas.microsoft.com/office/word/2010/wordprocessingCanvas" xmlns:cx="http://schemas.microsoft.com/office/drawing/2014/chartex" xmlns:cx1="http://schemas.microsoft.com/office/drawing/2015/9/8/chartex" xmlns:cx2="http://schemas.microsoft.com/office/drawing/2015/10/21/chartex" xmlns:cx3="http://schemas.microsoft.com/office/drawing/2016/5/9/chartex" xmlns:cx4="http://schemas.microsoft.com/office/drawing/2016/5/10/chartex" xmlns:cx5="http://schemas.microsoft.com/office/drawing/2016/5/11/chartex" xmlns:cx6="http://schemas.microsoft.com/office/drawing/2016/5/12/chartex" xmlns:cx7="http://schemas.microsoft.com/office/drawing/2016/5/13/chartex" xmlns:cx8="http://schemas.microsoft.com/office/drawing/2016/5/14/chartex" xmlns:mc="http://schemas.openxmlformats.org/markup-compatibility/2006" xmlns:aink="http://schemas.microsoft.com/office/drawing/2016/ink" xmlns:am3d="http://schemas.microsoft.com/office/drawing/2017/model3d" xmlns:o="urn:schemas-microsoft-com:office:office" xmlns:oel="http://schemas.microsoft.com/office/2019/extlst" xmlns:r="http://schemas.openxmlformats.org/officeDocument/2006/relationships" xmlns:m="http://schemas.openxmlformats.org/officeDocument/2006/math" xmlns:v="urn:schemas-microsoft-com:vml" xmlns:wp14="http://schemas.microsoft.com/office/word/2010/wordprocessingDrawing" xmlns:wp="http://schemas.openxmlformats.org/drawingml/2006/wordprocessingDrawing" xmlns:w10="urn:schemas-microsoft-com:office:word" xmlns:w="http://schemas.openxmlformats.org/wordprocessingml/2006/main" xmlns:w14="http://schemas.microsoft.com/office/word/2010/wordml" xmlns:w15="http://schemas.microsoft.com/office/word/2012/wordml" xmlns:w16cex="http://schemas.microsoft.com/office/word/2018/wordml/cex" xmlns:w16cid="http://schemas.microsoft.com/office/word/2016/wordml/cid" xmlns:w16="http://schemas.microsoft.com/office/word/2018/wordml" xmlns:w16sdtdh="http://schemas.microsoft.com/office/word/2020/wordml/sdtdatahash" xmlns:w16se="http://schemas.microsoft.com/office/word/2015/wordml/symex" xmlns:wpg="http://schemas.microsoft.com/office/word/2010/wordprocessingGroup" xmlns:wpi="http://schemas.microsoft.com/office/word/2010/wordprocessingInk" xmlns:wne="http://schemas.microsoft.com/office/word/2006/wordml" xmlns:wps="http://schemas.microsoft.com/office/word/2010/wordprocessingShape" mc:Ignorable="w14 w15 w16se w16cid w16 w16cex w16sdtdh wp14">
   <w:abstractNum w:abstractNumId="0" w15:restartNumberingAfterBreak="0">
-    <w:nsid w:val="0A1336C9"/>
+    <w:nsid w:val="030B6B5B"/>
     <w:multiLevelType w:val="hybridMultilevel"/>
-    <w:tmpl w:val="14DA40A8"/>
-    <w:lvl w:ilvl="0" w:tplc="E1C86034">
+    <w:tmpl w:val="7CD8EEC0"/>
+    <w:lvl w:ilvl="0" w:tplc="FA7E4A10">
       <w:start w:val="1"/>
       <w:numFmt w:val="decimal"/>
       <w:lvlText w:val="%1."/>
@@ -37983,52 +38037,52 @@
         <w:color w:val="A67C27"/>
       </w:rPr>
     </w:lvl>
-    <w:lvl w:ilvl="1" w:tplc="0FF0A7B8">
+    <w:lvl w:ilvl="1" w:tplc="D75A4C22">
       <w:numFmt w:val="decimal"/>
       <w:lvlText w:val=""/>
       <w:lvlJc w:val="left"/>
     </w:lvl>
-    <w:lvl w:ilvl="2" w:tplc="BC0A5D5E">
+    <w:lvl w:ilvl="2" w:tplc="16AE549A">
       <w:numFmt w:val="decimal"/>
       <w:lvlText w:val=""/>
       <w:lvlJc w:val="left"/>
     </w:lvl>
-    <w:lvl w:ilvl="3" w:tplc="53E83E7A">
+    <w:lvl w:ilvl="3" w:tplc="1744CF0C">
       <w:numFmt w:val="decimal"/>
       <w:lvlText w:val=""/>
       <w:lvlJc w:val="left"/>
     </w:lvl>
-    <w:lvl w:ilvl="4" w:tplc="4F4A2248">
+    <w:lvl w:ilvl="4" w:tplc="AB5A3382">
       <w:numFmt w:val="decimal"/>
       <w:lvlText w:val=""/>
       <w:lvlJc w:val="left"/>
     </w:lvl>
-    <w:lvl w:ilvl="5" w:tplc="9DA07AA8">
+    <w:lvl w:ilvl="5" w:tplc="90326338">
       <w:numFmt w:val="decimal"/>
       <w:lvlText w:val=""/>
       <w:lvlJc w:val="left"/>
     </w:lvl>
-    <w:lvl w:ilvl="6" w:tplc="F8E4EC36">
+    <w:lvl w:ilvl="6" w:tplc="DAE40CCC">
       <w:numFmt w:val="decimal"/>
       <w:lvlText w:val=""/>
       <w:lvlJc w:val="left"/>
     </w:lvl>
-    <w:lvl w:ilvl="7" w:tplc="66B49294">
+    <w:lvl w:ilvl="7" w:tplc="3A6A4C36">
       <w:numFmt w:val="decimal"/>
       <w:lvlText w:val=""/>
       <w:lvlJc w:val="left"/>
     </w:lvl>
-    <w:lvl w:ilvl="8" w:tplc="D97ABD10">
+    <w:lvl w:ilvl="8" w:tplc="16146BAE">
       <w:numFmt w:val="decimal"/>
       <w:lvlText w:val=""/>
       <w:lvlJc w:val="left"/>
     </w:lvl>
   </w:abstractNum>
   <w:abstractNum w:abstractNumId="1" w15:restartNumberingAfterBreak="0">
-    <w:nsid w:val="0DC97C7A"/>
+    <w:nsid w:val="177235DB"/>
     <w:multiLevelType w:val="hybridMultilevel"/>
-    <w:tmpl w:val="605C0F7E"/>
-    <w:lvl w:ilvl="0" w:tplc="C7EAFBDA">
+    <w:tmpl w:val="C41E6F64"/>
+    <w:lvl w:ilvl="0" w:tplc="E7461888">
       <w:start w:val="1"/>
       <w:numFmt w:val="decimal"/>
       <w:lvlText w:val="%1."/>
@@ -38042,52 +38096,138 @@
         <w:color w:val="A67C27"/>
       </w:rPr>
     </w:lvl>
-    <w:lvl w:ilvl="1" w:tplc="7C4872D4">
+    <w:lvl w:ilvl="1" w:tplc="92DCA7A6">
       <w:numFmt w:val="decimal"/>
       <w:lvlText w:val=""/>
       <w:lvlJc w:val="left"/>
     </w:lvl>
-    <w:lvl w:ilvl="2" w:tplc="9CA4B0D8">
+    <w:lvl w:ilvl="2" w:tplc="24D6A706">
       <w:numFmt w:val="decimal"/>
       <w:lvlText w:val=""/>
       <w:lvlJc w:val="left"/>
     </w:lvl>
-    <w:lvl w:ilvl="3" w:tplc="E5161162">
+    <w:lvl w:ilvl="3" w:tplc="0E923734">
       <w:numFmt w:val="decimal"/>
       <w:lvlText w:val=""/>
       <w:lvlJc w:val="left"/>
     </w:lvl>
-    <w:lvl w:ilvl="4" w:tplc="595446F8">
+    <w:lvl w:ilvl="4" w:tplc="567405E0">
       <w:numFmt w:val="decimal"/>
       <w:lvlText w:val=""/>
       <w:lvlJc w:val="left"/>
     </w:lvl>
-    <w:lvl w:ilvl="5" w:tplc="09A45506">
+    <w:lvl w:ilvl="5" w:tplc="BE2E806A">
       <w:numFmt w:val="decimal"/>
       <w:lvlText w:val=""/>
       <w:lvlJc w:val="left"/>
     </w:lvl>
-    <w:lvl w:ilvl="6" w:tplc="319A5FDA">
+    <w:lvl w:ilvl="6" w:tplc="D6A86844">
       <w:numFmt w:val="decimal"/>
       <w:lvlText w:val=""/>
       <w:lvlJc w:val="left"/>
     </w:lvl>
-    <w:lvl w:ilvl="7" w:tplc="8974C4EC">
+    <w:lvl w:ilvl="7" w:tplc="57AE3182">
       <w:numFmt w:val="decimal"/>
       <w:lvlText w:val=""/>
       <w:lvlJc w:val="left"/>
     </w:lvl>
-    <w:lvl w:ilvl="8" w:tplc="4A005B4A">
+    <w:lvl w:ilvl="8" w:tplc="A24A69A8">
       <w:numFmt w:val="decimal"/>
       <w:lvlText w:val=""/>
       <w:lvlJc w:val="left"/>
     </w:lvl>
   </w:abstractNum>
   <w:abstractNum w:abstractNumId="2" w15:restartNumberingAfterBreak="0">
-    <w:nsid w:val="16783BE0"/>
+    <w:nsid w:val="25196328"/>
     <w:multiLevelType w:val="hybridMultilevel"/>
-    <w:tmpl w:val="697E8DA0"/>
-    <w:lvl w:ilvl="0" w:tplc="CAA0E190">
+    <w:tmpl w:val="73D0592E"/>
+    <w:lvl w:ilvl="0" w:tplc="9D3A22D4">
+      <w:start w:val="1"/>
+      <w:numFmt w:val="bullet"/>
+      <w:lvlText w:val="●"/>
+      <w:lvlJc w:val="left"/>
+      <w:pPr>
+        <w:ind w:left="720" w:hanging="360"/>
+      </w:pPr>
+    </w:lvl>
+    <w:lvl w:ilvl="1" w:tplc="72D83F0C">
+      <w:start w:val="1"/>
+      <w:numFmt w:val="bullet"/>
+      <w:lvlText w:val="○"/>
+      <w:lvlJc w:val="left"/>
+      <w:pPr>
+        <w:ind w:left="1440" w:hanging="360"/>
+      </w:pPr>
+    </w:lvl>
+    <w:lvl w:ilvl="2" w:tplc="156C4AF6">
+      <w:start w:val="1"/>
+      <w:numFmt w:val="bullet"/>
+      <w:lvlText w:val="■"/>
+      <w:lvlJc w:val="left"/>
+      <w:pPr>
+        <w:ind w:left="2160" w:hanging="360"/>
+      </w:pPr>
+    </w:lvl>
+    <w:lvl w:ilvl="3" w:tplc="3384C446">
+      <w:start w:val="1"/>
+      <w:numFmt w:val="bullet"/>
+      <w:lvlText w:val="●"/>
+      <w:lvlJc w:val="left"/>
+      <w:pPr>
+        <w:ind w:left="2880" w:hanging="360"/>
+      </w:pPr>
+    </w:lvl>
+    <w:lvl w:ilvl="4" w:tplc="6AC6CFEA">
+      <w:start w:val="1"/>
+      <w:numFmt w:val="bullet"/>
+      <w:lvlText w:val="○"/>
+      <w:lvlJc w:val="left"/>
+      <w:pPr>
+        <w:ind w:left="3600" w:hanging="360"/>
+      </w:pPr>
+    </w:lvl>
+    <w:lvl w:ilvl="5" w:tplc="DF08D182">
+      <w:start w:val="1"/>
+      <w:numFmt w:val="bullet"/>
+      <w:lvlText w:val="■"/>
+      <w:lvlJc w:val="left"/>
+      <w:pPr>
+        <w:ind w:left="4320" w:hanging="360"/>
+      </w:pPr>
+    </w:lvl>
+    <w:lvl w:ilvl="6" w:tplc="28300CC0">
+      <w:start w:val="1"/>
+      <w:numFmt w:val="bullet"/>
+      <w:lvlText w:val="●"/>
+      <w:lvlJc w:val="left"/>
+      <w:pPr>
+        <w:ind w:left="5040" w:hanging="360"/>
+      </w:pPr>
+    </w:lvl>
+    <w:lvl w:ilvl="7" w:tplc="8174D962">
+      <w:start w:val="1"/>
+      <w:numFmt w:val="bullet"/>
+      <w:lvlText w:val="●"/>
+      <w:lvlJc w:val="left"/>
+      <w:pPr>
+        <w:ind w:left="5760" w:hanging="360"/>
+      </w:pPr>
+    </w:lvl>
+    <w:lvl w:ilvl="8" w:tplc="3BF80A6A">
+      <w:start w:val="1"/>
+      <w:numFmt w:val="bullet"/>
+      <w:lvlText w:val="●"/>
+      <w:lvlJc w:val="left"/>
+      <w:pPr>
+        <w:ind w:left="6480" w:hanging="360"/>
+      </w:pPr>
+    </w:lvl>
+  </w:abstractNum>
+  <w:abstractNum w:abstractNumId="3" w15:restartNumberingAfterBreak="0">
+    <w:nsid w:val="2ADB4970"/>
+    <w:multiLevelType w:val="hybridMultilevel"/>
+    <w:tmpl w:val="1062F3FA"/>
+    <w:lvl w:ilvl="0" w:tplc="8394457A">
       <w:start w:val="1"/>
       <w:numFmt w:val="decimal"/>
       <w:lvlText w:val="%1."/>
@@ -38101,52 +38241,52 @@
         <w:color w:val="A67C27"/>
       </w:rPr>
     </w:lvl>
-    <w:lvl w:ilvl="1" w:tplc="D1C89EBE">
+    <w:lvl w:ilvl="1" w:tplc="B290ECA0">
       <w:numFmt w:val="decimal"/>
       <w:lvlText w:val=""/>
       <w:lvlJc w:val="left"/>
     </w:lvl>
-    <w:lvl w:ilvl="2" w:tplc="51DE447E">
+    <w:lvl w:ilvl="2" w:tplc="397485AC">
       <w:numFmt w:val="decimal"/>
       <w:lvlText w:val=""/>
       <w:lvlJc w:val="left"/>
     </w:lvl>
-    <w:lvl w:ilvl="3" w:tplc="F524F3F2">
+    <w:lvl w:ilvl="3" w:tplc="ADD673F6">
       <w:numFmt w:val="decimal"/>
       <w:lvlText w:val=""/>
       <w:lvlJc w:val="left"/>
     </w:lvl>
-    <w:lvl w:ilvl="4" w:tplc="25385A46">
+    <w:lvl w:ilvl="4" w:tplc="08F05E6C">
       <w:numFmt w:val="decimal"/>
       <w:lvlText w:val=""/>
       <w:lvlJc w:val="left"/>
     </w:lvl>
-    <w:lvl w:ilvl="5" w:tplc="C36A72A6">
+    <w:lvl w:ilvl="5" w:tplc="BB16E3E4">
       <w:numFmt w:val="decimal"/>
       <w:lvlText w:val=""/>
       <w:lvlJc w:val="left"/>
     </w:lvl>
-    <w:lvl w:ilvl="6" w:tplc="A718BCCC">
+    <w:lvl w:ilvl="6" w:tplc="412E1568">
       <w:numFmt w:val="decimal"/>
       <w:lvlText w:val=""/>
       <w:lvlJc w:val="left"/>
     </w:lvl>
-    <w:lvl w:ilvl="7" w:tplc="5598392A">
+    <w:lvl w:ilvl="7" w:tplc="81DC6862">
       <w:numFmt w:val="decimal"/>
       <w:lvlText w:val=""/>
       <w:lvlJc w:val="left"/>
     </w:lvl>
-    <w:lvl w:ilvl="8" w:tplc="5066D476">
+    <w:lvl w:ilvl="8" w:tplc="1484878E">
       <w:numFmt w:val="decimal"/>
       <w:lvlText w:val=""/>
       <w:lvlJc w:val="left"/>
     </w:lvl>
   </w:abstractNum>
-  <w:abstractNum w:abstractNumId="3" w15:restartNumberingAfterBreak="0">
-    <w:nsid w:val="17BA7B7D"/>
+  <w:abstractNum w:abstractNumId="4" w15:restartNumberingAfterBreak="0">
+    <w:nsid w:val="31990349"/>
     <w:multiLevelType w:val="hybridMultilevel"/>
-    <w:tmpl w:val="6B087074"/>
-    <w:lvl w:ilvl="0" w:tplc="6F488D52">
+    <w:tmpl w:val="6ADA8474"/>
+    <w:lvl w:ilvl="0" w:tplc="D800FAC2">
       <w:start w:val="1"/>
       <w:numFmt w:val="decimal"/>
       <w:lvlText w:val="%1."/>
@@ -38160,52 +38300,52 @@
         <w:color w:val="A67C27"/>
       </w:rPr>
     </w:lvl>
-    <w:lvl w:ilvl="1" w:tplc="E974973E">
+    <w:lvl w:ilvl="1" w:tplc="A3A69F00">
       <w:numFmt w:val="decimal"/>
       <w:lvlText w:val=""/>
       <w:lvlJc w:val="left"/>
     </w:lvl>
-    <w:lvl w:ilvl="2" w:tplc="8F82EF80">
+    <w:lvl w:ilvl="2" w:tplc="2E04DC0A">
       <w:numFmt w:val="decimal"/>
       <w:lvlText w:val=""/>
       <w:lvlJc w:val="left"/>
     </w:lvl>
-    <w:lvl w:ilvl="3" w:tplc="8AFA355C">
+    <w:lvl w:ilvl="3" w:tplc="F81CFEF8">
       <w:numFmt w:val="decimal"/>
       <w:lvlText w:val=""/>
       <w:lvlJc w:val="left"/>
     </w:lvl>
-    <w:lvl w:ilvl="4" w:tplc="790AEB3C">
+    <w:lvl w:ilvl="4" w:tplc="1BD6639C">
       <w:numFmt w:val="decimal"/>
       <w:lvlText w:val=""/>
       <w:lvlJc w:val="left"/>
     </w:lvl>
-    <w:lvl w:ilvl="5" w:tplc="144CFB36">
+    <w:lvl w:ilvl="5" w:tplc="CEE23850">
       <w:numFmt w:val="decimal"/>
       <w:lvlText w:val=""/>
       <w:lvlJc w:val="left"/>
     </w:lvl>
-    <w:lvl w:ilvl="6" w:tplc="E9367DDE">
+    <w:lvl w:ilvl="6" w:tplc="B442EC54">
       <w:numFmt w:val="decimal"/>
       <w:lvlText w:val=""/>
       <w:lvlJc w:val="left"/>
     </w:lvl>
-    <w:lvl w:ilvl="7" w:tplc="40AC5526">
+    <w:lvl w:ilvl="7" w:tplc="EA38F64C">
       <w:numFmt w:val="decimal"/>
       <w:lvlText w:val=""/>
       <w:lvlJc w:val="left"/>
     </w:lvl>
-    <w:lvl w:ilvl="8" w:tplc="1B24AC0C">
+    <w:lvl w:ilvl="8" w:tplc="5FDC0544">
       <w:numFmt w:val="decimal"/>
       <w:lvlText w:val=""/>
       <w:lvlJc w:val="left"/>
     </w:lvl>
   </w:abstractNum>
-  <w:abstractNum w:abstractNumId="4" w15:restartNumberingAfterBreak="0">
-    <w:nsid w:val="234F401C"/>
+  <w:abstractNum w:abstractNumId="5" w15:restartNumberingAfterBreak="0">
+    <w:nsid w:val="35EA17AB"/>
     <w:multiLevelType w:val="hybridMultilevel"/>
-    <w:tmpl w:val="7B889B08"/>
-    <w:lvl w:ilvl="0" w:tplc="061471CE">
+    <w:tmpl w:val="4788C00A"/>
+    <w:lvl w:ilvl="0" w:tplc="EC4245C0">
       <w:start w:val="1"/>
       <w:numFmt w:val="decimal"/>
       <w:lvlText w:val="%1."/>
@@ -38219,52 +38359,110 @@
         <w:color w:val="A67C27"/>
       </w:rPr>
     </w:lvl>
-    <w:lvl w:ilvl="1" w:tplc="8EA01EB8">
+    <w:lvl w:ilvl="1" w:tplc="22020D88">
       <w:numFmt w:val="decimal"/>
       <w:lvlText w:val=""/>
       <w:lvlJc w:val="left"/>
     </w:lvl>
-    <w:lvl w:ilvl="2" w:tplc="CECAC832">
+    <w:lvl w:ilvl="2" w:tplc="788CEDF4">
       <w:numFmt w:val="decimal"/>
       <w:lvlText w:val=""/>
       <w:lvlJc w:val="left"/>
     </w:lvl>
-    <w:lvl w:ilvl="3" w:tplc="C876FAAC">
+    <w:lvl w:ilvl="3" w:tplc="6A2EFF72">
       <w:numFmt w:val="decimal"/>
       <w:lvlText w:val=""/>
       <w:lvlJc w:val="left"/>
     </w:lvl>
-    <w:lvl w:ilvl="4" w:tplc="2B7A4B38">
+    <w:lvl w:ilvl="4" w:tplc="4EF8EFE4">
       <w:numFmt w:val="decimal"/>
       <w:lvlText w:val=""/>
       <w:lvlJc w:val="left"/>
     </w:lvl>
-    <w:lvl w:ilvl="5" w:tplc="094E651A">
+    <w:lvl w:ilvl="5" w:tplc="BE30E2B2">
       <w:numFmt w:val="decimal"/>
       <w:lvlText w:val=""/>
       <w:lvlJc w:val="left"/>
     </w:lvl>
-    <w:lvl w:ilvl="6" w:tplc="F262648C">
+    <w:lvl w:ilvl="6" w:tplc="560C6CDA">
       <w:numFmt w:val="decimal"/>
       <w:lvlText w:val=""/>
       <w:lvlJc w:val="left"/>
     </w:lvl>
-    <w:lvl w:ilvl="7" w:tplc="B6601DAE">
+    <w:lvl w:ilvl="7" w:tplc="48AA2704">
       <w:numFmt w:val="decimal"/>
       <w:lvlText w:val=""/>
       <w:lvlJc w:val="left"/>
     </w:lvl>
-    <w:lvl w:ilvl="8" w:tplc="EF9E34A2">
+    <w:lvl w:ilvl="8" w:tplc="43FC715C">
       <w:numFmt w:val="decimal"/>
       <w:lvlText w:val=""/>
       <w:lvlJc w:val="left"/>
     </w:lvl>
   </w:abstractNum>
-  <w:abstractNum w:abstractNumId="5" w15:restartNumberingAfterBreak="0">
-    <w:nsid w:val="24C25034"/>
+  <w:abstractNum w:abstractNumId="6" w15:restartNumberingAfterBreak="0">
+    <w:nsid w:val="36B44F61"/>
     <w:multiLevelType w:val="hybridMultilevel"/>
-    <w:tmpl w:val="36F4A6B0"/>
-    <w:lvl w:ilvl="0" w:tplc="3D705F6E">
+    <w:tmpl w:val="1F346322"/>
+    <w:lvl w:ilvl="0" w:tplc="98FA3E6A">
+      <w:start w:val="1"/>
+      <w:numFmt w:val="bullet"/>
+      <w:lvlText w:val="•"/>
+      <w:lvlJc w:val="left"/>
+      <w:pPr>
+        <w:ind w:left="460" w:hanging="280"/>
+      </w:pPr>
+    </w:lvl>
+    <w:lvl w:ilvl="1" w:tplc="E07A6CB4">
+      <w:start w:val="1"/>
+      <w:numFmt w:val="bullet"/>
+      <w:lvlText w:val="–"/>
+      <w:lvlJc w:val="left"/>
+      <w:pPr>
+        <w:ind w:left="900" w:hanging="280"/>
+      </w:pPr>
+    </w:lvl>
+    <w:lvl w:ilvl="2" w:tplc="C54A5250">
+      <w:numFmt w:val="decimal"/>
+      <w:lvlText w:val=""/>
+      <w:lvlJc w:val="left"/>
+    </w:lvl>
+    <w:lvl w:ilvl="3" w:tplc="2F7AA758">
+      <w:numFmt w:val="decimal"/>
+      <w:lvlText w:val=""/>
+      <w:lvlJc w:val="left"/>
+    </w:lvl>
+    <w:lvl w:ilvl="4" w:tplc="47865886">
+      <w:numFmt w:val="decimal"/>
+      <w:lvlText w:val=""/>
+      <w:lvlJc w:val="left"/>
+    </w:lvl>
+    <w:lvl w:ilvl="5" w:tplc="767E277A">
+      <w:numFmt w:val="decimal"/>
+      <w:lvlText w:val=""/>
+      <w:lvlJc w:val="left"/>
+    </w:lvl>
+    <w:lvl w:ilvl="6" w:tplc="DA0EE4E0">
+      <w:numFmt w:val="decimal"/>
+      <w:lvlText w:val=""/>
+      <w:lvlJc w:val="left"/>
+    </w:lvl>
+    <w:lvl w:ilvl="7" w:tplc="FF284E2C">
+      <w:numFmt w:val="decimal"/>
+      <w:lvlText w:val=""/>
+      <w:lvlJc w:val="left"/>
+    </w:lvl>
+    <w:lvl w:ilvl="8" w:tplc="6EAC3844">
+      <w:numFmt w:val="decimal"/>
+      <w:lvlText w:val=""/>
+      <w:lvlJc w:val="left"/>
+    </w:lvl>
+  </w:abstractNum>
+  <w:abstractNum w:abstractNumId="7" w15:restartNumberingAfterBreak="0">
+    <w:nsid w:val="3BBA7D26"/>
+    <w:multiLevelType w:val="hybridMultilevel"/>
+    <w:tmpl w:val="DBD663FE"/>
+    <w:lvl w:ilvl="0" w:tplc="69C04B9E">
       <w:start w:val="1"/>
       <w:numFmt w:val="decimal"/>
       <w:lvlText w:val="%1."/>
@@ -38278,52 +38476,52 @@
         <w:color w:val="A67C27"/>
       </w:rPr>
     </w:lvl>
-    <w:lvl w:ilvl="1" w:tplc="68980B82">
+    <w:lvl w:ilvl="1" w:tplc="6F0242A2">
       <w:numFmt w:val="decimal"/>
       <w:lvlText w:val=""/>
       <w:lvlJc w:val="left"/>
     </w:lvl>
-    <w:lvl w:ilvl="2" w:tplc="FC90BA98">
+    <w:lvl w:ilvl="2" w:tplc="D65036A8">
       <w:numFmt w:val="decimal"/>
       <w:lvlText w:val=""/>
       <w:lvlJc w:val="left"/>
     </w:lvl>
-    <w:lvl w:ilvl="3" w:tplc="003E8AFA">
+    <w:lvl w:ilvl="3" w:tplc="51BC2B38">
       <w:numFmt w:val="decimal"/>
       <w:lvlText w:val=""/>
       <w:lvlJc w:val="left"/>
     </w:lvl>
-    <w:lvl w:ilvl="4" w:tplc="0FA47CFA">
+    <w:lvl w:ilvl="4" w:tplc="5C3E2C76">
       <w:numFmt w:val="decimal"/>
       <w:lvlText w:val=""/>
       <w:lvlJc w:val="left"/>
     </w:lvl>
-    <w:lvl w:ilvl="5" w:tplc="F864C698">
+    <w:lvl w:ilvl="5" w:tplc="FB545E5C">
       <w:numFmt w:val="decimal"/>
       <w:lvlText w:val=""/>
       <w:lvlJc w:val="left"/>
     </w:lvl>
-    <w:lvl w:ilvl="6" w:tplc="51A2457E">
+    <w:lvl w:ilvl="6" w:tplc="42EE3850">
       <w:numFmt w:val="decimal"/>
       <w:lvlText w:val=""/>
       <w:lvlJc w:val="left"/>
     </w:lvl>
-    <w:lvl w:ilvl="7" w:tplc="6F5EF89C">
+    <w:lvl w:ilvl="7" w:tplc="CCF2D47A">
       <w:numFmt w:val="decimal"/>
       <w:lvlText w:val=""/>
       <w:lvlJc w:val="left"/>
     </w:lvl>
-    <w:lvl w:ilvl="8" w:tplc="30F24054">
+    <w:lvl w:ilvl="8" w:tplc="D50CED46">
       <w:numFmt w:val="decimal"/>
       <w:lvlText w:val=""/>
       <w:lvlJc w:val="left"/>
     </w:lvl>
   </w:abstractNum>
-  <w:abstractNum w:abstractNumId="6" w15:restartNumberingAfterBreak="0">
-    <w:nsid w:val="24D5269E"/>
+  <w:abstractNum w:abstractNumId="8" w15:restartNumberingAfterBreak="0">
+    <w:nsid w:val="3F072273"/>
     <w:multiLevelType w:val="hybridMultilevel"/>
-    <w:tmpl w:val="7ACEC734"/>
-    <w:lvl w:ilvl="0" w:tplc="94A2B520">
+    <w:tmpl w:val="962E0470"/>
+    <w:lvl w:ilvl="0" w:tplc="78908C56">
       <w:start w:val="1"/>
       <w:numFmt w:val="decimal"/>
       <w:lvlText w:val="%1."/>
@@ -38337,52 +38535,52 @@
         <w:color w:val="A67C27"/>
       </w:rPr>
     </w:lvl>
-    <w:lvl w:ilvl="1" w:tplc="3B2C582A">
+    <w:lvl w:ilvl="1" w:tplc="27EABEC2">
       <w:numFmt w:val="decimal"/>
       <w:lvlText w:val=""/>
       <w:lvlJc w:val="left"/>
     </w:lvl>
-    <w:lvl w:ilvl="2" w:tplc="C2EA2D28">
+    <w:lvl w:ilvl="2" w:tplc="B9A80872">
       <w:numFmt w:val="decimal"/>
       <w:lvlText w:val=""/>
       <w:lvlJc w:val="left"/>
     </w:lvl>
-    <w:lvl w:ilvl="3" w:tplc="A5844066">
+    <w:lvl w:ilvl="3" w:tplc="445AB94A">
       <w:numFmt w:val="decimal"/>
       <w:lvlText w:val=""/>
       <w:lvlJc w:val="left"/>
     </w:lvl>
-    <w:lvl w:ilvl="4" w:tplc="E898D492">
+    <w:lvl w:ilvl="4" w:tplc="FDA8C2BE">
       <w:numFmt w:val="decimal"/>
       <w:lvlText w:val=""/>
       <w:lvlJc w:val="left"/>
     </w:lvl>
-    <w:lvl w:ilvl="5" w:tplc="94D2C114">
+    <w:lvl w:ilvl="5" w:tplc="A11653C2">
       <w:numFmt w:val="decimal"/>
       <w:lvlText w:val=""/>
       <w:lvlJc w:val="left"/>
     </w:lvl>
-    <w:lvl w:ilvl="6" w:tplc="9C723876">
+    <w:lvl w:ilvl="6" w:tplc="ACF6DBDA">
       <w:numFmt w:val="decimal"/>
       <w:lvlText w:val=""/>
       <w:lvlJc w:val="left"/>
     </w:lvl>
-    <w:lvl w:ilvl="7" w:tplc="646CD81C">
+    <w:lvl w:ilvl="7" w:tplc="D0225380">
       <w:numFmt w:val="decimal"/>
       <w:lvlText w:val=""/>
       <w:lvlJc w:val="left"/>
     </w:lvl>
-    <w:lvl w:ilvl="8" w:tplc="5E6827F4">
+    <w:lvl w:ilvl="8" w:tplc="ADC83FEC">
       <w:numFmt w:val="decimal"/>
       <w:lvlText w:val=""/>
       <w:lvlJc w:val="left"/>
     </w:lvl>
   </w:abstractNum>
-  <w:abstractNum w:abstractNumId="7" w15:restartNumberingAfterBreak="0">
-    <w:nsid w:val="27384A9B"/>
+  <w:abstractNum w:abstractNumId="9" w15:restartNumberingAfterBreak="0">
+    <w:nsid w:val="488F63C5"/>
     <w:multiLevelType w:val="hybridMultilevel"/>
-    <w:tmpl w:val="DDD4BB7A"/>
-    <w:lvl w:ilvl="0" w:tplc="DC74D950">
+    <w:tmpl w:val="7CFEB08A"/>
+    <w:lvl w:ilvl="0" w:tplc="1A4AE498">
       <w:start w:val="1"/>
       <w:numFmt w:val="decimal"/>
       <w:lvlText w:val="%1."/>
@@ -38396,52 +38594,52 @@
         <w:color w:val="A67C27"/>
       </w:rPr>
     </w:lvl>
-    <w:lvl w:ilvl="1" w:tplc="5CD4C4BA">
+    <w:lvl w:ilvl="1" w:tplc="58DA3900">
       <w:numFmt w:val="decimal"/>
       <w:lvlText w:val=""/>
       <w:lvlJc w:val="left"/>
     </w:lvl>
-    <w:lvl w:ilvl="2" w:tplc="8E6AE394">
+    <w:lvl w:ilvl="2" w:tplc="1C787572">
       <w:numFmt w:val="decimal"/>
       <w:lvlText w:val=""/>
       <w:lvlJc w:val="left"/>
     </w:lvl>
-    <w:lvl w:ilvl="3" w:tplc="4EF80320">
+    <w:lvl w:ilvl="3" w:tplc="37148BA6">
       <w:numFmt w:val="decimal"/>
       <w:lvlText w:val=""/>
       <w:lvlJc w:val="left"/>
     </w:lvl>
-    <w:lvl w:ilvl="4" w:tplc="51905A94">
+    <w:lvl w:ilvl="4" w:tplc="C41258C4">
       <w:numFmt w:val="decimal"/>
       <w:lvlText w:val=""/>
       <w:lvlJc w:val="left"/>
     </w:lvl>
-    <w:lvl w:ilvl="5" w:tplc="559A8C66">
+    <w:lvl w:ilvl="5" w:tplc="EE5CF598">
       <w:numFmt w:val="decimal"/>
       <w:lvlText w:val=""/>
       <w:lvlJc w:val="left"/>
     </w:lvl>
-    <w:lvl w:ilvl="6" w:tplc="C9AA0650">
+    <w:lvl w:ilvl="6" w:tplc="89B46684">
       <w:numFmt w:val="decimal"/>
       <w:lvlText w:val=""/>
       <w:lvlJc w:val="left"/>
     </w:lvl>
-    <w:lvl w:ilvl="7" w:tplc="889AF50C">
+    <w:lvl w:ilvl="7" w:tplc="70FCDEA2">
       <w:numFmt w:val="decimal"/>
       <w:lvlText w:val=""/>
       <w:lvlJc w:val="left"/>
     </w:lvl>
-    <w:lvl w:ilvl="8" w:tplc="8C1C73AC">
+    <w:lvl w:ilvl="8" w:tplc="7C205346">
       <w:numFmt w:val="decimal"/>
       <w:lvlText w:val=""/>
       <w:lvlJc w:val="left"/>
     </w:lvl>
   </w:abstractNum>
-  <w:abstractNum w:abstractNumId="8" w15:restartNumberingAfterBreak="0">
-    <w:nsid w:val="31287D9A"/>
+  <w:abstractNum w:abstractNumId="10" w15:restartNumberingAfterBreak="0">
+    <w:nsid w:val="48912342"/>
     <w:multiLevelType w:val="hybridMultilevel"/>
-    <w:tmpl w:val="9970E648"/>
-    <w:lvl w:ilvl="0" w:tplc="EE0A98F2">
+    <w:tmpl w:val="C616D79E"/>
+    <w:lvl w:ilvl="0" w:tplc="57CA7B62">
       <w:start w:val="1"/>
       <w:numFmt w:val="decimal"/>
       <w:lvlText w:val="%1."/>
@@ -38455,52 +38653,52 @@
         <w:color w:val="A67C27"/>
       </w:rPr>
     </w:lvl>
-    <w:lvl w:ilvl="1" w:tplc="F192F074">
+    <w:lvl w:ilvl="1" w:tplc="DD081262">
       <w:numFmt w:val="decimal"/>
       <w:lvlText w:val=""/>
       <w:lvlJc w:val="left"/>
     </w:lvl>
-    <w:lvl w:ilvl="2" w:tplc="5BDC5B5C">
+    <w:lvl w:ilvl="2" w:tplc="871CE324">
       <w:numFmt w:val="decimal"/>
       <w:lvlText w:val=""/>
       <w:lvlJc w:val="left"/>
     </w:lvl>
-    <w:lvl w:ilvl="3" w:tplc="47FE7396">
+    <w:lvl w:ilvl="3" w:tplc="99864C6E">
       <w:numFmt w:val="decimal"/>
       <w:lvlText w:val=""/>
       <w:lvlJc w:val="left"/>
     </w:lvl>
-    <w:lvl w:ilvl="4" w:tplc="A628C22A">
+    <w:lvl w:ilvl="4" w:tplc="766CA624">
       <w:numFmt w:val="decimal"/>
       <w:lvlText w:val=""/>
       <w:lvlJc w:val="left"/>
     </w:lvl>
-    <w:lvl w:ilvl="5" w:tplc="78245A72">
+    <w:lvl w:ilvl="5" w:tplc="5E0A2DEA">
       <w:numFmt w:val="decimal"/>
       <w:lvlText w:val=""/>
       <w:lvlJc w:val="left"/>
     </w:lvl>
-    <w:lvl w:ilvl="6" w:tplc="5DF869AE">
+    <w:lvl w:ilvl="6" w:tplc="D5E6677E">
       <w:numFmt w:val="decimal"/>
       <w:lvlText w:val=""/>
       <w:lvlJc w:val="left"/>
     </w:lvl>
-    <w:lvl w:ilvl="7" w:tplc="B3463CA6">
+    <w:lvl w:ilvl="7" w:tplc="E3A84504">
       <w:numFmt w:val="decimal"/>
       <w:lvlText w:val=""/>
       <w:lvlJc w:val="left"/>
     </w:lvl>
-    <w:lvl w:ilvl="8" w:tplc="2B4C4D82">
+    <w:lvl w:ilvl="8" w:tplc="F9C0C3A2">
       <w:numFmt w:val="decimal"/>
       <w:lvlText w:val=""/>
       <w:lvlJc w:val="left"/>
     </w:lvl>
   </w:abstractNum>
-  <w:abstractNum w:abstractNumId="9" w15:restartNumberingAfterBreak="0">
-    <w:nsid w:val="42F21337"/>
+  <w:abstractNum w:abstractNumId="11" w15:restartNumberingAfterBreak="0">
+    <w:nsid w:val="48A23D0C"/>
     <w:multiLevelType w:val="hybridMultilevel"/>
-    <w:tmpl w:val="B394B0D0"/>
-    <w:lvl w:ilvl="0" w:tplc="9AA2D938">
+    <w:tmpl w:val="4C861A6A"/>
+    <w:lvl w:ilvl="0" w:tplc="A61C0DD0">
       <w:start w:val="1"/>
       <w:numFmt w:val="decimal"/>
       <w:lvlText w:val="%1."/>
@@ -38514,52 +38712,52 @@
         <w:color w:val="A67C27"/>
       </w:rPr>
     </w:lvl>
-    <w:lvl w:ilvl="1" w:tplc="D340DE2A">
+    <w:lvl w:ilvl="1" w:tplc="6888B2A2">
       <w:numFmt w:val="decimal"/>
       <w:lvlText w:val=""/>
       <w:lvlJc w:val="left"/>
     </w:lvl>
-    <w:lvl w:ilvl="2" w:tplc="88A0E854">
+    <w:lvl w:ilvl="2" w:tplc="903E3C58">
       <w:numFmt w:val="decimal"/>
       <w:lvlText w:val=""/>
       <w:lvlJc w:val="left"/>
     </w:lvl>
-    <w:lvl w:ilvl="3" w:tplc="77F2EE6C">
+    <w:lvl w:ilvl="3" w:tplc="4B10035C">
       <w:numFmt w:val="decimal"/>
       <w:lvlText w:val=""/>
       <w:lvlJc w:val="left"/>
     </w:lvl>
-    <w:lvl w:ilvl="4" w:tplc="5958EE0E">
+    <w:lvl w:ilvl="4" w:tplc="32D45E86">
       <w:numFmt w:val="decimal"/>
       <w:lvlText w:val=""/>
       <w:lvlJc w:val="left"/>
     </w:lvl>
-    <w:lvl w:ilvl="5" w:tplc="12E685D8">
+    <w:lvl w:ilvl="5" w:tplc="B70024E6">
       <w:numFmt w:val="decimal"/>
       <w:lvlText w:val=""/>
       <w:lvlJc w:val="left"/>
     </w:lvl>
-    <w:lvl w:ilvl="6" w:tplc="329AA384">
+    <w:lvl w:ilvl="6" w:tplc="0F4A0FAE">
       <w:numFmt w:val="decimal"/>
       <w:lvlText w:val=""/>
       <w:lvlJc w:val="left"/>
     </w:lvl>
-    <w:lvl w:ilvl="7" w:tplc="9D16F492">
+    <w:lvl w:ilvl="7" w:tplc="EAB0FD04">
       <w:numFmt w:val="decimal"/>
       <w:lvlText w:val=""/>
       <w:lvlJc w:val="left"/>
     </w:lvl>
-    <w:lvl w:ilvl="8" w:tplc="4244A6A4">
+    <w:lvl w:ilvl="8" w:tplc="32009AE4">
       <w:numFmt w:val="decimal"/>
       <w:lvlText w:val=""/>
       <w:lvlJc w:val="left"/>
     </w:lvl>
   </w:abstractNum>
-  <w:abstractNum w:abstractNumId="10" w15:restartNumberingAfterBreak="0">
-    <w:nsid w:val="4C551B8F"/>
+  <w:abstractNum w:abstractNumId="12" w15:restartNumberingAfterBreak="0">
+    <w:nsid w:val="4A1706FE"/>
     <w:multiLevelType w:val="hybridMultilevel"/>
-    <w:tmpl w:val="0C3A8B54"/>
-    <w:lvl w:ilvl="0" w:tplc="B4524AAA">
+    <w:tmpl w:val="FB82300A"/>
+    <w:lvl w:ilvl="0" w:tplc="6DA4B276">
       <w:start w:val="1"/>
       <w:numFmt w:val="decimal"/>
       <w:lvlText w:val="%1."/>
@@ -38573,52 +38771,52 @@
         <w:color w:val="A67C27"/>
       </w:rPr>
     </w:lvl>
-    <w:lvl w:ilvl="1" w:tplc="DF765CDC">
+    <w:lvl w:ilvl="1" w:tplc="EF6821A0">
       <w:numFmt w:val="decimal"/>
       <w:lvlText w:val=""/>
       <w:lvlJc w:val="left"/>
     </w:lvl>
-    <w:lvl w:ilvl="2" w:tplc="E0BC39B4">
+    <w:lvl w:ilvl="2" w:tplc="3F4CA6E0">
       <w:numFmt w:val="decimal"/>
       <w:lvlText w:val=""/>
       <w:lvlJc w:val="left"/>
     </w:lvl>
-    <w:lvl w:ilvl="3" w:tplc="2D047016">
+    <w:lvl w:ilvl="3" w:tplc="83BAD7B4">
       <w:numFmt w:val="decimal"/>
       <w:lvlText w:val=""/>
       <w:lvlJc w:val="left"/>
     </w:lvl>
-    <w:lvl w:ilvl="4" w:tplc="85A698E4">
+    <w:lvl w:ilvl="4" w:tplc="A2A0680C">
       <w:numFmt w:val="decimal"/>
       <w:lvlText w:val=""/>
       <w:lvlJc w:val="left"/>
     </w:lvl>
-    <w:lvl w:ilvl="5" w:tplc="F74267B8">
+    <w:lvl w:ilvl="5" w:tplc="1AF8EB0C">
       <w:numFmt w:val="decimal"/>
       <w:lvlText w:val=""/>
       <w:lvlJc w:val="left"/>
     </w:lvl>
-    <w:lvl w:ilvl="6" w:tplc="658C3D4A">
+    <w:lvl w:ilvl="6" w:tplc="C4F47FBA">
       <w:numFmt w:val="decimal"/>
       <w:lvlText w:val=""/>
       <w:lvlJc w:val="left"/>
     </w:lvl>
-    <w:lvl w:ilvl="7" w:tplc="ACC240E2">
+    <w:lvl w:ilvl="7" w:tplc="A798DFF4">
       <w:numFmt w:val="decimal"/>
       <w:lvlText w:val=""/>
       <w:lvlJc w:val="left"/>
     </w:lvl>
-    <w:lvl w:ilvl="8" w:tplc="A99C5C0E">
+    <w:lvl w:ilvl="8" w:tplc="5432800A">
       <w:numFmt w:val="decimal"/>
       <w:lvlText w:val=""/>
       <w:lvlJc w:val="left"/>
     </w:lvl>
   </w:abstractNum>
-  <w:abstractNum w:abstractNumId="11" w15:restartNumberingAfterBreak="0">
-    <w:nsid w:val="53EB3332"/>
+  <w:abstractNum w:abstractNumId="13" w15:restartNumberingAfterBreak="0">
+    <w:nsid w:val="4C760909"/>
     <w:multiLevelType w:val="hybridMultilevel"/>
-    <w:tmpl w:val="70E0B504"/>
-    <w:lvl w:ilvl="0" w:tplc="13783F44">
+    <w:tmpl w:val="883A9676"/>
+    <w:lvl w:ilvl="0" w:tplc="BFB87DF6">
       <w:start w:val="1"/>
       <w:numFmt w:val="decimal"/>
       <w:lvlText w:val="%1."/>
@@ -38632,138 +38830,52 @@
         <w:color w:val="A67C27"/>
       </w:rPr>
     </w:lvl>
-    <w:lvl w:ilvl="1" w:tplc="65EEDD9A">
+    <w:lvl w:ilvl="1" w:tplc="AC861606">
       <w:numFmt w:val="decimal"/>
       <w:lvlText w:val=""/>
       <w:lvlJc w:val="left"/>
     </w:lvl>
-    <w:lvl w:ilvl="2" w:tplc="EEA6FADA">
+    <w:lvl w:ilvl="2" w:tplc="5C1ADCD2">
       <w:numFmt w:val="decimal"/>
       <w:lvlText w:val=""/>
       <w:lvlJc w:val="left"/>
     </w:lvl>
-    <w:lvl w:ilvl="3" w:tplc="2336140C">
+    <w:lvl w:ilvl="3" w:tplc="11FE8172">
       <w:numFmt w:val="decimal"/>
       <w:lvlText w:val=""/>
       <w:lvlJc w:val="left"/>
     </w:lvl>
-    <w:lvl w:ilvl="4" w:tplc="6406C072">
+    <w:lvl w:ilvl="4" w:tplc="817862A2">
       <w:numFmt w:val="decimal"/>
       <w:lvlText w:val=""/>
       <w:lvlJc w:val="left"/>
     </w:lvl>
-    <w:lvl w:ilvl="5" w:tplc="46720DD8">
+    <w:lvl w:ilvl="5" w:tplc="70784202">
       <w:numFmt w:val="decimal"/>
       <w:lvlText w:val=""/>
       <w:lvlJc w:val="left"/>
     </w:lvl>
-    <w:lvl w:ilvl="6" w:tplc="6CE277B6">
+    <w:lvl w:ilvl="6" w:tplc="98F80454">
       <w:numFmt w:val="decimal"/>
       <w:lvlText w:val=""/>
       <w:lvlJc w:val="left"/>
     </w:lvl>
-    <w:lvl w:ilvl="7" w:tplc="E22AEB04">
+    <w:lvl w:ilvl="7" w:tplc="55588BC2">
       <w:numFmt w:val="decimal"/>
       <w:lvlText w:val=""/>
       <w:lvlJc w:val="left"/>
     </w:lvl>
-    <w:lvl w:ilvl="8" w:tplc="99EC980A">
+    <w:lvl w:ilvl="8" w:tplc="0ADE2F06">
       <w:numFmt w:val="decimal"/>
       <w:lvlText w:val=""/>
       <w:lvlJc w:val="left"/>
     </w:lvl>
   </w:abstractNum>
-  <w:abstractNum w:abstractNumId="12" w15:restartNumberingAfterBreak="0">
-    <w:nsid w:val="5A3438D2"/>
+  <w:abstractNum w:abstractNumId="14" w15:restartNumberingAfterBreak="0">
+    <w:nsid w:val="546D12EB"/>
     <w:multiLevelType w:val="hybridMultilevel"/>
-    <w:tmpl w:val="03F6521A"/>
-    <w:lvl w:ilvl="0" w:tplc="13C27A4C">
-      <w:start w:val="1"/>
-      <w:numFmt w:val="bullet"/>
-      <w:lvlText w:val="●"/>
-      <w:lvlJc w:val="left"/>
-      <w:pPr>
-        <w:ind w:left="720" w:hanging="360"/>
-      </w:pPr>
-    </w:lvl>
-    <w:lvl w:ilvl="1" w:tplc="4C56F068">
-      <w:start w:val="1"/>
-      <w:numFmt w:val="bullet"/>
-      <w:lvlText w:val="○"/>
-      <w:lvlJc w:val="left"/>
-      <w:pPr>
-        <w:ind w:left="1440" w:hanging="360"/>
-      </w:pPr>
-    </w:lvl>
-    <w:lvl w:ilvl="2" w:tplc="72B87922">
-      <w:start w:val="1"/>
-      <w:numFmt w:val="bullet"/>
-      <w:lvlText w:val="■"/>
-      <w:lvlJc w:val="left"/>
-      <w:pPr>
-        <w:ind w:left="2160" w:hanging="360"/>
-      </w:pPr>
-    </w:lvl>
-    <w:lvl w:ilvl="3" w:tplc="9398D4F0">
-      <w:start w:val="1"/>
-      <w:numFmt w:val="bullet"/>
-      <w:lvlText w:val="●"/>
-      <w:lvlJc w:val="left"/>
-      <w:pPr>
-        <w:ind w:left="2880" w:hanging="360"/>
-      </w:pPr>
-    </w:lvl>
-    <w:lvl w:ilvl="4" w:tplc="A01A6D38">
-      <w:start w:val="1"/>
-      <w:numFmt w:val="bullet"/>
-      <w:lvlText w:val="○"/>
-      <w:lvlJc w:val="left"/>
-      <w:pPr>
-        <w:ind w:left="3600" w:hanging="360"/>
-      </w:pPr>
-    </w:lvl>
-    <w:lvl w:ilvl="5" w:tplc="9B3A7B36">
-      <w:start w:val="1"/>
-      <w:numFmt w:val="bullet"/>
-      <w:lvlText w:val="■"/>
-      <w:lvlJc w:val="left"/>
-      <w:pPr>
-        <w:ind w:left="4320" w:hanging="360"/>
-      </w:pPr>
-    </w:lvl>
-    <w:lvl w:ilvl="6" w:tplc="4E44DC14">
-      <w:start w:val="1"/>
-      <w:numFmt w:val="bullet"/>
-      <w:lvlText w:val="●"/>
-      <w:lvlJc w:val="left"/>
-      <w:pPr>
-        <w:ind w:left="5040" w:hanging="360"/>
-      </w:pPr>
-    </w:lvl>
-    <w:lvl w:ilvl="7" w:tplc="AEEADE7C">
-      <w:start w:val="1"/>
-      <w:numFmt w:val="bullet"/>
-      <w:lvlText w:val="●"/>
-      <w:lvlJc w:val="left"/>
-      <w:pPr>
-        <w:ind w:left="5760" w:hanging="360"/>
-      </w:pPr>
-    </w:lvl>
-    <w:lvl w:ilvl="8" w:tplc="E182F6D8">
-      <w:start w:val="1"/>
-      <w:numFmt w:val="bullet"/>
-      <w:lvlText w:val="●"/>
-      <w:lvlJc w:val="left"/>
-      <w:pPr>
-        <w:ind w:left="6480" w:hanging="360"/>
-      </w:pPr>
-    </w:lvl>
-  </w:abstractNum>
-  <w:abstractNum w:abstractNumId="13" w15:restartNumberingAfterBreak="0">
-    <w:nsid w:val="5AF40F03"/>
-    <w:multiLevelType w:val="hybridMultilevel"/>
-    <w:tmpl w:val="19E0E926"/>
-    <w:lvl w:ilvl="0" w:tplc="D58AC4EC">
+    <w:tmpl w:val="F1D87568"/>
+    <w:lvl w:ilvl="0" w:tplc="98D4A61A">
       <w:start w:val="1"/>
       <w:numFmt w:val="decimal"/>
       <w:lvlText w:val="%1."/>
@@ -38777,52 +38889,52 @@
         <w:color w:val="A67C27"/>
       </w:rPr>
     </w:lvl>
-    <w:lvl w:ilvl="1" w:tplc="17649966">
+    <w:lvl w:ilvl="1" w:tplc="D31448E6">
       <w:numFmt w:val="decimal"/>
       <w:lvlText w:val=""/>
       <w:lvlJc w:val="left"/>
     </w:lvl>
-    <w:lvl w:ilvl="2" w:tplc="636C9454">
+    <w:lvl w:ilvl="2" w:tplc="1CBE0A0E">
       <w:numFmt w:val="decimal"/>
       <w:lvlText w:val=""/>
       <w:lvlJc w:val="left"/>
     </w:lvl>
-    <w:lvl w:ilvl="3" w:tplc="C2D866C0">
+    <w:lvl w:ilvl="3" w:tplc="3C0ABB46">
       <w:numFmt w:val="decimal"/>
       <w:lvlText w:val=""/>
       <w:lvlJc w:val="left"/>
     </w:lvl>
-    <w:lvl w:ilvl="4" w:tplc="66508246">
+    <w:lvl w:ilvl="4" w:tplc="1A00D5BA">
       <w:numFmt w:val="decimal"/>
       <w:lvlText w:val=""/>
       <w:lvlJc w:val="left"/>
     </w:lvl>
-    <w:lvl w:ilvl="5" w:tplc="269445C8">
+    <w:lvl w:ilvl="5" w:tplc="E34C958C">
       <w:numFmt w:val="decimal"/>
       <w:lvlText w:val=""/>
       <w:lvlJc w:val="left"/>
     </w:lvl>
-    <w:lvl w:ilvl="6" w:tplc="620E0834">
+    <w:lvl w:ilvl="6" w:tplc="95EE4D2E">
       <w:numFmt w:val="decimal"/>
       <w:lvlText w:val=""/>
       <w:lvlJc w:val="left"/>
     </w:lvl>
-    <w:lvl w:ilvl="7" w:tplc="EC7E3086">
+    <w:lvl w:ilvl="7" w:tplc="73E6A7E0">
       <w:numFmt w:val="decimal"/>
       <w:lvlText w:val=""/>
       <w:lvlJc w:val="left"/>
     </w:lvl>
-    <w:lvl w:ilvl="8" w:tplc="D0781B9C">
+    <w:lvl w:ilvl="8" w:tplc="A7BC4060">
       <w:numFmt w:val="decimal"/>
       <w:lvlText w:val=""/>
       <w:lvlJc w:val="left"/>
     </w:lvl>
   </w:abstractNum>
-  <w:abstractNum w:abstractNumId="14" w15:restartNumberingAfterBreak="0">
-    <w:nsid w:val="60B37981"/>
+  <w:abstractNum w:abstractNumId="15" w15:restartNumberingAfterBreak="0">
+    <w:nsid w:val="54E518FD"/>
     <w:multiLevelType w:val="hybridMultilevel"/>
-    <w:tmpl w:val="501C915E"/>
-    <w:lvl w:ilvl="0" w:tplc="63F8828C">
+    <w:tmpl w:val="D33C30F0"/>
+    <w:lvl w:ilvl="0" w:tplc="CB3A0B48">
       <w:start w:val="1"/>
       <w:numFmt w:val="decimal"/>
       <w:lvlText w:val="%1."/>
@@ -38836,52 +38948,52 @@
         <w:color w:val="A67C27"/>
       </w:rPr>
     </w:lvl>
-    <w:lvl w:ilvl="1" w:tplc="D7A0C786">
+    <w:lvl w:ilvl="1" w:tplc="37B694DE">
       <w:numFmt w:val="decimal"/>
       <w:lvlText w:val=""/>
       <w:lvlJc w:val="left"/>
     </w:lvl>
-    <w:lvl w:ilvl="2" w:tplc="0E72665E">
+    <w:lvl w:ilvl="2" w:tplc="841451B8">
       <w:numFmt w:val="decimal"/>
       <w:lvlText w:val=""/>
       <w:lvlJc w:val="left"/>
     </w:lvl>
-    <w:lvl w:ilvl="3" w:tplc="943EAB6E">
+    <w:lvl w:ilvl="3" w:tplc="8090741A">
       <w:numFmt w:val="decimal"/>
       <w:lvlText w:val=""/>
       <w:lvlJc w:val="left"/>
     </w:lvl>
-    <w:lvl w:ilvl="4" w:tplc="2FF411D0">
+    <w:lvl w:ilvl="4" w:tplc="9B208B8A">
       <w:numFmt w:val="decimal"/>
       <w:lvlText w:val=""/>
       <w:lvlJc w:val="left"/>
     </w:lvl>
-    <w:lvl w:ilvl="5" w:tplc="9B1E6312">
+    <w:lvl w:ilvl="5" w:tplc="D05E61BC">
       <w:numFmt w:val="decimal"/>
       <w:lvlText w:val=""/>
       <w:lvlJc w:val="left"/>
     </w:lvl>
-    <w:lvl w:ilvl="6" w:tplc="183ADEAE">
+    <w:lvl w:ilvl="6" w:tplc="FA067BAE">
       <w:numFmt w:val="decimal"/>
       <w:lvlText w:val=""/>
       <w:lvlJc w:val="left"/>
     </w:lvl>
-    <w:lvl w:ilvl="7" w:tplc="3FDEAF0C">
+    <w:lvl w:ilvl="7" w:tplc="29203B26">
       <w:numFmt w:val="decimal"/>
       <w:lvlText w:val=""/>
       <w:lvlJc w:val="left"/>
     </w:lvl>
-    <w:lvl w:ilvl="8" w:tplc="E5BE5AD6">
+    <w:lvl w:ilvl="8" w:tplc="B292399C">
       <w:numFmt w:val="decimal"/>
       <w:lvlText w:val=""/>
       <w:lvlJc w:val="left"/>
     </w:lvl>
   </w:abstractNum>
-  <w:abstractNum w:abstractNumId="15" w15:restartNumberingAfterBreak="0">
-    <w:nsid w:val="69907B57"/>
+  <w:abstractNum w:abstractNumId="16" w15:restartNumberingAfterBreak="0">
+    <w:nsid w:val="60137242"/>
     <w:multiLevelType w:val="hybridMultilevel"/>
-    <w:tmpl w:val="060440C4"/>
-    <w:lvl w:ilvl="0" w:tplc="289C6B92">
+    <w:tmpl w:val="5DD2DCCE"/>
+    <w:lvl w:ilvl="0" w:tplc="75F80E12">
       <w:start w:val="1"/>
       <w:numFmt w:val="decimal"/>
       <w:lvlText w:val="%1."/>
@@ -38895,52 +39007,52 @@
         <w:color w:val="A67C27"/>
       </w:rPr>
     </w:lvl>
-    <w:lvl w:ilvl="1" w:tplc="5ACA88C0">
+    <w:lvl w:ilvl="1" w:tplc="2A405D32">
       <w:numFmt w:val="decimal"/>
       <w:lvlText w:val=""/>
       <w:lvlJc w:val="left"/>
     </w:lvl>
-    <w:lvl w:ilvl="2" w:tplc="B554CD1C">
+    <w:lvl w:ilvl="2" w:tplc="A2261F2C">
       <w:numFmt w:val="decimal"/>
       <w:lvlText w:val=""/>
       <w:lvlJc w:val="left"/>
     </w:lvl>
-    <w:lvl w:ilvl="3" w:tplc="303E1AA0">
+    <w:lvl w:ilvl="3" w:tplc="5B2E7798">
       <w:numFmt w:val="decimal"/>
       <w:lvlText w:val=""/>
       <w:lvlJc w:val="left"/>
     </w:lvl>
-    <w:lvl w:ilvl="4" w:tplc="B9CE83FA">
+    <w:lvl w:ilvl="4" w:tplc="906C1E8E">
       <w:numFmt w:val="decimal"/>
       <w:lvlText w:val=""/>
       <w:lvlJc w:val="left"/>
     </w:lvl>
-    <w:lvl w:ilvl="5" w:tplc="90E4F126">
+    <w:lvl w:ilvl="5" w:tplc="8F8A4448">
       <w:numFmt w:val="decimal"/>
       <w:lvlText w:val=""/>
       <w:lvlJc w:val="left"/>
     </w:lvl>
-    <w:lvl w:ilvl="6" w:tplc="CE120F3C">
+    <w:lvl w:ilvl="6" w:tplc="C9344ECC">
       <w:numFmt w:val="decimal"/>
       <w:lvlText w:val=""/>
       <w:lvlJc w:val="left"/>
     </w:lvl>
-    <w:lvl w:ilvl="7" w:tplc="BB44CBB4">
+    <w:lvl w:ilvl="7" w:tplc="413E32AE">
       <w:numFmt w:val="decimal"/>
       <w:lvlText w:val=""/>
       <w:lvlJc w:val="left"/>
     </w:lvl>
-    <w:lvl w:ilvl="8" w:tplc="6E48559A">
+    <w:lvl w:ilvl="8" w:tplc="9216E17C">
       <w:numFmt w:val="decimal"/>
       <w:lvlText w:val=""/>
       <w:lvlJc w:val="left"/>
     </w:lvl>
   </w:abstractNum>
-  <w:abstractNum w:abstractNumId="16" w15:restartNumberingAfterBreak="0">
-    <w:nsid w:val="6A021FD2"/>
+  <w:abstractNum w:abstractNumId="17" w15:restartNumberingAfterBreak="0">
+    <w:nsid w:val="6C136266"/>
     <w:multiLevelType w:val="hybridMultilevel"/>
-    <w:tmpl w:val="D242D6F0"/>
-    <w:lvl w:ilvl="0" w:tplc="375AF62E">
+    <w:tmpl w:val="389C2860"/>
+    <w:lvl w:ilvl="0" w:tplc="78FCDDF0">
       <w:start w:val="1"/>
       <w:numFmt w:val="decimal"/>
       <w:lvlText w:val="%1."/>
@@ -38954,52 +39066,52 @@
         <w:color w:val="A67C27"/>
       </w:rPr>
     </w:lvl>
-    <w:lvl w:ilvl="1" w:tplc="E79E1D06">
+    <w:lvl w:ilvl="1" w:tplc="011A7A26">
       <w:numFmt w:val="decimal"/>
       <w:lvlText w:val=""/>
       <w:lvlJc w:val="left"/>
     </w:lvl>
-    <w:lvl w:ilvl="2" w:tplc="EC9CA1C2">
+    <w:lvl w:ilvl="2" w:tplc="8DB28714">
       <w:numFmt w:val="decimal"/>
       <w:lvlText w:val=""/>
       <w:lvlJc w:val="left"/>
     </w:lvl>
-    <w:lvl w:ilvl="3" w:tplc="12349A7E">
+    <w:lvl w:ilvl="3" w:tplc="925C3938">
       <w:numFmt w:val="decimal"/>
       <w:lvlText w:val=""/>
       <w:lvlJc w:val="left"/>
     </w:lvl>
-    <w:lvl w:ilvl="4" w:tplc="3FBC7760">
+    <w:lvl w:ilvl="4" w:tplc="736E9DA6">
       <w:numFmt w:val="decimal"/>
       <w:lvlText w:val=""/>
       <w:lvlJc w:val="left"/>
     </w:lvl>
-    <w:lvl w:ilvl="5" w:tplc="32182CE0">
+    <w:lvl w:ilvl="5" w:tplc="6106A04A">
       <w:numFmt w:val="decimal"/>
       <w:lvlText w:val=""/>
       <w:lvlJc w:val="left"/>
     </w:lvl>
-    <w:lvl w:ilvl="6" w:tplc="06B25742">
+    <w:lvl w:ilvl="6" w:tplc="C3BA5D10">
       <w:numFmt w:val="decimal"/>
       <w:lvlText w:val=""/>
       <w:lvlJc w:val="left"/>
     </w:lvl>
-    <w:lvl w:ilvl="7" w:tplc="F378E648">
+    <w:lvl w:ilvl="7" w:tplc="A6C68378">
       <w:numFmt w:val="decimal"/>
       <w:lvlText w:val=""/>
       <w:lvlJc w:val="left"/>
     </w:lvl>
-    <w:lvl w:ilvl="8" w:tplc="F5BE198C">
+    <w:lvl w:ilvl="8" w:tplc="098C9490">
       <w:numFmt w:val="decimal"/>
       <w:lvlText w:val=""/>
       <w:lvlJc w:val="left"/>
     </w:lvl>
   </w:abstractNum>
-  <w:abstractNum w:abstractNumId="17" w15:restartNumberingAfterBreak="0">
-    <w:nsid w:val="72DF130C"/>
+  <w:abstractNum w:abstractNumId="18" w15:restartNumberingAfterBreak="0">
+    <w:nsid w:val="6FA8535D"/>
     <w:multiLevelType w:val="hybridMultilevel"/>
-    <w:tmpl w:val="AC42094A"/>
-    <w:lvl w:ilvl="0" w:tplc="A1A84A2E">
+    <w:tmpl w:val="D31C92E4"/>
+    <w:lvl w:ilvl="0" w:tplc="CF06BA26">
       <w:start w:val="1"/>
       <w:numFmt w:val="decimal"/>
       <w:lvlText w:val="%1."/>
@@ -39013,52 +39125,52 @@
         <w:color w:val="A67C27"/>
       </w:rPr>
     </w:lvl>
-    <w:lvl w:ilvl="1" w:tplc="1A0461CE">
+    <w:lvl w:ilvl="1" w:tplc="B3F66A66">
       <w:numFmt w:val="decimal"/>
       <w:lvlText w:val=""/>
       <w:lvlJc w:val="left"/>
     </w:lvl>
-    <w:lvl w:ilvl="2" w:tplc="BACA6B1C">
+    <w:lvl w:ilvl="2" w:tplc="365CF46E">
       <w:numFmt w:val="decimal"/>
       <w:lvlText w:val=""/>
       <w:lvlJc w:val="left"/>
     </w:lvl>
-    <w:lvl w:ilvl="3" w:tplc="8E1EAFFA">
+    <w:lvl w:ilvl="3" w:tplc="ACBAD04C">
       <w:numFmt w:val="decimal"/>
       <w:lvlText w:val=""/>
       <w:lvlJc w:val="left"/>
     </w:lvl>
-    <w:lvl w:ilvl="4" w:tplc="7AAA5C24">
+    <w:lvl w:ilvl="4" w:tplc="75861E8C">
       <w:numFmt w:val="decimal"/>
       <w:lvlText w:val=""/>
       <w:lvlJc w:val="left"/>
     </w:lvl>
-    <w:lvl w:ilvl="5" w:tplc="6CAEC6B8">
+    <w:lvl w:ilvl="5" w:tplc="68D8AF26">
       <w:numFmt w:val="decimal"/>
       <w:lvlText w:val=""/>
       <w:lvlJc w:val="left"/>
     </w:lvl>
-    <w:lvl w:ilvl="6" w:tplc="17A2ED6E">
+    <w:lvl w:ilvl="6" w:tplc="B2641D30">
       <w:numFmt w:val="decimal"/>
       <w:lvlText w:val=""/>
       <w:lvlJc w:val="left"/>
     </w:lvl>
-    <w:lvl w:ilvl="7" w:tplc="28047524">
+    <w:lvl w:ilvl="7" w:tplc="3E328DF0">
       <w:numFmt w:val="decimal"/>
       <w:lvlText w:val=""/>
       <w:lvlJc w:val="left"/>
     </w:lvl>
-    <w:lvl w:ilvl="8" w:tplc="59F47258">
+    <w:lvl w:ilvl="8" w:tplc="B01821FE">
       <w:numFmt w:val="decimal"/>
       <w:lvlText w:val=""/>
       <w:lvlJc w:val="left"/>
     </w:lvl>
   </w:abstractNum>
-  <w:abstractNum w:abstractNumId="18" w15:restartNumberingAfterBreak="0">
-    <w:nsid w:val="75FC0FF8"/>
+  <w:abstractNum w:abstractNumId="19" w15:restartNumberingAfterBreak="0">
+    <w:nsid w:val="7A490ACA"/>
     <w:multiLevelType w:val="hybridMultilevel"/>
-    <w:tmpl w:val="A356B718"/>
-    <w:lvl w:ilvl="0" w:tplc="C83E7D46">
+    <w:tmpl w:val="4236A696"/>
+    <w:lvl w:ilvl="0" w:tplc="488217C6">
       <w:start w:val="1"/>
       <w:numFmt w:val="decimal"/>
       <w:lvlText w:val="%1."/>
@@ -39072,52 +39184,52 @@
         <w:color w:val="A67C27"/>
       </w:rPr>
     </w:lvl>
-    <w:lvl w:ilvl="1" w:tplc="881C3C54">
+    <w:lvl w:ilvl="1" w:tplc="554EF27C">
       <w:numFmt w:val="decimal"/>
       <w:lvlText w:val=""/>
       <w:lvlJc w:val="left"/>
     </w:lvl>
-    <w:lvl w:ilvl="2" w:tplc="D05AA222">
+    <w:lvl w:ilvl="2" w:tplc="2674AF7C">
       <w:numFmt w:val="decimal"/>
       <w:lvlText w:val=""/>
       <w:lvlJc w:val="left"/>
     </w:lvl>
-    <w:lvl w:ilvl="3" w:tplc="990A7B64">
+    <w:lvl w:ilvl="3" w:tplc="B2F283D8">
       <w:numFmt w:val="decimal"/>
       <w:lvlText w:val=""/>
       <w:lvlJc w:val="left"/>
     </w:lvl>
-    <w:lvl w:ilvl="4" w:tplc="3D788DFA">
+    <w:lvl w:ilvl="4" w:tplc="6F00B254">
       <w:numFmt w:val="decimal"/>
       <w:lvlText w:val=""/>
       <w:lvlJc w:val="left"/>
     </w:lvl>
-    <w:lvl w:ilvl="5" w:tplc="46767056">
+    <w:lvl w:ilvl="5" w:tplc="AFC001F2">
       <w:numFmt w:val="decimal"/>
       <w:lvlText w:val=""/>
       <w:lvlJc w:val="left"/>
     </w:lvl>
-    <w:lvl w:ilvl="6" w:tplc="2F3A1B20">
+    <w:lvl w:ilvl="6" w:tplc="0C567934">
       <w:numFmt w:val="decimal"/>
       <w:lvlText w:val=""/>
       <w:lvlJc w:val="left"/>
     </w:lvl>
-    <w:lvl w:ilvl="7" w:tplc="F0AEEDF8">
+    <w:lvl w:ilvl="7" w:tplc="549418D6">
       <w:numFmt w:val="decimal"/>
       <w:lvlText w:val=""/>
       <w:lvlJc w:val="left"/>
     </w:lvl>
-    <w:lvl w:ilvl="8" w:tplc="F92000B2">
+    <w:lvl w:ilvl="8" w:tplc="1E108CFE">
       <w:numFmt w:val="decimal"/>
       <w:lvlText w:val=""/>
       <w:lvlJc w:val="left"/>
     </w:lvl>
   </w:abstractNum>
-  <w:abstractNum w:abstractNumId="19" w15:restartNumberingAfterBreak="0">
-    <w:nsid w:val="7B0D6700"/>
+  <w:abstractNum w:abstractNumId="20" w15:restartNumberingAfterBreak="0">
+    <w:nsid w:val="7B997666"/>
     <w:multiLevelType w:val="hybridMultilevel"/>
-    <w:tmpl w:val="83F256A8"/>
-    <w:lvl w:ilvl="0" w:tplc="DCD2DD58">
+    <w:tmpl w:val="F9F85568"/>
+    <w:lvl w:ilvl="0" w:tplc="10BA36D4">
       <w:start w:val="1"/>
       <w:numFmt w:val="decimal"/>
       <w:lvlText w:val="%1."/>
@@ -39131,110 +39243,52 @@
         <w:color w:val="A67C27"/>
       </w:rPr>
     </w:lvl>
-    <w:lvl w:ilvl="1" w:tplc="358226C8">
+    <w:lvl w:ilvl="1" w:tplc="EAF8C2A2">
       <w:numFmt w:val="decimal"/>
       <w:lvlText w:val=""/>
       <w:lvlJc w:val="left"/>
     </w:lvl>
-    <w:lvl w:ilvl="2" w:tplc="238E7A4E">
+    <w:lvl w:ilvl="2" w:tplc="6574AE30">
       <w:numFmt w:val="decimal"/>
       <w:lvlText w:val=""/>
       <w:lvlJc w:val="left"/>
     </w:lvl>
-    <w:lvl w:ilvl="3" w:tplc="7BDE7698">
+    <w:lvl w:ilvl="3" w:tplc="DFD6A3E6">
       <w:numFmt w:val="decimal"/>
       <w:lvlText w:val=""/>
       <w:lvlJc w:val="left"/>
     </w:lvl>
-    <w:lvl w:ilvl="4" w:tplc="10888FDA">
+    <w:lvl w:ilvl="4" w:tplc="5C94033A">
       <w:numFmt w:val="decimal"/>
       <w:lvlText w:val=""/>
       <w:lvlJc w:val="left"/>
     </w:lvl>
-    <w:lvl w:ilvl="5" w:tplc="00807DD0">
+    <w:lvl w:ilvl="5" w:tplc="45786482">
       <w:numFmt w:val="decimal"/>
       <w:lvlText w:val=""/>
       <w:lvlJc w:val="left"/>
     </w:lvl>
-    <w:lvl w:ilvl="6" w:tplc="0360B3D4">
+    <w:lvl w:ilvl="6" w:tplc="38A68328">
       <w:numFmt w:val="decimal"/>
       <w:lvlText w:val=""/>
       <w:lvlJc w:val="left"/>
     </w:lvl>
-    <w:lvl w:ilvl="7" w:tplc="3862756E">
+    <w:lvl w:ilvl="7" w:tplc="36ACCC5C">
       <w:numFmt w:val="decimal"/>
       <w:lvlText w:val=""/>
       <w:lvlJc w:val="left"/>
     </w:lvl>
-    <w:lvl w:ilvl="8" w:tplc="5E1247DA">
-      <w:numFmt w:val="decimal"/>
-      <w:lvlText w:val=""/>
-      <w:lvlJc w:val="left"/>
-    </w:lvl>
-  </w:abstractNum>
-  <w:abstractNum w:abstractNumId="20" w15:restartNumberingAfterBreak="0">
-    <w:nsid w:val="7C657156"/>
-    <w:multiLevelType w:val="hybridMultilevel"/>
-    <w:tmpl w:val="63D2ED48"/>
-    <w:lvl w:ilvl="0" w:tplc="6A48C9B2">
-      <w:start w:val="1"/>
-      <w:numFmt w:val="bullet"/>
-      <w:lvlText w:val="•"/>
-      <w:lvlJc w:val="left"/>
-      <w:pPr>
-        <w:ind w:left="460" w:hanging="280"/>
-      </w:pPr>
-    </w:lvl>
-    <w:lvl w:ilvl="1" w:tplc="3AE01268">
-      <w:start w:val="1"/>
-      <w:numFmt w:val="bullet"/>
-      <w:lvlText w:val="–"/>
-      <w:lvlJc w:val="left"/>
-      <w:pPr>
-        <w:ind w:left="900" w:hanging="280"/>
-      </w:pPr>
-    </w:lvl>
-    <w:lvl w:ilvl="2" w:tplc="6E5AF452">
-      <w:numFmt w:val="decimal"/>
-      <w:lvlText w:val=""/>
-      <w:lvlJc w:val="left"/>
-    </w:lvl>
-    <w:lvl w:ilvl="3" w:tplc="6E6C9410">
-      <w:numFmt w:val="decimal"/>
-      <w:lvlText w:val=""/>
-      <w:lvlJc w:val="left"/>
-    </w:lvl>
-    <w:lvl w:ilvl="4" w:tplc="AA18DCEC">
-      <w:numFmt w:val="decimal"/>
-      <w:lvlText w:val=""/>
-      <w:lvlJc w:val="left"/>
-    </w:lvl>
-    <w:lvl w:ilvl="5" w:tplc="0246BADE">
-      <w:numFmt w:val="decimal"/>
-      <w:lvlText w:val=""/>
-      <w:lvlJc w:val="left"/>
-    </w:lvl>
-    <w:lvl w:ilvl="6" w:tplc="82243C50">
-      <w:numFmt w:val="decimal"/>
-      <w:lvlText w:val=""/>
-      <w:lvlJc w:val="left"/>
-    </w:lvl>
-    <w:lvl w:ilvl="7" w:tplc="57EC4BC2">
-      <w:numFmt w:val="decimal"/>
-      <w:lvlText w:val=""/>
-      <w:lvlJc w:val="left"/>
-    </w:lvl>
-    <w:lvl w:ilvl="8" w:tplc="BBB22C58">
+    <w:lvl w:ilvl="8" w:tplc="771E1EE4">
       <w:numFmt w:val="decimal"/>
       <w:lvlText w:val=""/>
       <w:lvlJc w:val="left"/>
     </w:lvl>
   </w:abstractNum>
   <w:abstractNum w:abstractNumId="21" w15:restartNumberingAfterBreak="0">
-    <w:nsid w:val="7FC4692B"/>
+    <w:nsid w:val="7F872AA5"/>
     <w:multiLevelType w:val="hybridMultilevel"/>
-    <w:tmpl w:val="EC7846BE"/>
-    <w:lvl w:ilvl="0" w:tplc="3EDE53F6">
+    <w:tmpl w:val="668EB8F0"/>
+    <w:lvl w:ilvl="0" w:tplc="84D8F43C">
       <w:start w:val="1"/>
       <w:numFmt w:val="decimal"/>
       <w:lvlText w:val="%1."/>
@@ -39248,175 +39302,175 @@
         <w:color w:val="A67C27"/>
       </w:rPr>
     </w:lvl>
-    <w:lvl w:ilvl="1" w:tplc="94027880">
+    <w:lvl w:ilvl="1" w:tplc="53D0E93C">
       <w:numFmt w:val="decimal"/>
       <w:lvlText w:val=""/>
       <w:lvlJc w:val="left"/>
     </w:lvl>
-    <w:lvl w:ilvl="2" w:tplc="2BA26CA0">
+    <w:lvl w:ilvl="2" w:tplc="202A6CA8">
       <w:numFmt w:val="decimal"/>
       <w:lvlText w:val=""/>
       <w:lvlJc w:val="left"/>
     </w:lvl>
-    <w:lvl w:ilvl="3" w:tplc="AA142E82">
+    <w:lvl w:ilvl="3" w:tplc="ED0445FC">
       <w:numFmt w:val="decimal"/>
       <w:lvlText w:val=""/>
       <w:lvlJc w:val="left"/>
     </w:lvl>
-    <w:lvl w:ilvl="4" w:tplc="ADB694DC">
+    <w:lvl w:ilvl="4" w:tplc="65D8762E">
       <w:numFmt w:val="decimal"/>
       <w:lvlText w:val=""/>
       <w:lvlJc w:val="left"/>
     </w:lvl>
-    <w:lvl w:ilvl="5" w:tplc="26E81C08">
+    <w:lvl w:ilvl="5" w:tplc="30824EC0">
       <w:numFmt w:val="decimal"/>
       <w:lvlText w:val=""/>
       <w:lvlJc w:val="left"/>
     </w:lvl>
-    <w:lvl w:ilvl="6" w:tplc="A5CAD63A">
+    <w:lvl w:ilvl="6" w:tplc="75F0FA2C">
       <w:numFmt w:val="decimal"/>
       <w:lvlText w:val=""/>
       <w:lvlJc w:val="left"/>
     </w:lvl>
-    <w:lvl w:ilvl="7" w:tplc="089C8A9C">
+    <w:lvl w:ilvl="7" w:tplc="28E67462">
       <w:numFmt w:val="decimal"/>
       <w:lvlText w:val=""/>
       <w:lvlJc w:val="left"/>
     </w:lvl>
-    <w:lvl w:ilvl="8" w:tplc="0F5801EC">
+    <w:lvl w:ilvl="8" w:tplc="359646B0">
       <w:numFmt w:val="decimal"/>
       <w:lvlText w:val=""/>
       <w:lvlJc w:val="left"/>
     </w:lvl>
   </w:abstractNum>
-  <w:num w:numId="1" w16cid:durableId="1964070867">
+  <w:num w:numId="1" w16cid:durableId="1686862032">
+    <w:abstractNumId w:val="2"/>
+    <w:lvlOverride w:ilvl="0">
+      <w:startOverride w:val="1"/>
+    </w:lvlOverride>
+  </w:num>
+  <w:num w:numId="2" w16cid:durableId="1158882806">
+    <w:abstractNumId w:val="6"/>
+    <w:lvlOverride w:ilvl="0">
+      <w:startOverride w:val="1"/>
+    </w:lvlOverride>
+  </w:num>
+  <w:num w:numId="3" w16cid:durableId="2029678707">
+    <w:abstractNumId w:val="10"/>
+    <w:lvlOverride w:ilvl="0">
+      <w:startOverride w:val="1"/>
+    </w:lvlOverride>
+  </w:num>
+  <w:num w:numId="4" w16cid:durableId="1914965083">
+    <w:abstractNumId w:val="5"/>
+    <w:lvlOverride w:ilvl="0">
+      <w:startOverride w:val="1"/>
+    </w:lvlOverride>
+  </w:num>
+  <w:num w:numId="5" w16cid:durableId="624233748">
+    <w:abstractNumId w:val="0"/>
+    <w:lvlOverride w:ilvl="0">
+      <w:startOverride w:val="1"/>
+    </w:lvlOverride>
+  </w:num>
+  <w:num w:numId="6" w16cid:durableId="1335260299">
+    <w:abstractNumId w:val="3"/>
+    <w:lvlOverride w:ilvl="0">
+      <w:startOverride w:val="1"/>
+    </w:lvlOverride>
+  </w:num>
+  <w:num w:numId="7" w16cid:durableId="1097484579">
+    <w:abstractNumId w:val="13"/>
+    <w:lvlOverride w:ilvl="0">
+      <w:startOverride w:val="1"/>
+    </w:lvlOverride>
+  </w:num>
+  <w:num w:numId="8" w16cid:durableId="606698810">
+    <w:abstractNumId w:val="15"/>
+    <w:lvlOverride w:ilvl="0">
+      <w:startOverride w:val="1"/>
+    </w:lvlOverride>
+  </w:num>
+  <w:num w:numId="9" w16cid:durableId="2104299971">
+    <w:abstractNumId w:val="4"/>
+    <w:lvlOverride w:ilvl="0">
+      <w:startOverride w:val="1"/>
+    </w:lvlOverride>
+  </w:num>
+  <w:num w:numId="10" w16cid:durableId="1959797930">
+    <w:abstractNumId w:val="16"/>
+    <w:lvlOverride w:ilvl="0">
+      <w:startOverride w:val="1"/>
+    </w:lvlOverride>
+  </w:num>
+  <w:num w:numId="11" w16cid:durableId="721294209">
+    <w:abstractNumId w:val="19"/>
+    <w:lvlOverride w:ilvl="0">
+      <w:startOverride w:val="1"/>
+    </w:lvlOverride>
+  </w:num>
+  <w:num w:numId="12" w16cid:durableId="353308059">
+    <w:abstractNumId w:val="7"/>
+    <w:lvlOverride w:ilvl="0">
+      <w:startOverride w:val="1"/>
+    </w:lvlOverride>
+  </w:num>
+  <w:num w:numId="13" w16cid:durableId="1866871012">
+    <w:abstractNumId w:val="11"/>
+    <w:lvlOverride w:ilvl="0">
+      <w:startOverride w:val="1"/>
+    </w:lvlOverride>
+  </w:num>
+  <w:num w:numId="14" w16cid:durableId="1227910672">
+    <w:abstractNumId w:val="21"/>
+    <w:lvlOverride w:ilvl="0">
+      <w:startOverride w:val="1"/>
+    </w:lvlOverride>
+  </w:num>
+  <w:num w:numId="15" w16cid:durableId="1505435273">
+    <w:abstractNumId w:val="18"/>
+    <w:lvlOverride w:ilvl="0">
+      <w:startOverride w:val="1"/>
+    </w:lvlOverride>
+  </w:num>
+  <w:num w:numId="16" w16cid:durableId="1584754777">
+    <w:abstractNumId w:val="1"/>
+    <w:lvlOverride w:ilvl="0">
+      <w:startOverride w:val="1"/>
+    </w:lvlOverride>
+  </w:num>
+  <w:num w:numId="17" w16cid:durableId="1222862227">
     <w:abstractNumId w:val="12"/>
     <w:lvlOverride w:ilvl="0">
       <w:startOverride w:val="1"/>
     </w:lvlOverride>
   </w:num>
-  <w:num w:numId="2" w16cid:durableId="344208738">
+  <w:num w:numId="18" w16cid:durableId="869222562">
+    <w:abstractNumId w:val="14"/>
+    <w:lvlOverride w:ilvl="0">
+      <w:startOverride w:val="1"/>
+    </w:lvlOverride>
+  </w:num>
+  <w:num w:numId="19" w16cid:durableId="33581084">
+    <w:abstractNumId w:val="9"/>
+    <w:lvlOverride w:ilvl="0">
+      <w:startOverride w:val="1"/>
+    </w:lvlOverride>
+  </w:num>
+  <w:num w:numId="20" w16cid:durableId="719062510">
+    <w:abstractNumId w:val="17"/>
+    <w:lvlOverride w:ilvl="0">
+      <w:startOverride w:val="1"/>
+    </w:lvlOverride>
+  </w:num>
+  <w:num w:numId="21" w16cid:durableId="1208957540">
     <w:abstractNumId w:val="20"/>
     <w:lvlOverride w:ilvl="0">
       <w:startOverride w:val="1"/>
     </w:lvlOverride>
   </w:num>
-  <w:num w:numId="3" w16cid:durableId="1602253384">
-    <w:abstractNumId w:val="14"/>
-    <w:lvlOverride w:ilvl="0">
-      <w:startOverride w:val="1"/>
-    </w:lvlOverride>
-  </w:num>
-  <w:num w:numId="4" w16cid:durableId="2007048082">
-    <w:abstractNumId w:val="1"/>
-    <w:lvlOverride w:ilvl="0">
-      <w:startOverride w:val="1"/>
-    </w:lvlOverride>
-  </w:num>
-  <w:num w:numId="5" w16cid:durableId="12340594">
+  <w:num w:numId="22" w16cid:durableId="1626737584">
     <w:abstractNumId w:val="8"/>
-    <w:lvlOverride w:ilvl="0">
-      <w:startOverride w:val="1"/>
-    </w:lvlOverride>
-  </w:num>
-  <w:num w:numId="6" w16cid:durableId="1755860554">
-    <w:abstractNumId w:val="15"/>
-    <w:lvlOverride w:ilvl="0">
-      <w:startOverride w:val="1"/>
-    </w:lvlOverride>
-  </w:num>
-  <w:num w:numId="7" w16cid:durableId="1127046948">
-    <w:abstractNumId w:val="13"/>
-    <w:lvlOverride w:ilvl="0">
-      <w:startOverride w:val="1"/>
-    </w:lvlOverride>
-  </w:num>
-  <w:num w:numId="8" w16cid:durableId="943924334">
-    <w:abstractNumId w:val="21"/>
-    <w:lvlOverride w:ilvl="0">
-      <w:startOverride w:val="1"/>
-    </w:lvlOverride>
-  </w:num>
-  <w:num w:numId="9" w16cid:durableId="184295103">
-    <w:abstractNumId w:val="17"/>
-    <w:lvlOverride w:ilvl="0">
-      <w:startOverride w:val="1"/>
-    </w:lvlOverride>
-  </w:num>
-  <w:num w:numId="10" w16cid:durableId="918447444">
-    <w:abstractNumId w:val="5"/>
-    <w:lvlOverride w:ilvl="0">
-      <w:startOverride w:val="1"/>
-    </w:lvlOverride>
-  </w:num>
-  <w:num w:numId="11" w16cid:durableId="380252633">
-    <w:abstractNumId w:val="9"/>
-    <w:lvlOverride w:ilvl="0">
-      <w:startOverride w:val="1"/>
-    </w:lvlOverride>
-  </w:num>
-  <w:num w:numId="12" w16cid:durableId="1970932845">
-    <w:abstractNumId w:val="19"/>
-    <w:lvlOverride w:ilvl="0">
-      <w:startOverride w:val="1"/>
-    </w:lvlOverride>
-  </w:num>
-  <w:num w:numId="13" w16cid:durableId="948320566">
-    <w:abstractNumId w:val="18"/>
-    <w:lvlOverride w:ilvl="0">
-      <w:startOverride w:val="1"/>
-    </w:lvlOverride>
-  </w:num>
-  <w:num w:numId="14" w16cid:durableId="1178930822">
-    <w:abstractNumId w:val="2"/>
-    <w:lvlOverride w:ilvl="0">
-      <w:startOverride w:val="1"/>
-    </w:lvlOverride>
-  </w:num>
-  <w:num w:numId="15" w16cid:durableId="1908298336">
-    <w:abstractNumId w:val="7"/>
-    <w:lvlOverride w:ilvl="0">
-      <w:startOverride w:val="1"/>
-    </w:lvlOverride>
-  </w:num>
-  <w:num w:numId="16" w16cid:durableId="949122740">
-    <w:abstractNumId w:val="6"/>
-    <w:lvlOverride w:ilvl="0">
-      <w:startOverride w:val="1"/>
-    </w:lvlOverride>
-  </w:num>
-  <w:num w:numId="17" w16cid:durableId="1395663866">
-    <w:abstractNumId w:val="11"/>
-    <w:lvlOverride w:ilvl="0">
-      <w:startOverride w:val="1"/>
-    </w:lvlOverride>
-  </w:num>
-  <w:num w:numId="18" w16cid:durableId="1594777739">
-    <w:abstractNumId w:val="0"/>
-    <w:lvlOverride w:ilvl="0">
-      <w:startOverride w:val="1"/>
-    </w:lvlOverride>
-  </w:num>
-  <w:num w:numId="19" w16cid:durableId="1434326274">
-    <w:abstractNumId w:val="10"/>
-    <w:lvlOverride w:ilvl="0">
-      <w:startOverride w:val="1"/>
-    </w:lvlOverride>
-  </w:num>
-  <w:num w:numId="20" w16cid:durableId="2064600002">
-    <w:abstractNumId w:val="4"/>
-    <w:lvlOverride w:ilvl="0">
-      <w:startOverride w:val="1"/>
-    </w:lvlOverride>
-  </w:num>
-  <w:num w:numId="21" w16cid:durableId="1210460071">
-    <w:abstractNumId w:val="16"/>
-    <w:lvlOverride w:ilvl="0">
-      <w:startOverride w:val="1"/>
-    </w:lvlOverride>
-  </w:num>
-  <w:num w:numId="22" w16cid:durableId="296299511">
-    <w:abstractNumId w:val="3"/>
     <w:lvlOverride w:ilvl="0">
       <w:startOverride w:val="1"/>
     </w:lvlOverride>
@@ -40041,7 +40095,7 @@
     <w:autoRedefine/>
     <w:uiPriority w:val="39"/>
     <w:unhideWhenUsed/>
-    <w:rsid w:val="00B87E6F"/>
+    <w:rsid w:val="004A1EE0"/>
     <w:pPr>
       <w:spacing w:after="100"/>
     </w:pPr>
@@ -40053,7 +40107,7 @@
     <w:autoRedefine/>
     <w:uiPriority w:val="39"/>
     <w:unhideWhenUsed/>
-    <w:rsid w:val="00B87E6F"/>
+    <w:rsid w:val="004A1EE0"/>
     <w:pPr>
       <w:spacing w:after="100"/>
       <w:ind w:left="210"/>

--- a/docs/manuals/Role_Guide_1_PI_Admin.docx
+++ b/docs/manuals/Role_Guide_1_PI_Admin.docx
@@ -69,7 +69,7 @@
           <w:left w:w="10" w:type="dxa"/>
           <w:right w:w="10" w:type="dxa"/>
         </w:tblCellMar>
-        <w:tblLook w:val="0000" w:firstRow="0" w:lastRow="0" w:firstColumn="0" w:lastColumn="0" w:noHBand="0" w:noVBand="0"/>
+        <w:tblLook w:val="04A0" w:firstRow="1" w:lastRow="0" w:firstColumn="1" w:lastColumn="0" w:noHBand="0" w:noVBand="1"/>
       </w:tblPr>
       <w:tblGrid>
         <w:gridCol w:w="2300"/>
@@ -412,7 +412,7 @@
                 <w:sz w:val="19"/>
                 <w:szCs w:val="19"/>
               </w:rPr>
-              <w:t>0773943709 · abffst.research.cut@gmail.com</w:t>
+              <w:t>0773943709 · abffst.research@gmail.com</w:t>
             </w:r>
           </w:p>
         </w:tc>
@@ -469,7 +469,7 @@
                 <w:sz w:val="19"/>
                 <w:szCs w:val="19"/>
               </w:rPr>
-              <w:t>Version 1.9 · 22 September 2026</w:t>
+              <w:t>Version 1.10 · 22 September 2026</w:t>
             </w:r>
           </w:p>
         </w:tc>
@@ -538,7 +538,7 @@
     <w:sdt>
       <w:sdtPr>
         <w:alias w:val="Contents"/>
-        <w:id w:val="-996261008"/>
+        <w:id w:val="533084943"/>
       </w:sdtPr>
       <w:sdtEndPr/>
       <w:sdtContent>
@@ -567,7 +567,7 @@
           <w:r>
             <w:fldChar w:fldCharType="separate"/>
           </w:r>
-          <w:hyperlink w:anchor="_Toc240960760" w:history="1">
+          <w:hyperlink w:anchor="_Toc240975790" w:history="1">
             <w:r>
               <w:rPr>
                 <w:rStyle w:val="Hyperlink"/>
@@ -591,7 +591,7 @@
               <w:rPr>
                 <w:noProof/>
               </w:rPr>
-              <w:instrText xml:space="preserve"> PAGEREF _Toc240960760 \h </w:instrText>
+              <w:instrText xml:space="preserve"> PAGEREF _Toc240975790 \h </w:instrText>
             </w:r>
             <w:r>
               <w:rPr>
@@ -634,7 +634,7 @@
               <w14:ligatures w14:val="standardContextual"/>
             </w:rPr>
           </w:pPr>
-          <w:hyperlink w:anchor="_Toc240960761" w:history="1">
+          <w:hyperlink w:anchor="_Toc240975791" w:history="1">
             <w:r>
               <w:rPr>
                 <w:rStyle w:val="Hyperlink"/>
@@ -658,7 +658,7 @@
               <w:rPr>
                 <w:noProof/>
               </w:rPr>
-              <w:instrText xml:space="preserve"> PAGEREF _Toc240960761 \h </w:instrText>
+              <w:instrText xml:space="preserve"> PAGEREF _Toc240975791 \h </w:instrText>
             </w:r>
             <w:r>
               <w:rPr>
@@ -701,7 +701,7 @@
               <w14:ligatures w14:val="standardContextual"/>
             </w:rPr>
           </w:pPr>
-          <w:hyperlink w:anchor="_Toc240960762" w:history="1">
+          <w:hyperlink w:anchor="_Toc240975792" w:history="1">
             <w:r>
               <w:rPr>
                 <w:rStyle w:val="Hyperlink"/>
@@ -725,7 +725,7 @@
               <w:rPr>
                 <w:noProof/>
               </w:rPr>
-              <w:instrText xml:space="preserve"> PAGEREF _Toc240960762 \h </w:instrText>
+              <w:instrText xml:space="preserve"> PAGEREF _Toc240975792 \h </w:instrText>
             </w:r>
             <w:r>
               <w:rPr>
@@ -768,7 +768,7 @@
               <w14:ligatures w14:val="standardContextual"/>
             </w:rPr>
           </w:pPr>
-          <w:hyperlink w:anchor="_Toc240960763" w:history="1">
+          <w:hyperlink w:anchor="_Toc240975793" w:history="1">
             <w:r>
               <w:rPr>
                 <w:rStyle w:val="Hyperlink"/>
@@ -792,7 +792,7 @@
               <w:rPr>
                 <w:noProof/>
               </w:rPr>
-              <w:instrText xml:space="preserve"> PAGEREF _Toc240960763 \h </w:instrText>
+              <w:instrText xml:space="preserve"> PAGEREF _Toc240975793 \h </w:instrText>
             </w:r>
             <w:r>
               <w:rPr>
@@ -835,7 +835,7 @@
               <w14:ligatures w14:val="standardContextual"/>
             </w:rPr>
           </w:pPr>
-          <w:hyperlink w:anchor="_Toc240960764" w:history="1">
+          <w:hyperlink w:anchor="_Toc240975794" w:history="1">
             <w:r>
               <w:rPr>
                 <w:rStyle w:val="Hyperlink"/>
@@ -859,7 +859,7 @@
               <w:rPr>
                 <w:noProof/>
               </w:rPr>
-              <w:instrText xml:space="preserve"> PAGEREF _Toc240960764 \h </w:instrText>
+              <w:instrText xml:space="preserve"> PAGEREF _Toc240975794 \h </w:instrText>
             </w:r>
             <w:r>
               <w:rPr>
@@ -902,7 +902,7 @@
               <w14:ligatures w14:val="standardContextual"/>
             </w:rPr>
           </w:pPr>
-          <w:hyperlink w:anchor="_Toc240960765" w:history="1">
+          <w:hyperlink w:anchor="_Toc240975795" w:history="1">
             <w:r>
               <w:rPr>
                 <w:rStyle w:val="Hyperlink"/>
@@ -926,7 +926,7 @@
               <w:rPr>
                 <w:noProof/>
               </w:rPr>
-              <w:instrText xml:space="preserve"> PAGEREF _Toc240960765 \h </w:instrText>
+              <w:instrText xml:space="preserve"> PAGEREF _Toc240975795 \h </w:instrText>
             </w:r>
             <w:r>
               <w:rPr>
@@ -969,7 +969,7 @@
               <w14:ligatures w14:val="standardContextual"/>
             </w:rPr>
           </w:pPr>
-          <w:hyperlink w:anchor="_Toc240960766" w:history="1">
+          <w:hyperlink w:anchor="_Toc240975796" w:history="1">
             <w:r>
               <w:rPr>
                 <w:rStyle w:val="Hyperlink"/>
@@ -993,7 +993,7 @@
               <w:rPr>
                 <w:noProof/>
               </w:rPr>
-              <w:instrText xml:space="preserve"> PAGEREF _Toc240960766 \h </w:instrText>
+              <w:instrText xml:space="preserve"> PAGEREF _Toc240975796 \h </w:instrText>
             </w:r>
             <w:r>
               <w:rPr>
@@ -1036,7 +1036,7 @@
               <w14:ligatures w14:val="standardContextual"/>
             </w:rPr>
           </w:pPr>
-          <w:hyperlink w:anchor="_Toc240960767" w:history="1">
+          <w:hyperlink w:anchor="_Toc240975797" w:history="1">
             <w:r>
               <w:rPr>
                 <w:rStyle w:val="Hyperlink"/>
@@ -1060,7 +1060,7 @@
               <w:rPr>
                 <w:noProof/>
               </w:rPr>
-              <w:instrText xml:space="preserve"> PAGEREF _Toc240960767 \h </w:instrText>
+              <w:instrText xml:space="preserve"> PAGEREF _Toc240975797 \h </w:instrText>
             </w:r>
             <w:r>
               <w:rPr>
@@ -1103,7 +1103,7 @@
               <w14:ligatures w14:val="standardContextual"/>
             </w:rPr>
           </w:pPr>
-          <w:hyperlink w:anchor="_Toc240960768" w:history="1">
+          <w:hyperlink w:anchor="_Toc240975798" w:history="1">
             <w:r>
               <w:rPr>
                 <w:rStyle w:val="Hyperlink"/>
@@ -1127,7 +1127,7 @@
               <w:rPr>
                 <w:noProof/>
               </w:rPr>
-              <w:instrText xml:space="preserve"> PAGEREF _Toc240960768 \h </w:instrText>
+              <w:instrText xml:space="preserve"> PAGEREF _Toc240975798 \h </w:instrText>
             </w:r>
             <w:r>
               <w:rPr>
@@ -1170,7 +1170,7 @@
               <w14:ligatures w14:val="standardContextual"/>
             </w:rPr>
           </w:pPr>
-          <w:hyperlink w:anchor="_Toc240960769" w:history="1">
+          <w:hyperlink w:anchor="_Toc240975799" w:history="1">
             <w:r>
               <w:rPr>
                 <w:rStyle w:val="Hyperlink"/>
@@ -1194,7 +1194,7 @@
               <w:rPr>
                 <w:noProof/>
               </w:rPr>
-              <w:instrText xml:space="preserve"> PAGEREF _Toc240960769 \h </w:instrText>
+              <w:instrText xml:space="preserve"> PAGEREF _Toc240975799 \h </w:instrText>
             </w:r>
             <w:r>
               <w:rPr>
@@ -1237,7 +1237,7 @@
               <w14:ligatures w14:val="standardContextual"/>
             </w:rPr>
           </w:pPr>
-          <w:hyperlink w:anchor="_Toc240960770" w:history="1">
+          <w:hyperlink w:anchor="_Toc240975800" w:history="1">
             <w:r>
               <w:rPr>
                 <w:rStyle w:val="Hyperlink"/>
@@ -1261,7 +1261,7 @@
               <w:rPr>
                 <w:noProof/>
               </w:rPr>
-              <w:instrText xml:space="preserve"> PAGEREF _Toc240960770 \h </w:instrText>
+              <w:instrText xml:space="preserve"> PAGEREF _Toc240975800 \h </w:instrText>
             </w:r>
             <w:r>
               <w:rPr>
@@ -1304,7 +1304,7 @@
               <w14:ligatures w14:val="standardContextual"/>
             </w:rPr>
           </w:pPr>
-          <w:hyperlink w:anchor="_Toc240960771" w:history="1">
+          <w:hyperlink w:anchor="_Toc240975801" w:history="1">
             <w:r>
               <w:rPr>
                 <w:rStyle w:val="Hyperlink"/>
@@ -1328,7 +1328,7 @@
               <w:rPr>
                 <w:noProof/>
               </w:rPr>
-              <w:instrText xml:space="preserve"> PAGEREF _Toc240960771 \h </w:instrText>
+              <w:instrText xml:space="preserve"> PAGEREF _Toc240975801 \h </w:instrText>
             </w:r>
             <w:r>
               <w:rPr>
@@ -1371,7 +1371,7 @@
               <w14:ligatures w14:val="standardContextual"/>
             </w:rPr>
           </w:pPr>
-          <w:hyperlink w:anchor="_Toc240960772" w:history="1">
+          <w:hyperlink w:anchor="_Toc240975802" w:history="1">
             <w:r>
               <w:rPr>
                 <w:rStyle w:val="Hyperlink"/>
@@ -1395,7 +1395,7 @@
               <w:rPr>
                 <w:noProof/>
               </w:rPr>
-              <w:instrText xml:space="preserve"> PAGEREF _Toc240960772 \h </w:instrText>
+              <w:instrText xml:space="preserve"> PAGEREF _Toc240975802 \h </w:instrText>
             </w:r>
             <w:r>
               <w:rPr>
@@ -1438,7 +1438,7 @@
               <w14:ligatures w14:val="standardContextual"/>
             </w:rPr>
           </w:pPr>
-          <w:hyperlink w:anchor="_Toc240960773" w:history="1">
+          <w:hyperlink w:anchor="_Toc240975803" w:history="1">
             <w:r>
               <w:rPr>
                 <w:rStyle w:val="Hyperlink"/>
@@ -1462,7 +1462,7 @@
               <w:rPr>
                 <w:noProof/>
               </w:rPr>
-              <w:instrText xml:space="preserve"> PAGEREF _Toc240960773 \h </w:instrText>
+              <w:instrText xml:space="preserve"> PAGEREF _Toc240975803 \h </w:instrText>
             </w:r>
             <w:r>
               <w:rPr>
@@ -1505,7 +1505,7 @@
               <w14:ligatures w14:val="standardContextual"/>
             </w:rPr>
           </w:pPr>
-          <w:hyperlink w:anchor="_Toc240960774" w:history="1">
+          <w:hyperlink w:anchor="_Toc240975804" w:history="1">
             <w:r>
               <w:rPr>
                 <w:rStyle w:val="Hyperlink"/>
@@ -1529,7 +1529,7 @@
               <w:rPr>
                 <w:noProof/>
               </w:rPr>
-              <w:instrText xml:space="preserve"> PAGEREF _Toc240960774 \h </w:instrText>
+              <w:instrText xml:space="preserve"> PAGEREF _Toc240975804 \h </w:instrText>
             </w:r>
             <w:r>
               <w:rPr>
@@ -1572,7 +1572,7 @@
               <w14:ligatures w14:val="standardContextual"/>
             </w:rPr>
           </w:pPr>
-          <w:hyperlink w:anchor="_Toc240960775" w:history="1">
+          <w:hyperlink w:anchor="_Toc240975805" w:history="1">
             <w:r>
               <w:rPr>
                 <w:rStyle w:val="Hyperlink"/>
@@ -1596,7 +1596,7 @@
               <w:rPr>
                 <w:noProof/>
               </w:rPr>
-              <w:instrText xml:space="preserve"> PAGEREF _Toc240960775 \h </w:instrText>
+              <w:instrText xml:space="preserve"> PAGEREF _Toc240975805 \h </w:instrText>
             </w:r>
             <w:r>
               <w:rPr>
@@ -1639,7 +1639,7 @@
               <w14:ligatures w14:val="standardContextual"/>
             </w:rPr>
           </w:pPr>
-          <w:hyperlink w:anchor="_Toc240960776" w:history="1">
+          <w:hyperlink w:anchor="_Toc240975806" w:history="1">
             <w:r>
               <w:rPr>
                 <w:rStyle w:val="Hyperlink"/>
@@ -1663,7 +1663,7 @@
               <w:rPr>
                 <w:noProof/>
               </w:rPr>
-              <w:instrText xml:space="preserve"> PAGEREF _Toc240960776 \h </w:instrText>
+              <w:instrText xml:space="preserve"> PAGEREF _Toc240975806 \h </w:instrText>
             </w:r>
             <w:r>
               <w:rPr>
@@ -1706,7 +1706,7 @@
               <w14:ligatures w14:val="standardContextual"/>
             </w:rPr>
           </w:pPr>
-          <w:hyperlink w:anchor="_Toc240960777" w:history="1">
+          <w:hyperlink w:anchor="_Toc240975807" w:history="1">
             <w:r>
               <w:rPr>
                 <w:rStyle w:val="Hyperlink"/>
@@ -1730,7 +1730,7 @@
               <w:rPr>
                 <w:noProof/>
               </w:rPr>
-              <w:instrText xml:space="preserve"> PAGEREF _Toc240960777 \h </w:instrText>
+              <w:instrText xml:space="preserve"> PAGEREF _Toc240975807 \h </w:instrText>
             </w:r>
             <w:r>
               <w:rPr>
@@ -1773,7 +1773,7 @@
               <w14:ligatures w14:val="standardContextual"/>
             </w:rPr>
           </w:pPr>
-          <w:hyperlink w:anchor="_Toc240960778" w:history="1">
+          <w:hyperlink w:anchor="_Toc240975808" w:history="1">
             <w:r>
               <w:rPr>
                 <w:rStyle w:val="Hyperlink"/>
@@ -1797,7 +1797,7 @@
               <w:rPr>
                 <w:noProof/>
               </w:rPr>
-              <w:instrText xml:space="preserve"> PAGEREF _Toc240960778 \h </w:instrText>
+              <w:instrText xml:space="preserve"> PAGEREF _Toc240975808 \h </w:instrText>
             </w:r>
             <w:r>
               <w:rPr>
@@ -1840,7 +1840,7 @@
               <w14:ligatures w14:val="standardContextual"/>
             </w:rPr>
           </w:pPr>
-          <w:hyperlink w:anchor="_Toc240960779" w:history="1">
+          <w:hyperlink w:anchor="_Toc240975809" w:history="1">
             <w:r>
               <w:rPr>
                 <w:rStyle w:val="Hyperlink"/>
@@ -1864,7 +1864,7 @@
               <w:rPr>
                 <w:noProof/>
               </w:rPr>
-              <w:instrText xml:space="preserve"> PAGEREF _Toc240960779 \h </w:instrText>
+              <w:instrText xml:space="preserve"> PAGEREF _Toc240975809 \h </w:instrText>
             </w:r>
             <w:r>
               <w:rPr>
@@ -1907,7 +1907,7 @@
               <w14:ligatures w14:val="standardContextual"/>
             </w:rPr>
           </w:pPr>
-          <w:hyperlink w:anchor="_Toc240960780" w:history="1">
+          <w:hyperlink w:anchor="_Toc240975810" w:history="1">
             <w:r>
               <w:rPr>
                 <w:rStyle w:val="Hyperlink"/>
@@ -1931,7 +1931,7 @@
               <w:rPr>
                 <w:noProof/>
               </w:rPr>
-              <w:instrText xml:space="preserve"> PAGEREF _Toc240960780 \h </w:instrText>
+              <w:instrText xml:space="preserve"> PAGEREF _Toc240975810 \h </w:instrText>
             </w:r>
             <w:r>
               <w:rPr>
@@ -1974,7 +1974,7 @@
               <w14:ligatures w14:val="standardContextual"/>
             </w:rPr>
           </w:pPr>
-          <w:hyperlink w:anchor="_Toc240960781" w:history="1">
+          <w:hyperlink w:anchor="_Toc240975811" w:history="1">
             <w:r>
               <w:rPr>
                 <w:rStyle w:val="Hyperlink"/>
@@ -1998,7 +1998,7 @@
               <w:rPr>
                 <w:noProof/>
               </w:rPr>
-              <w:instrText xml:space="preserve"> PAGEREF _Toc240960781 \h </w:instrText>
+              <w:instrText xml:space="preserve"> PAGEREF _Toc240975811 \h </w:instrText>
             </w:r>
             <w:r>
               <w:rPr>
@@ -2041,7 +2041,7 @@
               <w14:ligatures w14:val="standardContextual"/>
             </w:rPr>
           </w:pPr>
-          <w:hyperlink w:anchor="_Toc240960782" w:history="1">
+          <w:hyperlink w:anchor="_Toc240975812" w:history="1">
             <w:r>
               <w:rPr>
                 <w:rStyle w:val="Hyperlink"/>
@@ -2065,7 +2065,7 @@
               <w:rPr>
                 <w:noProof/>
               </w:rPr>
-              <w:instrText xml:space="preserve"> PAGEREF _Toc240960782 \h </w:instrText>
+              <w:instrText xml:space="preserve"> PAGEREF _Toc240975812 \h </w:instrText>
             </w:r>
             <w:r>
               <w:rPr>
@@ -2108,7 +2108,7 @@
               <w14:ligatures w14:val="standardContextual"/>
             </w:rPr>
           </w:pPr>
-          <w:hyperlink w:anchor="_Toc240960783" w:history="1">
+          <w:hyperlink w:anchor="_Toc240975813" w:history="1">
             <w:r>
               <w:rPr>
                 <w:rStyle w:val="Hyperlink"/>
@@ -2132,7 +2132,7 @@
               <w:rPr>
                 <w:noProof/>
               </w:rPr>
-              <w:instrText xml:space="preserve"> PAGEREF _Toc240960783 \h </w:instrText>
+              <w:instrText xml:space="preserve"> PAGEREF _Toc240975813 \h </w:instrText>
             </w:r>
             <w:r>
               <w:rPr>
@@ -2175,7 +2175,7 @@
               <w14:ligatures w14:val="standardContextual"/>
             </w:rPr>
           </w:pPr>
-          <w:hyperlink w:anchor="_Toc240960784" w:history="1">
+          <w:hyperlink w:anchor="_Toc240975814" w:history="1">
             <w:r>
               <w:rPr>
                 <w:rStyle w:val="Hyperlink"/>
@@ -2199,7 +2199,7 @@
               <w:rPr>
                 <w:noProof/>
               </w:rPr>
-              <w:instrText xml:space="preserve"> PAGEREF _Toc240960784 \h </w:instrText>
+              <w:instrText xml:space="preserve"> PAGEREF _Toc240975814 \h </w:instrText>
             </w:r>
             <w:r>
               <w:rPr>
@@ -2242,7 +2242,7 @@
               <w14:ligatures w14:val="standardContextual"/>
             </w:rPr>
           </w:pPr>
-          <w:hyperlink w:anchor="_Toc240960785" w:history="1">
+          <w:hyperlink w:anchor="_Toc240975815" w:history="1">
             <w:r>
               <w:rPr>
                 <w:rStyle w:val="Hyperlink"/>
@@ -2266,7 +2266,7 @@
               <w:rPr>
                 <w:noProof/>
               </w:rPr>
-              <w:instrText xml:space="preserve"> PAGEREF _Toc240960785 \h </w:instrText>
+              <w:instrText xml:space="preserve"> PAGEREF _Toc240975815 \h </w:instrText>
             </w:r>
             <w:r>
               <w:rPr>
@@ -2309,7 +2309,7 @@
               <w14:ligatures w14:val="standardContextual"/>
             </w:rPr>
           </w:pPr>
-          <w:hyperlink w:anchor="_Toc240960786" w:history="1">
+          <w:hyperlink w:anchor="_Toc240975816" w:history="1">
             <w:r>
               <w:rPr>
                 <w:rStyle w:val="Hyperlink"/>
@@ -2333,7 +2333,7 @@
               <w:rPr>
                 <w:noProof/>
               </w:rPr>
-              <w:instrText xml:space="preserve"> PAGEREF _Toc240960786 \h </w:instrText>
+              <w:instrText xml:space="preserve"> PAGEREF _Toc240975816 \h </w:instrText>
             </w:r>
             <w:r>
               <w:rPr>
@@ -2376,7 +2376,7 @@
               <w14:ligatures w14:val="standardContextual"/>
             </w:rPr>
           </w:pPr>
-          <w:hyperlink w:anchor="_Toc240960787" w:history="1">
+          <w:hyperlink w:anchor="_Toc240975817" w:history="1">
             <w:r>
               <w:rPr>
                 <w:rStyle w:val="Hyperlink"/>
@@ -2400,7 +2400,7 @@
               <w:rPr>
                 <w:noProof/>
               </w:rPr>
-              <w:instrText xml:space="preserve"> PAGEREF _Toc240960787 \h </w:instrText>
+              <w:instrText xml:space="preserve"> PAGEREF _Toc240975817 \h </w:instrText>
             </w:r>
             <w:r>
               <w:rPr>
@@ -2443,7 +2443,7 @@
               <w14:ligatures w14:val="standardContextual"/>
             </w:rPr>
           </w:pPr>
-          <w:hyperlink w:anchor="_Toc240960788" w:history="1">
+          <w:hyperlink w:anchor="_Toc240975818" w:history="1">
             <w:r>
               <w:rPr>
                 <w:rStyle w:val="Hyperlink"/>
@@ -2467,7 +2467,7 @@
               <w:rPr>
                 <w:noProof/>
               </w:rPr>
-              <w:instrText xml:space="preserve"> PAGEREF _Toc240960788 \h </w:instrText>
+              <w:instrText xml:space="preserve"> PAGEREF _Toc240975818 \h </w:instrText>
             </w:r>
             <w:r>
               <w:rPr>
@@ -2510,7 +2510,7 @@
               <w14:ligatures w14:val="standardContextual"/>
             </w:rPr>
           </w:pPr>
-          <w:hyperlink w:anchor="_Toc240960789" w:history="1">
+          <w:hyperlink w:anchor="_Toc240975819" w:history="1">
             <w:r>
               <w:rPr>
                 <w:rStyle w:val="Hyperlink"/>
@@ -2534,7 +2534,7 @@
               <w:rPr>
                 <w:noProof/>
               </w:rPr>
-              <w:instrText xml:space="preserve"> PAGEREF _Toc240960789 \h </w:instrText>
+              <w:instrText xml:space="preserve"> PAGEREF _Toc240975819 \h </w:instrText>
             </w:r>
             <w:r>
               <w:rPr>
@@ -2577,7 +2577,7 @@
               <w14:ligatures w14:val="standardContextual"/>
             </w:rPr>
           </w:pPr>
-          <w:hyperlink w:anchor="_Toc240960790" w:history="1">
+          <w:hyperlink w:anchor="_Toc240975820" w:history="1">
             <w:r>
               <w:rPr>
                 <w:rStyle w:val="Hyperlink"/>
@@ -2601,7 +2601,7 @@
               <w:rPr>
                 <w:noProof/>
               </w:rPr>
-              <w:instrText xml:space="preserve"> PAGEREF _Toc240960790 \h </w:instrText>
+              <w:instrText xml:space="preserve"> PAGEREF _Toc240975820 \h </w:instrText>
             </w:r>
             <w:r>
               <w:rPr>
@@ -2644,7 +2644,7 @@
               <w14:ligatures w14:val="standardContextual"/>
             </w:rPr>
           </w:pPr>
-          <w:hyperlink w:anchor="_Toc240960791" w:history="1">
+          <w:hyperlink w:anchor="_Toc240975821" w:history="1">
             <w:r>
               <w:rPr>
                 <w:rStyle w:val="Hyperlink"/>
@@ -2668,7 +2668,7 @@
               <w:rPr>
                 <w:noProof/>
               </w:rPr>
-              <w:instrText xml:space="preserve"> PAGEREF _Toc240960791 \h </w:instrText>
+              <w:instrText xml:space="preserve"> PAGEREF _Toc240975821 \h </w:instrText>
             </w:r>
             <w:r>
               <w:rPr>
@@ -2711,7 +2711,7 @@
               <w14:ligatures w14:val="standardContextual"/>
             </w:rPr>
           </w:pPr>
-          <w:hyperlink w:anchor="_Toc240960792" w:history="1">
+          <w:hyperlink w:anchor="_Toc240975822" w:history="1">
             <w:r>
               <w:rPr>
                 <w:rStyle w:val="Hyperlink"/>
@@ -2735,7 +2735,7 @@
               <w:rPr>
                 <w:noProof/>
               </w:rPr>
-              <w:instrText xml:space="preserve"> PAGEREF _Toc240960792 \h </w:instrText>
+              <w:instrText xml:space="preserve"> PAGEREF _Toc240975822 \h </w:instrText>
             </w:r>
             <w:r>
               <w:rPr>
@@ -2778,7 +2778,7 @@
               <w14:ligatures w14:val="standardContextual"/>
             </w:rPr>
           </w:pPr>
-          <w:hyperlink w:anchor="_Toc240960793" w:history="1">
+          <w:hyperlink w:anchor="_Toc240975823" w:history="1">
             <w:r>
               <w:rPr>
                 <w:rStyle w:val="Hyperlink"/>
@@ -2802,7 +2802,7 @@
               <w:rPr>
                 <w:noProof/>
               </w:rPr>
-              <w:instrText xml:space="preserve"> PAGEREF _Toc240960793 \h </w:instrText>
+              <w:instrText xml:space="preserve"> PAGEREF _Toc240975823 \h </w:instrText>
             </w:r>
             <w:r>
               <w:rPr>
@@ -2845,7 +2845,7 @@
               <w14:ligatures w14:val="standardContextual"/>
             </w:rPr>
           </w:pPr>
-          <w:hyperlink w:anchor="_Toc240960794" w:history="1">
+          <w:hyperlink w:anchor="_Toc240975824" w:history="1">
             <w:r>
               <w:rPr>
                 <w:rStyle w:val="Hyperlink"/>
@@ -2869,7 +2869,7 @@
               <w:rPr>
                 <w:noProof/>
               </w:rPr>
-              <w:instrText xml:space="preserve"> PAGEREF _Toc240960794 \h </w:instrText>
+              <w:instrText xml:space="preserve"> PAGEREF _Toc240975824 \h </w:instrText>
             </w:r>
             <w:r>
               <w:rPr>
@@ -2912,7 +2912,7 @@
               <w14:ligatures w14:val="standardContextual"/>
             </w:rPr>
           </w:pPr>
-          <w:hyperlink w:anchor="_Toc240960795" w:history="1">
+          <w:hyperlink w:anchor="_Toc240975825" w:history="1">
             <w:r>
               <w:rPr>
                 <w:rStyle w:val="Hyperlink"/>
@@ -2936,7 +2936,7 @@
               <w:rPr>
                 <w:noProof/>
               </w:rPr>
-              <w:instrText xml:space="preserve"> PAGEREF _Toc240960795 \h </w:instrText>
+              <w:instrText xml:space="preserve"> PAGEREF _Toc240975825 \h </w:instrText>
             </w:r>
             <w:r>
               <w:rPr>
@@ -2979,7 +2979,7 @@
               <w14:ligatures w14:val="standardContextual"/>
             </w:rPr>
           </w:pPr>
-          <w:hyperlink w:anchor="_Toc240960796" w:history="1">
+          <w:hyperlink w:anchor="_Toc240975826" w:history="1">
             <w:r>
               <w:rPr>
                 <w:rStyle w:val="Hyperlink"/>
@@ -3003,7 +3003,7 @@
               <w:rPr>
                 <w:noProof/>
               </w:rPr>
-              <w:instrText xml:space="preserve"> PAGEREF _Toc240960796 \h </w:instrText>
+              <w:instrText xml:space="preserve"> PAGEREF _Toc240975826 \h </w:instrText>
             </w:r>
             <w:r>
               <w:rPr>
@@ -3046,7 +3046,7 @@
               <w14:ligatures w14:val="standardContextual"/>
             </w:rPr>
           </w:pPr>
-          <w:hyperlink w:anchor="_Toc240960797" w:history="1">
+          <w:hyperlink w:anchor="_Toc240975827" w:history="1">
             <w:r>
               <w:rPr>
                 <w:rStyle w:val="Hyperlink"/>
@@ -3070,7 +3070,7 @@
               <w:rPr>
                 <w:noProof/>
               </w:rPr>
-              <w:instrText xml:space="preserve"> PAGEREF _Toc240960797 \h </w:instrText>
+              <w:instrText xml:space="preserve"> PAGEREF _Toc240975827 \h </w:instrText>
             </w:r>
             <w:r>
               <w:rPr>
@@ -3113,7 +3113,7 @@
               <w14:ligatures w14:val="standardContextual"/>
             </w:rPr>
           </w:pPr>
-          <w:hyperlink w:anchor="_Toc240960798" w:history="1">
+          <w:hyperlink w:anchor="_Toc240975828" w:history="1">
             <w:r>
               <w:rPr>
                 <w:rStyle w:val="Hyperlink"/>
@@ -3137,7 +3137,7 @@
               <w:rPr>
                 <w:noProof/>
               </w:rPr>
-              <w:instrText xml:space="preserve"> PAGEREF _Toc240960798 \h </w:instrText>
+              <w:instrText xml:space="preserve"> PAGEREF _Toc240975828 \h </w:instrText>
             </w:r>
             <w:r>
               <w:rPr>
@@ -3180,7 +3180,7 @@
               <w14:ligatures w14:val="standardContextual"/>
             </w:rPr>
           </w:pPr>
-          <w:hyperlink w:anchor="_Toc240960799" w:history="1">
+          <w:hyperlink w:anchor="_Toc240975829" w:history="1">
             <w:r>
               <w:rPr>
                 <w:rStyle w:val="Hyperlink"/>
@@ -3204,7 +3204,7 @@
               <w:rPr>
                 <w:noProof/>
               </w:rPr>
-              <w:instrText xml:space="preserve"> PAGEREF _Toc240960799 \h </w:instrText>
+              <w:instrText xml:space="preserve"> PAGEREF _Toc240975829 \h </w:instrText>
             </w:r>
             <w:r>
               <w:rPr>
@@ -3247,7 +3247,7 @@
               <w14:ligatures w14:val="standardContextual"/>
             </w:rPr>
           </w:pPr>
-          <w:hyperlink w:anchor="_Toc240960800" w:history="1">
+          <w:hyperlink w:anchor="_Toc240975830" w:history="1">
             <w:r>
               <w:rPr>
                 <w:rStyle w:val="Hyperlink"/>
@@ -3271,7 +3271,7 @@
               <w:rPr>
                 <w:noProof/>
               </w:rPr>
-              <w:instrText xml:space="preserve"> PAGEREF _Toc240960800 \h </w:instrText>
+              <w:instrText xml:space="preserve"> PAGEREF _Toc240975830 \h </w:instrText>
             </w:r>
             <w:r>
               <w:rPr>
@@ -3314,7 +3314,7 @@
               <w14:ligatures w14:val="standardContextual"/>
             </w:rPr>
           </w:pPr>
-          <w:hyperlink w:anchor="_Toc240960801" w:history="1">
+          <w:hyperlink w:anchor="_Toc240975831" w:history="1">
             <w:r>
               <w:rPr>
                 <w:rStyle w:val="Hyperlink"/>
@@ -3338,7 +3338,7 @@
               <w:rPr>
                 <w:noProof/>
               </w:rPr>
-              <w:instrText xml:space="preserve"> PAGEREF _Toc240960801 \h </w:instrText>
+              <w:instrText xml:space="preserve"> PAGEREF _Toc240975831 \h </w:instrText>
             </w:r>
             <w:r>
               <w:rPr>
@@ -3381,7 +3381,7 @@
               <w14:ligatures w14:val="standardContextual"/>
             </w:rPr>
           </w:pPr>
-          <w:hyperlink w:anchor="_Toc240960802" w:history="1">
+          <w:hyperlink w:anchor="_Toc240975832" w:history="1">
             <w:r>
               <w:rPr>
                 <w:rStyle w:val="Hyperlink"/>
@@ -3405,7 +3405,7 @@
               <w:rPr>
                 <w:noProof/>
               </w:rPr>
-              <w:instrText xml:space="preserve"> PAGEREF _Toc240960802 \h </w:instrText>
+              <w:instrText xml:space="preserve"> PAGEREF _Toc240975832 \h </w:instrText>
             </w:r>
             <w:r>
               <w:rPr>
@@ -3448,7 +3448,7 @@
               <w14:ligatures w14:val="standardContextual"/>
             </w:rPr>
           </w:pPr>
-          <w:hyperlink w:anchor="_Toc240960803" w:history="1">
+          <w:hyperlink w:anchor="_Toc240975833" w:history="1">
             <w:r>
               <w:rPr>
                 <w:rStyle w:val="Hyperlink"/>
@@ -3472,7 +3472,7 @@
               <w:rPr>
                 <w:noProof/>
               </w:rPr>
-              <w:instrText xml:space="preserve"> PAGEREF _Toc240960803 \h </w:instrText>
+              <w:instrText xml:space="preserve"> PAGEREF _Toc240975833 \h </w:instrText>
             </w:r>
             <w:r>
               <w:rPr>
@@ -3515,7 +3515,7 @@
               <w14:ligatures w14:val="standardContextual"/>
             </w:rPr>
           </w:pPr>
-          <w:hyperlink w:anchor="_Toc240960804" w:history="1">
+          <w:hyperlink w:anchor="_Toc240975834" w:history="1">
             <w:r>
               <w:rPr>
                 <w:rStyle w:val="Hyperlink"/>
@@ -3539,7 +3539,7 @@
               <w:rPr>
                 <w:noProof/>
               </w:rPr>
-              <w:instrText xml:space="preserve"> PAGEREF _Toc240960804 \h </w:instrText>
+              <w:instrText xml:space="preserve"> PAGEREF _Toc240975834 \h </w:instrText>
             </w:r>
             <w:r>
               <w:rPr>
@@ -3582,7 +3582,7 @@
               <w14:ligatures w14:val="standardContextual"/>
             </w:rPr>
           </w:pPr>
-          <w:hyperlink w:anchor="_Toc240960805" w:history="1">
+          <w:hyperlink w:anchor="_Toc240975835" w:history="1">
             <w:r>
               <w:rPr>
                 <w:rStyle w:val="Hyperlink"/>
@@ -3606,7 +3606,7 @@
               <w:rPr>
                 <w:noProof/>
               </w:rPr>
-              <w:instrText xml:space="preserve"> PAGEREF _Toc240960805 \h </w:instrText>
+              <w:instrText xml:space="preserve"> PAGEREF _Toc240975835 \h </w:instrText>
             </w:r>
             <w:r>
               <w:rPr>
@@ -3649,7 +3649,7 @@
               <w14:ligatures w14:val="standardContextual"/>
             </w:rPr>
           </w:pPr>
-          <w:hyperlink w:anchor="_Toc240960806" w:history="1">
+          <w:hyperlink w:anchor="_Toc240975836" w:history="1">
             <w:r>
               <w:rPr>
                 <w:rStyle w:val="Hyperlink"/>
@@ -3673,7 +3673,7 @@
               <w:rPr>
                 <w:noProof/>
               </w:rPr>
-              <w:instrText xml:space="preserve"> PAGEREF _Toc240960806 \h </w:instrText>
+              <w:instrText xml:space="preserve"> PAGEREF _Toc240975836 \h </w:instrText>
             </w:r>
             <w:r>
               <w:rPr>
@@ -3716,7 +3716,7 @@
               <w14:ligatures w14:val="standardContextual"/>
             </w:rPr>
           </w:pPr>
-          <w:hyperlink w:anchor="_Toc240960807" w:history="1">
+          <w:hyperlink w:anchor="_Toc240975837" w:history="1">
             <w:r>
               <w:rPr>
                 <w:rStyle w:val="Hyperlink"/>
@@ -3740,7 +3740,7 @@
               <w:rPr>
                 <w:noProof/>
               </w:rPr>
-              <w:instrText xml:space="preserve"> PAGEREF _Toc240960807 \h </w:instrText>
+              <w:instrText xml:space="preserve"> PAGEREF _Toc240975837 \h </w:instrText>
             </w:r>
             <w:r>
               <w:rPr>
@@ -3783,7 +3783,7 @@
               <w14:ligatures w14:val="standardContextual"/>
             </w:rPr>
           </w:pPr>
-          <w:hyperlink w:anchor="_Toc240960808" w:history="1">
+          <w:hyperlink w:anchor="_Toc240975838" w:history="1">
             <w:r>
               <w:rPr>
                 <w:rStyle w:val="Hyperlink"/>
@@ -3807,7 +3807,7 @@
               <w:rPr>
                 <w:noProof/>
               </w:rPr>
-              <w:instrText xml:space="preserve"> PAGEREF _Toc240960808 \h </w:instrText>
+              <w:instrText xml:space="preserve"> PAGEREF _Toc240975838 \h </w:instrText>
             </w:r>
             <w:r>
               <w:rPr>
@@ -3850,7 +3850,7 @@
               <w14:ligatures w14:val="standardContextual"/>
             </w:rPr>
           </w:pPr>
-          <w:hyperlink w:anchor="_Toc240960809" w:history="1">
+          <w:hyperlink w:anchor="_Toc240975839" w:history="1">
             <w:r>
               <w:rPr>
                 <w:rStyle w:val="Hyperlink"/>
@@ -3874,7 +3874,7 @@
               <w:rPr>
                 <w:noProof/>
               </w:rPr>
-              <w:instrText xml:space="preserve"> PAGEREF _Toc240960809 \h </w:instrText>
+              <w:instrText xml:space="preserve"> PAGEREF _Toc240975839 \h </w:instrText>
             </w:r>
             <w:r>
               <w:rPr>
@@ -3917,7 +3917,7 @@
               <w14:ligatures w14:val="standardContextual"/>
             </w:rPr>
           </w:pPr>
-          <w:hyperlink w:anchor="_Toc240960810" w:history="1">
+          <w:hyperlink w:anchor="_Toc240975840" w:history="1">
             <w:r>
               <w:rPr>
                 <w:rStyle w:val="Hyperlink"/>
@@ -3941,7 +3941,7 @@
               <w:rPr>
                 <w:noProof/>
               </w:rPr>
-              <w:instrText xml:space="preserve"> PAGEREF _Toc240960810 \h </w:instrText>
+              <w:instrText xml:space="preserve"> PAGEREF _Toc240975840 \h </w:instrText>
             </w:r>
             <w:r>
               <w:rPr>
@@ -3984,7 +3984,7 @@
               <w14:ligatures w14:val="standardContextual"/>
             </w:rPr>
           </w:pPr>
-          <w:hyperlink w:anchor="_Toc240960811" w:history="1">
+          <w:hyperlink w:anchor="_Toc240975841" w:history="1">
             <w:r>
               <w:rPr>
                 <w:rStyle w:val="Hyperlink"/>
@@ -4008,7 +4008,7 @@
               <w:rPr>
                 <w:noProof/>
               </w:rPr>
-              <w:instrText xml:space="preserve"> PAGEREF _Toc240960811 \h </w:instrText>
+              <w:instrText xml:space="preserve"> PAGEREF _Toc240975841 \h </w:instrText>
             </w:r>
             <w:r>
               <w:rPr>
@@ -4051,7 +4051,7 @@
               <w14:ligatures w14:val="standardContextual"/>
             </w:rPr>
           </w:pPr>
-          <w:hyperlink w:anchor="_Toc240960812" w:history="1">
+          <w:hyperlink w:anchor="_Toc240975842" w:history="1">
             <w:r>
               <w:rPr>
                 <w:rStyle w:val="Hyperlink"/>
@@ -4075,7 +4075,7 @@
               <w:rPr>
                 <w:noProof/>
               </w:rPr>
-              <w:instrText xml:space="preserve"> PAGEREF _Toc240960812 \h </w:instrText>
+              <w:instrText xml:space="preserve"> PAGEREF _Toc240975842 \h </w:instrText>
             </w:r>
             <w:r>
               <w:rPr>
@@ -4118,7 +4118,7 @@
               <w14:ligatures w14:val="standardContextual"/>
             </w:rPr>
           </w:pPr>
-          <w:hyperlink w:anchor="_Toc240960813" w:history="1">
+          <w:hyperlink w:anchor="_Toc240975843" w:history="1">
             <w:r>
               <w:rPr>
                 <w:rStyle w:val="Hyperlink"/>
@@ -4142,7 +4142,7 @@
               <w:rPr>
                 <w:noProof/>
               </w:rPr>
-              <w:instrText xml:space="preserve"> PAGEREF _Toc240960813 \h </w:instrText>
+              <w:instrText xml:space="preserve"> PAGEREF _Toc240975843 \h </w:instrText>
             </w:r>
             <w:r>
               <w:rPr>
@@ -4185,7 +4185,7 @@
               <w14:ligatures w14:val="standardContextual"/>
             </w:rPr>
           </w:pPr>
-          <w:hyperlink w:anchor="_Toc240960814" w:history="1">
+          <w:hyperlink w:anchor="_Toc240975844" w:history="1">
             <w:r>
               <w:rPr>
                 <w:rStyle w:val="Hyperlink"/>
@@ -4209,7 +4209,7 @@
               <w:rPr>
                 <w:noProof/>
               </w:rPr>
-              <w:instrText xml:space="preserve"> PAGEREF _Toc240960814 \h </w:instrText>
+              <w:instrText xml:space="preserve"> PAGEREF _Toc240975844 \h </w:instrText>
             </w:r>
             <w:r>
               <w:rPr>
@@ -4252,7 +4252,7 @@
               <w14:ligatures w14:val="standardContextual"/>
             </w:rPr>
           </w:pPr>
-          <w:hyperlink w:anchor="_Toc240960815" w:history="1">
+          <w:hyperlink w:anchor="_Toc240975845" w:history="1">
             <w:r>
               <w:rPr>
                 <w:rStyle w:val="Hyperlink"/>
@@ -4276,7 +4276,7 @@
               <w:rPr>
                 <w:noProof/>
               </w:rPr>
-              <w:instrText xml:space="preserve"> PAGEREF _Toc240960815 \h </w:instrText>
+              <w:instrText xml:space="preserve"> PAGEREF _Toc240975845 \h </w:instrText>
             </w:r>
             <w:r>
               <w:rPr>
@@ -4319,7 +4319,7 @@
               <w14:ligatures w14:val="standardContextual"/>
             </w:rPr>
           </w:pPr>
-          <w:hyperlink w:anchor="_Toc240960816" w:history="1">
+          <w:hyperlink w:anchor="_Toc240975846" w:history="1">
             <w:r>
               <w:rPr>
                 <w:rStyle w:val="Hyperlink"/>
@@ -4343,7 +4343,7 @@
               <w:rPr>
                 <w:noProof/>
               </w:rPr>
-              <w:instrText xml:space="preserve"> PAGEREF _Toc240960816 \h </w:instrText>
+              <w:instrText xml:space="preserve"> PAGEREF _Toc240975846 \h </w:instrText>
             </w:r>
             <w:r>
               <w:rPr>
@@ -4386,7 +4386,7 @@
               <w14:ligatures w14:val="standardContextual"/>
             </w:rPr>
           </w:pPr>
-          <w:hyperlink w:anchor="_Toc240960817" w:history="1">
+          <w:hyperlink w:anchor="_Toc240975847" w:history="1">
             <w:r>
               <w:rPr>
                 <w:rStyle w:val="Hyperlink"/>
@@ -4410,7 +4410,7 @@
               <w:rPr>
                 <w:noProof/>
               </w:rPr>
-              <w:instrText xml:space="preserve"> PAGEREF _Toc240960817 \h </w:instrText>
+              <w:instrText xml:space="preserve"> PAGEREF _Toc240975847 \h </w:instrText>
             </w:r>
             <w:r>
               <w:rPr>
@@ -4453,7 +4453,7 @@
               <w14:ligatures w14:val="standardContextual"/>
             </w:rPr>
           </w:pPr>
-          <w:hyperlink w:anchor="_Toc240960818" w:history="1">
+          <w:hyperlink w:anchor="_Toc240975848" w:history="1">
             <w:r>
               <w:rPr>
                 <w:rStyle w:val="Hyperlink"/>
@@ -4477,7 +4477,7 @@
               <w:rPr>
                 <w:noProof/>
               </w:rPr>
-              <w:instrText xml:space="preserve"> PAGEREF _Toc240960818 \h </w:instrText>
+              <w:instrText xml:space="preserve"> PAGEREF _Toc240975848 \h </w:instrText>
             </w:r>
             <w:r>
               <w:rPr>
@@ -4516,7 +4516,7 @@
         <w:pStyle w:val="Heading1"/>
         <w:pageBreakBefore/>
       </w:pPr>
-      <w:bookmarkStart w:id="0" w:name="_Toc240960760"/>
+      <w:bookmarkStart w:id="0" w:name="_Toc240975790"/>
       <w:r>
         <w:lastRenderedPageBreak/>
         <w:t>1. Your role at a glance</w:t>
@@ -4676,7 +4676,7 @@
           <w:left w:w="10" w:type="dxa"/>
           <w:right w:w="10" w:type="dxa"/>
         </w:tblCellMar>
-        <w:tblLook w:val="0000" w:firstRow="0" w:lastRow="0" w:firstColumn="0" w:lastColumn="0" w:noHBand="0" w:noVBand="0"/>
+        <w:tblLook w:val="04A0" w:firstRow="1" w:lastRow="0" w:firstColumn="1" w:lastColumn="0" w:noHBand="0" w:noVBand="1"/>
       </w:tblPr>
       <w:tblGrid>
         <w:gridCol w:w="9412"/>
@@ -4736,7 +4736,7 @@
         <w:pStyle w:val="Heading1"/>
         <w:pageBreakBefore/>
       </w:pPr>
-      <w:bookmarkStart w:id="1" w:name="_Toc240960761"/>
+      <w:bookmarkStart w:id="1" w:name="_Toc240975791"/>
       <w:r>
         <w:lastRenderedPageBreak/>
         <w:t>2. Signing in and your screens</w:t>
@@ -4747,7 +4747,7 @@
       <w:pPr>
         <w:pStyle w:val="Heading2"/>
       </w:pPr>
-      <w:bookmarkStart w:id="2" w:name="_Toc240960762"/>
+      <w:bookmarkStart w:id="2" w:name="_Toc240975792"/>
       <w:r>
         <w:t>Signing in</w:t>
       </w:r>
@@ -4830,7 +4830,7 @@
           <w:noProof/>
         </w:rPr>
         <w:drawing>
-          <wp:inline distT="0" distB="0" distL="0" distR="0" wp14:anchorId="377032F3" wp14:editId="665F69B2">
+          <wp:inline distT="0" distB="0" distL="0" distR="0" wp14:anchorId="59D4E21D" wp14:editId="56F35F1B">
             <wp:extent cx="5334000" cy="2333625"/>
             <wp:effectExtent l="0" t="0" r="0" b="0"/>
             <wp:docPr id="1" name="adm_login.jpg" descr="The sign-in screen for all internal staff." title="The sign-in screen for all internal staff."/>
@@ -4938,7 +4938,7 @@
           <w:left w:w="10" w:type="dxa"/>
           <w:right w:w="10" w:type="dxa"/>
         </w:tblCellMar>
-        <w:tblLook w:val="0000" w:firstRow="0" w:lastRow="0" w:firstColumn="0" w:lastColumn="0" w:noHBand="0" w:noVBand="0"/>
+        <w:tblLook w:val="04A0" w:firstRow="1" w:lastRow="0" w:firstColumn="1" w:lastColumn="0" w:noHBand="0" w:noVBand="1"/>
       </w:tblPr>
       <w:tblGrid>
         <w:gridCol w:w="9412"/>
@@ -4997,7 +4997,7 @@
       <w:pPr>
         <w:pStyle w:val="Heading2"/>
       </w:pPr>
-      <w:bookmarkStart w:id="3" w:name="_Toc240960763"/>
+      <w:bookmarkStart w:id="3" w:name="_Toc240975793"/>
       <w:r>
         <w:t>Finding your way around</w:t>
       </w:r>
@@ -5182,7 +5182,7 @@
         </w:rPr>
         <w:lastRenderedPageBreak/>
         <w:drawing>
-          <wp:inline distT="0" distB="0" distL="0" distR="0" wp14:anchorId="7566AE33" wp14:editId="7F35C0E0">
+          <wp:inline distT="0" distB="0" distL="0" distR="0" wp14:anchorId="51947037" wp14:editId="46A1CCEA">
             <wp:extent cx="5715000" cy="1876425"/>
             <wp:effectExtent l="0" t="0" r="0" b="0"/>
             <wp:docPr id="2" name="adm_not_your_role.jpg" descr="Opening a screen outside your role (for example from an old bookmark) shows this card instead of the screen." title="Opening a screen outside your role (for example from an old bookmark) shows this card instead of the screen."/>
@@ -5251,7 +5251,7 @@
       <w:pPr>
         <w:pStyle w:val="Heading2"/>
       </w:pPr>
-      <w:bookmarkStart w:id="4" w:name="_Toc240960764"/>
+      <w:bookmarkStart w:id="4" w:name="_Toc240975794"/>
       <w:r>
         <w:t>Your screens</w:t>
       </w:r>
@@ -5272,7 +5272,7 @@
           <w:left w:w="10" w:type="dxa"/>
           <w:right w:w="10" w:type="dxa"/>
         </w:tblCellMar>
-        <w:tblLook w:val="0000" w:firstRow="0" w:lastRow="0" w:firstColumn="0" w:lastColumn="0" w:noHBand="0" w:noVBand="0"/>
+        <w:tblLook w:val="04A0" w:firstRow="1" w:lastRow="0" w:firstColumn="1" w:lastColumn="0" w:noHBand="0" w:noVBand="1"/>
       </w:tblPr>
       <w:tblGrid>
         <w:gridCol w:w="2824"/>
@@ -5990,7 +5990,7 @@
       <w:pPr>
         <w:pStyle w:val="Heading2"/>
       </w:pPr>
-      <w:bookmarkStart w:id="5" w:name="_Toc240960765"/>
+      <w:bookmarkStart w:id="5" w:name="_Toc240975795"/>
       <w:r>
         <w:t>Changing your password</w:t>
       </w:r>
@@ -6074,7 +6074,7 @@
         </w:rPr>
         <w:lastRenderedPageBreak/>
         <w:drawing>
-          <wp:inline distT="0" distB="0" distL="0" distR="0" wp14:anchorId="4C35565F" wp14:editId="353F643D">
+          <wp:inline distT="0" distB="0" distL="0" distR="0" wp14:anchorId="483F0C2B" wp14:editId="35C29B53">
             <wp:extent cx="5334000" cy="2171700"/>
             <wp:effectExtent l="0" t="0" r="0" b="0"/>
             <wp:docPr id="3" name="adm_account.jpg" descr="Change Password screen." title="Change Password screen."/>
@@ -6162,7 +6162,7 @@
         <w:pStyle w:val="Heading1"/>
         <w:pageBreakBefore/>
       </w:pPr>
-      <w:bookmarkStart w:id="6" w:name="_Toc240960766"/>
+      <w:bookmarkStart w:id="6" w:name="_Toc240975796"/>
       <w:r>
         <w:lastRenderedPageBreak/>
         <w:t>3. Your routine</w:t>
@@ -6192,7 +6192,7 @@
           <w:left w:w="10" w:type="dxa"/>
           <w:right w:w="10" w:type="dxa"/>
         </w:tblCellMar>
-        <w:tblLook w:val="0000" w:firstRow="0" w:lastRow="0" w:firstColumn="0" w:lastColumn="0" w:noHBand="0" w:noVBand="0"/>
+        <w:tblLook w:val="04A0" w:firstRow="1" w:lastRow="0" w:firstColumn="1" w:lastColumn="0" w:noHBand="0" w:noVBand="1"/>
       </w:tblPr>
       <w:tblGrid>
         <w:gridCol w:w="2071"/>
@@ -6506,7 +6506,7 @@
         <w:pStyle w:val="Heading1"/>
         <w:pageBreakBefore/>
       </w:pPr>
-      <w:bookmarkStart w:id="7" w:name="_Toc240960767"/>
+      <w:bookmarkStart w:id="7" w:name="_Toc240975797"/>
       <w:r>
         <w:lastRenderedPageBreak/>
         <w:t>4. Step-by-step tasks</w:t>
@@ -6517,7 +6517,7 @@
       <w:pPr>
         <w:pStyle w:val="Heading2"/>
       </w:pPr>
-      <w:bookmarkStart w:id="8" w:name="_Toc240960768"/>
+      <w:bookmarkStart w:id="8" w:name="_Toc240975798"/>
       <w:r>
         <w:t>4.1 Creating staff accounts for the whole team</w:t>
       </w:r>
@@ -6773,7 +6773,7 @@
       <w:pPr>
         <w:pStyle w:val="Heading2"/>
       </w:pPr>
-      <w:bookmarkStart w:id="9" w:name="_Toc240960769"/>
+      <w:bookmarkStart w:id="9" w:name="_Toc240975799"/>
       <w:r>
         <w:t>4.2 Reading the dashboards</w:t>
       </w:r>
@@ -6799,7 +6799,7 @@
         </w:rPr>
         <w:lastRenderedPageBreak/>
         <w:drawing>
-          <wp:inline distT="0" distB="0" distL="0" distR="0" wp14:anchorId="5BF536F3" wp14:editId="6949EA5B">
+          <wp:inline distT="0" distB="0" distL="0" distR="0" wp14:anchorId="05CD807E" wp14:editId="37C7243C">
             <wp:extent cx="5715000" cy="3571875"/>
             <wp:effectExtent l="0" t="0" r="0" b="0"/>
             <wp:docPr id="4" name="adm_exec_dashboard.jpg" descr="Executive Dashboard: completions against the 400 / 60 / 50–75 targets, days to data lock, spend, and the lowest-filled strata." title="Executive Dashboard: completions against the 400 / 60 / 50–75 targets, days to data lock, spend, and the lowest-filled strata."/>
@@ -6879,7 +6879,7 @@
           <w:left w:w="10" w:type="dxa"/>
           <w:right w:w="10" w:type="dxa"/>
         </w:tblCellMar>
-        <w:tblLook w:val="0000" w:firstRow="0" w:lastRow="0" w:firstColumn="0" w:lastColumn="0" w:noHBand="0" w:noVBand="0"/>
+        <w:tblLook w:val="04A0" w:firstRow="1" w:lastRow="0" w:firstColumn="1" w:lastColumn="0" w:noHBand="0" w:noVBand="1"/>
       </w:tblPr>
       <w:tblGrid>
         <w:gridCol w:w="1694"/>
@@ -7405,7 +7405,7 @@
           <w:left w:w="10" w:type="dxa"/>
           <w:right w:w="10" w:type="dxa"/>
         </w:tblCellMar>
-        <w:tblLook w:val="0000" w:firstRow="0" w:lastRow="0" w:firstColumn="0" w:lastColumn="0" w:noHBand="0" w:noVBand="0"/>
+        <w:tblLook w:val="04A0" w:firstRow="1" w:lastRow="0" w:firstColumn="1" w:lastColumn="0" w:noHBand="0" w:noVBand="1"/>
       </w:tblPr>
       <w:tblGrid>
         <w:gridCol w:w="9412"/>
@@ -7464,7 +7464,7 @@
       <w:pPr>
         <w:pStyle w:val="Heading2"/>
       </w:pPr>
-      <w:bookmarkStart w:id="10" w:name="_Toc240960770"/>
+      <w:bookmarkStart w:id="10" w:name="_Toc240975800"/>
       <w:r>
         <w:t>4.3 Using Reports (analytics and charts)</w:t>
       </w:r>
@@ -7505,7 +7505,7 @@
         </w:rPr>
         <w:lastRenderedPageBreak/>
         <w:drawing>
-          <wp:inline distT="0" distB="0" distL="0" distR="0" wp14:anchorId="53B09C58" wp14:editId="396ABC67">
+          <wp:inline distT="0" distB="0" distL="0" distR="0" wp14:anchorId="6DC5F00E" wp14:editId="5D973641">
             <wp:extent cx="5334000" cy="3333750"/>
             <wp:effectExtent l="0" t="0" r="0" b="0"/>
             <wp:docPr id="5" name="adm_reports_top.jpg" descr="Reports: headline figures for the chosen period." title="Reports: headline figures for the chosen period."/>
@@ -7647,7 +7647,7 @@
           <w:noProof/>
         </w:rPr>
         <w:drawing>
-          <wp:inline distT="0" distB="0" distL="0" distR="0" wp14:anchorId="4ECA8C7D" wp14:editId="4B7C85C7">
+          <wp:inline distT="0" distB="0" distL="0" distR="0" wp14:anchorId="0D094E7B" wp14:editId="3914899E">
             <wp:extent cx="5334000" cy="3409950"/>
             <wp:effectExtent l="0" t="0" r="0" b="0"/>
             <wp:docPr id="6" name="adm_reports_funnel.jpg" descr="Case funnel: each case counted once at every stage it has reached." title="Case funnel: each case counted once at every stage it has reached."/>
@@ -7747,7 +7747,7 @@
         </w:rPr>
         <w:lastRenderedPageBreak/>
         <w:drawing>
-          <wp:inline distT="0" distB="0" distL="0" distR="0" wp14:anchorId="0325127E" wp14:editId="40430E2A">
+          <wp:inline distT="0" distB="0" distL="0" distR="0" wp14:anchorId="63F0506E" wp14:editId="154A8A98">
             <wp:extent cx="5334000" cy="3248025"/>
             <wp:effectExtent l="0" t="0" r="0" b="0"/>
             <wp:docPr id="7" name="adm_reports_funnel_table.jpg" descr="The same chart as a table." title="The same chart as a table."/>
@@ -7846,7 +7846,7 @@
           <w:noProof/>
         </w:rPr>
         <w:drawing>
-          <wp:inline distT="0" distB="0" distL="0" distR="0" wp14:anchorId="67834969" wp14:editId="32A41E0F">
+          <wp:inline distT="0" distB="0" distL="0" distR="0" wp14:anchorId="67B39BA5" wp14:editId="7066EC25">
             <wp:extent cx="5334000" cy="2628900"/>
             <wp:effectExtent l="0" t="0" r="0" b="0"/>
             <wp:docPr id="8" name="adm_reports_coverage.jpg" descr="Coverage by group." title="Coverage by group."/>
@@ -7946,7 +7946,7 @@
         </w:rPr>
         <w:lastRenderedPageBreak/>
         <w:drawing>
-          <wp:inline distT="0" distB="0" distL="0" distR="0" wp14:anchorId="5D21E1EA" wp14:editId="77E4BE3F">
+          <wp:inline distT="0" distB="0" distL="0" distR="0" wp14:anchorId="377E342A" wp14:editId="7FA3F84F">
             <wp:extent cx="5334000" cy="2600325"/>
             <wp:effectExtent l="0" t="0" r="0" b="0"/>
             <wp:docPr id="9" name="adm_reports_modes.jpg" descr="Administration modes." title="Administration modes."/>
@@ -8055,7 +8055,7 @@
           <w:noProof/>
         </w:rPr>
         <w:drawing>
-          <wp:inline distT="0" distB="0" distL="0" distR="0" wp14:anchorId="1D637AD6" wp14:editId="0C6C38A4">
+          <wp:inline distT="0" distB="0" distL="0" distR="0" wp14:anchorId="5079F2B9" wp14:editId="71617F24">
             <wp:extent cx="5334000" cy="2905125"/>
             <wp:effectExtent l="0" t="0" r="0" b="0"/>
             <wp:docPr id="10" name="adm_reports_duration.jpg" descr="Completion-time distribution." title="Completion-time distribution."/>
@@ -8137,7 +8137,7 @@
       <w:pPr>
         <w:pStyle w:val="Heading2"/>
       </w:pPr>
-      <w:bookmarkStart w:id="11" w:name="_Toc240960771"/>
+      <w:bookmarkStart w:id="11" w:name="_Toc240975801"/>
       <w:r>
         <w:t>4.4 Reassigning cases between Contact RAs</w:t>
       </w:r>
@@ -8259,7 +8259,7 @@
         </w:rPr>
         <w:lastRenderedPageBreak/>
         <w:drawing>
-          <wp:inline distT="0" distB="0" distL="0" distR="0" wp14:anchorId="2EC59756" wp14:editId="6D4B9B13">
+          <wp:inline distT="0" distB="0" distL="0" distR="0" wp14:anchorId="44578369" wp14:editId="6C592C62">
             <wp:extent cx="5334000" cy="771525"/>
             <wp:effectExtent l="0" t="0" r="0" b="0"/>
             <wp:docPr id="11" name="adm_reassign.jpg" descr="Reassign cases: the button shows how many cases will move." title="Reassign cases: the button shows how many cases will move."/>
@@ -8390,7 +8390,7 @@
           <w:left w:w="10" w:type="dxa"/>
           <w:right w:w="10" w:type="dxa"/>
         </w:tblCellMar>
-        <w:tblLook w:val="0000" w:firstRow="0" w:lastRow="0" w:firstColumn="0" w:lastColumn="0" w:noHBand="0" w:noVBand="0"/>
+        <w:tblLook w:val="04A0" w:firstRow="1" w:lastRow="0" w:firstColumn="1" w:lastColumn="0" w:noHBand="0" w:noVBand="1"/>
       </w:tblPr>
       <w:tblGrid>
         <w:gridCol w:w="9412"/>
@@ -8449,7 +8449,7 @@
       <w:pPr>
         <w:pStyle w:val="Heading2"/>
       </w:pPr>
-      <w:bookmarkStart w:id="12" w:name="_Toc240960772"/>
+      <w:bookmarkStart w:id="12" w:name="_Toc240975802"/>
       <w:r>
         <w:t>4.5 Pairing a Main case with its Reserve, and assigning a Contact RA</w:t>
       </w:r>
@@ -8522,7 +8522,7 @@
           <w:noProof/>
         </w:rPr>
         <w:drawing>
-          <wp:inline distT="0" distB="0" distL="0" distR="0" wp14:anchorId="08892A22" wp14:editId="11220224">
+          <wp:inline distT="0" distB="0" distL="0" distR="0" wp14:anchorId="34089241" wp14:editId="47DF9BC2">
             <wp:extent cx="5334000" cy="581025"/>
             <wp:effectExtent l="0" t="0" r="0" b="0"/>
             <wp:docPr id="12" name="adm_case_assign.jpg" descr="Assigned Contact RA." title="Assigned Contact RA."/>
@@ -8621,7 +8621,7 @@
           <w:noProof/>
         </w:rPr>
         <w:drawing>
-          <wp:inline distT="0" distB="0" distL="0" distR="0" wp14:anchorId="60B8E3DC" wp14:editId="300A6563">
+          <wp:inline distT="0" distB="0" distL="0" distR="0" wp14:anchorId="68673AA4" wp14:editId="5B418543">
             <wp:extent cx="5334000" cy="685800"/>
             <wp:effectExtent l="0" t="0" r="0" b="0"/>
             <wp:docPr id="13" name="adm_case_reserve.jpg" descr="Matched Reserve case." title="Matched Reserve case."/>
@@ -8695,7 +8695,7 @@
       <w:pPr>
         <w:pStyle w:val="Heading2"/>
       </w:pPr>
-      <w:bookmarkStart w:id="13" w:name="_Toc240960773"/>
+      <w:bookmarkStart w:id="13" w:name="_Toc240975803"/>
       <w:r>
         <w:t>4.6 Moving cases through verification (bulk)</w:t>
       </w:r>
@@ -8796,7 +8796,7 @@
           <w:noProof/>
         </w:rPr>
         <w:drawing>
-          <wp:inline distT="0" distB="0" distL="0" distR="0" wp14:anchorId="19E0411D" wp14:editId="4B2EA736">
+          <wp:inline distT="0" distB="0" distL="0" distR="0" wp14:anchorId="7BA23374" wp14:editId="189CDA5C">
             <wp:extent cx="5334000" cy="609600"/>
             <wp:effectExtent l="0" t="0" r="0" b="0"/>
             <wp:docPr id="14" name="adm_bulk_verification.jpg" descr="The bulk verification tool on the register." title="The bulk verification tool on the register."/>
@@ -8928,7 +8928,7 @@
           <w:left w:w="10" w:type="dxa"/>
           <w:right w:w="10" w:type="dxa"/>
         </w:tblCellMar>
-        <w:tblLook w:val="0000" w:firstRow="0" w:lastRow="0" w:firstColumn="0" w:lastColumn="0" w:noHBand="0" w:noVBand="0"/>
+        <w:tblLook w:val="04A0" w:firstRow="1" w:lastRow="0" w:firstColumn="1" w:lastColumn="0" w:noHBand="0" w:noVBand="1"/>
       </w:tblPr>
       <w:tblGrid>
         <w:gridCol w:w="9412"/>
@@ -8987,7 +8987,7 @@
       <w:pPr>
         <w:pStyle w:val="Heading2"/>
       </w:pPr>
-      <w:bookmarkStart w:id="14" w:name="_Toc240960774"/>
+      <w:bookmarkStart w:id="14" w:name="_Toc240975804"/>
       <w:r>
         <w:t>4.7 Downloading data</w:t>
       </w:r>
@@ -9004,7 +9004,7 @@
           <w:noProof/>
         </w:rPr>
         <w:drawing>
-          <wp:inline distT="0" distB="0" distL="0" distR="0" wp14:anchorId="57D1ACDD" wp14:editId="21E189DB">
+          <wp:inline distT="0" distB="0" distL="0" distR="0" wp14:anchorId="5471C094" wp14:editId="2AF5E0B5">
             <wp:extent cx="5715000" cy="3657600"/>
             <wp:effectExtent l="0" t="0" r="0" b="0"/>
             <wp:docPr id="15" name="adm_export.jpg" descr="Data Export." title="Data Export."/>
@@ -9084,7 +9084,7 @@
           <w:left w:w="10" w:type="dxa"/>
           <w:right w:w="10" w:type="dxa"/>
         </w:tblCellMar>
-        <w:tblLook w:val="0000" w:firstRow="0" w:lastRow="0" w:firstColumn="0" w:lastColumn="0" w:noHBand="0" w:noVBand="0"/>
+        <w:tblLook w:val="04A0" w:firstRow="1" w:lastRow="0" w:firstColumn="1" w:lastColumn="0" w:noHBand="0" w:noVBand="1"/>
       </w:tblPr>
       <w:tblGrid>
         <w:gridCol w:w="2541"/>
@@ -9747,7 +9747,7 @@
           <w:left w:w="10" w:type="dxa"/>
           <w:right w:w="10" w:type="dxa"/>
         </w:tblCellMar>
-        <w:tblLook w:val="0000" w:firstRow="0" w:lastRow="0" w:firstColumn="0" w:lastColumn="0" w:noHBand="0" w:noVBand="0"/>
+        <w:tblLook w:val="04A0" w:firstRow="1" w:lastRow="0" w:firstColumn="1" w:lastColumn="0" w:noHBand="0" w:noVBand="1"/>
       </w:tblPr>
       <w:tblGrid>
         <w:gridCol w:w="9412"/>
@@ -9806,7 +9806,7 @@
       <w:pPr>
         <w:pStyle w:val="Heading2"/>
       </w:pPr>
-      <w:bookmarkStart w:id="15" w:name="_Toc240960775"/>
+      <w:bookmarkStart w:id="15" w:name="_Toc240975805"/>
       <w:r>
         <w:t>4.8 Checking the audit log</w:t>
       </w:r>
@@ -9894,7 +9894,7 @@
           <w:noProof/>
         </w:rPr>
         <w:drawing>
-          <wp:inline distT="0" distB="0" distL="0" distR="0" wp14:anchorId="64725BCA" wp14:editId="12384E4B">
+          <wp:inline distT="0" distB="0" distL="0" distR="0" wp14:anchorId="35BA4BA8" wp14:editId="46F545F2">
             <wp:extent cx="5334000" cy="3333750"/>
             <wp:effectExtent l="0" t="0" r="0" b="0"/>
             <wp:docPr id="16" name="adm_audit.jpg" descr="Audit Log, newest first." title="Audit Log, newest first."/>
@@ -10011,7 +10011,7 @@
       <w:pPr>
         <w:pStyle w:val="Heading2"/>
       </w:pPr>
-      <w:bookmarkStart w:id="16" w:name="_Toc240960776"/>
+      <w:bookmarkStart w:id="16" w:name="_Toc240975806"/>
       <w:r>
         <w:lastRenderedPageBreak/>
         <w:t>4.9 Recording a withdrawal</w:t>
@@ -10103,7 +10103,7 @@
           <w:noProof/>
         </w:rPr>
         <w:drawing>
-          <wp:inline distT="0" distB="0" distL="0" distR="0" wp14:anchorId="15205B08" wp14:editId="1550F5D6">
+          <wp:inline distT="0" distB="0" distL="0" distR="0" wp14:anchorId="4A892D8E" wp14:editId="0BA575DC">
             <wp:extent cx="5334000" cy="1409700"/>
             <wp:effectExtent l="0" t="0" r="0" b="0"/>
             <wp:docPr id="17" name="adm_case_withdrawal.jpg" descr="Record a withdrawal." title="Record a withdrawal."/>
@@ -10241,7 +10241,7 @@
           <w:left w:w="10" w:type="dxa"/>
           <w:right w:w="10" w:type="dxa"/>
         </w:tblCellMar>
-        <w:tblLook w:val="0000" w:firstRow="0" w:lastRow="0" w:firstColumn="0" w:lastColumn="0" w:noHBand="0" w:noVBand="0"/>
+        <w:tblLook w:val="04A0" w:firstRow="1" w:lastRow="0" w:firstColumn="1" w:lastColumn="0" w:noHBand="0" w:noVBand="1"/>
       </w:tblPr>
       <w:tblGrid>
         <w:gridCol w:w="9412"/>
@@ -10364,7 +10364,7 @@
       <w:pPr>
         <w:pStyle w:val="Heading2"/>
       </w:pPr>
-      <w:bookmarkStart w:id="17" w:name="_Toc240960777"/>
+      <w:bookmarkStart w:id="17" w:name="_Toc240975807"/>
       <w:r>
         <w:t>4.10 Activating a Reserve case</w:t>
       </w:r>
@@ -10412,7 +10412,7 @@
           <w:noProof/>
         </w:rPr>
         <w:drawing>
-          <wp:inline distT="0" distB="0" distL="0" distR="0" wp14:anchorId="5DF3C17F" wp14:editId="6B530C29">
+          <wp:inline distT="0" distB="0" distL="0" distR="0" wp14:anchorId="65A72128" wp14:editId="57AFEA20">
             <wp:extent cx="5334000" cy="2505075"/>
             <wp:effectExtent l="0" t="0" r="0" b="0"/>
             <wp:docPr id="18" name="adm_reserve.jpg" descr="Reserve Activation." title="Reserve Activation."/>
@@ -10609,7 +10609,7 @@
       <w:pPr>
         <w:pStyle w:val="Heading2"/>
       </w:pPr>
-      <w:bookmarkStart w:id="18" w:name="_Toc240960778"/>
+      <w:bookmarkStart w:id="18" w:name="_Toc240975808"/>
       <w:r>
         <w:t>4.11 Building a pre-interview profile (PROIT), with AI research</w:t>
       </w:r>
@@ -10718,7 +10718,7 @@
           <w:noProof/>
         </w:rPr>
         <w:drawing>
-          <wp:inline distT="0" distB="0" distL="0" distR="0" wp14:anchorId="6C0677BA" wp14:editId="4F2C1E12">
+          <wp:inline distT="0" distB="0" distL="0" distR="0" wp14:anchorId="12B5AB5D" wp14:editId="5E7BCB2D">
             <wp:extent cx="3971925" cy="4953000"/>
             <wp:effectExtent l="0" t="0" r="0" b="0"/>
             <wp:docPr id="19" name="proit_ai_research.jpg" descr="AI research: proposals to review, each with its sources." title="AI research: proposals to review, each with its sources."/>
@@ -10893,7 +10893,7 @@
           <w:left w:w="10" w:type="dxa"/>
           <w:right w:w="10" w:type="dxa"/>
         </w:tblCellMar>
-        <w:tblLook w:val="0000" w:firstRow="0" w:lastRow="0" w:firstColumn="0" w:lastColumn="0" w:noHBand="0" w:noVBand="0"/>
+        <w:tblLook w:val="04A0" w:firstRow="1" w:lastRow="0" w:firstColumn="1" w:lastColumn="0" w:noHBand="0" w:noVBand="1"/>
       </w:tblPr>
       <w:tblGrid>
         <w:gridCol w:w="9412"/>
@@ -11101,7 +11101,7 @@
           <w:noProof/>
         </w:rPr>
         <w:drawing>
-          <wp:inline distT="0" distB="0" distL="0" distR="0" wp14:anchorId="6A8A69FC" wp14:editId="5B10D365">
+          <wp:inline distT="0" distB="0" distL="0" distR="0" wp14:anchorId="4E2E669F" wp14:editId="6523C377">
             <wp:extent cx="5334000" cy="1781175"/>
             <wp:effectExtent l="0" t="0" r="0" b="0"/>
             <wp:docPr id="20" name="adm_case_proit_draft.jpg" descr="A draft profile: each fact needs at least one source." title="A draft profile: each fact needs at least one source."/>
@@ -11254,7 +11254,7 @@
       <w:pPr>
         <w:pStyle w:val="Heading2"/>
       </w:pPr>
-      <w:bookmarkStart w:id="19" w:name="_Toc240960779"/>
+      <w:bookmarkStart w:id="19" w:name="_Toc240975809"/>
       <w:r>
         <w:lastRenderedPageBreak/>
         <w:t>4.12 Verifying a profile with the respondent, and reconciling it afterwards</w:t>
@@ -11343,7 +11343,7 @@
           <w:noProof/>
         </w:rPr>
         <w:drawing>
-          <wp:inline distT="0" distB="0" distL="0" distR="0" wp14:anchorId="2F8AA448" wp14:editId="74CD28C8">
+          <wp:inline distT="0" distB="0" distL="0" distR="0" wp14:anchorId="280EA70A" wp14:editId="552AF94E">
             <wp:extent cx="4752975" cy="4953000"/>
             <wp:effectExtent l="0" t="0" r="0" b="0"/>
             <wp:docPr id="21" name="proit_interview_sheet.jpg" descr="The interview sheet: confirm what is public, ask what is not." title="The interview sheet: confirm what is public, ask what is not."/>
@@ -11608,7 +11608,7 @@
           <w:noProof/>
         </w:rPr>
         <w:drawing>
-          <wp:inline distT="0" distB="0" distL="0" distR="0" wp14:anchorId="7DA27D8F" wp14:editId="5DB7CF5C">
+          <wp:inline distT="0" distB="0" distL="0" distR="0" wp14:anchorId="6CAB1AE5" wp14:editId="7B33C32A">
             <wp:extent cx="5334000" cy="1152525"/>
             <wp:effectExtent l="0" t="0" r="0" b="0"/>
             <wp:docPr id="22" name="proit_reconcile.jpg" descr="Reconciling a corrected fact: the three values stay separate." title="Reconciling a corrected fact: the three values stay separate."/>
@@ -11759,7 +11759,7 @@
           <w:left w:w="10" w:type="dxa"/>
           <w:right w:w="10" w:type="dxa"/>
         </w:tblCellMar>
-        <w:tblLook w:val="0000" w:firstRow="0" w:lastRow="0" w:firstColumn="0" w:lastColumn="0" w:noHBand="0" w:noVBand="0"/>
+        <w:tblLook w:val="04A0" w:firstRow="1" w:lastRow="0" w:firstColumn="1" w:lastColumn="0" w:noHBand="0" w:noVBand="1"/>
       </w:tblPr>
       <w:tblGrid>
         <w:gridCol w:w="9412"/>
@@ -11846,7 +11846,7 @@
       <w:pPr>
         <w:pStyle w:val="Heading2"/>
       </w:pPr>
-      <w:bookmarkStart w:id="20" w:name="_Toc240960780"/>
+      <w:bookmarkStart w:id="20" w:name="_Toc240975810"/>
       <w:r>
         <w:t>4.13 Reviewing questionnaires in the QA Queue</w:t>
       </w:r>
@@ -11887,7 +11887,7 @@
         </w:rPr>
         <w:lastRenderedPageBreak/>
         <w:drawing>
-          <wp:inline distT="0" distB="0" distL="0" distR="0" wp14:anchorId="6F9AD25D" wp14:editId="218520BD">
+          <wp:inline distT="0" distB="0" distL="0" distR="0" wp14:anchorId="0BD32BC1" wp14:editId="3F424A94">
             <wp:extent cx="5334000" cy="3333750"/>
             <wp:effectExtent l="0" t="0" r="0" b="0"/>
             <wp:docPr id="23" name="qa_queue.jpg" descr="QUAN QA Queue with the KoboToolbox sync panel." title="QUAN QA Queue with the KoboToolbox sync panel."/>
@@ -12084,7 +12084,7 @@
           <w:left w:w="10" w:type="dxa"/>
           <w:right w:w="10" w:type="dxa"/>
         </w:tblCellMar>
-        <w:tblLook w:val="0000" w:firstRow="0" w:lastRow="0" w:firstColumn="0" w:lastColumn="0" w:noHBand="0" w:noVBand="0"/>
+        <w:tblLook w:val="04A0" w:firstRow="1" w:lastRow="0" w:firstColumn="1" w:lastColumn="0" w:noHBand="0" w:noVBand="1"/>
       </w:tblPr>
       <w:tblGrid>
         <w:gridCol w:w="2353"/>
@@ -12530,7 +12530,7 @@
           <w:left w:w="10" w:type="dxa"/>
           <w:right w:w="10" w:type="dxa"/>
         </w:tblCellMar>
-        <w:tblLook w:val="0000" w:firstRow="0" w:lastRow="0" w:firstColumn="0" w:lastColumn="0" w:noHBand="0" w:noVBand="0"/>
+        <w:tblLook w:val="04A0" w:firstRow="1" w:lastRow="0" w:firstColumn="1" w:lastColumn="0" w:noHBand="0" w:noVBand="1"/>
       </w:tblPr>
       <w:tblGrid>
         <w:gridCol w:w="9412"/>
@@ -12625,7 +12625,7 @@
       <w:pPr>
         <w:pStyle w:val="Heading2"/>
       </w:pPr>
-      <w:bookmarkStart w:id="21" w:name="_Toc240960781"/>
+      <w:bookmarkStart w:id="21" w:name="_Toc240975811"/>
       <w:r>
         <w:lastRenderedPageBreak/>
         <w:t>4.14 Working QA exceptions</w:t>
@@ -12690,7 +12690,7 @@
           <w:noProof/>
         </w:rPr>
         <w:drawing>
-          <wp:inline distT="0" distB="0" distL="0" distR="0" wp14:anchorId="0B45BC51" wp14:editId="0D56381C">
+          <wp:inline distT="0" distB="0" distL="0" distR="0" wp14:anchorId="6D33E3D5" wp14:editId="7AB85AEF">
             <wp:extent cx="5334000" cy="3333750"/>
             <wp:effectExtent l="0" t="0" r="0" b="0"/>
             <wp:docPr id="24" name="qa_exceptions.jpg" descr="QA Exception Queue." title="QA Exception Queue."/>
@@ -12886,7 +12886,7 @@
       <w:pPr>
         <w:pStyle w:val="Heading2"/>
       </w:pPr>
-      <w:bookmarkStart w:id="22" w:name="_Toc240960782"/>
+      <w:bookmarkStart w:id="22" w:name="_Toc240975812"/>
       <w:r>
         <w:t>4.15 Downloading or emailing completed forms (Form PDFs)</w:t>
       </w:r>
@@ -12937,7 +12937,7 @@
         </w:rPr>
         <w:lastRenderedPageBreak/>
         <w:drawing>
-          <wp:inline distT="0" distB="0" distL="0" distR="0" wp14:anchorId="3FB344FE" wp14:editId="5B6A8E4D">
+          <wp:inline distT="0" distB="0" distL="0" distR="0" wp14:anchorId="0D858D12" wp14:editId="5781A3F5">
             <wp:extent cx="5334000" cy="3333750"/>
             <wp:effectExtent l="0" t="0" r="0" b="0"/>
             <wp:docPr id="25" name="adm_form_pdfs.jpg" descr="Completed form PDFs." title="Completed form PDFs."/>
@@ -13117,7 +13117,7 @@
           <w:left w:w="10" w:type="dxa"/>
           <w:right w:w="10" w:type="dxa"/>
         </w:tblCellMar>
-        <w:tblLook w:val="0000" w:firstRow="0" w:lastRow="0" w:firstColumn="0" w:lastColumn="0" w:noHBand="0" w:noVBand="0"/>
+        <w:tblLook w:val="04A0" w:firstRow="1" w:lastRow="0" w:firstColumn="1" w:lastColumn="0" w:noHBand="0" w:noVBand="1"/>
       </w:tblPr>
       <w:tblGrid>
         <w:gridCol w:w="9412"/>
@@ -13176,7 +13176,7 @@
       <w:pPr>
         <w:pStyle w:val="Heading2"/>
       </w:pPr>
-      <w:bookmarkStart w:id="23" w:name="_Toc240960783"/>
+      <w:bookmarkStart w:id="23" w:name="_Toc240975813"/>
       <w:r>
         <w:t>4.16 KoboToolbox: rotating credentials and changing forms</w:t>
       </w:r>
@@ -13286,7 +13286,7 @@
       <w:pPr>
         <w:pStyle w:val="Heading2"/>
       </w:pPr>
-      <w:bookmarkStart w:id="24" w:name="_Toc240960784"/>
+      <w:bookmarkStart w:id="24" w:name="_Toc240975814"/>
       <w:r>
         <w:t>4.17 Before the first live invitation</w:t>
       </w:r>
@@ -13402,7 +13402,7 @@
         <w:pStyle w:val="Heading1"/>
         <w:pageBreakBefore/>
       </w:pPr>
-      <w:bookmarkStart w:id="25" w:name="_Toc240960785"/>
+      <w:bookmarkStart w:id="25" w:name="_Toc240975815"/>
       <w:r>
         <w:lastRenderedPageBreak/>
         <w:t>5. Rules you must follow</w:t>
@@ -13553,7 +13553,7 @@
         <w:pStyle w:val="Heading1"/>
         <w:pageBreakBefore/>
       </w:pPr>
-      <w:bookmarkStart w:id="26" w:name="_Toc240960786"/>
+      <w:bookmarkStart w:id="26" w:name="_Toc240975816"/>
       <w:r>
         <w:lastRenderedPageBreak/>
         <w:t>6. Troubleshooting</w:t>
@@ -13575,7 +13575,7 @@
           <w:left w:w="10" w:type="dxa"/>
           <w:right w:w="10" w:type="dxa"/>
         </w:tblCellMar>
-        <w:tblLook w:val="0000" w:firstRow="0" w:lastRow="0" w:firstColumn="0" w:lastColumn="0" w:noHBand="0" w:noVBand="0"/>
+        <w:tblLook w:val="04A0" w:firstRow="1" w:lastRow="0" w:firstColumn="1" w:lastColumn="0" w:noHBand="0" w:noVBand="1"/>
       </w:tblPr>
       <w:tblGrid>
         <w:gridCol w:w="2635"/>
@@ -14595,7 +14595,7 @@
         <w:pStyle w:val="Heading1"/>
         <w:pageBreakBefore/>
       </w:pPr>
-      <w:bookmarkStart w:id="27" w:name="_Toc240960787"/>
+      <w:bookmarkStart w:id="27" w:name="_Toc240975817"/>
       <w:r>
         <w:lastRenderedPageBreak/>
         <w:t>7. Quick reference</w:t>
@@ -14617,7 +14617,7 @@
           <w:left w:w="10" w:type="dxa"/>
           <w:right w:w="10" w:type="dxa"/>
         </w:tblCellMar>
-        <w:tblLook w:val="0000" w:firstRow="0" w:lastRow="0" w:firstColumn="0" w:lastColumn="0" w:noHBand="0" w:noVBand="0"/>
+        <w:tblLook w:val="04A0" w:firstRow="1" w:lastRow="0" w:firstColumn="1" w:lastColumn="0" w:noHBand="0" w:noVBand="1"/>
       </w:tblPr>
       <w:tblGrid>
         <w:gridCol w:w="2824"/>
@@ -14978,7 +14978,7 @@
                 <w:sz w:val="19"/>
                 <w:szCs w:val="19"/>
               </w:rPr>
-              <w:t>Field Coordinator; PI: Happyson Saina, 0773943709, abffst.research.cut@gmail.com</w:t>
+              <w:t>Field Coordinator; PI: Happyson Saina, 0773943709, abffst.research@gmail.com</w:t>
             </w:r>
           </w:p>
         </w:tc>
@@ -14994,7 +14994,7 @@
         <w:pStyle w:val="Heading1"/>
         <w:pageBreakBefore/>
       </w:pPr>
-      <w:bookmarkStart w:id="28" w:name="_Toc240960788"/>
+      <w:bookmarkStart w:id="28" w:name="_Toc240975818"/>
       <w:r>
         <w:lastRenderedPageBreak/>
         <w:t>8. Every screen and button for your role</w:t>
@@ -15024,7 +15024,7 @@
           <w:left w:w="10" w:type="dxa"/>
           <w:right w:w="10" w:type="dxa"/>
         </w:tblCellMar>
-        <w:tblLook w:val="0000" w:firstRow="0" w:lastRow="0" w:firstColumn="0" w:lastColumn="0" w:noHBand="0" w:noVBand="0"/>
+        <w:tblLook w:val="04A0" w:firstRow="1" w:lastRow="0" w:firstColumn="1" w:lastColumn="0" w:noHBand="0" w:noVBand="1"/>
       </w:tblPr>
       <w:tblGrid>
         <w:gridCol w:w="9412"/>
@@ -15108,7 +15108,7 @@
       <w:pPr>
         <w:pStyle w:val="Heading2"/>
       </w:pPr>
-      <w:bookmarkStart w:id="29" w:name="_Toc240960789"/>
+      <w:bookmarkStart w:id="29" w:name="_Toc240975819"/>
       <w:r>
         <w:t>8.1 Sign in</w:t>
       </w:r>
@@ -15171,7 +15171,7 @@
           <w:left w:w="10" w:type="dxa"/>
           <w:right w:w="10" w:type="dxa"/>
         </w:tblCellMar>
-        <w:tblLook w:val="0000" w:firstRow="0" w:lastRow="0" w:firstColumn="0" w:lastColumn="0" w:noHBand="0" w:noVBand="0"/>
+        <w:tblLook w:val="04A0" w:firstRow="1" w:lastRow="0" w:firstColumn="1" w:lastColumn="0" w:noHBand="0" w:noVBand="1"/>
       </w:tblPr>
       <w:tblGrid>
         <w:gridCol w:w="1882"/>
@@ -15621,7 +15621,7 @@
       <w:pPr>
         <w:pStyle w:val="Heading2"/>
       </w:pPr>
-      <w:bookmarkStart w:id="30" w:name="_Toc240960790"/>
+      <w:bookmarkStart w:id="30" w:name="_Toc240975820"/>
       <w:r>
         <w:t>8.2 The header and menu bar (every screen)</w:t>
       </w:r>
@@ -15684,7 +15684,7 @@
           <w:left w:w="10" w:type="dxa"/>
           <w:right w:w="10" w:type="dxa"/>
         </w:tblCellMar>
-        <w:tblLook w:val="0000" w:firstRow="0" w:lastRow="0" w:firstColumn="0" w:lastColumn="0" w:noHBand="0" w:noVBand="0"/>
+        <w:tblLook w:val="04A0" w:firstRow="1" w:lastRow="0" w:firstColumn="1" w:lastColumn="0" w:noHBand="0" w:noVBand="1"/>
       </w:tblPr>
       <w:tblGrid>
         <w:gridCol w:w="1882"/>
@@ -16345,7 +16345,7 @@
       <w:pPr>
         <w:pStyle w:val="Heading2"/>
       </w:pPr>
-      <w:bookmarkStart w:id="31" w:name="_Toc240960791"/>
+      <w:bookmarkStart w:id="31" w:name="_Toc240975821"/>
       <w:r>
         <w:t>8.3 Change Password</w:t>
       </w:r>
@@ -16408,7 +16408,7 @@
           <w:left w:w="10" w:type="dxa"/>
           <w:right w:w="10" w:type="dxa"/>
         </w:tblCellMar>
-        <w:tblLook w:val="0000" w:firstRow="0" w:lastRow="0" w:firstColumn="0" w:lastColumn="0" w:noHBand="0" w:noVBand="0"/>
+        <w:tblLook w:val="04A0" w:firstRow="1" w:lastRow="0" w:firstColumn="1" w:lastColumn="0" w:noHBand="0" w:noVBand="1"/>
       </w:tblPr>
       <w:tblGrid>
         <w:gridCol w:w="1882"/>
@@ -16965,7 +16965,7 @@
       <w:pPr>
         <w:pStyle w:val="Heading2"/>
       </w:pPr>
-      <w:bookmarkStart w:id="32" w:name="_Toc240960792"/>
+      <w:bookmarkStart w:id="32" w:name="_Toc240975822"/>
       <w:r>
         <w:t>8.4 Executive Dashboard</w:t>
       </w:r>
@@ -17028,7 +17028,7 @@
           <w:left w:w="10" w:type="dxa"/>
           <w:right w:w="10" w:type="dxa"/>
         </w:tblCellMar>
-        <w:tblLook w:val="0000" w:firstRow="0" w:lastRow="0" w:firstColumn="0" w:lastColumn="0" w:noHBand="0" w:noVBand="0"/>
+        <w:tblLook w:val="04A0" w:firstRow="1" w:lastRow="0" w:firstColumn="1" w:lastColumn="0" w:noHBand="0" w:noVBand="1"/>
       </w:tblPr>
       <w:tblGrid>
         <w:gridCol w:w="1882"/>
@@ -17479,7 +17479,7 @@
       <w:pPr>
         <w:pStyle w:val="Heading2"/>
       </w:pPr>
-      <w:bookmarkStart w:id="33" w:name="_Toc240960793"/>
+      <w:bookmarkStart w:id="33" w:name="_Toc240975823"/>
       <w:r>
         <w:t>8.5 Sampling Dashboard</w:t>
       </w:r>
@@ -17542,7 +17542,7 @@
           <w:left w:w="10" w:type="dxa"/>
           <w:right w:w="10" w:type="dxa"/>
         </w:tblCellMar>
-        <w:tblLook w:val="0000" w:firstRow="0" w:lastRow="0" w:firstColumn="0" w:lastColumn="0" w:noHBand="0" w:noVBand="0"/>
+        <w:tblLook w:val="04A0" w:firstRow="1" w:lastRow="0" w:firstColumn="1" w:lastColumn="0" w:noHBand="0" w:noVBand="1"/>
       </w:tblPr>
       <w:tblGrid>
         <w:gridCol w:w="1882"/>
@@ -17992,7 +17992,7 @@
       <w:pPr>
         <w:pStyle w:val="Heading2"/>
       </w:pPr>
-      <w:bookmarkStart w:id="34" w:name="_Toc240960794"/>
+      <w:bookmarkStart w:id="34" w:name="_Toc240975824"/>
       <w:r>
         <w:t>8.6 Contact Dashboard</w:t>
       </w:r>
@@ -18055,7 +18055,7 @@
           <w:left w:w="10" w:type="dxa"/>
           <w:right w:w="10" w:type="dxa"/>
         </w:tblCellMar>
-        <w:tblLook w:val="0000" w:firstRow="0" w:lastRow="0" w:firstColumn="0" w:lastColumn="0" w:noHBand="0" w:noVBand="0"/>
+        <w:tblLook w:val="04A0" w:firstRow="1" w:lastRow="0" w:firstColumn="1" w:lastColumn="0" w:noHBand="0" w:noVBand="1"/>
       </w:tblPr>
       <w:tblGrid>
         <w:gridCol w:w="1882"/>
@@ -18295,7 +18295,7 @@
       <w:pPr>
         <w:pStyle w:val="Heading2"/>
       </w:pPr>
-      <w:bookmarkStart w:id="35" w:name="_Toc240960795"/>
+      <w:bookmarkStart w:id="35" w:name="_Toc240975825"/>
       <w:r>
         <w:t>8.7 QA Dashboard</w:t>
       </w:r>
@@ -18358,7 +18358,7 @@
           <w:left w:w="10" w:type="dxa"/>
           <w:right w:w="10" w:type="dxa"/>
         </w:tblCellMar>
-        <w:tblLook w:val="0000" w:firstRow="0" w:lastRow="0" w:firstColumn="0" w:lastColumn="0" w:noHBand="0" w:noVBand="0"/>
+        <w:tblLook w:val="04A0" w:firstRow="1" w:lastRow="0" w:firstColumn="1" w:lastColumn="0" w:noHBand="0" w:noVBand="1"/>
       </w:tblPr>
       <w:tblGrid>
         <w:gridCol w:w="1882"/>
@@ -18916,7 +18916,7 @@
       <w:pPr>
         <w:pStyle w:val="Heading2"/>
       </w:pPr>
-      <w:bookmarkStart w:id="36" w:name="_Toc240960796"/>
+      <w:bookmarkStart w:id="36" w:name="_Toc240975826"/>
       <w:r>
         <w:t>8.8 KII / Document Dashboard</w:t>
       </w:r>
@@ -18979,7 +18979,7 @@
           <w:left w:w="10" w:type="dxa"/>
           <w:right w:w="10" w:type="dxa"/>
         </w:tblCellMar>
-        <w:tblLook w:val="0000" w:firstRow="0" w:lastRow="0" w:firstColumn="0" w:lastColumn="0" w:noHBand="0" w:noVBand="0"/>
+        <w:tblLook w:val="04A0" w:firstRow="1" w:lastRow="0" w:firstColumn="1" w:lastColumn="0" w:noHBand="0" w:noVBand="1"/>
       </w:tblPr>
       <w:tblGrid>
         <w:gridCol w:w="1882"/>
@@ -19326,7 +19326,7 @@
       <w:pPr>
         <w:pStyle w:val="Heading2"/>
       </w:pPr>
-      <w:bookmarkStart w:id="37" w:name="_Toc240960797"/>
+      <w:bookmarkStart w:id="37" w:name="_Toc240975827"/>
       <w:r>
         <w:t>8.9 Reports</w:t>
       </w:r>
@@ -19389,7 +19389,7 @@
           <w:left w:w="10" w:type="dxa"/>
           <w:right w:w="10" w:type="dxa"/>
         </w:tblCellMar>
-        <w:tblLook w:val="0000" w:firstRow="0" w:lastRow="0" w:firstColumn="0" w:lastColumn="0" w:noHBand="0" w:noVBand="0"/>
+        <w:tblLook w:val="04A0" w:firstRow="1" w:lastRow="0" w:firstColumn="1" w:lastColumn="0" w:noHBand="0" w:noVBand="1"/>
       </w:tblPr>
       <w:tblGrid>
         <w:gridCol w:w="1882"/>
@@ -19840,7 +19840,7 @@
       <w:pPr>
         <w:pStyle w:val="Heading2"/>
       </w:pPr>
-      <w:bookmarkStart w:id="38" w:name="_Toc240960798"/>
+      <w:bookmarkStart w:id="38" w:name="_Toc240975828"/>
       <w:r>
         <w:t>8.10 Main-400 Register (and Reserve)</w:t>
       </w:r>
@@ -19903,7 +19903,7 @@
           <w:left w:w="10" w:type="dxa"/>
           <w:right w:w="10" w:type="dxa"/>
         </w:tblCellMar>
-        <w:tblLook w:val="0000" w:firstRow="0" w:lastRow="0" w:firstColumn="0" w:lastColumn="0" w:noHBand="0" w:noVBand="0"/>
+        <w:tblLook w:val="04A0" w:firstRow="1" w:lastRow="0" w:firstColumn="1" w:lastColumn="0" w:noHBand="0" w:noVBand="1"/>
       </w:tblPr>
       <w:tblGrid>
         <w:gridCol w:w="1882"/>
@@ -20773,7 +20773,7 @@
       <w:pPr>
         <w:pStyle w:val="Heading2"/>
       </w:pPr>
-      <w:bookmarkStart w:id="39" w:name="_Toc240960799"/>
+      <w:bookmarkStart w:id="39" w:name="_Toc240975829"/>
       <w:r>
         <w:t>8.11 Case page</w:t>
       </w:r>
@@ -20836,7 +20836,7 @@
           <w:left w:w="10" w:type="dxa"/>
           <w:right w:w="10" w:type="dxa"/>
         </w:tblCellMar>
-        <w:tblLook w:val="0000" w:firstRow="0" w:lastRow="0" w:firstColumn="0" w:lastColumn="0" w:noHBand="0" w:noVBand="0"/>
+        <w:tblLook w:val="04A0" w:firstRow="1" w:lastRow="0" w:firstColumn="1" w:lastColumn="0" w:noHBand="0" w:noVBand="1"/>
       </w:tblPr>
       <w:tblGrid>
         <w:gridCol w:w="1882"/>
@@ -22445,7 +22445,7 @@
       <w:pPr>
         <w:pStyle w:val="Heading2"/>
       </w:pPr>
-      <w:bookmarkStart w:id="40" w:name="_Toc240960800"/>
+      <w:bookmarkStart w:id="40" w:name="_Toc240975830"/>
       <w:r>
         <w:t>8.12 Pre-Interview Profile (PROIT) and its review screen</w:t>
       </w:r>
@@ -22508,7 +22508,7 @@
           <w:left w:w="10" w:type="dxa"/>
           <w:right w:w="10" w:type="dxa"/>
         </w:tblCellMar>
-        <w:tblLook w:val="0000" w:firstRow="0" w:lastRow="0" w:firstColumn="0" w:lastColumn="0" w:noHBand="0" w:noVBand="0"/>
+        <w:tblLook w:val="04A0" w:firstRow="1" w:lastRow="0" w:firstColumn="1" w:lastColumn="0" w:noHBand="0" w:noVBand="1"/>
       </w:tblPr>
       <w:tblGrid>
         <w:gridCol w:w="1882"/>
@@ -24010,7 +24010,7 @@
       <w:pPr>
         <w:pStyle w:val="Heading2"/>
       </w:pPr>
-      <w:bookmarkStart w:id="41" w:name="_Toc240960801"/>
+      <w:bookmarkStart w:id="41" w:name="_Toc240975831"/>
       <w:r>
         <w:t>8.13 Interview sheet (verifying a locked profile)</w:t>
       </w:r>
@@ -24073,7 +24073,7 @@
           <w:left w:w="10" w:type="dxa"/>
           <w:right w:w="10" w:type="dxa"/>
         </w:tblCellMar>
-        <w:tblLook w:val="0000" w:firstRow="0" w:lastRow="0" w:firstColumn="0" w:lastColumn="0" w:noHBand="0" w:noVBand="0"/>
+        <w:tblLook w:val="04A0" w:firstRow="1" w:lastRow="0" w:firstColumn="1" w:lastColumn="0" w:noHBand="0" w:noVBand="1"/>
       </w:tblPr>
       <w:tblGrid>
         <w:gridCol w:w="1882"/>
@@ -25261,7 +25261,7 @@
       <w:pPr>
         <w:pStyle w:val="Heading2"/>
       </w:pPr>
-      <w:bookmarkStart w:id="42" w:name="_Toc240960802"/>
+      <w:bookmarkStart w:id="42" w:name="_Toc240975832"/>
       <w:r>
         <w:t>8.14 Register Organisation</w:t>
       </w:r>
@@ -25324,7 +25324,7 @@
           <w:left w:w="10" w:type="dxa"/>
           <w:right w:w="10" w:type="dxa"/>
         </w:tblCellMar>
-        <w:tblLook w:val="0000" w:firstRow="0" w:lastRow="0" w:firstColumn="0" w:lastColumn="0" w:noHBand="0" w:noVBand="0"/>
+        <w:tblLook w:val="04A0" w:firstRow="1" w:lastRow="0" w:firstColumn="1" w:lastColumn="0" w:noHBand="0" w:noVBand="1"/>
       </w:tblPr>
       <w:tblGrid>
         <w:gridCol w:w="1882"/>
@@ -25984,7 +25984,7 @@
       <w:pPr>
         <w:pStyle w:val="Heading2"/>
       </w:pPr>
-      <w:bookmarkStart w:id="43" w:name="_Toc240960803"/>
+      <w:bookmarkStart w:id="43" w:name="_Toc240975833"/>
       <w:r>
         <w:t>8.15 Appointment Queue</w:t>
       </w:r>
@@ -26047,7 +26047,7 @@
           <w:left w:w="10" w:type="dxa"/>
           <w:right w:w="10" w:type="dxa"/>
         </w:tblCellMar>
-        <w:tblLook w:val="0000" w:firstRow="0" w:lastRow="0" w:firstColumn="0" w:lastColumn="0" w:noHBand="0" w:noVBand="0"/>
+        <w:tblLook w:val="04A0" w:firstRow="1" w:lastRow="0" w:firstColumn="1" w:lastColumn="0" w:noHBand="0" w:noVBand="1"/>
       </w:tblPr>
       <w:tblGrid>
         <w:gridCol w:w="1882"/>
@@ -26605,7 +26605,7 @@
       <w:pPr>
         <w:pStyle w:val="Heading2"/>
       </w:pPr>
-      <w:bookmarkStart w:id="44" w:name="_Toc240960804"/>
+      <w:bookmarkStart w:id="44" w:name="_Toc240975834"/>
       <w:r>
         <w:t>8.16 Follow-ups due</w:t>
       </w:r>
@@ -26668,7 +26668,7 @@
           <w:left w:w="10" w:type="dxa"/>
           <w:right w:w="10" w:type="dxa"/>
         </w:tblCellMar>
-        <w:tblLook w:val="0000" w:firstRow="0" w:lastRow="0" w:firstColumn="0" w:lastColumn="0" w:noHBand="0" w:noVBand="0"/>
+        <w:tblLook w:val="04A0" w:firstRow="1" w:lastRow="0" w:firstColumn="1" w:lastColumn="0" w:noHBand="0" w:noVBand="1"/>
       </w:tblPr>
       <w:tblGrid>
         <w:gridCol w:w="1882"/>
@@ -27118,7 +27118,7 @@
       <w:pPr>
         <w:pStyle w:val="Heading2"/>
       </w:pPr>
-      <w:bookmarkStart w:id="45" w:name="_Toc240960805"/>
+      <w:bookmarkStart w:id="45" w:name="_Toc240975835"/>
       <w:r>
         <w:t>8.17 Reserve Activation</w:t>
       </w:r>
@@ -27181,7 +27181,7 @@
           <w:left w:w="10" w:type="dxa"/>
           <w:right w:w="10" w:type="dxa"/>
         </w:tblCellMar>
-        <w:tblLook w:val="0000" w:firstRow="0" w:lastRow="0" w:firstColumn="0" w:lastColumn="0" w:noHBand="0" w:noVBand="0"/>
+        <w:tblLook w:val="04A0" w:firstRow="1" w:lastRow="0" w:firstColumn="1" w:lastColumn="0" w:noHBand="0" w:noVBand="1"/>
       </w:tblPr>
       <w:tblGrid>
         <w:gridCol w:w="1882"/>
@@ -27739,7 +27739,7 @@
       <w:pPr>
         <w:pStyle w:val="Heading2"/>
       </w:pPr>
-      <w:bookmarkStart w:id="46" w:name="_Toc240960806"/>
+      <w:bookmarkStart w:id="46" w:name="_Toc240975836"/>
       <w:r>
         <w:t>8.18 QA Queue (with the KoboToolbox sync panel)</w:t>
       </w:r>
@@ -27802,7 +27802,7 @@
           <w:left w:w="10" w:type="dxa"/>
           <w:right w:w="10" w:type="dxa"/>
         </w:tblCellMar>
-        <w:tblLook w:val="0000" w:firstRow="0" w:lastRow="0" w:firstColumn="0" w:lastColumn="0" w:noHBand="0" w:noVBand="0"/>
+        <w:tblLook w:val="04A0" w:firstRow="1" w:lastRow="0" w:firstColumn="1" w:lastColumn="0" w:noHBand="0" w:noVBand="1"/>
       </w:tblPr>
       <w:tblGrid>
         <w:gridCol w:w="1882"/>
@@ -28463,7 +28463,7 @@
       <w:pPr>
         <w:pStyle w:val="Heading2"/>
       </w:pPr>
-      <w:bookmarkStart w:id="47" w:name="_Toc240960807"/>
+      <w:bookmarkStart w:id="47" w:name="_Toc240975837"/>
       <w:r>
         <w:t>8.19 QA Exceptions</w:t>
       </w:r>
@@ -28526,7 +28526,7 @@
           <w:left w:w="10" w:type="dxa"/>
           <w:right w:w="10" w:type="dxa"/>
         </w:tblCellMar>
-        <w:tblLook w:val="0000" w:firstRow="0" w:lastRow="0" w:firstColumn="0" w:lastColumn="0" w:noHBand="0" w:noVBand="0"/>
+        <w:tblLook w:val="04A0" w:firstRow="1" w:lastRow="0" w:firstColumn="1" w:lastColumn="0" w:noHBand="0" w:noVBand="1"/>
       </w:tblPr>
       <w:tblGrid>
         <w:gridCol w:w="1882"/>
@@ -29293,7 +29293,7 @@
       <w:pPr>
         <w:pStyle w:val="Heading2"/>
       </w:pPr>
-      <w:bookmarkStart w:id="48" w:name="_Toc240960808"/>
+      <w:bookmarkStart w:id="48" w:name="_Toc240975838"/>
       <w:r>
         <w:t>8.20 KII Register</w:t>
       </w:r>
@@ -29356,7 +29356,7 @@
           <w:left w:w="10" w:type="dxa"/>
           <w:right w:w="10" w:type="dxa"/>
         </w:tblCellMar>
-        <w:tblLook w:val="0000" w:firstRow="0" w:lastRow="0" w:firstColumn="0" w:lastColumn="0" w:noHBand="0" w:noVBand="0"/>
+        <w:tblLook w:val="04A0" w:firstRow="1" w:lastRow="0" w:firstColumn="1" w:lastColumn="0" w:noHBand="0" w:noVBand="1"/>
       </w:tblPr>
       <w:tblGrid>
         <w:gridCol w:w="1882"/>
@@ -29914,7 +29914,7 @@
       <w:pPr>
         <w:pStyle w:val="Heading2"/>
       </w:pPr>
-      <w:bookmarkStart w:id="49" w:name="_Toc240960809"/>
+      <w:bookmarkStart w:id="49" w:name="_Toc240975839"/>
       <w:r>
         <w:t>8.21 New KII Record</w:t>
       </w:r>
@@ -29977,7 +29977,7 @@
           <w:left w:w="10" w:type="dxa"/>
           <w:right w:w="10" w:type="dxa"/>
         </w:tblCellMar>
-        <w:tblLook w:val="0000" w:firstRow="0" w:lastRow="0" w:firstColumn="0" w:lastColumn="0" w:noHBand="0" w:noVBand="0"/>
+        <w:tblLook w:val="04A0" w:firstRow="1" w:lastRow="0" w:firstColumn="1" w:lastColumn="0" w:noHBand="0" w:noVBand="1"/>
       </w:tblPr>
       <w:tblGrid>
         <w:gridCol w:w="1882"/>
@@ -30324,7 +30324,7 @@
       <w:pPr>
         <w:pStyle w:val="Heading2"/>
       </w:pPr>
-      <w:bookmarkStart w:id="50" w:name="_Toc240960810"/>
+      <w:bookmarkStart w:id="50" w:name="_Toc240975840"/>
       <w:r>
         <w:t>8.22 KII record</w:t>
       </w:r>
@@ -30387,7 +30387,7 @@
           <w:left w:w="10" w:type="dxa"/>
           <w:right w:w="10" w:type="dxa"/>
         </w:tblCellMar>
-        <w:tblLook w:val="0000" w:firstRow="0" w:lastRow="0" w:firstColumn="0" w:lastColumn="0" w:noHBand="0" w:noVBand="0"/>
+        <w:tblLook w:val="04A0" w:firstRow="1" w:lastRow="0" w:firstColumn="1" w:lastColumn="0" w:noHBand="0" w:noVBand="1"/>
       </w:tblPr>
       <w:tblGrid>
         <w:gridCol w:w="1882"/>
@@ -31365,7 +31365,7 @@
       <w:pPr>
         <w:pStyle w:val="Heading2"/>
       </w:pPr>
-      <w:bookmarkStart w:id="51" w:name="_Toc240960811"/>
+      <w:bookmarkStart w:id="51" w:name="_Toc240975841"/>
       <w:r>
         <w:t>8.23 Documents (the corpus)</w:t>
       </w:r>
@@ -31428,7 +31428,7 @@
           <w:left w:w="10" w:type="dxa"/>
           <w:right w:w="10" w:type="dxa"/>
         </w:tblCellMar>
-        <w:tblLook w:val="0000" w:firstRow="0" w:lastRow="0" w:firstColumn="0" w:lastColumn="0" w:noHBand="0" w:noVBand="0"/>
+        <w:tblLook w:val="04A0" w:firstRow="1" w:lastRow="0" w:firstColumn="1" w:lastColumn="0" w:noHBand="0" w:noVBand="1"/>
       </w:tblPr>
       <w:tblGrid>
         <w:gridCol w:w="1882"/>
@@ -31985,7 +31985,7 @@
       <w:pPr>
         <w:pStyle w:val="Heading2"/>
       </w:pPr>
-      <w:bookmarkStart w:id="52" w:name="_Toc240960812"/>
+      <w:bookmarkStart w:id="52" w:name="_Toc240975842"/>
       <w:r>
         <w:t>8.24 New Documentary Evidence Record</w:t>
       </w:r>
@@ -32048,7 +32048,7 @@
           <w:left w:w="10" w:type="dxa"/>
           <w:right w:w="10" w:type="dxa"/>
         </w:tblCellMar>
-        <w:tblLook w:val="0000" w:firstRow="0" w:lastRow="0" w:firstColumn="0" w:lastColumn="0" w:noHBand="0" w:noVBand="0"/>
+        <w:tblLook w:val="04A0" w:firstRow="1" w:lastRow="0" w:firstColumn="1" w:lastColumn="0" w:noHBand="0" w:noVBand="1"/>
       </w:tblPr>
       <w:tblGrid>
         <w:gridCol w:w="1882"/>
@@ -32815,7 +32815,7 @@
       <w:pPr>
         <w:pStyle w:val="Heading2"/>
       </w:pPr>
-      <w:bookmarkStart w:id="53" w:name="_Toc240960813"/>
+      <w:bookmarkStart w:id="53" w:name="_Toc240975843"/>
       <w:r>
         <w:t>8.25 Document record</w:t>
       </w:r>
@@ -32878,7 +32878,7 @@
           <w:left w:w="10" w:type="dxa"/>
           <w:right w:w="10" w:type="dxa"/>
         </w:tblCellMar>
-        <w:tblLook w:val="0000" w:firstRow="0" w:lastRow="0" w:firstColumn="0" w:lastColumn="0" w:noHBand="0" w:noVBand="0"/>
+        <w:tblLook w:val="04A0" w:firstRow="1" w:lastRow="0" w:firstColumn="1" w:lastColumn="0" w:noHBand="0" w:noVBand="1"/>
       </w:tblPr>
       <w:tblGrid>
         <w:gridCol w:w="1882"/>
@@ -34169,7 +34169,7 @@
       <w:pPr>
         <w:pStyle w:val="Heading2"/>
       </w:pPr>
-      <w:bookmarkStart w:id="54" w:name="_Toc240960814"/>
+      <w:bookmarkStart w:id="54" w:name="_Toc240975844"/>
       <w:r>
         <w:lastRenderedPageBreak/>
         <w:t>8.26 Auto-fill review screen</w:t>
@@ -34233,7 +34233,7 @@
           <w:left w:w="10" w:type="dxa"/>
           <w:right w:w="10" w:type="dxa"/>
         </w:tblCellMar>
-        <w:tblLook w:val="0000" w:firstRow="0" w:lastRow="0" w:firstColumn="0" w:lastColumn="0" w:noHBand="0" w:noVBand="0"/>
+        <w:tblLook w:val="04A0" w:firstRow="1" w:lastRow="0" w:firstColumn="1" w:lastColumn="0" w:noHBand="0" w:noVBand="1"/>
       </w:tblPr>
       <w:tblGrid>
         <w:gridCol w:w="1882"/>
@@ -35210,7 +35210,7 @@
       <w:pPr>
         <w:pStyle w:val="Heading2"/>
       </w:pPr>
-      <w:bookmarkStart w:id="55" w:name="_Toc240960815"/>
+      <w:bookmarkStart w:id="55" w:name="_Toc240975845"/>
       <w:r>
         <w:lastRenderedPageBreak/>
         <w:t>8.27 Completed forms (Form PDFs)</w:t>
@@ -35274,7 +35274,7 @@
           <w:left w:w="10" w:type="dxa"/>
           <w:right w:w="10" w:type="dxa"/>
         </w:tblCellMar>
-        <w:tblLook w:val="0000" w:firstRow="0" w:lastRow="0" w:firstColumn="0" w:lastColumn="0" w:noHBand="0" w:noVBand="0"/>
+        <w:tblLook w:val="04A0" w:firstRow="1" w:lastRow="0" w:firstColumn="1" w:lastColumn="0" w:noHBand="0" w:noVBand="1"/>
       </w:tblPr>
       <w:tblGrid>
         <w:gridCol w:w="1882"/>
@@ -36468,7 +36468,7 @@
       <w:pPr>
         <w:pStyle w:val="Heading2"/>
       </w:pPr>
-      <w:bookmarkStart w:id="56" w:name="_Toc240960816"/>
+      <w:bookmarkStart w:id="56" w:name="_Toc240975846"/>
       <w:r>
         <w:lastRenderedPageBreak/>
         <w:t>8.28 Cost Dashboard</w:t>
@@ -36532,7 +36532,7 @@
           <w:left w:w="10" w:type="dxa"/>
           <w:right w:w="10" w:type="dxa"/>
         </w:tblCellMar>
-        <w:tblLook w:val="0000" w:firstRow="0" w:lastRow="0" w:firstColumn="0" w:lastColumn="0" w:noHBand="0" w:noVBand="0"/>
+        <w:tblLook w:val="04A0" w:firstRow="1" w:lastRow="0" w:firstColumn="1" w:lastColumn="0" w:noHBand="0" w:noVBand="1"/>
       </w:tblPr>
       <w:tblGrid>
         <w:gridCol w:w="1882"/>
@@ -36879,7 +36879,7 @@
       <w:pPr>
         <w:pStyle w:val="Heading2"/>
       </w:pPr>
-      <w:bookmarkStart w:id="57" w:name="_Toc240960817"/>
+      <w:bookmarkStart w:id="57" w:name="_Toc240975847"/>
       <w:r>
         <w:t>8.29 Audit Log</w:t>
       </w:r>
@@ -36942,7 +36942,7 @@
           <w:left w:w="10" w:type="dxa"/>
           <w:right w:w="10" w:type="dxa"/>
         </w:tblCellMar>
-        <w:tblLook w:val="0000" w:firstRow="0" w:lastRow="0" w:firstColumn="0" w:lastColumn="0" w:noHBand="0" w:noVBand="0"/>
+        <w:tblLook w:val="04A0" w:firstRow="1" w:lastRow="0" w:firstColumn="1" w:lastColumn="0" w:noHBand="0" w:noVBand="1"/>
       </w:tblPr>
       <w:tblGrid>
         <w:gridCol w:w="1882"/>
@@ -37289,7 +37289,7 @@
       <w:pPr>
         <w:pStyle w:val="Heading2"/>
       </w:pPr>
-      <w:bookmarkStart w:id="58" w:name="_Toc240960818"/>
+      <w:bookmarkStart w:id="58" w:name="_Toc240975848"/>
       <w:r>
         <w:t>8.30 Export</w:t>
       </w:r>
@@ -37352,7 +37352,7 @@
           <w:left w:w="10" w:type="dxa"/>
           <w:right w:w="10" w:type="dxa"/>
         </w:tblCellMar>
-        <w:tblLook w:val="0000" w:firstRow="0" w:lastRow="0" w:firstColumn="0" w:lastColumn="0" w:noHBand="0" w:noVBand="0"/>
+        <w:tblLook w:val="04A0" w:firstRow="1" w:lastRow="0" w:firstColumn="1" w:lastColumn="0" w:noHBand="0" w:noVBand="1"/>
       </w:tblPr>
       <w:tblGrid>
         <w:gridCol w:w="1882"/>
@@ -37847,7 +37847,7 @@
         <w:sz w:val="16"/>
         <w:szCs w:val="16"/>
       </w:rPr>
-      <w:t>Version 1.9 · 22 September 2026</w:t>
+      <w:t>Version 1.10 · 22 September 2026</w:t>
     </w:r>
     <w:r>
       <w:rPr>
@@ -38020,10 +38020,10 @@
 <file path=word/numbering.xml><?xml version="1.0" encoding="utf-8"?>
 <w:numbering xmlns:wpc="http://schemas.microsoft.com/office/word/2010/wordprocessingCanvas" xmlns:cx="http://schemas.microsoft.com/office/drawing/2014/chartex" xmlns:cx1="http://schemas.microsoft.com/office/drawing/2015/9/8/chartex" xmlns:cx2="http://schemas.microsoft.com/office/drawing/2015/10/21/chartex" xmlns:cx3="http://schemas.microsoft.com/office/drawing/2016/5/9/chartex" xmlns:cx4="http://schemas.microsoft.com/office/drawing/2016/5/10/chartex" xmlns:cx5="http://schemas.microsoft.com/office/drawing/2016/5/11/chartex" xmlns:cx6="http://schemas.microsoft.com/office/drawing/2016/5/12/chartex" xmlns:cx7="http://schemas.microsoft.com/office/drawing/2016/5/13/chartex" xmlns:cx8="http://schemas.microsoft.com/office/drawing/2016/5/14/chartex" xmlns:mc="http://schemas.openxmlformats.org/markup-compatibility/2006" xmlns:aink="http://schemas.microsoft.com/office/drawing/2016/ink" xmlns:am3d="http://schemas.microsoft.com/office/drawing/2017/model3d" xmlns:o="urn:schemas-microsoft-com:office:office" xmlns:oel="http://schemas.microsoft.com/office/2019/extlst" xmlns:r="http://schemas.openxmlformats.org/officeDocument/2006/relationships" xmlns:m="http://schemas.openxmlformats.org/officeDocument/2006/math" xmlns:v="urn:schemas-microsoft-com:vml" xmlns:wp14="http://schemas.microsoft.com/office/word/2010/wordprocessingDrawing" xmlns:wp="http://schemas.openxmlformats.org/drawingml/2006/wordprocessingDrawing" xmlns:w10="urn:schemas-microsoft-com:office:word" xmlns:w="http://schemas.openxmlformats.org/wordprocessingml/2006/main" xmlns:w14="http://schemas.microsoft.com/office/word/2010/wordml" xmlns:w15="http://schemas.microsoft.com/office/word/2012/wordml" xmlns:w16cex="http://schemas.microsoft.com/office/word/2018/wordml/cex" xmlns:w16cid="http://schemas.microsoft.com/office/word/2016/wordml/cid" xmlns:w16="http://schemas.microsoft.com/office/word/2018/wordml" xmlns:w16sdtdh="http://schemas.microsoft.com/office/word/2020/wordml/sdtdatahash" xmlns:w16se="http://schemas.microsoft.com/office/word/2015/wordml/symex" xmlns:wpg="http://schemas.microsoft.com/office/word/2010/wordprocessingGroup" xmlns:wpi="http://schemas.microsoft.com/office/word/2010/wordprocessingInk" xmlns:wne="http://schemas.microsoft.com/office/word/2006/wordml" xmlns:wps="http://schemas.microsoft.com/office/word/2010/wordprocessingShape" mc:Ignorable="w14 w15 w16se w16cid w16 w16cex w16sdtdh wp14">
   <w:abstractNum w:abstractNumId="0" w15:restartNumberingAfterBreak="0">
-    <w:nsid w:val="030B6B5B"/>
+    <w:nsid w:val="01124A34"/>
     <w:multiLevelType w:val="hybridMultilevel"/>
-    <w:tmpl w:val="7CD8EEC0"/>
-    <w:lvl w:ilvl="0" w:tplc="FA7E4A10">
+    <w:tmpl w:val="F44CCD76"/>
+    <w:lvl w:ilvl="0" w:tplc="9DB8444A">
       <w:start w:val="1"/>
       <w:numFmt w:val="decimal"/>
       <w:lvlText w:val="%1."/>
@@ -38037,52 +38037,52 @@
         <w:color w:val="A67C27"/>
       </w:rPr>
     </w:lvl>
-    <w:lvl w:ilvl="1" w:tplc="D75A4C22">
+    <w:lvl w:ilvl="1" w:tplc="211ECCA8">
       <w:numFmt w:val="decimal"/>
       <w:lvlText w:val=""/>
       <w:lvlJc w:val="left"/>
     </w:lvl>
-    <w:lvl w:ilvl="2" w:tplc="16AE549A">
+    <w:lvl w:ilvl="2" w:tplc="DE9802C8">
       <w:numFmt w:val="decimal"/>
       <w:lvlText w:val=""/>
       <w:lvlJc w:val="left"/>
     </w:lvl>
-    <w:lvl w:ilvl="3" w:tplc="1744CF0C">
+    <w:lvl w:ilvl="3" w:tplc="11507E08">
       <w:numFmt w:val="decimal"/>
       <w:lvlText w:val=""/>
       <w:lvlJc w:val="left"/>
     </w:lvl>
-    <w:lvl w:ilvl="4" w:tplc="AB5A3382">
+    <w:lvl w:ilvl="4" w:tplc="6C5202BA">
       <w:numFmt w:val="decimal"/>
       <w:lvlText w:val=""/>
       <w:lvlJc w:val="left"/>
     </w:lvl>
-    <w:lvl w:ilvl="5" w:tplc="90326338">
+    <w:lvl w:ilvl="5" w:tplc="1A2443E2">
       <w:numFmt w:val="decimal"/>
       <w:lvlText w:val=""/>
       <w:lvlJc w:val="left"/>
     </w:lvl>
-    <w:lvl w:ilvl="6" w:tplc="DAE40CCC">
+    <w:lvl w:ilvl="6" w:tplc="A0822AA8">
       <w:numFmt w:val="decimal"/>
       <w:lvlText w:val=""/>
       <w:lvlJc w:val="left"/>
     </w:lvl>
-    <w:lvl w:ilvl="7" w:tplc="3A6A4C36">
+    <w:lvl w:ilvl="7" w:tplc="DAD0F852">
       <w:numFmt w:val="decimal"/>
       <w:lvlText w:val=""/>
       <w:lvlJc w:val="left"/>
     </w:lvl>
-    <w:lvl w:ilvl="8" w:tplc="16146BAE">
+    <w:lvl w:ilvl="8" w:tplc="04082668">
       <w:numFmt w:val="decimal"/>
       <w:lvlText w:val=""/>
       <w:lvlJc w:val="left"/>
     </w:lvl>
   </w:abstractNum>
   <w:abstractNum w:abstractNumId="1" w15:restartNumberingAfterBreak="0">
-    <w:nsid w:val="177235DB"/>
+    <w:nsid w:val="01AD6ED2"/>
     <w:multiLevelType w:val="hybridMultilevel"/>
-    <w:tmpl w:val="C41E6F64"/>
-    <w:lvl w:ilvl="0" w:tplc="E7461888">
+    <w:tmpl w:val="611CEDCC"/>
+    <w:lvl w:ilvl="0" w:tplc="3216EF84">
       <w:start w:val="1"/>
       <w:numFmt w:val="decimal"/>
       <w:lvlText w:val="%1."/>
@@ -38096,138 +38096,52 @@
         <w:color w:val="A67C27"/>
       </w:rPr>
     </w:lvl>
-    <w:lvl w:ilvl="1" w:tplc="92DCA7A6">
+    <w:lvl w:ilvl="1" w:tplc="54DC1662">
       <w:numFmt w:val="decimal"/>
       <w:lvlText w:val=""/>
       <w:lvlJc w:val="left"/>
     </w:lvl>
-    <w:lvl w:ilvl="2" w:tplc="24D6A706">
+    <w:lvl w:ilvl="2" w:tplc="1A769022">
       <w:numFmt w:val="decimal"/>
       <w:lvlText w:val=""/>
       <w:lvlJc w:val="left"/>
     </w:lvl>
-    <w:lvl w:ilvl="3" w:tplc="0E923734">
+    <w:lvl w:ilvl="3" w:tplc="E7622634">
       <w:numFmt w:val="decimal"/>
       <w:lvlText w:val=""/>
       <w:lvlJc w:val="left"/>
     </w:lvl>
-    <w:lvl w:ilvl="4" w:tplc="567405E0">
+    <w:lvl w:ilvl="4" w:tplc="ED882DD0">
       <w:numFmt w:val="decimal"/>
       <w:lvlText w:val=""/>
       <w:lvlJc w:val="left"/>
     </w:lvl>
-    <w:lvl w:ilvl="5" w:tplc="BE2E806A">
+    <w:lvl w:ilvl="5" w:tplc="D7B0F1FC">
       <w:numFmt w:val="decimal"/>
       <w:lvlText w:val=""/>
       <w:lvlJc w:val="left"/>
     </w:lvl>
-    <w:lvl w:ilvl="6" w:tplc="D6A86844">
+    <w:lvl w:ilvl="6" w:tplc="D9702E14">
       <w:numFmt w:val="decimal"/>
       <w:lvlText w:val=""/>
       <w:lvlJc w:val="left"/>
     </w:lvl>
-    <w:lvl w:ilvl="7" w:tplc="57AE3182">
+    <w:lvl w:ilvl="7" w:tplc="21CE634E">
       <w:numFmt w:val="decimal"/>
       <w:lvlText w:val=""/>
       <w:lvlJc w:val="left"/>
     </w:lvl>
-    <w:lvl w:ilvl="8" w:tplc="A24A69A8">
+    <w:lvl w:ilvl="8" w:tplc="07688144">
       <w:numFmt w:val="decimal"/>
       <w:lvlText w:val=""/>
       <w:lvlJc w:val="left"/>
     </w:lvl>
   </w:abstractNum>
   <w:abstractNum w:abstractNumId="2" w15:restartNumberingAfterBreak="0">
-    <w:nsid w:val="25196328"/>
+    <w:nsid w:val="03E211D0"/>
     <w:multiLevelType w:val="hybridMultilevel"/>
-    <w:tmpl w:val="73D0592E"/>
-    <w:lvl w:ilvl="0" w:tplc="9D3A22D4">
-      <w:start w:val="1"/>
-      <w:numFmt w:val="bullet"/>
-      <w:lvlText w:val="●"/>
-      <w:lvlJc w:val="left"/>
-      <w:pPr>
-        <w:ind w:left="720" w:hanging="360"/>
-      </w:pPr>
-    </w:lvl>
-    <w:lvl w:ilvl="1" w:tplc="72D83F0C">
-      <w:start w:val="1"/>
-      <w:numFmt w:val="bullet"/>
-      <w:lvlText w:val="○"/>
-      <w:lvlJc w:val="left"/>
-      <w:pPr>
-        <w:ind w:left="1440" w:hanging="360"/>
-      </w:pPr>
-    </w:lvl>
-    <w:lvl w:ilvl="2" w:tplc="156C4AF6">
-      <w:start w:val="1"/>
-      <w:numFmt w:val="bullet"/>
-      <w:lvlText w:val="■"/>
-      <w:lvlJc w:val="left"/>
-      <w:pPr>
-        <w:ind w:left="2160" w:hanging="360"/>
-      </w:pPr>
-    </w:lvl>
-    <w:lvl w:ilvl="3" w:tplc="3384C446">
-      <w:start w:val="1"/>
-      <w:numFmt w:val="bullet"/>
-      <w:lvlText w:val="●"/>
-      <w:lvlJc w:val="left"/>
-      <w:pPr>
-        <w:ind w:left="2880" w:hanging="360"/>
-      </w:pPr>
-    </w:lvl>
-    <w:lvl w:ilvl="4" w:tplc="6AC6CFEA">
-      <w:start w:val="1"/>
-      <w:numFmt w:val="bullet"/>
-      <w:lvlText w:val="○"/>
-      <w:lvlJc w:val="left"/>
-      <w:pPr>
-        <w:ind w:left="3600" w:hanging="360"/>
-      </w:pPr>
-    </w:lvl>
-    <w:lvl w:ilvl="5" w:tplc="DF08D182">
-      <w:start w:val="1"/>
-      <w:numFmt w:val="bullet"/>
-      <w:lvlText w:val="■"/>
-      <w:lvlJc w:val="left"/>
-      <w:pPr>
-        <w:ind w:left="4320" w:hanging="360"/>
-      </w:pPr>
-    </w:lvl>
-    <w:lvl w:ilvl="6" w:tplc="28300CC0">
-      <w:start w:val="1"/>
-      <w:numFmt w:val="bullet"/>
-      <w:lvlText w:val="●"/>
-      <w:lvlJc w:val="left"/>
-      <w:pPr>
-        <w:ind w:left="5040" w:hanging="360"/>
-      </w:pPr>
-    </w:lvl>
-    <w:lvl w:ilvl="7" w:tplc="8174D962">
-      <w:start w:val="1"/>
-      <w:numFmt w:val="bullet"/>
-      <w:lvlText w:val="●"/>
-      <w:lvlJc w:val="left"/>
-      <w:pPr>
-        <w:ind w:left="5760" w:hanging="360"/>
-      </w:pPr>
-    </w:lvl>
-    <w:lvl w:ilvl="8" w:tplc="3BF80A6A">
-      <w:start w:val="1"/>
-      <w:numFmt w:val="bullet"/>
-      <w:lvlText w:val="●"/>
-      <w:lvlJc w:val="left"/>
-      <w:pPr>
-        <w:ind w:left="6480" w:hanging="360"/>
-      </w:pPr>
-    </w:lvl>
-  </w:abstractNum>
-  <w:abstractNum w:abstractNumId="3" w15:restartNumberingAfterBreak="0">
-    <w:nsid w:val="2ADB4970"/>
-    <w:multiLevelType w:val="hybridMultilevel"/>
-    <w:tmpl w:val="1062F3FA"/>
-    <w:lvl w:ilvl="0" w:tplc="8394457A">
+    <w:tmpl w:val="26D41686"/>
+    <w:lvl w:ilvl="0" w:tplc="98D8080A">
       <w:start w:val="1"/>
       <w:numFmt w:val="decimal"/>
       <w:lvlText w:val="%1."/>
@@ -38241,52 +38155,52 @@
         <w:color w:val="A67C27"/>
       </w:rPr>
     </w:lvl>
-    <w:lvl w:ilvl="1" w:tplc="B290ECA0">
+    <w:lvl w:ilvl="1" w:tplc="C602D4FA">
       <w:numFmt w:val="decimal"/>
       <w:lvlText w:val=""/>
       <w:lvlJc w:val="left"/>
     </w:lvl>
-    <w:lvl w:ilvl="2" w:tplc="397485AC">
+    <w:lvl w:ilvl="2" w:tplc="F2704726">
       <w:numFmt w:val="decimal"/>
       <w:lvlText w:val=""/>
       <w:lvlJc w:val="left"/>
     </w:lvl>
-    <w:lvl w:ilvl="3" w:tplc="ADD673F6">
+    <w:lvl w:ilvl="3" w:tplc="02F4AFF8">
       <w:numFmt w:val="decimal"/>
       <w:lvlText w:val=""/>
       <w:lvlJc w:val="left"/>
     </w:lvl>
-    <w:lvl w:ilvl="4" w:tplc="08F05E6C">
+    <w:lvl w:ilvl="4" w:tplc="6674CCDA">
       <w:numFmt w:val="decimal"/>
       <w:lvlText w:val=""/>
       <w:lvlJc w:val="left"/>
     </w:lvl>
-    <w:lvl w:ilvl="5" w:tplc="BB16E3E4">
+    <w:lvl w:ilvl="5" w:tplc="6B02B088">
       <w:numFmt w:val="decimal"/>
       <w:lvlText w:val=""/>
       <w:lvlJc w:val="left"/>
     </w:lvl>
-    <w:lvl w:ilvl="6" w:tplc="412E1568">
+    <w:lvl w:ilvl="6" w:tplc="D9369D4E">
       <w:numFmt w:val="decimal"/>
       <w:lvlText w:val=""/>
       <w:lvlJc w:val="left"/>
     </w:lvl>
-    <w:lvl w:ilvl="7" w:tplc="81DC6862">
+    <w:lvl w:ilvl="7" w:tplc="6422D3F8">
       <w:numFmt w:val="decimal"/>
       <w:lvlText w:val=""/>
       <w:lvlJc w:val="left"/>
     </w:lvl>
-    <w:lvl w:ilvl="8" w:tplc="1484878E">
+    <w:lvl w:ilvl="8" w:tplc="5846E954">
       <w:numFmt w:val="decimal"/>
       <w:lvlText w:val=""/>
       <w:lvlJc w:val="left"/>
     </w:lvl>
   </w:abstractNum>
-  <w:abstractNum w:abstractNumId="4" w15:restartNumberingAfterBreak="0">
-    <w:nsid w:val="31990349"/>
+  <w:abstractNum w:abstractNumId="3" w15:restartNumberingAfterBreak="0">
+    <w:nsid w:val="09390CA8"/>
     <w:multiLevelType w:val="hybridMultilevel"/>
-    <w:tmpl w:val="6ADA8474"/>
-    <w:lvl w:ilvl="0" w:tplc="D800FAC2">
+    <w:tmpl w:val="8376CFB4"/>
+    <w:lvl w:ilvl="0" w:tplc="B3043CDC">
       <w:start w:val="1"/>
       <w:numFmt w:val="decimal"/>
       <w:lvlText w:val="%1."/>
@@ -38300,52 +38214,52 @@
         <w:color w:val="A67C27"/>
       </w:rPr>
     </w:lvl>
-    <w:lvl w:ilvl="1" w:tplc="A3A69F00">
+    <w:lvl w:ilvl="1" w:tplc="3B70A5FE">
       <w:numFmt w:val="decimal"/>
       <w:lvlText w:val=""/>
       <w:lvlJc w:val="left"/>
     </w:lvl>
-    <w:lvl w:ilvl="2" w:tplc="2E04DC0A">
+    <w:lvl w:ilvl="2" w:tplc="6E3435D4">
       <w:numFmt w:val="decimal"/>
       <w:lvlText w:val=""/>
       <w:lvlJc w:val="left"/>
     </w:lvl>
-    <w:lvl w:ilvl="3" w:tplc="F81CFEF8">
+    <w:lvl w:ilvl="3" w:tplc="8BD6F7E0">
       <w:numFmt w:val="decimal"/>
       <w:lvlText w:val=""/>
       <w:lvlJc w:val="left"/>
     </w:lvl>
-    <w:lvl w:ilvl="4" w:tplc="1BD6639C">
+    <w:lvl w:ilvl="4" w:tplc="D538540A">
       <w:numFmt w:val="decimal"/>
       <w:lvlText w:val=""/>
       <w:lvlJc w:val="left"/>
     </w:lvl>
-    <w:lvl w:ilvl="5" w:tplc="CEE23850">
+    <w:lvl w:ilvl="5" w:tplc="84CCED1A">
       <w:numFmt w:val="decimal"/>
       <w:lvlText w:val=""/>
       <w:lvlJc w:val="left"/>
     </w:lvl>
-    <w:lvl w:ilvl="6" w:tplc="B442EC54">
+    <w:lvl w:ilvl="6" w:tplc="965A9AF6">
       <w:numFmt w:val="decimal"/>
       <w:lvlText w:val=""/>
       <w:lvlJc w:val="left"/>
     </w:lvl>
-    <w:lvl w:ilvl="7" w:tplc="EA38F64C">
+    <w:lvl w:ilvl="7" w:tplc="6E202E0E">
       <w:numFmt w:val="decimal"/>
       <w:lvlText w:val=""/>
       <w:lvlJc w:val="left"/>
     </w:lvl>
-    <w:lvl w:ilvl="8" w:tplc="5FDC0544">
+    <w:lvl w:ilvl="8" w:tplc="31DE8412">
       <w:numFmt w:val="decimal"/>
       <w:lvlText w:val=""/>
       <w:lvlJc w:val="left"/>
     </w:lvl>
   </w:abstractNum>
-  <w:abstractNum w:abstractNumId="5" w15:restartNumberingAfterBreak="0">
-    <w:nsid w:val="35EA17AB"/>
+  <w:abstractNum w:abstractNumId="4" w15:restartNumberingAfterBreak="0">
+    <w:nsid w:val="1225441F"/>
     <w:multiLevelType w:val="hybridMultilevel"/>
-    <w:tmpl w:val="4788C00A"/>
-    <w:lvl w:ilvl="0" w:tplc="EC4245C0">
+    <w:tmpl w:val="330A7B0E"/>
+    <w:lvl w:ilvl="0" w:tplc="363AC56C">
       <w:start w:val="1"/>
       <w:numFmt w:val="decimal"/>
       <w:lvlText w:val="%1."/>
@@ -38359,110 +38273,52 @@
         <w:color w:val="A67C27"/>
       </w:rPr>
     </w:lvl>
-    <w:lvl w:ilvl="1" w:tplc="22020D88">
+    <w:lvl w:ilvl="1" w:tplc="415E29A6">
       <w:numFmt w:val="decimal"/>
       <w:lvlText w:val=""/>
       <w:lvlJc w:val="left"/>
     </w:lvl>
-    <w:lvl w:ilvl="2" w:tplc="788CEDF4">
+    <w:lvl w:ilvl="2" w:tplc="3B1641B6">
       <w:numFmt w:val="decimal"/>
       <w:lvlText w:val=""/>
       <w:lvlJc w:val="left"/>
     </w:lvl>
-    <w:lvl w:ilvl="3" w:tplc="6A2EFF72">
+    <w:lvl w:ilvl="3" w:tplc="6C9061E0">
       <w:numFmt w:val="decimal"/>
       <w:lvlText w:val=""/>
       <w:lvlJc w:val="left"/>
     </w:lvl>
-    <w:lvl w:ilvl="4" w:tplc="4EF8EFE4">
+    <w:lvl w:ilvl="4" w:tplc="65502D9A">
       <w:numFmt w:val="decimal"/>
       <w:lvlText w:val=""/>
       <w:lvlJc w:val="left"/>
     </w:lvl>
-    <w:lvl w:ilvl="5" w:tplc="BE30E2B2">
+    <w:lvl w:ilvl="5" w:tplc="D2E67890">
       <w:numFmt w:val="decimal"/>
       <w:lvlText w:val=""/>
       <w:lvlJc w:val="left"/>
     </w:lvl>
-    <w:lvl w:ilvl="6" w:tplc="560C6CDA">
+    <w:lvl w:ilvl="6" w:tplc="B8145B14">
       <w:numFmt w:val="decimal"/>
       <w:lvlText w:val=""/>
       <w:lvlJc w:val="left"/>
     </w:lvl>
-    <w:lvl w:ilvl="7" w:tplc="48AA2704">
+    <w:lvl w:ilvl="7" w:tplc="A080D648">
       <w:numFmt w:val="decimal"/>
       <w:lvlText w:val=""/>
       <w:lvlJc w:val="left"/>
     </w:lvl>
-    <w:lvl w:ilvl="8" w:tplc="43FC715C">
+    <w:lvl w:ilvl="8" w:tplc="438E27CA">
       <w:numFmt w:val="decimal"/>
       <w:lvlText w:val=""/>
       <w:lvlJc w:val="left"/>
     </w:lvl>
   </w:abstractNum>
-  <w:abstractNum w:abstractNumId="6" w15:restartNumberingAfterBreak="0">
-    <w:nsid w:val="36B44F61"/>
+  <w:abstractNum w:abstractNumId="5" w15:restartNumberingAfterBreak="0">
+    <w:nsid w:val="198D780B"/>
     <w:multiLevelType w:val="hybridMultilevel"/>
-    <w:tmpl w:val="1F346322"/>
-    <w:lvl w:ilvl="0" w:tplc="98FA3E6A">
-      <w:start w:val="1"/>
-      <w:numFmt w:val="bullet"/>
-      <w:lvlText w:val="•"/>
-      <w:lvlJc w:val="left"/>
-      <w:pPr>
-        <w:ind w:left="460" w:hanging="280"/>
-      </w:pPr>
-    </w:lvl>
-    <w:lvl w:ilvl="1" w:tplc="E07A6CB4">
-      <w:start w:val="1"/>
-      <w:numFmt w:val="bullet"/>
-      <w:lvlText w:val="–"/>
-      <w:lvlJc w:val="left"/>
-      <w:pPr>
-        <w:ind w:left="900" w:hanging="280"/>
-      </w:pPr>
-    </w:lvl>
-    <w:lvl w:ilvl="2" w:tplc="C54A5250">
-      <w:numFmt w:val="decimal"/>
-      <w:lvlText w:val=""/>
-      <w:lvlJc w:val="left"/>
-    </w:lvl>
-    <w:lvl w:ilvl="3" w:tplc="2F7AA758">
-      <w:numFmt w:val="decimal"/>
-      <w:lvlText w:val=""/>
-      <w:lvlJc w:val="left"/>
-    </w:lvl>
-    <w:lvl w:ilvl="4" w:tplc="47865886">
-      <w:numFmt w:val="decimal"/>
-      <w:lvlText w:val=""/>
-      <w:lvlJc w:val="left"/>
-    </w:lvl>
-    <w:lvl w:ilvl="5" w:tplc="767E277A">
-      <w:numFmt w:val="decimal"/>
-      <w:lvlText w:val=""/>
-      <w:lvlJc w:val="left"/>
-    </w:lvl>
-    <w:lvl w:ilvl="6" w:tplc="DA0EE4E0">
-      <w:numFmt w:val="decimal"/>
-      <w:lvlText w:val=""/>
-      <w:lvlJc w:val="left"/>
-    </w:lvl>
-    <w:lvl w:ilvl="7" w:tplc="FF284E2C">
-      <w:numFmt w:val="decimal"/>
-      <w:lvlText w:val=""/>
-      <w:lvlJc w:val="left"/>
-    </w:lvl>
-    <w:lvl w:ilvl="8" w:tplc="6EAC3844">
-      <w:numFmt w:val="decimal"/>
-      <w:lvlText w:val=""/>
-      <w:lvlJc w:val="left"/>
-    </w:lvl>
-  </w:abstractNum>
-  <w:abstractNum w:abstractNumId="7" w15:restartNumberingAfterBreak="0">
-    <w:nsid w:val="3BBA7D26"/>
-    <w:multiLevelType w:val="hybridMultilevel"/>
-    <w:tmpl w:val="DBD663FE"/>
-    <w:lvl w:ilvl="0" w:tplc="69C04B9E">
+    <w:tmpl w:val="435EDA32"/>
+    <w:lvl w:ilvl="0" w:tplc="58E487AA">
       <w:start w:val="1"/>
       <w:numFmt w:val="decimal"/>
       <w:lvlText w:val="%1."/>
@@ -38476,52 +38332,110 @@
         <w:color w:val="A67C27"/>
       </w:rPr>
     </w:lvl>
-    <w:lvl w:ilvl="1" w:tplc="6F0242A2">
+    <w:lvl w:ilvl="1" w:tplc="FEA803F0">
       <w:numFmt w:val="decimal"/>
       <w:lvlText w:val=""/>
       <w:lvlJc w:val="left"/>
     </w:lvl>
-    <w:lvl w:ilvl="2" w:tplc="D65036A8">
+    <w:lvl w:ilvl="2" w:tplc="9198143A">
       <w:numFmt w:val="decimal"/>
       <w:lvlText w:val=""/>
       <w:lvlJc w:val="left"/>
     </w:lvl>
-    <w:lvl w:ilvl="3" w:tplc="51BC2B38">
+    <w:lvl w:ilvl="3" w:tplc="653ACC46">
       <w:numFmt w:val="decimal"/>
       <w:lvlText w:val=""/>
       <w:lvlJc w:val="left"/>
     </w:lvl>
-    <w:lvl w:ilvl="4" w:tplc="5C3E2C76">
+    <w:lvl w:ilvl="4" w:tplc="2B2C9E12">
       <w:numFmt w:val="decimal"/>
       <w:lvlText w:val=""/>
       <w:lvlJc w:val="left"/>
     </w:lvl>
-    <w:lvl w:ilvl="5" w:tplc="FB545E5C">
+    <w:lvl w:ilvl="5" w:tplc="98580E66">
       <w:numFmt w:val="decimal"/>
       <w:lvlText w:val=""/>
       <w:lvlJc w:val="left"/>
     </w:lvl>
-    <w:lvl w:ilvl="6" w:tplc="42EE3850">
+    <w:lvl w:ilvl="6" w:tplc="A24836D8">
       <w:numFmt w:val="decimal"/>
       <w:lvlText w:val=""/>
       <w:lvlJc w:val="left"/>
     </w:lvl>
-    <w:lvl w:ilvl="7" w:tplc="CCF2D47A">
+    <w:lvl w:ilvl="7" w:tplc="6ACC7682">
       <w:numFmt w:val="decimal"/>
       <w:lvlText w:val=""/>
       <w:lvlJc w:val="left"/>
     </w:lvl>
-    <w:lvl w:ilvl="8" w:tplc="D50CED46">
+    <w:lvl w:ilvl="8" w:tplc="EF72A926">
       <w:numFmt w:val="decimal"/>
       <w:lvlText w:val=""/>
       <w:lvlJc w:val="left"/>
     </w:lvl>
   </w:abstractNum>
-  <w:abstractNum w:abstractNumId="8" w15:restartNumberingAfterBreak="0">
-    <w:nsid w:val="3F072273"/>
+  <w:abstractNum w:abstractNumId="6" w15:restartNumberingAfterBreak="0">
+    <w:nsid w:val="21294AC6"/>
     <w:multiLevelType w:val="hybridMultilevel"/>
-    <w:tmpl w:val="962E0470"/>
-    <w:lvl w:ilvl="0" w:tplc="78908C56">
+    <w:tmpl w:val="A0CAD080"/>
+    <w:lvl w:ilvl="0" w:tplc="4B184298">
+      <w:start w:val="1"/>
+      <w:numFmt w:val="bullet"/>
+      <w:lvlText w:val="•"/>
+      <w:lvlJc w:val="left"/>
+      <w:pPr>
+        <w:ind w:left="460" w:hanging="280"/>
+      </w:pPr>
+    </w:lvl>
+    <w:lvl w:ilvl="1" w:tplc="2B9A1FC6">
+      <w:start w:val="1"/>
+      <w:numFmt w:val="bullet"/>
+      <w:lvlText w:val="–"/>
+      <w:lvlJc w:val="left"/>
+      <w:pPr>
+        <w:ind w:left="900" w:hanging="280"/>
+      </w:pPr>
+    </w:lvl>
+    <w:lvl w:ilvl="2" w:tplc="4D008E56">
+      <w:numFmt w:val="decimal"/>
+      <w:lvlText w:val=""/>
+      <w:lvlJc w:val="left"/>
+    </w:lvl>
+    <w:lvl w:ilvl="3" w:tplc="24985B86">
+      <w:numFmt w:val="decimal"/>
+      <w:lvlText w:val=""/>
+      <w:lvlJc w:val="left"/>
+    </w:lvl>
+    <w:lvl w:ilvl="4" w:tplc="B6489D1A">
+      <w:numFmt w:val="decimal"/>
+      <w:lvlText w:val=""/>
+      <w:lvlJc w:val="left"/>
+    </w:lvl>
+    <w:lvl w:ilvl="5" w:tplc="5C28C536">
+      <w:numFmt w:val="decimal"/>
+      <w:lvlText w:val=""/>
+      <w:lvlJc w:val="left"/>
+    </w:lvl>
+    <w:lvl w:ilvl="6" w:tplc="5DB433A8">
+      <w:numFmt w:val="decimal"/>
+      <w:lvlText w:val=""/>
+      <w:lvlJc w:val="left"/>
+    </w:lvl>
+    <w:lvl w:ilvl="7" w:tplc="F9C8FDC2">
+      <w:numFmt w:val="decimal"/>
+      <w:lvlText w:val=""/>
+      <w:lvlJc w:val="left"/>
+    </w:lvl>
+    <w:lvl w:ilvl="8" w:tplc="9E7A49E2">
+      <w:numFmt w:val="decimal"/>
+      <w:lvlText w:val=""/>
+      <w:lvlJc w:val="left"/>
+    </w:lvl>
+  </w:abstractNum>
+  <w:abstractNum w:abstractNumId="7" w15:restartNumberingAfterBreak="0">
+    <w:nsid w:val="290D1651"/>
+    <w:multiLevelType w:val="hybridMultilevel"/>
+    <w:tmpl w:val="A5702218"/>
+    <w:lvl w:ilvl="0" w:tplc="5BC02A2C">
       <w:start w:val="1"/>
       <w:numFmt w:val="decimal"/>
       <w:lvlText w:val="%1."/>
@@ -38535,52 +38449,52 @@
         <w:color w:val="A67C27"/>
       </w:rPr>
     </w:lvl>
-    <w:lvl w:ilvl="1" w:tplc="27EABEC2">
+    <w:lvl w:ilvl="1" w:tplc="54BAE0E6">
       <w:numFmt w:val="decimal"/>
       <w:lvlText w:val=""/>
       <w:lvlJc w:val="left"/>
     </w:lvl>
-    <w:lvl w:ilvl="2" w:tplc="B9A80872">
+    <w:lvl w:ilvl="2" w:tplc="53E63532">
       <w:numFmt w:val="decimal"/>
       <w:lvlText w:val=""/>
       <w:lvlJc w:val="left"/>
     </w:lvl>
-    <w:lvl w:ilvl="3" w:tplc="445AB94A">
+    <w:lvl w:ilvl="3" w:tplc="09CAFC16">
       <w:numFmt w:val="decimal"/>
       <w:lvlText w:val=""/>
       <w:lvlJc w:val="left"/>
     </w:lvl>
-    <w:lvl w:ilvl="4" w:tplc="FDA8C2BE">
+    <w:lvl w:ilvl="4" w:tplc="7DE41514">
       <w:numFmt w:val="decimal"/>
       <w:lvlText w:val=""/>
       <w:lvlJc w:val="left"/>
     </w:lvl>
-    <w:lvl w:ilvl="5" w:tplc="A11653C2">
+    <w:lvl w:ilvl="5" w:tplc="274CE6B6">
       <w:numFmt w:val="decimal"/>
       <w:lvlText w:val=""/>
       <w:lvlJc w:val="left"/>
     </w:lvl>
-    <w:lvl w:ilvl="6" w:tplc="ACF6DBDA">
+    <w:lvl w:ilvl="6" w:tplc="9B024A96">
       <w:numFmt w:val="decimal"/>
       <w:lvlText w:val=""/>
       <w:lvlJc w:val="left"/>
     </w:lvl>
-    <w:lvl w:ilvl="7" w:tplc="D0225380">
+    <w:lvl w:ilvl="7" w:tplc="B14AD0A8">
       <w:numFmt w:val="decimal"/>
       <w:lvlText w:val=""/>
       <w:lvlJc w:val="left"/>
     </w:lvl>
-    <w:lvl w:ilvl="8" w:tplc="ADC83FEC">
+    <w:lvl w:ilvl="8" w:tplc="4566B648">
       <w:numFmt w:val="decimal"/>
       <w:lvlText w:val=""/>
       <w:lvlJc w:val="left"/>
     </w:lvl>
   </w:abstractNum>
-  <w:abstractNum w:abstractNumId="9" w15:restartNumberingAfterBreak="0">
-    <w:nsid w:val="488F63C5"/>
+  <w:abstractNum w:abstractNumId="8" w15:restartNumberingAfterBreak="0">
+    <w:nsid w:val="34683355"/>
     <w:multiLevelType w:val="hybridMultilevel"/>
-    <w:tmpl w:val="7CFEB08A"/>
-    <w:lvl w:ilvl="0" w:tplc="1A4AE498">
+    <w:tmpl w:val="1CC8A044"/>
+    <w:lvl w:ilvl="0" w:tplc="C68EF1CE">
       <w:start w:val="1"/>
       <w:numFmt w:val="decimal"/>
       <w:lvlText w:val="%1."/>
@@ -38594,52 +38508,52 @@
         <w:color w:val="A67C27"/>
       </w:rPr>
     </w:lvl>
-    <w:lvl w:ilvl="1" w:tplc="58DA3900">
+    <w:lvl w:ilvl="1" w:tplc="2FC87C16">
       <w:numFmt w:val="decimal"/>
       <w:lvlText w:val=""/>
       <w:lvlJc w:val="left"/>
     </w:lvl>
-    <w:lvl w:ilvl="2" w:tplc="1C787572">
+    <w:lvl w:ilvl="2" w:tplc="EE6401D8">
       <w:numFmt w:val="decimal"/>
       <w:lvlText w:val=""/>
       <w:lvlJc w:val="left"/>
     </w:lvl>
-    <w:lvl w:ilvl="3" w:tplc="37148BA6">
+    <w:lvl w:ilvl="3" w:tplc="203A9DF8">
       <w:numFmt w:val="decimal"/>
       <w:lvlText w:val=""/>
       <w:lvlJc w:val="left"/>
     </w:lvl>
-    <w:lvl w:ilvl="4" w:tplc="C41258C4">
+    <w:lvl w:ilvl="4" w:tplc="9F5AB7C8">
       <w:numFmt w:val="decimal"/>
       <w:lvlText w:val=""/>
       <w:lvlJc w:val="left"/>
     </w:lvl>
-    <w:lvl w:ilvl="5" w:tplc="EE5CF598">
+    <w:lvl w:ilvl="5" w:tplc="EA50AA78">
       <w:numFmt w:val="decimal"/>
       <w:lvlText w:val=""/>
       <w:lvlJc w:val="left"/>
     </w:lvl>
-    <w:lvl w:ilvl="6" w:tplc="89B46684">
+    <w:lvl w:ilvl="6" w:tplc="5952F232">
       <w:numFmt w:val="decimal"/>
       <w:lvlText w:val=""/>
       <w:lvlJc w:val="left"/>
     </w:lvl>
-    <w:lvl w:ilvl="7" w:tplc="70FCDEA2">
+    <w:lvl w:ilvl="7" w:tplc="FAD0C910">
       <w:numFmt w:val="decimal"/>
       <w:lvlText w:val=""/>
       <w:lvlJc w:val="left"/>
     </w:lvl>
-    <w:lvl w:ilvl="8" w:tplc="7C205346">
+    <w:lvl w:ilvl="8" w:tplc="E306ECD8">
       <w:numFmt w:val="decimal"/>
       <w:lvlText w:val=""/>
       <w:lvlJc w:val="left"/>
     </w:lvl>
   </w:abstractNum>
-  <w:abstractNum w:abstractNumId="10" w15:restartNumberingAfterBreak="0">
-    <w:nsid w:val="48912342"/>
+  <w:abstractNum w:abstractNumId="9" w15:restartNumberingAfterBreak="0">
+    <w:nsid w:val="38F84D57"/>
     <w:multiLevelType w:val="hybridMultilevel"/>
-    <w:tmpl w:val="C616D79E"/>
-    <w:lvl w:ilvl="0" w:tplc="57CA7B62">
+    <w:tmpl w:val="6F94E56A"/>
+    <w:lvl w:ilvl="0" w:tplc="D250E176">
       <w:start w:val="1"/>
       <w:numFmt w:val="decimal"/>
       <w:lvlText w:val="%1."/>
@@ -38653,52 +38567,52 @@
         <w:color w:val="A67C27"/>
       </w:rPr>
     </w:lvl>
-    <w:lvl w:ilvl="1" w:tplc="DD081262">
+    <w:lvl w:ilvl="1" w:tplc="296A0FE0">
       <w:numFmt w:val="decimal"/>
       <w:lvlText w:val=""/>
       <w:lvlJc w:val="left"/>
     </w:lvl>
-    <w:lvl w:ilvl="2" w:tplc="871CE324">
+    <w:lvl w:ilvl="2" w:tplc="4D68DCA8">
       <w:numFmt w:val="decimal"/>
       <w:lvlText w:val=""/>
       <w:lvlJc w:val="left"/>
     </w:lvl>
-    <w:lvl w:ilvl="3" w:tplc="99864C6E">
+    <w:lvl w:ilvl="3" w:tplc="A4C6AE3A">
       <w:numFmt w:val="decimal"/>
       <w:lvlText w:val=""/>
       <w:lvlJc w:val="left"/>
     </w:lvl>
-    <w:lvl w:ilvl="4" w:tplc="766CA624">
+    <w:lvl w:ilvl="4" w:tplc="5F606BB2">
       <w:numFmt w:val="decimal"/>
       <w:lvlText w:val=""/>
       <w:lvlJc w:val="left"/>
     </w:lvl>
-    <w:lvl w:ilvl="5" w:tplc="5E0A2DEA">
+    <w:lvl w:ilvl="5" w:tplc="2A1CF3DC">
       <w:numFmt w:val="decimal"/>
       <w:lvlText w:val=""/>
       <w:lvlJc w:val="left"/>
     </w:lvl>
-    <w:lvl w:ilvl="6" w:tplc="D5E6677E">
+    <w:lvl w:ilvl="6" w:tplc="09C65658">
       <w:numFmt w:val="decimal"/>
       <w:lvlText w:val=""/>
       <w:lvlJc w:val="left"/>
     </w:lvl>
-    <w:lvl w:ilvl="7" w:tplc="E3A84504">
+    <w:lvl w:ilvl="7" w:tplc="DB8C453A">
       <w:numFmt w:val="decimal"/>
       <w:lvlText w:val=""/>
       <w:lvlJc w:val="left"/>
     </w:lvl>
-    <w:lvl w:ilvl="8" w:tplc="F9C0C3A2">
+    <w:lvl w:ilvl="8" w:tplc="40D6BD92">
       <w:numFmt w:val="decimal"/>
       <w:lvlText w:val=""/>
       <w:lvlJc w:val="left"/>
     </w:lvl>
   </w:abstractNum>
-  <w:abstractNum w:abstractNumId="11" w15:restartNumberingAfterBreak="0">
-    <w:nsid w:val="48A23D0C"/>
+  <w:abstractNum w:abstractNumId="10" w15:restartNumberingAfterBreak="0">
+    <w:nsid w:val="3E370A1F"/>
     <w:multiLevelType w:val="hybridMultilevel"/>
-    <w:tmpl w:val="4C861A6A"/>
-    <w:lvl w:ilvl="0" w:tplc="A61C0DD0">
+    <w:tmpl w:val="F79262EE"/>
+    <w:lvl w:ilvl="0" w:tplc="D2081E60">
       <w:start w:val="1"/>
       <w:numFmt w:val="decimal"/>
       <w:lvlText w:val="%1."/>
@@ -38712,52 +38626,52 @@
         <w:color w:val="A67C27"/>
       </w:rPr>
     </w:lvl>
-    <w:lvl w:ilvl="1" w:tplc="6888B2A2">
+    <w:lvl w:ilvl="1" w:tplc="A1CCC004">
       <w:numFmt w:val="decimal"/>
       <w:lvlText w:val=""/>
       <w:lvlJc w:val="left"/>
     </w:lvl>
-    <w:lvl w:ilvl="2" w:tplc="903E3C58">
+    <w:lvl w:ilvl="2" w:tplc="F648BEA6">
       <w:numFmt w:val="decimal"/>
       <w:lvlText w:val=""/>
       <w:lvlJc w:val="left"/>
     </w:lvl>
-    <w:lvl w:ilvl="3" w:tplc="4B10035C">
+    <w:lvl w:ilvl="3" w:tplc="82986612">
       <w:numFmt w:val="decimal"/>
       <w:lvlText w:val=""/>
       <w:lvlJc w:val="left"/>
     </w:lvl>
-    <w:lvl w:ilvl="4" w:tplc="32D45E86">
+    <w:lvl w:ilvl="4" w:tplc="469C317E">
       <w:numFmt w:val="decimal"/>
       <w:lvlText w:val=""/>
       <w:lvlJc w:val="left"/>
     </w:lvl>
-    <w:lvl w:ilvl="5" w:tplc="B70024E6">
+    <w:lvl w:ilvl="5" w:tplc="1082C710">
       <w:numFmt w:val="decimal"/>
       <w:lvlText w:val=""/>
       <w:lvlJc w:val="left"/>
     </w:lvl>
-    <w:lvl w:ilvl="6" w:tplc="0F4A0FAE">
+    <w:lvl w:ilvl="6" w:tplc="4F444C24">
       <w:numFmt w:val="decimal"/>
       <w:lvlText w:val=""/>
       <w:lvlJc w:val="left"/>
     </w:lvl>
-    <w:lvl w:ilvl="7" w:tplc="EAB0FD04">
+    <w:lvl w:ilvl="7" w:tplc="8C6819A2">
       <w:numFmt w:val="decimal"/>
       <w:lvlText w:val=""/>
       <w:lvlJc w:val="left"/>
     </w:lvl>
-    <w:lvl w:ilvl="8" w:tplc="32009AE4">
+    <w:lvl w:ilvl="8" w:tplc="C56E9686">
       <w:numFmt w:val="decimal"/>
       <w:lvlText w:val=""/>
       <w:lvlJc w:val="left"/>
     </w:lvl>
   </w:abstractNum>
-  <w:abstractNum w:abstractNumId="12" w15:restartNumberingAfterBreak="0">
-    <w:nsid w:val="4A1706FE"/>
+  <w:abstractNum w:abstractNumId="11" w15:restartNumberingAfterBreak="0">
+    <w:nsid w:val="40C32EA2"/>
     <w:multiLevelType w:val="hybridMultilevel"/>
-    <w:tmpl w:val="FB82300A"/>
-    <w:lvl w:ilvl="0" w:tplc="6DA4B276">
+    <w:tmpl w:val="7EFA9C90"/>
+    <w:lvl w:ilvl="0" w:tplc="E4D8C484">
       <w:start w:val="1"/>
       <w:numFmt w:val="decimal"/>
       <w:lvlText w:val="%1."/>
@@ -38771,52 +38685,52 @@
         <w:color w:val="A67C27"/>
       </w:rPr>
     </w:lvl>
-    <w:lvl w:ilvl="1" w:tplc="EF6821A0">
+    <w:lvl w:ilvl="1" w:tplc="99AAB1A6">
       <w:numFmt w:val="decimal"/>
       <w:lvlText w:val=""/>
       <w:lvlJc w:val="left"/>
     </w:lvl>
-    <w:lvl w:ilvl="2" w:tplc="3F4CA6E0">
+    <w:lvl w:ilvl="2" w:tplc="D7AC9536">
       <w:numFmt w:val="decimal"/>
       <w:lvlText w:val=""/>
       <w:lvlJc w:val="left"/>
     </w:lvl>
-    <w:lvl w:ilvl="3" w:tplc="83BAD7B4">
+    <w:lvl w:ilvl="3" w:tplc="AA22686A">
       <w:numFmt w:val="decimal"/>
       <w:lvlText w:val=""/>
       <w:lvlJc w:val="left"/>
     </w:lvl>
-    <w:lvl w:ilvl="4" w:tplc="A2A0680C">
+    <w:lvl w:ilvl="4" w:tplc="02584640">
       <w:numFmt w:val="decimal"/>
       <w:lvlText w:val=""/>
       <w:lvlJc w:val="left"/>
     </w:lvl>
-    <w:lvl w:ilvl="5" w:tplc="1AF8EB0C">
+    <w:lvl w:ilvl="5" w:tplc="6DB07556">
       <w:numFmt w:val="decimal"/>
       <w:lvlText w:val=""/>
       <w:lvlJc w:val="left"/>
     </w:lvl>
-    <w:lvl w:ilvl="6" w:tplc="C4F47FBA">
+    <w:lvl w:ilvl="6" w:tplc="E62CE91E">
       <w:numFmt w:val="decimal"/>
       <w:lvlText w:val=""/>
       <w:lvlJc w:val="left"/>
     </w:lvl>
-    <w:lvl w:ilvl="7" w:tplc="A798DFF4">
+    <w:lvl w:ilvl="7" w:tplc="E4705F48">
       <w:numFmt w:val="decimal"/>
       <w:lvlText w:val=""/>
       <w:lvlJc w:val="left"/>
     </w:lvl>
-    <w:lvl w:ilvl="8" w:tplc="5432800A">
+    <w:lvl w:ilvl="8" w:tplc="E82EEA84">
       <w:numFmt w:val="decimal"/>
       <w:lvlText w:val=""/>
       <w:lvlJc w:val="left"/>
     </w:lvl>
   </w:abstractNum>
-  <w:abstractNum w:abstractNumId="13" w15:restartNumberingAfterBreak="0">
-    <w:nsid w:val="4C760909"/>
+  <w:abstractNum w:abstractNumId="12" w15:restartNumberingAfterBreak="0">
+    <w:nsid w:val="43F725D1"/>
     <w:multiLevelType w:val="hybridMultilevel"/>
-    <w:tmpl w:val="883A9676"/>
-    <w:lvl w:ilvl="0" w:tplc="BFB87DF6">
+    <w:tmpl w:val="E4A4F49A"/>
+    <w:lvl w:ilvl="0" w:tplc="51B03892">
       <w:start w:val="1"/>
       <w:numFmt w:val="decimal"/>
       <w:lvlText w:val="%1."/>
@@ -38830,52 +38744,52 @@
         <w:color w:val="A67C27"/>
       </w:rPr>
     </w:lvl>
-    <w:lvl w:ilvl="1" w:tplc="AC861606">
+    <w:lvl w:ilvl="1" w:tplc="87462244">
       <w:numFmt w:val="decimal"/>
       <w:lvlText w:val=""/>
       <w:lvlJc w:val="left"/>
     </w:lvl>
-    <w:lvl w:ilvl="2" w:tplc="5C1ADCD2">
+    <w:lvl w:ilvl="2" w:tplc="CBE8F746">
       <w:numFmt w:val="decimal"/>
       <w:lvlText w:val=""/>
       <w:lvlJc w:val="left"/>
     </w:lvl>
-    <w:lvl w:ilvl="3" w:tplc="11FE8172">
+    <w:lvl w:ilvl="3" w:tplc="F16A1F1A">
       <w:numFmt w:val="decimal"/>
       <w:lvlText w:val=""/>
       <w:lvlJc w:val="left"/>
     </w:lvl>
-    <w:lvl w:ilvl="4" w:tplc="817862A2">
+    <w:lvl w:ilvl="4" w:tplc="6A748508">
       <w:numFmt w:val="decimal"/>
       <w:lvlText w:val=""/>
       <w:lvlJc w:val="left"/>
     </w:lvl>
-    <w:lvl w:ilvl="5" w:tplc="70784202">
+    <w:lvl w:ilvl="5" w:tplc="1D409980">
       <w:numFmt w:val="decimal"/>
       <w:lvlText w:val=""/>
       <w:lvlJc w:val="left"/>
     </w:lvl>
-    <w:lvl w:ilvl="6" w:tplc="98F80454">
+    <w:lvl w:ilvl="6" w:tplc="48E85DC4">
       <w:numFmt w:val="decimal"/>
       <w:lvlText w:val=""/>
       <w:lvlJc w:val="left"/>
     </w:lvl>
-    <w:lvl w:ilvl="7" w:tplc="55588BC2">
+    <w:lvl w:ilvl="7" w:tplc="93E400DA">
       <w:numFmt w:val="decimal"/>
       <w:lvlText w:val=""/>
       <w:lvlJc w:val="left"/>
     </w:lvl>
-    <w:lvl w:ilvl="8" w:tplc="0ADE2F06">
+    <w:lvl w:ilvl="8" w:tplc="06288D58">
       <w:numFmt w:val="decimal"/>
       <w:lvlText w:val=""/>
       <w:lvlJc w:val="left"/>
     </w:lvl>
   </w:abstractNum>
-  <w:abstractNum w:abstractNumId="14" w15:restartNumberingAfterBreak="0">
-    <w:nsid w:val="546D12EB"/>
+  <w:abstractNum w:abstractNumId="13" w15:restartNumberingAfterBreak="0">
+    <w:nsid w:val="4DE87D6C"/>
     <w:multiLevelType w:val="hybridMultilevel"/>
-    <w:tmpl w:val="F1D87568"/>
-    <w:lvl w:ilvl="0" w:tplc="98D4A61A">
+    <w:tmpl w:val="CED682DC"/>
+    <w:lvl w:ilvl="0" w:tplc="9E467B30">
       <w:start w:val="1"/>
       <w:numFmt w:val="decimal"/>
       <w:lvlText w:val="%1."/>
@@ -38889,52 +38803,52 @@
         <w:color w:val="A67C27"/>
       </w:rPr>
     </w:lvl>
-    <w:lvl w:ilvl="1" w:tplc="D31448E6">
+    <w:lvl w:ilvl="1" w:tplc="4E8013C8">
       <w:numFmt w:val="decimal"/>
       <w:lvlText w:val=""/>
       <w:lvlJc w:val="left"/>
     </w:lvl>
-    <w:lvl w:ilvl="2" w:tplc="1CBE0A0E">
+    <w:lvl w:ilvl="2" w:tplc="49B63780">
       <w:numFmt w:val="decimal"/>
       <w:lvlText w:val=""/>
       <w:lvlJc w:val="left"/>
     </w:lvl>
-    <w:lvl w:ilvl="3" w:tplc="3C0ABB46">
+    <w:lvl w:ilvl="3" w:tplc="914CBC0A">
       <w:numFmt w:val="decimal"/>
       <w:lvlText w:val=""/>
       <w:lvlJc w:val="left"/>
     </w:lvl>
-    <w:lvl w:ilvl="4" w:tplc="1A00D5BA">
+    <w:lvl w:ilvl="4" w:tplc="3E849710">
       <w:numFmt w:val="decimal"/>
       <w:lvlText w:val=""/>
       <w:lvlJc w:val="left"/>
     </w:lvl>
-    <w:lvl w:ilvl="5" w:tplc="E34C958C">
+    <w:lvl w:ilvl="5" w:tplc="EF180686">
       <w:numFmt w:val="decimal"/>
       <w:lvlText w:val=""/>
       <w:lvlJc w:val="left"/>
     </w:lvl>
-    <w:lvl w:ilvl="6" w:tplc="95EE4D2E">
+    <w:lvl w:ilvl="6" w:tplc="B14887C0">
       <w:numFmt w:val="decimal"/>
       <w:lvlText w:val=""/>
       <w:lvlJc w:val="left"/>
     </w:lvl>
-    <w:lvl w:ilvl="7" w:tplc="73E6A7E0">
+    <w:lvl w:ilvl="7" w:tplc="4BCEB3CC">
       <w:numFmt w:val="decimal"/>
       <w:lvlText w:val=""/>
       <w:lvlJc w:val="left"/>
     </w:lvl>
-    <w:lvl w:ilvl="8" w:tplc="A7BC4060">
+    <w:lvl w:ilvl="8" w:tplc="2B04C1CA">
       <w:numFmt w:val="decimal"/>
       <w:lvlText w:val=""/>
       <w:lvlJc w:val="left"/>
     </w:lvl>
   </w:abstractNum>
-  <w:abstractNum w:abstractNumId="15" w15:restartNumberingAfterBreak="0">
-    <w:nsid w:val="54E518FD"/>
+  <w:abstractNum w:abstractNumId="14" w15:restartNumberingAfterBreak="0">
+    <w:nsid w:val="513238AA"/>
     <w:multiLevelType w:val="hybridMultilevel"/>
-    <w:tmpl w:val="D33C30F0"/>
-    <w:lvl w:ilvl="0" w:tplc="CB3A0B48">
+    <w:tmpl w:val="31C83736"/>
+    <w:lvl w:ilvl="0" w:tplc="8F288D94">
       <w:start w:val="1"/>
       <w:numFmt w:val="decimal"/>
       <w:lvlText w:val="%1."/>
@@ -38948,52 +38862,52 @@
         <w:color w:val="A67C27"/>
       </w:rPr>
     </w:lvl>
-    <w:lvl w:ilvl="1" w:tplc="37B694DE">
+    <w:lvl w:ilvl="1" w:tplc="E940D2C0">
       <w:numFmt w:val="decimal"/>
       <w:lvlText w:val=""/>
       <w:lvlJc w:val="left"/>
     </w:lvl>
-    <w:lvl w:ilvl="2" w:tplc="841451B8">
+    <w:lvl w:ilvl="2" w:tplc="B05645B4">
       <w:numFmt w:val="decimal"/>
       <w:lvlText w:val=""/>
       <w:lvlJc w:val="left"/>
     </w:lvl>
-    <w:lvl w:ilvl="3" w:tplc="8090741A">
+    <w:lvl w:ilvl="3" w:tplc="622816CC">
       <w:numFmt w:val="decimal"/>
       <w:lvlText w:val=""/>
       <w:lvlJc w:val="left"/>
     </w:lvl>
-    <w:lvl w:ilvl="4" w:tplc="9B208B8A">
+    <w:lvl w:ilvl="4" w:tplc="0D389650">
       <w:numFmt w:val="decimal"/>
       <w:lvlText w:val=""/>
       <w:lvlJc w:val="left"/>
     </w:lvl>
-    <w:lvl w:ilvl="5" w:tplc="D05E61BC">
+    <w:lvl w:ilvl="5" w:tplc="2716E9C8">
       <w:numFmt w:val="decimal"/>
       <w:lvlText w:val=""/>
       <w:lvlJc w:val="left"/>
     </w:lvl>
-    <w:lvl w:ilvl="6" w:tplc="FA067BAE">
+    <w:lvl w:ilvl="6" w:tplc="5FB416D8">
       <w:numFmt w:val="decimal"/>
       <w:lvlText w:val=""/>
       <w:lvlJc w:val="left"/>
     </w:lvl>
-    <w:lvl w:ilvl="7" w:tplc="29203B26">
+    <w:lvl w:ilvl="7" w:tplc="9A5C405E">
       <w:numFmt w:val="decimal"/>
       <w:lvlText w:val=""/>
       <w:lvlJc w:val="left"/>
     </w:lvl>
-    <w:lvl w:ilvl="8" w:tplc="B292399C">
+    <w:lvl w:ilvl="8" w:tplc="BDDE96F8">
       <w:numFmt w:val="decimal"/>
       <w:lvlText w:val=""/>
       <w:lvlJc w:val="left"/>
     </w:lvl>
   </w:abstractNum>
-  <w:abstractNum w:abstractNumId="16" w15:restartNumberingAfterBreak="0">
-    <w:nsid w:val="60137242"/>
+  <w:abstractNum w:abstractNumId="15" w15:restartNumberingAfterBreak="0">
+    <w:nsid w:val="53094676"/>
     <w:multiLevelType w:val="hybridMultilevel"/>
-    <w:tmpl w:val="5DD2DCCE"/>
-    <w:lvl w:ilvl="0" w:tplc="75F80E12">
+    <w:tmpl w:val="DA3025C8"/>
+    <w:lvl w:ilvl="0" w:tplc="CE74DF10">
       <w:start w:val="1"/>
       <w:numFmt w:val="decimal"/>
       <w:lvlText w:val="%1."/>
@@ -39007,52 +38921,52 @@
         <w:color w:val="A67C27"/>
       </w:rPr>
     </w:lvl>
-    <w:lvl w:ilvl="1" w:tplc="2A405D32">
+    <w:lvl w:ilvl="1" w:tplc="15E41246">
       <w:numFmt w:val="decimal"/>
       <w:lvlText w:val=""/>
       <w:lvlJc w:val="left"/>
     </w:lvl>
-    <w:lvl w:ilvl="2" w:tplc="A2261F2C">
+    <w:lvl w:ilvl="2" w:tplc="68B4396C">
       <w:numFmt w:val="decimal"/>
       <w:lvlText w:val=""/>
       <w:lvlJc w:val="left"/>
     </w:lvl>
-    <w:lvl w:ilvl="3" w:tplc="5B2E7798">
+    <w:lvl w:ilvl="3" w:tplc="5FBAEF26">
       <w:numFmt w:val="decimal"/>
       <w:lvlText w:val=""/>
       <w:lvlJc w:val="left"/>
     </w:lvl>
-    <w:lvl w:ilvl="4" w:tplc="906C1E8E">
+    <w:lvl w:ilvl="4" w:tplc="4150207E">
       <w:numFmt w:val="decimal"/>
       <w:lvlText w:val=""/>
       <w:lvlJc w:val="left"/>
     </w:lvl>
-    <w:lvl w:ilvl="5" w:tplc="8F8A4448">
+    <w:lvl w:ilvl="5" w:tplc="FD869C48">
       <w:numFmt w:val="decimal"/>
       <w:lvlText w:val=""/>
       <w:lvlJc w:val="left"/>
     </w:lvl>
-    <w:lvl w:ilvl="6" w:tplc="C9344ECC">
+    <w:lvl w:ilvl="6" w:tplc="DD42CA72">
       <w:numFmt w:val="decimal"/>
       <w:lvlText w:val=""/>
       <w:lvlJc w:val="left"/>
     </w:lvl>
-    <w:lvl w:ilvl="7" w:tplc="413E32AE">
+    <w:lvl w:ilvl="7" w:tplc="0182578A">
       <w:numFmt w:val="decimal"/>
       <w:lvlText w:val=""/>
       <w:lvlJc w:val="left"/>
     </w:lvl>
-    <w:lvl w:ilvl="8" w:tplc="9216E17C">
+    <w:lvl w:ilvl="8" w:tplc="BBDA48E6">
       <w:numFmt w:val="decimal"/>
       <w:lvlText w:val=""/>
       <w:lvlJc w:val="left"/>
     </w:lvl>
   </w:abstractNum>
-  <w:abstractNum w:abstractNumId="17" w15:restartNumberingAfterBreak="0">
-    <w:nsid w:val="6C136266"/>
+  <w:abstractNum w:abstractNumId="16" w15:restartNumberingAfterBreak="0">
+    <w:nsid w:val="5A8F6A79"/>
     <w:multiLevelType w:val="hybridMultilevel"/>
-    <w:tmpl w:val="389C2860"/>
-    <w:lvl w:ilvl="0" w:tplc="78FCDDF0">
+    <w:tmpl w:val="EC761C44"/>
+    <w:lvl w:ilvl="0" w:tplc="BE682FCC">
       <w:start w:val="1"/>
       <w:numFmt w:val="decimal"/>
       <w:lvlText w:val="%1."/>
@@ -39066,52 +38980,52 @@
         <w:color w:val="A67C27"/>
       </w:rPr>
     </w:lvl>
-    <w:lvl w:ilvl="1" w:tplc="011A7A26">
+    <w:lvl w:ilvl="1" w:tplc="FF483BAA">
       <w:numFmt w:val="decimal"/>
       <w:lvlText w:val=""/>
       <w:lvlJc w:val="left"/>
     </w:lvl>
-    <w:lvl w:ilvl="2" w:tplc="8DB28714">
+    <w:lvl w:ilvl="2" w:tplc="5978BCA6">
       <w:numFmt w:val="decimal"/>
       <w:lvlText w:val=""/>
       <w:lvlJc w:val="left"/>
     </w:lvl>
-    <w:lvl w:ilvl="3" w:tplc="925C3938">
+    <w:lvl w:ilvl="3" w:tplc="ADC2606A">
       <w:numFmt w:val="decimal"/>
       <w:lvlText w:val=""/>
       <w:lvlJc w:val="left"/>
     </w:lvl>
-    <w:lvl w:ilvl="4" w:tplc="736E9DA6">
+    <w:lvl w:ilvl="4" w:tplc="3030024A">
       <w:numFmt w:val="decimal"/>
       <w:lvlText w:val=""/>
       <w:lvlJc w:val="left"/>
     </w:lvl>
-    <w:lvl w:ilvl="5" w:tplc="6106A04A">
+    <w:lvl w:ilvl="5" w:tplc="273EC7AE">
       <w:numFmt w:val="decimal"/>
       <w:lvlText w:val=""/>
       <w:lvlJc w:val="left"/>
     </w:lvl>
-    <w:lvl w:ilvl="6" w:tplc="C3BA5D10">
+    <w:lvl w:ilvl="6" w:tplc="0ED448EE">
       <w:numFmt w:val="decimal"/>
       <w:lvlText w:val=""/>
       <w:lvlJc w:val="left"/>
     </w:lvl>
-    <w:lvl w:ilvl="7" w:tplc="A6C68378">
+    <w:lvl w:ilvl="7" w:tplc="377639E6">
       <w:numFmt w:val="decimal"/>
       <w:lvlText w:val=""/>
       <w:lvlJc w:val="left"/>
     </w:lvl>
-    <w:lvl w:ilvl="8" w:tplc="098C9490">
+    <w:lvl w:ilvl="8" w:tplc="9794A798">
       <w:numFmt w:val="decimal"/>
       <w:lvlText w:val=""/>
       <w:lvlJc w:val="left"/>
     </w:lvl>
   </w:abstractNum>
-  <w:abstractNum w:abstractNumId="18" w15:restartNumberingAfterBreak="0">
-    <w:nsid w:val="6FA8535D"/>
+  <w:abstractNum w:abstractNumId="17" w15:restartNumberingAfterBreak="0">
+    <w:nsid w:val="61B77F61"/>
     <w:multiLevelType w:val="hybridMultilevel"/>
-    <w:tmpl w:val="D31C92E4"/>
-    <w:lvl w:ilvl="0" w:tplc="CF06BA26">
+    <w:tmpl w:val="E594E45C"/>
+    <w:lvl w:ilvl="0" w:tplc="34AC0138">
       <w:start w:val="1"/>
       <w:numFmt w:val="decimal"/>
       <w:lvlText w:val="%1."/>
@@ -39125,52 +39039,52 @@
         <w:color w:val="A67C27"/>
       </w:rPr>
     </w:lvl>
-    <w:lvl w:ilvl="1" w:tplc="B3F66A66">
+    <w:lvl w:ilvl="1" w:tplc="279045CE">
       <w:numFmt w:val="decimal"/>
       <w:lvlText w:val=""/>
       <w:lvlJc w:val="left"/>
     </w:lvl>
-    <w:lvl w:ilvl="2" w:tplc="365CF46E">
+    <w:lvl w:ilvl="2" w:tplc="74822D6E">
       <w:numFmt w:val="decimal"/>
       <w:lvlText w:val=""/>
       <w:lvlJc w:val="left"/>
     </w:lvl>
-    <w:lvl w:ilvl="3" w:tplc="ACBAD04C">
+    <w:lvl w:ilvl="3" w:tplc="56845CF6">
       <w:numFmt w:val="decimal"/>
       <w:lvlText w:val=""/>
       <w:lvlJc w:val="left"/>
     </w:lvl>
-    <w:lvl w:ilvl="4" w:tplc="75861E8C">
+    <w:lvl w:ilvl="4" w:tplc="AC54A58C">
       <w:numFmt w:val="decimal"/>
       <w:lvlText w:val=""/>
       <w:lvlJc w:val="left"/>
     </w:lvl>
-    <w:lvl w:ilvl="5" w:tplc="68D8AF26">
+    <w:lvl w:ilvl="5" w:tplc="6D50EEF2">
       <w:numFmt w:val="decimal"/>
       <w:lvlText w:val=""/>
       <w:lvlJc w:val="left"/>
     </w:lvl>
-    <w:lvl w:ilvl="6" w:tplc="B2641D30">
+    <w:lvl w:ilvl="6" w:tplc="61988168">
       <w:numFmt w:val="decimal"/>
       <w:lvlText w:val=""/>
       <w:lvlJc w:val="left"/>
     </w:lvl>
-    <w:lvl w:ilvl="7" w:tplc="3E328DF0">
+    <w:lvl w:ilvl="7" w:tplc="FEC0A966">
       <w:numFmt w:val="decimal"/>
       <w:lvlText w:val=""/>
       <w:lvlJc w:val="left"/>
     </w:lvl>
-    <w:lvl w:ilvl="8" w:tplc="B01821FE">
+    <w:lvl w:ilvl="8" w:tplc="306879B4">
       <w:numFmt w:val="decimal"/>
       <w:lvlText w:val=""/>
       <w:lvlJc w:val="left"/>
     </w:lvl>
   </w:abstractNum>
-  <w:abstractNum w:abstractNumId="19" w15:restartNumberingAfterBreak="0">
-    <w:nsid w:val="7A490ACA"/>
+  <w:abstractNum w:abstractNumId="18" w15:restartNumberingAfterBreak="0">
+    <w:nsid w:val="74861251"/>
     <w:multiLevelType w:val="hybridMultilevel"/>
-    <w:tmpl w:val="4236A696"/>
-    <w:lvl w:ilvl="0" w:tplc="488217C6">
+    <w:tmpl w:val="B77A60F4"/>
+    <w:lvl w:ilvl="0" w:tplc="C57E27EC">
       <w:start w:val="1"/>
       <w:numFmt w:val="decimal"/>
       <w:lvlText w:val="%1."/>
@@ -39184,52 +39098,52 @@
         <w:color w:val="A67C27"/>
       </w:rPr>
     </w:lvl>
-    <w:lvl w:ilvl="1" w:tplc="554EF27C">
+    <w:lvl w:ilvl="1" w:tplc="0A94113C">
       <w:numFmt w:val="decimal"/>
       <w:lvlText w:val=""/>
       <w:lvlJc w:val="left"/>
     </w:lvl>
-    <w:lvl w:ilvl="2" w:tplc="2674AF7C">
+    <w:lvl w:ilvl="2" w:tplc="7A685E62">
       <w:numFmt w:val="decimal"/>
       <w:lvlText w:val=""/>
       <w:lvlJc w:val="left"/>
     </w:lvl>
-    <w:lvl w:ilvl="3" w:tplc="B2F283D8">
+    <w:lvl w:ilvl="3" w:tplc="5B44B95C">
       <w:numFmt w:val="decimal"/>
       <w:lvlText w:val=""/>
       <w:lvlJc w:val="left"/>
     </w:lvl>
-    <w:lvl w:ilvl="4" w:tplc="6F00B254">
+    <w:lvl w:ilvl="4" w:tplc="ABF42876">
       <w:numFmt w:val="decimal"/>
       <w:lvlText w:val=""/>
       <w:lvlJc w:val="left"/>
     </w:lvl>
-    <w:lvl w:ilvl="5" w:tplc="AFC001F2">
+    <w:lvl w:ilvl="5" w:tplc="98D0E67E">
       <w:numFmt w:val="decimal"/>
       <w:lvlText w:val=""/>
       <w:lvlJc w:val="left"/>
     </w:lvl>
-    <w:lvl w:ilvl="6" w:tplc="0C567934">
+    <w:lvl w:ilvl="6" w:tplc="FA2ABF0A">
       <w:numFmt w:val="decimal"/>
       <w:lvlText w:val=""/>
       <w:lvlJc w:val="left"/>
     </w:lvl>
-    <w:lvl w:ilvl="7" w:tplc="549418D6">
+    <w:lvl w:ilvl="7" w:tplc="9968B35C">
       <w:numFmt w:val="decimal"/>
       <w:lvlText w:val=""/>
       <w:lvlJc w:val="left"/>
     </w:lvl>
-    <w:lvl w:ilvl="8" w:tplc="1E108CFE">
+    <w:lvl w:ilvl="8" w:tplc="48DA3C2C">
       <w:numFmt w:val="decimal"/>
       <w:lvlText w:val=""/>
       <w:lvlJc w:val="left"/>
     </w:lvl>
   </w:abstractNum>
-  <w:abstractNum w:abstractNumId="20" w15:restartNumberingAfterBreak="0">
-    <w:nsid w:val="7B997666"/>
+  <w:abstractNum w:abstractNumId="19" w15:restartNumberingAfterBreak="0">
+    <w:nsid w:val="7A277542"/>
     <w:multiLevelType w:val="hybridMultilevel"/>
-    <w:tmpl w:val="F9F85568"/>
-    <w:lvl w:ilvl="0" w:tplc="10BA36D4">
+    <w:tmpl w:val="6866753E"/>
+    <w:lvl w:ilvl="0" w:tplc="3604A9FE">
       <w:start w:val="1"/>
       <w:numFmt w:val="decimal"/>
       <w:lvlText w:val="%1."/>
@@ -39243,52 +39157,138 @@
         <w:color w:val="A67C27"/>
       </w:rPr>
     </w:lvl>
-    <w:lvl w:ilvl="1" w:tplc="EAF8C2A2">
+    <w:lvl w:ilvl="1" w:tplc="1338B938">
       <w:numFmt w:val="decimal"/>
       <w:lvlText w:val=""/>
       <w:lvlJc w:val="left"/>
     </w:lvl>
-    <w:lvl w:ilvl="2" w:tplc="6574AE30">
+    <w:lvl w:ilvl="2" w:tplc="0D142F40">
       <w:numFmt w:val="decimal"/>
       <w:lvlText w:val=""/>
       <w:lvlJc w:val="left"/>
     </w:lvl>
-    <w:lvl w:ilvl="3" w:tplc="DFD6A3E6">
+    <w:lvl w:ilvl="3" w:tplc="257C8276">
       <w:numFmt w:val="decimal"/>
       <w:lvlText w:val=""/>
       <w:lvlJc w:val="left"/>
     </w:lvl>
-    <w:lvl w:ilvl="4" w:tplc="5C94033A">
+    <w:lvl w:ilvl="4" w:tplc="4AF87538">
       <w:numFmt w:val="decimal"/>
       <w:lvlText w:val=""/>
       <w:lvlJc w:val="left"/>
     </w:lvl>
-    <w:lvl w:ilvl="5" w:tplc="45786482">
+    <w:lvl w:ilvl="5" w:tplc="7DFA4964">
       <w:numFmt w:val="decimal"/>
       <w:lvlText w:val=""/>
       <w:lvlJc w:val="left"/>
     </w:lvl>
-    <w:lvl w:ilvl="6" w:tplc="38A68328">
+    <w:lvl w:ilvl="6" w:tplc="E3B2BA6A">
       <w:numFmt w:val="decimal"/>
       <w:lvlText w:val=""/>
       <w:lvlJc w:val="left"/>
     </w:lvl>
-    <w:lvl w:ilvl="7" w:tplc="36ACCC5C">
+    <w:lvl w:ilvl="7" w:tplc="FD02EFE2">
       <w:numFmt w:val="decimal"/>
       <w:lvlText w:val=""/>
       <w:lvlJc w:val="left"/>
     </w:lvl>
-    <w:lvl w:ilvl="8" w:tplc="771E1EE4">
+    <w:lvl w:ilvl="8" w:tplc="4C6EAB06">
       <w:numFmt w:val="decimal"/>
       <w:lvlText w:val=""/>
       <w:lvlJc w:val="left"/>
     </w:lvl>
   </w:abstractNum>
+  <w:abstractNum w:abstractNumId="20" w15:restartNumberingAfterBreak="0">
+    <w:nsid w:val="7D6C645B"/>
+    <w:multiLevelType w:val="hybridMultilevel"/>
+    <w:tmpl w:val="69568982"/>
+    <w:lvl w:ilvl="0" w:tplc="C636B984">
+      <w:start w:val="1"/>
+      <w:numFmt w:val="bullet"/>
+      <w:lvlText w:val="●"/>
+      <w:lvlJc w:val="left"/>
+      <w:pPr>
+        <w:ind w:left="720" w:hanging="360"/>
+      </w:pPr>
+    </w:lvl>
+    <w:lvl w:ilvl="1" w:tplc="917A6F7A">
+      <w:start w:val="1"/>
+      <w:numFmt w:val="bullet"/>
+      <w:lvlText w:val="○"/>
+      <w:lvlJc w:val="left"/>
+      <w:pPr>
+        <w:ind w:left="1440" w:hanging="360"/>
+      </w:pPr>
+    </w:lvl>
+    <w:lvl w:ilvl="2" w:tplc="2DAC7D46">
+      <w:start w:val="1"/>
+      <w:numFmt w:val="bullet"/>
+      <w:lvlText w:val="■"/>
+      <w:lvlJc w:val="left"/>
+      <w:pPr>
+        <w:ind w:left="2160" w:hanging="360"/>
+      </w:pPr>
+    </w:lvl>
+    <w:lvl w:ilvl="3" w:tplc="89422AB4">
+      <w:start w:val="1"/>
+      <w:numFmt w:val="bullet"/>
+      <w:lvlText w:val="●"/>
+      <w:lvlJc w:val="left"/>
+      <w:pPr>
+        <w:ind w:left="2880" w:hanging="360"/>
+      </w:pPr>
+    </w:lvl>
+    <w:lvl w:ilvl="4" w:tplc="83805782">
+      <w:start w:val="1"/>
+      <w:numFmt w:val="bullet"/>
+      <w:lvlText w:val="○"/>
+      <w:lvlJc w:val="left"/>
+      <w:pPr>
+        <w:ind w:left="3600" w:hanging="360"/>
+      </w:pPr>
+    </w:lvl>
+    <w:lvl w:ilvl="5" w:tplc="8F8A19BE">
+      <w:start w:val="1"/>
+      <w:numFmt w:val="bullet"/>
+      <w:lvlText w:val="■"/>
+      <w:lvlJc w:val="left"/>
+      <w:pPr>
+        <w:ind w:left="4320" w:hanging="360"/>
+      </w:pPr>
+    </w:lvl>
+    <w:lvl w:ilvl="6" w:tplc="078E47D0">
+      <w:start w:val="1"/>
+      <w:numFmt w:val="bullet"/>
+      <w:lvlText w:val="●"/>
+      <w:lvlJc w:val="left"/>
+      <w:pPr>
+        <w:ind w:left="5040" w:hanging="360"/>
+      </w:pPr>
+    </w:lvl>
+    <w:lvl w:ilvl="7" w:tplc="499A0C04">
+      <w:start w:val="1"/>
+      <w:numFmt w:val="bullet"/>
+      <w:lvlText w:val="●"/>
+      <w:lvlJc w:val="left"/>
+      <w:pPr>
+        <w:ind w:left="5760" w:hanging="360"/>
+      </w:pPr>
+    </w:lvl>
+    <w:lvl w:ilvl="8" w:tplc="376C779C">
+      <w:start w:val="1"/>
+      <w:numFmt w:val="bullet"/>
+      <w:lvlText w:val="●"/>
+      <w:lvlJc w:val="left"/>
+      <w:pPr>
+        <w:ind w:left="6480" w:hanging="360"/>
+      </w:pPr>
+    </w:lvl>
+  </w:abstractNum>
   <w:abstractNum w:abstractNumId="21" w15:restartNumberingAfterBreak="0">
-    <w:nsid w:val="7F872AA5"/>
+    <w:nsid w:val="7EE746BB"/>
     <w:multiLevelType w:val="hybridMultilevel"/>
-    <w:tmpl w:val="668EB8F0"/>
-    <w:lvl w:ilvl="0" w:tplc="84D8F43C">
+    <w:tmpl w:val="8D6E3F20"/>
+    <w:lvl w:ilvl="0" w:tplc="1A2A45EA">
       <w:start w:val="1"/>
       <w:numFmt w:val="decimal"/>
       <w:lvlText w:val="%1."/>
@@ -39302,175 +39302,175 @@
         <w:color w:val="A67C27"/>
       </w:rPr>
     </w:lvl>
-    <w:lvl w:ilvl="1" w:tplc="53D0E93C">
+    <w:lvl w:ilvl="1" w:tplc="7A74538C">
       <w:numFmt w:val="decimal"/>
       <w:lvlText w:val=""/>
       <w:lvlJc w:val="left"/>
     </w:lvl>
-    <w:lvl w:ilvl="2" w:tplc="202A6CA8">
+    <w:lvl w:ilvl="2" w:tplc="A6186C8C">
       <w:numFmt w:val="decimal"/>
       <w:lvlText w:val=""/>
       <w:lvlJc w:val="left"/>
     </w:lvl>
-    <w:lvl w:ilvl="3" w:tplc="ED0445FC">
+    <w:lvl w:ilvl="3" w:tplc="C46C0B80">
       <w:numFmt w:val="decimal"/>
       <w:lvlText w:val=""/>
       <w:lvlJc w:val="left"/>
     </w:lvl>
-    <w:lvl w:ilvl="4" w:tplc="65D8762E">
+    <w:lvl w:ilvl="4" w:tplc="78DCEF72">
       <w:numFmt w:val="decimal"/>
       <w:lvlText w:val=""/>
       <w:lvlJc w:val="left"/>
     </w:lvl>
-    <w:lvl w:ilvl="5" w:tplc="30824EC0">
+    <w:lvl w:ilvl="5" w:tplc="A496B740">
       <w:numFmt w:val="decimal"/>
       <w:lvlText w:val=""/>
       <w:lvlJc w:val="left"/>
     </w:lvl>
-    <w:lvl w:ilvl="6" w:tplc="75F0FA2C">
+    <w:lvl w:ilvl="6" w:tplc="B9C08596">
       <w:numFmt w:val="decimal"/>
       <w:lvlText w:val=""/>
       <w:lvlJc w:val="left"/>
     </w:lvl>
-    <w:lvl w:ilvl="7" w:tplc="28E67462">
+    <w:lvl w:ilvl="7" w:tplc="623ABE10">
       <w:numFmt w:val="decimal"/>
       <w:lvlText w:val=""/>
       <w:lvlJc w:val="left"/>
     </w:lvl>
-    <w:lvl w:ilvl="8" w:tplc="359646B0">
+    <w:lvl w:ilvl="8" w:tplc="1770980C">
       <w:numFmt w:val="decimal"/>
       <w:lvlText w:val=""/>
       <w:lvlJc w:val="left"/>
     </w:lvl>
   </w:abstractNum>
-  <w:num w:numId="1" w16cid:durableId="1686862032">
+  <w:num w:numId="1" w16cid:durableId="1550413734">
+    <w:abstractNumId w:val="20"/>
+    <w:lvlOverride w:ilvl="0">
+      <w:startOverride w:val="1"/>
+    </w:lvlOverride>
+  </w:num>
+  <w:num w:numId="2" w16cid:durableId="283705461">
+    <w:abstractNumId w:val="6"/>
+    <w:lvlOverride w:ilvl="0">
+      <w:startOverride w:val="1"/>
+    </w:lvlOverride>
+  </w:num>
+  <w:num w:numId="3" w16cid:durableId="629671072">
+    <w:abstractNumId w:val="11"/>
+    <w:lvlOverride w:ilvl="0">
+      <w:startOverride w:val="1"/>
+    </w:lvlOverride>
+  </w:num>
+  <w:num w:numId="4" w16cid:durableId="1674063071">
+    <w:abstractNumId w:val="21"/>
+    <w:lvlOverride w:ilvl="0">
+      <w:startOverride w:val="1"/>
+    </w:lvlOverride>
+  </w:num>
+  <w:num w:numId="5" w16cid:durableId="889153732">
+    <w:abstractNumId w:val="18"/>
+    <w:lvlOverride w:ilvl="0">
+      <w:startOverride w:val="1"/>
+    </w:lvlOverride>
+  </w:num>
+  <w:num w:numId="6" w16cid:durableId="1525094459">
+    <w:abstractNumId w:val="1"/>
+    <w:lvlOverride w:ilvl="0">
+      <w:startOverride w:val="1"/>
+    </w:lvlOverride>
+  </w:num>
+  <w:num w:numId="7" w16cid:durableId="749081247">
+    <w:abstractNumId w:val="14"/>
+    <w:lvlOverride w:ilvl="0">
+      <w:startOverride w:val="1"/>
+    </w:lvlOverride>
+  </w:num>
+  <w:num w:numId="8" w16cid:durableId="1588537254">
+    <w:abstractNumId w:val="3"/>
+    <w:lvlOverride w:ilvl="0">
+      <w:startOverride w:val="1"/>
+    </w:lvlOverride>
+  </w:num>
+  <w:num w:numId="9" w16cid:durableId="926570535">
+    <w:abstractNumId w:val="4"/>
+    <w:lvlOverride w:ilvl="0">
+      <w:startOverride w:val="1"/>
+    </w:lvlOverride>
+  </w:num>
+  <w:num w:numId="10" w16cid:durableId="900407362">
+    <w:abstractNumId w:val="0"/>
+    <w:lvlOverride w:ilvl="0">
+      <w:startOverride w:val="1"/>
+    </w:lvlOverride>
+  </w:num>
+  <w:num w:numId="11" w16cid:durableId="101073905">
+    <w:abstractNumId w:val="19"/>
+    <w:lvlOverride w:ilvl="0">
+      <w:startOverride w:val="1"/>
+    </w:lvlOverride>
+  </w:num>
+  <w:num w:numId="12" w16cid:durableId="44187522">
+    <w:abstractNumId w:val="16"/>
+    <w:lvlOverride w:ilvl="0">
+      <w:startOverride w:val="1"/>
+    </w:lvlOverride>
+  </w:num>
+  <w:num w:numId="13" w16cid:durableId="400712029">
+    <w:abstractNumId w:val="8"/>
+    <w:lvlOverride w:ilvl="0">
+      <w:startOverride w:val="1"/>
+    </w:lvlOverride>
+  </w:num>
+  <w:num w:numId="14" w16cid:durableId="979577964">
+    <w:abstractNumId w:val="15"/>
+    <w:lvlOverride w:ilvl="0">
+      <w:startOverride w:val="1"/>
+    </w:lvlOverride>
+  </w:num>
+  <w:num w:numId="15" w16cid:durableId="935749994">
+    <w:abstractNumId w:val="12"/>
+    <w:lvlOverride w:ilvl="0">
+      <w:startOverride w:val="1"/>
+    </w:lvlOverride>
+  </w:num>
+  <w:num w:numId="16" w16cid:durableId="482358165">
+    <w:abstractNumId w:val="7"/>
+    <w:lvlOverride w:ilvl="0">
+      <w:startOverride w:val="1"/>
+    </w:lvlOverride>
+  </w:num>
+  <w:num w:numId="17" w16cid:durableId="1041858518">
+    <w:abstractNumId w:val="9"/>
+    <w:lvlOverride w:ilvl="0">
+      <w:startOverride w:val="1"/>
+    </w:lvlOverride>
+  </w:num>
+  <w:num w:numId="18" w16cid:durableId="1844781248">
+    <w:abstractNumId w:val="13"/>
+    <w:lvlOverride w:ilvl="0">
+      <w:startOverride w:val="1"/>
+    </w:lvlOverride>
+  </w:num>
+  <w:num w:numId="19" w16cid:durableId="1095395613">
+    <w:abstractNumId w:val="17"/>
+    <w:lvlOverride w:ilvl="0">
+      <w:startOverride w:val="1"/>
+    </w:lvlOverride>
+  </w:num>
+  <w:num w:numId="20" w16cid:durableId="1990859382">
+    <w:abstractNumId w:val="5"/>
+    <w:lvlOverride w:ilvl="0">
+      <w:startOverride w:val="1"/>
+    </w:lvlOverride>
+  </w:num>
+  <w:num w:numId="21" w16cid:durableId="828130241">
     <w:abstractNumId w:val="2"/>
     <w:lvlOverride w:ilvl="0">
       <w:startOverride w:val="1"/>
     </w:lvlOverride>
   </w:num>
-  <w:num w:numId="2" w16cid:durableId="1158882806">
-    <w:abstractNumId w:val="6"/>
-    <w:lvlOverride w:ilvl="0">
-      <w:startOverride w:val="1"/>
-    </w:lvlOverride>
-  </w:num>
-  <w:num w:numId="3" w16cid:durableId="2029678707">
+  <w:num w:numId="22" w16cid:durableId="1401517128">
     <w:abstractNumId w:val="10"/>
-    <w:lvlOverride w:ilvl="0">
-      <w:startOverride w:val="1"/>
-    </w:lvlOverride>
-  </w:num>
-  <w:num w:numId="4" w16cid:durableId="1914965083">
-    <w:abstractNumId w:val="5"/>
-    <w:lvlOverride w:ilvl="0">
-      <w:startOverride w:val="1"/>
-    </w:lvlOverride>
-  </w:num>
-  <w:num w:numId="5" w16cid:durableId="624233748">
-    <w:abstractNumId w:val="0"/>
-    <w:lvlOverride w:ilvl="0">
-      <w:startOverride w:val="1"/>
-    </w:lvlOverride>
-  </w:num>
-  <w:num w:numId="6" w16cid:durableId="1335260299">
-    <w:abstractNumId w:val="3"/>
-    <w:lvlOverride w:ilvl="0">
-      <w:startOverride w:val="1"/>
-    </w:lvlOverride>
-  </w:num>
-  <w:num w:numId="7" w16cid:durableId="1097484579">
-    <w:abstractNumId w:val="13"/>
-    <w:lvlOverride w:ilvl="0">
-      <w:startOverride w:val="1"/>
-    </w:lvlOverride>
-  </w:num>
-  <w:num w:numId="8" w16cid:durableId="606698810">
-    <w:abstractNumId w:val="15"/>
-    <w:lvlOverride w:ilvl="0">
-      <w:startOverride w:val="1"/>
-    </w:lvlOverride>
-  </w:num>
-  <w:num w:numId="9" w16cid:durableId="2104299971">
-    <w:abstractNumId w:val="4"/>
-    <w:lvlOverride w:ilvl="0">
-      <w:startOverride w:val="1"/>
-    </w:lvlOverride>
-  </w:num>
-  <w:num w:numId="10" w16cid:durableId="1959797930">
-    <w:abstractNumId w:val="16"/>
-    <w:lvlOverride w:ilvl="0">
-      <w:startOverride w:val="1"/>
-    </w:lvlOverride>
-  </w:num>
-  <w:num w:numId="11" w16cid:durableId="721294209">
-    <w:abstractNumId w:val="19"/>
-    <w:lvlOverride w:ilvl="0">
-      <w:startOverride w:val="1"/>
-    </w:lvlOverride>
-  </w:num>
-  <w:num w:numId="12" w16cid:durableId="353308059">
-    <w:abstractNumId w:val="7"/>
-    <w:lvlOverride w:ilvl="0">
-      <w:startOverride w:val="1"/>
-    </w:lvlOverride>
-  </w:num>
-  <w:num w:numId="13" w16cid:durableId="1866871012">
-    <w:abstractNumId w:val="11"/>
-    <w:lvlOverride w:ilvl="0">
-      <w:startOverride w:val="1"/>
-    </w:lvlOverride>
-  </w:num>
-  <w:num w:numId="14" w16cid:durableId="1227910672">
-    <w:abstractNumId w:val="21"/>
-    <w:lvlOverride w:ilvl="0">
-      <w:startOverride w:val="1"/>
-    </w:lvlOverride>
-  </w:num>
-  <w:num w:numId="15" w16cid:durableId="1505435273">
-    <w:abstractNumId w:val="18"/>
-    <w:lvlOverride w:ilvl="0">
-      <w:startOverride w:val="1"/>
-    </w:lvlOverride>
-  </w:num>
-  <w:num w:numId="16" w16cid:durableId="1584754777">
-    <w:abstractNumId w:val="1"/>
-    <w:lvlOverride w:ilvl="0">
-      <w:startOverride w:val="1"/>
-    </w:lvlOverride>
-  </w:num>
-  <w:num w:numId="17" w16cid:durableId="1222862227">
-    <w:abstractNumId w:val="12"/>
-    <w:lvlOverride w:ilvl="0">
-      <w:startOverride w:val="1"/>
-    </w:lvlOverride>
-  </w:num>
-  <w:num w:numId="18" w16cid:durableId="869222562">
-    <w:abstractNumId w:val="14"/>
-    <w:lvlOverride w:ilvl="0">
-      <w:startOverride w:val="1"/>
-    </w:lvlOverride>
-  </w:num>
-  <w:num w:numId="19" w16cid:durableId="33581084">
-    <w:abstractNumId w:val="9"/>
-    <w:lvlOverride w:ilvl="0">
-      <w:startOverride w:val="1"/>
-    </w:lvlOverride>
-  </w:num>
-  <w:num w:numId="20" w16cid:durableId="719062510">
-    <w:abstractNumId w:val="17"/>
-    <w:lvlOverride w:ilvl="0">
-      <w:startOverride w:val="1"/>
-    </w:lvlOverride>
-  </w:num>
-  <w:num w:numId="21" w16cid:durableId="1208957540">
-    <w:abstractNumId w:val="20"/>
-    <w:lvlOverride w:ilvl="0">
-      <w:startOverride w:val="1"/>
-    </w:lvlOverride>
-  </w:num>
-  <w:num w:numId="22" w16cid:durableId="1626737584">
-    <w:abstractNumId w:val="8"/>
     <w:lvlOverride w:ilvl="0">
       <w:startOverride w:val="1"/>
     </w:lvlOverride>
@@ -40095,7 +40095,7 @@
     <w:autoRedefine/>
     <w:uiPriority w:val="39"/>
     <w:unhideWhenUsed/>
-    <w:rsid w:val="004A1EE0"/>
+    <w:rsid w:val="00D84D0B"/>
     <w:pPr>
       <w:spacing w:after="100"/>
     </w:pPr>
@@ -40107,7 +40107,7 @@
     <w:autoRedefine/>
     <w:uiPriority w:val="39"/>
     <w:unhideWhenUsed/>
-    <w:rsid w:val="004A1EE0"/>
+    <w:rsid w:val="00D84D0B"/>
     <w:pPr>
       <w:spacing w:after="100"/>
       <w:ind w:left="210"/>

--- a/docs/manuals/Role_Guide_1_PI_Admin.docx
+++ b/docs/manuals/Role_Guide_1_PI_Admin.docx
@@ -469,7 +469,7 @@
                 <w:sz w:val="19"/>
                 <w:szCs w:val="19"/>
               </w:rPr>
-              <w:t>Version 1.10 · 22 September 2026</w:t>
+              <w:t>Version 1.11 · 28 September 2026</w:t>
             </w:r>
           </w:p>
         </w:tc>
@@ -538,7 +538,7 @@
     <w:sdt>
       <w:sdtPr>
         <w:alias w:val="Contents"/>
-        <w:id w:val="533084943"/>
+        <w:id w:val="711307979"/>
       </w:sdtPr>
       <w:sdtEndPr/>
       <w:sdtContent>
@@ -567,7 +567,7 @@
           <w:r>
             <w:fldChar w:fldCharType="separate"/>
           </w:r>
-          <w:hyperlink w:anchor="_Toc240975790" w:history="1">
+          <w:hyperlink w:anchor="_Toc241490730" w:history="1">
             <w:r>
               <w:rPr>
                 <w:rStyle w:val="Hyperlink"/>
@@ -591,7 +591,7 @@
               <w:rPr>
                 <w:noProof/>
               </w:rPr>
-              <w:instrText xml:space="preserve"> PAGEREF _Toc240975790 \h </w:instrText>
+              <w:instrText xml:space="preserve"> PAGEREF _Toc241490730 \h </w:instrText>
             </w:r>
             <w:r>
               <w:rPr>
@@ -634,7 +634,7 @@
               <w14:ligatures w14:val="standardContextual"/>
             </w:rPr>
           </w:pPr>
-          <w:hyperlink w:anchor="_Toc240975791" w:history="1">
+          <w:hyperlink w:anchor="_Toc241490731" w:history="1">
             <w:r>
               <w:rPr>
                 <w:rStyle w:val="Hyperlink"/>
@@ -658,7 +658,7 @@
               <w:rPr>
                 <w:noProof/>
               </w:rPr>
-              <w:instrText xml:space="preserve"> PAGEREF _Toc240975791 \h </w:instrText>
+              <w:instrText xml:space="preserve"> PAGEREF _Toc241490731 \h </w:instrText>
             </w:r>
             <w:r>
               <w:rPr>
@@ -701,7 +701,7 @@
               <w14:ligatures w14:val="standardContextual"/>
             </w:rPr>
           </w:pPr>
-          <w:hyperlink w:anchor="_Toc240975792" w:history="1">
+          <w:hyperlink w:anchor="_Toc241490732" w:history="1">
             <w:r>
               <w:rPr>
                 <w:rStyle w:val="Hyperlink"/>
@@ -725,7 +725,7 @@
               <w:rPr>
                 <w:noProof/>
               </w:rPr>
-              <w:instrText xml:space="preserve"> PAGEREF _Toc240975792 \h </w:instrText>
+              <w:instrText xml:space="preserve"> PAGEREF _Toc241490732 \h </w:instrText>
             </w:r>
             <w:r>
               <w:rPr>
@@ -768,7 +768,7 @@
               <w14:ligatures w14:val="standardContextual"/>
             </w:rPr>
           </w:pPr>
-          <w:hyperlink w:anchor="_Toc240975793" w:history="1">
+          <w:hyperlink w:anchor="_Toc241490733" w:history="1">
             <w:r>
               <w:rPr>
                 <w:rStyle w:val="Hyperlink"/>
@@ -792,7 +792,7 @@
               <w:rPr>
                 <w:noProof/>
               </w:rPr>
-              <w:instrText xml:space="preserve"> PAGEREF _Toc240975793 \h </w:instrText>
+              <w:instrText xml:space="preserve"> PAGEREF _Toc241490733 \h </w:instrText>
             </w:r>
             <w:r>
               <w:rPr>
@@ -835,7 +835,7 @@
               <w14:ligatures w14:val="standardContextual"/>
             </w:rPr>
           </w:pPr>
-          <w:hyperlink w:anchor="_Toc240975794" w:history="1">
+          <w:hyperlink w:anchor="_Toc241490734" w:history="1">
             <w:r>
               <w:rPr>
                 <w:rStyle w:val="Hyperlink"/>
@@ -859,7 +859,7 @@
               <w:rPr>
                 <w:noProof/>
               </w:rPr>
-              <w:instrText xml:space="preserve"> PAGEREF _Toc240975794 \h </w:instrText>
+              <w:instrText xml:space="preserve"> PAGEREF _Toc241490734 \h </w:instrText>
             </w:r>
             <w:r>
               <w:rPr>
@@ -902,7 +902,7 @@
               <w14:ligatures w14:val="standardContextual"/>
             </w:rPr>
           </w:pPr>
-          <w:hyperlink w:anchor="_Toc240975795" w:history="1">
+          <w:hyperlink w:anchor="_Toc241490735" w:history="1">
             <w:r>
               <w:rPr>
                 <w:rStyle w:val="Hyperlink"/>
@@ -926,7 +926,7 @@
               <w:rPr>
                 <w:noProof/>
               </w:rPr>
-              <w:instrText xml:space="preserve"> PAGEREF _Toc240975795 \h </w:instrText>
+              <w:instrText xml:space="preserve"> PAGEREF _Toc241490735 \h </w:instrText>
             </w:r>
             <w:r>
               <w:rPr>
@@ -969,7 +969,7 @@
               <w14:ligatures w14:val="standardContextual"/>
             </w:rPr>
           </w:pPr>
-          <w:hyperlink w:anchor="_Toc240975796" w:history="1">
+          <w:hyperlink w:anchor="_Toc241490736" w:history="1">
             <w:r>
               <w:rPr>
                 <w:rStyle w:val="Hyperlink"/>
@@ -993,7 +993,7 @@
               <w:rPr>
                 <w:noProof/>
               </w:rPr>
-              <w:instrText xml:space="preserve"> PAGEREF _Toc240975796 \h </w:instrText>
+              <w:instrText xml:space="preserve"> PAGEREF _Toc241490736 \h </w:instrText>
             </w:r>
             <w:r>
               <w:rPr>
@@ -1036,7 +1036,7 @@
               <w14:ligatures w14:val="standardContextual"/>
             </w:rPr>
           </w:pPr>
-          <w:hyperlink w:anchor="_Toc240975797" w:history="1">
+          <w:hyperlink w:anchor="_Toc241490737" w:history="1">
             <w:r>
               <w:rPr>
                 <w:rStyle w:val="Hyperlink"/>
@@ -1060,7 +1060,7 @@
               <w:rPr>
                 <w:noProof/>
               </w:rPr>
-              <w:instrText xml:space="preserve"> PAGEREF _Toc240975797 \h </w:instrText>
+              <w:instrText xml:space="preserve"> PAGEREF _Toc241490737 \h </w:instrText>
             </w:r>
             <w:r>
               <w:rPr>
@@ -1103,7 +1103,7 @@
               <w14:ligatures w14:val="standardContextual"/>
             </w:rPr>
           </w:pPr>
-          <w:hyperlink w:anchor="_Toc240975798" w:history="1">
+          <w:hyperlink w:anchor="_Toc241490738" w:history="1">
             <w:r>
               <w:rPr>
                 <w:rStyle w:val="Hyperlink"/>
@@ -1127,7 +1127,7 @@
               <w:rPr>
                 <w:noProof/>
               </w:rPr>
-              <w:instrText xml:space="preserve"> PAGEREF _Toc240975798 \h </w:instrText>
+              <w:instrText xml:space="preserve"> PAGEREF _Toc241490738 \h </w:instrText>
             </w:r>
             <w:r>
               <w:rPr>
@@ -1170,7 +1170,7 @@
               <w14:ligatures w14:val="standardContextual"/>
             </w:rPr>
           </w:pPr>
-          <w:hyperlink w:anchor="_Toc240975799" w:history="1">
+          <w:hyperlink w:anchor="_Toc241490739" w:history="1">
             <w:r>
               <w:rPr>
                 <w:rStyle w:val="Hyperlink"/>
@@ -1194,7 +1194,7 @@
               <w:rPr>
                 <w:noProof/>
               </w:rPr>
-              <w:instrText xml:space="preserve"> PAGEREF _Toc240975799 \h </w:instrText>
+              <w:instrText xml:space="preserve"> PAGEREF _Toc241490739 \h </w:instrText>
             </w:r>
             <w:r>
               <w:rPr>
@@ -1237,7 +1237,7 @@
               <w14:ligatures w14:val="standardContextual"/>
             </w:rPr>
           </w:pPr>
-          <w:hyperlink w:anchor="_Toc240975800" w:history="1">
+          <w:hyperlink w:anchor="_Toc241490740" w:history="1">
             <w:r>
               <w:rPr>
                 <w:rStyle w:val="Hyperlink"/>
@@ -1261,7 +1261,7 @@
               <w:rPr>
                 <w:noProof/>
               </w:rPr>
-              <w:instrText xml:space="preserve"> PAGEREF _Toc240975800 \h </w:instrText>
+              <w:instrText xml:space="preserve"> PAGEREF _Toc241490740 \h </w:instrText>
             </w:r>
             <w:r>
               <w:rPr>
@@ -1304,7 +1304,7 @@
               <w14:ligatures w14:val="standardContextual"/>
             </w:rPr>
           </w:pPr>
-          <w:hyperlink w:anchor="_Toc240975801" w:history="1">
+          <w:hyperlink w:anchor="_Toc241490741" w:history="1">
             <w:r>
               <w:rPr>
                 <w:rStyle w:val="Hyperlink"/>
@@ -1328,7 +1328,7 @@
               <w:rPr>
                 <w:noProof/>
               </w:rPr>
-              <w:instrText xml:space="preserve"> PAGEREF _Toc240975801 \h </w:instrText>
+              <w:instrText xml:space="preserve"> PAGEREF _Toc241490741 \h </w:instrText>
             </w:r>
             <w:r>
               <w:rPr>
@@ -1371,7 +1371,7 @@
               <w14:ligatures w14:val="standardContextual"/>
             </w:rPr>
           </w:pPr>
-          <w:hyperlink w:anchor="_Toc240975802" w:history="1">
+          <w:hyperlink w:anchor="_Toc241490742" w:history="1">
             <w:r>
               <w:rPr>
                 <w:rStyle w:val="Hyperlink"/>
@@ -1395,7 +1395,7 @@
               <w:rPr>
                 <w:noProof/>
               </w:rPr>
-              <w:instrText xml:space="preserve"> PAGEREF _Toc240975802 \h </w:instrText>
+              <w:instrText xml:space="preserve"> PAGEREF _Toc241490742 \h </w:instrText>
             </w:r>
             <w:r>
               <w:rPr>
@@ -1438,7 +1438,7 @@
               <w14:ligatures w14:val="standardContextual"/>
             </w:rPr>
           </w:pPr>
-          <w:hyperlink w:anchor="_Toc240975803" w:history="1">
+          <w:hyperlink w:anchor="_Toc241490743" w:history="1">
             <w:r>
               <w:rPr>
                 <w:rStyle w:val="Hyperlink"/>
@@ -1462,7 +1462,7 @@
               <w:rPr>
                 <w:noProof/>
               </w:rPr>
-              <w:instrText xml:space="preserve"> PAGEREF _Toc240975803 \h </w:instrText>
+              <w:instrText xml:space="preserve"> PAGEREF _Toc241490743 \h </w:instrText>
             </w:r>
             <w:r>
               <w:rPr>
@@ -1505,7 +1505,7 @@
               <w14:ligatures w14:val="standardContextual"/>
             </w:rPr>
           </w:pPr>
-          <w:hyperlink w:anchor="_Toc240975804" w:history="1">
+          <w:hyperlink w:anchor="_Toc241490744" w:history="1">
             <w:r>
               <w:rPr>
                 <w:rStyle w:val="Hyperlink"/>
@@ -1529,7 +1529,7 @@
               <w:rPr>
                 <w:noProof/>
               </w:rPr>
-              <w:instrText xml:space="preserve"> PAGEREF _Toc240975804 \h </w:instrText>
+              <w:instrText xml:space="preserve"> PAGEREF _Toc241490744 \h </w:instrText>
             </w:r>
             <w:r>
               <w:rPr>
@@ -1572,7 +1572,7 @@
               <w14:ligatures w14:val="standardContextual"/>
             </w:rPr>
           </w:pPr>
-          <w:hyperlink w:anchor="_Toc240975805" w:history="1">
+          <w:hyperlink w:anchor="_Toc241490745" w:history="1">
             <w:r>
               <w:rPr>
                 <w:rStyle w:val="Hyperlink"/>
@@ -1596,7 +1596,7 @@
               <w:rPr>
                 <w:noProof/>
               </w:rPr>
-              <w:instrText xml:space="preserve"> PAGEREF _Toc240975805 \h </w:instrText>
+              <w:instrText xml:space="preserve"> PAGEREF _Toc241490745 \h </w:instrText>
             </w:r>
             <w:r>
               <w:rPr>
@@ -1613,7 +1613,7 @@
               <w:rPr>
                 <w:noProof/>
               </w:rPr>
-              <w:t>16</w:t>
+              <w:t>17</w:t>
             </w:r>
             <w:r>
               <w:rPr>
@@ -1639,7 +1639,7 @@
               <w14:ligatures w14:val="standardContextual"/>
             </w:rPr>
           </w:pPr>
-          <w:hyperlink w:anchor="_Toc240975806" w:history="1">
+          <w:hyperlink w:anchor="_Toc241490746" w:history="1">
             <w:r>
               <w:rPr>
                 <w:rStyle w:val="Hyperlink"/>
@@ -1663,7 +1663,7 @@
               <w:rPr>
                 <w:noProof/>
               </w:rPr>
-              <w:instrText xml:space="preserve"> PAGEREF _Toc240975806 \h </w:instrText>
+              <w:instrText xml:space="preserve"> PAGEREF _Toc241490746 \h </w:instrText>
             </w:r>
             <w:r>
               <w:rPr>
@@ -1706,7 +1706,7 @@
               <w14:ligatures w14:val="standardContextual"/>
             </w:rPr>
           </w:pPr>
-          <w:hyperlink w:anchor="_Toc240975807" w:history="1">
+          <w:hyperlink w:anchor="_Toc241490747" w:history="1">
             <w:r>
               <w:rPr>
                 <w:rStyle w:val="Hyperlink"/>
@@ -1730,7 +1730,7 @@
               <w:rPr>
                 <w:noProof/>
               </w:rPr>
-              <w:instrText xml:space="preserve"> PAGEREF _Toc240975807 \h </w:instrText>
+              <w:instrText xml:space="preserve"> PAGEREF _Toc241490747 \h </w:instrText>
             </w:r>
             <w:r>
               <w:rPr>
@@ -1747,7 +1747,7 @@
               <w:rPr>
                 <w:noProof/>
               </w:rPr>
-              <w:t>17</w:t>
+              <w:t>18</w:t>
             </w:r>
             <w:r>
               <w:rPr>
@@ -1773,7 +1773,7 @@
               <w14:ligatures w14:val="standardContextual"/>
             </w:rPr>
           </w:pPr>
-          <w:hyperlink w:anchor="_Toc240975808" w:history="1">
+          <w:hyperlink w:anchor="_Toc241490748" w:history="1">
             <w:r>
               <w:rPr>
                 <w:rStyle w:val="Hyperlink"/>
@@ -1797,7 +1797,7 @@
               <w:rPr>
                 <w:noProof/>
               </w:rPr>
-              <w:instrText xml:space="preserve"> PAGEREF _Toc240975808 \h </w:instrText>
+              <w:instrText xml:space="preserve"> PAGEREF _Toc241490748 \h </w:instrText>
             </w:r>
             <w:r>
               <w:rPr>
@@ -1814,7 +1814,7 @@
               <w:rPr>
                 <w:noProof/>
               </w:rPr>
-              <w:t>18</w:t>
+              <w:t>19</w:t>
             </w:r>
             <w:r>
               <w:rPr>
@@ -1840,7 +1840,7 @@
               <w14:ligatures w14:val="standardContextual"/>
             </w:rPr>
           </w:pPr>
-          <w:hyperlink w:anchor="_Toc240975809" w:history="1">
+          <w:hyperlink w:anchor="_Toc241490749" w:history="1">
             <w:r>
               <w:rPr>
                 <w:rStyle w:val="Hyperlink"/>
@@ -1864,7 +1864,7 @@
               <w:rPr>
                 <w:noProof/>
               </w:rPr>
-              <w:instrText xml:space="preserve"> PAGEREF _Toc240975809 \h </w:instrText>
+              <w:instrText xml:space="preserve"> PAGEREF _Toc241490749 \h </w:instrText>
             </w:r>
             <w:r>
               <w:rPr>
@@ -1907,7 +1907,7 @@
               <w14:ligatures w14:val="standardContextual"/>
             </w:rPr>
           </w:pPr>
-          <w:hyperlink w:anchor="_Toc240975810" w:history="1">
+          <w:hyperlink w:anchor="_Toc241490750" w:history="1">
             <w:r>
               <w:rPr>
                 <w:rStyle w:val="Hyperlink"/>
@@ -1931,7 +1931,7 @@
               <w:rPr>
                 <w:noProof/>
               </w:rPr>
-              <w:instrText xml:space="preserve"> PAGEREF _Toc240975810 \h </w:instrText>
+              <w:instrText xml:space="preserve"> PAGEREF _Toc241490750 \h </w:instrText>
             </w:r>
             <w:r>
               <w:rPr>
@@ -1948,7 +1948,7 @@
               <w:rPr>
                 <w:noProof/>
               </w:rPr>
-              <w:t>21</w:t>
+              <w:t>22</w:t>
             </w:r>
             <w:r>
               <w:rPr>
@@ -1974,7 +1974,7 @@
               <w14:ligatures w14:val="standardContextual"/>
             </w:rPr>
           </w:pPr>
-          <w:hyperlink w:anchor="_Toc240975811" w:history="1">
+          <w:hyperlink w:anchor="_Toc241490751" w:history="1">
             <w:r>
               <w:rPr>
                 <w:rStyle w:val="Hyperlink"/>
@@ -1998,7 +1998,7 @@
               <w:rPr>
                 <w:noProof/>
               </w:rPr>
-              <w:instrText xml:space="preserve"> PAGEREF _Toc240975811 \h </w:instrText>
+              <w:instrText xml:space="preserve"> PAGEREF _Toc241490751 \h </w:instrText>
             </w:r>
             <w:r>
               <w:rPr>
@@ -2041,7 +2041,7 @@
               <w14:ligatures w14:val="standardContextual"/>
             </w:rPr>
           </w:pPr>
-          <w:hyperlink w:anchor="_Toc240975812" w:history="1">
+          <w:hyperlink w:anchor="_Toc241490752" w:history="1">
             <w:r>
               <w:rPr>
                 <w:rStyle w:val="Hyperlink"/>
@@ -2065,7 +2065,7 @@
               <w:rPr>
                 <w:noProof/>
               </w:rPr>
-              <w:instrText xml:space="preserve"> PAGEREF _Toc240975812 \h </w:instrText>
+              <w:instrText xml:space="preserve"> PAGEREF _Toc241490752 \h </w:instrText>
             </w:r>
             <w:r>
               <w:rPr>
@@ -2082,7 +2082,7 @@
               <w:rPr>
                 <w:noProof/>
               </w:rPr>
-              <w:t>23</w:t>
+              <w:t>24</w:t>
             </w:r>
             <w:r>
               <w:rPr>
@@ -2108,7 +2108,7 @@
               <w14:ligatures w14:val="standardContextual"/>
             </w:rPr>
           </w:pPr>
-          <w:hyperlink w:anchor="_Toc240975813" w:history="1">
+          <w:hyperlink w:anchor="_Toc241490753" w:history="1">
             <w:r>
               <w:rPr>
                 <w:rStyle w:val="Hyperlink"/>
@@ -2132,7 +2132,7 @@
               <w:rPr>
                 <w:noProof/>
               </w:rPr>
-              <w:instrText xml:space="preserve"> PAGEREF _Toc240975813 \h </w:instrText>
+              <w:instrText xml:space="preserve"> PAGEREF _Toc241490753 \h </w:instrText>
             </w:r>
             <w:r>
               <w:rPr>
@@ -2149,7 +2149,7 @@
               <w:rPr>
                 <w:noProof/>
               </w:rPr>
-              <w:t>24</w:t>
+              <w:t>25</w:t>
             </w:r>
             <w:r>
               <w:rPr>
@@ -2175,7 +2175,7 @@
               <w14:ligatures w14:val="standardContextual"/>
             </w:rPr>
           </w:pPr>
-          <w:hyperlink w:anchor="_Toc240975814" w:history="1">
+          <w:hyperlink w:anchor="_Toc241490754" w:history="1">
             <w:r>
               <w:rPr>
                 <w:rStyle w:val="Hyperlink"/>
@@ -2199,7 +2199,7 @@
               <w:rPr>
                 <w:noProof/>
               </w:rPr>
-              <w:instrText xml:space="preserve"> PAGEREF _Toc240975814 \h </w:instrText>
+              <w:instrText xml:space="preserve"> PAGEREF _Toc241490754 \h </w:instrText>
             </w:r>
             <w:r>
               <w:rPr>
@@ -2216,7 +2216,7 @@
               <w:rPr>
                 <w:noProof/>
               </w:rPr>
-              <w:t>25</w:t>
+              <w:t>26</w:t>
             </w:r>
             <w:r>
               <w:rPr>
@@ -2242,7 +2242,7 @@
               <w14:ligatures w14:val="standardContextual"/>
             </w:rPr>
           </w:pPr>
-          <w:hyperlink w:anchor="_Toc240975815" w:history="1">
+          <w:hyperlink w:anchor="_Toc241490755" w:history="1">
             <w:r>
               <w:rPr>
                 <w:rStyle w:val="Hyperlink"/>
@@ -2266,7 +2266,7 @@
               <w:rPr>
                 <w:noProof/>
               </w:rPr>
-              <w:instrText xml:space="preserve"> PAGEREF _Toc240975815 \h </w:instrText>
+              <w:instrText xml:space="preserve"> PAGEREF _Toc241490755 \h </w:instrText>
             </w:r>
             <w:r>
               <w:rPr>
@@ -2283,7 +2283,7 @@
               <w:rPr>
                 <w:noProof/>
               </w:rPr>
-              <w:t>26</w:t>
+              <w:t>27</w:t>
             </w:r>
             <w:r>
               <w:rPr>
@@ -2309,7 +2309,7 @@
               <w14:ligatures w14:val="standardContextual"/>
             </w:rPr>
           </w:pPr>
-          <w:hyperlink w:anchor="_Toc240975816" w:history="1">
+          <w:hyperlink w:anchor="_Toc241490756" w:history="1">
             <w:r>
               <w:rPr>
                 <w:rStyle w:val="Hyperlink"/>
@@ -2333,7 +2333,7 @@
               <w:rPr>
                 <w:noProof/>
               </w:rPr>
-              <w:instrText xml:space="preserve"> PAGEREF _Toc240975816 \h </w:instrText>
+              <w:instrText xml:space="preserve"> PAGEREF _Toc241490756 \h </w:instrText>
             </w:r>
             <w:r>
               <w:rPr>
@@ -2350,7 +2350,7 @@
               <w:rPr>
                 <w:noProof/>
               </w:rPr>
-              <w:t>27</w:t>
+              <w:t>28</w:t>
             </w:r>
             <w:r>
               <w:rPr>
@@ -2376,7 +2376,7 @@
               <w14:ligatures w14:val="standardContextual"/>
             </w:rPr>
           </w:pPr>
-          <w:hyperlink w:anchor="_Toc240975817" w:history="1">
+          <w:hyperlink w:anchor="_Toc241490757" w:history="1">
             <w:r>
               <w:rPr>
                 <w:rStyle w:val="Hyperlink"/>
@@ -2400,7 +2400,7 @@
               <w:rPr>
                 <w:noProof/>
               </w:rPr>
-              <w:instrText xml:space="preserve"> PAGEREF _Toc240975817 \h </w:instrText>
+              <w:instrText xml:space="preserve"> PAGEREF _Toc241490757 \h </w:instrText>
             </w:r>
             <w:r>
               <w:rPr>
@@ -2417,7 +2417,7 @@
               <w:rPr>
                 <w:noProof/>
               </w:rPr>
-              <w:t>28</w:t>
+              <w:t>29</w:t>
             </w:r>
             <w:r>
               <w:rPr>
@@ -2443,7 +2443,7 @@
               <w14:ligatures w14:val="standardContextual"/>
             </w:rPr>
           </w:pPr>
-          <w:hyperlink w:anchor="_Toc240975818" w:history="1">
+          <w:hyperlink w:anchor="_Toc241490758" w:history="1">
             <w:r>
               <w:rPr>
                 <w:rStyle w:val="Hyperlink"/>
@@ -2467,7 +2467,7 @@
               <w:rPr>
                 <w:noProof/>
               </w:rPr>
-              <w:instrText xml:space="preserve"> PAGEREF _Toc240975818 \h </w:instrText>
+              <w:instrText xml:space="preserve"> PAGEREF _Toc241490758 \h </w:instrText>
             </w:r>
             <w:r>
               <w:rPr>
@@ -2484,7 +2484,7 @@
               <w:rPr>
                 <w:noProof/>
               </w:rPr>
-              <w:t>29</w:t>
+              <w:t>30</w:t>
             </w:r>
             <w:r>
               <w:rPr>
@@ -2510,7 +2510,7 @@
               <w14:ligatures w14:val="standardContextual"/>
             </w:rPr>
           </w:pPr>
-          <w:hyperlink w:anchor="_Toc240975819" w:history="1">
+          <w:hyperlink w:anchor="_Toc241490759" w:history="1">
             <w:r>
               <w:rPr>
                 <w:rStyle w:val="Hyperlink"/>
@@ -2534,7 +2534,7 @@
               <w:rPr>
                 <w:noProof/>
               </w:rPr>
-              <w:instrText xml:space="preserve"> PAGEREF _Toc240975819 \h </w:instrText>
+              <w:instrText xml:space="preserve"> PAGEREF _Toc241490759 \h </w:instrText>
             </w:r>
             <w:r>
               <w:rPr>
@@ -2551,7 +2551,7 @@
               <w:rPr>
                 <w:noProof/>
               </w:rPr>
-              <w:t>29</w:t>
+              <w:t>30</w:t>
             </w:r>
             <w:r>
               <w:rPr>
@@ -2577,7 +2577,7 @@
               <w14:ligatures w14:val="standardContextual"/>
             </w:rPr>
           </w:pPr>
-          <w:hyperlink w:anchor="_Toc240975820" w:history="1">
+          <w:hyperlink w:anchor="_Toc241490760" w:history="1">
             <w:r>
               <w:rPr>
                 <w:rStyle w:val="Hyperlink"/>
@@ -2601,7 +2601,7 @@
               <w:rPr>
                 <w:noProof/>
               </w:rPr>
-              <w:instrText xml:space="preserve"> PAGEREF _Toc240975820 \h </w:instrText>
+              <w:instrText xml:space="preserve"> PAGEREF _Toc241490760 \h </w:instrText>
             </w:r>
             <w:r>
               <w:rPr>
@@ -2618,7 +2618,7 @@
               <w:rPr>
                 <w:noProof/>
               </w:rPr>
-              <w:t>29</w:t>
+              <w:t>30</w:t>
             </w:r>
             <w:r>
               <w:rPr>
@@ -2644,7 +2644,7 @@
               <w14:ligatures w14:val="standardContextual"/>
             </w:rPr>
           </w:pPr>
-          <w:hyperlink w:anchor="_Toc240975821" w:history="1">
+          <w:hyperlink w:anchor="_Toc241490761" w:history="1">
             <w:r>
               <w:rPr>
                 <w:rStyle w:val="Hyperlink"/>
@@ -2668,7 +2668,7 @@
               <w:rPr>
                 <w:noProof/>
               </w:rPr>
-              <w:instrText xml:space="preserve"> PAGEREF _Toc240975821 \h </w:instrText>
+              <w:instrText xml:space="preserve"> PAGEREF _Toc241490761 \h </w:instrText>
             </w:r>
             <w:r>
               <w:rPr>
@@ -2685,7 +2685,7 @@
               <w:rPr>
                 <w:noProof/>
               </w:rPr>
-              <w:t>30</w:t>
+              <w:t>31</w:t>
             </w:r>
             <w:r>
               <w:rPr>
@@ -2711,7 +2711,7 @@
               <w14:ligatures w14:val="standardContextual"/>
             </w:rPr>
           </w:pPr>
-          <w:hyperlink w:anchor="_Toc240975822" w:history="1">
+          <w:hyperlink w:anchor="_Toc241490762" w:history="1">
             <w:r>
               <w:rPr>
                 <w:rStyle w:val="Hyperlink"/>
@@ -2735,7 +2735,7 @@
               <w:rPr>
                 <w:noProof/>
               </w:rPr>
-              <w:instrText xml:space="preserve"> PAGEREF _Toc240975822 \h </w:instrText>
+              <w:instrText xml:space="preserve"> PAGEREF _Toc241490762 \h </w:instrText>
             </w:r>
             <w:r>
               <w:rPr>
@@ -2752,7 +2752,7 @@
               <w:rPr>
                 <w:noProof/>
               </w:rPr>
-              <w:t>30</w:t>
+              <w:t>31</w:t>
             </w:r>
             <w:r>
               <w:rPr>
@@ -2778,7 +2778,7 @@
               <w14:ligatures w14:val="standardContextual"/>
             </w:rPr>
           </w:pPr>
-          <w:hyperlink w:anchor="_Toc240975823" w:history="1">
+          <w:hyperlink w:anchor="_Toc241490763" w:history="1">
             <w:r>
               <w:rPr>
                 <w:rStyle w:val="Hyperlink"/>
@@ -2802,7 +2802,7 @@
               <w:rPr>
                 <w:noProof/>
               </w:rPr>
-              <w:instrText xml:space="preserve"> PAGEREF _Toc240975823 \h </w:instrText>
+              <w:instrText xml:space="preserve"> PAGEREF _Toc241490763 \h </w:instrText>
             </w:r>
             <w:r>
               <w:rPr>
@@ -2819,7 +2819,7 @@
               <w:rPr>
                 <w:noProof/>
               </w:rPr>
-              <w:t>31</w:t>
+              <w:t>32</w:t>
             </w:r>
             <w:r>
               <w:rPr>
@@ -2845,7 +2845,7 @@
               <w14:ligatures w14:val="standardContextual"/>
             </w:rPr>
           </w:pPr>
-          <w:hyperlink w:anchor="_Toc240975824" w:history="1">
+          <w:hyperlink w:anchor="_Toc241490764" w:history="1">
             <w:r>
               <w:rPr>
                 <w:rStyle w:val="Hyperlink"/>
@@ -2869,7 +2869,7 @@
               <w:rPr>
                 <w:noProof/>
               </w:rPr>
-              <w:instrText xml:space="preserve"> PAGEREF _Toc240975824 \h </w:instrText>
+              <w:instrText xml:space="preserve"> PAGEREF _Toc241490764 \h </w:instrText>
             </w:r>
             <w:r>
               <w:rPr>
@@ -2886,7 +2886,7 @@
               <w:rPr>
                 <w:noProof/>
               </w:rPr>
-              <w:t>31</w:t>
+              <w:t>32</w:t>
             </w:r>
             <w:r>
               <w:rPr>
@@ -2912,7 +2912,7 @@
               <w14:ligatures w14:val="standardContextual"/>
             </w:rPr>
           </w:pPr>
-          <w:hyperlink w:anchor="_Toc240975825" w:history="1">
+          <w:hyperlink w:anchor="_Toc241490765" w:history="1">
             <w:r>
               <w:rPr>
                 <w:rStyle w:val="Hyperlink"/>
@@ -2936,7 +2936,7 @@
               <w:rPr>
                 <w:noProof/>
               </w:rPr>
-              <w:instrText xml:space="preserve"> PAGEREF _Toc240975825 \h </w:instrText>
+              <w:instrText xml:space="preserve"> PAGEREF _Toc241490765 \h </w:instrText>
             </w:r>
             <w:r>
               <w:rPr>
@@ -2953,7 +2953,7 @@
               <w:rPr>
                 <w:noProof/>
               </w:rPr>
-              <w:t>31</w:t>
+              <w:t>32</w:t>
             </w:r>
             <w:r>
               <w:rPr>
@@ -2979,7 +2979,7 @@
               <w14:ligatures w14:val="standardContextual"/>
             </w:rPr>
           </w:pPr>
-          <w:hyperlink w:anchor="_Toc240975826" w:history="1">
+          <w:hyperlink w:anchor="_Toc241490766" w:history="1">
             <w:r>
               <w:rPr>
                 <w:rStyle w:val="Hyperlink"/>
@@ -3003,7 +3003,7 @@
               <w:rPr>
                 <w:noProof/>
               </w:rPr>
-              <w:instrText xml:space="preserve"> PAGEREF _Toc240975826 \h </w:instrText>
+              <w:instrText xml:space="preserve"> PAGEREF _Toc241490766 \h </w:instrText>
             </w:r>
             <w:r>
               <w:rPr>
@@ -3020,7 +3020,7 @@
               <w:rPr>
                 <w:noProof/>
               </w:rPr>
-              <w:t>32</w:t>
+              <w:t>33</w:t>
             </w:r>
             <w:r>
               <w:rPr>
@@ -3046,7 +3046,7 @@
               <w14:ligatures w14:val="standardContextual"/>
             </w:rPr>
           </w:pPr>
-          <w:hyperlink w:anchor="_Toc240975827" w:history="1">
+          <w:hyperlink w:anchor="_Toc241490767" w:history="1">
             <w:r>
               <w:rPr>
                 <w:rStyle w:val="Hyperlink"/>
@@ -3070,7 +3070,7 @@
               <w:rPr>
                 <w:noProof/>
               </w:rPr>
-              <w:instrText xml:space="preserve"> PAGEREF _Toc240975827 \h </w:instrText>
+              <w:instrText xml:space="preserve"> PAGEREF _Toc241490767 \h </w:instrText>
             </w:r>
             <w:r>
               <w:rPr>
@@ -3087,7 +3087,7 @@
               <w:rPr>
                 <w:noProof/>
               </w:rPr>
-              <w:t>32</w:t>
+              <w:t>33</w:t>
             </w:r>
             <w:r>
               <w:rPr>
@@ -3113,7 +3113,7 @@
               <w14:ligatures w14:val="standardContextual"/>
             </w:rPr>
           </w:pPr>
-          <w:hyperlink w:anchor="_Toc240975828" w:history="1">
+          <w:hyperlink w:anchor="_Toc241490768" w:history="1">
             <w:r>
               <w:rPr>
                 <w:rStyle w:val="Hyperlink"/>
@@ -3137,7 +3137,7 @@
               <w:rPr>
                 <w:noProof/>
               </w:rPr>
-              <w:instrText xml:space="preserve"> PAGEREF _Toc240975828 \h </w:instrText>
+              <w:instrText xml:space="preserve"> PAGEREF _Toc241490768 \h </w:instrText>
             </w:r>
             <w:r>
               <w:rPr>
@@ -3154,7 +3154,7 @@
               <w:rPr>
                 <w:noProof/>
               </w:rPr>
-              <w:t>33</w:t>
+              <w:t>34</w:t>
             </w:r>
             <w:r>
               <w:rPr>
@@ -3180,7 +3180,7 @@
               <w14:ligatures w14:val="standardContextual"/>
             </w:rPr>
           </w:pPr>
-          <w:hyperlink w:anchor="_Toc240975829" w:history="1">
+          <w:hyperlink w:anchor="_Toc241490769" w:history="1">
             <w:r>
               <w:rPr>
                 <w:rStyle w:val="Hyperlink"/>
@@ -3204,7 +3204,7 @@
               <w:rPr>
                 <w:noProof/>
               </w:rPr>
-              <w:instrText xml:space="preserve"> PAGEREF _Toc240975829 \h </w:instrText>
+              <w:instrText xml:space="preserve"> PAGEREF _Toc241490769 \h </w:instrText>
             </w:r>
             <w:r>
               <w:rPr>
@@ -3221,7 +3221,7 @@
               <w:rPr>
                 <w:noProof/>
               </w:rPr>
-              <w:t>33</w:t>
+              <w:t>34</w:t>
             </w:r>
             <w:r>
               <w:rPr>
@@ -3247,7 +3247,7 @@
               <w14:ligatures w14:val="standardContextual"/>
             </w:rPr>
           </w:pPr>
-          <w:hyperlink w:anchor="_Toc240975830" w:history="1">
+          <w:hyperlink w:anchor="_Toc241490770" w:history="1">
             <w:r>
               <w:rPr>
                 <w:rStyle w:val="Hyperlink"/>
@@ -3271,7 +3271,7 @@
               <w:rPr>
                 <w:noProof/>
               </w:rPr>
-              <w:instrText xml:space="preserve"> PAGEREF _Toc240975830 \h </w:instrText>
+              <w:instrText xml:space="preserve"> PAGEREF _Toc241490770 \h </w:instrText>
             </w:r>
             <w:r>
               <w:rPr>
@@ -3288,7 +3288,7 @@
               <w:rPr>
                 <w:noProof/>
               </w:rPr>
-              <w:t>35</w:t>
+              <w:t>36</w:t>
             </w:r>
             <w:r>
               <w:rPr>
@@ -3314,7 +3314,7 @@
               <w14:ligatures w14:val="standardContextual"/>
             </w:rPr>
           </w:pPr>
-          <w:hyperlink w:anchor="_Toc240975831" w:history="1">
+          <w:hyperlink w:anchor="_Toc241490771" w:history="1">
             <w:r>
               <w:rPr>
                 <w:rStyle w:val="Hyperlink"/>
@@ -3338,7 +3338,7 @@
               <w:rPr>
                 <w:noProof/>
               </w:rPr>
-              <w:instrText xml:space="preserve"> PAGEREF _Toc240975831 \h </w:instrText>
+              <w:instrText xml:space="preserve"> PAGEREF _Toc241490771 \h </w:instrText>
             </w:r>
             <w:r>
               <w:rPr>
@@ -3355,7 +3355,7 @@
               <w:rPr>
                 <w:noProof/>
               </w:rPr>
-              <w:t>37</w:t>
+              <w:t>38</w:t>
             </w:r>
             <w:r>
               <w:rPr>
@@ -3381,7 +3381,7 @@
               <w14:ligatures w14:val="standardContextual"/>
             </w:rPr>
           </w:pPr>
-          <w:hyperlink w:anchor="_Toc240975832" w:history="1">
+          <w:hyperlink w:anchor="_Toc241490772" w:history="1">
             <w:r>
               <w:rPr>
                 <w:rStyle w:val="Hyperlink"/>
@@ -3405,7 +3405,7 @@
               <w:rPr>
                 <w:noProof/>
               </w:rPr>
-              <w:instrText xml:space="preserve"> PAGEREF _Toc240975832 \h </w:instrText>
+              <w:instrText xml:space="preserve"> PAGEREF _Toc241490772 \h </w:instrText>
             </w:r>
             <w:r>
               <w:rPr>
@@ -3422,7 +3422,7 @@
               <w:rPr>
                 <w:noProof/>
               </w:rPr>
-              <w:t>38</w:t>
+              <w:t>39</w:t>
             </w:r>
             <w:r>
               <w:rPr>
@@ -3448,7 +3448,7 @@
               <w14:ligatures w14:val="standardContextual"/>
             </w:rPr>
           </w:pPr>
-          <w:hyperlink w:anchor="_Toc240975833" w:history="1">
+          <w:hyperlink w:anchor="_Toc241490773" w:history="1">
             <w:r>
               <w:rPr>
                 <w:rStyle w:val="Hyperlink"/>
@@ -3472,7 +3472,7 @@
               <w:rPr>
                 <w:noProof/>
               </w:rPr>
-              <w:instrText xml:space="preserve"> PAGEREF _Toc240975833 \h </w:instrText>
+              <w:instrText xml:space="preserve"> PAGEREF _Toc241490773 \h </w:instrText>
             </w:r>
             <w:r>
               <w:rPr>
@@ -3489,7 +3489,7 @@
               <w:rPr>
                 <w:noProof/>
               </w:rPr>
-              <w:t>38</w:t>
+              <w:t>39</w:t>
             </w:r>
             <w:r>
               <w:rPr>
@@ -3515,7 +3515,7 @@
               <w14:ligatures w14:val="standardContextual"/>
             </w:rPr>
           </w:pPr>
-          <w:hyperlink w:anchor="_Toc240975834" w:history="1">
+          <w:hyperlink w:anchor="_Toc241490774" w:history="1">
             <w:r>
               <w:rPr>
                 <w:rStyle w:val="Hyperlink"/>
@@ -3539,7 +3539,7 @@
               <w:rPr>
                 <w:noProof/>
               </w:rPr>
-              <w:instrText xml:space="preserve"> PAGEREF _Toc240975834 \h </w:instrText>
+              <w:instrText xml:space="preserve"> PAGEREF _Toc241490774 \h </w:instrText>
             </w:r>
             <w:r>
               <w:rPr>
@@ -3556,7 +3556,7 @@
               <w:rPr>
                 <w:noProof/>
               </w:rPr>
-              <w:t>39</w:t>
+              <w:t>40</w:t>
             </w:r>
             <w:r>
               <w:rPr>
@@ -3582,7 +3582,7 @@
               <w14:ligatures w14:val="standardContextual"/>
             </w:rPr>
           </w:pPr>
-          <w:hyperlink w:anchor="_Toc240975835" w:history="1">
+          <w:hyperlink w:anchor="_Toc241490775" w:history="1">
             <w:r>
               <w:rPr>
                 <w:rStyle w:val="Hyperlink"/>
@@ -3606,7 +3606,7 @@
               <w:rPr>
                 <w:noProof/>
               </w:rPr>
-              <w:instrText xml:space="preserve"> PAGEREF _Toc240975835 \h </w:instrText>
+              <w:instrText xml:space="preserve"> PAGEREF _Toc241490775 \h </w:instrText>
             </w:r>
             <w:r>
               <w:rPr>
@@ -3623,7 +3623,7 @@
               <w:rPr>
                 <w:noProof/>
               </w:rPr>
-              <w:t>39</w:t>
+              <w:t>40</w:t>
             </w:r>
             <w:r>
               <w:rPr>
@@ -3649,7 +3649,7 @@
               <w14:ligatures w14:val="standardContextual"/>
             </w:rPr>
           </w:pPr>
-          <w:hyperlink w:anchor="_Toc240975836" w:history="1">
+          <w:hyperlink w:anchor="_Toc241490776" w:history="1">
             <w:r>
               <w:rPr>
                 <w:rStyle w:val="Hyperlink"/>
@@ -3673,7 +3673,7 @@
               <w:rPr>
                 <w:noProof/>
               </w:rPr>
-              <w:instrText xml:space="preserve"> PAGEREF _Toc240975836 \h </w:instrText>
+              <w:instrText xml:space="preserve"> PAGEREF _Toc241490776 \h </w:instrText>
             </w:r>
             <w:r>
               <w:rPr>
@@ -3690,7 +3690,7 @@
               <w:rPr>
                 <w:noProof/>
               </w:rPr>
-              <w:t>40</w:t>
+              <w:t>41</w:t>
             </w:r>
             <w:r>
               <w:rPr>
@@ -3716,7 +3716,7 @@
               <w14:ligatures w14:val="standardContextual"/>
             </w:rPr>
           </w:pPr>
-          <w:hyperlink w:anchor="_Toc240975837" w:history="1">
+          <w:hyperlink w:anchor="_Toc241490777" w:history="1">
             <w:r>
               <w:rPr>
                 <w:rStyle w:val="Hyperlink"/>
@@ -3740,7 +3740,7 @@
               <w:rPr>
                 <w:noProof/>
               </w:rPr>
-              <w:instrText xml:space="preserve"> PAGEREF _Toc240975837 \h </w:instrText>
+              <w:instrText xml:space="preserve"> PAGEREF _Toc241490777 \h </w:instrText>
             </w:r>
             <w:r>
               <w:rPr>
@@ -3757,7 +3757,7 @@
               <w:rPr>
                 <w:noProof/>
               </w:rPr>
-              <w:t>41</w:t>
+              <w:t>42</w:t>
             </w:r>
             <w:r>
               <w:rPr>
@@ -3783,7 +3783,7 @@
               <w14:ligatures w14:val="standardContextual"/>
             </w:rPr>
           </w:pPr>
-          <w:hyperlink w:anchor="_Toc240975838" w:history="1">
+          <w:hyperlink w:anchor="_Toc241490778" w:history="1">
             <w:r>
               <w:rPr>
                 <w:rStyle w:val="Hyperlink"/>
@@ -3807,7 +3807,7 @@
               <w:rPr>
                 <w:noProof/>
               </w:rPr>
-              <w:instrText xml:space="preserve"> PAGEREF _Toc240975838 \h </w:instrText>
+              <w:instrText xml:space="preserve"> PAGEREF _Toc241490778 \h </w:instrText>
             </w:r>
             <w:r>
               <w:rPr>
@@ -3824,7 +3824,7 @@
               <w:rPr>
                 <w:noProof/>
               </w:rPr>
-              <w:t>41</w:t>
+              <w:t>42</w:t>
             </w:r>
             <w:r>
               <w:rPr>
@@ -3850,7 +3850,7 @@
               <w14:ligatures w14:val="standardContextual"/>
             </w:rPr>
           </w:pPr>
-          <w:hyperlink w:anchor="_Toc240975839" w:history="1">
+          <w:hyperlink w:anchor="_Toc241490779" w:history="1">
             <w:r>
               <w:rPr>
                 <w:rStyle w:val="Hyperlink"/>
@@ -3874,7 +3874,7 @@
               <w:rPr>
                 <w:noProof/>
               </w:rPr>
-              <w:instrText xml:space="preserve"> PAGEREF _Toc240975839 \h </w:instrText>
+              <w:instrText xml:space="preserve"> PAGEREF _Toc241490779 \h </w:instrText>
             </w:r>
             <w:r>
               <w:rPr>
@@ -3891,7 +3891,7 @@
               <w:rPr>
                 <w:noProof/>
               </w:rPr>
-              <w:t>42</w:t>
+              <w:t>43</w:t>
             </w:r>
             <w:r>
               <w:rPr>
@@ -3917,7 +3917,7 @@
               <w14:ligatures w14:val="standardContextual"/>
             </w:rPr>
           </w:pPr>
-          <w:hyperlink w:anchor="_Toc240975840" w:history="1">
+          <w:hyperlink w:anchor="_Toc241490780" w:history="1">
             <w:r>
               <w:rPr>
                 <w:rStyle w:val="Hyperlink"/>
@@ -3941,7 +3941,7 @@
               <w:rPr>
                 <w:noProof/>
               </w:rPr>
-              <w:instrText xml:space="preserve"> PAGEREF _Toc240975840 \h </w:instrText>
+              <w:instrText xml:space="preserve"> PAGEREF _Toc241490780 \h </w:instrText>
             </w:r>
             <w:r>
               <w:rPr>
@@ -3958,7 +3958,7 @@
               <w:rPr>
                 <w:noProof/>
               </w:rPr>
-              <w:t>42</w:t>
+              <w:t>43</w:t>
             </w:r>
             <w:r>
               <w:rPr>
@@ -3984,7 +3984,7 @@
               <w14:ligatures w14:val="standardContextual"/>
             </w:rPr>
           </w:pPr>
-          <w:hyperlink w:anchor="_Toc240975841" w:history="1">
+          <w:hyperlink w:anchor="_Toc241490781" w:history="1">
             <w:r>
               <w:rPr>
                 <w:rStyle w:val="Hyperlink"/>
@@ -4008,7 +4008,7 @@
               <w:rPr>
                 <w:noProof/>
               </w:rPr>
-              <w:instrText xml:space="preserve"> PAGEREF _Toc240975841 \h </w:instrText>
+              <w:instrText xml:space="preserve"> PAGEREF _Toc241490781 \h </w:instrText>
             </w:r>
             <w:r>
               <w:rPr>
@@ -4025,7 +4025,7 @@
               <w:rPr>
                 <w:noProof/>
               </w:rPr>
-              <w:t>43</w:t>
+              <w:t>44</w:t>
             </w:r>
             <w:r>
               <w:rPr>
@@ -4051,7 +4051,7 @@
               <w14:ligatures w14:val="standardContextual"/>
             </w:rPr>
           </w:pPr>
-          <w:hyperlink w:anchor="_Toc240975842" w:history="1">
+          <w:hyperlink w:anchor="_Toc241490782" w:history="1">
             <w:r>
               <w:rPr>
                 <w:rStyle w:val="Hyperlink"/>
@@ -4075,7 +4075,7 @@
               <w:rPr>
                 <w:noProof/>
               </w:rPr>
-              <w:instrText xml:space="preserve"> PAGEREF _Toc240975842 \h </w:instrText>
+              <w:instrText xml:space="preserve"> PAGEREF _Toc241490782 \h </w:instrText>
             </w:r>
             <w:r>
               <w:rPr>
@@ -4092,7 +4092,7 @@
               <w:rPr>
                 <w:noProof/>
               </w:rPr>
-              <w:t>44</w:t>
+              <w:t>45</w:t>
             </w:r>
             <w:r>
               <w:rPr>
@@ -4118,7 +4118,7 @@
               <w14:ligatures w14:val="standardContextual"/>
             </w:rPr>
           </w:pPr>
-          <w:hyperlink w:anchor="_Toc240975843" w:history="1">
+          <w:hyperlink w:anchor="_Toc241490783" w:history="1">
             <w:r>
               <w:rPr>
                 <w:rStyle w:val="Hyperlink"/>
@@ -4142,7 +4142,7 @@
               <w:rPr>
                 <w:noProof/>
               </w:rPr>
-              <w:instrText xml:space="preserve"> PAGEREF _Toc240975843 \h </w:instrText>
+              <w:instrText xml:space="preserve"> PAGEREF _Toc241490783 \h </w:instrText>
             </w:r>
             <w:r>
               <w:rPr>
@@ -4159,7 +4159,7 @@
               <w:rPr>
                 <w:noProof/>
               </w:rPr>
-              <w:t>44</w:t>
+              <w:t>45</w:t>
             </w:r>
             <w:r>
               <w:rPr>
@@ -4185,7 +4185,7 @@
               <w14:ligatures w14:val="standardContextual"/>
             </w:rPr>
           </w:pPr>
-          <w:hyperlink w:anchor="_Toc240975844" w:history="1">
+          <w:hyperlink w:anchor="_Toc241490784" w:history="1">
             <w:r>
               <w:rPr>
                 <w:rStyle w:val="Hyperlink"/>
@@ -4209,7 +4209,7 @@
               <w:rPr>
                 <w:noProof/>
               </w:rPr>
-              <w:instrText xml:space="preserve"> PAGEREF _Toc240975844 \h </w:instrText>
+              <w:instrText xml:space="preserve"> PAGEREF _Toc241490784 \h </w:instrText>
             </w:r>
             <w:r>
               <w:rPr>
@@ -4226,7 +4226,7 @@
               <w:rPr>
                 <w:noProof/>
               </w:rPr>
-              <w:t>46</w:t>
+              <w:t>47</w:t>
             </w:r>
             <w:r>
               <w:rPr>
@@ -4252,7 +4252,7 @@
               <w14:ligatures w14:val="standardContextual"/>
             </w:rPr>
           </w:pPr>
-          <w:hyperlink w:anchor="_Toc240975845" w:history="1">
+          <w:hyperlink w:anchor="_Toc241490785" w:history="1">
             <w:r>
               <w:rPr>
                 <w:rStyle w:val="Hyperlink"/>
@@ -4276,7 +4276,7 @@
               <w:rPr>
                 <w:noProof/>
               </w:rPr>
-              <w:instrText xml:space="preserve"> PAGEREF _Toc240975845 \h </w:instrText>
+              <w:instrText xml:space="preserve"> PAGEREF _Toc241490785 \h </w:instrText>
             </w:r>
             <w:r>
               <w:rPr>
@@ -4293,7 +4293,7 @@
               <w:rPr>
                 <w:noProof/>
               </w:rPr>
-              <w:t>47</w:t>
+              <w:t>48</w:t>
             </w:r>
             <w:r>
               <w:rPr>
@@ -4319,7 +4319,7 @@
               <w14:ligatures w14:val="standardContextual"/>
             </w:rPr>
           </w:pPr>
-          <w:hyperlink w:anchor="_Toc240975846" w:history="1">
+          <w:hyperlink w:anchor="_Toc241490786" w:history="1">
             <w:r>
               <w:rPr>
                 <w:rStyle w:val="Hyperlink"/>
@@ -4343,7 +4343,7 @@
               <w:rPr>
                 <w:noProof/>
               </w:rPr>
-              <w:instrText xml:space="preserve"> PAGEREF _Toc240975846 \h </w:instrText>
+              <w:instrText xml:space="preserve"> PAGEREF _Toc241490786 \h </w:instrText>
             </w:r>
             <w:r>
               <w:rPr>
@@ -4360,7 +4360,7 @@
               <w:rPr>
                 <w:noProof/>
               </w:rPr>
-              <w:t>48</w:t>
+              <w:t>49</w:t>
             </w:r>
             <w:r>
               <w:rPr>
@@ -4386,7 +4386,7 @@
               <w14:ligatures w14:val="standardContextual"/>
             </w:rPr>
           </w:pPr>
-          <w:hyperlink w:anchor="_Toc240975847" w:history="1">
+          <w:hyperlink w:anchor="_Toc241490787" w:history="1">
             <w:r>
               <w:rPr>
                 <w:rStyle w:val="Hyperlink"/>
@@ -4410,7 +4410,7 @@
               <w:rPr>
                 <w:noProof/>
               </w:rPr>
-              <w:instrText xml:space="preserve"> PAGEREF _Toc240975847 \h </w:instrText>
+              <w:instrText xml:space="preserve"> PAGEREF _Toc241490787 \h </w:instrText>
             </w:r>
             <w:r>
               <w:rPr>
@@ -4427,7 +4427,7 @@
               <w:rPr>
                 <w:noProof/>
               </w:rPr>
-              <w:t>48</w:t>
+              <w:t>49</w:t>
             </w:r>
             <w:r>
               <w:rPr>
@@ -4453,7 +4453,7 @@
               <w14:ligatures w14:val="standardContextual"/>
             </w:rPr>
           </w:pPr>
-          <w:hyperlink w:anchor="_Toc240975848" w:history="1">
+          <w:hyperlink w:anchor="_Toc241490788" w:history="1">
             <w:r>
               <w:rPr>
                 <w:rStyle w:val="Hyperlink"/>
@@ -4477,7 +4477,7 @@
               <w:rPr>
                 <w:noProof/>
               </w:rPr>
-              <w:instrText xml:space="preserve"> PAGEREF _Toc240975848 \h </w:instrText>
+              <w:instrText xml:space="preserve"> PAGEREF _Toc241490788 \h </w:instrText>
             </w:r>
             <w:r>
               <w:rPr>
@@ -4494,7 +4494,7 @@
               <w:rPr>
                 <w:noProof/>
               </w:rPr>
-              <w:t>48</w:t>
+              <w:t>49</w:t>
             </w:r>
             <w:r>
               <w:rPr>
@@ -4516,7 +4516,7 @@
         <w:pStyle w:val="Heading1"/>
         <w:pageBreakBefore/>
       </w:pPr>
-      <w:bookmarkStart w:id="0" w:name="_Toc240975790"/>
+      <w:bookmarkStart w:id="0" w:name="_Toc241490730"/>
       <w:r>
         <w:lastRenderedPageBreak/>
         <w:t>1. Your role at a glance</w:t>
@@ -4588,7 +4588,7 @@
         <w:spacing w:after="60" w:line="276" w:lineRule="auto"/>
       </w:pPr>
       <w:r>
-        <w:t>Download the full operational export, and each KoboToolbox form as an Excel workbook and a PDF ZIP.</w:t>
+        <w:t>Download the full operational export, each KoboToolbox form as an Excel workbook and a PDF ZIP, and the SmartPLS 4 and ATLAS.ti analysis packs.</w:t>
       </w:r>
     </w:p>
     <w:p>
@@ -4736,7 +4736,7 @@
         <w:pStyle w:val="Heading1"/>
         <w:pageBreakBefore/>
       </w:pPr>
-      <w:bookmarkStart w:id="1" w:name="_Toc240975791"/>
+      <w:bookmarkStart w:id="1" w:name="_Toc241490731"/>
       <w:r>
         <w:lastRenderedPageBreak/>
         <w:t>2. Signing in and your screens</w:t>
@@ -4747,7 +4747,7 @@
       <w:pPr>
         <w:pStyle w:val="Heading2"/>
       </w:pPr>
-      <w:bookmarkStart w:id="2" w:name="_Toc240975792"/>
+      <w:bookmarkStart w:id="2" w:name="_Toc241490732"/>
       <w:r>
         <w:t>Signing in</w:t>
       </w:r>
@@ -4830,7 +4830,7 @@
           <w:noProof/>
         </w:rPr>
         <w:drawing>
-          <wp:inline distT="0" distB="0" distL="0" distR="0" wp14:anchorId="59D4E21D" wp14:editId="56F35F1B">
+          <wp:inline distT="0" distB="0" distL="0" distR="0" wp14:anchorId="11049C2A" wp14:editId="78E7BC30">
             <wp:extent cx="5334000" cy="2333625"/>
             <wp:effectExtent l="0" t="0" r="0" b="0"/>
             <wp:docPr id="1" name="adm_login.jpg" descr="The sign-in screen for all internal staff." title="The sign-in screen for all internal staff."/>
@@ -4997,7 +4997,7 @@
       <w:pPr>
         <w:pStyle w:val="Heading2"/>
       </w:pPr>
-      <w:bookmarkStart w:id="3" w:name="_Toc240975793"/>
+      <w:bookmarkStart w:id="3" w:name="_Toc241490733"/>
       <w:r>
         <w:t>Finding your way around</w:t>
       </w:r>
@@ -5182,7 +5182,7 @@
         </w:rPr>
         <w:lastRenderedPageBreak/>
         <w:drawing>
-          <wp:inline distT="0" distB="0" distL="0" distR="0" wp14:anchorId="51947037" wp14:editId="46A1CCEA">
+          <wp:inline distT="0" distB="0" distL="0" distR="0" wp14:anchorId="6D2B81D5" wp14:editId="3920C715">
             <wp:extent cx="5715000" cy="1876425"/>
             <wp:effectExtent l="0" t="0" r="0" b="0"/>
             <wp:docPr id="2" name="adm_not_your_role.jpg" descr="Opening a screen outside your role (for example from an old bookmark) shows this card instead of the screen." title="Opening a screen outside your role (for example from an old bookmark) shows this card instead of the screen."/>
@@ -5251,7 +5251,7 @@
       <w:pPr>
         <w:pStyle w:val="Heading2"/>
       </w:pPr>
-      <w:bookmarkStart w:id="4" w:name="_Toc240975794"/>
+      <w:bookmarkStart w:id="4" w:name="_Toc241490734"/>
       <w:r>
         <w:t>Your screens</w:t>
       </w:r>
@@ -5990,7 +5990,7 @@
       <w:pPr>
         <w:pStyle w:val="Heading2"/>
       </w:pPr>
-      <w:bookmarkStart w:id="5" w:name="_Toc240975795"/>
+      <w:bookmarkStart w:id="5" w:name="_Toc241490735"/>
       <w:r>
         <w:t>Changing your password</w:t>
       </w:r>
@@ -6074,7 +6074,7 @@
         </w:rPr>
         <w:lastRenderedPageBreak/>
         <w:drawing>
-          <wp:inline distT="0" distB="0" distL="0" distR="0" wp14:anchorId="483F0C2B" wp14:editId="35C29B53">
+          <wp:inline distT="0" distB="0" distL="0" distR="0" wp14:anchorId="39825077" wp14:editId="5755A4EB">
             <wp:extent cx="5334000" cy="2171700"/>
             <wp:effectExtent l="0" t="0" r="0" b="0"/>
             <wp:docPr id="3" name="adm_account.jpg" descr="Change Password screen." title="Change Password screen."/>
@@ -6162,7 +6162,7 @@
         <w:pStyle w:val="Heading1"/>
         <w:pageBreakBefore/>
       </w:pPr>
-      <w:bookmarkStart w:id="6" w:name="_Toc240975796"/>
+      <w:bookmarkStart w:id="6" w:name="_Toc241490736"/>
       <w:r>
         <w:lastRenderedPageBreak/>
         <w:t>3. Your routine</w:t>
@@ -6506,7 +6506,7 @@
         <w:pStyle w:val="Heading1"/>
         <w:pageBreakBefore/>
       </w:pPr>
-      <w:bookmarkStart w:id="7" w:name="_Toc240975797"/>
+      <w:bookmarkStart w:id="7" w:name="_Toc241490737"/>
       <w:r>
         <w:lastRenderedPageBreak/>
         <w:t>4. Step-by-step tasks</w:t>
@@ -6517,7 +6517,7 @@
       <w:pPr>
         <w:pStyle w:val="Heading2"/>
       </w:pPr>
-      <w:bookmarkStart w:id="8" w:name="_Toc240975798"/>
+      <w:bookmarkStart w:id="8" w:name="_Toc241490738"/>
       <w:r>
         <w:t>4.1 Creating staff accounts for the whole team</w:t>
       </w:r>
@@ -6773,7 +6773,7 @@
       <w:pPr>
         <w:pStyle w:val="Heading2"/>
       </w:pPr>
-      <w:bookmarkStart w:id="9" w:name="_Toc240975799"/>
+      <w:bookmarkStart w:id="9" w:name="_Toc241490739"/>
       <w:r>
         <w:t>4.2 Reading the dashboards</w:t>
       </w:r>
@@ -6799,7 +6799,7 @@
         </w:rPr>
         <w:lastRenderedPageBreak/>
         <w:drawing>
-          <wp:inline distT="0" distB="0" distL="0" distR="0" wp14:anchorId="05CD807E" wp14:editId="37C7243C">
+          <wp:inline distT="0" distB="0" distL="0" distR="0" wp14:anchorId="0BA4B459" wp14:editId="48A7802A">
             <wp:extent cx="5715000" cy="3571875"/>
             <wp:effectExtent l="0" t="0" r="0" b="0"/>
             <wp:docPr id="4" name="adm_exec_dashboard.jpg" descr="Executive Dashboard: completions against the 400 / 60 / 50–75 targets, days to data lock, spend, and the lowest-filled strata." title="Executive Dashboard: completions against the 400 / 60 / 50–75 targets, days to data lock, spend, and the lowest-filled strata."/>
@@ -7464,7 +7464,7 @@
       <w:pPr>
         <w:pStyle w:val="Heading2"/>
       </w:pPr>
-      <w:bookmarkStart w:id="10" w:name="_Toc240975800"/>
+      <w:bookmarkStart w:id="10" w:name="_Toc241490740"/>
       <w:r>
         <w:t>4.3 Using Reports (analytics and charts)</w:t>
       </w:r>
@@ -7505,7 +7505,7 @@
         </w:rPr>
         <w:lastRenderedPageBreak/>
         <w:drawing>
-          <wp:inline distT="0" distB="0" distL="0" distR="0" wp14:anchorId="6DC5F00E" wp14:editId="5D973641">
+          <wp:inline distT="0" distB="0" distL="0" distR="0" wp14:anchorId="5CECB02F" wp14:editId="7F2FEE9C">
             <wp:extent cx="5334000" cy="3333750"/>
             <wp:effectExtent l="0" t="0" r="0" b="0"/>
             <wp:docPr id="5" name="adm_reports_top.jpg" descr="Reports: headline figures for the chosen period." title="Reports: headline figures for the chosen period."/>
@@ -7647,7 +7647,7 @@
           <w:noProof/>
         </w:rPr>
         <w:drawing>
-          <wp:inline distT="0" distB="0" distL="0" distR="0" wp14:anchorId="0D094E7B" wp14:editId="3914899E">
+          <wp:inline distT="0" distB="0" distL="0" distR="0" wp14:anchorId="6CE1DA52" wp14:editId="2F815B2D">
             <wp:extent cx="5334000" cy="3409950"/>
             <wp:effectExtent l="0" t="0" r="0" b="0"/>
             <wp:docPr id="6" name="adm_reports_funnel.jpg" descr="Case funnel: each case counted once at every stage it has reached." title="Case funnel: each case counted once at every stage it has reached."/>
@@ -7747,7 +7747,7 @@
         </w:rPr>
         <w:lastRenderedPageBreak/>
         <w:drawing>
-          <wp:inline distT="0" distB="0" distL="0" distR="0" wp14:anchorId="63F0506E" wp14:editId="154A8A98">
+          <wp:inline distT="0" distB="0" distL="0" distR="0" wp14:anchorId="109389AB" wp14:editId="07152111">
             <wp:extent cx="5334000" cy="3248025"/>
             <wp:effectExtent l="0" t="0" r="0" b="0"/>
             <wp:docPr id="7" name="adm_reports_funnel_table.jpg" descr="The same chart as a table." title="The same chart as a table."/>
@@ -7846,7 +7846,7 @@
           <w:noProof/>
         </w:rPr>
         <w:drawing>
-          <wp:inline distT="0" distB="0" distL="0" distR="0" wp14:anchorId="67B39BA5" wp14:editId="7066EC25">
+          <wp:inline distT="0" distB="0" distL="0" distR="0" wp14:anchorId="50A248A4" wp14:editId="7CC98FA5">
             <wp:extent cx="5334000" cy="2628900"/>
             <wp:effectExtent l="0" t="0" r="0" b="0"/>
             <wp:docPr id="8" name="adm_reports_coverage.jpg" descr="Coverage by group." title="Coverage by group."/>
@@ -7946,7 +7946,7 @@
         </w:rPr>
         <w:lastRenderedPageBreak/>
         <w:drawing>
-          <wp:inline distT="0" distB="0" distL="0" distR="0" wp14:anchorId="377E342A" wp14:editId="7FA3F84F">
+          <wp:inline distT="0" distB="0" distL="0" distR="0" wp14:anchorId="5B98A580" wp14:editId="0A120362">
             <wp:extent cx="5334000" cy="2600325"/>
             <wp:effectExtent l="0" t="0" r="0" b="0"/>
             <wp:docPr id="9" name="adm_reports_modes.jpg" descr="Administration modes." title="Administration modes."/>
@@ -8055,7 +8055,7 @@
           <w:noProof/>
         </w:rPr>
         <w:drawing>
-          <wp:inline distT="0" distB="0" distL="0" distR="0" wp14:anchorId="5079F2B9" wp14:editId="71617F24">
+          <wp:inline distT="0" distB="0" distL="0" distR="0" wp14:anchorId="70187EF2" wp14:editId="76CAFA87">
             <wp:extent cx="5334000" cy="2905125"/>
             <wp:effectExtent l="0" t="0" r="0" b="0"/>
             <wp:docPr id="10" name="adm_reports_duration.jpg" descr="Completion-time distribution." title="Completion-time distribution."/>
@@ -8137,7 +8137,7 @@
       <w:pPr>
         <w:pStyle w:val="Heading2"/>
       </w:pPr>
-      <w:bookmarkStart w:id="11" w:name="_Toc240975801"/>
+      <w:bookmarkStart w:id="11" w:name="_Toc241490741"/>
       <w:r>
         <w:t>4.4 Reassigning cases between Contact RAs</w:t>
       </w:r>
@@ -8259,7 +8259,7 @@
         </w:rPr>
         <w:lastRenderedPageBreak/>
         <w:drawing>
-          <wp:inline distT="0" distB="0" distL="0" distR="0" wp14:anchorId="44578369" wp14:editId="6C592C62">
+          <wp:inline distT="0" distB="0" distL="0" distR="0" wp14:anchorId="63FA0D8B" wp14:editId="0AE67B1F">
             <wp:extent cx="5334000" cy="771525"/>
             <wp:effectExtent l="0" t="0" r="0" b="0"/>
             <wp:docPr id="11" name="adm_reassign.jpg" descr="Reassign cases: the button shows how many cases will move." title="Reassign cases: the button shows how many cases will move."/>
@@ -8449,7 +8449,7 @@
       <w:pPr>
         <w:pStyle w:val="Heading2"/>
       </w:pPr>
-      <w:bookmarkStart w:id="12" w:name="_Toc240975802"/>
+      <w:bookmarkStart w:id="12" w:name="_Toc241490742"/>
       <w:r>
         <w:t>4.5 Pairing a Main case with its Reserve, and assigning a Contact RA</w:t>
       </w:r>
@@ -8522,7 +8522,7 @@
           <w:noProof/>
         </w:rPr>
         <w:drawing>
-          <wp:inline distT="0" distB="0" distL="0" distR="0" wp14:anchorId="34089241" wp14:editId="47DF9BC2">
+          <wp:inline distT="0" distB="0" distL="0" distR="0" wp14:anchorId="470DFDC6" wp14:editId="7ECD6087">
             <wp:extent cx="5334000" cy="581025"/>
             <wp:effectExtent l="0" t="0" r="0" b="0"/>
             <wp:docPr id="12" name="adm_case_assign.jpg" descr="Assigned Contact RA." title="Assigned Contact RA."/>
@@ -8621,7 +8621,7 @@
           <w:noProof/>
         </w:rPr>
         <w:drawing>
-          <wp:inline distT="0" distB="0" distL="0" distR="0" wp14:anchorId="68673AA4" wp14:editId="5B418543">
+          <wp:inline distT="0" distB="0" distL="0" distR="0" wp14:anchorId="27FD25D0" wp14:editId="35A05F53">
             <wp:extent cx="5334000" cy="685800"/>
             <wp:effectExtent l="0" t="0" r="0" b="0"/>
             <wp:docPr id="13" name="adm_case_reserve.jpg" descr="Matched Reserve case." title="Matched Reserve case."/>
@@ -8695,7 +8695,7 @@
       <w:pPr>
         <w:pStyle w:val="Heading2"/>
       </w:pPr>
-      <w:bookmarkStart w:id="13" w:name="_Toc240975803"/>
+      <w:bookmarkStart w:id="13" w:name="_Toc241490743"/>
       <w:r>
         <w:t>4.6 Moving cases through verification (bulk)</w:t>
       </w:r>
@@ -8796,7 +8796,7 @@
           <w:noProof/>
         </w:rPr>
         <w:drawing>
-          <wp:inline distT="0" distB="0" distL="0" distR="0" wp14:anchorId="7BA23374" wp14:editId="189CDA5C">
+          <wp:inline distT="0" distB="0" distL="0" distR="0" wp14:anchorId="6475C6EC" wp14:editId="155D286C">
             <wp:extent cx="5334000" cy="609600"/>
             <wp:effectExtent l="0" t="0" r="0" b="0"/>
             <wp:docPr id="14" name="adm_bulk_verification.jpg" descr="The bulk verification tool on the register." title="The bulk verification tool on the register."/>
@@ -8987,7 +8987,7 @@
       <w:pPr>
         <w:pStyle w:val="Heading2"/>
       </w:pPr>
-      <w:bookmarkStart w:id="14" w:name="_Toc240975804"/>
+      <w:bookmarkStart w:id="14" w:name="_Toc241490744"/>
       <w:r>
         <w:t>4.7 Downloading data</w:t>
       </w:r>
@@ -9004,7 +9004,7 @@
           <w:noProof/>
         </w:rPr>
         <w:drawing>
-          <wp:inline distT="0" distB="0" distL="0" distR="0" wp14:anchorId="5471C094" wp14:editId="2AF5E0B5">
+          <wp:inline distT="0" distB="0" distL="0" distR="0" wp14:anchorId="31E48529" wp14:editId="26D54C24">
             <wp:extent cx="5715000" cy="3657600"/>
             <wp:effectExtent l="0" t="0" r="0" b="0"/>
             <wp:docPr id="15" name="adm_export.jpg" descr="Data Export." title="Data Export."/>
@@ -9509,6 +9509,94 @@
           </w:p>
         </w:tc>
       </w:tr>
+      <w:tr>
+        <w:tblPrEx>
+          <w:tblCellMar>
+            <w:top w:w="0" w:type="dxa"/>
+            <w:bottom w:w="0" w:type="dxa"/>
+          </w:tblCellMar>
+        </w:tblPrEx>
+        <w:trPr>
+          <w:cantSplit/>
+        </w:trPr>
+        <w:tc>
+          <w:tcPr>
+            <w:tcW w:w="2541" w:type="dxa"/>
+            <w:tcMar>
+              <w:top w:w="70" w:type="dxa"/>
+              <w:left w:w="110" w:type="dxa"/>
+              <w:bottom w:w="70" w:type="dxa"/>
+              <w:right w:w="110" w:type="dxa"/>
+            </w:tcMar>
+          </w:tcPr>
+          <w:p>
+            <w:pPr>
+              <w:spacing w:after="40"/>
+            </w:pPr>
+            <w:r>
+              <w:rPr>
+                <w:sz w:val="19"/>
+                <w:szCs w:val="19"/>
+              </w:rPr>
+              <w:lastRenderedPageBreak/>
+              <w:t>Analysis packs: SmartPLS 4 and ATLAS.ti</w:t>
+            </w:r>
+          </w:p>
+        </w:tc>
+        <w:tc>
+          <w:tcPr>
+            <w:tcW w:w="4988" w:type="dxa"/>
+            <w:tcMar>
+              <w:top w:w="70" w:type="dxa"/>
+              <w:left w:w="110" w:type="dxa"/>
+              <w:bottom w:w="70" w:type="dxa"/>
+              <w:right w:w="110" w:type="dxa"/>
+            </w:tcMar>
+          </w:tcPr>
+          <w:p>
+            <w:pPr>
+              <w:spacing w:after="40"/>
+            </w:pPr>
+            <w:r>
+              <w:rPr>
+                <w:sz w:val="19"/>
+                <w:szCs w:val="19"/>
+              </w:rPr>
+              <w:t>Three ZIP downloads that open directly in your analysis software. SmartPLS pack: the questionnaire as one numeric row per respondent who passed QA, with a data dictionary and a missing-value code of -99. ATLAS.ti interviews pack: one Word document per key informant interview plus an attribute sheet. ATLAS.ti documents pack: the uploaded source files named by document ID plus an attribute sheet. Each has a README that says how to import it. No names, organisation, job title or contact details; anyone who wit</w:t>
+            </w:r>
+            <w:r>
+              <w:rPr>
+                <w:sz w:val="19"/>
+                <w:szCs w:val="19"/>
+              </w:rPr>
+              <w:t>hdrew consent is left out.</w:t>
+            </w:r>
+          </w:p>
+        </w:tc>
+        <w:tc>
+          <w:tcPr>
+            <w:tcW w:w="1883" w:type="dxa"/>
+            <w:tcMar>
+              <w:top w:w="70" w:type="dxa"/>
+              <w:left w:w="110" w:type="dxa"/>
+              <w:bottom w:w="70" w:type="dxa"/>
+              <w:right w:w="110" w:type="dxa"/>
+            </w:tcMar>
+          </w:tcPr>
+          <w:p>
+            <w:pPr>
+              <w:spacing w:after="40"/>
+            </w:pPr>
+            <w:r>
+              <w:rPr>
+                <w:sz w:val="19"/>
+                <w:szCs w:val="19"/>
+              </w:rPr>
+              <w:t>PI only</w:t>
+            </w:r>
+          </w:p>
+        </w:tc>
+      </w:tr>
     </w:tbl>
     <w:p>
       <w:pPr>
@@ -9520,8 +9608,7 @@
         <w:pStyle w:val="Heading3"/>
       </w:pPr>
       <w:r>
-        <w:lastRenderedPageBreak/>
-        <w:t>Getting all the data for cleaning and analysis</w:t>
+        <w:t>Getting the data into SmartPLS 4 and ATLAS.ti</w:t>
       </w:r>
     </w:p>
     <w:p>
@@ -9544,7 +9631,37 @@
         <w:t>Export</w:t>
       </w:r>
       <w:r>
-        <w:t>.</w:t>
+        <w:t xml:space="preserve">. Under </w:t>
+      </w:r>
+      <w:r>
+        <w:rPr>
+          <w:b/>
+          <w:bCs/>
+        </w:rPr>
+        <w:t>Analysis packs: ready for SmartPLS 4 and ATLAS.ti</w:t>
+      </w:r>
+      <w:r>
+        <w:t xml:space="preserve">, select </w:t>
+      </w:r>
+      <w:r>
+        <w:rPr>
+          <w:b/>
+          <w:bCs/>
+        </w:rPr>
+        <w:t>Download SmartPLS pack</w:t>
+      </w:r>
+      <w:r>
+        <w:t xml:space="preserve">. Only respondents who passed QA are included; </w:t>
+      </w:r>
+      <w:r>
+        <w:rPr>
+          <w:b/>
+          <w:bCs/>
+        </w:rPr>
+        <w:t>Include those not yet through QA</w:t>
+      </w:r>
+      <w:r>
+        <w:t xml:space="preserve"> adds the rest.</w:t>
       </w:r>
     </w:p>
     <w:p>
@@ -9557,57 +9674,65 @@
         <w:spacing w:after="80" w:line="276" w:lineRule="auto"/>
       </w:pPr>
       <w:r>
-        <w:t xml:space="preserve">Under </w:t>
+        <w:t xml:space="preserve">Unzip it. In SmartPLS 4 create a project, choose </w:t>
       </w:r>
       <w:r>
         <w:rPr>
           <w:b/>
           <w:bCs/>
         </w:rPr>
-        <w:t>KoboToolbox data — every completed form</w:t>
+        <w:t>Import data file</w:t>
       </w:r>
       <w:r>
         <w:t xml:space="preserve">, select </w:t>
       </w:r>
       <w:r>
         <w:rPr>
-          <w:b/>
-          <w:bCs/>
+          <w:rFonts w:ascii="Consolas" w:eastAsia="Consolas" w:hAnsi="Consolas" w:cs="Consolas"/>
+          <w:color w:val="122238"/>
+          <w:sz w:val="19"/>
+          <w:szCs w:val="19"/>
         </w:rPr>
-        <w:t>Excel workbook</w:t>
-      </w:r>
-      <w:r>
-        <w:t xml:space="preserve"> for the </w:t>
+        <w:t>data.csv</w:t>
+      </w:r>
+      <w:r>
+        <w:t xml:space="preserve">, and enter </w:t>
       </w:r>
       <w:r>
         <w:rPr>
-          <w:b/>
-          <w:bCs/>
+          <w:rFonts w:ascii="Consolas" w:eastAsia="Consolas" w:hAnsi="Consolas" w:cs="Consolas"/>
+          <w:color w:val="122238"/>
+          <w:sz w:val="19"/>
+          <w:szCs w:val="19"/>
         </w:rPr>
-        <w:t>Main Study Questionnaire</w:t>
-      </w:r>
-      <w:r>
-        <w:t xml:space="preserve">. Repeat for the </w:t>
+        <w:t>-99</w:t>
+      </w:r>
+      <w:r>
+        <w:t xml:space="preserve"> as the missing-value marker. Every variable is numeric; </w:t>
       </w:r>
       <w:r>
         <w:rPr>
-          <w:b/>
-          <w:bCs/>
+          <w:rFonts w:ascii="Consolas" w:eastAsia="Consolas" w:hAnsi="Consolas" w:cs="Consolas"/>
+          <w:color w:val="122238"/>
+          <w:sz w:val="19"/>
+          <w:szCs w:val="19"/>
         </w:rPr>
-        <w:t>Main Study KII Guide</w:t>
-      </w:r>
-      <w:r>
-        <w:t xml:space="preserve"> and the </w:t>
+        <w:t>data_dictionary.csv</w:t>
+      </w:r>
+      <w:r>
+        <w:t xml:space="preserve"> says what each one is and how it is coded. </w:t>
       </w:r>
       <w:r>
         <w:rPr>
-          <w:b/>
-          <w:bCs/>
+          <w:rFonts w:ascii="Consolas" w:eastAsia="Consolas" w:hAnsi="Consolas" w:cs="Consolas"/>
+          <w:color w:val="122238"/>
+          <w:sz w:val="19"/>
+          <w:szCs w:val="19"/>
         </w:rPr>
-        <w:t>Document, Digital Platform &amp; Media Analysis Tool</w:t>
-      </w:r>
-      <w:r>
-        <w:t>.</w:t>
+        <w:t>respondent_no</w:t>
+      </w:r>
+      <w:r>
+        <w:t xml:space="preserve"> is only a row number.</w:t>
       </w:r>
     </w:p>
     <w:p>
@@ -9620,17 +9745,19 @@
         <w:spacing w:after="80" w:line="276" w:lineRule="auto"/>
       </w:pPr>
       <w:r>
-        <w:t xml:space="preserve">Select </w:t>
+        <w:t xml:space="preserve">Keep the </w:t>
       </w:r>
       <w:r>
         <w:rPr>
-          <w:b/>
-          <w:bCs/>
+          <w:rFonts w:ascii="Consolas" w:eastAsia="Consolas" w:hAnsi="Consolas" w:cs="Consolas"/>
+          <w:color w:val="122238"/>
+          <w:sz w:val="19"/>
+          <w:szCs w:val="19"/>
         </w:rPr>
-        <w:t>All completed forms (PDF ZIP)</w:t>
-      </w:r>
-      <w:r>
-        <w:t xml:space="preserve"> for each form you need as PDFs. A large ZIP starts at once and grows while it downloads — let it finish.</w:t>
+        <w:t>PRIVATE_do_not_share</w:t>
+      </w:r>
+      <w:r>
+        <w:t xml:space="preserve"> folder out of anything you send on: its key links respondent numbers back to Sample IDs.</w:t>
       </w:r>
     </w:p>
     <w:p>
@@ -9643,6 +9770,350 @@
         <w:spacing w:after="80" w:line="276" w:lineRule="auto"/>
       </w:pPr>
       <w:r>
+        <w:t xml:space="preserve">Select </w:t>
+      </w:r>
+      <w:r>
+        <w:rPr>
+          <w:b/>
+          <w:bCs/>
+        </w:rPr>
+        <w:t>Download interviews pack</w:t>
+      </w:r>
+      <w:r>
+        <w:t xml:space="preserve">. In ATLAS.ti add every file in </w:t>
+      </w:r>
+      <w:r>
+        <w:rPr>
+          <w:rFonts w:ascii="Consolas" w:eastAsia="Consolas" w:hAnsi="Consolas" w:cs="Consolas"/>
+          <w:color w:val="122238"/>
+          <w:sz w:val="19"/>
+          <w:szCs w:val="19"/>
+        </w:rPr>
+        <w:t>interviews/</w:t>
+      </w:r>
+      <w:r>
+        <w:t xml:space="preserve"> as documents, then import </w:t>
+      </w:r>
+      <w:r>
+        <w:rPr>
+          <w:rFonts w:ascii="Consolas" w:eastAsia="Consolas" w:hAnsi="Consolas" w:cs="Consolas"/>
+          <w:color w:val="122238"/>
+          <w:sz w:val="19"/>
+          <w:szCs w:val="19"/>
+        </w:rPr>
+        <w:t>kii_attributes.xlsx</w:t>
+      </w:r>
+      <w:r>
+        <w:t xml:space="preserve"> as document groups (its first column matches the document name). Add your own interview transcripts under the same interview ID.</w:t>
+      </w:r>
+    </w:p>
+    <w:p>
+      <w:pPr>
+        <w:pStyle w:val="ListParagraph"/>
+        <w:numPr>
+          <w:ilvl w:val="0"/>
+          <w:numId w:val="11"/>
+        </w:numPr>
+        <w:spacing w:after="80" w:line="276" w:lineRule="auto"/>
+      </w:pPr>
+      <w:r>
+        <w:t xml:space="preserve">Select </w:t>
+      </w:r>
+      <w:r>
+        <w:rPr>
+          <w:b/>
+          <w:bCs/>
+        </w:rPr>
+        <w:t>Download documents pack</w:t>
+      </w:r>
+      <w:r>
+        <w:t xml:space="preserve">. Add the files in </w:t>
+      </w:r>
+      <w:r>
+        <w:rPr>
+          <w:rFonts w:ascii="Consolas" w:eastAsia="Consolas" w:hAnsi="Consolas" w:cs="Consolas"/>
+          <w:color w:val="122238"/>
+          <w:sz w:val="19"/>
+          <w:szCs w:val="19"/>
+        </w:rPr>
+        <w:t>documents/</w:t>
+      </w:r>
+      <w:r>
+        <w:t xml:space="preserve"> to ATLAS.ti, then import </w:t>
+      </w:r>
+      <w:r>
+        <w:rPr>
+          <w:rFonts w:ascii="Consolas" w:eastAsia="Consolas" w:hAnsi="Consolas" w:cs="Consolas"/>
+          <w:color w:val="122238"/>
+          <w:sz w:val="19"/>
+          <w:szCs w:val="19"/>
+        </w:rPr>
+        <w:t>documents_attributes.xlsx</w:t>
+      </w:r>
+      <w:r>
+        <w:t xml:space="preserve"> the same way.</w:t>
+      </w:r>
+    </w:p>
+    <w:p>
+      <w:pPr>
+        <w:spacing w:after="80"/>
+      </w:pPr>
+    </w:p>
+    <w:tbl>
+      <w:tblPr>
+        <w:tblW w:w="9412" w:type="dxa"/>
+        <w:tblBorders>
+          <w:top w:val="single" w:sz="2" w:space="0" w:color="EAF2FA"/>
+          <w:left w:val="single" w:sz="24" w:space="0" w:color="2A6FB0"/>
+          <w:bottom w:val="single" w:sz="2" w:space="0" w:color="EAF2FA"/>
+          <w:right w:val="single" w:sz="2" w:space="0" w:color="EAF2FA"/>
+          <w:insideH w:val="single" w:sz="4" w:space="0" w:color="EAF2FA"/>
+          <w:insideV w:val="single" w:sz="4" w:space="0" w:color="EAF2FA"/>
+        </w:tblBorders>
+        <w:tblCellMar>
+          <w:left w:w="10" w:type="dxa"/>
+          <w:right w:w="10" w:type="dxa"/>
+        </w:tblCellMar>
+        <w:tblLook w:val="04A0" w:firstRow="1" w:lastRow="0" w:firstColumn="1" w:lastColumn="0" w:noHBand="0" w:noVBand="1"/>
+      </w:tblPr>
+      <w:tblGrid>
+        <w:gridCol w:w="9412"/>
+      </w:tblGrid>
+      <w:tr>
+        <w:tblPrEx>
+          <w:tblCellMar>
+            <w:top w:w="0" w:type="dxa"/>
+            <w:bottom w:w="0" w:type="dxa"/>
+          </w:tblCellMar>
+        </w:tblPrEx>
+        <w:trPr>
+          <w:cantSplit/>
+        </w:trPr>
+        <w:tc>
+          <w:tcPr>
+            <w:tcW w:w="9412" w:type="dxa"/>
+            <w:shd w:val="clear" w:color="auto" w:fill="EAF2FA"/>
+            <w:tcMar>
+              <w:top w:w="100" w:type="dxa"/>
+              <w:left w:w="180" w:type="dxa"/>
+              <w:bottom w:w="100" w:type="dxa"/>
+              <w:right w:w="160" w:type="dxa"/>
+            </w:tcMar>
+          </w:tcPr>
+          <w:p>
+            <w:pPr>
+              <w:spacing w:after="40"/>
+            </w:pPr>
+            <w:r>
+              <w:rPr>
+                <w:b/>
+                <w:bCs/>
+                <w:sz w:val="20"/>
+                <w:szCs w:val="20"/>
+              </w:rPr>
+              <w:t>How answers are coded for SmartPLS</w:t>
+            </w:r>
+          </w:p>
+          <w:p>
+            <w:pPr>
+              <w:spacing w:after="40" w:line="264" w:lineRule="auto"/>
+            </w:pPr>
+            <w:r>
+              <w:rPr>
+                <w:sz w:val="19"/>
+                <w:szCs w:val="19"/>
+              </w:rPr>
+              <w:t>Questions stored as numbers in the form (the 1-5 scales) keep those numbers. Yes/no become 1/0. Other single-choice questions are numbered in the order the form lists them, with the numbering written in the dictionary. Not applicable, not sure and prefer not to say are missing. Multiple-choice questions become one 0/1 column per choice. Free text, dates and ids are not in the SmartPLS file.</w:t>
+            </w:r>
+          </w:p>
+        </w:tc>
+      </w:tr>
+      <w:tr>
+        <w:tblPrEx>
+          <w:tblBorders>
+            <w:top w:val="single" w:sz="2" w:space="0" w:color="FBF1E1"/>
+            <w:left w:val="single" w:sz="24" w:space="0" w:color="D9A441"/>
+            <w:bottom w:val="single" w:sz="2" w:space="0" w:color="FBF1E1"/>
+            <w:right w:val="single" w:sz="2" w:space="0" w:color="FBF1E1"/>
+            <w:insideH w:val="single" w:sz="4" w:space="0" w:color="FBF1E1"/>
+            <w:insideV w:val="single" w:sz="4" w:space="0" w:color="FBF1E1"/>
+          </w:tblBorders>
+          <w:tblCellMar>
+            <w:top w:w="0" w:type="dxa"/>
+            <w:bottom w:w="0" w:type="dxa"/>
+          </w:tblCellMar>
+        </w:tblPrEx>
+        <w:trPr>
+          <w:cantSplit/>
+        </w:trPr>
+        <w:tc>
+          <w:tcPr>
+            <w:tcW w:w="9412" w:type="dxa"/>
+            <w:shd w:val="clear" w:color="auto" w:fill="FBF1E1"/>
+            <w:tcMar>
+              <w:top w:w="100" w:type="dxa"/>
+              <w:left w:w="180" w:type="dxa"/>
+              <w:bottom w:w="100" w:type="dxa"/>
+              <w:right w:w="160" w:type="dxa"/>
+            </w:tcMar>
+          </w:tcPr>
+          <w:p>
+            <w:pPr>
+              <w:spacing w:after="40"/>
+            </w:pPr>
+            <w:r>
+              <w:rPr>
+                <w:b/>
+                <w:bCs/>
+                <w:sz w:val="20"/>
+                <w:szCs w:val="20"/>
+              </w:rPr>
+              <w:t>Keep the AI features of ATLAS.ti off</w:t>
+            </w:r>
+          </w:p>
+          <w:p>
+            <w:pPr>
+              <w:spacing w:after="40" w:line="264" w:lineRule="auto"/>
+            </w:pPr>
+            <w:r>
+              <w:rPr>
+                <w:sz w:val="19"/>
+                <w:szCs w:val="19"/>
+              </w:rPr>
+              <w:t>ATLAS.ti can send text to an outside AI service. Interview text must not be sent unless your ethics position has been updated to allow it. The interviews pack leaves out organisation, job title and contact details, but check the answers for any name before sharing them outside the research team.</w:t>
+            </w:r>
+          </w:p>
+        </w:tc>
+      </w:tr>
+    </w:tbl>
+    <w:p>
+      <w:pPr>
+        <w:pStyle w:val="Heading3"/>
+      </w:pPr>
+      <w:r>
+        <w:t>Getting all the data for cleaning and analysis</w:t>
+      </w:r>
+    </w:p>
+    <w:p>
+      <w:pPr>
+        <w:pStyle w:val="ListParagraph"/>
+        <w:numPr>
+          <w:ilvl w:val="0"/>
+          <w:numId w:val="12"/>
+        </w:numPr>
+        <w:spacing w:after="80" w:line="276" w:lineRule="auto"/>
+      </w:pPr>
+      <w:r>
+        <w:t xml:space="preserve">Select </w:t>
+      </w:r>
+      <w:r>
+        <w:rPr>
+          <w:b/>
+          <w:bCs/>
+        </w:rPr>
+        <w:t>Export</w:t>
+      </w:r>
+      <w:r>
+        <w:t>.</w:t>
+      </w:r>
+    </w:p>
+    <w:p>
+      <w:pPr>
+        <w:pStyle w:val="ListParagraph"/>
+        <w:numPr>
+          <w:ilvl w:val="0"/>
+          <w:numId w:val="12"/>
+        </w:numPr>
+        <w:spacing w:after="80" w:line="276" w:lineRule="auto"/>
+      </w:pPr>
+      <w:r>
+        <w:t xml:space="preserve">Under </w:t>
+      </w:r>
+      <w:r>
+        <w:rPr>
+          <w:b/>
+          <w:bCs/>
+        </w:rPr>
+        <w:t>KoboToolbox data — every completed form</w:t>
+      </w:r>
+      <w:r>
+        <w:t xml:space="preserve">, select </w:t>
+      </w:r>
+      <w:r>
+        <w:rPr>
+          <w:b/>
+          <w:bCs/>
+        </w:rPr>
+        <w:t>Excel workbook</w:t>
+      </w:r>
+      <w:r>
+        <w:t xml:space="preserve"> for the </w:t>
+      </w:r>
+      <w:r>
+        <w:rPr>
+          <w:b/>
+          <w:bCs/>
+        </w:rPr>
+        <w:t>Main Study Questionnaire</w:t>
+      </w:r>
+      <w:r>
+        <w:t xml:space="preserve">. Repeat for the </w:t>
+      </w:r>
+      <w:r>
+        <w:rPr>
+          <w:b/>
+          <w:bCs/>
+        </w:rPr>
+        <w:t>Main Study KII Guide</w:t>
+      </w:r>
+      <w:r>
+        <w:t xml:space="preserve"> and the </w:t>
+      </w:r>
+      <w:r>
+        <w:rPr>
+          <w:b/>
+          <w:bCs/>
+        </w:rPr>
+        <w:t>Document, Digital Platform &amp; Media Analysis Tool</w:t>
+      </w:r>
+      <w:r>
+        <w:t>.</w:t>
+      </w:r>
+    </w:p>
+    <w:p>
+      <w:pPr>
+        <w:pStyle w:val="ListParagraph"/>
+        <w:numPr>
+          <w:ilvl w:val="0"/>
+          <w:numId w:val="12"/>
+        </w:numPr>
+        <w:spacing w:after="80" w:line="276" w:lineRule="auto"/>
+      </w:pPr>
+      <w:r>
+        <w:t xml:space="preserve">Select </w:t>
+      </w:r>
+      <w:r>
+        <w:rPr>
+          <w:b/>
+          <w:bCs/>
+        </w:rPr>
+        <w:t>All completed forms (PDF ZIP)</w:t>
+      </w:r>
+      <w:r>
+        <w:t xml:space="preserve"> for each form you need as PDFs. A large ZIP starts at once and grows while it downloads — let it finish.</w:t>
+      </w:r>
+    </w:p>
+    <w:p>
+      <w:pPr>
+        <w:pStyle w:val="ListParagraph"/>
+        <w:numPr>
+          <w:ilvl w:val="0"/>
+          <w:numId w:val="12"/>
+        </w:numPr>
+        <w:spacing w:after="80" w:line="276" w:lineRule="auto"/>
+      </w:pPr>
+      <w:r>
+        <w:lastRenderedPageBreak/>
         <w:t xml:space="preserve">Open the workbook's </w:t>
       </w:r>
       <w:r>
@@ -9709,7 +10180,7 @@
         <w:pStyle w:val="ListParagraph"/>
         <w:numPr>
           <w:ilvl w:val="0"/>
-          <w:numId w:val="11"/>
+          <w:numId w:val="12"/>
         </w:numPr>
         <w:spacing w:after="80" w:line="276" w:lineRule="auto"/>
       </w:pPr>
@@ -9806,7 +10277,7 @@
       <w:pPr>
         <w:pStyle w:val="Heading2"/>
       </w:pPr>
-      <w:bookmarkStart w:id="15" w:name="_Toc240975805"/>
+      <w:bookmarkStart w:id="15" w:name="_Toc241490745"/>
       <w:r>
         <w:t>4.8 Checking the audit log</w:t>
       </w:r>
@@ -9817,7 +10288,7 @@
         <w:pStyle w:val="ListParagraph"/>
         <w:numPr>
           <w:ilvl w:val="0"/>
-          <w:numId w:val="12"/>
+          <w:numId w:val="13"/>
         </w:numPr>
         <w:spacing w:after="80" w:line="276" w:lineRule="auto"/>
       </w:pPr>
@@ -9894,7 +10365,7 @@
           <w:noProof/>
         </w:rPr>
         <w:drawing>
-          <wp:inline distT="0" distB="0" distL="0" distR="0" wp14:anchorId="35BA4BA8" wp14:editId="46F545F2">
+          <wp:inline distT="0" distB="0" distL="0" distR="0" wp14:anchorId="5FD6B72D" wp14:editId="4B3E18BB">
             <wp:extent cx="5334000" cy="3333750"/>
             <wp:effectExtent l="0" t="0" r="0" b="0"/>
             <wp:docPr id="16" name="adm_audit.jpg" descr="Audit Log, newest first." title="Audit Log, newest first."/>
@@ -9964,7 +10435,7 @@
         <w:pStyle w:val="ListParagraph"/>
         <w:numPr>
           <w:ilvl w:val="0"/>
-          <w:numId w:val="12"/>
+          <w:numId w:val="13"/>
         </w:numPr>
         <w:spacing w:after="80" w:line="276" w:lineRule="auto"/>
       </w:pPr>
@@ -10011,9 +10482,8 @@
       <w:pPr>
         <w:pStyle w:val="Heading2"/>
       </w:pPr>
-      <w:bookmarkStart w:id="16" w:name="_Toc240975806"/>
-      <w:r>
-        <w:lastRenderedPageBreak/>
+      <w:bookmarkStart w:id="16" w:name="_Toc241490746"/>
+      <w:r>
         <w:t>4.9 Recording a withdrawal</w:t>
       </w:r>
       <w:bookmarkEnd w:id="16"/>
@@ -10031,7 +10501,7 @@
         <w:pStyle w:val="ListParagraph"/>
         <w:numPr>
           <w:ilvl w:val="0"/>
-          <w:numId w:val="13"/>
+          <w:numId w:val="14"/>
         </w:numPr>
         <w:spacing w:after="80" w:line="276" w:lineRule="auto"/>
       </w:pPr>
@@ -10044,7 +10514,7 @@
         <w:pStyle w:val="ListParagraph"/>
         <w:numPr>
           <w:ilvl w:val="0"/>
-          <w:numId w:val="13"/>
+          <w:numId w:val="14"/>
         </w:numPr>
         <w:spacing w:after="80" w:line="276" w:lineRule="auto"/>
       </w:pPr>
@@ -10102,8 +10572,9 @@
         <w:rPr>
           <w:noProof/>
         </w:rPr>
+        <w:lastRenderedPageBreak/>
         <w:drawing>
-          <wp:inline distT="0" distB="0" distL="0" distR="0" wp14:anchorId="4A892D8E" wp14:editId="0BA575DC">
+          <wp:inline distT="0" distB="0" distL="0" distR="0" wp14:anchorId="2847A08A" wp14:editId="5EE6A978">
             <wp:extent cx="5334000" cy="1409700"/>
             <wp:effectExtent l="0" t="0" r="0" b="0"/>
             <wp:docPr id="17" name="adm_case_withdrawal.jpg" descr="Record a withdrawal." title="Record a withdrawal."/>
@@ -10173,7 +10644,7 @@
         <w:pStyle w:val="ListParagraph"/>
         <w:numPr>
           <w:ilvl w:val="0"/>
-          <w:numId w:val="13"/>
+          <w:numId w:val="14"/>
         </w:numPr>
         <w:spacing w:after="80" w:line="276" w:lineRule="auto"/>
       </w:pPr>
@@ -10364,7 +10835,7 @@
       <w:pPr>
         <w:pStyle w:val="Heading2"/>
       </w:pPr>
-      <w:bookmarkStart w:id="17" w:name="_Toc240975807"/>
+      <w:bookmarkStart w:id="17" w:name="_Toc241490747"/>
       <w:r>
         <w:t>4.10 Activating a Reserve case</w:t>
       </w:r>
@@ -10383,7 +10854,7 @@
         <w:pStyle w:val="ListParagraph"/>
         <w:numPr>
           <w:ilvl w:val="0"/>
-          <w:numId w:val="14"/>
+          <w:numId w:val="15"/>
         </w:numPr>
         <w:spacing w:after="80" w:line="276" w:lineRule="auto"/>
       </w:pPr>
@@ -10412,7 +10883,7 @@
           <w:noProof/>
         </w:rPr>
         <w:drawing>
-          <wp:inline distT="0" distB="0" distL="0" distR="0" wp14:anchorId="65A72128" wp14:editId="57AFEA20">
+          <wp:inline distT="0" distB="0" distL="0" distR="0" wp14:anchorId="52004A8B" wp14:editId="70388A30">
             <wp:extent cx="5334000" cy="2505075"/>
             <wp:effectExtent l="0" t="0" r="0" b="0"/>
             <wp:docPr id="18" name="adm_reserve.jpg" descr="Reserve Activation." title="Reserve Activation."/>
@@ -10482,12 +10953,11 @@
         <w:pStyle w:val="ListParagraph"/>
         <w:numPr>
           <w:ilvl w:val="0"/>
-          <w:numId w:val="14"/>
+          <w:numId w:val="15"/>
         </w:numPr>
         <w:spacing w:after="80" w:line="276" w:lineRule="auto"/>
       </w:pPr>
       <w:r>
-        <w:lastRenderedPageBreak/>
         <w:t>Find the Reserve matched to the dropped Main case (the Main case page shows the pairing).</w:t>
       </w:r>
     </w:p>
@@ -10496,7 +10966,7 @@
         <w:pStyle w:val="ListParagraph"/>
         <w:numPr>
           <w:ilvl w:val="0"/>
-          <w:numId w:val="14"/>
+          <w:numId w:val="15"/>
         </w:numPr>
         <w:spacing w:after="80" w:line="276" w:lineRule="auto"/>
       </w:pPr>
@@ -10559,7 +11029,7 @@
         <w:pStyle w:val="ListParagraph"/>
         <w:numPr>
           <w:ilvl w:val="0"/>
-          <w:numId w:val="14"/>
+          <w:numId w:val="15"/>
         </w:numPr>
         <w:spacing w:after="80" w:line="276" w:lineRule="auto"/>
       </w:pPr>
@@ -10582,7 +11052,7 @@
         <w:pStyle w:val="ListParagraph"/>
         <w:numPr>
           <w:ilvl w:val="0"/>
-          <w:numId w:val="14"/>
+          <w:numId w:val="15"/>
         </w:numPr>
         <w:spacing w:after="80" w:line="276" w:lineRule="auto"/>
       </w:pPr>
@@ -10609,7 +11079,7 @@
       <w:pPr>
         <w:pStyle w:val="Heading2"/>
       </w:pPr>
-      <w:bookmarkStart w:id="18" w:name="_Toc240975808"/>
+      <w:bookmarkStart w:id="18" w:name="_Toc241490748"/>
       <w:r>
         <w:t>4.11 Building a pre-interview profile (PROIT), with AI research</w:t>
       </w:r>
@@ -10646,7 +11116,7 @@
         <w:pStyle w:val="ListParagraph"/>
         <w:numPr>
           <w:ilvl w:val="0"/>
-          <w:numId w:val="15"/>
+          <w:numId w:val="16"/>
         </w:numPr>
         <w:spacing w:after="80" w:line="276" w:lineRule="auto"/>
       </w:pPr>
@@ -10679,7 +11149,7 @@
         <w:pStyle w:val="ListParagraph"/>
         <w:numPr>
           <w:ilvl w:val="0"/>
-          <w:numId w:val="15"/>
+          <w:numId w:val="16"/>
         </w:numPr>
         <w:spacing w:after="80" w:line="276" w:lineRule="auto"/>
       </w:pPr>
@@ -10718,7 +11188,7 @@
           <w:noProof/>
         </w:rPr>
         <w:drawing>
-          <wp:inline distT="0" distB="0" distL="0" distR="0" wp14:anchorId="12B5AB5D" wp14:editId="5E7BCB2D">
+          <wp:inline distT="0" distB="0" distL="0" distR="0" wp14:anchorId="441A4F85" wp14:editId="4069735D">
             <wp:extent cx="3971925" cy="4953000"/>
             <wp:effectExtent l="0" t="0" r="0" b="0"/>
             <wp:docPr id="19" name="proit_ai_research.jpg" descr="AI research: proposals to review, each with its sources." title="AI research: proposals to review, each with its sources."/>
@@ -10788,12 +11258,11 @@
         <w:pStyle w:val="ListParagraph"/>
         <w:numPr>
           <w:ilvl w:val="0"/>
-          <w:numId w:val="15"/>
+          <w:numId w:val="16"/>
         </w:numPr>
         <w:spacing w:after="80" w:line="276" w:lineRule="auto"/>
       </w:pPr>
       <w:r>
-        <w:lastRenderedPageBreak/>
         <w:t xml:space="preserve">Under </w:t>
       </w:r>
       <w:r>
@@ -10812,7 +11281,7 @@
         <w:pStyle w:val="ListParagraph"/>
         <w:numPr>
           <w:ilvl w:val="0"/>
-          <w:numId w:val="15"/>
+          <w:numId w:val="16"/>
         </w:numPr>
         <w:spacing w:after="80" w:line="276" w:lineRule="auto"/>
       </w:pPr>
@@ -10855,11 +11324,12 @@
         <w:pStyle w:val="ListParagraph"/>
         <w:numPr>
           <w:ilvl w:val="0"/>
-          <w:numId w:val="15"/>
+          <w:numId w:val="16"/>
         </w:numPr>
         <w:spacing w:after="80" w:line="276" w:lineRule="auto"/>
       </w:pPr>
       <w:r>
+        <w:lastRenderedPageBreak/>
         <w:t xml:space="preserve">Read </w:t>
       </w:r>
       <w:r>
@@ -11042,7 +11512,7 @@
         <w:pStyle w:val="ListParagraph"/>
         <w:numPr>
           <w:ilvl w:val="0"/>
-          <w:numId w:val="16"/>
+          <w:numId w:val="17"/>
         </w:numPr>
         <w:spacing w:after="80" w:line="276" w:lineRule="auto"/>
       </w:pPr>
@@ -11101,7 +11571,7 @@
           <w:noProof/>
         </w:rPr>
         <w:drawing>
-          <wp:inline distT="0" distB="0" distL="0" distR="0" wp14:anchorId="4E2E669F" wp14:editId="6523C377">
+          <wp:inline distT="0" distB="0" distL="0" distR="0" wp14:anchorId="287B8CA8" wp14:editId="26CFC2A7">
             <wp:extent cx="5334000" cy="1781175"/>
             <wp:effectExtent l="0" t="0" r="0" b="0"/>
             <wp:docPr id="20" name="adm_case_proit_draft.jpg" descr="A draft profile: each fact needs at least one source." title="A draft profile: each fact needs at least one source."/>
@@ -11171,7 +11641,7 @@
         <w:pStyle w:val="ListParagraph"/>
         <w:numPr>
           <w:ilvl w:val="0"/>
-          <w:numId w:val="16"/>
+          <w:numId w:val="17"/>
         </w:numPr>
         <w:spacing w:after="80" w:line="276" w:lineRule="auto"/>
       </w:pPr>
@@ -11204,7 +11674,7 @@
         <w:pStyle w:val="ListParagraph"/>
         <w:numPr>
           <w:ilvl w:val="0"/>
-          <w:numId w:val="16"/>
+          <w:numId w:val="17"/>
         </w:numPr>
         <w:spacing w:after="80" w:line="276" w:lineRule="auto"/>
       </w:pPr>
@@ -11227,7 +11697,7 @@
         <w:pStyle w:val="ListParagraph"/>
         <w:numPr>
           <w:ilvl w:val="0"/>
-          <w:numId w:val="16"/>
+          <w:numId w:val="17"/>
         </w:numPr>
         <w:spacing w:after="80" w:line="276" w:lineRule="auto"/>
       </w:pPr>
@@ -11254,9 +11724,8 @@
       <w:pPr>
         <w:pStyle w:val="Heading2"/>
       </w:pPr>
-      <w:bookmarkStart w:id="19" w:name="_Toc240975809"/>
-      <w:r>
-        <w:lastRenderedPageBreak/>
+      <w:bookmarkStart w:id="19" w:name="_Toc241490749"/>
+      <w:r>
         <w:t>4.12 Verifying a profile with the respondent, and reconciling it afterwards</w:t>
       </w:r>
       <w:bookmarkEnd w:id="19"/>
@@ -11284,11 +11753,12 @@
         <w:pStyle w:val="ListParagraph"/>
         <w:numPr>
           <w:ilvl w:val="0"/>
-          <w:numId w:val="17"/>
+          <w:numId w:val="18"/>
         </w:numPr>
         <w:spacing w:after="80" w:line="276" w:lineRule="auto"/>
       </w:pPr>
       <w:r>
+        <w:lastRenderedPageBreak/>
         <w:t xml:space="preserve">Open the case (or the KII record) and find </w:t>
       </w:r>
       <w:r>
@@ -11343,7 +11813,7 @@
           <w:noProof/>
         </w:rPr>
         <w:drawing>
-          <wp:inline distT="0" distB="0" distL="0" distR="0" wp14:anchorId="280EA70A" wp14:editId="552AF94E">
+          <wp:inline distT="0" distB="0" distL="0" distR="0" wp14:anchorId="0B6B4E4C" wp14:editId="2EA773FB">
             <wp:extent cx="4752975" cy="4953000"/>
             <wp:effectExtent l="0" t="0" r="0" b="0"/>
             <wp:docPr id="21" name="proit_interview_sheet.jpg" descr="The interview sheet: confirm what is public, ask what is not." title="The interview sheet: confirm what is public, ask what is not."/>
@@ -11413,7 +11883,7 @@
         <w:pStyle w:val="ListParagraph"/>
         <w:numPr>
           <w:ilvl w:val="0"/>
-          <w:numId w:val="17"/>
+          <w:numId w:val="18"/>
         </w:numPr>
         <w:spacing w:after="80" w:line="276" w:lineRule="auto"/>
       </w:pPr>
@@ -11446,7 +11916,7 @@
         <w:pStyle w:val="ListParagraph"/>
         <w:numPr>
           <w:ilvl w:val="0"/>
-          <w:numId w:val="17"/>
+          <w:numId w:val="18"/>
         </w:numPr>
         <w:spacing w:after="80" w:line="276" w:lineRule="auto"/>
       </w:pPr>
@@ -11489,7 +11959,7 @@
         <w:pStyle w:val="ListParagraph"/>
         <w:numPr>
           <w:ilvl w:val="0"/>
-          <w:numId w:val="17"/>
+          <w:numId w:val="18"/>
         </w:numPr>
         <w:spacing w:after="80" w:line="276" w:lineRule="auto"/>
       </w:pPr>
@@ -11522,7 +11992,7 @@
         <w:pStyle w:val="ListParagraph"/>
         <w:numPr>
           <w:ilvl w:val="0"/>
-          <w:numId w:val="17"/>
+          <w:numId w:val="18"/>
         </w:numPr>
         <w:spacing w:after="80" w:line="276" w:lineRule="auto"/>
       </w:pPr>
@@ -11550,7 +12020,6 @@
         <w:pStyle w:val="Heading3"/>
       </w:pPr>
       <w:r>
-        <w:lastRenderedPageBreak/>
         <w:t>After the interview: reconcile (coordinator and PI)</w:t>
       </w:r>
     </w:p>
@@ -11559,7 +12028,7 @@
         <w:pStyle w:val="ListParagraph"/>
         <w:numPr>
           <w:ilvl w:val="0"/>
-          <w:numId w:val="18"/>
+          <w:numId w:val="19"/>
         </w:numPr>
         <w:spacing w:after="80" w:line="276" w:lineRule="auto"/>
       </w:pPr>
@@ -11607,8 +12076,9 @@
         <w:rPr>
           <w:noProof/>
         </w:rPr>
+        <w:lastRenderedPageBreak/>
         <w:drawing>
-          <wp:inline distT="0" distB="0" distL="0" distR="0" wp14:anchorId="6CAB1AE5" wp14:editId="7B33C32A">
+          <wp:inline distT="0" distB="0" distL="0" distR="0" wp14:anchorId="69192AC4" wp14:editId="058A7F18">
             <wp:extent cx="5334000" cy="1152525"/>
             <wp:effectExtent l="0" t="0" r="0" b="0"/>
             <wp:docPr id="22" name="proit_reconcile.jpg" descr="Reconciling a corrected fact: the three values stay separate." title="Reconciling a corrected fact: the three values stay separate."/>
@@ -11678,7 +12148,7 @@
         <w:pStyle w:val="ListParagraph"/>
         <w:numPr>
           <w:ilvl w:val="0"/>
-          <w:numId w:val="18"/>
+          <w:numId w:val="19"/>
         </w:numPr>
         <w:spacing w:after="80" w:line="276" w:lineRule="auto"/>
       </w:pPr>
@@ -11721,7 +12191,7 @@
         <w:pStyle w:val="ListParagraph"/>
         <w:numPr>
           <w:ilvl w:val="0"/>
-          <w:numId w:val="18"/>
+          <w:numId w:val="19"/>
         </w:numPr>
         <w:spacing w:after="80" w:line="276" w:lineRule="auto"/>
       </w:pPr>
@@ -11846,7 +12316,7 @@
       <w:pPr>
         <w:pStyle w:val="Heading2"/>
       </w:pPr>
-      <w:bookmarkStart w:id="20" w:name="_Toc240975810"/>
+      <w:bookmarkStart w:id="20" w:name="_Toc241490750"/>
       <w:r>
         <w:t>4.13 Reviewing questionnaires in the QA Queue</w:t>
       </w:r>
@@ -11857,7 +12327,7 @@
         <w:pStyle w:val="ListParagraph"/>
         <w:numPr>
           <w:ilvl w:val="0"/>
-          <w:numId w:val="19"/>
+          <w:numId w:val="20"/>
         </w:numPr>
         <w:spacing w:after="80" w:line="276" w:lineRule="auto"/>
       </w:pPr>
@@ -11885,9 +12355,8 @@
         <w:rPr>
           <w:noProof/>
         </w:rPr>
-        <w:lastRenderedPageBreak/>
         <w:drawing>
-          <wp:inline distT="0" distB="0" distL="0" distR="0" wp14:anchorId="0BD32BC1" wp14:editId="3F424A94">
+          <wp:inline distT="0" distB="0" distL="0" distR="0" wp14:anchorId="2D3A5FB0" wp14:editId="33759D9C">
             <wp:extent cx="5334000" cy="3333750"/>
             <wp:effectExtent l="0" t="0" r="0" b="0"/>
             <wp:docPr id="23" name="qa_queue.jpg" descr="QUAN QA Queue with the KoboToolbox sync panel." title="QUAN QA Queue with the KoboToolbox sync panel."/>
@@ -11957,7 +12426,7 @@
         <w:pStyle w:val="ListParagraph"/>
         <w:numPr>
           <w:ilvl w:val="0"/>
-          <w:numId w:val="19"/>
+          <w:numId w:val="20"/>
         </w:numPr>
         <w:spacing w:after="80" w:line="276" w:lineRule="auto"/>
       </w:pPr>
@@ -11990,7 +12459,7 @@
         <w:pStyle w:val="ListParagraph"/>
         <w:numPr>
           <w:ilvl w:val="0"/>
-          <w:numId w:val="19"/>
+          <w:numId w:val="20"/>
         </w:numPr>
         <w:spacing w:after="80" w:line="276" w:lineRule="auto"/>
       </w:pPr>
@@ -12003,11 +12472,12 @@
         <w:pStyle w:val="ListParagraph"/>
         <w:numPr>
           <w:ilvl w:val="0"/>
-          <w:numId w:val="19"/>
+          <w:numId w:val="20"/>
         </w:numPr>
         <w:spacing w:after="80" w:line="276" w:lineRule="auto"/>
       </w:pPr>
       <w:r>
+        <w:lastRenderedPageBreak/>
         <w:t xml:space="preserve">Write a </w:t>
       </w:r>
       <w:r>
@@ -12026,7 +12496,7 @@
         <w:pStyle w:val="ListParagraph"/>
         <w:numPr>
           <w:ilvl w:val="0"/>
-          <w:numId w:val="19"/>
+          <w:numId w:val="20"/>
         </w:numPr>
         <w:spacing w:after="80" w:line="276" w:lineRule="auto"/>
       </w:pPr>
@@ -12625,9 +13095,8 @@
       <w:pPr>
         <w:pStyle w:val="Heading2"/>
       </w:pPr>
-      <w:bookmarkStart w:id="21" w:name="_Toc240975811"/>
-      <w:r>
-        <w:lastRenderedPageBreak/>
+      <w:bookmarkStart w:id="21" w:name="_Toc241490751"/>
+      <w:r>
         <w:t>4.14 Working QA exceptions</w:t>
       </w:r>
       <w:bookmarkEnd w:id="21"/>
@@ -12637,7 +13106,7 @@
         <w:pStyle w:val="ListParagraph"/>
         <w:numPr>
           <w:ilvl w:val="0"/>
-          <w:numId w:val="20"/>
+          <w:numId w:val="21"/>
         </w:numPr>
         <w:spacing w:after="80" w:line="276" w:lineRule="auto"/>
       </w:pPr>
@@ -12689,8 +13158,9 @@
         <w:rPr>
           <w:noProof/>
         </w:rPr>
+        <w:lastRenderedPageBreak/>
         <w:drawing>
-          <wp:inline distT="0" distB="0" distL="0" distR="0" wp14:anchorId="6D33E3D5" wp14:editId="7AB85AEF">
+          <wp:inline distT="0" distB="0" distL="0" distR="0" wp14:anchorId="422C25C4" wp14:editId="32B19D9B">
             <wp:extent cx="5334000" cy="3333750"/>
             <wp:effectExtent l="0" t="0" r="0" b="0"/>
             <wp:docPr id="24" name="qa_exceptions.jpg" descr="QA Exception Queue." title="QA Exception Queue."/>
@@ -12760,7 +13230,7 @@
         <w:pStyle w:val="ListParagraph"/>
         <w:numPr>
           <w:ilvl w:val="0"/>
-          <w:numId w:val="20"/>
+          <w:numId w:val="21"/>
         </w:numPr>
         <w:spacing w:after="80" w:line="276" w:lineRule="auto"/>
       </w:pPr>
@@ -12793,7 +13263,7 @@
         <w:pStyle w:val="ListParagraph"/>
         <w:numPr>
           <w:ilvl w:val="0"/>
-          <w:numId w:val="20"/>
+          <w:numId w:val="21"/>
         </w:numPr>
         <w:spacing w:after="80" w:line="276" w:lineRule="auto"/>
       </w:pPr>
@@ -12826,7 +13296,7 @@
         <w:pStyle w:val="ListParagraph"/>
         <w:numPr>
           <w:ilvl w:val="0"/>
-          <w:numId w:val="20"/>
+          <w:numId w:val="21"/>
         </w:numPr>
         <w:spacing w:after="80" w:line="276" w:lineRule="auto"/>
       </w:pPr>
@@ -12839,7 +13309,7 @@
         <w:pStyle w:val="ListParagraph"/>
         <w:numPr>
           <w:ilvl w:val="0"/>
-          <w:numId w:val="20"/>
+          <w:numId w:val="21"/>
         </w:numPr>
         <w:spacing w:after="80" w:line="276" w:lineRule="auto"/>
       </w:pPr>
@@ -12886,7 +13356,7 @@
       <w:pPr>
         <w:pStyle w:val="Heading2"/>
       </w:pPr>
-      <w:bookmarkStart w:id="22" w:name="_Toc240975812"/>
+      <w:bookmarkStart w:id="22" w:name="_Toc241490752"/>
       <w:r>
         <w:t>4.15 Downloading or emailing completed forms (Form PDFs)</w:t>
       </w:r>
@@ -12897,7 +13367,7 @@
         <w:pStyle w:val="ListParagraph"/>
         <w:numPr>
           <w:ilvl w:val="0"/>
-          <w:numId w:val="21"/>
+          <w:numId w:val="22"/>
         </w:numPr>
         <w:spacing w:after="80" w:line="276" w:lineRule="auto"/>
       </w:pPr>
@@ -12937,7 +13407,7 @@
         </w:rPr>
         <w:lastRenderedPageBreak/>
         <w:drawing>
-          <wp:inline distT="0" distB="0" distL="0" distR="0" wp14:anchorId="0D858D12" wp14:editId="5781A3F5">
+          <wp:inline distT="0" distB="0" distL="0" distR="0" wp14:anchorId="62F80F22" wp14:editId="616984A9">
             <wp:extent cx="5334000" cy="3333750"/>
             <wp:effectExtent l="0" t="0" r="0" b="0"/>
             <wp:docPr id="25" name="adm_form_pdfs.jpg" descr="Completed form PDFs." title="Completed form PDFs."/>
@@ -13007,7 +13477,7 @@
         <w:pStyle w:val="ListParagraph"/>
         <w:numPr>
           <w:ilvl w:val="0"/>
-          <w:numId w:val="21"/>
+          <w:numId w:val="22"/>
         </w:numPr>
         <w:spacing w:after="80" w:line="276" w:lineRule="auto"/>
       </w:pPr>
@@ -13030,7 +13500,7 @@
         <w:pStyle w:val="ListParagraph"/>
         <w:numPr>
           <w:ilvl w:val="0"/>
-          <w:numId w:val="21"/>
+          <w:numId w:val="22"/>
         </w:numPr>
         <w:spacing w:after="80" w:line="276" w:lineRule="auto"/>
       </w:pPr>
@@ -13053,7 +13523,7 @@
         <w:pStyle w:val="ListParagraph"/>
         <w:numPr>
           <w:ilvl w:val="0"/>
-          <w:numId w:val="21"/>
+          <w:numId w:val="22"/>
         </w:numPr>
         <w:spacing w:after="80" w:line="276" w:lineRule="auto"/>
       </w:pPr>
@@ -13176,7 +13646,7 @@
       <w:pPr>
         <w:pStyle w:val="Heading2"/>
       </w:pPr>
-      <w:bookmarkStart w:id="23" w:name="_Toc240975813"/>
+      <w:bookmarkStart w:id="23" w:name="_Toc241490753"/>
       <w:r>
         <w:t>4.16 KoboToolbox: rotating credentials and changing forms</w:t>
       </w:r>
@@ -13187,7 +13657,7 @@
         <w:pStyle w:val="ListParagraph"/>
         <w:numPr>
           <w:ilvl w:val="0"/>
-          <w:numId w:val="22"/>
+          <w:numId w:val="23"/>
         </w:numPr>
         <w:spacing w:after="80" w:line="276" w:lineRule="auto"/>
       </w:pPr>
@@ -13210,7 +13680,7 @@
         <w:pStyle w:val="ListParagraph"/>
         <w:numPr>
           <w:ilvl w:val="0"/>
-          <w:numId w:val="22"/>
+          <w:numId w:val="23"/>
         </w:numPr>
         <w:spacing w:after="80" w:line="276" w:lineRule="auto"/>
       </w:pPr>
@@ -13235,7 +13705,7 @@
         <w:pStyle w:val="ListParagraph"/>
         <w:numPr>
           <w:ilvl w:val="0"/>
-          <w:numId w:val="22"/>
+          <w:numId w:val="23"/>
         </w:numPr>
         <w:spacing w:after="80" w:line="276" w:lineRule="auto"/>
       </w:pPr>
@@ -13268,7 +13738,7 @@
         <w:pStyle w:val="ListParagraph"/>
         <w:numPr>
           <w:ilvl w:val="0"/>
-          <w:numId w:val="22"/>
+          <w:numId w:val="23"/>
         </w:numPr>
         <w:spacing w:after="80" w:line="276" w:lineRule="auto"/>
       </w:pPr>
@@ -13286,7 +13756,7 @@
       <w:pPr>
         <w:pStyle w:val="Heading2"/>
       </w:pPr>
-      <w:bookmarkStart w:id="24" w:name="_Toc240975814"/>
+      <w:bookmarkStart w:id="24" w:name="_Toc241490754"/>
       <w:r>
         <w:t>4.17 Before the first live invitation</w:t>
       </w:r>
@@ -13402,7 +13872,7 @@
         <w:pStyle w:val="Heading1"/>
         <w:pageBreakBefore/>
       </w:pPr>
-      <w:bookmarkStart w:id="25" w:name="_Toc240975815"/>
+      <w:bookmarkStart w:id="25" w:name="_Toc241490755"/>
       <w:r>
         <w:lastRenderedPageBreak/>
         <w:t>5. Rules you must follow</w:t>
@@ -13553,7 +14023,7 @@
         <w:pStyle w:val="Heading1"/>
         <w:pageBreakBefore/>
       </w:pPr>
-      <w:bookmarkStart w:id="26" w:name="_Toc240975816"/>
+      <w:bookmarkStart w:id="26" w:name="_Toc241490756"/>
       <w:r>
         <w:lastRenderedPageBreak/>
         <w:t>6. Troubleshooting</w:t>
@@ -14595,7 +15065,7 @@
         <w:pStyle w:val="Heading1"/>
         <w:pageBreakBefore/>
       </w:pPr>
-      <w:bookmarkStart w:id="27" w:name="_Toc240975817"/>
+      <w:bookmarkStart w:id="27" w:name="_Toc241490757"/>
       <w:r>
         <w:lastRenderedPageBreak/>
         <w:t>7. Quick reference</w:t>
@@ -14918,7 +15388,7 @@
                 <w:sz w:val="19"/>
                 <w:szCs w:val="19"/>
               </w:rPr>
-              <w:t>Export → KoboToolbox data (Excel workbook, PDF ZIP)</w:t>
+              <w:t>Export → Analysis packs (SmartPLS 4, ATLAS.ti) and KoboToolbox data (Excel workbook, PDF ZIP)</w:t>
             </w:r>
           </w:p>
         </w:tc>
@@ -14994,7 +15464,7 @@
         <w:pStyle w:val="Heading1"/>
         <w:pageBreakBefore/>
       </w:pPr>
-      <w:bookmarkStart w:id="28" w:name="_Toc240975818"/>
+      <w:bookmarkStart w:id="28" w:name="_Toc241490758"/>
       <w:r>
         <w:lastRenderedPageBreak/>
         <w:t>8. Every screen and button for your role</w:t>
@@ -15108,7 +15578,7 @@
       <w:pPr>
         <w:pStyle w:val="Heading2"/>
       </w:pPr>
-      <w:bookmarkStart w:id="29" w:name="_Toc240975819"/>
+      <w:bookmarkStart w:id="29" w:name="_Toc241490759"/>
       <w:r>
         <w:t>8.1 Sign in</w:t>
       </w:r>
@@ -15621,7 +16091,7 @@
       <w:pPr>
         <w:pStyle w:val="Heading2"/>
       </w:pPr>
-      <w:bookmarkStart w:id="30" w:name="_Toc240975820"/>
+      <w:bookmarkStart w:id="30" w:name="_Toc241490760"/>
       <w:r>
         <w:t>8.2 The header and menu bar (every screen)</w:t>
       </w:r>
@@ -16345,7 +16815,7 @@
       <w:pPr>
         <w:pStyle w:val="Heading2"/>
       </w:pPr>
-      <w:bookmarkStart w:id="31" w:name="_Toc240975821"/>
+      <w:bookmarkStart w:id="31" w:name="_Toc241490761"/>
       <w:r>
         <w:t>8.3 Change Password</w:t>
       </w:r>
@@ -16965,7 +17435,7 @@
       <w:pPr>
         <w:pStyle w:val="Heading2"/>
       </w:pPr>
-      <w:bookmarkStart w:id="32" w:name="_Toc240975822"/>
+      <w:bookmarkStart w:id="32" w:name="_Toc241490762"/>
       <w:r>
         <w:t>8.4 Executive Dashboard</w:t>
       </w:r>
@@ -17479,7 +17949,7 @@
       <w:pPr>
         <w:pStyle w:val="Heading2"/>
       </w:pPr>
-      <w:bookmarkStart w:id="33" w:name="_Toc240975823"/>
+      <w:bookmarkStart w:id="33" w:name="_Toc241490763"/>
       <w:r>
         <w:t>8.5 Sampling Dashboard</w:t>
       </w:r>
@@ -17992,7 +18462,7 @@
       <w:pPr>
         <w:pStyle w:val="Heading2"/>
       </w:pPr>
-      <w:bookmarkStart w:id="34" w:name="_Toc240975824"/>
+      <w:bookmarkStart w:id="34" w:name="_Toc241490764"/>
       <w:r>
         <w:t>8.6 Contact Dashboard</w:t>
       </w:r>
@@ -18295,7 +18765,7 @@
       <w:pPr>
         <w:pStyle w:val="Heading2"/>
       </w:pPr>
-      <w:bookmarkStart w:id="35" w:name="_Toc240975825"/>
+      <w:bookmarkStart w:id="35" w:name="_Toc241490765"/>
       <w:r>
         <w:t>8.7 QA Dashboard</w:t>
       </w:r>
@@ -18916,7 +19386,7 @@
       <w:pPr>
         <w:pStyle w:val="Heading2"/>
       </w:pPr>
-      <w:bookmarkStart w:id="36" w:name="_Toc240975826"/>
+      <w:bookmarkStart w:id="36" w:name="_Toc241490766"/>
       <w:r>
         <w:t>8.8 KII / Document Dashboard</w:t>
       </w:r>
@@ -19326,7 +19796,7 @@
       <w:pPr>
         <w:pStyle w:val="Heading2"/>
       </w:pPr>
-      <w:bookmarkStart w:id="37" w:name="_Toc240975827"/>
+      <w:bookmarkStart w:id="37" w:name="_Toc241490767"/>
       <w:r>
         <w:t>8.9 Reports</w:t>
       </w:r>
@@ -19840,7 +20310,7 @@
       <w:pPr>
         <w:pStyle w:val="Heading2"/>
       </w:pPr>
-      <w:bookmarkStart w:id="38" w:name="_Toc240975828"/>
+      <w:bookmarkStart w:id="38" w:name="_Toc241490768"/>
       <w:r>
         <w:t>8.10 Main-400 Register (and Reserve)</w:t>
       </w:r>
@@ -20773,7 +21243,7 @@
       <w:pPr>
         <w:pStyle w:val="Heading2"/>
       </w:pPr>
-      <w:bookmarkStart w:id="39" w:name="_Toc240975829"/>
+      <w:bookmarkStart w:id="39" w:name="_Toc241490769"/>
       <w:r>
         <w:t>8.11 Case page</w:t>
       </w:r>
@@ -22445,7 +22915,7 @@
       <w:pPr>
         <w:pStyle w:val="Heading2"/>
       </w:pPr>
-      <w:bookmarkStart w:id="40" w:name="_Toc240975830"/>
+      <w:bookmarkStart w:id="40" w:name="_Toc241490770"/>
       <w:r>
         <w:t>8.12 Pre-Interview Profile (PROIT) and its review screen</w:t>
       </w:r>
@@ -24010,7 +24480,7 @@
       <w:pPr>
         <w:pStyle w:val="Heading2"/>
       </w:pPr>
-      <w:bookmarkStart w:id="41" w:name="_Toc240975831"/>
+      <w:bookmarkStart w:id="41" w:name="_Toc241490771"/>
       <w:r>
         <w:t>8.13 Interview sheet (verifying a locked profile)</w:t>
       </w:r>
@@ -25261,7 +25731,7 @@
       <w:pPr>
         <w:pStyle w:val="Heading2"/>
       </w:pPr>
-      <w:bookmarkStart w:id="42" w:name="_Toc240975832"/>
+      <w:bookmarkStart w:id="42" w:name="_Toc241490772"/>
       <w:r>
         <w:t>8.14 Register Organisation</w:t>
       </w:r>
@@ -25984,7 +26454,7 @@
       <w:pPr>
         <w:pStyle w:val="Heading2"/>
       </w:pPr>
-      <w:bookmarkStart w:id="43" w:name="_Toc240975833"/>
+      <w:bookmarkStart w:id="43" w:name="_Toc241490773"/>
       <w:r>
         <w:t>8.15 Appointment Queue</w:t>
       </w:r>
@@ -26605,7 +27075,7 @@
       <w:pPr>
         <w:pStyle w:val="Heading2"/>
       </w:pPr>
-      <w:bookmarkStart w:id="44" w:name="_Toc240975834"/>
+      <w:bookmarkStart w:id="44" w:name="_Toc241490774"/>
       <w:r>
         <w:t>8.16 Follow-ups due</w:t>
       </w:r>
@@ -27118,7 +27588,7 @@
       <w:pPr>
         <w:pStyle w:val="Heading2"/>
       </w:pPr>
-      <w:bookmarkStart w:id="45" w:name="_Toc240975835"/>
+      <w:bookmarkStart w:id="45" w:name="_Toc241490775"/>
       <w:r>
         <w:t>8.17 Reserve Activation</w:t>
       </w:r>
@@ -27739,7 +28209,7 @@
       <w:pPr>
         <w:pStyle w:val="Heading2"/>
       </w:pPr>
-      <w:bookmarkStart w:id="46" w:name="_Toc240975836"/>
+      <w:bookmarkStart w:id="46" w:name="_Toc241490776"/>
       <w:r>
         <w:t>8.18 QA Queue (with the KoboToolbox sync panel)</w:t>
       </w:r>
@@ -28463,7 +28933,7 @@
       <w:pPr>
         <w:pStyle w:val="Heading2"/>
       </w:pPr>
-      <w:bookmarkStart w:id="47" w:name="_Toc240975837"/>
+      <w:bookmarkStart w:id="47" w:name="_Toc241490777"/>
       <w:r>
         <w:t>8.19 QA Exceptions</w:t>
       </w:r>
@@ -29293,7 +29763,7 @@
       <w:pPr>
         <w:pStyle w:val="Heading2"/>
       </w:pPr>
-      <w:bookmarkStart w:id="48" w:name="_Toc240975838"/>
+      <w:bookmarkStart w:id="48" w:name="_Toc241490778"/>
       <w:r>
         <w:t>8.20 KII Register</w:t>
       </w:r>
@@ -29914,7 +30384,7 @@
       <w:pPr>
         <w:pStyle w:val="Heading2"/>
       </w:pPr>
-      <w:bookmarkStart w:id="49" w:name="_Toc240975839"/>
+      <w:bookmarkStart w:id="49" w:name="_Toc241490779"/>
       <w:r>
         <w:t>8.21 New KII Record</w:t>
       </w:r>
@@ -30324,7 +30794,7 @@
       <w:pPr>
         <w:pStyle w:val="Heading2"/>
       </w:pPr>
-      <w:bookmarkStart w:id="50" w:name="_Toc240975840"/>
+      <w:bookmarkStart w:id="50" w:name="_Toc241490780"/>
       <w:r>
         <w:t>8.22 KII record</w:t>
       </w:r>
@@ -31365,7 +31835,7 @@
       <w:pPr>
         <w:pStyle w:val="Heading2"/>
       </w:pPr>
-      <w:bookmarkStart w:id="51" w:name="_Toc240975841"/>
+      <w:bookmarkStart w:id="51" w:name="_Toc241490781"/>
       <w:r>
         <w:t>8.23 Documents (the corpus)</w:t>
       </w:r>
@@ -31985,7 +32455,7 @@
       <w:pPr>
         <w:pStyle w:val="Heading2"/>
       </w:pPr>
-      <w:bookmarkStart w:id="52" w:name="_Toc240975842"/>
+      <w:bookmarkStart w:id="52" w:name="_Toc241490782"/>
       <w:r>
         <w:t>8.24 New Documentary Evidence Record</w:t>
       </w:r>
@@ -32815,7 +33285,7 @@
       <w:pPr>
         <w:pStyle w:val="Heading2"/>
       </w:pPr>
-      <w:bookmarkStart w:id="53" w:name="_Toc240975843"/>
+      <w:bookmarkStart w:id="53" w:name="_Toc241490783"/>
       <w:r>
         <w:t>8.25 Document record</w:t>
       </w:r>
@@ -34169,7 +34639,7 @@
       <w:pPr>
         <w:pStyle w:val="Heading2"/>
       </w:pPr>
-      <w:bookmarkStart w:id="54" w:name="_Toc240975844"/>
+      <w:bookmarkStart w:id="54" w:name="_Toc241490784"/>
       <w:r>
         <w:lastRenderedPageBreak/>
         <w:t>8.26 Auto-fill review screen</w:t>
@@ -35210,7 +35680,7 @@
       <w:pPr>
         <w:pStyle w:val="Heading2"/>
       </w:pPr>
-      <w:bookmarkStart w:id="55" w:name="_Toc240975845"/>
+      <w:bookmarkStart w:id="55" w:name="_Toc241490785"/>
       <w:r>
         <w:lastRenderedPageBreak/>
         <w:t>8.27 Completed forms (Form PDFs)</w:t>
@@ -36468,7 +36938,7 @@
       <w:pPr>
         <w:pStyle w:val="Heading2"/>
       </w:pPr>
-      <w:bookmarkStart w:id="56" w:name="_Toc240975846"/>
+      <w:bookmarkStart w:id="56" w:name="_Toc241490786"/>
       <w:r>
         <w:lastRenderedPageBreak/>
         <w:t>8.28 Cost Dashboard</w:t>
@@ -36879,7 +37349,7 @@
       <w:pPr>
         <w:pStyle w:val="Heading2"/>
       </w:pPr>
-      <w:bookmarkStart w:id="57" w:name="_Toc240975847"/>
+      <w:bookmarkStart w:id="57" w:name="_Toc241490787"/>
       <w:r>
         <w:t>8.29 Audit Log</w:t>
       </w:r>
@@ -37289,7 +37759,7 @@
       <w:pPr>
         <w:pStyle w:val="Heading2"/>
       </w:pPr>
-      <w:bookmarkStart w:id="58" w:name="_Toc240975848"/>
+      <w:bookmarkStart w:id="58" w:name="_Toc241490788"/>
       <w:r>
         <w:t>8.30 Export</w:t>
       </w:r>
@@ -37719,6 +38189,110 @@
                 <w:sz w:val="19"/>
                 <w:szCs w:val="19"/>
               </w:rPr>
+              <w:t>Analysis packs → Download SmartPLS pack / interviews pack / documents pack</w:t>
+            </w:r>
+          </w:p>
+        </w:tc>
+        <w:tc>
+          <w:tcPr>
+            <w:tcW w:w="3012" w:type="dxa"/>
+            <w:tcMar>
+              <w:top w:w="70" w:type="dxa"/>
+              <w:left w:w="110" w:type="dxa"/>
+              <w:bottom w:w="70" w:type="dxa"/>
+              <w:right w:w="110" w:type="dxa"/>
+            </w:tcMar>
+          </w:tcPr>
+          <w:p>
+            <w:pPr>
+              <w:spacing w:after="40"/>
+            </w:pPr>
+            <w:r>
+              <w:rPr>
+                <w:sz w:val="19"/>
+                <w:szCs w:val="19"/>
+              </w:rPr>
+              <w:t>Downloads a ZIP that opens directly in SmartPLS 4 (questionnaire, numeric, -99 for missing) or ATLAS.ti (interviews as Word documents, documents named by ID), each with a README and an attribute or dictionary file. PI only.</w:t>
+            </w:r>
+          </w:p>
+        </w:tc>
+        <w:tc>
+          <w:tcPr>
+            <w:tcW w:w="2447" w:type="dxa"/>
+            <w:tcMar>
+              <w:top w:w="70" w:type="dxa"/>
+              <w:left w:w="110" w:type="dxa"/>
+              <w:bottom w:w="70" w:type="dxa"/>
+              <w:right w:w="110" w:type="dxa"/>
+            </w:tcMar>
+          </w:tcPr>
+          <w:p>
+            <w:pPr>
+              <w:spacing w:after="40"/>
+            </w:pPr>
+            <w:r>
+              <w:rPr>
+                <w:sz w:val="19"/>
+                <w:szCs w:val="19"/>
+              </w:rPr>
+              <w:t>Removes the copying and recoding between the portal and the analysis software. No names, organisation, job title or contact details; withdrawn participants left out.</w:t>
+            </w:r>
+          </w:p>
+        </w:tc>
+        <w:tc>
+          <w:tcPr>
+            <w:tcW w:w="2071" w:type="dxa"/>
+            <w:tcMar>
+              <w:top w:w="70" w:type="dxa"/>
+              <w:left w:w="110" w:type="dxa"/>
+              <w:bottom w:w="70" w:type="dxa"/>
+              <w:right w:w="110" w:type="dxa"/>
+            </w:tcMar>
+          </w:tcPr>
+          <w:p>
+            <w:pPr>
+              <w:spacing w:after="40"/>
+            </w:pPr>
+            <w:r>
+              <w:rPr>
+                <w:sz w:val="19"/>
+                <w:szCs w:val="19"/>
+              </w:rPr>
+              <w:t>A ZIP downloads; the download is audited.</w:t>
+            </w:r>
+          </w:p>
+        </w:tc>
+      </w:tr>
+      <w:tr>
+        <w:tblPrEx>
+          <w:tblCellMar>
+            <w:top w:w="0" w:type="dxa"/>
+            <w:bottom w:w="0" w:type="dxa"/>
+          </w:tblCellMar>
+        </w:tblPrEx>
+        <w:trPr>
+          <w:cantSplit/>
+        </w:trPr>
+        <w:tc>
+          <w:tcPr>
+            <w:tcW w:w="1882" w:type="dxa"/>
+            <w:shd w:val="clear" w:color="auto" w:fill="F8FAFB"/>
+            <w:tcMar>
+              <w:top w:w="70" w:type="dxa"/>
+              <w:left w:w="110" w:type="dxa"/>
+              <w:bottom w:w="70" w:type="dxa"/>
+              <w:right w:w="110" w:type="dxa"/>
+            </w:tcMar>
+          </w:tcPr>
+          <w:p>
+            <w:pPr>
+              <w:spacing w:after="40"/>
+            </w:pPr>
+            <w:r>
+              <w:rPr>
+                <w:sz w:val="19"/>
+                <w:szCs w:val="19"/>
+              </w:rPr>
               <w:t>KoboToolbox data → Excel workbook / All completed forms (PDF ZIP), for each form</w:t>
             </w:r>
           </w:p>
@@ -37726,6 +38300,7 @@
         <w:tc>
           <w:tcPr>
             <w:tcW w:w="3012" w:type="dxa"/>
+            <w:shd w:val="clear" w:color="auto" w:fill="F8FAFB"/>
             <w:tcMar>
               <w:top w:w="70" w:type="dxa"/>
               <w:left w:w="110" w:type="dxa"/>
@@ -37749,6 +38324,7 @@
         <w:tc>
           <w:tcPr>
             <w:tcW w:w="2447" w:type="dxa"/>
+            <w:shd w:val="clear" w:color="auto" w:fill="F8FAFB"/>
             <w:tcMar>
               <w:top w:w="70" w:type="dxa"/>
               <w:left w:w="110" w:type="dxa"/>
@@ -37772,6 +38348,7 @@
         <w:tc>
           <w:tcPr>
             <w:tcW w:w="2071" w:type="dxa"/>
+            <w:shd w:val="clear" w:color="auto" w:fill="F8FAFB"/>
             <w:tcMar>
               <w:top w:w="70" w:type="dxa"/>
               <w:left w:w="110" w:type="dxa"/>
@@ -37847,7 +38424,7 @@
         <w:sz w:val="16"/>
         <w:szCs w:val="16"/>
       </w:rPr>
-      <w:t>Version 1.10 · 22 September 2026</w:t>
+      <w:t>Version 1.11 · 28 September 2026</w:t>
     </w:r>
     <w:r>
       <w:rPr>
@@ -38020,10 +38597,10 @@
 <file path=word/numbering.xml><?xml version="1.0" encoding="utf-8"?>
 <w:numbering xmlns:wpc="http://schemas.microsoft.com/office/word/2010/wordprocessingCanvas" xmlns:cx="http://schemas.microsoft.com/office/drawing/2014/chartex" xmlns:cx1="http://schemas.microsoft.com/office/drawing/2015/9/8/chartex" xmlns:cx2="http://schemas.microsoft.com/office/drawing/2015/10/21/chartex" xmlns:cx3="http://schemas.microsoft.com/office/drawing/2016/5/9/chartex" xmlns:cx4="http://schemas.microsoft.com/office/drawing/2016/5/10/chartex" xmlns:cx5="http://schemas.microsoft.com/office/drawing/2016/5/11/chartex" xmlns:cx6="http://schemas.microsoft.com/office/drawing/2016/5/12/chartex" xmlns:cx7="http://schemas.microsoft.com/office/drawing/2016/5/13/chartex" xmlns:cx8="http://schemas.microsoft.com/office/drawing/2016/5/14/chartex" xmlns:mc="http://schemas.openxmlformats.org/markup-compatibility/2006" xmlns:aink="http://schemas.microsoft.com/office/drawing/2016/ink" xmlns:am3d="http://schemas.microsoft.com/office/drawing/2017/model3d" xmlns:o="urn:schemas-microsoft-com:office:office" xmlns:oel="http://schemas.microsoft.com/office/2019/extlst" xmlns:r="http://schemas.openxmlformats.org/officeDocument/2006/relationships" xmlns:m="http://schemas.openxmlformats.org/officeDocument/2006/math" xmlns:v="urn:schemas-microsoft-com:vml" xmlns:wp14="http://schemas.microsoft.com/office/word/2010/wordprocessingDrawing" xmlns:wp="http://schemas.openxmlformats.org/drawingml/2006/wordprocessingDrawing" xmlns:w10="urn:schemas-microsoft-com:office:word" xmlns:w="http://schemas.openxmlformats.org/wordprocessingml/2006/main" xmlns:w14="http://schemas.microsoft.com/office/word/2010/wordml" xmlns:w15="http://schemas.microsoft.com/office/word/2012/wordml" xmlns:w16cex="http://schemas.microsoft.com/office/word/2018/wordml/cex" xmlns:w16cid="http://schemas.microsoft.com/office/word/2016/wordml/cid" xmlns:w16="http://schemas.microsoft.com/office/word/2018/wordml" xmlns:w16sdtdh="http://schemas.microsoft.com/office/word/2020/wordml/sdtdatahash" xmlns:w16se="http://schemas.microsoft.com/office/word/2015/wordml/symex" xmlns:wpg="http://schemas.microsoft.com/office/word/2010/wordprocessingGroup" xmlns:wpi="http://schemas.microsoft.com/office/word/2010/wordprocessingInk" xmlns:wne="http://schemas.microsoft.com/office/word/2006/wordml" xmlns:wps="http://schemas.microsoft.com/office/word/2010/wordprocessingShape" mc:Ignorable="w14 w15 w16se w16cid w16 w16cex w16sdtdh wp14">
   <w:abstractNum w:abstractNumId="0" w15:restartNumberingAfterBreak="0">
-    <w:nsid w:val="01124A34"/>
+    <w:nsid w:val="07C828F2"/>
     <w:multiLevelType w:val="hybridMultilevel"/>
-    <w:tmpl w:val="F44CCD76"/>
-    <w:lvl w:ilvl="0" w:tplc="9DB8444A">
+    <w:tmpl w:val="1DCEE94A"/>
+    <w:lvl w:ilvl="0" w:tplc="3C248B38">
       <w:start w:val="1"/>
       <w:numFmt w:val="decimal"/>
       <w:lvlText w:val="%1."/>
@@ -38037,52 +38614,52 @@
         <w:color w:val="A67C27"/>
       </w:rPr>
     </w:lvl>
-    <w:lvl w:ilvl="1" w:tplc="211ECCA8">
+    <w:lvl w:ilvl="1" w:tplc="686C9294">
       <w:numFmt w:val="decimal"/>
       <w:lvlText w:val=""/>
       <w:lvlJc w:val="left"/>
     </w:lvl>
-    <w:lvl w:ilvl="2" w:tplc="DE9802C8">
+    <w:lvl w:ilvl="2" w:tplc="D73E00D0">
       <w:numFmt w:val="decimal"/>
       <w:lvlText w:val=""/>
       <w:lvlJc w:val="left"/>
     </w:lvl>
-    <w:lvl w:ilvl="3" w:tplc="11507E08">
+    <w:lvl w:ilvl="3" w:tplc="AD5C175A">
       <w:numFmt w:val="decimal"/>
       <w:lvlText w:val=""/>
       <w:lvlJc w:val="left"/>
     </w:lvl>
-    <w:lvl w:ilvl="4" w:tplc="6C5202BA">
+    <w:lvl w:ilvl="4" w:tplc="36860946">
       <w:numFmt w:val="decimal"/>
       <w:lvlText w:val=""/>
       <w:lvlJc w:val="left"/>
     </w:lvl>
-    <w:lvl w:ilvl="5" w:tplc="1A2443E2">
+    <w:lvl w:ilvl="5" w:tplc="204C476C">
       <w:numFmt w:val="decimal"/>
       <w:lvlText w:val=""/>
       <w:lvlJc w:val="left"/>
     </w:lvl>
-    <w:lvl w:ilvl="6" w:tplc="A0822AA8">
+    <w:lvl w:ilvl="6" w:tplc="7C241368">
       <w:numFmt w:val="decimal"/>
       <w:lvlText w:val=""/>
       <w:lvlJc w:val="left"/>
     </w:lvl>
-    <w:lvl w:ilvl="7" w:tplc="DAD0F852">
+    <w:lvl w:ilvl="7" w:tplc="E092FD26">
       <w:numFmt w:val="decimal"/>
       <w:lvlText w:val=""/>
       <w:lvlJc w:val="left"/>
     </w:lvl>
-    <w:lvl w:ilvl="8" w:tplc="04082668">
+    <w:lvl w:ilvl="8" w:tplc="42426F6E">
       <w:numFmt w:val="decimal"/>
       <w:lvlText w:val=""/>
       <w:lvlJc w:val="left"/>
     </w:lvl>
   </w:abstractNum>
   <w:abstractNum w:abstractNumId="1" w15:restartNumberingAfterBreak="0">
-    <w:nsid w:val="01AD6ED2"/>
+    <w:nsid w:val="11994252"/>
     <w:multiLevelType w:val="hybridMultilevel"/>
-    <w:tmpl w:val="611CEDCC"/>
-    <w:lvl w:ilvl="0" w:tplc="3216EF84">
+    <w:tmpl w:val="31F4ADC6"/>
+    <w:lvl w:ilvl="0" w:tplc="3116A0D8">
       <w:start w:val="1"/>
       <w:numFmt w:val="decimal"/>
       <w:lvlText w:val="%1."/>
@@ -38096,52 +38673,52 @@
         <w:color w:val="A67C27"/>
       </w:rPr>
     </w:lvl>
-    <w:lvl w:ilvl="1" w:tplc="54DC1662">
+    <w:lvl w:ilvl="1" w:tplc="284C73C2">
       <w:numFmt w:val="decimal"/>
       <w:lvlText w:val=""/>
       <w:lvlJc w:val="left"/>
     </w:lvl>
-    <w:lvl w:ilvl="2" w:tplc="1A769022">
+    <w:lvl w:ilvl="2" w:tplc="3D7E7E68">
       <w:numFmt w:val="decimal"/>
       <w:lvlText w:val=""/>
       <w:lvlJc w:val="left"/>
     </w:lvl>
-    <w:lvl w:ilvl="3" w:tplc="E7622634">
+    <w:lvl w:ilvl="3" w:tplc="F5EC1ECA">
       <w:numFmt w:val="decimal"/>
       <w:lvlText w:val=""/>
       <w:lvlJc w:val="left"/>
     </w:lvl>
-    <w:lvl w:ilvl="4" w:tplc="ED882DD0">
+    <w:lvl w:ilvl="4" w:tplc="928A3BB0">
       <w:numFmt w:val="decimal"/>
       <w:lvlText w:val=""/>
       <w:lvlJc w:val="left"/>
     </w:lvl>
-    <w:lvl w:ilvl="5" w:tplc="D7B0F1FC">
+    <w:lvl w:ilvl="5" w:tplc="1F92B052">
       <w:numFmt w:val="decimal"/>
       <w:lvlText w:val=""/>
       <w:lvlJc w:val="left"/>
     </w:lvl>
-    <w:lvl w:ilvl="6" w:tplc="D9702E14">
+    <w:lvl w:ilvl="6" w:tplc="B850508A">
       <w:numFmt w:val="decimal"/>
       <w:lvlText w:val=""/>
       <w:lvlJc w:val="left"/>
     </w:lvl>
-    <w:lvl w:ilvl="7" w:tplc="21CE634E">
+    <w:lvl w:ilvl="7" w:tplc="206417F0">
       <w:numFmt w:val="decimal"/>
       <w:lvlText w:val=""/>
       <w:lvlJc w:val="left"/>
     </w:lvl>
-    <w:lvl w:ilvl="8" w:tplc="07688144">
+    <w:lvl w:ilvl="8" w:tplc="D2FA73C2">
       <w:numFmt w:val="decimal"/>
       <w:lvlText w:val=""/>
       <w:lvlJc w:val="left"/>
     </w:lvl>
   </w:abstractNum>
   <w:abstractNum w:abstractNumId="2" w15:restartNumberingAfterBreak="0">
-    <w:nsid w:val="03E211D0"/>
+    <w:nsid w:val="1F007928"/>
     <w:multiLevelType w:val="hybridMultilevel"/>
-    <w:tmpl w:val="26D41686"/>
-    <w:lvl w:ilvl="0" w:tplc="98D8080A">
+    <w:tmpl w:val="9524078C"/>
+    <w:lvl w:ilvl="0" w:tplc="C9F2D50A">
       <w:start w:val="1"/>
       <w:numFmt w:val="decimal"/>
       <w:lvlText w:val="%1."/>
@@ -38155,52 +38732,52 @@
         <w:color w:val="A67C27"/>
       </w:rPr>
     </w:lvl>
-    <w:lvl w:ilvl="1" w:tplc="C602D4FA">
+    <w:lvl w:ilvl="1" w:tplc="783E5100">
       <w:numFmt w:val="decimal"/>
       <w:lvlText w:val=""/>
       <w:lvlJc w:val="left"/>
     </w:lvl>
-    <w:lvl w:ilvl="2" w:tplc="F2704726">
+    <w:lvl w:ilvl="2" w:tplc="F558B24A">
       <w:numFmt w:val="decimal"/>
       <w:lvlText w:val=""/>
       <w:lvlJc w:val="left"/>
     </w:lvl>
-    <w:lvl w:ilvl="3" w:tplc="02F4AFF8">
+    <w:lvl w:ilvl="3" w:tplc="432A132A">
       <w:numFmt w:val="decimal"/>
       <w:lvlText w:val=""/>
       <w:lvlJc w:val="left"/>
     </w:lvl>
-    <w:lvl w:ilvl="4" w:tplc="6674CCDA">
+    <w:lvl w:ilvl="4" w:tplc="83F274C8">
       <w:numFmt w:val="decimal"/>
       <w:lvlText w:val=""/>
       <w:lvlJc w:val="left"/>
     </w:lvl>
-    <w:lvl w:ilvl="5" w:tplc="6B02B088">
+    <w:lvl w:ilvl="5" w:tplc="96326C9C">
       <w:numFmt w:val="decimal"/>
       <w:lvlText w:val=""/>
       <w:lvlJc w:val="left"/>
     </w:lvl>
-    <w:lvl w:ilvl="6" w:tplc="D9369D4E">
+    <w:lvl w:ilvl="6" w:tplc="3356F362">
       <w:numFmt w:val="decimal"/>
       <w:lvlText w:val=""/>
       <w:lvlJc w:val="left"/>
     </w:lvl>
-    <w:lvl w:ilvl="7" w:tplc="6422D3F8">
+    <w:lvl w:ilvl="7" w:tplc="C1BCBB50">
       <w:numFmt w:val="decimal"/>
       <w:lvlText w:val=""/>
       <w:lvlJc w:val="left"/>
     </w:lvl>
-    <w:lvl w:ilvl="8" w:tplc="5846E954">
+    <w:lvl w:ilvl="8" w:tplc="8FC29AA6">
       <w:numFmt w:val="decimal"/>
       <w:lvlText w:val=""/>
       <w:lvlJc w:val="left"/>
     </w:lvl>
   </w:abstractNum>
   <w:abstractNum w:abstractNumId="3" w15:restartNumberingAfterBreak="0">
-    <w:nsid w:val="09390CA8"/>
+    <w:nsid w:val="2394112B"/>
     <w:multiLevelType w:val="hybridMultilevel"/>
-    <w:tmpl w:val="8376CFB4"/>
-    <w:lvl w:ilvl="0" w:tplc="B3043CDC">
+    <w:tmpl w:val="AB404B04"/>
+    <w:lvl w:ilvl="0" w:tplc="3F540656">
       <w:start w:val="1"/>
       <w:numFmt w:val="decimal"/>
       <w:lvlText w:val="%1."/>
@@ -38214,52 +38791,52 @@
         <w:color w:val="A67C27"/>
       </w:rPr>
     </w:lvl>
-    <w:lvl w:ilvl="1" w:tplc="3B70A5FE">
+    <w:lvl w:ilvl="1" w:tplc="65E68ECA">
       <w:numFmt w:val="decimal"/>
       <w:lvlText w:val=""/>
       <w:lvlJc w:val="left"/>
     </w:lvl>
-    <w:lvl w:ilvl="2" w:tplc="6E3435D4">
+    <w:lvl w:ilvl="2" w:tplc="611029E0">
       <w:numFmt w:val="decimal"/>
       <w:lvlText w:val=""/>
       <w:lvlJc w:val="left"/>
     </w:lvl>
-    <w:lvl w:ilvl="3" w:tplc="8BD6F7E0">
+    <w:lvl w:ilvl="3" w:tplc="FD46F71C">
       <w:numFmt w:val="decimal"/>
       <w:lvlText w:val=""/>
       <w:lvlJc w:val="left"/>
     </w:lvl>
-    <w:lvl w:ilvl="4" w:tplc="D538540A">
+    <w:lvl w:ilvl="4" w:tplc="896EB0A6">
       <w:numFmt w:val="decimal"/>
       <w:lvlText w:val=""/>
       <w:lvlJc w:val="left"/>
     </w:lvl>
-    <w:lvl w:ilvl="5" w:tplc="84CCED1A">
+    <w:lvl w:ilvl="5" w:tplc="3C54EC1A">
       <w:numFmt w:val="decimal"/>
       <w:lvlText w:val=""/>
       <w:lvlJc w:val="left"/>
     </w:lvl>
-    <w:lvl w:ilvl="6" w:tplc="965A9AF6">
+    <w:lvl w:ilvl="6" w:tplc="4DB212EE">
       <w:numFmt w:val="decimal"/>
       <w:lvlText w:val=""/>
       <w:lvlJc w:val="left"/>
     </w:lvl>
-    <w:lvl w:ilvl="7" w:tplc="6E202E0E">
+    <w:lvl w:ilvl="7" w:tplc="926E05F2">
       <w:numFmt w:val="decimal"/>
       <w:lvlText w:val=""/>
       <w:lvlJc w:val="left"/>
     </w:lvl>
-    <w:lvl w:ilvl="8" w:tplc="31DE8412">
+    <w:lvl w:ilvl="8" w:tplc="63B2057E">
       <w:numFmt w:val="decimal"/>
       <w:lvlText w:val=""/>
       <w:lvlJc w:val="left"/>
     </w:lvl>
   </w:abstractNum>
   <w:abstractNum w:abstractNumId="4" w15:restartNumberingAfterBreak="0">
-    <w:nsid w:val="1225441F"/>
+    <w:nsid w:val="39757D53"/>
     <w:multiLevelType w:val="hybridMultilevel"/>
-    <w:tmpl w:val="330A7B0E"/>
-    <w:lvl w:ilvl="0" w:tplc="363AC56C">
+    <w:tmpl w:val="3FB45418"/>
+    <w:lvl w:ilvl="0" w:tplc="787CB638">
       <w:start w:val="1"/>
       <w:numFmt w:val="decimal"/>
       <w:lvlText w:val="%1."/>
@@ -38273,52 +38850,52 @@
         <w:color w:val="A67C27"/>
       </w:rPr>
     </w:lvl>
-    <w:lvl w:ilvl="1" w:tplc="415E29A6">
+    <w:lvl w:ilvl="1" w:tplc="F9503992">
       <w:numFmt w:val="decimal"/>
       <w:lvlText w:val=""/>
       <w:lvlJc w:val="left"/>
     </w:lvl>
-    <w:lvl w:ilvl="2" w:tplc="3B1641B6">
+    <w:lvl w:ilvl="2" w:tplc="E1724E40">
       <w:numFmt w:val="decimal"/>
       <w:lvlText w:val=""/>
       <w:lvlJc w:val="left"/>
     </w:lvl>
-    <w:lvl w:ilvl="3" w:tplc="6C9061E0">
+    <w:lvl w:ilvl="3" w:tplc="5D423F42">
       <w:numFmt w:val="decimal"/>
       <w:lvlText w:val=""/>
       <w:lvlJc w:val="left"/>
     </w:lvl>
-    <w:lvl w:ilvl="4" w:tplc="65502D9A">
+    <w:lvl w:ilvl="4" w:tplc="2084BE6A">
       <w:numFmt w:val="decimal"/>
       <w:lvlText w:val=""/>
       <w:lvlJc w:val="left"/>
     </w:lvl>
-    <w:lvl w:ilvl="5" w:tplc="D2E67890">
+    <w:lvl w:ilvl="5" w:tplc="93386490">
       <w:numFmt w:val="decimal"/>
       <w:lvlText w:val=""/>
       <w:lvlJc w:val="left"/>
     </w:lvl>
-    <w:lvl w:ilvl="6" w:tplc="B8145B14">
+    <w:lvl w:ilvl="6" w:tplc="525ABF4C">
       <w:numFmt w:val="decimal"/>
       <w:lvlText w:val=""/>
       <w:lvlJc w:val="left"/>
     </w:lvl>
-    <w:lvl w:ilvl="7" w:tplc="A080D648">
+    <w:lvl w:ilvl="7" w:tplc="45961BD6">
       <w:numFmt w:val="decimal"/>
       <w:lvlText w:val=""/>
       <w:lvlJc w:val="left"/>
     </w:lvl>
-    <w:lvl w:ilvl="8" w:tplc="438E27CA">
+    <w:lvl w:ilvl="8" w:tplc="3D16CA36">
       <w:numFmt w:val="decimal"/>
       <w:lvlText w:val=""/>
       <w:lvlJc w:val="left"/>
     </w:lvl>
   </w:abstractNum>
   <w:abstractNum w:abstractNumId="5" w15:restartNumberingAfterBreak="0">
-    <w:nsid w:val="198D780B"/>
+    <w:nsid w:val="3ED400BF"/>
     <w:multiLevelType w:val="hybridMultilevel"/>
-    <w:tmpl w:val="435EDA32"/>
-    <w:lvl w:ilvl="0" w:tplc="58E487AA">
+    <w:tmpl w:val="8DC8980C"/>
+    <w:lvl w:ilvl="0" w:tplc="9E7443C2">
       <w:start w:val="1"/>
       <w:numFmt w:val="decimal"/>
       <w:lvlText w:val="%1."/>
@@ -38332,110 +38909,52 @@
         <w:color w:val="A67C27"/>
       </w:rPr>
     </w:lvl>
-    <w:lvl w:ilvl="1" w:tplc="FEA803F0">
+    <w:lvl w:ilvl="1" w:tplc="E5626DDE">
       <w:numFmt w:val="decimal"/>
       <w:lvlText w:val=""/>
       <w:lvlJc w:val="left"/>
     </w:lvl>
-    <w:lvl w:ilvl="2" w:tplc="9198143A">
+    <w:lvl w:ilvl="2" w:tplc="3ACAB812">
       <w:numFmt w:val="decimal"/>
       <w:lvlText w:val=""/>
       <w:lvlJc w:val="left"/>
     </w:lvl>
-    <w:lvl w:ilvl="3" w:tplc="653ACC46">
+    <w:lvl w:ilvl="3" w:tplc="15826000">
       <w:numFmt w:val="decimal"/>
       <w:lvlText w:val=""/>
       <w:lvlJc w:val="left"/>
     </w:lvl>
-    <w:lvl w:ilvl="4" w:tplc="2B2C9E12">
+    <w:lvl w:ilvl="4" w:tplc="54DE1862">
       <w:numFmt w:val="decimal"/>
       <w:lvlText w:val=""/>
       <w:lvlJc w:val="left"/>
     </w:lvl>
-    <w:lvl w:ilvl="5" w:tplc="98580E66">
+    <w:lvl w:ilvl="5" w:tplc="A86EF40C">
       <w:numFmt w:val="decimal"/>
       <w:lvlText w:val=""/>
       <w:lvlJc w:val="left"/>
     </w:lvl>
-    <w:lvl w:ilvl="6" w:tplc="A24836D8">
+    <w:lvl w:ilvl="6" w:tplc="F476073C">
       <w:numFmt w:val="decimal"/>
       <w:lvlText w:val=""/>
       <w:lvlJc w:val="left"/>
     </w:lvl>
-    <w:lvl w:ilvl="7" w:tplc="6ACC7682">
+    <w:lvl w:ilvl="7" w:tplc="F37A438A">
       <w:numFmt w:val="decimal"/>
       <w:lvlText w:val=""/>
       <w:lvlJc w:val="left"/>
     </w:lvl>
-    <w:lvl w:ilvl="8" w:tplc="EF72A926">
+    <w:lvl w:ilvl="8" w:tplc="8DE0447A">
       <w:numFmt w:val="decimal"/>
       <w:lvlText w:val=""/>
       <w:lvlJc w:val="left"/>
     </w:lvl>
   </w:abstractNum>
   <w:abstractNum w:abstractNumId="6" w15:restartNumberingAfterBreak="0">
-    <w:nsid w:val="21294AC6"/>
+    <w:nsid w:val="4C0D53B1"/>
     <w:multiLevelType w:val="hybridMultilevel"/>
-    <w:tmpl w:val="A0CAD080"/>
-    <w:lvl w:ilvl="0" w:tplc="4B184298">
-      <w:start w:val="1"/>
-      <w:numFmt w:val="bullet"/>
-      <w:lvlText w:val="•"/>
-      <w:lvlJc w:val="left"/>
-      <w:pPr>
-        <w:ind w:left="460" w:hanging="280"/>
-      </w:pPr>
-    </w:lvl>
-    <w:lvl w:ilvl="1" w:tplc="2B9A1FC6">
-      <w:start w:val="1"/>
-      <w:numFmt w:val="bullet"/>
-      <w:lvlText w:val="–"/>
-      <w:lvlJc w:val="left"/>
-      <w:pPr>
-        <w:ind w:left="900" w:hanging="280"/>
-      </w:pPr>
-    </w:lvl>
-    <w:lvl w:ilvl="2" w:tplc="4D008E56">
-      <w:numFmt w:val="decimal"/>
-      <w:lvlText w:val=""/>
-      <w:lvlJc w:val="left"/>
-    </w:lvl>
-    <w:lvl w:ilvl="3" w:tplc="24985B86">
-      <w:numFmt w:val="decimal"/>
-      <w:lvlText w:val=""/>
-      <w:lvlJc w:val="left"/>
-    </w:lvl>
-    <w:lvl w:ilvl="4" w:tplc="B6489D1A">
-      <w:numFmt w:val="decimal"/>
-      <w:lvlText w:val=""/>
-      <w:lvlJc w:val="left"/>
-    </w:lvl>
-    <w:lvl w:ilvl="5" w:tplc="5C28C536">
-      <w:numFmt w:val="decimal"/>
-      <w:lvlText w:val=""/>
-      <w:lvlJc w:val="left"/>
-    </w:lvl>
-    <w:lvl w:ilvl="6" w:tplc="5DB433A8">
-      <w:numFmt w:val="decimal"/>
-      <w:lvlText w:val=""/>
-      <w:lvlJc w:val="left"/>
-    </w:lvl>
-    <w:lvl w:ilvl="7" w:tplc="F9C8FDC2">
-      <w:numFmt w:val="decimal"/>
-      <w:lvlText w:val=""/>
-      <w:lvlJc w:val="left"/>
-    </w:lvl>
-    <w:lvl w:ilvl="8" w:tplc="9E7A49E2">
-      <w:numFmt w:val="decimal"/>
-      <w:lvlText w:val=""/>
-      <w:lvlJc w:val="left"/>
-    </w:lvl>
-  </w:abstractNum>
-  <w:abstractNum w:abstractNumId="7" w15:restartNumberingAfterBreak="0">
-    <w:nsid w:val="290D1651"/>
-    <w:multiLevelType w:val="hybridMultilevel"/>
-    <w:tmpl w:val="A5702218"/>
-    <w:lvl w:ilvl="0" w:tplc="5BC02A2C">
+    <w:tmpl w:val="E912E194"/>
+    <w:lvl w:ilvl="0" w:tplc="801C484A">
       <w:start w:val="1"/>
       <w:numFmt w:val="decimal"/>
       <w:lvlText w:val="%1."/>
@@ -38449,52 +38968,52 @@
         <w:color w:val="A67C27"/>
       </w:rPr>
     </w:lvl>
-    <w:lvl w:ilvl="1" w:tplc="54BAE0E6">
+    <w:lvl w:ilvl="1" w:tplc="B5C016E0">
       <w:numFmt w:val="decimal"/>
       <w:lvlText w:val=""/>
       <w:lvlJc w:val="left"/>
     </w:lvl>
-    <w:lvl w:ilvl="2" w:tplc="53E63532">
+    <w:lvl w:ilvl="2" w:tplc="D5B4D1FC">
       <w:numFmt w:val="decimal"/>
       <w:lvlText w:val=""/>
       <w:lvlJc w:val="left"/>
     </w:lvl>
-    <w:lvl w:ilvl="3" w:tplc="09CAFC16">
+    <w:lvl w:ilvl="3" w:tplc="3CBEAD92">
       <w:numFmt w:val="decimal"/>
       <w:lvlText w:val=""/>
       <w:lvlJc w:val="left"/>
     </w:lvl>
-    <w:lvl w:ilvl="4" w:tplc="7DE41514">
+    <w:lvl w:ilvl="4" w:tplc="63F2DAF4">
       <w:numFmt w:val="decimal"/>
       <w:lvlText w:val=""/>
       <w:lvlJc w:val="left"/>
     </w:lvl>
-    <w:lvl w:ilvl="5" w:tplc="274CE6B6">
+    <w:lvl w:ilvl="5" w:tplc="4960784E">
       <w:numFmt w:val="decimal"/>
       <w:lvlText w:val=""/>
       <w:lvlJc w:val="left"/>
     </w:lvl>
-    <w:lvl w:ilvl="6" w:tplc="9B024A96">
+    <w:lvl w:ilvl="6" w:tplc="AB322B58">
       <w:numFmt w:val="decimal"/>
       <w:lvlText w:val=""/>
       <w:lvlJc w:val="left"/>
     </w:lvl>
-    <w:lvl w:ilvl="7" w:tplc="B14AD0A8">
+    <w:lvl w:ilvl="7" w:tplc="2DACA84C">
       <w:numFmt w:val="decimal"/>
       <w:lvlText w:val=""/>
       <w:lvlJc w:val="left"/>
     </w:lvl>
-    <w:lvl w:ilvl="8" w:tplc="4566B648">
+    <w:lvl w:ilvl="8" w:tplc="1EB8E3BE">
       <w:numFmt w:val="decimal"/>
       <w:lvlText w:val=""/>
       <w:lvlJc w:val="left"/>
     </w:lvl>
   </w:abstractNum>
-  <w:abstractNum w:abstractNumId="8" w15:restartNumberingAfterBreak="0">
-    <w:nsid w:val="34683355"/>
+  <w:abstractNum w:abstractNumId="7" w15:restartNumberingAfterBreak="0">
+    <w:nsid w:val="57755BE2"/>
     <w:multiLevelType w:val="hybridMultilevel"/>
-    <w:tmpl w:val="1CC8A044"/>
-    <w:lvl w:ilvl="0" w:tplc="C68EF1CE">
+    <w:tmpl w:val="926A989A"/>
+    <w:lvl w:ilvl="0" w:tplc="CD6A0B36">
       <w:start w:val="1"/>
       <w:numFmt w:val="decimal"/>
       <w:lvlText w:val="%1."/>
@@ -38508,52 +39027,110 @@
         <w:color w:val="A67C27"/>
       </w:rPr>
     </w:lvl>
-    <w:lvl w:ilvl="1" w:tplc="2FC87C16">
+    <w:lvl w:ilvl="1" w:tplc="82743E8E">
       <w:numFmt w:val="decimal"/>
       <w:lvlText w:val=""/>
       <w:lvlJc w:val="left"/>
     </w:lvl>
-    <w:lvl w:ilvl="2" w:tplc="EE6401D8">
+    <w:lvl w:ilvl="2" w:tplc="52BEA046">
       <w:numFmt w:val="decimal"/>
       <w:lvlText w:val=""/>
       <w:lvlJc w:val="left"/>
     </w:lvl>
-    <w:lvl w:ilvl="3" w:tplc="203A9DF8">
+    <w:lvl w:ilvl="3" w:tplc="3DD21B3A">
       <w:numFmt w:val="decimal"/>
       <w:lvlText w:val=""/>
       <w:lvlJc w:val="left"/>
     </w:lvl>
-    <w:lvl w:ilvl="4" w:tplc="9F5AB7C8">
+    <w:lvl w:ilvl="4" w:tplc="E99C8982">
       <w:numFmt w:val="decimal"/>
       <w:lvlText w:val=""/>
       <w:lvlJc w:val="left"/>
     </w:lvl>
-    <w:lvl w:ilvl="5" w:tplc="EA50AA78">
+    <w:lvl w:ilvl="5" w:tplc="E2906302">
       <w:numFmt w:val="decimal"/>
       <w:lvlText w:val=""/>
       <w:lvlJc w:val="left"/>
     </w:lvl>
-    <w:lvl w:ilvl="6" w:tplc="5952F232">
+    <w:lvl w:ilvl="6" w:tplc="B930D8C2">
       <w:numFmt w:val="decimal"/>
       <w:lvlText w:val=""/>
       <w:lvlJc w:val="left"/>
     </w:lvl>
-    <w:lvl w:ilvl="7" w:tplc="FAD0C910">
+    <w:lvl w:ilvl="7" w:tplc="086672B0">
       <w:numFmt w:val="decimal"/>
       <w:lvlText w:val=""/>
       <w:lvlJc w:val="left"/>
     </w:lvl>
-    <w:lvl w:ilvl="8" w:tplc="E306ECD8">
+    <w:lvl w:ilvl="8" w:tplc="289A15A8">
+      <w:numFmt w:val="decimal"/>
+      <w:lvlText w:val=""/>
+      <w:lvlJc w:val="left"/>
+    </w:lvl>
+  </w:abstractNum>
+  <w:abstractNum w:abstractNumId="8" w15:restartNumberingAfterBreak="0">
+    <w:nsid w:val="59BB2F34"/>
+    <w:multiLevelType w:val="hybridMultilevel"/>
+    <w:tmpl w:val="494C598C"/>
+    <w:lvl w:ilvl="0" w:tplc="E60E3B94">
+      <w:start w:val="1"/>
+      <w:numFmt w:val="bullet"/>
+      <w:lvlText w:val="•"/>
+      <w:lvlJc w:val="left"/>
+      <w:pPr>
+        <w:ind w:left="460" w:hanging="280"/>
+      </w:pPr>
+    </w:lvl>
+    <w:lvl w:ilvl="1" w:tplc="0298BC3C">
+      <w:start w:val="1"/>
+      <w:numFmt w:val="bullet"/>
+      <w:lvlText w:val="–"/>
+      <w:lvlJc w:val="left"/>
+      <w:pPr>
+        <w:ind w:left="900" w:hanging="280"/>
+      </w:pPr>
+    </w:lvl>
+    <w:lvl w:ilvl="2" w:tplc="C4B28CD6">
+      <w:numFmt w:val="decimal"/>
+      <w:lvlText w:val=""/>
+      <w:lvlJc w:val="left"/>
+    </w:lvl>
+    <w:lvl w:ilvl="3" w:tplc="7B0C1F76">
+      <w:numFmt w:val="decimal"/>
+      <w:lvlText w:val=""/>
+      <w:lvlJc w:val="left"/>
+    </w:lvl>
+    <w:lvl w:ilvl="4" w:tplc="7120317C">
+      <w:numFmt w:val="decimal"/>
+      <w:lvlText w:val=""/>
+      <w:lvlJc w:val="left"/>
+    </w:lvl>
+    <w:lvl w:ilvl="5" w:tplc="D096BE68">
+      <w:numFmt w:val="decimal"/>
+      <w:lvlText w:val=""/>
+      <w:lvlJc w:val="left"/>
+    </w:lvl>
+    <w:lvl w:ilvl="6" w:tplc="23C6B346">
+      <w:numFmt w:val="decimal"/>
+      <w:lvlText w:val=""/>
+      <w:lvlJc w:val="left"/>
+    </w:lvl>
+    <w:lvl w:ilvl="7" w:tplc="F52E8924">
+      <w:numFmt w:val="decimal"/>
+      <w:lvlText w:val=""/>
+      <w:lvlJc w:val="left"/>
+    </w:lvl>
+    <w:lvl w:ilvl="8" w:tplc="D1D67FDC">
       <w:numFmt w:val="decimal"/>
       <w:lvlText w:val=""/>
       <w:lvlJc w:val="left"/>
     </w:lvl>
   </w:abstractNum>
   <w:abstractNum w:abstractNumId="9" w15:restartNumberingAfterBreak="0">
-    <w:nsid w:val="38F84D57"/>
+    <w:nsid w:val="5A775699"/>
     <w:multiLevelType w:val="hybridMultilevel"/>
-    <w:tmpl w:val="6F94E56A"/>
-    <w:lvl w:ilvl="0" w:tplc="D250E176">
+    <w:tmpl w:val="C24200AA"/>
+    <w:lvl w:ilvl="0" w:tplc="DF566424">
       <w:start w:val="1"/>
       <w:numFmt w:val="decimal"/>
       <w:lvlText w:val="%1."/>
@@ -38567,52 +39144,52 @@
         <w:color w:val="A67C27"/>
       </w:rPr>
     </w:lvl>
-    <w:lvl w:ilvl="1" w:tplc="296A0FE0">
+    <w:lvl w:ilvl="1" w:tplc="28A8FCBA">
       <w:numFmt w:val="decimal"/>
       <w:lvlText w:val=""/>
       <w:lvlJc w:val="left"/>
     </w:lvl>
-    <w:lvl w:ilvl="2" w:tplc="4D68DCA8">
+    <w:lvl w:ilvl="2" w:tplc="06E6F04E">
       <w:numFmt w:val="decimal"/>
       <w:lvlText w:val=""/>
       <w:lvlJc w:val="left"/>
     </w:lvl>
-    <w:lvl w:ilvl="3" w:tplc="A4C6AE3A">
+    <w:lvl w:ilvl="3" w:tplc="83EEB850">
       <w:numFmt w:val="decimal"/>
       <w:lvlText w:val=""/>
       <w:lvlJc w:val="left"/>
     </w:lvl>
-    <w:lvl w:ilvl="4" w:tplc="5F606BB2">
+    <w:lvl w:ilvl="4" w:tplc="7AF802A2">
       <w:numFmt w:val="decimal"/>
       <w:lvlText w:val=""/>
       <w:lvlJc w:val="left"/>
     </w:lvl>
-    <w:lvl w:ilvl="5" w:tplc="2A1CF3DC">
+    <w:lvl w:ilvl="5" w:tplc="6D5E4848">
       <w:numFmt w:val="decimal"/>
       <w:lvlText w:val=""/>
       <w:lvlJc w:val="left"/>
     </w:lvl>
-    <w:lvl w:ilvl="6" w:tplc="09C65658">
+    <w:lvl w:ilvl="6" w:tplc="84845AD0">
       <w:numFmt w:val="decimal"/>
       <w:lvlText w:val=""/>
       <w:lvlJc w:val="left"/>
     </w:lvl>
-    <w:lvl w:ilvl="7" w:tplc="DB8C453A">
+    <w:lvl w:ilvl="7" w:tplc="5EA8BD44">
       <w:numFmt w:val="decimal"/>
       <w:lvlText w:val=""/>
       <w:lvlJc w:val="left"/>
     </w:lvl>
-    <w:lvl w:ilvl="8" w:tplc="40D6BD92">
+    <w:lvl w:ilvl="8" w:tplc="783637FC">
       <w:numFmt w:val="decimal"/>
       <w:lvlText w:val=""/>
       <w:lvlJc w:val="left"/>
     </w:lvl>
   </w:abstractNum>
   <w:abstractNum w:abstractNumId="10" w15:restartNumberingAfterBreak="0">
-    <w:nsid w:val="3E370A1F"/>
+    <w:nsid w:val="5AAA6A18"/>
     <w:multiLevelType w:val="hybridMultilevel"/>
-    <w:tmpl w:val="F79262EE"/>
-    <w:lvl w:ilvl="0" w:tplc="D2081E60">
+    <w:tmpl w:val="E766B008"/>
+    <w:lvl w:ilvl="0" w:tplc="917CB4CA">
       <w:start w:val="1"/>
       <w:numFmt w:val="decimal"/>
       <w:lvlText w:val="%1."/>
@@ -38626,52 +39203,52 @@
         <w:color w:val="A67C27"/>
       </w:rPr>
     </w:lvl>
-    <w:lvl w:ilvl="1" w:tplc="A1CCC004">
+    <w:lvl w:ilvl="1" w:tplc="4190BC3E">
       <w:numFmt w:val="decimal"/>
       <w:lvlText w:val=""/>
       <w:lvlJc w:val="left"/>
     </w:lvl>
-    <w:lvl w:ilvl="2" w:tplc="F648BEA6">
+    <w:lvl w:ilvl="2" w:tplc="4440B642">
       <w:numFmt w:val="decimal"/>
       <w:lvlText w:val=""/>
       <w:lvlJc w:val="left"/>
     </w:lvl>
-    <w:lvl w:ilvl="3" w:tplc="82986612">
+    <w:lvl w:ilvl="3" w:tplc="70422C90">
       <w:numFmt w:val="decimal"/>
       <w:lvlText w:val=""/>
       <w:lvlJc w:val="left"/>
     </w:lvl>
-    <w:lvl w:ilvl="4" w:tplc="469C317E">
+    <w:lvl w:ilvl="4" w:tplc="DABE4B44">
       <w:numFmt w:val="decimal"/>
       <w:lvlText w:val=""/>
       <w:lvlJc w:val="left"/>
     </w:lvl>
-    <w:lvl w:ilvl="5" w:tplc="1082C710">
+    <w:lvl w:ilvl="5" w:tplc="C73267EC">
       <w:numFmt w:val="decimal"/>
       <w:lvlText w:val=""/>
       <w:lvlJc w:val="left"/>
     </w:lvl>
-    <w:lvl w:ilvl="6" w:tplc="4F444C24">
+    <w:lvl w:ilvl="6" w:tplc="66C02DAC">
       <w:numFmt w:val="decimal"/>
       <w:lvlText w:val=""/>
       <w:lvlJc w:val="left"/>
     </w:lvl>
-    <w:lvl w:ilvl="7" w:tplc="8C6819A2">
+    <w:lvl w:ilvl="7" w:tplc="A974699C">
       <w:numFmt w:val="decimal"/>
       <w:lvlText w:val=""/>
       <w:lvlJc w:val="left"/>
     </w:lvl>
-    <w:lvl w:ilvl="8" w:tplc="C56E9686">
+    <w:lvl w:ilvl="8" w:tplc="11566F28">
       <w:numFmt w:val="decimal"/>
       <w:lvlText w:val=""/>
       <w:lvlJc w:val="left"/>
     </w:lvl>
   </w:abstractNum>
   <w:abstractNum w:abstractNumId="11" w15:restartNumberingAfterBreak="0">
-    <w:nsid w:val="40C32EA2"/>
+    <w:nsid w:val="607A7046"/>
     <w:multiLevelType w:val="hybridMultilevel"/>
-    <w:tmpl w:val="7EFA9C90"/>
-    <w:lvl w:ilvl="0" w:tplc="E4D8C484">
+    <w:tmpl w:val="DEC24874"/>
+    <w:lvl w:ilvl="0" w:tplc="03C038C6">
       <w:start w:val="1"/>
       <w:numFmt w:val="decimal"/>
       <w:lvlText w:val="%1."/>
@@ -38685,52 +39262,52 @@
         <w:color w:val="A67C27"/>
       </w:rPr>
     </w:lvl>
-    <w:lvl w:ilvl="1" w:tplc="99AAB1A6">
+    <w:lvl w:ilvl="1" w:tplc="94E0D558">
       <w:numFmt w:val="decimal"/>
       <w:lvlText w:val=""/>
       <w:lvlJc w:val="left"/>
     </w:lvl>
-    <w:lvl w:ilvl="2" w:tplc="D7AC9536">
+    <w:lvl w:ilvl="2" w:tplc="46FCC3AC">
       <w:numFmt w:val="decimal"/>
       <w:lvlText w:val=""/>
       <w:lvlJc w:val="left"/>
     </w:lvl>
-    <w:lvl w:ilvl="3" w:tplc="AA22686A">
+    <w:lvl w:ilvl="3" w:tplc="2F5E8964">
       <w:numFmt w:val="decimal"/>
       <w:lvlText w:val=""/>
       <w:lvlJc w:val="left"/>
     </w:lvl>
-    <w:lvl w:ilvl="4" w:tplc="02584640">
+    <w:lvl w:ilvl="4" w:tplc="3490D260">
       <w:numFmt w:val="decimal"/>
       <w:lvlText w:val=""/>
       <w:lvlJc w:val="left"/>
     </w:lvl>
-    <w:lvl w:ilvl="5" w:tplc="6DB07556">
+    <w:lvl w:ilvl="5" w:tplc="6A6AD8B8">
       <w:numFmt w:val="decimal"/>
       <w:lvlText w:val=""/>
       <w:lvlJc w:val="left"/>
     </w:lvl>
-    <w:lvl w:ilvl="6" w:tplc="E62CE91E">
+    <w:lvl w:ilvl="6" w:tplc="8C923FC4">
       <w:numFmt w:val="decimal"/>
       <w:lvlText w:val=""/>
       <w:lvlJc w:val="left"/>
     </w:lvl>
-    <w:lvl w:ilvl="7" w:tplc="E4705F48">
+    <w:lvl w:ilvl="7" w:tplc="A89628F4">
       <w:numFmt w:val="decimal"/>
       <w:lvlText w:val=""/>
       <w:lvlJc w:val="left"/>
     </w:lvl>
-    <w:lvl w:ilvl="8" w:tplc="E82EEA84">
+    <w:lvl w:ilvl="8" w:tplc="79A4EF40">
       <w:numFmt w:val="decimal"/>
       <w:lvlText w:val=""/>
       <w:lvlJc w:val="left"/>
     </w:lvl>
   </w:abstractNum>
   <w:abstractNum w:abstractNumId="12" w15:restartNumberingAfterBreak="0">
-    <w:nsid w:val="43F725D1"/>
+    <w:nsid w:val="627850B6"/>
     <w:multiLevelType w:val="hybridMultilevel"/>
-    <w:tmpl w:val="E4A4F49A"/>
-    <w:lvl w:ilvl="0" w:tplc="51B03892">
+    <w:tmpl w:val="1A20935A"/>
+    <w:lvl w:ilvl="0" w:tplc="6234CD3C">
       <w:start w:val="1"/>
       <w:numFmt w:val="decimal"/>
       <w:lvlText w:val="%1."/>
@@ -38744,52 +39321,52 @@
         <w:color w:val="A67C27"/>
       </w:rPr>
     </w:lvl>
-    <w:lvl w:ilvl="1" w:tplc="87462244">
+    <w:lvl w:ilvl="1" w:tplc="FFFAA5B0">
       <w:numFmt w:val="decimal"/>
       <w:lvlText w:val=""/>
       <w:lvlJc w:val="left"/>
     </w:lvl>
-    <w:lvl w:ilvl="2" w:tplc="CBE8F746">
+    <w:lvl w:ilvl="2" w:tplc="ECA053E4">
       <w:numFmt w:val="decimal"/>
       <w:lvlText w:val=""/>
       <w:lvlJc w:val="left"/>
     </w:lvl>
-    <w:lvl w:ilvl="3" w:tplc="F16A1F1A">
+    <w:lvl w:ilvl="3" w:tplc="BAD88EFE">
       <w:numFmt w:val="decimal"/>
       <w:lvlText w:val=""/>
       <w:lvlJc w:val="left"/>
     </w:lvl>
-    <w:lvl w:ilvl="4" w:tplc="6A748508">
+    <w:lvl w:ilvl="4" w:tplc="256E6B40">
       <w:numFmt w:val="decimal"/>
       <w:lvlText w:val=""/>
       <w:lvlJc w:val="left"/>
     </w:lvl>
-    <w:lvl w:ilvl="5" w:tplc="1D409980">
+    <w:lvl w:ilvl="5" w:tplc="F5BE0798">
       <w:numFmt w:val="decimal"/>
       <w:lvlText w:val=""/>
       <w:lvlJc w:val="left"/>
     </w:lvl>
-    <w:lvl w:ilvl="6" w:tplc="48E85DC4">
+    <w:lvl w:ilvl="6" w:tplc="93745EB4">
       <w:numFmt w:val="decimal"/>
       <w:lvlText w:val=""/>
       <w:lvlJc w:val="left"/>
     </w:lvl>
-    <w:lvl w:ilvl="7" w:tplc="93E400DA">
+    <w:lvl w:ilvl="7" w:tplc="9C3AC9A0">
       <w:numFmt w:val="decimal"/>
       <w:lvlText w:val=""/>
       <w:lvlJc w:val="left"/>
     </w:lvl>
-    <w:lvl w:ilvl="8" w:tplc="06288D58">
+    <w:lvl w:ilvl="8" w:tplc="801E8A98">
       <w:numFmt w:val="decimal"/>
       <w:lvlText w:val=""/>
       <w:lvlJc w:val="left"/>
     </w:lvl>
   </w:abstractNum>
   <w:abstractNum w:abstractNumId="13" w15:restartNumberingAfterBreak="0">
-    <w:nsid w:val="4DE87D6C"/>
+    <w:nsid w:val="631C6369"/>
     <w:multiLevelType w:val="hybridMultilevel"/>
-    <w:tmpl w:val="CED682DC"/>
-    <w:lvl w:ilvl="0" w:tplc="9E467B30">
+    <w:tmpl w:val="10A8650E"/>
+    <w:lvl w:ilvl="0" w:tplc="4196898C">
       <w:start w:val="1"/>
       <w:numFmt w:val="decimal"/>
       <w:lvlText w:val="%1."/>
@@ -38803,52 +39380,52 @@
         <w:color w:val="A67C27"/>
       </w:rPr>
     </w:lvl>
-    <w:lvl w:ilvl="1" w:tplc="4E8013C8">
+    <w:lvl w:ilvl="1" w:tplc="5C2C6266">
       <w:numFmt w:val="decimal"/>
       <w:lvlText w:val=""/>
       <w:lvlJc w:val="left"/>
     </w:lvl>
-    <w:lvl w:ilvl="2" w:tplc="49B63780">
+    <w:lvl w:ilvl="2" w:tplc="49D0172E">
       <w:numFmt w:val="decimal"/>
       <w:lvlText w:val=""/>
       <w:lvlJc w:val="left"/>
     </w:lvl>
-    <w:lvl w:ilvl="3" w:tplc="914CBC0A">
+    <w:lvl w:ilvl="3" w:tplc="BAAABF22">
       <w:numFmt w:val="decimal"/>
       <w:lvlText w:val=""/>
       <w:lvlJc w:val="left"/>
     </w:lvl>
-    <w:lvl w:ilvl="4" w:tplc="3E849710">
+    <w:lvl w:ilvl="4" w:tplc="0F466CE8">
       <w:numFmt w:val="decimal"/>
       <w:lvlText w:val=""/>
       <w:lvlJc w:val="left"/>
     </w:lvl>
-    <w:lvl w:ilvl="5" w:tplc="EF180686">
+    <w:lvl w:ilvl="5" w:tplc="7D7EBA34">
       <w:numFmt w:val="decimal"/>
       <w:lvlText w:val=""/>
       <w:lvlJc w:val="left"/>
     </w:lvl>
-    <w:lvl w:ilvl="6" w:tplc="B14887C0">
+    <w:lvl w:ilvl="6" w:tplc="0160F7F8">
       <w:numFmt w:val="decimal"/>
       <w:lvlText w:val=""/>
       <w:lvlJc w:val="left"/>
     </w:lvl>
-    <w:lvl w:ilvl="7" w:tplc="4BCEB3CC">
+    <w:lvl w:ilvl="7" w:tplc="A98278B8">
       <w:numFmt w:val="decimal"/>
       <w:lvlText w:val=""/>
       <w:lvlJc w:val="left"/>
     </w:lvl>
-    <w:lvl w:ilvl="8" w:tplc="2B04C1CA">
+    <w:lvl w:ilvl="8" w:tplc="C7A6DD7C">
       <w:numFmt w:val="decimal"/>
       <w:lvlText w:val=""/>
       <w:lvlJc w:val="left"/>
     </w:lvl>
   </w:abstractNum>
   <w:abstractNum w:abstractNumId="14" w15:restartNumberingAfterBreak="0">
-    <w:nsid w:val="513238AA"/>
+    <w:nsid w:val="66D11D06"/>
     <w:multiLevelType w:val="hybridMultilevel"/>
-    <w:tmpl w:val="31C83736"/>
-    <w:lvl w:ilvl="0" w:tplc="8F288D94">
+    <w:tmpl w:val="2CFAF868"/>
+    <w:lvl w:ilvl="0" w:tplc="32A0ABEE">
       <w:start w:val="1"/>
       <w:numFmt w:val="decimal"/>
       <w:lvlText w:val="%1."/>
@@ -38862,52 +39439,52 @@
         <w:color w:val="A67C27"/>
       </w:rPr>
     </w:lvl>
-    <w:lvl w:ilvl="1" w:tplc="E940D2C0">
+    <w:lvl w:ilvl="1" w:tplc="79D0C258">
       <w:numFmt w:val="decimal"/>
       <w:lvlText w:val=""/>
       <w:lvlJc w:val="left"/>
     </w:lvl>
-    <w:lvl w:ilvl="2" w:tplc="B05645B4">
+    <w:lvl w:ilvl="2" w:tplc="4E9AC518">
       <w:numFmt w:val="decimal"/>
       <w:lvlText w:val=""/>
       <w:lvlJc w:val="left"/>
     </w:lvl>
-    <w:lvl w:ilvl="3" w:tplc="622816CC">
+    <w:lvl w:ilvl="3" w:tplc="9B1872F2">
       <w:numFmt w:val="decimal"/>
       <w:lvlText w:val=""/>
       <w:lvlJc w:val="left"/>
     </w:lvl>
-    <w:lvl w:ilvl="4" w:tplc="0D389650">
+    <w:lvl w:ilvl="4" w:tplc="19727114">
       <w:numFmt w:val="decimal"/>
       <w:lvlText w:val=""/>
       <w:lvlJc w:val="left"/>
     </w:lvl>
-    <w:lvl w:ilvl="5" w:tplc="2716E9C8">
+    <w:lvl w:ilvl="5" w:tplc="91A26128">
       <w:numFmt w:val="decimal"/>
       <w:lvlText w:val=""/>
       <w:lvlJc w:val="left"/>
     </w:lvl>
-    <w:lvl w:ilvl="6" w:tplc="5FB416D8">
+    <w:lvl w:ilvl="6" w:tplc="C1FC96F0">
       <w:numFmt w:val="decimal"/>
       <w:lvlText w:val=""/>
       <w:lvlJc w:val="left"/>
     </w:lvl>
-    <w:lvl w:ilvl="7" w:tplc="9A5C405E">
+    <w:lvl w:ilvl="7" w:tplc="0A6C264E">
       <w:numFmt w:val="decimal"/>
       <w:lvlText w:val=""/>
       <w:lvlJc w:val="left"/>
     </w:lvl>
-    <w:lvl w:ilvl="8" w:tplc="BDDE96F8">
+    <w:lvl w:ilvl="8" w:tplc="E22C33EC">
       <w:numFmt w:val="decimal"/>
       <w:lvlText w:val=""/>
       <w:lvlJc w:val="left"/>
     </w:lvl>
   </w:abstractNum>
   <w:abstractNum w:abstractNumId="15" w15:restartNumberingAfterBreak="0">
-    <w:nsid w:val="53094676"/>
+    <w:nsid w:val="67A037AA"/>
     <w:multiLevelType w:val="hybridMultilevel"/>
-    <w:tmpl w:val="DA3025C8"/>
-    <w:lvl w:ilvl="0" w:tplc="CE74DF10">
+    <w:tmpl w:val="55029F26"/>
+    <w:lvl w:ilvl="0" w:tplc="FD7ABF7A">
       <w:start w:val="1"/>
       <w:numFmt w:val="decimal"/>
       <w:lvlText w:val="%1."/>
@@ -38921,52 +39498,52 @@
         <w:color w:val="A67C27"/>
       </w:rPr>
     </w:lvl>
-    <w:lvl w:ilvl="1" w:tplc="15E41246">
+    <w:lvl w:ilvl="1" w:tplc="5B344DCC">
       <w:numFmt w:val="decimal"/>
       <w:lvlText w:val=""/>
       <w:lvlJc w:val="left"/>
     </w:lvl>
-    <w:lvl w:ilvl="2" w:tplc="68B4396C">
+    <w:lvl w:ilvl="2" w:tplc="06D4683C">
       <w:numFmt w:val="decimal"/>
       <w:lvlText w:val=""/>
       <w:lvlJc w:val="left"/>
     </w:lvl>
-    <w:lvl w:ilvl="3" w:tplc="5FBAEF26">
+    <w:lvl w:ilvl="3" w:tplc="502E8CAC">
       <w:numFmt w:val="decimal"/>
       <w:lvlText w:val=""/>
       <w:lvlJc w:val="left"/>
     </w:lvl>
-    <w:lvl w:ilvl="4" w:tplc="4150207E">
+    <w:lvl w:ilvl="4" w:tplc="41FCE728">
       <w:numFmt w:val="decimal"/>
       <w:lvlText w:val=""/>
       <w:lvlJc w:val="left"/>
     </w:lvl>
-    <w:lvl w:ilvl="5" w:tplc="FD869C48">
+    <w:lvl w:ilvl="5" w:tplc="77C64CDA">
       <w:numFmt w:val="decimal"/>
       <w:lvlText w:val=""/>
       <w:lvlJc w:val="left"/>
     </w:lvl>
-    <w:lvl w:ilvl="6" w:tplc="DD42CA72">
+    <w:lvl w:ilvl="6" w:tplc="98C6745A">
       <w:numFmt w:val="decimal"/>
       <w:lvlText w:val=""/>
       <w:lvlJc w:val="left"/>
     </w:lvl>
-    <w:lvl w:ilvl="7" w:tplc="0182578A">
+    <w:lvl w:ilvl="7" w:tplc="1A5806FA">
       <w:numFmt w:val="decimal"/>
       <w:lvlText w:val=""/>
       <w:lvlJc w:val="left"/>
     </w:lvl>
-    <w:lvl w:ilvl="8" w:tplc="BBDA48E6">
+    <w:lvl w:ilvl="8" w:tplc="25E2AF72">
       <w:numFmt w:val="decimal"/>
       <w:lvlText w:val=""/>
       <w:lvlJc w:val="left"/>
     </w:lvl>
   </w:abstractNum>
   <w:abstractNum w:abstractNumId="16" w15:restartNumberingAfterBreak="0">
-    <w:nsid w:val="5A8F6A79"/>
+    <w:nsid w:val="6F4E563C"/>
     <w:multiLevelType w:val="hybridMultilevel"/>
-    <w:tmpl w:val="EC761C44"/>
-    <w:lvl w:ilvl="0" w:tplc="BE682FCC">
+    <w:tmpl w:val="24682D96"/>
+    <w:lvl w:ilvl="0" w:tplc="4C082AE4">
       <w:start w:val="1"/>
       <w:numFmt w:val="decimal"/>
       <w:lvlText w:val="%1."/>
@@ -38980,52 +39557,138 @@
         <w:color w:val="A67C27"/>
       </w:rPr>
     </w:lvl>
-    <w:lvl w:ilvl="1" w:tplc="FF483BAA">
+    <w:lvl w:ilvl="1" w:tplc="FAE0F252">
       <w:numFmt w:val="decimal"/>
       <w:lvlText w:val=""/>
       <w:lvlJc w:val="left"/>
     </w:lvl>
-    <w:lvl w:ilvl="2" w:tplc="5978BCA6">
+    <w:lvl w:ilvl="2" w:tplc="BD1EC55C">
       <w:numFmt w:val="decimal"/>
       <w:lvlText w:val=""/>
       <w:lvlJc w:val="left"/>
     </w:lvl>
-    <w:lvl w:ilvl="3" w:tplc="ADC2606A">
+    <w:lvl w:ilvl="3" w:tplc="178824F8">
       <w:numFmt w:val="decimal"/>
       <w:lvlText w:val=""/>
       <w:lvlJc w:val="left"/>
     </w:lvl>
-    <w:lvl w:ilvl="4" w:tplc="3030024A">
+    <w:lvl w:ilvl="4" w:tplc="81D2CCCA">
       <w:numFmt w:val="decimal"/>
       <w:lvlText w:val=""/>
       <w:lvlJc w:val="left"/>
     </w:lvl>
-    <w:lvl w:ilvl="5" w:tplc="273EC7AE">
+    <w:lvl w:ilvl="5" w:tplc="016A9610">
       <w:numFmt w:val="decimal"/>
       <w:lvlText w:val=""/>
       <w:lvlJc w:val="left"/>
     </w:lvl>
-    <w:lvl w:ilvl="6" w:tplc="0ED448EE">
+    <w:lvl w:ilvl="6" w:tplc="78D4DB76">
       <w:numFmt w:val="decimal"/>
       <w:lvlText w:val=""/>
       <w:lvlJc w:val="left"/>
     </w:lvl>
-    <w:lvl w:ilvl="7" w:tplc="377639E6">
+    <w:lvl w:ilvl="7" w:tplc="FD22B8C2">
       <w:numFmt w:val="decimal"/>
       <w:lvlText w:val=""/>
       <w:lvlJc w:val="left"/>
     </w:lvl>
-    <w:lvl w:ilvl="8" w:tplc="9794A798">
+    <w:lvl w:ilvl="8" w:tplc="8C54E170">
       <w:numFmt w:val="decimal"/>
       <w:lvlText w:val=""/>
       <w:lvlJc w:val="left"/>
     </w:lvl>
   </w:abstractNum>
   <w:abstractNum w:abstractNumId="17" w15:restartNumberingAfterBreak="0">
-    <w:nsid w:val="61B77F61"/>
+    <w:nsid w:val="728763F4"/>
     <w:multiLevelType w:val="hybridMultilevel"/>
-    <w:tmpl w:val="E594E45C"/>
-    <w:lvl w:ilvl="0" w:tplc="34AC0138">
+    <w:tmpl w:val="B18A77A4"/>
+    <w:lvl w:ilvl="0" w:tplc="45E0069E">
+      <w:start w:val="1"/>
+      <w:numFmt w:val="bullet"/>
+      <w:lvlText w:val="●"/>
+      <w:lvlJc w:val="left"/>
+      <w:pPr>
+        <w:ind w:left="720" w:hanging="360"/>
+      </w:pPr>
+    </w:lvl>
+    <w:lvl w:ilvl="1" w:tplc="2FB82EC6">
+      <w:start w:val="1"/>
+      <w:numFmt w:val="bullet"/>
+      <w:lvlText w:val="○"/>
+      <w:lvlJc w:val="left"/>
+      <w:pPr>
+        <w:ind w:left="1440" w:hanging="360"/>
+      </w:pPr>
+    </w:lvl>
+    <w:lvl w:ilvl="2" w:tplc="C608BA02">
+      <w:start w:val="1"/>
+      <w:numFmt w:val="bullet"/>
+      <w:lvlText w:val="■"/>
+      <w:lvlJc w:val="left"/>
+      <w:pPr>
+        <w:ind w:left="2160" w:hanging="360"/>
+      </w:pPr>
+    </w:lvl>
+    <w:lvl w:ilvl="3" w:tplc="693CC466">
+      <w:start w:val="1"/>
+      <w:numFmt w:val="bullet"/>
+      <w:lvlText w:val="●"/>
+      <w:lvlJc w:val="left"/>
+      <w:pPr>
+        <w:ind w:left="2880" w:hanging="360"/>
+      </w:pPr>
+    </w:lvl>
+    <w:lvl w:ilvl="4" w:tplc="32FAED50">
+      <w:start w:val="1"/>
+      <w:numFmt w:val="bullet"/>
+      <w:lvlText w:val="○"/>
+      <w:lvlJc w:val="left"/>
+      <w:pPr>
+        <w:ind w:left="3600" w:hanging="360"/>
+      </w:pPr>
+    </w:lvl>
+    <w:lvl w:ilvl="5" w:tplc="96F00982">
+      <w:start w:val="1"/>
+      <w:numFmt w:val="bullet"/>
+      <w:lvlText w:val="■"/>
+      <w:lvlJc w:val="left"/>
+      <w:pPr>
+        <w:ind w:left="4320" w:hanging="360"/>
+      </w:pPr>
+    </w:lvl>
+    <w:lvl w:ilvl="6" w:tplc="25B8639E">
+      <w:start w:val="1"/>
+      <w:numFmt w:val="bullet"/>
+      <w:lvlText w:val="●"/>
+      <w:lvlJc w:val="left"/>
+      <w:pPr>
+        <w:ind w:left="5040" w:hanging="360"/>
+      </w:pPr>
+    </w:lvl>
+    <w:lvl w:ilvl="7" w:tplc="20862A58">
+      <w:start w:val="1"/>
+      <w:numFmt w:val="bullet"/>
+      <w:lvlText w:val="●"/>
+      <w:lvlJc w:val="left"/>
+      <w:pPr>
+        <w:ind w:left="5760" w:hanging="360"/>
+      </w:pPr>
+    </w:lvl>
+    <w:lvl w:ilvl="8" w:tplc="F1DC1B4C">
+      <w:start w:val="1"/>
+      <w:numFmt w:val="bullet"/>
+      <w:lvlText w:val="●"/>
+      <w:lvlJc w:val="left"/>
+      <w:pPr>
+        <w:ind w:left="6480" w:hanging="360"/>
+      </w:pPr>
+    </w:lvl>
+  </w:abstractNum>
+  <w:abstractNum w:abstractNumId="18" w15:restartNumberingAfterBreak="0">
+    <w:nsid w:val="73BA04D4"/>
+    <w:multiLevelType w:val="hybridMultilevel"/>
+    <w:tmpl w:val="E8188DBC"/>
+    <w:lvl w:ilvl="0" w:tplc="F8883730">
       <w:start w:val="1"/>
       <w:numFmt w:val="decimal"/>
       <w:lvlText w:val="%1."/>
@@ -39039,52 +39702,52 @@
         <w:color w:val="A67C27"/>
       </w:rPr>
     </w:lvl>
-    <w:lvl w:ilvl="1" w:tplc="279045CE">
+    <w:lvl w:ilvl="1" w:tplc="86A2565C">
       <w:numFmt w:val="decimal"/>
       <w:lvlText w:val=""/>
       <w:lvlJc w:val="left"/>
     </w:lvl>
-    <w:lvl w:ilvl="2" w:tplc="74822D6E">
+    <w:lvl w:ilvl="2" w:tplc="66CC0A54">
       <w:numFmt w:val="decimal"/>
       <w:lvlText w:val=""/>
       <w:lvlJc w:val="left"/>
     </w:lvl>
-    <w:lvl w:ilvl="3" w:tplc="56845CF6">
+    <w:lvl w:ilvl="3" w:tplc="A8B262F0">
       <w:numFmt w:val="decimal"/>
       <w:lvlText w:val=""/>
       <w:lvlJc w:val="left"/>
     </w:lvl>
-    <w:lvl w:ilvl="4" w:tplc="AC54A58C">
+    <w:lvl w:ilvl="4" w:tplc="2FA43366">
       <w:numFmt w:val="decimal"/>
       <w:lvlText w:val=""/>
       <w:lvlJc w:val="left"/>
     </w:lvl>
-    <w:lvl w:ilvl="5" w:tplc="6D50EEF2">
+    <w:lvl w:ilvl="5" w:tplc="42F63958">
       <w:numFmt w:val="decimal"/>
       <w:lvlText w:val=""/>
       <w:lvlJc w:val="left"/>
     </w:lvl>
-    <w:lvl w:ilvl="6" w:tplc="61988168">
+    <w:lvl w:ilvl="6" w:tplc="77741DA6">
       <w:numFmt w:val="decimal"/>
       <w:lvlText w:val=""/>
       <w:lvlJc w:val="left"/>
     </w:lvl>
-    <w:lvl w:ilvl="7" w:tplc="FEC0A966">
+    <w:lvl w:ilvl="7" w:tplc="DC58B102">
       <w:numFmt w:val="decimal"/>
       <w:lvlText w:val=""/>
       <w:lvlJc w:val="left"/>
     </w:lvl>
-    <w:lvl w:ilvl="8" w:tplc="306879B4">
+    <w:lvl w:ilvl="8" w:tplc="2CF0440C">
       <w:numFmt w:val="decimal"/>
       <w:lvlText w:val=""/>
       <w:lvlJc w:val="left"/>
     </w:lvl>
   </w:abstractNum>
-  <w:abstractNum w:abstractNumId="18" w15:restartNumberingAfterBreak="0">
-    <w:nsid w:val="74861251"/>
+  <w:abstractNum w:abstractNumId="19" w15:restartNumberingAfterBreak="0">
+    <w:nsid w:val="75714DA7"/>
     <w:multiLevelType w:val="hybridMultilevel"/>
-    <w:tmpl w:val="B77A60F4"/>
-    <w:lvl w:ilvl="0" w:tplc="C57E27EC">
+    <w:tmpl w:val="88C2F9F4"/>
+    <w:lvl w:ilvl="0" w:tplc="BFDAA1BA">
       <w:start w:val="1"/>
       <w:numFmt w:val="decimal"/>
       <w:lvlText w:val="%1."/>
@@ -39098,52 +39761,52 @@
         <w:color w:val="A67C27"/>
       </w:rPr>
     </w:lvl>
-    <w:lvl w:ilvl="1" w:tplc="0A94113C">
+    <w:lvl w:ilvl="1" w:tplc="ED3CA4EE">
       <w:numFmt w:val="decimal"/>
       <w:lvlText w:val=""/>
       <w:lvlJc w:val="left"/>
     </w:lvl>
-    <w:lvl w:ilvl="2" w:tplc="7A685E62">
+    <w:lvl w:ilvl="2" w:tplc="D5F82D1C">
       <w:numFmt w:val="decimal"/>
       <w:lvlText w:val=""/>
       <w:lvlJc w:val="left"/>
     </w:lvl>
-    <w:lvl w:ilvl="3" w:tplc="5B44B95C">
+    <w:lvl w:ilvl="3" w:tplc="E5C2D908">
       <w:numFmt w:val="decimal"/>
       <w:lvlText w:val=""/>
       <w:lvlJc w:val="left"/>
     </w:lvl>
-    <w:lvl w:ilvl="4" w:tplc="ABF42876">
+    <w:lvl w:ilvl="4" w:tplc="B6402A78">
       <w:numFmt w:val="decimal"/>
       <w:lvlText w:val=""/>
       <w:lvlJc w:val="left"/>
     </w:lvl>
-    <w:lvl w:ilvl="5" w:tplc="98D0E67E">
+    <w:lvl w:ilvl="5" w:tplc="92542B96">
       <w:numFmt w:val="decimal"/>
       <w:lvlText w:val=""/>
       <w:lvlJc w:val="left"/>
     </w:lvl>
-    <w:lvl w:ilvl="6" w:tplc="FA2ABF0A">
+    <w:lvl w:ilvl="6" w:tplc="5ED8E830">
       <w:numFmt w:val="decimal"/>
       <w:lvlText w:val=""/>
       <w:lvlJc w:val="left"/>
     </w:lvl>
-    <w:lvl w:ilvl="7" w:tplc="9968B35C">
+    <w:lvl w:ilvl="7" w:tplc="14B6D36A">
       <w:numFmt w:val="decimal"/>
       <w:lvlText w:val=""/>
       <w:lvlJc w:val="left"/>
     </w:lvl>
-    <w:lvl w:ilvl="8" w:tplc="48DA3C2C">
+    <w:lvl w:ilvl="8" w:tplc="192862CA">
       <w:numFmt w:val="decimal"/>
       <w:lvlText w:val=""/>
       <w:lvlJc w:val="left"/>
     </w:lvl>
   </w:abstractNum>
-  <w:abstractNum w:abstractNumId="19" w15:restartNumberingAfterBreak="0">
-    <w:nsid w:val="7A277542"/>
+  <w:abstractNum w:abstractNumId="20" w15:restartNumberingAfterBreak="0">
+    <w:nsid w:val="7D446AA2"/>
     <w:multiLevelType w:val="hybridMultilevel"/>
-    <w:tmpl w:val="6866753E"/>
-    <w:lvl w:ilvl="0" w:tplc="3604A9FE">
+    <w:tmpl w:val="35F43652"/>
+    <w:lvl w:ilvl="0" w:tplc="57F8252E">
       <w:start w:val="1"/>
       <w:numFmt w:val="decimal"/>
       <w:lvlText w:val="%1."/>
@@ -39157,138 +39820,52 @@
         <w:color w:val="A67C27"/>
       </w:rPr>
     </w:lvl>
-    <w:lvl w:ilvl="1" w:tplc="1338B938">
+    <w:lvl w:ilvl="1" w:tplc="A82297CE">
       <w:numFmt w:val="decimal"/>
       <w:lvlText w:val=""/>
       <w:lvlJc w:val="left"/>
     </w:lvl>
-    <w:lvl w:ilvl="2" w:tplc="0D142F40">
+    <w:lvl w:ilvl="2" w:tplc="35BA6752">
       <w:numFmt w:val="decimal"/>
       <w:lvlText w:val=""/>
       <w:lvlJc w:val="left"/>
     </w:lvl>
-    <w:lvl w:ilvl="3" w:tplc="257C8276">
+    <w:lvl w:ilvl="3" w:tplc="44D031F8">
       <w:numFmt w:val="decimal"/>
       <w:lvlText w:val=""/>
       <w:lvlJc w:val="left"/>
     </w:lvl>
-    <w:lvl w:ilvl="4" w:tplc="4AF87538">
+    <w:lvl w:ilvl="4" w:tplc="68445EFA">
       <w:numFmt w:val="decimal"/>
       <w:lvlText w:val=""/>
       <w:lvlJc w:val="left"/>
     </w:lvl>
-    <w:lvl w:ilvl="5" w:tplc="7DFA4964">
+    <w:lvl w:ilvl="5" w:tplc="21D42FCA">
       <w:numFmt w:val="decimal"/>
       <w:lvlText w:val=""/>
       <w:lvlJc w:val="left"/>
     </w:lvl>
-    <w:lvl w:ilvl="6" w:tplc="E3B2BA6A">
+    <w:lvl w:ilvl="6" w:tplc="A6185770">
       <w:numFmt w:val="decimal"/>
       <w:lvlText w:val=""/>
       <w:lvlJc w:val="left"/>
     </w:lvl>
-    <w:lvl w:ilvl="7" w:tplc="FD02EFE2">
+    <w:lvl w:ilvl="7" w:tplc="C6C4E992">
       <w:numFmt w:val="decimal"/>
       <w:lvlText w:val=""/>
       <w:lvlJc w:val="left"/>
     </w:lvl>
-    <w:lvl w:ilvl="8" w:tplc="4C6EAB06">
+    <w:lvl w:ilvl="8" w:tplc="42F2BB18">
       <w:numFmt w:val="decimal"/>
       <w:lvlText w:val=""/>
       <w:lvlJc w:val="left"/>
     </w:lvl>
   </w:abstractNum>
-  <w:abstractNum w:abstractNumId="20" w15:restartNumberingAfterBreak="0">
-    <w:nsid w:val="7D6C645B"/>
+  <w:abstractNum w:abstractNumId="21" w15:restartNumberingAfterBreak="0">
+    <w:nsid w:val="7D4D4A47"/>
     <w:multiLevelType w:val="hybridMultilevel"/>
-    <w:tmpl w:val="69568982"/>
-    <w:lvl w:ilvl="0" w:tplc="C636B984">
-      <w:start w:val="1"/>
-      <w:numFmt w:val="bullet"/>
-      <w:lvlText w:val="●"/>
-      <w:lvlJc w:val="left"/>
-      <w:pPr>
-        <w:ind w:left="720" w:hanging="360"/>
-      </w:pPr>
-    </w:lvl>
-    <w:lvl w:ilvl="1" w:tplc="917A6F7A">
-      <w:start w:val="1"/>
-      <w:numFmt w:val="bullet"/>
-      <w:lvlText w:val="○"/>
-      <w:lvlJc w:val="left"/>
-      <w:pPr>
-        <w:ind w:left="1440" w:hanging="360"/>
-      </w:pPr>
-    </w:lvl>
-    <w:lvl w:ilvl="2" w:tplc="2DAC7D46">
-      <w:start w:val="1"/>
-      <w:numFmt w:val="bullet"/>
-      <w:lvlText w:val="■"/>
-      <w:lvlJc w:val="left"/>
-      <w:pPr>
-        <w:ind w:left="2160" w:hanging="360"/>
-      </w:pPr>
-    </w:lvl>
-    <w:lvl w:ilvl="3" w:tplc="89422AB4">
-      <w:start w:val="1"/>
-      <w:numFmt w:val="bullet"/>
-      <w:lvlText w:val="●"/>
-      <w:lvlJc w:val="left"/>
-      <w:pPr>
-        <w:ind w:left="2880" w:hanging="360"/>
-      </w:pPr>
-    </w:lvl>
-    <w:lvl w:ilvl="4" w:tplc="83805782">
-      <w:start w:val="1"/>
-      <w:numFmt w:val="bullet"/>
-      <w:lvlText w:val="○"/>
-      <w:lvlJc w:val="left"/>
-      <w:pPr>
-        <w:ind w:left="3600" w:hanging="360"/>
-      </w:pPr>
-    </w:lvl>
-    <w:lvl w:ilvl="5" w:tplc="8F8A19BE">
-      <w:start w:val="1"/>
-      <w:numFmt w:val="bullet"/>
-      <w:lvlText w:val="■"/>
-      <w:lvlJc w:val="left"/>
-      <w:pPr>
-        <w:ind w:left="4320" w:hanging="360"/>
-      </w:pPr>
-    </w:lvl>
-    <w:lvl w:ilvl="6" w:tplc="078E47D0">
-      <w:start w:val="1"/>
-      <w:numFmt w:val="bullet"/>
-      <w:lvlText w:val="●"/>
-      <w:lvlJc w:val="left"/>
-      <w:pPr>
-        <w:ind w:left="5040" w:hanging="360"/>
-      </w:pPr>
-    </w:lvl>
-    <w:lvl w:ilvl="7" w:tplc="499A0C04">
-      <w:start w:val="1"/>
-      <w:numFmt w:val="bullet"/>
-      <w:lvlText w:val="●"/>
-      <w:lvlJc w:val="left"/>
-      <w:pPr>
-        <w:ind w:left="5760" w:hanging="360"/>
-      </w:pPr>
-    </w:lvl>
-    <w:lvl w:ilvl="8" w:tplc="376C779C">
-      <w:start w:val="1"/>
-      <w:numFmt w:val="bullet"/>
-      <w:lvlText w:val="●"/>
-      <w:lvlJc w:val="left"/>
-      <w:pPr>
-        <w:ind w:left="6480" w:hanging="360"/>
-      </w:pPr>
-    </w:lvl>
-  </w:abstractNum>
-  <w:abstractNum w:abstractNumId="21" w15:restartNumberingAfterBreak="0">
-    <w:nsid w:val="7EE746BB"/>
-    <w:multiLevelType w:val="hybridMultilevel"/>
-    <w:tmpl w:val="8D6E3F20"/>
-    <w:lvl w:ilvl="0" w:tplc="1A2A45EA">
+    <w:tmpl w:val="BA48D906"/>
+    <w:lvl w:ilvl="0" w:tplc="68BE9C52">
       <w:start w:val="1"/>
       <w:numFmt w:val="decimal"/>
       <w:lvlText w:val="%1."/>
@@ -39302,175 +39879,240 @@
         <w:color w:val="A67C27"/>
       </w:rPr>
     </w:lvl>
-    <w:lvl w:ilvl="1" w:tplc="7A74538C">
+    <w:lvl w:ilvl="1" w:tplc="92124712">
       <w:numFmt w:val="decimal"/>
       <w:lvlText w:val=""/>
       <w:lvlJc w:val="left"/>
     </w:lvl>
-    <w:lvl w:ilvl="2" w:tplc="A6186C8C">
+    <w:lvl w:ilvl="2" w:tplc="CA549020">
       <w:numFmt w:val="decimal"/>
       <w:lvlText w:val=""/>
       <w:lvlJc w:val="left"/>
     </w:lvl>
-    <w:lvl w:ilvl="3" w:tplc="C46C0B80">
+    <w:lvl w:ilvl="3" w:tplc="8B908F8C">
       <w:numFmt w:val="decimal"/>
       <w:lvlText w:val=""/>
       <w:lvlJc w:val="left"/>
     </w:lvl>
-    <w:lvl w:ilvl="4" w:tplc="78DCEF72">
+    <w:lvl w:ilvl="4" w:tplc="66740E5A">
       <w:numFmt w:val="decimal"/>
       <w:lvlText w:val=""/>
       <w:lvlJc w:val="left"/>
     </w:lvl>
-    <w:lvl w:ilvl="5" w:tplc="A496B740">
+    <w:lvl w:ilvl="5" w:tplc="EB4A1D02">
       <w:numFmt w:val="decimal"/>
       <w:lvlText w:val=""/>
       <w:lvlJc w:val="left"/>
     </w:lvl>
-    <w:lvl w:ilvl="6" w:tplc="B9C08596">
+    <w:lvl w:ilvl="6" w:tplc="3FB09D44">
       <w:numFmt w:val="decimal"/>
       <w:lvlText w:val=""/>
       <w:lvlJc w:val="left"/>
     </w:lvl>
-    <w:lvl w:ilvl="7" w:tplc="623ABE10">
+    <w:lvl w:ilvl="7" w:tplc="C7547D8A">
       <w:numFmt w:val="decimal"/>
       <w:lvlText w:val=""/>
       <w:lvlJc w:val="left"/>
     </w:lvl>
-    <w:lvl w:ilvl="8" w:tplc="1770980C">
+    <w:lvl w:ilvl="8" w:tplc="ACB4F89C">
       <w:numFmt w:val="decimal"/>
       <w:lvlText w:val=""/>
       <w:lvlJc w:val="left"/>
     </w:lvl>
   </w:abstractNum>
-  <w:num w:numId="1" w16cid:durableId="1550413734">
+  <w:abstractNum w:abstractNumId="22" w15:restartNumberingAfterBreak="0">
+    <w:nsid w:val="7F384F29"/>
+    <w:multiLevelType w:val="hybridMultilevel"/>
+    <w:tmpl w:val="2F1CB962"/>
+    <w:lvl w:ilvl="0" w:tplc="88FA7C0E">
+      <w:start w:val="1"/>
+      <w:numFmt w:val="decimal"/>
+      <w:lvlText w:val="%1."/>
+      <w:lvlJc w:val="left"/>
+      <w:pPr>
+        <w:ind w:left="460" w:hanging="360"/>
+      </w:pPr>
+      <w:rPr>
+        <w:b/>
+        <w:bCs/>
+        <w:color w:val="A67C27"/>
+      </w:rPr>
+    </w:lvl>
+    <w:lvl w:ilvl="1" w:tplc="9DD8E0A0">
+      <w:numFmt w:val="decimal"/>
+      <w:lvlText w:val=""/>
+      <w:lvlJc w:val="left"/>
+    </w:lvl>
+    <w:lvl w:ilvl="2" w:tplc="0FC0B3FE">
+      <w:numFmt w:val="decimal"/>
+      <w:lvlText w:val=""/>
+      <w:lvlJc w:val="left"/>
+    </w:lvl>
+    <w:lvl w:ilvl="3" w:tplc="A488A5C2">
+      <w:numFmt w:val="decimal"/>
+      <w:lvlText w:val=""/>
+      <w:lvlJc w:val="left"/>
+    </w:lvl>
+    <w:lvl w:ilvl="4" w:tplc="9C141C9E">
+      <w:numFmt w:val="decimal"/>
+      <w:lvlText w:val=""/>
+      <w:lvlJc w:val="left"/>
+    </w:lvl>
+    <w:lvl w:ilvl="5" w:tplc="26FAABBA">
+      <w:numFmt w:val="decimal"/>
+      <w:lvlText w:val=""/>
+      <w:lvlJc w:val="left"/>
+    </w:lvl>
+    <w:lvl w:ilvl="6" w:tplc="833ABBC4">
+      <w:numFmt w:val="decimal"/>
+      <w:lvlText w:val=""/>
+      <w:lvlJc w:val="left"/>
+    </w:lvl>
+    <w:lvl w:ilvl="7" w:tplc="E1D68BFE">
+      <w:numFmt w:val="decimal"/>
+      <w:lvlText w:val=""/>
+      <w:lvlJc w:val="left"/>
+    </w:lvl>
+    <w:lvl w:ilvl="8" w:tplc="F1FE3C34">
+      <w:numFmt w:val="decimal"/>
+      <w:lvlText w:val=""/>
+      <w:lvlJc w:val="left"/>
+    </w:lvl>
+  </w:abstractNum>
+  <w:num w:numId="1" w16cid:durableId="1196964284">
+    <w:abstractNumId w:val="17"/>
+    <w:lvlOverride w:ilvl="0">
+      <w:startOverride w:val="1"/>
+    </w:lvlOverride>
+  </w:num>
+  <w:num w:numId="2" w16cid:durableId="1914391287">
+    <w:abstractNumId w:val="8"/>
+    <w:lvlOverride w:ilvl="0">
+      <w:startOverride w:val="1"/>
+    </w:lvlOverride>
+  </w:num>
+  <w:num w:numId="3" w16cid:durableId="523789774">
+    <w:abstractNumId w:val="18"/>
+    <w:lvlOverride w:ilvl="0">
+      <w:startOverride w:val="1"/>
+    </w:lvlOverride>
+  </w:num>
+  <w:num w:numId="4" w16cid:durableId="501362020">
+    <w:abstractNumId w:val="15"/>
+    <w:lvlOverride w:ilvl="0">
+      <w:startOverride w:val="1"/>
+    </w:lvlOverride>
+  </w:num>
+  <w:num w:numId="5" w16cid:durableId="238053441">
+    <w:abstractNumId w:val="22"/>
+    <w:lvlOverride w:ilvl="0">
+      <w:startOverride w:val="1"/>
+    </w:lvlOverride>
+  </w:num>
+  <w:num w:numId="6" w16cid:durableId="65955037">
+    <w:abstractNumId w:val="6"/>
+    <w:lvlOverride w:ilvl="0">
+      <w:startOverride w:val="1"/>
+    </w:lvlOverride>
+  </w:num>
+  <w:num w:numId="7" w16cid:durableId="1199197313">
+    <w:abstractNumId w:val="9"/>
+    <w:lvlOverride w:ilvl="0">
+      <w:startOverride w:val="1"/>
+    </w:lvlOverride>
+  </w:num>
+  <w:num w:numId="8" w16cid:durableId="1776442788">
+    <w:abstractNumId w:val="21"/>
+    <w:lvlOverride w:ilvl="0">
+      <w:startOverride w:val="1"/>
+    </w:lvlOverride>
+  </w:num>
+  <w:num w:numId="9" w16cid:durableId="1164511858">
+    <w:abstractNumId w:val="0"/>
+    <w:lvlOverride w:ilvl="0">
+      <w:startOverride w:val="1"/>
+    </w:lvlOverride>
+  </w:num>
+  <w:num w:numId="10" w16cid:durableId="1679427135">
+    <w:abstractNumId w:val="4"/>
+    <w:lvlOverride w:ilvl="0">
+      <w:startOverride w:val="1"/>
+    </w:lvlOverride>
+  </w:num>
+  <w:num w:numId="11" w16cid:durableId="1806660507">
+    <w:abstractNumId w:val="16"/>
+    <w:lvlOverride w:ilvl="0">
+      <w:startOverride w:val="1"/>
+    </w:lvlOverride>
+  </w:num>
+  <w:num w:numId="12" w16cid:durableId="939992365">
+    <w:abstractNumId w:val="19"/>
+    <w:lvlOverride w:ilvl="0">
+      <w:startOverride w:val="1"/>
+    </w:lvlOverride>
+  </w:num>
+  <w:num w:numId="13" w16cid:durableId="1980110642">
+    <w:abstractNumId w:val="2"/>
+    <w:lvlOverride w:ilvl="0">
+      <w:startOverride w:val="1"/>
+    </w:lvlOverride>
+  </w:num>
+  <w:num w:numId="14" w16cid:durableId="2087609650">
+    <w:abstractNumId w:val="10"/>
+    <w:lvlOverride w:ilvl="0">
+      <w:startOverride w:val="1"/>
+    </w:lvlOverride>
+  </w:num>
+  <w:num w:numId="15" w16cid:durableId="244845745">
+    <w:abstractNumId w:val="1"/>
+    <w:lvlOverride w:ilvl="0">
+      <w:startOverride w:val="1"/>
+    </w:lvlOverride>
+  </w:num>
+  <w:num w:numId="16" w16cid:durableId="936837995">
+    <w:abstractNumId w:val="5"/>
+    <w:lvlOverride w:ilvl="0">
+      <w:startOverride w:val="1"/>
+    </w:lvlOverride>
+  </w:num>
+  <w:num w:numId="17" w16cid:durableId="1953239803">
     <w:abstractNumId w:val="20"/>
     <w:lvlOverride w:ilvl="0">
       <w:startOverride w:val="1"/>
     </w:lvlOverride>
   </w:num>
-  <w:num w:numId="2" w16cid:durableId="283705461">
-    <w:abstractNumId w:val="6"/>
+  <w:num w:numId="18" w16cid:durableId="394552665">
+    <w:abstractNumId w:val="12"/>
     <w:lvlOverride w:ilvl="0">
       <w:startOverride w:val="1"/>
     </w:lvlOverride>
   </w:num>
-  <w:num w:numId="3" w16cid:durableId="629671072">
+  <w:num w:numId="19" w16cid:durableId="1344748576">
     <w:abstractNumId w:val="11"/>
     <w:lvlOverride w:ilvl="0">
       <w:startOverride w:val="1"/>
     </w:lvlOverride>
   </w:num>
-  <w:num w:numId="4" w16cid:durableId="1674063071">
-    <w:abstractNumId w:val="21"/>
+  <w:num w:numId="20" w16cid:durableId="291327396">
+    <w:abstractNumId w:val="7"/>
     <w:lvlOverride w:ilvl="0">
       <w:startOverride w:val="1"/>
     </w:lvlOverride>
   </w:num>
-  <w:num w:numId="5" w16cid:durableId="889153732">
-    <w:abstractNumId w:val="18"/>
+  <w:num w:numId="21" w16cid:durableId="1128813010">
+    <w:abstractNumId w:val="13"/>
     <w:lvlOverride w:ilvl="0">
       <w:startOverride w:val="1"/>
     </w:lvlOverride>
   </w:num>
-  <w:num w:numId="6" w16cid:durableId="1525094459">
-    <w:abstractNumId w:val="1"/>
-    <w:lvlOverride w:ilvl="0">
-      <w:startOverride w:val="1"/>
-    </w:lvlOverride>
-  </w:num>
-  <w:num w:numId="7" w16cid:durableId="749081247">
+  <w:num w:numId="22" w16cid:durableId="618028828">
     <w:abstractNumId w:val="14"/>
     <w:lvlOverride w:ilvl="0">
       <w:startOverride w:val="1"/>
     </w:lvlOverride>
   </w:num>
-  <w:num w:numId="8" w16cid:durableId="1588537254">
+  <w:num w:numId="23" w16cid:durableId="1059938388">
     <w:abstractNumId w:val="3"/>
-    <w:lvlOverride w:ilvl="0">
-      <w:startOverride w:val="1"/>
-    </w:lvlOverride>
-  </w:num>
-  <w:num w:numId="9" w16cid:durableId="926570535">
-    <w:abstractNumId w:val="4"/>
-    <w:lvlOverride w:ilvl="0">
-      <w:startOverride w:val="1"/>
-    </w:lvlOverride>
-  </w:num>
-  <w:num w:numId="10" w16cid:durableId="900407362">
-    <w:abstractNumId w:val="0"/>
-    <w:lvlOverride w:ilvl="0">
-      <w:startOverride w:val="1"/>
-    </w:lvlOverride>
-  </w:num>
-  <w:num w:numId="11" w16cid:durableId="101073905">
-    <w:abstractNumId w:val="19"/>
-    <w:lvlOverride w:ilvl="0">
-      <w:startOverride w:val="1"/>
-    </w:lvlOverride>
-  </w:num>
-  <w:num w:numId="12" w16cid:durableId="44187522">
-    <w:abstractNumId w:val="16"/>
-    <w:lvlOverride w:ilvl="0">
-      <w:startOverride w:val="1"/>
-    </w:lvlOverride>
-  </w:num>
-  <w:num w:numId="13" w16cid:durableId="400712029">
-    <w:abstractNumId w:val="8"/>
-    <w:lvlOverride w:ilvl="0">
-      <w:startOverride w:val="1"/>
-    </w:lvlOverride>
-  </w:num>
-  <w:num w:numId="14" w16cid:durableId="979577964">
-    <w:abstractNumId w:val="15"/>
-    <w:lvlOverride w:ilvl="0">
-      <w:startOverride w:val="1"/>
-    </w:lvlOverride>
-  </w:num>
-  <w:num w:numId="15" w16cid:durableId="935749994">
-    <w:abstractNumId w:val="12"/>
-    <w:lvlOverride w:ilvl="0">
-      <w:startOverride w:val="1"/>
-    </w:lvlOverride>
-  </w:num>
-  <w:num w:numId="16" w16cid:durableId="482358165">
-    <w:abstractNumId w:val="7"/>
-    <w:lvlOverride w:ilvl="0">
-      <w:startOverride w:val="1"/>
-    </w:lvlOverride>
-  </w:num>
-  <w:num w:numId="17" w16cid:durableId="1041858518">
-    <w:abstractNumId w:val="9"/>
-    <w:lvlOverride w:ilvl="0">
-      <w:startOverride w:val="1"/>
-    </w:lvlOverride>
-  </w:num>
-  <w:num w:numId="18" w16cid:durableId="1844781248">
-    <w:abstractNumId w:val="13"/>
-    <w:lvlOverride w:ilvl="0">
-      <w:startOverride w:val="1"/>
-    </w:lvlOverride>
-  </w:num>
-  <w:num w:numId="19" w16cid:durableId="1095395613">
-    <w:abstractNumId w:val="17"/>
-    <w:lvlOverride w:ilvl="0">
-      <w:startOverride w:val="1"/>
-    </w:lvlOverride>
-  </w:num>
-  <w:num w:numId="20" w16cid:durableId="1990859382">
-    <w:abstractNumId w:val="5"/>
-    <w:lvlOverride w:ilvl="0">
-      <w:startOverride w:val="1"/>
-    </w:lvlOverride>
-  </w:num>
-  <w:num w:numId="21" w16cid:durableId="828130241">
-    <w:abstractNumId w:val="2"/>
-    <w:lvlOverride w:ilvl="0">
-      <w:startOverride w:val="1"/>
-    </w:lvlOverride>
-  </w:num>
-  <w:num w:numId="22" w16cid:durableId="1401517128">
-    <w:abstractNumId w:val="10"/>
     <w:lvlOverride w:ilvl="0">
       <w:startOverride w:val="1"/>
     </w:lvlOverride>
@@ -40095,7 +40737,7 @@
     <w:autoRedefine/>
     <w:uiPriority w:val="39"/>
     <w:unhideWhenUsed/>
-    <w:rsid w:val="00D84D0B"/>
+    <w:rsid w:val="002A569C"/>
     <w:pPr>
       <w:spacing w:after="100"/>
     </w:pPr>
@@ -40107,7 +40749,7 @@
     <w:autoRedefine/>
     <w:uiPriority w:val="39"/>
     <w:unhideWhenUsed/>
-    <w:rsid w:val="00D84D0B"/>
+    <w:rsid w:val="002A569C"/>
     <w:pPr>
       <w:spacing w:after="100"/>
       <w:ind w:left="210"/>

--- a/docs/manuals/Role_Guide_1_PI_Admin.docx
+++ b/docs/manuals/Role_Guide_1_PI_Admin.docx
@@ -469,7 +469,7 @@
                 <w:sz w:val="19"/>
                 <w:szCs w:val="19"/>
               </w:rPr>
-              <w:t>Version 1.11 · 28 September 2026</w:t>
+              <w:t>Version 1.12 · 28 September 2026</w:t>
             </w:r>
           </w:p>
         </w:tc>
@@ -538,7 +538,7 @@
     <w:sdt>
       <w:sdtPr>
         <w:alias w:val="Contents"/>
-        <w:id w:val="711307979"/>
+        <w:id w:val="-1941376497"/>
       </w:sdtPr>
       <w:sdtEndPr/>
       <w:sdtContent>
@@ -567,7 +567,7 @@
           <w:r>
             <w:fldChar w:fldCharType="separate"/>
           </w:r>
-          <w:hyperlink w:anchor="_Toc241490730" w:history="1">
+          <w:hyperlink w:anchor="_Toc241492151" w:history="1">
             <w:r>
               <w:rPr>
                 <w:rStyle w:val="Hyperlink"/>
@@ -591,7 +591,7 @@
               <w:rPr>
                 <w:noProof/>
               </w:rPr>
-              <w:instrText xml:space="preserve"> PAGEREF _Toc241490730 \h </w:instrText>
+              <w:instrText xml:space="preserve"> PAGEREF _Toc241492151 \h </w:instrText>
             </w:r>
             <w:r>
               <w:rPr>
@@ -634,7 +634,7 @@
               <w14:ligatures w14:val="standardContextual"/>
             </w:rPr>
           </w:pPr>
-          <w:hyperlink w:anchor="_Toc241490731" w:history="1">
+          <w:hyperlink w:anchor="_Toc241492152" w:history="1">
             <w:r>
               <w:rPr>
                 <w:rStyle w:val="Hyperlink"/>
@@ -658,7 +658,7 @@
               <w:rPr>
                 <w:noProof/>
               </w:rPr>
-              <w:instrText xml:space="preserve"> PAGEREF _Toc241490731 \h </w:instrText>
+              <w:instrText xml:space="preserve"> PAGEREF _Toc241492152 \h </w:instrText>
             </w:r>
             <w:r>
               <w:rPr>
@@ -701,7 +701,7 @@
               <w14:ligatures w14:val="standardContextual"/>
             </w:rPr>
           </w:pPr>
-          <w:hyperlink w:anchor="_Toc241490732" w:history="1">
+          <w:hyperlink w:anchor="_Toc241492153" w:history="1">
             <w:r>
               <w:rPr>
                 <w:rStyle w:val="Hyperlink"/>
@@ -725,7 +725,7 @@
               <w:rPr>
                 <w:noProof/>
               </w:rPr>
-              <w:instrText xml:space="preserve"> PAGEREF _Toc241490732 \h </w:instrText>
+              <w:instrText xml:space="preserve"> PAGEREF _Toc241492153 \h </w:instrText>
             </w:r>
             <w:r>
               <w:rPr>
@@ -768,7 +768,7 @@
               <w14:ligatures w14:val="standardContextual"/>
             </w:rPr>
           </w:pPr>
-          <w:hyperlink w:anchor="_Toc241490733" w:history="1">
+          <w:hyperlink w:anchor="_Toc241492154" w:history="1">
             <w:r>
               <w:rPr>
                 <w:rStyle w:val="Hyperlink"/>
@@ -792,7 +792,7 @@
               <w:rPr>
                 <w:noProof/>
               </w:rPr>
-              <w:instrText xml:space="preserve"> PAGEREF _Toc241490733 \h </w:instrText>
+              <w:instrText xml:space="preserve"> PAGEREF _Toc241492154 \h </w:instrText>
             </w:r>
             <w:r>
               <w:rPr>
@@ -835,7 +835,7 @@
               <w14:ligatures w14:val="standardContextual"/>
             </w:rPr>
           </w:pPr>
-          <w:hyperlink w:anchor="_Toc241490734" w:history="1">
+          <w:hyperlink w:anchor="_Toc241492155" w:history="1">
             <w:r>
               <w:rPr>
                 <w:rStyle w:val="Hyperlink"/>
@@ -859,7 +859,7 @@
               <w:rPr>
                 <w:noProof/>
               </w:rPr>
-              <w:instrText xml:space="preserve"> PAGEREF _Toc241490734 \h </w:instrText>
+              <w:instrText xml:space="preserve"> PAGEREF _Toc241492155 \h </w:instrText>
             </w:r>
             <w:r>
               <w:rPr>
@@ -902,7 +902,7 @@
               <w14:ligatures w14:val="standardContextual"/>
             </w:rPr>
           </w:pPr>
-          <w:hyperlink w:anchor="_Toc241490735" w:history="1">
+          <w:hyperlink w:anchor="_Toc241492156" w:history="1">
             <w:r>
               <w:rPr>
                 <w:rStyle w:val="Hyperlink"/>
@@ -926,7 +926,7 @@
               <w:rPr>
                 <w:noProof/>
               </w:rPr>
-              <w:instrText xml:space="preserve"> PAGEREF _Toc241490735 \h </w:instrText>
+              <w:instrText xml:space="preserve"> PAGEREF _Toc241492156 \h </w:instrText>
             </w:r>
             <w:r>
               <w:rPr>
@@ -969,7 +969,7 @@
               <w14:ligatures w14:val="standardContextual"/>
             </w:rPr>
           </w:pPr>
-          <w:hyperlink w:anchor="_Toc241490736" w:history="1">
+          <w:hyperlink w:anchor="_Toc241492157" w:history="1">
             <w:r>
               <w:rPr>
                 <w:rStyle w:val="Hyperlink"/>
@@ -993,7 +993,7 @@
               <w:rPr>
                 <w:noProof/>
               </w:rPr>
-              <w:instrText xml:space="preserve"> PAGEREF _Toc241490736 \h </w:instrText>
+              <w:instrText xml:space="preserve"> PAGEREF _Toc241492157 \h </w:instrText>
             </w:r>
             <w:r>
               <w:rPr>
@@ -1036,7 +1036,7 @@
               <w14:ligatures w14:val="standardContextual"/>
             </w:rPr>
           </w:pPr>
-          <w:hyperlink w:anchor="_Toc241490737" w:history="1">
+          <w:hyperlink w:anchor="_Toc241492158" w:history="1">
             <w:r>
               <w:rPr>
                 <w:rStyle w:val="Hyperlink"/>
@@ -1060,7 +1060,7 @@
               <w:rPr>
                 <w:noProof/>
               </w:rPr>
-              <w:instrText xml:space="preserve"> PAGEREF _Toc241490737 \h </w:instrText>
+              <w:instrText xml:space="preserve"> PAGEREF _Toc241492158 \h </w:instrText>
             </w:r>
             <w:r>
               <w:rPr>
@@ -1103,7 +1103,7 @@
               <w14:ligatures w14:val="standardContextual"/>
             </w:rPr>
           </w:pPr>
-          <w:hyperlink w:anchor="_Toc241490738" w:history="1">
+          <w:hyperlink w:anchor="_Toc241492159" w:history="1">
             <w:r>
               <w:rPr>
                 <w:rStyle w:val="Hyperlink"/>
@@ -1127,7 +1127,7 @@
               <w:rPr>
                 <w:noProof/>
               </w:rPr>
-              <w:instrText xml:space="preserve"> PAGEREF _Toc241490738 \h </w:instrText>
+              <w:instrText xml:space="preserve"> PAGEREF _Toc241492159 \h </w:instrText>
             </w:r>
             <w:r>
               <w:rPr>
@@ -1170,7 +1170,7 @@
               <w14:ligatures w14:val="standardContextual"/>
             </w:rPr>
           </w:pPr>
-          <w:hyperlink w:anchor="_Toc241490739" w:history="1">
+          <w:hyperlink w:anchor="_Toc241492160" w:history="1">
             <w:r>
               <w:rPr>
                 <w:rStyle w:val="Hyperlink"/>
@@ -1194,7 +1194,7 @@
               <w:rPr>
                 <w:noProof/>
               </w:rPr>
-              <w:instrText xml:space="preserve"> PAGEREF _Toc241490739 \h </w:instrText>
+              <w:instrText xml:space="preserve"> PAGEREF _Toc241492160 \h </w:instrText>
             </w:r>
             <w:r>
               <w:rPr>
@@ -1237,7 +1237,7 @@
               <w14:ligatures w14:val="standardContextual"/>
             </w:rPr>
           </w:pPr>
-          <w:hyperlink w:anchor="_Toc241490740" w:history="1">
+          <w:hyperlink w:anchor="_Toc241492161" w:history="1">
             <w:r>
               <w:rPr>
                 <w:rStyle w:val="Hyperlink"/>
@@ -1261,7 +1261,7 @@
               <w:rPr>
                 <w:noProof/>
               </w:rPr>
-              <w:instrText xml:space="preserve"> PAGEREF _Toc241490740 \h </w:instrText>
+              <w:instrText xml:space="preserve"> PAGEREF _Toc241492161 \h </w:instrText>
             </w:r>
             <w:r>
               <w:rPr>
@@ -1304,7 +1304,7 @@
               <w14:ligatures w14:val="standardContextual"/>
             </w:rPr>
           </w:pPr>
-          <w:hyperlink w:anchor="_Toc241490741" w:history="1">
+          <w:hyperlink w:anchor="_Toc241492162" w:history="1">
             <w:r>
               <w:rPr>
                 <w:rStyle w:val="Hyperlink"/>
@@ -1328,7 +1328,7 @@
               <w:rPr>
                 <w:noProof/>
               </w:rPr>
-              <w:instrText xml:space="preserve"> PAGEREF _Toc241490741 \h </w:instrText>
+              <w:instrText xml:space="preserve"> PAGEREF _Toc241492162 \h </w:instrText>
             </w:r>
             <w:r>
               <w:rPr>
@@ -1371,7 +1371,7 @@
               <w14:ligatures w14:val="standardContextual"/>
             </w:rPr>
           </w:pPr>
-          <w:hyperlink w:anchor="_Toc241490742" w:history="1">
+          <w:hyperlink w:anchor="_Toc241492163" w:history="1">
             <w:r>
               <w:rPr>
                 <w:rStyle w:val="Hyperlink"/>
@@ -1395,7 +1395,7 @@
               <w:rPr>
                 <w:noProof/>
               </w:rPr>
-              <w:instrText xml:space="preserve"> PAGEREF _Toc241490742 \h </w:instrText>
+              <w:instrText xml:space="preserve"> PAGEREF _Toc241492163 \h </w:instrText>
             </w:r>
             <w:r>
               <w:rPr>
@@ -1438,7 +1438,7 @@
               <w14:ligatures w14:val="standardContextual"/>
             </w:rPr>
           </w:pPr>
-          <w:hyperlink w:anchor="_Toc241490743" w:history="1">
+          <w:hyperlink w:anchor="_Toc241492164" w:history="1">
             <w:r>
               <w:rPr>
                 <w:rStyle w:val="Hyperlink"/>
@@ -1462,7 +1462,7 @@
               <w:rPr>
                 <w:noProof/>
               </w:rPr>
-              <w:instrText xml:space="preserve"> PAGEREF _Toc241490743 \h </w:instrText>
+              <w:instrText xml:space="preserve"> PAGEREF _Toc241492164 \h </w:instrText>
             </w:r>
             <w:r>
               <w:rPr>
@@ -1505,7 +1505,7 @@
               <w14:ligatures w14:val="standardContextual"/>
             </w:rPr>
           </w:pPr>
-          <w:hyperlink w:anchor="_Toc241490744" w:history="1">
+          <w:hyperlink w:anchor="_Toc241492165" w:history="1">
             <w:r>
               <w:rPr>
                 <w:rStyle w:val="Hyperlink"/>
@@ -1529,7 +1529,7 @@
               <w:rPr>
                 <w:noProof/>
               </w:rPr>
-              <w:instrText xml:space="preserve"> PAGEREF _Toc241490744 \h </w:instrText>
+              <w:instrText xml:space="preserve"> PAGEREF _Toc241492165 \h </w:instrText>
             </w:r>
             <w:r>
               <w:rPr>
@@ -1572,7 +1572,7 @@
               <w14:ligatures w14:val="standardContextual"/>
             </w:rPr>
           </w:pPr>
-          <w:hyperlink w:anchor="_Toc241490745" w:history="1">
+          <w:hyperlink w:anchor="_Toc241492166" w:history="1">
             <w:r>
               <w:rPr>
                 <w:rStyle w:val="Hyperlink"/>
@@ -1596,7 +1596,7 @@
               <w:rPr>
                 <w:noProof/>
               </w:rPr>
-              <w:instrText xml:space="preserve"> PAGEREF _Toc241490745 \h </w:instrText>
+              <w:instrText xml:space="preserve"> PAGEREF _Toc241492166 \h </w:instrText>
             </w:r>
             <w:r>
               <w:rPr>
@@ -1639,7 +1639,7 @@
               <w14:ligatures w14:val="standardContextual"/>
             </w:rPr>
           </w:pPr>
-          <w:hyperlink w:anchor="_Toc241490746" w:history="1">
+          <w:hyperlink w:anchor="_Toc241492167" w:history="1">
             <w:r>
               <w:rPr>
                 <w:rStyle w:val="Hyperlink"/>
@@ -1663,7 +1663,7 @@
               <w:rPr>
                 <w:noProof/>
               </w:rPr>
-              <w:instrText xml:space="preserve"> PAGEREF _Toc241490746 \h </w:instrText>
+              <w:instrText xml:space="preserve"> PAGEREF _Toc241492167 \h </w:instrText>
             </w:r>
             <w:r>
               <w:rPr>
@@ -1706,7 +1706,7 @@
               <w14:ligatures w14:val="standardContextual"/>
             </w:rPr>
           </w:pPr>
-          <w:hyperlink w:anchor="_Toc241490747" w:history="1">
+          <w:hyperlink w:anchor="_Toc241492168" w:history="1">
             <w:r>
               <w:rPr>
                 <w:rStyle w:val="Hyperlink"/>
@@ -1730,7 +1730,7 @@
               <w:rPr>
                 <w:noProof/>
               </w:rPr>
-              <w:instrText xml:space="preserve"> PAGEREF _Toc241490747 \h </w:instrText>
+              <w:instrText xml:space="preserve"> PAGEREF _Toc241492168 \h </w:instrText>
             </w:r>
             <w:r>
               <w:rPr>
@@ -1773,7 +1773,7 @@
               <w14:ligatures w14:val="standardContextual"/>
             </w:rPr>
           </w:pPr>
-          <w:hyperlink w:anchor="_Toc241490748" w:history="1">
+          <w:hyperlink w:anchor="_Toc241492169" w:history="1">
             <w:r>
               <w:rPr>
                 <w:rStyle w:val="Hyperlink"/>
@@ -1797,7 +1797,7 @@
               <w:rPr>
                 <w:noProof/>
               </w:rPr>
-              <w:instrText xml:space="preserve"> PAGEREF _Toc241490748 \h </w:instrText>
+              <w:instrText xml:space="preserve"> PAGEREF _Toc241492169 \h </w:instrText>
             </w:r>
             <w:r>
               <w:rPr>
@@ -1840,7 +1840,7 @@
               <w14:ligatures w14:val="standardContextual"/>
             </w:rPr>
           </w:pPr>
-          <w:hyperlink w:anchor="_Toc241490749" w:history="1">
+          <w:hyperlink w:anchor="_Toc241492170" w:history="1">
             <w:r>
               <w:rPr>
                 <w:rStyle w:val="Hyperlink"/>
@@ -1864,7 +1864,7 @@
               <w:rPr>
                 <w:noProof/>
               </w:rPr>
-              <w:instrText xml:space="preserve"> PAGEREF _Toc241490749 \h </w:instrText>
+              <w:instrText xml:space="preserve"> PAGEREF _Toc241492170 \h </w:instrText>
             </w:r>
             <w:r>
               <w:rPr>
@@ -1907,7 +1907,7 @@
               <w14:ligatures w14:val="standardContextual"/>
             </w:rPr>
           </w:pPr>
-          <w:hyperlink w:anchor="_Toc241490750" w:history="1">
+          <w:hyperlink w:anchor="_Toc241492171" w:history="1">
             <w:r>
               <w:rPr>
                 <w:rStyle w:val="Hyperlink"/>
@@ -1931,7 +1931,7 @@
               <w:rPr>
                 <w:noProof/>
               </w:rPr>
-              <w:instrText xml:space="preserve"> PAGEREF _Toc241490750 \h </w:instrText>
+              <w:instrText xml:space="preserve"> PAGEREF _Toc241492171 \h </w:instrText>
             </w:r>
             <w:r>
               <w:rPr>
@@ -1974,7 +1974,7 @@
               <w14:ligatures w14:val="standardContextual"/>
             </w:rPr>
           </w:pPr>
-          <w:hyperlink w:anchor="_Toc241490751" w:history="1">
+          <w:hyperlink w:anchor="_Toc241492172" w:history="1">
             <w:r>
               <w:rPr>
                 <w:rStyle w:val="Hyperlink"/>
@@ -1998,7 +1998,7 @@
               <w:rPr>
                 <w:noProof/>
               </w:rPr>
-              <w:instrText xml:space="preserve"> PAGEREF _Toc241490751 \h </w:instrText>
+              <w:instrText xml:space="preserve"> PAGEREF _Toc241492172 \h </w:instrText>
             </w:r>
             <w:r>
               <w:rPr>
@@ -2041,7 +2041,7 @@
               <w14:ligatures w14:val="standardContextual"/>
             </w:rPr>
           </w:pPr>
-          <w:hyperlink w:anchor="_Toc241490752" w:history="1">
+          <w:hyperlink w:anchor="_Toc241492173" w:history="1">
             <w:r>
               <w:rPr>
                 <w:rStyle w:val="Hyperlink"/>
@@ -2065,7 +2065,7 @@
               <w:rPr>
                 <w:noProof/>
               </w:rPr>
-              <w:instrText xml:space="preserve"> PAGEREF _Toc241490752 \h </w:instrText>
+              <w:instrText xml:space="preserve"> PAGEREF _Toc241492173 \h </w:instrText>
             </w:r>
             <w:r>
               <w:rPr>
@@ -2108,7 +2108,7 @@
               <w14:ligatures w14:val="standardContextual"/>
             </w:rPr>
           </w:pPr>
-          <w:hyperlink w:anchor="_Toc241490753" w:history="1">
+          <w:hyperlink w:anchor="_Toc241492174" w:history="1">
             <w:r>
               <w:rPr>
                 <w:rStyle w:val="Hyperlink"/>
@@ -2132,7 +2132,7 @@
               <w:rPr>
                 <w:noProof/>
               </w:rPr>
-              <w:instrText xml:space="preserve"> PAGEREF _Toc241490753 \h </w:instrText>
+              <w:instrText xml:space="preserve"> PAGEREF _Toc241492174 \h </w:instrText>
             </w:r>
             <w:r>
               <w:rPr>
@@ -2175,7 +2175,7 @@
               <w14:ligatures w14:val="standardContextual"/>
             </w:rPr>
           </w:pPr>
-          <w:hyperlink w:anchor="_Toc241490754" w:history="1">
+          <w:hyperlink w:anchor="_Toc241492175" w:history="1">
             <w:r>
               <w:rPr>
                 <w:rStyle w:val="Hyperlink"/>
@@ -2199,7 +2199,7 @@
               <w:rPr>
                 <w:noProof/>
               </w:rPr>
-              <w:instrText xml:space="preserve"> PAGEREF _Toc241490754 \h </w:instrText>
+              <w:instrText xml:space="preserve"> PAGEREF _Toc241492175 \h </w:instrText>
             </w:r>
             <w:r>
               <w:rPr>
@@ -2242,7 +2242,7 @@
               <w14:ligatures w14:val="standardContextual"/>
             </w:rPr>
           </w:pPr>
-          <w:hyperlink w:anchor="_Toc241490755" w:history="1">
+          <w:hyperlink w:anchor="_Toc241492176" w:history="1">
             <w:r>
               <w:rPr>
                 <w:rStyle w:val="Hyperlink"/>
@@ -2266,7 +2266,7 @@
               <w:rPr>
                 <w:noProof/>
               </w:rPr>
-              <w:instrText xml:space="preserve"> PAGEREF _Toc241490755 \h </w:instrText>
+              <w:instrText xml:space="preserve"> PAGEREF _Toc241492176 \h </w:instrText>
             </w:r>
             <w:r>
               <w:rPr>
@@ -2309,7 +2309,7 @@
               <w14:ligatures w14:val="standardContextual"/>
             </w:rPr>
           </w:pPr>
-          <w:hyperlink w:anchor="_Toc241490756" w:history="1">
+          <w:hyperlink w:anchor="_Toc241492177" w:history="1">
             <w:r>
               <w:rPr>
                 <w:rStyle w:val="Hyperlink"/>
@@ -2333,7 +2333,7 @@
               <w:rPr>
                 <w:noProof/>
               </w:rPr>
-              <w:instrText xml:space="preserve"> PAGEREF _Toc241490756 \h </w:instrText>
+              <w:instrText xml:space="preserve"> PAGEREF _Toc241492177 \h </w:instrText>
             </w:r>
             <w:r>
               <w:rPr>
@@ -2376,7 +2376,7 @@
               <w14:ligatures w14:val="standardContextual"/>
             </w:rPr>
           </w:pPr>
-          <w:hyperlink w:anchor="_Toc241490757" w:history="1">
+          <w:hyperlink w:anchor="_Toc241492178" w:history="1">
             <w:r>
               <w:rPr>
                 <w:rStyle w:val="Hyperlink"/>
@@ -2400,7 +2400,7 @@
               <w:rPr>
                 <w:noProof/>
               </w:rPr>
-              <w:instrText xml:space="preserve"> PAGEREF _Toc241490757 \h </w:instrText>
+              <w:instrText xml:space="preserve"> PAGEREF _Toc241492178 \h </w:instrText>
             </w:r>
             <w:r>
               <w:rPr>
@@ -2443,7 +2443,7 @@
               <w14:ligatures w14:val="standardContextual"/>
             </w:rPr>
           </w:pPr>
-          <w:hyperlink w:anchor="_Toc241490758" w:history="1">
+          <w:hyperlink w:anchor="_Toc241492179" w:history="1">
             <w:r>
               <w:rPr>
                 <w:rStyle w:val="Hyperlink"/>
@@ -2467,7 +2467,7 @@
               <w:rPr>
                 <w:noProof/>
               </w:rPr>
-              <w:instrText xml:space="preserve"> PAGEREF _Toc241490758 \h </w:instrText>
+              <w:instrText xml:space="preserve"> PAGEREF _Toc241492179 \h </w:instrText>
             </w:r>
             <w:r>
               <w:rPr>
@@ -2510,7 +2510,7 @@
               <w14:ligatures w14:val="standardContextual"/>
             </w:rPr>
           </w:pPr>
-          <w:hyperlink w:anchor="_Toc241490759" w:history="1">
+          <w:hyperlink w:anchor="_Toc241492180" w:history="1">
             <w:r>
               <w:rPr>
                 <w:rStyle w:val="Hyperlink"/>
@@ -2534,7 +2534,7 @@
               <w:rPr>
                 <w:noProof/>
               </w:rPr>
-              <w:instrText xml:space="preserve"> PAGEREF _Toc241490759 \h </w:instrText>
+              <w:instrText xml:space="preserve"> PAGEREF _Toc241492180 \h </w:instrText>
             </w:r>
             <w:r>
               <w:rPr>
@@ -2577,7 +2577,7 @@
               <w14:ligatures w14:val="standardContextual"/>
             </w:rPr>
           </w:pPr>
-          <w:hyperlink w:anchor="_Toc241490760" w:history="1">
+          <w:hyperlink w:anchor="_Toc241492181" w:history="1">
             <w:r>
               <w:rPr>
                 <w:rStyle w:val="Hyperlink"/>
@@ -2601,7 +2601,7 @@
               <w:rPr>
                 <w:noProof/>
               </w:rPr>
-              <w:instrText xml:space="preserve"> PAGEREF _Toc241490760 \h </w:instrText>
+              <w:instrText xml:space="preserve"> PAGEREF _Toc241492181 \h </w:instrText>
             </w:r>
             <w:r>
               <w:rPr>
@@ -2644,7 +2644,7 @@
               <w14:ligatures w14:val="standardContextual"/>
             </w:rPr>
           </w:pPr>
-          <w:hyperlink w:anchor="_Toc241490761" w:history="1">
+          <w:hyperlink w:anchor="_Toc241492182" w:history="1">
             <w:r>
               <w:rPr>
                 <w:rStyle w:val="Hyperlink"/>
@@ -2668,7 +2668,7 @@
               <w:rPr>
                 <w:noProof/>
               </w:rPr>
-              <w:instrText xml:space="preserve"> PAGEREF _Toc241490761 \h </w:instrText>
+              <w:instrText xml:space="preserve"> PAGEREF _Toc241492182 \h </w:instrText>
             </w:r>
             <w:r>
               <w:rPr>
@@ -2711,7 +2711,7 @@
               <w14:ligatures w14:val="standardContextual"/>
             </w:rPr>
           </w:pPr>
-          <w:hyperlink w:anchor="_Toc241490762" w:history="1">
+          <w:hyperlink w:anchor="_Toc241492183" w:history="1">
             <w:r>
               <w:rPr>
                 <w:rStyle w:val="Hyperlink"/>
@@ -2735,7 +2735,7 @@
               <w:rPr>
                 <w:noProof/>
               </w:rPr>
-              <w:instrText xml:space="preserve"> PAGEREF _Toc241490762 \h </w:instrText>
+              <w:instrText xml:space="preserve"> PAGEREF _Toc241492183 \h </w:instrText>
             </w:r>
             <w:r>
               <w:rPr>
@@ -2778,7 +2778,7 @@
               <w14:ligatures w14:val="standardContextual"/>
             </w:rPr>
           </w:pPr>
-          <w:hyperlink w:anchor="_Toc241490763" w:history="1">
+          <w:hyperlink w:anchor="_Toc241492184" w:history="1">
             <w:r>
               <w:rPr>
                 <w:rStyle w:val="Hyperlink"/>
@@ -2802,7 +2802,7 @@
               <w:rPr>
                 <w:noProof/>
               </w:rPr>
-              <w:instrText xml:space="preserve"> PAGEREF _Toc241490763 \h </w:instrText>
+              <w:instrText xml:space="preserve"> PAGEREF _Toc241492184 \h </w:instrText>
             </w:r>
             <w:r>
               <w:rPr>
@@ -2845,7 +2845,7 @@
               <w14:ligatures w14:val="standardContextual"/>
             </w:rPr>
           </w:pPr>
-          <w:hyperlink w:anchor="_Toc241490764" w:history="1">
+          <w:hyperlink w:anchor="_Toc241492185" w:history="1">
             <w:r>
               <w:rPr>
                 <w:rStyle w:val="Hyperlink"/>
@@ -2869,7 +2869,7 @@
               <w:rPr>
                 <w:noProof/>
               </w:rPr>
-              <w:instrText xml:space="preserve"> PAGEREF _Toc241490764 \h </w:instrText>
+              <w:instrText xml:space="preserve"> PAGEREF _Toc241492185 \h </w:instrText>
             </w:r>
             <w:r>
               <w:rPr>
@@ -2912,7 +2912,7 @@
               <w14:ligatures w14:val="standardContextual"/>
             </w:rPr>
           </w:pPr>
-          <w:hyperlink w:anchor="_Toc241490765" w:history="1">
+          <w:hyperlink w:anchor="_Toc241492186" w:history="1">
             <w:r>
               <w:rPr>
                 <w:rStyle w:val="Hyperlink"/>
@@ -2936,7 +2936,7 @@
               <w:rPr>
                 <w:noProof/>
               </w:rPr>
-              <w:instrText xml:space="preserve"> PAGEREF _Toc241490765 \h </w:instrText>
+              <w:instrText xml:space="preserve"> PAGEREF _Toc241492186 \h </w:instrText>
             </w:r>
             <w:r>
               <w:rPr>
@@ -2979,7 +2979,7 @@
               <w14:ligatures w14:val="standardContextual"/>
             </w:rPr>
           </w:pPr>
-          <w:hyperlink w:anchor="_Toc241490766" w:history="1">
+          <w:hyperlink w:anchor="_Toc241492187" w:history="1">
             <w:r>
               <w:rPr>
                 <w:rStyle w:val="Hyperlink"/>
@@ -3003,7 +3003,7 @@
               <w:rPr>
                 <w:noProof/>
               </w:rPr>
-              <w:instrText xml:space="preserve"> PAGEREF _Toc241490766 \h </w:instrText>
+              <w:instrText xml:space="preserve"> PAGEREF _Toc241492187 \h </w:instrText>
             </w:r>
             <w:r>
               <w:rPr>
@@ -3046,7 +3046,7 @@
               <w14:ligatures w14:val="standardContextual"/>
             </w:rPr>
           </w:pPr>
-          <w:hyperlink w:anchor="_Toc241490767" w:history="1">
+          <w:hyperlink w:anchor="_Toc241492188" w:history="1">
             <w:r>
               <w:rPr>
                 <w:rStyle w:val="Hyperlink"/>
@@ -3070,7 +3070,7 @@
               <w:rPr>
                 <w:noProof/>
               </w:rPr>
-              <w:instrText xml:space="preserve"> PAGEREF _Toc241490767 \h </w:instrText>
+              <w:instrText xml:space="preserve"> PAGEREF _Toc241492188 \h </w:instrText>
             </w:r>
             <w:r>
               <w:rPr>
@@ -3113,7 +3113,7 @@
               <w14:ligatures w14:val="standardContextual"/>
             </w:rPr>
           </w:pPr>
-          <w:hyperlink w:anchor="_Toc241490768" w:history="1">
+          <w:hyperlink w:anchor="_Toc241492189" w:history="1">
             <w:r>
               <w:rPr>
                 <w:rStyle w:val="Hyperlink"/>
@@ -3137,7 +3137,7 @@
               <w:rPr>
                 <w:noProof/>
               </w:rPr>
-              <w:instrText xml:space="preserve"> PAGEREF _Toc241490768 \h </w:instrText>
+              <w:instrText xml:space="preserve"> PAGEREF _Toc241492189 \h </w:instrText>
             </w:r>
             <w:r>
               <w:rPr>
@@ -3180,7 +3180,7 @@
               <w14:ligatures w14:val="standardContextual"/>
             </w:rPr>
           </w:pPr>
-          <w:hyperlink w:anchor="_Toc241490769" w:history="1">
+          <w:hyperlink w:anchor="_Toc241492190" w:history="1">
             <w:r>
               <w:rPr>
                 <w:rStyle w:val="Hyperlink"/>
@@ -3204,7 +3204,7 @@
               <w:rPr>
                 <w:noProof/>
               </w:rPr>
-              <w:instrText xml:space="preserve"> PAGEREF _Toc241490769 \h </w:instrText>
+              <w:instrText xml:space="preserve"> PAGEREF _Toc241492190 \h </w:instrText>
             </w:r>
             <w:r>
               <w:rPr>
@@ -3247,7 +3247,7 @@
               <w14:ligatures w14:val="standardContextual"/>
             </w:rPr>
           </w:pPr>
-          <w:hyperlink w:anchor="_Toc241490770" w:history="1">
+          <w:hyperlink w:anchor="_Toc241492191" w:history="1">
             <w:r>
               <w:rPr>
                 <w:rStyle w:val="Hyperlink"/>
@@ -3271,7 +3271,7 @@
               <w:rPr>
                 <w:noProof/>
               </w:rPr>
-              <w:instrText xml:space="preserve"> PAGEREF _Toc241490770 \h </w:instrText>
+              <w:instrText xml:space="preserve"> PAGEREF _Toc241492191 \h </w:instrText>
             </w:r>
             <w:r>
               <w:rPr>
@@ -3314,7 +3314,7 @@
               <w14:ligatures w14:val="standardContextual"/>
             </w:rPr>
           </w:pPr>
-          <w:hyperlink w:anchor="_Toc241490771" w:history="1">
+          <w:hyperlink w:anchor="_Toc241492192" w:history="1">
             <w:r>
               <w:rPr>
                 <w:rStyle w:val="Hyperlink"/>
@@ -3338,7 +3338,7 @@
               <w:rPr>
                 <w:noProof/>
               </w:rPr>
-              <w:instrText xml:space="preserve"> PAGEREF _Toc241490771 \h </w:instrText>
+              <w:instrText xml:space="preserve"> PAGEREF _Toc241492192 \h </w:instrText>
             </w:r>
             <w:r>
               <w:rPr>
@@ -3381,7 +3381,7 @@
               <w14:ligatures w14:val="standardContextual"/>
             </w:rPr>
           </w:pPr>
-          <w:hyperlink w:anchor="_Toc241490772" w:history="1">
+          <w:hyperlink w:anchor="_Toc241492193" w:history="1">
             <w:r>
               <w:rPr>
                 <w:rStyle w:val="Hyperlink"/>
@@ -3405,7 +3405,7 @@
               <w:rPr>
                 <w:noProof/>
               </w:rPr>
-              <w:instrText xml:space="preserve"> PAGEREF _Toc241490772 \h </w:instrText>
+              <w:instrText xml:space="preserve"> PAGEREF _Toc241492193 \h </w:instrText>
             </w:r>
             <w:r>
               <w:rPr>
@@ -3448,7 +3448,7 @@
               <w14:ligatures w14:val="standardContextual"/>
             </w:rPr>
           </w:pPr>
-          <w:hyperlink w:anchor="_Toc241490773" w:history="1">
+          <w:hyperlink w:anchor="_Toc241492194" w:history="1">
             <w:r>
               <w:rPr>
                 <w:rStyle w:val="Hyperlink"/>
@@ -3472,7 +3472,7 @@
               <w:rPr>
                 <w:noProof/>
               </w:rPr>
-              <w:instrText xml:space="preserve"> PAGEREF _Toc241490773 \h </w:instrText>
+              <w:instrText xml:space="preserve"> PAGEREF _Toc241492194 \h </w:instrText>
             </w:r>
             <w:r>
               <w:rPr>
@@ -3515,7 +3515,7 @@
               <w14:ligatures w14:val="standardContextual"/>
             </w:rPr>
           </w:pPr>
-          <w:hyperlink w:anchor="_Toc241490774" w:history="1">
+          <w:hyperlink w:anchor="_Toc241492195" w:history="1">
             <w:r>
               <w:rPr>
                 <w:rStyle w:val="Hyperlink"/>
@@ -3539,7 +3539,7 @@
               <w:rPr>
                 <w:noProof/>
               </w:rPr>
-              <w:instrText xml:space="preserve"> PAGEREF _Toc241490774 \h </w:instrText>
+              <w:instrText xml:space="preserve"> PAGEREF _Toc241492195 \h </w:instrText>
             </w:r>
             <w:r>
               <w:rPr>
@@ -3582,7 +3582,7 @@
               <w14:ligatures w14:val="standardContextual"/>
             </w:rPr>
           </w:pPr>
-          <w:hyperlink w:anchor="_Toc241490775" w:history="1">
+          <w:hyperlink w:anchor="_Toc241492196" w:history="1">
             <w:r>
               <w:rPr>
                 <w:rStyle w:val="Hyperlink"/>
@@ -3606,7 +3606,7 @@
               <w:rPr>
                 <w:noProof/>
               </w:rPr>
-              <w:instrText xml:space="preserve"> PAGEREF _Toc241490775 \h </w:instrText>
+              <w:instrText xml:space="preserve"> PAGEREF _Toc241492196 \h </w:instrText>
             </w:r>
             <w:r>
               <w:rPr>
@@ -3649,7 +3649,7 @@
               <w14:ligatures w14:val="standardContextual"/>
             </w:rPr>
           </w:pPr>
-          <w:hyperlink w:anchor="_Toc241490776" w:history="1">
+          <w:hyperlink w:anchor="_Toc241492197" w:history="1">
             <w:r>
               <w:rPr>
                 <w:rStyle w:val="Hyperlink"/>
@@ -3673,7 +3673,7 @@
               <w:rPr>
                 <w:noProof/>
               </w:rPr>
-              <w:instrText xml:space="preserve"> PAGEREF _Toc241490776 \h </w:instrText>
+              <w:instrText xml:space="preserve"> PAGEREF _Toc241492197 \h </w:instrText>
             </w:r>
             <w:r>
               <w:rPr>
@@ -3716,7 +3716,7 @@
               <w14:ligatures w14:val="standardContextual"/>
             </w:rPr>
           </w:pPr>
-          <w:hyperlink w:anchor="_Toc241490777" w:history="1">
+          <w:hyperlink w:anchor="_Toc241492198" w:history="1">
             <w:r>
               <w:rPr>
                 <w:rStyle w:val="Hyperlink"/>
@@ -3740,7 +3740,7 @@
               <w:rPr>
                 <w:noProof/>
               </w:rPr>
-              <w:instrText xml:space="preserve"> PAGEREF _Toc241490777 \h </w:instrText>
+              <w:instrText xml:space="preserve"> PAGEREF _Toc241492198 \h </w:instrText>
             </w:r>
             <w:r>
               <w:rPr>
@@ -3783,7 +3783,7 @@
               <w14:ligatures w14:val="standardContextual"/>
             </w:rPr>
           </w:pPr>
-          <w:hyperlink w:anchor="_Toc241490778" w:history="1">
+          <w:hyperlink w:anchor="_Toc241492199" w:history="1">
             <w:r>
               <w:rPr>
                 <w:rStyle w:val="Hyperlink"/>
@@ -3807,7 +3807,7 @@
               <w:rPr>
                 <w:noProof/>
               </w:rPr>
-              <w:instrText xml:space="preserve"> PAGEREF _Toc241490778 \h </w:instrText>
+              <w:instrText xml:space="preserve"> PAGEREF _Toc241492199 \h </w:instrText>
             </w:r>
             <w:r>
               <w:rPr>
@@ -3850,7 +3850,7 @@
               <w14:ligatures w14:val="standardContextual"/>
             </w:rPr>
           </w:pPr>
-          <w:hyperlink w:anchor="_Toc241490779" w:history="1">
+          <w:hyperlink w:anchor="_Toc241492200" w:history="1">
             <w:r>
               <w:rPr>
                 <w:rStyle w:val="Hyperlink"/>
@@ -3874,7 +3874,7 @@
               <w:rPr>
                 <w:noProof/>
               </w:rPr>
-              <w:instrText xml:space="preserve"> PAGEREF _Toc241490779 \h </w:instrText>
+              <w:instrText xml:space="preserve"> PAGEREF _Toc241492200 \h </w:instrText>
             </w:r>
             <w:r>
               <w:rPr>
@@ -3917,7 +3917,7 @@
               <w14:ligatures w14:val="standardContextual"/>
             </w:rPr>
           </w:pPr>
-          <w:hyperlink w:anchor="_Toc241490780" w:history="1">
+          <w:hyperlink w:anchor="_Toc241492201" w:history="1">
             <w:r>
               <w:rPr>
                 <w:rStyle w:val="Hyperlink"/>
@@ -3941,7 +3941,7 @@
               <w:rPr>
                 <w:noProof/>
               </w:rPr>
-              <w:instrText xml:space="preserve"> PAGEREF _Toc241490780 \h </w:instrText>
+              <w:instrText xml:space="preserve"> PAGEREF _Toc241492201 \h </w:instrText>
             </w:r>
             <w:r>
               <w:rPr>
@@ -3984,7 +3984,7 @@
               <w14:ligatures w14:val="standardContextual"/>
             </w:rPr>
           </w:pPr>
-          <w:hyperlink w:anchor="_Toc241490781" w:history="1">
+          <w:hyperlink w:anchor="_Toc241492202" w:history="1">
             <w:r>
               <w:rPr>
                 <w:rStyle w:val="Hyperlink"/>
@@ -4008,7 +4008,7 @@
               <w:rPr>
                 <w:noProof/>
               </w:rPr>
-              <w:instrText xml:space="preserve"> PAGEREF _Toc241490781 \h </w:instrText>
+              <w:instrText xml:space="preserve"> PAGEREF _Toc241492202 \h </w:instrText>
             </w:r>
             <w:r>
               <w:rPr>
@@ -4051,7 +4051,7 @@
               <w14:ligatures w14:val="standardContextual"/>
             </w:rPr>
           </w:pPr>
-          <w:hyperlink w:anchor="_Toc241490782" w:history="1">
+          <w:hyperlink w:anchor="_Toc241492203" w:history="1">
             <w:r>
               <w:rPr>
                 <w:rStyle w:val="Hyperlink"/>
@@ -4075,7 +4075,7 @@
               <w:rPr>
                 <w:noProof/>
               </w:rPr>
-              <w:instrText xml:space="preserve"> PAGEREF _Toc241490782 \h </w:instrText>
+              <w:instrText xml:space="preserve"> PAGEREF _Toc241492203 \h </w:instrText>
             </w:r>
             <w:r>
               <w:rPr>
@@ -4118,7 +4118,7 @@
               <w14:ligatures w14:val="standardContextual"/>
             </w:rPr>
           </w:pPr>
-          <w:hyperlink w:anchor="_Toc241490783" w:history="1">
+          <w:hyperlink w:anchor="_Toc241492204" w:history="1">
             <w:r>
               <w:rPr>
                 <w:rStyle w:val="Hyperlink"/>
@@ -4142,7 +4142,7 @@
               <w:rPr>
                 <w:noProof/>
               </w:rPr>
-              <w:instrText xml:space="preserve"> PAGEREF _Toc241490783 \h </w:instrText>
+              <w:instrText xml:space="preserve"> PAGEREF _Toc241492204 \h </w:instrText>
             </w:r>
             <w:r>
               <w:rPr>
@@ -4185,7 +4185,7 @@
               <w14:ligatures w14:val="standardContextual"/>
             </w:rPr>
           </w:pPr>
-          <w:hyperlink w:anchor="_Toc241490784" w:history="1">
+          <w:hyperlink w:anchor="_Toc241492205" w:history="1">
             <w:r>
               <w:rPr>
                 <w:rStyle w:val="Hyperlink"/>
@@ -4209,7 +4209,7 @@
               <w:rPr>
                 <w:noProof/>
               </w:rPr>
-              <w:instrText xml:space="preserve"> PAGEREF _Toc241490784 \h </w:instrText>
+              <w:instrText xml:space="preserve"> PAGEREF _Toc241492205 \h </w:instrText>
             </w:r>
             <w:r>
               <w:rPr>
@@ -4252,7 +4252,7 @@
               <w14:ligatures w14:val="standardContextual"/>
             </w:rPr>
           </w:pPr>
-          <w:hyperlink w:anchor="_Toc241490785" w:history="1">
+          <w:hyperlink w:anchor="_Toc241492206" w:history="1">
             <w:r>
               <w:rPr>
                 <w:rStyle w:val="Hyperlink"/>
@@ -4276,7 +4276,7 @@
               <w:rPr>
                 <w:noProof/>
               </w:rPr>
-              <w:instrText xml:space="preserve"> PAGEREF _Toc241490785 \h </w:instrText>
+              <w:instrText xml:space="preserve"> PAGEREF _Toc241492206 \h </w:instrText>
             </w:r>
             <w:r>
               <w:rPr>
@@ -4319,7 +4319,7 @@
               <w14:ligatures w14:val="standardContextual"/>
             </w:rPr>
           </w:pPr>
-          <w:hyperlink w:anchor="_Toc241490786" w:history="1">
+          <w:hyperlink w:anchor="_Toc241492207" w:history="1">
             <w:r>
               <w:rPr>
                 <w:rStyle w:val="Hyperlink"/>
@@ -4343,7 +4343,7 @@
               <w:rPr>
                 <w:noProof/>
               </w:rPr>
-              <w:instrText xml:space="preserve"> PAGEREF _Toc241490786 \h </w:instrText>
+              <w:instrText xml:space="preserve"> PAGEREF _Toc241492207 \h </w:instrText>
             </w:r>
             <w:r>
               <w:rPr>
@@ -4386,7 +4386,7 @@
               <w14:ligatures w14:val="standardContextual"/>
             </w:rPr>
           </w:pPr>
-          <w:hyperlink w:anchor="_Toc241490787" w:history="1">
+          <w:hyperlink w:anchor="_Toc241492208" w:history="1">
             <w:r>
               <w:rPr>
                 <w:rStyle w:val="Hyperlink"/>
@@ -4410,7 +4410,7 @@
               <w:rPr>
                 <w:noProof/>
               </w:rPr>
-              <w:instrText xml:space="preserve"> PAGEREF _Toc241490787 \h </w:instrText>
+              <w:instrText xml:space="preserve"> PAGEREF _Toc241492208 \h </w:instrText>
             </w:r>
             <w:r>
               <w:rPr>
@@ -4453,7 +4453,7 @@
               <w14:ligatures w14:val="standardContextual"/>
             </w:rPr>
           </w:pPr>
-          <w:hyperlink w:anchor="_Toc241490788" w:history="1">
+          <w:hyperlink w:anchor="_Toc241492209" w:history="1">
             <w:r>
               <w:rPr>
                 <w:rStyle w:val="Hyperlink"/>
@@ -4477,7 +4477,7 @@
               <w:rPr>
                 <w:noProof/>
               </w:rPr>
-              <w:instrText xml:space="preserve"> PAGEREF _Toc241490788 \h </w:instrText>
+              <w:instrText xml:space="preserve"> PAGEREF _Toc241492209 \h </w:instrText>
             </w:r>
             <w:r>
               <w:rPr>
@@ -4516,7 +4516,7 @@
         <w:pStyle w:val="Heading1"/>
         <w:pageBreakBefore/>
       </w:pPr>
-      <w:bookmarkStart w:id="0" w:name="_Toc241490730"/>
+      <w:bookmarkStart w:id="0" w:name="_Toc241492151"/>
       <w:r>
         <w:lastRenderedPageBreak/>
         <w:t>1. Your role at a glance</w:t>
@@ -4736,7 +4736,7 @@
         <w:pStyle w:val="Heading1"/>
         <w:pageBreakBefore/>
       </w:pPr>
-      <w:bookmarkStart w:id="1" w:name="_Toc241490731"/>
+      <w:bookmarkStart w:id="1" w:name="_Toc241492152"/>
       <w:r>
         <w:lastRenderedPageBreak/>
         <w:t>2. Signing in and your screens</w:t>
@@ -4747,7 +4747,7 @@
       <w:pPr>
         <w:pStyle w:val="Heading2"/>
       </w:pPr>
-      <w:bookmarkStart w:id="2" w:name="_Toc241490732"/>
+      <w:bookmarkStart w:id="2" w:name="_Toc241492153"/>
       <w:r>
         <w:t>Signing in</w:t>
       </w:r>
@@ -4830,7 +4830,7 @@
           <w:noProof/>
         </w:rPr>
         <w:drawing>
-          <wp:inline distT="0" distB="0" distL="0" distR="0" wp14:anchorId="11049C2A" wp14:editId="78E7BC30">
+          <wp:inline distT="0" distB="0" distL="0" distR="0" wp14:anchorId="741562F6" wp14:editId="73826848">
             <wp:extent cx="5334000" cy="2333625"/>
             <wp:effectExtent l="0" t="0" r="0" b="0"/>
             <wp:docPr id="1" name="adm_login.jpg" descr="The sign-in screen for all internal staff." title="The sign-in screen for all internal staff."/>
@@ -4997,7 +4997,7 @@
       <w:pPr>
         <w:pStyle w:val="Heading2"/>
       </w:pPr>
-      <w:bookmarkStart w:id="3" w:name="_Toc241490733"/>
+      <w:bookmarkStart w:id="3" w:name="_Toc241492154"/>
       <w:r>
         <w:t>Finding your way around</w:t>
       </w:r>
@@ -5182,7 +5182,7 @@
         </w:rPr>
         <w:lastRenderedPageBreak/>
         <w:drawing>
-          <wp:inline distT="0" distB="0" distL="0" distR="0" wp14:anchorId="6D2B81D5" wp14:editId="3920C715">
+          <wp:inline distT="0" distB="0" distL="0" distR="0" wp14:anchorId="6CE7882A" wp14:editId="095FB6C3">
             <wp:extent cx="5715000" cy="1876425"/>
             <wp:effectExtent l="0" t="0" r="0" b="0"/>
             <wp:docPr id="2" name="adm_not_your_role.jpg" descr="Opening a screen outside your role (for example from an old bookmark) shows this card instead of the screen." title="Opening a screen outside your role (for example from an old bookmark) shows this card instead of the screen."/>
@@ -5251,7 +5251,7 @@
       <w:pPr>
         <w:pStyle w:val="Heading2"/>
       </w:pPr>
-      <w:bookmarkStart w:id="4" w:name="_Toc241490734"/>
+      <w:bookmarkStart w:id="4" w:name="_Toc241492155"/>
       <w:r>
         <w:t>Your screens</w:t>
       </w:r>
@@ -5990,7 +5990,7 @@
       <w:pPr>
         <w:pStyle w:val="Heading2"/>
       </w:pPr>
-      <w:bookmarkStart w:id="5" w:name="_Toc241490735"/>
+      <w:bookmarkStart w:id="5" w:name="_Toc241492156"/>
       <w:r>
         <w:t>Changing your password</w:t>
       </w:r>
@@ -6074,7 +6074,7 @@
         </w:rPr>
         <w:lastRenderedPageBreak/>
         <w:drawing>
-          <wp:inline distT="0" distB="0" distL="0" distR="0" wp14:anchorId="39825077" wp14:editId="5755A4EB">
+          <wp:inline distT="0" distB="0" distL="0" distR="0" wp14:anchorId="37F301ED" wp14:editId="009DA596">
             <wp:extent cx="5334000" cy="2171700"/>
             <wp:effectExtent l="0" t="0" r="0" b="0"/>
             <wp:docPr id="3" name="adm_account.jpg" descr="Change Password screen." title="Change Password screen."/>
@@ -6162,7 +6162,7 @@
         <w:pStyle w:val="Heading1"/>
         <w:pageBreakBefore/>
       </w:pPr>
-      <w:bookmarkStart w:id="6" w:name="_Toc241490736"/>
+      <w:bookmarkStart w:id="6" w:name="_Toc241492157"/>
       <w:r>
         <w:lastRenderedPageBreak/>
         <w:t>3. Your routine</w:t>
@@ -6506,7 +6506,7 @@
         <w:pStyle w:val="Heading1"/>
         <w:pageBreakBefore/>
       </w:pPr>
-      <w:bookmarkStart w:id="7" w:name="_Toc241490737"/>
+      <w:bookmarkStart w:id="7" w:name="_Toc241492158"/>
       <w:r>
         <w:lastRenderedPageBreak/>
         <w:t>4. Step-by-step tasks</w:t>
@@ -6517,7 +6517,7 @@
       <w:pPr>
         <w:pStyle w:val="Heading2"/>
       </w:pPr>
-      <w:bookmarkStart w:id="8" w:name="_Toc241490738"/>
+      <w:bookmarkStart w:id="8" w:name="_Toc241492159"/>
       <w:r>
         <w:t>4.1 Creating staff accounts for the whole team</w:t>
       </w:r>
@@ -6773,7 +6773,7 @@
       <w:pPr>
         <w:pStyle w:val="Heading2"/>
       </w:pPr>
-      <w:bookmarkStart w:id="9" w:name="_Toc241490739"/>
+      <w:bookmarkStart w:id="9" w:name="_Toc241492160"/>
       <w:r>
         <w:t>4.2 Reading the dashboards</w:t>
       </w:r>
@@ -6799,7 +6799,7 @@
         </w:rPr>
         <w:lastRenderedPageBreak/>
         <w:drawing>
-          <wp:inline distT="0" distB="0" distL="0" distR="0" wp14:anchorId="0BA4B459" wp14:editId="48A7802A">
+          <wp:inline distT="0" distB="0" distL="0" distR="0" wp14:anchorId="3AE61FB8" wp14:editId="295BA07A">
             <wp:extent cx="5715000" cy="3571875"/>
             <wp:effectExtent l="0" t="0" r="0" b="0"/>
             <wp:docPr id="4" name="adm_exec_dashboard.jpg" descr="Executive Dashboard: completions against the 400 / 60 / 50–75 targets, days to data lock, spend, and the lowest-filled strata." title="Executive Dashboard: completions against the 400 / 60 / 50–75 targets, days to data lock, spend, and the lowest-filled strata."/>
@@ -7464,7 +7464,7 @@
       <w:pPr>
         <w:pStyle w:val="Heading2"/>
       </w:pPr>
-      <w:bookmarkStart w:id="10" w:name="_Toc241490740"/>
+      <w:bookmarkStart w:id="10" w:name="_Toc241492161"/>
       <w:r>
         <w:t>4.3 Using Reports (analytics and charts)</w:t>
       </w:r>
@@ -7505,7 +7505,7 @@
         </w:rPr>
         <w:lastRenderedPageBreak/>
         <w:drawing>
-          <wp:inline distT="0" distB="0" distL="0" distR="0" wp14:anchorId="5CECB02F" wp14:editId="7F2FEE9C">
+          <wp:inline distT="0" distB="0" distL="0" distR="0" wp14:anchorId="3B2823F7" wp14:editId="0DF884B0">
             <wp:extent cx="5334000" cy="3333750"/>
             <wp:effectExtent l="0" t="0" r="0" b="0"/>
             <wp:docPr id="5" name="adm_reports_top.jpg" descr="Reports: headline figures for the chosen period." title="Reports: headline figures for the chosen period."/>
@@ -7647,7 +7647,7 @@
           <w:noProof/>
         </w:rPr>
         <w:drawing>
-          <wp:inline distT="0" distB="0" distL="0" distR="0" wp14:anchorId="6CE1DA52" wp14:editId="2F815B2D">
+          <wp:inline distT="0" distB="0" distL="0" distR="0" wp14:anchorId="12071222" wp14:editId="344F4CB0">
             <wp:extent cx="5334000" cy="3409950"/>
             <wp:effectExtent l="0" t="0" r="0" b="0"/>
             <wp:docPr id="6" name="adm_reports_funnel.jpg" descr="Case funnel: each case counted once at every stage it has reached." title="Case funnel: each case counted once at every stage it has reached."/>
@@ -7747,7 +7747,7 @@
         </w:rPr>
         <w:lastRenderedPageBreak/>
         <w:drawing>
-          <wp:inline distT="0" distB="0" distL="0" distR="0" wp14:anchorId="109389AB" wp14:editId="07152111">
+          <wp:inline distT="0" distB="0" distL="0" distR="0" wp14:anchorId="613DC777" wp14:editId="1A19FDAB">
             <wp:extent cx="5334000" cy="3248025"/>
             <wp:effectExtent l="0" t="0" r="0" b="0"/>
             <wp:docPr id="7" name="adm_reports_funnel_table.jpg" descr="The same chart as a table." title="The same chart as a table."/>
@@ -7846,7 +7846,7 @@
           <w:noProof/>
         </w:rPr>
         <w:drawing>
-          <wp:inline distT="0" distB="0" distL="0" distR="0" wp14:anchorId="50A248A4" wp14:editId="7CC98FA5">
+          <wp:inline distT="0" distB="0" distL="0" distR="0" wp14:anchorId="72255000" wp14:editId="1C7B09C3">
             <wp:extent cx="5334000" cy="2628900"/>
             <wp:effectExtent l="0" t="0" r="0" b="0"/>
             <wp:docPr id="8" name="adm_reports_coverage.jpg" descr="Coverage by group." title="Coverage by group."/>
@@ -7946,7 +7946,7 @@
         </w:rPr>
         <w:lastRenderedPageBreak/>
         <w:drawing>
-          <wp:inline distT="0" distB="0" distL="0" distR="0" wp14:anchorId="5B98A580" wp14:editId="0A120362">
+          <wp:inline distT="0" distB="0" distL="0" distR="0" wp14:anchorId="373237C3" wp14:editId="1C91F6FA">
             <wp:extent cx="5334000" cy="2600325"/>
             <wp:effectExtent l="0" t="0" r="0" b="0"/>
             <wp:docPr id="9" name="adm_reports_modes.jpg" descr="Administration modes." title="Administration modes."/>
@@ -8055,7 +8055,7 @@
           <w:noProof/>
         </w:rPr>
         <w:drawing>
-          <wp:inline distT="0" distB="0" distL="0" distR="0" wp14:anchorId="70187EF2" wp14:editId="76CAFA87">
+          <wp:inline distT="0" distB="0" distL="0" distR="0" wp14:anchorId="26BCA512" wp14:editId="2E156B9F">
             <wp:extent cx="5334000" cy="2905125"/>
             <wp:effectExtent l="0" t="0" r="0" b="0"/>
             <wp:docPr id="10" name="adm_reports_duration.jpg" descr="Completion-time distribution." title="Completion-time distribution."/>
@@ -8137,7 +8137,7 @@
       <w:pPr>
         <w:pStyle w:val="Heading2"/>
       </w:pPr>
-      <w:bookmarkStart w:id="11" w:name="_Toc241490741"/>
+      <w:bookmarkStart w:id="11" w:name="_Toc241492162"/>
       <w:r>
         <w:t>4.4 Reassigning cases between Contact RAs</w:t>
       </w:r>
@@ -8259,7 +8259,7 @@
         </w:rPr>
         <w:lastRenderedPageBreak/>
         <w:drawing>
-          <wp:inline distT="0" distB="0" distL="0" distR="0" wp14:anchorId="63FA0D8B" wp14:editId="0AE67B1F">
+          <wp:inline distT="0" distB="0" distL="0" distR="0" wp14:anchorId="06CE8290" wp14:editId="3B7392F3">
             <wp:extent cx="5334000" cy="771525"/>
             <wp:effectExtent l="0" t="0" r="0" b="0"/>
             <wp:docPr id="11" name="adm_reassign.jpg" descr="Reassign cases: the button shows how many cases will move." title="Reassign cases: the button shows how many cases will move."/>
@@ -8449,7 +8449,7 @@
       <w:pPr>
         <w:pStyle w:val="Heading2"/>
       </w:pPr>
-      <w:bookmarkStart w:id="12" w:name="_Toc241490742"/>
+      <w:bookmarkStart w:id="12" w:name="_Toc241492163"/>
       <w:r>
         <w:t>4.5 Pairing a Main case with its Reserve, and assigning a Contact RA</w:t>
       </w:r>
@@ -8522,7 +8522,7 @@
           <w:noProof/>
         </w:rPr>
         <w:drawing>
-          <wp:inline distT="0" distB="0" distL="0" distR="0" wp14:anchorId="470DFDC6" wp14:editId="7ECD6087">
+          <wp:inline distT="0" distB="0" distL="0" distR="0" wp14:anchorId="5BD93670" wp14:editId="370A4F70">
             <wp:extent cx="5334000" cy="581025"/>
             <wp:effectExtent l="0" t="0" r="0" b="0"/>
             <wp:docPr id="12" name="adm_case_assign.jpg" descr="Assigned Contact RA." title="Assigned Contact RA."/>
@@ -8621,7 +8621,7 @@
           <w:noProof/>
         </w:rPr>
         <w:drawing>
-          <wp:inline distT="0" distB="0" distL="0" distR="0" wp14:anchorId="27FD25D0" wp14:editId="35A05F53">
+          <wp:inline distT="0" distB="0" distL="0" distR="0" wp14:anchorId="219652FB" wp14:editId="1EFA321D">
             <wp:extent cx="5334000" cy="685800"/>
             <wp:effectExtent l="0" t="0" r="0" b="0"/>
             <wp:docPr id="13" name="adm_case_reserve.jpg" descr="Matched Reserve case." title="Matched Reserve case."/>
@@ -8695,7 +8695,7 @@
       <w:pPr>
         <w:pStyle w:val="Heading2"/>
       </w:pPr>
-      <w:bookmarkStart w:id="13" w:name="_Toc241490743"/>
+      <w:bookmarkStart w:id="13" w:name="_Toc241492164"/>
       <w:r>
         <w:t>4.6 Moving cases through verification (bulk)</w:t>
       </w:r>
@@ -8796,7 +8796,7 @@
           <w:noProof/>
         </w:rPr>
         <w:drawing>
-          <wp:inline distT="0" distB="0" distL="0" distR="0" wp14:anchorId="6475C6EC" wp14:editId="155D286C">
+          <wp:inline distT="0" distB="0" distL="0" distR="0" wp14:anchorId="7F614E95" wp14:editId="5310B858">
             <wp:extent cx="5334000" cy="609600"/>
             <wp:effectExtent l="0" t="0" r="0" b="0"/>
             <wp:docPr id="14" name="adm_bulk_verification.jpg" descr="The bulk verification tool on the register." title="The bulk verification tool on the register."/>
@@ -8987,7 +8987,7 @@
       <w:pPr>
         <w:pStyle w:val="Heading2"/>
       </w:pPr>
-      <w:bookmarkStart w:id="14" w:name="_Toc241490744"/>
+      <w:bookmarkStart w:id="14" w:name="_Toc241492165"/>
       <w:r>
         <w:t>4.7 Downloading data</w:t>
       </w:r>
@@ -9004,7 +9004,7 @@
           <w:noProof/>
         </w:rPr>
         <w:drawing>
-          <wp:inline distT="0" distB="0" distL="0" distR="0" wp14:anchorId="31E48529" wp14:editId="26D54C24">
+          <wp:inline distT="0" distB="0" distL="0" distR="0" wp14:anchorId="437CD884" wp14:editId="278B23E9">
             <wp:extent cx="5715000" cy="3657600"/>
             <wp:effectExtent l="0" t="0" r="0" b="0"/>
             <wp:docPr id="15" name="adm_export.jpg" descr="Data Export." title="Data Export."/>
@@ -10277,7 +10277,7 @@
       <w:pPr>
         <w:pStyle w:val="Heading2"/>
       </w:pPr>
-      <w:bookmarkStart w:id="15" w:name="_Toc241490745"/>
+      <w:bookmarkStart w:id="15" w:name="_Toc241492166"/>
       <w:r>
         <w:t>4.8 Checking the audit log</w:t>
       </w:r>
@@ -10365,7 +10365,7 @@
           <w:noProof/>
         </w:rPr>
         <w:drawing>
-          <wp:inline distT="0" distB="0" distL="0" distR="0" wp14:anchorId="5FD6B72D" wp14:editId="4B3E18BB">
+          <wp:inline distT="0" distB="0" distL="0" distR="0" wp14:anchorId="1FED60F6" wp14:editId="70AD837F">
             <wp:extent cx="5334000" cy="3333750"/>
             <wp:effectExtent l="0" t="0" r="0" b="0"/>
             <wp:docPr id="16" name="adm_audit.jpg" descr="Audit Log, newest first." title="Audit Log, newest first."/>
@@ -10482,7 +10482,7 @@
       <w:pPr>
         <w:pStyle w:val="Heading2"/>
       </w:pPr>
-      <w:bookmarkStart w:id="16" w:name="_Toc241490746"/>
+      <w:bookmarkStart w:id="16" w:name="_Toc241492167"/>
       <w:r>
         <w:t>4.9 Recording a withdrawal</w:t>
       </w:r>
@@ -10574,7 +10574,7 @@
         </w:rPr>
         <w:lastRenderedPageBreak/>
         <w:drawing>
-          <wp:inline distT="0" distB="0" distL="0" distR="0" wp14:anchorId="2847A08A" wp14:editId="5EE6A978">
+          <wp:inline distT="0" distB="0" distL="0" distR="0" wp14:anchorId="4B9A9FF0" wp14:editId="05F69D52">
             <wp:extent cx="5334000" cy="1409700"/>
             <wp:effectExtent l="0" t="0" r="0" b="0"/>
             <wp:docPr id="17" name="adm_case_withdrawal.jpg" descr="Record a withdrawal." title="Record a withdrawal."/>
@@ -10835,7 +10835,7 @@
       <w:pPr>
         <w:pStyle w:val="Heading2"/>
       </w:pPr>
-      <w:bookmarkStart w:id="17" w:name="_Toc241490747"/>
+      <w:bookmarkStart w:id="17" w:name="_Toc241492168"/>
       <w:r>
         <w:t>4.10 Activating a Reserve case</w:t>
       </w:r>
@@ -10883,7 +10883,7 @@
           <w:noProof/>
         </w:rPr>
         <w:drawing>
-          <wp:inline distT="0" distB="0" distL="0" distR="0" wp14:anchorId="52004A8B" wp14:editId="70388A30">
+          <wp:inline distT="0" distB="0" distL="0" distR="0" wp14:anchorId="60FE122D" wp14:editId="0E0C3BD1">
             <wp:extent cx="5334000" cy="2505075"/>
             <wp:effectExtent l="0" t="0" r="0" b="0"/>
             <wp:docPr id="18" name="adm_reserve.jpg" descr="Reserve Activation." title="Reserve Activation."/>
@@ -11079,7 +11079,7 @@
       <w:pPr>
         <w:pStyle w:val="Heading2"/>
       </w:pPr>
-      <w:bookmarkStart w:id="18" w:name="_Toc241490748"/>
+      <w:bookmarkStart w:id="18" w:name="_Toc241492169"/>
       <w:r>
         <w:t>4.11 Building a pre-interview profile (PROIT), with AI research</w:t>
       </w:r>
@@ -11188,7 +11188,7 @@
           <w:noProof/>
         </w:rPr>
         <w:drawing>
-          <wp:inline distT="0" distB="0" distL="0" distR="0" wp14:anchorId="441A4F85" wp14:editId="4069735D">
+          <wp:inline distT="0" distB="0" distL="0" distR="0" wp14:anchorId="065F70E2" wp14:editId="167A4B2C">
             <wp:extent cx="3971925" cy="4953000"/>
             <wp:effectExtent l="0" t="0" r="0" b="0"/>
             <wp:docPr id="19" name="proit_ai_research.jpg" descr="AI research: proposals to review, each with its sources." title="AI research: proposals to review, each with its sources."/>
@@ -11571,7 +11571,7 @@
           <w:noProof/>
         </w:rPr>
         <w:drawing>
-          <wp:inline distT="0" distB="0" distL="0" distR="0" wp14:anchorId="287B8CA8" wp14:editId="26CFC2A7">
+          <wp:inline distT="0" distB="0" distL="0" distR="0" wp14:anchorId="6CA28BE2" wp14:editId="32DD4015">
             <wp:extent cx="5334000" cy="1781175"/>
             <wp:effectExtent l="0" t="0" r="0" b="0"/>
             <wp:docPr id="20" name="adm_case_proit_draft.jpg" descr="A draft profile: each fact needs at least one source." title="A draft profile: each fact needs at least one source."/>
@@ -11724,7 +11724,7 @@
       <w:pPr>
         <w:pStyle w:val="Heading2"/>
       </w:pPr>
-      <w:bookmarkStart w:id="19" w:name="_Toc241490749"/>
+      <w:bookmarkStart w:id="19" w:name="_Toc241492170"/>
       <w:r>
         <w:t>4.12 Verifying a profile with the respondent, and reconciling it afterwards</w:t>
       </w:r>
@@ -11813,7 +11813,7 @@
           <w:noProof/>
         </w:rPr>
         <w:drawing>
-          <wp:inline distT="0" distB="0" distL="0" distR="0" wp14:anchorId="0B6B4E4C" wp14:editId="2EA773FB">
+          <wp:inline distT="0" distB="0" distL="0" distR="0" wp14:anchorId="6CF03D84" wp14:editId="5774F3A1">
             <wp:extent cx="4752975" cy="4953000"/>
             <wp:effectExtent l="0" t="0" r="0" b="0"/>
             <wp:docPr id="21" name="proit_interview_sheet.jpg" descr="The interview sheet: confirm what is public, ask what is not." title="The interview sheet: confirm what is public, ask what is not."/>
@@ -12078,7 +12078,7 @@
         </w:rPr>
         <w:lastRenderedPageBreak/>
         <w:drawing>
-          <wp:inline distT="0" distB="0" distL="0" distR="0" wp14:anchorId="69192AC4" wp14:editId="058A7F18">
+          <wp:inline distT="0" distB="0" distL="0" distR="0" wp14:anchorId="3CB338F0" wp14:editId="429C13AC">
             <wp:extent cx="5334000" cy="1152525"/>
             <wp:effectExtent l="0" t="0" r="0" b="0"/>
             <wp:docPr id="22" name="proit_reconcile.jpg" descr="Reconciling a corrected fact: the three values stay separate." title="Reconciling a corrected fact: the three values stay separate."/>
@@ -12316,7 +12316,7 @@
       <w:pPr>
         <w:pStyle w:val="Heading2"/>
       </w:pPr>
-      <w:bookmarkStart w:id="20" w:name="_Toc241490750"/>
+      <w:bookmarkStart w:id="20" w:name="_Toc241492171"/>
       <w:r>
         <w:t>4.13 Reviewing questionnaires in the QA Queue</w:t>
       </w:r>
@@ -12356,7 +12356,7 @@
           <w:noProof/>
         </w:rPr>
         <w:drawing>
-          <wp:inline distT="0" distB="0" distL="0" distR="0" wp14:anchorId="2D3A5FB0" wp14:editId="33759D9C">
+          <wp:inline distT="0" distB="0" distL="0" distR="0" wp14:anchorId="78AB8812" wp14:editId="67900B87">
             <wp:extent cx="5334000" cy="3333750"/>
             <wp:effectExtent l="0" t="0" r="0" b="0"/>
             <wp:docPr id="23" name="qa_queue.jpg" descr="QUAN QA Queue with the KoboToolbox sync panel." title="QUAN QA Queue with the KoboToolbox sync panel."/>
@@ -13095,7 +13095,7 @@
       <w:pPr>
         <w:pStyle w:val="Heading2"/>
       </w:pPr>
-      <w:bookmarkStart w:id="21" w:name="_Toc241490751"/>
+      <w:bookmarkStart w:id="21" w:name="_Toc241492172"/>
       <w:r>
         <w:t>4.14 Working QA exceptions</w:t>
       </w:r>
@@ -13160,7 +13160,7 @@
         </w:rPr>
         <w:lastRenderedPageBreak/>
         <w:drawing>
-          <wp:inline distT="0" distB="0" distL="0" distR="0" wp14:anchorId="422C25C4" wp14:editId="32B19D9B">
+          <wp:inline distT="0" distB="0" distL="0" distR="0" wp14:anchorId="1C1736F3" wp14:editId="41A3DA40">
             <wp:extent cx="5334000" cy="3333750"/>
             <wp:effectExtent l="0" t="0" r="0" b="0"/>
             <wp:docPr id="24" name="qa_exceptions.jpg" descr="QA Exception Queue." title="QA Exception Queue."/>
@@ -13356,7 +13356,7 @@
       <w:pPr>
         <w:pStyle w:val="Heading2"/>
       </w:pPr>
-      <w:bookmarkStart w:id="22" w:name="_Toc241490752"/>
+      <w:bookmarkStart w:id="22" w:name="_Toc241492173"/>
       <w:r>
         <w:t>4.15 Downloading or emailing completed forms (Form PDFs)</w:t>
       </w:r>
@@ -13407,7 +13407,7 @@
         </w:rPr>
         <w:lastRenderedPageBreak/>
         <w:drawing>
-          <wp:inline distT="0" distB="0" distL="0" distR="0" wp14:anchorId="62F80F22" wp14:editId="616984A9">
+          <wp:inline distT="0" distB="0" distL="0" distR="0" wp14:anchorId="45F89826" wp14:editId="6CF1CDE8">
             <wp:extent cx="5334000" cy="3333750"/>
             <wp:effectExtent l="0" t="0" r="0" b="0"/>
             <wp:docPr id="25" name="adm_form_pdfs.jpg" descr="Completed form PDFs." title="Completed form PDFs."/>
@@ -13646,7 +13646,7 @@
       <w:pPr>
         <w:pStyle w:val="Heading2"/>
       </w:pPr>
-      <w:bookmarkStart w:id="23" w:name="_Toc241490753"/>
+      <w:bookmarkStart w:id="23" w:name="_Toc241492174"/>
       <w:r>
         <w:t>4.16 KoboToolbox: rotating credentials and changing forms</w:t>
       </w:r>
@@ -13756,7 +13756,7 @@
       <w:pPr>
         <w:pStyle w:val="Heading2"/>
       </w:pPr>
-      <w:bookmarkStart w:id="24" w:name="_Toc241490754"/>
+      <w:bookmarkStart w:id="24" w:name="_Toc241492175"/>
       <w:r>
         <w:t>4.17 Before the first live invitation</w:t>
       </w:r>
@@ -13872,7 +13872,7 @@
         <w:pStyle w:val="Heading1"/>
         <w:pageBreakBefore/>
       </w:pPr>
-      <w:bookmarkStart w:id="25" w:name="_Toc241490755"/>
+      <w:bookmarkStart w:id="25" w:name="_Toc241492176"/>
       <w:r>
         <w:lastRenderedPageBreak/>
         <w:t>5. Rules you must follow</w:t>
@@ -14023,7 +14023,7 @@
         <w:pStyle w:val="Heading1"/>
         <w:pageBreakBefore/>
       </w:pPr>
-      <w:bookmarkStart w:id="26" w:name="_Toc241490756"/>
+      <w:bookmarkStart w:id="26" w:name="_Toc241492177"/>
       <w:r>
         <w:lastRenderedPageBreak/>
         <w:t>6. Troubleshooting</w:t>
@@ -15065,7 +15065,7 @@
         <w:pStyle w:val="Heading1"/>
         <w:pageBreakBefore/>
       </w:pPr>
-      <w:bookmarkStart w:id="27" w:name="_Toc241490757"/>
+      <w:bookmarkStart w:id="27" w:name="_Toc241492178"/>
       <w:r>
         <w:lastRenderedPageBreak/>
         <w:t>7. Quick reference</w:t>
@@ -15464,7 +15464,7 @@
         <w:pStyle w:val="Heading1"/>
         <w:pageBreakBefore/>
       </w:pPr>
-      <w:bookmarkStart w:id="28" w:name="_Toc241490758"/>
+      <w:bookmarkStart w:id="28" w:name="_Toc241492179"/>
       <w:r>
         <w:lastRenderedPageBreak/>
         <w:t>8. Every screen and button for your role</w:t>
@@ -15578,7 +15578,7 @@
       <w:pPr>
         <w:pStyle w:val="Heading2"/>
       </w:pPr>
-      <w:bookmarkStart w:id="29" w:name="_Toc241490759"/>
+      <w:bookmarkStart w:id="29" w:name="_Toc241492180"/>
       <w:r>
         <w:t>8.1 Sign in</w:t>
       </w:r>
@@ -16091,7 +16091,7 @@
       <w:pPr>
         <w:pStyle w:val="Heading2"/>
       </w:pPr>
-      <w:bookmarkStart w:id="30" w:name="_Toc241490760"/>
+      <w:bookmarkStart w:id="30" w:name="_Toc241492181"/>
       <w:r>
         <w:t>8.2 The header and menu bar (every screen)</w:t>
       </w:r>
@@ -16815,7 +16815,7 @@
       <w:pPr>
         <w:pStyle w:val="Heading2"/>
       </w:pPr>
-      <w:bookmarkStart w:id="31" w:name="_Toc241490761"/>
+      <w:bookmarkStart w:id="31" w:name="_Toc241492182"/>
       <w:r>
         <w:t>8.3 Change Password</w:t>
       </w:r>
@@ -17435,7 +17435,7 @@
       <w:pPr>
         <w:pStyle w:val="Heading2"/>
       </w:pPr>
-      <w:bookmarkStart w:id="32" w:name="_Toc241490762"/>
+      <w:bookmarkStart w:id="32" w:name="_Toc241492183"/>
       <w:r>
         <w:t>8.4 Executive Dashboard</w:t>
       </w:r>
@@ -17949,7 +17949,7 @@
       <w:pPr>
         <w:pStyle w:val="Heading2"/>
       </w:pPr>
-      <w:bookmarkStart w:id="33" w:name="_Toc241490763"/>
+      <w:bookmarkStart w:id="33" w:name="_Toc241492184"/>
       <w:r>
         <w:t>8.5 Sampling Dashboard</w:t>
       </w:r>
@@ -18462,7 +18462,7 @@
       <w:pPr>
         <w:pStyle w:val="Heading2"/>
       </w:pPr>
-      <w:bookmarkStart w:id="34" w:name="_Toc241490764"/>
+      <w:bookmarkStart w:id="34" w:name="_Toc241492185"/>
       <w:r>
         <w:t>8.6 Contact Dashboard</w:t>
       </w:r>
@@ -18765,7 +18765,7 @@
       <w:pPr>
         <w:pStyle w:val="Heading2"/>
       </w:pPr>
-      <w:bookmarkStart w:id="35" w:name="_Toc241490765"/>
+      <w:bookmarkStart w:id="35" w:name="_Toc241492186"/>
       <w:r>
         <w:t>8.7 QA Dashboard</w:t>
       </w:r>
@@ -19386,7 +19386,7 @@
       <w:pPr>
         <w:pStyle w:val="Heading2"/>
       </w:pPr>
-      <w:bookmarkStart w:id="36" w:name="_Toc241490766"/>
+      <w:bookmarkStart w:id="36" w:name="_Toc241492187"/>
       <w:r>
         <w:t>8.8 KII / Document Dashboard</w:t>
       </w:r>
@@ -19796,7 +19796,7 @@
       <w:pPr>
         <w:pStyle w:val="Heading2"/>
       </w:pPr>
-      <w:bookmarkStart w:id="37" w:name="_Toc241490767"/>
+      <w:bookmarkStart w:id="37" w:name="_Toc241492188"/>
       <w:r>
         <w:t>8.9 Reports</w:t>
       </w:r>
@@ -20310,7 +20310,7 @@
       <w:pPr>
         <w:pStyle w:val="Heading2"/>
       </w:pPr>
-      <w:bookmarkStart w:id="38" w:name="_Toc241490768"/>
+      <w:bookmarkStart w:id="38" w:name="_Toc241492189"/>
       <w:r>
         <w:t>8.10 Main-400 Register (and Reserve)</w:t>
       </w:r>
@@ -21243,7 +21243,7 @@
       <w:pPr>
         <w:pStyle w:val="Heading2"/>
       </w:pPr>
-      <w:bookmarkStart w:id="39" w:name="_Toc241490769"/>
+      <w:bookmarkStart w:id="39" w:name="_Toc241492190"/>
       <w:r>
         <w:t>8.11 Case page</w:t>
       </w:r>
@@ -22915,7 +22915,7 @@
       <w:pPr>
         <w:pStyle w:val="Heading2"/>
       </w:pPr>
-      <w:bookmarkStart w:id="40" w:name="_Toc241490770"/>
+      <w:bookmarkStart w:id="40" w:name="_Toc241492191"/>
       <w:r>
         <w:t>8.12 Pre-Interview Profile (PROIT) and its review screen</w:t>
       </w:r>
@@ -24480,7 +24480,7 @@
       <w:pPr>
         <w:pStyle w:val="Heading2"/>
       </w:pPr>
-      <w:bookmarkStart w:id="41" w:name="_Toc241490771"/>
+      <w:bookmarkStart w:id="41" w:name="_Toc241492192"/>
       <w:r>
         <w:t>8.13 Interview sheet (verifying a locked profile)</w:t>
       </w:r>
@@ -25731,7 +25731,7 @@
       <w:pPr>
         <w:pStyle w:val="Heading2"/>
       </w:pPr>
-      <w:bookmarkStart w:id="42" w:name="_Toc241490772"/>
+      <w:bookmarkStart w:id="42" w:name="_Toc241492193"/>
       <w:r>
         <w:t>8.14 Register Organisation</w:t>
       </w:r>
@@ -26454,7 +26454,7 @@
       <w:pPr>
         <w:pStyle w:val="Heading2"/>
       </w:pPr>
-      <w:bookmarkStart w:id="43" w:name="_Toc241490773"/>
+      <w:bookmarkStart w:id="43" w:name="_Toc241492194"/>
       <w:r>
         <w:t>8.15 Appointment Queue</w:t>
       </w:r>
@@ -27075,7 +27075,7 @@
       <w:pPr>
         <w:pStyle w:val="Heading2"/>
       </w:pPr>
-      <w:bookmarkStart w:id="44" w:name="_Toc241490774"/>
+      <w:bookmarkStart w:id="44" w:name="_Toc241492195"/>
       <w:r>
         <w:t>8.16 Follow-ups due</w:t>
       </w:r>
@@ -27588,7 +27588,7 @@
       <w:pPr>
         <w:pStyle w:val="Heading2"/>
       </w:pPr>
-      <w:bookmarkStart w:id="45" w:name="_Toc241490775"/>
+      <w:bookmarkStart w:id="45" w:name="_Toc241492196"/>
       <w:r>
         <w:t>8.17 Reserve Activation</w:t>
       </w:r>
@@ -28209,7 +28209,7 @@
       <w:pPr>
         <w:pStyle w:val="Heading2"/>
       </w:pPr>
-      <w:bookmarkStart w:id="46" w:name="_Toc241490776"/>
+      <w:bookmarkStart w:id="46" w:name="_Toc241492197"/>
       <w:r>
         <w:t>8.18 QA Queue (with the KoboToolbox sync panel)</w:t>
       </w:r>
@@ -28933,7 +28933,7 @@
       <w:pPr>
         <w:pStyle w:val="Heading2"/>
       </w:pPr>
-      <w:bookmarkStart w:id="47" w:name="_Toc241490777"/>
+      <w:bookmarkStart w:id="47" w:name="_Toc241492198"/>
       <w:r>
         <w:t>8.19 QA Exceptions</w:t>
       </w:r>
@@ -29763,7 +29763,7 @@
       <w:pPr>
         <w:pStyle w:val="Heading2"/>
       </w:pPr>
-      <w:bookmarkStart w:id="48" w:name="_Toc241490778"/>
+      <w:bookmarkStart w:id="48" w:name="_Toc241492199"/>
       <w:r>
         <w:t>8.20 KII Register</w:t>
       </w:r>
@@ -30384,7 +30384,7 @@
       <w:pPr>
         <w:pStyle w:val="Heading2"/>
       </w:pPr>
-      <w:bookmarkStart w:id="49" w:name="_Toc241490779"/>
+      <w:bookmarkStart w:id="49" w:name="_Toc241492200"/>
       <w:r>
         <w:t>8.21 New KII Record</w:t>
       </w:r>
@@ -30794,7 +30794,7 @@
       <w:pPr>
         <w:pStyle w:val="Heading2"/>
       </w:pPr>
-      <w:bookmarkStart w:id="50" w:name="_Toc241490780"/>
+      <w:bookmarkStart w:id="50" w:name="_Toc241492201"/>
       <w:r>
         <w:t>8.22 KII record</w:t>
       </w:r>
@@ -31835,7 +31835,7 @@
       <w:pPr>
         <w:pStyle w:val="Heading2"/>
       </w:pPr>
-      <w:bookmarkStart w:id="51" w:name="_Toc241490781"/>
+      <w:bookmarkStart w:id="51" w:name="_Toc241492202"/>
       <w:r>
         <w:t>8.23 Documents (the corpus)</w:t>
       </w:r>
@@ -32455,7 +32455,7 @@
       <w:pPr>
         <w:pStyle w:val="Heading2"/>
       </w:pPr>
-      <w:bookmarkStart w:id="52" w:name="_Toc241490782"/>
+      <w:bookmarkStart w:id="52" w:name="_Toc241492203"/>
       <w:r>
         <w:t>8.24 New Documentary Evidence Record</w:t>
       </w:r>
@@ -33285,7 +33285,7 @@
       <w:pPr>
         <w:pStyle w:val="Heading2"/>
       </w:pPr>
-      <w:bookmarkStart w:id="53" w:name="_Toc241490783"/>
+      <w:bookmarkStart w:id="53" w:name="_Toc241492204"/>
       <w:r>
         <w:t>8.25 Document record</w:t>
       </w:r>
@@ -34639,7 +34639,7 @@
       <w:pPr>
         <w:pStyle w:val="Heading2"/>
       </w:pPr>
-      <w:bookmarkStart w:id="54" w:name="_Toc241490784"/>
+      <w:bookmarkStart w:id="54" w:name="_Toc241492205"/>
       <w:r>
         <w:lastRenderedPageBreak/>
         <w:t>8.26 Auto-fill review screen</w:t>
@@ -35680,7 +35680,7 @@
       <w:pPr>
         <w:pStyle w:val="Heading2"/>
       </w:pPr>
-      <w:bookmarkStart w:id="55" w:name="_Toc241490785"/>
+      <w:bookmarkStart w:id="55" w:name="_Toc241492206"/>
       <w:r>
         <w:lastRenderedPageBreak/>
         <w:t>8.27 Completed forms (Form PDFs)</w:t>
@@ -36938,7 +36938,7 @@
       <w:pPr>
         <w:pStyle w:val="Heading2"/>
       </w:pPr>
-      <w:bookmarkStart w:id="56" w:name="_Toc241490786"/>
+      <w:bookmarkStart w:id="56" w:name="_Toc241492207"/>
       <w:r>
         <w:lastRenderedPageBreak/>
         <w:t>8.28 Cost Dashboard</w:t>
@@ -37349,7 +37349,7 @@
       <w:pPr>
         <w:pStyle w:val="Heading2"/>
       </w:pPr>
-      <w:bookmarkStart w:id="57" w:name="_Toc241490787"/>
+      <w:bookmarkStart w:id="57" w:name="_Toc241492208"/>
       <w:r>
         <w:t>8.29 Audit Log</w:t>
       </w:r>
@@ -37759,7 +37759,7 @@
       <w:pPr>
         <w:pStyle w:val="Heading2"/>
       </w:pPr>
-      <w:bookmarkStart w:id="58" w:name="_Toc241490788"/>
+      <w:bookmarkStart w:id="58" w:name="_Toc241492209"/>
       <w:r>
         <w:t>8.30 Export</w:t>
       </w:r>
@@ -38424,7 +38424,7 @@
         <w:sz w:val="16"/>
         <w:szCs w:val="16"/>
       </w:rPr>
-      <w:t>Version 1.11 · 28 September 2026</w:t>
+      <w:t>Version 1.12 · 28 September 2026</w:t>
     </w:r>
     <w:r>
       <w:rPr>
@@ -38597,10 +38597,10 @@
 <file path=word/numbering.xml><?xml version="1.0" encoding="utf-8"?>
 <w:numbering xmlns:wpc="http://schemas.microsoft.com/office/word/2010/wordprocessingCanvas" xmlns:cx="http://schemas.microsoft.com/office/drawing/2014/chartex" xmlns:cx1="http://schemas.microsoft.com/office/drawing/2015/9/8/chartex" xmlns:cx2="http://schemas.microsoft.com/office/drawing/2015/10/21/chartex" xmlns:cx3="http://schemas.microsoft.com/office/drawing/2016/5/9/chartex" xmlns:cx4="http://schemas.microsoft.com/office/drawing/2016/5/10/chartex" xmlns:cx5="http://schemas.microsoft.com/office/drawing/2016/5/11/chartex" xmlns:cx6="http://schemas.microsoft.com/office/drawing/2016/5/12/chartex" xmlns:cx7="http://schemas.microsoft.com/office/drawing/2016/5/13/chartex" xmlns:cx8="http://schemas.microsoft.com/office/drawing/2016/5/14/chartex" xmlns:mc="http://schemas.openxmlformats.org/markup-compatibility/2006" xmlns:aink="http://schemas.microsoft.com/office/drawing/2016/ink" xmlns:am3d="http://schemas.microsoft.com/office/drawing/2017/model3d" xmlns:o="urn:schemas-microsoft-com:office:office" xmlns:oel="http://schemas.microsoft.com/office/2019/extlst" xmlns:r="http://schemas.openxmlformats.org/officeDocument/2006/relationships" xmlns:m="http://schemas.openxmlformats.org/officeDocument/2006/math" xmlns:v="urn:schemas-microsoft-com:vml" xmlns:wp14="http://schemas.microsoft.com/office/word/2010/wordprocessingDrawing" xmlns:wp="http://schemas.openxmlformats.org/drawingml/2006/wordprocessingDrawing" xmlns:w10="urn:schemas-microsoft-com:office:word" xmlns:w="http://schemas.openxmlformats.org/wordprocessingml/2006/main" xmlns:w14="http://schemas.microsoft.com/office/word/2010/wordml" xmlns:w15="http://schemas.microsoft.com/office/word/2012/wordml" xmlns:w16cex="http://schemas.microsoft.com/office/word/2018/wordml/cex" xmlns:w16cid="http://schemas.microsoft.com/office/word/2016/wordml/cid" xmlns:w16="http://schemas.microsoft.com/office/word/2018/wordml" xmlns:w16sdtdh="http://schemas.microsoft.com/office/word/2020/wordml/sdtdatahash" xmlns:w16se="http://schemas.microsoft.com/office/word/2015/wordml/symex" xmlns:wpg="http://schemas.microsoft.com/office/word/2010/wordprocessingGroup" xmlns:wpi="http://schemas.microsoft.com/office/word/2010/wordprocessingInk" xmlns:wne="http://schemas.microsoft.com/office/word/2006/wordml" xmlns:wps="http://schemas.microsoft.com/office/word/2010/wordprocessingShape" mc:Ignorable="w14 w15 w16se w16cid w16 w16cex w16sdtdh wp14">
   <w:abstractNum w:abstractNumId="0" w15:restartNumberingAfterBreak="0">
-    <w:nsid w:val="07C828F2"/>
+    <w:nsid w:val="0BCD5B05"/>
     <w:multiLevelType w:val="hybridMultilevel"/>
-    <w:tmpl w:val="1DCEE94A"/>
-    <w:lvl w:ilvl="0" w:tplc="3C248B38">
+    <w:tmpl w:val="1A2C8BEA"/>
+    <w:lvl w:ilvl="0" w:tplc="0FA0B274">
       <w:start w:val="1"/>
       <w:numFmt w:val="decimal"/>
       <w:lvlText w:val="%1."/>
@@ -38614,52 +38614,52 @@
         <w:color w:val="A67C27"/>
       </w:rPr>
     </w:lvl>
-    <w:lvl w:ilvl="1" w:tplc="686C9294">
+    <w:lvl w:ilvl="1" w:tplc="91341738">
       <w:numFmt w:val="decimal"/>
       <w:lvlText w:val=""/>
       <w:lvlJc w:val="left"/>
     </w:lvl>
-    <w:lvl w:ilvl="2" w:tplc="D73E00D0">
+    <w:lvl w:ilvl="2" w:tplc="2DE8AC82">
       <w:numFmt w:val="decimal"/>
       <w:lvlText w:val=""/>
       <w:lvlJc w:val="left"/>
     </w:lvl>
-    <w:lvl w:ilvl="3" w:tplc="AD5C175A">
+    <w:lvl w:ilvl="3" w:tplc="6428E698">
       <w:numFmt w:val="decimal"/>
       <w:lvlText w:val=""/>
       <w:lvlJc w:val="left"/>
     </w:lvl>
-    <w:lvl w:ilvl="4" w:tplc="36860946">
+    <w:lvl w:ilvl="4" w:tplc="DEDC1BFA">
       <w:numFmt w:val="decimal"/>
       <w:lvlText w:val=""/>
       <w:lvlJc w:val="left"/>
     </w:lvl>
-    <w:lvl w:ilvl="5" w:tplc="204C476C">
+    <w:lvl w:ilvl="5" w:tplc="93082A40">
       <w:numFmt w:val="decimal"/>
       <w:lvlText w:val=""/>
       <w:lvlJc w:val="left"/>
     </w:lvl>
-    <w:lvl w:ilvl="6" w:tplc="7C241368">
+    <w:lvl w:ilvl="6" w:tplc="62DE3274">
       <w:numFmt w:val="decimal"/>
       <w:lvlText w:val=""/>
       <w:lvlJc w:val="left"/>
     </w:lvl>
-    <w:lvl w:ilvl="7" w:tplc="E092FD26">
+    <w:lvl w:ilvl="7" w:tplc="FFF86BEA">
       <w:numFmt w:val="decimal"/>
       <w:lvlText w:val=""/>
       <w:lvlJc w:val="left"/>
     </w:lvl>
-    <w:lvl w:ilvl="8" w:tplc="42426F6E">
+    <w:lvl w:ilvl="8" w:tplc="595CBBA6">
       <w:numFmt w:val="decimal"/>
       <w:lvlText w:val=""/>
       <w:lvlJc w:val="left"/>
     </w:lvl>
   </w:abstractNum>
   <w:abstractNum w:abstractNumId="1" w15:restartNumberingAfterBreak="0">
-    <w:nsid w:val="11994252"/>
+    <w:nsid w:val="117851FB"/>
     <w:multiLevelType w:val="hybridMultilevel"/>
-    <w:tmpl w:val="31F4ADC6"/>
-    <w:lvl w:ilvl="0" w:tplc="3116A0D8">
+    <w:tmpl w:val="AB36D8C8"/>
+    <w:lvl w:ilvl="0" w:tplc="27C89C5A">
       <w:start w:val="1"/>
       <w:numFmt w:val="decimal"/>
       <w:lvlText w:val="%1."/>
@@ -38673,52 +38673,52 @@
         <w:color w:val="A67C27"/>
       </w:rPr>
     </w:lvl>
-    <w:lvl w:ilvl="1" w:tplc="284C73C2">
+    <w:lvl w:ilvl="1" w:tplc="D5E2D8EA">
       <w:numFmt w:val="decimal"/>
       <w:lvlText w:val=""/>
       <w:lvlJc w:val="left"/>
     </w:lvl>
-    <w:lvl w:ilvl="2" w:tplc="3D7E7E68">
+    <w:lvl w:ilvl="2" w:tplc="2A5ECD50">
       <w:numFmt w:val="decimal"/>
       <w:lvlText w:val=""/>
       <w:lvlJc w:val="left"/>
     </w:lvl>
-    <w:lvl w:ilvl="3" w:tplc="F5EC1ECA">
+    <w:lvl w:ilvl="3" w:tplc="F93E4D70">
       <w:numFmt w:val="decimal"/>
       <w:lvlText w:val=""/>
       <w:lvlJc w:val="left"/>
     </w:lvl>
-    <w:lvl w:ilvl="4" w:tplc="928A3BB0">
+    <w:lvl w:ilvl="4" w:tplc="4B9C1264">
       <w:numFmt w:val="decimal"/>
       <w:lvlText w:val=""/>
       <w:lvlJc w:val="left"/>
     </w:lvl>
-    <w:lvl w:ilvl="5" w:tplc="1F92B052">
+    <w:lvl w:ilvl="5" w:tplc="F9723C9C">
       <w:numFmt w:val="decimal"/>
       <w:lvlText w:val=""/>
       <w:lvlJc w:val="left"/>
     </w:lvl>
-    <w:lvl w:ilvl="6" w:tplc="B850508A">
+    <w:lvl w:ilvl="6" w:tplc="79A04CB6">
       <w:numFmt w:val="decimal"/>
       <w:lvlText w:val=""/>
       <w:lvlJc w:val="left"/>
     </w:lvl>
-    <w:lvl w:ilvl="7" w:tplc="206417F0">
+    <w:lvl w:ilvl="7" w:tplc="7360AD38">
       <w:numFmt w:val="decimal"/>
       <w:lvlText w:val=""/>
       <w:lvlJc w:val="left"/>
     </w:lvl>
-    <w:lvl w:ilvl="8" w:tplc="D2FA73C2">
+    <w:lvl w:ilvl="8" w:tplc="AA0E51E8">
       <w:numFmt w:val="decimal"/>
       <w:lvlText w:val=""/>
       <w:lvlJc w:val="left"/>
     </w:lvl>
   </w:abstractNum>
   <w:abstractNum w:abstractNumId="2" w15:restartNumberingAfterBreak="0">
-    <w:nsid w:val="1F007928"/>
+    <w:nsid w:val="14E41C81"/>
     <w:multiLevelType w:val="hybridMultilevel"/>
-    <w:tmpl w:val="9524078C"/>
-    <w:lvl w:ilvl="0" w:tplc="C9F2D50A">
+    <w:tmpl w:val="660A25BE"/>
+    <w:lvl w:ilvl="0" w:tplc="6E6E0732">
       <w:start w:val="1"/>
       <w:numFmt w:val="decimal"/>
       <w:lvlText w:val="%1."/>
@@ -38732,52 +38732,52 @@
         <w:color w:val="A67C27"/>
       </w:rPr>
     </w:lvl>
-    <w:lvl w:ilvl="1" w:tplc="783E5100">
+    <w:lvl w:ilvl="1" w:tplc="61882C80">
       <w:numFmt w:val="decimal"/>
       <w:lvlText w:val=""/>
       <w:lvlJc w:val="left"/>
     </w:lvl>
-    <w:lvl w:ilvl="2" w:tplc="F558B24A">
+    <w:lvl w:ilvl="2" w:tplc="9D6EFCF8">
       <w:numFmt w:val="decimal"/>
       <w:lvlText w:val=""/>
       <w:lvlJc w:val="left"/>
     </w:lvl>
-    <w:lvl w:ilvl="3" w:tplc="432A132A">
+    <w:lvl w:ilvl="3" w:tplc="6B3653C6">
       <w:numFmt w:val="decimal"/>
       <w:lvlText w:val=""/>
       <w:lvlJc w:val="left"/>
     </w:lvl>
-    <w:lvl w:ilvl="4" w:tplc="83F274C8">
+    <w:lvl w:ilvl="4" w:tplc="25FCA12E">
       <w:numFmt w:val="decimal"/>
       <w:lvlText w:val=""/>
       <w:lvlJc w:val="left"/>
     </w:lvl>
-    <w:lvl w:ilvl="5" w:tplc="96326C9C">
+    <w:lvl w:ilvl="5" w:tplc="08C6E6C0">
       <w:numFmt w:val="decimal"/>
       <w:lvlText w:val=""/>
       <w:lvlJc w:val="left"/>
     </w:lvl>
-    <w:lvl w:ilvl="6" w:tplc="3356F362">
+    <w:lvl w:ilvl="6" w:tplc="E40655F8">
       <w:numFmt w:val="decimal"/>
       <w:lvlText w:val=""/>
       <w:lvlJc w:val="left"/>
     </w:lvl>
-    <w:lvl w:ilvl="7" w:tplc="C1BCBB50">
+    <w:lvl w:ilvl="7" w:tplc="8EE6A828">
       <w:numFmt w:val="decimal"/>
       <w:lvlText w:val=""/>
       <w:lvlJc w:val="left"/>
     </w:lvl>
-    <w:lvl w:ilvl="8" w:tplc="8FC29AA6">
+    <w:lvl w:ilvl="8" w:tplc="913877DE">
       <w:numFmt w:val="decimal"/>
       <w:lvlText w:val=""/>
       <w:lvlJc w:val="left"/>
     </w:lvl>
   </w:abstractNum>
   <w:abstractNum w:abstractNumId="3" w15:restartNumberingAfterBreak="0">
-    <w:nsid w:val="2394112B"/>
+    <w:nsid w:val="294206F4"/>
     <w:multiLevelType w:val="hybridMultilevel"/>
-    <w:tmpl w:val="AB404B04"/>
-    <w:lvl w:ilvl="0" w:tplc="3F540656">
+    <w:tmpl w:val="D5603B1C"/>
+    <w:lvl w:ilvl="0" w:tplc="04B04ABA">
       <w:start w:val="1"/>
       <w:numFmt w:val="decimal"/>
       <w:lvlText w:val="%1."/>
@@ -38791,52 +38791,52 @@
         <w:color w:val="A67C27"/>
       </w:rPr>
     </w:lvl>
-    <w:lvl w:ilvl="1" w:tplc="65E68ECA">
+    <w:lvl w:ilvl="1" w:tplc="40508EF8">
       <w:numFmt w:val="decimal"/>
       <w:lvlText w:val=""/>
       <w:lvlJc w:val="left"/>
     </w:lvl>
-    <w:lvl w:ilvl="2" w:tplc="611029E0">
+    <w:lvl w:ilvl="2" w:tplc="6B02BB68">
       <w:numFmt w:val="decimal"/>
       <w:lvlText w:val=""/>
       <w:lvlJc w:val="left"/>
     </w:lvl>
-    <w:lvl w:ilvl="3" w:tplc="FD46F71C">
+    <w:lvl w:ilvl="3" w:tplc="12661346">
       <w:numFmt w:val="decimal"/>
       <w:lvlText w:val=""/>
       <w:lvlJc w:val="left"/>
     </w:lvl>
-    <w:lvl w:ilvl="4" w:tplc="896EB0A6">
+    <w:lvl w:ilvl="4" w:tplc="A6DCAF8A">
       <w:numFmt w:val="decimal"/>
       <w:lvlText w:val=""/>
       <w:lvlJc w:val="left"/>
     </w:lvl>
-    <w:lvl w:ilvl="5" w:tplc="3C54EC1A">
+    <w:lvl w:ilvl="5" w:tplc="C0C00842">
       <w:numFmt w:val="decimal"/>
       <w:lvlText w:val=""/>
       <w:lvlJc w:val="left"/>
     </w:lvl>
-    <w:lvl w:ilvl="6" w:tplc="4DB212EE">
+    <w:lvl w:ilvl="6" w:tplc="0DD4BCE2">
       <w:numFmt w:val="decimal"/>
       <w:lvlText w:val=""/>
       <w:lvlJc w:val="left"/>
     </w:lvl>
-    <w:lvl w:ilvl="7" w:tplc="926E05F2">
+    <w:lvl w:ilvl="7" w:tplc="B7F0E760">
       <w:numFmt w:val="decimal"/>
       <w:lvlText w:val=""/>
       <w:lvlJc w:val="left"/>
     </w:lvl>
-    <w:lvl w:ilvl="8" w:tplc="63B2057E">
+    <w:lvl w:ilvl="8" w:tplc="01E2B3D0">
       <w:numFmt w:val="decimal"/>
       <w:lvlText w:val=""/>
       <w:lvlJc w:val="left"/>
     </w:lvl>
   </w:abstractNum>
   <w:abstractNum w:abstractNumId="4" w15:restartNumberingAfterBreak="0">
-    <w:nsid w:val="39757D53"/>
+    <w:nsid w:val="373236FD"/>
     <w:multiLevelType w:val="hybridMultilevel"/>
-    <w:tmpl w:val="3FB45418"/>
-    <w:lvl w:ilvl="0" w:tplc="787CB638">
+    <w:tmpl w:val="AD506A44"/>
+    <w:lvl w:ilvl="0" w:tplc="39469D64">
       <w:start w:val="1"/>
       <w:numFmt w:val="decimal"/>
       <w:lvlText w:val="%1."/>
@@ -38850,52 +38850,52 @@
         <w:color w:val="A67C27"/>
       </w:rPr>
     </w:lvl>
-    <w:lvl w:ilvl="1" w:tplc="F9503992">
+    <w:lvl w:ilvl="1" w:tplc="7890CE10">
       <w:numFmt w:val="decimal"/>
       <w:lvlText w:val=""/>
       <w:lvlJc w:val="left"/>
     </w:lvl>
-    <w:lvl w:ilvl="2" w:tplc="E1724E40">
+    <w:lvl w:ilvl="2" w:tplc="CA5A6BC8">
       <w:numFmt w:val="decimal"/>
       <w:lvlText w:val=""/>
       <w:lvlJc w:val="left"/>
     </w:lvl>
-    <w:lvl w:ilvl="3" w:tplc="5D423F42">
+    <w:lvl w:ilvl="3" w:tplc="5B8EA9E8">
       <w:numFmt w:val="decimal"/>
       <w:lvlText w:val=""/>
       <w:lvlJc w:val="left"/>
     </w:lvl>
-    <w:lvl w:ilvl="4" w:tplc="2084BE6A">
+    <w:lvl w:ilvl="4" w:tplc="A20E93DC">
       <w:numFmt w:val="decimal"/>
       <w:lvlText w:val=""/>
       <w:lvlJc w:val="left"/>
     </w:lvl>
-    <w:lvl w:ilvl="5" w:tplc="93386490">
+    <w:lvl w:ilvl="5" w:tplc="CA465C7C">
       <w:numFmt w:val="decimal"/>
       <w:lvlText w:val=""/>
       <w:lvlJc w:val="left"/>
     </w:lvl>
-    <w:lvl w:ilvl="6" w:tplc="525ABF4C">
+    <w:lvl w:ilvl="6" w:tplc="5E1607CA">
       <w:numFmt w:val="decimal"/>
       <w:lvlText w:val=""/>
       <w:lvlJc w:val="left"/>
     </w:lvl>
-    <w:lvl w:ilvl="7" w:tplc="45961BD6">
+    <w:lvl w:ilvl="7" w:tplc="3E10404A">
       <w:numFmt w:val="decimal"/>
       <w:lvlText w:val=""/>
       <w:lvlJc w:val="left"/>
     </w:lvl>
-    <w:lvl w:ilvl="8" w:tplc="3D16CA36">
+    <w:lvl w:ilvl="8" w:tplc="B900DA8E">
       <w:numFmt w:val="decimal"/>
       <w:lvlText w:val=""/>
       <w:lvlJc w:val="left"/>
     </w:lvl>
   </w:abstractNum>
   <w:abstractNum w:abstractNumId="5" w15:restartNumberingAfterBreak="0">
-    <w:nsid w:val="3ED400BF"/>
+    <w:nsid w:val="40483E83"/>
     <w:multiLevelType w:val="hybridMultilevel"/>
-    <w:tmpl w:val="8DC8980C"/>
-    <w:lvl w:ilvl="0" w:tplc="9E7443C2">
+    <w:tmpl w:val="D7F21BB2"/>
+    <w:lvl w:ilvl="0" w:tplc="D46A74DC">
       <w:start w:val="1"/>
       <w:numFmt w:val="decimal"/>
       <w:lvlText w:val="%1."/>
@@ -38909,52 +38909,52 @@
         <w:color w:val="A67C27"/>
       </w:rPr>
     </w:lvl>
-    <w:lvl w:ilvl="1" w:tplc="E5626DDE">
+    <w:lvl w:ilvl="1" w:tplc="A58429DC">
       <w:numFmt w:val="decimal"/>
       <w:lvlText w:val=""/>
       <w:lvlJc w:val="left"/>
     </w:lvl>
-    <w:lvl w:ilvl="2" w:tplc="3ACAB812">
+    <w:lvl w:ilvl="2" w:tplc="3F5E62EC">
       <w:numFmt w:val="decimal"/>
       <w:lvlText w:val=""/>
       <w:lvlJc w:val="left"/>
     </w:lvl>
-    <w:lvl w:ilvl="3" w:tplc="15826000">
+    <w:lvl w:ilvl="3" w:tplc="50703356">
       <w:numFmt w:val="decimal"/>
       <w:lvlText w:val=""/>
       <w:lvlJc w:val="left"/>
     </w:lvl>
-    <w:lvl w:ilvl="4" w:tplc="54DE1862">
+    <w:lvl w:ilvl="4" w:tplc="E21E1FB6">
       <w:numFmt w:val="decimal"/>
       <w:lvlText w:val=""/>
       <w:lvlJc w:val="left"/>
     </w:lvl>
-    <w:lvl w:ilvl="5" w:tplc="A86EF40C">
+    <w:lvl w:ilvl="5" w:tplc="03B22EAE">
       <w:numFmt w:val="decimal"/>
       <w:lvlText w:val=""/>
       <w:lvlJc w:val="left"/>
     </w:lvl>
-    <w:lvl w:ilvl="6" w:tplc="F476073C">
+    <w:lvl w:ilvl="6" w:tplc="51AA7A60">
       <w:numFmt w:val="decimal"/>
       <w:lvlText w:val=""/>
       <w:lvlJc w:val="left"/>
     </w:lvl>
-    <w:lvl w:ilvl="7" w:tplc="F37A438A">
+    <w:lvl w:ilvl="7" w:tplc="1B7E024E">
       <w:numFmt w:val="decimal"/>
       <w:lvlText w:val=""/>
       <w:lvlJc w:val="left"/>
     </w:lvl>
-    <w:lvl w:ilvl="8" w:tplc="8DE0447A">
+    <w:lvl w:ilvl="8" w:tplc="AF001ADA">
       <w:numFmt w:val="decimal"/>
       <w:lvlText w:val=""/>
       <w:lvlJc w:val="left"/>
     </w:lvl>
   </w:abstractNum>
   <w:abstractNum w:abstractNumId="6" w15:restartNumberingAfterBreak="0">
-    <w:nsid w:val="4C0D53B1"/>
+    <w:nsid w:val="4A9F0CCA"/>
     <w:multiLevelType w:val="hybridMultilevel"/>
-    <w:tmpl w:val="E912E194"/>
-    <w:lvl w:ilvl="0" w:tplc="801C484A">
+    <w:tmpl w:val="A99C6220"/>
+    <w:lvl w:ilvl="0" w:tplc="F7D2F1AA">
       <w:start w:val="1"/>
       <w:numFmt w:val="decimal"/>
       <w:lvlText w:val="%1."/>
@@ -38968,52 +38968,52 @@
         <w:color w:val="A67C27"/>
       </w:rPr>
     </w:lvl>
-    <w:lvl w:ilvl="1" w:tplc="B5C016E0">
+    <w:lvl w:ilvl="1" w:tplc="BAA0351E">
       <w:numFmt w:val="decimal"/>
       <w:lvlText w:val=""/>
       <w:lvlJc w:val="left"/>
     </w:lvl>
-    <w:lvl w:ilvl="2" w:tplc="D5B4D1FC">
+    <w:lvl w:ilvl="2" w:tplc="2C28896C">
       <w:numFmt w:val="decimal"/>
       <w:lvlText w:val=""/>
       <w:lvlJc w:val="left"/>
     </w:lvl>
-    <w:lvl w:ilvl="3" w:tplc="3CBEAD92">
+    <w:lvl w:ilvl="3" w:tplc="6EAE96A8">
       <w:numFmt w:val="decimal"/>
       <w:lvlText w:val=""/>
       <w:lvlJc w:val="left"/>
     </w:lvl>
-    <w:lvl w:ilvl="4" w:tplc="63F2DAF4">
+    <w:lvl w:ilvl="4" w:tplc="4240F194">
       <w:numFmt w:val="decimal"/>
       <w:lvlText w:val=""/>
       <w:lvlJc w:val="left"/>
     </w:lvl>
-    <w:lvl w:ilvl="5" w:tplc="4960784E">
+    <w:lvl w:ilvl="5" w:tplc="4C2A6E3E">
       <w:numFmt w:val="decimal"/>
       <w:lvlText w:val=""/>
       <w:lvlJc w:val="left"/>
     </w:lvl>
-    <w:lvl w:ilvl="6" w:tplc="AB322B58">
+    <w:lvl w:ilvl="6" w:tplc="BE8EBE62">
       <w:numFmt w:val="decimal"/>
       <w:lvlText w:val=""/>
       <w:lvlJc w:val="left"/>
     </w:lvl>
-    <w:lvl w:ilvl="7" w:tplc="2DACA84C">
+    <w:lvl w:ilvl="7" w:tplc="6C78BF44">
       <w:numFmt w:val="decimal"/>
       <w:lvlText w:val=""/>
       <w:lvlJc w:val="left"/>
     </w:lvl>
-    <w:lvl w:ilvl="8" w:tplc="1EB8E3BE">
+    <w:lvl w:ilvl="8" w:tplc="2D6278AC">
       <w:numFmt w:val="decimal"/>
       <w:lvlText w:val=""/>
       <w:lvlJc w:val="left"/>
     </w:lvl>
   </w:abstractNum>
   <w:abstractNum w:abstractNumId="7" w15:restartNumberingAfterBreak="0">
-    <w:nsid w:val="57755BE2"/>
+    <w:nsid w:val="4CBA47B8"/>
     <w:multiLevelType w:val="hybridMultilevel"/>
-    <w:tmpl w:val="926A989A"/>
-    <w:lvl w:ilvl="0" w:tplc="CD6A0B36">
+    <w:tmpl w:val="1D883148"/>
+    <w:lvl w:ilvl="0" w:tplc="248A1034">
       <w:start w:val="1"/>
       <w:numFmt w:val="decimal"/>
       <w:lvlText w:val="%1."/>
@@ -39027,110 +39027,52 @@
         <w:color w:val="A67C27"/>
       </w:rPr>
     </w:lvl>
-    <w:lvl w:ilvl="1" w:tplc="82743E8E">
+    <w:lvl w:ilvl="1" w:tplc="0AD6F034">
       <w:numFmt w:val="decimal"/>
       <w:lvlText w:val=""/>
       <w:lvlJc w:val="left"/>
     </w:lvl>
-    <w:lvl w:ilvl="2" w:tplc="52BEA046">
+    <w:lvl w:ilvl="2" w:tplc="A04288AE">
       <w:numFmt w:val="decimal"/>
       <w:lvlText w:val=""/>
       <w:lvlJc w:val="left"/>
     </w:lvl>
-    <w:lvl w:ilvl="3" w:tplc="3DD21B3A">
+    <w:lvl w:ilvl="3" w:tplc="0EE0187C">
       <w:numFmt w:val="decimal"/>
       <w:lvlText w:val=""/>
       <w:lvlJc w:val="left"/>
     </w:lvl>
-    <w:lvl w:ilvl="4" w:tplc="E99C8982">
+    <w:lvl w:ilvl="4" w:tplc="C77673BE">
       <w:numFmt w:val="decimal"/>
       <w:lvlText w:val=""/>
       <w:lvlJc w:val="left"/>
     </w:lvl>
-    <w:lvl w:ilvl="5" w:tplc="E2906302">
+    <w:lvl w:ilvl="5" w:tplc="B81C961E">
       <w:numFmt w:val="decimal"/>
       <w:lvlText w:val=""/>
       <w:lvlJc w:val="left"/>
     </w:lvl>
-    <w:lvl w:ilvl="6" w:tplc="B930D8C2">
+    <w:lvl w:ilvl="6" w:tplc="A9EC6826">
       <w:numFmt w:val="decimal"/>
       <w:lvlText w:val=""/>
       <w:lvlJc w:val="left"/>
     </w:lvl>
-    <w:lvl w:ilvl="7" w:tplc="086672B0">
+    <w:lvl w:ilvl="7" w:tplc="1A022DF6">
       <w:numFmt w:val="decimal"/>
       <w:lvlText w:val=""/>
       <w:lvlJc w:val="left"/>
     </w:lvl>
-    <w:lvl w:ilvl="8" w:tplc="289A15A8">
+    <w:lvl w:ilvl="8" w:tplc="A2F2C1FC">
       <w:numFmt w:val="decimal"/>
       <w:lvlText w:val=""/>
       <w:lvlJc w:val="left"/>
     </w:lvl>
   </w:abstractNum>
   <w:abstractNum w:abstractNumId="8" w15:restartNumberingAfterBreak="0">
-    <w:nsid w:val="59BB2F34"/>
+    <w:nsid w:val="53326BE8"/>
     <w:multiLevelType w:val="hybridMultilevel"/>
-    <w:tmpl w:val="494C598C"/>
-    <w:lvl w:ilvl="0" w:tplc="E60E3B94">
-      <w:start w:val="1"/>
-      <w:numFmt w:val="bullet"/>
-      <w:lvlText w:val="•"/>
-      <w:lvlJc w:val="left"/>
-      <w:pPr>
-        <w:ind w:left="460" w:hanging="280"/>
-      </w:pPr>
-    </w:lvl>
-    <w:lvl w:ilvl="1" w:tplc="0298BC3C">
-      <w:start w:val="1"/>
-      <w:numFmt w:val="bullet"/>
-      <w:lvlText w:val="–"/>
-      <w:lvlJc w:val="left"/>
-      <w:pPr>
-        <w:ind w:left="900" w:hanging="280"/>
-      </w:pPr>
-    </w:lvl>
-    <w:lvl w:ilvl="2" w:tplc="C4B28CD6">
-      <w:numFmt w:val="decimal"/>
-      <w:lvlText w:val=""/>
-      <w:lvlJc w:val="left"/>
-    </w:lvl>
-    <w:lvl w:ilvl="3" w:tplc="7B0C1F76">
-      <w:numFmt w:val="decimal"/>
-      <w:lvlText w:val=""/>
-      <w:lvlJc w:val="left"/>
-    </w:lvl>
-    <w:lvl w:ilvl="4" w:tplc="7120317C">
-      <w:numFmt w:val="decimal"/>
-      <w:lvlText w:val=""/>
-      <w:lvlJc w:val="left"/>
-    </w:lvl>
-    <w:lvl w:ilvl="5" w:tplc="D096BE68">
-      <w:numFmt w:val="decimal"/>
-      <w:lvlText w:val=""/>
-      <w:lvlJc w:val="left"/>
-    </w:lvl>
-    <w:lvl w:ilvl="6" w:tplc="23C6B346">
-      <w:numFmt w:val="decimal"/>
-      <w:lvlText w:val=""/>
-      <w:lvlJc w:val="left"/>
-    </w:lvl>
-    <w:lvl w:ilvl="7" w:tplc="F52E8924">
-      <w:numFmt w:val="decimal"/>
-      <w:lvlText w:val=""/>
-      <w:lvlJc w:val="left"/>
-    </w:lvl>
-    <w:lvl w:ilvl="8" w:tplc="D1D67FDC">
-      <w:numFmt w:val="decimal"/>
-      <w:lvlText w:val=""/>
-      <w:lvlJc w:val="left"/>
-    </w:lvl>
-  </w:abstractNum>
-  <w:abstractNum w:abstractNumId="9" w15:restartNumberingAfterBreak="0">
-    <w:nsid w:val="5A775699"/>
-    <w:multiLevelType w:val="hybridMultilevel"/>
-    <w:tmpl w:val="C24200AA"/>
-    <w:lvl w:ilvl="0" w:tplc="DF566424">
+    <w:tmpl w:val="03BC9B48"/>
+    <w:lvl w:ilvl="0" w:tplc="B830A7EC">
       <w:start w:val="1"/>
       <w:numFmt w:val="decimal"/>
       <w:lvlText w:val="%1."/>
@@ -39144,52 +39086,52 @@
         <w:color w:val="A67C27"/>
       </w:rPr>
     </w:lvl>
-    <w:lvl w:ilvl="1" w:tplc="28A8FCBA">
+    <w:lvl w:ilvl="1" w:tplc="82D6DCB8">
       <w:numFmt w:val="decimal"/>
       <w:lvlText w:val=""/>
       <w:lvlJc w:val="left"/>
     </w:lvl>
-    <w:lvl w:ilvl="2" w:tplc="06E6F04E">
+    <w:lvl w:ilvl="2" w:tplc="3B9AED4C">
       <w:numFmt w:val="decimal"/>
       <w:lvlText w:val=""/>
       <w:lvlJc w:val="left"/>
     </w:lvl>
-    <w:lvl w:ilvl="3" w:tplc="83EEB850">
+    <w:lvl w:ilvl="3" w:tplc="0D6C4D8E">
       <w:numFmt w:val="decimal"/>
       <w:lvlText w:val=""/>
       <w:lvlJc w:val="left"/>
     </w:lvl>
-    <w:lvl w:ilvl="4" w:tplc="7AF802A2">
+    <w:lvl w:ilvl="4" w:tplc="CE7C2542">
       <w:numFmt w:val="decimal"/>
       <w:lvlText w:val=""/>
       <w:lvlJc w:val="left"/>
     </w:lvl>
-    <w:lvl w:ilvl="5" w:tplc="6D5E4848">
+    <w:lvl w:ilvl="5" w:tplc="B3C87838">
       <w:numFmt w:val="decimal"/>
       <w:lvlText w:val=""/>
       <w:lvlJc w:val="left"/>
     </w:lvl>
-    <w:lvl w:ilvl="6" w:tplc="84845AD0">
+    <w:lvl w:ilvl="6" w:tplc="838ADAD8">
       <w:numFmt w:val="decimal"/>
       <w:lvlText w:val=""/>
       <w:lvlJc w:val="left"/>
     </w:lvl>
-    <w:lvl w:ilvl="7" w:tplc="5EA8BD44">
+    <w:lvl w:ilvl="7" w:tplc="4D401AEE">
       <w:numFmt w:val="decimal"/>
       <w:lvlText w:val=""/>
       <w:lvlJc w:val="left"/>
     </w:lvl>
-    <w:lvl w:ilvl="8" w:tplc="783637FC">
+    <w:lvl w:ilvl="8" w:tplc="5E38F814">
       <w:numFmt w:val="decimal"/>
       <w:lvlText w:val=""/>
       <w:lvlJc w:val="left"/>
     </w:lvl>
   </w:abstractNum>
-  <w:abstractNum w:abstractNumId="10" w15:restartNumberingAfterBreak="0">
-    <w:nsid w:val="5AAA6A18"/>
+  <w:abstractNum w:abstractNumId="9" w15:restartNumberingAfterBreak="0">
+    <w:nsid w:val="53EC3BB9"/>
     <w:multiLevelType w:val="hybridMultilevel"/>
-    <w:tmpl w:val="E766B008"/>
-    <w:lvl w:ilvl="0" w:tplc="917CB4CA">
+    <w:tmpl w:val="E028D9E2"/>
+    <w:lvl w:ilvl="0" w:tplc="6E483174">
       <w:start w:val="1"/>
       <w:numFmt w:val="decimal"/>
       <w:lvlText w:val="%1."/>
@@ -39203,52 +39145,52 @@
         <w:color w:val="A67C27"/>
       </w:rPr>
     </w:lvl>
-    <w:lvl w:ilvl="1" w:tplc="4190BC3E">
+    <w:lvl w:ilvl="1" w:tplc="BF8C1784">
       <w:numFmt w:val="decimal"/>
       <w:lvlText w:val=""/>
       <w:lvlJc w:val="left"/>
     </w:lvl>
-    <w:lvl w:ilvl="2" w:tplc="4440B642">
+    <w:lvl w:ilvl="2" w:tplc="7F4C2D48">
       <w:numFmt w:val="decimal"/>
       <w:lvlText w:val=""/>
       <w:lvlJc w:val="left"/>
     </w:lvl>
-    <w:lvl w:ilvl="3" w:tplc="70422C90">
+    <w:lvl w:ilvl="3" w:tplc="8F9A8B96">
       <w:numFmt w:val="decimal"/>
       <w:lvlText w:val=""/>
       <w:lvlJc w:val="left"/>
     </w:lvl>
-    <w:lvl w:ilvl="4" w:tplc="DABE4B44">
+    <w:lvl w:ilvl="4" w:tplc="784A2218">
       <w:numFmt w:val="decimal"/>
       <w:lvlText w:val=""/>
       <w:lvlJc w:val="left"/>
     </w:lvl>
-    <w:lvl w:ilvl="5" w:tplc="C73267EC">
+    <w:lvl w:ilvl="5" w:tplc="609226F6">
       <w:numFmt w:val="decimal"/>
       <w:lvlText w:val=""/>
       <w:lvlJc w:val="left"/>
     </w:lvl>
-    <w:lvl w:ilvl="6" w:tplc="66C02DAC">
+    <w:lvl w:ilvl="6" w:tplc="04B876AC">
       <w:numFmt w:val="decimal"/>
       <w:lvlText w:val=""/>
       <w:lvlJc w:val="left"/>
     </w:lvl>
-    <w:lvl w:ilvl="7" w:tplc="A974699C">
+    <w:lvl w:ilvl="7" w:tplc="272C469C">
       <w:numFmt w:val="decimal"/>
       <w:lvlText w:val=""/>
       <w:lvlJc w:val="left"/>
     </w:lvl>
-    <w:lvl w:ilvl="8" w:tplc="11566F28">
+    <w:lvl w:ilvl="8" w:tplc="5D20ED26">
       <w:numFmt w:val="decimal"/>
       <w:lvlText w:val=""/>
       <w:lvlJc w:val="left"/>
     </w:lvl>
   </w:abstractNum>
-  <w:abstractNum w:abstractNumId="11" w15:restartNumberingAfterBreak="0">
-    <w:nsid w:val="607A7046"/>
+  <w:abstractNum w:abstractNumId="10" w15:restartNumberingAfterBreak="0">
+    <w:nsid w:val="57FA650E"/>
     <w:multiLevelType w:val="hybridMultilevel"/>
-    <w:tmpl w:val="DEC24874"/>
-    <w:lvl w:ilvl="0" w:tplc="03C038C6">
+    <w:tmpl w:val="1B9A6908"/>
+    <w:lvl w:ilvl="0" w:tplc="E0A6C42C">
       <w:start w:val="1"/>
       <w:numFmt w:val="decimal"/>
       <w:lvlText w:val="%1."/>
@@ -39262,52 +39204,52 @@
         <w:color w:val="A67C27"/>
       </w:rPr>
     </w:lvl>
-    <w:lvl w:ilvl="1" w:tplc="94E0D558">
+    <w:lvl w:ilvl="1" w:tplc="47E48AB4">
       <w:numFmt w:val="decimal"/>
       <w:lvlText w:val=""/>
       <w:lvlJc w:val="left"/>
     </w:lvl>
-    <w:lvl w:ilvl="2" w:tplc="46FCC3AC">
+    <w:lvl w:ilvl="2" w:tplc="9B58F0B2">
       <w:numFmt w:val="decimal"/>
       <w:lvlText w:val=""/>
       <w:lvlJc w:val="left"/>
     </w:lvl>
-    <w:lvl w:ilvl="3" w:tplc="2F5E8964">
+    <w:lvl w:ilvl="3" w:tplc="8110C296">
       <w:numFmt w:val="decimal"/>
       <w:lvlText w:val=""/>
       <w:lvlJc w:val="left"/>
     </w:lvl>
-    <w:lvl w:ilvl="4" w:tplc="3490D260">
+    <w:lvl w:ilvl="4" w:tplc="7F48624E">
       <w:numFmt w:val="decimal"/>
       <w:lvlText w:val=""/>
       <w:lvlJc w:val="left"/>
     </w:lvl>
-    <w:lvl w:ilvl="5" w:tplc="6A6AD8B8">
+    <w:lvl w:ilvl="5" w:tplc="E2A6ACC8">
       <w:numFmt w:val="decimal"/>
       <w:lvlText w:val=""/>
       <w:lvlJc w:val="left"/>
     </w:lvl>
-    <w:lvl w:ilvl="6" w:tplc="8C923FC4">
+    <w:lvl w:ilvl="6" w:tplc="F3D86B4C">
       <w:numFmt w:val="decimal"/>
       <w:lvlText w:val=""/>
       <w:lvlJc w:val="left"/>
     </w:lvl>
-    <w:lvl w:ilvl="7" w:tplc="A89628F4">
+    <w:lvl w:ilvl="7" w:tplc="C114D69E">
       <w:numFmt w:val="decimal"/>
       <w:lvlText w:val=""/>
       <w:lvlJc w:val="left"/>
     </w:lvl>
-    <w:lvl w:ilvl="8" w:tplc="79A4EF40">
+    <w:lvl w:ilvl="8" w:tplc="273A3EBC">
       <w:numFmt w:val="decimal"/>
       <w:lvlText w:val=""/>
       <w:lvlJc w:val="left"/>
     </w:lvl>
   </w:abstractNum>
-  <w:abstractNum w:abstractNumId="12" w15:restartNumberingAfterBreak="0">
-    <w:nsid w:val="627850B6"/>
+  <w:abstractNum w:abstractNumId="11" w15:restartNumberingAfterBreak="0">
+    <w:nsid w:val="58C55776"/>
     <w:multiLevelType w:val="hybridMultilevel"/>
-    <w:tmpl w:val="1A20935A"/>
-    <w:lvl w:ilvl="0" w:tplc="6234CD3C">
+    <w:tmpl w:val="1E46DEA0"/>
+    <w:lvl w:ilvl="0" w:tplc="2C9E167E">
       <w:start w:val="1"/>
       <w:numFmt w:val="decimal"/>
       <w:lvlText w:val="%1."/>
@@ -39321,52 +39263,52 @@
         <w:color w:val="A67C27"/>
       </w:rPr>
     </w:lvl>
-    <w:lvl w:ilvl="1" w:tplc="FFFAA5B0">
+    <w:lvl w:ilvl="1" w:tplc="4B28A434">
       <w:numFmt w:val="decimal"/>
       <w:lvlText w:val=""/>
       <w:lvlJc w:val="left"/>
     </w:lvl>
-    <w:lvl w:ilvl="2" w:tplc="ECA053E4">
+    <w:lvl w:ilvl="2" w:tplc="FD1A51DE">
       <w:numFmt w:val="decimal"/>
       <w:lvlText w:val=""/>
       <w:lvlJc w:val="left"/>
     </w:lvl>
-    <w:lvl w:ilvl="3" w:tplc="BAD88EFE">
+    <w:lvl w:ilvl="3" w:tplc="3ED00C68">
       <w:numFmt w:val="decimal"/>
       <w:lvlText w:val=""/>
       <w:lvlJc w:val="left"/>
     </w:lvl>
-    <w:lvl w:ilvl="4" w:tplc="256E6B40">
+    <w:lvl w:ilvl="4" w:tplc="64D49CAA">
       <w:numFmt w:val="decimal"/>
       <w:lvlText w:val=""/>
       <w:lvlJc w:val="left"/>
     </w:lvl>
-    <w:lvl w:ilvl="5" w:tplc="F5BE0798">
+    <w:lvl w:ilvl="5" w:tplc="8C1A518A">
       <w:numFmt w:val="decimal"/>
       <w:lvlText w:val=""/>
       <w:lvlJc w:val="left"/>
     </w:lvl>
-    <w:lvl w:ilvl="6" w:tplc="93745EB4">
+    <w:lvl w:ilvl="6" w:tplc="7CC27C5E">
       <w:numFmt w:val="decimal"/>
       <w:lvlText w:val=""/>
       <w:lvlJc w:val="left"/>
     </w:lvl>
-    <w:lvl w:ilvl="7" w:tplc="9C3AC9A0">
+    <w:lvl w:ilvl="7" w:tplc="A0F6754A">
       <w:numFmt w:val="decimal"/>
       <w:lvlText w:val=""/>
       <w:lvlJc w:val="left"/>
     </w:lvl>
-    <w:lvl w:ilvl="8" w:tplc="801E8A98">
+    <w:lvl w:ilvl="8" w:tplc="0AE0AB42">
       <w:numFmt w:val="decimal"/>
       <w:lvlText w:val=""/>
       <w:lvlJc w:val="left"/>
     </w:lvl>
   </w:abstractNum>
-  <w:abstractNum w:abstractNumId="13" w15:restartNumberingAfterBreak="0">
-    <w:nsid w:val="631C6369"/>
+  <w:abstractNum w:abstractNumId="12" w15:restartNumberingAfterBreak="0">
+    <w:nsid w:val="5AB33FBA"/>
     <w:multiLevelType w:val="hybridMultilevel"/>
-    <w:tmpl w:val="10A8650E"/>
-    <w:lvl w:ilvl="0" w:tplc="4196898C">
+    <w:tmpl w:val="0A98C0F8"/>
+    <w:lvl w:ilvl="0" w:tplc="A06A97DC">
       <w:start w:val="1"/>
       <w:numFmt w:val="decimal"/>
       <w:lvlText w:val="%1."/>
@@ -39380,52 +39322,110 @@
         <w:color w:val="A67C27"/>
       </w:rPr>
     </w:lvl>
-    <w:lvl w:ilvl="1" w:tplc="5C2C6266">
+    <w:lvl w:ilvl="1" w:tplc="50C04868">
       <w:numFmt w:val="decimal"/>
       <w:lvlText w:val=""/>
       <w:lvlJc w:val="left"/>
     </w:lvl>
-    <w:lvl w:ilvl="2" w:tplc="49D0172E">
+    <w:lvl w:ilvl="2" w:tplc="4B288D52">
       <w:numFmt w:val="decimal"/>
       <w:lvlText w:val=""/>
       <w:lvlJc w:val="left"/>
     </w:lvl>
-    <w:lvl w:ilvl="3" w:tplc="BAAABF22">
+    <w:lvl w:ilvl="3" w:tplc="011AA208">
       <w:numFmt w:val="decimal"/>
       <w:lvlText w:val=""/>
       <w:lvlJc w:val="left"/>
     </w:lvl>
-    <w:lvl w:ilvl="4" w:tplc="0F466CE8">
+    <w:lvl w:ilvl="4" w:tplc="93EE9E6C">
       <w:numFmt w:val="decimal"/>
       <w:lvlText w:val=""/>
       <w:lvlJc w:val="left"/>
     </w:lvl>
-    <w:lvl w:ilvl="5" w:tplc="7D7EBA34">
+    <w:lvl w:ilvl="5" w:tplc="3274F630">
       <w:numFmt w:val="decimal"/>
       <w:lvlText w:val=""/>
       <w:lvlJc w:val="left"/>
     </w:lvl>
-    <w:lvl w:ilvl="6" w:tplc="0160F7F8">
+    <w:lvl w:ilvl="6" w:tplc="44AA7F7E">
       <w:numFmt w:val="decimal"/>
       <w:lvlText w:val=""/>
       <w:lvlJc w:val="left"/>
     </w:lvl>
-    <w:lvl w:ilvl="7" w:tplc="A98278B8">
+    <w:lvl w:ilvl="7" w:tplc="8552FE5A">
       <w:numFmt w:val="decimal"/>
       <w:lvlText w:val=""/>
       <w:lvlJc w:val="left"/>
     </w:lvl>
-    <w:lvl w:ilvl="8" w:tplc="C7A6DD7C">
+    <w:lvl w:ilvl="8" w:tplc="7BA62D2A">
+      <w:numFmt w:val="decimal"/>
+      <w:lvlText w:val=""/>
+      <w:lvlJc w:val="left"/>
+    </w:lvl>
+  </w:abstractNum>
+  <w:abstractNum w:abstractNumId="13" w15:restartNumberingAfterBreak="0">
+    <w:nsid w:val="5AB922E7"/>
+    <w:multiLevelType w:val="hybridMultilevel"/>
+    <w:tmpl w:val="47501BF6"/>
+    <w:lvl w:ilvl="0" w:tplc="FE8246CC">
+      <w:start w:val="1"/>
+      <w:numFmt w:val="bullet"/>
+      <w:lvlText w:val="•"/>
+      <w:lvlJc w:val="left"/>
+      <w:pPr>
+        <w:ind w:left="460" w:hanging="280"/>
+      </w:pPr>
+    </w:lvl>
+    <w:lvl w:ilvl="1" w:tplc="77A45686">
+      <w:start w:val="1"/>
+      <w:numFmt w:val="bullet"/>
+      <w:lvlText w:val="–"/>
+      <w:lvlJc w:val="left"/>
+      <w:pPr>
+        <w:ind w:left="900" w:hanging="280"/>
+      </w:pPr>
+    </w:lvl>
+    <w:lvl w:ilvl="2" w:tplc="C6FC5F72">
+      <w:numFmt w:val="decimal"/>
+      <w:lvlText w:val=""/>
+      <w:lvlJc w:val="left"/>
+    </w:lvl>
+    <w:lvl w:ilvl="3" w:tplc="F82EC3AC">
+      <w:numFmt w:val="decimal"/>
+      <w:lvlText w:val=""/>
+      <w:lvlJc w:val="left"/>
+    </w:lvl>
+    <w:lvl w:ilvl="4" w:tplc="3CC4BEA2">
+      <w:numFmt w:val="decimal"/>
+      <w:lvlText w:val=""/>
+      <w:lvlJc w:val="left"/>
+    </w:lvl>
+    <w:lvl w:ilvl="5" w:tplc="CAF0F908">
+      <w:numFmt w:val="decimal"/>
+      <w:lvlText w:val=""/>
+      <w:lvlJc w:val="left"/>
+    </w:lvl>
+    <w:lvl w:ilvl="6" w:tplc="373ED29A">
+      <w:numFmt w:val="decimal"/>
+      <w:lvlText w:val=""/>
+      <w:lvlJc w:val="left"/>
+    </w:lvl>
+    <w:lvl w:ilvl="7" w:tplc="FAB0CB9C">
+      <w:numFmt w:val="decimal"/>
+      <w:lvlText w:val=""/>
+      <w:lvlJc w:val="left"/>
+    </w:lvl>
+    <w:lvl w:ilvl="8" w:tplc="BEFA3446">
       <w:numFmt w:val="decimal"/>
       <w:lvlText w:val=""/>
       <w:lvlJc w:val="left"/>
     </w:lvl>
   </w:abstractNum>
   <w:abstractNum w:abstractNumId="14" w15:restartNumberingAfterBreak="0">
-    <w:nsid w:val="66D11D06"/>
+    <w:nsid w:val="677A11D2"/>
     <w:multiLevelType w:val="hybridMultilevel"/>
-    <w:tmpl w:val="2CFAF868"/>
-    <w:lvl w:ilvl="0" w:tplc="32A0ABEE">
+    <w:tmpl w:val="A132AD8E"/>
+    <w:lvl w:ilvl="0" w:tplc="BE323AC0">
       <w:start w:val="1"/>
       <w:numFmt w:val="decimal"/>
       <w:lvlText w:val="%1."/>
@@ -39439,52 +39439,52 @@
         <w:color w:val="A67C27"/>
       </w:rPr>
     </w:lvl>
-    <w:lvl w:ilvl="1" w:tplc="79D0C258">
+    <w:lvl w:ilvl="1" w:tplc="51CA0488">
       <w:numFmt w:val="decimal"/>
       <w:lvlText w:val=""/>
       <w:lvlJc w:val="left"/>
     </w:lvl>
-    <w:lvl w:ilvl="2" w:tplc="4E9AC518">
+    <w:lvl w:ilvl="2" w:tplc="267CBA58">
       <w:numFmt w:val="decimal"/>
       <w:lvlText w:val=""/>
       <w:lvlJc w:val="left"/>
     </w:lvl>
-    <w:lvl w:ilvl="3" w:tplc="9B1872F2">
+    <w:lvl w:ilvl="3" w:tplc="61E05672">
       <w:numFmt w:val="decimal"/>
       <w:lvlText w:val=""/>
       <w:lvlJc w:val="left"/>
     </w:lvl>
-    <w:lvl w:ilvl="4" w:tplc="19727114">
+    <w:lvl w:ilvl="4" w:tplc="A5763346">
       <w:numFmt w:val="decimal"/>
       <w:lvlText w:val=""/>
       <w:lvlJc w:val="left"/>
     </w:lvl>
-    <w:lvl w:ilvl="5" w:tplc="91A26128">
+    <w:lvl w:ilvl="5" w:tplc="911C737C">
       <w:numFmt w:val="decimal"/>
       <w:lvlText w:val=""/>
       <w:lvlJc w:val="left"/>
     </w:lvl>
-    <w:lvl w:ilvl="6" w:tplc="C1FC96F0">
+    <w:lvl w:ilvl="6" w:tplc="F310584C">
       <w:numFmt w:val="decimal"/>
       <w:lvlText w:val=""/>
       <w:lvlJc w:val="left"/>
     </w:lvl>
-    <w:lvl w:ilvl="7" w:tplc="0A6C264E">
+    <w:lvl w:ilvl="7" w:tplc="DE725F6A">
       <w:numFmt w:val="decimal"/>
       <w:lvlText w:val=""/>
       <w:lvlJc w:val="left"/>
     </w:lvl>
-    <w:lvl w:ilvl="8" w:tplc="E22C33EC">
+    <w:lvl w:ilvl="8" w:tplc="E1C4CBD2">
       <w:numFmt w:val="decimal"/>
       <w:lvlText w:val=""/>
       <w:lvlJc w:val="left"/>
     </w:lvl>
   </w:abstractNum>
   <w:abstractNum w:abstractNumId="15" w15:restartNumberingAfterBreak="0">
-    <w:nsid w:val="67A037AA"/>
+    <w:nsid w:val="6B433290"/>
     <w:multiLevelType w:val="hybridMultilevel"/>
-    <w:tmpl w:val="55029F26"/>
-    <w:lvl w:ilvl="0" w:tplc="FD7ABF7A">
+    <w:tmpl w:val="12F0FEF2"/>
+    <w:lvl w:ilvl="0" w:tplc="3C2E2938">
       <w:start w:val="1"/>
       <w:numFmt w:val="decimal"/>
       <w:lvlText w:val="%1."/>
@@ -39498,52 +39498,52 @@
         <w:color w:val="A67C27"/>
       </w:rPr>
     </w:lvl>
-    <w:lvl w:ilvl="1" w:tplc="5B344DCC">
+    <w:lvl w:ilvl="1" w:tplc="C29EDB6C">
       <w:numFmt w:val="decimal"/>
       <w:lvlText w:val=""/>
       <w:lvlJc w:val="left"/>
     </w:lvl>
-    <w:lvl w:ilvl="2" w:tplc="06D4683C">
+    <w:lvl w:ilvl="2" w:tplc="7E38BA16">
       <w:numFmt w:val="decimal"/>
       <w:lvlText w:val=""/>
       <w:lvlJc w:val="left"/>
     </w:lvl>
-    <w:lvl w:ilvl="3" w:tplc="502E8CAC">
+    <w:lvl w:ilvl="3" w:tplc="7DF488D2">
       <w:numFmt w:val="decimal"/>
       <w:lvlText w:val=""/>
       <w:lvlJc w:val="left"/>
     </w:lvl>
-    <w:lvl w:ilvl="4" w:tplc="41FCE728">
+    <w:lvl w:ilvl="4" w:tplc="62E8D50C">
       <w:numFmt w:val="decimal"/>
       <w:lvlText w:val=""/>
       <w:lvlJc w:val="left"/>
     </w:lvl>
-    <w:lvl w:ilvl="5" w:tplc="77C64CDA">
+    <w:lvl w:ilvl="5" w:tplc="BA887D32">
       <w:numFmt w:val="decimal"/>
       <w:lvlText w:val=""/>
       <w:lvlJc w:val="left"/>
     </w:lvl>
-    <w:lvl w:ilvl="6" w:tplc="98C6745A">
+    <w:lvl w:ilvl="6" w:tplc="4E2A1C7A">
       <w:numFmt w:val="decimal"/>
       <w:lvlText w:val=""/>
       <w:lvlJc w:val="left"/>
     </w:lvl>
-    <w:lvl w:ilvl="7" w:tplc="1A5806FA">
+    <w:lvl w:ilvl="7" w:tplc="F1A260AA">
       <w:numFmt w:val="decimal"/>
       <w:lvlText w:val=""/>
       <w:lvlJc w:val="left"/>
     </w:lvl>
-    <w:lvl w:ilvl="8" w:tplc="25E2AF72">
+    <w:lvl w:ilvl="8" w:tplc="D04A30BC">
       <w:numFmt w:val="decimal"/>
       <w:lvlText w:val=""/>
       <w:lvlJc w:val="left"/>
     </w:lvl>
   </w:abstractNum>
   <w:abstractNum w:abstractNumId="16" w15:restartNumberingAfterBreak="0">
-    <w:nsid w:val="6F4E563C"/>
+    <w:nsid w:val="6E8A069A"/>
     <w:multiLevelType w:val="hybridMultilevel"/>
-    <w:tmpl w:val="24682D96"/>
-    <w:lvl w:ilvl="0" w:tplc="4C082AE4">
+    <w:tmpl w:val="EF82F09C"/>
+    <w:lvl w:ilvl="0" w:tplc="42367ADA">
       <w:start w:val="1"/>
       <w:numFmt w:val="decimal"/>
       <w:lvlText w:val="%1."/>
@@ -39557,138 +39557,52 @@
         <w:color w:val="A67C27"/>
       </w:rPr>
     </w:lvl>
-    <w:lvl w:ilvl="1" w:tplc="FAE0F252">
+    <w:lvl w:ilvl="1" w:tplc="6BD2E998">
       <w:numFmt w:val="decimal"/>
       <w:lvlText w:val=""/>
       <w:lvlJc w:val="left"/>
     </w:lvl>
-    <w:lvl w:ilvl="2" w:tplc="BD1EC55C">
+    <w:lvl w:ilvl="2" w:tplc="F5BE3966">
       <w:numFmt w:val="decimal"/>
       <w:lvlText w:val=""/>
       <w:lvlJc w:val="left"/>
     </w:lvl>
-    <w:lvl w:ilvl="3" w:tplc="178824F8">
+    <w:lvl w:ilvl="3" w:tplc="91E21110">
       <w:numFmt w:val="decimal"/>
       <w:lvlText w:val=""/>
       <w:lvlJc w:val="left"/>
     </w:lvl>
-    <w:lvl w:ilvl="4" w:tplc="81D2CCCA">
+    <w:lvl w:ilvl="4" w:tplc="F32461D0">
       <w:numFmt w:val="decimal"/>
       <w:lvlText w:val=""/>
       <w:lvlJc w:val="left"/>
     </w:lvl>
-    <w:lvl w:ilvl="5" w:tplc="016A9610">
+    <w:lvl w:ilvl="5" w:tplc="EA60F6F6">
       <w:numFmt w:val="decimal"/>
       <w:lvlText w:val=""/>
       <w:lvlJc w:val="left"/>
     </w:lvl>
-    <w:lvl w:ilvl="6" w:tplc="78D4DB76">
+    <w:lvl w:ilvl="6" w:tplc="04FEBE48">
       <w:numFmt w:val="decimal"/>
       <w:lvlText w:val=""/>
       <w:lvlJc w:val="left"/>
     </w:lvl>
-    <w:lvl w:ilvl="7" w:tplc="FD22B8C2">
+    <w:lvl w:ilvl="7" w:tplc="573E587C">
       <w:numFmt w:val="decimal"/>
       <w:lvlText w:val=""/>
       <w:lvlJc w:val="left"/>
     </w:lvl>
-    <w:lvl w:ilvl="8" w:tplc="8C54E170">
+    <w:lvl w:ilvl="8" w:tplc="2634E2A0">
       <w:numFmt w:val="decimal"/>
       <w:lvlText w:val=""/>
       <w:lvlJc w:val="left"/>
     </w:lvl>
   </w:abstractNum>
   <w:abstractNum w:abstractNumId="17" w15:restartNumberingAfterBreak="0">
-    <w:nsid w:val="728763F4"/>
+    <w:nsid w:val="73432CE3"/>
     <w:multiLevelType w:val="hybridMultilevel"/>
-    <w:tmpl w:val="B18A77A4"/>
-    <w:lvl w:ilvl="0" w:tplc="45E0069E">
-      <w:start w:val="1"/>
-      <w:numFmt w:val="bullet"/>
-      <w:lvlText w:val="●"/>
-      <w:lvlJc w:val="left"/>
-      <w:pPr>
-        <w:ind w:left="720" w:hanging="360"/>
-      </w:pPr>
-    </w:lvl>
-    <w:lvl w:ilvl="1" w:tplc="2FB82EC6">
-      <w:start w:val="1"/>
-      <w:numFmt w:val="bullet"/>
-      <w:lvlText w:val="○"/>
-      <w:lvlJc w:val="left"/>
-      <w:pPr>
-        <w:ind w:left="1440" w:hanging="360"/>
-      </w:pPr>
-    </w:lvl>
-    <w:lvl w:ilvl="2" w:tplc="C608BA02">
-      <w:start w:val="1"/>
-      <w:numFmt w:val="bullet"/>
-      <w:lvlText w:val="■"/>
-      <w:lvlJc w:val="left"/>
-      <w:pPr>
-        <w:ind w:left="2160" w:hanging="360"/>
-      </w:pPr>
-    </w:lvl>
-    <w:lvl w:ilvl="3" w:tplc="693CC466">
-      <w:start w:val="1"/>
-      <w:numFmt w:val="bullet"/>
-      <w:lvlText w:val="●"/>
-      <w:lvlJc w:val="left"/>
-      <w:pPr>
-        <w:ind w:left="2880" w:hanging="360"/>
-      </w:pPr>
-    </w:lvl>
-    <w:lvl w:ilvl="4" w:tplc="32FAED50">
-      <w:start w:val="1"/>
-      <w:numFmt w:val="bullet"/>
-      <w:lvlText w:val="○"/>
-      <w:lvlJc w:val="left"/>
-      <w:pPr>
-        <w:ind w:left="3600" w:hanging="360"/>
-      </w:pPr>
-    </w:lvl>
-    <w:lvl w:ilvl="5" w:tplc="96F00982">
-      <w:start w:val="1"/>
-      <w:numFmt w:val="bullet"/>
-      <w:lvlText w:val="■"/>
-      <w:lvlJc w:val="left"/>
-      <w:pPr>
-        <w:ind w:left="4320" w:hanging="360"/>
-      </w:pPr>
-    </w:lvl>
-    <w:lvl w:ilvl="6" w:tplc="25B8639E">
-      <w:start w:val="1"/>
-      <w:numFmt w:val="bullet"/>
-      <w:lvlText w:val="●"/>
-      <w:lvlJc w:val="left"/>
-      <w:pPr>
-        <w:ind w:left="5040" w:hanging="360"/>
-      </w:pPr>
-    </w:lvl>
-    <w:lvl w:ilvl="7" w:tplc="20862A58">
-      <w:start w:val="1"/>
-      <w:numFmt w:val="bullet"/>
-      <w:lvlText w:val="●"/>
-      <w:lvlJc w:val="left"/>
-      <w:pPr>
-        <w:ind w:left="5760" w:hanging="360"/>
-      </w:pPr>
-    </w:lvl>
-    <w:lvl w:ilvl="8" w:tplc="F1DC1B4C">
-      <w:start w:val="1"/>
-      <w:numFmt w:val="bullet"/>
-      <w:lvlText w:val="●"/>
-      <w:lvlJc w:val="left"/>
-      <w:pPr>
-        <w:ind w:left="6480" w:hanging="360"/>
-      </w:pPr>
-    </w:lvl>
-  </w:abstractNum>
-  <w:abstractNum w:abstractNumId="18" w15:restartNumberingAfterBreak="0">
-    <w:nsid w:val="73BA04D4"/>
-    <w:multiLevelType w:val="hybridMultilevel"/>
-    <w:tmpl w:val="E8188DBC"/>
-    <w:lvl w:ilvl="0" w:tplc="F8883730">
+    <w:tmpl w:val="59801D9E"/>
+    <w:lvl w:ilvl="0" w:tplc="A7B09E32">
       <w:start w:val="1"/>
       <w:numFmt w:val="decimal"/>
       <w:lvlText w:val="%1."/>
@@ -39702,52 +39616,52 @@
         <w:color w:val="A67C27"/>
       </w:rPr>
     </w:lvl>
-    <w:lvl w:ilvl="1" w:tplc="86A2565C">
+    <w:lvl w:ilvl="1" w:tplc="4A587906">
       <w:numFmt w:val="decimal"/>
       <w:lvlText w:val=""/>
       <w:lvlJc w:val="left"/>
     </w:lvl>
-    <w:lvl w:ilvl="2" w:tplc="66CC0A54">
+    <w:lvl w:ilvl="2" w:tplc="49C6AA90">
       <w:numFmt w:val="decimal"/>
       <w:lvlText w:val=""/>
       <w:lvlJc w:val="left"/>
     </w:lvl>
-    <w:lvl w:ilvl="3" w:tplc="A8B262F0">
+    <w:lvl w:ilvl="3" w:tplc="E648FE76">
       <w:numFmt w:val="decimal"/>
       <w:lvlText w:val=""/>
       <w:lvlJc w:val="left"/>
     </w:lvl>
-    <w:lvl w:ilvl="4" w:tplc="2FA43366">
+    <w:lvl w:ilvl="4" w:tplc="9B523F60">
       <w:numFmt w:val="decimal"/>
       <w:lvlText w:val=""/>
       <w:lvlJc w:val="left"/>
     </w:lvl>
-    <w:lvl w:ilvl="5" w:tplc="42F63958">
+    <w:lvl w:ilvl="5" w:tplc="A5B6D070">
       <w:numFmt w:val="decimal"/>
       <w:lvlText w:val=""/>
       <w:lvlJc w:val="left"/>
     </w:lvl>
-    <w:lvl w:ilvl="6" w:tplc="77741DA6">
+    <w:lvl w:ilvl="6" w:tplc="EDD240F2">
       <w:numFmt w:val="decimal"/>
       <w:lvlText w:val=""/>
       <w:lvlJc w:val="left"/>
     </w:lvl>
-    <w:lvl w:ilvl="7" w:tplc="DC58B102">
+    <w:lvl w:ilvl="7" w:tplc="F34425CC">
       <w:numFmt w:val="decimal"/>
       <w:lvlText w:val=""/>
       <w:lvlJc w:val="left"/>
     </w:lvl>
-    <w:lvl w:ilvl="8" w:tplc="2CF0440C">
+    <w:lvl w:ilvl="8" w:tplc="51C098BE">
       <w:numFmt w:val="decimal"/>
       <w:lvlText w:val=""/>
       <w:lvlJc w:val="left"/>
     </w:lvl>
   </w:abstractNum>
-  <w:abstractNum w:abstractNumId="19" w15:restartNumberingAfterBreak="0">
-    <w:nsid w:val="75714DA7"/>
+  <w:abstractNum w:abstractNumId="18" w15:restartNumberingAfterBreak="0">
+    <w:nsid w:val="7499735E"/>
     <w:multiLevelType w:val="hybridMultilevel"/>
-    <w:tmpl w:val="88C2F9F4"/>
-    <w:lvl w:ilvl="0" w:tplc="BFDAA1BA">
+    <w:tmpl w:val="6158C95C"/>
+    <w:lvl w:ilvl="0" w:tplc="674A079E">
       <w:start w:val="1"/>
       <w:numFmt w:val="decimal"/>
       <w:lvlText w:val="%1."/>
@@ -39761,52 +39675,138 @@
         <w:color w:val="A67C27"/>
       </w:rPr>
     </w:lvl>
-    <w:lvl w:ilvl="1" w:tplc="ED3CA4EE">
+    <w:lvl w:ilvl="1" w:tplc="7B0E3880">
       <w:numFmt w:val="decimal"/>
       <w:lvlText w:val=""/>
       <w:lvlJc w:val="left"/>
     </w:lvl>
-    <w:lvl w:ilvl="2" w:tplc="D5F82D1C">
+    <w:lvl w:ilvl="2" w:tplc="F640B098">
       <w:numFmt w:val="decimal"/>
       <w:lvlText w:val=""/>
       <w:lvlJc w:val="left"/>
     </w:lvl>
-    <w:lvl w:ilvl="3" w:tplc="E5C2D908">
+    <w:lvl w:ilvl="3" w:tplc="5680C10C">
       <w:numFmt w:val="decimal"/>
       <w:lvlText w:val=""/>
       <w:lvlJc w:val="left"/>
     </w:lvl>
-    <w:lvl w:ilvl="4" w:tplc="B6402A78">
+    <w:lvl w:ilvl="4" w:tplc="8740345A">
       <w:numFmt w:val="decimal"/>
       <w:lvlText w:val=""/>
       <w:lvlJc w:val="left"/>
     </w:lvl>
-    <w:lvl w:ilvl="5" w:tplc="92542B96">
+    <w:lvl w:ilvl="5" w:tplc="DF52F8AE">
       <w:numFmt w:val="decimal"/>
       <w:lvlText w:val=""/>
       <w:lvlJc w:val="left"/>
     </w:lvl>
-    <w:lvl w:ilvl="6" w:tplc="5ED8E830">
+    <w:lvl w:ilvl="6" w:tplc="D81A18A2">
       <w:numFmt w:val="decimal"/>
       <w:lvlText w:val=""/>
       <w:lvlJc w:val="left"/>
     </w:lvl>
-    <w:lvl w:ilvl="7" w:tplc="14B6D36A">
+    <w:lvl w:ilvl="7" w:tplc="509CD976">
       <w:numFmt w:val="decimal"/>
       <w:lvlText w:val=""/>
       <w:lvlJc w:val="left"/>
     </w:lvl>
-    <w:lvl w:ilvl="8" w:tplc="192862CA">
+    <w:lvl w:ilvl="8" w:tplc="02C8295E">
       <w:numFmt w:val="decimal"/>
       <w:lvlText w:val=""/>
       <w:lvlJc w:val="left"/>
     </w:lvl>
   </w:abstractNum>
+  <w:abstractNum w:abstractNumId="19" w15:restartNumberingAfterBreak="0">
+    <w:nsid w:val="7A1E22FF"/>
+    <w:multiLevelType w:val="hybridMultilevel"/>
+    <w:tmpl w:val="7F2C505A"/>
+    <w:lvl w:ilvl="0" w:tplc="0F7C62A6">
+      <w:start w:val="1"/>
+      <w:numFmt w:val="bullet"/>
+      <w:lvlText w:val="●"/>
+      <w:lvlJc w:val="left"/>
+      <w:pPr>
+        <w:ind w:left="720" w:hanging="360"/>
+      </w:pPr>
+    </w:lvl>
+    <w:lvl w:ilvl="1" w:tplc="F71C86C8">
+      <w:start w:val="1"/>
+      <w:numFmt w:val="bullet"/>
+      <w:lvlText w:val="○"/>
+      <w:lvlJc w:val="left"/>
+      <w:pPr>
+        <w:ind w:left="1440" w:hanging="360"/>
+      </w:pPr>
+    </w:lvl>
+    <w:lvl w:ilvl="2" w:tplc="459AB180">
+      <w:start w:val="1"/>
+      <w:numFmt w:val="bullet"/>
+      <w:lvlText w:val="■"/>
+      <w:lvlJc w:val="left"/>
+      <w:pPr>
+        <w:ind w:left="2160" w:hanging="360"/>
+      </w:pPr>
+    </w:lvl>
+    <w:lvl w:ilvl="3" w:tplc="EFCE32B0">
+      <w:start w:val="1"/>
+      <w:numFmt w:val="bullet"/>
+      <w:lvlText w:val="●"/>
+      <w:lvlJc w:val="left"/>
+      <w:pPr>
+        <w:ind w:left="2880" w:hanging="360"/>
+      </w:pPr>
+    </w:lvl>
+    <w:lvl w:ilvl="4" w:tplc="D78EEFCC">
+      <w:start w:val="1"/>
+      <w:numFmt w:val="bullet"/>
+      <w:lvlText w:val="○"/>
+      <w:lvlJc w:val="left"/>
+      <w:pPr>
+        <w:ind w:left="3600" w:hanging="360"/>
+      </w:pPr>
+    </w:lvl>
+    <w:lvl w:ilvl="5" w:tplc="2D881E78">
+      <w:start w:val="1"/>
+      <w:numFmt w:val="bullet"/>
+      <w:lvlText w:val="■"/>
+      <w:lvlJc w:val="left"/>
+      <w:pPr>
+        <w:ind w:left="4320" w:hanging="360"/>
+      </w:pPr>
+    </w:lvl>
+    <w:lvl w:ilvl="6" w:tplc="3760B056">
+      <w:start w:val="1"/>
+      <w:numFmt w:val="bullet"/>
+      <w:lvlText w:val="●"/>
+      <w:lvlJc w:val="left"/>
+      <w:pPr>
+        <w:ind w:left="5040" w:hanging="360"/>
+      </w:pPr>
+    </w:lvl>
+    <w:lvl w:ilvl="7" w:tplc="648CA756">
+      <w:start w:val="1"/>
+      <w:numFmt w:val="bullet"/>
+      <w:lvlText w:val="●"/>
+      <w:lvlJc w:val="left"/>
+      <w:pPr>
+        <w:ind w:left="5760" w:hanging="360"/>
+      </w:pPr>
+    </w:lvl>
+    <w:lvl w:ilvl="8" w:tplc="33360D72">
+      <w:start w:val="1"/>
+      <w:numFmt w:val="bullet"/>
+      <w:lvlText w:val="●"/>
+      <w:lvlJc w:val="left"/>
+      <w:pPr>
+        <w:ind w:left="6480" w:hanging="360"/>
+      </w:pPr>
+    </w:lvl>
+  </w:abstractNum>
   <w:abstractNum w:abstractNumId="20" w15:restartNumberingAfterBreak="0">
-    <w:nsid w:val="7D446AA2"/>
+    <w:nsid w:val="7BAC4A74"/>
     <w:multiLevelType w:val="hybridMultilevel"/>
-    <w:tmpl w:val="35F43652"/>
-    <w:lvl w:ilvl="0" w:tplc="57F8252E">
+    <w:tmpl w:val="2F6E1A62"/>
+    <w:lvl w:ilvl="0" w:tplc="A7947622">
       <w:start w:val="1"/>
       <w:numFmt w:val="decimal"/>
       <w:lvlText w:val="%1."/>
@@ -39820,52 +39820,52 @@
         <w:color w:val="A67C27"/>
       </w:rPr>
     </w:lvl>
-    <w:lvl w:ilvl="1" w:tplc="A82297CE">
+    <w:lvl w:ilvl="1" w:tplc="7662F328">
       <w:numFmt w:val="decimal"/>
       <w:lvlText w:val=""/>
       <w:lvlJc w:val="left"/>
     </w:lvl>
-    <w:lvl w:ilvl="2" w:tplc="35BA6752">
+    <w:lvl w:ilvl="2" w:tplc="EAFE97F0">
       <w:numFmt w:val="decimal"/>
       <w:lvlText w:val=""/>
       <w:lvlJc w:val="left"/>
     </w:lvl>
-    <w:lvl w:ilvl="3" w:tplc="44D031F8">
+    <w:lvl w:ilvl="3" w:tplc="671C2EDA">
       <w:numFmt w:val="decimal"/>
       <w:lvlText w:val=""/>
       <w:lvlJc w:val="left"/>
     </w:lvl>
-    <w:lvl w:ilvl="4" w:tplc="68445EFA">
+    <w:lvl w:ilvl="4" w:tplc="DC263950">
       <w:numFmt w:val="decimal"/>
       <w:lvlText w:val=""/>
       <w:lvlJc w:val="left"/>
     </w:lvl>
-    <w:lvl w:ilvl="5" w:tplc="21D42FCA">
+    <w:lvl w:ilvl="5" w:tplc="18E0909E">
       <w:numFmt w:val="decimal"/>
       <w:lvlText w:val=""/>
       <w:lvlJc w:val="left"/>
     </w:lvl>
-    <w:lvl w:ilvl="6" w:tplc="A6185770">
+    <w:lvl w:ilvl="6" w:tplc="651695F2">
       <w:numFmt w:val="decimal"/>
       <w:lvlText w:val=""/>
       <w:lvlJc w:val="left"/>
     </w:lvl>
-    <w:lvl w:ilvl="7" w:tplc="C6C4E992">
+    <w:lvl w:ilvl="7" w:tplc="FAA8C090">
       <w:numFmt w:val="decimal"/>
       <w:lvlText w:val=""/>
       <w:lvlJc w:val="left"/>
     </w:lvl>
-    <w:lvl w:ilvl="8" w:tplc="42F2BB18">
+    <w:lvl w:ilvl="8" w:tplc="F154D332">
       <w:numFmt w:val="decimal"/>
       <w:lvlText w:val=""/>
       <w:lvlJc w:val="left"/>
     </w:lvl>
   </w:abstractNum>
   <w:abstractNum w:abstractNumId="21" w15:restartNumberingAfterBreak="0">
-    <w:nsid w:val="7D4D4A47"/>
+    <w:nsid w:val="7C8C6C8F"/>
     <w:multiLevelType w:val="hybridMultilevel"/>
-    <w:tmpl w:val="BA48D906"/>
-    <w:lvl w:ilvl="0" w:tplc="68BE9C52">
+    <w:tmpl w:val="EBDCE490"/>
+    <w:lvl w:ilvl="0" w:tplc="2A8A344E">
       <w:start w:val="1"/>
       <w:numFmt w:val="decimal"/>
       <w:lvlText w:val="%1."/>
@@ -39879,52 +39879,52 @@
         <w:color w:val="A67C27"/>
       </w:rPr>
     </w:lvl>
-    <w:lvl w:ilvl="1" w:tplc="92124712">
+    <w:lvl w:ilvl="1" w:tplc="0B3C3D74">
       <w:numFmt w:val="decimal"/>
       <w:lvlText w:val=""/>
       <w:lvlJc w:val="left"/>
     </w:lvl>
-    <w:lvl w:ilvl="2" w:tplc="CA549020">
+    <w:lvl w:ilvl="2" w:tplc="1544138C">
       <w:numFmt w:val="decimal"/>
       <w:lvlText w:val=""/>
       <w:lvlJc w:val="left"/>
     </w:lvl>
-    <w:lvl w:ilvl="3" w:tplc="8B908F8C">
+    <w:lvl w:ilvl="3" w:tplc="23049560">
       <w:numFmt w:val="decimal"/>
       <w:lvlText w:val=""/>
       <w:lvlJc w:val="left"/>
     </w:lvl>
-    <w:lvl w:ilvl="4" w:tplc="66740E5A">
+    <w:lvl w:ilvl="4" w:tplc="E99EDB32">
       <w:numFmt w:val="decimal"/>
       <w:lvlText w:val=""/>
       <w:lvlJc w:val="left"/>
     </w:lvl>
-    <w:lvl w:ilvl="5" w:tplc="EB4A1D02">
+    <w:lvl w:ilvl="5" w:tplc="909AD0BC">
       <w:numFmt w:val="decimal"/>
       <w:lvlText w:val=""/>
       <w:lvlJc w:val="left"/>
     </w:lvl>
-    <w:lvl w:ilvl="6" w:tplc="3FB09D44">
+    <w:lvl w:ilvl="6" w:tplc="790C4D1E">
       <w:numFmt w:val="decimal"/>
       <w:lvlText w:val=""/>
       <w:lvlJc w:val="left"/>
     </w:lvl>
-    <w:lvl w:ilvl="7" w:tplc="C7547D8A">
+    <w:lvl w:ilvl="7" w:tplc="10529034">
       <w:numFmt w:val="decimal"/>
       <w:lvlText w:val=""/>
       <w:lvlJc w:val="left"/>
     </w:lvl>
-    <w:lvl w:ilvl="8" w:tplc="ACB4F89C">
+    <w:lvl w:ilvl="8" w:tplc="BBA05E2E">
       <w:numFmt w:val="decimal"/>
       <w:lvlText w:val=""/>
       <w:lvlJc w:val="left"/>
     </w:lvl>
   </w:abstractNum>
   <w:abstractNum w:abstractNumId="22" w15:restartNumberingAfterBreak="0">
-    <w:nsid w:val="7F384F29"/>
+    <w:nsid w:val="7D0750E0"/>
     <w:multiLevelType w:val="hybridMultilevel"/>
-    <w:tmpl w:val="2F1CB962"/>
-    <w:lvl w:ilvl="0" w:tplc="88FA7C0E">
+    <w:tmpl w:val="AB845FBC"/>
+    <w:lvl w:ilvl="0" w:tplc="0E4E1EC6">
       <w:start w:val="1"/>
       <w:numFmt w:val="decimal"/>
       <w:lvlText w:val="%1."/>
@@ -39938,181 +39938,181 @@
         <w:color w:val="A67C27"/>
       </w:rPr>
     </w:lvl>
-    <w:lvl w:ilvl="1" w:tplc="9DD8E0A0">
+    <w:lvl w:ilvl="1" w:tplc="03CAB0B8">
       <w:numFmt w:val="decimal"/>
       <w:lvlText w:val=""/>
       <w:lvlJc w:val="left"/>
     </w:lvl>
-    <w:lvl w:ilvl="2" w:tplc="0FC0B3FE">
+    <w:lvl w:ilvl="2" w:tplc="F5E4C2F8">
       <w:numFmt w:val="decimal"/>
       <w:lvlText w:val=""/>
       <w:lvlJc w:val="left"/>
     </w:lvl>
-    <w:lvl w:ilvl="3" w:tplc="A488A5C2">
+    <w:lvl w:ilvl="3" w:tplc="160E8140">
       <w:numFmt w:val="decimal"/>
       <w:lvlText w:val=""/>
       <w:lvlJc w:val="left"/>
     </w:lvl>
-    <w:lvl w:ilvl="4" w:tplc="9C141C9E">
+    <w:lvl w:ilvl="4" w:tplc="131C6A00">
       <w:numFmt w:val="decimal"/>
       <w:lvlText w:val=""/>
       <w:lvlJc w:val="left"/>
     </w:lvl>
-    <w:lvl w:ilvl="5" w:tplc="26FAABBA">
+    <w:lvl w:ilvl="5" w:tplc="22C41278">
       <w:numFmt w:val="decimal"/>
       <w:lvlText w:val=""/>
       <w:lvlJc w:val="left"/>
     </w:lvl>
-    <w:lvl w:ilvl="6" w:tplc="833ABBC4">
+    <w:lvl w:ilvl="6" w:tplc="F9A82F84">
       <w:numFmt w:val="decimal"/>
       <w:lvlText w:val=""/>
       <w:lvlJc w:val="left"/>
     </w:lvl>
-    <w:lvl w:ilvl="7" w:tplc="E1D68BFE">
+    <w:lvl w:ilvl="7" w:tplc="399457AA">
       <w:numFmt w:val="decimal"/>
       <w:lvlText w:val=""/>
       <w:lvlJc w:val="left"/>
     </w:lvl>
-    <w:lvl w:ilvl="8" w:tplc="F1FE3C34">
+    <w:lvl w:ilvl="8" w:tplc="94B0CF26">
       <w:numFmt w:val="decimal"/>
       <w:lvlText w:val=""/>
       <w:lvlJc w:val="left"/>
     </w:lvl>
   </w:abstractNum>
-  <w:num w:numId="1" w16cid:durableId="1196964284">
+  <w:num w:numId="1" w16cid:durableId="1303341975">
+    <w:abstractNumId w:val="19"/>
+    <w:lvlOverride w:ilvl="0">
+      <w:startOverride w:val="1"/>
+    </w:lvlOverride>
+  </w:num>
+  <w:num w:numId="2" w16cid:durableId="1747149590">
+    <w:abstractNumId w:val="13"/>
+    <w:lvlOverride w:ilvl="0">
+      <w:startOverride w:val="1"/>
+    </w:lvlOverride>
+  </w:num>
+  <w:num w:numId="3" w16cid:durableId="1878274665">
+    <w:abstractNumId w:val="9"/>
+    <w:lvlOverride w:ilvl="0">
+      <w:startOverride w:val="1"/>
+    </w:lvlOverride>
+  </w:num>
+  <w:num w:numId="4" w16cid:durableId="162476808">
+    <w:abstractNumId w:val="11"/>
+    <w:lvlOverride w:ilvl="0">
+      <w:startOverride w:val="1"/>
+    </w:lvlOverride>
+  </w:num>
+  <w:num w:numId="5" w16cid:durableId="604311525">
+    <w:abstractNumId w:val="20"/>
+    <w:lvlOverride w:ilvl="0">
+      <w:startOverride w:val="1"/>
+    </w:lvlOverride>
+  </w:num>
+  <w:num w:numId="6" w16cid:durableId="1601066599">
+    <w:abstractNumId w:val="15"/>
+    <w:lvlOverride w:ilvl="0">
+      <w:startOverride w:val="1"/>
+    </w:lvlOverride>
+  </w:num>
+  <w:num w:numId="7" w16cid:durableId="1405562953">
+    <w:abstractNumId w:val="1"/>
+    <w:lvlOverride w:ilvl="0">
+      <w:startOverride w:val="1"/>
+    </w:lvlOverride>
+  </w:num>
+  <w:num w:numId="8" w16cid:durableId="1361200227">
+    <w:abstractNumId w:val="7"/>
+    <w:lvlOverride w:ilvl="0">
+      <w:startOverride w:val="1"/>
+    </w:lvlOverride>
+  </w:num>
+  <w:num w:numId="9" w16cid:durableId="1441415539">
+    <w:abstractNumId w:val="21"/>
+    <w:lvlOverride w:ilvl="0">
+      <w:startOverride w:val="1"/>
+    </w:lvlOverride>
+  </w:num>
+  <w:num w:numId="10" w16cid:durableId="868445196">
+    <w:abstractNumId w:val="2"/>
+    <w:lvlOverride w:ilvl="0">
+      <w:startOverride w:val="1"/>
+    </w:lvlOverride>
+  </w:num>
+  <w:num w:numId="11" w16cid:durableId="628629350">
+    <w:abstractNumId w:val="22"/>
+    <w:lvlOverride w:ilvl="0">
+      <w:startOverride w:val="1"/>
+    </w:lvlOverride>
+  </w:num>
+  <w:num w:numId="12" w16cid:durableId="1088503851">
+    <w:abstractNumId w:val="10"/>
+    <w:lvlOverride w:ilvl="0">
+      <w:startOverride w:val="1"/>
+    </w:lvlOverride>
+  </w:num>
+  <w:num w:numId="13" w16cid:durableId="648169630">
+    <w:abstractNumId w:val="4"/>
+    <w:lvlOverride w:ilvl="0">
+      <w:startOverride w:val="1"/>
+    </w:lvlOverride>
+  </w:num>
+  <w:num w:numId="14" w16cid:durableId="338042630">
+    <w:abstractNumId w:val="5"/>
+    <w:lvlOverride w:ilvl="0">
+      <w:startOverride w:val="1"/>
+    </w:lvlOverride>
+  </w:num>
+  <w:num w:numId="15" w16cid:durableId="2076200751">
+    <w:abstractNumId w:val="16"/>
+    <w:lvlOverride w:ilvl="0">
+      <w:startOverride w:val="1"/>
+    </w:lvlOverride>
+  </w:num>
+  <w:num w:numId="16" w16cid:durableId="614870209">
+    <w:abstractNumId w:val="14"/>
+    <w:lvlOverride w:ilvl="0">
+      <w:startOverride w:val="1"/>
+    </w:lvlOverride>
+  </w:num>
+  <w:num w:numId="17" w16cid:durableId="479032806">
+    <w:abstractNumId w:val="12"/>
+    <w:lvlOverride w:ilvl="0">
+      <w:startOverride w:val="1"/>
+    </w:lvlOverride>
+  </w:num>
+  <w:num w:numId="18" w16cid:durableId="781270044">
+    <w:abstractNumId w:val="18"/>
+    <w:lvlOverride w:ilvl="0">
+      <w:startOverride w:val="1"/>
+    </w:lvlOverride>
+  </w:num>
+  <w:num w:numId="19" w16cid:durableId="151678989">
+    <w:abstractNumId w:val="6"/>
+    <w:lvlOverride w:ilvl="0">
+      <w:startOverride w:val="1"/>
+    </w:lvlOverride>
+  </w:num>
+  <w:num w:numId="20" w16cid:durableId="1647054760">
+    <w:abstractNumId w:val="0"/>
+    <w:lvlOverride w:ilvl="0">
+      <w:startOverride w:val="1"/>
+    </w:lvlOverride>
+  </w:num>
+  <w:num w:numId="21" w16cid:durableId="1405644868">
+    <w:abstractNumId w:val="3"/>
+    <w:lvlOverride w:ilvl="0">
+      <w:startOverride w:val="1"/>
+    </w:lvlOverride>
+  </w:num>
+  <w:num w:numId="22" w16cid:durableId="332533667">
     <w:abstractNumId w:val="17"/>
     <w:lvlOverride w:ilvl="0">
       <w:startOverride w:val="1"/>
     </w:lvlOverride>
   </w:num>
-  <w:num w:numId="2" w16cid:durableId="1914391287">
+  <w:num w:numId="23" w16cid:durableId="1906915819">
     <w:abstractNumId w:val="8"/>
-    <w:lvlOverride w:ilvl="0">
-      <w:startOverride w:val="1"/>
-    </w:lvlOverride>
-  </w:num>
-  <w:num w:numId="3" w16cid:durableId="523789774">
-    <w:abstractNumId w:val="18"/>
-    <w:lvlOverride w:ilvl="0">
-      <w:startOverride w:val="1"/>
-    </w:lvlOverride>
-  </w:num>
-  <w:num w:numId="4" w16cid:durableId="501362020">
-    <w:abstractNumId w:val="15"/>
-    <w:lvlOverride w:ilvl="0">
-      <w:startOverride w:val="1"/>
-    </w:lvlOverride>
-  </w:num>
-  <w:num w:numId="5" w16cid:durableId="238053441">
-    <w:abstractNumId w:val="22"/>
-    <w:lvlOverride w:ilvl="0">
-      <w:startOverride w:val="1"/>
-    </w:lvlOverride>
-  </w:num>
-  <w:num w:numId="6" w16cid:durableId="65955037">
-    <w:abstractNumId w:val="6"/>
-    <w:lvlOverride w:ilvl="0">
-      <w:startOverride w:val="1"/>
-    </w:lvlOverride>
-  </w:num>
-  <w:num w:numId="7" w16cid:durableId="1199197313">
-    <w:abstractNumId w:val="9"/>
-    <w:lvlOverride w:ilvl="0">
-      <w:startOverride w:val="1"/>
-    </w:lvlOverride>
-  </w:num>
-  <w:num w:numId="8" w16cid:durableId="1776442788">
-    <w:abstractNumId w:val="21"/>
-    <w:lvlOverride w:ilvl="0">
-      <w:startOverride w:val="1"/>
-    </w:lvlOverride>
-  </w:num>
-  <w:num w:numId="9" w16cid:durableId="1164511858">
-    <w:abstractNumId w:val="0"/>
-    <w:lvlOverride w:ilvl="0">
-      <w:startOverride w:val="1"/>
-    </w:lvlOverride>
-  </w:num>
-  <w:num w:numId="10" w16cid:durableId="1679427135">
-    <w:abstractNumId w:val="4"/>
-    <w:lvlOverride w:ilvl="0">
-      <w:startOverride w:val="1"/>
-    </w:lvlOverride>
-  </w:num>
-  <w:num w:numId="11" w16cid:durableId="1806660507">
-    <w:abstractNumId w:val="16"/>
-    <w:lvlOverride w:ilvl="0">
-      <w:startOverride w:val="1"/>
-    </w:lvlOverride>
-  </w:num>
-  <w:num w:numId="12" w16cid:durableId="939992365">
-    <w:abstractNumId w:val="19"/>
-    <w:lvlOverride w:ilvl="0">
-      <w:startOverride w:val="1"/>
-    </w:lvlOverride>
-  </w:num>
-  <w:num w:numId="13" w16cid:durableId="1980110642">
-    <w:abstractNumId w:val="2"/>
-    <w:lvlOverride w:ilvl="0">
-      <w:startOverride w:val="1"/>
-    </w:lvlOverride>
-  </w:num>
-  <w:num w:numId="14" w16cid:durableId="2087609650">
-    <w:abstractNumId w:val="10"/>
-    <w:lvlOverride w:ilvl="0">
-      <w:startOverride w:val="1"/>
-    </w:lvlOverride>
-  </w:num>
-  <w:num w:numId="15" w16cid:durableId="244845745">
-    <w:abstractNumId w:val="1"/>
-    <w:lvlOverride w:ilvl="0">
-      <w:startOverride w:val="1"/>
-    </w:lvlOverride>
-  </w:num>
-  <w:num w:numId="16" w16cid:durableId="936837995">
-    <w:abstractNumId w:val="5"/>
-    <w:lvlOverride w:ilvl="0">
-      <w:startOverride w:val="1"/>
-    </w:lvlOverride>
-  </w:num>
-  <w:num w:numId="17" w16cid:durableId="1953239803">
-    <w:abstractNumId w:val="20"/>
-    <w:lvlOverride w:ilvl="0">
-      <w:startOverride w:val="1"/>
-    </w:lvlOverride>
-  </w:num>
-  <w:num w:numId="18" w16cid:durableId="394552665">
-    <w:abstractNumId w:val="12"/>
-    <w:lvlOverride w:ilvl="0">
-      <w:startOverride w:val="1"/>
-    </w:lvlOverride>
-  </w:num>
-  <w:num w:numId="19" w16cid:durableId="1344748576">
-    <w:abstractNumId w:val="11"/>
-    <w:lvlOverride w:ilvl="0">
-      <w:startOverride w:val="1"/>
-    </w:lvlOverride>
-  </w:num>
-  <w:num w:numId="20" w16cid:durableId="291327396">
-    <w:abstractNumId w:val="7"/>
-    <w:lvlOverride w:ilvl="0">
-      <w:startOverride w:val="1"/>
-    </w:lvlOverride>
-  </w:num>
-  <w:num w:numId="21" w16cid:durableId="1128813010">
-    <w:abstractNumId w:val="13"/>
-    <w:lvlOverride w:ilvl="0">
-      <w:startOverride w:val="1"/>
-    </w:lvlOverride>
-  </w:num>
-  <w:num w:numId="22" w16cid:durableId="618028828">
-    <w:abstractNumId w:val="14"/>
-    <w:lvlOverride w:ilvl="0">
-      <w:startOverride w:val="1"/>
-    </w:lvlOverride>
-  </w:num>
-  <w:num w:numId="23" w16cid:durableId="1059938388">
-    <w:abstractNumId w:val="3"/>
     <w:lvlOverride w:ilvl="0">
       <w:startOverride w:val="1"/>
     </w:lvlOverride>
@@ -40737,7 +40737,7 @@
     <w:autoRedefine/>
     <w:uiPriority w:val="39"/>
     <w:unhideWhenUsed/>
-    <w:rsid w:val="002A569C"/>
+    <w:rsid w:val="00C61CCB"/>
     <w:pPr>
       <w:spacing w:after="100"/>
     </w:pPr>
@@ -40749,7 +40749,7 @@
     <w:autoRedefine/>
     <w:uiPriority w:val="39"/>
     <w:unhideWhenUsed/>
-    <w:rsid w:val="002A569C"/>
+    <w:rsid w:val="00C61CCB"/>
     <w:pPr>
       <w:spacing w:after="100"/>
       <w:ind w:left="210"/>

--- a/docs/manuals/Role_Guide_1_PI_Admin.docx
+++ b/docs/manuals/Role_Guide_1_PI_Admin.docx
@@ -469,7 +469,7 @@
                 <w:sz w:val="19"/>
                 <w:szCs w:val="19"/>
               </w:rPr>
-              <w:t>Version 1.12 · 28 September 2026</w:t>
+              <w:t>Version 1.13 · 1 October 2026</w:t>
             </w:r>
           </w:p>
         </w:tc>
@@ -538,7 +538,7 @@
     <w:sdt>
       <w:sdtPr>
         <w:alias w:val="Contents"/>
-        <w:id w:val="-1941376497"/>
+        <w:id w:val="-1916164205"/>
       </w:sdtPr>
       <w:sdtEndPr/>
       <w:sdtContent>
@@ -567,7 +567,7 @@
           <w:r>
             <w:fldChar w:fldCharType="separate"/>
           </w:r>
-          <w:hyperlink w:anchor="_Toc241492151" w:history="1">
+          <w:hyperlink w:anchor="_Toc241726536" w:history="1">
             <w:r>
               <w:rPr>
                 <w:rStyle w:val="Hyperlink"/>
@@ -591,7 +591,7 @@
               <w:rPr>
                 <w:noProof/>
               </w:rPr>
-              <w:instrText xml:space="preserve"> PAGEREF _Toc241492151 \h </w:instrText>
+              <w:instrText xml:space="preserve"> PAGEREF _Toc241726536 \h </w:instrText>
             </w:r>
             <w:r>
               <w:rPr>
@@ -634,7 +634,7 @@
               <w14:ligatures w14:val="standardContextual"/>
             </w:rPr>
           </w:pPr>
-          <w:hyperlink w:anchor="_Toc241492152" w:history="1">
+          <w:hyperlink w:anchor="_Toc241726537" w:history="1">
             <w:r>
               <w:rPr>
                 <w:rStyle w:val="Hyperlink"/>
@@ -658,7 +658,7 @@
               <w:rPr>
                 <w:noProof/>
               </w:rPr>
-              <w:instrText xml:space="preserve"> PAGEREF _Toc241492152 \h </w:instrText>
+              <w:instrText xml:space="preserve"> PAGEREF _Toc241726537 \h </w:instrText>
             </w:r>
             <w:r>
               <w:rPr>
@@ -701,7 +701,7 @@
               <w14:ligatures w14:val="standardContextual"/>
             </w:rPr>
           </w:pPr>
-          <w:hyperlink w:anchor="_Toc241492153" w:history="1">
+          <w:hyperlink w:anchor="_Toc241726538" w:history="1">
             <w:r>
               <w:rPr>
                 <w:rStyle w:val="Hyperlink"/>
@@ -725,7 +725,7 @@
               <w:rPr>
                 <w:noProof/>
               </w:rPr>
-              <w:instrText xml:space="preserve"> PAGEREF _Toc241492153 \h </w:instrText>
+              <w:instrText xml:space="preserve"> PAGEREF _Toc241726538 \h </w:instrText>
             </w:r>
             <w:r>
               <w:rPr>
@@ -768,7 +768,7 @@
               <w14:ligatures w14:val="standardContextual"/>
             </w:rPr>
           </w:pPr>
-          <w:hyperlink w:anchor="_Toc241492154" w:history="1">
+          <w:hyperlink w:anchor="_Toc241726539" w:history="1">
             <w:r>
               <w:rPr>
                 <w:rStyle w:val="Hyperlink"/>
@@ -792,7 +792,7 @@
               <w:rPr>
                 <w:noProof/>
               </w:rPr>
-              <w:instrText xml:space="preserve"> PAGEREF _Toc241492154 \h </w:instrText>
+              <w:instrText xml:space="preserve"> PAGEREF _Toc241726539 \h </w:instrText>
             </w:r>
             <w:r>
               <w:rPr>
@@ -835,7 +835,7 @@
               <w14:ligatures w14:val="standardContextual"/>
             </w:rPr>
           </w:pPr>
-          <w:hyperlink w:anchor="_Toc241492155" w:history="1">
+          <w:hyperlink w:anchor="_Toc241726540" w:history="1">
             <w:r>
               <w:rPr>
                 <w:rStyle w:val="Hyperlink"/>
@@ -859,7 +859,7 @@
               <w:rPr>
                 <w:noProof/>
               </w:rPr>
-              <w:instrText xml:space="preserve"> PAGEREF _Toc241492155 \h </w:instrText>
+              <w:instrText xml:space="preserve"> PAGEREF _Toc241726540 \h </w:instrText>
             </w:r>
             <w:r>
               <w:rPr>
@@ -902,7 +902,7 @@
               <w14:ligatures w14:val="standardContextual"/>
             </w:rPr>
           </w:pPr>
-          <w:hyperlink w:anchor="_Toc241492156" w:history="1">
+          <w:hyperlink w:anchor="_Toc241726541" w:history="1">
             <w:r>
               <w:rPr>
                 <w:rStyle w:val="Hyperlink"/>
@@ -926,7 +926,7 @@
               <w:rPr>
                 <w:noProof/>
               </w:rPr>
-              <w:instrText xml:space="preserve"> PAGEREF _Toc241492156 \h </w:instrText>
+              <w:instrText xml:space="preserve"> PAGEREF _Toc241726541 \h </w:instrText>
             </w:r>
             <w:r>
               <w:rPr>
@@ -969,7 +969,7 @@
               <w14:ligatures w14:val="standardContextual"/>
             </w:rPr>
           </w:pPr>
-          <w:hyperlink w:anchor="_Toc241492157" w:history="1">
+          <w:hyperlink w:anchor="_Toc241726542" w:history="1">
             <w:r>
               <w:rPr>
                 <w:rStyle w:val="Hyperlink"/>
@@ -993,7 +993,7 @@
               <w:rPr>
                 <w:noProof/>
               </w:rPr>
-              <w:instrText xml:space="preserve"> PAGEREF _Toc241492157 \h </w:instrText>
+              <w:instrText xml:space="preserve"> PAGEREF _Toc241726542 \h </w:instrText>
             </w:r>
             <w:r>
               <w:rPr>
@@ -1036,7 +1036,7 @@
               <w14:ligatures w14:val="standardContextual"/>
             </w:rPr>
           </w:pPr>
-          <w:hyperlink w:anchor="_Toc241492158" w:history="1">
+          <w:hyperlink w:anchor="_Toc241726543" w:history="1">
             <w:r>
               <w:rPr>
                 <w:rStyle w:val="Hyperlink"/>
@@ -1060,7 +1060,7 @@
               <w:rPr>
                 <w:noProof/>
               </w:rPr>
-              <w:instrText xml:space="preserve"> PAGEREF _Toc241492158 \h </w:instrText>
+              <w:instrText xml:space="preserve"> PAGEREF _Toc241726543 \h </w:instrText>
             </w:r>
             <w:r>
               <w:rPr>
@@ -1103,7 +1103,7 @@
               <w14:ligatures w14:val="standardContextual"/>
             </w:rPr>
           </w:pPr>
-          <w:hyperlink w:anchor="_Toc241492159" w:history="1">
+          <w:hyperlink w:anchor="_Toc241726544" w:history="1">
             <w:r>
               <w:rPr>
                 <w:rStyle w:val="Hyperlink"/>
@@ -1127,7 +1127,7 @@
               <w:rPr>
                 <w:noProof/>
               </w:rPr>
-              <w:instrText xml:space="preserve"> PAGEREF _Toc241492159 \h </w:instrText>
+              <w:instrText xml:space="preserve"> PAGEREF _Toc241726544 \h </w:instrText>
             </w:r>
             <w:r>
               <w:rPr>
@@ -1170,7 +1170,7 @@
               <w14:ligatures w14:val="standardContextual"/>
             </w:rPr>
           </w:pPr>
-          <w:hyperlink w:anchor="_Toc241492160" w:history="1">
+          <w:hyperlink w:anchor="_Toc241726545" w:history="1">
             <w:r>
               <w:rPr>
                 <w:rStyle w:val="Hyperlink"/>
@@ -1194,7 +1194,7 @@
               <w:rPr>
                 <w:noProof/>
               </w:rPr>
-              <w:instrText xml:space="preserve"> PAGEREF _Toc241492160 \h </w:instrText>
+              <w:instrText xml:space="preserve"> PAGEREF _Toc241726545 \h </w:instrText>
             </w:r>
             <w:r>
               <w:rPr>
@@ -1237,7 +1237,7 @@
               <w14:ligatures w14:val="standardContextual"/>
             </w:rPr>
           </w:pPr>
-          <w:hyperlink w:anchor="_Toc241492161" w:history="1">
+          <w:hyperlink w:anchor="_Toc241726546" w:history="1">
             <w:r>
               <w:rPr>
                 <w:rStyle w:val="Hyperlink"/>
@@ -1261,7 +1261,7 @@
               <w:rPr>
                 <w:noProof/>
               </w:rPr>
-              <w:instrText xml:space="preserve"> PAGEREF _Toc241492161 \h </w:instrText>
+              <w:instrText xml:space="preserve"> PAGEREF _Toc241726546 \h </w:instrText>
             </w:r>
             <w:r>
               <w:rPr>
@@ -1304,7 +1304,7 @@
               <w14:ligatures w14:val="standardContextual"/>
             </w:rPr>
           </w:pPr>
-          <w:hyperlink w:anchor="_Toc241492162" w:history="1">
+          <w:hyperlink w:anchor="_Toc241726547" w:history="1">
             <w:r>
               <w:rPr>
                 <w:rStyle w:val="Hyperlink"/>
@@ -1328,7 +1328,7 @@
               <w:rPr>
                 <w:noProof/>
               </w:rPr>
-              <w:instrText xml:space="preserve"> PAGEREF _Toc241492162 \h </w:instrText>
+              <w:instrText xml:space="preserve"> PAGEREF _Toc241726547 \h </w:instrText>
             </w:r>
             <w:r>
               <w:rPr>
@@ -1371,7 +1371,7 @@
               <w14:ligatures w14:val="standardContextual"/>
             </w:rPr>
           </w:pPr>
-          <w:hyperlink w:anchor="_Toc241492163" w:history="1">
+          <w:hyperlink w:anchor="_Toc241726548" w:history="1">
             <w:r>
               <w:rPr>
                 <w:rStyle w:val="Hyperlink"/>
@@ -1395,7 +1395,7 @@
               <w:rPr>
                 <w:noProof/>
               </w:rPr>
-              <w:instrText xml:space="preserve"> PAGEREF _Toc241492163 \h </w:instrText>
+              <w:instrText xml:space="preserve"> PAGEREF _Toc241726548 \h </w:instrText>
             </w:r>
             <w:r>
               <w:rPr>
@@ -1438,7 +1438,7 @@
               <w14:ligatures w14:val="standardContextual"/>
             </w:rPr>
           </w:pPr>
-          <w:hyperlink w:anchor="_Toc241492164" w:history="1">
+          <w:hyperlink w:anchor="_Toc241726549" w:history="1">
             <w:r>
               <w:rPr>
                 <w:rStyle w:val="Hyperlink"/>
@@ -1462,7 +1462,7 @@
               <w:rPr>
                 <w:noProof/>
               </w:rPr>
-              <w:instrText xml:space="preserve"> PAGEREF _Toc241492164 \h </w:instrText>
+              <w:instrText xml:space="preserve"> PAGEREF _Toc241726549 \h </w:instrText>
             </w:r>
             <w:r>
               <w:rPr>
@@ -1505,7 +1505,7 @@
               <w14:ligatures w14:val="standardContextual"/>
             </w:rPr>
           </w:pPr>
-          <w:hyperlink w:anchor="_Toc241492165" w:history="1">
+          <w:hyperlink w:anchor="_Toc241726550" w:history="1">
             <w:r>
               <w:rPr>
                 <w:rStyle w:val="Hyperlink"/>
@@ -1529,7 +1529,7 @@
               <w:rPr>
                 <w:noProof/>
               </w:rPr>
-              <w:instrText xml:space="preserve"> PAGEREF _Toc241492165 \h </w:instrText>
+              <w:instrText xml:space="preserve"> PAGEREF _Toc241726550 \h </w:instrText>
             </w:r>
             <w:r>
               <w:rPr>
@@ -1572,7 +1572,7 @@
               <w14:ligatures w14:val="standardContextual"/>
             </w:rPr>
           </w:pPr>
-          <w:hyperlink w:anchor="_Toc241492166" w:history="1">
+          <w:hyperlink w:anchor="_Toc241726551" w:history="1">
             <w:r>
               <w:rPr>
                 <w:rStyle w:val="Hyperlink"/>
@@ -1596,7 +1596,7 @@
               <w:rPr>
                 <w:noProof/>
               </w:rPr>
-              <w:instrText xml:space="preserve"> PAGEREF _Toc241492166 \h </w:instrText>
+              <w:instrText xml:space="preserve"> PAGEREF _Toc241726551 \h </w:instrText>
             </w:r>
             <w:r>
               <w:rPr>
@@ -1639,13 +1639,13 @@
               <w14:ligatures w14:val="standardContextual"/>
             </w:rPr>
           </w:pPr>
-          <w:hyperlink w:anchor="_Toc241492167" w:history="1">
+          <w:hyperlink w:anchor="_Toc241726552" w:history="1">
             <w:r>
               <w:rPr>
                 <w:rStyle w:val="Hyperlink"/>
                 <w:noProof/>
               </w:rPr>
-              <w:t>4.9 Recording a withdrawal</w:t>
+              <w:t>4.9 Publishing a Research Clearance document</w:t>
             </w:r>
             <w:r>
               <w:rPr>
@@ -1663,7 +1663,7 @@
               <w:rPr>
                 <w:noProof/>
               </w:rPr>
-              <w:instrText xml:space="preserve"> PAGEREF _Toc241492167 \h </w:instrText>
+              <w:instrText xml:space="preserve"> PAGEREF _Toc241726552 \h </w:instrText>
             </w:r>
             <w:r>
               <w:rPr>
@@ -1706,13 +1706,13 @@
               <w14:ligatures w14:val="standardContextual"/>
             </w:rPr>
           </w:pPr>
-          <w:hyperlink w:anchor="_Toc241492168" w:history="1">
+          <w:hyperlink w:anchor="_Toc241726553" w:history="1">
             <w:r>
               <w:rPr>
                 <w:rStyle w:val="Hyperlink"/>
                 <w:noProof/>
               </w:rPr>
-              <w:t>4.10 Activating a Reserve case</w:t>
+              <w:t>4.10 Recording a withdrawal</w:t>
             </w:r>
             <w:r>
               <w:rPr>
@@ -1730,7 +1730,7 @@
               <w:rPr>
                 <w:noProof/>
               </w:rPr>
-              <w:instrText xml:space="preserve"> PAGEREF _Toc241492168 \h </w:instrText>
+              <w:instrText xml:space="preserve"> PAGEREF _Toc241726553 \h </w:instrText>
             </w:r>
             <w:r>
               <w:rPr>
@@ -1773,13 +1773,13 @@
               <w14:ligatures w14:val="standardContextual"/>
             </w:rPr>
           </w:pPr>
-          <w:hyperlink w:anchor="_Toc241492169" w:history="1">
+          <w:hyperlink w:anchor="_Toc241726554" w:history="1">
             <w:r>
               <w:rPr>
                 <w:rStyle w:val="Hyperlink"/>
                 <w:noProof/>
               </w:rPr>
-              <w:t>4.11 Building a pre-interview profile (PROIT), with AI research</w:t>
+              <w:t>4.11 Activating a Reserve case</w:t>
             </w:r>
             <w:r>
               <w:rPr>
@@ -1797,7 +1797,7 @@
               <w:rPr>
                 <w:noProof/>
               </w:rPr>
-              <w:instrText xml:space="preserve"> PAGEREF _Toc241492169 \h </w:instrText>
+              <w:instrText xml:space="preserve"> PAGEREF _Toc241726554 \h </w:instrText>
             </w:r>
             <w:r>
               <w:rPr>
@@ -1840,13 +1840,13 @@
               <w14:ligatures w14:val="standardContextual"/>
             </w:rPr>
           </w:pPr>